--- a/Documentation/Official Documentation/Brugervejledning for IBOS Nodelæser version 4.0.0.0.docx
+++ b/Documentation/Official Documentation/Brugervejledning for IBOS Nodelæser version 4.0.0.0.docx
@@ -22,6 +22,41 @@
     <w:p>
       <w:pPr>
         <w:pStyle w:val="Titel"/>
+        <w:rPr/>
+      </w:pPr>
+      <w:r>
+        <w:rPr>
+          <w:rFonts w:eastAsia="Verdana" w:cs="Verdana" w:ascii="Verdana" w:hAnsi="Verdana"/>
+          <w:sz w:val="48"/>
+        </w:rPr>
+        <w:t xml:space="preserve"> </w:t>
+      </w:r>
+      <w:r>
+        <w:rPr>
+          <w:rFonts w:cs="Verdana" w:ascii="Verdana" w:hAnsi="Verdana"/>
+          <w:sz w:val="48"/>
+        </w:rPr>
+        <w:t xml:space="preserve">IBOS Nodelæser version </w:t>
+      </w:r>
+      <w:r>
+        <w:rPr>
+          <w:rFonts w:cs="Verdana" w:ascii="Verdana" w:hAnsi="Verdana"/>
+          <w:color w:val="C9211E"/>
+          <w:sz w:val="48"/>
+        </w:rPr>
+        <w:t>4</w:t>
+      </w:r>
+      <w:r>
+        <w:rPr>
+          <w:rFonts w:cs="Verdana" w:ascii="Verdana" w:hAnsi="Verdana"/>
+          <w:sz w:val="48"/>
+        </w:rPr>
+        <w:t>.0.0.0</w:t>
+      </w:r>
+    </w:p>
+    <w:p>
+      <w:pPr>
+        <w:pStyle w:val="Brdtekst"/>
         <w:rPr>
           <w:rFonts w:ascii="Verdana" w:hAnsi="Verdana" w:cs="Verdana"/>
           <w:sz w:val="48"/>
@@ -29,53 +64,45 @@
       </w:pPr>
       <w:r>
         <w:rPr>
+          <w:rFonts w:cs="Verdana" w:ascii="Verdana" w:hAnsi="Verdana"/>
+          <w:sz w:val="48"/>
+        </w:rPr>
+      </w:r>
+    </w:p>
+    <w:p>
+      <w:pPr>
+        <w:pStyle w:val="Citatoverskrift"/>
+        <w:rPr>
+          <w:rFonts w:ascii="Verdana" w:hAnsi="Verdana" w:cs="Verdana"/>
+        </w:rPr>
+      </w:pPr>
+      <w:r>
+        <w:rPr>
           <w:rFonts w:eastAsia="Verdana" w:cs="Verdana" w:ascii="Verdana" w:hAnsi="Verdana"/>
-          <w:sz w:val="48"/>
         </w:rPr>
         <w:t xml:space="preserve"> </w:t>
       </w:r>
       <w:r>
         <w:rPr>
           <w:rFonts w:cs="Verdana" w:ascii="Verdana" w:hAnsi="Verdana"/>
-          <w:sz w:val="48"/>
-        </w:rPr>
-        <w:t>IBOS Nodelæser version 3.0.0.0</w:t>
-      </w:r>
-    </w:p>
-    <w:p>
-      <w:pPr>
-        <w:pStyle w:val="Brdtekst"/>
-        <w:rPr>
-          <w:rFonts w:ascii="Verdana" w:hAnsi="Verdana" w:cs="Verdana"/>
-          <w:sz w:val="48"/>
-        </w:rPr>
-      </w:pPr>
-      <w:r>
-        <w:rPr>
-          <w:rFonts w:cs="Verdana" w:ascii="Verdana" w:hAnsi="Verdana"/>
-          <w:sz w:val="48"/>
-        </w:rPr>
-      </w:r>
-    </w:p>
-    <w:p>
-      <w:pPr>
-        <w:pStyle w:val="Citatoverskrift"/>
-        <w:rPr>
-          <w:rFonts w:ascii="Verdana" w:hAnsi="Verdana" w:cs="Verdana"/>
-        </w:rPr>
-      </w:pPr>
-      <w:r>
-        <w:rPr>
-          <w:rFonts w:eastAsia="Verdana" w:cs="Verdana" w:ascii="Verdana" w:hAnsi="Verdana"/>
-        </w:rPr>
-        <w:t xml:space="preserve"> </w:t>
-      </w:r>
-      <w:r>
-        <w:rPr>
-          <w:rFonts w:cs="Verdana" w:ascii="Verdana" w:hAnsi="Verdana"/>
         </w:rPr>
         <w:t>Indholdsfortegnelse</w:t>
       </w:r>
+    </w:p>
+    <w:p>
+      <w:pPr>
+        <w:sectPr>
+          <w:headerReference w:type="default" r:id="rId2"/>
+          <w:footerReference w:type="default" r:id="rId3"/>
+          <w:type w:val="nextPage"/>
+          <w:pgSz w:w="11906" w:h="16838"/>
+          <w:pgMar w:left="1134" w:right="1134" w:header="708" w:top="1134" w:footer="1134" w:bottom="1618" w:gutter="0"/>
+          <w:pgNumType w:fmt="decimal"/>
+          <w:formProt w:val="false"/>
+          <w:textDirection w:val="lrTb"/>
+          <w:docGrid w:type="default" w:linePitch="360" w:charSpace="0"/>
+        </w:sectPr>
+      </w:pPr>
     </w:p>
     <w:p>
       <w:pPr>
@@ -100,49 +127,56 @@
       <w:sdtContent>
         <w:p>
           <w:pPr>
+            <w:pStyle w:val="Indholdsfortegnelseoverskrift"/>
+            <w:suppressLineNumbers/>
+            <w:ind w:left="0" w:hanging="0"/>
+            <w:rPr>
+              <w:b/>
+              <w:b/>
+              <w:bCs/>
+              <w:sz w:val="32"/>
+              <w:szCs w:val="32"/>
+            </w:rPr>
+          </w:pPr>
+          <w:r>
+            <w:rPr>
+              <w:b/>
+              <w:bCs/>
+              <w:sz w:val="32"/>
+              <w:szCs w:val="32"/>
+            </w:rPr>
+            <w:br/>
+          </w:r>
+        </w:p>
+        <w:p>
+          <w:pPr>
             <w:pStyle w:val="Indholdsfortegnelse1"/>
             <w:tabs>
               <w:tab w:val="right" w:pos="9638" w:leader="dot"/>
             </w:tabs>
-            <w:rPr>
-              <w:rFonts w:ascii="Calibri" w:hAnsi="Calibri" w:eastAsia="Times New Roman" w:cs="Times New Roman"/>
-              <w:kern w:val="0"/>
-              <w:sz w:val="22"/>
-              <w:szCs w:val="22"/>
-              <w:lang w:val="da-DK" w:eastAsia="da-DK"/>
-            </w:rPr>
+            <w:rPr/>
           </w:pPr>
           <w:r>
             <w:fldChar w:fldCharType="begin"/>
           </w:r>
           <w:r>
             <w:rPr>
-              <w:rStyle w:val="Style"/>
-              <w:rFonts w:cs="Verdana" w:ascii="Verdana" w:hAnsi="Verdana"/>
+              <w:rStyle w:val="Indeksspring"/>
             </w:rPr>
             <w:instrText> TOC \f \o "1-9" \h</w:instrText>
           </w:r>
           <w:r>
             <w:rPr>
-              <w:rStyle w:val="Style"/>
-              <w:rFonts w:cs="Verdana" w:ascii="Verdana" w:hAnsi="Verdana"/>
+              <w:rStyle w:val="Indeksspring"/>
             </w:rPr>
             <w:fldChar w:fldCharType="separate"/>
           </w:r>
           <w:hyperlink w:anchor="__RefHeading___Toc531076545">
             <w:r>
               <w:rPr>
-                <w:rStyle w:val="Style"/>
-                <w:rFonts w:cs="Verdana" w:ascii="Verdana" w:hAnsi="Verdana"/>
-                <w:lang w:val="da-DK" w:eastAsia="da-DK"/>
+                <w:rStyle w:val="Indeksspring"/>
               </w:rPr>
               <w:t>Grundlæggende principper</w:t>
-            </w:r>
-            <w:r>
-              <w:rPr>
-                <w:rStyle w:val="Style"/>
-                <w:lang w:val="da-DK" w:eastAsia="da-DK"/>
-              </w:rPr>
               <w:tab/>
               <w:t>2</w:t>
             </w:r>
@@ -151,28 +185,17 @@
         <w:p>
           <w:pPr>
             <w:pStyle w:val="Indholdsfortegnelse1"/>
-            <w:rPr>
-              <w:rFonts w:ascii="Calibri" w:hAnsi="Calibri" w:eastAsia="Times New Roman" w:cs="Times New Roman"/>
-              <w:kern w:val="0"/>
-              <w:sz w:val="22"/>
-              <w:szCs w:val="22"/>
-              <w:lang w:val="da-DK" w:eastAsia="da-DK"/>
-            </w:rPr>
+            <w:tabs>
+              <w:tab w:val="right" w:pos="9638" w:leader="dot"/>
+            </w:tabs>
+            <w:rPr/>
           </w:pPr>
           <w:hyperlink w:anchor="__RefHeading___Toc531076546">
             <w:r>
               <w:rPr>
-                <w:rStyle w:val="Style"/>
-                <w:rFonts w:cs="Verdana" w:ascii="Verdana" w:hAnsi="Verdana"/>
-                <w:lang w:val="da-DK" w:eastAsia="da-DK"/>
+                <w:rStyle w:val="Indeksspring"/>
               </w:rPr>
               <w:t>IBOS Nodelæsers visnings-komponenter</w:t>
-            </w:r>
-            <w:r>
-              <w:rPr>
-                <w:rStyle w:val="Style"/>
-                <w:lang w:val="da-DK" w:eastAsia="da-DK"/>
-              </w:rPr>
               <w:tab/>
               <w:t>5</w:t>
             </w:r>
@@ -181,28 +204,17 @@
         <w:p>
           <w:pPr>
             <w:pStyle w:val="Indholdsfortegnelse2"/>
-            <w:rPr>
-              <w:rFonts w:ascii="Calibri" w:hAnsi="Calibri" w:eastAsia="Times New Roman" w:cs="Times New Roman"/>
-              <w:kern w:val="0"/>
-              <w:sz w:val="22"/>
-              <w:szCs w:val="22"/>
-              <w:lang w:val="da-DK" w:eastAsia="da-DK"/>
-            </w:rPr>
+            <w:tabs>
+              <w:tab w:val="right" w:pos="9638" w:leader="dot"/>
+            </w:tabs>
+            <w:rPr/>
           </w:pPr>
           <w:hyperlink w:anchor="__RefHeading___Toc531076547">
             <w:r>
               <w:rPr>
-                <w:rStyle w:val="Style"/>
-                <w:rFonts w:cs="Verdana" w:ascii="Verdana" w:hAnsi="Verdana"/>
-                <w:lang w:val="da-DK" w:eastAsia="da-DK"/>
+                <w:rStyle w:val="Indeksspring"/>
               </w:rPr>
               <w:t>Menulinien</w:t>
-            </w:r>
-            <w:r>
-              <w:rPr>
-                <w:rStyle w:val="Style"/>
-                <w:lang w:val="da-DK" w:eastAsia="da-DK"/>
-              </w:rPr>
               <w:tab/>
               <w:t>5</w:t>
             </w:r>
@@ -211,28 +223,17 @@
         <w:p>
           <w:pPr>
             <w:pStyle w:val="Indholdsfortegnelse3"/>
-            <w:rPr>
-              <w:rFonts w:ascii="Calibri" w:hAnsi="Calibri" w:eastAsia="Times New Roman" w:cs="Times New Roman"/>
-              <w:kern w:val="0"/>
-              <w:sz w:val="22"/>
-              <w:szCs w:val="22"/>
-              <w:lang w:val="da-DK" w:eastAsia="da-DK"/>
-            </w:rPr>
+            <w:tabs>
+              <w:tab w:val="right" w:pos="9638" w:leader="dot"/>
+            </w:tabs>
+            <w:rPr/>
           </w:pPr>
           <w:hyperlink w:anchor="__RefHeading___Toc531076548">
             <w:r>
               <w:rPr>
-                <w:rStyle w:val="Style"/>
-                <w:rFonts w:cs="Verdana" w:ascii="Verdana" w:hAnsi="Verdana"/>
-                <w:lang w:val="da-DK" w:eastAsia="da-DK"/>
+                <w:rStyle w:val="Indeksspring"/>
               </w:rPr>
               <w:t>Filer</w:t>
-            </w:r>
-            <w:r>
-              <w:rPr>
-                <w:rStyle w:val="Style"/>
-                <w:lang w:val="da-DK" w:eastAsia="da-DK"/>
-              </w:rPr>
               <w:tab/>
               <w:t>6</w:t>
             </w:r>
@@ -241,28 +242,17 @@
         <w:p>
           <w:pPr>
             <w:pStyle w:val="Indholdsfortegnelse3"/>
-            <w:rPr>
-              <w:rFonts w:ascii="Calibri" w:hAnsi="Calibri" w:eastAsia="Times New Roman" w:cs="Times New Roman"/>
-              <w:kern w:val="0"/>
-              <w:sz w:val="22"/>
-              <w:szCs w:val="22"/>
-              <w:lang w:val="da-DK" w:eastAsia="da-DK"/>
-            </w:rPr>
+            <w:tabs>
+              <w:tab w:val="right" w:pos="9638" w:leader="dot"/>
+            </w:tabs>
+            <w:rPr/>
           </w:pPr>
           <w:hyperlink w:anchor="__RefHeading___Toc531076549">
             <w:r>
               <w:rPr>
-                <w:rStyle w:val="Style"/>
-                <w:rFonts w:cs="Verdana" w:ascii="Verdana" w:hAnsi="Verdana"/>
-                <w:lang w:val="da-DK" w:eastAsia="da-DK"/>
+                <w:rStyle w:val="Indeksspring"/>
               </w:rPr>
               <w:t>Redigér</w:t>
-            </w:r>
-            <w:r>
-              <w:rPr>
-                <w:rStyle w:val="Style"/>
-                <w:lang w:val="da-DK" w:eastAsia="da-DK"/>
-              </w:rPr>
               <w:tab/>
               <w:t>6</w:t>
             </w:r>
@@ -271,28 +261,17 @@
         <w:p>
           <w:pPr>
             <w:pStyle w:val="Indholdsfortegnelse3"/>
-            <w:rPr>
-              <w:rFonts w:ascii="Calibri" w:hAnsi="Calibri" w:eastAsia="Times New Roman" w:cs="Times New Roman"/>
-              <w:kern w:val="0"/>
-              <w:sz w:val="22"/>
-              <w:szCs w:val="22"/>
-              <w:lang w:val="da-DK" w:eastAsia="da-DK"/>
-            </w:rPr>
+            <w:tabs>
+              <w:tab w:val="right" w:pos="9638" w:leader="dot"/>
+            </w:tabs>
+            <w:rPr/>
           </w:pPr>
           <w:hyperlink w:anchor="__RefHeading___Toc531076550">
             <w:r>
               <w:rPr>
-                <w:rStyle w:val="Style"/>
-                <w:rFonts w:cs="Verdana" w:ascii="Verdana" w:hAnsi="Verdana"/>
-                <w:lang w:val="da-DK" w:eastAsia="da-DK"/>
+                <w:rStyle w:val="Indeksspring"/>
               </w:rPr>
               <w:t>Vis</w:t>
-            </w:r>
-            <w:r>
-              <w:rPr>
-                <w:rStyle w:val="Style"/>
-                <w:lang w:val="da-DK" w:eastAsia="da-DK"/>
-              </w:rPr>
               <w:tab/>
               <w:t>6</w:t>
             </w:r>
@@ -301,28 +280,17 @@
         <w:p>
           <w:pPr>
             <w:pStyle w:val="Indholdsfortegnelse3"/>
-            <w:rPr>
-              <w:rFonts w:ascii="Calibri" w:hAnsi="Calibri" w:eastAsia="Times New Roman" w:cs="Times New Roman"/>
-              <w:kern w:val="0"/>
-              <w:sz w:val="22"/>
-              <w:szCs w:val="22"/>
-              <w:lang w:val="da-DK" w:eastAsia="da-DK"/>
-            </w:rPr>
+            <w:tabs>
+              <w:tab w:val="right" w:pos="9638" w:leader="dot"/>
+            </w:tabs>
+            <w:rPr/>
           </w:pPr>
-          <w:hyperlink w:anchor="__RefHeading___Toc531076551">
-            <w:r>
-              <w:rPr>
-                <w:rStyle w:val="Style"/>
-                <w:rFonts w:cs="Verdana" w:ascii="Verdana" w:hAnsi="Verdana"/>
-                <w:lang w:val="da-DK" w:eastAsia="da-DK"/>
-              </w:rPr>
-              <w:t>Værktøjer</w:t>
-            </w:r>
-            <w:r>
-              <w:rPr>
-                <w:rStyle w:val="Style"/>
-                <w:lang w:val="da-DK" w:eastAsia="da-DK"/>
-              </w:rPr>
+          <w:hyperlink w:anchor="__RefHeading___Toc1586_1651833955">
+            <w:r>
+              <w:rPr>
+                <w:rStyle w:val="Indeksspring"/>
+              </w:rPr>
+              <w:t>Indstillinger</w:t>
               <w:tab/>
               <w:t>7</w:t>
             </w:r>
@@ -331,477 +299,380 @@
         <w:p>
           <w:pPr>
             <w:pStyle w:val="Indholdsfortegnelse3"/>
-            <w:rPr>
-              <w:rFonts w:ascii="Calibri" w:hAnsi="Calibri" w:eastAsia="Times New Roman" w:cs="Times New Roman"/>
-              <w:kern w:val="0"/>
-              <w:sz w:val="22"/>
-              <w:szCs w:val="22"/>
-              <w:lang w:val="da-DK" w:eastAsia="da-DK"/>
-            </w:rPr>
+            <w:tabs>
+              <w:tab w:val="right" w:pos="9638" w:leader="dot"/>
+            </w:tabs>
+            <w:rPr/>
           </w:pPr>
-          <w:hyperlink w:anchor="__RefHeading___Toc531076552">
-            <w:r>
-              <w:rPr>
-                <w:rStyle w:val="Style"/>
-                <w:rFonts w:cs="Verdana" w:ascii="Verdana" w:hAnsi="Verdana"/>
-                <w:lang w:val="da-DK" w:eastAsia="da-DK"/>
-              </w:rPr>
-              <w:t>Nodearkiver</w:t>
-            </w:r>
-            <w:r>
-              <w:rPr>
-                <w:rStyle w:val="Style"/>
-                <w:lang w:val="da-DK" w:eastAsia="da-DK"/>
-              </w:rPr>
+          <w:hyperlink w:anchor="__RefHeading___Toc531076551">
+            <w:r>
+              <w:rPr>
+                <w:rStyle w:val="Indeksspring"/>
+              </w:rPr>
+              <w:t>Værktøjer</w:t>
               <w:tab/>
-              <w:t>7</w:t>
+              <w:t>8</w:t>
             </w:r>
           </w:hyperlink>
         </w:p>
         <w:p>
           <w:pPr>
             <w:pStyle w:val="Indholdsfortegnelse3"/>
-            <w:rPr>
-              <w:rFonts w:ascii="Calibri" w:hAnsi="Calibri" w:eastAsia="Times New Roman" w:cs="Times New Roman"/>
-              <w:kern w:val="0"/>
-              <w:sz w:val="22"/>
-              <w:szCs w:val="22"/>
-              <w:lang w:val="da-DK" w:eastAsia="da-DK"/>
-            </w:rPr>
+            <w:tabs>
+              <w:tab w:val="right" w:pos="9638" w:leader="dot"/>
+            </w:tabs>
+            <w:rPr/>
+          </w:pPr>
+          <w:hyperlink w:anchor="__RefHeading___Toc531076552">
+            <w:r>
+              <w:rPr>
+                <w:rStyle w:val="Indeksspring"/>
+              </w:rPr>
+              <w:t>Nodearkiver</w:t>
+              <w:tab/>
+              <w:t>8</w:t>
+            </w:r>
+          </w:hyperlink>
+        </w:p>
+        <w:p>
+          <w:pPr>
+            <w:pStyle w:val="Indholdsfortegnelse3"/>
+            <w:tabs>
+              <w:tab w:val="right" w:pos="9638" w:leader="dot"/>
+            </w:tabs>
+            <w:rPr/>
           </w:pPr>
           <w:hyperlink w:anchor="__RefHeading___Toc531076553">
             <w:r>
               <w:rPr>
-                <w:rStyle w:val="Style"/>
-                <w:lang w:val="da-DK" w:eastAsia="da-DK"/>
+                <w:rStyle w:val="Indeksspring"/>
               </w:rPr>
               <w:t>Hjælp</w:t>
               <w:tab/>
-              <w:t>7</w:t>
+              <w:t>8</w:t>
             </w:r>
           </w:hyperlink>
         </w:p>
         <w:p>
           <w:pPr>
             <w:pStyle w:val="Indholdsfortegnelse2"/>
-            <w:rPr>
-              <w:rFonts w:ascii="Calibri" w:hAnsi="Calibri" w:eastAsia="Times New Roman" w:cs="Times New Roman"/>
-              <w:kern w:val="0"/>
-              <w:sz w:val="22"/>
-              <w:szCs w:val="22"/>
-              <w:lang w:val="da-DK" w:eastAsia="da-DK"/>
-            </w:rPr>
+            <w:tabs>
+              <w:tab w:val="right" w:pos="9638" w:leader="dot"/>
+            </w:tabs>
+            <w:rPr/>
           </w:pPr>
           <w:hyperlink w:anchor="__RefHeading___Toc531076554">
             <w:r>
               <w:rPr>
-                <w:rStyle w:val="Style"/>
-                <w:rFonts w:cs="Verdana" w:ascii="Verdana" w:hAnsi="Verdana"/>
-                <w:lang w:val="da-DK" w:eastAsia="da-DK"/>
+                <w:rStyle w:val="Indeksspring"/>
               </w:rPr>
               <w:t>NodeListen</w:t>
-            </w:r>
-            <w:r>
-              <w:rPr>
-                <w:rStyle w:val="Style"/>
-                <w:lang w:val="da-DK" w:eastAsia="da-DK"/>
-              </w:rPr>
               <w:tab/>
-              <w:t>8</w:t>
+              <w:t>9</w:t>
             </w:r>
           </w:hyperlink>
         </w:p>
         <w:p>
           <w:pPr>
             <w:pStyle w:val="Indholdsfortegnelse2"/>
-            <w:rPr>
-              <w:rFonts w:ascii="Calibri" w:hAnsi="Calibri" w:eastAsia="Times New Roman" w:cs="Times New Roman"/>
-              <w:kern w:val="0"/>
-              <w:sz w:val="22"/>
-              <w:szCs w:val="22"/>
-              <w:lang w:val="da-DK" w:eastAsia="da-DK"/>
-            </w:rPr>
+            <w:tabs>
+              <w:tab w:val="right" w:pos="9638" w:leader="dot"/>
+            </w:tabs>
+            <w:rPr/>
           </w:pPr>
           <w:hyperlink w:anchor="__RefHeading___Toc531076555">
             <w:r>
               <w:rPr>
-                <w:rStyle w:val="Style"/>
-                <w:rFonts w:cs="Verdana" w:ascii="Verdana" w:hAnsi="Verdana"/>
-                <w:lang w:val="da-DK" w:eastAsia="da-DK"/>
+                <w:rStyle w:val="Indeksspring"/>
               </w:rPr>
               <w:t>NodeFilteret</w:t>
-            </w:r>
-            <w:r>
-              <w:rPr>
-                <w:rStyle w:val="Style"/>
-                <w:lang w:val="da-DK" w:eastAsia="da-DK"/>
-              </w:rPr>
               <w:tab/>
-              <w:t>10</w:t>
+              <w:t>11</w:t>
             </w:r>
           </w:hyperlink>
         </w:p>
         <w:p>
           <w:pPr>
             <w:pStyle w:val="Indholdsfortegnelse2"/>
-            <w:rPr>
-              <w:rFonts w:ascii="Calibri" w:hAnsi="Calibri" w:eastAsia="Times New Roman" w:cs="Times New Roman"/>
-              <w:kern w:val="0"/>
-              <w:sz w:val="22"/>
-              <w:szCs w:val="22"/>
-              <w:lang w:val="da-DK" w:eastAsia="da-DK"/>
-            </w:rPr>
+            <w:tabs>
+              <w:tab w:val="right" w:pos="9638" w:leader="dot"/>
+            </w:tabs>
+            <w:rPr/>
           </w:pPr>
           <w:hyperlink w:anchor="__RefHeading___Toc531076556">
             <w:r>
               <w:rPr>
-                <w:rStyle w:val="Style"/>
-                <w:rFonts w:cs="Verdana" w:ascii="Verdana" w:hAnsi="Verdana"/>
-                <w:lang w:val="da-DK" w:eastAsia="da-DK"/>
+                <w:rStyle w:val="Indeksspring"/>
               </w:rPr>
               <w:t>Statuslinien</w:t>
-            </w:r>
-            <w:r>
-              <w:rPr>
-                <w:rStyle w:val="Style"/>
-                <w:lang w:val="da-DK" w:eastAsia="da-DK"/>
-              </w:rPr>
               <w:tab/>
-              <w:t>12</w:t>
+              <w:t>13</w:t>
             </w:r>
           </w:hyperlink>
         </w:p>
         <w:p>
           <w:pPr>
             <w:pStyle w:val="Indholdsfortegnelse2"/>
-            <w:rPr>
-              <w:rFonts w:ascii="Calibri" w:hAnsi="Calibri" w:eastAsia="Times New Roman" w:cs="Times New Roman"/>
-              <w:kern w:val="0"/>
-              <w:sz w:val="22"/>
-              <w:szCs w:val="22"/>
-              <w:lang w:val="da-DK" w:eastAsia="da-DK"/>
-            </w:rPr>
+            <w:tabs>
+              <w:tab w:val="right" w:pos="9638" w:leader="dot"/>
+            </w:tabs>
+            <w:rPr/>
           </w:pPr>
           <w:hyperlink w:anchor="__RefHeading___Toc531076557">
             <w:r>
               <w:rPr>
-                <w:rStyle w:val="Style"/>
-                <w:rFonts w:cs="Verdana" w:ascii="Verdana" w:hAnsi="Verdana"/>
-                <w:lang w:val="da-DK" w:eastAsia="da-DK"/>
+                <w:rStyle w:val="Indeksspring"/>
               </w:rPr>
               <w:t>Detaljelisten</w:t>
-            </w:r>
-            <w:r>
-              <w:rPr>
-                <w:rStyle w:val="Style"/>
-                <w:lang w:val="da-DK" w:eastAsia="da-DK"/>
-              </w:rPr>
               <w:tab/>
-              <w:t>13</w:t>
+              <w:t>14</w:t>
             </w:r>
           </w:hyperlink>
         </w:p>
         <w:p>
           <w:pPr>
             <w:pStyle w:val="Indholdsfortegnelse3"/>
-            <w:rPr>
-              <w:rFonts w:ascii="Calibri" w:hAnsi="Calibri" w:eastAsia="Times New Roman" w:cs="Times New Roman"/>
-              <w:kern w:val="0"/>
-              <w:sz w:val="22"/>
-              <w:szCs w:val="22"/>
-              <w:lang w:val="da-DK" w:eastAsia="da-DK"/>
-            </w:rPr>
+            <w:tabs>
+              <w:tab w:val="right" w:pos="9638" w:leader="dot"/>
+            </w:tabs>
+            <w:rPr/>
           </w:pPr>
           <w:hyperlink w:anchor="__RefHeading___Toc531076558">
             <w:r>
               <w:rPr>
-                <w:rStyle w:val="Style"/>
-                <w:lang w:val="da-DK" w:eastAsia="da-DK"/>
+                <w:rStyle w:val="Indeksspring"/>
               </w:rPr>
               <w:t>Statusdetaljer</w:t>
               <w:tab/>
-              <w:t>13</w:t>
+              <w:t>14</w:t>
             </w:r>
           </w:hyperlink>
         </w:p>
         <w:p>
           <w:pPr>
             <w:pStyle w:val="Indholdsfortegnelse3"/>
-            <w:rPr>
-              <w:rFonts w:ascii="Calibri" w:hAnsi="Calibri" w:eastAsia="Times New Roman" w:cs="Times New Roman"/>
-              <w:kern w:val="0"/>
-              <w:sz w:val="22"/>
-              <w:szCs w:val="22"/>
-              <w:lang w:val="da-DK" w:eastAsia="da-DK"/>
-            </w:rPr>
+            <w:tabs>
+              <w:tab w:val="right" w:pos="9638" w:leader="dot"/>
+            </w:tabs>
+            <w:rPr/>
           </w:pPr>
           <w:hyperlink w:anchor="__RefHeading___Toc531076559">
             <w:r>
               <w:rPr>
-                <w:rStyle w:val="Style"/>
-                <w:lang w:val="da-DK" w:eastAsia="da-DK"/>
+                <w:rStyle w:val="Indeksspring"/>
               </w:rPr>
               <w:t>Becifringer</w:t>
               <w:tab/>
-              <w:t>13</w:t>
+              <w:t>14</w:t>
             </w:r>
           </w:hyperlink>
         </w:p>
         <w:p>
           <w:pPr>
             <w:pStyle w:val="Indholdsfortegnelse3"/>
-            <w:rPr>
-              <w:rFonts w:ascii="Calibri" w:hAnsi="Calibri" w:eastAsia="Times New Roman" w:cs="Times New Roman"/>
-              <w:kern w:val="0"/>
-              <w:sz w:val="22"/>
-              <w:szCs w:val="22"/>
-              <w:lang w:val="da-DK" w:eastAsia="da-DK"/>
-            </w:rPr>
+            <w:tabs>
+              <w:tab w:val="right" w:pos="9638" w:leader="dot"/>
+            </w:tabs>
+            <w:rPr/>
           </w:pPr>
           <w:hyperlink w:anchor="__RefHeading___Toc531076560">
             <w:r>
               <w:rPr>
-                <w:rStyle w:val="Style"/>
-                <w:lang w:val="da-DK" w:eastAsia="da-DK"/>
+                <w:rStyle w:val="Indeksspring"/>
               </w:rPr>
               <w:t>Enkelttoner for alle stemmer</w:t>
               <w:tab/>
-              <w:t>14</w:t>
+              <w:t>15</w:t>
             </w:r>
           </w:hyperlink>
         </w:p>
         <w:p>
           <w:pPr>
             <w:pStyle w:val="Indholdsfortegnelse3"/>
-            <w:rPr>
-              <w:rFonts w:ascii="Calibri" w:hAnsi="Calibri" w:eastAsia="Times New Roman" w:cs="Times New Roman"/>
-              <w:kern w:val="0"/>
-              <w:sz w:val="22"/>
-              <w:szCs w:val="22"/>
-              <w:lang w:val="da-DK" w:eastAsia="da-DK"/>
-            </w:rPr>
+            <w:tabs>
+              <w:tab w:val="right" w:pos="9638" w:leader="dot"/>
+            </w:tabs>
+            <w:rPr/>
           </w:pPr>
           <w:hyperlink w:anchor="__RefHeading___Toc531076561">
             <w:r>
               <w:rPr>
-                <w:rStyle w:val="Style"/>
-                <w:lang w:val="da-DK" w:eastAsia="da-DK"/>
+                <w:rStyle w:val="Indeksspring"/>
               </w:rPr>
               <w:t>Enkeltstemmer</w:t>
               <w:tab/>
-              <w:t>14</w:t>
+              <w:t>15</w:t>
             </w:r>
           </w:hyperlink>
         </w:p>
         <w:p>
           <w:pPr>
             <w:pStyle w:val="Indholdsfortegnelse3"/>
-            <w:rPr>
-              <w:rFonts w:ascii="Calibri" w:hAnsi="Calibri" w:eastAsia="Times New Roman" w:cs="Times New Roman"/>
-              <w:kern w:val="0"/>
-              <w:sz w:val="22"/>
-              <w:szCs w:val="22"/>
-              <w:lang w:val="da-DK" w:eastAsia="da-DK"/>
-            </w:rPr>
+            <w:tabs>
+              <w:tab w:val="right" w:pos="9638" w:leader="dot"/>
+            </w:tabs>
+            <w:rPr/>
           </w:pPr>
           <w:hyperlink w:anchor="__RefHeading___Toc531076562">
             <w:r>
               <w:rPr>
-                <w:rStyle w:val="Style"/>
-                <w:lang w:val="da-DK" w:eastAsia="da-DK"/>
+                <w:rStyle w:val="Indeksspring"/>
               </w:rPr>
               <w:t>Enkelttoner for valgt enkeltstemme</w:t>
               <w:tab/>
-              <w:t>14</w:t>
+              <w:t>15</w:t>
             </w:r>
           </w:hyperlink>
         </w:p>
         <w:p>
           <w:pPr>
             <w:pStyle w:val="Indholdsfortegnelse1"/>
-            <w:rPr>
-              <w:rFonts w:ascii="Calibri" w:hAnsi="Calibri" w:eastAsia="Times New Roman" w:cs="Times New Roman"/>
-              <w:kern w:val="0"/>
-              <w:sz w:val="22"/>
-              <w:szCs w:val="22"/>
-              <w:lang w:val="da-DK" w:eastAsia="da-DK"/>
-            </w:rPr>
+            <w:tabs>
+              <w:tab w:val="right" w:pos="9638" w:leader="dot"/>
+            </w:tabs>
+            <w:rPr/>
           </w:pPr>
           <w:hyperlink w:anchor="__RefHeading___Toc531076563">
             <w:r>
               <w:rPr>
-                <w:rStyle w:val="Style"/>
-                <w:rFonts w:cs="Verdana" w:ascii="Verdana" w:hAnsi="Verdana"/>
-                <w:lang w:val="da-DK" w:eastAsia="da-DK"/>
-              </w:rPr>
-              <w:t xml:space="preserve">Import </w:t>
-            </w:r>
-            <w:r>
-              <w:rPr>
-                <w:rStyle w:val="Style"/>
-                <w:rFonts w:cs="Verdana" w:ascii="Verdana" w:hAnsi="Verdana"/>
-                <w:lang w:val="da-DK" w:eastAsia="da-DK"/>
-              </w:rPr>
-              <w:t>af noder fra Internettet</w:t>
-            </w:r>
-            <w:r>
-              <w:rPr>
-                <w:rStyle w:val="Style"/>
-                <w:lang w:val="da-DK" w:eastAsia="da-DK"/>
-              </w:rPr>
+                <w:rStyle w:val="Indeksspring"/>
+              </w:rPr>
+              <w:t>Import af noder fra Internettet</w:t>
               <w:tab/>
-              <w:t>15</w:t>
+              <w:t>16</w:t>
             </w:r>
           </w:hyperlink>
         </w:p>
         <w:p>
           <w:pPr>
             <w:pStyle w:val="Indholdsfortegnelse1"/>
-            <w:rPr>
-              <w:rFonts w:ascii="Calibri" w:hAnsi="Calibri" w:eastAsia="Times New Roman" w:cs="Times New Roman"/>
-              <w:kern w:val="0"/>
-              <w:sz w:val="22"/>
-              <w:szCs w:val="22"/>
-              <w:lang w:val="da-DK" w:eastAsia="da-DK"/>
-            </w:rPr>
+            <w:tabs>
+              <w:tab w:val="right" w:pos="9638" w:leader="dot"/>
+            </w:tabs>
+            <w:rPr/>
           </w:pPr>
           <w:hyperlink w:anchor="__RefHeading___Toc531076564">
             <w:r>
               <w:rPr>
-                <w:rStyle w:val="Style"/>
-                <w:rFonts w:cs="Verdana" w:ascii="Verdana" w:hAnsi="Verdana"/>
-                <w:lang w:val="da-DK" w:eastAsia="da-DK"/>
+                <w:rStyle w:val="Indeksspring"/>
               </w:rPr>
               <w:t>Export af punktnoder</w:t>
-            </w:r>
-            <w:r>
-              <w:rPr>
-                <w:rStyle w:val="Style"/>
-                <w:lang w:val="da-DK" w:eastAsia="da-DK"/>
-              </w:rPr>
               <w:tab/>
-              <w:t>16</w:t>
+              <w:t>17</w:t>
             </w:r>
           </w:hyperlink>
         </w:p>
         <w:p>
           <w:pPr>
             <w:pStyle w:val="Indholdsfortegnelse1"/>
-            <w:rPr>
-              <w:rFonts w:ascii="Calibri" w:hAnsi="Calibri" w:eastAsia="Times New Roman" w:cs="Times New Roman"/>
-              <w:kern w:val="0"/>
-              <w:sz w:val="22"/>
-              <w:szCs w:val="22"/>
-              <w:lang w:val="da-DK" w:eastAsia="da-DK"/>
-            </w:rPr>
+            <w:tabs>
+              <w:tab w:val="right" w:pos="9638" w:leader="dot"/>
+            </w:tabs>
+            <w:rPr/>
           </w:pPr>
           <w:hyperlink w:anchor="__RefHeading___Toc531076565">
             <w:r>
               <w:rPr>
-                <w:rStyle w:val="Style"/>
-                <w:rFonts w:cs="Verdana" w:ascii="Verdana" w:hAnsi="Verdana"/>
-                <w:lang w:val="da-DK" w:eastAsia="da-DK"/>
+                <w:rStyle w:val="Indeksspring"/>
               </w:rPr>
               <w:t>Tastaturgenveje</w:t>
-            </w:r>
-            <w:r>
-              <w:rPr>
-                <w:rStyle w:val="Style"/>
-                <w:lang w:val="da-DK" w:eastAsia="da-DK"/>
-              </w:rPr>
               <w:tab/>
-              <w:t>17</w:t>
+              <w:t>18</w:t>
             </w:r>
           </w:hyperlink>
         </w:p>
         <w:p>
           <w:pPr>
             <w:pStyle w:val="Indholdsfortegnelse1"/>
-            <w:rPr>
-              <w:rFonts w:ascii="Calibri" w:hAnsi="Calibri" w:eastAsia="Times New Roman" w:cs="Times New Roman"/>
-              <w:kern w:val="0"/>
-              <w:sz w:val="22"/>
-              <w:szCs w:val="22"/>
-              <w:lang w:val="da-DK" w:eastAsia="da-DK"/>
-            </w:rPr>
+            <w:tabs>
+              <w:tab w:val="right" w:pos="9638" w:leader="dot"/>
+            </w:tabs>
+            <w:rPr/>
           </w:pPr>
           <w:hyperlink w:anchor="__RefHeading___Toc531076566">
             <w:r>
               <w:rPr>
-                <w:rStyle w:val="Style"/>
-                <w:rFonts w:cs="Verdana" w:ascii="Verdana" w:hAnsi="Verdana"/>
-                <w:lang w:val="da-DK" w:eastAsia="da-DK"/>
+                <w:rStyle w:val="Indeksspring"/>
               </w:rPr>
               <w:t>Lokalisering</w:t>
-            </w:r>
-            <w:r>
-              <w:rPr>
-                <w:rStyle w:val="Style"/>
-                <w:lang w:val="da-DK" w:eastAsia="da-DK"/>
-              </w:rPr>
               <w:tab/>
-              <w:t>19</w:t>
+              <w:t>20</w:t>
             </w:r>
           </w:hyperlink>
         </w:p>
         <w:p>
           <w:pPr>
             <w:pStyle w:val="Indholdsfortegnelse1"/>
-            <w:rPr>
-              <w:rFonts w:ascii="Calibri" w:hAnsi="Calibri" w:eastAsia="Times New Roman" w:cs="Times New Roman"/>
-              <w:kern w:val="0"/>
-              <w:sz w:val="22"/>
-              <w:szCs w:val="22"/>
-              <w:lang w:val="da-DK" w:eastAsia="da-DK"/>
-            </w:rPr>
+            <w:tabs>
+              <w:tab w:val="right" w:pos="9638" w:leader="dot"/>
+            </w:tabs>
+            <w:rPr/>
           </w:pPr>
           <w:hyperlink w:anchor="__RefHeading___Toc531076567">
             <w:r>
               <w:rPr>
-                <w:rStyle w:val="Style"/>
-                <w:rFonts w:cs="Verdana" w:ascii="Verdana" w:hAnsi="Verdana"/>
-                <w:lang w:val="da-DK" w:eastAsia="da-DK"/>
+                <w:rStyle w:val="Indeksspring"/>
               </w:rPr>
               <w:t>Brug af Perkins-tastatur</w:t>
-            </w:r>
-            <w:r>
-              <w:rPr>
-                <w:rStyle w:val="Style"/>
-                <w:lang w:val="da-DK" w:eastAsia="da-DK"/>
-              </w:rPr>
               <w:tab/>
-              <w:t>20</w:t>
+              <w:t>21</w:t>
             </w:r>
           </w:hyperlink>
         </w:p>
         <w:p>
           <w:pPr>
             <w:pStyle w:val="Indholdsfortegnelse1"/>
-            <w:rPr>
-              <w:rFonts w:ascii="Calibri" w:hAnsi="Calibri" w:eastAsia="Times New Roman" w:cs="Times New Roman"/>
-              <w:kern w:val="0"/>
-              <w:sz w:val="22"/>
-              <w:szCs w:val="22"/>
-              <w:lang w:val="da-DK" w:eastAsia="da-DK"/>
-            </w:rPr>
+            <w:tabs>
+              <w:tab w:val="right" w:pos="9638" w:leader="dot"/>
+            </w:tabs>
+            <w:rPr/>
           </w:pPr>
           <w:hyperlink w:anchor="__RefHeading___Toc531076568">
             <w:r>
               <w:rPr>
-                <w:rStyle w:val="Style"/>
-                <w:lang w:val="da-DK" w:eastAsia="da-DK"/>
+                <w:rStyle w:val="Indeksspring"/>
               </w:rPr>
               <w:t>Optimering af samspillet med JAWS</w:t>
               <w:tab/>
-              <w:t>20</w:t>
+              <w:t>21</w:t>
+            </w:r>
+          </w:hyperlink>
+        </w:p>
+        <w:p>
+          <w:pPr>
+            <w:pStyle w:val="Indholdsfortegnelse1"/>
+            <w:tabs>
+              <w:tab w:val="right" w:pos="9638" w:leader="dot"/>
+            </w:tabs>
+            <w:rPr/>
+          </w:pPr>
+          <w:hyperlink w:anchor="__RefHeading___Toc1588_1651833955">
+            <w:r>
+              <w:rPr>
+                <w:rStyle w:val="Indeksspring"/>
+              </w:rPr>
+              <w:tab/>
+              <w:t>21</w:t>
             </w:r>
           </w:hyperlink>
           <w:r>
             <w:rPr>
-              <w:rStyle w:val="Style"/>
+              <w:rStyle w:val="Indeksspring"/>
             </w:rPr>
             <w:fldChar w:fldCharType="end"/>
           </w:r>
+        </w:p>
+        <w:p>
+          <w:pPr>
+            <w:sectPr>
+              <w:type w:val="continuous"/>
+              <w:pgSz w:w="11906" w:h="16838"/>
+              <w:pgMar w:left="1134" w:right="1134" w:header="708" w:top="1134" w:footer="1134" w:bottom="1618" w:gutter="0"/>
+              <w:formProt w:val="false"/>
+              <w:textDirection w:val="lrTb"/>
+              <w:docGrid w:type="default" w:linePitch="360" w:charSpace="0"/>
+            </w:sectPr>
+          </w:pPr>
         </w:p>
       </w:sdtContent>
     </w:sdt>
@@ -845,6 +716,10 @@
     <w:p>
       <w:pPr>
         <w:pStyle w:val="Overskrift1"/>
+        <w:numPr>
+          <w:ilvl w:val="0"/>
+          <w:numId w:val="2"/>
+        </w:numPr>
         <w:rPr/>
       </w:pPr>
       <w:bookmarkStart w:id="0" w:name="__RefHeading___Toc531076545"/>
@@ -982,7 +857,7 @@
         <w:pStyle w:val="Brdtekst"/>
         <w:numPr>
           <w:ilvl w:val="0"/>
-          <w:numId w:val="5"/>
+          <w:numId w:val="6"/>
         </w:numPr>
         <w:rPr/>
       </w:pPr>
@@ -998,7 +873,7 @@
         <w:pStyle w:val="Brdtekst"/>
         <w:numPr>
           <w:ilvl w:val="0"/>
-          <w:numId w:val="5"/>
+          <w:numId w:val="6"/>
         </w:numPr>
         <w:rPr/>
       </w:pPr>
@@ -1027,7 +902,7 @@
         <w:pStyle w:val="Brdtekst"/>
         <w:numPr>
           <w:ilvl w:val="0"/>
-          <w:numId w:val="5"/>
+          <w:numId w:val="6"/>
         </w:numPr>
         <w:rPr>
           <w:rFonts w:ascii="Verdana" w:hAnsi="Verdana" w:cs="Verdana"/>
@@ -1045,7 +920,7 @@
         <w:pStyle w:val="Brdtekst"/>
         <w:numPr>
           <w:ilvl w:val="0"/>
-          <w:numId w:val="5"/>
+          <w:numId w:val="6"/>
         </w:numPr>
         <w:rPr/>
       </w:pPr>
@@ -1095,7 +970,7 @@
         </w:rPr>
         <w:t xml:space="preserve">Brugen af IBOS Nodelæser forudsætter på ingen måde teknisk kendskab til MusicXml, men særligt interesserede kan finde en glimrende beskrivelse hér:  </w:t>
       </w:r>
-      <w:hyperlink r:id="rId2">
+      <w:hyperlink r:id="rId4">
         <w:r>
           <w:rPr>
             <w:rStyle w:val="Hyperlink"/>
@@ -1239,14 +1114,14 @@
         </w:tblCellMar>
       </w:tblPr>
       <w:tblGrid>
-        <w:gridCol w:w="2520"/>
+        <w:gridCol w:w="2519"/>
         <w:gridCol w:w="7127"/>
       </w:tblGrid>
       <w:tr>
         <w:trPr/>
         <w:tc>
           <w:tcPr>
-            <w:tcW w:w="2520" w:type="dxa"/>
+            <w:tcW w:w="2519" w:type="dxa"/>
             <w:tcBorders>
               <w:top w:val="single" w:sz="2" w:space="0" w:color="000000"/>
               <w:left w:val="single" w:sz="2" w:space="0" w:color="000000"/>
@@ -1362,7 +1237,7 @@
         <w:trPr/>
         <w:tc>
           <w:tcPr>
-            <w:tcW w:w="2520" w:type="dxa"/>
+            <w:tcW w:w="2519" w:type="dxa"/>
             <w:tcBorders>
               <w:left w:val="single" w:sz="2" w:space="0" w:color="000000"/>
               <w:bottom w:val="single" w:sz="2" w:space="0" w:color="000000"/>
@@ -1458,7 +1333,7 @@
         <w:trPr/>
         <w:tc>
           <w:tcPr>
-            <w:tcW w:w="2520" w:type="dxa"/>
+            <w:tcW w:w="2519" w:type="dxa"/>
             <w:tcBorders>
               <w:left w:val="single" w:sz="2" w:space="0" w:color="000000"/>
               <w:bottom w:val="single" w:sz="2" w:space="0" w:color="000000"/>
@@ -1514,7 +1389,7 @@
         <w:trPr/>
         <w:tc>
           <w:tcPr>
-            <w:tcW w:w="2520" w:type="dxa"/>
+            <w:tcW w:w="2519" w:type="dxa"/>
             <w:tcBorders>
               <w:left w:val="single" w:sz="2" w:space="0" w:color="000000"/>
             </w:tcBorders>
@@ -1602,7 +1477,7 @@
         <w:trPr/>
         <w:tc>
           <w:tcPr>
-            <w:tcW w:w="2520" w:type="dxa"/>
+            <w:tcW w:w="2519" w:type="dxa"/>
             <w:tcBorders>
               <w:left w:val="single" w:sz="2" w:space="0" w:color="000000"/>
               <w:bottom w:val="single" w:sz="2" w:space="0" w:color="000000"/>
@@ -1720,7 +1595,7 @@
         <w:pStyle w:val="Brdtekst"/>
         <w:numPr>
           <w:ilvl w:val="0"/>
-          <w:numId w:val="2"/>
+          <w:numId w:val="3"/>
         </w:numPr>
         <w:rPr>
           <w:rFonts w:ascii="Verdana" w:hAnsi="Verdana" w:cs="Verdana"/>
@@ -1736,257 +1611,278 @@
     <w:p>
       <w:pPr>
         <w:pStyle w:val="Brdtekst"/>
+        <w:numPr>
+          <w:ilvl w:val="0"/>
+          <w:numId w:val="3"/>
+        </w:numPr>
+        <w:rPr/>
+      </w:pPr>
+      <w:r>
+        <w:rPr>
+          <w:rFonts w:cs="Verdana" w:ascii="Verdana" w:hAnsi="Verdana"/>
+        </w:rPr>
+        <w:t>Skifte mellem de vigtigste visningskomponenter  (i dette tilfælde Nodelisten og Nodefilteret) med TAB knappen.</w:t>
+      </w:r>
+    </w:p>
+    <w:p>
+      <w:pPr>
+        <w:pStyle w:val="Brdtekst"/>
+        <w:numPr>
+          <w:ilvl w:val="0"/>
+          <w:numId w:val="3"/>
+        </w:numPr>
+        <w:rPr>
+          <w:rFonts w:ascii="Verdana" w:hAnsi="Verdana" w:cs="Verdana"/>
+        </w:rPr>
+      </w:pPr>
+      <w:r>
+        <w:rPr>
+          <w:rFonts w:cs="Verdana" w:ascii="Verdana" w:hAnsi="Verdana"/>
+        </w:rPr>
+        <w:t>Afbryde en igangværende handling med ESC knappen.</w:t>
+      </w:r>
+    </w:p>
+    <w:p>
+      <w:pPr>
+        <w:pStyle w:val="Brdtekst"/>
+        <w:numPr>
+          <w:ilvl w:val="0"/>
+          <w:numId w:val="3"/>
+        </w:numPr>
+        <w:rPr>
+          <w:rFonts w:ascii="Verdana" w:hAnsi="Verdana" w:cs="Verdana"/>
+        </w:rPr>
+      </w:pPr>
+      <w:r>
+        <w:rPr>
+          <w:rFonts w:cs="Verdana" w:ascii="Verdana" w:hAnsi="Verdana"/>
+        </w:rPr>
+        <w:t>Lukke programmet med ALT + F4</w:t>
+      </w:r>
+    </w:p>
+    <w:p>
+      <w:pPr>
+        <w:pStyle w:val="Brdtekst"/>
+        <w:rPr>
+          <w:rFonts w:ascii="Verdana" w:hAnsi="Verdana" w:cs="Verdana"/>
+        </w:rPr>
+      </w:pPr>
+      <w:r>
+        <w:rPr>
+          <w:rFonts w:cs="Verdana" w:ascii="Verdana" w:hAnsi="Verdana"/>
+        </w:rPr>
+      </w:r>
+    </w:p>
+    <w:p>
+      <w:pPr>
+        <w:pStyle w:val="Brdtekst"/>
+        <w:rPr/>
+      </w:pPr>
+      <w:r>
+        <w:rPr>
+          <w:rFonts w:cs="Verdana" w:ascii="Verdana" w:hAnsi="Verdana"/>
+        </w:rPr>
+        <w:t>Desuden kan man</w:t>
+      </w:r>
+      <w:r>
+        <w:rPr>
+          <w:rFonts w:cs="Verdana" w:ascii="Verdana" w:hAnsi="Verdana"/>
+          <w:lang w:val="da-DK"/>
+        </w:rPr>
+        <w:t xml:space="preserve">, </w:t>
+      </w:r>
+      <w:r>
+        <w:rPr>
+          <w:rFonts w:cs="Verdana" w:ascii="Verdana" w:hAnsi="Verdana"/>
+        </w:rPr>
+        <w:t>hvis JAWS kører</w:t>
+      </w:r>
+      <w:r>
+        <w:rPr>
+          <w:rFonts w:cs="Verdana" w:ascii="Verdana" w:hAnsi="Verdana"/>
+          <w:lang w:val="da-DK"/>
+        </w:rPr>
+        <w:t>,</w:t>
+      </w:r>
+      <w:r>
+        <w:rPr>
+          <w:rFonts w:cs="Verdana" w:ascii="Verdana" w:hAnsi="Verdana"/>
+        </w:rPr>
+        <w:t xml:space="preserve"> benytte de gængse JAWS kommandoer</w:t>
+      </w:r>
+      <w:r>
+        <w:rPr>
+          <w:rFonts w:cs="Verdana" w:ascii="Verdana" w:hAnsi="Verdana"/>
+          <w:lang w:val="da-DK"/>
+        </w:rPr>
+        <w:t>.</w:t>
+      </w:r>
+      <w:r>
+        <w:rPr>
+          <w:rFonts w:cs="Verdana" w:ascii="Verdana" w:hAnsi="Verdana"/>
+        </w:rPr>
+        <w:t xml:space="preserve"> Man kan blandt andet</w:t>
+      </w:r>
+      <w:r>
+        <w:rPr>
+          <w:rFonts w:cs="Verdana" w:ascii="Verdana" w:hAnsi="Verdana"/>
+          <w:lang w:val="da-DK"/>
+        </w:rPr>
+        <w:t>:</w:t>
+      </w:r>
+    </w:p>
+    <w:p>
+      <w:pPr>
+        <w:pStyle w:val="Brdtekst"/>
+        <w:numPr>
+          <w:ilvl w:val="0"/>
+          <w:numId w:val="4"/>
+        </w:numPr>
+        <w:rPr/>
+      </w:pPr>
+      <w:r>
+        <w:rPr>
+          <w:rFonts w:cs="Verdana" w:ascii="Verdana" w:hAnsi="Verdana"/>
+        </w:rPr>
+        <w:t xml:space="preserve">Få statuslinien oplæst (uden at skifte fokus) ved at taste INSERT + PAGEDOWN </w:t>
+      </w:r>
+    </w:p>
+    <w:p>
+      <w:pPr>
+        <w:pStyle w:val="Brdtekst"/>
+        <w:numPr>
+          <w:ilvl w:val="0"/>
+          <w:numId w:val="4"/>
+        </w:numPr>
+        <w:rPr>
+          <w:rFonts w:ascii="Verdana" w:hAnsi="Verdana" w:cs="Verdana"/>
+        </w:rPr>
+      </w:pPr>
+      <w:r>
+        <w:rPr>
+          <w:rFonts w:cs="Verdana" w:ascii="Verdana" w:hAnsi="Verdana"/>
+        </w:rPr>
+        <w:t>Få titellinien oplæst ved at taste INSERT + T</w:t>
+      </w:r>
+    </w:p>
+    <w:p>
+      <w:pPr>
+        <w:pStyle w:val="Brdtekst"/>
+        <w:numPr>
+          <w:ilvl w:val="0"/>
+          <w:numId w:val="4"/>
+        </w:numPr>
+        <w:rPr>
+          <w:rFonts w:ascii="Verdana" w:hAnsi="Verdana" w:cs="Verdana"/>
+        </w:rPr>
+      </w:pPr>
+      <w:r>
+        <w:rPr>
+          <w:rFonts w:cs="Verdana" w:ascii="Verdana" w:hAnsi="Verdana"/>
+        </w:rPr>
+        <w:t>Få oplæst en meddelelse ved at taste INSERT + B</w:t>
+      </w:r>
+    </w:p>
+    <w:p>
+      <w:pPr>
+        <w:pStyle w:val="Brdtekst"/>
+        <w:numPr>
+          <w:ilvl w:val="0"/>
+          <w:numId w:val="4"/>
+        </w:numPr>
+        <w:rPr>
+          <w:rFonts w:ascii="Verdana" w:hAnsi="Verdana" w:cs="Verdana"/>
+        </w:rPr>
+      </w:pPr>
+      <w:r>
+        <w:rPr>
+          <w:rFonts w:cs="Verdana" w:ascii="Verdana" w:hAnsi="Verdana"/>
+        </w:rPr>
+        <w:t>Slå oplæsning fra/til ved at taste  INSERT + MELLEMRUM efterfulgt af s</w:t>
+      </w:r>
+    </w:p>
+    <w:p>
+      <w:pPr>
+        <w:pStyle w:val="Brdtekst"/>
+        <w:rPr>
+          <w:rFonts w:ascii="Verdana" w:hAnsi="Verdana" w:cs="Verdana"/>
+        </w:rPr>
+      </w:pPr>
+      <w:r>
+        <w:rPr>
+          <w:rFonts w:cs="Verdana" w:ascii="Verdana" w:hAnsi="Verdana"/>
+        </w:rPr>
+      </w:r>
+    </w:p>
+    <w:p>
+      <w:pPr>
+        <w:pStyle w:val="Brdtekst"/>
+        <w:rPr/>
+      </w:pPr>
+      <w:r>
+        <w:rPr>
+          <w:rFonts w:cs="Verdana" w:ascii="Verdana" w:hAnsi="Verdana"/>
+        </w:rPr>
+        <w:t>En mere omfattende liste over tastaturgenveje findes senere i dette dokument og i selve programmet under Hjælp -&gt; Tastatur</w:t>
+      </w:r>
+      <w:r>
+        <w:rPr>
+          <w:rFonts w:cs="Verdana" w:ascii="Verdana" w:hAnsi="Verdana"/>
+          <w:color w:val="C9211E"/>
+        </w:rPr>
+        <w:t>-</w:t>
+      </w:r>
+      <w:r>
+        <w:rPr>
+          <w:rFonts w:cs="Verdana" w:ascii="Verdana" w:hAnsi="Verdana"/>
+        </w:rPr>
+        <w:t>genveje.</w:t>
+      </w:r>
+    </w:p>
+    <w:p>
+      <w:pPr>
+        <w:pStyle w:val="Brdtekst"/>
+        <w:rPr>
+          <w:rFonts w:ascii="Verdana" w:hAnsi="Verdana" w:cs="Verdana"/>
+        </w:rPr>
+      </w:pPr>
+      <w:r>
+        <w:rPr>
+          <w:rFonts w:cs="Verdana" w:ascii="Verdana" w:hAnsi="Verdana"/>
+        </w:rPr>
+        <w:t>I det følgende gives en mere detaljeret beskrivelse af de ovennævnte visnings-komponenter.</w:t>
+      </w:r>
+      <w:r>
+        <w:br w:type="page"/>
+      </w:r>
+    </w:p>
+    <w:p>
+      <w:pPr>
+        <w:pStyle w:val="Overskrift1"/>
         <w:numPr>
           <w:ilvl w:val="0"/>
           <w:numId w:val="2"/>
         </w:numPr>
-        <w:rPr/>
-      </w:pPr>
-      <w:r>
-        <w:rPr>
-          <w:rFonts w:cs="Verdana" w:ascii="Verdana" w:hAnsi="Verdana"/>
-        </w:rPr>
-        <w:t>Skifte mellem de vigtigste visningskomponenter  (i dette tilfælde Nodelisten og Nodefilteret) med TAB knappen.</w:t>
-      </w:r>
-    </w:p>
-    <w:p>
-      <w:pPr>
-        <w:pStyle w:val="Brdtekst"/>
+        <w:rPr>
+          <w:rFonts w:ascii="Verdana" w:hAnsi="Verdana" w:cs="Verdana"/>
+        </w:rPr>
+      </w:pPr>
+      <w:bookmarkStart w:id="1" w:name="__RefHeading___Toc531076546"/>
+      <w:bookmarkEnd w:id="1"/>
+      <w:r>
+        <w:rPr>
+          <w:rFonts w:cs="Verdana" w:ascii="Verdana" w:hAnsi="Verdana"/>
+        </w:rPr>
+        <w:t>IBOS Nodelæsers visnings-komponenter</w:t>
+      </w:r>
+    </w:p>
+    <w:p>
+      <w:pPr>
+        <w:pStyle w:val="Overskrift2"/>
         <w:numPr>
-          <w:ilvl w:val="0"/>
+          <w:ilvl w:val="1"/>
           <w:numId w:val="2"/>
         </w:numPr>
-        <w:rPr>
-          <w:rFonts w:ascii="Verdana" w:hAnsi="Verdana" w:cs="Verdana"/>
-        </w:rPr>
-      </w:pPr>
-      <w:r>
-        <w:rPr>
-          <w:rFonts w:cs="Verdana" w:ascii="Verdana" w:hAnsi="Verdana"/>
-        </w:rPr>
-        <w:t>Afbryde en igangværende handling med ESC knappen.</w:t>
-      </w:r>
-    </w:p>
-    <w:p>
-      <w:pPr>
-        <w:pStyle w:val="Brdtekst"/>
-        <w:numPr>
-          <w:ilvl w:val="0"/>
-          <w:numId w:val="2"/>
-        </w:numPr>
-        <w:rPr>
-          <w:rFonts w:ascii="Verdana" w:hAnsi="Verdana" w:cs="Verdana"/>
-        </w:rPr>
-      </w:pPr>
-      <w:r>
-        <w:rPr>
-          <w:rFonts w:cs="Verdana" w:ascii="Verdana" w:hAnsi="Verdana"/>
-        </w:rPr>
-        <w:t>Lukke programmet med ALT + F4</w:t>
-      </w:r>
-    </w:p>
-    <w:p>
-      <w:pPr>
-        <w:pStyle w:val="Brdtekst"/>
-        <w:rPr>
-          <w:rFonts w:ascii="Verdana" w:hAnsi="Verdana" w:cs="Verdana"/>
-        </w:rPr>
-      </w:pPr>
-      <w:r>
-        <w:rPr>
-          <w:rFonts w:cs="Verdana" w:ascii="Verdana" w:hAnsi="Verdana"/>
-        </w:rPr>
-      </w:r>
-    </w:p>
-    <w:p>
-      <w:pPr>
-        <w:pStyle w:val="Brdtekst"/>
-        <w:rPr/>
-      </w:pPr>
-      <w:r>
-        <w:rPr>
-          <w:rFonts w:cs="Verdana" w:ascii="Verdana" w:hAnsi="Verdana"/>
-        </w:rPr>
-        <w:t>Desuden kan man</w:t>
-      </w:r>
-      <w:r>
-        <w:rPr>
-          <w:rFonts w:cs="Verdana" w:ascii="Verdana" w:hAnsi="Verdana"/>
-          <w:lang w:val="da-DK"/>
-        </w:rPr>
-        <w:t xml:space="preserve">, </w:t>
-      </w:r>
-      <w:r>
-        <w:rPr>
-          <w:rFonts w:cs="Verdana" w:ascii="Verdana" w:hAnsi="Verdana"/>
-        </w:rPr>
-        <w:t>hvis JAWS kører</w:t>
-      </w:r>
-      <w:r>
-        <w:rPr>
-          <w:rFonts w:cs="Verdana" w:ascii="Verdana" w:hAnsi="Verdana"/>
-          <w:lang w:val="da-DK"/>
-        </w:rPr>
-        <w:t>,</w:t>
-      </w:r>
-      <w:r>
-        <w:rPr>
-          <w:rFonts w:cs="Verdana" w:ascii="Verdana" w:hAnsi="Verdana"/>
-        </w:rPr>
-        <w:t xml:space="preserve"> benytte de gængse JAWS kommandoer</w:t>
-      </w:r>
-      <w:r>
-        <w:rPr>
-          <w:rFonts w:cs="Verdana" w:ascii="Verdana" w:hAnsi="Verdana"/>
-          <w:lang w:val="da-DK"/>
-        </w:rPr>
-        <w:t>.</w:t>
-      </w:r>
-      <w:r>
-        <w:rPr>
-          <w:rFonts w:cs="Verdana" w:ascii="Verdana" w:hAnsi="Verdana"/>
-        </w:rPr>
-        <w:t xml:space="preserve"> Man kan blandt andet</w:t>
-      </w:r>
-      <w:r>
-        <w:rPr>
-          <w:rFonts w:cs="Verdana" w:ascii="Verdana" w:hAnsi="Verdana"/>
-          <w:lang w:val="da-DK"/>
-        </w:rPr>
-        <w:t>:</w:t>
-      </w:r>
-    </w:p>
-    <w:p>
-      <w:pPr>
-        <w:pStyle w:val="Brdtekst"/>
-        <w:numPr>
-          <w:ilvl w:val="0"/>
-          <w:numId w:val="3"/>
-        </w:numPr>
-        <w:rPr/>
-      </w:pPr>
-      <w:r>
-        <w:rPr>
-          <w:rFonts w:cs="Verdana" w:ascii="Verdana" w:hAnsi="Verdana"/>
-        </w:rPr>
-        <w:t xml:space="preserve">Få statuslinien oplæst (uden at skifte fokus) ved at taste INSERT + PAGEDOWN </w:t>
-      </w:r>
-    </w:p>
-    <w:p>
-      <w:pPr>
-        <w:pStyle w:val="Brdtekst"/>
-        <w:numPr>
-          <w:ilvl w:val="0"/>
-          <w:numId w:val="3"/>
-        </w:numPr>
-        <w:rPr>
-          <w:rFonts w:ascii="Verdana" w:hAnsi="Verdana" w:cs="Verdana"/>
-        </w:rPr>
-      </w:pPr>
-      <w:r>
-        <w:rPr>
-          <w:rFonts w:cs="Verdana" w:ascii="Verdana" w:hAnsi="Verdana"/>
-        </w:rPr>
-        <w:t>Få titellinien oplæst ved at taste INSERT + T</w:t>
-      </w:r>
-    </w:p>
-    <w:p>
-      <w:pPr>
-        <w:pStyle w:val="Brdtekst"/>
-        <w:numPr>
-          <w:ilvl w:val="0"/>
-          <w:numId w:val="3"/>
-        </w:numPr>
-        <w:rPr>
-          <w:rFonts w:ascii="Verdana" w:hAnsi="Verdana" w:cs="Verdana"/>
-        </w:rPr>
-      </w:pPr>
-      <w:r>
-        <w:rPr>
-          <w:rFonts w:cs="Verdana" w:ascii="Verdana" w:hAnsi="Verdana"/>
-        </w:rPr>
-        <w:t>Få oplæst en meddelelse ved at taste INSERT + B</w:t>
-      </w:r>
-    </w:p>
-    <w:p>
-      <w:pPr>
-        <w:pStyle w:val="Brdtekst"/>
-        <w:numPr>
-          <w:ilvl w:val="0"/>
-          <w:numId w:val="3"/>
-        </w:numPr>
-        <w:rPr>
-          <w:rFonts w:ascii="Verdana" w:hAnsi="Verdana" w:cs="Verdana"/>
-        </w:rPr>
-      </w:pPr>
-      <w:r>
-        <w:rPr>
-          <w:rFonts w:cs="Verdana" w:ascii="Verdana" w:hAnsi="Verdana"/>
-        </w:rPr>
-        <w:t>Slå oplæsning fra/til ved at taste  INSERT + MELLEMRUM efterfulgt af s</w:t>
-      </w:r>
-    </w:p>
-    <w:p>
-      <w:pPr>
-        <w:pStyle w:val="Brdtekst"/>
-        <w:rPr>
-          <w:rFonts w:ascii="Verdana" w:hAnsi="Verdana" w:cs="Verdana"/>
-        </w:rPr>
-      </w:pPr>
-      <w:r>
-        <w:rPr>
-          <w:rFonts w:cs="Verdana" w:ascii="Verdana" w:hAnsi="Verdana"/>
-        </w:rPr>
-      </w:r>
-    </w:p>
-    <w:p>
-      <w:pPr>
-        <w:pStyle w:val="Brdtekst"/>
-        <w:rPr/>
-      </w:pPr>
-      <w:r>
-        <w:rPr>
-          <w:rFonts w:cs="Verdana" w:ascii="Verdana" w:hAnsi="Verdana"/>
-        </w:rPr>
-        <w:t>En mere omfattende liste over tastaturgenveje findes senere i dette dokument og i selve programmet under Hjælp -&gt; Tastaturgenveje.</w:t>
-      </w:r>
-    </w:p>
-    <w:p>
-      <w:pPr>
-        <w:pStyle w:val="Brdtekst"/>
-        <w:rPr>
-          <w:rFonts w:ascii="Verdana" w:hAnsi="Verdana" w:cs="Verdana"/>
-        </w:rPr>
-      </w:pPr>
-      <w:r>
-        <w:rPr>
-          <w:rFonts w:cs="Verdana" w:ascii="Verdana" w:hAnsi="Verdana"/>
-        </w:rPr>
-        <w:t>I det følgende gives en mere detaljeret beskrivelse af de ovennævnte visnings-komponenter.</w:t>
-      </w:r>
-      <w:r>
-        <w:br w:type="page"/>
-      </w:r>
-    </w:p>
-    <w:p>
-      <w:pPr>
-        <w:pStyle w:val="Overskrift1"/>
-        <w:rPr>
-          <w:rFonts w:ascii="Verdana" w:hAnsi="Verdana" w:cs="Verdana"/>
-        </w:rPr>
-      </w:pPr>
-      <w:bookmarkStart w:id="1" w:name="__RefHeading___Toc531076546"/>
-      <w:bookmarkEnd w:id="1"/>
-      <w:r>
-        <w:rPr>
-          <w:rFonts w:cs="Verdana" w:ascii="Verdana" w:hAnsi="Verdana"/>
-        </w:rPr>
-        <w:t>IBOS Nodelæsers visnings-komponenter</w:t>
-      </w:r>
-    </w:p>
-    <w:p>
-      <w:pPr>
-        <w:pStyle w:val="Overskrift2"/>
         <w:rPr>
           <w:rFonts w:ascii="Verdana" w:hAnsi="Verdana" w:cs="Verdana"/>
         </w:rPr>
@@ -2023,15 +1919,15 @@
         </w:tblCellMar>
       </w:tblPr>
       <w:tblGrid>
-        <w:gridCol w:w="1590"/>
-        <w:gridCol w:w="5610"/>
-        <w:gridCol w:w="2447"/>
+        <w:gridCol w:w="1589"/>
+        <w:gridCol w:w="5326"/>
+        <w:gridCol w:w="2732"/>
       </w:tblGrid>
       <w:tr>
         <w:trPr/>
         <w:tc>
           <w:tcPr>
-            <w:tcW w:w="1590" w:type="dxa"/>
+            <w:tcW w:w="1589" w:type="dxa"/>
             <w:tcBorders>
               <w:top w:val="single" w:sz="2" w:space="0" w:color="000000"/>
               <w:left w:val="single" w:sz="2" w:space="0" w:color="000000"/>
@@ -2091,7 +1987,7 @@
         </w:tc>
         <w:tc>
           <w:tcPr>
-            <w:tcW w:w="5610" w:type="dxa"/>
+            <w:tcW w:w="5326" w:type="dxa"/>
             <w:tcBorders>
               <w:top w:val="single" w:sz="2" w:space="0" w:color="000000"/>
               <w:left w:val="single" w:sz="2" w:space="0" w:color="000000"/>
@@ -2118,7 +2014,7 @@
         </w:tc>
         <w:tc>
           <w:tcPr>
-            <w:tcW w:w="2447" w:type="dxa"/>
+            <w:tcW w:w="2732" w:type="dxa"/>
             <w:tcBorders>
               <w:top w:val="single" w:sz="2" w:space="0" w:color="000000"/>
               <w:left w:val="single" w:sz="2" w:space="0" w:color="000000"/>
@@ -2149,7 +2045,7 @@
         <w:trPr/>
         <w:tc>
           <w:tcPr>
-            <w:tcW w:w="1590" w:type="dxa"/>
+            <w:tcW w:w="1589" w:type="dxa"/>
             <w:tcBorders>
               <w:left w:val="single" w:sz="2" w:space="0" w:color="000000"/>
               <w:bottom w:val="single" w:sz="2" w:space="0" w:color="000000"/>
@@ -2175,7 +2071,7 @@
         </w:tc>
         <w:tc>
           <w:tcPr>
-            <w:tcW w:w="5610" w:type="dxa"/>
+            <w:tcW w:w="5326" w:type="dxa"/>
             <w:tcBorders>
               <w:left w:val="single" w:sz="2" w:space="0" w:color="000000"/>
               <w:bottom w:val="single" w:sz="2" w:space="0" w:color="000000"/>
@@ -2213,7 +2109,7 @@
         </w:tc>
         <w:tc>
           <w:tcPr>
-            <w:tcW w:w="2447" w:type="dxa"/>
+            <w:tcW w:w="2732" w:type="dxa"/>
             <w:tcBorders>
               <w:left w:val="single" w:sz="2" w:space="0" w:color="000000"/>
               <w:bottom w:val="single" w:sz="2" w:space="0" w:color="000000"/>
@@ -2243,25 +2139,23 @@
         <w:trPr/>
         <w:tc>
           <w:tcPr>
-            <w:tcW w:w="1590" w:type="dxa"/>
-            <w:tcBorders>
-              <w:left w:val="single" w:sz="2" w:space="0" w:color="000000"/>
-              <w:bottom w:val="single" w:sz="2" w:space="0" w:color="000000"/>
-            </w:tcBorders>
-            <w:shd w:fill="auto" w:val="clear"/>
-          </w:tcPr>
-          <w:p>
-            <w:pPr>
-              <w:pStyle w:val="Tabelindhold"/>
-              <w:rPr>
-                <w:rFonts w:ascii="Verdana" w:hAnsi="Verdana" w:cs="Verdana"/>
-                <w:sz w:val="22"/>
-              </w:rPr>
-            </w:pPr>
-            <w:r>
-              <w:rPr>
-                <w:rFonts w:cs="Verdana" w:ascii="Verdana" w:hAnsi="Verdana"/>
-                <w:sz w:val="22"/>
+            <w:tcW w:w="1589" w:type="dxa"/>
+            <w:tcBorders>
+              <w:left w:val="single" w:sz="2" w:space="0" w:color="000000"/>
+              <w:bottom w:val="single" w:sz="2" w:space="0" w:color="000000"/>
+            </w:tcBorders>
+            <w:shd w:fill="auto" w:val="clear"/>
+          </w:tcPr>
+          <w:p>
+            <w:pPr>
+              <w:pStyle w:val="Tabelindhold"/>
+              <w:rPr>
+                <w:color w:val="C9211E"/>
+              </w:rPr>
+            </w:pPr>
+            <w:r>
+              <w:rPr>
+                <w:color w:val="C9211E"/>
               </w:rPr>
               <w:t>Filer</w:t>
             </w:r>
@@ -2269,24 +2163,24 @@
         </w:tc>
         <w:tc>
           <w:tcPr>
-            <w:tcW w:w="5610" w:type="dxa"/>
-            <w:tcBorders>
-              <w:left w:val="single" w:sz="2" w:space="0" w:color="000000"/>
-              <w:bottom w:val="single" w:sz="2" w:space="0" w:color="000000"/>
-            </w:tcBorders>
-            <w:shd w:fill="auto" w:val="clear"/>
-          </w:tcPr>
-          <w:p>
-            <w:pPr>
-              <w:pStyle w:val="Tabelindhold"/>
-              <w:rPr>
-                <w:rFonts w:ascii="Verdana" w:hAnsi="Verdana" w:cs="Verdana"/>
-                <w:sz w:val="22"/>
-              </w:rPr>
-            </w:pPr>
-            <w:r>
-              <w:rPr>
-                <w:rFonts w:cs="Verdana" w:ascii="Verdana" w:hAnsi="Verdana"/>
+            <w:tcW w:w="5326" w:type="dxa"/>
+            <w:tcBorders>
+              <w:left w:val="single" w:sz="2" w:space="0" w:color="000000"/>
+              <w:bottom w:val="single" w:sz="2" w:space="0" w:color="000000"/>
+            </w:tcBorders>
+            <w:shd w:fill="auto" w:val="clear"/>
+          </w:tcPr>
+          <w:p>
+            <w:pPr>
+              <w:pStyle w:val="Tabelindhold"/>
+              <w:rPr>
+                <w:color w:val="C9211E"/>
+              </w:rPr>
+            </w:pPr>
+            <w:r>
+              <w:rPr>
+                <w:rFonts w:cs="Verdana" w:ascii="Verdana" w:hAnsi="Verdana"/>
+                <w:color w:val="C9211E"/>
                 <w:sz w:val="22"/>
               </w:rPr>
               <w:t>Åbn MusicXml</w:t>
@@ -2294,6 +2188,7 @@
             <w:r>
               <w:rPr>
                 <w:rFonts w:cs="Verdana" w:ascii="Verdana" w:hAnsi="Verdana"/>
+                <w:color w:val="C9211E"/>
                 <w:sz w:val="22"/>
                 <w:lang w:val="da-DK"/>
               </w:rPr>
@@ -2302,15 +2197,24 @@
             <w:r>
               <w:rPr>
                 <w:rFonts w:cs="Verdana" w:ascii="Verdana" w:hAnsi="Verdana"/>
-                <w:sz w:val="22"/>
-              </w:rPr>
-              <w:t>fil med standard indstillinger</w:t>
-            </w:r>
-          </w:p>
-        </w:tc>
-        <w:tc>
-          <w:tcPr>
-            <w:tcW w:w="2447" w:type="dxa"/>
+                <w:color w:val="C9211E"/>
+                <w:sz w:val="22"/>
+              </w:rPr>
+              <w:t xml:space="preserve">fil </w:t>
+            </w:r>
+            <w:r>
+              <w:rPr>
+                <w:rFonts w:cs="Verdana" w:ascii="Verdana" w:hAnsi="Verdana"/>
+                <w:color w:val="C9211E"/>
+                <w:sz w:val="22"/>
+              </w:rPr>
+              <w:t>fra seneste placering</w:t>
+            </w:r>
+          </w:p>
+        </w:tc>
+        <w:tc>
+          <w:tcPr>
+            <w:tcW w:w="2732" w:type="dxa"/>
             <w:tcBorders>
               <w:left w:val="single" w:sz="2" w:space="0" w:color="000000"/>
               <w:bottom w:val="single" w:sz="2" w:space="0" w:color="000000"/>
@@ -2322,31 +2226,14 @@
             <w:pPr>
               <w:pStyle w:val="Tabelindhold"/>
               <w:rPr>
-                <w:rFonts w:ascii="Verdana" w:hAnsi="Verdana" w:cs="Verdana"/>
-                <w:sz w:val="22"/>
-              </w:rPr>
-            </w:pPr>
-            <w:r>
-              <w:rPr>
-                <w:rFonts w:cs="Verdana" w:ascii="Verdana" w:hAnsi="Verdana"/>
-                <w:sz w:val="22"/>
-              </w:rPr>
-              <w:t>CONTROL+S</w:t>
-            </w:r>
-            <w:r>
-              <w:rPr>
-                <w:rFonts w:cs="Verdana" w:ascii="Verdana" w:hAnsi="Verdana"/>
-                <w:sz w:val="22"/>
-                <w:lang w:val="da-DK"/>
-              </w:rPr>
-              <w:t>H</w:t>
-            </w:r>
-            <w:r>
-              <w:rPr>
-                <w:rFonts w:cs="Verdana" w:ascii="Verdana" w:hAnsi="Verdana"/>
-                <w:sz w:val="22"/>
-              </w:rPr>
-              <w:t>IFT+O</w:t>
+                <w:color w:val="C9211E"/>
+              </w:rPr>
+            </w:pPr>
+            <w:r>
+              <w:rPr>
+                <w:color w:val="C9211E"/>
+              </w:rPr>
+              <w:t>CONTROL + ALT + O</w:t>
             </w:r>
           </w:p>
         </w:tc>
@@ -2355,7 +2242,7 @@
         <w:trPr/>
         <w:tc>
           <w:tcPr>
-            <w:tcW w:w="1590" w:type="dxa"/>
+            <w:tcW w:w="1589" w:type="dxa"/>
             <w:tcBorders>
               <w:left w:val="single" w:sz="2" w:space="0" w:color="000000"/>
               <w:bottom w:val="single" w:sz="2" w:space="0" w:color="000000"/>
@@ -2381,33 +2268,48 @@
         </w:tc>
         <w:tc>
           <w:tcPr>
-            <w:tcW w:w="5610" w:type="dxa"/>
-            <w:tcBorders>
-              <w:left w:val="single" w:sz="2" w:space="0" w:color="000000"/>
-              <w:bottom w:val="single" w:sz="2" w:space="0" w:color="000000"/>
-            </w:tcBorders>
-            <w:shd w:fill="auto" w:val="clear"/>
-          </w:tcPr>
-          <w:p>
-            <w:pPr>
-              <w:pStyle w:val="Tabelindhold"/>
-              <w:rPr>
-                <w:rFonts w:ascii="Verdana" w:hAnsi="Verdana" w:cs="Verdana"/>
-                <w:sz w:val="22"/>
-              </w:rPr>
-            </w:pPr>
-            <w:r>
-              <w:rPr>
-                <w:rFonts w:cs="Verdana" w:ascii="Verdana" w:hAnsi="Verdana"/>
-                <w:sz w:val="22"/>
-              </w:rPr>
-              <w:t>Importér overførsler</w:t>
-            </w:r>
-          </w:p>
-        </w:tc>
-        <w:tc>
-          <w:tcPr>
-            <w:tcW w:w="2447" w:type="dxa"/>
+            <w:tcW w:w="5326" w:type="dxa"/>
+            <w:tcBorders>
+              <w:left w:val="single" w:sz="2" w:space="0" w:color="000000"/>
+              <w:bottom w:val="single" w:sz="2" w:space="0" w:color="000000"/>
+            </w:tcBorders>
+            <w:shd w:fill="auto" w:val="clear"/>
+          </w:tcPr>
+          <w:p>
+            <w:pPr>
+              <w:pStyle w:val="Tabelindhold"/>
+              <w:rPr>
+                <w:rFonts w:ascii="Verdana" w:hAnsi="Verdana" w:cs="Verdana"/>
+                <w:sz w:val="22"/>
+              </w:rPr>
+            </w:pPr>
+            <w:r>
+              <w:rPr>
+                <w:rFonts w:cs="Verdana" w:ascii="Verdana" w:hAnsi="Verdana"/>
+                <w:sz w:val="22"/>
+              </w:rPr>
+              <w:t>Åbn MusicXml</w:t>
+            </w:r>
+            <w:r>
+              <w:rPr>
+                <w:rFonts w:cs="Verdana" w:ascii="Verdana" w:hAnsi="Verdana"/>
+                <w:sz w:val="22"/>
+                <w:lang w:val="da-DK"/>
+              </w:rPr>
+              <w:t>-</w:t>
+            </w:r>
+            <w:r>
+              <w:rPr>
+                <w:rFonts w:cs="Verdana" w:ascii="Verdana" w:hAnsi="Verdana"/>
+                <w:sz w:val="22"/>
+              </w:rPr>
+              <w:t>fil med standard indstillinger</w:t>
+            </w:r>
+          </w:p>
+        </w:tc>
+        <w:tc>
+          <w:tcPr>
+            <w:tcW w:w="2732" w:type="dxa"/>
             <w:tcBorders>
               <w:left w:val="single" w:sz="2" w:space="0" w:color="000000"/>
               <w:bottom w:val="single" w:sz="2" w:space="0" w:color="000000"/>
@@ -2418,17 +2320,32 @@
           <w:p>
             <w:pPr>
               <w:pStyle w:val="Tabelindhold"/>
-              <w:snapToGrid w:val="false"/>
-              <w:rPr>
-                <w:rFonts w:ascii="Verdana" w:hAnsi="Verdana" w:cs="Verdana"/>
-                <w:sz w:val="22"/>
-              </w:rPr>
-            </w:pPr>
-            <w:r>
-              <w:rPr>
-                <w:rFonts w:cs="Verdana" w:ascii="Verdana" w:hAnsi="Verdana"/>
-                <w:sz w:val="22"/>
-              </w:rPr>
+              <w:rPr>
+                <w:rFonts w:ascii="Verdana" w:hAnsi="Verdana" w:cs="Verdana"/>
+                <w:sz w:val="22"/>
+              </w:rPr>
+            </w:pPr>
+            <w:r>
+              <w:rPr>
+                <w:rFonts w:cs="Verdana" w:ascii="Verdana" w:hAnsi="Verdana"/>
+                <w:sz w:val="22"/>
+              </w:rPr>
+              <w:t>CONTROL+S</w:t>
+            </w:r>
+            <w:r>
+              <w:rPr>
+                <w:rFonts w:cs="Verdana" w:ascii="Verdana" w:hAnsi="Verdana"/>
+                <w:sz w:val="22"/>
+                <w:lang w:val="da-DK"/>
+              </w:rPr>
+              <w:t>H</w:t>
+            </w:r>
+            <w:r>
+              <w:rPr>
+                <w:rFonts w:cs="Verdana" w:ascii="Verdana" w:hAnsi="Verdana"/>
+                <w:sz w:val="22"/>
+              </w:rPr>
+              <w:t>IFT+O</w:t>
             </w:r>
           </w:p>
         </w:tc>
@@ -2437,7 +2354,7 @@
         <w:trPr/>
         <w:tc>
           <w:tcPr>
-            <w:tcW w:w="1590" w:type="dxa"/>
+            <w:tcW w:w="1589" w:type="dxa"/>
             <w:tcBorders>
               <w:left w:val="single" w:sz="2" w:space="0" w:color="000000"/>
               <w:bottom w:val="single" w:sz="2" w:space="0" w:color="000000"/>
@@ -2463,33 +2380,33 @@
         </w:tc>
         <w:tc>
           <w:tcPr>
-            <w:tcW w:w="5610" w:type="dxa"/>
-            <w:tcBorders>
-              <w:left w:val="single" w:sz="2" w:space="0" w:color="000000"/>
-              <w:bottom w:val="single" w:sz="2" w:space="0" w:color="000000"/>
-            </w:tcBorders>
-            <w:shd w:fill="auto" w:val="clear"/>
-          </w:tcPr>
-          <w:p>
-            <w:pPr>
-              <w:pStyle w:val="Tabelindhold"/>
-              <w:rPr>
-                <w:rFonts w:ascii="Verdana" w:hAnsi="Verdana" w:cs="Verdana"/>
-                <w:sz w:val="22"/>
-              </w:rPr>
-            </w:pPr>
-            <w:r>
-              <w:rPr>
-                <w:rFonts w:cs="Verdana" w:ascii="Verdana" w:hAnsi="Verdana"/>
-                <w:sz w:val="22"/>
-              </w:rPr>
-              <w:t>Importér dagens overførsler</w:t>
-            </w:r>
-          </w:p>
-        </w:tc>
-        <w:tc>
-          <w:tcPr>
-            <w:tcW w:w="2447" w:type="dxa"/>
+            <w:tcW w:w="5326" w:type="dxa"/>
+            <w:tcBorders>
+              <w:left w:val="single" w:sz="2" w:space="0" w:color="000000"/>
+              <w:bottom w:val="single" w:sz="2" w:space="0" w:color="000000"/>
+            </w:tcBorders>
+            <w:shd w:fill="auto" w:val="clear"/>
+          </w:tcPr>
+          <w:p>
+            <w:pPr>
+              <w:pStyle w:val="Tabelindhold"/>
+              <w:rPr>
+                <w:rFonts w:ascii="Verdana" w:hAnsi="Verdana" w:cs="Verdana"/>
+                <w:sz w:val="22"/>
+              </w:rPr>
+            </w:pPr>
+            <w:r>
+              <w:rPr>
+                <w:rFonts w:cs="Verdana" w:ascii="Verdana" w:hAnsi="Verdana"/>
+                <w:sz w:val="22"/>
+              </w:rPr>
+              <w:t>Importér overførsler</w:t>
+            </w:r>
+          </w:p>
+        </w:tc>
+        <w:tc>
+          <w:tcPr>
+            <w:tcW w:w="2732" w:type="dxa"/>
             <w:tcBorders>
               <w:left w:val="single" w:sz="2" w:space="0" w:color="000000"/>
               <w:bottom w:val="single" w:sz="2" w:space="0" w:color="000000"/>
@@ -2519,7 +2436,7 @@
         <w:trPr/>
         <w:tc>
           <w:tcPr>
-            <w:tcW w:w="1590" w:type="dxa"/>
+            <w:tcW w:w="1589" w:type="dxa"/>
             <w:tcBorders>
               <w:left w:val="single" w:sz="2" w:space="0" w:color="000000"/>
               <w:bottom w:val="single" w:sz="2" w:space="0" w:color="000000"/>
@@ -2545,33 +2462,33 @@
         </w:tc>
         <w:tc>
           <w:tcPr>
-            <w:tcW w:w="5610" w:type="dxa"/>
-            <w:tcBorders>
-              <w:left w:val="single" w:sz="2" w:space="0" w:color="000000"/>
-              <w:bottom w:val="single" w:sz="2" w:space="0" w:color="000000"/>
-            </w:tcBorders>
-            <w:shd w:fill="auto" w:val="clear"/>
-          </w:tcPr>
-          <w:p>
-            <w:pPr>
-              <w:pStyle w:val="Tabelindhold"/>
-              <w:rPr>
-                <w:rFonts w:ascii="Verdana" w:hAnsi="Verdana" w:cs="Verdana"/>
-                <w:sz w:val="22"/>
-              </w:rPr>
-            </w:pPr>
-            <w:r>
-              <w:rPr>
-                <w:rFonts w:cs="Verdana" w:ascii="Verdana" w:hAnsi="Verdana"/>
-                <w:sz w:val="22"/>
-              </w:rPr>
-              <w:t>Importér nyeste eksempler</w:t>
-            </w:r>
-          </w:p>
-        </w:tc>
-        <w:tc>
-          <w:tcPr>
-            <w:tcW w:w="2447" w:type="dxa"/>
+            <w:tcW w:w="5326" w:type="dxa"/>
+            <w:tcBorders>
+              <w:left w:val="single" w:sz="2" w:space="0" w:color="000000"/>
+              <w:bottom w:val="single" w:sz="2" w:space="0" w:color="000000"/>
+            </w:tcBorders>
+            <w:shd w:fill="auto" w:val="clear"/>
+          </w:tcPr>
+          <w:p>
+            <w:pPr>
+              <w:pStyle w:val="Tabelindhold"/>
+              <w:rPr>
+                <w:rFonts w:ascii="Verdana" w:hAnsi="Verdana" w:cs="Verdana"/>
+                <w:sz w:val="22"/>
+              </w:rPr>
+            </w:pPr>
+            <w:r>
+              <w:rPr>
+                <w:rFonts w:cs="Verdana" w:ascii="Verdana" w:hAnsi="Verdana"/>
+                <w:sz w:val="22"/>
+              </w:rPr>
+              <w:t>Importér dagens overførsler</w:t>
+            </w:r>
+          </w:p>
+        </w:tc>
+        <w:tc>
+          <w:tcPr>
+            <w:tcW w:w="2732" w:type="dxa"/>
             <w:tcBorders>
               <w:left w:val="single" w:sz="2" w:space="0" w:color="000000"/>
               <w:bottom w:val="single" w:sz="2" w:space="0" w:color="000000"/>
@@ -2601,7 +2518,7 @@
         <w:trPr/>
         <w:tc>
           <w:tcPr>
-            <w:tcW w:w="1590" w:type="dxa"/>
+            <w:tcW w:w="1589" w:type="dxa"/>
             <w:tcBorders>
               <w:left w:val="single" w:sz="2" w:space="0" w:color="000000"/>
               <w:bottom w:val="single" w:sz="2" w:space="0" w:color="000000"/>
@@ -2627,33 +2544,33 @@
         </w:tc>
         <w:tc>
           <w:tcPr>
-            <w:tcW w:w="5610" w:type="dxa"/>
-            <w:tcBorders>
-              <w:left w:val="single" w:sz="2" w:space="0" w:color="000000"/>
-              <w:bottom w:val="single" w:sz="2" w:space="0" w:color="000000"/>
-            </w:tcBorders>
-            <w:shd w:fill="auto" w:val="clear"/>
-          </w:tcPr>
-          <w:p>
-            <w:pPr>
-              <w:pStyle w:val="Tabelindhold"/>
-              <w:rPr>
-                <w:rFonts w:ascii="Verdana" w:hAnsi="Verdana" w:cs="Verdana"/>
-                <w:sz w:val="22"/>
-              </w:rPr>
-            </w:pPr>
-            <w:r>
-              <w:rPr>
-                <w:rFonts w:cs="Verdana" w:ascii="Verdana" w:hAnsi="Verdana"/>
-                <w:sz w:val="22"/>
-              </w:rPr>
-              <w:t>Exportér punktnoder</w:t>
-            </w:r>
-          </w:p>
-        </w:tc>
-        <w:tc>
-          <w:tcPr>
-            <w:tcW w:w="2447" w:type="dxa"/>
+            <w:tcW w:w="5326" w:type="dxa"/>
+            <w:tcBorders>
+              <w:left w:val="single" w:sz="2" w:space="0" w:color="000000"/>
+              <w:bottom w:val="single" w:sz="2" w:space="0" w:color="000000"/>
+            </w:tcBorders>
+            <w:shd w:fill="auto" w:val="clear"/>
+          </w:tcPr>
+          <w:p>
+            <w:pPr>
+              <w:pStyle w:val="Tabelindhold"/>
+              <w:rPr>
+                <w:rFonts w:ascii="Verdana" w:hAnsi="Verdana" w:cs="Verdana"/>
+                <w:sz w:val="22"/>
+              </w:rPr>
+            </w:pPr>
+            <w:r>
+              <w:rPr>
+                <w:rFonts w:cs="Verdana" w:ascii="Verdana" w:hAnsi="Verdana"/>
+                <w:sz w:val="22"/>
+              </w:rPr>
+              <w:t>Importér nyeste eksempler</w:t>
+            </w:r>
+          </w:p>
+        </w:tc>
+        <w:tc>
+          <w:tcPr>
+            <w:tcW w:w="2732" w:type="dxa"/>
             <w:tcBorders>
               <w:left w:val="single" w:sz="2" w:space="0" w:color="000000"/>
               <w:bottom w:val="single" w:sz="2" w:space="0" w:color="000000"/>
@@ -2683,7 +2600,33 @@
         <w:trPr/>
         <w:tc>
           <w:tcPr>
-            <w:tcW w:w="1590" w:type="dxa"/>
+            <w:tcW w:w="1589" w:type="dxa"/>
+            <w:tcBorders>
+              <w:left w:val="single" w:sz="2" w:space="0" w:color="000000"/>
+              <w:bottom w:val="single" w:sz="2" w:space="0" w:color="000000"/>
+            </w:tcBorders>
+            <w:shd w:fill="auto" w:val="clear"/>
+          </w:tcPr>
+          <w:p>
+            <w:pPr>
+              <w:pStyle w:val="Tabelindhold"/>
+              <w:rPr>
+                <w:rFonts w:ascii="Verdana" w:hAnsi="Verdana" w:cs="Verdana"/>
+                <w:sz w:val="22"/>
+              </w:rPr>
+            </w:pPr>
+            <w:r>
+              <w:rPr>
+                <w:rFonts w:cs="Verdana" w:ascii="Verdana" w:hAnsi="Verdana"/>
+                <w:sz w:val="22"/>
+              </w:rPr>
+              <w:t>Filer</w:t>
+            </w:r>
+          </w:p>
+        </w:tc>
+        <w:tc>
+          <w:tcPr>
+            <w:tcW w:w="5326" w:type="dxa"/>
             <w:tcBorders>
               <w:left w:val="single" w:sz="2" w:space="0" w:color="000000"/>
               <w:bottom w:val="single" w:sz="2" w:space="0" w:color="000000"/>
@@ -2700,39 +2643,21 @@
                 <w:rFonts w:cs="Verdana" w:ascii="Verdana" w:hAnsi="Verdana"/>
                 <w:sz w:val="22"/>
               </w:rPr>
-              <w:t>Filer</w:t>
-            </w:r>
-          </w:p>
-        </w:tc>
-        <w:tc>
-          <w:tcPr>
-            <w:tcW w:w="5610" w:type="dxa"/>
-            <w:tcBorders>
-              <w:left w:val="single" w:sz="2" w:space="0" w:color="000000"/>
-              <w:bottom w:val="single" w:sz="2" w:space="0" w:color="000000"/>
-            </w:tcBorders>
-            <w:shd w:fill="auto" w:val="clear"/>
-          </w:tcPr>
-          <w:p>
-            <w:pPr>
-              <w:pStyle w:val="Tabelindhold"/>
-              <w:rPr>
-                <w:rFonts w:ascii="Verdana" w:hAnsi="Verdana" w:cs="Verdana"/>
-                <w:sz w:val="22"/>
-              </w:rPr>
-            </w:pPr>
-            <w:r>
-              <w:rPr>
-                <w:rFonts w:cs="Verdana" w:ascii="Verdana" w:hAnsi="Verdana"/>
-                <w:sz w:val="22"/>
-              </w:rPr>
-              <w:t>Afslut programmet</w:t>
-            </w:r>
-          </w:p>
-        </w:tc>
-        <w:tc>
-          <w:tcPr>
-            <w:tcW w:w="2447" w:type="dxa"/>
+              <w:t xml:space="preserve">Exportér punktnoder </w:t>
+            </w:r>
+            <w:r>
+              <w:rPr>
+                <w:rFonts w:cs="Verdana" w:ascii="Verdana" w:hAnsi="Verdana"/>
+                <w:color w:val="C9211E"/>
+                <w:sz w:val="22"/>
+              </w:rPr>
+              <w:t>til fil</w:t>
+            </w:r>
+          </w:p>
+        </w:tc>
+        <w:tc>
+          <w:tcPr>
+            <w:tcW w:w="2732" w:type="dxa"/>
             <w:tcBorders>
               <w:left w:val="single" w:sz="2" w:space="0" w:color="000000"/>
               <w:bottom w:val="single" w:sz="2" w:space="0" w:color="000000"/>
@@ -2743,17 +2668,17 @@
           <w:p>
             <w:pPr>
               <w:pStyle w:val="Tabelindhold"/>
-              <w:rPr>
-                <w:rFonts w:ascii="Verdana" w:hAnsi="Verdana" w:cs="Verdana"/>
-                <w:sz w:val="22"/>
-              </w:rPr>
-            </w:pPr>
-            <w:r>
-              <w:rPr>
-                <w:rFonts w:cs="Verdana" w:ascii="Verdana" w:hAnsi="Verdana"/>
-                <w:sz w:val="22"/>
-              </w:rPr>
-              <w:t>ALT + F4</w:t>
+              <w:snapToGrid w:val="false"/>
+              <w:rPr>
+                <w:rFonts w:ascii="Verdana" w:hAnsi="Verdana" w:cs="Verdana"/>
+                <w:sz w:val="22"/>
+              </w:rPr>
+            </w:pPr>
+            <w:r>
+              <w:rPr>
+                <w:rFonts w:cs="Verdana" w:ascii="Verdana" w:hAnsi="Verdana"/>
+                <w:sz w:val="22"/>
+              </w:rPr>
             </w:r>
           </w:p>
         </w:tc>
@@ -2762,59 +2687,67 @@
         <w:trPr/>
         <w:tc>
           <w:tcPr>
-            <w:tcW w:w="1590" w:type="dxa"/>
-            <w:tcBorders>
-              <w:left w:val="single" w:sz="2" w:space="0" w:color="000000"/>
-              <w:bottom w:val="single" w:sz="2" w:space="0" w:color="000000"/>
-            </w:tcBorders>
-            <w:shd w:fill="auto" w:val="clear"/>
-          </w:tcPr>
-          <w:p>
-            <w:pPr>
-              <w:pStyle w:val="Tabelindhold"/>
-              <w:rPr>
-                <w:rFonts w:ascii="Verdana" w:hAnsi="Verdana" w:cs="Verdana"/>
-                <w:sz w:val="22"/>
-              </w:rPr>
-            </w:pPr>
-            <w:r>
-              <w:rPr>
-                <w:rFonts w:cs="Verdana" w:ascii="Verdana" w:hAnsi="Verdana"/>
-                <w:sz w:val="22"/>
-              </w:rPr>
-              <w:t>Rediger</w:t>
-            </w:r>
-          </w:p>
-        </w:tc>
-        <w:tc>
-          <w:tcPr>
-            <w:tcW w:w="5610" w:type="dxa"/>
-            <w:tcBorders>
-              <w:left w:val="single" w:sz="2" w:space="0" w:color="000000"/>
-              <w:bottom w:val="single" w:sz="2" w:space="0" w:color="000000"/>
-            </w:tcBorders>
-            <w:shd w:fill="auto" w:val="clear"/>
-          </w:tcPr>
-          <w:p>
-            <w:pPr>
-              <w:pStyle w:val="Tabelindhold"/>
-              <w:rPr>
-                <w:rFonts w:ascii="Verdana" w:hAnsi="Verdana" w:cs="Verdana"/>
-                <w:sz w:val="22"/>
-              </w:rPr>
-            </w:pPr>
-            <w:r>
-              <w:rPr>
-                <w:rFonts w:cs="Verdana" w:ascii="Verdana" w:hAnsi="Verdana"/>
-                <w:sz w:val="22"/>
-              </w:rPr>
-              <w:t>Start redigering af Alle Filtre</w:t>
-            </w:r>
-          </w:p>
-        </w:tc>
-        <w:tc>
-          <w:tcPr>
-            <w:tcW w:w="2447" w:type="dxa"/>
+            <w:tcW w:w="1589" w:type="dxa"/>
+            <w:tcBorders>
+              <w:left w:val="single" w:sz="2" w:space="0" w:color="000000"/>
+              <w:bottom w:val="single" w:sz="2" w:space="0" w:color="000000"/>
+            </w:tcBorders>
+            <w:shd w:fill="auto" w:val="clear"/>
+          </w:tcPr>
+          <w:p>
+            <w:pPr>
+              <w:pStyle w:val="Tabelindhold"/>
+              <w:rPr>
+                <w:rFonts w:ascii="Verdana" w:hAnsi="Verdana"/>
+                <w:color w:val="C9211E"/>
+                <w:sz w:val="22"/>
+                <w:szCs w:val="22"/>
+              </w:rPr>
+            </w:pPr>
+            <w:r>
+              <w:rPr>
+                <w:rFonts w:ascii="Verdana" w:hAnsi="Verdana"/>
+                <w:color w:val="C9211E"/>
+                <w:sz w:val="22"/>
+                <w:szCs w:val="22"/>
+              </w:rPr>
+              <w:t>Filer</w:t>
+            </w:r>
+          </w:p>
+        </w:tc>
+        <w:tc>
+          <w:tcPr>
+            <w:tcW w:w="5326" w:type="dxa"/>
+            <w:tcBorders>
+              <w:left w:val="single" w:sz="2" w:space="0" w:color="000000"/>
+              <w:bottom w:val="single" w:sz="2" w:space="0" w:color="000000"/>
+            </w:tcBorders>
+            <w:shd w:fill="auto" w:val="clear"/>
+          </w:tcPr>
+          <w:p>
+            <w:pPr>
+              <w:pStyle w:val="Tabelindhold"/>
+              <w:rPr>
+                <w:rFonts w:ascii="Verdana" w:hAnsi="Verdana"/>
+                <w:color w:val="C9211E"/>
+                <w:sz w:val="22"/>
+                <w:szCs w:val="22"/>
+              </w:rPr>
+            </w:pPr>
+            <w:r>
+              <w:rPr>
+                <w:rFonts w:ascii="Verdana" w:hAnsi="Verdana"/>
+                <w:color w:val="C9211E"/>
+                <w:sz w:val="22"/>
+                <w:szCs w:val="22"/>
+              </w:rPr>
+              <w:t>Udskriv punktnodefil på punktprinter via Windows printdialog</w:t>
+            </w:r>
+          </w:p>
+        </w:tc>
+        <w:tc>
+          <w:tcPr>
+            <w:tcW w:w="2732" w:type="dxa"/>
             <w:tcBorders>
               <w:left w:val="single" w:sz="2" w:space="0" w:color="000000"/>
               <w:bottom w:val="single" w:sz="2" w:space="0" w:color="000000"/>
@@ -2825,17 +2758,21 @@
           <w:p>
             <w:pPr>
               <w:pStyle w:val="Tabelindhold"/>
-              <w:snapToGrid w:val="false"/>
-              <w:rPr>
-                <w:rFonts w:ascii="Verdana" w:hAnsi="Verdana" w:cs="Verdana"/>
-                <w:sz w:val="22"/>
-              </w:rPr>
-            </w:pPr>
-            <w:r>
-              <w:rPr>
-                <w:rFonts w:cs="Verdana" w:ascii="Verdana" w:hAnsi="Verdana"/>
-                <w:sz w:val="22"/>
-              </w:rPr>
+              <w:rPr>
+                <w:rFonts w:ascii="Verdana" w:hAnsi="Verdana"/>
+                <w:color w:val="C9211E"/>
+                <w:sz w:val="22"/>
+                <w:szCs w:val="22"/>
+              </w:rPr>
+            </w:pPr>
+            <w:r>
+              <w:rPr>
+                <w:rFonts w:ascii="Verdana" w:hAnsi="Verdana"/>
+                <w:color w:val="C9211E"/>
+                <w:sz w:val="22"/>
+                <w:szCs w:val="22"/>
+              </w:rPr>
+              <w:t>CONTROL + P</w:t>
             </w:r>
           </w:p>
         </w:tc>
@@ -2844,59 +2781,67 @@
         <w:trPr/>
         <w:tc>
           <w:tcPr>
-            <w:tcW w:w="1590" w:type="dxa"/>
-            <w:tcBorders>
-              <w:left w:val="single" w:sz="2" w:space="0" w:color="000000"/>
-              <w:bottom w:val="single" w:sz="2" w:space="0" w:color="000000"/>
-            </w:tcBorders>
-            <w:shd w:fill="auto" w:val="clear"/>
-          </w:tcPr>
-          <w:p>
-            <w:pPr>
-              <w:pStyle w:val="Tabelindhold"/>
-              <w:rPr>
-                <w:rFonts w:ascii="Verdana" w:hAnsi="Verdana" w:cs="Verdana"/>
-                <w:sz w:val="22"/>
-              </w:rPr>
-            </w:pPr>
-            <w:r>
-              <w:rPr>
-                <w:rFonts w:cs="Verdana" w:ascii="Verdana" w:hAnsi="Verdana"/>
-                <w:sz w:val="22"/>
-              </w:rPr>
-              <w:t>Rediger</w:t>
-            </w:r>
-          </w:p>
-        </w:tc>
-        <w:tc>
-          <w:tcPr>
-            <w:tcW w:w="5610" w:type="dxa"/>
-            <w:tcBorders>
-              <w:left w:val="single" w:sz="2" w:space="0" w:color="000000"/>
-              <w:bottom w:val="single" w:sz="2" w:space="0" w:color="000000"/>
-            </w:tcBorders>
-            <w:shd w:fill="auto" w:val="clear"/>
-          </w:tcPr>
-          <w:p>
-            <w:pPr>
-              <w:pStyle w:val="Tabelindhold"/>
-              <w:rPr>
-                <w:rFonts w:ascii="Verdana" w:hAnsi="Verdana" w:cs="Verdana"/>
-                <w:sz w:val="22"/>
-              </w:rPr>
-            </w:pPr>
-            <w:r>
-              <w:rPr>
-                <w:rFonts w:cs="Verdana" w:ascii="Verdana" w:hAnsi="Verdana"/>
-                <w:sz w:val="22"/>
-              </w:rPr>
-              <w:t>Start redigering af Filtre</w:t>
-            </w:r>
-          </w:p>
-        </w:tc>
-        <w:tc>
-          <w:tcPr>
-            <w:tcW w:w="2447" w:type="dxa"/>
+            <w:tcW w:w="1589" w:type="dxa"/>
+            <w:tcBorders>
+              <w:left w:val="single" w:sz="2" w:space="0" w:color="000000"/>
+              <w:bottom w:val="single" w:sz="2" w:space="0" w:color="000000"/>
+            </w:tcBorders>
+            <w:shd w:fill="auto" w:val="clear"/>
+          </w:tcPr>
+          <w:p>
+            <w:pPr>
+              <w:pStyle w:val="Tabelindhold"/>
+              <w:rPr>
+                <w:rFonts w:ascii="Verdana" w:hAnsi="Verdana"/>
+                <w:color w:val="C9211E"/>
+                <w:sz w:val="22"/>
+                <w:szCs w:val="22"/>
+              </w:rPr>
+            </w:pPr>
+            <w:r>
+              <w:rPr>
+                <w:rFonts w:ascii="Verdana" w:hAnsi="Verdana"/>
+                <w:color w:val="C9211E"/>
+                <w:sz w:val="22"/>
+                <w:szCs w:val="22"/>
+              </w:rPr>
+              <w:t>Filer</w:t>
+            </w:r>
+          </w:p>
+        </w:tc>
+        <w:tc>
+          <w:tcPr>
+            <w:tcW w:w="5326" w:type="dxa"/>
+            <w:tcBorders>
+              <w:left w:val="single" w:sz="2" w:space="0" w:color="000000"/>
+              <w:bottom w:val="single" w:sz="2" w:space="0" w:color="000000"/>
+            </w:tcBorders>
+            <w:shd w:fill="auto" w:val="clear"/>
+          </w:tcPr>
+          <w:p>
+            <w:pPr>
+              <w:pStyle w:val="Tabelindhold"/>
+              <w:rPr>
+                <w:rFonts w:ascii="Verdana" w:hAnsi="Verdana"/>
+                <w:color w:val="C9211E"/>
+                <w:sz w:val="22"/>
+                <w:szCs w:val="22"/>
+              </w:rPr>
+            </w:pPr>
+            <w:r>
+              <w:rPr>
+                <w:rFonts w:ascii="Verdana" w:hAnsi="Verdana"/>
+                <w:color w:val="C9211E"/>
+                <w:sz w:val="22"/>
+                <w:szCs w:val="22"/>
+              </w:rPr>
+              <w:t>Udskriv punktnodefil på punktprinter via externt program</w:t>
+            </w:r>
+          </w:p>
+        </w:tc>
+        <w:tc>
+          <w:tcPr>
+            <w:tcW w:w="2732" w:type="dxa"/>
             <w:tcBorders>
               <w:left w:val="single" w:sz="2" w:space="0" w:color="000000"/>
               <w:bottom w:val="single" w:sz="2" w:space="0" w:color="000000"/>
@@ -2908,16 +2853,20 @@
             <w:pPr>
               <w:pStyle w:val="Tabelindhold"/>
               <w:rPr>
-                <w:rFonts w:ascii="Verdana" w:hAnsi="Verdana" w:cs="Verdana"/>
-                <w:sz w:val="22"/>
-              </w:rPr>
-            </w:pPr>
-            <w:r>
-              <w:rPr>
-                <w:rFonts w:cs="Verdana" w:ascii="Verdana" w:hAnsi="Verdana"/>
-                <w:sz w:val="22"/>
-              </w:rPr>
-              <w:t>CONTROL + F</w:t>
+                <w:rFonts w:ascii="Verdana" w:hAnsi="Verdana"/>
+                <w:color w:val="C9211E"/>
+                <w:sz w:val="22"/>
+                <w:szCs w:val="22"/>
+              </w:rPr>
+            </w:pPr>
+            <w:r>
+              <w:rPr>
+                <w:rFonts w:ascii="Verdana" w:hAnsi="Verdana"/>
+                <w:color w:val="C9211E"/>
+                <w:sz w:val="22"/>
+                <w:szCs w:val="22"/>
+              </w:rPr>
+              <w:t>CONTROL + SHIFT + P</w:t>
             </w:r>
           </w:p>
         </w:tc>
@@ -2926,59 +2875,67 @@
         <w:trPr/>
         <w:tc>
           <w:tcPr>
-            <w:tcW w:w="1590" w:type="dxa"/>
-            <w:tcBorders>
-              <w:left w:val="single" w:sz="2" w:space="0" w:color="000000"/>
-              <w:bottom w:val="single" w:sz="2" w:space="0" w:color="000000"/>
-            </w:tcBorders>
-            <w:shd w:fill="auto" w:val="clear"/>
-          </w:tcPr>
-          <w:p>
-            <w:pPr>
-              <w:pStyle w:val="Tabelindhold"/>
-              <w:rPr>
-                <w:rFonts w:ascii="Verdana" w:hAnsi="Verdana" w:cs="Verdana"/>
-                <w:sz w:val="22"/>
-              </w:rPr>
-            </w:pPr>
-            <w:r>
-              <w:rPr>
-                <w:rFonts w:cs="Verdana" w:ascii="Verdana" w:hAnsi="Verdana"/>
-                <w:sz w:val="22"/>
-              </w:rPr>
-              <w:t>Rediger</w:t>
-            </w:r>
-          </w:p>
-        </w:tc>
-        <w:tc>
-          <w:tcPr>
-            <w:tcW w:w="5610" w:type="dxa"/>
-            <w:tcBorders>
-              <w:left w:val="single" w:sz="2" w:space="0" w:color="000000"/>
-              <w:bottom w:val="single" w:sz="2" w:space="0" w:color="000000"/>
-            </w:tcBorders>
-            <w:shd w:fill="auto" w:val="clear"/>
-          </w:tcPr>
-          <w:p>
-            <w:pPr>
-              <w:pStyle w:val="Tabelindhold"/>
-              <w:rPr>
-                <w:rFonts w:ascii="Verdana" w:hAnsi="Verdana" w:cs="Verdana"/>
-                <w:sz w:val="22"/>
-              </w:rPr>
-            </w:pPr>
-            <w:r>
-              <w:rPr>
-                <w:rFonts w:cs="Verdana" w:ascii="Verdana" w:hAnsi="Verdana"/>
-                <w:sz w:val="22"/>
-              </w:rPr>
-              <w:t>Start redigering af Musik Afspilning</w:t>
-            </w:r>
-          </w:p>
-        </w:tc>
-        <w:tc>
-          <w:tcPr>
-            <w:tcW w:w="2447" w:type="dxa"/>
+            <w:tcW w:w="1589" w:type="dxa"/>
+            <w:tcBorders>
+              <w:left w:val="single" w:sz="2" w:space="0" w:color="000000"/>
+              <w:bottom w:val="single" w:sz="2" w:space="0" w:color="000000"/>
+            </w:tcBorders>
+            <w:shd w:fill="auto" w:val="clear"/>
+          </w:tcPr>
+          <w:p>
+            <w:pPr>
+              <w:pStyle w:val="Tabelindhold"/>
+              <w:rPr>
+                <w:rFonts w:ascii="Verdana" w:hAnsi="Verdana"/>
+                <w:color w:val="C9211E"/>
+                <w:sz w:val="22"/>
+                <w:szCs w:val="22"/>
+              </w:rPr>
+            </w:pPr>
+            <w:r>
+              <w:rPr>
+                <w:rFonts w:ascii="Verdana" w:hAnsi="Verdana"/>
+                <w:color w:val="C9211E"/>
+                <w:sz w:val="22"/>
+                <w:szCs w:val="22"/>
+              </w:rPr>
+              <w:t>Filer</w:t>
+            </w:r>
+          </w:p>
+        </w:tc>
+        <w:tc>
+          <w:tcPr>
+            <w:tcW w:w="5326" w:type="dxa"/>
+            <w:tcBorders>
+              <w:left w:val="single" w:sz="2" w:space="0" w:color="000000"/>
+              <w:bottom w:val="single" w:sz="2" w:space="0" w:color="000000"/>
+            </w:tcBorders>
+            <w:shd w:fill="auto" w:val="clear"/>
+          </w:tcPr>
+          <w:p>
+            <w:pPr>
+              <w:pStyle w:val="Tabelindhold"/>
+              <w:rPr>
+                <w:rFonts w:ascii="Verdana" w:hAnsi="Verdana"/>
+                <w:color w:val="C9211E"/>
+                <w:sz w:val="22"/>
+                <w:szCs w:val="22"/>
+              </w:rPr>
+            </w:pPr>
+            <w:r>
+              <w:rPr>
+                <w:rFonts w:ascii="Verdana" w:hAnsi="Verdana"/>
+                <w:color w:val="C9211E"/>
+                <w:sz w:val="22"/>
+                <w:szCs w:val="22"/>
+              </w:rPr>
+              <w:t>Kopiér punktnodefil til Brailleapparat ved hjælp af Windows Stifinder</w:t>
+            </w:r>
+          </w:p>
+        </w:tc>
+        <w:tc>
+          <w:tcPr>
+            <w:tcW w:w="2732" w:type="dxa"/>
             <w:tcBorders>
               <w:left w:val="single" w:sz="2" w:space="0" w:color="000000"/>
               <w:bottom w:val="single" w:sz="2" w:space="0" w:color="000000"/>
@@ -2990,16 +2947,19 @@
             <w:pPr>
               <w:pStyle w:val="Tabelindhold"/>
               <w:rPr>
-                <w:rFonts w:ascii="Verdana" w:hAnsi="Verdana" w:cs="Verdana"/>
-                <w:sz w:val="22"/>
-              </w:rPr>
-            </w:pPr>
-            <w:r>
-              <w:rPr>
-                <w:rFonts w:cs="Verdana" w:ascii="Verdana" w:hAnsi="Verdana"/>
-                <w:sz w:val="22"/>
-              </w:rPr>
-              <w:t>CONTROL + M</w:t>
+                <w:rFonts w:ascii="Verdana" w:hAnsi="Verdana"/>
+                <w:color w:val="C9211E"/>
+                <w:sz w:val="22"/>
+                <w:szCs w:val="22"/>
+              </w:rPr>
+            </w:pPr>
+            <w:r>
+              <w:rPr>
+                <w:rFonts w:ascii="Verdana" w:hAnsi="Verdana"/>
+                <w:color w:val="C9211E"/>
+                <w:sz w:val="22"/>
+                <w:szCs w:val="22"/>
+              </w:rPr>
             </w:r>
           </w:p>
         </w:tc>
@@ -3008,59 +2968,65 @@
         <w:trPr/>
         <w:tc>
           <w:tcPr>
-            <w:tcW w:w="1590" w:type="dxa"/>
-            <w:tcBorders>
-              <w:left w:val="single" w:sz="2" w:space="0" w:color="000000"/>
-              <w:bottom w:val="single" w:sz="2" w:space="0" w:color="000000"/>
-            </w:tcBorders>
-            <w:shd w:fill="auto" w:val="clear"/>
-          </w:tcPr>
-          <w:p>
-            <w:pPr>
-              <w:pStyle w:val="Tabelindhold"/>
-              <w:rPr>
-                <w:rFonts w:ascii="Verdana" w:hAnsi="Verdana" w:cs="Verdana"/>
-                <w:sz w:val="22"/>
-              </w:rPr>
-            </w:pPr>
-            <w:r>
-              <w:rPr>
-                <w:rFonts w:cs="Verdana" w:ascii="Verdana" w:hAnsi="Verdana"/>
-                <w:sz w:val="22"/>
-              </w:rPr>
-              <w:t>Rediger</w:t>
-            </w:r>
-          </w:p>
-        </w:tc>
-        <w:tc>
-          <w:tcPr>
-            <w:tcW w:w="5610" w:type="dxa"/>
-            <w:tcBorders>
-              <w:left w:val="single" w:sz="2" w:space="0" w:color="000000"/>
-              <w:bottom w:val="single" w:sz="2" w:space="0" w:color="000000"/>
-            </w:tcBorders>
-            <w:shd w:fill="auto" w:val="clear"/>
-          </w:tcPr>
-          <w:p>
-            <w:pPr>
-              <w:pStyle w:val="Tabelindhold"/>
-              <w:rPr>
-                <w:rFonts w:ascii="Verdana" w:hAnsi="Verdana" w:cs="Verdana"/>
-                <w:sz w:val="22"/>
-              </w:rPr>
-            </w:pPr>
-            <w:r>
-              <w:rPr>
-                <w:rFonts w:cs="Verdana" w:ascii="Verdana" w:hAnsi="Verdana"/>
-                <w:sz w:val="22"/>
-              </w:rPr>
-              <w:t>Start redigering af Tekst visning</w:t>
-            </w:r>
-          </w:p>
-        </w:tc>
-        <w:tc>
-          <w:tcPr>
-            <w:tcW w:w="2447" w:type="dxa"/>
+            <w:tcW w:w="1589" w:type="dxa"/>
+            <w:tcBorders>
+              <w:left w:val="single" w:sz="2" w:space="0" w:color="000000"/>
+              <w:bottom w:val="single" w:sz="2" w:space="0" w:color="000000"/>
+            </w:tcBorders>
+            <w:shd w:fill="auto" w:val="clear"/>
+          </w:tcPr>
+          <w:p>
+            <w:pPr>
+              <w:pStyle w:val="Tabelindhold"/>
+              <w:rPr>
+                <w:rFonts w:ascii="Verdana" w:hAnsi="Verdana"/>
+                <w:color w:val="C9211E"/>
+                <w:sz w:val="22"/>
+                <w:szCs w:val="22"/>
+              </w:rPr>
+            </w:pPr>
+            <w:r>
+              <w:rPr>
+                <w:rFonts w:cs="Verdana" w:ascii="Verdana" w:hAnsi="Verdana"/>
+                <w:color w:val="C9211E"/>
+                <w:sz w:val="22"/>
+                <w:szCs w:val="22"/>
+              </w:rPr>
+              <w:t>Filer</w:t>
+            </w:r>
+          </w:p>
+        </w:tc>
+        <w:tc>
+          <w:tcPr>
+            <w:tcW w:w="5326" w:type="dxa"/>
+            <w:tcBorders>
+              <w:left w:val="single" w:sz="2" w:space="0" w:color="000000"/>
+              <w:bottom w:val="single" w:sz="2" w:space="0" w:color="000000"/>
+            </w:tcBorders>
+            <w:shd w:fill="auto" w:val="clear"/>
+          </w:tcPr>
+          <w:p>
+            <w:pPr>
+              <w:pStyle w:val="Tabelindhold"/>
+              <w:rPr>
+                <w:rFonts w:ascii="Verdana" w:hAnsi="Verdana" w:cs="Verdana"/>
+                <w:sz w:val="22"/>
+              </w:rPr>
+            </w:pPr>
+            <w:r>
+              <w:rPr>
+                <w:rFonts w:cs="Verdana" w:ascii="Verdana" w:hAnsi="Verdana"/>
+                <w:color w:val="C9211E"/>
+                <w:sz w:val="22"/>
+                <w:szCs w:val="22"/>
+              </w:rPr>
+              <w:t>Afslut programmet</w:t>
+            </w:r>
+          </w:p>
+        </w:tc>
+        <w:tc>
+          <w:tcPr>
+            <w:tcW w:w="2732" w:type="dxa"/>
             <w:tcBorders>
               <w:left w:val="single" w:sz="2" w:space="0" w:color="000000"/>
               <w:bottom w:val="single" w:sz="2" w:space="0" w:color="000000"/>
@@ -3079,9 +3045,11 @@
             <w:r>
               <w:rPr>
                 <w:rFonts w:cs="Verdana" w:ascii="Verdana" w:hAnsi="Verdana"/>
-                <w:sz w:val="22"/>
-              </w:rPr>
-              <w:t>CONTROL + T</w:t>
+                <w:color w:val="C9211E"/>
+                <w:sz w:val="22"/>
+                <w:szCs w:val="22"/>
+              </w:rPr>
+              <w:t>ALT + F4</w:t>
             </w:r>
           </w:p>
         </w:tc>
@@ -3090,7 +3058,7 @@
         <w:trPr/>
         <w:tc>
           <w:tcPr>
-            <w:tcW w:w="1590" w:type="dxa"/>
+            <w:tcW w:w="1589" w:type="dxa"/>
             <w:tcBorders>
               <w:left w:val="single" w:sz="2" w:space="0" w:color="000000"/>
               <w:bottom w:val="single" w:sz="2" w:space="0" w:color="000000"/>
@@ -3116,30 +3084,33 @@
         </w:tc>
         <w:tc>
           <w:tcPr>
-            <w:tcW w:w="5610" w:type="dxa"/>
-            <w:tcBorders>
-              <w:left w:val="single" w:sz="2" w:space="0" w:color="000000"/>
-              <w:bottom w:val="single" w:sz="2" w:space="0" w:color="000000"/>
-            </w:tcBorders>
-            <w:shd w:fill="auto" w:val="clear"/>
-          </w:tcPr>
-          <w:p>
-            <w:pPr>
-              <w:pStyle w:val="Tabelindhold"/>
-              <w:rPr/>
-            </w:pPr>
-            <w:r>
-              <w:rPr>
-                <w:rFonts w:cs="Verdana" w:ascii="Verdana" w:hAnsi="Verdana"/>
-                <w:sz w:val="22"/>
-              </w:rPr>
-              <w:t>Start redigering af Braille (punktnode) visning</w:t>
-            </w:r>
-          </w:p>
-        </w:tc>
-        <w:tc>
-          <w:tcPr>
-            <w:tcW w:w="2447" w:type="dxa"/>
+            <w:tcW w:w="5326" w:type="dxa"/>
+            <w:tcBorders>
+              <w:left w:val="single" w:sz="2" w:space="0" w:color="000000"/>
+              <w:bottom w:val="single" w:sz="2" w:space="0" w:color="000000"/>
+            </w:tcBorders>
+            <w:shd w:fill="auto" w:val="clear"/>
+          </w:tcPr>
+          <w:p>
+            <w:pPr>
+              <w:pStyle w:val="Tabelindhold"/>
+              <w:rPr>
+                <w:rFonts w:ascii="Verdana" w:hAnsi="Verdana" w:cs="Verdana"/>
+                <w:sz w:val="22"/>
+              </w:rPr>
+            </w:pPr>
+            <w:r>
+              <w:rPr>
+                <w:rFonts w:cs="Verdana" w:ascii="Verdana" w:hAnsi="Verdana"/>
+                <w:sz w:val="22"/>
+              </w:rPr>
+              <w:t>Start redigering af Alle Filtre</w:t>
+            </w:r>
+          </w:p>
+        </w:tc>
+        <w:tc>
+          <w:tcPr>
+            <w:tcW w:w="2732" w:type="dxa"/>
             <w:tcBorders>
               <w:left w:val="single" w:sz="2" w:space="0" w:color="000000"/>
               <w:bottom w:val="single" w:sz="2" w:space="0" w:color="000000"/>
@@ -3150,17 +3121,17 @@
           <w:p>
             <w:pPr>
               <w:pStyle w:val="Tabelindhold"/>
-              <w:rPr>
-                <w:rFonts w:ascii="Verdana" w:hAnsi="Verdana" w:cs="Verdana"/>
-                <w:sz w:val="22"/>
-              </w:rPr>
-            </w:pPr>
-            <w:r>
-              <w:rPr>
-                <w:rFonts w:cs="Verdana" w:ascii="Verdana" w:hAnsi="Verdana"/>
-                <w:sz w:val="22"/>
-              </w:rPr>
-              <w:t>CONTROL + B</w:t>
+              <w:snapToGrid w:val="false"/>
+              <w:rPr>
+                <w:rFonts w:ascii="Verdana" w:hAnsi="Verdana" w:cs="Verdana"/>
+                <w:sz w:val="22"/>
+              </w:rPr>
+            </w:pPr>
+            <w:r>
+              <w:rPr>
+                <w:rFonts w:cs="Verdana" w:ascii="Verdana" w:hAnsi="Verdana"/>
+                <w:sz w:val="22"/>
+              </w:rPr>
             </w:r>
           </w:p>
         </w:tc>
@@ -3169,7 +3140,7 @@
         <w:trPr/>
         <w:tc>
           <w:tcPr>
-            <w:tcW w:w="1590" w:type="dxa"/>
+            <w:tcW w:w="1589" w:type="dxa"/>
             <w:tcBorders>
               <w:left w:val="single" w:sz="2" w:space="0" w:color="000000"/>
               <w:bottom w:val="single" w:sz="2" w:space="0" w:color="000000"/>
@@ -3195,33 +3166,33 @@
         </w:tc>
         <w:tc>
           <w:tcPr>
-            <w:tcW w:w="5610" w:type="dxa"/>
-            <w:tcBorders>
-              <w:left w:val="single" w:sz="2" w:space="0" w:color="000000"/>
-              <w:bottom w:val="single" w:sz="2" w:space="0" w:color="000000"/>
-            </w:tcBorders>
-            <w:shd w:fill="auto" w:val="clear"/>
-          </w:tcPr>
-          <w:p>
-            <w:pPr>
-              <w:pStyle w:val="Tabelindhold"/>
-              <w:rPr>
-                <w:rFonts w:ascii="Verdana" w:hAnsi="Verdana" w:cs="Verdana"/>
-                <w:sz w:val="22"/>
-              </w:rPr>
-            </w:pPr>
-            <w:r>
-              <w:rPr>
-                <w:rFonts w:cs="Verdana" w:ascii="Verdana" w:hAnsi="Verdana"/>
-                <w:sz w:val="22"/>
-              </w:rPr>
-              <w:t>Start redigering af Stemmer</w:t>
-            </w:r>
-          </w:p>
-        </w:tc>
-        <w:tc>
-          <w:tcPr>
-            <w:tcW w:w="2447" w:type="dxa"/>
+            <w:tcW w:w="5326" w:type="dxa"/>
+            <w:tcBorders>
+              <w:left w:val="single" w:sz="2" w:space="0" w:color="000000"/>
+              <w:bottom w:val="single" w:sz="2" w:space="0" w:color="000000"/>
+            </w:tcBorders>
+            <w:shd w:fill="auto" w:val="clear"/>
+          </w:tcPr>
+          <w:p>
+            <w:pPr>
+              <w:pStyle w:val="Tabelindhold"/>
+              <w:rPr>
+                <w:rFonts w:ascii="Verdana" w:hAnsi="Verdana" w:cs="Verdana"/>
+                <w:sz w:val="22"/>
+              </w:rPr>
+            </w:pPr>
+            <w:r>
+              <w:rPr>
+                <w:rFonts w:cs="Verdana" w:ascii="Verdana" w:hAnsi="Verdana"/>
+                <w:sz w:val="22"/>
+              </w:rPr>
+              <w:t>Start redigering af Filtre</w:t>
+            </w:r>
+          </w:p>
+        </w:tc>
+        <w:tc>
+          <w:tcPr>
+            <w:tcW w:w="2732" w:type="dxa"/>
             <w:tcBorders>
               <w:left w:val="single" w:sz="2" w:space="0" w:color="000000"/>
               <w:bottom w:val="single" w:sz="2" w:space="0" w:color="000000"/>
@@ -3232,17 +3203,17 @@
           <w:p>
             <w:pPr>
               <w:pStyle w:val="Tabelindhold"/>
-              <w:snapToGrid w:val="false"/>
-              <w:rPr>
-                <w:rFonts w:ascii="Verdana" w:hAnsi="Verdana" w:cs="Verdana"/>
-                <w:sz w:val="22"/>
-              </w:rPr>
-            </w:pPr>
-            <w:r>
-              <w:rPr>
-                <w:rFonts w:cs="Verdana" w:ascii="Verdana" w:hAnsi="Verdana"/>
-                <w:sz w:val="22"/>
-              </w:rPr>
+              <w:rPr>
+                <w:rFonts w:ascii="Verdana" w:hAnsi="Verdana" w:cs="Verdana"/>
+                <w:sz w:val="22"/>
+              </w:rPr>
+            </w:pPr>
+            <w:r>
+              <w:rPr>
+                <w:rFonts w:cs="Verdana" w:ascii="Verdana" w:hAnsi="Verdana"/>
+                <w:sz w:val="22"/>
+              </w:rPr>
+              <w:t>CONTROL + F</w:t>
             </w:r>
           </w:p>
         </w:tc>
@@ -3251,7 +3222,7 @@
         <w:trPr/>
         <w:tc>
           <w:tcPr>
-            <w:tcW w:w="1590" w:type="dxa"/>
+            <w:tcW w:w="1589" w:type="dxa"/>
             <w:tcBorders>
               <w:left w:val="single" w:sz="2" w:space="0" w:color="000000"/>
               <w:bottom w:val="single" w:sz="2" w:space="0" w:color="000000"/>
@@ -3277,33 +3248,33 @@
         </w:tc>
         <w:tc>
           <w:tcPr>
-            <w:tcW w:w="5610" w:type="dxa"/>
-            <w:tcBorders>
-              <w:left w:val="single" w:sz="2" w:space="0" w:color="000000"/>
-              <w:bottom w:val="single" w:sz="2" w:space="0" w:color="000000"/>
-            </w:tcBorders>
-            <w:shd w:fill="auto" w:val="clear"/>
-          </w:tcPr>
-          <w:p>
-            <w:pPr>
-              <w:pStyle w:val="Tabelindhold"/>
-              <w:rPr>
-                <w:rFonts w:ascii="Verdana" w:hAnsi="Verdana" w:cs="Verdana"/>
-                <w:sz w:val="22"/>
-              </w:rPr>
-            </w:pPr>
-            <w:r>
-              <w:rPr>
-                <w:rFonts w:cs="Verdana" w:ascii="Verdana" w:hAnsi="Verdana"/>
-                <w:sz w:val="22"/>
-              </w:rPr>
-              <w:t>Start redigering af Detaljer</w:t>
-            </w:r>
-          </w:p>
-        </w:tc>
-        <w:tc>
-          <w:tcPr>
-            <w:tcW w:w="2447" w:type="dxa"/>
+            <w:tcW w:w="5326" w:type="dxa"/>
+            <w:tcBorders>
+              <w:left w:val="single" w:sz="2" w:space="0" w:color="000000"/>
+              <w:bottom w:val="single" w:sz="2" w:space="0" w:color="000000"/>
+            </w:tcBorders>
+            <w:shd w:fill="auto" w:val="clear"/>
+          </w:tcPr>
+          <w:p>
+            <w:pPr>
+              <w:pStyle w:val="Tabelindhold"/>
+              <w:rPr>
+                <w:rFonts w:ascii="Verdana" w:hAnsi="Verdana" w:cs="Verdana"/>
+                <w:sz w:val="22"/>
+              </w:rPr>
+            </w:pPr>
+            <w:r>
+              <w:rPr>
+                <w:rFonts w:cs="Verdana" w:ascii="Verdana" w:hAnsi="Verdana"/>
+                <w:sz w:val="22"/>
+              </w:rPr>
+              <w:t>Start redigering af Musik Afspilning</w:t>
+            </w:r>
+          </w:p>
+        </w:tc>
+        <w:tc>
+          <w:tcPr>
+            <w:tcW w:w="2732" w:type="dxa"/>
             <w:tcBorders>
               <w:left w:val="single" w:sz="2" w:space="0" w:color="000000"/>
               <w:bottom w:val="single" w:sz="2" w:space="0" w:color="000000"/>
@@ -3314,17 +3285,17 @@
           <w:p>
             <w:pPr>
               <w:pStyle w:val="Tabelindhold"/>
-              <w:snapToGrid w:val="false"/>
-              <w:rPr>
-                <w:rFonts w:ascii="Verdana" w:hAnsi="Verdana" w:cs="Verdana"/>
-                <w:sz w:val="22"/>
-              </w:rPr>
-            </w:pPr>
-            <w:r>
-              <w:rPr>
-                <w:rFonts w:cs="Verdana" w:ascii="Verdana" w:hAnsi="Verdana"/>
-                <w:sz w:val="22"/>
-              </w:rPr>
+              <w:rPr>
+                <w:rFonts w:ascii="Verdana" w:hAnsi="Verdana" w:cs="Verdana"/>
+                <w:sz w:val="22"/>
+              </w:rPr>
+            </w:pPr>
+            <w:r>
+              <w:rPr>
+                <w:rFonts w:cs="Verdana" w:ascii="Verdana" w:hAnsi="Verdana"/>
+                <w:sz w:val="22"/>
+              </w:rPr>
+              <w:t>CONTROL + M</w:t>
             </w:r>
           </w:p>
         </w:tc>
@@ -3333,7 +3304,7 @@
         <w:trPr/>
         <w:tc>
           <w:tcPr>
-            <w:tcW w:w="1590" w:type="dxa"/>
+            <w:tcW w:w="1589" w:type="dxa"/>
             <w:tcBorders>
               <w:left w:val="single" w:sz="2" w:space="0" w:color="000000"/>
               <w:bottom w:val="single" w:sz="2" w:space="0" w:color="000000"/>
@@ -3359,34 +3330,33 @@
         </w:tc>
         <w:tc>
           <w:tcPr>
-            <w:tcW w:w="5610" w:type="dxa"/>
-            <w:tcBorders>
-              <w:left w:val="single" w:sz="2" w:space="0" w:color="000000"/>
-              <w:bottom w:val="single" w:sz="2" w:space="0" w:color="000000"/>
-            </w:tcBorders>
-            <w:shd w:fill="auto" w:val="clear"/>
-          </w:tcPr>
-          <w:p>
-            <w:pPr>
-              <w:pStyle w:val="Tabelindhold"/>
-              <w:rPr>
-                <w:rFonts w:ascii="Verdana" w:hAnsi="Verdana" w:cs="Verdana"/>
-                <w:sz w:val="22"/>
-              </w:rPr>
-            </w:pPr>
-            <w:r>
-              <w:rPr>
-                <w:rFonts w:cs="Verdana" w:ascii="Verdana" w:hAnsi="Verdana"/>
-                <w:sz w:val="22"/>
-                <w:lang w:val="da-DK"/>
-              </w:rPr>
-              <w:t>Fjern markering fra alle</w:t>
-            </w:r>
-          </w:p>
-        </w:tc>
-        <w:tc>
-          <w:tcPr>
-            <w:tcW w:w="2447" w:type="dxa"/>
+            <w:tcW w:w="5326" w:type="dxa"/>
+            <w:tcBorders>
+              <w:left w:val="single" w:sz="2" w:space="0" w:color="000000"/>
+              <w:bottom w:val="single" w:sz="2" w:space="0" w:color="000000"/>
+            </w:tcBorders>
+            <w:shd w:fill="auto" w:val="clear"/>
+          </w:tcPr>
+          <w:p>
+            <w:pPr>
+              <w:pStyle w:val="Tabelindhold"/>
+              <w:rPr>
+                <w:rFonts w:ascii="Verdana" w:hAnsi="Verdana" w:cs="Verdana"/>
+                <w:sz w:val="22"/>
+              </w:rPr>
+            </w:pPr>
+            <w:r>
+              <w:rPr>
+                <w:rFonts w:cs="Verdana" w:ascii="Verdana" w:hAnsi="Verdana"/>
+                <w:sz w:val="22"/>
+              </w:rPr>
+              <w:t>Start redigering af Tekst visning</w:t>
+            </w:r>
+          </w:p>
+        </w:tc>
+        <w:tc>
+          <w:tcPr>
+            <w:tcW w:w="2732" w:type="dxa"/>
             <w:tcBorders>
               <w:left w:val="single" w:sz="2" w:space="0" w:color="000000"/>
               <w:bottom w:val="single" w:sz="2" w:space="0" w:color="000000"/>
@@ -3406,9 +3376,8 @@
               <w:rPr>
                 <w:rFonts w:cs="Verdana" w:ascii="Verdana" w:hAnsi="Verdana"/>
                 <w:sz w:val="22"/>
-                <w:lang w:val="en-GB"/>
-              </w:rPr>
-              <w:t>CONTROL + 0</w:t>
+              </w:rPr>
+              <w:t>CONTROL + T</w:t>
             </w:r>
           </w:p>
         </w:tc>
@@ -3417,7 +3386,7 @@
         <w:trPr/>
         <w:tc>
           <w:tcPr>
-            <w:tcW w:w="1590" w:type="dxa"/>
+            <w:tcW w:w="1589" w:type="dxa"/>
             <w:tcBorders>
               <w:left w:val="single" w:sz="2" w:space="0" w:color="000000"/>
               <w:bottom w:val="single" w:sz="2" w:space="0" w:color="000000"/>
@@ -3443,34 +3412,30 @@
         </w:tc>
         <w:tc>
           <w:tcPr>
-            <w:tcW w:w="5610" w:type="dxa"/>
-            <w:tcBorders>
-              <w:left w:val="single" w:sz="2" w:space="0" w:color="000000"/>
-              <w:bottom w:val="single" w:sz="2" w:space="0" w:color="000000"/>
-            </w:tcBorders>
-            <w:shd w:fill="auto" w:val="clear"/>
-          </w:tcPr>
-          <w:p>
-            <w:pPr>
-              <w:pStyle w:val="Tabelindhold"/>
-              <w:rPr>
-                <w:rFonts w:ascii="Verdana" w:hAnsi="Verdana" w:cs="Verdana"/>
-                <w:sz w:val="22"/>
-              </w:rPr>
-            </w:pPr>
-            <w:r>
-              <w:rPr>
-                <w:rFonts w:cs="Verdana" w:ascii="Verdana" w:hAnsi="Verdana"/>
-                <w:sz w:val="22"/>
-                <w:lang w:val="da-DK"/>
-              </w:rPr>
-              <w:t>Markér alle</w:t>
-            </w:r>
-          </w:p>
-        </w:tc>
-        <w:tc>
-          <w:tcPr>
-            <w:tcW w:w="2447" w:type="dxa"/>
+            <w:tcW w:w="5326" w:type="dxa"/>
+            <w:tcBorders>
+              <w:left w:val="single" w:sz="2" w:space="0" w:color="000000"/>
+              <w:bottom w:val="single" w:sz="2" w:space="0" w:color="000000"/>
+            </w:tcBorders>
+            <w:shd w:fill="auto" w:val="clear"/>
+          </w:tcPr>
+          <w:p>
+            <w:pPr>
+              <w:pStyle w:val="Tabelindhold"/>
+              <w:rPr/>
+            </w:pPr>
+            <w:r>
+              <w:rPr>
+                <w:rFonts w:cs="Verdana" w:ascii="Verdana" w:hAnsi="Verdana"/>
+                <w:sz w:val="22"/>
+              </w:rPr>
+              <w:t>Start redigering af Braille (punktnode) visning</w:t>
+            </w:r>
+          </w:p>
+        </w:tc>
+        <w:tc>
+          <w:tcPr>
+            <w:tcW w:w="2732" w:type="dxa"/>
             <w:tcBorders>
               <w:left w:val="single" w:sz="2" w:space="0" w:color="000000"/>
               <w:bottom w:val="single" w:sz="2" w:space="0" w:color="000000"/>
@@ -3490,9 +3455,8 @@
               <w:rPr>
                 <w:rFonts w:cs="Verdana" w:ascii="Verdana" w:hAnsi="Verdana"/>
                 <w:sz w:val="22"/>
-                <w:lang w:val="en-GB"/>
-              </w:rPr>
-              <w:t>CONTROL + 1</w:t>
+              </w:rPr>
+              <w:t>CONTROL + B</w:t>
             </w:r>
           </w:p>
         </w:tc>
@@ -3501,7 +3465,7 @@
         <w:trPr/>
         <w:tc>
           <w:tcPr>
-            <w:tcW w:w="1590" w:type="dxa"/>
+            <w:tcW w:w="1589" w:type="dxa"/>
             <w:tcBorders>
               <w:left w:val="single" w:sz="2" w:space="0" w:color="000000"/>
               <w:bottom w:val="single" w:sz="2" w:space="0" w:color="000000"/>
@@ -3527,34 +3491,33 @@
         </w:tc>
         <w:tc>
           <w:tcPr>
-            <w:tcW w:w="5610" w:type="dxa"/>
-            <w:tcBorders>
-              <w:left w:val="single" w:sz="2" w:space="0" w:color="000000"/>
-              <w:bottom w:val="single" w:sz="2" w:space="0" w:color="000000"/>
-            </w:tcBorders>
-            <w:shd w:fill="auto" w:val="clear"/>
-          </w:tcPr>
-          <w:p>
-            <w:pPr>
-              <w:pStyle w:val="Tabelindhold"/>
-              <w:rPr>
-                <w:rFonts w:ascii="Verdana" w:hAnsi="Verdana" w:cs="Verdana"/>
-                <w:sz w:val="22"/>
-              </w:rPr>
-            </w:pPr>
-            <w:r>
-              <w:rPr>
-                <w:rFonts w:cs="Verdana" w:ascii="Verdana" w:hAnsi="Verdana"/>
-                <w:sz w:val="22"/>
-                <w:lang w:val="da-DK"/>
-              </w:rPr>
-              <w:t>Gå til takt</w:t>
-            </w:r>
-          </w:p>
-        </w:tc>
-        <w:tc>
-          <w:tcPr>
-            <w:tcW w:w="2447" w:type="dxa"/>
+            <w:tcW w:w="5326" w:type="dxa"/>
+            <w:tcBorders>
+              <w:left w:val="single" w:sz="2" w:space="0" w:color="000000"/>
+              <w:bottom w:val="single" w:sz="2" w:space="0" w:color="000000"/>
+            </w:tcBorders>
+            <w:shd w:fill="auto" w:val="clear"/>
+          </w:tcPr>
+          <w:p>
+            <w:pPr>
+              <w:pStyle w:val="Tabelindhold"/>
+              <w:rPr>
+                <w:rFonts w:ascii="Verdana" w:hAnsi="Verdana" w:cs="Verdana"/>
+                <w:sz w:val="22"/>
+              </w:rPr>
+            </w:pPr>
+            <w:r>
+              <w:rPr>
+                <w:rFonts w:cs="Verdana" w:ascii="Verdana" w:hAnsi="Verdana"/>
+                <w:sz w:val="22"/>
+              </w:rPr>
+              <w:t>Start redigering af Stemmer</w:t>
+            </w:r>
+          </w:p>
+        </w:tc>
+        <w:tc>
+          <w:tcPr>
+            <w:tcW w:w="2732" w:type="dxa"/>
             <w:tcBorders>
               <w:left w:val="single" w:sz="2" w:space="0" w:color="000000"/>
               <w:bottom w:val="single" w:sz="2" w:space="0" w:color="000000"/>
@@ -3565,18 +3528,17 @@
           <w:p>
             <w:pPr>
               <w:pStyle w:val="Tabelindhold"/>
-              <w:rPr>
-                <w:rFonts w:ascii="Verdana" w:hAnsi="Verdana" w:cs="Verdana"/>
-                <w:sz w:val="22"/>
-              </w:rPr>
-            </w:pPr>
-            <w:r>
-              <w:rPr>
-                <w:rFonts w:cs="Verdana" w:ascii="Verdana" w:hAnsi="Verdana"/>
-                <w:sz w:val="22"/>
-                <w:lang w:val="en-GB"/>
-              </w:rPr>
-              <w:t>CONTROL + G</w:t>
+              <w:snapToGrid w:val="false"/>
+              <w:rPr>
+                <w:rFonts w:ascii="Verdana" w:hAnsi="Verdana" w:cs="Verdana"/>
+                <w:sz w:val="22"/>
+              </w:rPr>
+            </w:pPr>
+            <w:r>
+              <w:rPr>
+                <w:rFonts w:cs="Verdana" w:ascii="Verdana" w:hAnsi="Verdana"/>
+                <w:sz w:val="22"/>
+              </w:rPr>
             </w:r>
           </w:p>
         </w:tc>
@@ -3585,17 +3547,20 @@
         <w:trPr/>
         <w:tc>
           <w:tcPr>
-            <w:tcW w:w="1590" w:type="dxa"/>
-            <w:tcBorders>
-              <w:left w:val="single" w:sz="2" w:space="0" w:color="000000"/>
-              <w:bottom w:val="single" w:sz="2" w:space="0" w:color="000000"/>
-            </w:tcBorders>
-            <w:shd w:fill="auto" w:val="clear"/>
-          </w:tcPr>
-          <w:p>
-            <w:pPr>
-              <w:pStyle w:val="Tabelindhold"/>
-              <w:rPr/>
+            <w:tcW w:w="1589" w:type="dxa"/>
+            <w:tcBorders>
+              <w:left w:val="single" w:sz="2" w:space="0" w:color="000000"/>
+              <w:bottom w:val="single" w:sz="2" w:space="0" w:color="000000"/>
+            </w:tcBorders>
+            <w:shd w:fill="auto" w:val="clear"/>
+          </w:tcPr>
+          <w:p>
+            <w:pPr>
+              <w:pStyle w:val="Tabelindhold"/>
+              <w:rPr>
+                <w:rFonts w:ascii="Verdana" w:hAnsi="Verdana" w:cs="Verdana"/>
+                <w:sz w:val="22"/>
+              </w:rPr>
             </w:pPr>
             <w:r>
               <w:rPr>
@@ -3608,34 +3573,33 @@
         </w:tc>
         <w:tc>
           <w:tcPr>
-            <w:tcW w:w="5610" w:type="dxa"/>
-            <w:tcBorders>
-              <w:left w:val="single" w:sz="2" w:space="0" w:color="000000"/>
-              <w:bottom w:val="single" w:sz="2" w:space="0" w:color="000000"/>
-            </w:tcBorders>
-            <w:shd w:fill="auto" w:val="clear"/>
-          </w:tcPr>
-          <w:p>
-            <w:pPr>
-              <w:pStyle w:val="Tabelindhold"/>
-              <w:rPr>
-                <w:rFonts w:ascii="Verdana" w:hAnsi="Verdana" w:cs="Verdana"/>
-                <w:sz w:val="22"/>
-              </w:rPr>
-            </w:pPr>
-            <w:r>
-              <w:rPr>
-                <w:rFonts w:cs="Verdana" w:ascii="Verdana" w:hAnsi="Verdana"/>
-                <w:sz w:val="22"/>
-                <w:lang w:val="en-GB"/>
-              </w:rPr>
-              <w:t>Repetér taktinterval</w:t>
-            </w:r>
-          </w:p>
-        </w:tc>
-        <w:tc>
-          <w:tcPr>
-            <w:tcW w:w="2447" w:type="dxa"/>
+            <w:tcW w:w="5326" w:type="dxa"/>
+            <w:tcBorders>
+              <w:left w:val="single" w:sz="2" w:space="0" w:color="000000"/>
+              <w:bottom w:val="single" w:sz="2" w:space="0" w:color="000000"/>
+            </w:tcBorders>
+            <w:shd w:fill="auto" w:val="clear"/>
+          </w:tcPr>
+          <w:p>
+            <w:pPr>
+              <w:pStyle w:val="Tabelindhold"/>
+              <w:rPr>
+                <w:rFonts w:ascii="Verdana" w:hAnsi="Verdana" w:cs="Verdana"/>
+                <w:sz w:val="22"/>
+              </w:rPr>
+            </w:pPr>
+            <w:r>
+              <w:rPr>
+                <w:rFonts w:cs="Verdana" w:ascii="Verdana" w:hAnsi="Verdana"/>
+                <w:sz w:val="22"/>
+              </w:rPr>
+              <w:t>Start redigering af Detaljer</w:t>
+            </w:r>
+          </w:p>
+        </w:tc>
+        <w:tc>
+          <w:tcPr>
+            <w:tcW w:w="2732" w:type="dxa"/>
             <w:tcBorders>
               <w:left w:val="single" w:sz="2" w:space="0" w:color="000000"/>
               <w:bottom w:val="single" w:sz="2" w:space="0" w:color="000000"/>
@@ -3646,18 +3610,17 @@
           <w:p>
             <w:pPr>
               <w:pStyle w:val="Tabelindhold"/>
-              <w:rPr>
-                <w:rFonts w:ascii="Verdana" w:hAnsi="Verdana" w:cs="Verdana"/>
-                <w:sz w:val="22"/>
-              </w:rPr>
-            </w:pPr>
-            <w:r>
-              <w:rPr>
-                <w:rFonts w:cs="Verdana" w:ascii="Verdana" w:hAnsi="Verdana"/>
-                <w:sz w:val="22"/>
-                <w:lang w:val="en-GB"/>
-              </w:rPr>
-              <w:t>CONTROL + R</w:t>
+              <w:snapToGrid w:val="false"/>
+              <w:rPr>
+                <w:rFonts w:ascii="Verdana" w:hAnsi="Verdana" w:cs="Verdana"/>
+                <w:sz w:val="22"/>
+              </w:rPr>
+            </w:pPr>
+            <w:r>
+              <w:rPr>
+                <w:rFonts w:cs="Verdana" w:ascii="Verdana" w:hAnsi="Verdana"/>
+                <w:sz w:val="22"/>
+              </w:rPr>
             </w:r>
           </w:p>
         </w:tc>
@@ -3666,7 +3629,7 @@
         <w:trPr/>
         <w:tc>
           <w:tcPr>
-            <w:tcW w:w="1590" w:type="dxa"/>
+            <w:tcW w:w="1589" w:type="dxa"/>
             <w:tcBorders>
               <w:left w:val="single" w:sz="2" w:space="0" w:color="000000"/>
               <w:bottom w:val="single" w:sz="2" w:space="0" w:color="000000"/>
@@ -3692,7 +3655,7 @@
         </w:tc>
         <w:tc>
           <w:tcPr>
-            <w:tcW w:w="5610" w:type="dxa"/>
+            <w:tcW w:w="5326" w:type="dxa"/>
             <w:tcBorders>
               <w:left w:val="single" w:sz="2" w:space="0" w:color="000000"/>
               <w:bottom w:val="single" w:sz="2" w:space="0" w:color="000000"/>
@@ -3713,13 +3676,13 @@
                 <w:sz w:val="22"/>
                 <w:lang w:val="da-DK"/>
               </w:rPr>
-              <w:t>Sæt afspilningstempo (til % af Normelt tempo)</w:t>
-            </w:r>
-          </w:p>
-        </w:tc>
-        <w:tc>
-          <w:tcPr>
-            <w:tcW w:w="2447" w:type="dxa"/>
+              <w:t>Fjern markering fra alle</w:t>
+            </w:r>
+          </w:p>
+        </w:tc>
+        <w:tc>
+          <w:tcPr>
+            <w:tcW w:w="2732" w:type="dxa"/>
             <w:tcBorders>
               <w:left w:val="single" w:sz="2" w:space="0" w:color="000000"/>
               <w:bottom w:val="single" w:sz="2" w:space="0" w:color="000000"/>
@@ -3741,7 +3704,7 @@
                 <w:sz w:val="22"/>
                 <w:lang w:val="en-GB"/>
               </w:rPr>
-              <w:t>CONTROL + N</w:t>
+              <w:t>CONTROL + 0</w:t>
             </w:r>
           </w:p>
         </w:tc>
@@ -3750,63 +3713,60 @@
         <w:trPr/>
         <w:tc>
           <w:tcPr>
-            <w:tcW w:w="1590" w:type="dxa"/>
-            <w:tcBorders>
-              <w:left w:val="single" w:sz="2" w:space="0" w:color="000000"/>
-              <w:bottom w:val="single" w:sz="2" w:space="0" w:color="000000"/>
-            </w:tcBorders>
-            <w:shd w:fill="auto" w:val="clear"/>
-          </w:tcPr>
-          <w:p>
-            <w:pPr>
-              <w:pStyle w:val="Tabelindhold"/>
-              <w:rPr>
-                <w:rFonts w:ascii="Verdana" w:hAnsi="Verdana" w:cs="Verdana"/>
+            <w:tcW w:w="1589" w:type="dxa"/>
+            <w:tcBorders>
+              <w:left w:val="single" w:sz="2" w:space="0" w:color="000000"/>
+              <w:bottom w:val="single" w:sz="2" w:space="0" w:color="000000"/>
+            </w:tcBorders>
+            <w:shd w:fill="auto" w:val="clear"/>
+          </w:tcPr>
+          <w:p>
+            <w:pPr>
+              <w:pStyle w:val="Tabelindhold"/>
+              <w:rPr>
+                <w:rFonts w:ascii="Verdana" w:hAnsi="Verdana" w:cs="Verdana"/>
+                <w:sz w:val="22"/>
+              </w:rPr>
+            </w:pPr>
+            <w:r>
+              <w:rPr>
+                <w:rFonts w:cs="Verdana" w:ascii="Verdana" w:hAnsi="Verdana"/>
+                <w:sz w:val="22"/>
+              </w:rPr>
+              <w:t>Rediger</w:t>
+            </w:r>
+          </w:p>
+        </w:tc>
+        <w:tc>
+          <w:tcPr>
+            <w:tcW w:w="5326" w:type="dxa"/>
+            <w:tcBorders>
+              <w:left w:val="single" w:sz="2" w:space="0" w:color="000000"/>
+              <w:bottom w:val="single" w:sz="2" w:space="0" w:color="000000"/>
+            </w:tcBorders>
+            <w:shd w:fill="auto" w:val="clear"/>
+          </w:tcPr>
+          <w:p>
+            <w:pPr>
+              <w:pStyle w:val="Tabelindhold"/>
+              <w:rPr>
+                <w:rFonts w:ascii="Verdana" w:hAnsi="Verdana" w:cs="Verdana"/>
+                <w:sz w:val="22"/>
+              </w:rPr>
+            </w:pPr>
+            <w:r>
+              <w:rPr>
+                <w:rFonts w:cs="Verdana" w:ascii="Verdana" w:hAnsi="Verdana"/>
                 <w:sz w:val="22"/>
                 <w:lang w:val="da-DK"/>
               </w:rPr>
-            </w:pPr>
-            <w:r>
-              <w:rPr>
-                <w:rFonts w:cs="Verdana" w:ascii="Verdana" w:hAnsi="Verdana"/>
-                <w:sz w:val="22"/>
-                <w:lang w:val="da-DK"/>
-              </w:rPr>
-              <w:t>Vis</w:t>
-            </w:r>
-          </w:p>
-        </w:tc>
-        <w:tc>
-          <w:tcPr>
-            <w:tcW w:w="5610" w:type="dxa"/>
-            <w:tcBorders>
-              <w:left w:val="single" w:sz="2" w:space="0" w:color="000000"/>
-              <w:bottom w:val="single" w:sz="2" w:space="0" w:color="000000"/>
-            </w:tcBorders>
-            <w:shd w:fill="auto" w:val="clear"/>
-          </w:tcPr>
-          <w:p>
-            <w:pPr>
-              <w:pStyle w:val="Tabelindhold"/>
-              <w:rPr>
-                <w:rFonts w:ascii="Verdana" w:hAnsi="Verdana" w:cs="Verdana"/>
-                <w:sz w:val="22"/>
-                <w:lang w:val="da-DK"/>
-              </w:rPr>
-            </w:pPr>
-            <w:r>
-              <w:rPr>
-                <w:rFonts w:cs="Verdana" w:ascii="Verdana" w:hAnsi="Verdana"/>
-                <w:sz w:val="22"/>
-                <w:lang w:val="da-DK"/>
-              </w:rPr>
-              <w:t>Instrument-detaljer</w:t>
-            </w:r>
-          </w:p>
-        </w:tc>
-        <w:tc>
-          <w:tcPr>
-            <w:tcW w:w="2447" w:type="dxa"/>
+              <w:t>Markér alle</w:t>
+            </w:r>
+          </w:p>
+        </w:tc>
+        <w:tc>
+          <w:tcPr>
+            <w:tcW w:w="2732" w:type="dxa"/>
             <w:tcBorders>
               <w:left w:val="single" w:sz="2" w:space="0" w:color="000000"/>
               <w:bottom w:val="single" w:sz="2" w:space="0" w:color="000000"/>
@@ -3826,8 +3786,9 @@
               <w:rPr>
                 <w:rFonts w:cs="Verdana" w:ascii="Verdana" w:hAnsi="Verdana"/>
                 <w:sz w:val="22"/>
-              </w:rPr>
-              <w:t>CONTROL + I</w:t>
+                <w:lang w:val="en-GB"/>
+              </w:rPr>
+              <w:t>CONTROL + 1</w:t>
             </w:r>
           </w:p>
         </w:tc>
@@ -3836,63 +3797,60 @@
         <w:trPr/>
         <w:tc>
           <w:tcPr>
-            <w:tcW w:w="1590" w:type="dxa"/>
-            <w:tcBorders>
-              <w:left w:val="single" w:sz="2" w:space="0" w:color="000000"/>
-              <w:bottom w:val="single" w:sz="2" w:space="0" w:color="000000"/>
-            </w:tcBorders>
-            <w:shd w:fill="auto" w:val="clear"/>
-          </w:tcPr>
-          <w:p>
-            <w:pPr>
-              <w:pStyle w:val="Tabelindhold"/>
-              <w:rPr>
-                <w:rFonts w:ascii="Verdana" w:hAnsi="Verdana" w:cs="Verdana"/>
+            <w:tcW w:w="1589" w:type="dxa"/>
+            <w:tcBorders>
+              <w:left w:val="single" w:sz="2" w:space="0" w:color="000000"/>
+              <w:bottom w:val="single" w:sz="2" w:space="0" w:color="000000"/>
+            </w:tcBorders>
+            <w:shd w:fill="auto" w:val="clear"/>
+          </w:tcPr>
+          <w:p>
+            <w:pPr>
+              <w:pStyle w:val="Tabelindhold"/>
+              <w:rPr>
+                <w:rFonts w:ascii="Verdana" w:hAnsi="Verdana" w:cs="Verdana"/>
+                <w:sz w:val="22"/>
+              </w:rPr>
+            </w:pPr>
+            <w:r>
+              <w:rPr>
+                <w:rFonts w:cs="Verdana" w:ascii="Verdana" w:hAnsi="Verdana"/>
+                <w:sz w:val="22"/>
+              </w:rPr>
+              <w:t>Rediger</w:t>
+            </w:r>
+          </w:p>
+        </w:tc>
+        <w:tc>
+          <w:tcPr>
+            <w:tcW w:w="5326" w:type="dxa"/>
+            <w:tcBorders>
+              <w:left w:val="single" w:sz="2" w:space="0" w:color="000000"/>
+              <w:bottom w:val="single" w:sz="2" w:space="0" w:color="000000"/>
+            </w:tcBorders>
+            <w:shd w:fill="auto" w:val="clear"/>
+          </w:tcPr>
+          <w:p>
+            <w:pPr>
+              <w:pStyle w:val="Tabelindhold"/>
+              <w:rPr>
+                <w:rFonts w:ascii="Verdana" w:hAnsi="Verdana" w:cs="Verdana"/>
+                <w:sz w:val="22"/>
+              </w:rPr>
+            </w:pPr>
+            <w:r>
+              <w:rPr>
+                <w:rFonts w:cs="Verdana" w:ascii="Verdana" w:hAnsi="Verdana"/>
                 <w:sz w:val="22"/>
                 <w:lang w:val="da-DK"/>
               </w:rPr>
-            </w:pPr>
-            <w:r>
-              <w:rPr>
-                <w:rFonts w:cs="Verdana" w:ascii="Verdana" w:hAnsi="Verdana"/>
-                <w:sz w:val="22"/>
-                <w:lang w:val="da-DK"/>
-              </w:rPr>
-              <w:t>Vis</w:t>
-            </w:r>
-          </w:p>
-        </w:tc>
-        <w:tc>
-          <w:tcPr>
-            <w:tcW w:w="5610" w:type="dxa"/>
-            <w:tcBorders>
-              <w:left w:val="single" w:sz="2" w:space="0" w:color="000000"/>
-              <w:bottom w:val="single" w:sz="2" w:space="0" w:color="000000"/>
-            </w:tcBorders>
-            <w:shd w:fill="auto" w:val="clear"/>
-          </w:tcPr>
-          <w:p>
-            <w:pPr>
-              <w:pStyle w:val="Tabelindhold"/>
-              <w:rPr>
-                <w:rFonts w:ascii="Verdana" w:hAnsi="Verdana" w:cs="Verdana"/>
-                <w:sz w:val="22"/>
-                <w:lang w:val="da-DK"/>
-              </w:rPr>
-            </w:pPr>
-            <w:r>
-              <w:rPr>
-                <w:rFonts w:cs="Verdana" w:ascii="Verdana" w:hAnsi="Verdana"/>
-                <w:sz w:val="22"/>
-                <w:lang w:val="da-DK"/>
-              </w:rPr>
-              <w:t>Punktnode-detaljer</w:t>
-            </w:r>
-          </w:p>
-        </w:tc>
-        <w:tc>
-          <w:tcPr>
-            <w:tcW w:w="2447" w:type="dxa"/>
+              <w:t>Gå til takt</w:t>
+            </w:r>
+          </w:p>
+        </w:tc>
+        <w:tc>
+          <w:tcPr>
+            <w:tcW w:w="2732" w:type="dxa"/>
             <w:tcBorders>
               <w:left w:val="single" w:sz="2" w:space="0" w:color="000000"/>
               <w:bottom w:val="single" w:sz="2" w:space="0" w:color="000000"/>
@@ -3903,19 +3861,18 @@
           <w:p>
             <w:pPr>
               <w:pStyle w:val="Tabelindhold"/>
-              <w:snapToGrid w:val="false"/>
-              <w:rPr>
-                <w:rFonts w:ascii="Verdana" w:hAnsi="Verdana" w:cs="Verdana"/>
-                <w:sz w:val="22"/>
-                <w:lang w:val="da-DK"/>
-              </w:rPr>
-            </w:pPr>
-            <w:r>
-              <w:rPr>
-                <w:rFonts w:cs="Verdana" w:ascii="Verdana" w:hAnsi="Verdana"/>
-                <w:sz w:val="22"/>
-                <w:lang w:val="da-DK"/>
-              </w:rPr>
+              <w:rPr>
+                <w:rFonts w:ascii="Verdana" w:hAnsi="Verdana" w:cs="Verdana"/>
+                <w:sz w:val="22"/>
+              </w:rPr>
+            </w:pPr>
+            <w:r>
+              <w:rPr>
+                <w:rFonts w:cs="Verdana" w:ascii="Verdana" w:hAnsi="Verdana"/>
+                <w:sz w:val="22"/>
+                <w:lang w:val="en-GB"/>
+              </w:rPr>
+              <w:t>CONTROL + G</w:t>
             </w:r>
           </w:p>
         </w:tc>
@@ -3924,33 +3881,7 @@
         <w:trPr/>
         <w:tc>
           <w:tcPr>
-            <w:tcW w:w="1590" w:type="dxa"/>
-            <w:tcBorders>
-              <w:left w:val="single" w:sz="2" w:space="0" w:color="000000"/>
-              <w:bottom w:val="single" w:sz="2" w:space="0" w:color="000000"/>
-            </w:tcBorders>
-            <w:shd w:fill="auto" w:val="clear"/>
-          </w:tcPr>
-          <w:p>
-            <w:pPr>
-              <w:pStyle w:val="Tabelindhold"/>
-              <w:rPr>
-                <w:rFonts w:ascii="Verdana" w:hAnsi="Verdana" w:cs="Verdana"/>
-                <w:sz w:val="22"/>
-              </w:rPr>
-            </w:pPr>
-            <w:r>
-              <w:rPr>
-                <w:rFonts w:cs="Verdana" w:ascii="Verdana" w:hAnsi="Verdana"/>
-                <w:sz w:val="22"/>
-              </w:rPr>
-              <w:t>Værktøjer</w:t>
-            </w:r>
-          </w:p>
-        </w:tc>
-        <w:tc>
-          <w:tcPr>
-            <w:tcW w:w="5610" w:type="dxa"/>
+            <w:tcW w:w="1589" w:type="dxa"/>
             <w:tcBorders>
               <w:left w:val="single" w:sz="2" w:space="0" w:color="000000"/>
               <w:bottom w:val="single" w:sz="2" w:space="0" w:color="000000"/>
@@ -3967,28 +3898,40 @@
                 <w:rFonts w:cs="Verdana" w:ascii="Verdana" w:hAnsi="Verdana"/>
                 <w:sz w:val="22"/>
               </w:rPr>
-              <w:t>Start MuseScore med valgte MusicXml</w:t>
-            </w:r>
-            <w:r>
-              <w:rPr>
-                <w:rFonts w:cs="Verdana" w:ascii="Verdana" w:hAnsi="Verdana"/>
-                <w:sz w:val="22"/>
-                <w:lang w:val="da-DK"/>
-              </w:rPr>
-              <w:t>-</w:t>
-            </w:r>
-            <w:r>
-              <w:rPr>
-                <w:rFonts w:cs="Verdana" w:ascii="Verdana" w:hAnsi="Verdana"/>
-                <w:sz w:val="22"/>
-              </w:rPr>
-              <w:t>fil</w:t>
-            </w:r>
-          </w:p>
-        </w:tc>
-        <w:tc>
-          <w:tcPr>
-            <w:tcW w:w="2447" w:type="dxa"/>
+              <w:t>Rediger</w:t>
+            </w:r>
+          </w:p>
+        </w:tc>
+        <w:tc>
+          <w:tcPr>
+            <w:tcW w:w="5326" w:type="dxa"/>
+            <w:tcBorders>
+              <w:left w:val="single" w:sz="2" w:space="0" w:color="000000"/>
+              <w:bottom w:val="single" w:sz="2" w:space="0" w:color="000000"/>
+            </w:tcBorders>
+            <w:shd w:fill="auto" w:val="clear"/>
+          </w:tcPr>
+          <w:p>
+            <w:pPr>
+              <w:pStyle w:val="Tabelindhold"/>
+              <w:rPr>
+                <w:rFonts w:ascii="Verdana" w:hAnsi="Verdana" w:cs="Verdana"/>
+                <w:sz w:val="22"/>
+              </w:rPr>
+            </w:pPr>
+            <w:r>
+              <w:rPr>
+                <w:rFonts w:cs="Verdana" w:ascii="Verdana" w:hAnsi="Verdana"/>
+                <w:sz w:val="22"/>
+                <w:lang w:val="en-GB"/>
+              </w:rPr>
+              <w:t>Repetér taktinterval</w:t>
+            </w:r>
+          </w:p>
+        </w:tc>
+        <w:tc>
+          <w:tcPr>
+            <w:tcW w:w="2732" w:type="dxa"/>
             <w:tcBorders>
               <w:left w:val="single" w:sz="2" w:space="0" w:color="000000"/>
               <w:bottom w:val="single" w:sz="2" w:space="0" w:color="000000"/>
@@ -3999,17 +3942,18 @@
           <w:p>
             <w:pPr>
               <w:pStyle w:val="Tabelindhold"/>
-              <w:snapToGrid w:val="false"/>
-              <w:rPr>
-                <w:rFonts w:ascii="Verdana" w:hAnsi="Verdana" w:cs="Verdana"/>
-                <w:sz w:val="22"/>
-              </w:rPr>
-            </w:pPr>
-            <w:r>
-              <w:rPr>
-                <w:rFonts w:cs="Verdana" w:ascii="Verdana" w:hAnsi="Verdana"/>
-                <w:sz w:val="22"/>
-              </w:rPr>
+              <w:rPr>
+                <w:rFonts w:ascii="Verdana" w:hAnsi="Verdana" w:cs="Verdana"/>
+                <w:sz w:val="22"/>
+              </w:rPr>
+            </w:pPr>
+            <w:r>
+              <w:rPr>
+                <w:rFonts w:cs="Verdana" w:ascii="Verdana" w:hAnsi="Verdana"/>
+                <w:sz w:val="22"/>
+                <w:lang w:val="en-GB"/>
+              </w:rPr>
+              <w:t>CONTROL + R</w:t>
             </w:r>
           </w:p>
         </w:tc>
@@ -4018,33 +3962,33 @@
         <w:trPr/>
         <w:tc>
           <w:tcPr>
-            <w:tcW w:w="1590" w:type="dxa"/>
-            <w:tcBorders>
-              <w:left w:val="single" w:sz="2" w:space="0" w:color="000000"/>
-              <w:bottom w:val="single" w:sz="2" w:space="0" w:color="000000"/>
-            </w:tcBorders>
-            <w:shd w:fill="auto" w:val="clear"/>
-          </w:tcPr>
-          <w:p>
-            <w:pPr>
-              <w:pStyle w:val="Tabelindhold"/>
-              <w:rPr>
-                <w:rFonts w:ascii="Verdana" w:hAnsi="Verdana" w:cs="Verdana"/>
-                <w:sz w:val="22"/>
-              </w:rPr>
-            </w:pPr>
-            <w:r>
-              <w:rPr>
-                <w:rFonts w:cs="Verdana" w:ascii="Verdana" w:hAnsi="Verdana"/>
-                <w:sz w:val="22"/>
-              </w:rPr>
-              <w:t>Værktøjer</w:t>
-            </w:r>
-          </w:p>
-        </w:tc>
-        <w:tc>
-          <w:tcPr>
-            <w:tcW w:w="5610" w:type="dxa"/>
+            <w:tcW w:w="1589" w:type="dxa"/>
+            <w:tcBorders>
+              <w:left w:val="single" w:sz="2" w:space="0" w:color="000000"/>
+              <w:bottom w:val="single" w:sz="2" w:space="0" w:color="000000"/>
+            </w:tcBorders>
+            <w:shd w:fill="auto" w:val="clear"/>
+          </w:tcPr>
+          <w:p>
+            <w:pPr>
+              <w:pStyle w:val="Tabelindhold"/>
+              <w:rPr>
+                <w:rFonts w:ascii="Verdana" w:hAnsi="Verdana" w:cs="Verdana"/>
+                <w:sz w:val="22"/>
+              </w:rPr>
+            </w:pPr>
+            <w:r>
+              <w:rPr>
+                <w:rFonts w:cs="Verdana" w:ascii="Verdana" w:hAnsi="Verdana"/>
+                <w:sz w:val="22"/>
+              </w:rPr>
+              <w:t>Rediger</w:t>
+            </w:r>
+          </w:p>
+        </w:tc>
+        <w:tc>
+          <w:tcPr>
+            <w:tcW w:w="5326" w:type="dxa"/>
             <w:tcBorders>
               <w:left w:val="single" w:sz="2" w:space="0" w:color="000000"/>
               <w:bottom w:val="single" w:sz="2" w:space="0" w:color="000000"/>
@@ -4060,29 +4004,31 @@
               <w:rPr>
                 <w:rFonts w:cs="Verdana" w:ascii="Verdana" w:hAnsi="Verdana"/>
                 <w:sz w:val="22"/>
-              </w:rPr>
-              <w:t>Start Sibelius med valgte MusicXml</w:t>
-            </w:r>
-            <w:r>
-              <w:rPr>
-                <w:rFonts w:cs="Verdana" w:ascii="Verdana" w:hAnsi="Verdana"/>
-                <w:sz w:val="22"/>
                 <w:lang w:val="da-DK"/>
               </w:rPr>
-              <w:t>-</w:t>
-            </w:r>
-            <w:r>
-              <w:rPr>
-                <w:rFonts w:cs="Verdana" w:ascii="Verdana" w:hAnsi="Verdana"/>
-                <w:sz w:val="22"/>
-              </w:rPr>
-              <w:t>fil</w:t>
-            </w:r>
-          </w:p>
-        </w:tc>
-        <w:tc>
-          <w:tcPr>
-            <w:tcW w:w="2447" w:type="dxa"/>
+              <w:t>Sæt afspilningstempo til % af Norm</w:t>
+            </w:r>
+            <w:r>
+              <w:rPr>
+                <w:rFonts w:cs="Verdana" w:ascii="Verdana" w:hAnsi="Verdana"/>
+                <w:sz w:val="22"/>
+                <w:lang w:val="da-DK"/>
+              </w:rPr>
+              <w:t>a</w:t>
+            </w:r>
+            <w:r>
+              <w:rPr>
+                <w:rFonts w:cs="Verdana" w:ascii="Verdana" w:hAnsi="Verdana"/>
+                <w:sz w:val="22"/>
+                <w:lang w:val="da-DK"/>
+              </w:rPr>
+              <w:t>lt tempo</w:t>
+            </w:r>
+          </w:p>
+        </w:tc>
+        <w:tc>
+          <w:tcPr>
+            <w:tcW w:w="2732" w:type="dxa"/>
             <w:tcBorders>
               <w:left w:val="single" w:sz="2" w:space="0" w:color="000000"/>
               <w:bottom w:val="single" w:sz="2" w:space="0" w:color="000000"/>
@@ -4093,17 +4039,18 @@
           <w:p>
             <w:pPr>
               <w:pStyle w:val="Tabelindhold"/>
-              <w:snapToGrid w:val="false"/>
-              <w:rPr>
-                <w:rFonts w:ascii="Verdana" w:hAnsi="Verdana" w:cs="Verdana"/>
-                <w:sz w:val="22"/>
-              </w:rPr>
-            </w:pPr>
-            <w:r>
-              <w:rPr>
-                <w:rFonts w:cs="Verdana" w:ascii="Verdana" w:hAnsi="Verdana"/>
-                <w:sz w:val="22"/>
-              </w:rPr>
+              <w:rPr>
+                <w:rFonts w:ascii="Verdana" w:hAnsi="Verdana" w:cs="Verdana"/>
+                <w:sz w:val="22"/>
+              </w:rPr>
+            </w:pPr>
+            <w:r>
+              <w:rPr>
+                <w:rFonts w:cs="Verdana" w:ascii="Verdana" w:hAnsi="Verdana"/>
+                <w:sz w:val="22"/>
+                <w:lang w:val="en-GB"/>
+              </w:rPr>
+              <w:t>CONTROL + N</w:t>
             </w:r>
           </w:p>
         </w:tc>
@@ -4112,59 +4059,63 @@
         <w:trPr/>
         <w:tc>
           <w:tcPr>
-            <w:tcW w:w="1590" w:type="dxa"/>
-            <w:tcBorders>
-              <w:left w:val="single" w:sz="2" w:space="0" w:color="000000"/>
-              <w:bottom w:val="single" w:sz="2" w:space="0" w:color="000000"/>
-            </w:tcBorders>
-            <w:shd w:fill="auto" w:val="clear"/>
-          </w:tcPr>
-          <w:p>
-            <w:pPr>
-              <w:pStyle w:val="Tabelindhold"/>
-              <w:rPr>
-                <w:rFonts w:ascii="Verdana" w:hAnsi="Verdana" w:cs="Verdana"/>
-                <w:sz w:val="22"/>
-              </w:rPr>
-            </w:pPr>
-            <w:r>
-              <w:rPr>
-                <w:rFonts w:cs="Verdana" w:ascii="Verdana" w:hAnsi="Verdana"/>
-                <w:sz w:val="22"/>
-              </w:rPr>
-              <w:t>Værktøjer</w:t>
-            </w:r>
-          </w:p>
-        </w:tc>
-        <w:tc>
-          <w:tcPr>
-            <w:tcW w:w="5610" w:type="dxa"/>
-            <w:tcBorders>
-              <w:left w:val="single" w:sz="2" w:space="0" w:color="000000"/>
-              <w:bottom w:val="single" w:sz="2" w:space="0" w:color="000000"/>
-            </w:tcBorders>
-            <w:shd w:fill="auto" w:val="clear"/>
-          </w:tcPr>
-          <w:p>
-            <w:pPr>
-              <w:pStyle w:val="Tabelindhold"/>
-              <w:rPr>
-                <w:rFonts w:ascii="Verdana" w:hAnsi="Verdana" w:cs="Verdana"/>
-                <w:sz w:val="22"/>
-              </w:rPr>
-            </w:pPr>
-            <w:r>
-              <w:rPr>
-                <w:rFonts w:cs="Verdana" w:ascii="Verdana" w:hAnsi="Verdana"/>
-                <w:sz w:val="22"/>
-              </w:rPr>
-              <w:t>Vis Logfil</w:t>
-            </w:r>
-          </w:p>
-        </w:tc>
-        <w:tc>
-          <w:tcPr>
-            <w:tcW w:w="2447" w:type="dxa"/>
+            <w:tcW w:w="1589" w:type="dxa"/>
+            <w:tcBorders>
+              <w:left w:val="single" w:sz="2" w:space="0" w:color="000000"/>
+              <w:bottom w:val="single" w:sz="2" w:space="0" w:color="000000"/>
+            </w:tcBorders>
+            <w:shd w:fill="auto" w:val="clear"/>
+          </w:tcPr>
+          <w:p>
+            <w:pPr>
+              <w:pStyle w:val="Tabelindhold"/>
+              <w:rPr>
+                <w:rFonts w:ascii="Verdana" w:hAnsi="Verdana" w:cs="Verdana"/>
+                <w:sz w:val="22"/>
+                <w:lang w:val="da-DK"/>
+              </w:rPr>
+            </w:pPr>
+            <w:r>
+              <w:rPr>
+                <w:rFonts w:cs="Verdana" w:ascii="Verdana" w:hAnsi="Verdana"/>
+                <w:sz w:val="22"/>
+                <w:lang w:val="da-DK"/>
+              </w:rPr>
+              <w:t>Vis</w:t>
+            </w:r>
+          </w:p>
+        </w:tc>
+        <w:tc>
+          <w:tcPr>
+            <w:tcW w:w="5326" w:type="dxa"/>
+            <w:tcBorders>
+              <w:left w:val="single" w:sz="2" w:space="0" w:color="000000"/>
+              <w:bottom w:val="single" w:sz="2" w:space="0" w:color="000000"/>
+            </w:tcBorders>
+            <w:shd w:fill="auto" w:val="clear"/>
+          </w:tcPr>
+          <w:p>
+            <w:pPr>
+              <w:pStyle w:val="Tabelindhold"/>
+              <w:rPr>
+                <w:rFonts w:ascii="Verdana" w:hAnsi="Verdana" w:cs="Verdana"/>
+                <w:sz w:val="22"/>
+                <w:lang w:val="da-DK"/>
+              </w:rPr>
+            </w:pPr>
+            <w:r>
+              <w:rPr>
+                <w:rFonts w:cs="Verdana" w:ascii="Verdana" w:hAnsi="Verdana"/>
+                <w:sz w:val="22"/>
+                <w:lang w:val="da-DK"/>
+              </w:rPr>
+              <w:t>Instrument-detaljer</w:t>
+            </w:r>
+          </w:p>
+        </w:tc>
+        <w:tc>
+          <w:tcPr>
+            <w:tcW w:w="2732" w:type="dxa"/>
             <w:tcBorders>
               <w:left w:val="single" w:sz="2" w:space="0" w:color="000000"/>
               <w:bottom w:val="single" w:sz="2" w:space="0" w:color="000000"/>
@@ -4175,17 +4126,17 @@
           <w:p>
             <w:pPr>
               <w:pStyle w:val="Tabelindhold"/>
-              <w:snapToGrid w:val="false"/>
-              <w:rPr>
-                <w:rFonts w:ascii="Verdana" w:hAnsi="Verdana" w:cs="Verdana"/>
-                <w:sz w:val="22"/>
-              </w:rPr>
-            </w:pPr>
-            <w:r>
-              <w:rPr>
-                <w:rFonts w:cs="Verdana" w:ascii="Verdana" w:hAnsi="Verdana"/>
-                <w:sz w:val="22"/>
-              </w:rPr>
+              <w:rPr>
+                <w:rFonts w:ascii="Verdana" w:hAnsi="Verdana" w:cs="Verdana"/>
+                <w:sz w:val="22"/>
+              </w:rPr>
+            </w:pPr>
+            <w:r>
+              <w:rPr>
+                <w:rFonts w:cs="Verdana" w:ascii="Verdana" w:hAnsi="Verdana"/>
+                <w:sz w:val="22"/>
+              </w:rPr>
+              <w:t>CONTROL + I</w:t>
             </w:r>
           </w:p>
         </w:tc>
@@ -4194,59 +4145,63 @@
         <w:trPr/>
         <w:tc>
           <w:tcPr>
-            <w:tcW w:w="1590" w:type="dxa"/>
-            <w:tcBorders>
-              <w:left w:val="single" w:sz="2" w:space="0" w:color="000000"/>
-              <w:bottom w:val="single" w:sz="2" w:space="0" w:color="000000"/>
-            </w:tcBorders>
-            <w:shd w:fill="auto" w:val="clear"/>
-          </w:tcPr>
-          <w:p>
-            <w:pPr>
-              <w:pStyle w:val="Tabelindhold"/>
-              <w:rPr>
-                <w:rFonts w:ascii="Verdana" w:hAnsi="Verdana" w:cs="Verdana"/>
-                <w:sz w:val="22"/>
-              </w:rPr>
-            </w:pPr>
-            <w:r>
-              <w:rPr>
-                <w:rFonts w:cs="Verdana" w:ascii="Verdana" w:hAnsi="Verdana"/>
-                <w:sz w:val="22"/>
-              </w:rPr>
-              <w:t>Værktøjer</w:t>
-            </w:r>
-          </w:p>
-        </w:tc>
-        <w:tc>
-          <w:tcPr>
-            <w:tcW w:w="5610" w:type="dxa"/>
-            <w:tcBorders>
-              <w:left w:val="single" w:sz="2" w:space="0" w:color="000000"/>
-              <w:bottom w:val="single" w:sz="2" w:space="0" w:color="000000"/>
-            </w:tcBorders>
-            <w:shd w:fill="auto" w:val="clear"/>
-          </w:tcPr>
-          <w:p>
-            <w:pPr>
-              <w:pStyle w:val="Tabelindhold"/>
-              <w:rPr>
-                <w:rFonts w:ascii="Verdana" w:hAnsi="Verdana" w:cs="Verdana"/>
-                <w:sz w:val="22"/>
-              </w:rPr>
-            </w:pPr>
-            <w:r>
-              <w:rPr>
-                <w:rFonts w:cs="Verdana" w:ascii="Verdana" w:hAnsi="Verdana"/>
-                <w:sz w:val="22"/>
-              </w:rPr>
-              <w:t>Åbn Logfil placering i Stifinder</w:t>
-            </w:r>
-          </w:p>
-        </w:tc>
-        <w:tc>
-          <w:tcPr>
-            <w:tcW w:w="2447" w:type="dxa"/>
+            <w:tcW w:w="1589" w:type="dxa"/>
+            <w:tcBorders>
+              <w:left w:val="single" w:sz="2" w:space="0" w:color="000000"/>
+              <w:bottom w:val="single" w:sz="2" w:space="0" w:color="000000"/>
+            </w:tcBorders>
+            <w:shd w:fill="auto" w:val="clear"/>
+          </w:tcPr>
+          <w:p>
+            <w:pPr>
+              <w:pStyle w:val="Tabelindhold"/>
+              <w:rPr>
+                <w:rFonts w:ascii="Verdana" w:hAnsi="Verdana" w:cs="Verdana"/>
+                <w:sz w:val="22"/>
+                <w:lang w:val="da-DK"/>
+              </w:rPr>
+            </w:pPr>
+            <w:r>
+              <w:rPr>
+                <w:rFonts w:cs="Verdana" w:ascii="Verdana" w:hAnsi="Verdana"/>
+                <w:sz w:val="22"/>
+                <w:lang w:val="da-DK"/>
+              </w:rPr>
+              <w:t>Vis</w:t>
+            </w:r>
+          </w:p>
+        </w:tc>
+        <w:tc>
+          <w:tcPr>
+            <w:tcW w:w="5326" w:type="dxa"/>
+            <w:tcBorders>
+              <w:left w:val="single" w:sz="2" w:space="0" w:color="000000"/>
+              <w:bottom w:val="single" w:sz="2" w:space="0" w:color="000000"/>
+            </w:tcBorders>
+            <w:shd w:fill="auto" w:val="clear"/>
+          </w:tcPr>
+          <w:p>
+            <w:pPr>
+              <w:pStyle w:val="Tabelindhold"/>
+              <w:rPr>
+                <w:rFonts w:ascii="Verdana" w:hAnsi="Verdana" w:cs="Verdana"/>
+                <w:sz w:val="22"/>
+                <w:lang w:val="da-DK"/>
+              </w:rPr>
+            </w:pPr>
+            <w:r>
+              <w:rPr>
+                <w:rFonts w:cs="Verdana" w:ascii="Verdana" w:hAnsi="Verdana"/>
+                <w:sz w:val="22"/>
+                <w:lang w:val="da-DK"/>
+              </w:rPr>
+              <w:t>Punktnode-detaljer</w:t>
+            </w:r>
+          </w:p>
+        </w:tc>
+        <w:tc>
+          <w:tcPr>
+            <w:tcW w:w="2732" w:type="dxa"/>
             <w:tcBorders>
               <w:left w:val="single" w:sz="2" w:space="0" w:color="000000"/>
               <w:bottom w:val="single" w:sz="2" w:space="0" w:color="000000"/>
@@ -4261,12 +4216,14 @@
               <w:rPr>
                 <w:rFonts w:ascii="Verdana" w:hAnsi="Verdana" w:cs="Verdana"/>
                 <w:sz w:val="22"/>
-              </w:rPr>
-            </w:pPr>
-            <w:r>
-              <w:rPr>
-                <w:rFonts w:cs="Verdana" w:ascii="Verdana" w:hAnsi="Verdana"/>
-                <w:sz w:val="22"/>
+                <w:lang w:val="da-DK"/>
+              </w:rPr>
+            </w:pPr>
+            <w:r>
+              <w:rPr>
+                <w:rFonts w:cs="Verdana" w:ascii="Verdana" w:hAnsi="Verdana"/>
+                <w:sz w:val="22"/>
+                <w:lang w:val="da-DK"/>
               </w:rPr>
             </w:r>
           </w:p>
@@ -4276,71 +4233,67 @@
         <w:trPr/>
         <w:tc>
           <w:tcPr>
-            <w:tcW w:w="1590" w:type="dxa"/>
-            <w:tcBorders>
-              <w:left w:val="single" w:sz="2" w:space="0" w:color="000000"/>
-              <w:bottom w:val="single" w:sz="2" w:space="0" w:color="000000"/>
-            </w:tcBorders>
-            <w:shd w:fill="auto" w:val="clear"/>
-          </w:tcPr>
-          <w:p>
-            <w:pPr>
-              <w:pStyle w:val="Tabelindhold"/>
-              <w:rPr>
-                <w:rFonts w:ascii="Verdana" w:hAnsi="Verdana" w:cs="Verdana"/>
-                <w:sz w:val="22"/>
-              </w:rPr>
-            </w:pPr>
-            <w:r>
-              <w:rPr>
-                <w:rFonts w:cs="Verdana" w:ascii="Verdana" w:hAnsi="Verdana"/>
-                <w:sz w:val="22"/>
-              </w:rPr>
-              <w:t>Værktøjer</w:t>
-            </w:r>
-          </w:p>
-        </w:tc>
-        <w:tc>
-          <w:tcPr>
-            <w:tcW w:w="5610" w:type="dxa"/>
-            <w:tcBorders>
-              <w:left w:val="single" w:sz="2" w:space="0" w:color="000000"/>
-              <w:bottom w:val="single" w:sz="2" w:space="0" w:color="000000"/>
-            </w:tcBorders>
-            <w:shd w:fill="auto" w:val="clear"/>
-          </w:tcPr>
-          <w:p>
-            <w:pPr>
-              <w:pStyle w:val="Tabelindhold"/>
-              <w:rPr/>
-            </w:pPr>
-            <w:r>
-              <w:rPr>
-                <w:rFonts w:cs="Verdana" w:ascii="Verdana" w:hAnsi="Verdana"/>
-                <w:sz w:val="22"/>
-              </w:rPr>
-              <w:t>Åbn valgte MusicXml</w:t>
-            </w:r>
-            <w:r>
-              <w:rPr>
-                <w:rFonts w:cs="Verdana" w:ascii="Verdana" w:hAnsi="Verdana"/>
-                <w:sz w:val="22"/>
-                <w:lang w:val="da-DK"/>
-              </w:rPr>
-              <w:t>-</w:t>
-            </w:r>
-            <w:r>
-              <w:rPr>
-                <w:rFonts w:cs="Verdana" w:ascii="Verdana" w:hAnsi="Verdana"/>
-                <w:sz w:val="22"/>
-              </w:rPr>
-              <w:t>fil som rå XML</w:t>
-            </w:r>
-          </w:p>
-        </w:tc>
-        <w:tc>
-          <w:tcPr>
-            <w:tcW w:w="2447" w:type="dxa"/>
+            <w:tcW w:w="1589" w:type="dxa"/>
+            <w:tcBorders>
+              <w:left w:val="single" w:sz="2" w:space="0" w:color="000000"/>
+              <w:bottom w:val="single" w:sz="2" w:space="0" w:color="000000"/>
+            </w:tcBorders>
+            <w:shd w:fill="auto" w:val="clear"/>
+          </w:tcPr>
+          <w:p>
+            <w:pPr>
+              <w:pStyle w:val="Tabelindhold"/>
+              <w:rPr>
+                <w:rFonts w:ascii="Verdana" w:hAnsi="Verdana"/>
+                <w:color w:val="C9211E"/>
+                <w:sz w:val="22"/>
+                <w:szCs w:val="22"/>
+              </w:rPr>
+            </w:pPr>
+            <w:r>
+              <w:rPr>
+                <w:rFonts w:ascii="Verdana" w:hAnsi="Verdana"/>
+                <w:color w:val="C9211E"/>
+                <w:sz w:val="22"/>
+                <w:szCs w:val="22"/>
+              </w:rPr>
+              <w:t>Indstillinger</w:t>
+            </w:r>
+          </w:p>
+        </w:tc>
+        <w:tc>
+          <w:tcPr>
+            <w:tcW w:w="5326" w:type="dxa"/>
+            <w:tcBorders>
+              <w:left w:val="single" w:sz="2" w:space="0" w:color="000000"/>
+              <w:bottom w:val="single" w:sz="2" w:space="0" w:color="000000"/>
+            </w:tcBorders>
+            <w:shd w:fill="auto" w:val="clear"/>
+          </w:tcPr>
+          <w:p>
+            <w:pPr>
+              <w:pStyle w:val="Tabelindhold"/>
+              <w:rPr>
+                <w:rFonts w:ascii="Verdana" w:hAnsi="Verdana"/>
+                <w:color w:val="C9211E"/>
+                <w:sz w:val="22"/>
+                <w:szCs w:val="22"/>
+              </w:rPr>
+            </w:pPr>
+            <w:r>
+              <w:rPr>
+                <w:rFonts w:ascii="Verdana" w:hAnsi="Verdana"/>
+                <w:color w:val="C9211E"/>
+                <w:sz w:val="22"/>
+                <w:szCs w:val="22"/>
+              </w:rPr>
+              <w:t>Generelle indstillinger</w:t>
+            </w:r>
+          </w:p>
+        </w:tc>
+        <w:tc>
+          <w:tcPr>
+            <w:tcW w:w="2732" w:type="dxa"/>
             <w:tcBorders>
               <w:left w:val="single" w:sz="2" w:space="0" w:color="000000"/>
               <w:bottom w:val="single" w:sz="2" w:space="0" w:color="000000"/>
@@ -4354,14 +4307,19 @@
               <w:snapToGrid w:val="false"/>
               <w:rPr>
                 <w:rFonts w:ascii="Verdana" w:hAnsi="Verdana" w:cs="Verdana"/>
-                <w:sz w:val="22"/>
-              </w:rPr>
-            </w:pPr>
-            <w:r>
-              <w:rPr>
-                <w:rFonts w:cs="Verdana" w:ascii="Verdana" w:hAnsi="Verdana"/>
-                <w:sz w:val="22"/>
-              </w:rPr>
+                <w:color w:val="C9211E"/>
+                <w:sz w:val="22"/>
+                <w:szCs w:val="22"/>
+              </w:rPr>
+            </w:pPr>
+            <w:r>
+              <w:rPr>
+                <w:rFonts w:cs="Verdana" w:ascii="Verdana" w:hAnsi="Verdana"/>
+                <w:color w:val="C9211E"/>
+                <w:sz w:val="22"/>
+                <w:szCs w:val="22"/>
+              </w:rPr>
+              <w:t>ALT + I + G</w:t>
             </w:r>
           </w:p>
         </w:tc>
@@ -4370,71 +4328,67 @@
         <w:trPr/>
         <w:tc>
           <w:tcPr>
-            <w:tcW w:w="1590" w:type="dxa"/>
-            <w:tcBorders>
-              <w:left w:val="single" w:sz="2" w:space="0" w:color="000000"/>
-              <w:bottom w:val="single" w:sz="2" w:space="0" w:color="000000"/>
-            </w:tcBorders>
-            <w:shd w:fill="auto" w:val="clear"/>
-          </w:tcPr>
-          <w:p>
-            <w:pPr>
-              <w:pStyle w:val="Tabelindhold"/>
-              <w:rPr>
-                <w:rFonts w:ascii="Verdana" w:hAnsi="Verdana" w:cs="Verdana"/>
-                <w:sz w:val="22"/>
-              </w:rPr>
-            </w:pPr>
-            <w:r>
-              <w:rPr>
-                <w:rFonts w:cs="Verdana" w:ascii="Verdana" w:hAnsi="Verdana"/>
-                <w:sz w:val="22"/>
-              </w:rPr>
-              <w:t>Værktøjer</w:t>
-            </w:r>
-          </w:p>
-        </w:tc>
-        <w:tc>
-          <w:tcPr>
-            <w:tcW w:w="5610" w:type="dxa"/>
-            <w:tcBorders>
-              <w:left w:val="single" w:sz="2" w:space="0" w:color="000000"/>
-              <w:bottom w:val="single" w:sz="2" w:space="0" w:color="000000"/>
-            </w:tcBorders>
-            <w:shd w:fill="auto" w:val="clear"/>
-          </w:tcPr>
-          <w:p>
-            <w:pPr>
-              <w:pStyle w:val="Tabelindhold"/>
-              <w:rPr/>
-            </w:pPr>
-            <w:r>
-              <w:rPr>
-                <w:rFonts w:cs="Verdana" w:ascii="Verdana" w:hAnsi="Verdana"/>
-                <w:sz w:val="22"/>
-              </w:rPr>
-              <w:t>Åbn valgte MusicXml</w:t>
-            </w:r>
-            <w:r>
-              <w:rPr>
-                <w:rFonts w:cs="Verdana" w:ascii="Verdana" w:hAnsi="Verdana"/>
-                <w:sz w:val="22"/>
-                <w:lang w:val="da-DK"/>
-              </w:rPr>
-              <w:t>-</w:t>
-            </w:r>
-            <w:r>
-              <w:rPr>
-                <w:rFonts w:cs="Verdana" w:ascii="Verdana" w:hAnsi="Verdana"/>
-                <w:sz w:val="22"/>
-              </w:rPr>
-              <w:t>fil som fortolket XML</w:t>
-            </w:r>
-          </w:p>
-        </w:tc>
-        <w:tc>
-          <w:tcPr>
-            <w:tcW w:w="2447" w:type="dxa"/>
+            <w:tcW w:w="1589" w:type="dxa"/>
+            <w:tcBorders>
+              <w:left w:val="single" w:sz="2" w:space="0" w:color="000000"/>
+              <w:bottom w:val="single" w:sz="2" w:space="0" w:color="000000"/>
+            </w:tcBorders>
+            <w:shd w:fill="auto" w:val="clear"/>
+          </w:tcPr>
+          <w:p>
+            <w:pPr>
+              <w:pStyle w:val="Tabelindhold"/>
+              <w:rPr>
+                <w:rFonts w:ascii="Verdana" w:hAnsi="Verdana"/>
+                <w:color w:val="C9211E"/>
+                <w:sz w:val="22"/>
+                <w:szCs w:val="22"/>
+              </w:rPr>
+            </w:pPr>
+            <w:r>
+              <w:rPr>
+                <w:rFonts w:ascii="Verdana" w:hAnsi="Verdana"/>
+                <w:color w:val="C9211E"/>
+                <w:sz w:val="22"/>
+                <w:szCs w:val="22"/>
+              </w:rPr>
+              <w:t>Indstillinger</w:t>
+            </w:r>
+          </w:p>
+        </w:tc>
+        <w:tc>
+          <w:tcPr>
+            <w:tcW w:w="5326" w:type="dxa"/>
+            <w:tcBorders>
+              <w:left w:val="single" w:sz="2" w:space="0" w:color="000000"/>
+              <w:bottom w:val="single" w:sz="2" w:space="0" w:color="000000"/>
+            </w:tcBorders>
+            <w:shd w:fill="auto" w:val="clear"/>
+          </w:tcPr>
+          <w:p>
+            <w:pPr>
+              <w:pStyle w:val="Tabelindhold"/>
+              <w:rPr>
+                <w:rFonts w:ascii="Verdana" w:hAnsi="Verdana"/>
+                <w:color w:val="C9211E"/>
+                <w:sz w:val="22"/>
+                <w:szCs w:val="22"/>
+              </w:rPr>
+            </w:pPr>
+            <w:r>
+              <w:rPr>
+                <w:rFonts w:ascii="Verdana" w:hAnsi="Verdana"/>
+                <w:color w:val="C9211E"/>
+                <w:sz w:val="22"/>
+                <w:szCs w:val="22"/>
+              </w:rPr>
+              <w:t>Indstillinger for notatapparat profil</w:t>
+            </w:r>
+          </w:p>
+        </w:tc>
+        <w:tc>
+          <w:tcPr>
+            <w:tcW w:w="2732" w:type="dxa"/>
             <w:tcBorders>
               <w:left w:val="single" w:sz="2" w:space="0" w:color="000000"/>
               <w:bottom w:val="single" w:sz="2" w:space="0" w:color="000000"/>
@@ -4448,14 +4402,19 @@
               <w:snapToGrid w:val="false"/>
               <w:rPr>
                 <w:rFonts w:ascii="Verdana" w:hAnsi="Verdana" w:cs="Verdana"/>
-                <w:sz w:val="22"/>
-              </w:rPr>
-            </w:pPr>
-            <w:r>
-              <w:rPr>
-                <w:rFonts w:cs="Verdana" w:ascii="Verdana" w:hAnsi="Verdana"/>
-                <w:sz w:val="22"/>
-              </w:rPr>
+                <w:color w:val="C9211E"/>
+                <w:sz w:val="22"/>
+                <w:szCs w:val="22"/>
+              </w:rPr>
+            </w:pPr>
+            <w:r>
+              <w:rPr>
+                <w:rFonts w:cs="Verdana" w:ascii="Verdana" w:hAnsi="Verdana"/>
+                <w:color w:val="C9211E"/>
+                <w:sz w:val="22"/>
+                <w:szCs w:val="22"/>
+              </w:rPr>
+              <w:t>ALT + I + N</w:t>
             </w:r>
           </w:p>
         </w:tc>
@@ -4464,59 +4423,67 @@
         <w:trPr/>
         <w:tc>
           <w:tcPr>
-            <w:tcW w:w="1590" w:type="dxa"/>
-            <w:tcBorders>
-              <w:left w:val="single" w:sz="2" w:space="0" w:color="000000"/>
-              <w:bottom w:val="single" w:sz="2" w:space="0" w:color="000000"/>
-            </w:tcBorders>
-            <w:shd w:fill="auto" w:val="clear"/>
-          </w:tcPr>
-          <w:p>
-            <w:pPr>
-              <w:pStyle w:val="Tabelindhold"/>
-              <w:rPr>
-                <w:rFonts w:ascii="Verdana" w:hAnsi="Verdana" w:cs="Verdana"/>
-                <w:sz w:val="22"/>
-              </w:rPr>
-            </w:pPr>
-            <w:r>
-              <w:rPr>
-                <w:rFonts w:cs="Verdana" w:ascii="Verdana" w:hAnsi="Verdana"/>
-                <w:sz w:val="22"/>
-              </w:rPr>
-              <w:t>Værktøjer</w:t>
-            </w:r>
-          </w:p>
-        </w:tc>
-        <w:tc>
-          <w:tcPr>
-            <w:tcW w:w="5610" w:type="dxa"/>
-            <w:tcBorders>
-              <w:left w:val="single" w:sz="2" w:space="0" w:color="000000"/>
-              <w:bottom w:val="single" w:sz="2" w:space="0" w:color="000000"/>
-            </w:tcBorders>
-            <w:shd w:fill="auto" w:val="clear"/>
-          </w:tcPr>
-          <w:p>
-            <w:pPr>
-              <w:pStyle w:val="Tabelindhold"/>
-              <w:rPr>
-                <w:rFonts w:ascii="Verdana" w:hAnsi="Verdana" w:cs="Verdana"/>
-                <w:sz w:val="22"/>
-              </w:rPr>
-            </w:pPr>
-            <w:r>
-              <w:rPr>
-                <w:rFonts w:cs="Verdana" w:ascii="Verdana" w:hAnsi="Verdana"/>
-                <w:sz w:val="22"/>
-              </w:rPr>
-              <w:t>Åbn JAWS indstillinger (kun for IBOS Nodelæser)</w:t>
-            </w:r>
-          </w:p>
-        </w:tc>
-        <w:tc>
-          <w:tcPr>
-            <w:tcW w:w="2447" w:type="dxa"/>
+            <w:tcW w:w="1589" w:type="dxa"/>
+            <w:tcBorders>
+              <w:left w:val="single" w:sz="2" w:space="0" w:color="000000"/>
+              <w:bottom w:val="single" w:sz="2" w:space="0" w:color="000000"/>
+            </w:tcBorders>
+            <w:shd w:fill="auto" w:val="clear"/>
+          </w:tcPr>
+          <w:p>
+            <w:pPr>
+              <w:pStyle w:val="Tabelindhold"/>
+              <w:rPr>
+                <w:rFonts w:ascii="Verdana" w:hAnsi="Verdana"/>
+                <w:color w:val="C9211E"/>
+                <w:sz w:val="22"/>
+                <w:szCs w:val="22"/>
+              </w:rPr>
+            </w:pPr>
+            <w:r>
+              <w:rPr>
+                <w:rFonts w:ascii="Verdana" w:hAnsi="Verdana"/>
+                <w:color w:val="C9211E"/>
+                <w:sz w:val="22"/>
+                <w:szCs w:val="22"/>
+              </w:rPr>
+              <w:t>Indstillinger</w:t>
+            </w:r>
+          </w:p>
+        </w:tc>
+        <w:tc>
+          <w:tcPr>
+            <w:tcW w:w="5326" w:type="dxa"/>
+            <w:tcBorders>
+              <w:left w:val="single" w:sz="2" w:space="0" w:color="000000"/>
+              <w:bottom w:val="single" w:sz="2" w:space="0" w:color="000000"/>
+            </w:tcBorders>
+            <w:shd w:fill="auto" w:val="clear"/>
+          </w:tcPr>
+          <w:p>
+            <w:pPr>
+              <w:pStyle w:val="Tabelindhold"/>
+              <w:rPr>
+                <w:rFonts w:ascii="Verdana" w:hAnsi="Verdana"/>
+                <w:color w:val="C9211E"/>
+                <w:sz w:val="22"/>
+                <w:szCs w:val="22"/>
+              </w:rPr>
+            </w:pPr>
+            <w:r>
+              <w:rPr>
+                <w:rFonts w:ascii="Verdana" w:hAnsi="Verdana"/>
+                <w:color w:val="C9211E"/>
+                <w:sz w:val="22"/>
+                <w:szCs w:val="22"/>
+              </w:rPr>
+              <w:t>Indstillinger for punktprinter profil</w:t>
+            </w:r>
+          </w:p>
+        </w:tc>
+        <w:tc>
+          <w:tcPr>
+            <w:tcW w:w="2732" w:type="dxa"/>
             <w:tcBorders>
               <w:left w:val="single" w:sz="2" w:space="0" w:color="000000"/>
               <w:bottom w:val="single" w:sz="2" w:space="0" w:color="000000"/>
@@ -4530,14 +4497,19 @@
               <w:snapToGrid w:val="false"/>
               <w:rPr>
                 <w:rFonts w:ascii="Verdana" w:hAnsi="Verdana" w:cs="Verdana"/>
-                <w:sz w:val="22"/>
-              </w:rPr>
-            </w:pPr>
-            <w:r>
-              <w:rPr>
-                <w:rFonts w:cs="Verdana" w:ascii="Verdana" w:hAnsi="Verdana"/>
-                <w:sz w:val="22"/>
-              </w:rPr>
+                <w:color w:val="C9211E"/>
+                <w:sz w:val="22"/>
+                <w:szCs w:val="22"/>
+              </w:rPr>
+            </w:pPr>
+            <w:r>
+              <w:rPr>
+                <w:rFonts w:cs="Verdana" w:ascii="Verdana" w:hAnsi="Verdana"/>
+                <w:color w:val="C9211E"/>
+                <w:sz w:val="22"/>
+                <w:szCs w:val="22"/>
+              </w:rPr>
+              <w:t>ALT + I + P</w:t>
             </w:r>
           </w:p>
         </w:tc>
@@ -4546,59 +4518,67 @@
         <w:trPr/>
         <w:tc>
           <w:tcPr>
-            <w:tcW w:w="1590" w:type="dxa"/>
-            <w:tcBorders>
-              <w:left w:val="single" w:sz="2" w:space="0" w:color="000000"/>
-              <w:bottom w:val="single" w:sz="2" w:space="0" w:color="000000"/>
-            </w:tcBorders>
-            <w:shd w:fill="auto" w:val="clear"/>
-          </w:tcPr>
-          <w:p>
-            <w:pPr>
-              <w:pStyle w:val="Tabelindhold"/>
-              <w:rPr>
-                <w:rFonts w:ascii="Verdana" w:hAnsi="Verdana" w:cs="Verdana"/>
-                <w:sz w:val="22"/>
-              </w:rPr>
-            </w:pPr>
-            <w:r>
-              <w:rPr>
-                <w:rFonts w:cs="Verdana" w:ascii="Verdana" w:hAnsi="Verdana"/>
-                <w:sz w:val="22"/>
-              </w:rPr>
-              <w:t>Værktøjer</w:t>
-            </w:r>
-          </w:p>
-        </w:tc>
-        <w:tc>
-          <w:tcPr>
-            <w:tcW w:w="5610" w:type="dxa"/>
-            <w:tcBorders>
-              <w:left w:val="single" w:sz="2" w:space="0" w:color="000000"/>
-              <w:bottom w:val="single" w:sz="2" w:space="0" w:color="000000"/>
-            </w:tcBorders>
-            <w:shd w:fill="auto" w:val="clear"/>
-          </w:tcPr>
-          <w:p>
-            <w:pPr>
-              <w:pStyle w:val="Tabelindhold"/>
-              <w:rPr>
-                <w:rFonts w:ascii="Verdana" w:hAnsi="Verdana" w:cs="Verdana"/>
-                <w:sz w:val="22"/>
-              </w:rPr>
-            </w:pPr>
-            <w:r>
-              <w:rPr>
-                <w:rFonts w:cs="Verdana" w:ascii="Verdana" w:hAnsi="Verdana"/>
-                <w:sz w:val="22"/>
-              </w:rPr>
-              <w:t>Åbn brugerindstillinger som rå XML</w:t>
-            </w:r>
-          </w:p>
-        </w:tc>
-        <w:tc>
-          <w:tcPr>
-            <w:tcW w:w="2447" w:type="dxa"/>
+            <w:tcW w:w="1589" w:type="dxa"/>
+            <w:tcBorders>
+              <w:left w:val="single" w:sz="2" w:space="0" w:color="000000"/>
+              <w:bottom w:val="single" w:sz="2" w:space="0" w:color="000000"/>
+            </w:tcBorders>
+            <w:shd w:fill="auto" w:val="clear"/>
+          </w:tcPr>
+          <w:p>
+            <w:pPr>
+              <w:pStyle w:val="Tabelindhold"/>
+              <w:rPr>
+                <w:rFonts w:ascii="Verdana" w:hAnsi="Verdana"/>
+                <w:color w:val="C9211E"/>
+                <w:sz w:val="22"/>
+                <w:szCs w:val="22"/>
+              </w:rPr>
+            </w:pPr>
+            <w:r>
+              <w:rPr>
+                <w:rFonts w:ascii="Verdana" w:hAnsi="Verdana"/>
+                <w:color w:val="C9211E"/>
+                <w:sz w:val="22"/>
+                <w:szCs w:val="22"/>
+              </w:rPr>
+              <w:t>Indstillinger</w:t>
+            </w:r>
+          </w:p>
+        </w:tc>
+        <w:tc>
+          <w:tcPr>
+            <w:tcW w:w="5326" w:type="dxa"/>
+            <w:tcBorders>
+              <w:left w:val="single" w:sz="2" w:space="0" w:color="000000"/>
+              <w:bottom w:val="single" w:sz="2" w:space="0" w:color="000000"/>
+            </w:tcBorders>
+            <w:shd w:fill="auto" w:val="clear"/>
+          </w:tcPr>
+          <w:p>
+            <w:pPr>
+              <w:pStyle w:val="Tabelindhold"/>
+              <w:rPr>
+                <w:rFonts w:ascii="Verdana" w:hAnsi="Verdana"/>
+                <w:color w:val="C9211E"/>
+                <w:sz w:val="22"/>
+                <w:szCs w:val="22"/>
+              </w:rPr>
+            </w:pPr>
+            <w:r>
+              <w:rPr>
+                <w:rFonts w:ascii="Verdana" w:hAnsi="Verdana"/>
+                <w:color w:val="C9211E"/>
+                <w:sz w:val="22"/>
+                <w:szCs w:val="22"/>
+              </w:rPr>
+              <w:t>Indstillinger for universel Brailleapparat profil</w:t>
+            </w:r>
+          </w:p>
+        </w:tc>
+        <w:tc>
+          <w:tcPr>
+            <w:tcW w:w="2732" w:type="dxa"/>
             <w:tcBorders>
               <w:left w:val="single" w:sz="2" w:space="0" w:color="000000"/>
               <w:bottom w:val="single" w:sz="2" w:space="0" w:color="000000"/>
@@ -4612,14 +4592,19 @@
               <w:snapToGrid w:val="false"/>
               <w:rPr>
                 <w:rFonts w:ascii="Verdana" w:hAnsi="Verdana" w:cs="Verdana"/>
-                <w:sz w:val="22"/>
-              </w:rPr>
-            </w:pPr>
-            <w:r>
-              <w:rPr>
-                <w:rFonts w:cs="Verdana" w:ascii="Verdana" w:hAnsi="Verdana"/>
-                <w:sz w:val="22"/>
-              </w:rPr>
+                <w:color w:val="C9211E"/>
+                <w:sz w:val="22"/>
+                <w:szCs w:val="22"/>
+              </w:rPr>
+            </w:pPr>
+            <w:r>
+              <w:rPr>
+                <w:rFonts w:cs="Verdana" w:ascii="Verdana" w:hAnsi="Verdana"/>
+                <w:color w:val="C9211E"/>
+                <w:sz w:val="22"/>
+                <w:szCs w:val="22"/>
+              </w:rPr>
+              <w:t xml:space="preserve">ALT + I + U </w:t>
             </w:r>
           </w:p>
         </w:tc>
@@ -4628,59 +4613,67 @@
         <w:trPr/>
         <w:tc>
           <w:tcPr>
-            <w:tcW w:w="1590" w:type="dxa"/>
-            <w:tcBorders>
-              <w:left w:val="single" w:sz="2" w:space="0" w:color="000000"/>
-              <w:bottom w:val="single" w:sz="2" w:space="0" w:color="000000"/>
-            </w:tcBorders>
-            <w:shd w:fill="auto" w:val="clear"/>
-          </w:tcPr>
-          <w:p>
-            <w:pPr>
-              <w:pStyle w:val="Tabelindhold"/>
-              <w:rPr>
-                <w:rFonts w:ascii="Verdana" w:hAnsi="Verdana" w:cs="Verdana"/>
-                <w:sz w:val="22"/>
-              </w:rPr>
-            </w:pPr>
-            <w:r>
-              <w:rPr>
-                <w:rFonts w:cs="Verdana" w:ascii="Verdana" w:hAnsi="Verdana"/>
-                <w:sz w:val="22"/>
-              </w:rPr>
-              <w:t>Værktøjer</w:t>
-            </w:r>
-          </w:p>
-        </w:tc>
-        <w:tc>
-          <w:tcPr>
-            <w:tcW w:w="5610" w:type="dxa"/>
-            <w:tcBorders>
-              <w:left w:val="single" w:sz="2" w:space="0" w:color="000000"/>
-              <w:bottom w:val="single" w:sz="2" w:space="0" w:color="000000"/>
-            </w:tcBorders>
-            <w:shd w:fill="auto" w:val="clear"/>
-          </w:tcPr>
-          <w:p>
-            <w:pPr>
-              <w:pStyle w:val="Tabelindhold"/>
-              <w:rPr>
-                <w:rFonts w:ascii="Verdana" w:hAnsi="Verdana" w:cs="Verdana"/>
-                <w:sz w:val="22"/>
-              </w:rPr>
-            </w:pPr>
-            <w:r>
-              <w:rPr>
-                <w:rFonts w:cs="Verdana" w:ascii="Verdana" w:hAnsi="Verdana"/>
-                <w:sz w:val="22"/>
-              </w:rPr>
-              <w:t>Generér punktnode testmønstre</w:t>
-            </w:r>
-          </w:p>
-        </w:tc>
-        <w:tc>
-          <w:tcPr>
-            <w:tcW w:w="2447" w:type="dxa"/>
+            <w:tcW w:w="1589" w:type="dxa"/>
+            <w:tcBorders>
+              <w:left w:val="single" w:sz="2" w:space="0" w:color="000000"/>
+              <w:bottom w:val="single" w:sz="2" w:space="0" w:color="000000"/>
+            </w:tcBorders>
+            <w:shd w:fill="auto" w:val="clear"/>
+          </w:tcPr>
+          <w:p>
+            <w:pPr>
+              <w:pStyle w:val="Tabelindhold"/>
+              <w:rPr>
+                <w:rFonts w:ascii="Verdana" w:hAnsi="Verdana"/>
+                <w:color w:val="C9211E"/>
+                <w:sz w:val="22"/>
+                <w:szCs w:val="22"/>
+              </w:rPr>
+            </w:pPr>
+            <w:r>
+              <w:rPr>
+                <w:rFonts w:ascii="Verdana" w:hAnsi="Verdana"/>
+                <w:color w:val="C9211E"/>
+                <w:sz w:val="22"/>
+                <w:szCs w:val="22"/>
+              </w:rPr>
+              <w:t>Indstillinger</w:t>
+            </w:r>
+          </w:p>
+        </w:tc>
+        <w:tc>
+          <w:tcPr>
+            <w:tcW w:w="5326" w:type="dxa"/>
+            <w:tcBorders>
+              <w:left w:val="single" w:sz="2" w:space="0" w:color="000000"/>
+              <w:bottom w:val="single" w:sz="2" w:space="0" w:color="000000"/>
+            </w:tcBorders>
+            <w:shd w:fill="auto" w:val="clear"/>
+          </w:tcPr>
+          <w:p>
+            <w:pPr>
+              <w:pStyle w:val="Tabelindhold"/>
+              <w:rPr>
+                <w:rFonts w:ascii="Verdana" w:hAnsi="Verdana"/>
+                <w:color w:val="C9211E"/>
+                <w:sz w:val="22"/>
+                <w:szCs w:val="22"/>
+              </w:rPr>
+            </w:pPr>
+            <w:r>
+              <w:rPr>
+                <w:rFonts w:ascii="Verdana" w:hAnsi="Verdana"/>
+                <w:color w:val="C9211E"/>
+                <w:sz w:val="22"/>
+                <w:szCs w:val="22"/>
+              </w:rPr>
+              <w:t>Reset alle indstillinger til standard værdier</w:t>
+            </w:r>
+          </w:p>
+        </w:tc>
+        <w:tc>
+          <w:tcPr>
+            <w:tcW w:w="2732" w:type="dxa"/>
             <w:tcBorders>
               <w:left w:val="single" w:sz="2" w:space="0" w:color="000000"/>
               <w:bottom w:val="single" w:sz="2" w:space="0" w:color="000000"/>
@@ -4694,14 +4687,19 @@
               <w:snapToGrid w:val="false"/>
               <w:rPr>
                 <w:rFonts w:ascii="Verdana" w:hAnsi="Verdana" w:cs="Verdana"/>
-                <w:sz w:val="22"/>
-              </w:rPr>
-            </w:pPr>
-            <w:r>
-              <w:rPr>
-                <w:rFonts w:cs="Verdana" w:ascii="Verdana" w:hAnsi="Verdana"/>
-                <w:sz w:val="22"/>
-              </w:rPr>
+                <w:color w:val="C9211E"/>
+                <w:sz w:val="22"/>
+                <w:szCs w:val="22"/>
+              </w:rPr>
+            </w:pPr>
+            <w:r>
+              <w:rPr>
+                <w:rFonts w:cs="Verdana" w:ascii="Verdana" w:hAnsi="Verdana"/>
+                <w:color w:val="C9211E"/>
+                <w:sz w:val="22"/>
+                <w:szCs w:val="22"/>
+              </w:rPr>
+              <w:t>ALT + I + R</w:t>
             </w:r>
           </w:p>
         </w:tc>
@@ -4710,7 +4708,1017 @@
         <w:trPr/>
         <w:tc>
           <w:tcPr>
-            <w:tcW w:w="1590" w:type="dxa"/>
+            <w:tcW w:w="1589" w:type="dxa"/>
+            <w:tcBorders>
+              <w:left w:val="single" w:sz="2" w:space="0" w:color="000000"/>
+              <w:bottom w:val="single" w:sz="2" w:space="0" w:color="000000"/>
+            </w:tcBorders>
+            <w:shd w:fill="auto" w:val="clear"/>
+          </w:tcPr>
+          <w:p>
+            <w:pPr>
+              <w:pStyle w:val="Tabelindhold"/>
+              <w:rPr>
+                <w:rFonts w:ascii="Verdana" w:hAnsi="Verdana" w:cs="Verdana"/>
+                <w:sz w:val="22"/>
+              </w:rPr>
+            </w:pPr>
+            <w:r>
+              <w:rPr>
+                <w:rFonts w:cs="Verdana" w:ascii="Verdana" w:hAnsi="Verdana"/>
+                <w:sz w:val="22"/>
+              </w:rPr>
+              <w:t>Værktøjer</w:t>
+            </w:r>
+          </w:p>
+        </w:tc>
+        <w:tc>
+          <w:tcPr>
+            <w:tcW w:w="5326" w:type="dxa"/>
+            <w:tcBorders>
+              <w:left w:val="single" w:sz="2" w:space="0" w:color="000000"/>
+              <w:bottom w:val="single" w:sz="2" w:space="0" w:color="000000"/>
+            </w:tcBorders>
+            <w:shd w:fill="auto" w:val="clear"/>
+          </w:tcPr>
+          <w:p>
+            <w:pPr>
+              <w:pStyle w:val="Tabelindhold"/>
+              <w:rPr/>
+            </w:pPr>
+            <w:r>
+              <w:rPr>
+                <w:rFonts w:cs="Verdana" w:ascii="Verdana" w:hAnsi="Verdana"/>
+                <w:sz w:val="22"/>
+              </w:rPr>
+              <w:t>Start MuseScore med valgte MusicXml</w:t>
+            </w:r>
+            <w:r>
+              <w:rPr>
+                <w:rFonts w:cs="Verdana" w:ascii="Verdana" w:hAnsi="Verdana"/>
+                <w:sz w:val="22"/>
+                <w:lang w:val="da-DK"/>
+              </w:rPr>
+              <w:t>-</w:t>
+            </w:r>
+            <w:r>
+              <w:rPr>
+                <w:rFonts w:cs="Verdana" w:ascii="Verdana" w:hAnsi="Verdana"/>
+                <w:sz w:val="22"/>
+              </w:rPr>
+              <w:t>fil</w:t>
+            </w:r>
+          </w:p>
+        </w:tc>
+        <w:tc>
+          <w:tcPr>
+            <w:tcW w:w="2732" w:type="dxa"/>
+            <w:tcBorders>
+              <w:left w:val="single" w:sz="2" w:space="0" w:color="000000"/>
+              <w:bottom w:val="single" w:sz="2" w:space="0" w:color="000000"/>
+              <w:right w:val="single" w:sz="2" w:space="0" w:color="000000"/>
+            </w:tcBorders>
+            <w:shd w:fill="auto" w:val="clear"/>
+          </w:tcPr>
+          <w:p>
+            <w:pPr>
+              <w:pStyle w:val="Tabelindhold"/>
+              <w:snapToGrid w:val="false"/>
+              <w:rPr>
+                <w:rFonts w:ascii="Verdana" w:hAnsi="Verdana" w:cs="Verdana"/>
+                <w:color w:val="C9211E"/>
+                <w:sz w:val="22"/>
+              </w:rPr>
+            </w:pPr>
+            <w:r>
+              <w:rPr>
+                <w:rFonts w:cs="Verdana" w:ascii="Verdana" w:hAnsi="Verdana"/>
+                <w:color w:val="C9211E"/>
+                <w:sz w:val="22"/>
+              </w:rPr>
+              <w:t>ALT + T + M</w:t>
+            </w:r>
+          </w:p>
+        </w:tc>
+      </w:tr>
+      <w:tr>
+        <w:trPr/>
+        <w:tc>
+          <w:tcPr>
+            <w:tcW w:w="1589" w:type="dxa"/>
+            <w:tcBorders>
+              <w:left w:val="single" w:sz="2" w:space="0" w:color="000000"/>
+              <w:bottom w:val="single" w:sz="2" w:space="0" w:color="000000"/>
+            </w:tcBorders>
+            <w:shd w:fill="auto" w:val="clear"/>
+          </w:tcPr>
+          <w:p>
+            <w:pPr>
+              <w:pStyle w:val="Tabelindhold"/>
+              <w:rPr>
+                <w:rFonts w:ascii="Verdana" w:hAnsi="Verdana" w:cs="Verdana"/>
+                <w:sz w:val="22"/>
+              </w:rPr>
+            </w:pPr>
+            <w:r>
+              <w:rPr>
+                <w:rFonts w:cs="Verdana" w:ascii="Verdana" w:hAnsi="Verdana"/>
+                <w:sz w:val="22"/>
+              </w:rPr>
+              <w:t>Værktøjer</w:t>
+            </w:r>
+          </w:p>
+        </w:tc>
+        <w:tc>
+          <w:tcPr>
+            <w:tcW w:w="5326" w:type="dxa"/>
+            <w:tcBorders>
+              <w:left w:val="single" w:sz="2" w:space="0" w:color="000000"/>
+              <w:bottom w:val="single" w:sz="2" w:space="0" w:color="000000"/>
+            </w:tcBorders>
+            <w:shd w:fill="auto" w:val="clear"/>
+          </w:tcPr>
+          <w:p>
+            <w:pPr>
+              <w:pStyle w:val="Tabelindhold"/>
+              <w:rPr/>
+            </w:pPr>
+            <w:r>
+              <w:rPr>
+                <w:rFonts w:cs="Verdana" w:ascii="Verdana" w:hAnsi="Verdana"/>
+                <w:sz w:val="22"/>
+              </w:rPr>
+              <w:t>Start Sibelius med valgte MusicXml</w:t>
+            </w:r>
+            <w:r>
+              <w:rPr>
+                <w:rFonts w:cs="Verdana" w:ascii="Verdana" w:hAnsi="Verdana"/>
+                <w:sz w:val="22"/>
+                <w:lang w:val="da-DK"/>
+              </w:rPr>
+              <w:t>-</w:t>
+            </w:r>
+            <w:r>
+              <w:rPr>
+                <w:rFonts w:cs="Verdana" w:ascii="Verdana" w:hAnsi="Verdana"/>
+                <w:sz w:val="22"/>
+              </w:rPr>
+              <w:t>fil</w:t>
+            </w:r>
+          </w:p>
+        </w:tc>
+        <w:tc>
+          <w:tcPr>
+            <w:tcW w:w="2732" w:type="dxa"/>
+            <w:tcBorders>
+              <w:left w:val="single" w:sz="2" w:space="0" w:color="000000"/>
+              <w:bottom w:val="single" w:sz="2" w:space="0" w:color="000000"/>
+              <w:right w:val="single" w:sz="2" w:space="0" w:color="000000"/>
+            </w:tcBorders>
+            <w:shd w:fill="auto" w:val="clear"/>
+          </w:tcPr>
+          <w:p>
+            <w:pPr>
+              <w:pStyle w:val="Tabelindhold"/>
+              <w:snapToGrid w:val="false"/>
+              <w:rPr>
+                <w:rFonts w:ascii="Verdana" w:hAnsi="Verdana" w:cs="Verdana"/>
+                <w:color w:val="C9211E"/>
+                <w:sz w:val="22"/>
+              </w:rPr>
+            </w:pPr>
+            <w:r>
+              <w:rPr>
+                <w:rFonts w:cs="Verdana" w:ascii="Verdana" w:hAnsi="Verdana"/>
+                <w:color w:val="C9211E"/>
+                <w:sz w:val="22"/>
+              </w:rPr>
+              <w:t>ALT + T + S</w:t>
+            </w:r>
+          </w:p>
+        </w:tc>
+      </w:tr>
+      <w:tr>
+        <w:trPr/>
+        <w:tc>
+          <w:tcPr>
+            <w:tcW w:w="1589" w:type="dxa"/>
+            <w:tcBorders>
+              <w:left w:val="single" w:sz="2" w:space="0" w:color="000000"/>
+              <w:bottom w:val="single" w:sz="2" w:space="0" w:color="000000"/>
+            </w:tcBorders>
+            <w:shd w:fill="auto" w:val="clear"/>
+          </w:tcPr>
+          <w:p>
+            <w:pPr>
+              <w:pStyle w:val="Tabelindhold"/>
+              <w:rPr>
+                <w:color w:val="C9211E"/>
+              </w:rPr>
+            </w:pPr>
+            <w:r>
+              <w:rPr>
+                <w:rFonts w:cs="Verdana" w:ascii="Verdana" w:hAnsi="Verdana"/>
+                <w:color w:val="C9211E"/>
+                <w:sz w:val="22"/>
+              </w:rPr>
+              <w:t>Værktøjer</w:t>
+            </w:r>
+          </w:p>
+        </w:tc>
+        <w:tc>
+          <w:tcPr>
+            <w:tcW w:w="5326" w:type="dxa"/>
+            <w:tcBorders>
+              <w:left w:val="single" w:sz="2" w:space="0" w:color="000000"/>
+              <w:bottom w:val="single" w:sz="2" w:space="0" w:color="000000"/>
+            </w:tcBorders>
+            <w:shd w:fill="auto" w:val="clear"/>
+          </w:tcPr>
+          <w:p>
+            <w:pPr>
+              <w:pStyle w:val="Tabelindhold"/>
+              <w:rPr>
+                <w:color w:val="C9211E"/>
+              </w:rPr>
+            </w:pPr>
+            <w:r>
+              <w:rPr>
+                <w:rFonts w:cs="Verdana" w:ascii="Verdana" w:hAnsi="Verdana"/>
+                <w:color w:val="C9211E"/>
+                <w:sz w:val="22"/>
+              </w:rPr>
+              <w:t xml:space="preserve">Start </w:t>
+            </w:r>
+            <w:r>
+              <w:rPr>
+                <w:rFonts w:cs="Verdana" w:ascii="Verdana" w:hAnsi="Verdana"/>
+                <w:color w:val="C9211E"/>
+                <w:sz w:val="22"/>
+              </w:rPr>
+              <w:t>Capella</w:t>
+            </w:r>
+            <w:r>
+              <w:rPr>
+                <w:rFonts w:cs="Verdana" w:ascii="Verdana" w:hAnsi="Verdana"/>
+                <w:color w:val="C9211E"/>
+                <w:sz w:val="22"/>
+              </w:rPr>
+              <w:t xml:space="preserve"> med valgte MusicXml</w:t>
+            </w:r>
+            <w:r>
+              <w:rPr>
+                <w:rFonts w:cs="Verdana" w:ascii="Verdana" w:hAnsi="Verdana"/>
+                <w:color w:val="C9211E"/>
+                <w:sz w:val="22"/>
+                <w:lang w:val="da-DK"/>
+              </w:rPr>
+              <w:t>-</w:t>
+            </w:r>
+            <w:r>
+              <w:rPr>
+                <w:rFonts w:cs="Verdana" w:ascii="Verdana" w:hAnsi="Verdana"/>
+                <w:color w:val="C9211E"/>
+                <w:sz w:val="22"/>
+              </w:rPr>
+              <w:t>fil</w:t>
+            </w:r>
+          </w:p>
+        </w:tc>
+        <w:tc>
+          <w:tcPr>
+            <w:tcW w:w="2732" w:type="dxa"/>
+            <w:tcBorders>
+              <w:left w:val="single" w:sz="2" w:space="0" w:color="000000"/>
+              <w:bottom w:val="single" w:sz="2" w:space="0" w:color="000000"/>
+              <w:right w:val="single" w:sz="2" w:space="0" w:color="000000"/>
+            </w:tcBorders>
+            <w:shd w:fill="auto" w:val="clear"/>
+          </w:tcPr>
+          <w:p>
+            <w:pPr>
+              <w:pStyle w:val="Tabelindhold"/>
+              <w:snapToGrid w:val="false"/>
+              <w:rPr>
+                <w:rFonts w:ascii="Verdana" w:hAnsi="Verdana" w:cs="Verdana"/>
+                <w:color w:val="C9211E"/>
+                <w:sz w:val="22"/>
+              </w:rPr>
+            </w:pPr>
+            <w:r>
+              <w:rPr>
+                <w:rFonts w:cs="Verdana" w:ascii="Verdana" w:hAnsi="Verdana"/>
+                <w:color w:val="C9211E"/>
+                <w:sz w:val="22"/>
+              </w:rPr>
+              <w:t>ALT + T + C</w:t>
+            </w:r>
+          </w:p>
+        </w:tc>
+      </w:tr>
+      <w:tr>
+        <w:trPr/>
+        <w:tc>
+          <w:tcPr>
+            <w:tcW w:w="1589" w:type="dxa"/>
+            <w:tcBorders>
+              <w:left w:val="single" w:sz="2" w:space="0" w:color="000000"/>
+              <w:bottom w:val="single" w:sz="2" w:space="0" w:color="000000"/>
+            </w:tcBorders>
+            <w:shd w:fill="auto" w:val="clear"/>
+          </w:tcPr>
+          <w:p>
+            <w:pPr>
+              <w:pStyle w:val="Tabelindhold"/>
+              <w:rPr>
+                <w:color w:val="C9211E"/>
+              </w:rPr>
+            </w:pPr>
+            <w:r>
+              <w:rPr>
+                <w:rFonts w:cs="Verdana" w:ascii="Verdana" w:hAnsi="Verdana"/>
+                <w:color w:val="C9211E"/>
+                <w:sz w:val="22"/>
+              </w:rPr>
+              <w:t>Værktøjer</w:t>
+            </w:r>
+          </w:p>
+        </w:tc>
+        <w:tc>
+          <w:tcPr>
+            <w:tcW w:w="5326" w:type="dxa"/>
+            <w:tcBorders>
+              <w:left w:val="single" w:sz="2" w:space="0" w:color="000000"/>
+              <w:bottom w:val="single" w:sz="2" w:space="0" w:color="000000"/>
+            </w:tcBorders>
+            <w:shd w:fill="auto" w:val="clear"/>
+          </w:tcPr>
+          <w:p>
+            <w:pPr>
+              <w:pStyle w:val="Tabelindhold"/>
+              <w:rPr>
+                <w:color w:val="C9211E"/>
+              </w:rPr>
+            </w:pPr>
+            <w:r>
+              <w:rPr>
+                <w:rFonts w:cs="Verdana" w:ascii="Verdana" w:hAnsi="Verdana"/>
+                <w:color w:val="C9211E"/>
+                <w:sz w:val="22"/>
+              </w:rPr>
+              <w:t xml:space="preserve">Start </w:t>
+            </w:r>
+            <w:r>
+              <w:rPr>
+                <w:rFonts w:cs="Verdana" w:ascii="Verdana" w:hAnsi="Verdana"/>
+                <w:color w:val="C9211E"/>
+                <w:sz w:val="22"/>
+              </w:rPr>
+              <w:t>Finale</w:t>
+            </w:r>
+            <w:r>
+              <w:rPr>
+                <w:rFonts w:cs="Verdana" w:ascii="Verdana" w:hAnsi="Verdana"/>
+                <w:color w:val="C9211E"/>
+                <w:sz w:val="22"/>
+              </w:rPr>
+              <w:t xml:space="preserve"> med valgte MusicXml</w:t>
+            </w:r>
+            <w:r>
+              <w:rPr>
+                <w:rFonts w:cs="Verdana" w:ascii="Verdana" w:hAnsi="Verdana"/>
+                <w:color w:val="C9211E"/>
+                <w:sz w:val="22"/>
+                <w:lang w:val="da-DK"/>
+              </w:rPr>
+              <w:t>-</w:t>
+            </w:r>
+            <w:r>
+              <w:rPr>
+                <w:rFonts w:cs="Verdana" w:ascii="Verdana" w:hAnsi="Verdana"/>
+                <w:color w:val="C9211E"/>
+                <w:sz w:val="22"/>
+              </w:rPr>
+              <w:t>fil</w:t>
+            </w:r>
+          </w:p>
+        </w:tc>
+        <w:tc>
+          <w:tcPr>
+            <w:tcW w:w="2732" w:type="dxa"/>
+            <w:tcBorders>
+              <w:left w:val="single" w:sz="2" w:space="0" w:color="000000"/>
+              <w:bottom w:val="single" w:sz="2" w:space="0" w:color="000000"/>
+              <w:right w:val="single" w:sz="2" w:space="0" w:color="000000"/>
+            </w:tcBorders>
+            <w:shd w:fill="auto" w:val="clear"/>
+          </w:tcPr>
+          <w:p>
+            <w:pPr>
+              <w:pStyle w:val="Tabelindhold"/>
+              <w:snapToGrid w:val="false"/>
+              <w:rPr>
+                <w:rFonts w:ascii="Verdana" w:hAnsi="Verdana" w:cs="Verdana"/>
+                <w:color w:val="C9211E"/>
+                <w:sz w:val="22"/>
+              </w:rPr>
+            </w:pPr>
+            <w:r>
+              <w:rPr>
+                <w:rFonts w:cs="Verdana" w:ascii="Verdana" w:hAnsi="Verdana"/>
+                <w:color w:val="C9211E"/>
+                <w:sz w:val="22"/>
+              </w:rPr>
+              <w:t>ALT + T+ F</w:t>
+            </w:r>
+          </w:p>
+        </w:tc>
+      </w:tr>
+      <w:tr>
+        <w:trPr/>
+        <w:tc>
+          <w:tcPr>
+            <w:tcW w:w="1589" w:type="dxa"/>
+            <w:tcBorders>
+              <w:left w:val="single" w:sz="2" w:space="0" w:color="000000"/>
+              <w:bottom w:val="single" w:sz="2" w:space="0" w:color="000000"/>
+            </w:tcBorders>
+            <w:shd w:fill="auto" w:val="clear"/>
+          </w:tcPr>
+          <w:p>
+            <w:pPr>
+              <w:pStyle w:val="Tabelindhold"/>
+              <w:rPr>
+                <w:rFonts w:ascii="Verdana" w:hAnsi="Verdana" w:cs="Verdana"/>
+                <w:sz w:val="22"/>
+              </w:rPr>
+            </w:pPr>
+            <w:r>
+              <w:rPr>
+                <w:rFonts w:cs="Verdana" w:ascii="Verdana" w:hAnsi="Verdana"/>
+                <w:sz w:val="22"/>
+              </w:rPr>
+              <w:t>Værktøjer</w:t>
+            </w:r>
+          </w:p>
+        </w:tc>
+        <w:tc>
+          <w:tcPr>
+            <w:tcW w:w="5326" w:type="dxa"/>
+            <w:tcBorders>
+              <w:left w:val="single" w:sz="2" w:space="0" w:color="000000"/>
+              <w:bottom w:val="single" w:sz="2" w:space="0" w:color="000000"/>
+            </w:tcBorders>
+            <w:shd w:fill="auto" w:val="clear"/>
+          </w:tcPr>
+          <w:p>
+            <w:pPr>
+              <w:pStyle w:val="Tabelindhold"/>
+              <w:rPr>
+                <w:rFonts w:ascii="Verdana" w:hAnsi="Verdana" w:cs="Verdana"/>
+                <w:sz w:val="22"/>
+              </w:rPr>
+            </w:pPr>
+            <w:r>
+              <w:rPr>
+                <w:rFonts w:cs="Verdana" w:ascii="Verdana" w:hAnsi="Verdana"/>
+                <w:sz w:val="22"/>
+              </w:rPr>
+              <w:t>Vis Logfil</w:t>
+            </w:r>
+          </w:p>
+        </w:tc>
+        <w:tc>
+          <w:tcPr>
+            <w:tcW w:w="2732" w:type="dxa"/>
+            <w:tcBorders>
+              <w:left w:val="single" w:sz="2" w:space="0" w:color="000000"/>
+              <w:bottom w:val="single" w:sz="2" w:space="0" w:color="000000"/>
+              <w:right w:val="single" w:sz="2" w:space="0" w:color="000000"/>
+            </w:tcBorders>
+            <w:shd w:fill="auto" w:val="clear"/>
+          </w:tcPr>
+          <w:p>
+            <w:pPr>
+              <w:pStyle w:val="Tabelindhold"/>
+              <w:snapToGrid w:val="false"/>
+              <w:rPr>
+                <w:rFonts w:ascii="Verdana" w:hAnsi="Verdana" w:cs="Verdana"/>
+                <w:sz w:val="22"/>
+              </w:rPr>
+            </w:pPr>
+            <w:r>
+              <w:rPr>
+                <w:rFonts w:cs="Verdana" w:ascii="Verdana" w:hAnsi="Verdana"/>
+                <w:sz w:val="22"/>
+              </w:rPr>
+            </w:r>
+          </w:p>
+        </w:tc>
+      </w:tr>
+      <w:tr>
+        <w:trPr/>
+        <w:tc>
+          <w:tcPr>
+            <w:tcW w:w="1589" w:type="dxa"/>
+            <w:tcBorders>
+              <w:left w:val="single" w:sz="2" w:space="0" w:color="000000"/>
+              <w:bottom w:val="single" w:sz="2" w:space="0" w:color="000000"/>
+            </w:tcBorders>
+            <w:shd w:fill="auto" w:val="clear"/>
+          </w:tcPr>
+          <w:p>
+            <w:pPr>
+              <w:pStyle w:val="Tabelindhold"/>
+              <w:rPr>
+                <w:rFonts w:ascii="Verdana" w:hAnsi="Verdana" w:cs="Verdana"/>
+                <w:sz w:val="22"/>
+              </w:rPr>
+            </w:pPr>
+            <w:r>
+              <w:rPr>
+                <w:rFonts w:cs="Verdana" w:ascii="Verdana" w:hAnsi="Verdana"/>
+                <w:sz w:val="22"/>
+              </w:rPr>
+              <w:t>Værktøjer</w:t>
+            </w:r>
+          </w:p>
+        </w:tc>
+        <w:tc>
+          <w:tcPr>
+            <w:tcW w:w="5326" w:type="dxa"/>
+            <w:tcBorders>
+              <w:left w:val="single" w:sz="2" w:space="0" w:color="000000"/>
+              <w:bottom w:val="single" w:sz="2" w:space="0" w:color="000000"/>
+            </w:tcBorders>
+            <w:shd w:fill="auto" w:val="clear"/>
+          </w:tcPr>
+          <w:p>
+            <w:pPr>
+              <w:pStyle w:val="Tabelindhold"/>
+              <w:rPr>
+                <w:rFonts w:ascii="Verdana" w:hAnsi="Verdana" w:cs="Verdana"/>
+                <w:sz w:val="22"/>
+              </w:rPr>
+            </w:pPr>
+            <w:r>
+              <w:rPr>
+                <w:rFonts w:cs="Verdana" w:ascii="Verdana" w:hAnsi="Verdana"/>
+                <w:sz w:val="22"/>
+              </w:rPr>
+              <w:t>Åbn Logfil placering i Stifinder</w:t>
+            </w:r>
+          </w:p>
+        </w:tc>
+        <w:tc>
+          <w:tcPr>
+            <w:tcW w:w="2732" w:type="dxa"/>
+            <w:tcBorders>
+              <w:left w:val="single" w:sz="2" w:space="0" w:color="000000"/>
+              <w:bottom w:val="single" w:sz="2" w:space="0" w:color="000000"/>
+              <w:right w:val="single" w:sz="2" w:space="0" w:color="000000"/>
+            </w:tcBorders>
+            <w:shd w:fill="auto" w:val="clear"/>
+          </w:tcPr>
+          <w:p>
+            <w:pPr>
+              <w:pStyle w:val="Tabelindhold"/>
+              <w:snapToGrid w:val="false"/>
+              <w:rPr>
+                <w:rFonts w:ascii="Verdana" w:hAnsi="Verdana" w:cs="Verdana"/>
+                <w:sz w:val="22"/>
+              </w:rPr>
+            </w:pPr>
+            <w:r>
+              <w:rPr>
+                <w:rFonts w:cs="Verdana" w:ascii="Verdana" w:hAnsi="Verdana"/>
+                <w:sz w:val="22"/>
+              </w:rPr>
+            </w:r>
+          </w:p>
+        </w:tc>
+      </w:tr>
+      <w:tr>
+        <w:trPr/>
+        <w:tc>
+          <w:tcPr>
+            <w:tcW w:w="1589" w:type="dxa"/>
+            <w:tcBorders>
+              <w:left w:val="single" w:sz="2" w:space="0" w:color="000000"/>
+              <w:bottom w:val="single" w:sz="2" w:space="0" w:color="000000"/>
+            </w:tcBorders>
+            <w:shd w:fill="auto" w:val="clear"/>
+          </w:tcPr>
+          <w:p>
+            <w:pPr>
+              <w:pStyle w:val="Tabelindhold"/>
+              <w:rPr>
+                <w:rFonts w:ascii="Verdana" w:hAnsi="Verdana" w:cs="Verdana"/>
+                <w:sz w:val="22"/>
+              </w:rPr>
+            </w:pPr>
+            <w:r>
+              <w:rPr>
+                <w:rFonts w:cs="Verdana" w:ascii="Verdana" w:hAnsi="Verdana"/>
+                <w:sz w:val="22"/>
+              </w:rPr>
+              <w:t>Værktøjer</w:t>
+            </w:r>
+          </w:p>
+        </w:tc>
+        <w:tc>
+          <w:tcPr>
+            <w:tcW w:w="5326" w:type="dxa"/>
+            <w:tcBorders>
+              <w:left w:val="single" w:sz="2" w:space="0" w:color="000000"/>
+              <w:bottom w:val="single" w:sz="2" w:space="0" w:color="000000"/>
+            </w:tcBorders>
+            <w:shd w:fill="auto" w:val="clear"/>
+          </w:tcPr>
+          <w:p>
+            <w:pPr>
+              <w:pStyle w:val="Tabelindhold"/>
+              <w:rPr/>
+            </w:pPr>
+            <w:r>
+              <w:rPr>
+                <w:rFonts w:cs="Verdana" w:ascii="Verdana" w:hAnsi="Verdana"/>
+                <w:sz w:val="22"/>
+              </w:rPr>
+              <w:t>Vis</w:t>
+            </w:r>
+            <w:r>
+              <w:rPr>
+                <w:rFonts w:cs="Verdana" w:ascii="Verdana" w:hAnsi="Verdana"/>
+                <w:sz w:val="22"/>
+              </w:rPr>
+              <w:t xml:space="preserve"> valgte MusicXml</w:t>
+            </w:r>
+            <w:r>
+              <w:rPr>
+                <w:rFonts w:cs="Verdana" w:ascii="Verdana" w:hAnsi="Verdana"/>
+                <w:sz w:val="22"/>
+                <w:lang w:val="da-DK"/>
+              </w:rPr>
+              <w:t>-</w:t>
+            </w:r>
+            <w:r>
+              <w:rPr>
+                <w:rFonts w:cs="Verdana" w:ascii="Verdana" w:hAnsi="Verdana"/>
+                <w:sz w:val="22"/>
+              </w:rPr>
+              <w:t>fil som rå XML</w:t>
+            </w:r>
+          </w:p>
+        </w:tc>
+        <w:tc>
+          <w:tcPr>
+            <w:tcW w:w="2732" w:type="dxa"/>
+            <w:tcBorders>
+              <w:left w:val="single" w:sz="2" w:space="0" w:color="000000"/>
+              <w:bottom w:val="single" w:sz="2" w:space="0" w:color="000000"/>
+              <w:right w:val="single" w:sz="2" w:space="0" w:color="000000"/>
+            </w:tcBorders>
+            <w:shd w:fill="auto" w:val="clear"/>
+          </w:tcPr>
+          <w:p>
+            <w:pPr>
+              <w:pStyle w:val="Tabelindhold"/>
+              <w:snapToGrid w:val="false"/>
+              <w:rPr>
+                <w:rFonts w:ascii="Verdana" w:hAnsi="Verdana" w:cs="Verdana"/>
+                <w:sz w:val="22"/>
+              </w:rPr>
+            </w:pPr>
+            <w:r>
+              <w:rPr>
+                <w:rFonts w:cs="Verdana" w:ascii="Verdana" w:hAnsi="Verdana"/>
+                <w:sz w:val="22"/>
+              </w:rPr>
+            </w:r>
+          </w:p>
+        </w:tc>
+      </w:tr>
+      <w:tr>
+        <w:trPr/>
+        <w:tc>
+          <w:tcPr>
+            <w:tcW w:w="1589" w:type="dxa"/>
+            <w:tcBorders>
+              <w:left w:val="single" w:sz="2" w:space="0" w:color="000000"/>
+              <w:bottom w:val="single" w:sz="2" w:space="0" w:color="000000"/>
+            </w:tcBorders>
+            <w:shd w:fill="auto" w:val="clear"/>
+          </w:tcPr>
+          <w:p>
+            <w:pPr>
+              <w:pStyle w:val="Tabelindhold"/>
+              <w:rPr>
+                <w:rFonts w:ascii="Verdana" w:hAnsi="Verdana"/>
+                <w:color w:val="C9211E"/>
+                <w:sz w:val="22"/>
+                <w:szCs w:val="22"/>
+              </w:rPr>
+            </w:pPr>
+            <w:r>
+              <w:rPr>
+                <w:rFonts w:ascii="Verdana" w:hAnsi="Verdana"/>
+                <w:color w:val="C9211E"/>
+                <w:sz w:val="22"/>
+                <w:szCs w:val="22"/>
+              </w:rPr>
+              <w:t>Værktøjer</w:t>
+            </w:r>
+          </w:p>
+        </w:tc>
+        <w:tc>
+          <w:tcPr>
+            <w:tcW w:w="5326" w:type="dxa"/>
+            <w:tcBorders>
+              <w:left w:val="single" w:sz="2" w:space="0" w:color="000000"/>
+              <w:bottom w:val="single" w:sz="2" w:space="0" w:color="000000"/>
+            </w:tcBorders>
+            <w:shd w:fill="auto" w:val="clear"/>
+          </w:tcPr>
+          <w:p>
+            <w:pPr>
+              <w:pStyle w:val="Tabelindhold"/>
+              <w:rPr>
+                <w:rFonts w:ascii="Verdana" w:hAnsi="Verdana"/>
+                <w:color w:val="C9211E"/>
+                <w:sz w:val="22"/>
+                <w:szCs w:val="22"/>
+              </w:rPr>
+            </w:pPr>
+            <w:r>
+              <w:rPr>
+                <w:rFonts w:cs="Verdana" w:ascii="Verdana" w:hAnsi="Verdana"/>
+                <w:color w:val="C9211E"/>
+                <w:sz w:val="22"/>
+                <w:szCs w:val="22"/>
+              </w:rPr>
+              <w:t>Vis</w:t>
+            </w:r>
+            <w:r>
+              <w:rPr>
+                <w:rFonts w:cs="Verdana" w:ascii="Verdana" w:hAnsi="Verdana"/>
+                <w:color w:val="C9211E"/>
+                <w:sz w:val="22"/>
+                <w:szCs w:val="22"/>
+              </w:rPr>
+              <w:t xml:space="preserve"> valgte MusicXml</w:t>
+            </w:r>
+            <w:r>
+              <w:rPr>
+                <w:rFonts w:cs="Verdana" w:ascii="Verdana" w:hAnsi="Verdana"/>
+                <w:color w:val="C9211E"/>
+                <w:sz w:val="22"/>
+                <w:szCs w:val="22"/>
+                <w:lang w:val="da-DK"/>
+              </w:rPr>
+              <w:t>-</w:t>
+            </w:r>
+            <w:r>
+              <w:rPr>
+                <w:rFonts w:cs="Verdana" w:ascii="Verdana" w:hAnsi="Verdana"/>
+                <w:color w:val="C9211E"/>
+                <w:sz w:val="22"/>
+                <w:szCs w:val="22"/>
+              </w:rPr>
+              <w:t xml:space="preserve">fil som rå XML </w:t>
+            </w:r>
+            <w:r>
+              <w:rPr>
+                <w:rFonts w:cs="Verdana" w:ascii="Verdana" w:hAnsi="Verdana"/>
+                <w:color w:val="C9211E"/>
+                <w:sz w:val="22"/>
+                <w:szCs w:val="22"/>
+              </w:rPr>
+              <w:t>med Google Chrome</w:t>
+            </w:r>
+          </w:p>
+        </w:tc>
+        <w:tc>
+          <w:tcPr>
+            <w:tcW w:w="2732" w:type="dxa"/>
+            <w:tcBorders>
+              <w:left w:val="single" w:sz="2" w:space="0" w:color="000000"/>
+              <w:bottom w:val="single" w:sz="2" w:space="0" w:color="000000"/>
+              <w:right w:val="single" w:sz="2" w:space="0" w:color="000000"/>
+            </w:tcBorders>
+            <w:shd w:fill="auto" w:val="clear"/>
+          </w:tcPr>
+          <w:p>
+            <w:pPr>
+              <w:pStyle w:val="Tabelindhold"/>
+              <w:snapToGrid w:val="false"/>
+              <w:rPr>
+                <w:rFonts w:ascii="Verdana" w:hAnsi="Verdana" w:cs="Verdana"/>
+                <w:color w:val="C9211E"/>
+                <w:sz w:val="22"/>
+                <w:szCs w:val="22"/>
+              </w:rPr>
+            </w:pPr>
+            <w:r>
+              <w:rPr>
+                <w:rFonts w:cs="Verdana" w:ascii="Verdana" w:hAnsi="Verdana"/>
+                <w:color w:val="C9211E"/>
+                <w:sz w:val="22"/>
+                <w:szCs w:val="22"/>
+              </w:rPr>
+            </w:r>
+          </w:p>
+        </w:tc>
+      </w:tr>
+      <w:tr>
+        <w:trPr/>
+        <w:tc>
+          <w:tcPr>
+            <w:tcW w:w="1589" w:type="dxa"/>
+            <w:tcBorders>
+              <w:left w:val="single" w:sz="2" w:space="0" w:color="000000"/>
+              <w:bottom w:val="single" w:sz="2" w:space="0" w:color="000000"/>
+            </w:tcBorders>
+            <w:shd w:fill="auto" w:val="clear"/>
+          </w:tcPr>
+          <w:p>
+            <w:pPr>
+              <w:pStyle w:val="Tabelindhold"/>
+              <w:rPr>
+                <w:rFonts w:ascii="Verdana" w:hAnsi="Verdana" w:cs="Verdana"/>
+                <w:sz w:val="22"/>
+              </w:rPr>
+            </w:pPr>
+            <w:r>
+              <w:rPr>
+                <w:rFonts w:cs="Verdana" w:ascii="Verdana" w:hAnsi="Verdana"/>
+                <w:sz w:val="22"/>
+              </w:rPr>
+              <w:t>Værktøjer</w:t>
+            </w:r>
+          </w:p>
+        </w:tc>
+        <w:tc>
+          <w:tcPr>
+            <w:tcW w:w="5326" w:type="dxa"/>
+            <w:tcBorders>
+              <w:left w:val="single" w:sz="2" w:space="0" w:color="000000"/>
+              <w:bottom w:val="single" w:sz="2" w:space="0" w:color="000000"/>
+            </w:tcBorders>
+            <w:shd w:fill="auto" w:val="clear"/>
+          </w:tcPr>
+          <w:p>
+            <w:pPr>
+              <w:pStyle w:val="Tabelindhold"/>
+              <w:rPr/>
+            </w:pPr>
+            <w:r>
+              <w:rPr>
+                <w:rFonts w:cs="Verdana" w:ascii="Verdana" w:hAnsi="Verdana"/>
+                <w:sz w:val="22"/>
+              </w:rPr>
+              <w:t>Vis</w:t>
+            </w:r>
+            <w:r>
+              <w:rPr>
+                <w:rFonts w:cs="Verdana" w:ascii="Verdana" w:hAnsi="Verdana"/>
+                <w:sz w:val="22"/>
+              </w:rPr>
+              <w:t xml:space="preserve"> JAWS indstillinger for IBOS Nodelæser</w:t>
+            </w:r>
+          </w:p>
+        </w:tc>
+        <w:tc>
+          <w:tcPr>
+            <w:tcW w:w="2732" w:type="dxa"/>
+            <w:tcBorders>
+              <w:left w:val="single" w:sz="2" w:space="0" w:color="000000"/>
+              <w:bottom w:val="single" w:sz="2" w:space="0" w:color="000000"/>
+              <w:right w:val="single" w:sz="2" w:space="0" w:color="000000"/>
+            </w:tcBorders>
+            <w:shd w:fill="auto" w:val="clear"/>
+          </w:tcPr>
+          <w:p>
+            <w:pPr>
+              <w:pStyle w:val="Tabelindhold"/>
+              <w:snapToGrid w:val="false"/>
+              <w:rPr>
+                <w:rFonts w:ascii="Verdana" w:hAnsi="Verdana" w:cs="Verdana"/>
+                <w:sz w:val="22"/>
+              </w:rPr>
+            </w:pPr>
+            <w:r>
+              <w:rPr>
+                <w:rFonts w:cs="Verdana" w:ascii="Verdana" w:hAnsi="Verdana"/>
+                <w:sz w:val="22"/>
+              </w:rPr>
+            </w:r>
+          </w:p>
+        </w:tc>
+      </w:tr>
+      <w:tr>
+        <w:trPr/>
+        <w:tc>
+          <w:tcPr>
+            <w:tcW w:w="1589" w:type="dxa"/>
+            <w:tcBorders>
+              <w:left w:val="single" w:sz="2" w:space="0" w:color="000000"/>
+              <w:bottom w:val="single" w:sz="2" w:space="0" w:color="000000"/>
+            </w:tcBorders>
+            <w:shd w:fill="auto" w:val="clear"/>
+          </w:tcPr>
+          <w:p>
+            <w:pPr>
+              <w:pStyle w:val="Tabelindhold"/>
+              <w:rPr>
+                <w:rFonts w:ascii="Verdana" w:hAnsi="Verdana" w:cs="Verdana"/>
+                <w:sz w:val="22"/>
+              </w:rPr>
+            </w:pPr>
+            <w:r>
+              <w:rPr>
+                <w:rFonts w:cs="Verdana" w:ascii="Verdana" w:hAnsi="Verdana"/>
+                <w:sz w:val="22"/>
+              </w:rPr>
+              <w:t>Værktøjer</w:t>
+            </w:r>
+          </w:p>
+        </w:tc>
+        <w:tc>
+          <w:tcPr>
+            <w:tcW w:w="5326" w:type="dxa"/>
+            <w:tcBorders>
+              <w:left w:val="single" w:sz="2" w:space="0" w:color="000000"/>
+              <w:bottom w:val="single" w:sz="2" w:space="0" w:color="000000"/>
+            </w:tcBorders>
+            <w:shd w:fill="auto" w:val="clear"/>
+          </w:tcPr>
+          <w:p>
+            <w:pPr>
+              <w:pStyle w:val="Tabelindhold"/>
+              <w:rPr>
+                <w:color w:val="C9211E"/>
+              </w:rPr>
+            </w:pPr>
+            <w:r>
+              <w:rPr>
+                <w:rFonts w:cs="Verdana" w:ascii="Verdana" w:hAnsi="Verdana"/>
+                <w:color w:val="C9211E"/>
+                <w:sz w:val="22"/>
+              </w:rPr>
+              <w:t>Vis B</w:t>
+            </w:r>
+            <w:r>
+              <w:rPr>
+                <w:rFonts w:cs="Verdana" w:ascii="Verdana" w:hAnsi="Verdana"/>
+                <w:color w:val="C9211E"/>
+                <w:sz w:val="22"/>
+              </w:rPr>
+              <w:t xml:space="preserve">rugerindstillinger </w:t>
+            </w:r>
+            <w:r>
+              <w:rPr>
+                <w:rFonts w:cs="Verdana" w:ascii="Verdana" w:hAnsi="Verdana"/>
+                <w:color w:val="C9211E"/>
+                <w:sz w:val="22"/>
+              </w:rPr>
+              <w:t>for denne MusicXml fil</w:t>
+            </w:r>
+          </w:p>
+        </w:tc>
+        <w:tc>
+          <w:tcPr>
+            <w:tcW w:w="2732" w:type="dxa"/>
+            <w:tcBorders>
+              <w:left w:val="single" w:sz="2" w:space="0" w:color="000000"/>
+              <w:bottom w:val="single" w:sz="2" w:space="0" w:color="000000"/>
+              <w:right w:val="single" w:sz="2" w:space="0" w:color="000000"/>
+            </w:tcBorders>
+            <w:shd w:fill="auto" w:val="clear"/>
+          </w:tcPr>
+          <w:p>
+            <w:pPr>
+              <w:pStyle w:val="Tabelindhold"/>
+              <w:snapToGrid w:val="false"/>
+              <w:rPr>
+                <w:rFonts w:ascii="Verdana" w:hAnsi="Verdana" w:cs="Verdana"/>
+                <w:sz w:val="22"/>
+              </w:rPr>
+            </w:pPr>
+            <w:r>
+              <w:rPr>
+                <w:rFonts w:cs="Verdana" w:ascii="Verdana" w:hAnsi="Verdana"/>
+                <w:sz w:val="22"/>
+              </w:rPr>
+            </w:r>
+          </w:p>
+        </w:tc>
+      </w:tr>
+      <w:tr>
+        <w:trPr/>
+        <w:tc>
+          <w:tcPr>
+            <w:tcW w:w="1589" w:type="dxa"/>
             <w:tcBorders>
               <w:left w:val="single" w:sz="2" w:space="0" w:color="000000"/>
               <w:bottom w:val="single" w:sz="2" w:space="0" w:color="000000"/>
@@ -4736,7 +5744,7 @@
         </w:tc>
         <w:tc>
           <w:tcPr>
-            <w:tcW w:w="5610" w:type="dxa"/>
+            <w:tcW w:w="5326" w:type="dxa"/>
             <w:tcBorders>
               <w:left w:val="single" w:sz="2" w:space="0" w:color="000000"/>
               <w:bottom w:val="single" w:sz="2" w:space="0" w:color="000000"/>
@@ -4776,7 +5784,7 @@
               <w:pStyle w:val="Tabelindhold"/>
               <w:rPr/>
             </w:pPr>
-            <w:hyperlink r:id="rId3">
+            <w:hyperlink r:id="rId5">
               <w:r>
                 <w:rPr>
                   <w:rStyle w:val="Hyperlink"/>
@@ -4793,7 +5801,7 @@
               </w:rPr>
               <w:t xml:space="preserve"> indeholder links til andre steder på nettet, hvorfra man kan hente noder i MusicXml. </w:t>
             </w:r>
-            <w:hyperlink r:id="rId4">
+            <w:hyperlink r:id="rId6">
               <w:r>
                 <w:rPr>
                   <w:rStyle w:val="Hyperlink"/>
@@ -4814,7 +5822,7 @@
         </w:tc>
         <w:tc>
           <w:tcPr>
-            <w:tcW w:w="2447" w:type="dxa"/>
+            <w:tcW w:w="2732" w:type="dxa"/>
             <w:tcBorders>
               <w:left w:val="single" w:sz="2" w:space="0" w:color="000000"/>
               <w:bottom w:val="single" w:sz="2" w:space="0" w:color="000000"/>
@@ -4844,7 +5852,7 @@
         <w:trPr/>
         <w:tc>
           <w:tcPr>
-            <w:tcW w:w="1590" w:type="dxa"/>
+            <w:tcW w:w="1589" w:type="dxa"/>
             <w:tcBorders>
               <w:left w:val="single" w:sz="2" w:space="0" w:color="000000"/>
               <w:bottom w:val="single" w:sz="2" w:space="0" w:color="000000"/>
@@ -4870,7 +5878,7 @@
         </w:tc>
         <w:tc>
           <w:tcPr>
-            <w:tcW w:w="5610" w:type="dxa"/>
+            <w:tcW w:w="5326" w:type="dxa"/>
             <w:tcBorders>
               <w:left w:val="single" w:sz="2" w:space="0" w:color="000000"/>
               <w:bottom w:val="single" w:sz="2" w:space="0" w:color="000000"/>
@@ -4945,7 +5953,7 @@
         </w:tc>
         <w:tc>
           <w:tcPr>
-            <w:tcW w:w="2447" w:type="dxa"/>
+            <w:tcW w:w="2732" w:type="dxa"/>
             <w:tcBorders>
               <w:left w:val="single" w:sz="2" w:space="0" w:color="000000"/>
               <w:bottom w:val="single" w:sz="2" w:space="0" w:color="000000"/>
@@ -5004,6 +6012,10 @@
     <w:p>
       <w:pPr>
         <w:pStyle w:val="Overskrift3"/>
+        <w:numPr>
+          <w:ilvl w:val="2"/>
+          <w:numId w:val="2"/>
+        </w:numPr>
         <w:rPr>
           <w:rFonts w:ascii="Verdana" w:hAnsi="Verdana" w:cs="Verdana"/>
         </w:rPr>
@@ -5108,6 +6120,10 @@
     <w:p>
       <w:pPr>
         <w:pStyle w:val="Overskrift3"/>
+        <w:numPr>
+          <w:ilvl w:val="2"/>
+          <w:numId w:val="2"/>
+        </w:numPr>
         <w:rPr>
           <w:rFonts w:ascii="Verdana" w:hAnsi="Verdana" w:cs="Verdana"/>
         </w:rPr>
@@ -5177,6 +6193,10 @@
     <w:p>
       <w:pPr>
         <w:pStyle w:val="Overskrift3"/>
+        <w:numPr>
+          <w:ilvl w:val="2"/>
+          <w:numId w:val="2"/>
+        </w:numPr>
         <w:rPr>
           <w:rFonts w:ascii="Verdana" w:hAnsi="Verdana" w:cs="Verdana"/>
         </w:rPr>
@@ -5193,10 +6213,7 @@
     <w:p>
       <w:pPr>
         <w:pStyle w:val="Brdtekst"/>
-        <w:rPr>
-          <w:rFonts w:ascii="Verdana" w:hAnsi="Verdana" w:cs="Verdana"/>
-          <w:lang w:val="da-DK"/>
-        </w:rPr>
+        <w:rPr/>
       </w:pPr>
       <w:r>
         <w:rPr>
@@ -5207,6 +6224,18 @@
         <w:softHyphen/>
         <w:t>instrumenter.</w:t>
       </w:r>
+    </w:p>
+    <w:p>
+      <w:pPr>
+        <w:pStyle w:val="Brdtekst"/>
+        <w:rPr>
+          <w:rFonts w:ascii="Verdana" w:hAnsi="Verdana" w:cs="Verdana"/>
+          <w:lang w:val="da-DK"/>
+        </w:rPr>
+      </w:pPr>
+      <w:r>
+        <w:rPr/>
+      </w:r>
       <w:r>
         <w:br w:type="page"/>
       </w:r>
@@ -5220,21 +6249,84 @@
         </w:rPr>
       </w:pPr>
       <w:r>
-        <w:rPr>
-          <w:rFonts w:cs="Verdana" w:ascii="Verdana" w:hAnsi="Verdana"/>
-          <w:lang w:val="da-DK"/>
-        </w:rPr>
+        <w:rPr/>
       </w:r>
     </w:p>
     <w:p>
       <w:pPr>
         <w:pStyle w:val="Overskrift3"/>
-        <w:rPr/>
-      </w:pPr>
-      <w:bookmarkStart w:id="6" w:name="__RefHeading___Toc531076551"/>
+        <w:rPr>
+          <w:rFonts w:ascii="Verdana" w:hAnsi="Verdana"/>
+          <w:color w:val="C9211E"/>
+        </w:rPr>
+      </w:pPr>
+      <w:bookmarkStart w:id="6" w:name="__RefHeading___Toc1586_1651833955"/>
       <w:bookmarkEnd w:id="6"/>
       <w:r>
         <w:rPr>
+          <w:rFonts w:ascii="Verdana" w:hAnsi="Verdana"/>
+          <w:color w:val="C9211E"/>
+        </w:rPr>
+        <w:t>Indstillinger</w:t>
+      </w:r>
+    </w:p>
+    <w:p>
+      <w:pPr>
+        <w:pStyle w:val="Brdtekst"/>
+        <w:rPr>
+          <w:rFonts w:ascii="Verdana" w:hAnsi="Verdana"/>
+        </w:rPr>
+      </w:pPr>
+      <w:r>
+        <w:rPr/>
+      </w:r>
+    </w:p>
+    <w:p>
+      <w:pPr>
+        <w:pStyle w:val="Brdtekst"/>
+        <w:rPr>
+          <w:color w:val="C9211E"/>
+        </w:rPr>
+      </w:pPr>
+      <w:r>
+        <w:rPr>
+          <w:rFonts w:ascii="Verdana" w:hAnsi="Verdana"/>
+          <w:color w:val="C9211E"/>
+        </w:rPr>
+        <w:t>Indsæt afsnit "Gemte Indstillinger"</w:t>
+      </w:r>
+      <w:r>
+        <w:br w:type="page"/>
+      </w:r>
+    </w:p>
+    <w:p>
+      <w:pPr>
+        <w:pStyle w:val="Brdtekst"/>
+        <w:rPr>
+          <w:rFonts w:ascii="Verdana" w:hAnsi="Verdana" w:cs="Verdana"/>
+          <w:lang w:val="da-DK"/>
+        </w:rPr>
+      </w:pPr>
+      <w:r>
+        <w:rPr>
+          <w:rFonts w:cs="Verdana" w:ascii="Verdana" w:hAnsi="Verdana"/>
+          <w:lang w:val="da-DK"/>
+        </w:rPr>
+      </w:r>
+    </w:p>
+    <w:p>
+      <w:pPr>
+        <w:pStyle w:val="Overskrift3"/>
+        <w:numPr>
+          <w:ilvl w:val="2"/>
+          <w:numId w:val="2"/>
+        </w:numPr>
+        <w:rPr/>
+      </w:pPr>
+      <w:bookmarkStart w:id="7" w:name="__RefHeading___Toc531076551"/>
+      <w:bookmarkEnd w:id="7"/>
+      <w:r>
+        <w:rPr>
           <w:rFonts w:cs="Verdana" w:ascii="Verdana" w:hAnsi="Verdana"/>
         </w:rPr>
         <w:t>Værktøjer</w:t>
@@ -5249,7 +6341,27 @@
         <w:rPr>
           <w:rFonts w:cs="Verdana" w:ascii="Verdana" w:hAnsi="Verdana"/>
         </w:rPr>
-        <w:t xml:space="preserve">Punkterne "MuseScore" og "Sibelius" under </w:t>
+        <w:t>Punkterne "MuseScore",</w:t>
+      </w:r>
+      <w:r>
+        <w:rPr>
+          <w:rFonts w:cs="Verdana" w:ascii="Verdana" w:hAnsi="Verdana"/>
+          <w:color w:val="C9211E"/>
+        </w:rPr>
+        <w:t xml:space="preserve">  "Sibelius", "</w:t>
+      </w:r>
+      <w:r>
+        <w:rPr>
+          <w:rFonts w:cs="Verdana" w:ascii="Verdana" w:hAnsi="Verdana"/>
+          <w:color w:val="C9211E"/>
+        </w:rPr>
+        <w:t>Capella" og "Finale"</w:t>
+      </w:r>
+      <w:r>
+        <w:rPr>
+          <w:rFonts w:cs="Verdana" w:ascii="Verdana" w:hAnsi="Verdana"/>
+        </w:rPr>
+        <w:t xml:space="preserve"> under </w:t>
       </w:r>
       <w:r>
         <w:rPr>
@@ -5394,12 +6506,16 @@
     <w:p>
       <w:pPr>
         <w:pStyle w:val="Overskrift3"/>
+        <w:numPr>
+          <w:ilvl w:val="2"/>
+          <w:numId w:val="2"/>
+        </w:numPr>
         <w:rPr>
           <w:rFonts w:ascii="Verdana" w:hAnsi="Verdana" w:cs="Verdana"/>
         </w:rPr>
       </w:pPr>
-      <w:bookmarkStart w:id="7" w:name="__RefHeading___Toc531076552"/>
-      <w:bookmarkEnd w:id="7"/>
+      <w:bookmarkStart w:id="8" w:name="__RefHeading___Toc531076552"/>
+      <w:bookmarkEnd w:id="8"/>
       <w:r>
         <w:rPr>
           <w:rFonts w:cs="Verdana" w:ascii="Verdana" w:hAnsi="Verdana"/>
@@ -5478,7 +6594,7 @@
           <w:rFonts w:ascii="Verdana" w:hAnsi="Verdana" w:cs="Verdana"/>
         </w:rPr>
       </w:pPr>
-      <w:hyperlink r:id="rId5">
+      <w:hyperlink r:id="rId7">
         <w:r>
           <w:rPr>
             <w:rStyle w:val="Hyperlink"/>
@@ -5626,10 +6742,14 @@
     <w:p>
       <w:pPr>
         <w:pStyle w:val="Overskrift3"/>
-        <w:rPr/>
-      </w:pPr>
-      <w:bookmarkStart w:id="8" w:name="__RefHeading___Toc531076553"/>
-      <w:bookmarkEnd w:id="8"/>
+        <w:numPr>
+          <w:ilvl w:val="2"/>
+          <w:numId w:val="2"/>
+        </w:numPr>
+        <w:rPr/>
+      </w:pPr>
+      <w:bookmarkStart w:id="9" w:name="__RefHeading___Toc531076553"/>
+      <w:bookmarkEnd w:id="9"/>
       <w:r>
         <w:rPr/>
         <w:t>Hjælp</w:t>
@@ -5682,8 +6802,8 @@
         <w:ind w:left="576" w:hanging="576"/>
         <w:rPr/>
       </w:pPr>
-      <w:bookmarkStart w:id="9" w:name="__RefHeading___Toc531076554"/>
-      <w:bookmarkEnd w:id="9"/>
+      <w:bookmarkStart w:id="10" w:name="__RefHeading___Toc531076554"/>
+      <w:bookmarkEnd w:id="10"/>
       <w:r>
         <w:rPr>
           <w:rFonts w:cs="Verdana" w:ascii="Verdana" w:hAnsi="Verdana"/>
@@ -5835,15 +6955,15 @@
         </w:tblCellMar>
       </w:tblPr>
       <w:tblGrid>
-        <w:gridCol w:w="3240"/>
-        <w:gridCol w:w="2310"/>
-        <w:gridCol w:w="4097"/>
+        <w:gridCol w:w="3239"/>
+        <w:gridCol w:w="2309"/>
+        <w:gridCol w:w="4099"/>
       </w:tblGrid>
       <w:tr>
         <w:trPr/>
         <w:tc>
           <w:tcPr>
-            <w:tcW w:w="3240" w:type="dxa"/>
+            <w:tcW w:w="3239" w:type="dxa"/>
             <w:tcBorders>
               <w:top w:val="single" w:sz="2" w:space="0" w:color="000000"/>
               <w:left w:val="single" w:sz="2" w:space="0" w:color="000000"/>
@@ -5868,7 +6988,7 @@
         </w:tc>
         <w:tc>
           <w:tcPr>
-            <w:tcW w:w="2310" w:type="dxa"/>
+            <w:tcW w:w="2309" w:type="dxa"/>
             <w:tcBorders>
               <w:top w:val="single" w:sz="2" w:space="0" w:color="000000"/>
               <w:left w:val="single" w:sz="2" w:space="0" w:color="000000"/>
@@ -5893,7 +7013,7 @@
         </w:tc>
         <w:tc>
           <w:tcPr>
-            <w:tcW w:w="4097" w:type="dxa"/>
+            <w:tcW w:w="4099" w:type="dxa"/>
             <w:tcBorders>
               <w:top w:val="single" w:sz="2" w:space="0" w:color="000000"/>
               <w:left w:val="single" w:sz="2" w:space="0" w:color="000000"/>
@@ -5922,7 +7042,7 @@
         <w:trPr/>
         <w:tc>
           <w:tcPr>
-            <w:tcW w:w="3240" w:type="dxa"/>
+            <w:tcW w:w="3239" w:type="dxa"/>
             <w:tcBorders>
               <w:left w:val="single" w:sz="2" w:space="0" w:color="000000"/>
               <w:bottom w:val="single" w:sz="2" w:space="0" w:color="000000"/>
@@ -5946,7 +7066,7 @@
         </w:tc>
         <w:tc>
           <w:tcPr>
-            <w:tcW w:w="2310" w:type="dxa"/>
+            <w:tcW w:w="2309" w:type="dxa"/>
             <w:tcBorders>
               <w:left w:val="single" w:sz="2" w:space="0" w:color="000000"/>
               <w:bottom w:val="single" w:sz="2" w:space="0" w:color="000000"/>
@@ -5984,7 +7104,7 @@
         </w:tc>
         <w:tc>
           <w:tcPr>
-            <w:tcW w:w="4097" w:type="dxa"/>
+            <w:tcW w:w="4099" w:type="dxa"/>
             <w:tcBorders>
               <w:left w:val="single" w:sz="2" w:space="0" w:color="000000"/>
               <w:bottom w:val="single" w:sz="2" w:space="0" w:color="000000"/>
@@ -6032,7 +7152,7 @@
         <w:trPr/>
         <w:tc>
           <w:tcPr>
-            <w:tcW w:w="3240" w:type="dxa"/>
+            <w:tcW w:w="3239" w:type="dxa"/>
             <w:tcBorders>
               <w:left w:val="single" w:sz="2" w:space="0" w:color="000000"/>
               <w:bottom w:val="single" w:sz="2" w:space="0" w:color="000000"/>
@@ -6056,7 +7176,7 @@
         </w:tc>
         <w:tc>
           <w:tcPr>
-            <w:tcW w:w="2310" w:type="dxa"/>
+            <w:tcW w:w="2309" w:type="dxa"/>
             <w:tcBorders>
               <w:left w:val="single" w:sz="2" w:space="0" w:color="000000"/>
               <w:bottom w:val="single" w:sz="2" w:space="0" w:color="000000"/>
@@ -6105,7 +7225,7 @@
         </w:tc>
         <w:tc>
           <w:tcPr>
-            <w:tcW w:w="4097" w:type="dxa"/>
+            <w:tcW w:w="4099" w:type="dxa"/>
             <w:tcBorders>
               <w:left w:val="single" w:sz="2" w:space="0" w:color="000000"/>
               <w:bottom w:val="single" w:sz="2" w:space="0" w:color="000000"/>
@@ -6144,7 +7264,7 @@
         <w:trPr/>
         <w:tc>
           <w:tcPr>
-            <w:tcW w:w="3240" w:type="dxa"/>
+            <w:tcW w:w="3239" w:type="dxa"/>
             <w:tcBorders>
               <w:left w:val="single" w:sz="2" w:space="0" w:color="000000"/>
               <w:bottom w:val="single" w:sz="2" w:space="0" w:color="000000"/>
@@ -6168,7 +7288,7 @@
         </w:tc>
         <w:tc>
           <w:tcPr>
-            <w:tcW w:w="2310" w:type="dxa"/>
+            <w:tcW w:w="2309" w:type="dxa"/>
             <w:tcBorders>
               <w:left w:val="single" w:sz="2" w:space="0" w:color="000000"/>
               <w:bottom w:val="single" w:sz="2" w:space="0" w:color="000000"/>
@@ -6194,7 +7314,7 @@
         </w:tc>
         <w:tc>
           <w:tcPr>
-            <w:tcW w:w="4097" w:type="dxa"/>
+            <w:tcW w:w="4099" w:type="dxa"/>
             <w:tcBorders>
               <w:left w:val="single" w:sz="2" w:space="0" w:color="000000"/>
               <w:bottom w:val="single" w:sz="2" w:space="0" w:color="000000"/>
@@ -6222,7 +7342,7 @@
         <w:trPr/>
         <w:tc>
           <w:tcPr>
-            <w:tcW w:w="3240" w:type="dxa"/>
+            <w:tcW w:w="3239" w:type="dxa"/>
             <w:tcBorders>
               <w:left w:val="single" w:sz="2" w:space="0" w:color="000000"/>
               <w:bottom w:val="single" w:sz="2" w:space="0" w:color="000000"/>
@@ -6244,7 +7364,7 @@
         </w:tc>
         <w:tc>
           <w:tcPr>
-            <w:tcW w:w="2310" w:type="dxa"/>
+            <w:tcW w:w="2309" w:type="dxa"/>
             <w:tcBorders>
               <w:left w:val="single" w:sz="2" w:space="0" w:color="000000"/>
               <w:bottom w:val="single" w:sz="2" w:space="0" w:color="000000"/>
@@ -6272,7 +7392,7 @@
         </w:tc>
         <w:tc>
           <w:tcPr>
-            <w:tcW w:w="4097" w:type="dxa"/>
+            <w:tcW w:w="4099" w:type="dxa"/>
             <w:tcBorders>
               <w:left w:val="single" w:sz="2" w:space="0" w:color="000000"/>
               <w:bottom w:val="single" w:sz="2" w:space="0" w:color="000000"/>
@@ -6300,7 +7420,7 @@
         <w:trPr/>
         <w:tc>
           <w:tcPr>
-            <w:tcW w:w="3240" w:type="dxa"/>
+            <w:tcW w:w="3239" w:type="dxa"/>
             <w:tcBorders>
               <w:left w:val="single" w:sz="2" w:space="0" w:color="000000"/>
               <w:bottom w:val="single" w:sz="2" w:space="0" w:color="000000"/>
@@ -6324,7 +7444,7 @@
         </w:tc>
         <w:tc>
           <w:tcPr>
-            <w:tcW w:w="2310" w:type="dxa"/>
+            <w:tcW w:w="2309" w:type="dxa"/>
             <w:tcBorders>
               <w:left w:val="single" w:sz="2" w:space="0" w:color="000000"/>
               <w:bottom w:val="single" w:sz="2" w:space="0" w:color="000000"/>
@@ -6348,7 +7468,7 @@
         </w:tc>
         <w:tc>
           <w:tcPr>
-            <w:tcW w:w="4097" w:type="dxa"/>
+            <w:tcW w:w="4099" w:type="dxa"/>
             <w:tcBorders>
               <w:left w:val="single" w:sz="2" w:space="0" w:color="000000"/>
               <w:bottom w:val="single" w:sz="2" w:space="0" w:color="000000"/>
@@ -6409,15 +7529,15 @@
         </w:tblCellMar>
       </w:tblPr>
       <w:tblGrid>
-        <w:gridCol w:w="3240"/>
-        <w:gridCol w:w="2340"/>
-        <w:gridCol w:w="4067"/>
+        <w:gridCol w:w="3239"/>
+        <w:gridCol w:w="2339"/>
+        <w:gridCol w:w="4069"/>
       </w:tblGrid>
       <w:tr>
         <w:trPr/>
         <w:tc>
           <w:tcPr>
-            <w:tcW w:w="3240" w:type="dxa"/>
+            <w:tcW w:w="3239" w:type="dxa"/>
             <w:tcBorders>
               <w:top w:val="single" w:sz="2" w:space="0" w:color="000000"/>
               <w:left w:val="single" w:sz="2" w:space="0" w:color="000000"/>
@@ -6442,7 +7562,7 @@
         </w:tc>
         <w:tc>
           <w:tcPr>
-            <w:tcW w:w="2340" w:type="dxa"/>
+            <w:tcW w:w="2339" w:type="dxa"/>
             <w:tcBorders>
               <w:top w:val="single" w:sz="2" w:space="0" w:color="000000"/>
               <w:left w:val="single" w:sz="2" w:space="0" w:color="000000"/>
@@ -6467,7 +7587,7 @@
         </w:tc>
         <w:tc>
           <w:tcPr>
-            <w:tcW w:w="4067" w:type="dxa"/>
+            <w:tcW w:w="4069" w:type="dxa"/>
             <w:tcBorders>
               <w:top w:val="single" w:sz="2" w:space="0" w:color="000000"/>
               <w:left w:val="single" w:sz="2" w:space="0" w:color="000000"/>
@@ -6496,7 +7616,7 @@
         <w:trPr/>
         <w:tc>
           <w:tcPr>
-            <w:tcW w:w="3240" w:type="dxa"/>
+            <w:tcW w:w="3239" w:type="dxa"/>
             <w:tcBorders>
               <w:left w:val="single" w:sz="2" w:space="0" w:color="000000"/>
               <w:bottom w:val="single" w:sz="2" w:space="0" w:color="000000"/>
@@ -6518,7 +7638,7 @@
         </w:tc>
         <w:tc>
           <w:tcPr>
-            <w:tcW w:w="2340" w:type="dxa"/>
+            <w:tcW w:w="2339" w:type="dxa"/>
             <w:tcBorders>
               <w:left w:val="single" w:sz="2" w:space="0" w:color="000000"/>
               <w:bottom w:val="single" w:sz="2" w:space="0" w:color="000000"/>
@@ -6542,7 +7662,7 @@
         </w:tc>
         <w:tc>
           <w:tcPr>
-            <w:tcW w:w="4067" w:type="dxa"/>
+            <w:tcW w:w="4069" w:type="dxa"/>
             <w:tcBorders>
               <w:left w:val="single" w:sz="2" w:space="0" w:color="000000"/>
               <w:bottom w:val="single" w:sz="2" w:space="0" w:color="000000"/>
@@ -6818,7 +7938,7 @@
         <w:pStyle w:val="Brdtekst"/>
         <w:numPr>
           <w:ilvl w:val="0"/>
-          <w:numId w:val="6"/>
+          <w:numId w:val="7"/>
         </w:numPr>
         <w:rPr>
           <w:rFonts w:ascii="Verdana" w:hAnsi="Verdana" w:cs="Verdana"/>
@@ -6838,7 +7958,7 @@
         <w:pStyle w:val="Brdtekst"/>
         <w:numPr>
           <w:ilvl w:val="0"/>
-          <w:numId w:val="6"/>
+          <w:numId w:val="7"/>
         </w:numPr>
         <w:rPr/>
       </w:pPr>
@@ -6885,7 +8005,7 @@
         <w:pStyle w:val="Brdtekst"/>
         <w:numPr>
           <w:ilvl w:val="0"/>
-          <w:numId w:val="6"/>
+          <w:numId w:val="7"/>
         </w:numPr>
         <w:rPr>
           <w:rFonts w:ascii="Verdana" w:hAnsi="Verdana" w:cs="Verdana"/>
@@ -6928,7 +8048,7 @@
         <w:pStyle w:val="Brdtekst"/>
         <w:numPr>
           <w:ilvl w:val="0"/>
-          <w:numId w:val="6"/>
+          <w:numId w:val="7"/>
         </w:numPr>
         <w:rPr>
           <w:rFonts w:ascii="Verdana" w:hAnsi="Verdana" w:cs="Verdana"/>
@@ -7055,10 +8175,14 @@
     <w:p>
       <w:pPr>
         <w:pStyle w:val="Overskrift2"/>
-        <w:rPr/>
-      </w:pPr>
-      <w:bookmarkStart w:id="10" w:name="__RefHeading___Toc531076555"/>
-      <w:bookmarkEnd w:id="10"/>
+        <w:numPr>
+          <w:ilvl w:val="1"/>
+          <w:numId w:val="2"/>
+        </w:numPr>
+        <w:rPr/>
+      </w:pPr>
+      <w:bookmarkStart w:id="11" w:name="__RefHeading___Toc531076555"/>
+      <w:bookmarkEnd w:id="11"/>
       <w:r>
         <w:rPr>
           <w:rFonts w:cs="Verdana" w:ascii="Verdana" w:hAnsi="Verdana"/>
@@ -7133,14 +8257,14 @@
         </w:tblCellMar>
       </w:tblPr>
       <w:tblGrid>
-        <w:gridCol w:w="1800"/>
+        <w:gridCol w:w="1799"/>
         <w:gridCol w:w="7847"/>
       </w:tblGrid>
       <w:tr>
         <w:trPr/>
         <w:tc>
           <w:tcPr>
-            <w:tcW w:w="1800" w:type="dxa"/>
+            <w:tcW w:w="1799" w:type="dxa"/>
             <w:tcBorders>
               <w:top w:val="single" w:sz="2" w:space="0" w:color="000000"/>
               <w:left w:val="single" w:sz="2" w:space="0" w:color="000000"/>
@@ -7198,7 +8322,7 @@
         <w:trPr/>
         <w:tc>
           <w:tcPr>
-            <w:tcW w:w="1800" w:type="dxa"/>
+            <w:tcW w:w="1799" w:type="dxa"/>
             <w:tcBorders>
               <w:left w:val="single" w:sz="2" w:space="0" w:color="000000"/>
               <w:bottom w:val="single" w:sz="2" w:space="0" w:color="000000"/>
@@ -7248,7 +8372,7 @@
         <w:trPr/>
         <w:tc>
           <w:tcPr>
-            <w:tcW w:w="1800" w:type="dxa"/>
+            <w:tcW w:w="1799" w:type="dxa"/>
             <w:tcBorders>
               <w:left w:val="single" w:sz="2" w:space="0" w:color="000000"/>
               <w:bottom w:val="single" w:sz="2" w:space="0" w:color="000000"/>
@@ -7300,7 +8424,7 @@
         <w:trPr/>
         <w:tc>
           <w:tcPr>
-            <w:tcW w:w="1800" w:type="dxa"/>
+            <w:tcW w:w="1799" w:type="dxa"/>
             <w:tcBorders>
               <w:left w:val="single" w:sz="2" w:space="0" w:color="000000"/>
               <w:bottom w:val="single" w:sz="2" w:space="0" w:color="000000"/>
@@ -7352,7 +8476,7 @@
         <w:trPr/>
         <w:tc>
           <w:tcPr>
-            <w:tcW w:w="1800" w:type="dxa"/>
+            <w:tcW w:w="1799" w:type="dxa"/>
             <w:tcBorders>
               <w:left w:val="single" w:sz="2" w:space="0" w:color="000000"/>
               <w:bottom w:val="single" w:sz="2" w:space="0" w:color="000000"/>
@@ -7404,7 +8528,7 @@
         <w:trPr/>
         <w:tc>
           <w:tcPr>
-            <w:tcW w:w="1800" w:type="dxa"/>
+            <w:tcW w:w="1799" w:type="dxa"/>
             <w:tcBorders>
               <w:left w:val="single" w:sz="2" w:space="0" w:color="000000"/>
             </w:tcBorders>
@@ -7452,7 +8576,7 @@
         <w:trPr/>
         <w:tc>
           <w:tcPr>
-            <w:tcW w:w="1800" w:type="dxa"/>
+            <w:tcW w:w="1799" w:type="dxa"/>
             <w:tcBorders>
               <w:left w:val="single" w:sz="2" w:space="0" w:color="000000"/>
             </w:tcBorders>
@@ -7516,7 +8640,7 @@
         <w:trPr/>
         <w:tc>
           <w:tcPr>
-            <w:tcW w:w="1800" w:type="dxa"/>
+            <w:tcW w:w="1799" w:type="dxa"/>
             <w:tcBorders>
               <w:left w:val="single" w:sz="2" w:space="0" w:color="000000"/>
               <w:bottom w:val="single" w:sz="2" w:space="0" w:color="000000"/>
@@ -7729,7 +8853,7 @@
       </w:tblPr>
       <w:tblGrid>
         <w:gridCol w:w="3060"/>
-        <w:gridCol w:w="6587"/>
+        <w:gridCol w:w="6586"/>
       </w:tblGrid>
       <w:tr>
         <w:trPr/>
@@ -7760,7 +8884,7 @@
         </w:tc>
         <w:tc>
           <w:tcPr>
-            <w:tcW w:w="6587" w:type="dxa"/>
+            <w:tcW w:w="6586" w:type="dxa"/>
             <w:tcBorders>
               <w:top w:val="single" w:sz="2" w:space="0" w:color="000000"/>
               <w:left w:val="single" w:sz="2" w:space="0" w:color="000000"/>
@@ -7813,7 +8937,7 @@
         </w:tc>
         <w:tc>
           <w:tcPr>
-            <w:tcW w:w="6587" w:type="dxa"/>
+            <w:tcW w:w="6586" w:type="dxa"/>
             <w:tcBorders>
               <w:left w:val="single" w:sz="2" w:space="0" w:color="000000"/>
               <w:bottom w:val="single" w:sz="2" w:space="0" w:color="000000"/>
@@ -7876,7 +9000,7 @@
         </w:tc>
         <w:tc>
           <w:tcPr>
-            <w:tcW w:w="6587" w:type="dxa"/>
+            <w:tcW w:w="6586" w:type="dxa"/>
             <w:tcBorders>
               <w:left w:val="single" w:sz="2" w:space="0" w:color="000000"/>
               <w:bottom w:val="single" w:sz="2" w:space="0" w:color="000000"/>
@@ -7952,7 +9076,7 @@
         </w:tc>
         <w:tc>
           <w:tcPr>
-            <w:tcW w:w="6587" w:type="dxa"/>
+            <w:tcW w:w="6586" w:type="dxa"/>
             <w:tcBorders>
               <w:left w:val="single" w:sz="2" w:space="0" w:color="000000"/>
               <w:bottom w:val="single" w:sz="2" w:space="0" w:color="000000"/>
@@ -8216,7 +9340,7 @@
         </w:tblCellMar>
       </w:tblPr>
       <w:tblGrid>
-        <w:gridCol w:w="1980"/>
+        <w:gridCol w:w="1979"/>
         <w:gridCol w:w="7667"/>
       </w:tblGrid>
       <w:tr>
@@ -8225,7 +9349,7 @@
         </w:trPr>
         <w:tc>
           <w:tcPr>
-            <w:tcW w:w="1980" w:type="dxa"/>
+            <w:tcW w:w="1979" w:type="dxa"/>
             <w:tcBorders>
               <w:top w:val="single" w:sz="2" w:space="0" w:color="000000"/>
               <w:left w:val="single" w:sz="2" w:space="0" w:color="000000"/>
@@ -8280,7 +9404,7 @@
         <w:trPr/>
         <w:tc>
           <w:tcPr>
-            <w:tcW w:w="1980" w:type="dxa"/>
+            <w:tcW w:w="1979" w:type="dxa"/>
             <w:tcBorders>
               <w:left w:val="single" w:sz="2" w:space="0" w:color="000000"/>
               <w:bottom w:val="single" w:sz="2" w:space="0" w:color="000000"/>
@@ -8333,7 +9457,7 @@
         <w:trPr/>
         <w:tc>
           <w:tcPr>
-            <w:tcW w:w="1980" w:type="dxa"/>
+            <w:tcW w:w="1979" w:type="dxa"/>
             <w:tcBorders>
               <w:left w:val="single" w:sz="2" w:space="0" w:color="000000"/>
               <w:bottom w:val="single" w:sz="2" w:space="0" w:color="000000"/>
@@ -8384,7 +9508,7 @@
         <w:trPr/>
         <w:tc>
           <w:tcPr>
-            <w:tcW w:w="1980" w:type="dxa"/>
+            <w:tcW w:w="1979" w:type="dxa"/>
             <w:tcBorders>
               <w:left w:val="single" w:sz="2" w:space="0" w:color="000000"/>
               <w:bottom w:val="single" w:sz="2" w:space="0" w:color="000000"/>
@@ -8448,7 +9572,7 @@
         <w:trPr/>
         <w:tc>
           <w:tcPr>
-            <w:tcW w:w="1980" w:type="dxa"/>
+            <w:tcW w:w="1979" w:type="dxa"/>
             <w:tcBorders>
               <w:left w:val="single" w:sz="2" w:space="0" w:color="000000"/>
               <w:bottom w:val="single" w:sz="2" w:space="0" w:color="000000"/>
@@ -8499,7 +9623,7 @@
         <w:trPr/>
         <w:tc>
           <w:tcPr>
-            <w:tcW w:w="1980" w:type="dxa"/>
+            <w:tcW w:w="1979" w:type="dxa"/>
             <w:tcBorders>
               <w:left w:val="single" w:sz="2" w:space="0" w:color="000000"/>
               <w:bottom w:val="single" w:sz="2" w:space="0" w:color="000000"/>
@@ -8550,7 +9674,7 @@
         <w:trPr/>
         <w:tc>
           <w:tcPr>
-            <w:tcW w:w="1980" w:type="dxa"/>
+            <w:tcW w:w="1979" w:type="dxa"/>
             <w:tcBorders>
               <w:left w:val="single" w:sz="2" w:space="0" w:color="000000"/>
               <w:bottom w:val="single" w:sz="2" w:space="0" w:color="000000"/>
@@ -8603,7 +9727,7 @@
         <w:trPr/>
         <w:tc>
           <w:tcPr>
-            <w:tcW w:w="1980" w:type="dxa"/>
+            <w:tcW w:w="1979" w:type="dxa"/>
             <w:tcBorders>
               <w:left w:val="single" w:sz="2" w:space="0" w:color="000000"/>
               <w:bottom w:val="single" w:sz="2" w:space="0" w:color="000000"/>
@@ -8654,7 +9778,7 @@
         <w:trPr/>
         <w:tc>
           <w:tcPr>
-            <w:tcW w:w="1980" w:type="dxa"/>
+            <w:tcW w:w="1979" w:type="dxa"/>
             <w:tcBorders>
               <w:left w:val="single" w:sz="2" w:space="0" w:color="000000"/>
               <w:bottom w:val="single" w:sz="2" w:space="0" w:color="000000"/>
@@ -8887,12 +10011,16 @@
     <w:p>
       <w:pPr>
         <w:pStyle w:val="Overskrift2"/>
+        <w:numPr>
+          <w:ilvl w:val="1"/>
+          <w:numId w:val="2"/>
+        </w:numPr>
         <w:rPr>
           <w:rFonts w:ascii="Verdana" w:hAnsi="Verdana" w:cs="Verdana"/>
         </w:rPr>
       </w:pPr>
-      <w:bookmarkStart w:id="11" w:name="__RefHeading___Toc531076556"/>
-      <w:bookmarkEnd w:id="11"/>
+      <w:bookmarkStart w:id="12" w:name="__RefHeading___Toc531076556"/>
+      <w:bookmarkEnd w:id="12"/>
       <w:r>
         <w:rPr>
           <w:rFonts w:cs="Verdana" w:ascii="Verdana" w:hAnsi="Verdana"/>
@@ -8993,12 +10121,16 @@
     <w:p>
       <w:pPr>
         <w:pStyle w:val="Overskrift2"/>
+        <w:numPr>
+          <w:ilvl w:val="1"/>
+          <w:numId w:val="2"/>
+        </w:numPr>
         <w:rPr>
           <w:rFonts w:ascii="Verdana" w:hAnsi="Verdana" w:cs="Verdana"/>
         </w:rPr>
       </w:pPr>
-      <w:bookmarkStart w:id="12" w:name="__RefHeading___Toc531076557"/>
-      <w:bookmarkEnd w:id="12"/>
+      <w:bookmarkStart w:id="13" w:name="__RefHeading___Toc531076557"/>
+      <w:bookmarkEnd w:id="13"/>
       <w:r>
         <w:rPr>
           <w:rFonts w:cs="Verdana" w:ascii="Verdana" w:hAnsi="Verdana"/>
@@ -9074,7 +10206,7 @@
         <w:pStyle w:val="Brdtekst"/>
         <w:numPr>
           <w:ilvl w:val="0"/>
-          <w:numId w:val="7"/>
+          <w:numId w:val="8"/>
         </w:numPr>
         <w:rPr/>
       </w:pPr>
@@ -9094,7 +10226,7 @@
         <w:pStyle w:val="Brdtekst"/>
         <w:numPr>
           <w:ilvl w:val="0"/>
-          <w:numId w:val="7"/>
+          <w:numId w:val="8"/>
         </w:numPr>
         <w:rPr/>
       </w:pPr>
@@ -9118,7 +10250,7 @@
         <w:pStyle w:val="Brdtekst"/>
         <w:numPr>
           <w:ilvl w:val="0"/>
-          <w:numId w:val="7"/>
+          <w:numId w:val="8"/>
         </w:numPr>
         <w:rPr/>
       </w:pPr>
@@ -9191,10 +10323,14 @@
     <w:p>
       <w:pPr>
         <w:pStyle w:val="Overskrift3"/>
-        <w:rPr/>
-      </w:pPr>
-      <w:bookmarkStart w:id="13" w:name="__RefHeading___Toc531076558"/>
-      <w:bookmarkEnd w:id="13"/>
+        <w:numPr>
+          <w:ilvl w:val="2"/>
+          <w:numId w:val="2"/>
+        </w:numPr>
+        <w:rPr/>
+      </w:pPr>
+      <w:bookmarkStart w:id="14" w:name="__RefHeading___Toc531076558"/>
+      <w:bookmarkEnd w:id="14"/>
       <w:r>
         <w:rPr/>
         <w:t>Statusdetaljer</w:t>
@@ -9273,10 +10409,14 @@
     <w:p>
       <w:pPr>
         <w:pStyle w:val="Overskrift3"/>
-        <w:rPr/>
-      </w:pPr>
-      <w:bookmarkStart w:id="14" w:name="__RefHeading___Toc531076559"/>
-      <w:bookmarkEnd w:id="14"/>
+        <w:numPr>
+          <w:ilvl w:val="2"/>
+          <w:numId w:val="2"/>
+        </w:numPr>
+        <w:rPr/>
+      </w:pPr>
+      <w:bookmarkStart w:id="15" w:name="__RefHeading___Toc531076559"/>
+      <w:bookmarkEnd w:id="15"/>
       <w:r>
         <w:rPr/>
         <w:t>Becifringer</w:t>
@@ -9391,10 +10531,14 @@
     <w:p>
       <w:pPr>
         <w:pStyle w:val="Overskrift3"/>
-        <w:rPr/>
-      </w:pPr>
-      <w:bookmarkStart w:id="15" w:name="__RefHeading___Toc531076560"/>
-      <w:bookmarkEnd w:id="15"/>
+        <w:numPr>
+          <w:ilvl w:val="2"/>
+          <w:numId w:val="2"/>
+        </w:numPr>
+        <w:rPr/>
+      </w:pPr>
+      <w:bookmarkStart w:id="16" w:name="__RefHeading___Toc531076560"/>
+      <w:bookmarkEnd w:id="16"/>
       <w:r>
         <w:rPr/>
         <w:t>Enkelttoner for alle stemmer</w:t>
@@ -9490,10 +10634,14 @@
     <w:p>
       <w:pPr>
         <w:pStyle w:val="Overskrift3"/>
-        <w:rPr/>
-      </w:pPr>
-      <w:bookmarkStart w:id="16" w:name="__RefHeading___Toc531076561"/>
-      <w:bookmarkEnd w:id="16"/>
+        <w:numPr>
+          <w:ilvl w:val="2"/>
+          <w:numId w:val="2"/>
+        </w:numPr>
+        <w:rPr/>
+      </w:pPr>
+      <w:bookmarkStart w:id="17" w:name="__RefHeading___Toc531076561"/>
+      <w:bookmarkEnd w:id="17"/>
       <w:r>
         <w:rPr/>
         <w:t>Enkeltstemmer</w:t>
@@ -9592,10 +10740,14 @@
     <w:p>
       <w:pPr>
         <w:pStyle w:val="Overskrift3"/>
-        <w:rPr/>
-      </w:pPr>
-      <w:bookmarkStart w:id="17" w:name="__RefHeading___Toc531076562"/>
-      <w:bookmarkEnd w:id="17"/>
+        <w:numPr>
+          <w:ilvl w:val="2"/>
+          <w:numId w:val="2"/>
+        </w:numPr>
+        <w:rPr/>
+      </w:pPr>
+      <w:bookmarkStart w:id="18" w:name="__RefHeading___Toc531076562"/>
+      <w:bookmarkEnd w:id="18"/>
       <w:r>
         <w:rPr/>
         <w:t>Enkelttoner for valgt enkeltstemme</w:t>
@@ -9725,172 +10877,159 @@
     <w:p>
       <w:pPr>
         <w:pStyle w:val="Overskrift1"/>
-        <w:rPr>
-          <w:rFonts w:ascii="Verdana" w:hAnsi="Verdana" w:cs="Verdana"/>
-          <w:lang w:val="da-DK"/>
-        </w:rPr>
-      </w:pPr>
-      <w:bookmarkStart w:id="18" w:name="__RefHeading___Toc531076563"/>
-      <w:bookmarkEnd w:id="18"/>
-      <w:r>
-        <w:rPr>
-          <w:rFonts w:cs="Verdana" w:ascii="Verdana" w:hAnsi="Verdana"/>
-        </w:rPr>
-        <w:t xml:space="preserve">Import </w:t>
-      </w:r>
-      <w:r>
-        <w:rPr>
-          <w:rFonts w:cs="Verdana" w:ascii="Verdana" w:hAnsi="Verdana"/>
-          <w:lang w:val="da-DK"/>
-        </w:rPr>
-        <w:t>af noder fra Internettet</w:t>
-      </w:r>
-    </w:p>
-    <w:p>
-      <w:pPr>
-        <w:pStyle w:val="Brdtekst"/>
-        <w:rPr>
-          <w:rFonts w:ascii="Verdana" w:hAnsi="Verdana" w:cs="Verdana"/>
-          <w:lang w:val="da-DK"/>
-        </w:rPr>
-      </w:pPr>
-      <w:r>
-        <w:rPr>
-          <w:rFonts w:cs="Verdana" w:ascii="Verdana" w:hAnsi="Verdana"/>
-          <w:lang w:val="da-DK"/>
-        </w:rPr>
-      </w:r>
-    </w:p>
-    <w:p>
-      <w:pPr>
-        <w:pStyle w:val="Brdtekst"/>
-        <w:rPr/>
-      </w:pPr>
-      <w:r>
-        <w:rPr>
-          <w:rFonts w:cs="Verdana" w:ascii="Verdana" w:hAnsi="Verdana"/>
-          <w:lang w:val="da-DK"/>
-        </w:rPr>
-        <w:t>Som tidligere nævnt kan man finde store mængder af ganske gratis noder i MusicXml-form på internettet. Desværre findes der ingen standardisering af de pågældende hjemmesider, og desværre er disse typisk kun i meget ringe grad gjort tilgængelige for blinde og svagsynede. Desuden overføres noderne ofte ikke i det almindelige MusicXml (.xml) format, men i et komprimeret (.mxl) format.</w:t>
-      </w:r>
-    </w:p>
-    <w:p>
-      <w:pPr>
-        <w:pStyle w:val="Brdtekst"/>
-        <w:rPr>
-          <w:rFonts w:ascii="Verdana" w:hAnsi="Verdana" w:cs="Verdana"/>
-          <w:lang w:val="da-DK"/>
-        </w:rPr>
-      </w:pPr>
-      <w:r>
-        <w:rPr>
-          <w:rFonts w:cs="Verdana" w:ascii="Verdana" w:hAnsi="Verdana"/>
-          <w:lang w:val="da-DK"/>
-        </w:rPr>
-      </w:r>
-    </w:p>
-    <w:p>
-      <w:pPr>
-        <w:pStyle w:val="Brdtekst"/>
-        <w:rPr/>
-      </w:pPr>
-      <w:r>
-        <w:rPr>
-          <w:rFonts w:cs="Verdana" w:ascii="Verdana" w:hAnsi="Verdana"/>
-          <w:lang w:val="da-DK"/>
-        </w:rPr>
-        <w:t>For i nogen grad at råde bod på dette indeholder IBOS Nodelæser fra og med version 2.0.0.0 funktionerne ”Importér Overførsler” og ”Importér dagens overførsler”, begge under menupunktet ”Filer”.</w:t>
-      </w:r>
-    </w:p>
-    <w:p>
-      <w:pPr>
-        <w:pStyle w:val="Brdtekst"/>
-        <w:rPr>
-          <w:rFonts w:ascii="Verdana" w:hAnsi="Verdana" w:cs="Verdana"/>
-          <w:lang w:val="da-DK"/>
-        </w:rPr>
-      </w:pPr>
-      <w:r>
-        <w:rPr>
-          <w:rFonts w:cs="Verdana" w:ascii="Verdana" w:hAnsi="Verdana"/>
-          <w:lang w:val="da-DK"/>
-        </w:rPr>
-      </w:r>
-    </w:p>
-    <w:p>
-      <w:pPr>
-        <w:pStyle w:val="Brdtekst"/>
-        <w:rPr/>
-      </w:pPr>
-      <w:r>
-        <w:rPr>
-          <w:rFonts w:cs="Verdana" w:ascii="Verdana" w:hAnsi="Verdana"/>
-          <w:lang w:val="da-DK"/>
-        </w:rPr>
-        <w:t>Disse funktioner kan bruges til at lette importen af MusicXml filer fra internettet.</w:t>
-      </w:r>
-    </w:p>
-    <w:p>
-      <w:pPr>
-        <w:pStyle w:val="Brdtekst"/>
-        <w:rPr>
-          <w:rFonts w:ascii="Verdana" w:hAnsi="Verdana" w:cs="Verdana"/>
-          <w:lang w:val="da-DK"/>
-        </w:rPr>
-      </w:pPr>
-      <w:r>
-        <w:rPr>
-          <w:rFonts w:cs="Verdana" w:ascii="Verdana" w:hAnsi="Verdana"/>
-          <w:lang w:val="da-DK"/>
-        </w:rPr>
-      </w:r>
-    </w:p>
-    <w:p>
-      <w:pPr>
-        <w:pStyle w:val="Brdtekst"/>
-        <w:rPr>
-          <w:rFonts w:ascii="Verdana" w:hAnsi="Verdana" w:cs="Verdana"/>
-          <w:lang w:val="da-DK"/>
-        </w:rPr>
-      </w:pPr>
-      <w:r>
-        <w:rPr>
-          <w:rFonts w:cs="Verdana" w:ascii="Verdana" w:hAnsi="Verdana"/>
-          <w:lang w:val="da-DK"/>
-        </w:rPr>
-        <w:t>Fremgangsmåden varierer afhængigt af hvilket nodearkiv man anvender, men er i hovedtræk:</w:t>
-      </w:r>
-    </w:p>
-    <w:p>
-      <w:pPr>
-        <w:pStyle w:val="Brdtekst"/>
-        <w:rPr>
-          <w:rFonts w:ascii="Verdana" w:hAnsi="Verdana" w:cs="Verdana"/>
-          <w:lang w:val="da-DK"/>
-        </w:rPr>
-      </w:pPr>
-      <w:r>
-        <w:rPr>
-          <w:rFonts w:cs="Verdana" w:ascii="Verdana" w:hAnsi="Verdana"/>
-          <w:lang w:val="da-DK"/>
-        </w:rPr>
-      </w:r>
-    </w:p>
-    <w:p>
-      <w:pPr>
-        <w:pStyle w:val="Brdtekst"/>
         <w:numPr>
           <w:ilvl w:val="0"/>
-          <w:numId w:val="4"/>
+          <w:numId w:val="2"/>
         </w:numPr>
-        <w:rPr/>
-      </w:pPr>
-      <w:r>
-        <w:rPr>
-          <w:rFonts w:cs="Verdana" w:ascii="Verdana" w:hAnsi="Verdana"/>
-          <w:lang w:val="da-DK"/>
-        </w:rPr>
-        <w:t>Vælg Menulinie ,”Nodearkiver”.</w:t>
+        <w:rPr>
+          <w:rFonts w:ascii="Verdana" w:hAnsi="Verdana" w:cs="Verdana"/>
+          <w:lang w:val="da-DK"/>
+        </w:rPr>
+      </w:pPr>
+      <w:bookmarkStart w:id="19" w:name="__RefHeading___Toc531076563"/>
+      <w:bookmarkEnd w:id="19"/>
+      <w:r>
+        <w:rPr>
+          <w:rFonts w:cs="Verdana" w:ascii="Verdana" w:hAnsi="Verdana"/>
+        </w:rPr>
+        <w:t xml:space="preserve">Import </w:t>
+      </w:r>
+      <w:r>
+        <w:rPr>
+          <w:rFonts w:cs="Verdana" w:ascii="Verdana" w:hAnsi="Verdana"/>
+          <w:lang w:val="da-DK"/>
+        </w:rPr>
+        <w:t>af noder fra Internettet</w:t>
+      </w:r>
+    </w:p>
+    <w:p>
+      <w:pPr>
+        <w:pStyle w:val="Brdtekst"/>
+        <w:rPr>
+          <w:rFonts w:ascii="Verdana" w:hAnsi="Verdana" w:cs="Verdana"/>
+          <w:lang w:val="da-DK"/>
+        </w:rPr>
+      </w:pPr>
+      <w:r>
+        <w:rPr>
+          <w:rFonts w:cs="Verdana" w:ascii="Verdana" w:hAnsi="Verdana"/>
+          <w:lang w:val="da-DK"/>
+        </w:rPr>
+      </w:r>
+    </w:p>
+    <w:p>
+      <w:pPr>
+        <w:pStyle w:val="Brdtekst"/>
+        <w:rPr/>
+      </w:pPr>
+      <w:r>
+        <w:rPr>
+          <w:rFonts w:cs="Verdana" w:ascii="Verdana" w:hAnsi="Verdana"/>
+          <w:lang w:val="da-DK"/>
+        </w:rPr>
+        <w:t>Som tidligere nævnt kan man finde store mængder af ganske gratis noder i MusicXml-form på internettet. Desværre findes der ingen standardisering af de pågældende hjemmesider, og desværre er disse typisk kun i meget ringe grad gjort tilgængelige for blinde og svagsynede. Desuden overføres noderne ofte ikke i det almindelige MusicXml (.xml) format, men i et komprimeret (.mxl) format.</w:t>
+      </w:r>
+    </w:p>
+    <w:p>
+      <w:pPr>
+        <w:pStyle w:val="Brdtekst"/>
+        <w:rPr>
+          <w:rFonts w:ascii="Verdana" w:hAnsi="Verdana" w:cs="Verdana"/>
+          <w:lang w:val="da-DK"/>
+        </w:rPr>
+      </w:pPr>
+      <w:r>
+        <w:rPr>
+          <w:rFonts w:cs="Verdana" w:ascii="Verdana" w:hAnsi="Verdana"/>
+          <w:lang w:val="da-DK"/>
+        </w:rPr>
+      </w:r>
+    </w:p>
+    <w:p>
+      <w:pPr>
+        <w:pStyle w:val="Brdtekst"/>
+        <w:rPr/>
+      </w:pPr>
+      <w:r>
+        <w:rPr>
+          <w:rFonts w:cs="Verdana" w:ascii="Verdana" w:hAnsi="Verdana"/>
+          <w:lang w:val="da-DK"/>
+        </w:rPr>
+        <w:t>For i nogen grad at råde bod på dette indeholder IBOS Nodelæser fra og med version 2.0.0.0 funktionerne ”Importér Overførsler” og ”Importér dagens overførsler”, begge under menupunktet ”Filer”.</w:t>
+      </w:r>
+    </w:p>
+    <w:p>
+      <w:pPr>
+        <w:pStyle w:val="Brdtekst"/>
+        <w:rPr>
+          <w:rFonts w:ascii="Verdana" w:hAnsi="Verdana" w:cs="Verdana"/>
+          <w:lang w:val="da-DK"/>
+        </w:rPr>
+      </w:pPr>
+      <w:r>
+        <w:rPr>
+          <w:rFonts w:cs="Verdana" w:ascii="Verdana" w:hAnsi="Verdana"/>
+          <w:lang w:val="da-DK"/>
+        </w:rPr>
+      </w:r>
+    </w:p>
+    <w:p>
+      <w:pPr>
+        <w:pStyle w:val="Brdtekst"/>
+        <w:rPr/>
+      </w:pPr>
+      <w:r>
+        <w:rPr>
+          <w:rFonts w:cs="Verdana" w:ascii="Verdana" w:hAnsi="Verdana"/>
+          <w:lang w:val="da-DK"/>
+        </w:rPr>
+        <w:t>Disse funktioner kan bruges til at lette importen af MusicXml filer fra internettet.</w:t>
+      </w:r>
+    </w:p>
+    <w:p>
+      <w:pPr>
+        <w:pStyle w:val="Brdtekst"/>
+        <w:rPr>
+          <w:rFonts w:ascii="Verdana" w:hAnsi="Verdana" w:cs="Verdana"/>
+          <w:lang w:val="da-DK"/>
+        </w:rPr>
+      </w:pPr>
+      <w:r>
+        <w:rPr>
+          <w:rFonts w:cs="Verdana" w:ascii="Verdana" w:hAnsi="Verdana"/>
+          <w:lang w:val="da-DK"/>
+        </w:rPr>
+      </w:r>
+    </w:p>
+    <w:p>
+      <w:pPr>
+        <w:pStyle w:val="Brdtekst"/>
+        <w:rPr>
+          <w:rFonts w:ascii="Verdana" w:hAnsi="Verdana" w:cs="Verdana"/>
+          <w:lang w:val="da-DK"/>
+        </w:rPr>
+      </w:pPr>
+      <w:r>
+        <w:rPr>
+          <w:rFonts w:cs="Verdana" w:ascii="Verdana" w:hAnsi="Verdana"/>
+          <w:lang w:val="da-DK"/>
+        </w:rPr>
+        <w:t>Fremgangsmåden varierer afhængigt af hvilket nodearkiv man anvender, men er i hovedtræk:</w:t>
+      </w:r>
+    </w:p>
+    <w:p>
+      <w:pPr>
+        <w:pStyle w:val="Brdtekst"/>
+        <w:rPr>
+          <w:rFonts w:ascii="Verdana" w:hAnsi="Verdana" w:cs="Verdana"/>
+          <w:lang w:val="da-DK"/>
+        </w:rPr>
+      </w:pPr>
+      <w:r>
+        <w:rPr>
+          <w:rFonts w:cs="Verdana" w:ascii="Verdana" w:hAnsi="Verdana"/>
+          <w:lang w:val="da-DK"/>
+        </w:rPr>
       </w:r>
     </w:p>
     <w:p>
@@ -9898,8 +11037,25 @@
         <w:pStyle w:val="Brdtekst"/>
         <w:numPr>
           <w:ilvl w:val="0"/>
-          <w:numId w:val="4"/>
+          <w:numId w:val="5"/>
         </w:numPr>
+        <w:rPr/>
+      </w:pPr>
+      <w:r>
+        <w:rPr>
+          <w:rFonts w:cs="Verdana" w:ascii="Verdana" w:hAnsi="Verdana"/>
+          <w:lang w:val="da-DK"/>
+        </w:rPr>
+        <w:t>Vælg Menulinie ,”Nodearkiver”.</w:t>
+      </w:r>
+    </w:p>
+    <w:p>
+      <w:pPr>
+        <w:pStyle w:val="Brdtekst"/>
+        <w:numPr>
+          <w:ilvl w:val="0"/>
+          <w:numId w:val="5"/>
+        </w:numPr>
         <w:rPr>
           <w:rFonts w:ascii="Verdana" w:hAnsi="Verdana" w:cs="Verdana"/>
           <w:lang w:val="da-DK"/>
@@ -9912,7 +11068,7 @@
         </w:rPr>
         <w:t xml:space="preserve">Vælg et nodearkiv på listen, for eksempel </w:t>
       </w:r>
-      <w:hyperlink r:id="rId6">
+      <w:hyperlink r:id="rId8">
         <w:r>
           <w:rPr>
             <w:rStyle w:val="Hyperlink"/>
@@ -9928,7 +11084,7 @@
         <w:pStyle w:val="Brdtekst"/>
         <w:numPr>
           <w:ilvl w:val="0"/>
-          <w:numId w:val="4"/>
+          <w:numId w:val="5"/>
         </w:numPr>
         <w:rPr/>
       </w:pPr>
@@ -9945,7 +11101,7 @@
         <w:pStyle w:val="Brdtekst"/>
         <w:numPr>
           <w:ilvl w:val="0"/>
-          <w:numId w:val="4"/>
+          <w:numId w:val="5"/>
         </w:numPr>
         <w:rPr>
           <w:rFonts w:ascii="Verdana" w:hAnsi="Verdana" w:cs="Verdana"/>
@@ -9965,7 +11121,7 @@
         <w:pStyle w:val="Brdtekst"/>
         <w:numPr>
           <w:ilvl w:val="0"/>
-          <w:numId w:val="4"/>
+          <w:numId w:val="5"/>
         </w:numPr>
         <w:rPr>
           <w:rFonts w:ascii="Verdana" w:hAnsi="Verdana" w:cs="Verdana"/>
@@ -10016,12 +11172,16 @@
     <w:p>
       <w:pPr>
         <w:pStyle w:val="Overskrift1"/>
+        <w:numPr>
+          <w:ilvl w:val="0"/>
+          <w:numId w:val="2"/>
+        </w:numPr>
         <w:rPr>
           <w:rFonts w:ascii="Verdana" w:hAnsi="Verdana" w:cs="Verdana"/>
         </w:rPr>
       </w:pPr>
-      <w:bookmarkStart w:id="19" w:name="__RefHeading___Toc531076564"/>
-      <w:bookmarkEnd w:id="19"/>
+      <w:bookmarkStart w:id="20" w:name="__RefHeading___Toc531076564"/>
+      <w:bookmarkEnd w:id="20"/>
       <w:r>
         <w:rPr>
           <w:rFonts w:cs="Verdana" w:ascii="Verdana" w:hAnsi="Verdana"/>
@@ -10318,12 +11478,16 @@
     <w:p>
       <w:pPr>
         <w:pStyle w:val="Overskrift1"/>
+        <w:numPr>
+          <w:ilvl w:val="0"/>
+          <w:numId w:val="2"/>
+        </w:numPr>
         <w:rPr>
           <w:rFonts w:ascii="Verdana" w:hAnsi="Verdana" w:cs="Verdana"/>
         </w:rPr>
       </w:pPr>
-      <w:bookmarkStart w:id="20" w:name="__RefHeading___Toc531076565"/>
-      <w:bookmarkEnd w:id="20"/>
+      <w:bookmarkStart w:id="21" w:name="__RefHeading___Toc531076565"/>
+      <w:bookmarkEnd w:id="21"/>
       <w:r>
         <w:rPr>
           <w:rFonts w:cs="Verdana" w:ascii="Verdana" w:hAnsi="Verdana"/>
@@ -10432,14 +11596,14 @@
         </w:tblCellMar>
       </w:tblPr>
       <w:tblGrid>
-        <w:gridCol w:w="3285"/>
+        <w:gridCol w:w="3284"/>
         <w:gridCol w:w="6362"/>
       </w:tblGrid>
       <w:tr>
         <w:trPr/>
         <w:tc>
           <w:tcPr>
-            <w:tcW w:w="3285" w:type="dxa"/>
+            <w:tcW w:w="3284" w:type="dxa"/>
             <w:tcBorders>
               <w:top w:val="single" w:sz="2" w:space="0" w:color="000000"/>
               <w:left w:val="single" w:sz="2" w:space="0" w:color="000000"/>
@@ -10497,7 +11661,7 @@
         <w:trPr/>
         <w:tc>
           <w:tcPr>
-            <w:tcW w:w="3285" w:type="dxa"/>
+            <w:tcW w:w="3284" w:type="dxa"/>
             <w:tcBorders>
               <w:left w:val="single" w:sz="2" w:space="0" w:color="000000"/>
               <w:bottom w:val="single" w:sz="2" w:space="0" w:color="000000"/>
@@ -10560,7 +11724,7 @@
         <w:trPr/>
         <w:tc>
           <w:tcPr>
-            <w:tcW w:w="3285" w:type="dxa"/>
+            <w:tcW w:w="3284" w:type="dxa"/>
             <w:tcBorders>
               <w:left w:val="single" w:sz="2" w:space="0" w:color="000000"/>
               <w:bottom w:val="single" w:sz="2" w:space="0" w:color="000000"/>
@@ -10612,7 +11776,7 @@
         <w:trPr/>
         <w:tc>
           <w:tcPr>
-            <w:tcW w:w="3285" w:type="dxa"/>
+            <w:tcW w:w="3284" w:type="dxa"/>
             <w:tcBorders>
               <w:left w:val="single" w:sz="2" w:space="0" w:color="000000"/>
               <w:bottom w:val="single" w:sz="2" w:space="0" w:color="000000"/>
@@ -10664,7 +11828,7 @@
         <w:trPr/>
         <w:tc>
           <w:tcPr>
-            <w:tcW w:w="3285" w:type="dxa"/>
+            <w:tcW w:w="3284" w:type="dxa"/>
             <w:tcBorders>
               <w:left w:val="single" w:sz="2" w:space="0" w:color="000000"/>
               <w:bottom w:val="single" w:sz="2" w:space="0" w:color="000000"/>
@@ -10716,7 +11880,7 @@
         <w:trPr/>
         <w:tc>
           <w:tcPr>
-            <w:tcW w:w="3285" w:type="dxa"/>
+            <w:tcW w:w="3284" w:type="dxa"/>
             <w:tcBorders>
               <w:left w:val="single" w:sz="2" w:space="0" w:color="000000"/>
               <w:bottom w:val="single" w:sz="2" w:space="0" w:color="000000"/>
@@ -10769,7 +11933,7 @@
         <w:trPr/>
         <w:tc>
           <w:tcPr>
-            <w:tcW w:w="3285" w:type="dxa"/>
+            <w:tcW w:w="3284" w:type="dxa"/>
             <w:tcBorders>
               <w:left w:val="single" w:sz="2" w:space="0" w:color="000000"/>
               <w:bottom w:val="single" w:sz="2" w:space="0" w:color="000000"/>
@@ -10828,7 +11992,7 @@
         <w:trPr/>
         <w:tc>
           <w:tcPr>
-            <w:tcW w:w="3285" w:type="dxa"/>
+            <w:tcW w:w="3284" w:type="dxa"/>
             <w:tcBorders>
               <w:left w:val="single" w:sz="2" w:space="0" w:color="000000"/>
             </w:tcBorders>
@@ -10885,7 +12049,7 @@
         <w:trPr/>
         <w:tc>
           <w:tcPr>
-            <w:tcW w:w="3285" w:type="dxa"/>
+            <w:tcW w:w="3284" w:type="dxa"/>
             <w:tcBorders>
               <w:left w:val="single" w:sz="2" w:space="0" w:color="000000"/>
             </w:tcBorders>
@@ -10940,7 +12104,7 @@
         <w:trPr/>
         <w:tc>
           <w:tcPr>
-            <w:tcW w:w="3285" w:type="dxa"/>
+            <w:tcW w:w="3284" w:type="dxa"/>
             <w:tcBorders>
               <w:left w:val="single" w:sz="2" w:space="0" w:color="000000"/>
               <w:bottom w:val="single" w:sz="2" w:space="0" w:color="000000"/>
@@ -11050,7 +12214,7 @@
       </w:tblPr>
       <w:tblGrid>
         <w:gridCol w:w="3369"/>
-        <w:gridCol w:w="6419"/>
+        <w:gridCol w:w="6418"/>
       </w:tblGrid>
       <w:tr>
         <w:trPr/>
@@ -11087,7 +12251,7 @@
         </w:tc>
         <w:tc>
           <w:tcPr>
-            <w:tcW w:w="6419" w:type="dxa"/>
+            <w:tcW w:w="6418" w:type="dxa"/>
             <w:tcBorders>
               <w:top w:val="single" w:sz="4" w:space="0" w:color="000000"/>
               <w:left w:val="single" w:sz="4" w:space="0" w:color="000000"/>
@@ -11148,7 +12312,7 @@
         </w:tc>
         <w:tc>
           <w:tcPr>
-            <w:tcW w:w="6419" w:type="dxa"/>
+            <w:tcW w:w="6418" w:type="dxa"/>
             <w:tcBorders>
               <w:top w:val="single" w:sz="4" w:space="0" w:color="000000"/>
               <w:left w:val="single" w:sz="4" w:space="0" w:color="000000"/>
@@ -11203,7 +12367,7 @@
         </w:tc>
         <w:tc>
           <w:tcPr>
-            <w:tcW w:w="6419" w:type="dxa"/>
+            <w:tcW w:w="6418" w:type="dxa"/>
             <w:tcBorders>
               <w:top w:val="single" w:sz="4" w:space="0" w:color="000000"/>
               <w:left w:val="single" w:sz="4" w:space="0" w:color="000000"/>
@@ -11269,7 +12433,7 @@
         </w:tc>
         <w:tc>
           <w:tcPr>
-            <w:tcW w:w="6419" w:type="dxa"/>
+            <w:tcW w:w="6418" w:type="dxa"/>
             <w:tcBorders>
               <w:top w:val="single" w:sz="4" w:space="0" w:color="000000"/>
               <w:left w:val="single" w:sz="4" w:space="0" w:color="000000"/>
@@ -11365,7 +12529,7 @@
         </w:tc>
         <w:tc>
           <w:tcPr>
-            <w:tcW w:w="6419" w:type="dxa"/>
+            <w:tcW w:w="6418" w:type="dxa"/>
             <w:tcBorders>
               <w:top w:val="single" w:sz="4" w:space="0" w:color="000000"/>
               <w:left w:val="single" w:sz="4" w:space="0" w:color="000000"/>
@@ -11457,14 +12621,14 @@
         </w:tblCellMar>
       </w:tblPr>
       <w:tblGrid>
-        <w:gridCol w:w="3402"/>
+        <w:gridCol w:w="3401"/>
         <w:gridCol w:w="6245"/>
       </w:tblGrid>
       <w:tr>
         <w:trPr/>
         <w:tc>
           <w:tcPr>
-            <w:tcW w:w="3402" w:type="dxa"/>
+            <w:tcW w:w="3401" w:type="dxa"/>
             <w:tcBorders>
               <w:top w:val="single" w:sz="2" w:space="0" w:color="000000"/>
               <w:left w:val="single" w:sz="2" w:space="0" w:color="000000"/>
@@ -11522,7 +12686,7 @@
         <w:trPr/>
         <w:tc>
           <w:tcPr>
-            <w:tcW w:w="3402" w:type="dxa"/>
+            <w:tcW w:w="3401" w:type="dxa"/>
             <w:tcBorders>
               <w:left w:val="single" w:sz="2" w:space="0" w:color="000000"/>
               <w:bottom w:val="single" w:sz="2" w:space="0" w:color="000000"/>
@@ -11574,7 +12738,7 @@
         <w:trPr/>
         <w:tc>
           <w:tcPr>
-            <w:tcW w:w="3402" w:type="dxa"/>
+            <w:tcW w:w="3401" w:type="dxa"/>
             <w:tcBorders>
               <w:left w:val="single" w:sz="2" w:space="0" w:color="000000"/>
               <w:bottom w:val="single" w:sz="2" w:space="0" w:color="000000"/>
@@ -11626,7 +12790,7 @@
         <w:trPr/>
         <w:tc>
           <w:tcPr>
-            <w:tcW w:w="3402" w:type="dxa"/>
+            <w:tcW w:w="3401" w:type="dxa"/>
             <w:tcBorders>
               <w:left w:val="single" w:sz="2" w:space="0" w:color="000000"/>
               <w:bottom w:val="single" w:sz="2" w:space="0" w:color="000000"/>
@@ -11681,7 +12845,7 @@
         <w:trPr/>
         <w:tc>
           <w:tcPr>
-            <w:tcW w:w="3402" w:type="dxa"/>
+            <w:tcW w:w="3401" w:type="dxa"/>
             <w:tcBorders>
               <w:left w:val="single" w:sz="2" w:space="0" w:color="000000"/>
               <w:bottom w:val="single" w:sz="2" w:space="0" w:color="000000"/>
@@ -11737,7 +12901,7 @@
         <w:trPr/>
         <w:tc>
           <w:tcPr>
-            <w:tcW w:w="3402" w:type="dxa"/>
+            <w:tcW w:w="3401" w:type="dxa"/>
             <w:tcBorders>
               <w:left w:val="single" w:sz="2" w:space="0" w:color="000000"/>
               <w:bottom w:val="single" w:sz="2" w:space="0" w:color="000000"/>
@@ -11789,7 +12953,7 @@
         <w:trPr/>
         <w:tc>
           <w:tcPr>
-            <w:tcW w:w="3402" w:type="dxa"/>
+            <w:tcW w:w="3401" w:type="dxa"/>
             <w:tcBorders>
               <w:left w:val="single" w:sz="2" w:space="0" w:color="000000"/>
               <w:bottom w:val="single" w:sz="2" w:space="0" w:color="000000"/>
@@ -11839,7 +13003,7 @@
         <w:trPr/>
         <w:tc>
           <w:tcPr>
-            <w:tcW w:w="3402" w:type="dxa"/>
+            <w:tcW w:w="3401" w:type="dxa"/>
             <w:tcBorders>
               <w:left w:val="single" w:sz="2" w:space="0" w:color="000000"/>
               <w:bottom w:val="single" w:sz="2" w:space="0" w:color="000000"/>
@@ -11902,7 +13066,7 @@
         <w:trPr/>
         <w:tc>
           <w:tcPr>
-            <w:tcW w:w="3402" w:type="dxa"/>
+            <w:tcW w:w="3401" w:type="dxa"/>
             <w:tcBorders>
               <w:left w:val="single" w:sz="2" w:space="0" w:color="000000"/>
               <w:bottom w:val="single" w:sz="2" w:space="0" w:color="000000"/>
@@ -11965,7 +13129,7 @@
         <w:trPr/>
         <w:tc>
           <w:tcPr>
-            <w:tcW w:w="3402" w:type="dxa"/>
+            <w:tcW w:w="3401" w:type="dxa"/>
             <w:tcBorders>
               <w:left w:val="single" w:sz="2" w:space="0" w:color="000000"/>
               <w:bottom w:val="single" w:sz="2" w:space="0" w:color="000000"/>
@@ -12021,7 +13185,7 @@
         <w:trPr/>
         <w:tc>
           <w:tcPr>
-            <w:tcW w:w="3402" w:type="dxa"/>
+            <w:tcW w:w="3401" w:type="dxa"/>
             <w:tcBorders>
               <w:left w:val="single" w:sz="2" w:space="0" w:color="000000"/>
               <w:bottom w:val="single" w:sz="2" w:space="0" w:color="000000"/>
@@ -12077,7 +13241,7 @@
         <w:trPr/>
         <w:tc>
           <w:tcPr>
-            <w:tcW w:w="3402" w:type="dxa"/>
+            <w:tcW w:w="3401" w:type="dxa"/>
             <w:tcBorders>
               <w:left w:val="single" w:sz="2" w:space="0" w:color="000000"/>
               <w:bottom w:val="single" w:sz="2" w:space="0" w:color="000000"/>
@@ -12133,7 +13297,7 @@
         <w:trPr/>
         <w:tc>
           <w:tcPr>
-            <w:tcW w:w="3402" w:type="dxa"/>
+            <w:tcW w:w="3401" w:type="dxa"/>
             <w:tcBorders>
               <w:left w:val="single" w:sz="2" w:space="0" w:color="000000"/>
               <w:bottom w:val="single" w:sz="2" w:space="0" w:color="000000"/>
@@ -12189,7 +13353,7 @@
         <w:trPr/>
         <w:tc>
           <w:tcPr>
-            <w:tcW w:w="3402" w:type="dxa"/>
+            <w:tcW w:w="3401" w:type="dxa"/>
             <w:tcBorders>
               <w:left w:val="single" w:sz="2" w:space="0" w:color="000000"/>
               <w:bottom w:val="single" w:sz="2" w:space="0" w:color="000000"/>
@@ -12241,7 +13405,7 @@
         <w:trPr/>
         <w:tc>
           <w:tcPr>
-            <w:tcW w:w="3402" w:type="dxa"/>
+            <w:tcW w:w="3401" w:type="dxa"/>
             <w:tcBorders>
               <w:left w:val="single" w:sz="2" w:space="0" w:color="000000"/>
               <w:bottom w:val="single" w:sz="2" w:space="0" w:color="000000"/>
@@ -12304,7 +13468,7 @@
         <w:trPr/>
         <w:tc>
           <w:tcPr>
-            <w:tcW w:w="3402" w:type="dxa"/>
+            <w:tcW w:w="3401" w:type="dxa"/>
             <w:tcBorders>
               <w:left w:val="single" w:sz="2" w:space="0" w:color="000000"/>
               <w:bottom w:val="single" w:sz="2" w:space="0" w:color="000000"/>
@@ -12365,7 +13529,7 @@
         <w:trPr/>
         <w:tc>
           <w:tcPr>
-            <w:tcW w:w="3402" w:type="dxa"/>
+            <w:tcW w:w="3401" w:type="dxa"/>
             <w:tcBorders>
               <w:left w:val="single" w:sz="2" w:space="0" w:color="000000"/>
               <w:bottom w:val="single" w:sz="2" w:space="0" w:color="000000"/>
@@ -12417,7 +13581,7 @@
         <w:trPr/>
         <w:tc>
           <w:tcPr>
-            <w:tcW w:w="3402" w:type="dxa"/>
+            <w:tcW w:w="3401" w:type="dxa"/>
             <w:tcBorders>
               <w:left w:val="single" w:sz="2" w:space="0" w:color="000000"/>
               <w:bottom w:val="single" w:sz="2" w:space="0" w:color="000000"/>
@@ -12469,7 +13633,7 @@
         <w:trPr/>
         <w:tc>
           <w:tcPr>
-            <w:tcW w:w="3402" w:type="dxa"/>
+            <w:tcW w:w="3401" w:type="dxa"/>
             <w:tcBorders>
               <w:left w:val="single" w:sz="2" w:space="0" w:color="000000"/>
               <w:bottom w:val="single" w:sz="2" w:space="0" w:color="000000"/>
@@ -12519,7 +13683,7 @@
         <w:trPr/>
         <w:tc>
           <w:tcPr>
-            <w:tcW w:w="3402" w:type="dxa"/>
+            <w:tcW w:w="3401" w:type="dxa"/>
             <w:tcBorders>
               <w:left w:val="single" w:sz="2" w:space="0" w:color="000000"/>
               <w:bottom w:val="single" w:sz="2" w:space="0" w:color="000000"/>
@@ -12571,7 +13735,7 @@
         <w:trPr/>
         <w:tc>
           <w:tcPr>
-            <w:tcW w:w="3402" w:type="dxa"/>
+            <w:tcW w:w="3401" w:type="dxa"/>
             <w:tcBorders>
               <w:left w:val="single" w:sz="2" w:space="0" w:color="000000"/>
               <w:bottom w:val="single" w:sz="2" w:space="0" w:color="000000"/>
@@ -12623,7 +13787,7 @@
         <w:trPr/>
         <w:tc>
           <w:tcPr>
-            <w:tcW w:w="3402" w:type="dxa"/>
+            <w:tcW w:w="3401" w:type="dxa"/>
             <w:tcBorders>
               <w:left w:val="single" w:sz="2" w:space="0" w:color="000000"/>
               <w:bottom w:val="single" w:sz="2" w:space="0" w:color="000000"/>
@@ -12676,7 +13840,7 @@
         <w:trPr/>
         <w:tc>
           <w:tcPr>
-            <w:tcW w:w="3402" w:type="dxa"/>
+            <w:tcW w:w="3401" w:type="dxa"/>
             <w:tcBorders>
               <w:left w:val="single" w:sz="2" w:space="0" w:color="000000"/>
               <w:bottom w:val="single" w:sz="2" w:space="0" w:color="000000"/>
@@ -12737,12 +13901,12 @@
         </w:rPr>
       </w:pPr>
       <w:r>
+        <w:rPr>
+          <w:rFonts w:cs="Verdana" w:ascii="Verdana" w:hAnsi="Verdana"/>
+        </w:rPr>
+      </w:r>
+      <w:r>
         <w:br w:type="page"/>
-      </w:r>
-      <w:r>
-        <w:rPr>
-          <w:rFonts w:cs="Verdana" w:ascii="Verdana" w:hAnsi="Verdana"/>
-        </w:rPr>
       </w:r>
     </w:p>
     <w:p>
@@ -12774,14 +13938,14 @@
         </w:tblCellMar>
       </w:tblPr>
       <w:tblGrid>
-        <w:gridCol w:w="2880"/>
+        <w:gridCol w:w="2879"/>
         <w:gridCol w:w="6767"/>
       </w:tblGrid>
       <w:tr>
         <w:trPr/>
         <w:tc>
           <w:tcPr>
-            <w:tcW w:w="2880" w:type="dxa"/>
+            <w:tcW w:w="2879" w:type="dxa"/>
             <w:tcBorders>
               <w:top w:val="single" w:sz="2" w:space="0" w:color="000000"/>
               <w:left w:val="single" w:sz="2" w:space="0" w:color="000000"/>
@@ -12839,7 +14003,7 @@
         <w:trPr/>
         <w:tc>
           <w:tcPr>
-            <w:tcW w:w="2880" w:type="dxa"/>
+            <w:tcW w:w="2879" w:type="dxa"/>
             <w:tcBorders>
               <w:left w:val="single" w:sz="2" w:space="0" w:color="000000"/>
               <w:bottom w:val="single" w:sz="2" w:space="0" w:color="000000"/>
@@ -12904,7 +14068,7 @@
         <w:trPr/>
         <w:tc>
           <w:tcPr>
-            <w:tcW w:w="2880" w:type="dxa"/>
+            <w:tcW w:w="2879" w:type="dxa"/>
             <w:tcBorders>
               <w:left w:val="single" w:sz="2" w:space="0" w:color="000000"/>
               <w:bottom w:val="single" w:sz="2" w:space="0" w:color="000000"/>
@@ -12969,7 +14133,7 @@
         <w:trPr/>
         <w:tc>
           <w:tcPr>
-            <w:tcW w:w="2880" w:type="dxa"/>
+            <w:tcW w:w="2879" w:type="dxa"/>
             <w:tcBorders>
               <w:left w:val="single" w:sz="2" w:space="0" w:color="000000"/>
               <w:bottom w:val="single" w:sz="2" w:space="0" w:color="000000"/>
@@ -13034,7 +14198,7 @@
         <w:trPr/>
         <w:tc>
           <w:tcPr>
-            <w:tcW w:w="2880" w:type="dxa"/>
+            <w:tcW w:w="2879" w:type="dxa"/>
             <w:tcBorders>
               <w:left w:val="single" w:sz="2" w:space="0" w:color="000000"/>
               <w:bottom w:val="single" w:sz="2" w:space="0" w:color="000000"/>
@@ -13109,7 +14273,7 @@
         <w:trPr/>
         <w:tc>
           <w:tcPr>
-            <w:tcW w:w="2880" w:type="dxa"/>
+            <w:tcW w:w="2879" w:type="dxa"/>
             <w:tcBorders>
               <w:left w:val="single" w:sz="2" w:space="0" w:color="000000"/>
               <w:bottom w:val="single" w:sz="2" w:space="0" w:color="000000"/>
@@ -13174,7 +14338,7 @@
         <w:trPr/>
         <w:tc>
           <w:tcPr>
-            <w:tcW w:w="2880" w:type="dxa"/>
+            <w:tcW w:w="2879" w:type="dxa"/>
             <w:tcBorders>
               <w:left w:val="single" w:sz="2" w:space="0" w:color="000000"/>
               <w:bottom w:val="single" w:sz="2" w:space="0" w:color="000000"/>
@@ -13250,7 +14414,7 @@
         <w:trPr/>
         <w:tc>
           <w:tcPr>
-            <w:tcW w:w="2880" w:type="dxa"/>
+            <w:tcW w:w="2879" w:type="dxa"/>
             <w:tcBorders>
               <w:left w:val="single" w:sz="2" w:space="0" w:color="000000"/>
               <w:bottom w:val="single" w:sz="2" w:space="0" w:color="000000"/>
@@ -13326,7 +14490,7 @@
         <w:trPr/>
         <w:tc>
           <w:tcPr>
-            <w:tcW w:w="2880" w:type="dxa"/>
+            <w:tcW w:w="2879" w:type="dxa"/>
             <w:tcBorders>
               <w:left w:val="single" w:sz="2" w:space="0" w:color="000000"/>
               <w:bottom w:val="single" w:sz="2" w:space="0" w:color="000000"/>
@@ -13378,7 +14542,7 @@
         <w:trPr/>
         <w:tc>
           <w:tcPr>
-            <w:tcW w:w="2880" w:type="dxa"/>
+            <w:tcW w:w="2879" w:type="dxa"/>
             <w:tcBorders>
               <w:left w:val="single" w:sz="2" w:space="0" w:color="000000"/>
               <w:bottom w:val="single" w:sz="2" w:space="0" w:color="000000"/>
@@ -13429,7 +14593,7 @@
         <w:trPr/>
         <w:tc>
           <w:tcPr>
-            <w:tcW w:w="2880" w:type="dxa"/>
+            <w:tcW w:w="2879" w:type="dxa"/>
             <w:tcBorders>
               <w:left w:val="single" w:sz="2" w:space="0" w:color="000000"/>
             </w:tcBorders>
@@ -13481,7 +14645,7 @@
         <w:trPr/>
         <w:tc>
           <w:tcPr>
-            <w:tcW w:w="2880" w:type="dxa"/>
+            <w:tcW w:w="2879" w:type="dxa"/>
             <w:tcBorders>
               <w:left w:val="single" w:sz="2" w:space="0" w:color="000000"/>
             </w:tcBorders>
@@ -13531,7 +14695,7 @@
         <w:trPr/>
         <w:tc>
           <w:tcPr>
-            <w:tcW w:w="2880" w:type="dxa"/>
+            <w:tcW w:w="2879" w:type="dxa"/>
             <w:tcBorders>
               <w:left w:val="single" w:sz="2" w:space="0" w:color="000000"/>
               <w:bottom w:val="single" w:sz="2" w:space="0" w:color="000000"/>
@@ -13613,12 +14777,16 @@
     <w:p>
       <w:pPr>
         <w:pStyle w:val="Overskrift1"/>
+        <w:numPr>
+          <w:ilvl w:val="0"/>
+          <w:numId w:val="2"/>
+        </w:numPr>
         <w:rPr>
           <w:rFonts w:ascii="Verdana" w:hAnsi="Verdana" w:cs="Verdana"/>
         </w:rPr>
       </w:pPr>
-      <w:bookmarkStart w:id="21" w:name="__RefHeading___Toc531076566"/>
-      <w:bookmarkEnd w:id="21"/>
+      <w:bookmarkStart w:id="22" w:name="__RefHeading___Toc531076566"/>
+      <w:bookmarkEnd w:id="22"/>
       <w:r>
         <w:rPr>
           <w:rFonts w:cs="Verdana" w:ascii="Verdana" w:hAnsi="Verdana"/>
@@ -13838,22 +15006,83 @@
     <w:p>
       <w:pPr>
         <w:pStyle w:val="Overskrift1"/>
-        <w:rPr/>
-      </w:pPr>
-      <w:bookmarkStart w:id="22" w:name="__RefHeading___Toc531076567"/>
-      <w:r>
-        <w:rPr>
-          <w:rFonts w:cs="Verdana" w:ascii="Verdana" w:hAnsi="Verdana"/>
-        </w:rPr>
-        <w:t>Brug af Perkins-tastatur</w:t>
-      </w:r>
-      <w:bookmarkEnd w:id="22"/>
-      <w:r>
-        <w:rPr>
-          <w:rFonts w:cs="Verdana" w:ascii="Verdana" w:hAnsi="Verdana"/>
+        <w:numPr>
+          <w:ilvl w:val="0"/>
+          <w:numId w:val="2"/>
+        </w:numPr>
+        <w:rPr/>
+      </w:pPr>
+      <w:bookmarkStart w:id="23" w:name="__RefHeading___Toc531076567"/>
+      <w:bookmarkEnd w:id="23"/>
+      <w:r>
+        <w:rPr>
+          <w:rFonts w:cs="Verdana" w:ascii="Verdana" w:hAnsi="Verdana"/>
+        </w:rPr>
+        <w:t xml:space="preserve">Brug af Perkins-tastatur </w:t>
+      </w:r>
+    </w:p>
+    <w:p>
+      <w:pPr>
+        <w:pStyle w:val="Brdtekst"/>
+        <w:rPr>
+          <w:rFonts w:ascii="Verdana" w:hAnsi="Verdana" w:cs="Verdana"/>
+        </w:rPr>
+      </w:pPr>
+      <w:r>
+        <w:rPr>
+          <w:rFonts w:cs="Verdana" w:ascii="Verdana" w:hAnsi="Verdana"/>
+        </w:rPr>
+      </w:r>
+    </w:p>
+    <w:p>
+      <w:pPr>
+        <w:pStyle w:val="Brdtekst"/>
+        <w:rPr/>
+      </w:pPr>
+      <w:r>
+        <w:rPr>
+          <w:rFonts w:cs="Verdana" w:ascii="Verdana" w:hAnsi="Verdana"/>
+        </w:rPr>
+        <w:t>Fra og med version 2.0.0.0 er IBOS Nodelæser optimeret til at kunne kontrolleres alene ved</w:t>
+      </w:r>
+      <w:r>
+        <w:rPr>
+          <w:rFonts w:cs="Verdana" w:ascii="Verdana" w:hAnsi="Verdana"/>
+          <w:lang w:val="da-DK"/>
         </w:rPr>
         <w:t xml:space="preserve"> </w:t>
       </w:r>
+      <w:r>
+        <w:rPr>
+          <w:rFonts w:cs="Verdana" w:ascii="Verdana" w:hAnsi="Verdana"/>
+        </w:rPr>
+        <w:t>hjælp af en læseliste med et Perkins-tastatu</w:t>
+      </w:r>
+      <w:r>
+        <w:rPr>
+          <w:rFonts w:cs="Verdana" w:ascii="Verdana" w:hAnsi="Verdana"/>
+          <w:lang w:val="da-DK"/>
+        </w:rPr>
+        <w:t>r</w:t>
+      </w:r>
+      <w:r>
+        <w:rPr>
+          <w:rFonts w:cs="Verdana" w:ascii="Verdana" w:hAnsi="Verdana"/>
+        </w:rPr>
+        <w:t>.</w:t>
+      </w:r>
+    </w:p>
+    <w:p>
+      <w:pPr>
+        <w:pStyle w:val="Brdtekst"/>
+        <w:rPr/>
+      </w:pPr>
+      <w:r>
+        <w:rPr>
+          <w:rFonts w:cs="Verdana" w:ascii="Verdana" w:hAnsi="Verdana"/>
+        </w:rPr>
+        <w:t>Det er selvsagt umuligt at teste IBOS Nodelæser sammen med alle eksisterende produkter, men der er indtil videre opnået gode resultater med FOCUS 14, Braillant og BrailleNote Touch.</w:t>
+      </w:r>
     </w:p>
     <w:p>
       <w:pPr>
@@ -13866,206 +15095,151 @@
         <w:rPr>
           <w:rFonts w:cs="Verdana" w:ascii="Verdana" w:hAnsi="Verdana"/>
         </w:rPr>
-      </w:r>
-    </w:p>
-    <w:p>
-      <w:pPr>
-        <w:pStyle w:val="Brdtekst"/>
-        <w:rPr/>
-      </w:pPr>
-      <w:r>
-        <w:rPr>
-          <w:rFonts w:cs="Verdana" w:ascii="Verdana" w:hAnsi="Verdana"/>
-        </w:rPr>
-        <w:t>Fra og med version 2.0.0.0 er IBOS Nodelæser optimeret til at kunne kontrolleres alene ved</w:t>
-      </w:r>
-      <w:r>
-        <w:rPr>
-          <w:rFonts w:cs="Verdana" w:ascii="Verdana" w:hAnsi="Verdana"/>
-          <w:lang w:val="da-DK"/>
+        <w:t>På længere sigt vil denne nye facilitet give mulighed for at afvikle IBOS Nodelæser helt uden brug af en egentlig PC, for eksempel på ElBraille 14, Braillenote Touch og lignende apparater.</w:t>
+      </w:r>
+    </w:p>
+    <w:p>
+      <w:pPr>
+        <w:pStyle w:val="Brdtekst"/>
+        <w:rPr>
+          <w:rFonts w:ascii="Verdana" w:hAnsi="Verdana" w:cs="Verdana"/>
+        </w:rPr>
+      </w:pPr>
+      <w:r>
+        <w:rPr>
+          <w:rFonts w:cs="Verdana" w:ascii="Verdana" w:hAnsi="Verdana"/>
+        </w:rPr>
+      </w:r>
+    </w:p>
+    <w:p>
+      <w:pPr>
+        <w:pStyle w:val="Overskrift1"/>
+        <w:numPr>
+          <w:ilvl w:val="0"/>
+          <w:numId w:val="2"/>
+        </w:numPr>
+        <w:rPr/>
+      </w:pPr>
+      <w:bookmarkStart w:id="24" w:name="__RefHeading___Toc531076568"/>
+      <w:bookmarkEnd w:id="24"/>
+      <w:r>
+        <w:rPr/>
+        <w:t>Optimering af samspillet med JAWS</w:t>
+      </w:r>
+    </w:p>
+    <w:p>
+      <w:pPr>
+        <w:pStyle w:val="Brdtekst"/>
+        <w:rPr>
+          <w:rFonts w:ascii="Verdana" w:hAnsi="Verdana" w:cs="Verdana"/>
+          <w:lang w:val="da-DK"/>
+        </w:rPr>
+      </w:pPr>
+      <w:r>
+        <w:rPr>
+          <w:rFonts w:cs="Verdana" w:ascii="Verdana" w:hAnsi="Verdana"/>
+          <w:lang w:val="da-DK"/>
+        </w:rPr>
+      </w:r>
+    </w:p>
+    <w:p>
+      <w:pPr>
+        <w:pStyle w:val="Brdtekst"/>
+        <w:rPr/>
+      </w:pPr>
+      <w:r>
+        <w:rPr>
+          <w:rFonts w:cs="Verdana" w:ascii="Verdana" w:hAnsi="Verdana"/>
+          <w:lang w:val="da-DK"/>
+        </w:rPr>
+        <w:t>IBOS Nodelæser er som nævnt designet fra grunden til brug for blinde og svagsynede. Programmet forsyner derfor selv brugeren med al relevant information. Dermed kan en del af den mere generelle information, som JAWS selv tilføjer og oplæser efter en tids brug af IBOS Nodelæser virke overflødig og irriterende. Dette gælder specielt oplæsningen af information af typen:</w:t>
+      </w:r>
+    </w:p>
+    <w:p>
+      <w:pPr>
+        <w:pStyle w:val="Brdtekst"/>
+        <w:rPr>
+          <w:rFonts w:ascii="Verdana" w:hAnsi="Verdana" w:cs="Verdana"/>
+          <w:lang w:val="da-DK"/>
+        </w:rPr>
+      </w:pPr>
+      <w:r>
+        <w:rPr>
+          <w:rFonts w:cs="Verdana" w:ascii="Verdana" w:hAnsi="Verdana"/>
+          <w:lang w:val="da-DK"/>
+        </w:rPr>
+        <w:t>”</w:t>
+      </w:r>
+      <w:r>
+        <w:rPr>
+          <w:rFonts w:cs="Verdana" w:ascii="Verdana" w:hAnsi="Verdana"/>
+          <w:lang w:val="da-DK"/>
+        </w:rPr>
+        <w:t>Listbox”</w:t>
+      </w:r>
+    </w:p>
+    <w:p>
+      <w:pPr>
+        <w:pStyle w:val="Brdtekst"/>
+        <w:rPr>
+          <w:rFonts w:ascii="Verdana" w:hAnsi="Verdana" w:cs="Verdana"/>
+          <w:lang w:val="da-DK"/>
+        </w:rPr>
+      </w:pPr>
+      <w:r>
+        <w:rPr>
+          <w:rFonts w:cs="Verdana" w:ascii="Verdana" w:hAnsi="Verdana"/>
+          <w:lang w:val="da-DK"/>
+        </w:rPr>
+        <w:t>”</w:t>
+      </w:r>
+      <w:r>
+        <w:rPr>
+          <w:rFonts w:cs="Verdana" w:ascii="Verdana" w:hAnsi="Verdana"/>
+          <w:lang w:val="da-DK"/>
+        </w:rPr>
+        <w:t>Linie 7 af 45”</w:t>
+      </w:r>
+    </w:p>
+    <w:p>
+      <w:pPr>
+        <w:pStyle w:val="Brdtekst"/>
+        <w:rPr>
+          <w:rFonts w:ascii="Verdana" w:hAnsi="Verdana" w:cs="Verdana"/>
+          <w:lang w:val="da-DK"/>
+        </w:rPr>
+      </w:pPr>
+      <w:r>
+        <w:rPr>
+          <w:rFonts w:cs="Verdana" w:ascii="Verdana" w:hAnsi="Verdana"/>
+          <w:lang w:val="da-DK"/>
+        </w:rPr>
+        <w:t>Heldigvis er der mulighed for at konfigurere JAWS til at undlade at oplæse denne information. Dette er detaljeret beskrevet i installationsvejledningen for IBOS Nodelæser.</w:t>
+      </w:r>
+    </w:p>
+    <w:p>
+      <w:pPr>
+        <w:pStyle w:val="Overskrift1"/>
+        <w:numPr>
+          <w:ilvl w:val="0"/>
+          <w:numId w:val="2"/>
+        </w:numPr>
+        <w:spacing w:before="240" w:after="120"/>
+        <w:rPr/>
+      </w:pPr>
+      <w:bookmarkStart w:id="25" w:name="__RefHeading___Toc1588_1651833955"/>
+      <w:bookmarkEnd w:id="25"/>
+      <w:r>
+        <w:rPr>
+          <w:rFonts w:eastAsia="Arial" w:cs="Arial"/>
         </w:rPr>
         <w:t xml:space="preserve"> </w:t>
       </w:r>
-      <w:r>
-        <w:rPr>
-          <w:rFonts w:cs="Verdana" w:ascii="Verdana" w:hAnsi="Verdana"/>
-        </w:rPr>
-        <w:t>hjælp af en læseliste med et Perkins-tastatu</w:t>
-      </w:r>
-      <w:r>
-        <w:rPr>
-          <w:rFonts w:cs="Verdana" w:ascii="Verdana" w:hAnsi="Verdana"/>
-          <w:lang w:val="da-DK"/>
-        </w:rPr>
-        <w:t>r</w:t>
-      </w:r>
-      <w:r>
-        <w:rPr>
-          <w:rFonts w:cs="Verdana" w:ascii="Verdana" w:hAnsi="Verdana"/>
-        </w:rPr>
-        <w:t>.</w:t>
-      </w:r>
-    </w:p>
-    <w:p>
-      <w:pPr>
-        <w:pStyle w:val="Brdtekst"/>
-        <w:rPr/>
-      </w:pPr>
-      <w:r>
-        <w:rPr>
-          <w:rFonts w:cs="Verdana" w:ascii="Verdana" w:hAnsi="Verdana"/>
-        </w:rPr>
-        <w:t>Det er selvsagt umuligt at teste IBOS Nodelæser sammen med alle eksisterende produkter, men der er indtil videre opnået gode resultater med FOCUS 14, Braillant og BrailleNote Touch.</w:t>
-      </w:r>
-    </w:p>
-    <w:p>
-      <w:pPr>
-        <w:pStyle w:val="Brdtekst"/>
-        <w:rPr>
-          <w:rFonts w:ascii="Verdana" w:hAnsi="Verdana" w:cs="Verdana"/>
-        </w:rPr>
-      </w:pPr>
-      <w:r>
-        <w:rPr>
-          <w:rFonts w:cs="Verdana" w:ascii="Verdana" w:hAnsi="Verdana"/>
-        </w:rPr>
-        <w:t>På længere sigt vil denne nye facilitet give mulighed for at afvikle IBOS Nodelæser helt uden brug af en egentlig PC, for eksempel på ElBraille 14, Braillenote Touch og lignende apparater.</w:t>
-      </w:r>
-    </w:p>
-    <w:p>
-      <w:pPr>
-        <w:pStyle w:val="Brdtekst"/>
-        <w:rPr>
-          <w:rFonts w:ascii="Verdana" w:hAnsi="Verdana" w:cs="Verdana"/>
-        </w:rPr>
-      </w:pPr>
-      <w:r>
-        <w:rPr>
-          <w:rFonts w:cs="Verdana" w:ascii="Verdana" w:hAnsi="Verdana"/>
-        </w:rPr>
-      </w:r>
-    </w:p>
-    <w:p>
-      <w:pPr>
-        <w:pStyle w:val="Overskrift1"/>
-        <w:rPr/>
-      </w:pPr>
-      <w:bookmarkStart w:id="23" w:name="__RefHeading___Toc531076568"/>
-      <w:bookmarkEnd w:id="23"/>
-      <w:r>
-        <w:rPr/>
-        <w:t>Optimering af samspillet med JAWS</w:t>
-      </w:r>
-    </w:p>
-    <w:p>
-      <w:pPr>
-        <w:pStyle w:val="Brdtekst"/>
-        <w:rPr>
-          <w:rFonts w:ascii="Verdana" w:hAnsi="Verdana" w:cs="Verdana"/>
-          <w:lang w:val="da-DK"/>
-        </w:rPr>
-      </w:pPr>
-      <w:r>
-        <w:rPr>
-          <w:rFonts w:cs="Verdana" w:ascii="Verdana" w:hAnsi="Verdana"/>
-          <w:lang w:val="da-DK"/>
-        </w:rPr>
-      </w:r>
-    </w:p>
-    <w:p>
-      <w:pPr>
-        <w:pStyle w:val="Brdtekst"/>
-        <w:rPr/>
-      </w:pPr>
-      <w:r>
-        <w:rPr>
-          <w:rFonts w:cs="Verdana" w:ascii="Verdana" w:hAnsi="Verdana"/>
-          <w:lang w:val="da-DK"/>
-        </w:rPr>
-        <w:t>IBOS Nodelæser er som nævnt designet fra grunden til brug for blinde og svagsynede. Programmet forsyner derfor selv brugeren med al relevant information. Dermed kan en del af den mere generelle information, som JAWS selv tilføjer og oplæser efter en tids brug af IBOS Nodelæser virke overflødig og irriterende. Dette gælder specielt oplæsningen af information af typen:</w:t>
-      </w:r>
-    </w:p>
-    <w:p>
-      <w:pPr>
-        <w:pStyle w:val="Brdtekst"/>
-        <w:rPr>
-          <w:rFonts w:ascii="Verdana" w:hAnsi="Verdana" w:cs="Verdana"/>
-          <w:lang w:val="da-DK"/>
-        </w:rPr>
-      </w:pPr>
-      <w:r>
-        <w:rPr>
-          <w:rFonts w:cs="Verdana" w:ascii="Verdana" w:hAnsi="Verdana"/>
-          <w:lang w:val="da-DK"/>
-        </w:rPr>
-        <w:t>”</w:t>
-      </w:r>
-      <w:r>
-        <w:rPr>
-          <w:rFonts w:cs="Verdana" w:ascii="Verdana" w:hAnsi="Verdana"/>
-          <w:lang w:val="da-DK"/>
-        </w:rPr>
-        <w:t>Listbox”</w:t>
-      </w:r>
-    </w:p>
-    <w:p>
-      <w:pPr>
-        <w:pStyle w:val="Brdtekst"/>
-        <w:rPr>
-          <w:rFonts w:ascii="Verdana" w:hAnsi="Verdana" w:cs="Verdana"/>
-          <w:lang w:val="da-DK"/>
-        </w:rPr>
-      </w:pPr>
-      <w:r>
-        <w:rPr>
-          <w:rFonts w:cs="Verdana" w:ascii="Verdana" w:hAnsi="Verdana"/>
-          <w:lang w:val="da-DK"/>
-        </w:rPr>
-        <w:t>”</w:t>
-      </w:r>
-      <w:r>
-        <w:rPr>
-          <w:rFonts w:cs="Verdana" w:ascii="Verdana" w:hAnsi="Verdana"/>
-          <w:lang w:val="da-DK"/>
-        </w:rPr>
-        <w:t>Linie 7 af 45”</w:t>
-      </w:r>
-    </w:p>
-    <w:p>
-      <w:pPr>
-        <w:pStyle w:val="Brdtekst"/>
-        <w:rPr>
-          <w:rFonts w:ascii="Verdana" w:hAnsi="Verdana" w:cs="Verdana"/>
-          <w:lang w:val="da-DK"/>
-        </w:rPr>
-      </w:pPr>
-      <w:r>
-        <w:rPr>
-          <w:rFonts w:cs="Verdana" w:ascii="Verdana" w:hAnsi="Verdana"/>
-          <w:lang w:val="da-DK"/>
-        </w:rPr>
-        <w:t>Heldigvis er der mulighed for at konfigurere JAWS til at undlade at oplæse denne information. Dette er detaljeret beskrevet i installationsvejledningen for IBOS Nodelæser.</w:t>
-      </w:r>
-    </w:p>
-    <w:p>
-      <w:pPr>
-        <w:pStyle w:val="Overskrift1"/>
-        <w:spacing w:before="240" w:after="120"/>
-        <w:rPr>
-          <w:rFonts w:eastAsia="Arial" w:cs="Arial"/>
-        </w:rPr>
-      </w:pPr>
-      <w:r>
-        <w:rPr>
-          <w:rFonts w:eastAsia="Arial" w:cs="Arial"/>
-        </w:rPr>
-        <w:t xml:space="preserve"> </w:t>
-      </w:r>
     </w:p>
     <w:sectPr>
-      <w:headerReference w:type="default" r:id="rId7"/>
-      <w:footerReference w:type="default" r:id="rId8"/>
-      <w:type w:val="nextPage"/>
+      <w:headerReference w:type="default" r:id="rId9"/>
+      <w:footerReference w:type="default" r:id="rId10"/>
+      <w:type w:val="continuous"/>
       <w:pgSz w:w="11906" w:h="16838"/>
       <w:pgMar w:left="1134" w:right="1134" w:header="708" w:top="1134" w:footer="1134" w:bottom="1618" w:gutter="0"/>
       <w:pgNumType w:fmt="decimal"/>
@@ -14098,7 +15272,38 @@
     </w:r>
     <w:r>
       <w:rPr/>
-      <w:t>Brugervejledning for IBOS Nodelæser version 3.0.0.0.doc</w:t>
+      <w:t>Brugervejledning for IBOS Nodelæser version 4.0.0.0.docx</w:t>
+    </w:r>
+    <w:r>
+      <w:rPr/>
+      <w:fldChar w:fldCharType="end"/>
+    </w:r>
+  </w:p>
+</w:ftr>
+</file>
+
+<file path=word/footer2.xml><?xml version="1.0" encoding="utf-8"?>
+<w:ftr xmlns:o="urn:schemas-microsoft-com:office:office" xmlns:r="http://schemas.openxmlformats.org/officeDocument/2006/relationships" xmlns:v="urn:schemas-microsoft-com:vml" xmlns:w="http://schemas.openxmlformats.org/wordprocessingml/2006/main" xmlns:w10="urn:schemas-microsoft-com:office:word" xmlns:wp="http://schemas.openxmlformats.org/drawingml/2006/wordprocessingDrawing" xmlns:wps="http://schemas.microsoft.com/office/word/2010/wordprocessingShape" xmlns:wpg="http://schemas.microsoft.com/office/word/2010/wordprocessingGroup" xmlns:mc="http://schemas.openxmlformats.org/markup-compatibility/2006" xmlns:wp14="http://schemas.microsoft.com/office/word/2010/wordprocessingDrawing" xmlns:w14="http://schemas.microsoft.com/office/word/2010/wordml" mc:Ignorable="w14 wp14">
+  <w:p>
+    <w:pPr>
+      <w:pStyle w:val="Sidefod"/>
+      <w:rPr/>
+    </w:pPr>
+    <w:r>
+      <w:rPr/>
+      <w:fldChar w:fldCharType="begin"/>
+    </w:r>
+    <w:r>
+      <w:rPr/>
+      <w:instrText> FILENAME </w:instrText>
+    </w:r>
+    <w:r>
+      <w:rPr/>
+      <w:fldChar w:fldCharType="separate"/>
+    </w:r>
+    <w:r>
+      <w:rPr/>
+      <w:t>Brugervejledning for IBOS Nodelæser version 4.0.0.0.docx</w:t>
     </w:r>
     <w:r>
       <w:rPr/>
@@ -14122,6 +15327,20 @@
 </w:hdr>
 </file>
 
+<file path=word/header2.xml><?xml version="1.0" encoding="utf-8"?>
+<w:hdr xmlns:o="urn:schemas-microsoft-com:office:office" xmlns:r="http://schemas.openxmlformats.org/officeDocument/2006/relationships" xmlns:v="urn:schemas-microsoft-com:vml" xmlns:w="http://schemas.openxmlformats.org/wordprocessingml/2006/main" xmlns:w10="urn:schemas-microsoft-com:office:word" xmlns:wp="http://schemas.openxmlformats.org/drawingml/2006/wordprocessingDrawing" xmlns:wps="http://schemas.microsoft.com/office/word/2010/wordprocessingShape" xmlns:wpg="http://schemas.microsoft.com/office/word/2010/wordprocessingGroup" xmlns:mc="http://schemas.openxmlformats.org/markup-compatibility/2006" xmlns:wp14="http://schemas.microsoft.com/office/word/2010/wordprocessingDrawing" xmlns:w14="http://schemas.microsoft.com/office/word/2010/wordml" mc:Ignorable="w14 wp14">
+  <w:p>
+    <w:pPr>
+      <w:pStyle w:val="Sidehoved"/>
+      <w:rPr/>
+    </w:pPr>
+    <w:r>
+      <w:rPr/>
+    </w:r>
+  </w:p>
+</w:hdr>
+</file>
+
 <file path=word/numbering.xml><?xml version="1.0" encoding="utf-8"?>
 <w:numbering xmlns:w="http://schemas.openxmlformats.org/wordprocessingml/2006/main" xmlns:o="urn:schemas-microsoft-com:office:office" xmlns:r="http://schemas.openxmlformats.org/officeDocument/2006/relationships" xmlns:v="urn:schemas-microsoft-com:vml">
   <w:abstractNum w:abstractNumId="1">
@@ -14135,7 +15354,6 @@
       <w:pPr>
         <w:ind w:left="432" w:hanging="432"/>
       </w:pPr>
-      <w:rPr/>
     </w:lvl>
     <w:lvl w:ilvl="1">
       <w:start w:val="1"/>
@@ -14147,7 +15365,6 @@
       <w:pPr>
         <w:ind w:left="576" w:hanging="576"/>
       </w:pPr>
-      <w:rPr/>
     </w:lvl>
     <w:lvl w:ilvl="2">
       <w:start w:val="1"/>
@@ -14159,7 +15376,6 @@
       <w:pPr>
         <w:ind w:left="720" w:hanging="720"/>
       </w:pPr>
-      <w:rPr/>
     </w:lvl>
     <w:lvl w:ilvl="3">
       <w:start w:val="1"/>
@@ -14223,6 +15439,98 @@
     </w:lvl>
   </w:abstractNum>
   <w:abstractNum w:abstractNumId="2">
+    <w:lvl w:ilvl="0">
+      <w:start w:val="1"/>
+      <w:numFmt w:val="none"/>
+      <w:suff w:val="nothing"/>
+      <w:lvlText w:val=""/>
+      <w:lvlJc w:val="left"/>
+      <w:pPr>
+        <w:ind w:left="432" w:hanging="432"/>
+      </w:pPr>
+    </w:lvl>
+    <w:lvl w:ilvl="1">
+      <w:start w:val="1"/>
+      <w:numFmt w:val="none"/>
+      <w:suff w:val="nothing"/>
+      <w:lvlText w:val=""/>
+      <w:lvlJc w:val="left"/>
+      <w:pPr>
+        <w:ind w:left="576" w:hanging="576"/>
+      </w:pPr>
+    </w:lvl>
+    <w:lvl w:ilvl="2">
+      <w:start w:val="1"/>
+      <w:numFmt w:val="none"/>
+      <w:suff w:val="nothing"/>
+      <w:lvlText w:val=""/>
+      <w:lvlJc w:val="left"/>
+      <w:pPr>
+        <w:ind w:left="720" w:hanging="720"/>
+      </w:pPr>
+    </w:lvl>
+    <w:lvl w:ilvl="3">
+      <w:start w:val="1"/>
+      <w:numFmt w:val="none"/>
+      <w:suff w:val="nothing"/>
+      <w:lvlText w:val=""/>
+      <w:lvlJc w:val="left"/>
+      <w:pPr>
+        <w:ind w:left="0" w:hanging="0"/>
+      </w:pPr>
+    </w:lvl>
+    <w:lvl w:ilvl="4">
+      <w:start w:val="1"/>
+      <w:numFmt w:val="none"/>
+      <w:suff w:val="nothing"/>
+      <w:lvlText w:val=""/>
+      <w:lvlJc w:val="left"/>
+      <w:pPr>
+        <w:ind w:left="0" w:hanging="0"/>
+      </w:pPr>
+    </w:lvl>
+    <w:lvl w:ilvl="5">
+      <w:start w:val="1"/>
+      <w:numFmt w:val="none"/>
+      <w:suff w:val="nothing"/>
+      <w:lvlText w:val=""/>
+      <w:lvlJc w:val="left"/>
+      <w:pPr>
+        <w:ind w:left="0" w:hanging="0"/>
+      </w:pPr>
+    </w:lvl>
+    <w:lvl w:ilvl="6">
+      <w:start w:val="1"/>
+      <w:numFmt w:val="none"/>
+      <w:suff w:val="nothing"/>
+      <w:lvlText w:val=""/>
+      <w:lvlJc w:val="left"/>
+      <w:pPr>
+        <w:ind w:left="0" w:hanging="0"/>
+      </w:pPr>
+    </w:lvl>
+    <w:lvl w:ilvl="7">
+      <w:start w:val="1"/>
+      <w:numFmt w:val="none"/>
+      <w:suff w:val="nothing"/>
+      <w:lvlText w:val=""/>
+      <w:lvlJc w:val="left"/>
+      <w:pPr>
+        <w:ind w:left="0" w:hanging="0"/>
+      </w:pPr>
+    </w:lvl>
+    <w:lvl w:ilvl="8">
+      <w:start w:val="1"/>
+      <w:numFmt w:val="none"/>
+      <w:suff w:val="nothing"/>
+      <w:lvlText w:val=""/>
+      <w:lvlJc w:val="left"/>
+      <w:pPr>
+        <w:ind w:left="0" w:hanging="0"/>
+      </w:pPr>
+    </w:lvl>
+  </w:abstractNum>
+  <w:abstractNum w:abstractNumId="3">
     <w:lvl w:ilvl="0">
       <w:start w:val="1"/>
       <w:numFmt w:val="bullet"/>
@@ -14368,7 +15676,7 @@
       </w:rPr>
     </w:lvl>
   </w:abstractNum>
-  <w:abstractNum w:abstractNumId="3">
+  <w:abstractNum w:abstractNumId="4">
     <w:lvl w:ilvl="0">
       <w:start w:val="1"/>
       <w:numFmt w:val="bullet"/>
@@ -14514,7 +15822,7 @@
       </w:rPr>
     </w:lvl>
   </w:abstractNum>
-  <w:abstractNum w:abstractNumId="4">
+  <w:abstractNum w:abstractNumId="5">
     <w:lvl w:ilvl="0">
       <w:start w:val="1"/>
       <w:numFmt w:val="decimal"/>
@@ -14528,23 +15836,101 @@
         <w:lang w:val="da-DK"/>
       </w:rPr>
     </w:lvl>
-  </w:abstractNum>
-  <w:abstractNum w:abstractNumId="5">
-    <w:lvl w:ilvl="0">
+    <w:lvl w:ilvl="1">
       <w:start w:val="1"/>
-      <w:numFmt w:val="bullet"/>
-      <w:lvlText w:val=""/>
+      <w:numFmt w:val="decimal"/>
+      <w:lvlText w:val="%2."/>
       <w:lvlJc w:val="left"/>
       <w:pPr>
         <w:tabs>
-          <w:tab w:val="num" w:pos="720"/>
+          <w:tab w:val="num" w:pos="1080"/>
         </w:tabs>
-        <w:ind w:left="720" w:hanging="360"/>
-      </w:pPr>
-      <w:rPr>
-        <w:rFonts w:ascii="Symbol" w:hAnsi="Symbol" w:cs="Symbol" w:hint="default"/>
-        <w:rFonts w:cs="Symbol"/>
-      </w:rPr>
+        <w:ind w:left="1080" w:hanging="360"/>
+      </w:pPr>
+    </w:lvl>
+    <w:lvl w:ilvl="2">
+      <w:start w:val="1"/>
+      <w:numFmt w:val="decimal"/>
+      <w:lvlText w:val="%3."/>
+      <w:lvlJc w:val="left"/>
+      <w:pPr>
+        <w:tabs>
+          <w:tab w:val="num" w:pos="1440"/>
+        </w:tabs>
+        <w:ind w:left="1440" w:hanging="360"/>
+      </w:pPr>
+    </w:lvl>
+    <w:lvl w:ilvl="3">
+      <w:start w:val="1"/>
+      <w:numFmt w:val="decimal"/>
+      <w:lvlText w:val="%4."/>
+      <w:lvlJc w:val="left"/>
+      <w:pPr>
+        <w:tabs>
+          <w:tab w:val="num" w:pos="1800"/>
+        </w:tabs>
+        <w:ind w:left="1800" w:hanging="360"/>
+      </w:pPr>
+    </w:lvl>
+    <w:lvl w:ilvl="4">
+      <w:start w:val="1"/>
+      <w:numFmt w:val="decimal"/>
+      <w:lvlText w:val="%5."/>
+      <w:lvlJc w:val="left"/>
+      <w:pPr>
+        <w:tabs>
+          <w:tab w:val="num" w:pos="2160"/>
+        </w:tabs>
+        <w:ind w:left="2160" w:hanging="360"/>
+      </w:pPr>
+    </w:lvl>
+    <w:lvl w:ilvl="5">
+      <w:start w:val="1"/>
+      <w:numFmt w:val="decimal"/>
+      <w:lvlText w:val="%6."/>
+      <w:lvlJc w:val="left"/>
+      <w:pPr>
+        <w:tabs>
+          <w:tab w:val="num" w:pos="2520"/>
+        </w:tabs>
+        <w:ind w:left="2520" w:hanging="360"/>
+      </w:pPr>
+    </w:lvl>
+    <w:lvl w:ilvl="6">
+      <w:start w:val="1"/>
+      <w:numFmt w:val="decimal"/>
+      <w:lvlText w:val="%7."/>
+      <w:lvlJc w:val="left"/>
+      <w:pPr>
+        <w:tabs>
+          <w:tab w:val="num" w:pos="2880"/>
+        </w:tabs>
+        <w:ind w:left="2880" w:hanging="360"/>
+      </w:pPr>
+    </w:lvl>
+    <w:lvl w:ilvl="7">
+      <w:start w:val="1"/>
+      <w:numFmt w:val="decimal"/>
+      <w:lvlText w:val="%8."/>
+      <w:lvlJc w:val="left"/>
+      <w:pPr>
+        <w:tabs>
+          <w:tab w:val="num" w:pos="3240"/>
+        </w:tabs>
+        <w:ind w:left="3240" w:hanging="360"/>
+      </w:pPr>
+    </w:lvl>
+    <w:lvl w:ilvl="8">
+      <w:start w:val="1"/>
+      <w:numFmt w:val="decimal"/>
+      <w:lvlText w:val="%9."/>
+      <w:lvlJc w:val="left"/>
+      <w:pPr>
+        <w:tabs>
+          <w:tab w:val="num" w:pos="3600"/>
+        </w:tabs>
+        <w:ind w:left="3600" w:hanging="360"/>
+      </w:pPr>
     </w:lvl>
   </w:abstractNum>
   <w:abstractNum w:abstractNumId="6">
@@ -14561,17 +15947,111 @@
       </w:pPr>
       <w:rPr>
         <w:rFonts w:ascii="Symbol" w:hAnsi="Symbol" w:cs="Symbol" w:hint="default"/>
-        <w:sz w:val="20"/>
         <w:rFonts w:cs="Symbol"/>
-        <w:lang w:val="da-DK"/>
       </w:rPr>
+    </w:lvl>
+    <w:lvl w:ilvl="1">
+      <w:start w:val="1"/>
+      <w:numFmt w:val="decimal"/>
+      <w:lvlText w:val="%2."/>
+      <w:lvlJc w:val="left"/>
+      <w:pPr>
+        <w:tabs>
+          <w:tab w:val="num" w:pos="1080"/>
+        </w:tabs>
+        <w:ind w:left="1080" w:hanging="360"/>
+      </w:pPr>
+    </w:lvl>
+    <w:lvl w:ilvl="2">
+      <w:start w:val="1"/>
+      <w:numFmt w:val="decimal"/>
+      <w:lvlText w:val="%3."/>
+      <w:lvlJc w:val="left"/>
+      <w:pPr>
+        <w:tabs>
+          <w:tab w:val="num" w:pos="1440"/>
+        </w:tabs>
+        <w:ind w:left="1440" w:hanging="360"/>
+      </w:pPr>
+    </w:lvl>
+    <w:lvl w:ilvl="3">
+      <w:start w:val="1"/>
+      <w:numFmt w:val="decimal"/>
+      <w:lvlText w:val="%4."/>
+      <w:lvlJc w:val="left"/>
+      <w:pPr>
+        <w:tabs>
+          <w:tab w:val="num" w:pos="1800"/>
+        </w:tabs>
+        <w:ind w:left="1800" w:hanging="360"/>
+      </w:pPr>
+    </w:lvl>
+    <w:lvl w:ilvl="4">
+      <w:start w:val="1"/>
+      <w:numFmt w:val="decimal"/>
+      <w:lvlText w:val="%5."/>
+      <w:lvlJc w:val="left"/>
+      <w:pPr>
+        <w:tabs>
+          <w:tab w:val="num" w:pos="2160"/>
+        </w:tabs>
+        <w:ind w:left="2160" w:hanging="360"/>
+      </w:pPr>
+    </w:lvl>
+    <w:lvl w:ilvl="5">
+      <w:start w:val="1"/>
+      <w:numFmt w:val="decimal"/>
+      <w:lvlText w:val="%6."/>
+      <w:lvlJc w:val="left"/>
+      <w:pPr>
+        <w:tabs>
+          <w:tab w:val="num" w:pos="2520"/>
+        </w:tabs>
+        <w:ind w:left="2520" w:hanging="360"/>
+      </w:pPr>
+    </w:lvl>
+    <w:lvl w:ilvl="6">
+      <w:start w:val="1"/>
+      <w:numFmt w:val="decimal"/>
+      <w:lvlText w:val="%7."/>
+      <w:lvlJc w:val="left"/>
+      <w:pPr>
+        <w:tabs>
+          <w:tab w:val="num" w:pos="2880"/>
+        </w:tabs>
+        <w:ind w:left="2880" w:hanging="360"/>
+      </w:pPr>
+    </w:lvl>
+    <w:lvl w:ilvl="7">
+      <w:start w:val="1"/>
+      <w:numFmt w:val="decimal"/>
+      <w:lvlText w:val="%8."/>
+      <w:lvlJc w:val="left"/>
+      <w:pPr>
+        <w:tabs>
+          <w:tab w:val="num" w:pos="3240"/>
+        </w:tabs>
+        <w:ind w:left="3240" w:hanging="360"/>
+      </w:pPr>
+    </w:lvl>
+    <w:lvl w:ilvl="8">
+      <w:start w:val="1"/>
+      <w:numFmt w:val="decimal"/>
+      <w:lvlText w:val="%9."/>
+      <w:lvlJc w:val="left"/>
+      <w:pPr>
+        <w:tabs>
+          <w:tab w:val="num" w:pos="3600"/>
+        </w:tabs>
+        <w:ind w:left="3600" w:hanging="360"/>
+      </w:pPr>
     </w:lvl>
   </w:abstractNum>
   <w:abstractNum w:abstractNumId="7">
     <w:lvl w:ilvl="0">
       <w:start w:val="1"/>
-      <w:numFmt w:val="decimal"/>
-      <w:lvlText w:val="%1."/>
+      <w:numFmt w:val="bullet"/>
+      <w:lvlText w:val=""/>
       <w:lvlJc w:val="left"/>
       <w:pPr>
         <w:tabs>
@@ -14580,8 +16060,220 @@
         <w:ind w:left="720" w:hanging="360"/>
       </w:pPr>
       <w:rPr>
+        <w:rFonts w:ascii="Symbol" w:hAnsi="Symbol" w:cs="Symbol" w:hint="default"/>
+        <w:sz w:val="22"/>
+        <w:rFonts w:cs="Symbol"/>
         <w:lang w:val="da-DK"/>
       </w:rPr>
+    </w:lvl>
+    <w:lvl w:ilvl="1">
+      <w:start w:val="1"/>
+      <w:numFmt w:val="decimal"/>
+      <w:lvlText w:val="%2."/>
+      <w:lvlJc w:val="left"/>
+      <w:pPr>
+        <w:tabs>
+          <w:tab w:val="num" w:pos="1080"/>
+        </w:tabs>
+        <w:ind w:left="1080" w:hanging="360"/>
+      </w:pPr>
+    </w:lvl>
+    <w:lvl w:ilvl="2">
+      <w:start w:val="1"/>
+      <w:numFmt w:val="decimal"/>
+      <w:lvlText w:val="%3."/>
+      <w:lvlJc w:val="left"/>
+      <w:pPr>
+        <w:tabs>
+          <w:tab w:val="num" w:pos="1440"/>
+        </w:tabs>
+        <w:ind w:left="1440" w:hanging="360"/>
+      </w:pPr>
+    </w:lvl>
+    <w:lvl w:ilvl="3">
+      <w:start w:val="1"/>
+      <w:numFmt w:val="decimal"/>
+      <w:lvlText w:val="%4."/>
+      <w:lvlJc w:val="left"/>
+      <w:pPr>
+        <w:tabs>
+          <w:tab w:val="num" w:pos="1800"/>
+        </w:tabs>
+        <w:ind w:left="1800" w:hanging="360"/>
+      </w:pPr>
+    </w:lvl>
+    <w:lvl w:ilvl="4">
+      <w:start w:val="1"/>
+      <w:numFmt w:val="decimal"/>
+      <w:lvlText w:val="%5."/>
+      <w:lvlJc w:val="left"/>
+      <w:pPr>
+        <w:tabs>
+          <w:tab w:val="num" w:pos="2160"/>
+        </w:tabs>
+        <w:ind w:left="2160" w:hanging="360"/>
+      </w:pPr>
+    </w:lvl>
+    <w:lvl w:ilvl="5">
+      <w:start w:val="1"/>
+      <w:numFmt w:val="decimal"/>
+      <w:lvlText w:val="%6."/>
+      <w:lvlJc w:val="left"/>
+      <w:pPr>
+        <w:tabs>
+          <w:tab w:val="num" w:pos="2520"/>
+        </w:tabs>
+        <w:ind w:left="2520" w:hanging="360"/>
+      </w:pPr>
+    </w:lvl>
+    <w:lvl w:ilvl="6">
+      <w:start w:val="1"/>
+      <w:numFmt w:val="decimal"/>
+      <w:lvlText w:val="%7."/>
+      <w:lvlJc w:val="left"/>
+      <w:pPr>
+        <w:tabs>
+          <w:tab w:val="num" w:pos="2880"/>
+        </w:tabs>
+        <w:ind w:left="2880" w:hanging="360"/>
+      </w:pPr>
+    </w:lvl>
+    <w:lvl w:ilvl="7">
+      <w:start w:val="1"/>
+      <w:numFmt w:val="decimal"/>
+      <w:lvlText w:val="%8."/>
+      <w:lvlJc w:val="left"/>
+      <w:pPr>
+        <w:tabs>
+          <w:tab w:val="num" w:pos="3240"/>
+        </w:tabs>
+        <w:ind w:left="3240" w:hanging="360"/>
+      </w:pPr>
+    </w:lvl>
+    <w:lvl w:ilvl="8">
+      <w:start w:val="1"/>
+      <w:numFmt w:val="decimal"/>
+      <w:lvlText w:val="%9."/>
+      <w:lvlJc w:val="left"/>
+      <w:pPr>
+        <w:tabs>
+          <w:tab w:val="num" w:pos="3600"/>
+        </w:tabs>
+        <w:ind w:left="3600" w:hanging="360"/>
+      </w:pPr>
+    </w:lvl>
+  </w:abstractNum>
+  <w:abstractNum w:abstractNumId="8">
+    <w:lvl w:ilvl="0">
+      <w:start w:val="1"/>
+      <w:numFmt w:val="decimal"/>
+      <w:lvlText w:val="%1."/>
+      <w:lvlJc w:val="left"/>
+      <w:pPr>
+        <w:tabs>
+          <w:tab w:val="num" w:pos="720"/>
+        </w:tabs>
+        <w:ind w:left="720" w:hanging="360"/>
+      </w:pPr>
+      <w:rPr>
+        <w:lang w:val="da-DK"/>
+      </w:rPr>
+    </w:lvl>
+    <w:lvl w:ilvl="1">
+      <w:start w:val="1"/>
+      <w:numFmt w:val="decimal"/>
+      <w:lvlText w:val="%2."/>
+      <w:lvlJc w:val="left"/>
+      <w:pPr>
+        <w:tabs>
+          <w:tab w:val="num" w:pos="1080"/>
+        </w:tabs>
+        <w:ind w:left="1080" w:hanging="360"/>
+      </w:pPr>
+    </w:lvl>
+    <w:lvl w:ilvl="2">
+      <w:start w:val="1"/>
+      <w:numFmt w:val="decimal"/>
+      <w:lvlText w:val="%3."/>
+      <w:lvlJc w:val="left"/>
+      <w:pPr>
+        <w:tabs>
+          <w:tab w:val="num" w:pos="1440"/>
+        </w:tabs>
+        <w:ind w:left="1440" w:hanging="360"/>
+      </w:pPr>
+    </w:lvl>
+    <w:lvl w:ilvl="3">
+      <w:start w:val="1"/>
+      <w:numFmt w:val="decimal"/>
+      <w:lvlText w:val="%4."/>
+      <w:lvlJc w:val="left"/>
+      <w:pPr>
+        <w:tabs>
+          <w:tab w:val="num" w:pos="1800"/>
+        </w:tabs>
+        <w:ind w:left="1800" w:hanging="360"/>
+      </w:pPr>
+    </w:lvl>
+    <w:lvl w:ilvl="4">
+      <w:start w:val="1"/>
+      <w:numFmt w:val="decimal"/>
+      <w:lvlText w:val="%5."/>
+      <w:lvlJc w:val="left"/>
+      <w:pPr>
+        <w:tabs>
+          <w:tab w:val="num" w:pos="2160"/>
+        </w:tabs>
+        <w:ind w:left="2160" w:hanging="360"/>
+      </w:pPr>
+    </w:lvl>
+    <w:lvl w:ilvl="5">
+      <w:start w:val="1"/>
+      <w:numFmt w:val="decimal"/>
+      <w:lvlText w:val="%6."/>
+      <w:lvlJc w:val="left"/>
+      <w:pPr>
+        <w:tabs>
+          <w:tab w:val="num" w:pos="2520"/>
+        </w:tabs>
+        <w:ind w:left="2520" w:hanging="360"/>
+      </w:pPr>
+    </w:lvl>
+    <w:lvl w:ilvl="6">
+      <w:start w:val="1"/>
+      <w:numFmt w:val="decimal"/>
+      <w:lvlText w:val="%7."/>
+      <w:lvlJc w:val="left"/>
+      <w:pPr>
+        <w:tabs>
+          <w:tab w:val="num" w:pos="2880"/>
+        </w:tabs>
+        <w:ind w:left="2880" w:hanging="360"/>
+      </w:pPr>
+    </w:lvl>
+    <w:lvl w:ilvl="7">
+      <w:start w:val="1"/>
+      <w:numFmt w:val="decimal"/>
+      <w:lvlText w:val="%8."/>
+      <w:lvlJc w:val="left"/>
+      <w:pPr>
+        <w:tabs>
+          <w:tab w:val="num" w:pos="3240"/>
+        </w:tabs>
+        <w:ind w:left="3240" w:hanging="360"/>
+      </w:pPr>
+    </w:lvl>
+    <w:lvl w:ilvl="8">
+      <w:start w:val="1"/>
+      <w:numFmt w:val="decimal"/>
+      <w:lvlText w:val="%9."/>
+      <w:lvlJc w:val="left"/>
+      <w:pPr>
+        <w:tabs>
+          <w:tab w:val="num" w:pos="3600"/>
+        </w:tabs>
+        <w:ind w:left="3600" w:hanging="360"/>
+      </w:pPr>
     </w:lvl>
   </w:abstractNum>
   <w:num w:numId="1">
@@ -14605,6 +16297,9 @@
   <w:num w:numId="7">
     <w:abstractNumId w:val="7"/>
   </w:num>
+  <w:num w:numId="8">
+    <w:abstractNumId w:val="8"/>
+  </w:num>
 </w:numbering>
 </file>
 
@@ -14614,6 +16309,7 @@
     <w:rPrDefault>
       <w:rPr>
         <w:rFonts w:ascii="Liberation Serif" w:hAnsi="Liberation Serif" w:eastAsia="NSimSun" w:cs="Lucida Sans"/>
+        <w:sz w:val="20"/>
         <w:szCs w:val="24"/>
         <w:lang w:val="da-DK" w:eastAsia="zh-CN" w:bidi="hi-IN"/>
       </w:rPr>
@@ -14628,13 +16324,15 @@
     <w:pPr>
       <w:widowControl/>
       <w:bidi w:val="0"/>
+      <w:jc w:val="left"/>
     </w:pPr>
     <w:rPr>
       <w:rFonts w:ascii="Times New Roman" w:hAnsi="Times New Roman" w:eastAsia="Times New Roman" w:cs="Times New Roman"/>
       <w:color w:val="auto"/>
+      <w:kern w:val="0"/>
       <w:sz w:val="24"/>
       <w:szCs w:val="24"/>
-      <w:lang w:val="da-DK" w:bidi="ar-SA" w:eastAsia="zh-CN"/>
+      <w:lang w:val="da-DK" w:eastAsia="zh-CN" w:bidi="ar-SA"/>
     </w:rPr>
   </w:style>
   <w:style w:type="paragraph" w:styleId="Overskrift1">
@@ -14943,6 +16641,11 @@
       <w:u w:val="single"/>
     </w:rPr>
   </w:style>
+  <w:style w:type="character" w:styleId="Indeksspring">
+    <w:name w:val="Indeksspring"/>
+    <w:qFormat/>
+    <w:rPr/>
+  </w:style>
   <w:style w:type="paragraph" w:styleId="Overskrift">
     <w:name w:val="Overskrift"/>
     <w:basedOn w:val="Normal"/>
@@ -15156,7 +16859,7 @@
     <w:basedOn w:val="Normal"/>
     <w:qFormat/>
     <w:pPr>
-      <w:shd w:fill="000080" w:val="clear"/>
+      <w:shd w:val="clear" w:fill="000080"/>
     </w:pPr>
     <w:rPr>
       <w:rFonts w:ascii="Tahoma" w:hAnsi="Tahoma" w:cs="Tahoma"/>
@@ -15171,6 +16874,20 @@
       <w:rFonts w:ascii="Tahoma" w:hAnsi="Tahoma" w:cs="Tahoma"/>
       <w:sz w:val="16"/>
       <w:szCs w:val="16"/>
+    </w:rPr>
+  </w:style>
+  <w:style w:type="paragraph" w:styleId="Indholdsfortegnelseoverskrift">
+    <w:name w:val="TOA Heading"/>
+    <w:basedOn w:val="Overskrift"/>
+    <w:pPr>
+      <w:suppressLineNumbers/>
+      <w:ind w:left="0" w:hanging="0"/>
+    </w:pPr>
+    <w:rPr>
+      <w:b/>
+      <w:bCs/>
+      <w:sz w:val="32"/>
+      <w:szCs w:val="32"/>
     </w:rPr>
   </w:style>
   <w:style w:type="numbering" w:styleId="WW8Num1">

--- a/Documentation/Official Documentation/Brugervejledning for IBOS Nodelæser version 4.0.0.0.docx
+++ b/Documentation/Official Documentation/Brugervejledning for IBOS Nodelæser version 4.0.0.0.docx
@@ -72,9 +72,7 @@
     <w:p>
       <w:pPr>
         <w:pStyle w:val="Citatoverskrift"/>
-        <w:rPr>
-          <w:rFonts w:ascii="Verdana" w:hAnsi="Verdana" w:cs="Verdana"/>
-        </w:rPr>
+        <w:rPr/>
       </w:pPr>
       <w:r>
         <w:rPr>
@@ -178,7 +176,7 @@
               </w:rPr>
               <w:t>Grundlæggende principper</w:t>
               <w:tab/>
-              <w:t>2</w:t>
+              <w:t>3</w:t>
             </w:r>
           </w:hyperlink>
         </w:p>
@@ -197,7 +195,7 @@
               </w:rPr>
               <w:t>IBOS Nodelæsers visnings-komponenter</w:t>
               <w:tab/>
-              <w:t>5</w:t>
+              <w:t>6</w:t>
             </w:r>
           </w:hyperlink>
         </w:p>
@@ -216,7 +214,7 @@
               </w:rPr>
               <w:t>Menulinien</w:t>
               <w:tab/>
-              <w:t>5</w:t>
+              <w:t>6</w:t>
             </w:r>
           </w:hyperlink>
         </w:p>
@@ -235,7 +233,7 @@
               </w:rPr>
               <w:t>Filer</w:t>
               <w:tab/>
-              <w:t>6</w:t>
+              <w:t>7</w:t>
             </w:r>
           </w:hyperlink>
         </w:p>
@@ -254,7 +252,7 @@
               </w:rPr>
               <w:t>Redigér</w:t>
               <w:tab/>
-              <w:t>6</w:t>
+              <w:t>8</w:t>
             </w:r>
           </w:hyperlink>
         </w:p>
@@ -273,7 +271,7 @@
               </w:rPr>
               <w:t>Vis</w:t>
               <w:tab/>
-              <w:t>6</w:t>
+              <w:t>8</w:t>
             </w:r>
           </w:hyperlink>
         </w:p>
@@ -292,7 +290,7 @@
               </w:rPr>
               <w:t>Indstillinger</w:t>
               <w:tab/>
-              <w:t>7</w:t>
+              <w:t>9</w:t>
             </w:r>
           </w:hyperlink>
         </w:p>
@@ -311,7 +309,7 @@
               </w:rPr>
               <w:t>Værktøjer</w:t>
               <w:tab/>
-              <w:t>8</w:t>
+              <w:t>10</w:t>
             </w:r>
           </w:hyperlink>
         </w:p>
@@ -330,7 +328,7 @@
               </w:rPr>
               <w:t>Nodearkiver</w:t>
               <w:tab/>
-              <w:t>8</w:t>
+              <w:t>10</w:t>
             </w:r>
           </w:hyperlink>
         </w:p>
@@ -349,7 +347,7 @@
               </w:rPr>
               <w:t>Hjælp</w:t>
               <w:tab/>
-              <w:t>8</w:t>
+              <w:t>10</w:t>
             </w:r>
           </w:hyperlink>
         </w:p>
@@ -368,7 +366,7 @@
               </w:rPr>
               <w:t>NodeListen</w:t>
               <w:tab/>
-              <w:t>9</w:t>
+              <w:t>11</w:t>
             </w:r>
           </w:hyperlink>
         </w:p>
@@ -387,7 +385,7 @@
               </w:rPr>
               <w:t>NodeFilteret</w:t>
               <w:tab/>
-              <w:t>11</w:t>
+              <w:t>13</w:t>
             </w:r>
           </w:hyperlink>
         </w:p>
@@ -406,7 +404,7 @@
               </w:rPr>
               <w:t>Statuslinien</w:t>
               <w:tab/>
-              <w:t>13</w:t>
+              <w:t>15</w:t>
             </w:r>
           </w:hyperlink>
         </w:p>
@@ -425,7 +423,7 @@
               </w:rPr>
               <w:t>Detaljelisten</w:t>
               <w:tab/>
-              <w:t>14</w:t>
+              <w:t>16</w:t>
             </w:r>
           </w:hyperlink>
         </w:p>
@@ -444,7 +442,7 @@
               </w:rPr>
               <w:t>Statusdetaljer</w:t>
               <w:tab/>
-              <w:t>14</w:t>
+              <w:t>16</w:t>
             </w:r>
           </w:hyperlink>
         </w:p>
@@ -463,7 +461,7 @@
               </w:rPr>
               <w:t>Becifringer</w:t>
               <w:tab/>
-              <w:t>14</w:t>
+              <w:t>16</w:t>
             </w:r>
           </w:hyperlink>
         </w:p>
@@ -482,7 +480,7 @@
               </w:rPr>
               <w:t>Enkelttoner for alle stemmer</w:t>
               <w:tab/>
-              <w:t>15</w:t>
+              <w:t>17</w:t>
             </w:r>
           </w:hyperlink>
         </w:p>
@@ -501,7 +499,7 @@
               </w:rPr>
               <w:t>Enkeltstemmer</w:t>
               <w:tab/>
-              <w:t>15</w:t>
+              <w:t>17</w:t>
             </w:r>
           </w:hyperlink>
         </w:p>
@@ -520,7 +518,7 @@
               </w:rPr>
               <w:t>Enkelttoner for valgt enkeltstemme</w:t>
               <w:tab/>
-              <w:t>15</w:t>
+              <w:t>17</w:t>
             </w:r>
           </w:hyperlink>
         </w:p>
@@ -539,7 +537,7 @@
               </w:rPr>
               <w:t>Import af noder fra Internettet</w:t>
               <w:tab/>
-              <w:t>16</w:t>
+              <w:t>18</w:t>
             </w:r>
           </w:hyperlink>
         </w:p>
@@ -558,7 +556,197 @@
               </w:rPr>
               <w:t>Export af punktnoder</w:t>
               <w:tab/>
-              <w:t>17</w:t>
+              <w:t>19</w:t>
+            </w:r>
+          </w:hyperlink>
+        </w:p>
+        <w:p>
+          <w:pPr>
+            <w:pStyle w:val="Indholdsfortegnelse2"/>
+            <w:tabs>
+              <w:tab w:val="right" w:pos="9638" w:leader="dot"/>
+            </w:tabs>
+            <w:rPr/>
+          </w:pPr>
+          <w:hyperlink w:anchor="__RefHeading___Toc1942_1354692515">
+            <w:r>
+              <w:rPr>
+                <w:rStyle w:val="Indeksspring"/>
+              </w:rPr>
+              <w:t>Begreber</w:t>
+              <w:tab/>
+              <w:t>19</w:t>
+            </w:r>
+          </w:hyperlink>
+        </w:p>
+        <w:p>
+          <w:pPr>
+            <w:pStyle w:val="Indholdsfortegnelse3"/>
+            <w:tabs>
+              <w:tab w:val="right" w:pos="9638" w:leader="dot"/>
+            </w:tabs>
+            <w:rPr/>
+          </w:pPr>
+          <w:hyperlink w:anchor="__RefHeading___Toc1944_1354692515">
+            <w:r>
+              <w:rPr>
+                <w:rStyle w:val="Indeksspring"/>
+              </w:rPr>
+              <w:t>Opstilling</w:t>
+              <w:tab/>
+              <w:t>19</w:t>
+            </w:r>
+          </w:hyperlink>
+        </w:p>
+        <w:p>
+          <w:pPr>
+            <w:pStyle w:val="Indholdsfortegnelse3"/>
+            <w:tabs>
+              <w:tab w:val="right" w:pos="9638" w:leader="dot"/>
+            </w:tabs>
+            <w:rPr/>
+          </w:pPr>
+          <w:hyperlink w:anchor="__RefHeading___Toc1946_1354692515">
+            <w:r>
+              <w:rPr>
+                <w:rStyle w:val="Indeksspring"/>
+              </w:rPr>
+              <w:t>Filformat</w:t>
+              <w:tab/>
+              <w:t>19</w:t>
+            </w:r>
+          </w:hyperlink>
+        </w:p>
+        <w:p>
+          <w:pPr>
+            <w:pStyle w:val="Indholdsfortegnelse3"/>
+            <w:tabs>
+              <w:tab w:val="right" w:pos="9638" w:leader="dot"/>
+            </w:tabs>
+            <w:rPr/>
+          </w:pPr>
+          <w:hyperlink w:anchor="__RefHeading___Toc1948_1354692515">
+            <w:r>
+              <w:rPr>
+                <w:rStyle w:val="Indeksspring"/>
+              </w:rPr>
+              <w:t>Punktskrift-apparat-type</w:t>
+              <w:tab/>
+              <w:t>20</w:t>
+            </w:r>
+          </w:hyperlink>
+        </w:p>
+        <w:p>
+          <w:pPr>
+            <w:pStyle w:val="Indholdsfortegnelse3"/>
+            <w:tabs>
+              <w:tab w:val="right" w:pos="9638" w:leader="dot"/>
+            </w:tabs>
+            <w:rPr/>
+          </w:pPr>
+          <w:hyperlink w:anchor="__RefHeading___Toc1950_1354692515">
+            <w:r>
+              <w:rPr>
+                <w:rStyle w:val="Indeksspring"/>
+              </w:rPr>
+              <w:t>Fysiske dimensioner</w:t>
+              <w:tab/>
+              <w:t>20</w:t>
+            </w:r>
+          </w:hyperlink>
+        </w:p>
+        <w:p>
+          <w:pPr>
+            <w:pStyle w:val="Indholdsfortegnelse2"/>
+            <w:tabs>
+              <w:tab w:val="right" w:pos="9638" w:leader="dot"/>
+            </w:tabs>
+            <w:rPr/>
+          </w:pPr>
+          <w:hyperlink w:anchor="__RefHeading___Toc1952_1354692515">
+            <w:r>
+              <w:rPr>
+                <w:rStyle w:val="Indeksspring"/>
+              </w:rPr>
+              <w:t>Profiler</w:t>
+              <w:tab/>
+              <w:t>20</w:t>
+            </w:r>
+          </w:hyperlink>
+        </w:p>
+        <w:p>
+          <w:pPr>
+            <w:pStyle w:val="Indholdsfortegnelse2"/>
+            <w:tabs>
+              <w:tab w:val="right" w:pos="9638" w:leader="dot"/>
+            </w:tabs>
+            <w:rPr/>
+          </w:pPr>
+          <w:hyperlink w:anchor="__RefHeading___Toc1954_1354692515">
+            <w:r>
+              <w:rPr>
+                <w:rStyle w:val="Indeksspring"/>
+              </w:rPr>
+              <w:t>IBOS Nodelæser opstilling</w:t>
+              <w:tab/>
+              <w:t>21</w:t>
+            </w:r>
+          </w:hyperlink>
+        </w:p>
+        <w:p>
+          <w:pPr>
+            <w:pStyle w:val="Indholdsfortegnelse2"/>
+            <w:tabs>
+              <w:tab w:val="right" w:pos="9638" w:leader="dot"/>
+            </w:tabs>
+            <w:rPr/>
+          </w:pPr>
+          <w:hyperlink w:anchor="__RefHeading___Toc1956_1354692515">
+            <w:r>
+              <w:rPr>
+                <w:rStyle w:val="Indeksspring"/>
+              </w:rPr>
+              <w:t>BANA 2015 Opstilling</w:t>
+              <w:tab/>
+              <w:t>21</w:t>
+            </w:r>
+          </w:hyperlink>
+        </w:p>
+        <w:p>
+          <w:pPr>
+            <w:pStyle w:val="Indholdsfortegnelse2"/>
+            <w:tabs>
+              <w:tab w:val="right" w:pos="9638" w:leader="dot"/>
+            </w:tabs>
+            <w:rPr/>
+          </w:pPr>
+          <w:hyperlink w:anchor="__RefHeading___Toc1958_1354692515">
+            <w:r>
+              <w:rPr>
+                <w:rStyle w:val="Indeksspring"/>
+              </w:rPr>
+              <w:t>Udskrivning af punktnodefiler</w:t>
+              <w:tab/>
+              <w:t>22</w:t>
+            </w:r>
+          </w:hyperlink>
+        </w:p>
+        <w:p>
+          <w:pPr>
+            <w:pStyle w:val="Indholdsfortegnelse2"/>
+            <w:tabs>
+              <w:tab w:val="right" w:pos="9638" w:leader="dot"/>
+            </w:tabs>
+            <w:rPr/>
+          </w:pPr>
+          <w:hyperlink w:anchor="__RefHeading___Toc1960_1354692515">
+            <w:r>
+              <w:rPr>
+                <w:rStyle w:val="Indeksspring"/>
+              </w:rPr>
+              <w:t>Kopiering af punktnodefiler</w:t>
+              <w:tab/>
+              <w:t>22</w:t>
             </w:r>
           </w:hyperlink>
         </w:p>
@@ -577,7 +765,7 @@
               </w:rPr>
               <w:t>Tastaturgenveje</w:t>
               <w:tab/>
-              <w:t>18</w:t>
+              <w:t>23</w:t>
             </w:r>
           </w:hyperlink>
         </w:p>
@@ -596,7 +784,7 @@
               </w:rPr>
               <w:t>Lokalisering</w:t>
               <w:tab/>
-              <w:t>20</w:t>
+              <w:t>25</w:t>
             </w:r>
           </w:hyperlink>
         </w:p>
@@ -615,7 +803,7 @@
               </w:rPr>
               <w:t>Brug af Perkins-tastatur</w:t>
               <w:tab/>
-              <w:t>21</w:t>
+              <w:t>26</w:t>
             </w:r>
           </w:hyperlink>
         </w:p>
@@ -634,7 +822,7 @@
               </w:rPr>
               <w:t>Optimering af samspillet med JAWS</w:t>
               <w:tab/>
-              <w:t>21</w:t>
+              <w:t>26</w:t>
             </w:r>
           </w:hyperlink>
         </w:p>
@@ -652,7 +840,7 @@
                 <w:rStyle w:val="Indeksspring"/>
               </w:rPr>
               <w:tab/>
-              <w:t>21</w:t>
+              <w:t>26</w:t>
             </w:r>
           </w:hyperlink>
           <w:r>
@@ -718,7 +906,7 @@
         <w:pStyle w:val="Overskrift1"/>
         <w:numPr>
           <w:ilvl w:val="0"/>
-          <w:numId w:val="2"/>
+          <w:numId w:val="3"/>
         </w:numPr>
         <w:rPr/>
       </w:pPr>
@@ -857,7 +1045,7 @@
         <w:pStyle w:val="Brdtekst"/>
         <w:numPr>
           <w:ilvl w:val="0"/>
-          <w:numId w:val="6"/>
+          <w:numId w:val="7"/>
         </w:numPr>
         <w:rPr/>
       </w:pPr>
@@ -873,7 +1061,7 @@
         <w:pStyle w:val="Brdtekst"/>
         <w:numPr>
           <w:ilvl w:val="0"/>
-          <w:numId w:val="6"/>
+          <w:numId w:val="7"/>
         </w:numPr>
         <w:rPr/>
       </w:pPr>
@@ -902,7 +1090,7 @@
         <w:pStyle w:val="Brdtekst"/>
         <w:numPr>
           <w:ilvl w:val="0"/>
-          <w:numId w:val="6"/>
+          <w:numId w:val="7"/>
         </w:numPr>
         <w:rPr>
           <w:rFonts w:ascii="Verdana" w:hAnsi="Verdana" w:cs="Verdana"/>
@@ -920,7 +1108,7 @@
         <w:pStyle w:val="Brdtekst"/>
         <w:numPr>
           <w:ilvl w:val="0"/>
-          <w:numId w:val="6"/>
+          <w:numId w:val="7"/>
         </w:numPr>
         <w:rPr/>
       </w:pPr>
@@ -1114,14 +1302,14 @@
         </w:tblCellMar>
       </w:tblPr>
       <w:tblGrid>
-        <w:gridCol w:w="2519"/>
-        <w:gridCol w:w="7127"/>
+        <w:gridCol w:w="2518"/>
+        <w:gridCol w:w="7128"/>
       </w:tblGrid>
       <w:tr>
         <w:trPr/>
         <w:tc>
           <w:tcPr>
-            <w:tcW w:w="2519" w:type="dxa"/>
+            <w:tcW w:w="2518" w:type="dxa"/>
             <w:tcBorders>
               <w:top w:val="single" w:sz="2" w:space="0" w:color="000000"/>
               <w:left w:val="single" w:sz="2" w:space="0" w:color="000000"/>
@@ -1149,7 +1337,7 @@
         </w:tc>
         <w:tc>
           <w:tcPr>
-            <w:tcW w:w="7127" w:type="dxa"/>
+            <w:tcW w:w="7128" w:type="dxa"/>
             <w:tcBorders>
               <w:top w:val="single" w:sz="2" w:space="0" w:color="000000"/>
               <w:left w:val="single" w:sz="2" w:space="0" w:color="000000"/>
@@ -1237,7 +1425,7 @@
         <w:trPr/>
         <w:tc>
           <w:tcPr>
-            <w:tcW w:w="2519" w:type="dxa"/>
+            <w:tcW w:w="2518" w:type="dxa"/>
             <w:tcBorders>
               <w:left w:val="single" w:sz="2" w:space="0" w:color="000000"/>
               <w:bottom w:val="single" w:sz="2" w:space="0" w:color="000000"/>
@@ -1264,7 +1452,7 @@
         </w:tc>
         <w:tc>
           <w:tcPr>
-            <w:tcW w:w="7127" w:type="dxa"/>
+            <w:tcW w:w="7128" w:type="dxa"/>
             <w:tcBorders>
               <w:left w:val="single" w:sz="2" w:space="0" w:color="000000"/>
               <w:bottom w:val="single" w:sz="2" w:space="0" w:color="000000"/>
@@ -1333,7 +1521,7 @@
         <w:trPr/>
         <w:tc>
           <w:tcPr>
-            <w:tcW w:w="2519" w:type="dxa"/>
+            <w:tcW w:w="2518" w:type="dxa"/>
             <w:tcBorders>
               <w:left w:val="single" w:sz="2" w:space="0" w:color="000000"/>
               <w:bottom w:val="single" w:sz="2" w:space="0" w:color="000000"/>
@@ -1360,7 +1548,7 @@
         </w:tc>
         <w:tc>
           <w:tcPr>
-            <w:tcW w:w="7127" w:type="dxa"/>
+            <w:tcW w:w="7128" w:type="dxa"/>
             <w:tcBorders>
               <w:left w:val="single" w:sz="2" w:space="0" w:color="000000"/>
               <w:bottom w:val="single" w:sz="2" w:space="0" w:color="000000"/>
@@ -1389,7 +1577,7 @@
         <w:trPr/>
         <w:tc>
           <w:tcPr>
-            <w:tcW w:w="2519" w:type="dxa"/>
+            <w:tcW w:w="2518" w:type="dxa"/>
             <w:tcBorders>
               <w:left w:val="single" w:sz="2" w:space="0" w:color="000000"/>
             </w:tcBorders>
@@ -1418,7 +1606,7 @@
         </w:tc>
         <w:tc>
           <w:tcPr>
-            <w:tcW w:w="7127" w:type="dxa"/>
+            <w:tcW w:w="7128" w:type="dxa"/>
             <w:tcBorders>
               <w:left w:val="single" w:sz="2" w:space="0" w:color="000000"/>
               <w:right w:val="single" w:sz="2" w:space="0" w:color="000000"/>
@@ -1477,7 +1665,7 @@
         <w:trPr/>
         <w:tc>
           <w:tcPr>
-            <w:tcW w:w="2519" w:type="dxa"/>
+            <w:tcW w:w="2518" w:type="dxa"/>
             <w:tcBorders>
               <w:left w:val="single" w:sz="2" w:space="0" w:color="000000"/>
               <w:bottom w:val="single" w:sz="2" w:space="0" w:color="000000"/>
@@ -1507,7 +1695,7 @@
         </w:tc>
         <w:tc>
           <w:tcPr>
-            <w:tcW w:w="7127" w:type="dxa"/>
+            <w:tcW w:w="7128" w:type="dxa"/>
             <w:tcBorders>
               <w:left w:val="single" w:sz="2" w:space="0" w:color="000000"/>
               <w:bottom w:val="single" w:sz="2" w:space="0" w:color="000000"/>
@@ -1595,7 +1783,7 @@
         <w:pStyle w:val="Brdtekst"/>
         <w:numPr>
           <w:ilvl w:val="0"/>
-          <w:numId w:val="3"/>
+          <w:numId w:val="4"/>
         </w:numPr>
         <w:rPr>
           <w:rFonts w:ascii="Verdana" w:hAnsi="Verdana" w:cs="Verdana"/>
@@ -1611,258 +1799,258 @@
     <w:p>
       <w:pPr>
         <w:pStyle w:val="Brdtekst"/>
+        <w:numPr>
+          <w:ilvl w:val="0"/>
+          <w:numId w:val="4"/>
+        </w:numPr>
+        <w:rPr/>
+      </w:pPr>
+      <w:r>
+        <w:rPr>
+          <w:rFonts w:cs="Verdana" w:ascii="Verdana" w:hAnsi="Verdana"/>
+        </w:rPr>
+        <w:t>Skifte mellem de vigtigste visningskomponenter  (i dette tilfælde Nodelisten og Nodefilteret) med TAB knappen.</w:t>
+      </w:r>
+    </w:p>
+    <w:p>
+      <w:pPr>
+        <w:pStyle w:val="Brdtekst"/>
+        <w:numPr>
+          <w:ilvl w:val="0"/>
+          <w:numId w:val="4"/>
+        </w:numPr>
+        <w:rPr>
+          <w:rFonts w:ascii="Verdana" w:hAnsi="Verdana" w:cs="Verdana"/>
+        </w:rPr>
+      </w:pPr>
+      <w:r>
+        <w:rPr>
+          <w:rFonts w:cs="Verdana" w:ascii="Verdana" w:hAnsi="Verdana"/>
+        </w:rPr>
+        <w:t>Afbryde en igangværende handling med ESC knappen.</w:t>
+      </w:r>
+    </w:p>
+    <w:p>
+      <w:pPr>
+        <w:pStyle w:val="Brdtekst"/>
+        <w:numPr>
+          <w:ilvl w:val="0"/>
+          <w:numId w:val="4"/>
+        </w:numPr>
+        <w:rPr>
+          <w:rFonts w:ascii="Verdana" w:hAnsi="Verdana" w:cs="Verdana"/>
+        </w:rPr>
+      </w:pPr>
+      <w:r>
+        <w:rPr>
+          <w:rFonts w:cs="Verdana" w:ascii="Verdana" w:hAnsi="Verdana"/>
+        </w:rPr>
+        <w:t>Lukke programmet med ALT + F4</w:t>
+      </w:r>
+    </w:p>
+    <w:p>
+      <w:pPr>
+        <w:pStyle w:val="Brdtekst"/>
+        <w:rPr>
+          <w:rFonts w:ascii="Verdana" w:hAnsi="Verdana" w:cs="Verdana"/>
+        </w:rPr>
+      </w:pPr>
+      <w:r>
+        <w:rPr>
+          <w:rFonts w:cs="Verdana" w:ascii="Verdana" w:hAnsi="Verdana"/>
+        </w:rPr>
+      </w:r>
+    </w:p>
+    <w:p>
+      <w:pPr>
+        <w:pStyle w:val="Brdtekst"/>
+        <w:rPr/>
+      </w:pPr>
+      <w:r>
+        <w:rPr>
+          <w:rFonts w:cs="Verdana" w:ascii="Verdana" w:hAnsi="Verdana"/>
+        </w:rPr>
+        <w:t>Desuden kan man</w:t>
+      </w:r>
+      <w:r>
+        <w:rPr>
+          <w:rFonts w:cs="Verdana" w:ascii="Verdana" w:hAnsi="Verdana"/>
+          <w:lang w:val="da-DK"/>
+        </w:rPr>
+        <w:t xml:space="preserve">, </w:t>
+      </w:r>
+      <w:r>
+        <w:rPr>
+          <w:rFonts w:cs="Verdana" w:ascii="Verdana" w:hAnsi="Verdana"/>
+        </w:rPr>
+        <w:t>hvis JAWS kører</w:t>
+      </w:r>
+      <w:r>
+        <w:rPr>
+          <w:rFonts w:cs="Verdana" w:ascii="Verdana" w:hAnsi="Verdana"/>
+          <w:lang w:val="da-DK"/>
+        </w:rPr>
+        <w:t>,</w:t>
+      </w:r>
+      <w:r>
+        <w:rPr>
+          <w:rFonts w:cs="Verdana" w:ascii="Verdana" w:hAnsi="Verdana"/>
+        </w:rPr>
+        <w:t xml:space="preserve"> benytte de gængse JAWS kommandoer</w:t>
+      </w:r>
+      <w:r>
+        <w:rPr>
+          <w:rFonts w:cs="Verdana" w:ascii="Verdana" w:hAnsi="Verdana"/>
+          <w:lang w:val="da-DK"/>
+        </w:rPr>
+        <w:t>.</w:t>
+      </w:r>
+      <w:r>
+        <w:rPr>
+          <w:rFonts w:cs="Verdana" w:ascii="Verdana" w:hAnsi="Verdana"/>
+        </w:rPr>
+        <w:t xml:space="preserve"> Man kan blandt andet</w:t>
+      </w:r>
+      <w:r>
+        <w:rPr>
+          <w:rFonts w:cs="Verdana" w:ascii="Verdana" w:hAnsi="Verdana"/>
+          <w:lang w:val="da-DK"/>
+        </w:rPr>
+        <w:t>:</w:t>
+      </w:r>
+    </w:p>
+    <w:p>
+      <w:pPr>
+        <w:pStyle w:val="Brdtekst"/>
+        <w:numPr>
+          <w:ilvl w:val="0"/>
+          <w:numId w:val="5"/>
+        </w:numPr>
+        <w:rPr/>
+      </w:pPr>
+      <w:r>
+        <w:rPr>
+          <w:rFonts w:cs="Verdana" w:ascii="Verdana" w:hAnsi="Verdana"/>
+        </w:rPr>
+        <w:t xml:space="preserve">Få statuslinien oplæst (uden at skifte fokus) ved at taste INSERT + PAGEDOWN </w:t>
+      </w:r>
+    </w:p>
+    <w:p>
+      <w:pPr>
+        <w:pStyle w:val="Brdtekst"/>
+        <w:numPr>
+          <w:ilvl w:val="0"/>
+          <w:numId w:val="5"/>
+        </w:numPr>
+        <w:rPr>
+          <w:rFonts w:ascii="Verdana" w:hAnsi="Verdana" w:cs="Verdana"/>
+        </w:rPr>
+      </w:pPr>
+      <w:r>
+        <w:rPr>
+          <w:rFonts w:cs="Verdana" w:ascii="Verdana" w:hAnsi="Verdana"/>
+        </w:rPr>
+        <w:t>Få titellinien oplæst ved at taste INSERT + T</w:t>
+      </w:r>
+    </w:p>
+    <w:p>
+      <w:pPr>
+        <w:pStyle w:val="Brdtekst"/>
+        <w:numPr>
+          <w:ilvl w:val="0"/>
+          <w:numId w:val="5"/>
+        </w:numPr>
+        <w:rPr>
+          <w:rFonts w:ascii="Verdana" w:hAnsi="Verdana" w:cs="Verdana"/>
+        </w:rPr>
+      </w:pPr>
+      <w:r>
+        <w:rPr>
+          <w:rFonts w:cs="Verdana" w:ascii="Verdana" w:hAnsi="Verdana"/>
+        </w:rPr>
+        <w:t>Få oplæst en meddelelse ved at taste INSERT + B</w:t>
+      </w:r>
+    </w:p>
+    <w:p>
+      <w:pPr>
+        <w:pStyle w:val="Brdtekst"/>
+        <w:numPr>
+          <w:ilvl w:val="0"/>
+          <w:numId w:val="5"/>
+        </w:numPr>
+        <w:rPr>
+          <w:rFonts w:ascii="Verdana" w:hAnsi="Verdana" w:cs="Verdana"/>
+        </w:rPr>
+      </w:pPr>
+      <w:r>
+        <w:rPr>
+          <w:rFonts w:cs="Verdana" w:ascii="Verdana" w:hAnsi="Verdana"/>
+        </w:rPr>
+        <w:t>Slå oplæsning fra/til ved at taste  INSERT + MELLEMRUM efterfulgt af s</w:t>
+      </w:r>
+    </w:p>
+    <w:p>
+      <w:pPr>
+        <w:pStyle w:val="Brdtekst"/>
+        <w:rPr>
+          <w:rFonts w:ascii="Verdana" w:hAnsi="Verdana" w:cs="Verdana"/>
+        </w:rPr>
+      </w:pPr>
+      <w:r>
+        <w:rPr>
+          <w:rFonts w:cs="Verdana" w:ascii="Verdana" w:hAnsi="Verdana"/>
+        </w:rPr>
+      </w:r>
+    </w:p>
+    <w:p>
+      <w:pPr>
+        <w:pStyle w:val="Brdtekst"/>
+        <w:rPr/>
+      </w:pPr>
+      <w:r>
+        <w:rPr>
+          <w:rFonts w:cs="Verdana" w:ascii="Verdana" w:hAnsi="Verdana"/>
+        </w:rPr>
+        <w:t>En mere omfattende liste over tastaturgenveje findes senere i dette dokument og i selve programmet under Hjælp -&gt; Tastatur</w:t>
+      </w:r>
+      <w:r>
+        <w:rPr>
+          <w:rFonts w:cs="Verdana" w:ascii="Verdana" w:hAnsi="Verdana"/>
+          <w:color w:val="C9211E"/>
+        </w:rPr>
+        <w:t>-</w:t>
+      </w:r>
+      <w:r>
+        <w:rPr>
+          <w:rFonts w:cs="Verdana" w:ascii="Verdana" w:hAnsi="Verdana"/>
+        </w:rPr>
+        <w:t>genveje.</w:t>
+      </w:r>
+    </w:p>
+    <w:p>
+      <w:pPr>
+        <w:pStyle w:val="Brdtekst"/>
+        <w:rPr>
+          <w:rFonts w:ascii="Verdana" w:hAnsi="Verdana" w:cs="Verdana"/>
+        </w:rPr>
+      </w:pPr>
+      <w:r>
+        <w:rPr>
+          <w:rFonts w:cs="Verdana" w:ascii="Verdana" w:hAnsi="Verdana"/>
+        </w:rPr>
+        <w:t>I det følgende gives en mere detaljeret beskrivelse af de ovennævnte visnings-komponenter.</w:t>
+      </w:r>
+      <w:r>
+        <w:br w:type="page"/>
+      </w:r>
+    </w:p>
+    <w:p>
+      <w:pPr>
+        <w:pStyle w:val="Overskrift1"/>
         <w:numPr>
           <w:ilvl w:val="0"/>
           <w:numId w:val="3"/>
         </w:numPr>
-        <w:rPr/>
-      </w:pPr>
-      <w:r>
-        <w:rPr>
-          <w:rFonts w:cs="Verdana" w:ascii="Verdana" w:hAnsi="Verdana"/>
-        </w:rPr>
-        <w:t>Skifte mellem de vigtigste visningskomponenter  (i dette tilfælde Nodelisten og Nodefilteret) med TAB knappen.</w:t>
-      </w:r>
-    </w:p>
-    <w:p>
-      <w:pPr>
-        <w:pStyle w:val="Brdtekst"/>
-        <w:numPr>
-          <w:ilvl w:val="0"/>
-          <w:numId w:val="3"/>
-        </w:numPr>
-        <w:rPr>
-          <w:rFonts w:ascii="Verdana" w:hAnsi="Verdana" w:cs="Verdana"/>
-        </w:rPr>
-      </w:pPr>
-      <w:r>
-        <w:rPr>
-          <w:rFonts w:cs="Verdana" w:ascii="Verdana" w:hAnsi="Verdana"/>
-        </w:rPr>
-        <w:t>Afbryde en igangværende handling med ESC knappen.</w:t>
-      </w:r>
-    </w:p>
-    <w:p>
-      <w:pPr>
-        <w:pStyle w:val="Brdtekst"/>
-        <w:numPr>
-          <w:ilvl w:val="0"/>
-          <w:numId w:val="3"/>
-        </w:numPr>
-        <w:rPr>
-          <w:rFonts w:ascii="Verdana" w:hAnsi="Verdana" w:cs="Verdana"/>
-        </w:rPr>
-      </w:pPr>
-      <w:r>
-        <w:rPr>
-          <w:rFonts w:cs="Verdana" w:ascii="Verdana" w:hAnsi="Verdana"/>
-        </w:rPr>
-        <w:t>Lukke programmet med ALT + F4</w:t>
-      </w:r>
-    </w:p>
-    <w:p>
-      <w:pPr>
-        <w:pStyle w:val="Brdtekst"/>
-        <w:rPr>
-          <w:rFonts w:ascii="Verdana" w:hAnsi="Verdana" w:cs="Verdana"/>
-        </w:rPr>
-      </w:pPr>
-      <w:r>
-        <w:rPr>
-          <w:rFonts w:cs="Verdana" w:ascii="Verdana" w:hAnsi="Verdana"/>
-        </w:rPr>
-      </w:r>
-    </w:p>
-    <w:p>
-      <w:pPr>
-        <w:pStyle w:val="Brdtekst"/>
-        <w:rPr/>
-      </w:pPr>
-      <w:r>
-        <w:rPr>
-          <w:rFonts w:cs="Verdana" w:ascii="Verdana" w:hAnsi="Verdana"/>
-        </w:rPr>
-        <w:t>Desuden kan man</w:t>
-      </w:r>
-      <w:r>
-        <w:rPr>
-          <w:rFonts w:cs="Verdana" w:ascii="Verdana" w:hAnsi="Verdana"/>
-          <w:lang w:val="da-DK"/>
-        </w:rPr>
-        <w:t xml:space="preserve">, </w:t>
-      </w:r>
-      <w:r>
-        <w:rPr>
-          <w:rFonts w:cs="Verdana" w:ascii="Verdana" w:hAnsi="Verdana"/>
-        </w:rPr>
-        <w:t>hvis JAWS kører</w:t>
-      </w:r>
-      <w:r>
-        <w:rPr>
-          <w:rFonts w:cs="Verdana" w:ascii="Verdana" w:hAnsi="Verdana"/>
-          <w:lang w:val="da-DK"/>
-        </w:rPr>
-        <w:t>,</w:t>
-      </w:r>
-      <w:r>
-        <w:rPr>
-          <w:rFonts w:cs="Verdana" w:ascii="Verdana" w:hAnsi="Verdana"/>
-        </w:rPr>
-        <w:t xml:space="preserve"> benytte de gængse JAWS kommandoer</w:t>
-      </w:r>
-      <w:r>
-        <w:rPr>
-          <w:rFonts w:cs="Verdana" w:ascii="Verdana" w:hAnsi="Verdana"/>
-          <w:lang w:val="da-DK"/>
-        </w:rPr>
-        <w:t>.</w:t>
-      </w:r>
-      <w:r>
-        <w:rPr>
-          <w:rFonts w:cs="Verdana" w:ascii="Verdana" w:hAnsi="Verdana"/>
-        </w:rPr>
-        <w:t xml:space="preserve"> Man kan blandt andet</w:t>
-      </w:r>
-      <w:r>
-        <w:rPr>
-          <w:rFonts w:cs="Verdana" w:ascii="Verdana" w:hAnsi="Verdana"/>
-          <w:lang w:val="da-DK"/>
-        </w:rPr>
-        <w:t>:</w:t>
-      </w:r>
-    </w:p>
-    <w:p>
-      <w:pPr>
-        <w:pStyle w:val="Brdtekst"/>
-        <w:numPr>
-          <w:ilvl w:val="0"/>
-          <w:numId w:val="4"/>
-        </w:numPr>
-        <w:rPr/>
-      </w:pPr>
-      <w:r>
-        <w:rPr>
-          <w:rFonts w:cs="Verdana" w:ascii="Verdana" w:hAnsi="Verdana"/>
-        </w:rPr>
-        <w:t xml:space="preserve">Få statuslinien oplæst (uden at skifte fokus) ved at taste INSERT + PAGEDOWN </w:t>
-      </w:r>
-    </w:p>
-    <w:p>
-      <w:pPr>
-        <w:pStyle w:val="Brdtekst"/>
-        <w:numPr>
-          <w:ilvl w:val="0"/>
-          <w:numId w:val="4"/>
-        </w:numPr>
-        <w:rPr>
-          <w:rFonts w:ascii="Verdana" w:hAnsi="Verdana" w:cs="Verdana"/>
-        </w:rPr>
-      </w:pPr>
-      <w:r>
-        <w:rPr>
-          <w:rFonts w:cs="Verdana" w:ascii="Verdana" w:hAnsi="Verdana"/>
-        </w:rPr>
-        <w:t>Få titellinien oplæst ved at taste INSERT + T</w:t>
-      </w:r>
-    </w:p>
-    <w:p>
-      <w:pPr>
-        <w:pStyle w:val="Brdtekst"/>
-        <w:numPr>
-          <w:ilvl w:val="0"/>
-          <w:numId w:val="4"/>
-        </w:numPr>
-        <w:rPr>
-          <w:rFonts w:ascii="Verdana" w:hAnsi="Verdana" w:cs="Verdana"/>
-        </w:rPr>
-      </w:pPr>
-      <w:r>
-        <w:rPr>
-          <w:rFonts w:cs="Verdana" w:ascii="Verdana" w:hAnsi="Verdana"/>
-        </w:rPr>
-        <w:t>Få oplæst en meddelelse ved at taste INSERT + B</w:t>
-      </w:r>
-    </w:p>
-    <w:p>
-      <w:pPr>
-        <w:pStyle w:val="Brdtekst"/>
-        <w:numPr>
-          <w:ilvl w:val="0"/>
-          <w:numId w:val="4"/>
-        </w:numPr>
-        <w:rPr>
-          <w:rFonts w:ascii="Verdana" w:hAnsi="Verdana" w:cs="Verdana"/>
-        </w:rPr>
-      </w:pPr>
-      <w:r>
-        <w:rPr>
-          <w:rFonts w:cs="Verdana" w:ascii="Verdana" w:hAnsi="Verdana"/>
-        </w:rPr>
-        <w:t>Slå oplæsning fra/til ved at taste  INSERT + MELLEMRUM efterfulgt af s</w:t>
-      </w:r>
-    </w:p>
-    <w:p>
-      <w:pPr>
-        <w:pStyle w:val="Brdtekst"/>
-        <w:rPr>
-          <w:rFonts w:ascii="Verdana" w:hAnsi="Verdana" w:cs="Verdana"/>
-        </w:rPr>
-      </w:pPr>
-      <w:r>
-        <w:rPr>
-          <w:rFonts w:cs="Verdana" w:ascii="Verdana" w:hAnsi="Verdana"/>
-        </w:rPr>
-      </w:r>
-    </w:p>
-    <w:p>
-      <w:pPr>
-        <w:pStyle w:val="Brdtekst"/>
-        <w:rPr/>
-      </w:pPr>
-      <w:r>
-        <w:rPr>
-          <w:rFonts w:cs="Verdana" w:ascii="Verdana" w:hAnsi="Verdana"/>
-        </w:rPr>
-        <w:t>En mere omfattende liste over tastaturgenveje findes senere i dette dokument og i selve programmet under Hjælp -&gt; Tastatur</w:t>
-      </w:r>
-      <w:r>
-        <w:rPr>
-          <w:rFonts w:cs="Verdana" w:ascii="Verdana" w:hAnsi="Verdana"/>
-          <w:color w:val="C9211E"/>
-        </w:rPr>
-        <w:t>-</w:t>
-      </w:r>
-      <w:r>
-        <w:rPr>
-          <w:rFonts w:cs="Verdana" w:ascii="Verdana" w:hAnsi="Verdana"/>
-        </w:rPr>
-        <w:t>genveje.</w:t>
-      </w:r>
-    </w:p>
-    <w:p>
-      <w:pPr>
-        <w:pStyle w:val="Brdtekst"/>
-        <w:rPr>
-          <w:rFonts w:ascii="Verdana" w:hAnsi="Verdana" w:cs="Verdana"/>
-        </w:rPr>
-      </w:pPr>
-      <w:r>
-        <w:rPr>
-          <w:rFonts w:cs="Verdana" w:ascii="Verdana" w:hAnsi="Verdana"/>
-        </w:rPr>
-        <w:t>I det følgende gives en mere detaljeret beskrivelse af de ovennævnte visnings-komponenter.</w:t>
-      </w:r>
-      <w:r>
-        <w:br w:type="page"/>
-      </w:r>
-    </w:p>
-    <w:p>
-      <w:pPr>
-        <w:pStyle w:val="Overskrift1"/>
-        <w:numPr>
-          <w:ilvl w:val="0"/>
-          <w:numId w:val="2"/>
-        </w:numPr>
         <w:rPr>
           <w:rFonts w:ascii="Verdana" w:hAnsi="Verdana" w:cs="Verdana"/>
         </w:rPr>
@@ -1881,7 +2069,7 @@
         <w:pStyle w:val="Overskrift2"/>
         <w:numPr>
           <w:ilvl w:val="1"/>
-          <w:numId w:val="2"/>
+          <w:numId w:val="3"/>
         </w:numPr>
         <w:rPr>
           <w:rFonts w:ascii="Verdana" w:hAnsi="Verdana" w:cs="Verdana"/>
@@ -1919,15 +2107,15 @@
         </w:tblCellMar>
       </w:tblPr>
       <w:tblGrid>
-        <w:gridCol w:w="1589"/>
+        <w:gridCol w:w="1588"/>
         <w:gridCol w:w="5326"/>
-        <w:gridCol w:w="2732"/>
+        <w:gridCol w:w="2733"/>
       </w:tblGrid>
       <w:tr>
         <w:trPr/>
         <w:tc>
           <w:tcPr>
-            <w:tcW w:w="1589" w:type="dxa"/>
+            <w:tcW w:w="1588" w:type="dxa"/>
             <w:tcBorders>
               <w:top w:val="single" w:sz="2" w:space="0" w:color="000000"/>
               <w:left w:val="single" w:sz="2" w:space="0" w:color="000000"/>
@@ -2014,7 +2202,7 @@
         </w:tc>
         <w:tc>
           <w:tcPr>
-            <w:tcW w:w="2732" w:type="dxa"/>
+            <w:tcW w:w="2733" w:type="dxa"/>
             <w:tcBorders>
               <w:top w:val="single" w:sz="2" w:space="0" w:color="000000"/>
               <w:left w:val="single" w:sz="2" w:space="0" w:color="000000"/>
@@ -2045,7 +2233,7 @@
         <w:trPr/>
         <w:tc>
           <w:tcPr>
-            <w:tcW w:w="1589" w:type="dxa"/>
+            <w:tcW w:w="1588" w:type="dxa"/>
             <w:tcBorders>
               <w:left w:val="single" w:sz="2" w:space="0" w:color="000000"/>
               <w:bottom w:val="single" w:sz="2" w:space="0" w:color="000000"/>
@@ -2109,7 +2297,7 @@
         </w:tc>
         <w:tc>
           <w:tcPr>
-            <w:tcW w:w="2732" w:type="dxa"/>
+            <w:tcW w:w="2733" w:type="dxa"/>
             <w:tcBorders>
               <w:left w:val="single" w:sz="2" w:space="0" w:color="000000"/>
               <w:bottom w:val="single" w:sz="2" w:space="0" w:color="000000"/>
@@ -2139,7 +2327,7 @@
         <w:trPr/>
         <w:tc>
           <w:tcPr>
-            <w:tcW w:w="1589" w:type="dxa"/>
+            <w:tcW w:w="1588" w:type="dxa"/>
             <w:tcBorders>
               <w:left w:val="single" w:sz="2" w:space="0" w:color="000000"/>
               <w:bottom w:val="single" w:sz="2" w:space="0" w:color="000000"/>
@@ -2200,21 +2388,13 @@
                 <w:color w:val="C9211E"/>
                 <w:sz w:val="22"/>
               </w:rPr>
-              <w:t xml:space="preserve">fil </w:t>
-            </w:r>
-            <w:r>
-              <w:rPr>
-                <w:rFonts w:cs="Verdana" w:ascii="Verdana" w:hAnsi="Verdana"/>
-                <w:color w:val="C9211E"/>
-                <w:sz w:val="22"/>
-              </w:rPr>
-              <w:t>fra seneste placering</w:t>
-            </w:r>
-          </w:p>
-        </w:tc>
-        <w:tc>
-          <w:tcPr>
-            <w:tcW w:w="2732" w:type="dxa"/>
+              <w:t>fil fra seneste placering</w:t>
+            </w:r>
+          </w:p>
+        </w:tc>
+        <w:tc>
+          <w:tcPr>
+            <w:tcW w:w="2733" w:type="dxa"/>
             <w:tcBorders>
               <w:left w:val="single" w:sz="2" w:space="0" w:color="000000"/>
               <w:bottom w:val="single" w:sz="2" w:space="0" w:color="000000"/>
@@ -2242,7 +2422,7 @@
         <w:trPr/>
         <w:tc>
           <w:tcPr>
-            <w:tcW w:w="1589" w:type="dxa"/>
+            <w:tcW w:w="1588" w:type="dxa"/>
             <w:tcBorders>
               <w:left w:val="single" w:sz="2" w:space="0" w:color="000000"/>
               <w:bottom w:val="single" w:sz="2" w:space="0" w:color="000000"/>
@@ -2309,7 +2489,7 @@
         </w:tc>
         <w:tc>
           <w:tcPr>
-            <w:tcW w:w="2732" w:type="dxa"/>
+            <w:tcW w:w="2733" w:type="dxa"/>
             <w:tcBorders>
               <w:left w:val="single" w:sz="2" w:space="0" w:color="000000"/>
               <w:bottom w:val="single" w:sz="2" w:space="0" w:color="000000"/>
@@ -2354,7 +2534,7 @@
         <w:trPr/>
         <w:tc>
           <w:tcPr>
-            <w:tcW w:w="1589" w:type="dxa"/>
+            <w:tcW w:w="1588" w:type="dxa"/>
             <w:tcBorders>
               <w:left w:val="single" w:sz="2" w:space="0" w:color="000000"/>
               <w:bottom w:val="single" w:sz="2" w:space="0" w:color="000000"/>
@@ -2406,7 +2586,7 @@
         </w:tc>
         <w:tc>
           <w:tcPr>
-            <w:tcW w:w="2732" w:type="dxa"/>
+            <w:tcW w:w="2733" w:type="dxa"/>
             <w:tcBorders>
               <w:left w:val="single" w:sz="2" w:space="0" w:color="000000"/>
               <w:bottom w:val="single" w:sz="2" w:space="0" w:color="000000"/>
@@ -2436,7 +2616,7 @@
         <w:trPr/>
         <w:tc>
           <w:tcPr>
-            <w:tcW w:w="1589" w:type="dxa"/>
+            <w:tcW w:w="1588" w:type="dxa"/>
             <w:tcBorders>
               <w:left w:val="single" w:sz="2" w:space="0" w:color="000000"/>
               <w:bottom w:val="single" w:sz="2" w:space="0" w:color="000000"/>
@@ -2488,7 +2668,7 @@
         </w:tc>
         <w:tc>
           <w:tcPr>
-            <w:tcW w:w="2732" w:type="dxa"/>
+            <w:tcW w:w="2733" w:type="dxa"/>
             <w:tcBorders>
               <w:left w:val="single" w:sz="2" w:space="0" w:color="000000"/>
               <w:bottom w:val="single" w:sz="2" w:space="0" w:color="000000"/>
@@ -2518,7 +2698,7 @@
         <w:trPr/>
         <w:tc>
           <w:tcPr>
-            <w:tcW w:w="1589" w:type="dxa"/>
+            <w:tcW w:w="1588" w:type="dxa"/>
             <w:tcBorders>
               <w:left w:val="single" w:sz="2" w:space="0" w:color="000000"/>
               <w:bottom w:val="single" w:sz="2" w:space="0" w:color="000000"/>
@@ -2570,7 +2750,7 @@
         </w:tc>
         <w:tc>
           <w:tcPr>
-            <w:tcW w:w="2732" w:type="dxa"/>
+            <w:tcW w:w="2733" w:type="dxa"/>
             <w:tcBorders>
               <w:left w:val="single" w:sz="2" w:space="0" w:color="000000"/>
               <w:bottom w:val="single" w:sz="2" w:space="0" w:color="000000"/>
@@ -2600,7 +2780,7 @@
         <w:trPr/>
         <w:tc>
           <w:tcPr>
-            <w:tcW w:w="1589" w:type="dxa"/>
+            <w:tcW w:w="1588" w:type="dxa"/>
             <w:tcBorders>
               <w:left w:val="single" w:sz="2" w:space="0" w:color="000000"/>
               <w:bottom w:val="single" w:sz="2" w:space="0" w:color="000000"/>
@@ -2657,7 +2837,7 @@
         </w:tc>
         <w:tc>
           <w:tcPr>
-            <w:tcW w:w="2732" w:type="dxa"/>
+            <w:tcW w:w="2733" w:type="dxa"/>
             <w:tcBorders>
               <w:left w:val="single" w:sz="2" w:space="0" w:color="000000"/>
               <w:bottom w:val="single" w:sz="2" w:space="0" w:color="000000"/>
@@ -2687,7 +2867,7 @@
         <w:trPr/>
         <w:tc>
           <w:tcPr>
-            <w:tcW w:w="1589" w:type="dxa"/>
+            <w:tcW w:w="1588" w:type="dxa"/>
             <w:tcBorders>
               <w:left w:val="single" w:sz="2" w:space="0" w:color="000000"/>
               <w:bottom w:val="single" w:sz="2" w:space="0" w:color="000000"/>
@@ -2747,7 +2927,7 @@
         </w:tc>
         <w:tc>
           <w:tcPr>
-            <w:tcW w:w="2732" w:type="dxa"/>
+            <w:tcW w:w="2733" w:type="dxa"/>
             <w:tcBorders>
               <w:left w:val="single" w:sz="2" w:space="0" w:color="000000"/>
               <w:bottom w:val="single" w:sz="2" w:space="0" w:color="000000"/>
@@ -2781,7 +2961,7 @@
         <w:trPr/>
         <w:tc>
           <w:tcPr>
-            <w:tcW w:w="1589" w:type="dxa"/>
+            <w:tcW w:w="1588" w:type="dxa"/>
             <w:tcBorders>
               <w:left w:val="single" w:sz="2" w:space="0" w:color="000000"/>
               <w:bottom w:val="single" w:sz="2" w:space="0" w:color="000000"/>
@@ -2841,7 +3021,7 @@
         </w:tc>
         <w:tc>
           <w:tcPr>
-            <w:tcW w:w="2732" w:type="dxa"/>
+            <w:tcW w:w="2733" w:type="dxa"/>
             <w:tcBorders>
               <w:left w:val="single" w:sz="2" w:space="0" w:color="000000"/>
               <w:bottom w:val="single" w:sz="2" w:space="0" w:color="000000"/>
@@ -2875,7 +3055,7 @@
         <w:trPr/>
         <w:tc>
           <w:tcPr>
-            <w:tcW w:w="1589" w:type="dxa"/>
+            <w:tcW w:w="1588" w:type="dxa"/>
             <w:tcBorders>
               <w:left w:val="single" w:sz="2" w:space="0" w:color="000000"/>
               <w:bottom w:val="single" w:sz="2" w:space="0" w:color="000000"/>
@@ -2935,7 +3115,7 @@
         </w:tc>
         <w:tc>
           <w:tcPr>
-            <w:tcW w:w="2732" w:type="dxa"/>
+            <w:tcW w:w="2733" w:type="dxa"/>
             <w:tcBorders>
               <w:left w:val="single" w:sz="2" w:space="0" w:color="000000"/>
               <w:bottom w:val="single" w:sz="2" w:space="0" w:color="000000"/>
@@ -2968,7 +3148,7 @@
         <w:trPr/>
         <w:tc>
           <w:tcPr>
-            <w:tcW w:w="1589" w:type="dxa"/>
+            <w:tcW w:w="1588" w:type="dxa"/>
             <w:tcBorders>
               <w:left w:val="single" w:sz="2" w:space="0" w:color="000000"/>
               <w:bottom w:val="single" w:sz="2" w:space="0" w:color="000000"/>
@@ -3026,7 +3206,7 @@
         </w:tc>
         <w:tc>
           <w:tcPr>
-            <w:tcW w:w="2732" w:type="dxa"/>
+            <w:tcW w:w="2733" w:type="dxa"/>
             <w:tcBorders>
               <w:left w:val="single" w:sz="2" w:space="0" w:color="000000"/>
               <w:bottom w:val="single" w:sz="2" w:space="0" w:color="000000"/>
@@ -3058,7 +3238,7 @@
         <w:trPr/>
         <w:tc>
           <w:tcPr>
-            <w:tcW w:w="1589" w:type="dxa"/>
+            <w:tcW w:w="1588" w:type="dxa"/>
             <w:tcBorders>
               <w:left w:val="single" w:sz="2" w:space="0" w:color="000000"/>
               <w:bottom w:val="single" w:sz="2" w:space="0" w:color="000000"/>
@@ -3110,7 +3290,7 @@
         </w:tc>
         <w:tc>
           <w:tcPr>
-            <w:tcW w:w="2732" w:type="dxa"/>
+            <w:tcW w:w="2733" w:type="dxa"/>
             <w:tcBorders>
               <w:left w:val="single" w:sz="2" w:space="0" w:color="000000"/>
               <w:bottom w:val="single" w:sz="2" w:space="0" w:color="000000"/>
@@ -3140,7 +3320,7 @@
         <w:trPr/>
         <w:tc>
           <w:tcPr>
-            <w:tcW w:w="1589" w:type="dxa"/>
+            <w:tcW w:w="1588" w:type="dxa"/>
             <w:tcBorders>
               <w:left w:val="single" w:sz="2" w:space="0" w:color="000000"/>
               <w:bottom w:val="single" w:sz="2" w:space="0" w:color="000000"/>
@@ -3192,7 +3372,7 @@
         </w:tc>
         <w:tc>
           <w:tcPr>
-            <w:tcW w:w="2732" w:type="dxa"/>
+            <w:tcW w:w="2733" w:type="dxa"/>
             <w:tcBorders>
               <w:left w:val="single" w:sz="2" w:space="0" w:color="000000"/>
               <w:bottom w:val="single" w:sz="2" w:space="0" w:color="000000"/>
@@ -3222,7 +3402,7 @@
         <w:trPr/>
         <w:tc>
           <w:tcPr>
-            <w:tcW w:w="1589" w:type="dxa"/>
+            <w:tcW w:w="1588" w:type="dxa"/>
             <w:tcBorders>
               <w:left w:val="single" w:sz="2" w:space="0" w:color="000000"/>
               <w:bottom w:val="single" w:sz="2" w:space="0" w:color="000000"/>
@@ -3274,7 +3454,7 @@
         </w:tc>
         <w:tc>
           <w:tcPr>
-            <w:tcW w:w="2732" w:type="dxa"/>
+            <w:tcW w:w="2733" w:type="dxa"/>
             <w:tcBorders>
               <w:left w:val="single" w:sz="2" w:space="0" w:color="000000"/>
               <w:bottom w:val="single" w:sz="2" w:space="0" w:color="000000"/>
@@ -3304,7 +3484,7 @@
         <w:trPr/>
         <w:tc>
           <w:tcPr>
-            <w:tcW w:w="1589" w:type="dxa"/>
+            <w:tcW w:w="1588" w:type="dxa"/>
             <w:tcBorders>
               <w:left w:val="single" w:sz="2" w:space="0" w:color="000000"/>
               <w:bottom w:val="single" w:sz="2" w:space="0" w:color="000000"/>
@@ -3356,7 +3536,7 @@
         </w:tc>
         <w:tc>
           <w:tcPr>
-            <w:tcW w:w="2732" w:type="dxa"/>
+            <w:tcW w:w="2733" w:type="dxa"/>
             <w:tcBorders>
               <w:left w:val="single" w:sz="2" w:space="0" w:color="000000"/>
               <w:bottom w:val="single" w:sz="2" w:space="0" w:color="000000"/>
@@ -3386,7 +3566,7 @@
         <w:trPr/>
         <w:tc>
           <w:tcPr>
-            <w:tcW w:w="1589" w:type="dxa"/>
+            <w:tcW w:w="1588" w:type="dxa"/>
             <w:tcBorders>
               <w:left w:val="single" w:sz="2" w:space="0" w:color="000000"/>
               <w:bottom w:val="single" w:sz="2" w:space="0" w:color="000000"/>
@@ -3435,7 +3615,7 @@
         </w:tc>
         <w:tc>
           <w:tcPr>
-            <w:tcW w:w="2732" w:type="dxa"/>
+            <w:tcW w:w="2733" w:type="dxa"/>
             <w:tcBorders>
               <w:left w:val="single" w:sz="2" w:space="0" w:color="000000"/>
               <w:bottom w:val="single" w:sz="2" w:space="0" w:color="000000"/>
@@ -3465,7 +3645,7 @@
         <w:trPr/>
         <w:tc>
           <w:tcPr>
-            <w:tcW w:w="1589" w:type="dxa"/>
+            <w:tcW w:w="1588" w:type="dxa"/>
             <w:tcBorders>
               <w:left w:val="single" w:sz="2" w:space="0" w:color="000000"/>
               <w:bottom w:val="single" w:sz="2" w:space="0" w:color="000000"/>
@@ -3517,7 +3697,7 @@
         </w:tc>
         <w:tc>
           <w:tcPr>
-            <w:tcW w:w="2732" w:type="dxa"/>
+            <w:tcW w:w="2733" w:type="dxa"/>
             <w:tcBorders>
               <w:left w:val="single" w:sz="2" w:space="0" w:color="000000"/>
               <w:bottom w:val="single" w:sz="2" w:space="0" w:color="000000"/>
@@ -3547,7 +3727,7 @@
         <w:trPr/>
         <w:tc>
           <w:tcPr>
-            <w:tcW w:w="1589" w:type="dxa"/>
+            <w:tcW w:w="1588" w:type="dxa"/>
             <w:tcBorders>
               <w:left w:val="single" w:sz="2" w:space="0" w:color="000000"/>
               <w:bottom w:val="single" w:sz="2" w:space="0" w:color="000000"/>
@@ -3599,7 +3779,7 @@
         </w:tc>
         <w:tc>
           <w:tcPr>
-            <w:tcW w:w="2732" w:type="dxa"/>
+            <w:tcW w:w="2733" w:type="dxa"/>
             <w:tcBorders>
               <w:left w:val="single" w:sz="2" w:space="0" w:color="000000"/>
               <w:bottom w:val="single" w:sz="2" w:space="0" w:color="000000"/>
@@ -3629,7 +3809,7 @@
         <w:trPr/>
         <w:tc>
           <w:tcPr>
-            <w:tcW w:w="1589" w:type="dxa"/>
+            <w:tcW w:w="1588" w:type="dxa"/>
             <w:tcBorders>
               <w:left w:val="single" w:sz="2" w:space="0" w:color="000000"/>
               <w:bottom w:val="single" w:sz="2" w:space="0" w:color="000000"/>
@@ -3682,7 +3862,7 @@
         </w:tc>
         <w:tc>
           <w:tcPr>
-            <w:tcW w:w="2732" w:type="dxa"/>
+            <w:tcW w:w="2733" w:type="dxa"/>
             <w:tcBorders>
               <w:left w:val="single" w:sz="2" w:space="0" w:color="000000"/>
               <w:bottom w:val="single" w:sz="2" w:space="0" w:color="000000"/>
@@ -3713,7 +3893,7 @@
         <w:trPr/>
         <w:tc>
           <w:tcPr>
-            <w:tcW w:w="1589" w:type="dxa"/>
+            <w:tcW w:w="1588" w:type="dxa"/>
             <w:tcBorders>
               <w:left w:val="single" w:sz="2" w:space="0" w:color="000000"/>
               <w:bottom w:val="single" w:sz="2" w:space="0" w:color="000000"/>
@@ -3766,7 +3946,7 @@
         </w:tc>
         <w:tc>
           <w:tcPr>
-            <w:tcW w:w="2732" w:type="dxa"/>
+            <w:tcW w:w="2733" w:type="dxa"/>
             <w:tcBorders>
               <w:left w:val="single" w:sz="2" w:space="0" w:color="000000"/>
               <w:bottom w:val="single" w:sz="2" w:space="0" w:color="000000"/>
@@ -3797,7 +3977,7 @@
         <w:trPr/>
         <w:tc>
           <w:tcPr>
-            <w:tcW w:w="1589" w:type="dxa"/>
+            <w:tcW w:w="1588" w:type="dxa"/>
             <w:tcBorders>
               <w:left w:val="single" w:sz="2" w:space="0" w:color="000000"/>
               <w:bottom w:val="single" w:sz="2" w:space="0" w:color="000000"/>
@@ -3850,7 +4030,7 @@
         </w:tc>
         <w:tc>
           <w:tcPr>
-            <w:tcW w:w="2732" w:type="dxa"/>
+            <w:tcW w:w="2733" w:type="dxa"/>
             <w:tcBorders>
               <w:left w:val="single" w:sz="2" w:space="0" w:color="000000"/>
               <w:bottom w:val="single" w:sz="2" w:space="0" w:color="000000"/>
@@ -3881,7 +4061,7 @@
         <w:trPr/>
         <w:tc>
           <w:tcPr>
-            <w:tcW w:w="1589" w:type="dxa"/>
+            <w:tcW w:w="1588" w:type="dxa"/>
             <w:tcBorders>
               <w:left w:val="single" w:sz="2" w:space="0" w:color="000000"/>
               <w:bottom w:val="single" w:sz="2" w:space="0" w:color="000000"/>
@@ -3931,7 +4111,7 @@
         </w:tc>
         <w:tc>
           <w:tcPr>
-            <w:tcW w:w="2732" w:type="dxa"/>
+            <w:tcW w:w="2733" w:type="dxa"/>
             <w:tcBorders>
               <w:left w:val="single" w:sz="2" w:space="0" w:color="000000"/>
               <w:bottom w:val="single" w:sz="2" w:space="0" w:color="000000"/>
@@ -3962,7 +4142,7 @@
         <w:trPr/>
         <w:tc>
           <w:tcPr>
-            <w:tcW w:w="1589" w:type="dxa"/>
+            <w:tcW w:w="1588" w:type="dxa"/>
             <w:tcBorders>
               <w:left w:val="single" w:sz="2" w:space="0" w:color="000000"/>
               <w:bottom w:val="single" w:sz="2" w:space="0" w:color="000000"/>
@@ -4006,29 +4186,13 @@
                 <w:sz w:val="22"/>
                 <w:lang w:val="da-DK"/>
               </w:rPr>
-              <w:t>Sæt afspilningstempo til % af Norm</w:t>
-            </w:r>
-            <w:r>
-              <w:rPr>
-                <w:rFonts w:cs="Verdana" w:ascii="Verdana" w:hAnsi="Verdana"/>
-                <w:sz w:val="22"/>
-                <w:lang w:val="da-DK"/>
-              </w:rPr>
-              <w:t>a</w:t>
-            </w:r>
-            <w:r>
-              <w:rPr>
-                <w:rFonts w:cs="Verdana" w:ascii="Verdana" w:hAnsi="Verdana"/>
-                <w:sz w:val="22"/>
-                <w:lang w:val="da-DK"/>
-              </w:rPr>
-              <w:t>lt tempo</w:t>
-            </w:r>
-          </w:p>
-        </w:tc>
-        <w:tc>
-          <w:tcPr>
-            <w:tcW w:w="2732" w:type="dxa"/>
+              <w:t>Sæt afspilningstempo til % af Normalt tempo</w:t>
+            </w:r>
+          </w:p>
+        </w:tc>
+        <w:tc>
+          <w:tcPr>
+            <w:tcW w:w="2733" w:type="dxa"/>
             <w:tcBorders>
               <w:left w:val="single" w:sz="2" w:space="0" w:color="000000"/>
               <w:bottom w:val="single" w:sz="2" w:space="0" w:color="000000"/>
@@ -4059,7 +4223,7 @@
         <w:trPr/>
         <w:tc>
           <w:tcPr>
-            <w:tcW w:w="1589" w:type="dxa"/>
+            <w:tcW w:w="1588" w:type="dxa"/>
             <w:tcBorders>
               <w:left w:val="single" w:sz="2" w:space="0" w:color="000000"/>
               <w:bottom w:val="single" w:sz="2" w:space="0" w:color="000000"/>
@@ -4115,7 +4279,7 @@
         </w:tc>
         <w:tc>
           <w:tcPr>
-            <w:tcW w:w="2732" w:type="dxa"/>
+            <w:tcW w:w="2733" w:type="dxa"/>
             <w:tcBorders>
               <w:left w:val="single" w:sz="2" w:space="0" w:color="000000"/>
               <w:bottom w:val="single" w:sz="2" w:space="0" w:color="000000"/>
@@ -4145,7 +4309,7 @@
         <w:trPr/>
         <w:tc>
           <w:tcPr>
-            <w:tcW w:w="1589" w:type="dxa"/>
+            <w:tcW w:w="1588" w:type="dxa"/>
             <w:tcBorders>
               <w:left w:val="single" w:sz="2" w:space="0" w:color="000000"/>
               <w:bottom w:val="single" w:sz="2" w:space="0" w:color="000000"/>
@@ -4201,7 +4365,7 @@
         </w:tc>
         <w:tc>
           <w:tcPr>
-            <w:tcW w:w="2732" w:type="dxa"/>
+            <w:tcW w:w="2733" w:type="dxa"/>
             <w:tcBorders>
               <w:left w:val="single" w:sz="2" w:space="0" w:color="000000"/>
               <w:bottom w:val="single" w:sz="2" w:space="0" w:color="000000"/>
@@ -4233,7 +4397,7 @@
         <w:trPr/>
         <w:tc>
           <w:tcPr>
-            <w:tcW w:w="1589" w:type="dxa"/>
+            <w:tcW w:w="1588" w:type="dxa"/>
             <w:tcBorders>
               <w:left w:val="single" w:sz="2" w:space="0" w:color="000000"/>
               <w:bottom w:val="single" w:sz="2" w:space="0" w:color="000000"/>
@@ -4293,7 +4457,7 @@
         </w:tc>
         <w:tc>
           <w:tcPr>
-            <w:tcW w:w="2732" w:type="dxa"/>
+            <w:tcW w:w="2733" w:type="dxa"/>
             <w:tcBorders>
               <w:left w:val="single" w:sz="2" w:space="0" w:color="000000"/>
               <w:bottom w:val="single" w:sz="2" w:space="0" w:color="000000"/>
@@ -4328,7 +4492,7 @@
         <w:trPr/>
         <w:tc>
           <w:tcPr>
-            <w:tcW w:w="1589" w:type="dxa"/>
+            <w:tcW w:w="1588" w:type="dxa"/>
             <w:tcBorders>
               <w:left w:val="single" w:sz="2" w:space="0" w:color="000000"/>
               <w:bottom w:val="single" w:sz="2" w:space="0" w:color="000000"/>
@@ -4388,7 +4552,7 @@
         </w:tc>
         <w:tc>
           <w:tcPr>
-            <w:tcW w:w="2732" w:type="dxa"/>
+            <w:tcW w:w="2733" w:type="dxa"/>
             <w:tcBorders>
               <w:left w:val="single" w:sz="2" w:space="0" w:color="000000"/>
               <w:bottom w:val="single" w:sz="2" w:space="0" w:color="000000"/>
@@ -4423,7 +4587,7 @@
         <w:trPr/>
         <w:tc>
           <w:tcPr>
-            <w:tcW w:w="1589" w:type="dxa"/>
+            <w:tcW w:w="1588" w:type="dxa"/>
             <w:tcBorders>
               <w:left w:val="single" w:sz="2" w:space="0" w:color="000000"/>
               <w:bottom w:val="single" w:sz="2" w:space="0" w:color="000000"/>
@@ -4483,7 +4647,7 @@
         </w:tc>
         <w:tc>
           <w:tcPr>
-            <w:tcW w:w="2732" w:type="dxa"/>
+            <w:tcW w:w="2733" w:type="dxa"/>
             <w:tcBorders>
               <w:left w:val="single" w:sz="2" w:space="0" w:color="000000"/>
               <w:bottom w:val="single" w:sz="2" w:space="0" w:color="000000"/>
@@ -4518,7 +4682,7 @@
         <w:trPr/>
         <w:tc>
           <w:tcPr>
-            <w:tcW w:w="1589" w:type="dxa"/>
+            <w:tcW w:w="1588" w:type="dxa"/>
             <w:tcBorders>
               <w:left w:val="single" w:sz="2" w:space="0" w:color="000000"/>
               <w:bottom w:val="single" w:sz="2" w:space="0" w:color="000000"/>
@@ -4578,7 +4742,7 @@
         </w:tc>
         <w:tc>
           <w:tcPr>
-            <w:tcW w:w="2732" w:type="dxa"/>
+            <w:tcW w:w="2733" w:type="dxa"/>
             <w:tcBorders>
               <w:left w:val="single" w:sz="2" w:space="0" w:color="000000"/>
               <w:bottom w:val="single" w:sz="2" w:space="0" w:color="000000"/>
@@ -4613,7 +4777,7 @@
         <w:trPr/>
         <w:tc>
           <w:tcPr>
-            <w:tcW w:w="1589" w:type="dxa"/>
+            <w:tcW w:w="1588" w:type="dxa"/>
             <w:tcBorders>
               <w:left w:val="single" w:sz="2" w:space="0" w:color="000000"/>
               <w:bottom w:val="single" w:sz="2" w:space="0" w:color="000000"/>
@@ -4673,7 +4837,7 @@
         </w:tc>
         <w:tc>
           <w:tcPr>
-            <w:tcW w:w="2732" w:type="dxa"/>
+            <w:tcW w:w="2733" w:type="dxa"/>
             <w:tcBorders>
               <w:left w:val="single" w:sz="2" w:space="0" w:color="000000"/>
               <w:bottom w:val="single" w:sz="2" w:space="0" w:color="000000"/>
@@ -4708,7 +4872,7 @@
         <w:trPr/>
         <w:tc>
           <w:tcPr>
-            <w:tcW w:w="1589" w:type="dxa"/>
+            <w:tcW w:w="1588" w:type="dxa"/>
             <w:tcBorders>
               <w:left w:val="single" w:sz="2" w:space="0" w:color="000000"/>
               <w:bottom w:val="single" w:sz="2" w:space="0" w:color="000000"/>
@@ -4772,7 +4936,7 @@
         </w:tc>
         <w:tc>
           <w:tcPr>
-            <w:tcW w:w="2732" w:type="dxa"/>
+            <w:tcW w:w="2733" w:type="dxa"/>
             <w:tcBorders>
               <w:left w:val="single" w:sz="2" w:space="0" w:color="000000"/>
               <w:bottom w:val="single" w:sz="2" w:space="0" w:color="000000"/>
@@ -4805,7 +4969,7 @@
         <w:trPr/>
         <w:tc>
           <w:tcPr>
-            <w:tcW w:w="1589" w:type="dxa"/>
+            <w:tcW w:w="1588" w:type="dxa"/>
             <w:tcBorders>
               <w:left w:val="single" w:sz="2" w:space="0" w:color="000000"/>
               <w:bottom w:val="single" w:sz="2" w:space="0" w:color="000000"/>
@@ -4869,7 +5033,7 @@
         </w:tc>
         <w:tc>
           <w:tcPr>
-            <w:tcW w:w="2732" w:type="dxa"/>
+            <w:tcW w:w="2733" w:type="dxa"/>
             <w:tcBorders>
               <w:left w:val="single" w:sz="2" w:space="0" w:color="000000"/>
               <w:bottom w:val="single" w:sz="2" w:space="0" w:color="000000"/>
@@ -4902,7 +5066,7 @@
         <w:trPr/>
         <w:tc>
           <w:tcPr>
-            <w:tcW w:w="1589" w:type="dxa"/>
+            <w:tcW w:w="1588" w:type="dxa"/>
             <w:tcBorders>
               <w:left w:val="single" w:sz="2" w:space="0" w:color="000000"/>
               <w:bottom w:val="single" w:sz="2" w:space="0" w:color="000000"/>
@@ -4948,15 +5112,16 @@
                 <w:color w:val="C9211E"/>
                 <w:sz w:val="22"/>
               </w:rPr>
-              <w:t xml:space="preserve">Start </w:t>
+              <w:t>Start Capella med valgte MusicXml</w:t>
             </w:r>
             <w:r>
               <w:rPr>
                 <w:rFonts w:cs="Verdana" w:ascii="Verdana" w:hAnsi="Verdana"/>
                 <w:color w:val="C9211E"/>
                 <w:sz w:val="22"/>
-              </w:rPr>
-              <w:t>Capella</w:t>
+                <w:lang w:val="da-DK"/>
+              </w:rPr>
+              <w:t>-</w:t>
             </w:r>
             <w:r>
               <w:rPr>
@@ -4964,30 +5129,13 @@
                 <w:color w:val="C9211E"/>
                 <w:sz w:val="22"/>
               </w:rPr>
-              <w:t xml:space="preserve"> med valgte MusicXml</w:t>
-            </w:r>
-            <w:r>
-              <w:rPr>
-                <w:rFonts w:cs="Verdana" w:ascii="Verdana" w:hAnsi="Verdana"/>
-                <w:color w:val="C9211E"/>
-                <w:sz w:val="22"/>
-                <w:lang w:val="da-DK"/>
-              </w:rPr>
-              <w:t>-</w:t>
-            </w:r>
-            <w:r>
-              <w:rPr>
-                <w:rFonts w:cs="Verdana" w:ascii="Verdana" w:hAnsi="Verdana"/>
-                <w:color w:val="C9211E"/>
-                <w:sz w:val="22"/>
-              </w:rPr>
               <w:t>fil</w:t>
             </w:r>
           </w:p>
         </w:tc>
         <w:tc>
           <w:tcPr>
-            <w:tcW w:w="2732" w:type="dxa"/>
+            <w:tcW w:w="2733" w:type="dxa"/>
             <w:tcBorders>
               <w:left w:val="single" w:sz="2" w:space="0" w:color="000000"/>
               <w:bottom w:val="single" w:sz="2" w:space="0" w:color="000000"/>
@@ -5020,7 +5168,7 @@
         <w:trPr/>
         <w:tc>
           <w:tcPr>
-            <w:tcW w:w="1589" w:type="dxa"/>
+            <w:tcW w:w="1588" w:type="dxa"/>
             <w:tcBorders>
               <w:left w:val="single" w:sz="2" w:space="0" w:color="000000"/>
               <w:bottom w:val="single" w:sz="2" w:space="0" w:color="000000"/>
@@ -5066,15 +5214,16 @@
                 <w:color w:val="C9211E"/>
                 <w:sz w:val="22"/>
               </w:rPr>
-              <w:t xml:space="preserve">Start </w:t>
+              <w:t>Start Finale med valgte MusicXml</w:t>
             </w:r>
             <w:r>
               <w:rPr>
                 <w:rFonts w:cs="Verdana" w:ascii="Verdana" w:hAnsi="Verdana"/>
                 <w:color w:val="C9211E"/>
                 <w:sz w:val="22"/>
-              </w:rPr>
-              <w:t>Finale</w:t>
+                <w:lang w:val="da-DK"/>
+              </w:rPr>
+              <w:t>-</w:t>
             </w:r>
             <w:r>
               <w:rPr>
@@ -5082,30 +5231,13 @@
                 <w:color w:val="C9211E"/>
                 <w:sz w:val="22"/>
               </w:rPr>
-              <w:t xml:space="preserve"> med valgte MusicXml</w:t>
-            </w:r>
-            <w:r>
-              <w:rPr>
-                <w:rFonts w:cs="Verdana" w:ascii="Verdana" w:hAnsi="Verdana"/>
-                <w:color w:val="C9211E"/>
-                <w:sz w:val="22"/>
-                <w:lang w:val="da-DK"/>
-              </w:rPr>
-              <w:t>-</w:t>
-            </w:r>
-            <w:r>
-              <w:rPr>
-                <w:rFonts w:cs="Verdana" w:ascii="Verdana" w:hAnsi="Verdana"/>
-                <w:color w:val="C9211E"/>
-                <w:sz w:val="22"/>
-              </w:rPr>
               <w:t>fil</w:t>
             </w:r>
           </w:p>
         </w:tc>
         <w:tc>
           <w:tcPr>
-            <w:tcW w:w="2732" w:type="dxa"/>
+            <w:tcW w:w="2733" w:type="dxa"/>
             <w:tcBorders>
               <w:left w:val="single" w:sz="2" w:space="0" w:color="000000"/>
               <w:bottom w:val="single" w:sz="2" w:space="0" w:color="000000"/>
@@ -5138,7 +5270,7 @@
         <w:trPr/>
         <w:tc>
           <w:tcPr>
-            <w:tcW w:w="1589" w:type="dxa"/>
+            <w:tcW w:w="1588" w:type="dxa"/>
             <w:tcBorders>
               <w:left w:val="single" w:sz="2" w:space="0" w:color="000000"/>
               <w:bottom w:val="single" w:sz="2" w:space="0" w:color="000000"/>
@@ -5190,7 +5322,7 @@
         </w:tc>
         <w:tc>
           <w:tcPr>
-            <w:tcW w:w="2732" w:type="dxa"/>
+            <w:tcW w:w="2733" w:type="dxa"/>
             <w:tcBorders>
               <w:left w:val="single" w:sz="2" w:space="0" w:color="000000"/>
               <w:bottom w:val="single" w:sz="2" w:space="0" w:color="000000"/>
@@ -5220,7 +5352,7 @@
         <w:trPr/>
         <w:tc>
           <w:tcPr>
-            <w:tcW w:w="1589" w:type="dxa"/>
+            <w:tcW w:w="1588" w:type="dxa"/>
             <w:tcBorders>
               <w:left w:val="single" w:sz="2" w:space="0" w:color="000000"/>
               <w:bottom w:val="single" w:sz="2" w:space="0" w:color="000000"/>
@@ -5272,7 +5404,7 @@
         </w:tc>
         <w:tc>
           <w:tcPr>
-            <w:tcW w:w="2732" w:type="dxa"/>
+            <w:tcW w:w="2733" w:type="dxa"/>
             <w:tcBorders>
               <w:left w:val="single" w:sz="2" w:space="0" w:color="000000"/>
               <w:bottom w:val="single" w:sz="2" w:space="0" w:color="000000"/>
@@ -5302,7 +5434,7 @@
         <w:trPr/>
         <w:tc>
           <w:tcPr>
-            <w:tcW w:w="1589" w:type="dxa"/>
+            <w:tcW w:w="1588" w:type="dxa"/>
             <w:tcBorders>
               <w:left w:val="single" w:sz="2" w:space="0" w:color="000000"/>
               <w:bottom w:val="single" w:sz="2" w:space="0" w:color="000000"/>
@@ -5345,14 +5477,7 @@
                 <w:rFonts w:cs="Verdana" w:ascii="Verdana" w:hAnsi="Verdana"/>
                 <w:sz w:val="22"/>
               </w:rPr>
-              <w:t>Vis</w:t>
-            </w:r>
-            <w:r>
-              <w:rPr>
-                <w:rFonts w:cs="Verdana" w:ascii="Verdana" w:hAnsi="Verdana"/>
-                <w:sz w:val="22"/>
-              </w:rPr>
-              <w:t xml:space="preserve"> valgte MusicXml</w:t>
+              <w:t>Vis valgte MusicXml</w:t>
             </w:r>
             <w:r>
               <w:rPr>
@@ -5373,7 +5498,7 @@
         </w:tc>
         <w:tc>
           <w:tcPr>
-            <w:tcW w:w="2732" w:type="dxa"/>
+            <w:tcW w:w="2733" w:type="dxa"/>
             <w:tcBorders>
               <w:left w:val="single" w:sz="2" w:space="0" w:color="000000"/>
               <w:bottom w:val="single" w:sz="2" w:space="0" w:color="000000"/>
@@ -5403,7 +5528,7 @@
         <w:trPr/>
         <w:tc>
           <w:tcPr>
-            <w:tcW w:w="1589" w:type="dxa"/>
+            <w:tcW w:w="1588" w:type="dxa"/>
             <w:tcBorders>
               <w:left w:val="single" w:sz="2" w:space="0" w:color="000000"/>
               <w:bottom w:val="single" w:sz="2" w:space="0" w:color="000000"/>
@@ -5457,16 +5582,7 @@
                 <w:sz w:val="22"/>
                 <w:szCs w:val="22"/>
               </w:rPr>
-              <w:t>Vis</w:t>
-            </w:r>
-            <w:r>
-              <w:rPr>
-                <w:rFonts w:cs="Verdana" w:ascii="Verdana" w:hAnsi="Verdana"/>
-                <w:color w:val="C9211E"/>
-                <w:sz w:val="22"/>
-                <w:szCs w:val="22"/>
-              </w:rPr>
-              <w:t xml:space="preserve"> valgte MusicXml</w:t>
+              <w:t>Vis valgte MusicXml</w:t>
             </w:r>
             <w:r>
               <w:rPr>
@@ -5485,22 +5601,13 @@
                 <w:sz w:val="22"/>
                 <w:szCs w:val="22"/>
               </w:rPr>
-              <w:t xml:space="preserve">fil som rå XML </w:t>
-            </w:r>
-            <w:r>
-              <w:rPr>
-                <w:rFonts w:cs="Verdana" w:ascii="Verdana" w:hAnsi="Verdana"/>
-                <w:color w:val="C9211E"/>
-                <w:sz w:val="22"/>
-                <w:szCs w:val="22"/>
-              </w:rPr>
-              <w:t>med Google Chrome</w:t>
-            </w:r>
-          </w:p>
-        </w:tc>
-        <w:tc>
-          <w:tcPr>
-            <w:tcW w:w="2732" w:type="dxa"/>
+              <w:t>fil som rå XML med Google Chrome</w:t>
+            </w:r>
+          </w:p>
+        </w:tc>
+        <w:tc>
+          <w:tcPr>
+            <w:tcW w:w="2733" w:type="dxa"/>
             <w:tcBorders>
               <w:left w:val="single" w:sz="2" w:space="0" w:color="000000"/>
               <w:bottom w:val="single" w:sz="2" w:space="0" w:color="000000"/>
@@ -5534,7 +5641,7 @@
         <w:trPr/>
         <w:tc>
           <w:tcPr>
-            <w:tcW w:w="1589" w:type="dxa"/>
+            <w:tcW w:w="1588" w:type="dxa"/>
             <w:tcBorders>
               <w:left w:val="single" w:sz="2" w:space="0" w:color="000000"/>
               <w:bottom w:val="single" w:sz="2" w:space="0" w:color="000000"/>
@@ -5577,20 +5684,13 @@
                 <w:rFonts w:cs="Verdana" w:ascii="Verdana" w:hAnsi="Verdana"/>
                 <w:sz w:val="22"/>
               </w:rPr>
-              <w:t>Vis</w:t>
-            </w:r>
-            <w:r>
-              <w:rPr>
-                <w:rFonts w:cs="Verdana" w:ascii="Verdana" w:hAnsi="Verdana"/>
-                <w:sz w:val="22"/>
-              </w:rPr>
-              <w:t xml:space="preserve"> JAWS indstillinger for IBOS Nodelæser</w:t>
-            </w:r>
-          </w:p>
-        </w:tc>
-        <w:tc>
-          <w:tcPr>
-            <w:tcW w:w="2732" w:type="dxa"/>
+              <w:t>Vis JAWS indstillinger for IBOS Nodelæser</w:t>
+            </w:r>
+          </w:p>
+        </w:tc>
+        <w:tc>
+          <w:tcPr>
+            <w:tcW w:w="2733" w:type="dxa"/>
             <w:tcBorders>
               <w:left w:val="single" w:sz="2" w:space="0" w:color="000000"/>
               <w:bottom w:val="single" w:sz="2" w:space="0" w:color="000000"/>
@@ -5620,7 +5720,7 @@
         <w:trPr/>
         <w:tc>
           <w:tcPr>
-            <w:tcW w:w="1589" w:type="dxa"/>
+            <w:tcW w:w="1588" w:type="dxa"/>
             <w:tcBorders>
               <w:left w:val="single" w:sz="2" w:space="0" w:color="000000"/>
               <w:bottom w:val="single" w:sz="2" w:space="0" w:color="000000"/>
@@ -5666,29 +5766,13 @@
                 <w:color w:val="C9211E"/>
                 <w:sz w:val="22"/>
               </w:rPr>
-              <w:t>Vis B</w:t>
-            </w:r>
-            <w:r>
-              <w:rPr>
-                <w:rFonts w:cs="Verdana" w:ascii="Verdana" w:hAnsi="Verdana"/>
-                <w:color w:val="C9211E"/>
-                <w:sz w:val="22"/>
-              </w:rPr>
-              <w:t xml:space="preserve">rugerindstillinger </w:t>
-            </w:r>
-            <w:r>
-              <w:rPr>
-                <w:rFonts w:cs="Verdana" w:ascii="Verdana" w:hAnsi="Verdana"/>
-                <w:color w:val="C9211E"/>
-                <w:sz w:val="22"/>
-              </w:rPr>
-              <w:t>for denne MusicXml fil</w:t>
-            </w:r>
-          </w:p>
-        </w:tc>
-        <w:tc>
-          <w:tcPr>
-            <w:tcW w:w="2732" w:type="dxa"/>
+              <w:t>Vis Brugerindstillinger for denne MusicXml fil</w:t>
+            </w:r>
+          </w:p>
+        </w:tc>
+        <w:tc>
+          <w:tcPr>
+            <w:tcW w:w="2733" w:type="dxa"/>
             <w:tcBorders>
               <w:left w:val="single" w:sz="2" w:space="0" w:color="000000"/>
               <w:bottom w:val="single" w:sz="2" w:space="0" w:color="000000"/>
@@ -5718,7 +5802,7 @@
         <w:trPr/>
         <w:tc>
           <w:tcPr>
-            <w:tcW w:w="1589" w:type="dxa"/>
+            <w:tcW w:w="1588" w:type="dxa"/>
             <w:tcBorders>
               <w:left w:val="single" w:sz="2" w:space="0" w:color="000000"/>
               <w:bottom w:val="single" w:sz="2" w:space="0" w:color="000000"/>
@@ -5822,7 +5906,7 @@
         </w:tc>
         <w:tc>
           <w:tcPr>
-            <w:tcW w:w="2732" w:type="dxa"/>
+            <w:tcW w:w="2733" w:type="dxa"/>
             <w:tcBorders>
               <w:left w:val="single" w:sz="2" w:space="0" w:color="000000"/>
               <w:bottom w:val="single" w:sz="2" w:space="0" w:color="000000"/>
@@ -5852,7 +5936,7 @@
         <w:trPr/>
         <w:tc>
           <w:tcPr>
-            <w:tcW w:w="1589" w:type="dxa"/>
+            <w:tcW w:w="1588" w:type="dxa"/>
             <w:tcBorders>
               <w:left w:val="single" w:sz="2" w:space="0" w:color="000000"/>
               <w:bottom w:val="single" w:sz="2" w:space="0" w:color="000000"/>
@@ -5953,7 +6037,7 @@
         </w:tc>
         <w:tc>
           <w:tcPr>
-            <w:tcW w:w="2732" w:type="dxa"/>
+            <w:tcW w:w="2733" w:type="dxa"/>
             <w:tcBorders>
               <w:left w:val="single" w:sz="2" w:space="0" w:color="000000"/>
               <w:bottom w:val="single" w:sz="2" w:space="0" w:color="000000"/>
@@ -6007,6 +6091,255 @@
           <w:rFonts w:cs="Verdana" w:ascii="Verdana" w:hAnsi="Verdana"/>
         </w:rPr>
         <w:t>Nogle af menuliniens funktioner er selvforklarende, andre behøver en kommentar:</w:t>
+      </w:r>
+    </w:p>
+    <w:p>
+      <w:pPr>
+        <w:pStyle w:val="Overskrift3"/>
+        <w:numPr>
+          <w:ilvl w:val="2"/>
+          <w:numId w:val="3"/>
+        </w:numPr>
+        <w:rPr>
+          <w:rFonts w:ascii="Verdana" w:hAnsi="Verdana" w:cs="Verdana"/>
+        </w:rPr>
+      </w:pPr>
+      <w:bookmarkStart w:id="3" w:name="__RefHeading___Toc531076548"/>
+      <w:bookmarkEnd w:id="3"/>
+      <w:r>
+        <w:rPr>
+          <w:rFonts w:cs="Verdana" w:ascii="Verdana" w:hAnsi="Verdana"/>
+        </w:rPr>
+        <w:t>Filer</w:t>
+      </w:r>
+    </w:p>
+    <w:p>
+      <w:pPr>
+        <w:pStyle w:val="Brdtekst"/>
+        <w:rPr/>
+      </w:pPr>
+      <w:r>
+        <w:rPr>
+          <w:rFonts w:cs="Verdana" w:ascii="Verdana" w:hAnsi="Verdana"/>
+          <w:lang w:val="da-DK"/>
+        </w:rPr>
+        <w:t>Herfra kan man udvælge og åbne dén MusicXml fil, som man ønsker at arbejde med.</w:t>
+      </w:r>
+    </w:p>
+    <w:p>
+      <w:pPr>
+        <w:pStyle w:val="Brdtekst"/>
+        <w:rPr>
+          <w:rFonts w:ascii="Verdana" w:hAnsi="Verdana" w:cs="Verdana"/>
+          <w:lang w:val="da-DK"/>
+        </w:rPr>
+      </w:pPr>
+      <w:r>
+        <w:rPr>
+          <w:rFonts w:cs="Verdana" w:ascii="Verdana" w:hAnsi="Verdana"/>
+          <w:lang w:val="da-DK"/>
+        </w:rPr>
+        <w:t>Desuden findes forskellige muligheder for at importere MusicXml filer hentet fra internettet til IBOS Nodelæser.</w:t>
+      </w:r>
+    </w:p>
+    <w:p>
+      <w:pPr>
+        <w:pStyle w:val="Brdtekst"/>
+        <w:rPr>
+          <w:rFonts w:ascii="Verdana" w:hAnsi="Verdana" w:cs="Verdana"/>
+          <w:lang w:val="da-DK"/>
+        </w:rPr>
+      </w:pPr>
+      <w:r>
+        <w:rPr>
+          <w:rFonts w:cs="Verdana" w:ascii="Verdana" w:hAnsi="Verdana"/>
+          <w:lang w:val="da-DK"/>
+        </w:rPr>
+      </w:r>
+    </w:p>
+    <w:p>
+      <w:pPr>
+        <w:pStyle w:val="Brdtekst"/>
+        <w:rPr/>
+      </w:pPr>
+      <w:r>
+        <w:rPr>
+          <w:rFonts w:cs="Verdana" w:ascii="Verdana" w:hAnsi="Verdana"/>
+          <w:lang w:val="da-DK"/>
+        </w:rPr>
+        <w:t>Endelig er der mulighed for at eksportere det aktuelle partitur til en punktnode fil, som senere kan overføres til et notatapparat eller udskrives på en punktprinter.</w:t>
+      </w:r>
+    </w:p>
+    <w:p>
+      <w:pPr>
+        <w:pStyle w:val="Brdtekst"/>
+        <w:rPr>
+          <w:rFonts w:ascii="Verdana" w:hAnsi="Verdana" w:cs="Verdana"/>
+          <w:lang w:val="da-DK"/>
+        </w:rPr>
+      </w:pPr>
+      <w:r>
+        <w:rPr>
+          <w:rFonts w:cs="Verdana" w:ascii="Verdana" w:hAnsi="Verdana"/>
+          <w:lang w:val="da-DK"/>
+        </w:rPr>
+        <w:t>Dette beskrives i detaljer i afsnittet "Export af punktnoder"</w:t>
+      </w:r>
+    </w:p>
+    <w:p>
+      <w:pPr>
+        <w:pStyle w:val="Brdtekst"/>
+        <w:rPr>
+          <w:rFonts w:ascii="Verdana" w:hAnsi="Verdana" w:cs="Verdana"/>
+          <w:lang w:val="da-DK"/>
+        </w:rPr>
+      </w:pPr>
+      <w:r>
+        <w:rPr>
+          <w:rFonts w:cs="Verdana" w:ascii="Verdana" w:hAnsi="Verdana"/>
+          <w:lang w:val="da-DK"/>
+        </w:rPr>
+      </w:r>
+    </w:p>
+    <w:p>
+      <w:pPr>
+        <w:pStyle w:val="Overskrift3"/>
+        <w:numPr>
+          <w:ilvl w:val="2"/>
+          <w:numId w:val="3"/>
+        </w:numPr>
+        <w:rPr>
+          <w:rFonts w:ascii="Verdana" w:hAnsi="Verdana" w:cs="Verdana"/>
+        </w:rPr>
+      </w:pPr>
+      <w:bookmarkStart w:id="4" w:name="__RefHeading___Toc531076549"/>
+      <w:bookmarkEnd w:id="4"/>
+      <w:r>
+        <w:rPr>
+          <w:rFonts w:cs="Verdana" w:ascii="Verdana" w:hAnsi="Verdana"/>
+        </w:rPr>
+        <w:t>Redigér</w:t>
+      </w:r>
+    </w:p>
+    <w:p>
+      <w:pPr>
+        <w:pStyle w:val="Brdtekst"/>
+        <w:rPr/>
+      </w:pPr>
+      <w:r>
+        <w:rPr>
+          <w:rFonts w:cs="Verdana" w:ascii="Verdana" w:hAnsi="Verdana"/>
+        </w:rPr>
+        <w:t xml:space="preserve">De fleste punkter under </w:t>
+      </w:r>
+      <w:r>
+        <w:rPr>
+          <w:rFonts w:cs="Verdana" w:ascii="Verdana" w:hAnsi="Verdana"/>
+          <w:b/>
+          <w:bCs/>
+        </w:rPr>
+        <w:t>"Redigér"</w:t>
+      </w:r>
+      <w:r>
+        <w:rPr>
+          <w:rFonts w:cs="Verdana" w:ascii="Verdana" w:hAnsi="Verdana"/>
+        </w:rPr>
+        <w:t xml:space="preserve"> starter en redigering af nodefilteret og dermed af</w:t>
+      </w:r>
+      <w:r>
+        <w:rPr>
+          <w:rFonts w:cs="Verdana" w:ascii="Verdana" w:hAnsi="Verdana"/>
+          <w:lang w:val="da-DK"/>
+        </w:rPr>
+        <w:t>,</w:t>
+      </w:r>
+      <w:r>
+        <w:rPr>
+          <w:rFonts w:cs="Verdana" w:ascii="Verdana" w:hAnsi="Verdana"/>
+        </w:rPr>
+        <w:t xml:space="preserve"> hvad der vises i Nodelisten. Men de forskellige underpunkter starter  redigeringen forskellige steder i nodefilteret. Se nærmere i afsnittet om Nodefilteret!</w:t>
+      </w:r>
+    </w:p>
+    <w:p>
+      <w:pPr>
+        <w:pStyle w:val="Brdtekst"/>
+        <w:rPr>
+          <w:rFonts w:ascii="Verdana" w:hAnsi="Verdana" w:cs="Verdana"/>
+        </w:rPr>
+      </w:pPr>
+      <w:r>
+        <w:rPr>
+          <w:rFonts w:cs="Verdana" w:ascii="Verdana" w:hAnsi="Verdana"/>
+        </w:rPr>
+        <w:t>Desuden findes der muligheder for at æntre afspilningstempo, repetere et interval af takter og vise en bestemt takt.</w:t>
+      </w:r>
+    </w:p>
+    <w:p>
+      <w:pPr>
+        <w:pStyle w:val="Overskrift3"/>
+        <w:numPr>
+          <w:ilvl w:val="2"/>
+          <w:numId w:val="3"/>
+        </w:numPr>
+        <w:rPr>
+          <w:rFonts w:ascii="Verdana" w:hAnsi="Verdana" w:cs="Verdana"/>
+        </w:rPr>
+      </w:pPr>
+      <w:bookmarkStart w:id="5" w:name="__RefHeading___Toc531076550"/>
+      <w:bookmarkEnd w:id="5"/>
+      <w:r>
+        <w:rPr>
+          <w:rFonts w:cs="Verdana" w:ascii="Verdana" w:hAnsi="Verdana"/>
+        </w:rPr>
+        <w:t>Vis</w:t>
+      </w:r>
+    </w:p>
+    <w:p>
+      <w:pPr>
+        <w:pStyle w:val="Brdtekst"/>
+        <w:rPr/>
+      </w:pPr>
+      <w:r>
+        <w:rPr>
+          <w:rFonts w:cs="Verdana" w:ascii="Verdana" w:hAnsi="Verdana"/>
+          <w:lang w:val="da-DK"/>
+        </w:rPr>
+        <w:t>Giver mulighed for at vise forskellige detaljer, som ikke er knyttet til et enkelt tidspunkt i musikken, for eksempel om de i partituret anvendte musik</w:t>
+        <w:softHyphen/>
+        <w:t>instrumenter.</w:t>
+      </w:r>
+    </w:p>
+    <w:p>
+      <w:pPr>
+        <w:pStyle w:val="Brdtekst"/>
+        <w:rPr>
+          <w:rFonts w:ascii="Verdana" w:hAnsi="Verdana" w:cs="Verdana"/>
+          <w:lang w:val="da-DK"/>
+        </w:rPr>
+      </w:pPr>
+      <w:r>
+        <w:rPr>
+          <w:rFonts w:cs="Verdana" w:ascii="Verdana" w:hAnsi="Verdana"/>
+          <w:lang w:val="da-DK"/>
+        </w:rPr>
+      </w:r>
+      <w:r>
+        <w:br w:type="page"/>
+      </w:r>
+    </w:p>
+    <w:p>
+      <w:pPr>
+        <w:pStyle w:val="Brdtekst"/>
+        <w:rPr>
+          <w:rFonts w:ascii="Verdana" w:hAnsi="Verdana" w:cs="Verdana"/>
+          <w:lang w:val="da-DK"/>
+        </w:rPr>
+      </w:pPr>
+      <w:r>
+        <w:rPr>
+          <w:rFonts w:cs="Verdana" w:ascii="Verdana" w:hAnsi="Verdana"/>
+          <w:lang w:val="da-DK"/>
+        </w:rPr>
       </w:r>
     </w:p>
     <w:p>
@@ -6016,30 +6349,87 @@
           <w:ilvl w:val="2"/>
           <w:numId w:val="2"/>
         </w:numPr>
+        <w:rPr/>
+      </w:pPr>
+      <w:bookmarkStart w:id="6" w:name="__RefHeading___Toc1586_1651833955"/>
+      <w:bookmarkEnd w:id="6"/>
+      <w:r>
+        <w:rPr>
+          <w:rFonts w:ascii="Verdana" w:hAnsi="Verdana"/>
+          <w:color w:val="C9211E"/>
+        </w:rPr>
+        <w:t>Indstillinger</w:t>
+      </w:r>
+    </w:p>
+    <w:p>
+      <w:pPr>
+        <w:pStyle w:val="Brdtekst"/>
+        <w:rPr>
+          <w:rFonts w:ascii="Verdana" w:hAnsi="Verdana"/>
+        </w:rPr>
+      </w:pPr>
+      <w:r>
+        <w:rPr>
+          <w:rFonts w:cs="Verdana" w:ascii="Verdana" w:hAnsi="Verdana"/>
+          <w:color w:val="C9211E"/>
+          <w:lang w:val="da-DK"/>
+        </w:rPr>
+        <w:t>Som nævnt i afsnittet om Eksport af punktnoder kan brugeren indsætte og gemme en lang række indstillinger. Og foruden indstillingerne for Eksport af Punktnoder findes ”Indstillinger” → ”Generelle Indstillinger” hvor brugeren selv kan ændre placeringen af forskellige hjælpeprogrammer.</w:t>
+      </w:r>
+    </w:p>
+    <w:p>
+      <w:pPr>
+        <w:pStyle w:val="Brdtekst"/>
         <w:rPr>
           <w:rFonts w:ascii="Verdana" w:hAnsi="Verdana" w:cs="Verdana"/>
-        </w:rPr>
-      </w:pPr>
-      <w:bookmarkStart w:id="3" w:name="__RefHeading___Toc531076548"/>
-      <w:bookmarkEnd w:id="3"/>
-      <w:r>
-        <w:rPr>
-          <w:rFonts w:cs="Verdana" w:ascii="Verdana" w:hAnsi="Verdana"/>
-        </w:rPr>
-        <w:t>Filer</w:t>
-      </w:r>
-    </w:p>
-    <w:p>
-      <w:pPr>
-        <w:pStyle w:val="Brdtekst"/>
-        <w:rPr/>
-      </w:pPr>
-      <w:r>
-        <w:rPr>
-          <w:rFonts w:cs="Verdana" w:ascii="Verdana" w:hAnsi="Verdana"/>
-          <w:lang w:val="da-DK"/>
-        </w:rPr>
-        <w:t>Herfra kan man udvælge og åbne dén MusicXml fil, som man ønsker at arbejde med.</w:t>
+          <w:color w:val="C9211E"/>
+          <w:lang w:val="da-DK"/>
+        </w:rPr>
+      </w:pPr>
+      <w:r>
+        <w:rPr>
+          <w:rFonts w:cs="Verdana" w:ascii="Verdana" w:hAnsi="Verdana"/>
+          <w:color w:val="C9211E"/>
+          <w:lang w:val="da-DK"/>
+        </w:rPr>
+        <w:t xml:space="preserve">Desuden vedligeholder programmet automatisk en række  ”senest brugte”  værdier, som overlever at programmet lukkes og genstartes. Den øjeblikkelige værdi af disse ”senest brugte” værdier kan aflæses i </w:t>
+      </w:r>
+    </w:p>
+    <w:p>
+      <w:pPr>
+        <w:pStyle w:val="Brdtekst"/>
+        <w:rPr>
+          <w:color w:val="C9211E"/>
+        </w:rPr>
+      </w:pPr>
+      <w:r>
+        <w:rPr>
+          <w:rFonts w:eastAsia="Verdana" w:cs="Verdana" w:ascii="Verdana" w:hAnsi="Verdana"/>
+          <w:color w:val="C9211E"/>
+          <w:lang w:val="da-DK"/>
+        </w:rPr>
+        <w:t>”</w:t>
+      </w:r>
+      <w:r>
+        <w:rPr>
+          <w:rFonts w:cs="Verdana" w:ascii="Verdana" w:hAnsi="Verdana"/>
+          <w:color w:val="C9211E"/>
+          <w:lang w:val="da-DK"/>
+        </w:rPr>
+        <w:t>Indstillinger” → ”Generelle Indstillinger”.</w:t>
+      </w:r>
+    </w:p>
+    <w:p>
+      <w:pPr>
+        <w:pStyle w:val="Brdtekst"/>
+        <w:rPr>
+          <w:color w:val="C9211E"/>
+        </w:rPr>
+      </w:pPr>
+      <w:r>
+        <w:rPr>
+          <w:color w:val="C9211E"/>
+        </w:rPr>
       </w:r>
     </w:p>
     <w:p>
@@ -6047,59 +6437,424 @@
         <w:pStyle w:val="Brdtekst"/>
         <w:rPr>
           <w:rFonts w:ascii="Verdana" w:hAnsi="Verdana" w:cs="Verdana"/>
-          <w:lang w:val="da-DK"/>
-        </w:rPr>
-      </w:pPr>
-      <w:r>
-        <w:rPr>
-          <w:rFonts w:cs="Verdana" w:ascii="Verdana" w:hAnsi="Verdana"/>
-          <w:lang w:val="da-DK"/>
-        </w:rPr>
-        <w:t>Desuden findes forskellige muligheder for at importere MusicXml filer hentet fra internettet til IBOS Nodelæser.</w:t>
-      </w:r>
-    </w:p>
-    <w:p>
-      <w:pPr>
-        <w:pStyle w:val="Brdtekst"/>
-        <w:rPr>
-          <w:rFonts w:ascii="Verdana" w:hAnsi="Verdana" w:cs="Verdana"/>
-          <w:lang w:val="da-DK"/>
-        </w:rPr>
-      </w:pPr>
-      <w:r>
-        <w:rPr>
-          <w:rFonts w:cs="Verdana" w:ascii="Verdana" w:hAnsi="Verdana"/>
-          <w:lang w:val="da-DK"/>
-        </w:rPr>
-      </w:r>
-    </w:p>
-    <w:p>
-      <w:pPr>
-        <w:pStyle w:val="Brdtekst"/>
-        <w:rPr/>
-      </w:pPr>
-      <w:r>
-        <w:rPr>
-          <w:rFonts w:cs="Verdana" w:ascii="Verdana" w:hAnsi="Verdana"/>
-          <w:lang w:val="da-DK"/>
-        </w:rPr>
-        <w:t>Endelig er der mulighed for at eksportere det aktuelle partitur til en punktnode fil, som senere kan overføres til et notatapparat eller udskrives på en punktprinter.</w:t>
-      </w:r>
-    </w:p>
-    <w:p>
-      <w:pPr>
-        <w:pStyle w:val="Brdtekst"/>
-        <w:rPr>
-          <w:rFonts w:ascii="Verdana" w:hAnsi="Verdana" w:cs="Verdana"/>
-          <w:lang w:val="da-DK"/>
-        </w:rPr>
-      </w:pPr>
-      <w:r>
-        <w:rPr>
-          <w:rFonts w:cs="Verdana" w:ascii="Verdana" w:hAnsi="Verdana"/>
-          <w:lang w:val="da-DK"/>
-        </w:rPr>
-        <w:t>Dette beskrives i detaljer i afsnittet "Export af punktnoder"</w:t>
+          <w:color w:val="C9211E"/>
+          <w:lang w:val="da-DK"/>
+        </w:rPr>
+      </w:pPr>
+      <w:r>
+        <w:rPr>
+          <w:rFonts w:cs="Verdana" w:ascii="Verdana" w:hAnsi="Verdana"/>
+          <w:color w:val="C9211E"/>
+          <w:lang w:val="da-DK"/>
+        </w:rPr>
+        <w:t>De generelle gemte indstillinger er:</w:t>
+      </w:r>
+    </w:p>
+    <w:tbl>
+      <w:tblPr>
+        <w:tblW w:w="9651" w:type="dxa"/>
+        <w:jc w:val="left"/>
+        <w:tblInd w:w="0" w:type="dxa"/>
+        <w:tblCellMar>
+          <w:top w:w="55" w:type="dxa"/>
+          <w:left w:w="55" w:type="dxa"/>
+          <w:bottom w:w="55" w:type="dxa"/>
+          <w:right w:w="55" w:type="dxa"/>
+        </w:tblCellMar>
+      </w:tblPr>
+      <w:tblGrid>
+        <w:gridCol w:w="3060"/>
+        <w:gridCol w:w="6591"/>
+      </w:tblGrid>
+      <w:tr>
+        <w:trPr/>
+        <w:tc>
+          <w:tcPr>
+            <w:tcW w:w="3060" w:type="dxa"/>
+            <w:tcBorders>
+              <w:top w:val="single" w:sz="2" w:space="0" w:color="000000"/>
+              <w:left w:val="single" w:sz="2" w:space="0" w:color="000000"/>
+              <w:bottom w:val="single" w:sz="2" w:space="0" w:color="000000"/>
+            </w:tcBorders>
+            <w:shd w:fill="auto" w:val="clear"/>
+          </w:tcPr>
+          <w:p>
+            <w:pPr>
+              <w:pStyle w:val="Tabelindhold"/>
+              <w:rPr>
+                <w:color w:val="C9211E"/>
+              </w:rPr>
+            </w:pPr>
+            <w:r>
+              <w:rPr>
+                <w:color w:val="C9211E"/>
+              </w:rPr>
+              <w:t>Navn</w:t>
+            </w:r>
+          </w:p>
+        </w:tc>
+        <w:tc>
+          <w:tcPr>
+            <w:tcW w:w="6591" w:type="dxa"/>
+            <w:tcBorders>
+              <w:top w:val="single" w:sz="2" w:space="0" w:color="000000"/>
+              <w:left w:val="single" w:sz="2" w:space="0" w:color="000000"/>
+              <w:bottom w:val="single" w:sz="2" w:space="0" w:color="000000"/>
+              <w:right w:val="single" w:sz="2" w:space="0" w:color="000000"/>
+            </w:tcBorders>
+            <w:shd w:fill="auto" w:val="clear"/>
+          </w:tcPr>
+          <w:p>
+            <w:pPr>
+              <w:pStyle w:val="Tabelindhold"/>
+              <w:rPr>
+                <w:color w:val="C9211E"/>
+              </w:rPr>
+            </w:pPr>
+            <w:r>
+              <w:rPr>
+                <w:color w:val="C9211E"/>
+              </w:rPr>
+              <w:t>Beskrivelse</w:t>
+            </w:r>
+          </w:p>
+        </w:tc>
+      </w:tr>
+      <w:tr>
+        <w:trPr/>
+        <w:tc>
+          <w:tcPr>
+            <w:tcW w:w="3060" w:type="dxa"/>
+            <w:tcBorders>
+              <w:left w:val="single" w:sz="2" w:space="0" w:color="000000"/>
+              <w:bottom w:val="single" w:sz="2" w:space="0" w:color="000000"/>
+            </w:tcBorders>
+            <w:shd w:fill="auto" w:val="clear"/>
+          </w:tcPr>
+          <w:p>
+            <w:pPr>
+              <w:pStyle w:val="Tabelindhold"/>
+              <w:rPr>
+                <w:color w:val="C9211E"/>
+              </w:rPr>
+            </w:pPr>
+            <w:r>
+              <w:rPr>
+                <w:color w:val="C9211E"/>
+              </w:rPr>
+              <w:t>Seneste MusicXml fil</w:t>
+            </w:r>
+          </w:p>
+        </w:tc>
+        <w:tc>
+          <w:tcPr>
+            <w:tcW w:w="6591" w:type="dxa"/>
+            <w:tcBorders>
+              <w:left w:val="single" w:sz="2" w:space="0" w:color="000000"/>
+              <w:bottom w:val="single" w:sz="2" w:space="0" w:color="000000"/>
+              <w:right w:val="single" w:sz="2" w:space="0" w:color="000000"/>
+            </w:tcBorders>
+            <w:shd w:fill="auto" w:val="clear"/>
+          </w:tcPr>
+          <w:p>
+            <w:pPr>
+              <w:pStyle w:val="Tabelindhold"/>
+              <w:rPr>
+                <w:color w:val="C9211E"/>
+              </w:rPr>
+            </w:pPr>
+            <w:r>
+              <w:rPr>
+                <w:color w:val="C9211E"/>
+              </w:rPr>
+              <w:t>Opdateres automatisk hver gang brugeren åbner en MusicXml fil</w:t>
+            </w:r>
+          </w:p>
+        </w:tc>
+      </w:tr>
+      <w:tr>
+        <w:trPr/>
+        <w:tc>
+          <w:tcPr>
+            <w:tcW w:w="3060" w:type="dxa"/>
+            <w:tcBorders>
+              <w:left w:val="single" w:sz="2" w:space="0" w:color="000000"/>
+              <w:bottom w:val="single" w:sz="2" w:space="0" w:color="000000"/>
+            </w:tcBorders>
+            <w:shd w:fill="auto" w:val="clear"/>
+          </w:tcPr>
+          <w:p>
+            <w:pPr>
+              <w:pStyle w:val="Tabelindhold"/>
+              <w:rPr>
+                <w:color w:val="C9211E"/>
+              </w:rPr>
+            </w:pPr>
+            <w:r>
+              <w:rPr>
+                <w:color w:val="C9211E"/>
+              </w:rPr>
+              <w:t>Seneste MusicXml mappe</w:t>
+            </w:r>
+          </w:p>
+        </w:tc>
+        <w:tc>
+          <w:tcPr>
+            <w:tcW w:w="6591" w:type="dxa"/>
+            <w:tcBorders>
+              <w:left w:val="single" w:sz="2" w:space="0" w:color="000000"/>
+              <w:bottom w:val="single" w:sz="2" w:space="0" w:color="000000"/>
+              <w:right w:val="single" w:sz="2" w:space="0" w:color="000000"/>
+            </w:tcBorders>
+            <w:shd w:fill="auto" w:val="clear"/>
+          </w:tcPr>
+          <w:p>
+            <w:pPr>
+              <w:pStyle w:val="Tabelindhold"/>
+              <w:rPr>
+                <w:color w:val="C9211E"/>
+              </w:rPr>
+            </w:pPr>
+            <w:r>
+              <w:rPr>
+                <w:color w:val="C9211E"/>
+              </w:rPr>
+              <w:t>Opdateres automatisk hver gang brugeren åbner en MusicXml fil</w:t>
+            </w:r>
+          </w:p>
+        </w:tc>
+      </w:tr>
+      <w:tr>
+        <w:trPr/>
+        <w:tc>
+          <w:tcPr>
+            <w:tcW w:w="3060" w:type="dxa"/>
+            <w:tcBorders>
+              <w:left w:val="single" w:sz="2" w:space="0" w:color="000000"/>
+              <w:bottom w:val="single" w:sz="2" w:space="0" w:color="000000"/>
+            </w:tcBorders>
+            <w:shd w:fill="auto" w:val="clear"/>
+          </w:tcPr>
+          <w:p>
+            <w:pPr>
+              <w:pStyle w:val="Tabelindhold"/>
+              <w:rPr>
+                <w:color w:val="C9211E"/>
+              </w:rPr>
+            </w:pPr>
+            <w:r>
+              <w:rPr>
+                <w:color w:val="C9211E"/>
+              </w:rPr>
+              <w:t>Seneste punktnode mappe</w:t>
+            </w:r>
+          </w:p>
+        </w:tc>
+        <w:tc>
+          <w:tcPr>
+            <w:tcW w:w="6591" w:type="dxa"/>
+            <w:tcBorders>
+              <w:left w:val="single" w:sz="2" w:space="0" w:color="000000"/>
+              <w:bottom w:val="single" w:sz="2" w:space="0" w:color="000000"/>
+              <w:right w:val="single" w:sz="2" w:space="0" w:color="000000"/>
+            </w:tcBorders>
+            <w:shd w:fill="auto" w:val="clear"/>
+          </w:tcPr>
+          <w:p>
+            <w:pPr>
+              <w:pStyle w:val="Tabelindhold"/>
+              <w:rPr>
+                <w:color w:val="C9211E"/>
+              </w:rPr>
+            </w:pPr>
+            <w:r>
+              <w:rPr>
+                <w:color w:val="C9211E"/>
+              </w:rPr>
+              <w:t>Opdateres automatisk hver gang brugeren eksporterer en punktnodefil</w:t>
+            </w:r>
+          </w:p>
+        </w:tc>
+      </w:tr>
+      <w:tr>
+        <w:trPr/>
+        <w:tc>
+          <w:tcPr>
+            <w:tcW w:w="3060" w:type="dxa"/>
+            <w:tcBorders>
+              <w:left w:val="single" w:sz="2" w:space="0" w:color="000000"/>
+              <w:bottom w:val="single" w:sz="2" w:space="0" w:color="000000"/>
+            </w:tcBorders>
+            <w:shd w:fill="auto" w:val="clear"/>
+          </w:tcPr>
+          <w:p>
+            <w:pPr>
+              <w:pStyle w:val="Tabelindhold"/>
+              <w:rPr>
+                <w:color w:val="C9211E"/>
+              </w:rPr>
+            </w:pPr>
+            <w:r>
+              <w:rPr>
+                <w:color w:val="C9211E"/>
+              </w:rPr>
+              <w:t>MuseScore placering</w:t>
+            </w:r>
+          </w:p>
+        </w:tc>
+        <w:tc>
+          <w:tcPr>
+            <w:tcW w:w="6591" w:type="dxa"/>
+            <w:tcBorders>
+              <w:left w:val="single" w:sz="2" w:space="0" w:color="000000"/>
+              <w:bottom w:val="single" w:sz="2" w:space="0" w:color="000000"/>
+              <w:right w:val="single" w:sz="2" w:space="0" w:color="000000"/>
+            </w:tcBorders>
+            <w:shd w:fill="auto" w:val="clear"/>
+          </w:tcPr>
+          <w:p>
+            <w:pPr>
+              <w:pStyle w:val="Tabelindhold"/>
+              <w:rPr>
+                <w:color w:val="C9211E"/>
+              </w:rPr>
+            </w:pPr>
+            <w:r>
+              <w:rPr>
+                <w:color w:val="C9211E"/>
+              </w:rPr>
+              <w:t xml:space="preserve">Placering af .exe filen for den installerede version af Musescore </w:t>
+            </w:r>
+          </w:p>
+        </w:tc>
+      </w:tr>
+      <w:tr>
+        <w:trPr/>
+        <w:tc>
+          <w:tcPr>
+            <w:tcW w:w="3060" w:type="dxa"/>
+            <w:tcBorders>
+              <w:left w:val="single" w:sz="2" w:space="0" w:color="000000"/>
+              <w:bottom w:val="single" w:sz="2" w:space="0" w:color="000000"/>
+            </w:tcBorders>
+            <w:shd w:fill="auto" w:val="clear"/>
+          </w:tcPr>
+          <w:p>
+            <w:pPr>
+              <w:pStyle w:val="Tabelindhold"/>
+              <w:rPr>
+                <w:color w:val="C9211E"/>
+              </w:rPr>
+            </w:pPr>
+            <w:r>
+              <w:rPr>
+                <w:color w:val="C9211E"/>
+              </w:rPr>
+              <w:t>Sibelius placering</w:t>
+            </w:r>
+          </w:p>
+        </w:tc>
+        <w:tc>
+          <w:tcPr>
+            <w:tcW w:w="6591" w:type="dxa"/>
+            <w:tcBorders>
+              <w:left w:val="single" w:sz="2" w:space="0" w:color="000000"/>
+              <w:bottom w:val="single" w:sz="2" w:space="0" w:color="000000"/>
+              <w:right w:val="single" w:sz="2" w:space="0" w:color="000000"/>
+            </w:tcBorders>
+            <w:shd w:fill="auto" w:val="clear"/>
+          </w:tcPr>
+          <w:p>
+            <w:pPr>
+              <w:pStyle w:val="Tabelindhold"/>
+              <w:rPr>
+                <w:color w:val="C9211E"/>
+              </w:rPr>
+            </w:pPr>
+            <w:r>
+              <w:rPr>
+                <w:color w:val="C9211E"/>
+              </w:rPr>
+              <w:t xml:space="preserve">Placering af .exe filen for den installerede version af Sibelius </w:t>
+            </w:r>
+          </w:p>
+        </w:tc>
+      </w:tr>
+      <w:tr>
+        <w:trPr/>
+        <w:tc>
+          <w:tcPr>
+            <w:tcW w:w="3060" w:type="dxa"/>
+            <w:tcBorders>
+              <w:left w:val="single" w:sz="2" w:space="0" w:color="000000"/>
+              <w:bottom w:val="single" w:sz="2" w:space="0" w:color="000000"/>
+            </w:tcBorders>
+            <w:shd w:fill="auto" w:val="clear"/>
+          </w:tcPr>
+          <w:p>
+            <w:pPr>
+              <w:pStyle w:val="Tabelindhold"/>
+              <w:rPr>
+                <w:color w:val="C9211E"/>
+              </w:rPr>
+            </w:pPr>
+            <w:r>
+              <w:rPr>
+                <w:color w:val="C9211E"/>
+              </w:rPr>
+              <w:t>Capella placering</w:t>
+            </w:r>
+          </w:p>
+        </w:tc>
+        <w:tc>
+          <w:tcPr>
+            <w:tcW w:w="6591" w:type="dxa"/>
+            <w:tcBorders>
+              <w:left w:val="single" w:sz="2" w:space="0" w:color="000000"/>
+              <w:bottom w:val="single" w:sz="2" w:space="0" w:color="000000"/>
+              <w:right w:val="single" w:sz="2" w:space="0" w:color="000000"/>
+            </w:tcBorders>
+            <w:shd w:fill="auto" w:val="clear"/>
+          </w:tcPr>
+          <w:p>
+            <w:pPr>
+              <w:pStyle w:val="Tabelindhold"/>
+              <w:rPr>
+                <w:color w:val="C9211E"/>
+              </w:rPr>
+            </w:pPr>
+            <w:r>
+              <w:rPr>
+                <w:color w:val="C9211E"/>
+              </w:rPr>
+              <w:t xml:space="preserve">Placering af .exe filen for den installerede version af Capella </w:t>
+            </w:r>
+          </w:p>
+        </w:tc>
+      </w:tr>
+    </w:tbl>
+    <w:p>
+      <w:pPr>
+        <w:pStyle w:val="Brdtekst"/>
+        <w:rPr/>
+      </w:pPr>
+      <w:r>
+        <w:rPr/>
+      </w:r>
+    </w:p>
+    <w:p>
+      <w:pPr>
+        <w:pStyle w:val="Normal"/>
+        <w:rPr>
+          <w:rFonts w:ascii="Verdana" w:hAnsi="Verdana"/>
+          <w:color w:val="C9211E"/>
+        </w:rPr>
+      </w:pPr>
+      <w:r>
+        <w:rPr/>
+      </w:r>
+      <w:r>
+        <w:br w:type="page"/>
       </w:r>
     </w:p>
     <w:p>
@@ -6122,31 +6877,42 @@
         <w:pStyle w:val="Overskrift3"/>
         <w:numPr>
           <w:ilvl w:val="2"/>
-          <w:numId w:val="2"/>
+          <w:numId w:val="3"/>
         </w:numPr>
-        <w:rPr>
-          <w:rFonts w:ascii="Verdana" w:hAnsi="Verdana" w:cs="Verdana"/>
-        </w:rPr>
-      </w:pPr>
-      <w:bookmarkStart w:id="4" w:name="__RefHeading___Toc531076549"/>
-      <w:bookmarkEnd w:id="4"/>
-      <w:r>
-        <w:rPr>
-          <w:rFonts w:cs="Verdana" w:ascii="Verdana" w:hAnsi="Verdana"/>
-        </w:rPr>
-        <w:t>Redigér</w:t>
-      </w:r>
-    </w:p>
-    <w:p>
-      <w:pPr>
-        <w:pStyle w:val="Brdtekst"/>
-        <w:rPr/>
-      </w:pPr>
-      <w:r>
-        <w:rPr>
-          <w:rFonts w:cs="Verdana" w:ascii="Verdana" w:hAnsi="Verdana"/>
-        </w:rPr>
-        <w:t xml:space="preserve">De fleste punkter under </w:t>
+        <w:rPr/>
+      </w:pPr>
+      <w:bookmarkStart w:id="7" w:name="__RefHeading___Toc531076551"/>
+      <w:bookmarkEnd w:id="7"/>
+      <w:r>
+        <w:rPr>
+          <w:rFonts w:cs="Verdana" w:ascii="Verdana" w:hAnsi="Verdana"/>
+        </w:rPr>
+        <w:t>Værktøjer</w:t>
+      </w:r>
+    </w:p>
+    <w:p>
+      <w:pPr>
+        <w:pStyle w:val="Brdtekst"/>
+        <w:rPr/>
+      </w:pPr>
+      <w:r>
+        <w:rPr>
+          <w:rFonts w:cs="Verdana" w:ascii="Verdana" w:hAnsi="Verdana"/>
+        </w:rPr>
+        <w:t>Punkterne "MuseScore",</w:t>
+      </w:r>
+      <w:r>
+        <w:rPr>
+          <w:rFonts w:cs="Verdana" w:ascii="Verdana" w:hAnsi="Verdana"/>
+          <w:color w:val="C9211E"/>
+        </w:rPr>
+        <w:t xml:space="preserve">  "Sibelius", "Capella" og "Finale"</w:t>
+      </w:r>
+      <w:r>
+        <w:rPr>
+          <w:rFonts w:cs="Verdana" w:ascii="Verdana" w:hAnsi="Verdana"/>
+        </w:rPr>
+        <w:t xml:space="preserve"> under </w:t>
       </w:r>
       <w:r>
         <w:rPr>
@@ -6154,13 +6920,39 @@
           <w:b/>
           <w:bCs/>
         </w:rPr>
-        <w:t>"Redigér"</w:t>
-      </w:r>
-      <w:r>
-        <w:rPr>
-          <w:rFonts w:cs="Verdana" w:ascii="Verdana" w:hAnsi="Verdana"/>
-        </w:rPr>
-        <w:t xml:space="preserve"> starter en redigering af nodefilteret og dermed af</w:t>
+        <w:t>"Værktøjer"</w:t>
+      </w:r>
+      <w:r>
+        <w:rPr>
+          <w:rFonts w:cs="Verdana" w:ascii="Verdana" w:hAnsi="Verdana"/>
+        </w:rPr>
+        <w:t xml:space="preserve"> starter eksterne programmer op med dén MusicXml</w:t>
+      </w:r>
+      <w:r>
+        <w:rPr>
+          <w:rFonts w:cs="Verdana" w:ascii="Verdana" w:hAnsi="Verdana"/>
+          <w:lang w:val="da-DK"/>
+        </w:rPr>
+        <w:t>-</w:t>
+      </w:r>
+      <w:r>
+        <w:rPr>
+          <w:rFonts w:cs="Verdana" w:ascii="Verdana" w:hAnsi="Verdana"/>
+        </w:rPr>
+        <w:t xml:space="preserve">fil, som for tiden er åben i IBOS Nodelæser. Dette </w:t>
+      </w:r>
+      <w:r>
+        <w:rPr>
+          <w:rFonts w:cs="Verdana" w:ascii="Verdana" w:hAnsi="Verdana"/>
+          <w:lang w:val="da-DK"/>
+        </w:rPr>
+        <w:t>er en fordel</w:t>
+      </w:r>
+      <w:r>
+        <w:rPr>
+          <w:rFonts w:cs="Verdana" w:ascii="Verdana" w:hAnsi="Verdana"/>
+        </w:rPr>
+        <w:t xml:space="preserve"> i situationer, hvor brugeren har hjælp af en seende, som kan følge med i det grafiske nodebillede. Denne funktionalitet kræver naturligvis</w:t>
       </w:r>
       <w:r>
         <w:rPr>
@@ -6173,7 +6965,7 @@
         <w:rPr>
           <w:rFonts w:cs="Verdana" w:ascii="Verdana" w:hAnsi="Verdana"/>
         </w:rPr>
-        <w:t xml:space="preserve"> hvad der vises i Nodelisten. Men de forskellige underpunkter starter  redigeringen forskellige steder i nodefilteret. Se nærmere i afsnittet om Nodefilteret!</w:t>
+        <w:t xml:space="preserve"> at de relevante programmer er installeret på PC'en.</w:t>
       </w:r>
     </w:p>
     <w:p>
@@ -6187,7 +6979,79 @@
         <w:rPr>
           <w:rFonts w:cs="Verdana" w:ascii="Verdana" w:hAnsi="Verdana"/>
         </w:rPr>
-        <w:t>Desuden findes der muligheder for at æntre afspilningstempo, repetere et interval af takter og vise en bestemt takt.</w:t>
+        <w:t>Punktet "JAWS indstillinger" viser et antal JAWS</w:t>
+      </w:r>
+      <w:r>
+        <w:rPr>
+          <w:rFonts w:cs="Verdana" w:ascii="Verdana" w:hAnsi="Verdana"/>
+          <w:lang w:val="da-DK"/>
+        </w:rPr>
+        <w:t>-</w:t>
+      </w:r>
+      <w:r>
+        <w:rPr>
+          <w:rFonts w:cs="Verdana" w:ascii="Verdana" w:hAnsi="Verdana"/>
+        </w:rPr>
+        <w:t>indstillinger, som kun gælder for IBOS Nodelæser. Denne funktion kan være nyttig i forbindelse med installation og opgradering af JAWS og IBOS Nodelæser. Og erfaringsm</w:t>
+      </w:r>
+      <w:r>
+        <w:rPr>
+          <w:rFonts w:cs="Verdana" w:ascii="Verdana" w:hAnsi="Verdana"/>
+          <w:lang w:val="da-DK"/>
+        </w:rPr>
+        <w:t>æ</w:t>
+      </w:r>
+      <w:r>
+        <w:rPr>
+          <w:rFonts w:cs="Verdana" w:ascii="Verdana" w:hAnsi="Verdana"/>
+        </w:rPr>
+        <w:t xml:space="preserve">ssigt i forbindelse med installation af nye </w:t>
+      </w:r>
+      <w:r>
+        <w:rPr>
+          <w:rFonts w:cs="Verdana" w:ascii="Verdana" w:hAnsi="Verdana"/>
+          <w:lang w:val="da-DK"/>
+        </w:rPr>
+        <w:t>p</w:t>
+      </w:r>
+      <w:r>
+        <w:rPr>
+          <w:rFonts w:cs="Verdana" w:ascii="Verdana" w:hAnsi="Verdana"/>
+        </w:rPr>
+        <w:t>unktdisplays</w:t>
+      </w:r>
+      <w:r>
+        <w:rPr>
+          <w:rFonts w:cs="Verdana" w:ascii="Verdana" w:hAnsi="Verdana"/>
+          <w:lang w:val="da-DK"/>
+        </w:rPr>
+        <w:t>.</w:t>
+      </w:r>
+    </w:p>
+    <w:p>
+      <w:pPr>
+        <w:pStyle w:val="Brdtekst"/>
+        <w:rPr/>
+      </w:pPr>
+      <w:r>
+        <w:rPr>
+          <w:rFonts w:cs="Verdana" w:ascii="Verdana" w:hAnsi="Verdana"/>
+        </w:rPr>
+        <w:t xml:space="preserve">De øvrige punkter under </w:t>
+      </w:r>
+      <w:r>
+        <w:rPr>
+          <w:rFonts w:cs="Verdana" w:ascii="Verdana" w:hAnsi="Verdana"/>
+          <w:b/>
+          <w:bCs/>
+        </w:rPr>
+        <w:t>"Værktøjer"</w:t>
+      </w:r>
+      <w:r>
+        <w:rPr>
+          <w:rFonts w:cs="Verdana" w:ascii="Verdana" w:hAnsi="Verdana"/>
+        </w:rPr>
+        <w:t xml:space="preserve"> benyttes primært i forbindelse med programudvikling og fejlrapportering. </w:t>
       </w:r>
     </w:p>
     <w:p>
@@ -6195,320 +7059,7 @@
         <w:pStyle w:val="Overskrift3"/>
         <w:numPr>
           <w:ilvl w:val="2"/>
-          <w:numId w:val="2"/>
-        </w:numPr>
-        <w:rPr>
-          <w:rFonts w:ascii="Verdana" w:hAnsi="Verdana" w:cs="Verdana"/>
-        </w:rPr>
-      </w:pPr>
-      <w:bookmarkStart w:id="5" w:name="__RefHeading___Toc531076550"/>
-      <w:bookmarkEnd w:id="5"/>
-      <w:r>
-        <w:rPr>
-          <w:rFonts w:cs="Verdana" w:ascii="Verdana" w:hAnsi="Verdana"/>
-        </w:rPr>
-        <w:t>Vis</w:t>
-      </w:r>
-    </w:p>
-    <w:p>
-      <w:pPr>
-        <w:pStyle w:val="Brdtekst"/>
-        <w:rPr/>
-      </w:pPr>
-      <w:r>
-        <w:rPr>
-          <w:rFonts w:cs="Verdana" w:ascii="Verdana" w:hAnsi="Verdana"/>
-          <w:lang w:val="da-DK"/>
-        </w:rPr>
-        <w:t>Giver mulighed for at vise forskellige detaljer, som ikke er knyttet til et enkelt tidspunkt i musikken, for eksempel om de i partituret anvendte musik</w:t>
-        <w:softHyphen/>
-        <w:t>instrumenter.</w:t>
-      </w:r>
-    </w:p>
-    <w:p>
-      <w:pPr>
-        <w:pStyle w:val="Brdtekst"/>
-        <w:rPr>
-          <w:rFonts w:ascii="Verdana" w:hAnsi="Verdana" w:cs="Verdana"/>
-          <w:lang w:val="da-DK"/>
-        </w:rPr>
-      </w:pPr>
-      <w:r>
-        <w:rPr/>
-      </w:r>
-      <w:r>
-        <w:br w:type="page"/>
-      </w:r>
-    </w:p>
-    <w:p>
-      <w:pPr>
-        <w:pStyle w:val="Brdtekst"/>
-        <w:rPr>
-          <w:rFonts w:ascii="Verdana" w:hAnsi="Verdana" w:cs="Verdana"/>
-          <w:lang w:val="da-DK"/>
-        </w:rPr>
-      </w:pPr>
-      <w:r>
-        <w:rPr/>
-      </w:r>
-    </w:p>
-    <w:p>
-      <w:pPr>
-        <w:pStyle w:val="Overskrift3"/>
-        <w:rPr>
-          <w:rFonts w:ascii="Verdana" w:hAnsi="Verdana"/>
-          <w:color w:val="C9211E"/>
-        </w:rPr>
-      </w:pPr>
-      <w:bookmarkStart w:id="6" w:name="__RefHeading___Toc1586_1651833955"/>
-      <w:bookmarkEnd w:id="6"/>
-      <w:r>
-        <w:rPr>
-          <w:rFonts w:ascii="Verdana" w:hAnsi="Verdana"/>
-          <w:color w:val="C9211E"/>
-        </w:rPr>
-        <w:t>Indstillinger</w:t>
-      </w:r>
-    </w:p>
-    <w:p>
-      <w:pPr>
-        <w:pStyle w:val="Brdtekst"/>
-        <w:rPr>
-          <w:rFonts w:ascii="Verdana" w:hAnsi="Verdana"/>
-        </w:rPr>
-      </w:pPr>
-      <w:r>
-        <w:rPr/>
-      </w:r>
-    </w:p>
-    <w:p>
-      <w:pPr>
-        <w:pStyle w:val="Brdtekst"/>
-        <w:rPr>
-          <w:color w:val="C9211E"/>
-        </w:rPr>
-      </w:pPr>
-      <w:r>
-        <w:rPr>
-          <w:rFonts w:ascii="Verdana" w:hAnsi="Verdana"/>
-          <w:color w:val="C9211E"/>
-        </w:rPr>
-        <w:t>Indsæt afsnit "Gemte Indstillinger"</w:t>
-      </w:r>
-      <w:r>
-        <w:br w:type="page"/>
-      </w:r>
-    </w:p>
-    <w:p>
-      <w:pPr>
-        <w:pStyle w:val="Brdtekst"/>
-        <w:rPr>
-          <w:rFonts w:ascii="Verdana" w:hAnsi="Verdana" w:cs="Verdana"/>
-          <w:lang w:val="da-DK"/>
-        </w:rPr>
-      </w:pPr>
-      <w:r>
-        <w:rPr>
-          <w:rFonts w:cs="Verdana" w:ascii="Verdana" w:hAnsi="Verdana"/>
-          <w:lang w:val="da-DK"/>
-        </w:rPr>
-      </w:r>
-    </w:p>
-    <w:p>
-      <w:pPr>
-        <w:pStyle w:val="Overskrift3"/>
-        <w:numPr>
-          <w:ilvl w:val="2"/>
-          <w:numId w:val="2"/>
-        </w:numPr>
-        <w:rPr/>
-      </w:pPr>
-      <w:bookmarkStart w:id="7" w:name="__RefHeading___Toc531076551"/>
-      <w:bookmarkEnd w:id="7"/>
-      <w:r>
-        <w:rPr>
-          <w:rFonts w:cs="Verdana" w:ascii="Verdana" w:hAnsi="Verdana"/>
-        </w:rPr>
-        <w:t>Værktøjer</w:t>
-      </w:r>
-    </w:p>
-    <w:p>
-      <w:pPr>
-        <w:pStyle w:val="Brdtekst"/>
-        <w:rPr/>
-      </w:pPr>
-      <w:r>
-        <w:rPr>
-          <w:rFonts w:cs="Verdana" w:ascii="Verdana" w:hAnsi="Verdana"/>
-        </w:rPr>
-        <w:t>Punkterne "MuseScore",</w:t>
-      </w:r>
-      <w:r>
-        <w:rPr>
-          <w:rFonts w:cs="Verdana" w:ascii="Verdana" w:hAnsi="Verdana"/>
-          <w:color w:val="C9211E"/>
-        </w:rPr>
-        <w:t xml:space="preserve">  "Sibelius", "</w:t>
-      </w:r>
-      <w:r>
-        <w:rPr>
-          <w:rFonts w:cs="Verdana" w:ascii="Verdana" w:hAnsi="Verdana"/>
-          <w:color w:val="C9211E"/>
-        </w:rPr>
-        <w:t>Capella" og "Finale"</w:t>
-      </w:r>
-      <w:r>
-        <w:rPr>
-          <w:rFonts w:cs="Verdana" w:ascii="Verdana" w:hAnsi="Verdana"/>
-        </w:rPr>
-        <w:t xml:space="preserve"> under </w:t>
-      </w:r>
-      <w:r>
-        <w:rPr>
-          <w:rFonts w:cs="Verdana" w:ascii="Verdana" w:hAnsi="Verdana"/>
-          <w:b/>
-          <w:bCs/>
-        </w:rPr>
-        <w:t>"Værktøjer"</w:t>
-      </w:r>
-      <w:r>
-        <w:rPr>
-          <w:rFonts w:cs="Verdana" w:ascii="Verdana" w:hAnsi="Verdana"/>
-        </w:rPr>
-        <w:t xml:space="preserve"> starter eksterne programmer op med dén MusicXml</w:t>
-      </w:r>
-      <w:r>
-        <w:rPr>
-          <w:rFonts w:cs="Verdana" w:ascii="Verdana" w:hAnsi="Verdana"/>
-          <w:lang w:val="da-DK"/>
-        </w:rPr>
-        <w:t>-</w:t>
-      </w:r>
-      <w:r>
-        <w:rPr>
-          <w:rFonts w:cs="Verdana" w:ascii="Verdana" w:hAnsi="Verdana"/>
-        </w:rPr>
-        <w:t xml:space="preserve">fil, som for tiden er åben i IBOS Nodelæser. Dette </w:t>
-      </w:r>
-      <w:r>
-        <w:rPr>
-          <w:rFonts w:cs="Verdana" w:ascii="Verdana" w:hAnsi="Verdana"/>
-          <w:lang w:val="da-DK"/>
-        </w:rPr>
-        <w:t>er en fordel</w:t>
-      </w:r>
-      <w:r>
-        <w:rPr>
-          <w:rFonts w:cs="Verdana" w:ascii="Verdana" w:hAnsi="Verdana"/>
-        </w:rPr>
-        <w:t xml:space="preserve"> i situationer, hvor brugeren har hjælp af en seende, som kan følge med i det grafiske nodebillede. Denne funktionalitet kræver naturligvis</w:t>
-      </w:r>
-      <w:r>
-        <w:rPr>
-          <w:rFonts w:cs="Verdana" w:ascii="Verdana" w:hAnsi="Verdana"/>
-          <w:lang w:val="da-DK"/>
-        </w:rPr>
-        <w:t>,</w:t>
-      </w:r>
-      <w:r>
-        <w:rPr>
-          <w:rFonts w:cs="Verdana" w:ascii="Verdana" w:hAnsi="Verdana"/>
-        </w:rPr>
-        <w:t xml:space="preserve"> at de relevante programmer er installeret på PC'en.</w:t>
-      </w:r>
-    </w:p>
-    <w:p>
-      <w:pPr>
-        <w:pStyle w:val="Brdtekst"/>
-        <w:rPr>
-          <w:rFonts w:ascii="Verdana" w:hAnsi="Verdana" w:cs="Verdana"/>
-        </w:rPr>
-      </w:pPr>
-      <w:r>
-        <w:rPr>
-          <w:rFonts w:cs="Verdana" w:ascii="Verdana" w:hAnsi="Verdana"/>
-        </w:rPr>
-        <w:t>Punktet "JAWS indstillinger" viser et antal JAWS</w:t>
-      </w:r>
-      <w:r>
-        <w:rPr>
-          <w:rFonts w:cs="Verdana" w:ascii="Verdana" w:hAnsi="Verdana"/>
-          <w:lang w:val="da-DK"/>
-        </w:rPr>
-        <w:t>-</w:t>
-      </w:r>
-      <w:r>
-        <w:rPr>
-          <w:rFonts w:cs="Verdana" w:ascii="Verdana" w:hAnsi="Verdana"/>
-        </w:rPr>
-        <w:t>indstillinger, som kun gælder for IBOS Nodelæser. Denne funktion kan være nyttig i forbindelse med installation og opgradering af JAWS og IBOS Nodelæser. Og erfaringsm</w:t>
-      </w:r>
-      <w:r>
-        <w:rPr>
-          <w:rFonts w:cs="Verdana" w:ascii="Verdana" w:hAnsi="Verdana"/>
-          <w:lang w:val="da-DK"/>
-        </w:rPr>
-        <w:t>æ</w:t>
-      </w:r>
-      <w:r>
-        <w:rPr>
-          <w:rFonts w:cs="Verdana" w:ascii="Verdana" w:hAnsi="Verdana"/>
-        </w:rPr>
-        <w:t xml:space="preserve">ssigt i forbindelse med installation af nye </w:t>
-      </w:r>
-      <w:r>
-        <w:rPr>
-          <w:rFonts w:cs="Verdana" w:ascii="Verdana" w:hAnsi="Verdana"/>
-          <w:lang w:val="da-DK"/>
-        </w:rPr>
-        <w:t>p</w:t>
-      </w:r>
-      <w:r>
-        <w:rPr>
-          <w:rFonts w:cs="Verdana" w:ascii="Verdana" w:hAnsi="Verdana"/>
-        </w:rPr>
-        <w:t>unktdisplays</w:t>
-      </w:r>
-      <w:r>
-        <w:rPr>
-          <w:rFonts w:cs="Verdana" w:ascii="Verdana" w:hAnsi="Verdana"/>
-          <w:lang w:val="da-DK"/>
-        </w:rPr>
-        <w:t>.</w:t>
-      </w:r>
-    </w:p>
-    <w:p>
-      <w:pPr>
-        <w:pStyle w:val="Brdtekst"/>
-        <w:rPr/>
-      </w:pPr>
-      <w:r>
-        <w:rPr>
-          <w:rFonts w:cs="Verdana" w:ascii="Verdana" w:hAnsi="Verdana"/>
-        </w:rPr>
-        <w:t xml:space="preserve">De øvrige punkter under </w:t>
-      </w:r>
-      <w:r>
-        <w:rPr>
-          <w:rFonts w:cs="Verdana" w:ascii="Verdana" w:hAnsi="Verdana"/>
-          <w:b/>
-          <w:bCs/>
-        </w:rPr>
-        <w:t>"Værktøjer"</w:t>
-      </w:r>
-      <w:r>
-        <w:rPr>
-          <w:rFonts w:cs="Verdana" w:ascii="Verdana" w:hAnsi="Verdana"/>
-        </w:rPr>
-        <w:t xml:space="preserve"> benyttes primært i forbindelse med programudvikling og fejlrapportering. </w:t>
-      </w:r>
-    </w:p>
-    <w:p>
-      <w:pPr>
-        <w:pStyle w:val="Overskrift3"/>
-        <w:numPr>
-          <w:ilvl w:val="2"/>
-          <w:numId w:val="2"/>
+          <w:numId w:val="3"/>
         </w:numPr>
         <w:rPr>
           <w:rFonts w:ascii="Verdana" w:hAnsi="Verdana" w:cs="Verdana"/>
@@ -6744,7 +7295,7 @@
         <w:pStyle w:val="Overskrift3"/>
         <w:numPr>
           <w:ilvl w:val="2"/>
-          <w:numId w:val="2"/>
+          <w:numId w:val="3"/>
         </w:numPr>
         <w:rPr/>
       </w:pPr>
@@ -6955,15 +7506,15 @@
         </w:tblCellMar>
       </w:tblPr>
       <w:tblGrid>
-        <w:gridCol w:w="3239"/>
+        <w:gridCol w:w="3238"/>
         <w:gridCol w:w="2309"/>
-        <w:gridCol w:w="4099"/>
+        <w:gridCol w:w="4100"/>
       </w:tblGrid>
       <w:tr>
         <w:trPr/>
         <w:tc>
           <w:tcPr>
-            <w:tcW w:w="3239" w:type="dxa"/>
+            <w:tcW w:w="3238" w:type="dxa"/>
             <w:tcBorders>
               <w:top w:val="single" w:sz="2" w:space="0" w:color="000000"/>
               <w:left w:val="single" w:sz="2" w:space="0" w:color="000000"/>
@@ -7013,7 +7564,7 @@
         </w:tc>
         <w:tc>
           <w:tcPr>
-            <w:tcW w:w="4099" w:type="dxa"/>
+            <w:tcW w:w="4100" w:type="dxa"/>
             <w:tcBorders>
               <w:top w:val="single" w:sz="2" w:space="0" w:color="000000"/>
               <w:left w:val="single" w:sz="2" w:space="0" w:color="000000"/>
@@ -7042,7 +7593,7 @@
         <w:trPr/>
         <w:tc>
           <w:tcPr>
-            <w:tcW w:w="3239" w:type="dxa"/>
+            <w:tcW w:w="3238" w:type="dxa"/>
             <w:tcBorders>
               <w:left w:val="single" w:sz="2" w:space="0" w:color="000000"/>
               <w:bottom w:val="single" w:sz="2" w:space="0" w:color="000000"/>
@@ -7104,7 +7655,7 @@
         </w:tc>
         <w:tc>
           <w:tcPr>
-            <w:tcW w:w="4099" w:type="dxa"/>
+            <w:tcW w:w="4100" w:type="dxa"/>
             <w:tcBorders>
               <w:left w:val="single" w:sz="2" w:space="0" w:color="000000"/>
               <w:bottom w:val="single" w:sz="2" w:space="0" w:color="000000"/>
@@ -7152,7 +7703,7 @@
         <w:trPr/>
         <w:tc>
           <w:tcPr>
-            <w:tcW w:w="3239" w:type="dxa"/>
+            <w:tcW w:w="3238" w:type="dxa"/>
             <w:tcBorders>
               <w:left w:val="single" w:sz="2" w:space="0" w:color="000000"/>
               <w:bottom w:val="single" w:sz="2" w:space="0" w:color="000000"/>
@@ -7225,7 +7776,7 @@
         </w:tc>
         <w:tc>
           <w:tcPr>
-            <w:tcW w:w="4099" w:type="dxa"/>
+            <w:tcW w:w="4100" w:type="dxa"/>
             <w:tcBorders>
               <w:left w:val="single" w:sz="2" w:space="0" w:color="000000"/>
               <w:bottom w:val="single" w:sz="2" w:space="0" w:color="000000"/>
@@ -7264,7 +7815,7 @@
         <w:trPr/>
         <w:tc>
           <w:tcPr>
-            <w:tcW w:w="3239" w:type="dxa"/>
+            <w:tcW w:w="3238" w:type="dxa"/>
             <w:tcBorders>
               <w:left w:val="single" w:sz="2" w:space="0" w:color="000000"/>
               <w:bottom w:val="single" w:sz="2" w:space="0" w:color="000000"/>
@@ -7314,7 +7865,7 @@
         </w:tc>
         <w:tc>
           <w:tcPr>
-            <w:tcW w:w="4099" w:type="dxa"/>
+            <w:tcW w:w="4100" w:type="dxa"/>
             <w:tcBorders>
               <w:left w:val="single" w:sz="2" w:space="0" w:color="000000"/>
               <w:bottom w:val="single" w:sz="2" w:space="0" w:color="000000"/>
@@ -7342,7 +7893,7 @@
         <w:trPr/>
         <w:tc>
           <w:tcPr>
-            <w:tcW w:w="3239" w:type="dxa"/>
+            <w:tcW w:w="3238" w:type="dxa"/>
             <w:tcBorders>
               <w:left w:val="single" w:sz="2" w:space="0" w:color="000000"/>
               <w:bottom w:val="single" w:sz="2" w:space="0" w:color="000000"/>
@@ -7392,7 +7943,7 @@
         </w:tc>
         <w:tc>
           <w:tcPr>
-            <w:tcW w:w="4099" w:type="dxa"/>
+            <w:tcW w:w="4100" w:type="dxa"/>
             <w:tcBorders>
               <w:left w:val="single" w:sz="2" w:space="0" w:color="000000"/>
               <w:bottom w:val="single" w:sz="2" w:space="0" w:color="000000"/>
@@ -7420,7 +7971,7 @@
         <w:trPr/>
         <w:tc>
           <w:tcPr>
-            <w:tcW w:w="3239" w:type="dxa"/>
+            <w:tcW w:w="3238" w:type="dxa"/>
             <w:tcBorders>
               <w:left w:val="single" w:sz="2" w:space="0" w:color="000000"/>
               <w:bottom w:val="single" w:sz="2" w:space="0" w:color="000000"/>
@@ -7468,7 +8019,7 @@
         </w:tc>
         <w:tc>
           <w:tcPr>
-            <w:tcW w:w="4099" w:type="dxa"/>
+            <w:tcW w:w="4100" w:type="dxa"/>
             <w:tcBorders>
               <w:left w:val="single" w:sz="2" w:space="0" w:color="000000"/>
               <w:bottom w:val="single" w:sz="2" w:space="0" w:color="000000"/>
@@ -7529,15 +8080,15 @@
         </w:tblCellMar>
       </w:tblPr>
       <w:tblGrid>
-        <w:gridCol w:w="3239"/>
-        <w:gridCol w:w="2339"/>
-        <w:gridCol w:w="4069"/>
+        <w:gridCol w:w="3238"/>
+        <w:gridCol w:w="2338"/>
+        <w:gridCol w:w="4071"/>
       </w:tblGrid>
       <w:tr>
         <w:trPr/>
         <w:tc>
           <w:tcPr>
-            <w:tcW w:w="3239" w:type="dxa"/>
+            <w:tcW w:w="3238" w:type="dxa"/>
             <w:tcBorders>
               <w:top w:val="single" w:sz="2" w:space="0" w:color="000000"/>
               <w:left w:val="single" w:sz="2" w:space="0" w:color="000000"/>
@@ -7562,7 +8113,7 @@
         </w:tc>
         <w:tc>
           <w:tcPr>
-            <w:tcW w:w="2339" w:type="dxa"/>
+            <w:tcW w:w="2338" w:type="dxa"/>
             <w:tcBorders>
               <w:top w:val="single" w:sz="2" w:space="0" w:color="000000"/>
               <w:left w:val="single" w:sz="2" w:space="0" w:color="000000"/>
@@ -7587,7 +8138,7 @@
         </w:tc>
         <w:tc>
           <w:tcPr>
-            <w:tcW w:w="4069" w:type="dxa"/>
+            <w:tcW w:w="4071" w:type="dxa"/>
             <w:tcBorders>
               <w:top w:val="single" w:sz="2" w:space="0" w:color="000000"/>
               <w:left w:val="single" w:sz="2" w:space="0" w:color="000000"/>
@@ -7616,7 +8167,7 @@
         <w:trPr/>
         <w:tc>
           <w:tcPr>
-            <w:tcW w:w="3239" w:type="dxa"/>
+            <w:tcW w:w="3238" w:type="dxa"/>
             <w:tcBorders>
               <w:left w:val="single" w:sz="2" w:space="0" w:color="000000"/>
               <w:bottom w:val="single" w:sz="2" w:space="0" w:color="000000"/>
@@ -7638,7 +8189,7 @@
         </w:tc>
         <w:tc>
           <w:tcPr>
-            <w:tcW w:w="2339" w:type="dxa"/>
+            <w:tcW w:w="2338" w:type="dxa"/>
             <w:tcBorders>
               <w:left w:val="single" w:sz="2" w:space="0" w:color="000000"/>
               <w:bottom w:val="single" w:sz="2" w:space="0" w:color="000000"/>
@@ -7662,7 +8213,7 @@
         </w:tc>
         <w:tc>
           <w:tcPr>
-            <w:tcW w:w="4069" w:type="dxa"/>
+            <w:tcW w:w="4071" w:type="dxa"/>
             <w:tcBorders>
               <w:left w:val="single" w:sz="2" w:space="0" w:color="000000"/>
               <w:bottom w:val="single" w:sz="2" w:space="0" w:color="000000"/>
@@ -7938,7 +8489,7 @@
         <w:pStyle w:val="Brdtekst"/>
         <w:numPr>
           <w:ilvl w:val="0"/>
-          <w:numId w:val="7"/>
+          <w:numId w:val="8"/>
         </w:numPr>
         <w:rPr>
           <w:rFonts w:ascii="Verdana" w:hAnsi="Verdana" w:cs="Verdana"/>
@@ -7958,7 +8509,7 @@
         <w:pStyle w:val="Brdtekst"/>
         <w:numPr>
           <w:ilvl w:val="0"/>
-          <w:numId w:val="7"/>
+          <w:numId w:val="8"/>
         </w:numPr>
         <w:rPr/>
       </w:pPr>
@@ -8005,7 +8556,7 @@
         <w:pStyle w:val="Brdtekst"/>
         <w:numPr>
           <w:ilvl w:val="0"/>
-          <w:numId w:val="7"/>
+          <w:numId w:val="8"/>
         </w:numPr>
         <w:rPr>
           <w:rFonts w:ascii="Verdana" w:hAnsi="Verdana" w:cs="Verdana"/>
@@ -8048,7 +8599,7 @@
         <w:pStyle w:val="Brdtekst"/>
         <w:numPr>
           <w:ilvl w:val="0"/>
-          <w:numId w:val="7"/>
+          <w:numId w:val="8"/>
         </w:numPr>
         <w:rPr>
           <w:rFonts w:ascii="Verdana" w:hAnsi="Verdana" w:cs="Verdana"/>
@@ -8177,7 +8728,7 @@
         <w:pStyle w:val="Overskrift2"/>
         <w:numPr>
           <w:ilvl w:val="1"/>
-          <w:numId w:val="2"/>
+          <w:numId w:val="3"/>
         </w:numPr>
         <w:rPr/>
       </w:pPr>
@@ -8257,14 +8808,14 @@
         </w:tblCellMar>
       </w:tblPr>
       <w:tblGrid>
-        <w:gridCol w:w="1799"/>
-        <w:gridCol w:w="7847"/>
+        <w:gridCol w:w="1798"/>
+        <w:gridCol w:w="7848"/>
       </w:tblGrid>
       <w:tr>
         <w:trPr/>
         <w:tc>
           <w:tcPr>
-            <w:tcW w:w="1799" w:type="dxa"/>
+            <w:tcW w:w="1798" w:type="dxa"/>
             <w:tcBorders>
               <w:top w:val="single" w:sz="2" w:space="0" w:color="000000"/>
               <w:left w:val="single" w:sz="2" w:space="0" w:color="000000"/>
@@ -8291,7 +8842,7 @@
         </w:tc>
         <w:tc>
           <w:tcPr>
-            <w:tcW w:w="7847" w:type="dxa"/>
+            <w:tcW w:w="7848" w:type="dxa"/>
             <w:tcBorders>
               <w:top w:val="single" w:sz="2" w:space="0" w:color="000000"/>
               <w:left w:val="single" w:sz="2" w:space="0" w:color="000000"/>
@@ -8322,7 +8873,7 @@
         <w:trPr/>
         <w:tc>
           <w:tcPr>
-            <w:tcW w:w="1799" w:type="dxa"/>
+            <w:tcW w:w="1798" w:type="dxa"/>
             <w:tcBorders>
               <w:left w:val="single" w:sz="2" w:space="0" w:color="000000"/>
               <w:bottom w:val="single" w:sz="2" w:space="0" w:color="000000"/>
@@ -8346,7 +8897,7 @@
         </w:tc>
         <w:tc>
           <w:tcPr>
-            <w:tcW w:w="7847" w:type="dxa"/>
+            <w:tcW w:w="7848" w:type="dxa"/>
             <w:tcBorders>
               <w:left w:val="single" w:sz="2" w:space="0" w:color="000000"/>
               <w:bottom w:val="single" w:sz="2" w:space="0" w:color="000000"/>
@@ -8372,7 +8923,7 @@
         <w:trPr/>
         <w:tc>
           <w:tcPr>
-            <w:tcW w:w="1799" w:type="dxa"/>
+            <w:tcW w:w="1798" w:type="dxa"/>
             <w:tcBorders>
               <w:left w:val="single" w:sz="2" w:space="0" w:color="000000"/>
               <w:bottom w:val="single" w:sz="2" w:space="0" w:color="000000"/>
@@ -8396,7 +8947,7 @@
         </w:tc>
         <w:tc>
           <w:tcPr>
-            <w:tcW w:w="7847" w:type="dxa"/>
+            <w:tcW w:w="7848" w:type="dxa"/>
             <w:tcBorders>
               <w:left w:val="single" w:sz="2" w:space="0" w:color="000000"/>
               <w:bottom w:val="single" w:sz="2" w:space="0" w:color="000000"/>
@@ -8424,7 +8975,7 @@
         <w:trPr/>
         <w:tc>
           <w:tcPr>
-            <w:tcW w:w="1799" w:type="dxa"/>
+            <w:tcW w:w="1798" w:type="dxa"/>
             <w:tcBorders>
               <w:left w:val="single" w:sz="2" w:space="0" w:color="000000"/>
               <w:bottom w:val="single" w:sz="2" w:space="0" w:color="000000"/>
@@ -8448,7 +8999,7 @@
         </w:tc>
         <w:tc>
           <w:tcPr>
-            <w:tcW w:w="7847" w:type="dxa"/>
+            <w:tcW w:w="7848" w:type="dxa"/>
             <w:tcBorders>
               <w:left w:val="single" w:sz="2" w:space="0" w:color="000000"/>
               <w:bottom w:val="single" w:sz="2" w:space="0" w:color="000000"/>
@@ -8476,7 +9027,7 @@
         <w:trPr/>
         <w:tc>
           <w:tcPr>
-            <w:tcW w:w="1799" w:type="dxa"/>
+            <w:tcW w:w="1798" w:type="dxa"/>
             <w:tcBorders>
               <w:left w:val="single" w:sz="2" w:space="0" w:color="000000"/>
               <w:bottom w:val="single" w:sz="2" w:space="0" w:color="000000"/>
@@ -8500,7 +9051,7 @@
         </w:tc>
         <w:tc>
           <w:tcPr>
-            <w:tcW w:w="7847" w:type="dxa"/>
+            <w:tcW w:w="7848" w:type="dxa"/>
             <w:tcBorders>
               <w:left w:val="single" w:sz="2" w:space="0" w:color="000000"/>
               <w:bottom w:val="single" w:sz="2" w:space="0" w:color="000000"/>
@@ -8528,7 +9079,7 @@
         <w:trPr/>
         <w:tc>
           <w:tcPr>
-            <w:tcW w:w="1799" w:type="dxa"/>
+            <w:tcW w:w="1798" w:type="dxa"/>
             <w:tcBorders>
               <w:left w:val="single" w:sz="2" w:space="0" w:color="000000"/>
             </w:tcBorders>
@@ -8549,7 +9100,7 @@
         </w:tc>
         <w:tc>
           <w:tcPr>
-            <w:tcW w:w="7847" w:type="dxa"/>
+            <w:tcW w:w="7848" w:type="dxa"/>
             <w:tcBorders>
               <w:left w:val="single" w:sz="2" w:space="0" w:color="000000"/>
               <w:right w:val="single" w:sz="2" w:space="0" w:color="000000"/>
@@ -8576,7 +9127,7 @@
         <w:trPr/>
         <w:tc>
           <w:tcPr>
-            <w:tcW w:w="1799" w:type="dxa"/>
+            <w:tcW w:w="1798" w:type="dxa"/>
             <w:tcBorders>
               <w:left w:val="single" w:sz="2" w:space="0" w:color="000000"/>
             </w:tcBorders>
@@ -8599,7 +9150,7 @@
         </w:tc>
         <w:tc>
           <w:tcPr>
-            <w:tcW w:w="7847" w:type="dxa"/>
+            <w:tcW w:w="7848" w:type="dxa"/>
             <w:tcBorders>
               <w:left w:val="single" w:sz="2" w:space="0" w:color="000000"/>
               <w:right w:val="single" w:sz="2" w:space="0" w:color="000000"/>
@@ -8640,7 +9191,7 @@
         <w:trPr/>
         <w:tc>
           <w:tcPr>
-            <w:tcW w:w="1799" w:type="dxa"/>
+            <w:tcW w:w="1798" w:type="dxa"/>
             <w:tcBorders>
               <w:left w:val="single" w:sz="2" w:space="0" w:color="000000"/>
               <w:bottom w:val="single" w:sz="2" w:space="0" w:color="000000"/>
@@ -8662,7 +9213,7 @@
         </w:tc>
         <w:tc>
           <w:tcPr>
-            <w:tcW w:w="7847" w:type="dxa"/>
+            <w:tcW w:w="7848" w:type="dxa"/>
             <w:tcBorders>
               <w:left w:val="single" w:sz="2" w:space="0" w:color="000000"/>
               <w:bottom w:val="single" w:sz="2" w:space="0" w:color="000000"/>
@@ -9340,8 +9891,8 @@
         </w:tblCellMar>
       </w:tblPr>
       <w:tblGrid>
-        <w:gridCol w:w="1979"/>
-        <w:gridCol w:w="7667"/>
+        <w:gridCol w:w="1978"/>
+        <w:gridCol w:w="7668"/>
       </w:tblGrid>
       <w:tr>
         <w:trPr>
@@ -9349,7 +9900,7 @@
         </w:trPr>
         <w:tc>
           <w:tcPr>
-            <w:tcW w:w="1979" w:type="dxa"/>
+            <w:tcW w:w="1978" w:type="dxa"/>
             <w:tcBorders>
               <w:top w:val="single" w:sz="2" w:space="0" w:color="000000"/>
               <w:left w:val="single" w:sz="2" w:space="0" w:color="000000"/>
@@ -9376,7 +9927,7 @@
         </w:tc>
         <w:tc>
           <w:tcPr>
-            <w:tcW w:w="7667" w:type="dxa"/>
+            <w:tcW w:w="7668" w:type="dxa"/>
             <w:tcBorders>
               <w:top w:val="single" w:sz="2" w:space="0" w:color="000000"/>
               <w:left w:val="single" w:sz="2" w:space="0" w:color="000000"/>
@@ -9404,7 +9955,7 @@
         <w:trPr/>
         <w:tc>
           <w:tcPr>
-            <w:tcW w:w="1979" w:type="dxa"/>
+            <w:tcW w:w="1978" w:type="dxa"/>
             <w:tcBorders>
               <w:left w:val="single" w:sz="2" w:space="0" w:color="000000"/>
               <w:bottom w:val="single" w:sz="2" w:space="0" w:color="000000"/>
@@ -9429,7 +9980,7 @@
         </w:tc>
         <w:tc>
           <w:tcPr>
-            <w:tcW w:w="7667" w:type="dxa"/>
+            <w:tcW w:w="7668" w:type="dxa"/>
             <w:tcBorders>
               <w:left w:val="single" w:sz="2" w:space="0" w:color="000000"/>
               <w:bottom w:val="single" w:sz="2" w:space="0" w:color="000000"/>
@@ -9457,7 +10008,7 @@
         <w:trPr/>
         <w:tc>
           <w:tcPr>
-            <w:tcW w:w="1979" w:type="dxa"/>
+            <w:tcW w:w="1978" w:type="dxa"/>
             <w:tcBorders>
               <w:left w:val="single" w:sz="2" w:space="0" w:color="000000"/>
               <w:bottom w:val="single" w:sz="2" w:space="0" w:color="000000"/>
@@ -9482,7 +10033,7 @@
         </w:tc>
         <w:tc>
           <w:tcPr>
-            <w:tcW w:w="7667" w:type="dxa"/>
+            <w:tcW w:w="7668" w:type="dxa"/>
             <w:tcBorders>
               <w:left w:val="single" w:sz="2" w:space="0" w:color="000000"/>
               <w:bottom w:val="single" w:sz="2" w:space="0" w:color="000000"/>
@@ -9508,7 +10059,7 @@
         <w:trPr/>
         <w:tc>
           <w:tcPr>
-            <w:tcW w:w="1979" w:type="dxa"/>
+            <w:tcW w:w="1978" w:type="dxa"/>
             <w:tcBorders>
               <w:left w:val="single" w:sz="2" w:space="0" w:color="000000"/>
               <w:bottom w:val="single" w:sz="2" w:space="0" w:color="000000"/>
@@ -9533,7 +10084,7 @@
         </w:tc>
         <w:tc>
           <w:tcPr>
-            <w:tcW w:w="7667" w:type="dxa"/>
+            <w:tcW w:w="7668" w:type="dxa"/>
             <w:tcBorders>
               <w:left w:val="single" w:sz="2" w:space="0" w:color="000000"/>
               <w:bottom w:val="single" w:sz="2" w:space="0" w:color="000000"/>
@@ -9572,7 +10123,7 @@
         <w:trPr/>
         <w:tc>
           <w:tcPr>
-            <w:tcW w:w="1979" w:type="dxa"/>
+            <w:tcW w:w="1978" w:type="dxa"/>
             <w:tcBorders>
               <w:left w:val="single" w:sz="2" w:space="0" w:color="000000"/>
               <w:bottom w:val="single" w:sz="2" w:space="0" w:color="000000"/>
@@ -9597,7 +10148,7 @@
         </w:tc>
         <w:tc>
           <w:tcPr>
-            <w:tcW w:w="7667" w:type="dxa"/>
+            <w:tcW w:w="7668" w:type="dxa"/>
             <w:tcBorders>
               <w:left w:val="single" w:sz="2" w:space="0" w:color="000000"/>
               <w:bottom w:val="single" w:sz="2" w:space="0" w:color="000000"/>
@@ -9623,7 +10174,7 @@
         <w:trPr/>
         <w:tc>
           <w:tcPr>
-            <w:tcW w:w="1979" w:type="dxa"/>
+            <w:tcW w:w="1978" w:type="dxa"/>
             <w:tcBorders>
               <w:left w:val="single" w:sz="2" w:space="0" w:color="000000"/>
               <w:bottom w:val="single" w:sz="2" w:space="0" w:color="000000"/>
@@ -9648,7 +10199,7 @@
         </w:tc>
         <w:tc>
           <w:tcPr>
-            <w:tcW w:w="7667" w:type="dxa"/>
+            <w:tcW w:w="7668" w:type="dxa"/>
             <w:tcBorders>
               <w:left w:val="single" w:sz="2" w:space="0" w:color="000000"/>
               <w:bottom w:val="single" w:sz="2" w:space="0" w:color="000000"/>
@@ -9674,7 +10225,7 @@
         <w:trPr/>
         <w:tc>
           <w:tcPr>
-            <w:tcW w:w="1979" w:type="dxa"/>
+            <w:tcW w:w="1978" w:type="dxa"/>
             <w:tcBorders>
               <w:left w:val="single" w:sz="2" w:space="0" w:color="000000"/>
               <w:bottom w:val="single" w:sz="2" w:space="0" w:color="000000"/>
@@ -9699,7 +10250,7 @@
         </w:tc>
         <w:tc>
           <w:tcPr>
-            <w:tcW w:w="7667" w:type="dxa"/>
+            <w:tcW w:w="7668" w:type="dxa"/>
             <w:tcBorders>
               <w:left w:val="single" w:sz="2" w:space="0" w:color="000000"/>
               <w:bottom w:val="single" w:sz="2" w:space="0" w:color="000000"/>
@@ -9727,7 +10278,7 @@
         <w:trPr/>
         <w:tc>
           <w:tcPr>
-            <w:tcW w:w="1979" w:type="dxa"/>
+            <w:tcW w:w="1978" w:type="dxa"/>
             <w:tcBorders>
               <w:left w:val="single" w:sz="2" w:space="0" w:color="000000"/>
               <w:bottom w:val="single" w:sz="2" w:space="0" w:color="000000"/>
@@ -9752,7 +10303,7 @@
         </w:tc>
         <w:tc>
           <w:tcPr>
-            <w:tcW w:w="7667" w:type="dxa"/>
+            <w:tcW w:w="7668" w:type="dxa"/>
             <w:tcBorders>
               <w:left w:val="single" w:sz="2" w:space="0" w:color="000000"/>
               <w:bottom w:val="single" w:sz="2" w:space="0" w:color="000000"/>
@@ -9778,7 +10329,7 @@
         <w:trPr/>
         <w:tc>
           <w:tcPr>
-            <w:tcW w:w="1979" w:type="dxa"/>
+            <w:tcW w:w="1978" w:type="dxa"/>
             <w:tcBorders>
               <w:left w:val="single" w:sz="2" w:space="0" w:color="000000"/>
               <w:bottom w:val="single" w:sz="2" w:space="0" w:color="000000"/>
@@ -9802,7 +10353,7 @@
         </w:tc>
         <w:tc>
           <w:tcPr>
-            <w:tcW w:w="7667" w:type="dxa"/>
+            <w:tcW w:w="7668" w:type="dxa"/>
             <w:tcBorders>
               <w:left w:val="single" w:sz="2" w:space="0" w:color="000000"/>
               <w:bottom w:val="single" w:sz="2" w:space="0" w:color="000000"/>
@@ -10013,7 +10564,7 @@
         <w:pStyle w:val="Overskrift2"/>
         <w:numPr>
           <w:ilvl w:val="1"/>
-          <w:numId w:val="2"/>
+          <w:numId w:val="3"/>
         </w:numPr>
         <w:rPr>
           <w:rFonts w:ascii="Verdana" w:hAnsi="Verdana" w:cs="Verdana"/>
@@ -10123,7 +10674,7 @@
         <w:pStyle w:val="Overskrift2"/>
         <w:numPr>
           <w:ilvl w:val="1"/>
-          <w:numId w:val="2"/>
+          <w:numId w:val="3"/>
         </w:numPr>
         <w:rPr>
           <w:rFonts w:ascii="Verdana" w:hAnsi="Verdana" w:cs="Verdana"/>
@@ -10206,7 +10757,7 @@
         <w:pStyle w:val="Brdtekst"/>
         <w:numPr>
           <w:ilvl w:val="0"/>
-          <w:numId w:val="8"/>
+          <w:numId w:val="9"/>
         </w:numPr>
         <w:rPr/>
       </w:pPr>
@@ -10226,7 +10777,7 @@
         <w:pStyle w:val="Brdtekst"/>
         <w:numPr>
           <w:ilvl w:val="0"/>
-          <w:numId w:val="8"/>
+          <w:numId w:val="9"/>
         </w:numPr>
         <w:rPr/>
       </w:pPr>
@@ -10250,7 +10801,7 @@
         <w:pStyle w:val="Brdtekst"/>
         <w:numPr>
           <w:ilvl w:val="0"/>
-          <w:numId w:val="8"/>
+          <w:numId w:val="9"/>
         </w:numPr>
         <w:rPr/>
       </w:pPr>
@@ -10325,7 +10876,7 @@
         <w:pStyle w:val="Overskrift3"/>
         <w:numPr>
           <w:ilvl w:val="2"/>
-          <w:numId w:val="2"/>
+          <w:numId w:val="3"/>
         </w:numPr>
         <w:rPr/>
       </w:pPr>
@@ -10411,7 +10962,7 @@
         <w:pStyle w:val="Overskrift3"/>
         <w:numPr>
           <w:ilvl w:val="2"/>
-          <w:numId w:val="2"/>
+          <w:numId w:val="3"/>
         </w:numPr>
         <w:rPr/>
       </w:pPr>
@@ -10533,7 +11084,7 @@
         <w:pStyle w:val="Overskrift3"/>
         <w:numPr>
           <w:ilvl w:val="2"/>
-          <w:numId w:val="2"/>
+          <w:numId w:val="3"/>
         </w:numPr>
         <w:rPr/>
       </w:pPr>
@@ -10636,7 +11187,7 @@
         <w:pStyle w:val="Overskrift3"/>
         <w:numPr>
           <w:ilvl w:val="2"/>
-          <w:numId w:val="2"/>
+          <w:numId w:val="3"/>
         </w:numPr>
         <w:rPr/>
       </w:pPr>
@@ -10742,7 +11293,7 @@
         <w:pStyle w:val="Overskrift3"/>
         <w:numPr>
           <w:ilvl w:val="2"/>
-          <w:numId w:val="2"/>
+          <w:numId w:val="3"/>
         </w:numPr>
         <w:rPr/>
       </w:pPr>
@@ -10879,7 +11430,7 @@
         <w:pStyle w:val="Overskrift1"/>
         <w:numPr>
           <w:ilvl w:val="0"/>
-          <w:numId w:val="2"/>
+          <w:numId w:val="3"/>
         </w:numPr>
         <w:rPr>
           <w:rFonts w:ascii="Verdana" w:hAnsi="Verdana" w:cs="Verdana"/>
@@ -11037,7 +11588,7 @@
         <w:pStyle w:val="Brdtekst"/>
         <w:numPr>
           <w:ilvl w:val="0"/>
-          <w:numId w:val="5"/>
+          <w:numId w:val="6"/>
         </w:numPr>
         <w:rPr/>
       </w:pPr>
@@ -11054,7 +11605,7 @@
         <w:pStyle w:val="Brdtekst"/>
         <w:numPr>
           <w:ilvl w:val="0"/>
-          <w:numId w:val="5"/>
+          <w:numId w:val="6"/>
         </w:numPr>
         <w:rPr>
           <w:rFonts w:ascii="Verdana" w:hAnsi="Verdana" w:cs="Verdana"/>
@@ -11084,7 +11635,7 @@
         <w:pStyle w:val="Brdtekst"/>
         <w:numPr>
           <w:ilvl w:val="0"/>
-          <w:numId w:val="5"/>
+          <w:numId w:val="6"/>
         </w:numPr>
         <w:rPr/>
       </w:pPr>
@@ -11101,7 +11652,7 @@
         <w:pStyle w:val="Brdtekst"/>
         <w:numPr>
           <w:ilvl w:val="0"/>
-          <w:numId w:val="5"/>
+          <w:numId w:val="6"/>
         </w:numPr>
         <w:rPr>
           <w:rFonts w:ascii="Verdana" w:hAnsi="Verdana" w:cs="Verdana"/>
@@ -11121,7 +11672,7 @@
         <w:pStyle w:val="Brdtekst"/>
         <w:numPr>
           <w:ilvl w:val="0"/>
-          <w:numId w:val="5"/>
+          <w:numId w:val="6"/>
         </w:numPr>
         <w:rPr>
           <w:rFonts w:ascii="Verdana" w:hAnsi="Verdana" w:cs="Verdana"/>
@@ -11174,19 +11725,1005 @@
         <w:pStyle w:val="Overskrift1"/>
         <w:numPr>
           <w:ilvl w:val="0"/>
+          <w:numId w:val="3"/>
+        </w:numPr>
+        <w:rPr>
+          <w:rFonts w:ascii="Verdana" w:hAnsi="Verdana" w:cs="Verdana"/>
+        </w:rPr>
+      </w:pPr>
+      <w:bookmarkStart w:id="20" w:name="__RefHeading___Toc531076564"/>
+      <w:bookmarkEnd w:id="20"/>
+      <w:r>
+        <w:rPr>
+          <w:rFonts w:cs="Verdana" w:ascii="Verdana" w:hAnsi="Verdana"/>
+          <w:color w:val="C9211E"/>
+        </w:rPr>
+        <w:t>Export af punktnoder</w:t>
+      </w:r>
+    </w:p>
+    <w:p>
+      <w:pPr>
+        <w:pStyle w:val="Brdtekst"/>
+        <w:rPr>
+          <w:rFonts w:ascii="Verdana" w:hAnsi="Verdana" w:cs="Verdana"/>
+          <w:color w:val="C9211E"/>
+          <w:lang w:val="da-DK"/>
+        </w:rPr>
+      </w:pPr>
+      <w:r>
+        <w:rPr>
+          <w:rFonts w:cs="Verdana" w:ascii="Verdana" w:hAnsi="Verdana"/>
+          <w:color w:val="C9211E"/>
+          <w:lang w:val="da-DK"/>
+        </w:rPr>
+      </w:r>
+    </w:p>
+    <w:p>
+      <w:pPr>
+        <w:pStyle w:val="Brdtekst"/>
+        <w:rPr>
+          <w:color w:val="C9211E"/>
+        </w:rPr>
+      </w:pPr>
+      <w:r>
+        <w:rPr>
+          <w:rFonts w:cs="Verdana" w:ascii="Verdana" w:hAnsi="Verdana"/>
+          <w:color w:val="C9211E"/>
+          <w:lang w:val="da-DK"/>
+        </w:rPr>
+        <w:t>IBOS Nodelæser har længe understøttet  muligheden for at få vist indholdet af hver enkelt linje i nodelisten i punktnode-repræsentation.</w:t>
+      </w:r>
+    </w:p>
+    <w:p>
+      <w:pPr>
+        <w:pStyle w:val="Brdtekst"/>
+        <w:rPr>
+          <w:color w:val="C9211E"/>
+        </w:rPr>
+      </w:pPr>
+      <w:r>
+        <w:rPr>
+          <w:rFonts w:cs="Verdana" w:ascii="Verdana" w:hAnsi="Verdana"/>
+          <w:color w:val="C9211E"/>
+          <w:lang w:val="da-DK"/>
+        </w:rPr>
+        <w:t xml:space="preserve">Fra og med version 3.3  kan man desuden eksportere den viste punktnode-repræsentation til en fil, som igen kan anvendes i et notatapparat eller en punktprinter. </w:t>
+      </w:r>
+    </w:p>
+    <w:p>
+      <w:pPr>
+        <w:pStyle w:val="Brdtekst"/>
+        <w:rPr>
+          <w:color w:val="C9211E"/>
+        </w:rPr>
+      </w:pPr>
+      <w:r>
+        <w:rPr>
+          <w:rFonts w:cs="Verdana" w:ascii="Verdana" w:hAnsi="Verdana"/>
+          <w:color w:val="C9211E"/>
+          <w:lang w:val="da-DK"/>
+        </w:rPr>
+        <w:t>Ved på sædvanlig vis at fravælge og tilvælge enkeltstemmer og detaljer i nodefilteret kan man  styre præcis hvilke stemmer og detaljer, man ønsker eksporteret som punktnoder.</w:t>
+      </w:r>
+    </w:p>
+    <w:p>
+      <w:pPr>
+        <w:pStyle w:val="Brdtekst"/>
+        <w:rPr>
+          <w:color w:val="C9211E"/>
+        </w:rPr>
+      </w:pPr>
+      <w:r>
+        <w:rPr>
+          <w:rFonts w:cs="Verdana" w:ascii="Verdana" w:hAnsi="Verdana"/>
+          <w:color w:val="C9211E"/>
+          <w:lang w:val="da-DK"/>
+        </w:rPr>
+        <w:t>Eksport af punktnoder kan overordnet ske på utallige forskellige måder, afhængigt af brugerens behov. De mange måder, eksporten kan ske på, bestemmes blandt andet af:</w:t>
+      </w:r>
+    </w:p>
+    <w:p>
+      <w:pPr>
+        <w:pStyle w:val="Brdtekst"/>
+        <w:rPr>
+          <w:color w:val="C9211E"/>
+        </w:rPr>
+      </w:pPr>
+      <w:r>
+        <w:rPr>
+          <w:rFonts w:eastAsia="Verdana" w:cs="Verdana" w:ascii="Verdana" w:hAnsi="Verdana"/>
+          <w:color w:val="C9211E"/>
+          <w:lang w:val="da-DK"/>
+        </w:rPr>
+        <w:t>”</w:t>
+      </w:r>
+      <w:r>
+        <w:rPr>
+          <w:rFonts w:cs="Verdana" w:ascii="Verdana" w:hAnsi="Verdana"/>
+          <w:color w:val="C9211E"/>
+          <w:lang w:val="da-DK"/>
+        </w:rPr>
+        <w:t>Opstilling”, ”Filformat”, ”Punktskrift-apparat-type” og ”Fysiske Dimensioner”.</w:t>
+      </w:r>
+    </w:p>
+    <w:p>
+      <w:pPr>
+        <w:pStyle w:val="Brdtekst"/>
+        <w:rPr>
+          <w:color w:val="C9211E"/>
+        </w:rPr>
+      </w:pPr>
+      <w:r>
+        <w:rPr>
+          <w:rFonts w:cs="Verdana" w:ascii="Verdana" w:hAnsi="Verdana"/>
+          <w:color w:val="C9211E"/>
+          <w:lang w:val="da-DK"/>
+        </w:rPr>
+        <w:t>Disse begreber beskrives nærmere i det følgende:</w:t>
+      </w:r>
+    </w:p>
+    <w:p>
+      <w:pPr>
+        <w:pStyle w:val="Brdtekst"/>
+        <w:rPr>
+          <w:rFonts w:ascii="Verdana" w:hAnsi="Verdana" w:cs="Verdana"/>
+          <w:color w:val="C9211E"/>
+          <w:lang w:val="da-DK"/>
+        </w:rPr>
+      </w:pPr>
+      <w:r>
+        <w:rPr>
+          <w:rFonts w:cs="Verdana" w:ascii="Verdana" w:hAnsi="Verdana"/>
+          <w:color w:val="C9211E"/>
+          <w:lang w:val="da-DK"/>
+        </w:rPr>
+      </w:r>
+    </w:p>
+    <w:p>
+      <w:pPr>
+        <w:pStyle w:val="Overskrift2"/>
+        <w:rPr>
+          <w:color w:val="C9211E"/>
+        </w:rPr>
+      </w:pPr>
+      <w:bookmarkStart w:id="21" w:name="__RefHeading___Toc1942_1354692515"/>
+      <w:bookmarkEnd w:id="21"/>
+      <w:r>
+        <w:rPr>
+          <w:color w:val="C9211E"/>
+        </w:rPr>
+        <w:t>Begreber</w:t>
+      </w:r>
+    </w:p>
+    <w:p>
+      <w:pPr>
+        <w:pStyle w:val="Brdtekst"/>
+        <w:rPr>
+          <w:color w:val="C9211E"/>
+        </w:rPr>
+      </w:pPr>
+      <w:r>
+        <w:rPr/>
+      </w:r>
+    </w:p>
+    <w:p>
+      <w:pPr>
+        <w:pStyle w:val="Overskrift3"/>
+        <w:rPr/>
+      </w:pPr>
+      <w:bookmarkStart w:id="22" w:name="__RefHeading___Toc1944_1354692515"/>
+      <w:bookmarkEnd w:id="22"/>
+      <w:r>
+        <w:rPr>
+          <w:color w:val="C9211E"/>
+        </w:rPr>
+        <w:t>Opstilling</w:t>
+      </w:r>
+      <w:r>
+        <w:rPr/>
+        <w:t xml:space="preserve"> </w:t>
+      </w:r>
+    </w:p>
+    <w:p>
+      <w:pPr>
+        <w:pStyle w:val="Brdtekst"/>
+        <w:rPr>
+          <w:color w:val="C9211E"/>
+        </w:rPr>
+      </w:pPr>
+      <w:r>
+        <w:rPr>
+          <w:rFonts w:eastAsia="Verdana" w:cs="Verdana" w:ascii="Verdana" w:hAnsi="Verdana"/>
+          <w:color w:val="C9211E"/>
+          <w:lang w:val="da-DK"/>
+        </w:rPr>
+        <w:t>”</w:t>
+      </w:r>
+      <w:r>
+        <w:rPr>
+          <w:rFonts w:cs="Verdana" w:ascii="Verdana" w:hAnsi="Verdana"/>
+          <w:color w:val="C9211E"/>
+          <w:lang w:val="da-DK"/>
+        </w:rPr>
+        <w:t>Opstilling” bestemmer de overordnede regler for den eksporterede fils logiske indhold.</w:t>
+      </w:r>
+    </w:p>
+    <w:p>
+      <w:pPr>
+        <w:pStyle w:val="Brdtekst"/>
+        <w:rPr>
+          <w:color w:val="C9211E"/>
+        </w:rPr>
+      </w:pPr>
+      <w:r>
+        <w:rPr>
+          <w:rFonts w:cs="Verdana" w:ascii="Verdana" w:hAnsi="Verdana"/>
+          <w:color w:val="C9211E"/>
+          <w:lang w:val="da-DK"/>
+        </w:rPr>
+        <w:t>Version 3.3  understøtter opstillingerne:</w:t>
+      </w:r>
+    </w:p>
+    <w:tbl>
+      <w:tblPr>
+        <w:tblW w:w="9651" w:type="dxa"/>
+        <w:jc w:val="left"/>
+        <w:tblInd w:w="0" w:type="dxa"/>
+        <w:tblCellMar>
+          <w:top w:w="55" w:type="dxa"/>
+          <w:left w:w="55" w:type="dxa"/>
+          <w:bottom w:w="55" w:type="dxa"/>
+          <w:right w:w="55" w:type="dxa"/>
+        </w:tblCellMar>
+      </w:tblPr>
+      <w:tblGrid>
+        <w:gridCol w:w="2384"/>
+        <w:gridCol w:w="7266"/>
+      </w:tblGrid>
+      <w:tr>
+        <w:trPr/>
+        <w:tc>
+          <w:tcPr>
+            <w:tcW w:w="2384" w:type="dxa"/>
+            <w:tcBorders>
+              <w:top w:val="single" w:sz="2" w:space="0" w:color="000000"/>
+              <w:left w:val="single" w:sz="2" w:space="0" w:color="000000"/>
+              <w:bottom w:val="single" w:sz="2" w:space="0" w:color="000000"/>
+            </w:tcBorders>
+            <w:shd w:fill="auto" w:val="clear"/>
+          </w:tcPr>
+          <w:p>
+            <w:pPr>
+              <w:pStyle w:val="Brdtekst"/>
+              <w:spacing w:before="0" w:after="140"/>
+              <w:rPr>
+                <w:color w:val="C9211E"/>
+              </w:rPr>
+            </w:pPr>
+            <w:r>
+              <w:rPr>
+                <w:rFonts w:eastAsia="Verdana" w:cs="Verdana" w:ascii="Verdana" w:hAnsi="Verdana"/>
+                <w:color w:val="C9211E"/>
+                <w:lang w:val="da-DK"/>
+              </w:rPr>
+              <w:t>”</w:t>
+            </w:r>
+            <w:r>
+              <w:rPr>
+                <w:rFonts w:cs="Verdana" w:ascii="Verdana" w:hAnsi="Verdana"/>
+                <w:color w:val="C9211E"/>
+                <w:lang w:val="da-DK"/>
+              </w:rPr>
+              <w:t>IBOS Nodelæser”</w:t>
+            </w:r>
+          </w:p>
+        </w:tc>
+        <w:tc>
+          <w:tcPr>
+            <w:tcW w:w="7266" w:type="dxa"/>
+            <w:tcBorders>
+              <w:top w:val="single" w:sz="2" w:space="0" w:color="000000"/>
+              <w:left w:val="single" w:sz="2" w:space="0" w:color="000000"/>
+              <w:bottom w:val="single" w:sz="2" w:space="0" w:color="000000"/>
+              <w:right w:val="single" w:sz="2" w:space="0" w:color="000000"/>
+            </w:tcBorders>
+            <w:shd w:fill="auto" w:val="clear"/>
+          </w:tcPr>
+          <w:p>
+            <w:pPr>
+              <w:pStyle w:val="Brdtekst"/>
+              <w:spacing w:before="0" w:after="140"/>
+              <w:rPr>
+                <w:color w:val="C9211E"/>
+              </w:rPr>
+            </w:pPr>
+            <w:r>
+              <w:rPr>
+                <w:rFonts w:cs="Verdana" w:ascii="Verdana" w:hAnsi="Verdana"/>
+                <w:color w:val="C9211E"/>
+                <w:lang w:val="da-DK"/>
+              </w:rPr>
+              <w:t>Svarer til visningen i IBOS Nodelæsers nodeliste.</w:t>
+            </w:r>
+          </w:p>
+        </w:tc>
+      </w:tr>
+      <w:tr>
+        <w:trPr/>
+        <w:tc>
+          <w:tcPr>
+            <w:tcW w:w="2384" w:type="dxa"/>
+            <w:tcBorders>
+              <w:left w:val="single" w:sz="2" w:space="0" w:color="000000"/>
+              <w:bottom w:val="single" w:sz="2" w:space="0" w:color="000000"/>
+            </w:tcBorders>
+            <w:shd w:fill="auto" w:val="clear"/>
+          </w:tcPr>
+          <w:p>
+            <w:pPr>
+              <w:pStyle w:val="Brdtekst"/>
+              <w:spacing w:before="0" w:after="140"/>
+              <w:rPr>
+                <w:color w:val="C9211E"/>
+              </w:rPr>
+            </w:pPr>
+            <w:r>
+              <w:rPr>
+                <w:rFonts w:eastAsia="Verdana" w:cs="Verdana" w:ascii="Verdana" w:hAnsi="Verdana"/>
+                <w:color w:val="C9211E"/>
+                <w:lang w:val="da-DK"/>
+              </w:rPr>
+              <w:t>”</w:t>
+            </w:r>
+            <w:r>
+              <w:rPr>
+                <w:rFonts w:cs="Verdana" w:ascii="Verdana" w:hAnsi="Verdana"/>
+                <w:color w:val="C9211E"/>
+                <w:lang w:val="da-DK"/>
+              </w:rPr>
+              <w:t>BANA 2015”</w:t>
+            </w:r>
+          </w:p>
+        </w:tc>
+        <w:tc>
+          <w:tcPr>
+            <w:tcW w:w="7266" w:type="dxa"/>
+            <w:tcBorders>
+              <w:left w:val="single" w:sz="2" w:space="0" w:color="000000"/>
+              <w:bottom w:val="single" w:sz="2" w:space="0" w:color="000000"/>
+              <w:right w:val="single" w:sz="2" w:space="0" w:color="000000"/>
+            </w:tcBorders>
+            <w:shd w:fill="auto" w:val="clear"/>
+          </w:tcPr>
+          <w:p>
+            <w:pPr>
+              <w:pStyle w:val="Brdtekst"/>
+              <w:spacing w:before="0" w:after="140"/>
+              <w:rPr>
+                <w:color w:val="C9211E"/>
+              </w:rPr>
+            </w:pPr>
+            <w:r>
+              <w:rPr>
+                <w:rFonts w:cs="Verdana" w:ascii="Verdana" w:hAnsi="Verdana"/>
+                <w:color w:val="C9211E"/>
+                <w:lang w:val="da-DK"/>
+              </w:rPr>
+              <w:t>Følger vedtagne normer i ”Music Braille Code 2015”  fra ”Braille Authority of North America” og implementerer akkordnotation og bistemmer.</w:t>
+            </w:r>
+          </w:p>
+        </w:tc>
+      </w:tr>
+    </w:tbl>
+    <w:p>
+      <w:pPr>
+        <w:pStyle w:val="Brdtekst"/>
+        <w:rPr>
+          <w:rFonts w:ascii="Verdana" w:hAnsi="Verdana" w:cs="Verdana"/>
+          <w:color w:val="C9211E"/>
+          <w:lang w:val="da-DK"/>
+        </w:rPr>
+      </w:pPr>
+      <w:r>
+        <w:rPr>
+          <w:rFonts w:cs="Verdana" w:ascii="Verdana" w:hAnsi="Verdana"/>
+          <w:color w:val="C9211E"/>
+          <w:lang w:val="da-DK"/>
+        </w:rPr>
+      </w:r>
+    </w:p>
+    <w:p>
+      <w:pPr>
+        <w:pStyle w:val="Brdtekst"/>
+        <w:rPr>
+          <w:color w:val="C9211E"/>
+        </w:rPr>
+      </w:pPr>
+      <w:r>
+        <w:rPr>
+          <w:rFonts w:cs="Verdana" w:ascii="Verdana" w:hAnsi="Verdana"/>
+          <w:color w:val="C9211E"/>
+          <w:lang w:val="da-DK"/>
+        </w:rPr>
+        <w:t>Hvis behovet opstår kan IBOS Nodelæser relativt nemt udbygges til at implementere flere forskellige opstillinger, for eksempel blanding af noder og lyrik.</w:t>
+      </w:r>
+    </w:p>
+    <w:p>
+      <w:pPr>
+        <w:pStyle w:val="Brdtekst"/>
+        <w:rPr>
+          <w:rFonts w:ascii="Verdana" w:hAnsi="Verdana" w:cs="Verdana"/>
+          <w:color w:val="C9211E"/>
+          <w:lang w:val="da-DK"/>
+        </w:rPr>
+      </w:pPr>
+      <w:r>
+        <w:rPr>
+          <w:rFonts w:cs="Verdana" w:ascii="Verdana" w:hAnsi="Verdana"/>
+          <w:color w:val="C9211E"/>
+          <w:lang w:val="da-DK"/>
+        </w:rPr>
+      </w:r>
+    </w:p>
+    <w:p>
+      <w:pPr>
+        <w:pStyle w:val="Overskrift3"/>
+        <w:rPr>
+          <w:color w:val="C9211E"/>
+        </w:rPr>
+      </w:pPr>
+      <w:bookmarkStart w:id="23" w:name="__RefHeading___Toc1946_1354692515"/>
+      <w:bookmarkEnd w:id="23"/>
+      <w:r>
+        <w:rPr>
+          <w:color w:val="C9211E"/>
+        </w:rPr>
+        <w:t>Filformat</w:t>
+      </w:r>
+    </w:p>
+    <w:p>
+      <w:pPr>
+        <w:pStyle w:val="Brdtekst"/>
+        <w:rPr>
+          <w:color w:val="C9211E"/>
+        </w:rPr>
+      </w:pPr>
+      <w:r>
+        <w:rPr>
+          <w:rFonts w:cs="Verdana" w:ascii="Verdana" w:hAnsi="Verdana"/>
+          <w:color w:val="C9211E"/>
+          <w:lang w:val="da-DK"/>
+        </w:rPr>
+        <w:t>Den rent tekniske repræsentation af de enkelte punktnode tegn.</w:t>
+      </w:r>
+    </w:p>
+    <w:p>
+      <w:pPr>
+        <w:pStyle w:val="Brdtekst"/>
+        <w:rPr>
+          <w:color w:val="C9211E"/>
+        </w:rPr>
+      </w:pPr>
+      <w:r>
+        <w:rPr>
+          <w:rFonts w:cs="Verdana" w:ascii="Verdana" w:hAnsi="Verdana"/>
+          <w:color w:val="C9211E"/>
+          <w:lang w:val="da-DK"/>
+        </w:rPr>
+        <w:t>Version 3.2 understøtter ”ASCII”, ”OctoBraille 1252” og ”Unicode”.</w:t>
+      </w:r>
+    </w:p>
+    <w:p>
+      <w:pPr>
+        <w:pStyle w:val="Brdtekst"/>
+        <w:rPr>
+          <w:rFonts w:ascii="Verdana" w:hAnsi="Verdana" w:cs="Verdana"/>
+          <w:color w:val="C9211E"/>
+          <w:lang w:val="da-DK"/>
+        </w:rPr>
+      </w:pPr>
+      <w:r>
+        <w:rPr>
+          <w:rFonts w:cs="Verdana" w:ascii="Verdana" w:hAnsi="Verdana"/>
+          <w:color w:val="C9211E"/>
+          <w:lang w:val="da-DK"/>
+        </w:rPr>
+      </w:r>
+    </w:p>
+    <w:p>
+      <w:pPr>
+        <w:pStyle w:val="Overskrift3"/>
+        <w:rPr>
+          <w:color w:val="C9211E"/>
+        </w:rPr>
+      </w:pPr>
+      <w:bookmarkStart w:id="24" w:name="__RefHeading___Toc1948_1354692515"/>
+      <w:bookmarkEnd w:id="24"/>
+      <w:r>
+        <w:rPr>
+          <w:color w:val="C9211E"/>
+        </w:rPr>
+        <w:t>Punktskrift-apparat-type</w:t>
+      </w:r>
+    </w:p>
+    <w:p>
+      <w:pPr>
+        <w:pStyle w:val="Brdtekst"/>
+        <w:rPr>
+          <w:color w:val="C9211E"/>
+        </w:rPr>
+      </w:pPr>
+      <w:r>
+        <w:rPr>
+          <w:rFonts w:cs="Verdana" w:ascii="Verdana" w:hAnsi="Verdana"/>
+          <w:color w:val="C9211E"/>
+          <w:lang w:val="da-DK"/>
+        </w:rPr>
+        <w:t>Her understøttes ”Punktprinter” , ”Notatapparat” og ”Universelt apparat”.</w:t>
+      </w:r>
+    </w:p>
+    <w:p>
+      <w:pPr>
+        <w:pStyle w:val="Brdtekst"/>
+        <w:rPr>
+          <w:rFonts w:ascii="Verdana" w:hAnsi="Verdana" w:cs="Verdana"/>
+          <w:color w:val="C9211E"/>
+          <w:lang w:val="da-DK"/>
+        </w:rPr>
+      </w:pPr>
+      <w:r>
+        <w:rPr>
+          <w:rFonts w:cs="Verdana" w:ascii="Verdana" w:hAnsi="Verdana"/>
+          <w:color w:val="C9211E"/>
+          <w:lang w:val="da-DK"/>
+        </w:rPr>
+      </w:r>
+    </w:p>
+    <w:p>
+      <w:pPr>
+        <w:pStyle w:val="Overskrift3"/>
+        <w:rPr>
+          <w:color w:val="C9211E"/>
+        </w:rPr>
+      </w:pPr>
+      <w:bookmarkStart w:id="25" w:name="__RefHeading___Toc1950_1354692515"/>
+      <w:bookmarkEnd w:id="25"/>
+      <w:r>
+        <w:rPr>
+          <w:color w:val="C9211E"/>
+        </w:rPr>
+        <w:t>Fysiske dimensioner</w:t>
+      </w:r>
+    </w:p>
+    <w:p>
+      <w:pPr>
+        <w:pStyle w:val="Brdtekst"/>
+        <w:rPr>
+          <w:color w:val="C9211E"/>
+        </w:rPr>
+      </w:pPr>
+      <w:r>
+        <w:rPr>
+          <w:rFonts w:cs="Verdana" w:ascii="Verdana" w:hAnsi="Verdana"/>
+          <w:color w:val="C9211E"/>
+          <w:lang w:val="da-DK"/>
+        </w:rPr>
+        <w:t>Sidebredde og sidehøjde.</w:t>
+      </w:r>
+    </w:p>
+    <w:p>
+      <w:pPr>
+        <w:pStyle w:val="Brdtekst"/>
+        <w:rPr>
+          <w:rFonts w:ascii="Verdana" w:hAnsi="Verdana" w:cs="Verdana"/>
+          <w:lang w:val="da-DK"/>
+        </w:rPr>
+      </w:pPr>
+      <w:r>
+        <w:rPr>
+          <w:color w:val="C9211E"/>
+        </w:rPr>
+      </w:r>
+    </w:p>
+    <w:p>
+      <w:pPr>
+        <w:pStyle w:val="Overskrift2"/>
+        <w:numPr>
+          <w:ilvl w:val="1"/>
           <w:numId w:val="2"/>
         </w:numPr>
         <w:rPr>
+          <w:color w:val="C9211E"/>
+        </w:rPr>
+      </w:pPr>
+      <w:bookmarkStart w:id="26" w:name="__RefHeading___Toc1952_1354692515"/>
+      <w:bookmarkEnd w:id="26"/>
+      <w:r>
+        <w:rPr>
+          <w:color w:val="C9211E"/>
+        </w:rPr>
+        <w:t>Profiler</w:t>
+      </w:r>
+    </w:p>
+    <w:p>
+      <w:pPr>
+        <w:pStyle w:val="Brdtekst"/>
+        <w:rPr>
+          <w:color w:val="C9211E"/>
+        </w:rPr>
+      </w:pPr>
+      <w:r>
+        <w:rPr>
+          <w:rFonts w:cs="Verdana" w:ascii="Verdana" w:hAnsi="Verdana"/>
+          <w:color w:val="C9211E"/>
+          <w:lang w:val="da-DK"/>
+        </w:rPr>
+        <w:t xml:space="preserve">For at hjælpe brugeren med at håndtere alle disse mange muligheder definerer IBOS Nodelæser 3 forskellige ”Profiler” som  på forhånd er udfyldt med typiske værdier. </w:t>
+      </w:r>
+    </w:p>
+    <w:p>
+      <w:pPr>
+        <w:pStyle w:val="Brdtekst"/>
+        <w:rPr>
+          <w:color w:val="C9211E"/>
+        </w:rPr>
+      </w:pPr>
+      <w:r>
+        <w:rPr>
+          <w:rFonts w:cs="Verdana" w:ascii="Verdana" w:hAnsi="Verdana"/>
+          <w:color w:val="C9211E"/>
+          <w:lang w:val="da-DK"/>
+        </w:rPr>
+        <w:t>De 3 profiler er:</w:t>
+      </w:r>
+    </w:p>
+    <w:tbl>
+      <w:tblPr>
+        <w:tblW w:w="9651" w:type="dxa"/>
+        <w:jc w:val="left"/>
+        <w:tblInd w:w="0" w:type="dxa"/>
+        <w:tblCellMar>
+          <w:top w:w="55" w:type="dxa"/>
+          <w:left w:w="55" w:type="dxa"/>
+          <w:bottom w:w="55" w:type="dxa"/>
+          <w:right w:w="55" w:type="dxa"/>
+        </w:tblCellMar>
+      </w:tblPr>
+      <w:tblGrid>
+        <w:gridCol w:w="3179"/>
+        <w:gridCol w:w="6471"/>
+      </w:tblGrid>
+      <w:tr>
+        <w:trPr/>
+        <w:tc>
+          <w:tcPr>
+            <w:tcW w:w="3179" w:type="dxa"/>
+            <w:tcBorders>
+              <w:top w:val="single" w:sz="2" w:space="0" w:color="000000"/>
+              <w:left w:val="single" w:sz="2" w:space="0" w:color="000000"/>
+              <w:bottom w:val="single" w:sz="2" w:space="0" w:color="000000"/>
+            </w:tcBorders>
+            <w:shd w:fill="auto" w:val="clear"/>
+          </w:tcPr>
+          <w:p>
+            <w:pPr>
+              <w:pStyle w:val="Brdtekst"/>
+              <w:spacing w:before="0" w:after="140"/>
+              <w:rPr>
+                <w:color w:val="C9211E"/>
+              </w:rPr>
+            </w:pPr>
+            <w:r>
+              <w:rPr>
+                <w:rFonts w:cs="Verdana" w:ascii="Verdana" w:hAnsi="Verdana"/>
+                <w:color w:val="C9211E"/>
+                <w:lang w:val="da-DK"/>
+              </w:rPr>
+              <w:t>Punktprinter</w:t>
+            </w:r>
+          </w:p>
+        </w:tc>
+        <w:tc>
+          <w:tcPr>
+            <w:tcW w:w="6471" w:type="dxa"/>
+            <w:tcBorders>
+              <w:top w:val="single" w:sz="2" w:space="0" w:color="000000"/>
+              <w:left w:val="single" w:sz="2" w:space="0" w:color="000000"/>
+              <w:bottom w:val="single" w:sz="2" w:space="0" w:color="000000"/>
+              <w:right w:val="single" w:sz="2" w:space="0" w:color="000000"/>
+            </w:tcBorders>
+            <w:shd w:fill="auto" w:val="clear"/>
+          </w:tcPr>
+          <w:p>
+            <w:pPr>
+              <w:pStyle w:val="Brdtekst"/>
+              <w:spacing w:before="0" w:after="140"/>
+              <w:rPr>
+                <w:color w:val="C9211E"/>
+              </w:rPr>
+            </w:pPr>
+            <w:r>
+              <w:rPr>
+                <w:rFonts w:cs="Verdana" w:ascii="Verdana" w:hAnsi="Verdana"/>
+                <w:color w:val="C9211E"/>
+                <w:lang w:val="da-DK"/>
+              </w:rPr>
+              <w:t>Typiske indstillinger for en punktprinter.</w:t>
+            </w:r>
+          </w:p>
+        </w:tc>
+      </w:tr>
+      <w:tr>
+        <w:trPr/>
+        <w:tc>
+          <w:tcPr>
+            <w:tcW w:w="3179" w:type="dxa"/>
+            <w:tcBorders>
+              <w:left w:val="single" w:sz="2" w:space="0" w:color="000000"/>
+              <w:bottom w:val="single" w:sz="2" w:space="0" w:color="000000"/>
+            </w:tcBorders>
+            <w:shd w:fill="auto" w:val="clear"/>
+          </w:tcPr>
+          <w:p>
+            <w:pPr>
+              <w:pStyle w:val="Brdtekst"/>
+              <w:spacing w:before="0" w:after="140"/>
+              <w:rPr>
+                <w:color w:val="C9211E"/>
+              </w:rPr>
+            </w:pPr>
+            <w:r>
+              <w:rPr>
+                <w:rFonts w:cs="Verdana" w:ascii="Verdana" w:hAnsi="Verdana"/>
+                <w:color w:val="C9211E"/>
+                <w:lang w:val="da-DK"/>
+              </w:rPr>
+              <w:t>Notatapparat</w:t>
+            </w:r>
+          </w:p>
+        </w:tc>
+        <w:tc>
+          <w:tcPr>
+            <w:tcW w:w="6471" w:type="dxa"/>
+            <w:tcBorders>
+              <w:left w:val="single" w:sz="2" w:space="0" w:color="000000"/>
+              <w:bottom w:val="single" w:sz="2" w:space="0" w:color="000000"/>
+              <w:right w:val="single" w:sz="2" w:space="0" w:color="000000"/>
+            </w:tcBorders>
+            <w:shd w:fill="auto" w:val="clear"/>
+          </w:tcPr>
+          <w:p>
+            <w:pPr>
+              <w:pStyle w:val="Brdtekst"/>
+              <w:spacing w:before="0" w:after="140"/>
+              <w:rPr>
+                <w:color w:val="C9211E"/>
+              </w:rPr>
+            </w:pPr>
+            <w:r>
+              <w:rPr>
+                <w:rFonts w:cs="Verdana" w:ascii="Verdana" w:hAnsi="Verdana"/>
+                <w:color w:val="C9211E"/>
+                <w:lang w:val="da-DK"/>
+              </w:rPr>
+              <w:t>Typiske indstillinger for et notatapparat.</w:t>
+            </w:r>
+          </w:p>
+        </w:tc>
+      </w:tr>
+      <w:tr>
+        <w:trPr/>
+        <w:tc>
+          <w:tcPr>
+            <w:tcW w:w="3179" w:type="dxa"/>
+            <w:tcBorders>
+              <w:left w:val="single" w:sz="2" w:space="0" w:color="000000"/>
+              <w:bottom w:val="single" w:sz="2" w:space="0" w:color="000000"/>
+            </w:tcBorders>
+            <w:shd w:fill="auto" w:val="clear"/>
+          </w:tcPr>
+          <w:p>
+            <w:pPr>
+              <w:pStyle w:val="Brdtekst"/>
+              <w:spacing w:before="0" w:after="140"/>
+              <w:rPr>
+                <w:color w:val="C9211E"/>
+              </w:rPr>
+            </w:pPr>
+            <w:r>
+              <w:rPr>
+                <w:rFonts w:cs="Verdana" w:ascii="Verdana" w:hAnsi="Verdana"/>
+                <w:color w:val="C9211E"/>
+                <w:lang w:val="da-DK"/>
+              </w:rPr>
+              <w:t>Universelt punktapparat</w:t>
+            </w:r>
+          </w:p>
+        </w:tc>
+        <w:tc>
+          <w:tcPr>
+            <w:tcW w:w="6471" w:type="dxa"/>
+            <w:tcBorders>
+              <w:left w:val="single" w:sz="2" w:space="0" w:color="000000"/>
+              <w:bottom w:val="single" w:sz="2" w:space="0" w:color="000000"/>
+              <w:right w:val="single" w:sz="2" w:space="0" w:color="000000"/>
+            </w:tcBorders>
+            <w:shd w:fill="auto" w:val="clear"/>
+          </w:tcPr>
+          <w:p>
+            <w:pPr>
+              <w:pStyle w:val="Brdtekst"/>
+              <w:spacing w:before="0" w:after="140"/>
+              <w:rPr>
+                <w:color w:val="C9211E"/>
+              </w:rPr>
+            </w:pPr>
+            <w:r>
+              <w:rPr>
+                <w:rFonts w:cs="Verdana" w:ascii="Verdana" w:hAnsi="Verdana"/>
+                <w:color w:val="C9211E"/>
+                <w:lang w:val="da-DK"/>
+              </w:rPr>
+              <w:t>Mulighed for at variere alle indstillinger efter specielle behov. Kan også bruges hvis brugeren råder over 2 forskellige punktprintere eller to forskellige notatapparater.</w:t>
+            </w:r>
+          </w:p>
+        </w:tc>
+      </w:tr>
+    </w:tbl>
+    <w:p>
+      <w:pPr>
+        <w:pStyle w:val="Brdtekst"/>
+        <w:rPr>
           <w:rFonts w:ascii="Verdana" w:hAnsi="Verdana" w:cs="Verdana"/>
-        </w:rPr>
-      </w:pPr>
-      <w:bookmarkStart w:id="20" w:name="__RefHeading___Toc531076564"/>
-      <w:bookmarkEnd w:id="20"/>
-      <w:r>
-        <w:rPr>
-          <w:rFonts w:cs="Verdana" w:ascii="Verdana" w:hAnsi="Verdana"/>
-        </w:rPr>
-        <w:t>Export af punktnoder</w:t>
+          <w:color w:val="C9211E"/>
+          <w:lang w:val="da-DK"/>
+        </w:rPr>
+      </w:pPr>
+      <w:r>
+        <w:rPr>
+          <w:rFonts w:cs="Verdana" w:ascii="Verdana" w:hAnsi="Verdana"/>
+          <w:color w:val="C9211E"/>
+          <w:lang w:val="da-DK"/>
+        </w:rPr>
+      </w:r>
+    </w:p>
+    <w:p>
+      <w:pPr>
+        <w:pStyle w:val="Brdtekst"/>
+        <w:rPr>
+          <w:color w:val="C9211E"/>
+        </w:rPr>
+      </w:pPr>
+      <w:r>
+        <w:rPr>
+          <w:rFonts w:cs="Verdana" w:ascii="Verdana" w:hAnsi="Verdana"/>
+          <w:color w:val="C9211E"/>
+          <w:lang w:val="da-DK"/>
+        </w:rPr>
+        <w:t>Ofte vil de forudindstillede værdier for Punktprinter og Notatapparat dække brugerens behov, men ellers kan de ændres under Indstillinger.</w:t>
+      </w:r>
+    </w:p>
+    <w:p>
+      <w:pPr>
+        <w:pStyle w:val="Brdtekst"/>
+        <w:rPr>
+          <w:color w:val="C9211E"/>
+        </w:rPr>
+      </w:pPr>
+      <w:r>
+        <w:rPr>
+          <w:rFonts w:cs="Verdana" w:ascii="Verdana" w:hAnsi="Verdana"/>
+          <w:color w:val="C9211E"/>
+          <w:lang w:val="da-DK"/>
+        </w:rPr>
+        <w:t>Under selve eksport-operationen kan brugeren vælge placering af de genererede punktnodefiler ved hjælp af en Windows "Gem Som" dialog.</w:t>
+      </w:r>
+    </w:p>
+    <w:p>
+      <w:pPr>
+        <w:pStyle w:val="Brdtekst"/>
+        <w:rPr>
+          <w:color w:val="C9211E"/>
+        </w:rPr>
+      </w:pPr>
+      <w:r>
+        <w:rPr>
+          <w:rFonts w:cs="Verdana" w:ascii="Verdana" w:hAnsi="Verdana"/>
+          <w:color w:val="C9211E"/>
+          <w:lang w:val="da-DK"/>
+        </w:rPr>
+        <w:t>Som standard gemmes punktnode filerne i undermapper ved siden af den tilhørende MusicXml fil, men det vil ofte være praktisk at gemme filerne direkte på en USB memory stick, som derefter kan flyttes over i et notatapparat.</w:t>
+      </w:r>
+      <w:r>
+        <w:br w:type="page"/>
+      </w:r>
+    </w:p>
+    <w:p>
+      <w:pPr>
+        <w:pStyle w:val="Overskrift2"/>
+        <w:numPr>
+          <w:ilvl w:val="1"/>
+          <w:numId w:val="2"/>
+        </w:numPr>
+        <w:rPr>
+          <w:color w:val="C9211E"/>
+        </w:rPr>
+      </w:pPr>
+      <w:bookmarkStart w:id="27" w:name="__RefHeading___Toc1954_1354692515"/>
+      <w:bookmarkEnd w:id="27"/>
+      <w:r>
+        <w:rPr>
+          <w:color w:val="C9211E"/>
+        </w:rPr>
+        <w:t>IBOS Nodelæser opstilling</w:t>
+      </w:r>
+    </w:p>
+    <w:p>
+      <w:pPr>
+        <w:pStyle w:val="Brdtekst"/>
+        <w:rPr>
+          <w:color w:val="C9211E"/>
+        </w:rPr>
+      </w:pPr>
+      <w:r>
+        <w:rPr>
+          <w:rFonts w:cs="Verdana" w:ascii="Verdana" w:hAnsi="Verdana"/>
+          <w:color w:val="C9211E"/>
+          <w:lang w:val="da-DK"/>
+        </w:rPr>
+        <w:t>Svarer som nævnt til visningen i IBOS Nodelæsers nodeliste. Der genereres kun 1 enkelt punktnode fil indeholdende noder fra alle stemmer. Hver linje i punktnode filen svarer til et tidspunkt i partituret, for eksempel starten af takt 17. Der benyttes hverken Intervalnotation eller Bistemmer, så denne opstilling egner sig kun til relativt enkle partiturer.</w:t>
+      </w:r>
+    </w:p>
+    <w:p>
+      <w:pPr>
+        <w:pStyle w:val="Overskrift2"/>
+        <w:numPr>
+          <w:ilvl w:val="1"/>
+          <w:numId w:val="2"/>
+        </w:numPr>
+        <w:rPr>
+          <w:color w:val="C9211E"/>
+        </w:rPr>
+      </w:pPr>
+      <w:bookmarkStart w:id="28" w:name="__RefHeading___Toc1956_1354692515"/>
+      <w:bookmarkEnd w:id="28"/>
+      <w:r>
+        <w:rPr>
+          <w:color w:val="C9211E"/>
+        </w:rPr>
+        <w:t>BANA 2015 Opstilling</w:t>
+      </w:r>
+    </w:p>
+    <w:p>
+      <w:pPr>
+        <w:pStyle w:val="Brdtekst"/>
+        <w:rPr>
+          <w:color w:val="C9211E"/>
+        </w:rPr>
+      </w:pPr>
+      <w:r>
+        <w:rPr>
+          <w:rFonts w:cs="Verdana" w:ascii="Verdana" w:hAnsi="Verdana"/>
+          <w:color w:val="C9211E"/>
+          <w:lang w:val="da-DK"/>
+        </w:rPr>
+        <w:t>I denne opstilling benyttes både intervalnotation og bistemmer.</w:t>
+      </w:r>
+    </w:p>
+    <w:p>
+      <w:pPr>
+        <w:pStyle w:val="Brdtekst"/>
+        <w:rPr>
+          <w:color w:val="C9211E"/>
+        </w:rPr>
+      </w:pPr>
+      <w:r>
+        <w:rPr>
+          <w:rFonts w:cs="Verdana" w:ascii="Verdana" w:hAnsi="Verdana"/>
+          <w:color w:val="C9211E"/>
+          <w:lang w:val="da-DK"/>
+        </w:rPr>
+        <w:t>Som hovedregel genereres 1 fil pr stemme i partituret samt en ”TUTTI” stemme, som indeholder en samlet repræsentation af alle stemmer.</w:t>
       </w:r>
     </w:p>
     <w:p>
@@ -11199,27 +12736,150 @@
       </w:pPr>
       <w:r>
         <w:rPr>
-          <w:rFonts w:cs="Verdana" w:ascii="Verdana" w:hAnsi="Verdana"/>
-          <w:lang w:val="da-DK"/>
-        </w:rPr>
-      </w:r>
-    </w:p>
-    <w:p>
-      <w:pPr>
-        <w:pStyle w:val="Brdtekst"/>
-        <w:rPr/>
-      </w:pPr>
-      <w:r>
-        <w:rPr>
-          <w:rFonts w:cs="Verdana" w:ascii="Verdana" w:hAnsi="Verdana"/>
-          <w:lang w:val="da-DK"/>
-        </w:rPr>
-        <w:t>IBOS Nodelæser giver mulighed for at få vist indholdet af hver enkelt linie i nodelisten i punktnode repræsentation.</w:t>
-      </w:r>
-    </w:p>
-    <w:p>
-      <w:pPr>
-        <w:pStyle w:val="Brdtekst"/>
+          <w:color w:val="C9211E"/>
+        </w:rPr>
+      </w:r>
+    </w:p>
+    <w:p>
+      <w:pPr>
+        <w:pStyle w:val="Brdtekst"/>
+        <w:rPr>
+          <w:color w:val="C9211E"/>
+        </w:rPr>
+      </w:pPr>
+      <w:r>
+        <w:rPr>
+          <w:rFonts w:cs="Verdana" w:ascii="Verdana" w:hAnsi="Verdana"/>
+          <w:color w:val="C9211E"/>
+          <w:lang w:val="da-DK"/>
+        </w:rPr>
+        <w:t xml:space="preserve">I SATB (Sopran, Alt, Tenot, Bas) kor-partiturer genereres desuden: </w:t>
+      </w:r>
+    </w:p>
+    <w:p>
+      <w:pPr>
+        <w:pStyle w:val="Brdtekst"/>
+        <w:numPr>
+          <w:ilvl w:val="0"/>
+          <w:numId w:val="10"/>
+        </w:numPr>
+        <w:rPr>
+          <w:color w:val="C9211E"/>
+        </w:rPr>
+      </w:pPr>
+      <w:r>
+        <w:rPr>
+          <w:rFonts w:cs="Verdana" w:ascii="Verdana" w:hAnsi="Verdana"/>
+          <w:color w:val="C9211E"/>
+          <w:lang w:val="da-DK"/>
+        </w:rPr>
+        <w:t>E</w:t>
+      </w:r>
+      <w:r>
+        <w:rPr>
+          <w:rFonts w:cs="Verdana" w:ascii="Verdana" w:hAnsi="Verdana"/>
+          <w:color w:val="C9211E"/>
+          <w:lang w:val="da-DK"/>
+        </w:rPr>
+        <w:t>n ”SA</w:t>
+      </w:r>
+      <w:r>
+        <w:rPr>
+          <w:rFonts w:cs="Verdana" w:ascii="Verdana" w:hAnsi="Verdana"/>
+          <w:color w:val="C9211E"/>
+          <w:lang w:val="da-DK"/>
+        </w:rPr>
+        <w:t xml:space="preserve">TB </w:t>
+      </w:r>
+      <w:r>
+        <w:rPr>
+          <w:rFonts w:cs="Verdana" w:ascii="Verdana" w:hAnsi="Verdana"/>
+          <w:color w:val="C9211E"/>
+          <w:lang w:val="da-DK"/>
+        </w:rPr>
+        <w:t xml:space="preserve">” fil indeholdende sopran, alt, </w:t>
+      </w:r>
+      <w:r>
+        <w:rPr>
+          <w:rFonts w:cs="Verdana" w:ascii="Verdana" w:hAnsi="Verdana"/>
+          <w:color w:val="C9211E"/>
+          <w:lang w:val="da-DK"/>
+        </w:rPr>
+        <w:t>tenor og bas</w:t>
+      </w:r>
+      <w:r>
+        <w:rPr>
+          <w:rFonts w:cs="Verdana" w:ascii="Verdana" w:hAnsi="Verdana"/>
+          <w:color w:val="C9211E"/>
+          <w:lang w:val="da-DK"/>
+        </w:rPr>
+        <w:t xml:space="preserve"> (noteret oppefra)</w:t>
+      </w:r>
+    </w:p>
+    <w:p>
+      <w:pPr>
+        <w:pStyle w:val="Brdtekst"/>
+        <w:numPr>
+          <w:ilvl w:val="0"/>
+          <w:numId w:val="10"/>
+        </w:numPr>
+        <w:rPr>
+          <w:color w:val="C9211E"/>
+        </w:rPr>
+      </w:pPr>
+      <w:r>
+        <w:rPr>
+          <w:rFonts w:cs="Verdana" w:ascii="Verdana" w:hAnsi="Verdana"/>
+          <w:color w:val="C9211E"/>
+          <w:lang w:val="da-DK"/>
+        </w:rPr>
+        <w:t>E</w:t>
+      </w:r>
+      <w:r>
+        <w:rPr>
+          <w:rFonts w:cs="Verdana" w:ascii="Verdana" w:hAnsi="Verdana"/>
+          <w:color w:val="C9211E"/>
+          <w:lang w:val="da-DK"/>
+        </w:rPr>
+        <w:t xml:space="preserve">n ”SA” fil indeholdende sopran og alt (noteret oppefra) </w:t>
+      </w:r>
+    </w:p>
+    <w:p>
+      <w:pPr>
+        <w:pStyle w:val="Brdtekst"/>
+        <w:numPr>
+          <w:ilvl w:val="0"/>
+          <w:numId w:val="10"/>
+        </w:numPr>
+        <w:rPr>
+          <w:color w:val="C9211E"/>
+        </w:rPr>
+      </w:pPr>
+      <w:r>
+        <w:rPr>
+          <w:rFonts w:cs="Verdana" w:ascii="Verdana" w:hAnsi="Verdana"/>
+          <w:color w:val="C9211E"/>
+          <w:lang w:val="da-DK"/>
+        </w:rPr>
+        <w:t>E</w:t>
+      </w:r>
+      <w:r>
+        <w:rPr>
+          <w:rFonts w:cs="Verdana" w:ascii="Verdana" w:hAnsi="Verdana"/>
+          <w:color w:val="C9211E"/>
+          <w:lang w:val="da-DK"/>
+        </w:rPr>
+        <w:t>n ”BT” fil indeholdende bas og tenor (noteret nedefra.)</w:t>
+      </w:r>
+    </w:p>
+    <w:p>
+      <w:pPr>
+        <w:pStyle w:val="Brdtekst"/>
+        <w:numPr>
+          <w:ilvl w:val="0"/>
+          <w:numId w:val="0"/>
+        </w:numPr>
+        <w:ind w:left="754" w:hanging="0"/>
         <w:rPr>
           <w:rFonts w:ascii="Verdana" w:hAnsi="Verdana" w:cs="Verdana"/>
           <w:lang w:val="da-DK"/>
@@ -11227,10 +12887,72 @@
       </w:pPr>
       <w:r>
         <w:rPr>
-          <w:rFonts w:cs="Verdana" w:ascii="Verdana" w:hAnsi="Verdana"/>
-          <w:lang w:val="da-DK"/>
-        </w:rPr>
-        <w:t>Fra og med version 2.7.0.0 er der desuden mulighed for at eksportere den viste punktnode-repræsentation til en fil, som igen kan anvendes i et notatapparat eller en punktprinter.</w:t>
+          <w:color w:val="C9211E"/>
+        </w:rPr>
+      </w:r>
+    </w:p>
+    <w:p>
+      <w:pPr>
+        <w:pStyle w:val="Brdtekst"/>
+        <w:rPr>
+          <w:color w:val="C9211E"/>
+        </w:rPr>
+      </w:pPr>
+      <w:r>
+        <w:rPr>
+          <w:rFonts w:cs="Verdana" w:ascii="Verdana" w:hAnsi="Verdana"/>
+          <w:color w:val="C9211E"/>
+          <w:lang w:val="da-DK"/>
+        </w:rPr>
+        <w:t xml:space="preserve">For et typisk SATB partitur genereres således </w:t>
+      </w:r>
+      <w:r>
+        <w:rPr>
+          <w:rFonts w:cs="Verdana" w:ascii="Verdana" w:hAnsi="Verdana"/>
+          <w:color w:val="C9211E"/>
+          <w:lang w:val="da-DK"/>
+        </w:rPr>
+        <w:t>8</w:t>
+      </w:r>
+      <w:r>
+        <w:rPr>
+          <w:rFonts w:cs="Verdana" w:ascii="Verdana" w:hAnsi="Verdana"/>
+          <w:color w:val="C9211E"/>
+          <w:lang w:val="da-DK"/>
+        </w:rPr>
+        <w:t xml:space="preserve"> filer:</w:t>
+      </w:r>
+    </w:p>
+    <w:p>
+      <w:pPr>
+        <w:pStyle w:val="Brdtekst"/>
+        <w:rPr>
+          <w:color w:val="C9211E"/>
+        </w:rPr>
+      </w:pPr>
+      <w:r>
+        <w:rPr>
+          <w:rFonts w:cs="Verdana" w:ascii="Verdana" w:hAnsi="Verdana"/>
+          <w:color w:val="C9211E"/>
+          <w:lang w:val="da-DK"/>
+        </w:rPr>
+        <w:t xml:space="preserve">S, A, T, B, </w:t>
+      </w:r>
+      <w:r>
+        <w:rPr>
+          <w:rFonts w:cs="Verdana" w:ascii="Verdana" w:hAnsi="Verdana"/>
+          <w:color w:val="C9211E"/>
+          <w:lang w:val="da-DK"/>
+        </w:rPr>
+        <w:t xml:space="preserve">SATB, </w:t>
+      </w:r>
+      <w:r>
+        <w:rPr>
+          <w:rFonts w:cs="Verdana" w:ascii="Verdana" w:hAnsi="Verdana"/>
+          <w:color w:val="C9211E"/>
+          <w:lang w:val="da-DK"/>
+        </w:rPr>
+        <w:t>SA, BT og TUTTI.</w:t>
       </w:r>
     </w:p>
     <w:p>
@@ -11243,53 +12965,527 @@
       </w:pPr>
       <w:r>
         <w:rPr>
-          <w:rFonts w:cs="Verdana" w:ascii="Verdana" w:hAnsi="Verdana"/>
-          <w:lang w:val="da-DK"/>
-        </w:rPr>
-      </w:r>
-    </w:p>
-    <w:p>
-      <w:pPr>
-        <w:pStyle w:val="Brdtekst"/>
+          <w:color w:val="C9211E"/>
+        </w:rPr>
+      </w:r>
+    </w:p>
+    <w:p>
+      <w:pPr>
+        <w:pStyle w:val="Brdtekst"/>
+        <w:rPr>
+          <w:color w:val="C9211E"/>
+        </w:rPr>
+      </w:pPr>
+      <w:r>
+        <w:rPr>
+          <w:rFonts w:cs="Verdana" w:ascii="Verdana" w:hAnsi="Verdana"/>
+          <w:color w:val="C9211E"/>
+          <w:lang w:val="da-DK"/>
+        </w:rPr>
+        <w:t>Alle filer generes (på få sekunder) i en mappestruktur ved siden af MusicXml filen.</w:t>
+      </w:r>
+    </w:p>
+    <w:p>
+      <w:pPr>
+        <w:pStyle w:val="Brdtekst"/>
+        <w:rPr>
+          <w:color w:val="C9211E"/>
+        </w:rPr>
+      </w:pPr>
+      <w:r>
+        <w:rPr>
+          <w:rFonts w:cs="Verdana" w:ascii="Verdana" w:hAnsi="Verdana"/>
+          <w:color w:val="C9211E"/>
+          <w:lang w:val="da-DK"/>
+        </w:rPr>
+        <w:t>Brugeren kan derefter udskrive de ønskede filer på punktprinter med</w:t>
+      </w:r>
+    </w:p>
+    <w:p>
+      <w:pPr>
+        <w:pStyle w:val="Brdtekst"/>
+        <w:rPr>
+          <w:color w:val="C9211E"/>
+        </w:rPr>
+      </w:pPr>
+      <w:r>
+        <w:rPr>
+          <w:rFonts w:eastAsia="Verdana" w:cs="Verdana" w:ascii="Verdana" w:hAnsi="Verdana"/>
+          <w:color w:val="C9211E"/>
+          <w:lang w:val="da-DK"/>
+        </w:rPr>
+        <w:t>”</w:t>
+      </w:r>
+      <w:r>
+        <w:rPr>
+          <w:rFonts w:cs="Verdana" w:ascii="Verdana" w:hAnsi="Verdana"/>
+          <w:color w:val="C9211E"/>
+          <w:lang w:val="da-DK"/>
+        </w:rPr>
+        <w:t>Filer” → ”Udskriv punktnode fil på punktprinter”</w:t>
+      </w:r>
+    </w:p>
+    <w:p>
+      <w:pPr>
+        <w:pStyle w:val="Brdtekst"/>
+        <w:rPr>
+          <w:color w:val="C9211E"/>
+        </w:rPr>
+      </w:pPr>
+      <w:r>
+        <w:rPr>
+          <w:rFonts w:cs="Verdana" w:ascii="Verdana" w:hAnsi="Verdana"/>
+          <w:color w:val="C9211E"/>
+          <w:lang w:val="da-DK"/>
+        </w:rPr>
+        <w:t>eller overføre dem til sit notatapparat med</w:t>
+      </w:r>
+    </w:p>
+    <w:p>
+      <w:pPr>
+        <w:pStyle w:val="Brdtekst"/>
+        <w:rPr>
+          <w:color w:val="C9211E"/>
+        </w:rPr>
+      </w:pPr>
+      <w:r>
+        <w:rPr>
+          <w:rFonts w:eastAsia="Verdana" w:cs="Verdana" w:ascii="Verdana" w:hAnsi="Verdana"/>
+          <w:color w:val="C9211E"/>
+          <w:lang w:val="da-DK"/>
+        </w:rPr>
+        <w:t>”</w:t>
+      </w:r>
+      <w:r>
+        <w:rPr>
+          <w:rFonts w:cs="Verdana" w:ascii="Verdana" w:hAnsi="Verdana"/>
+          <w:color w:val="C9211E"/>
+          <w:lang w:val="da-DK"/>
+        </w:rPr>
+        <w:t>Filer” → ”Kopiér punktnode fil til Braille apparat ved hjælp af Stifinder”</w:t>
+      </w:r>
+    </w:p>
+    <w:p>
+      <w:pPr>
+        <w:pStyle w:val="Overskrift2"/>
+        <w:widowControl/>
+        <w:numPr>
+          <w:ilvl w:val="0"/>
+          <w:numId w:val="0"/>
+        </w:numPr>
+        <w:suppressAutoHyphens w:val="true"/>
+        <w:ind w:left="0" w:right="0" w:hanging="0"/>
         <w:rPr>
           <w:rFonts w:ascii="Verdana" w:hAnsi="Verdana" w:cs="Verdana"/>
-          <w:lang w:val="da-DK"/>
-        </w:rPr>
-      </w:pPr>
-      <w:r>
-        <w:rPr>
-          <w:rFonts w:cs="Verdana" w:ascii="Verdana" w:hAnsi="Verdana"/>
-          <w:lang w:val="da-DK"/>
-        </w:rPr>
-        <w:t>Ved at fravælge og tilvælge enkeltstemmer og detaljer kan man således styre præcis hvilke stemmer og detaljer, man ønsker eksporteret som punktnoder.</w:t>
-      </w:r>
-    </w:p>
-    <w:p>
-      <w:pPr>
-        <w:pStyle w:val="Brdtekst"/>
+          <w:color w:val="C9211E"/>
+          <w:lang w:val="da-DK"/>
+        </w:rPr>
+      </w:pPr>
+      <w:r>
+        <w:rPr>
+          <w:rFonts w:cs="Verdana" w:ascii="Verdana" w:hAnsi="Verdana"/>
+          <w:color w:val="C9211E"/>
+          <w:lang w:val="da-DK"/>
+        </w:rPr>
+      </w:r>
+      <w:r>
+        <w:br w:type="page"/>
+      </w:r>
+    </w:p>
+    <w:p>
+      <w:pPr>
+        <w:pStyle w:val="Brdtekst"/>
+        <w:widowControl/>
+        <w:numPr>
+          <w:ilvl w:val="0"/>
+          <w:numId w:val="0"/>
+        </w:numPr>
+        <w:suppressAutoHyphens w:val="true"/>
+        <w:ind w:left="0" w:right="0" w:hanging="0"/>
         <w:rPr>
           <w:rFonts w:ascii="Verdana" w:hAnsi="Verdana" w:cs="Verdana"/>
-          <w:lang w:val="da-DK"/>
-        </w:rPr>
-      </w:pPr>
-      <w:r>
-        <w:rPr>
-          <w:rFonts w:cs="Verdana" w:ascii="Verdana" w:hAnsi="Verdana"/>
-          <w:lang w:val="da-DK"/>
-        </w:rPr>
-      </w:r>
-    </w:p>
-    <w:p>
-      <w:pPr>
-        <w:pStyle w:val="Brdtekst"/>
-        <w:rPr/>
-      </w:pPr>
-      <w:r>
-        <w:rPr>
-          <w:rFonts w:cs="Verdana" w:ascii="Verdana" w:hAnsi="Verdana"/>
-          <w:lang w:val="da-DK"/>
-        </w:rPr>
-        <w:t>Punktnoder udskrives traditionelt i ét af 3 forskellige repræsentationer:</w:t>
+          <w:color w:val="C9211E"/>
+          <w:lang w:val="da-DK"/>
+        </w:rPr>
+      </w:pPr>
+      <w:r>
+        <w:rPr>
+          <w:rFonts w:cs="Verdana" w:ascii="Verdana" w:hAnsi="Verdana"/>
+          <w:color w:val="C9211E"/>
+          <w:lang w:val="da-DK"/>
+        </w:rPr>
+      </w:r>
+    </w:p>
+    <w:p>
+      <w:pPr>
+        <w:pStyle w:val="Overskrift2"/>
+        <w:rPr>
+          <w:rFonts w:ascii="Verdana" w:hAnsi="Verdana"/>
+          <w:color w:val="C9211E"/>
+          <w:sz w:val="32"/>
+          <w:szCs w:val="32"/>
+        </w:rPr>
+      </w:pPr>
+      <w:bookmarkStart w:id="29" w:name="__RefHeading___Toc1958_1354692515"/>
+      <w:bookmarkEnd w:id="29"/>
+      <w:r>
+        <w:rPr>
+          <w:rFonts w:ascii="Verdana" w:hAnsi="Verdana"/>
+          <w:color w:val="C9211E"/>
+          <w:sz w:val="32"/>
+          <w:szCs w:val="32"/>
+        </w:rPr>
+        <w:t>Udskrivning af punktnodefiler</w:t>
+      </w:r>
+    </w:p>
+    <w:p>
+      <w:pPr>
+        <w:pStyle w:val="Brdtekst"/>
+        <w:rPr>
+          <w:rFonts w:ascii="Verdana" w:hAnsi="Verdana"/>
+          <w:sz w:val="24"/>
+          <w:szCs w:val="24"/>
+        </w:rPr>
+      </w:pPr>
+      <w:r>
+        <w:rPr>
+          <w:color w:val="C9211E"/>
+        </w:rPr>
+      </w:r>
+    </w:p>
+    <w:p>
+      <w:pPr>
+        <w:pStyle w:val="Brdtekst"/>
+        <w:rPr>
+          <w:color w:val="C9211E"/>
+        </w:rPr>
+      </w:pPr>
+      <w:r>
+        <w:rPr>
+          <w:rFonts w:cs="Verdana" w:ascii="Verdana" w:hAnsi="Verdana"/>
+          <w:color w:val="C9211E"/>
+          <w:lang w:val="da-DK"/>
+        </w:rPr>
+        <w:t>Dette sker under ”Filer” → ”Udskrivning af punktnodefiler på punktprinter” som igen  har 2 underpunkter:</w:t>
+      </w:r>
+    </w:p>
+    <w:tbl>
+      <w:tblPr>
+        <w:tblW w:w="9651" w:type="dxa"/>
+        <w:jc w:val="left"/>
+        <w:tblInd w:w="0" w:type="dxa"/>
+        <w:tblCellMar>
+          <w:top w:w="55" w:type="dxa"/>
+          <w:left w:w="55" w:type="dxa"/>
+          <w:bottom w:w="55" w:type="dxa"/>
+          <w:right w:w="55" w:type="dxa"/>
+        </w:tblCellMar>
+      </w:tblPr>
+      <w:tblGrid>
+        <w:gridCol w:w="1649"/>
+        <w:gridCol w:w="8001"/>
+      </w:tblGrid>
+      <w:tr>
+        <w:trPr/>
+        <w:tc>
+          <w:tcPr>
+            <w:tcW w:w="1649" w:type="dxa"/>
+            <w:tcBorders>
+              <w:top w:val="single" w:sz="2" w:space="0" w:color="000000"/>
+              <w:left w:val="single" w:sz="2" w:space="0" w:color="000000"/>
+              <w:bottom w:val="single" w:sz="2" w:space="0" w:color="000000"/>
+            </w:tcBorders>
+            <w:shd w:fill="auto" w:val="clear"/>
+          </w:tcPr>
+          <w:p>
+            <w:pPr>
+              <w:pStyle w:val="Tabelindhold"/>
+              <w:rPr>
+                <w:color w:val="C9211E"/>
+              </w:rPr>
+            </w:pPr>
+            <w:r>
+              <w:rPr>
+                <w:rFonts w:cs="Verdana" w:ascii="Verdana" w:hAnsi="Verdana"/>
+                <w:color w:val="C9211E"/>
+              </w:rPr>
+              <w:t>Via Windows</w:t>
+            </w:r>
+          </w:p>
+          <w:p>
+            <w:pPr>
+              <w:pStyle w:val="Tabelindhold"/>
+              <w:rPr>
+                <w:color w:val="C9211E"/>
+              </w:rPr>
+            </w:pPr>
+            <w:r>
+              <w:rPr>
+                <w:rFonts w:eastAsia="Verdana" w:cs="Verdana" w:ascii="Verdana" w:hAnsi="Verdana"/>
+                <w:color w:val="C9211E"/>
+              </w:rPr>
+              <w:t xml:space="preserve"> </w:t>
+            </w:r>
+            <w:r>
+              <w:rPr>
+                <w:rFonts w:cs="Verdana" w:ascii="Verdana" w:hAnsi="Verdana"/>
+                <w:color w:val="C9211E"/>
+              </w:rPr>
+              <w:t>printdialog</w:t>
+            </w:r>
+          </w:p>
+        </w:tc>
+        <w:tc>
+          <w:tcPr>
+            <w:tcW w:w="8001" w:type="dxa"/>
+            <w:tcBorders>
+              <w:top w:val="single" w:sz="2" w:space="0" w:color="000000"/>
+              <w:left w:val="single" w:sz="2" w:space="0" w:color="000000"/>
+              <w:bottom w:val="single" w:sz="2" w:space="0" w:color="000000"/>
+              <w:right w:val="single" w:sz="2" w:space="0" w:color="000000"/>
+            </w:tcBorders>
+            <w:shd w:fill="auto" w:val="clear"/>
+          </w:tcPr>
+          <w:p>
+            <w:pPr>
+              <w:pStyle w:val="Tabelindhold"/>
+              <w:rPr>
+                <w:color w:val="C9211E"/>
+              </w:rPr>
+            </w:pPr>
+            <w:r>
+              <w:rPr>
+                <w:rFonts w:cs="Verdana" w:ascii="Verdana" w:hAnsi="Verdana"/>
+                <w:color w:val="C9211E"/>
+              </w:rPr>
+              <w:t xml:space="preserve">Her vælger man først via en standard Windows ”Åbn-dialog” hvilken af de netop genererede punktnodefiler, man ønsker udskrevet. </w:t>
+            </w:r>
+          </w:p>
+          <w:p>
+            <w:pPr>
+              <w:pStyle w:val="Tabelindhold"/>
+              <w:rPr>
+                <w:color w:val="C9211E"/>
+              </w:rPr>
+            </w:pPr>
+            <w:r>
+              <w:rPr>
+                <w:rFonts w:cs="Verdana" w:ascii="Verdana" w:hAnsi="Verdana"/>
+                <w:color w:val="C9211E"/>
+              </w:rPr>
+              <w:t>Derefter vælger man en punktprinter via en standard Windows ”Udskriv”-dialog-</w:t>
+            </w:r>
+          </w:p>
+          <w:p>
+            <w:pPr>
+              <w:pStyle w:val="Tabelindhold"/>
+              <w:rPr>
+                <w:color w:val="C9211E"/>
+              </w:rPr>
+            </w:pPr>
+            <w:r>
+              <w:rPr>
+                <w:rFonts w:cs="Verdana" w:ascii="Verdana" w:hAnsi="Verdana"/>
+                <w:color w:val="C9211E"/>
+              </w:rPr>
+              <w:t>Dette er klart den mest brugervenlige mekanisme, men forudsætter at punktprinteren kan registreres som en printer af Windows.</w:t>
+            </w:r>
+          </w:p>
+        </w:tc>
+      </w:tr>
+      <w:tr>
+        <w:trPr/>
+        <w:tc>
+          <w:tcPr>
+            <w:tcW w:w="1649" w:type="dxa"/>
+            <w:tcBorders>
+              <w:left w:val="single" w:sz="2" w:space="0" w:color="000000"/>
+              <w:bottom w:val="single" w:sz="2" w:space="0" w:color="000000"/>
+            </w:tcBorders>
+            <w:shd w:fill="auto" w:val="clear"/>
+          </w:tcPr>
+          <w:p>
+            <w:pPr>
+              <w:pStyle w:val="Tabelindhold"/>
+              <w:rPr>
+                <w:color w:val="C9211E"/>
+              </w:rPr>
+            </w:pPr>
+            <w:r>
+              <w:rPr>
+                <w:rFonts w:cs="Verdana" w:ascii="Verdana" w:hAnsi="Verdana"/>
+                <w:color w:val="C9211E"/>
+              </w:rPr>
+              <w:t xml:space="preserve">Via eksternt </w:t>
+            </w:r>
+          </w:p>
+          <w:p>
+            <w:pPr>
+              <w:pStyle w:val="Tabelindhold"/>
+              <w:rPr>
+                <w:color w:val="C9211E"/>
+              </w:rPr>
+            </w:pPr>
+            <w:r>
+              <w:rPr>
+                <w:rFonts w:cs="Verdana" w:ascii="Verdana" w:hAnsi="Verdana"/>
+                <w:color w:val="C9211E"/>
+              </w:rPr>
+              <w:t>program</w:t>
+            </w:r>
+          </w:p>
+        </w:tc>
+        <w:tc>
+          <w:tcPr>
+            <w:tcW w:w="8001" w:type="dxa"/>
+            <w:tcBorders>
+              <w:left w:val="single" w:sz="2" w:space="0" w:color="000000"/>
+              <w:bottom w:val="single" w:sz="2" w:space="0" w:color="000000"/>
+              <w:right w:val="single" w:sz="2" w:space="0" w:color="000000"/>
+            </w:tcBorders>
+            <w:shd w:fill="auto" w:val="clear"/>
+          </w:tcPr>
+          <w:p>
+            <w:pPr>
+              <w:pStyle w:val="Tabelindhold"/>
+              <w:rPr>
+                <w:color w:val="C9211E"/>
+              </w:rPr>
+            </w:pPr>
+            <w:r>
+              <w:rPr>
+                <w:rFonts w:cs="Verdana" w:ascii="Verdana" w:hAnsi="Verdana"/>
+                <w:color w:val="C9211E"/>
+              </w:rPr>
+              <w:t>Her starter man et printerprogram, som er leveret af leverandøren af punktprinteren. Man  må derefter selv vælge fil til udskrivning på dén måde, som printerprogrammet understøtter.</w:t>
+            </w:r>
+          </w:p>
+          <w:p>
+            <w:pPr>
+              <w:pStyle w:val="Tabelindhold"/>
+              <w:rPr>
+                <w:color w:val="C9211E"/>
+              </w:rPr>
+            </w:pPr>
+            <w:r>
+              <w:rPr>
+                <w:rFonts w:cs="Verdana" w:ascii="Verdana" w:hAnsi="Verdana"/>
+                <w:color w:val="C9211E"/>
+              </w:rPr>
+              <w:t>Printerprogrammet kan indstilles under ”Indstillinger” → ”Indstillinger for Punktprinter profil” → ”Punktprinter programmets placering”</w:t>
+            </w:r>
+          </w:p>
+          <w:p>
+            <w:pPr>
+              <w:pStyle w:val="Tabelindhold"/>
+              <w:rPr>
+                <w:color w:val="C9211E"/>
+              </w:rPr>
+            </w:pPr>
+            <w:r>
+              <w:rPr>
+                <w:rFonts w:eastAsia="Verdana" w:cs="Verdana" w:ascii="Verdana" w:hAnsi="Verdana"/>
+                <w:color w:val="C9211E"/>
+              </w:rPr>
+              <w:t>”</w:t>
+            </w:r>
+            <w:r>
+              <w:rPr>
+                <w:rFonts w:cs="Verdana" w:ascii="Verdana" w:hAnsi="Verdana"/>
+                <w:color w:val="C9211E"/>
+              </w:rPr>
+              <w:t xml:space="preserve">Indstillinger for universel Brailleapparat profil” har som standard indsat programmet ”IbPrint” fra leverandøren ”Index Braille”. </w:t>
+            </w:r>
+          </w:p>
+        </w:tc>
+      </w:tr>
+    </w:tbl>
+    <w:p>
+      <w:pPr>
+        <w:pStyle w:val="Brdtekst"/>
+        <w:rPr>
+          <w:color w:val="C9211E"/>
+        </w:rPr>
+      </w:pPr>
+      <w:r>
+        <w:rPr>
+          <w:color w:val="C9211E"/>
+        </w:rPr>
+      </w:r>
+    </w:p>
+    <w:p>
+      <w:pPr>
+        <w:pStyle w:val="Brdtekst"/>
+        <w:rPr>
+          <w:color w:val="C9211E"/>
+        </w:rPr>
+      </w:pPr>
+      <w:r>
+        <w:rPr>
+          <w:color w:val="C9211E"/>
+        </w:rPr>
+      </w:r>
+    </w:p>
+    <w:p>
+      <w:pPr>
+        <w:pStyle w:val="Overskrift2"/>
+        <w:numPr>
+          <w:ilvl w:val="1"/>
+          <w:numId w:val="2"/>
+        </w:numPr>
+        <w:rPr>
+          <w:color w:val="C9211E"/>
+        </w:rPr>
+      </w:pPr>
+      <w:bookmarkStart w:id="30" w:name="__RefHeading___Toc1960_1354692515"/>
+      <w:bookmarkEnd w:id="30"/>
+      <w:r>
+        <w:rPr>
+          <w:rFonts w:cs="Verdana" w:ascii="Verdana" w:hAnsi="Verdana"/>
+          <w:color w:val="C9211E"/>
+          <w:lang w:val="da-DK"/>
+        </w:rPr>
+        <w:t xml:space="preserve">Kopiering af punktnodefiler </w:t>
+      </w:r>
+    </w:p>
+    <w:p>
+      <w:pPr>
+        <w:pStyle w:val="Brdtekst"/>
+        <w:rPr>
+          <w:color w:val="C9211E"/>
+        </w:rPr>
+      </w:pPr>
+      <w:r>
+        <w:rPr>
+          <w:rFonts w:cs="Verdana" w:ascii="Verdana" w:hAnsi="Verdana"/>
+          <w:color w:val="C9211E"/>
+          <w:lang w:val="da-DK"/>
+        </w:rPr>
+        <w:t>Dette sker under</w:t>
+      </w:r>
+    </w:p>
+    <w:p>
+      <w:pPr>
+        <w:pStyle w:val="Brdtekst"/>
+        <w:rPr>
+          <w:color w:val="C9211E"/>
+        </w:rPr>
+      </w:pPr>
+      <w:r>
+        <w:rPr>
+          <w:rFonts w:eastAsia="Verdana" w:cs="Verdana" w:ascii="Verdana" w:hAnsi="Verdana"/>
+          <w:color w:val="C9211E"/>
+          <w:lang w:val="da-DK"/>
+        </w:rPr>
+        <w:t>”</w:t>
+      </w:r>
+      <w:r>
+        <w:rPr>
+          <w:rFonts w:cs="Verdana" w:ascii="Verdana" w:hAnsi="Verdana"/>
+          <w:color w:val="C9211E"/>
+          <w:lang w:val="da-DK"/>
+        </w:rPr>
+        <w:t>Filer” → ”Kopier punktnodefil til Braille apparat ved hjælp af Stifinder”</w:t>
       </w:r>
     </w:p>
     <w:p>
@@ -11297,15 +13493,17 @@
         <w:pStyle w:val="Brdtekst"/>
         <w:rPr>
           <w:rFonts w:ascii="Verdana" w:hAnsi="Verdana" w:cs="Verdana"/>
-          <w:lang w:val="da-DK"/>
-        </w:rPr>
-      </w:pPr>
-      <w:r>
-        <w:rPr>
-          <w:rFonts w:cs="Verdana" w:ascii="Verdana" w:hAnsi="Verdana"/>
-          <w:lang w:val="da-DK"/>
-        </w:rPr>
-        <w:t xml:space="preserve">"OctoBraille 1252", "ASCII" eller "Unicode". Hvis IBOS Nodelæser anvendes med dansk som sprog bruges som standard "OctoBraille 1252"  </w:t>
+          <w:color w:val="C9211E"/>
+          <w:lang w:val="da-DK"/>
+        </w:rPr>
+      </w:pPr>
+      <w:r>
+        <w:rPr>
+          <w:rFonts w:cs="Verdana" w:ascii="Verdana" w:hAnsi="Verdana"/>
+          <w:color w:val="C9211E"/>
+          <w:lang w:val="da-DK"/>
+        </w:rPr>
+        <w:t>Her åbnes Windows Stifinder i dén mappe, hvor de senest genererede punktnodefiler ligger, og brugeren kan derefter selv foretage den videre behandling.</w:t>
       </w:r>
     </w:p>
     <w:p>
@@ -11313,12 +13511,14 @@
         <w:pStyle w:val="Brdtekst"/>
         <w:rPr>
           <w:rFonts w:ascii="Verdana" w:hAnsi="Verdana" w:cs="Verdana"/>
-          <w:lang w:val="da-DK"/>
-        </w:rPr>
-      </w:pPr>
-      <w:r>
-        <w:rPr>
-          <w:rFonts w:cs="Verdana" w:ascii="Verdana" w:hAnsi="Verdana"/>
+          <w:color w:val="C9211E"/>
+          <w:lang w:val="da-DK"/>
+        </w:rPr>
+      </w:pPr>
+      <w:r>
+        <w:rPr>
+          <w:rFonts w:cs="Verdana" w:ascii="Verdana" w:hAnsi="Verdana"/>
+          <w:color w:val="C9211E"/>
           <w:lang w:val="da-DK"/>
         </w:rPr>
       </w:r>
@@ -11328,28 +13528,16 @@
         <w:pStyle w:val="Brdtekst"/>
         <w:rPr>
           <w:rFonts w:ascii="Verdana" w:hAnsi="Verdana" w:cs="Verdana"/>
-          <w:lang w:val="da-DK"/>
-        </w:rPr>
-      </w:pPr>
-      <w:r>
-        <w:rPr>
-          <w:rFonts w:cs="Verdana" w:ascii="Verdana" w:hAnsi="Verdana"/>
-          <w:lang w:val="da-DK"/>
-        </w:rPr>
-        <w:t>Desuden kan man vælge mellem 2 forskellige standardformatteringer:</w:t>
-      </w:r>
-    </w:p>
-    <w:p>
-      <w:pPr>
-        <w:pStyle w:val="Brdtekst"/>
-        <w:rPr/>
-      </w:pPr>
-      <w:r>
-        <w:rPr>
-          <w:rFonts w:cs="Verdana" w:ascii="Verdana" w:hAnsi="Verdana"/>
-          <w:lang w:val="da-DK"/>
-        </w:rPr>
-        <w:t>"NotatApparat" : Her udskrives punktnoderne præcis som de vises i nodelisten.</w:t>
+          <w:color w:val="C9211E"/>
+          <w:lang w:val="da-DK"/>
+        </w:rPr>
+      </w:pPr>
+      <w:r>
+        <w:rPr>
+          <w:rFonts w:cs="Verdana" w:ascii="Verdana" w:hAnsi="Verdana"/>
+          <w:color w:val="C9211E"/>
+          <w:lang w:val="da-DK"/>
+        </w:rPr>
       </w:r>
     </w:p>
     <w:p>
@@ -11357,117 +13545,14 @@
         <w:pStyle w:val="Brdtekst"/>
         <w:rPr>
           <w:rFonts w:ascii="Verdana" w:hAnsi="Verdana" w:cs="Verdana"/>
-          <w:lang w:val="da-DK"/>
-        </w:rPr>
-      </w:pPr>
-      <w:r>
-        <w:rPr>
-          <w:rFonts w:cs="Verdana" w:ascii="Verdana" w:hAnsi="Verdana"/>
-          <w:lang w:val="da-DK"/>
-        </w:rPr>
-        <w:t xml:space="preserve">"Punktprinter"  : Her udskrives punktnoderne med 40 tegn pr linie for at undgå overdrevent forbrug af punktpapir. </w:t>
-      </w:r>
-    </w:p>
-    <w:p>
-      <w:pPr>
-        <w:pStyle w:val="Brdtekst"/>
-        <w:rPr>
-          <w:rFonts w:ascii="Verdana" w:hAnsi="Verdana" w:cs="Verdana"/>
-          <w:lang w:val="da-DK"/>
-        </w:rPr>
-      </w:pPr>
-      <w:r>
-        <w:rPr>
-          <w:rFonts w:cs="Verdana" w:ascii="Verdana" w:hAnsi="Verdana"/>
-          <w:lang w:val="da-DK"/>
-        </w:rPr>
-      </w:r>
-    </w:p>
-    <w:p>
-      <w:pPr>
-        <w:pStyle w:val="Brdtekst"/>
-        <w:rPr/>
-      </w:pPr>
-      <w:r>
-        <w:rPr>
-          <w:rFonts w:cs="Verdana" w:ascii="Verdana" w:hAnsi="Verdana"/>
-          <w:lang w:val="da-DK"/>
-        </w:rPr>
-        <w:t>Brugeren kan selv vælge placering og navngivning af den genererede punktnodefil ved hjælp af en standard Windows "Gem Som" dialog.</w:t>
-      </w:r>
-    </w:p>
-    <w:p>
-      <w:pPr>
-        <w:pStyle w:val="Brdtekst"/>
-        <w:rPr>
-          <w:rFonts w:ascii="Verdana" w:hAnsi="Verdana" w:cs="Verdana"/>
-          <w:lang w:val="da-DK"/>
-        </w:rPr>
-      </w:pPr>
-      <w:r>
-        <w:rPr>
-          <w:rFonts w:cs="Verdana" w:ascii="Verdana" w:hAnsi="Verdana"/>
-          <w:lang w:val="da-DK"/>
-        </w:rPr>
-        <w:t>Som default gemmes punktnodefilen ved siden af den tilhørende MusicXml fil, men det vil ofte være praktisk at gemme filen direkte på en USB memorystick, som derefter kan flyttes over i et notatapparat eller anvendes af ep program, som kan udskrive en punktnodefil til en punktnodeprinter.</w:t>
-      </w:r>
-    </w:p>
-    <w:p>
-      <w:pPr>
-        <w:pStyle w:val="Brdtekst"/>
-        <w:rPr>
-          <w:rFonts w:ascii="Verdana" w:hAnsi="Verdana" w:cs="Verdana"/>
-          <w:lang w:val="da-DK"/>
-        </w:rPr>
-      </w:pPr>
-      <w:r>
-        <w:rPr>
-          <w:rFonts w:cs="Verdana" w:ascii="Verdana" w:hAnsi="Verdana"/>
-          <w:lang w:val="da-DK"/>
-        </w:rPr>
-      </w:r>
-    </w:p>
-    <w:p>
-      <w:pPr>
-        <w:pStyle w:val="Brdtekst"/>
-        <w:rPr>
-          <w:rFonts w:ascii="Verdana" w:hAnsi="Verdana" w:cs="Verdana"/>
-          <w:lang w:val="da-DK"/>
-        </w:rPr>
-      </w:pPr>
-      <w:r>
-        <w:rPr>
-          <w:rFonts w:cs="Verdana" w:ascii="Verdana" w:hAnsi="Verdana"/>
-          <w:lang w:val="da-DK"/>
-        </w:rPr>
-      </w:r>
-    </w:p>
-    <w:p>
-      <w:pPr>
-        <w:pStyle w:val="Brdtekst"/>
-        <w:rPr>
-          <w:rFonts w:ascii="Verdana" w:hAnsi="Verdana" w:cs="Verdana"/>
-          <w:lang w:val="da-DK"/>
-        </w:rPr>
-      </w:pPr>
-      <w:r>
-        <w:rPr>
-          <w:rFonts w:cs="Verdana" w:ascii="Verdana" w:hAnsi="Verdana"/>
-          <w:lang w:val="da-DK"/>
-        </w:rPr>
-      </w:r>
-    </w:p>
-    <w:p>
-      <w:pPr>
-        <w:pStyle w:val="Brdtekst"/>
-        <w:rPr>
-          <w:rFonts w:ascii="Verdana" w:hAnsi="Verdana" w:cs="Verdana"/>
-          <w:lang w:val="da-DK"/>
-        </w:rPr>
-      </w:pPr>
-      <w:r>
-        <w:rPr>
-          <w:rFonts w:cs="Verdana" w:ascii="Verdana" w:hAnsi="Verdana"/>
+          <w:color w:val="C9211E"/>
+          <w:lang w:val="da-DK"/>
+        </w:rPr>
+      </w:pPr>
+      <w:r>
+        <w:rPr>
+          <w:rFonts w:cs="Verdana" w:ascii="Verdana" w:hAnsi="Verdana"/>
+          <w:color w:val="C9211E"/>
           <w:lang w:val="da-DK"/>
         </w:rPr>
       </w:r>
@@ -11480,14 +13565,14 @@
         <w:pStyle w:val="Overskrift1"/>
         <w:numPr>
           <w:ilvl w:val="0"/>
-          <w:numId w:val="2"/>
+          <w:numId w:val="3"/>
         </w:numPr>
         <w:rPr>
           <w:rFonts w:ascii="Verdana" w:hAnsi="Verdana" w:cs="Verdana"/>
         </w:rPr>
       </w:pPr>
-      <w:bookmarkStart w:id="21" w:name="__RefHeading___Toc531076565"/>
-      <w:bookmarkEnd w:id="21"/>
+      <w:bookmarkStart w:id="31" w:name="__RefHeading___Toc531076565"/>
+      <w:bookmarkEnd w:id="31"/>
       <w:r>
         <w:rPr>
           <w:rFonts w:cs="Verdana" w:ascii="Verdana" w:hAnsi="Verdana"/>
@@ -11596,14 +13681,14 @@
         </w:tblCellMar>
       </w:tblPr>
       <w:tblGrid>
-        <w:gridCol w:w="3284"/>
-        <w:gridCol w:w="6362"/>
+        <w:gridCol w:w="3283"/>
+        <w:gridCol w:w="6363"/>
       </w:tblGrid>
       <w:tr>
         <w:trPr/>
         <w:tc>
           <w:tcPr>
-            <w:tcW w:w="3284" w:type="dxa"/>
+            <w:tcW w:w="3283" w:type="dxa"/>
             <w:tcBorders>
               <w:top w:val="single" w:sz="2" w:space="0" w:color="000000"/>
               <w:left w:val="single" w:sz="2" w:space="0" w:color="000000"/>
@@ -11630,7 +13715,7 @@
         </w:tc>
         <w:tc>
           <w:tcPr>
-            <w:tcW w:w="6362" w:type="dxa"/>
+            <w:tcW w:w="6363" w:type="dxa"/>
             <w:tcBorders>
               <w:top w:val="single" w:sz="2" w:space="0" w:color="000000"/>
               <w:left w:val="single" w:sz="2" w:space="0" w:color="000000"/>
@@ -11661,7 +13746,7 @@
         <w:trPr/>
         <w:tc>
           <w:tcPr>
-            <w:tcW w:w="3284" w:type="dxa"/>
+            <w:tcW w:w="3283" w:type="dxa"/>
             <w:tcBorders>
               <w:left w:val="single" w:sz="2" w:space="0" w:color="000000"/>
               <w:bottom w:val="single" w:sz="2" w:space="0" w:color="000000"/>
@@ -11696,7 +13781,7 @@
         </w:tc>
         <w:tc>
           <w:tcPr>
-            <w:tcW w:w="6362" w:type="dxa"/>
+            <w:tcW w:w="6363" w:type="dxa"/>
             <w:tcBorders>
               <w:left w:val="single" w:sz="2" w:space="0" w:color="000000"/>
               <w:bottom w:val="single" w:sz="2" w:space="0" w:color="000000"/>
@@ -11724,7 +13809,7 @@
         <w:trPr/>
         <w:tc>
           <w:tcPr>
-            <w:tcW w:w="3284" w:type="dxa"/>
+            <w:tcW w:w="3283" w:type="dxa"/>
             <w:tcBorders>
               <w:left w:val="single" w:sz="2" w:space="0" w:color="000000"/>
               <w:bottom w:val="single" w:sz="2" w:space="0" w:color="000000"/>
@@ -11748,7 +13833,7 @@
         </w:tc>
         <w:tc>
           <w:tcPr>
-            <w:tcW w:w="6362" w:type="dxa"/>
+            <w:tcW w:w="6363" w:type="dxa"/>
             <w:tcBorders>
               <w:left w:val="single" w:sz="2" w:space="0" w:color="000000"/>
               <w:bottom w:val="single" w:sz="2" w:space="0" w:color="000000"/>
@@ -11776,7 +13861,7 @@
         <w:trPr/>
         <w:tc>
           <w:tcPr>
-            <w:tcW w:w="3284" w:type="dxa"/>
+            <w:tcW w:w="3283" w:type="dxa"/>
             <w:tcBorders>
               <w:left w:val="single" w:sz="2" w:space="0" w:color="000000"/>
               <w:bottom w:val="single" w:sz="2" w:space="0" w:color="000000"/>
@@ -11800,7 +13885,7 @@
         </w:tc>
         <w:tc>
           <w:tcPr>
-            <w:tcW w:w="6362" w:type="dxa"/>
+            <w:tcW w:w="6363" w:type="dxa"/>
             <w:tcBorders>
               <w:left w:val="single" w:sz="2" w:space="0" w:color="000000"/>
               <w:bottom w:val="single" w:sz="2" w:space="0" w:color="000000"/>
@@ -11828,7 +13913,7 @@
         <w:trPr/>
         <w:tc>
           <w:tcPr>
-            <w:tcW w:w="3284" w:type="dxa"/>
+            <w:tcW w:w="3283" w:type="dxa"/>
             <w:tcBorders>
               <w:left w:val="single" w:sz="2" w:space="0" w:color="000000"/>
               <w:bottom w:val="single" w:sz="2" w:space="0" w:color="000000"/>
@@ -11852,7 +13937,7 @@
         </w:tc>
         <w:tc>
           <w:tcPr>
-            <w:tcW w:w="6362" w:type="dxa"/>
+            <w:tcW w:w="6363" w:type="dxa"/>
             <w:tcBorders>
               <w:left w:val="single" w:sz="2" w:space="0" w:color="000000"/>
               <w:bottom w:val="single" w:sz="2" w:space="0" w:color="000000"/>
@@ -11880,7 +13965,7 @@
         <w:trPr/>
         <w:tc>
           <w:tcPr>
-            <w:tcW w:w="3284" w:type="dxa"/>
+            <w:tcW w:w="3283" w:type="dxa"/>
             <w:tcBorders>
               <w:left w:val="single" w:sz="2" w:space="0" w:color="000000"/>
               <w:bottom w:val="single" w:sz="2" w:space="0" w:color="000000"/>
@@ -11905,7 +13990,7 @@
         </w:tc>
         <w:tc>
           <w:tcPr>
-            <w:tcW w:w="6362" w:type="dxa"/>
+            <w:tcW w:w="6363" w:type="dxa"/>
             <w:tcBorders>
               <w:left w:val="single" w:sz="2" w:space="0" w:color="000000"/>
               <w:bottom w:val="single" w:sz="2" w:space="0" w:color="000000"/>
@@ -11933,7 +14018,7 @@
         <w:trPr/>
         <w:tc>
           <w:tcPr>
-            <w:tcW w:w="3284" w:type="dxa"/>
+            <w:tcW w:w="3283" w:type="dxa"/>
             <w:tcBorders>
               <w:left w:val="single" w:sz="2" w:space="0" w:color="000000"/>
               <w:bottom w:val="single" w:sz="2" w:space="0" w:color="000000"/>
@@ -11962,7 +14047,7 @@
         </w:tc>
         <w:tc>
           <w:tcPr>
-            <w:tcW w:w="6362" w:type="dxa"/>
+            <w:tcW w:w="6363" w:type="dxa"/>
             <w:tcBorders>
               <w:left w:val="single" w:sz="2" w:space="0" w:color="000000"/>
               <w:bottom w:val="single" w:sz="2" w:space="0" w:color="000000"/>
@@ -11992,7 +14077,7 @@
         <w:trPr/>
         <w:tc>
           <w:tcPr>
-            <w:tcW w:w="3284" w:type="dxa"/>
+            <w:tcW w:w="3283" w:type="dxa"/>
             <w:tcBorders>
               <w:left w:val="single" w:sz="2" w:space="0" w:color="000000"/>
             </w:tcBorders>
@@ -12020,7 +14105,7 @@
         </w:tc>
         <w:tc>
           <w:tcPr>
-            <w:tcW w:w="6362" w:type="dxa"/>
+            <w:tcW w:w="6363" w:type="dxa"/>
             <w:tcBorders>
               <w:left w:val="single" w:sz="2" w:space="0" w:color="000000"/>
               <w:right w:val="single" w:sz="2" w:space="0" w:color="000000"/>
@@ -12049,7 +14134,7 @@
         <w:trPr/>
         <w:tc>
           <w:tcPr>
-            <w:tcW w:w="3284" w:type="dxa"/>
+            <w:tcW w:w="3283" w:type="dxa"/>
             <w:tcBorders>
               <w:left w:val="single" w:sz="2" w:space="0" w:color="000000"/>
             </w:tcBorders>
@@ -12075,7 +14160,7 @@
         </w:tc>
         <w:tc>
           <w:tcPr>
-            <w:tcW w:w="6362" w:type="dxa"/>
+            <w:tcW w:w="6363" w:type="dxa"/>
             <w:tcBorders>
               <w:left w:val="single" w:sz="2" w:space="0" w:color="000000"/>
               <w:right w:val="single" w:sz="2" w:space="0" w:color="000000"/>
@@ -12104,7 +14189,7 @@
         <w:trPr/>
         <w:tc>
           <w:tcPr>
-            <w:tcW w:w="3284" w:type="dxa"/>
+            <w:tcW w:w="3283" w:type="dxa"/>
             <w:tcBorders>
               <w:left w:val="single" w:sz="2" w:space="0" w:color="000000"/>
               <w:bottom w:val="single" w:sz="2" w:space="0" w:color="000000"/>
@@ -12130,7 +14215,7 @@
         </w:tc>
         <w:tc>
           <w:tcPr>
-            <w:tcW w:w="6362" w:type="dxa"/>
+            <w:tcW w:w="6363" w:type="dxa"/>
             <w:tcBorders>
               <w:left w:val="single" w:sz="2" w:space="0" w:color="000000"/>
               <w:bottom w:val="single" w:sz="2" w:space="0" w:color="000000"/>
@@ -12621,14 +14706,14 @@
         </w:tblCellMar>
       </w:tblPr>
       <w:tblGrid>
-        <w:gridCol w:w="3401"/>
-        <w:gridCol w:w="6245"/>
+        <w:gridCol w:w="3400"/>
+        <w:gridCol w:w="6246"/>
       </w:tblGrid>
       <w:tr>
         <w:trPr/>
         <w:tc>
           <w:tcPr>
-            <w:tcW w:w="3401" w:type="dxa"/>
+            <w:tcW w:w="3400" w:type="dxa"/>
             <w:tcBorders>
               <w:top w:val="single" w:sz="2" w:space="0" w:color="000000"/>
               <w:left w:val="single" w:sz="2" w:space="0" w:color="000000"/>
@@ -12655,7 +14740,7 @@
         </w:tc>
         <w:tc>
           <w:tcPr>
-            <w:tcW w:w="6245" w:type="dxa"/>
+            <w:tcW w:w="6246" w:type="dxa"/>
             <w:tcBorders>
               <w:top w:val="single" w:sz="2" w:space="0" w:color="000000"/>
               <w:left w:val="single" w:sz="2" w:space="0" w:color="000000"/>
@@ -12686,7 +14771,7 @@
         <w:trPr/>
         <w:tc>
           <w:tcPr>
-            <w:tcW w:w="3401" w:type="dxa"/>
+            <w:tcW w:w="3400" w:type="dxa"/>
             <w:tcBorders>
               <w:left w:val="single" w:sz="2" w:space="0" w:color="000000"/>
               <w:bottom w:val="single" w:sz="2" w:space="0" w:color="000000"/>
@@ -12710,7 +14795,7 @@
         </w:tc>
         <w:tc>
           <w:tcPr>
-            <w:tcW w:w="6245" w:type="dxa"/>
+            <w:tcW w:w="6246" w:type="dxa"/>
             <w:tcBorders>
               <w:left w:val="single" w:sz="2" w:space="0" w:color="000000"/>
               <w:bottom w:val="single" w:sz="2" w:space="0" w:color="000000"/>
@@ -12738,7 +14823,7 @@
         <w:trPr/>
         <w:tc>
           <w:tcPr>
-            <w:tcW w:w="3401" w:type="dxa"/>
+            <w:tcW w:w="3400" w:type="dxa"/>
             <w:tcBorders>
               <w:left w:val="single" w:sz="2" w:space="0" w:color="000000"/>
               <w:bottom w:val="single" w:sz="2" w:space="0" w:color="000000"/>
@@ -12762,7 +14847,7 @@
         </w:tc>
         <w:tc>
           <w:tcPr>
-            <w:tcW w:w="6245" w:type="dxa"/>
+            <w:tcW w:w="6246" w:type="dxa"/>
             <w:tcBorders>
               <w:left w:val="single" w:sz="2" w:space="0" w:color="000000"/>
               <w:bottom w:val="single" w:sz="2" w:space="0" w:color="000000"/>
@@ -12790,7 +14875,7 @@
         <w:trPr/>
         <w:tc>
           <w:tcPr>
-            <w:tcW w:w="3401" w:type="dxa"/>
+            <w:tcW w:w="3400" w:type="dxa"/>
             <w:tcBorders>
               <w:left w:val="single" w:sz="2" w:space="0" w:color="000000"/>
               <w:bottom w:val="single" w:sz="2" w:space="0" w:color="000000"/>
@@ -12815,7 +14900,7 @@
         </w:tc>
         <w:tc>
           <w:tcPr>
-            <w:tcW w:w="6245" w:type="dxa"/>
+            <w:tcW w:w="6246" w:type="dxa"/>
             <w:tcBorders>
               <w:left w:val="single" w:sz="2" w:space="0" w:color="000000"/>
               <w:bottom w:val="single" w:sz="2" w:space="0" w:color="000000"/>
@@ -12845,7 +14930,7 @@
         <w:trPr/>
         <w:tc>
           <w:tcPr>
-            <w:tcW w:w="3401" w:type="dxa"/>
+            <w:tcW w:w="3400" w:type="dxa"/>
             <w:tcBorders>
               <w:left w:val="single" w:sz="2" w:space="0" w:color="000000"/>
               <w:bottom w:val="single" w:sz="2" w:space="0" w:color="000000"/>
@@ -12871,7 +14956,7 @@
         </w:tc>
         <w:tc>
           <w:tcPr>
-            <w:tcW w:w="6245" w:type="dxa"/>
+            <w:tcW w:w="6246" w:type="dxa"/>
             <w:tcBorders>
               <w:left w:val="single" w:sz="2" w:space="0" w:color="000000"/>
               <w:bottom w:val="single" w:sz="2" w:space="0" w:color="000000"/>
@@ -12901,7 +14986,7 @@
         <w:trPr/>
         <w:tc>
           <w:tcPr>
-            <w:tcW w:w="3401" w:type="dxa"/>
+            <w:tcW w:w="3400" w:type="dxa"/>
             <w:tcBorders>
               <w:left w:val="single" w:sz="2" w:space="0" w:color="000000"/>
               <w:bottom w:val="single" w:sz="2" w:space="0" w:color="000000"/>
@@ -12925,7 +15010,7 @@
         </w:tc>
         <w:tc>
           <w:tcPr>
-            <w:tcW w:w="6245" w:type="dxa"/>
+            <w:tcW w:w="6246" w:type="dxa"/>
             <w:tcBorders>
               <w:left w:val="single" w:sz="2" w:space="0" w:color="000000"/>
               <w:bottom w:val="single" w:sz="2" w:space="0" w:color="000000"/>
@@ -12953,7 +15038,7 @@
         <w:trPr/>
         <w:tc>
           <w:tcPr>
-            <w:tcW w:w="3401" w:type="dxa"/>
+            <w:tcW w:w="3400" w:type="dxa"/>
             <w:tcBorders>
               <w:left w:val="single" w:sz="2" w:space="0" w:color="000000"/>
               <w:bottom w:val="single" w:sz="2" w:space="0" w:color="000000"/>
@@ -12977,7 +15062,7 @@
         </w:tc>
         <w:tc>
           <w:tcPr>
-            <w:tcW w:w="6245" w:type="dxa"/>
+            <w:tcW w:w="6246" w:type="dxa"/>
             <w:tcBorders>
               <w:left w:val="single" w:sz="2" w:space="0" w:color="000000"/>
               <w:bottom w:val="single" w:sz="2" w:space="0" w:color="000000"/>
@@ -13003,7 +15088,7 @@
         <w:trPr/>
         <w:tc>
           <w:tcPr>
-            <w:tcW w:w="3401" w:type="dxa"/>
+            <w:tcW w:w="3400" w:type="dxa"/>
             <w:tcBorders>
               <w:left w:val="single" w:sz="2" w:space="0" w:color="000000"/>
               <w:bottom w:val="single" w:sz="2" w:space="0" w:color="000000"/>
@@ -13027,7 +15112,7 @@
         </w:tc>
         <w:tc>
           <w:tcPr>
-            <w:tcW w:w="6245" w:type="dxa"/>
+            <w:tcW w:w="6246" w:type="dxa"/>
             <w:tcBorders>
               <w:left w:val="single" w:sz="2" w:space="0" w:color="000000"/>
               <w:bottom w:val="single" w:sz="2" w:space="0" w:color="000000"/>
@@ -13066,7 +15151,7 @@
         <w:trPr/>
         <w:tc>
           <w:tcPr>
-            <w:tcW w:w="3401" w:type="dxa"/>
+            <w:tcW w:w="3400" w:type="dxa"/>
             <w:tcBorders>
               <w:left w:val="single" w:sz="2" w:space="0" w:color="000000"/>
               <w:bottom w:val="single" w:sz="2" w:space="0" w:color="000000"/>
@@ -13090,7 +15175,7 @@
         </w:tc>
         <w:tc>
           <w:tcPr>
-            <w:tcW w:w="6245" w:type="dxa"/>
+            <w:tcW w:w="6246" w:type="dxa"/>
             <w:tcBorders>
               <w:left w:val="single" w:sz="2" w:space="0" w:color="000000"/>
               <w:bottom w:val="single" w:sz="2" w:space="0" w:color="000000"/>
@@ -13129,7 +15214,7 @@
         <w:trPr/>
         <w:tc>
           <w:tcPr>
-            <w:tcW w:w="3401" w:type="dxa"/>
+            <w:tcW w:w="3400" w:type="dxa"/>
             <w:tcBorders>
               <w:left w:val="single" w:sz="2" w:space="0" w:color="000000"/>
               <w:bottom w:val="single" w:sz="2" w:space="0" w:color="000000"/>
@@ -13155,7 +15240,7 @@
         </w:tc>
         <w:tc>
           <w:tcPr>
-            <w:tcW w:w="6245" w:type="dxa"/>
+            <w:tcW w:w="6246" w:type="dxa"/>
             <w:tcBorders>
               <w:left w:val="single" w:sz="2" w:space="0" w:color="000000"/>
               <w:bottom w:val="single" w:sz="2" w:space="0" w:color="000000"/>
@@ -13185,7 +15270,7 @@
         <w:trPr/>
         <w:tc>
           <w:tcPr>
-            <w:tcW w:w="3401" w:type="dxa"/>
+            <w:tcW w:w="3400" w:type="dxa"/>
             <w:tcBorders>
               <w:left w:val="single" w:sz="2" w:space="0" w:color="000000"/>
               <w:bottom w:val="single" w:sz="2" w:space="0" w:color="000000"/>
@@ -13211,7 +15296,7 @@
         </w:tc>
         <w:tc>
           <w:tcPr>
-            <w:tcW w:w="6245" w:type="dxa"/>
+            <w:tcW w:w="6246" w:type="dxa"/>
             <w:tcBorders>
               <w:left w:val="single" w:sz="2" w:space="0" w:color="000000"/>
               <w:bottom w:val="single" w:sz="2" w:space="0" w:color="000000"/>
@@ -13241,7 +15326,7 @@
         <w:trPr/>
         <w:tc>
           <w:tcPr>
-            <w:tcW w:w="3401" w:type="dxa"/>
+            <w:tcW w:w="3400" w:type="dxa"/>
             <w:tcBorders>
               <w:left w:val="single" w:sz="2" w:space="0" w:color="000000"/>
               <w:bottom w:val="single" w:sz="2" w:space="0" w:color="000000"/>
@@ -13267,7 +15352,7 @@
         </w:tc>
         <w:tc>
           <w:tcPr>
-            <w:tcW w:w="6245" w:type="dxa"/>
+            <w:tcW w:w="6246" w:type="dxa"/>
             <w:tcBorders>
               <w:left w:val="single" w:sz="2" w:space="0" w:color="000000"/>
               <w:bottom w:val="single" w:sz="2" w:space="0" w:color="000000"/>
@@ -13297,7 +15382,7 @@
         <w:trPr/>
         <w:tc>
           <w:tcPr>
-            <w:tcW w:w="3401" w:type="dxa"/>
+            <w:tcW w:w="3400" w:type="dxa"/>
             <w:tcBorders>
               <w:left w:val="single" w:sz="2" w:space="0" w:color="000000"/>
               <w:bottom w:val="single" w:sz="2" w:space="0" w:color="000000"/>
@@ -13323,7 +15408,7 @@
         </w:tc>
         <w:tc>
           <w:tcPr>
-            <w:tcW w:w="6245" w:type="dxa"/>
+            <w:tcW w:w="6246" w:type="dxa"/>
             <w:tcBorders>
               <w:left w:val="single" w:sz="2" w:space="0" w:color="000000"/>
               <w:bottom w:val="single" w:sz="2" w:space="0" w:color="000000"/>
@@ -13353,7 +15438,7 @@
         <w:trPr/>
         <w:tc>
           <w:tcPr>
-            <w:tcW w:w="3401" w:type="dxa"/>
+            <w:tcW w:w="3400" w:type="dxa"/>
             <w:tcBorders>
               <w:left w:val="single" w:sz="2" w:space="0" w:color="000000"/>
               <w:bottom w:val="single" w:sz="2" w:space="0" w:color="000000"/>
@@ -13377,7 +15462,7 @@
         </w:tc>
         <w:tc>
           <w:tcPr>
-            <w:tcW w:w="6245" w:type="dxa"/>
+            <w:tcW w:w="6246" w:type="dxa"/>
             <w:tcBorders>
               <w:left w:val="single" w:sz="2" w:space="0" w:color="000000"/>
               <w:bottom w:val="single" w:sz="2" w:space="0" w:color="000000"/>
@@ -13405,7 +15490,7 @@
         <w:trPr/>
         <w:tc>
           <w:tcPr>
-            <w:tcW w:w="3401" w:type="dxa"/>
+            <w:tcW w:w="3400" w:type="dxa"/>
             <w:tcBorders>
               <w:left w:val="single" w:sz="2" w:space="0" w:color="000000"/>
               <w:bottom w:val="single" w:sz="2" w:space="0" w:color="000000"/>
@@ -13440,7 +15525,7 @@
         </w:tc>
         <w:tc>
           <w:tcPr>
-            <w:tcW w:w="6245" w:type="dxa"/>
+            <w:tcW w:w="6246" w:type="dxa"/>
             <w:tcBorders>
               <w:left w:val="single" w:sz="2" w:space="0" w:color="000000"/>
               <w:bottom w:val="single" w:sz="2" w:space="0" w:color="000000"/>
@@ -13468,7 +15553,7 @@
         <w:trPr/>
         <w:tc>
           <w:tcPr>
-            <w:tcW w:w="3401" w:type="dxa"/>
+            <w:tcW w:w="3400" w:type="dxa"/>
             <w:tcBorders>
               <w:left w:val="single" w:sz="2" w:space="0" w:color="000000"/>
               <w:bottom w:val="single" w:sz="2" w:space="0" w:color="000000"/>
@@ -13503,7 +15588,7 @@
         </w:tc>
         <w:tc>
           <w:tcPr>
-            <w:tcW w:w="6245" w:type="dxa"/>
+            <w:tcW w:w="6246" w:type="dxa"/>
             <w:tcBorders>
               <w:left w:val="single" w:sz="2" w:space="0" w:color="000000"/>
               <w:bottom w:val="single" w:sz="2" w:space="0" w:color="000000"/>
@@ -13529,7 +15614,7 @@
         <w:trPr/>
         <w:tc>
           <w:tcPr>
-            <w:tcW w:w="3401" w:type="dxa"/>
+            <w:tcW w:w="3400" w:type="dxa"/>
             <w:tcBorders>
               <w:left w:val="single" w:sz="2" w:space="0" w:color="000000"/>
               <w:bottom w:val="single" w:sz="2" w:space="0" w:color="000000"/>
@@ -13553,7 +15638,7 @@
         </w:tc>
         <w:tc>
           <w:tcPr>
-            <w:tcW w:w="6245" w:type="dxa"/>
+            <w:tcW w:w="6246" w:type="dxa"/>
             <w:tcBorders>
               <w:left w:val="single" w:sz="2" w:space="0" w:color="000000"/>
               <w:bottom w:val="single" w:sz="2" w:space="0" w:color="000000"/>
@@ -13581,7 +15666,7 @@
         <w:trPr/>
         <w:tc>
           <w:tcPr>
-            <w:tcW w:w="3401" w:type="dxa"/>
+            <w:tcW w:w="3400" w:type="dxa"/>
             <w:tcBorders>
               <w:left w:val="single" w:sz="2" w:space="0" w:color="000000"/>
               <w:bottom w:val="single" w:sz="2" w:space="0" w:color="000000"/>
@@ -13605,7 +15690,7 @@
         </w:tc>
         <w:tc>
           <w:tcPr>
-            <w:tcW w:w="6245" w:type="dxa"/>
+            <w:tcW w:w="6246" w:type="dxa"/>
             <w:tcBorders>
               <w:left w:val="single" w:sz="2" w:space="0" w:color="000000"/>
               <w:bottom w:val="single" w:sz="2" w:space="0" w:color="000000"/>
@@ -13633,7 +15718,7 @@
         <w:trPr/>
         <w:tc>
           <w:tcPr>
-            <w:tcW w:w="3401" w:type="dxa"/>
+            <w:tcW w:w="3400" w:type="dxa"/>
             <w:tcBorders>
               <w:left w:val="single" w:sz="2" w:space="0" w:color="000000"/>
               <w:bottom w:val="single" w:sz="2" w:space="0" w:color="000000"/>
@@ -13657,7 +15742,7 @@
         </w:tc>
         <w:tc>
           <w:tcPr>
-            <w:tcW w:w="6245" w:type="dxa"/>
+            <w:tcW w:w="6246" w:type="dxa"/>
             <w:tcBorders>
               <w:left w:val="single" w:sz="2" w:space="0" w:color="000000"/>
               <w:bottom w:val="single" w:sz="2" w:space="0" w:color="000000"/>
@@ -13683,7 +15768,7 @@
         <w:trPr/>
         <w:tc>
           <w:tcPr>
-            <w:tcW w:w="3401" w:type="dxa"/>
+            <w:tcW w:w="3400" w:type="dxa"/>
             <w:tcBorders>
               <w:left w:val="single" w:sz="2" w:space="0" w:color="000000"/>
               <w:bottom w:val="single" w:sz="2" w:space="0" w:color="000000"/>
@@ -13707,7 +15792,7 @@
         </w:tc>
         <w:tc>
           <w:tcPr>
-            <w:tcW w:w="6245" w:type="dxa"/>
+            <w:tcW w:w="6246" w:type="dxa"/>
             <w:tcBorders>
               <w:left w:val="single" w:sz="2" w:space="0" w:color="000000"/>
               <w:bottom w:val="single" w:sz="2" w:space="0" w:color="000000"/>
@@ -13735,7 +15820,7 @@
         <w:trPr/>
         <w:tc>
           <w:tcPr>
-            <w:tcW w:w="3401" w:type="dxa"/>
+            <w:tcW w:w="3400" w:type="dxa"/>
             <w:tcBorders>
               <w:left w:val="single" w:sz="2" w:space="0" w:color="000000"/>
               <w:bottom w:val="single" w:sz="2" w:space="0" w:color="000000"/>
@@ -13759,7 +15844,7 @@
         </w:tc>
         <w:tc>
           <w:tcPr>
-            <w:tcW w:w="6245" w:type="dxa"/>
+            <w:tcW w:w="6246" w:type="dxa"/>
             <w:tcBorders>
               <w:left w:val="single" w:sz="2" w:space="0" w:color="000000"/>
               <w:bottom w:val="single" w:sz="2" w:space="0" w:color="000000"/>
@@ -13787,7 +15872,7 @@
         <w:trPr/>
         <w:tc>
           <w:tcPr>
-            <w:tcW w:w="3401" w:type="dxa"/>
+            <w:tcW w:w="3400" w:type="dxa"/>
             <w:tcBorders>
               <w:left w:val="single" w:sz="2" w:space="0" w:color="000000"/>
               <w:bottom w:val="single" w:sz="2" w:space="0" w:color="000000"/>
@@ -13810,7 +15895,7 @@
         </w:tc>
         <w:tc>
           <w:tcPr>
-            <w:tcW w:w="6245" w:type="dxa"/>
+            <w:tcW w:w="6246" w:type="dxa"/>
             <w:tcBorders>
               <w:left w:val="single" w:sz="2" w:space="0" w:color="000000"/>
               <w:bottom w:val="single" w:sz="2" w:space="0" w:color="000000"/>
@@ -13840,7 +15925,7 @@
         <w:trPr/>
         <w:tc>
           <w:tcPr>
-            <w:tcW w:w="3401" w:type="dxa"/>
+            <w:tcW w:w="3400" w:type="dxa"/>
             <w:tcBorders>
               <w:left w:val="single" w:sz="2" w:space="0" w:color="000000"/>
               <w:bottom w:val="single" w:sz="2" w:space="0" w:color="000000"/>
@@ -13866,7 +15951,7 @@
         </w:tc>
         <w:tc>
           <w:tcPr>
-            <w:tcW w:w="6245" w:type="dxa"/>
+            <w:tcW w:w="6246" w:type="dxa"/>
             <w:tcBorders>
               <w:left w:val="single" w:sz="2" w:space="0" w:color="000000"/>
               <w:bottom w:val="single" w:sz="2" w:space="0" w:color="000000"/>
@@ -13938,14 +16023,14 @@
         </w:tblCellMar>
       </w:tblPr>
       <w:tblGrid>
-        <w:gridCol w:w="2879"/>
-        <w:gridCol w:w="6767"/>
+        <w:gridCol w:w="2878"/>
+        <w:gridCol w:w="6768"/>
       </w:tblGrid>
       <w:tr>
         <w:trPr/>
         <w:tc>
           <w:tcPr>
-            <w:tcW w:w="2879" w:type="dxa"/>
+            <w:tcW w:w="2878" w:type="dxa"/>
             <w:tcBorders>
               <w:top w:val="single" w:sz="2" w:space="0" w:color="000000"/>
               <w:left w:val="single" w:sz="2" w:space="0" w:color="000000"/>
@@ -13972,7 +16057,7 @@
         </w:tc>
         <w:tc>
           <w:tcPr>
-            <w:tcW w:w="6767" w:type="dxa"/>
+            <w:tcW w:w="6768" w:type="dxa"/>
             <w:tcBorders>
               <w:top w:val="single" w:sz="2" w:space="0" w:color="000000"/>
               <w:left w:val="single" w:sz="2" w:space="0" w:color="000000"/>
@@ -14003,7 +16088,7 @@
         <w:trPr/>
         <w:tc>
           <w:tcPr>
-            <w:tcW w:w="2879" w:type="dxa"/>
+            <w:tcW w:w="2878" w:type="dxa"/>
             <w:tcBorders>
               <w:left w:val="single" w:sz="2" w:space="0" w:color="000000"/>
               <w:bottom w:val="single" w:sz="2" w:space="0" w:color="000000"/>
@@ -14029,7 +16114,7 @@
         </w:tc>
         <w:tc>
           <w:tcPr>
-            <w:tcW w:w="6767" w:type="dxa"/>
+            <w:tcW w:w="6768" w:type="dxa"/>
             <w:tcBorders>
               <w:left w:val="single" w:sz="2" w:space="0" w:color="000000"/>
               <w:bottom w:val="single" w:sz="2" w:space="0" w:color="000000"/>
@@ -14068,7 +16153,7 @@
         <w:trPr/>
         <w:tc>
           <w:tcPr>
-            <w:tcW w:w="2879" w:type="dxa"/>
+            <w:tcW w:w="2878" w:type="dxa"/>
             <w:tcBorders>
               <w:left w:val="single" w:sz="2" w:space="0" w:color="000000"/>
               <w:bottom w:val="single" w:sz="2" w:space="0" w:color="000000"/>
@@ -14094,7 +16179,7 @@
         </w:tc>
         <w:tc>
           <w:tcPr>
-            <w:tcW w:w="6767" w:type="dxa"/>
+            <w:tcW w:w="6768" w:type="dxa"/>
             <w:tcBorders>
               <w:left w:val="single" w:sz="2" w:space="0" w:color="000000"/>
               <w:bottom w:val="single" w:sz="2" w:space="0" w:color="000000"/>
@@ -14133,7 +16218,7 @@
         <w:trPr/>
         <w:tc>
           <w:tcPr>
-            <w:tcW w:w="2879" w:type="dxa"/>
+            <w:tcW w:w="2878" w:type="dxa"/>
             <w:tcBorders>
               <w:left w:val="single" w:sz="2" w:space="0" w:color="000000"/>
               <w:bottom w:val="single" w:sz="2" w:space="0" w:color="000000"/>
@@ -14159,7 +16244,7 @@
         </w:tc>
         <w:tc>
           <w:tcPr>
-            <w:tcW w:w="6767" w:type="dxa"/>
+            <w:tcW w:w="6768" w:type="dxa"/>
             <w:tcBorders>
               <w:left w:val="single" w:sz="2" w:space="0" w:color="000000"/>
               <w:bottom w:val="single" w:sz="2" w:space="0" w:color="000000"/>
@@ -14198,7 +16283,7 @@
         <w:trPr/>
         <w:tc>
           <w:tcPr>
-            <w:tcW w:w="2879" w:type="dxa"/>
+            <w:tcW w:w="2878" w:type="dxa"/>
             <w:tcBorders>
               <w:left w:val="single" w:sz="2" w:space="0" w:color="000000"/>
               <w:bottom w:val="single" w:sz="2" w:space="0" w:color="000000"/>
@@ -14221,7 +16306,7 @@
         </w:tc>
         <w:tc>
           <w:tcPr>
-            <w:tcW w:w="6767" w:type="dxa"/>
+            <w:tcW w:w="6768" w:type="dxa"/>
             <w:tcBorders>
               <w:left w:val="single" w:sz="2" w:space="0" w:color="000000"/>
               <w:bottom w:val="single" w:sz="2" w:space="0" w:color="000000"/>
@@ -14273,7 +16358,7 @@
         <w:trPr/>
         <w:tc>
           <w:tcPr>
-            <w:tcW w:w="2879" w:type="dxa"/>
+            <w:tcW w:w="2878" w:type="dxa"/>
             <w:tcBorders>
               <w:left w:val="single" w:sz="2" w:space="0" w:color="000000"/>
               <w:bottom w:val="single" w:sz="2" w:space="0" w:color="000000"/>
@@ -14299,7 +16384,7 @@
         </w:tc>
         <w:tc>
           <w:tcPr>
-            <w:tcW w:w="6767" w:type="dxa"/>
+            <w:tcW w:w="6768" w:type="dxa"/>
             <w:tcBorders>
               <w:left w:val="single" w:sz="2" w:space="0" w:color="000000"/>
               <w:bottom w:val="single" w:sz="2" w:space="0" w:color="000000"/>
@@ -14338,7 +16423,7 @@
         <w:trPr/>
         <w:tc>
           <w:tcPr>
-            <w:tcW w:w="2879" w:type="dxa"/>
+            <w:tcW w:w="2878" w:type="dxa"/>
             <w:tcBorders>
               <w:left w:val="single" w:sz="2" w:space="0" w:color="000000"/>
               <w:bottom w:val="single" w:sz="2" w:space="0" w:color="000000"/>
@@ -14375,7 +16460,7 @@
         </w:tc>
         <w:tc>
           <w:tcPr>
-            <w:tcW w:w="6767" w:type="dxa"/>
+            <w:tcW w:w="6768" w:type="dxa"/>
             <w:tcBorders>
               <w:left w:val="single" w:sz="2" w:space="0" w:color="000000"/>
               <w:bottom w:val="single" w:sz="2" w:space="0" w:color="000000"/>
@@ -14414,7 +16499,7 @@
         <w:trPr/>
         <w:tc>
           <w:tcPr>
-            <w:tcW w:w="2879" w:type="dxa"/>
+            <w:tcW w:w="2878" w:type="dxa"/>
             <w:tcBorders>
               <w:left w:val="single" w:sz="2" w:space="0" w:color="000000"/>
               <w:bottom w:val="single" w:sz="2" w:space="0" w:color="000000"/>
@@ -14451,7 +16536,7 @@
         </w:tc>
         <w:tc>
           <w:tcPr>
-            <w:tcW w:w="6767" w:type="dxa"/>
+            <w:tcW w:w="6768" w:type="dxa"/>
             <w:tcBorders>
               <w:left w:val="single" w:sz="2" w:space="0" w:color="000000"/>
               <w:bottom w:val="single" w:sz="2" w:space="0" w:color="000000"/>
@@ -14490,7 +16575,7 @@
         <w:trPr/>
         <w:tc>
           <w:tcPr>
-            <w:tcW w:w="2879" w:type="dxa"/>
+            <w:tcW w:w="2878" w:type="dxa"/>
             <w:tcBorders>
               <w:left w:val="single" w:sz="2" w:space="0" w:color="000000"/>
               <w:bottom w:val="single" w:sz="2" w:space="0" w:color="000000"/>
@@ -14514,7 +16599,7 @@
         </w:tc>
         <w:tc>
           <w:tcPr>
-            <w:tcW w:w="6767" w:type="dxa"/>
+            <w:tcW w:w="6768" w:type="dxa"/>
             <w:tcBorders>
               <w:left w:val="single" w:sz="2" w:space="0" w:color="000000"/>
               <w:bottom w:val="single" w:sz="2" w:space="0" w:color="000000"/>
@@ -14542,7 +16627,7 @@
         <w:trPr/>
         <w:tc>
           <w:tcPr>
-            <w:tcW w:w="2879" w:type="dxa"/>
+            <w:tcW w:w="2878" w:type="dxa"/>
             <w:tcBorders>
               <w:left w:val="single" w:sz="2" w:space="0" w:color="000000"/>
               <w:bottom w:val="single" w:sz="2" w:space="0" w:color="000000"/>
@@ -14565,7 +16650,7 @@
         </w:tc>
         <w:tc>
           <w:tcPr>
-            <w:tcW w:w="6767" w:type="dxa"/>
+            <w:tcW w:w="6768" w:type="dxa"/>
             <w:tcBorders>
               <w:left w:val="single" w:sz="2" w:space="0" w:color="000000"/>
               <w:bottom w:val="single" w:sz="2" w:space="0" w:color="000000"/>
@@ -14593,7 +16678,7 @@
         <w:trPr/>
         <w:tc>
           <w:tcPr>
-            <w:tcW w:w="2879" w:type="dxa"/>
+            <w:tcW w:w="2878" w:type="dxa"/>
             <w:tcBorders>
               <w:left w:val="single" w:sz="2" w:space="0" w:color="000000"/>
             </w:tcBorders>
@@ -14618,7 +16703,7 @@
         </w:tc>
         <w:tc>
           <w:tcPr>
-            <w:tcW w:w="6767" w:type="dxa"/>
+            <w:tcW w:w="6768" w:type="dxa"/>
             <w:tcBorders>
               <w:left w:val="single" w:sz="2" w:space="0" w:color="000000"/>
               <w:right w:val="single" w:sz="2" w:space="0" w:color="000000"/>
@@ -14645,7 +16730,7 @@
         <w:trPr/>
         <w:tc>
           <w:tcPr>
-            <w:tcW w:w="2879" w:type="dxa"/>
+            <w:tcW w:w="2878" w:type="dxa"/>
             <w:tcBorders>
               <w:left w:val="single" w:sz="2" w:space="0" w:color="000000"/>
             </w:tcBorders>
@@ -14670,7 +16755,7 @@
         </w:tc>
         <w:tc>
           <w:tcPr>
-            <w:tcW w:w="6767" w:type="dxa"/>
+            <w:tcW w:w="6768" w:type="dxa"/>
             <w:tcBorders>
               <w:left w:val="single" w:sz="2" w:space="0" w:color="000000"/>
               <w:right w:val="single" w:sz="2" w:space="0" w:color="000000"/>
@@ -14695,7 +16780,7 @@
         <w:trPr/>
         <w:tc>
           <w:tcPr>
-            <w:tcW w:w="2879" w:type="dxa"/>
+            <w:tcW w:w="2878" w:type="dxa"/>
             <w:tcBorders>
               <w:left w:val="single" w:sz="2" w:space="0" w:color="000000"/>
               <w:bottom w:val="single" w:sz="2" w:space="0" w:color="000000"/>
@@ -14721,7 +16806,7 @@
         </w:tc>
         <w:tc>
           <w:tcPr>
-            <w:tcW w:w="6767" w:type="dxa"/>
+            <w:tcW w:w="6768" w:type="dxa"/>
             <w:tcBorders>
               <w:left w:val="single" w:sz="2" w:space="0" w:color="000000"/>
               <w:bottom w:val="single" w:sz="2" w:space="0" w:color="000000"/>
@@ -14779,14 +16864,14 @@
         <w:pStyle w:val="Overskrift1"/>
         <w:numPr>
           <w:ilvl w:val="0"/>
-          <w:numId w:val="2"/>
+          <w:numId w:val="3"/>
         </w:numPr>
         <w:rPr>
           <w:rFonts w:ascii="Verdana" w:hAnsi="Verdana" w:cs="Verdana"/>
         </w:rPr>
       </w:pPr>
-      <w:bookmarkStart w:id="22" w:name="__RefHeading___Toc531076566"/>
-      <w:bookmarkEnd w:id="22"/>
+      <w:bookmarkStart w:id="32" w:name="__RefHeading___Toc531076566"/>
+      <w:bookmarkEnd w:id="32"/>
       <w:r>
         <w:rPr>
           <w:rFonts w:cs="Verdana" w:ascii="Verdana" w:hAnsi="Verdana"/>
@@ -14829,7 +16914,52 @@
         <w:rPr>
           <w:rFonts w:cs="Verdana" w:ascii="Verdana" w:hAnsi="Verdana"/>
         </w:rPr>
-        <w:t xml:space="preserve"> "lokalisering". Det vil sige</w:t>
+        <w:t xml:space="preserve"> "lokalisering". </w:t>
+      </w:r>
+      <w:r>
+        <w:rPr>
+          <w:rFonts w:cs="Verdana" w:ascii="Verdana" w:hAnsi="Verdana"/>
+          <w:color w:val="C9211E"/>
+        </w:rPr>
+        <w:t>"</w:t>
+      </w:r>
+      <w:r>
+        <w:rPr>
+          <w:rFonts w:cs="Verdana" w:ascii="Verdana" w:hAnsi="Verdana"/>
+          <w:color w:val="C9211E"/>
+        </w:rPr>
+        <w:t>Lokalisering" indebærer</w:t>
+      </w:r>
+      <w:r>
+        <w:rPr>
+          <w:rFonts w:cs="Verdana" w:ascii="Verdana" w:hAnsi="Verdana"/>
+        </w:rPr>
+        <w:t xml:space="preserve"> at programmets brugergrænseflade skifter sprog afhængigt </w:t>
+      </w:r>
+      <w:r>
+        <w:rPr>
+          <w:rFonts w:cs="Verdana" w:ascii="Verdana" w:hAnsi="Verdana"/>
+          <w:lang w:val="da-DK"/>
+        </w:rPr>
+        <w:t xml:space="preserve">af, </w:t>
+      </w:r>
+      <w:r>
+        <w:rPr>
+          <w:rFonts w:cs="Verdana" w:ascii="Verdana" w:hAnsi="Verdana"/>
+        </w:rPr>
+        <w:t>hvilket sprog den aktuelle WINDOWS-bruger benytter.</w:t>
+      </w:r>
+    </w:p>
+    <w:p>
+      <w:pPr>
+        <w:pStyle w:val="Brdtekst"/>
+        <w:rPr/>
+      </w:pPr>
+      <w:r>
+        <w:rPr>
+          <w:rFonts w:cs="Verdana" w:ascii="Verdana" w:hAnsi="Verdana"/>
+        </w:rPr>
+        <w:t>Dette er gjort i erkendelse af</w:t>
       </w:r>
       <w:r>
         <w:rPr>
@@ -14842,32 +16972,7 @@
         <w:rPr>
           <w:rFonts w:cs="Verdana" w:ascii="Verdana" w:hAnsi="Verdana"/>
         </w:rPr>
-        <w:t xml:space="preserve"> at programmets brugergrænseflade skifter sprog afhængigt </w:t>
-      </w:r>
-      <w:r>
-        <w:rPr>
-          <w:rFonts w:cs="Verdana" w:ascii="Verdana" w:hAnsi="Verdana"/>
-          <w:lang w:val="da-DK"/>
-        </w:rPr>
-        <w:t xml:space="preserve">af, </w:t>
-      </w:r>
-      <w:r>
-        <w:rPr>
-          <w:rFonts w:cs="Verdana" w:ascii="Verdana" w:hAnsi="Verdana"/>
-        </w:rPr>
-        <w:t>hvilket sprog den aktuelle WINDOWS-bruger benytter.</w:t>
-      </w:r>
-    </w:p>
-    <w:p>
-      <w:pPr>
-        <w:pStyle w:val="Brdtekst"/>
-        <w:rPr/>
-      </w:pPr>
-      <w:r>
-        <w:rPr>
-          <w:rFonts w:cs="Verdana" w:ascii="Verdana" w:hAnsi="Verdana"/>
-        </w:rPr>
-        <w:t>Dette er gjort i erkendelse af</w:t>
+        <w:t xml:space="preserve"> at det dansksprogede publikum for visse dele af funktionaliteten, specielt punktnode-visningen</w:t>
       </w:r>
       <w:r>
         <w:rPr>
@@ -14880,19 +16985,6 @@
         <w:rPr>
           <w:rFonts w:cs="Verdana" w:ascii="Verdana" w:hAnsi="Verdana"/>
         </w:rPr>
-        <w:t xml:space="preserve"> at det dansksprogede publikum for visse dele af funktionaliteten, specielt punktnode-visningen</w:t>
-      </w:r>
-      <w:r>
-        <w:rPr>
-          <w:rFonts w:cs="Verdana" w:ascii="Verdana" w:hAnsi="Verdana"/>
-          <w:lang w:val="da-DK"/>
-        </w:rPr>
-        <w:t>,</w:t>
-      </w:r>
-      <w:r>
-        <w:rPr>
-          <w:rFonts w:cs="Verdana" w:ascii="Verdana" w:hAnsi="Verdana"/>
-        </w:rPr>
         <w:t xml:space="preserve"> er meget begrænset.</w:t>
       </w:r>
       <w:r>
@@ -14970,7 +17062,84 @@
         <w:rPr>
           <w:rFonts w:cs="Verdana" w:ascii="Verdana" w:hAnsi="Verdana"/>
         </w:rPr>
-        <w:t>lusive  programmets navn er lokaliseret, således at de vises på dansk på en dansk PC og på engelsk på en engelsk PC. Visningen på engelsk er endnu ikke grundigt testet!</w:t>
+        <w:t>lusive  programmets navn er lokaliseret, således at de vises</w:t>
+      </w:r>
+      <w:r>
+        <w:rPr>
+          <w:rFonts w:cs="Verdana" w:ascii="Verdana" w:hAnsi="Verdana"/>
+          <w:color w:val="C9211E"/>
+        </w:rPr>
+        <w:t xml:space="preserve"> på dansk </w:t>
+      </w:r>
+      <w:r>
+        <w:rPr>
+          <w:rFonts w:cs="Verdana" w:ascii="Verdana" w:hAnsi="Verdana"/>
+          <w:color w:val="C9211E"/>
+        </w:rPr>
+        <w:t>hos</w:t>
+      </w:r>
+      <w:r>
+        <w:rPr>
+          <w:rFonts w:cs="Verdana" w:ascii="Verdana" w:hAnsi="Verdana"/>
+          <w:color w:val="C9211E"/>
+        </w:rPr>
+        <w:t xml:space="preserve"> en </w:t>
+      </w:r>
+      <w:r>
+        <w:rPr>
+          <w:rFonts w:cs="Verdana" w:ascii="Verdana" w:hAnsi="Verdana"/>
+          <w:color w:val="C9211E"/>
+        </w:rPr>
+        <w:t>dansksproget bruger</w:t>
+      </w:r>
+      <w:r>
+        <w:rPr>
+          <w:rFonts w:cs="Verdana" w:ascii="Verdana" w:hAnsi="Verdana"/>
+          <w:color w:val="C9211E"/>
+        </w:rPr>
+        <w:t xml:space="preserve"> og på engelsk </w:t>
+      </w:r>
+      <w:r>
+        <w:rPr>
+          <w:rFonts w:cs="Verdana" w:ascii="Verdana" w:hAnsi="Verdana"/>
+          <w:color w:val="C9211E"/>
+        </w:rPr>
+        <w:t>hos en engelsksproget bruger</w:t>
+      </w:r>
+      <w:r>
+        <w:rPr>
+          <w:rFonts w:cs="Verdana" w:ascii="Verdana" w:hAnsi="Verdana"/>
+          <w:color w:val="C9211E"/>
+        </w:rPr>
+        <w:t>.</w:t>
+      </w:r>
+    </w:p>
+    <w:p>
+      <w:pPr>
+        <w:pStyle w:val="Brdtekst"/>
+        <w:rPr>
+          <w:color w:val="C9211E"/>
+        </w:rPr>
+      </w:pPr>
+      <w:r>
+        <w:rPr>
+          <w:rFonts w:cs="Verdana" w:ascii="Verdana" w:hAnsi="Verdana"/>
+          <w:color w:val="C9211E"/>
+        </w:rPr>
+        <w:t>Fra og med version 4.0.0.0 er IBOS Nodelæser desuden lokaliseret til hollandsk!</w:t>
+      </w:r>
+    </w:p>
+    <w:p>
+      <w:pPr>
+        <w:pStyle w:val="Brdtekst"/>
+        <w:rPr/>
+      </w:pPr>
+      <w:r>
+        <w:rPr>
+          <w:rFonts w:cs="Verdana" w:ascii="Verdana" w:hAnsi="Verdana"/>
+          <w:color w:val="C9211E"/>
+        </w:rPr>
+        <w:t>Visningen på engelsk og hollandsk er endnu ikke grundigt testet!</w:t>
       </w:r>
     </w:p>
     <w:p>
@@ -15008,12 +17177,12 @@
         <w:pStyle w:val="Overskrift1"/>
         <w:numPr>
           <w:ilvl w:val="0"/>
-          <w:numId w:val="2"/>
+          <w:numId w:val="3"/>
         </w:numPr>
         <w:rPr/>
       </w:pPr>
-      <w:bookmarkStart w:id="23" w:name="__RefHeading___Toc531076567"/>
-      <w:bookmarkEnd w:id="23"/>
+      <w:bookmarkStart w:id="33" w:name="__RefHeading___Toc531076567"/>
+      <w:bookmarkEnd w:id="33"/>
       <w:r>
         <w:rPr>
           <w:rFonts w:cs="Verdana" w:ascii="Verdana" w:hAnsi="Verdana"/>
@@ -15116,12 +17285,12 @@
         <w:pStyle w:val="Overskrift1"/>
         <w:numPr>
           <w:ilvl w:val="0"/>
-          <w:numId w:val="2"/>
+          <w:numId w:val="3"/>
         </w:numPr>
         <w:rPr/>
       </w:pPr>
-      <w:bookmarkStart w:id="24" w:name="__RefHeading___Toc531076568"/>
-      <w:bookmarkEnd w:id="24"/>
+      <w:bookmarkStart w:id="34" w:name="__RefHeading___Toc531076568"/>
+      <w:bookmarkEnd w:id="34"/>
       <w:r>
         <w:rPr/>
         <w:t>Optimering af samspillet med JAWS</w:t>
@@ -15222,13 +17391,13 @@
         <w:pStyle w:val="Overskrift1"/>
         <w:numPr>
           <w:ilvl w:val="0"/>
-          <w:numId w:val="2"/>
+          <w:numId w:val="3"/>
         </w:numPr>
         <w:spacing w:before="240" w:after="120"/>
         <w:rPr/>
       </w:pPr>
-      <w:bookmarkStart w:id="25" w:name="__RefHeading___Toc1588_1651833955"/>
-      <w:bookmarkEnd w:id="25"/>
+      <w:bookmarkStart w:id="35" w:name="__RefHeading___Toc1588_1651833955"/>
+      <w:bookmarkEnd w:id="35"/>
       <w:r>
         <w:rPr>
           <w:rFonts w:eastAsia="Arial" w:cs="Arial"/>
@@ -15237,12 +17406,9 @@
       </w:r>
     </w:p>
     <w:sectPr>
-      <w:headerReference w:type="default" r:id="rId9"/>
-      <w:footerReference w:type="default" r:id="rId10"/>
       <w:type w:val="continuous"/>
       <w:pgSz w:w="11906" w:h="16838"/>
       <w:pgMar w:left="1134" w:right="1134" w:header="708" w:top="1134" w:footer="1134" w:bottom="1618" w:gutter="0"/>
-      <w:pgNumType w:fmt="decimal"/>
       <w:formProt w:val="false"/>
       <w:textDirection w:val="lrTb"/>
       <w:docGrid w:type="default" w:linePitch="360" w:charSpace="0"/>
@@ -15252,37 +17418,6 @@
 </file>
 
 <file path=word/footer1.xml><?xml version="1.0" encoding="utf-8"?>
-<w:ftr xmlns:o="urn:schemas-microsoft-com:office:office" xmlns:r="http://schemas.openxmlformats.org/officeDocument/2006/relationships" xmlns:v="urn:schemas-microsoft-com:vml" xmlns:w="http://schemas.openxmlformats.org/wordprocessingml/2006/main" xmlns:w10="urn:schemas-microsoft-com:office:word" xmlns:wp="http://schemas.openxmlformats.org/drawingml/2006/wordprocessingDrawing" xmlns:wps="http://schemas.microsoft.com/office/word/2010/wordprocessingShape" xmlns:wpg="http://schemas.microsoft.com/office/word/2010/wordprocessingGroup" xmlns:mc="http://schemas.openxmlformats.org/markup-compatibility/2006" xmlns:wp14="http://schemas.microsoft.com/office/word/2010/wordprocessingDrawing" xmlns:w14="http://schemas.microsoft.com/office/word/2010/wordml" mc:Ignorable="w14 wp14">
-  <w:p>
-    <w:pPr>
-      <w:pStyle w:val="Sidefod"/>
-      <w:rPr/>
-    </w:pPr>
-    <w:r>
-      <w:rPr/>
-      <w:fldChar w:fldCharType="begin"/>
-    </w:r>
-    <w:r>
-      <w:rPr/>
-      <w:instrText> FILENAME </w:instrText>
-    </w:r>
-    <w:r>
-      <w:rPr/>
-      <w:fldChar w:fldCharType="separate"/>
-    </w:r>
-    <w:r>
-      <w:rPr/>
-      <w:t>Brugervejledning for IBOS Nodelæser version 4.0.0.0.docx</w:t>
-    </w:r>
-    <w:r>
-      <w:rPr/>
-      <w:fldChar w:fldCharType="end"/>
-    </w:r>
-  </w:p>
-</w:ftr>
-</file>
-
-<file path=word/footer2.xml><?xml version="1.0" encoding="utf-8"?>
 <w:ftr xmlns:o="urn:schemas-microsoft-com:office:office" xmlns:r="http://schemas.openxmlformats.org/officeDocument/2006/relationships" xmlns:v="urn:schemas-microsoft-com:vml" xmlns:w="http://schemas.openxmlformats.org/wordprocessingml/2006/main" xmlns:w10="urn:schemas-microsoft-com:office:word" xmlns:wp="http://schemas.openxmlformats.org/drawingml/2006/wordprocessingDrawing" xmlns:wps="http://schemas.microsoft.com/office/word/2010/wordprocessingShape" xmlns:wpg="http://schemas.microsoft.com/office/word/2010/wordprocessingGroup" xmlns:mc="http://schemas.openxmlformats.org/markup-compatibility/2006" xmlns:wp14="http://schemas.microsoft.com/office/word/2010/wordprocessingDrawing" xmlns:w14="http://schemas.microsoft.com/office/word/2010/wordml" mc:Ignorable="w14 wp14">
   <w:p>
     <w:pPr>
@@ -15327,20 +17462,6 @@
 </w:hdr>
 </file>
 
-<file path=word/header2.xml><?xml version="1.0" encoding="utf-8"?>
-<w:hdr xmlns:o="urn:schemas-microsoft-com:office:office" xmlns:r="http://schemas.openxmlformats.org/officeDocument/2006/relationships" xmlns:v="urn:schemas-microsoft-com:vml" xmlns:w="http://schemas.openxmlformats.org/wordprocessingml/2006/main" xmlns:w10="urn:schemas-microsoft-com:office:word" xmlns:wp="http://schemas.openxmlformats.org/drawingml/2006/wordprocessingDrawing" xmlns:wps="http://schemas.microsoft.com/office/word/2010/wordprocessingShape" xmlns:wpg="http://schemas.microsoft.com/office/word/2010/wordprocessingGroup" xmlns:mc="http://schemas.openxmlformats.org/markup-compatibility/2006" xmlns:wp14="http://schemas.microsoft.com/office/word/2010/wordprocessingDrawing" xmlns:w14="http://schemas.microsoft.com/office/word/2010/wordml" mc:Ignorable="w14 wp14">
-  <w:p>
-    <w:pPr>
-      <w:pStyle w:val="Sidehoved"/>
-      <w:rPr/>
-    </w:pPr>
-    <w:r>
-      <w:rPr/>
-    </w:r>
-  </w:p>
-</w:hdr>
-</file>
-
 <file path=word/numbering.xml><?xml version="1.0" encoding="utf-8"?>
 <w:numbering xmlns:w="http://schemas.openxmlformats.org/wordprocessingml/2006/main" xmlns:o="urn:schemas-microsoft-com:office:office" xmlns:r="http://schemas.openxmlformats.org/officeDocument/2006/relationships" xmlns:v="urn:schemas-microsoft-com:vml">
   <w:abstractNum w:abstractNumId="1">
@@ -15533,6 +17654,98 @@
   <w:abstractNum w:abstractNumId="3">
     <w:lvl w:ilvl="0">
       <w:start w:val="1"/>
+      <w:numFmt w:val="none"/>
+      <w:suff w:val="nothing"/>
+      <w:lvlText w:val=""/>
+      <w:lvlJc w:val="left"/>
+      <w:pPr>
+        <w:ind w:left="432" w:hanging="432"/>
+      </w:pPr>
+    </w:lvl>
+    <w:lvl w:ilvl="1">
+      <w:start w:val="1"/>
+      <w:numFmt w:val="none"/>
+      <w:suff w:val="nothing"/>
+      <w:lvlText w:val=""/>
+      <w:lvlJc w:val="left"/>
+      <w:pPr>
+        <w:ind w:left="576" w:hanging="576"/>
+      </w:pPr>
+    </w:lvl>
+    <w:lvl w:ilvl="2">
+      <w:start w:val="1"/>
+      <w:numFmt w:val="none"/>
+      <w:suff w:val="nothing"/>
+      <w:lvlText w:val=""/>
+      <w:lvlJc w:val="left"/>
+      <w:pPr>
+        <w:ind w:left="720" w:hanging="720"/>
+      </w:pPr>
+    </w:lvl>
+    <w:lvl w:ilvl="3">
+      <w:start w:val="1"/>
+      <w:numFmt w:val="none"/>
+      <w:suff w:val="nothing"/>
+      <w:lvlText w:val=""/>
+      <w:lvlJc w:val="left"/>
+      <w:pPr>
+        <w:ind w:left="0" w:hanging="0"/>
+      </w:pPr>
+    </w:lvl>
+    <w:lvl w:ilvl="4">
+      <w:start w:val="1"/>
+      <w:numFmt w:val="none"/>
+      <w:suff w:val="nothing"/>
+      <w:lvlText w:val=""/>
+      <w:lvlJc w:val="left"/>
+      <w:pPr>
+        <w:ind w:left="0" w:hanging="0"/>
+      </w:pPr>
+    </w:lvl>
+    <w:lvl w:ilvl="5">
+      <w:start w:val="1"/>
+      <w:numFmt w:val="none"/>
+      <w:suff w:val="nothing"/>
+      <w:lvlText w:val=""/>
+      <w:lvlJc w:val="left"/>
+      <w:pPr>
+        <w:ind w:left="0" w:hanging="0"/>
+      </w:pPr>
+    </w:lvl>
+    <w:lvl w:ilvl="6">
+      <w:start w:val="1"/>
+      <w:numFmt w:val="none"/>
+      <w:suff w:val="nothing"/>
+      <w:lvlText w:val=""/>
+      <w:lvlJc w:val="left"/>
+      <w:pPr>
+        <w:ind w:left="0" w:hanging="0"/>
+      </w:pPr>
+    </w:lvl>
+    <w:lvl w:ilvl="7">
+      <w:start w:val="1"/>
+      <w:numFmt w:val="none"/>
+      <w:suff w:val="nothing"/>
+      <w:lvlText w:val=""/>
+      <w:lvlJc w:val="left"/>
+      <w:pPr>
+        <w:ind w:left="0" w:hanging="0"/>
+      </w:pPr>
+    </w:lvl>
+    <w:lvl w:ilvl="8">
+      <w:start w:val="1"/>
+      <w:numFmt w:val="none"/>
+      <w:suff w:val="nothing"/>
+      <w:lvlText w:val=""/>
+      <w:lvlJc w:val="left"/>
+      <w:pPr>
+        <w:ind w:left="0" w:hanging="0"/>
+      </w:pPr>
+    </w:lvl>
+  </w:abstractNum>
+  <w:abstractNum w:abstractNumId="4">
+    <w:lvl w:ilvl="0">
+      <w:start w:val="1"/>
       <w:numFmt w:val="bullet"/>
       <w:lvlText w:val=""/>
       <w:lvlJc w:val="left"/>
@@ -15676,7 +17889,7 @@
       </w:rPr>
     </w:lvl>
   </w:abstractNum>
-  <w:abstractNum w:abstractNumId="4">
+  <w:abstractNum w:abstractNumId="5">
     <w:lvl w:ilvl="0">
       <w:start w:val="1"/>
       <w:numFmt w:val="bullet"/>
@@ -15822,7 +18035,7 @@
       </w:rPr>
     </w:lvl>
   </w:abstractNum>
-  <w:abstractNum w:abstractNumId="5">
+  <w:abstractNum w:abstractNumId="6">
     <w:lvl w:ilvl="0">
       <w:start w:val="1"/>
       <w:numFmt w:val="decimal"/>
@@ -15933,7 +18146,7 @@
       </w:pPr>
     </w:lvl>
   </w:abstractNum>
-  <w:abstractNum w:abstractNumId="6">
+  <w:abstractNum w:abstractNumId="7">
     <w:lvl w:ilvl="0">
       <w:start w:val="1"/>
       <w:numFmt w:val="bullet"/>
@@ -16047,7 +18260,7 @@
       </w:pPr>
     </w:lvl>
   </w:abstractNum>
-  <w:abstractNum w:abstractNumId="7">
+  <w:abstractNum w:abstractNumId="8">
     <w:lvl w:ilvl="0">
       <w:start w:val="1"/>
       <w:numFmt w:val="bullet"/>
@@ -16163,7 +18376,7 @@
       </w:pPr>
     </w:lvl>
   </w:abstractNum>
-  <w:abstractNum w:abstractNumId="8">
+  <w:abstractNum w:abstractNumId="9">
     <w:lvl w:ilvl="0">
       <w:start w:val="1"/>
       <w:numFmt w:val="decimal"/>
@@ -16274,6 +18487,125 @@
         </w:tabs>
         <w:ind w:left="3600" w:hanging="360"/>
       </w:pPr>
+    </w:lvl>
+  </w:abstractNum>
+  <w:abstractNum w:abstractNumId="10">
+    <w:lvl w:ilvl="0">
+      <w:start w:val="1"/>
+      <w:numFmt w:val="decimal"/>
+      <w:lvlText w:val="%1."/>
+      <w:lvlJc w:val="left"/>
+      <w:pPr>
+        <w:tabs>
+          <w:tab w:val="num" w:pos="397"/>
+        </w:tabs>
+        <w:ind w:left="754" w:hanging="397"/>
+      </w:pPr>
+      <w:rPr/>
+    </w:lvl>
+    <w:lvl w:ilvl="1">
+      <w:start w:val="1"/>
+      <w:numFmt w:val="decimal"/>
+      <w:lvlText w:val="%2."/>
+      <w:lvlJc w:val="left"/>
+      <w:pPr>
+        <w:tabs>
+          <w:tab w:val="num" w:pos="794"/>
+        </w:tabs>
+        <w:ind w:left="1151" w:hanging="397"/>
+      </w:pPr>
+      <w:rPr/>
+    </w:lvl>
+    <w:lvl w:ilvl="2">
+      <w:start w:val="1"/>
+      <w:numFmt w:val="decimal"/>
+      <w:lvlText w:val="%3."/>
+      <w:lvlJc w:val="left"/>
+      <w:pPr>
+        <w:tabs>
+          <w:tab w:val="num" w:pos="1191"/>
+        </w:tabs>
+        <w:ind w:left="1548" w:hanging="397"/>
+      </w:pPr>
+      <w:rPr/>
+    </w:lvl>
+    <w:lvl w:ilvl="3">
+      <w:start w:val="1"/>
+      <w:numFmt w:val="decimal"/>
+      <w:lvlText w:val="%4."/>
+      <w:lvlJc w:val="left"/>
+      <w:pPr>
+        <w:tabs>
+          <w:tab w:val="num" w:pos="1588"/>
+        </w:tabs>
+        <w:ind w:left="1945" w:hanging="397"/>
+      </w:pPr>
+      <w:rPr/>
+    </w:lvl>
+    <w:lvl w:ilvl="4">
+      <w:start w:val="1"/>
+      <w:numFmt w:val="decimal"/>
+      <w:lvlText w:val="%5."/>
+      <w:lvlJc w:val="left"/>
+      <w:pPr>
+        <w:tabs>
+          <w:tab w:val="num" w:pos="1985"/>
+        </w:tabs>
+        <w:ind w:left="2342" w:hanging="397"/>
+      </w:pPr>
+      <w:rPr/>
+    </w:lvl>
+    <w:lvl w:ilvl="5">
+      <w:start w:val="1"/>
+      <w:numFmt w:val="decimal"/>
+      <w:lvlText w:val="%6."/>
+      <w:lvlJc w:val="left"/>
+      <w:pPr>
+        <w:tabs>
+          <w:tab w:val="num" w:pos="2381"/>
+        </w:tabs>
+        <w:ind w:left="2738" w:hanging="397"/>
+      </w:pPr>
+      <w:rPr/>
+    </w:lvl>
+    <w:lvl w:ilvl="6">
+      <w:start w:val="1"/>
+      <w:numFmt w:val="decimal"/>
+      <w:lvlText w:val="%7."/>
+      <w:lvlJc w:val="left"/>
+      <w:pPr>
+        <w:tabs>
+          <w:tab w:val="num" w:pos="2778"/>
+        </w:tabs>
+        <w:ind w:left="3135" w:hanging="397"/>
+      </w:pPr>
+      <w:rPr/>
+    </w:lvl>
+    <w:lvl w:ilvl="7">
+      <w:start w:val="1"/>
+      <w:numFmt w:val="decimal"/>
+      <w:lvlText w:val="%8."/>
+      <w:lvlJc w:val="left"/>
+      <w:pPr>
+        <w:tabs>
+          <w:tab w:val="num" w:pos="3175"/>
+        </w:tabs>
+        <w:ind w:left="3532" w:hanging="397"/>
+      </w:pPr>
+      <w:rPr/>
+    </w:lvl>
+    <w:lvl w:ilvl="8">
+      <w:start w:val="1"/>
+      <w:numFmt w:val="decimal"/>
+      <w:lvlText w:val="%9."/>
+      <w:lvlJc w:val="left"/>
+      <w:pPr>
+        <w:tabs>
+          <w:tab w:val="num" w:pos="3572"/>
+        </w:tabs>
+        <w:ind w:left="3929" w:hanging="397"/>
+      </w:pPr>
+      <w:rPr/>
     </w:lvl>
   </w:abstractNum>
   <w:num w:numId="1">
@@ -16300,6 +18632,12 @@
   <w:num w:numId="8">
     <w:abstractNumId w:val="8"/>
   </w:num>
+  <w:num w:numId="9">
+    <w:abstractNumId w:val="9"/>
+  </w:num>
+  <w:num w:numId="10">
+    <w:abstractNumId w:val="10"/>
+  </w:num>
 </w:numbering>
 </file>
 
@@ -16309,13 +18647,15 @@
     <w:rPrDefault>
       <w:rPr>
         <w:rFonts w:ascii="Liberation Serif" w:hAnsi="Liberation Serif" w:eastAsia="NSimSun" w:cs="Lucida Sans"/>
-        <w:sz w:val="20"/>
+        <w:kern w:val="2"/>
         <w:szCs w:val="24"/>
         <w:lang w:val="da-DK" w:eastAsia="zh-CN" w:bidi="hi-IN"/>
       </w:rPr>
     </w:rPrDefault>
     <w:pPrDefault>
-      <w:pPr/>
+      <w:pPr>
+        <w:widowControl/>
+      </w:pPr>
     </w:pPrDefault>
   </w:docDefaults>
   <w:style w:type="paragraph" w:styleId="Normal">
@@ -16323,6 +18663,9 @@
     <w:qFormat/>
     <w:pPr>
       <w:widowControl/>
+      <w:kinsoku w:val="true"/>
+      <w:overflowPunct w:val="true"/>
+      <w:autoSpaceDE w:val="true"/>
       <w:bidi w:val="0"/>
       <w:jc w:val="left"/>
     </w:pPr>
@@ -16646,6 +18989,46 @@
     <w:qFormat/>
     <w:rPr/>
   </w:style>
+  <w:style w:type="character" w:styleId="WW8Num2z8">
+    <w:name w:val="WW8Num2z8"/>
+    <w:qFormat/>
+    <w:rPr/>
+  </w:style>
+  <w:style w:type="character" w:styleId="WW8Num2z7">
+    <w:name w:val="WW8Num2z7"/>
+    <w:qFormat/>
+    <w:rPr/>
+  </w:style>
+  <w:style w:type="character" w:styleId="WW8Num2z6">
+    <w:name w:val="WW8Num2z6"/>
+    <w:qFormat/>
+    <w:rPr/>
+  </w:style>
+  <w:style w:type="character" w:styleId="WW8Num2z5">
+    <w:name w:val="WW8Num2z5"/>
+    <w:qFormat/>
+    <w:rPr/>
+  </w:style>
+  <w:style w:type="character" w:styleId="WW8Num2z4">
+    <w:name w:val="WW8Num2z4"/>
+    <w:qFormat/>
+    <w:rPr/>
+  </w:style>
+  <w:style w:type="character" w:styleId="WW8Num2z3">
+    <w:name w:val="WW8Num2z3"/>
+    <w:qFormat/>
+    <w:rPr/>
+  </w:style>
+  <w:style w:type="character" w:styleId="WW8Num2z2">
+    <w:name w:val="WW8Num2z2"/>
+    <w:qFormat/>
+    <w:rPr/>
+  </w:style>
+  <w:style w:type="character" w:styleId="Nummereringstegn">
+    <w:name w:val="Nummereringstegn"/>
+    <w:qFormat/>
+    <w:rPr/>
+  </w:style>
   <w:style w:type="paragraph" w:styleId="Overskrift">
     <w:name w:val="Overskrift"/>
     <w:basedOn w:val="Normal"/>
@@ -16725,7 +19108,7 @@
     <w:pPr>
       <w:suppressLineNumbers/>
       <w:tabs>
-        <w:tab w:val="clear" w:pos="1304"/>
+        <w:tab w:val="clear" w:pos="709"/>
         <w:tab w:val="center" w:pos="4819" w:leader="none"/>
         <w:tab w:val="right" w:pos="9638" w:leader="none"/>
       </w:tabs>
@@ -16737,7 +19120,7 @@
     <w:basedOn w:val="Normal"/>
     <w:pPr>
       <w:tabs>
-        <w:tab w:val="clear" w:pos="1304"/>
+        <w:tab w:val="clear" w:pos="709"/>
         <w:tab w:val="center" w:pos="4819" w:leader="none"/>
         <w:tab w:val="right" w:pos="9638" w:leader="none"/>
       </w:tabs>
@@ -16778,7 +19161,7 @@
     <w:basedOn w:val="Indeks"/>
     <w:pPr>
       <w:tabs>
-        <w:tab w:val="clear" w:pos="1304"/>
+        <w:tab w:val="clear" w:pos="709"/>
         <w:tab w:val="right" w:pos="9638" w:leader="dot"/>
       </w:tabs>
     </w:pPr>
@@ -16789,7 +19172,7 @@
     <w:basedOn w:val="Indeks"/>
     <w:pPr>
       <w:tabs>
-        <w:tab w:val="clear" w:pos="1304"/>
+        <w:tab w:val="clear" w:pos="709"/>
         <w:tab w:val="right" w:pos="9638" w:leader="dot"/>
       </w:tabs>
       <w:ind w:left="283" w:hanging="0"/>
@@ -16801,7 +19184,7 @@
     <w:basedOn w:val="Indeks"/>
     <w:pPr>
       <w:tabs>
-        <w:tab w:val="clear" w:pos="1304"/>
+        <w:tab w:val="clear" w:pos="709"/>
         <w:tab w:val="right" w:pos="9638" w:leader="dot"/>
       </w:tabs>
       <w:ind w:left="566" w:hanging="0"/>
@@ -16842,7 +19225,7 @@
       <w:widowControl w:val="false"/>
       <w:suppressLineNumbers/>
       <w:tabs>
-        <w:tab w:val="clear" w:pos="1304"/>
+        <w:tab w:val="clear" w:pos="709"/>
         <w:tab w:val="center" w:pos="4819" w:leader="none"/>
         <w:tab w:val="right" w:pos="9638" w:leader="none"/>
       </w:tabs>
@@ -16874,6 +19257,21 @@
       <w:rFonts w:ascii="Tahoma" w:hAnsi="Tahoma" w:cs="Tahoma"/>
       <w:sz w:val="16"/>
       <w:szCs w:val="16"/>
+    </w:rPr>
+  </w:style>
+  <w:style w:type="paragraph" w:styleId="TOAHeading">
+    <w:name w:val="TOA Heading"/>
+    <w:basedOn w:val="Overskrift"/>
+    <w:qFormat/>
+    <w:pPr>
+      <w:suppressLineNumbers/>
+      <w:ind w:left="0" w:hanging="0"/>
+    </w:pPr>
+    <w:rPr>
+      <w:b/>
+      <w:bCs/>
+      <w:sz w:val="32"/>
+      <w:szCs w:val="32"/>
     </w:rPr>
   </w:style>
   <w:style w:type="paragraph" w:styleId="Indholdsfortegnelseoverskrift">
@@ -16918,5 +19316,9 @@
     <w:name w:val="WW8Num7"/>
     <w:qFormat/>
   </w:style>
+  <w:style w:type="numbering" w:styleId="Nummerering123">
+    <w:name w:val="Nummerering 123"/>
+    <w:qFormat/>
+  </w:style>
 </w:styles>
 </file>
--- a/Documentation/Official Documentation/Brugervejledning for IBOS Nodelæser version 4.0.0.0.docx
+++ b/Documentation/Official Documentation/Brugervejledning for IBOS Nodelæser version 4.0.0.0.docx
@@ -125,7 +125,7 @@
       <w:sdtContent>
         <w:p>
           <w:pPr>
-            <w:pStyle w:val="Indholdsfortegnelseoverskrift"/>
+            <w:pStyle w:val="TOAHeading"/>
             <w:suppressLineNumbers/>
             <w:ind w:left="0" w:hanging="0"/>
             <w:rPr>
@@ -906,7 +906,7 @@
         <w:pStyle w:val="Overskrift1"/>
         <w:numPr>
           <w:ilvl w:val="0"/>
-          <w:numId w:val="3"/>
+          <w:numId w:val="4"/>
         </w:numPr>
         <w:rPr/>
       </w:pPr>
@@ -1045,7 +1045,7 @@
         <w:pStyle w:val="Brdtekst"/>
         <w:numPr>
           <w:ilvl w:val="0"/>
-          <w:numId w:val="7"/>
+          <w:numId w:val="8"/>
         </w:numPr>
         <w:rPr/>
       </w:pPr>
@@ -1061,7 +1061,7 @@
         <w:pStyle w:val="Brdtekst"/>
         <w:numPr>
           <w:ilvl w:val="0"/>
-          <w:numId w:val="7"/>
+          <w:numId w:val="8"/>
         </w:numPr>
         <w:rPr/>
       </w:pPr>
@@ -1090,7 +1090,7 @@
         <w:pStyle w:val="Brdtekst"/>
         <w:numPr>
           <w:ilvl w:val="0"/>
-          <w:numId w:val="7"/>
+          <w:numId w:val="8"/>
         </w:numPr>
         <w:rPr>
           <w:rFonts w:ascii="Verdana" w:hAnsi="Verdana" w:cs="Verdana"/>
@@ -1108,7 +1108,7 @@
         <w:pStyle w:val="Brdtekst"/>
         <w:numPr>
           <w:ilvl w:val="0"/>
-          <w:numId w:val="7"/>
+          <w:numId w:val="8"/>
         </w:numPr>
         <w:rPr/>
       </w:pPr>
@@ -1302,14 +1302,14 @@
         </w:tblCellMar>
       </w:tblPr>
       <w:tblGrid>
-        <w:gridCol w:w="2518"/>
-        <w:gridCol w:w="7128"/>
+        <w:gridCol w:w="2517"/>
+        <w:gridCol w:w="7129"/>
       </w:tblGrid>
       <w:tr>
         <w:trPr/>
         <w:tc>
           <w:tcPr>
-            <w:tcW w:w="2518" w:type="dxa"/>
+            <w:tcW w:w="2517" w:type="dxa"/>
             <w:tcBorders>
               <w:top w:val="single" w:sz="2" w:space="0" w:color="000000"/>
               <w:left w:val="single" w:sz="2" w:space="0" w:color="000000"/>
@@ -1337,7 +1337,7 @@
         </w:tc>
         <w:tc>
           <w:tcPr>
-            <w:tcW w:w="7128" w:type="dxa"/>
+            <w:tcW w:w="7129" w:type="dxa"/>
             <w:tcBorders>
               <w:top w:val="single" w:sz="2" w:space="0" w:color="000000"/>
               <w:left w:val="single" w:sz="2" w:space="0" w:color="000000"/>
@@ -1425,7 +1425,7 @@
         <w:trPr/>
         <w:tc>
           <w:tcPr>
-            <w:tcW w:w="2518" w:type="dxa"/>
+            <w:tcW w:w="2517" w:type="dxa"/>
             <w:tcBorders>
               <w:left w:val="single" w:sz="2" w:space="0" w:color="000000"/>
               <w:bottom w:val="single" w:sz="2" w:space="0" w:color="000000"/>
@@ -1452,7 +1452,7 @@
         </w:tc>
         <w:tc>
           <w:tcPr>
-            <w:tcW w:w="7128" w:type="dxa"/>
+            <w:tcW w:w="7129" w:type="dxa"/>
             <w:tcBorders>
               <w:left w:val="single" w:sz="2" w:space="0" w:color="000000"/>
               <w:bottom w:val="single" w:sz="2" w:space="0" w:color="000000"/>
@@ -1521,7 +1521,7 @@
         <w:trPr/>
         <w:tc>
           <w:tcPr>
-            <w:tcW w:w="2518" w:type="dxa"/>
+            <w:tcW w:w="2517" w:type="dxa"/>
             <w:tcBorders>
               <w:left w:val="single" w:sz="2" w:space="0" w:color="000000"/>
               <w:bottom w:val="single" w:sz="2" w:space="0" w:color="000000"/>
@@ -1548,7 +1548,7 @@
         </w:tc>
         <w:tc>
           <w:tcPr>
-            <w:tcW w:w="7128" w:type="dxa"/>
+            <w:tcW w:w="7129" w:type="dxa"/>
             <w:tcBorders>
               <w:left w:val="single" w:sz="2" w:space="0" w:color="000000"/>
               <w:bottom w:val="single" w:sz="2" w:space="0" w:color="000000"/>
@@ -1577,7 +1577,7 @@
         <w:trPr/>
         <w:tc>
           <w:tcPr>
-            <w:tcW w:w="2518" w:type="dxa"/>
+            <w:tcW w:w="2517" w:type="dxa"/>
             <w:tcBorders>
               <w:left w:val="single" w:sz="2" w:space="0" w:color="000000"/>
             </w:tcBorders>
@@ -1606,7 +1606,7 @@
         </w:tc>
         <w:tc>
           <w:tcPr>
-            <w:tcW w:w="7128" w:type="dxa"/>
+            <w:tcW w:w="7129" w:type="dxa"/>
             <w:tcBorders>
               <w:left w:val="single" w:sz="2" w:space="0" w:color="000000"/>
               <w:right w:val="single" w:sz="2" w:space="0" w:color="000000"/>
@@ -1665,7 +1665,7 @@
         <w:trPr/>
         <w:tc>
           <w:tcPr>
-            <w:tcW w:w="2518" w:type="dxa"/>
+            <w:tcW w:w="2517" w:type="dxa"/>
             <w:tcBorders>
               <w:left w:val="single" w:sz="2" w:space="0" w:color="000000"/>
               <w:bottom w:val="single" w:sz="2" w:space="0" w:color="000000"/>
@@ -1695,7 +1695,7 @@
         </w:tc>
         <w:tc>
           <w:tcPr>
-            <w:tcW w:w="7128" w:type="dxa"/>
+            <w:tcW w:w="7129" w:type="dxa"/>
             <w:tcBorders>
               <w:left w:val="single" w:sz="2" w:space="0" w:color="000000"/>
               <w:bottom w:val="single" w:sz="2" w:space="0" w:color="000000"/>
@@ -1783,7 +1783,7 @@
         <w:pStyle w:val="Brdtekst"/>
         <w:numPr>
           <w:ilvl w:val="0"/>
-          <w:numId w:val="4"/>
+          <w:numId w:val="5"/>
         </w:numPr>
         <w:rPr>
           <w:rFonts w:ascii="Verdana" w:hAnsi="Verdana" w:cs="Verdana"/>
@@ -1799,258 +1799,258 @@
     <w:p>
       <w:pPr>
         <w:pStyle w:val="Brdtekst"/>
+        <w:numPr>
+          <w:ilvl w:val="0"/>
+          <w:numId w:val="5"/>
+        </w:numPr>
+        <w:rPr/>
+      </w:pPr>
+      <w:r>
+        <w:rPr>
+          <w:rFonts w:cs="Verdana" w:ascii="Verdana" w:hAnsi="Verdana"/>
+        </w:rPr>
+        <w:t>Skifte mellem de vigtigste visningskomponenter  (i dette tilfælde Nodelisten og Nodefilteret) med TAB knappen.</w:t>
+      </w:r>
+    </w:p>
+    <w:p>
+      <w:pPr>
+        <w:pStyle w:val="Brdtekst"/>
+        <w:numPr>
+          <w:ilvl w:val="0"/>
+          <w:numId w:val="5"/>
+        </w:numPr>
+        <w:rPr>
+          <w:rFonts w:ascii="Verdana" w:hAnsi="Verdana" w:cs="Verdana"/>
+        </w:rPr>
+      </w:pPr>
+      <w:r>
+        <w:rPr>
+          <w:rFonts w:cs="Verdana" w:ascii="Verdana" w:hAnsi="Verdana"/>
+        </w:rPr>
+        <w:t>Afbryde en igangværende handling med ESC knappen.</w:t>
+      </w:r>
+    </w:p>
+    <w:p>
+      <w:pPr>
+        <w:pStyle w:val="Brdtekst"/>
+        <w:numPr>
+          <w:ilvl w:val="0"/>
+          <w:numId w:val="5"/>
+        </w:numPr>
+        <w:rPr>
+          <w:rFonts w:ascii="Verdana" w:hAnsi="Verdana" w:cs="Verdana"/>
+        </w:rPr>
+      </w:pPr>
+      <w:r>
+        <w:rPr>
+          <w:rFonts w:cs="Verdana" w:ascii="Verdana" w:hAnsi="Verdana"/>
+        </w:rPr>
+        <w:t>Lukke programmet med ALT + F4</w:t>
+      </w:r>
+    </w:p>
+    <w:p>
+      <w:pPr>
+        <w:pStyle w:val="Brdtekst"/>
+        <w:rPr>
+          <w:rFonts w:ascii="Verdana" w:hAnsi="Verdana" w:cs="Verdana"/>
+        </w:rPr>
+      </w:pPr>
+      <w:r>
+        <w:rPr>
+          <w:rFonts w:cs="Verdana" w:ascii="Verdana" w:hAnsi="Verdana"/>
+        </w:rPr>
+      </w:r>
+    </w:p>
+    <w:p>
+      <w:pPr>
+        <w:pStyle w:val="Brdtekst"/>
+        <w:rPr/>
+      </w:pPr>
+      <w:r>
+        <w:rPr>
+          <w:rFonts w:cs="Verdana" w:ascii="Verdana" w:hAnsi="Verdana"/>
+        </w:rPr>
+        <w:t>Desuden kan man</w:t>
+      </w:r>
+      <w:r>
+        <w:rPr>
+          <w:rFonts w:cs="Verdana" w:ascii="Verdana" w:hAnsi="Verdana"/>
+          <w:lang w:val="da-DK"/>
+        </w:rPr>
+        <w:t xml:space="preserve">, </w:t>
+      </w:r>
+      <w:r>
+        <w:rPr>
+          <w:rFonts w:cs="Verdana" w:ascii="Verdana" w:hAnsi="Verdana"/>
+        </w:rPr>
+        <w:t>hvis JAWS kører</w:t>
+      </w:r>
+      <w:r>
+        <w:rPr>
+          <w:rFonts w:cs="Verdana" w:ascii="Verdana" w:hAnsi="Verdana"/>
+          <w:lang w:val="da-DK"/>
+        </w:rPr>
+        <w:t>,</w:t>
+      </w:r>
+      <w:r>
+        <w:rPr>
+          <w:rFonts w:cs="Verdana" w:ascii="Verdana" w:hAnsi="Verdana"/>
+        </w:rPr>
+        <w:t xml:space="preserve"> benytte de gængse JAWS kommandoer</w:t>
+      </w:r>
+      <w:r>
+        <w:rPr>
+          <w:rFonts w:cs="Verdana" w:ascii="Verdana" w:hAnsi="Verdana"/>
+          <w:lang w:val="da-DK"/>
+        </w:rPr>
+        <w:t>.</w:t>
+      </w:r>
+      <w:r>
+        <w:rPr>
+          <w:rFonts w:cs="Verdana" w:ascii="Verdana" w:hAnsi="Verdana"/>
+        </w:rPr>
+        <w:t xml:space="preserve"> Man kan blandt andet</w:t>
+      </w:r>
+      <w:r>
+        <w:rPr>
+          <w:rFonts w:cs="Verdana" w:ascii="Verdana" w:hAnsi="Verdana"/>
+          <w:lang w:val="da-DK"/>
+        </w:rPr>
+        <w:t>:</w:t>
+      </w:r>
+    </w:p>
+    <w:p>
+      <w:pPr>
+        <w:pStyle w:val="Brdtekst"/>
+        <w:numPr>
+          <w:ilvl w:val="0"/>
+          <w:numId w:val="6"/>
+        </w:numPr>
+        <w:rPr/>
+      </w:pPr>
+      <w:r>
+        <w:rPr>
+          <w:rFonts w:cs="Verdana" w:ascii="Verdana" w:hAnsi="Verdana"/>
+        </w:rPr>
+        <w:t xml:space="preserve">Få statuslinien oplæst (uden at skifte fokus) ved at taste INSERT + PAGEDOWN </w:t>
+      </w:r>
+    </w:p>
+    <w:p>
+      <w:pPr>
+        <w:pStyle w:val="Brdtekst"/>
+        <w:numPr>
+          <w:ilvl w:val="0"/>
+          <w:numId w:val="6"/>
+        </w:numPr>
+        <w:rPr>
+          <w:rFonts w:ascii="Verdana" w:hAnsi="Verdana" w:cs="Verdana"/>
+        </w:rPr>
+      </w:pPr>
+      <w:r>
+        <w:rPr>
+          <w:rFonts w:cs="Verdana" w:ascii="Verdana" w:hAnsi="Verdana"/>
+        </w:rPr>
+        <w:t>Få titellinien oplæst ved at taste INSERT + T</w:t>
+      </w:r>
+    </w:p>
+    <w:p>
+      <w:pPr>
+        <w:pStyle w:val="Brdtekst"/>
+        <w:numPr>
+          <w:ilvl w:val="0"/>
+          <w:numId w:val="6"/>
+        </w:numPr>
+        <w:rPr>
+          <w:rFonts w:ascii="Verdana" w:hAnsi="Verdana" w:cs="Verdana"/>
+        </w:rPr>
+      </w:pPr>
+      <w:r>
+        <w:rPr>
+          <w:rFonts w:cs="Verdana" w:ascii="Verdana" w:hAnsi="Verdana"/>
+        </w:rPr>
+        <w:t>Få oplæst en meddelelse ved at taste INSERT + B</w:t>
+      </w:r>
+    </w:p>
+    <w:p>
+      <w:pPr>
+        <w:pStyle w:val="Brdtekst"/>
+        <w:numPr>
+          <w:ilvl w:val="0"/>
+          <w:numId w:val="6"/>
+        </w:numPr>
+        <w:rPr>
+          <w:rFonts w:ascii="Verdana" w:hAnsi="Verdana" w:cs="Verdana"/>
+        </w:rPr>
+      </w:pPr>
+      <w:r>
+        <w:rPr>
+          <w:rFonts w:cs="Verdana" w:ascii="Verdana" w:hAnsi="Verdana"/>
+        </w:rPr>
+        <w:t>Slå oplæsning fra/til ved at taste  INSERT + MELLEMRUM efterfulgt af s</w:t>
+      </w:r>
+    </w:p>
+    <w:p>
+      <w:pPr>
+        <w:pStyle w:val="Brdtekst"/>
+        <w:rPr>
+          <w:rFonts w:ascii="Verdana" w:hAnsi="Verdana" w:cs="Verdana"/>
+        </w:rPr>
+      </w:pPr>
+      <w:r>
+        <w:rPr>
+          <w:rFonts w:cs="Verdana" w:ascii="Verdana" w:hAnsi="Verdana"/>
+        </w:rPr>
+      </w:r>
+    </w:p>
+    <w:p>
+      <w:pPr>
+        <w:pStyle w:val="Brdtekst"/>
+        <w:rPr/>
+      </w:pPr>
+      <w:r>
+        <w:rPr>
+          <w:rFonts w:cs="Verdana" w:ascii="Verdana" w:hAnsi="Verdana"/>
+        </w:rPr>
+        <w:t>En mere omfattende liste over tastaturgenveje findes senere i dette dokument og i selve programmet under Hjælp -&gt; Tastatur</w:t>
+      </w:r>
+      <w:r>
+        <w:rPr>
+          <w:rFonts w:cs="Verdana" w:ascii="Verdana" w:hAnsi="Verdana"/>
+          <w:color w:val="C9211E"/>
+        </w:rPr>
+        <w:t>-</w:t>
+      </w:r>
+      <w:r>
+        <w:rPr>
+          <w:rFonts w:cs="Verdana" w:ascii="Verdana" w:hAnsi="Verdana"/>
+        </w:rPr>
+        <w:t>genveje.</w:t>
+      </w:r>
+    </w:p>
+    <w:p>
+      <w:pPr>
+        <w:pStyle w:val="Brdtekst"/>
+        <w:rPr>
+          <w:rFonts w:ascii="Verdana" w:hAnsi="Verdana" w:cs="Verdana"/>
+        </w:rPr>
+      </w:pPr>
+      <w:r>
+        <w:rPr>
+          <w:rFonts w:cs="Verdana" w:ascii="Verdana" w:hAnsi="Verdana"/>
+        </w:rPr>
+        <w:t>I det følgende gives en mere detaljeret beskrivelse af de ovennævnte visnings-komponenter.</w:t>
+      </w:r>
+      <w:r>
+        <w:br w:type="page"/>
+      </w:r>
+    </w:p>
+    <w:p>
+      <w:pPr>
+        <w:pStyle w:val="Overskrift1"/>
         <w:numPr>
           <w:ilvl w:val="0"/>
           <w:numId w:val="4"/>
         </w:numPr>
-        <w:rPr/>
-      </w:pPr>
-      <w:r>
-        <w:rPr>
-          <w:rFonts w:cs="Verdana" w:ascii="Verdana" w:hAnsi="Verdana"/>
-        </w:rPr>
-        <w:t>Skifte mellem de vigtigste visningskomponenter  (i dette tilfælde Nodelisten og Nodefilteret) med TAB knappen.</w:t>
-      </w:r>
-    </w:p>
-    <w:p>
-      <w:pPr>
-        <w:pStyle w:val="Brdtekst"/>
-        <w:numPr>
-          <w:ilvl w:val="0"/>
-          <w:numId w:val="4"/>
-        </w:numPr>
-        <w:rPr>
-          <w:rFonts w:ascii="Verdana" w:hAnsi="Verdana" w:cs="Verdana"/>
-        </w:rPr>
-      </w:pPr>
-      <w:r>
-        <w:rPr>
-          <w:rFonts w:cs="Verdana" w:ascii="Verdana" w:hAnsi="Verdana"/>
-        </w:rPr>
-        <w:t>Afbryde en igangværende handling med ESC knappen.</w:t>
-      </w:r>
-    </w:p>
-    <w:p>
-      <w:pPr>
-        <w:pStyle w:val="Brdtekst"/>
-        <w:numPr>
-          <w:ilvl w:val="0"/>
-          <w:numId w:val="4"/>
-        </w:numPr>
-        <w:rPr>
-          <w:rFonts w:ascii="Verdana" w:hAnsi="Verdana" w:cs="Verdana"/>
-        </w:rPr>
-      </w:pPr>
-      <w:r>
-        <w:rPr>
-          <w:rFonts w:cs="Verdana" w:ascii="Verdana" w:hAnsi="Verdana"/>
-        </w:rPr>
-        <w:t>Lukke programmet med ALT + F4</w:t>
-      </w:r>
-    </w:p>
-    <w:p>
-      <w:pPr>
-        <w:pStyle w:val="Brdtekst"/>
-        <w:rPr>
-          <w:rFonts w:ascii="Verdana" w:hAnsi="Verdana" w:cs="Verdana"/>
-        </w:rPr>
-      </w:pPr>
-      <w:r>
-        <w:rPr>
-          <w:rFonts w:cs="Verdana" w:ascii="Verdana" w:hAnsi="Verdana"/>
-        </w:rPr>
-      </w:r>
-    </w:p>
-    <w:p>
-      <w:pPr>
-        <w:pStyle w:val="Brdtekst"/>
-        <w:rPr/>
-      </w:pPr>
-      <w:r>
-        <w:rPr>
-          <w:rFonts w:cs="Verdana" w:ascii="Verdana" w:hAnsi="Verdana"/>
-        </w:rPr>
-        <w:t>Desuden kan man</w:t>
-      </w:r>
-      <w:r>
-        <w:rPr>
-          <w:rFonts w:cs="Verdana" w:ascii="Verdana" w:hAnsi="Verdana"/>
-          <w:lang w:val="da-DK"/>
-        </w:rPr>
-        <w:t xml:space="preserve">, </w:t>
-      </w:r>
-      <w:r>
-        <w:rPr>
-          <w:rFonts w:cs="Verdana" w:ascii="Verdana" w:hAnsi="Verdana"/>
-        </w:rPr>
-        <w:t>hvis JAWS kører</w:t>
-      </w:r>
-      <w:r>
-        <w:rPr>
-          <w:rFonts w:cs="Verdana" w:ascii="Verdana" w:hAnsi="Verdana"/>
-          <w:lang w:val="da-DK"/>
-        </w:rPr>
-        <w:t>,</w:t>
-      </w:r>
-      <w:r>
-        <w:rPr>
-          <w:rFonts w:cs="Verdana" w:ascii="Verdana" w:hAnsi="Verdana"/>
-        </w:rPr>
-        <w:t xml:space="preserve"> benytte de gængse JAWS kommandoer</w:t>
-      </w:r>
-      <w:r>
-        <w:rPr>
-          <w:rFonts w:cs="Verdana" w:ascii="Verdana" w:hAnsi="Verdana"/>
-          <w:lang w:val="da-DK"/>
-        </w:rPr>
-        <w:t>.</w:t>
-      </w:r>
-      <w:r>
-        <w:rPr>
-          <w:rFonts w:cs="Verdana" w:ascii="Verdana" w:hAnsi="Verdana"/>
-        </w:rPr>
-        <w:t xml:space="preserve"> Man kan blandt andet</w:t>
-      </w:r>
-      <w:r>
-        <w:rPr>
-          <w:rFonts w:cs="Verdana" w:ascii="Verdana" w:hAnsi="Verdana"/>
-          <w:lang w:val="da-DK"/>
-        </w:rPr>
-        <w:t>:</w:t>
-      </w:r>
-    </w:p>
-    <w:p>
-      <w:pPr>
-        <w:pStyle w:val="Brdtekst"/>
-        <w:numPr>
-          <w:ilvl w:val="0"/>
-          <w:numId w:val="5"/>
-        </w:numPr>
-        <w:rPr/>
-      </w:pPr>
-      <w:r>
-        <w:rPr>
-          <w:rFonts w:cs="Verdana" w:ascii="Verdana" w:hAnsi="Verdana"/>
-        </w:rPr>
-        <w:t xml:space="preserve">Få statuslinien oplæst (uden at skifte fokus) ved at taste INSERT + PAGEDOWN </w:t>
-      </w:r>
-    </w:p>
-    <w:p>
-      <w:pPr>
-        <w:pStyle w:val="Brdtekst"/>
-        <w:numPr>
-          <w:ilvl w:val="0"/>
-          <w:numId w:val="5"/>
-        </w:numPr>
-        <w:rPr>
-          <w:rFonts w:ascii="Verdana" w:hAnsi="Verdana" w:cs="Verdana"/>
-        </w:rPr>
-      </w:pPr>
-      <w:r>
-        <w:rPr>
-          <w:rFonts w:cs="Verdana" w:ascii="Verdana" w:hAnsi="Verdana"/>
-        </w:rPr>
-        <w:t>Få titellinien oplæst ved at taste INSERT + T</w:t>
-      </w:r>
-    </w:p>
-    <w:p>
-      <w:pPr>
-        <w:pStyle w:val="Brdtekst"/>
-        <w:numPr>
-          <w:ilvl w:val="0"/>
-          <w:numId w:val="5"/>
-        </w:numPr>
-        <w:rPr>
-          <w:rFonts w:ascii="Verdana" w:hAnsi="Verdana" w:cs="Verdana"/>
-        </w:rPr>
-      </w:pPr>
-      <w:r>
-        <w:rPr>
-          <w:rFonts w:cs="Verdana" w:ascii="Verdana" w:hAnsi="Verdana"/>
-        </w:rPr>
-        <w:t>Få oplæst en meddelelse ved at taste INSERT + B</w:t>
-      </w:r>
-    </w:p>
-    <w:p>
-      <w:pPr>
-        <w:pStyle w:val="Brdtekst"/>
-        <w:numPr>
-          <w:ilvl w:val="0"/>
-          <w:numId w:val="5"/>
-        </w:numPr>
-        <w:rPr>
-          <w:rFonts w:ascii="Verdana" w:hAnsi="Verdana" w:cs="Verdana"/>
-        </w:rPr>
-      </w:pPr>
-      <w:r>
-        <w:rPr>
-          <w:rFonts w:cs="Verdana" w:ascii="Verdana" w:hAnsi="Verdana"/>
-        </w:rPr>
-        <w:t>Slå oplæsning fra/til ved at taste  INSERT + MELLEMRUM efterfulgt af s</w:t>
-      </w:r>
-    </w:p>
-    <w:p>
-      <w:pPr>
-        <w:pStyle w:val="Brdtekst"/>
-        <w:rPr>
-          <w:rFonts w:ascii="Verdana" w:hAnsi="Verdana" w:cs="Verdana"/>
-        </w:rPr>
-      </w:pPr>
-      <w:r>
-        <w:rPr>
-          <w:rFonts w:cs="Verdana" w:ascii="Verdana" w:hAnsi="Verdana"/>
-        </w:rPr>
-      </w:r>
-    </w:p>
-    <w:p>
-      <w:pPr>
-        <w:pStyle w:val="Brdtekst"/>
-        <w:rPr/>
-      </w:pPr>
-      <w:r>
-        <w:rPr>
-          <w:rFonts w:cs="Verdana" w:ascii="Verdana" w:hAnsi="Verdana"/>
-        </w:rPr>
-        <w:t>En mere omfattende liste over tastaturgenveje findes senere i dette dokument og i selve programmet under Hjælp -&gt; Tastatur</w:t>
-      </w:r>
-      <w:r>
-        <w:rPr>
-          <w:rFonts w:cs="Verdana" w:ascii="Verdana" w:hAnsi="Verdana"/>
-          <w:color w:val="C9211E"/>
-        </w:rPr>
-        <w:t>-</w:t>
-      </w:r>
-      <w:r>
-        <w:rPr>
-          <w:rFonts w:cs="Verdana" w:ascii="Verdana" w:hAnsi="Verdana"/>
-        </w:rPr>
-        <w:t>genveje.</w:t>
-      </w:r>
-    </w:p>
-    <w:p>
-      <w:pPr>
-        <w:pStyle w:val="Brdtekst"/>
-        <w:rPr>
-          <w:rFonts w:ascii="Verdana" w:hAnsi="Verdana" w:cs="Verdana"/>
-        </w:rPr>
-      </w:pPr>
-      <w:r>
-        <w:rPr>
-          <w:rFonts w:cs="Verdana" w:ascii="Verdana" w:hAnsi="Verdana"/>
-        </w:rPr>
-        <w:t>I det følgende gives en mere detaljeret beskrivelse af de ovennævnte visnings-komponenter.</w:t>
-      </w:r>
-      <w:r>
-        <w:br w:type="page"/>
-      </w:r>
-    </w:p>
-    <w:p>
-      <w:pPr>
-        <w:pStyle w:val="Overskrift1"/>
-        <w:numPr>
-          <w:ilvl w:val="0"/>
-          <w:numId w:val="3"/>
-        </w:numPr>
         <w:rPr>
           <w:rFonts w:ascii="Verdana" w:hAnsi="Verdana" w:cs="Verdana"/>
         </w:rPr>
@@ -2069,7 +2069,7 @@
         <w:pStyle w:val="Overskrift2"/>
         <w:numPr>
           <w:ilvl w:val="1"/>
-          <w:numId w:val="3"/>
+          <w:numId w:val="4"/>
         </w:numPr>
         <w:rPr>
           <w:rFonts w:ascii="Verdana" w:hAnsi="Verdana" w:cs="Verdana"/>
@@ -2107,15 +2107,15 @@
         </w:tblCellMar>
       </w:tblPr>
       <w:tblGrid>
-        <w:gridCol w:w="1588"/>
+        <w:gridCol w:w="1587"/>
         <w:gridCol w:w="5326"/>
-        <w:gridCol w:w="2733"/>
+        <w:gridCol w:w="2734"/>
       </w:tblGrid>
       <w:tr>
         <w:trPr/>
         <w:tc>
           <w:tcPr>
-            <w:tcW w:w="1588" w:type="dxa"/>
+            <w:tcW w:w="1587" w:type="dxa"/>
             <w:tcBorders>
               <w:top w:val="single" w:sz="2" w:space="0" w:color="000000"/>
               <w:left w:val="single" w:sz="2" w:space="0" w:color="000000"/>
@@ -2202,7 +2202,7 @@
         </w:tc>
         <w:tc>
           <w:tcPr>
-            <w:tcW w:w="2733" w:type="dxa"/>
+            <w:tcW w:w="2734" w:type="dxa"/>
             <w:tcBorders>
               <w:top w:val="single" w:sz="2" w:space="0" w:color="000000"/>
               <w:left w:val="single" w:sz="2" w:space="0" w:color="000000"/>
@@ -2233,7 +2233,7 @@
         <w:trPr/>
         <w:tc>
           <w:tcPr>
-            <w:tcW w:w="1588" w:type="dxa"/>
+            <w:tcW w:w="1587" w:type="dxa"/>
             <w:tcBorders>
               <w:left w:val="single" w:sz="2" w:space="0" w:color="000000"/>
               <w:bottom w:val="single" w:sz="2" w:space="0" w:color="000000"/>
@@ -2297,7 +2297,7 @@
         </w:tc>
         <w:tc>
           <w:tcPr>
-            <w:tcW w:w="2733" w:type="dxa"/>
+            <w:tcW w:w="2734" w:type="dxa"/>
             <w:tcBorders>
               <w:left w:val="single" w:sz="2" w:space="0" w:color="000000"/>
               <w:bottom w:val="single" w:sz="2" w:space="0" w:color="000000"/>
@@ -2327,7 +2327,7 @@
         <w:trPr/>
         <w:tc>
           <w:tcPr>
-            <w:tcW w:w="1588" w:type="dxa"/>
+            <w:tcW w:w="1587" w:type="dxa"/>
             <w:tcBorders>
               <w:left w:val="single" w:sz="2" w:space="0" w:color="000000"/>
               <w:bottom w:val="single" w:sz="2" w:space="0" w:color="000000"/>
@@ -2394,7 +2394,7 @@
         </w:tc>
         <w:tc>
           <w:tcPr>
-            <w:tcW w:w="2733" w:type="dxa"/>
+            <w:tcW w:w="2734" w:type="dxa"/>
             <w:tcBorders>
               <w:left w:val="single" w:sz="2" w:space="0" w:color="000000"/>
               <w:bottom w:val="single" w:sz="2" w:space="0" w:color="000000"/>
@@ -2422,7 +2422,7 @@
         <w:trPr/>
         <w:tc>
           <w:tcPr>
-            <w:tcW w:w="1588" w:type="dxa"/>
+            <w:tcW w:w="1587" w:type="dxa"/>
             <w:tcBorders>
               <w:left w:val="single" w:sz="2" w:space="0" w:color="000000"/>
               <w:bottom w:val="single" w:sz="2" w:space="0" w:color="000000"/>
@@ -2489,7 +2489,7 @@
         </w:tc>
         <w:tc>
           <w:tcPr>
-            <w:tcW w:w="2733" w:type="dxa"/>
+            <w:tcW w:w="2734" w:type="dxa"/>
             <w:tcBorders>
               <w:left w:val="single" w:sz="2" w:space="0" w:color="000000"/>
               <w:bottom w:val="single" w:sz="2" w:space="0" w:color="000000"/>
@@ -2534,7 +2534,7 @@
         <w:trPr/>
         <w:tc>
           <w:tcPr>
-            <w:tcW w:w="1588" w:type="dxa"/>
+            <w:tcW w:w="1587" w:type="dxa"/>
             <w:tcBorders>
               <w:left w:val="single" w:sz="2" w:space="0" w:color="000000"/>
               <w:bottom w:val="single" w:sz="2" w:space="0" w:color="000000"/>
@@ -2586,7 +2586,7 @@
         </w:tc>
         <w:tc>
           <w:tcPr>
-            <w:tcW w:w="2733" w:type="dxa"/>
+            <w:tcW w:w="2734" w:type="dxa"/>
             <w:tcBorders>
               <w:left w:val="single" w:sz="2" w:space="0" w:color="000000"/>
               <w:bottom w:val="single" w:sz="2" w:space="0" w:color="000000"/>
@@ -2616,7 +2616,7 @@
         <w:trPr/>
         <w:tc>
           <w:tcPr>
-            <w:tcW w:w="1588" w:type="dxa"/>
+            <w:tcW w:w="1587" w:type="dxa"/>
             <w:tcBorders>
               <w:left w:val="single" w:sz="2" w:space="0" w:color="000000"/>
               <w:bottom w:val="single" w:sz="2" w:space="0" w:color="000000"/>
@@ -2668,7 +2668,7 @@
         </w:tc>
         <w:tc>
           <w:tcPr>
-            <w:tcW w:w="2733" w:type="dxa"/>
+            <w:tcW w:w="2734" w:type="dxa"/>
             <w:tcBorders>
               <w:left w:val="single" w:sz="2" w:space="0" w:color="000000"/>
               <w:bottom w:val="single" w:sz="2" w:space="0" w:color="000000"/>
@@ -2698,7 +2698,7 @@
         <w:trPr/>
         <w:tc>
           <w:tcPr>
-            <w:tcW w:w="1588" w:type="dxa"/>
+            <w:tcW w:w="1587" w:type="dxa"/>
             <w:tcBorders>
               <w:left w:val="single" w:sz="2" w:space="0" w:color="000000"/>
               <w:bottom w:val="single" w:sz="2" w:space="0" w:color="000000"/>
@@ -2750,7 +2750,7 @@
         </w:tc>
         <w:tc>
           <w:tcPr>
-            <w:tcW w:w="2733" w:type="dxa"/>
+            <w:tcW w:w="2734" w:type="dxa"/>
             <w:tcBorders>
               <w:left w:val="single" w:sz="2" w:space="0" w:color="000000"/>
               <w:bottom w:val="single" w:sz="2" w:space="0" w:color="000000"/>
@@ -2780,7 +2780,7 @@
         <w:trPr/>
         <w:tc>
           <w:tcPr>
-            <w:tcW w:w="1588" w:type="dxa"/>
+            <w:tcW w:w="1587" w:type="dxa"/>
             <w:tcBorders>
               <w:left w:val="single" w:sz="2" w:space="0" w:color="000000"/>
               <w:bottom w:val="single" w:sz="2" w:space="0" w:color="000000"/>
@@ -2837,7 +2837,7 @@
         </w:tc>
         <w:tc>
           <w:tcPr>
-            <w:tcW w:w="2733" w:type="dxa"/>
+            <w:tcW w:w="2734" w:type="dxa"/>
             <w:tcBorders>
               <w:left w:val="single" w:sz="2" w:space="0" w:color="000000"/>
               <w:bottom w:val="single" w:sz="2" w:space="0" w:color="000000"/>
@@ -2867,7 +2867,7 @@
         <w:trPr/>
         <w:tc>
           <w:tcPr>
-            <w:tcW w:w="1588" w:type="dxa"/>
+            <w:tcW w:w="1587" w:type="dxa"/>
             <w:tcBorders>
               <w:left w:val="single" w:sz="2" w:space="0" w:color="000000"/>
               <w:bottom w:val="single" w:sz="2" w:space="0" w:color="000000"/>
@@ -2927,7 +2927,7 @@
         </w:tc>
         <w:tc>
           <w:tcPr>
-            <w:tcW w:w="2733" w:type="dxa"/>
+            <w:tcW w:w="2734" w:type="dxa"/>
             <w:tcBorders>
               <w:left w:val="single" w:sz="2" w:space="0" w:color="000000"/>
               <w:bottom w:val="single" w:sz="2" w:space="0" w:color="000000"/>
@@ -2961,7 +2961,7 @@
         <w:trPr/>
         <w:tc>
           <w:tcPr>
-            <w:tcW w:w="1588" w:type="dxa"/>
+            <w:tcW w:w="1587" w:type="dxa"/>
             <w:tcBorders>
               <w:left w:val="single" w:sz="2" w:space="0" w:color="000000"/>
               <w:bottom w:val="single" w:sz="2" w:space="0" w:color="000000"/>
@@ -3021,7 +3021,7 @@
         </w:tc>
         <w:tc>
           <w:tcPr>
-            <w:tcW w:w="2733" w:type="dxa"/>
+            <w:tcW w:w="2734" w:type="dxa"/>
             <w:tcBorders>
               <w:left w:val="single" w:sz="2" w:space="0" w:color="000000"/>
               <w:bottom w:val="single" w:sz="2" w:space="0" w:color="000000"/>
@@ -3055,7 +3055,7 @@
         <w:trPr/>
         <w:tc>
           <w:tcPr>
-            <w:tcW w:w="1588" w:type="dxa"/>
+            <w:tcW w:w="1587" w:type="dxa"/>
             <w:tcBorders>
               <w:left w:val="single" w:sz="2" w:space="0" w:color="000000"/>
               <w:bottom w:val="single" w:sz="2" w:space="0" w:color="000000"/>
@@ -3115,7 +3115,7 @@
         </w:tc>
         <w:tc>
           <w:tcPr>
-            <w:tcW w:w="2733" w:type="dxa"/>
+            <w:tcW w:w="2734" w:type="dxa"/>
             <w:tcBorders>
               <w:left w:val="single" w:sz="2" w:space="0" w:color="000000"/>
               <w:bottom w:val="single" w:sz="2" w:space="0" w:color="000000"/>
@@ -3148,7 +3148,7 @@
         <w:trPr/>
         <w:tc>
           <w:tcPr>
-            <w:tcW w:w="1588" w:type="dxa"/>
+            <w:tcW w:w="1587" w:type="dxa"/>
             <w:tcBorders>
               <w:left w:val="single" w:sz="2" w:space="0" w:color="000000"/>
               <w:bottom w:val="single" w:sz="2" w:space="0" w:color="000000"/>
@@ -3206,7 +3206,7 @@
         </w:tc>
         <w:tc>
           <w:tcPr>
-            <w:tcW w:w="2733" w:type="dxa"/>
+            <w:tcW w:w="2734" w:type="dxa"/>
             <w:tcBorders>
               <w:left w:val="single" w:sz="2" w:space="0" w:color="000000"/>
               <w:bottom w:val="single" w:sz="2" w:space="0" w:color="000000"/>
@@ -3238,7 +3238,7 @@
         <w:trPr/>
         <w:tc>
           <w:tcPr>
-            <w:tcW w:w="1588" w:type="dxa"/>
+            <w:tcW w:w="1587" w:type="dxa"/>
             <w:tcBorders>
               <w:left w:val="single" w:sz="2" w:space="0" w:color="000000"/>
               <w:bottom w:val="single" w:sz="2" w:space="0" w:color="000000"/>
@@ -3290,7 +3290,7 @@
         </w:tc>
         <w:tc>
           <w:tcPr>
-            <w:tcW w:w="2733" w:type="dxa"/>
+            <w:tcW w:w="2734" w:type="dxa"/>
             <w:tcBorders>
               <w:left w:val="single" w:sz="2" w:space="0" w:color="000000"/>
               <w:bottom w:val="single" w:sz="2" w:space="0" w:color="000000"/>
@@ -3320,7 +3320,7 @@
         <w:trPr/>
         <w:tc>
           <w:tcPr>
-            <w:tcW w:w="1588" w:type="dxa"/>
+            <w:tcW w:w="1587" w:type="dxa"/>
             <w:tcBorders>
               <w:left w:val="single" w:sz="2" w:space="0" w:color="000000"/>
               <w:bottom w:val="single" w:sz="2" w:space="0" w:color="000000"/>
@@ -3372,7 +3372,7 @@
         </w:tc>
         <w:tc>
           <w:tcPr>
-            <w:tcW w:w="2733" w:type="dxa"/>
+            <w:tcW w:w="2734" w:type="dxa"/>
             <w:tcBorders>
               <w:left w:val="single" w:sz="2" w:space="0" w:color="000000"/>
               <w:bottom w:val="single" w:sz="2" w:space="0" w:color="000000"/>
@@ -3402,7 +3402,7 @@
         <w:trPr/>
         <w:tc>
           <w:tcPr>
-            <w:tcW w:w="1588" w:type="dxa"/>
+            <w:tcW w:w="1587" w:type="dxa"/>
             <w:tcBorders>
               <w:left w:val="single" w:sz="2" w:space="0" w:color="000000"/>
               <w:bottom w:val="single" w:sz="2" w:space="0" w:color="000000"/>
@@ -3454,7 +3454,7 @@
         </w:tc>
         <w:tc>
           <w:tcPr>
-            <w:tcW w:w="2733" w:type="dxa"/>
+            <w:tcW w:w="2734" w:type="dxa"/>
             <w:tcBorders>
               <w:left w:val="single" w:sz="2" w:space="0" w:color="000000"/>
               <w:bottom w:val="single" w:sz="2" w:space="0" w:color="000000"/>
@@ -3484,7 +3484,7 @@
         <w:trPr/>
         <w:tc>
           <w:tcPr>
-            <w:tcW w:w="1588" w:type="dxa"/>
+            <w:tcW w:w="1587" w:type="dxa"/>
             <w:tcBorders>
               <w:left w:val="single" w:sz="2" w:space="0" w:color="000000"/>
               <w:bottom w:val="single" w:sz="2" w:space="0" w:color="000000"/>
@@ -3536,7 +3536,7 @@
         </w:tc>
         <w:tc>
           <w:tcPr>
-            <w:tcW w:w="2733" w:type="dxa"/>
+            <w:tcW w:w="2734" w:type="dxa"/>
             <w:tcBorders>
               <w:left w:val="single" w:sz="2" w:space="0" w:color="000000"/>
               <w:bottom w:val="single" w:sz="2" w:space="0" w:color="000000"/>
@@ -3566,7 +3566,7 @@
         <w:trPr/>
         <w:tc>
           <w:tcPr>
-            <w:tcW w:w="1588" w:type="dxa"/>
+            <w:tcW w:w="1587" w:type="dxa"/>
             <w:tcBorders>
               <w:left w:val="single" w:sz="2" w:space="0" w:color="000000"/>
               <w:bottom w:val="single" w:sz="2" w:space="0" w:color="000000"/>
@@ -3615,7 +3615,7 @@
         </w:tc>
         <w:tc>
           <w:tcPr>
-            <w:tcW w:w="2733" w:type="dxa"/>
+            <w:tcW w:w="2734" w:type="dxa"/>
             <w:tcBorders>
               <w:left w:val="single" w:sz="2" w:space="0" w:color="000000"/>
               <w:bottom w:val="single" w:sz="2" w:space="0" w:color="000000"/>
@@ -3645,7 +3645,7 @@
         <w:trPr/>
         <w:tc>
           <w:tcPr>
-            <w:tcW w:w="1588" w:type="dxa"/>
+            <w:tcW w:w="1587" w:type="dxa"/>
             <w:tcBorders>
               <w:left w:val="single" w:sz="2" w:space="0" w:color="000000"/>
               <w:bottom w:val="single" w:sz="2" w:space="0" w:color="000000"/>
@@ -3697,7 +3697,7 @@
         </w:tc>
         <w:tc>
           <w:tcPr>
-            <w:tcW w:w="2733" w:type="dxa"/>
+            <w:tcW w:w="2734" w:type="dxa"/>
             <w:tcBorders>
               <w:left w:val="single" w:sz="2" w:space="0" w:color="000000"/>
               <w:bottom w:val="single" w:sz="2" w:space="0" w:color="000000"/>
@@ -3727,7 +3727,7 @@
         <w:trPr/>
         <w:tc>
           <w:tcPr>
-            <w:tcW w:w="1588" w:type="dxa"/>
+            <w:tcW w:w="1587" w:type="dxa"/>
             <w:tcBorders>
               <w:left w:val="single" w:sz="2" w:space="0" w:color="000000"/>
               <w:bottom w:val="single" w:sz="2" w:space="0" w:color="000000"/>
@@ -3779,7 +3779,7 @@
         </w:tc>
         <w:tc>
           <w:tcPr>
-            <w:tcW w:w="2733" w:type="dxa"/>
+            <w:tcW w:w="2734" w:type="dxa"/>
             <w:tcBorders>
               <w:left w:val="single" w:sz="2" w:space="0" w:color="000000"/>
               <w:bottom w:val="single" w:sz="2" w:space="0" w:color="000000"/>
@@ -3809,7 +3809,7 @@
         <w:trPr/>
         <w:tc>
           <w:tcPr>
-            <w:tcW w:w="1588" w:type="dxa"/>
+            <w:tcW w:w="1587" w:type="dxa"/>
             <w:tcBorders>
               <w:left w:val="single" w:sz="2" w:space="0" w:color="000000"/>
               <w:bottom w:val="single" w:sz="2" w:space="0" w:color="000000"/>
@@ -3862,7 +3862,7 @@
         </w:tc>
         <w:tc>
           <w:tcPr>
-            <w:tcW w:w="2733" w:type="dxa"/>
+            <w:tcW w:w="2734" w:type="dxa"/>
             <w:tcBorders>
               <w:left w:val="single" w:sz="2" w:space="0" w:color="000000"/>
               <w:bottom w:val="single" w:sz="2" w:space="0" w:color="000000"/>
@@ -3893,7 +3893,7 @@
         <w:trPr/>
         <w:tc>
           <w:tcPr>
-            <w:tcW w:w="1588" w:type="dxa"/>
+            <w:tcW w:w="1587" w:type="dxa"/>
             <w:tcBorders>
               <w:left w:val="single" w:sz="2" w:space="0" w:color="000000"/>
               <w:bottom w:val="single" w:sz="2" w:space="0" w:color="000000"/>
@@ -3946,7 +3946,7 @@
         </w:tc>
         <w:tc>
           <w:tcPr>
-            <w:tcW w:w="2733" w:type="dxa"/>
+            <w:tcW w:w="2734" w:type="dxa"/>
             <w:tcBorders>
               <w:left w:val="single" w:sz="2" w:space="0" w:color="000000"/>
               <w:bottom w:val="single" w:sz="2" w:space="0" w:color="000000"/>
@@ -3977,7 +3977,7 @@
         <w:trPr/>
         <w:tc>
           <w:tcPr>
-            <w:tcW w:w="1588" w:type="dxa"/>
+            <w:tcW w:w="1587" w:type="dxa"/>
             <w:tcBorders>
               <w:left w:val="single" w:sz="2" w:space="0" w:color="000000"/>
               <w:bottom w:val="single" w:sz="2" w:space="0" w:color="000000"/>
@@ -4030,7 +4030,7 @@
         </w:tc>
         <w:tc>
           <w:tcPr>
-            <w:tcW w:w="2733" w:type="dxa"/>
+            <w:tcW w:w="2734" w:type="dxa"/>
             <w:tcBorders>
               <w:left w:val="single" w:sz="2" w:space="0" w:color="000000"/>
               <w:bottom w:val="single" w:sz="2" w:space="0" w:color="000000"/>
@@ -4061,7 +4061,7 @@
         <w:trPr/>
         <w:tc>
           <w:tcPr>
-            <w:tcW w:w="1588" w:type="dxa"/>
+            <w:tcW w:w="1587" w:type="dxa"/>
             <w:tcBorders>
               <w:left w:val="single" w:sz="2" w:space="0" w:color="000000"/>
               <w:bottom w:val="single" w:sz="2" w:space="0" w:color="000000"/>
@@ -4111,7 +4111,7 @@
         </w:tc>
         <w:tc>
           <w:tcPr>
-            <w:tcW w:w="2733" w:type="dxa"/>
+            <w:tcW w:w="2734" w:type="dxa"/>
             <w:tcBorders>
               <w:left w:val="single" w:sz="2" w:space="0" w:color="000000"/>
               <w:bottom w:val="single" w:sz="2" w:space="0" w:color="000000"/>
@@ -4142,7 +4142,7 @@
         <w:trPr/>
         <w:tc>
           <w:tcPr>
-            <w:tcW w:w="1588" w:type="dxa"/>
+            <w:tcW w:w="1587" w:type="dxa"/>
             <w:tcBorders>
               <w:left w:val="single" w:sz="2" w:space="0" w:color="000000"/>
               <w:bottom w:val="single" w:sz="2" w:space="0" w:color="000000"/>
@@ -4192,7 +4192,7 @@
         </w:tc>
         <w:tc>
           <w:tcPr>
-            <w:tcW w:w="2733" w:type="dxa"/>
+            <w:tcW w:w="2734" w:type="dxa"/>
             <w:tcBorders>
               <w:left w:val="single" w:sz="2" w:space="0" w:color="000000"/>
               <w:bottom w:val="single" w:sz="2" w:space="0" w:color="000000"/>
@@ -4223,7 +4223,7 @@
         <w:trPr/>
         <w:tc>
           <w:tcPr>
-            <w:tcW w:w="1588" w:type="dxa"/>
+            <w:tcW w:w="1587" w:type="dxa"/>
             <w:tcBorders>
               <w:left w:val="single" w:sz="2" w:space="0" w:color="000000"/>
               <w:bottom w:val="single" w:sz="2" w:space="0" w:color="000000"/>
@@ -4279,7 +4279,7 @@
         </w:tc>
         <w:tc>
           <w:tcPr>
-            <w:tcW w:w="2733" w:type="dxa"/>
+            <w:tcW w:w="2734" w:type="dxa"/>
             <w:tcBorders>
               <w:left w:val="single" w:sz="2" w:space="0" w:color="000000"/>
               <w:bottom w:val="single" w:sz="2" w:space="0" w:color="000000"/>
@@ -4309,7 +4309,7 @@
         <w:trPr/>
         <w:tc>
           <w:tcPr>
-            <w:tcW w:w="1588" w:type="dxa"/>
+            <w:tcW w:w="1587" w:type="dxa"/>
             <w:tcBorders>
               <w:left w:val="single" w:sz="2" w:space="0" w:color="000000"/>
               <w:bottom w:val="single" w:sz="2" w:space="0" w:color="000000"/>
@@ -4365,7 +4365,7 @@
         </w:tc>
         <w:tc>
           <w:tcPr>
-            <w:tcW w:w="2733" w:type="dxa"/>
+            <w:tcW w:w="2734" w:type="dxa"/>
             <w:tcBorders>
               <w:left w:val="single" w:sz="2" w:space="0" w:color="000000"/>
               <w:bottom w:val="single" w:sz="2" w:space="0" w:color="000000"/>
@@ -4397,7 +4397,7 @@
         <w:trPr/>
         <w:tc>
           <w:tcPr>
-            <w:tcW w:w="1588" w:type="dxa"/>
+            <w:tcW w:w="1587" w:type="dxa"/>
             <w:tcBorders>
               <w:left w:val="single" w:sz="2" w:space="0" w:color="000000"/>
               <w:bottom w:val="single" w:sz="2" w:space="0" w:color="000000"/>
@@ -4457,7 +4457,7 @@
         </w:tc>
         <w:tc>
           <w:tcPr>
-            <w:tcW w:w="2733" w:type="dxa"/>
+            <w:tcW w:w="2734" w:type="dxa"/>
             <w:tcBorders>
               <w:left w:val="single" w:sz="2" w:space="0" w:color="000000"/>
               <w:bottom w:val="single" w:sz="2" w:space="0" w:color="000000"/>
@@ -4492,7 +4492,7 @@
         <w:trPr/>
         <w:tc>
           <w:tcPr>
-            <w:tcW w:w="1588" w:type="dxa"/>
+            <w:tcW w:w="1587" w:type="dxa"/>
             <w:tcBorders>
               <w:left w:val="single" w:sz="2" w:space="0" w:color="000000"/>
               <w:bottom w:val="single" w:sz="2" w:space="0" w:color="000000"/>
@@ -4552,7 +4552,7 @@
         </w:tc>
         <w:tc>
           <w:tcPr>
-            <w:tcW w:w="2733" w:type="dxa"/>
+            <w:tcW w:w="2734" w:type="dxa"/>
             <w:tcBorders>
               <w:left w:val="single" w:sz="2" w:space="0" w:color="000000"/>
               <w:bottom w:val="single" w:sz="2" w:space="0" w:color="000000"/>
@@ -4587,7 +4587,7 @@
         <w:trPr/>
         <w:tc>
           <w:tcPr>
-            <w:tcW w:w="1588" w:type="dxa"/>
+            <w:tcW w:w="1587" w:type="dxa"/>
             <w:tcBorders>
               <w:left w:val="single" w:sz="2" w:space="0" w:color="000000"/>
               <w:bottom w:val="single" w:sz="2" w:space="0" w:color="000000"/>
@@ -4647,7 +4647,7 @@
         </w:tc>
         <w:tc>
           <w:tcPr>
-            <w:tcW w:w="2733" w:type="dxa"/>
+            <w:tcW w:w="2734" w:type="dxa"/>
             <w:tcBorders>
               <w:left w:val="single" w:sz="2" w:space="0" w:color="000000"/>
               <w:bottom w:val="single" w:sz="2" w:space="0" w:color="000000"/>
@@ -4682,7 +4682,7 @@
         <w:trPr/>
         <w:tc>
           <w:tcPr>
-            <w:tcW w:w="1588" w:type="dxa"/>
+            <w:tcW w:w="1587" w:type="dxa"/>
             <w:tcBorders>
               <w:left w:val="single" w:sz="2" w:space="0" w:color="000000"/>
               <w:bottom w:val="single" w:sz="2" w:space="0" w:color="000000"/>
@@ -4742,7 +4742,7 @@
         </w:tc>
         <w:tc>
           <w:tcPr>
-            <w:tcW w:w="2733" w:type="dxa"/>
+            <w:tcW w:w="2734" w:type="dxa"/>
             <w:tcBorders>
               <w:left w:val="single" w:sz="2" w:space="0" w:color="000000"/>
               <w:bottom w:val="single" w:sz="2" w:space="0" w:color="000000"/>
@@ -4777,7 +4777,7 @@
         <w:trPr/>
         <w:tc>
           <w:tcPr>
-            <w:tcW w:w="1588" w:type="dxa"/>
+            <w:tcW w:w="1587" w:type="dxa"/>
             <w:tcBorders>
               <w:left w:val="single" w:sz="2" w:space="0" w:color="000000"/>
               <w:bottom w:val="single" w:sz="2" w:space="0" w:color="000000"/>
@@ -4837,7 +4837,7 @@
         </w:tc>
         <w:tc>
           <w:tcPr>
-            <w:tcW w:w="2733" w:type="dxa"/>
+            <w:tcW w:w="2734" w:type="dxa"/>
             <w:tcBorders>
               <w:left w:val="single" w:sz="2" w:space="0" w:color="000000"/>
               <w:bottom w:val="single" w:sz="2" w:space="0" w:color="000000"/>
@@ -4872,7 +4872,7 @@
         <w:trPr/>
         <w:tc>
           <w:tcPr>
-            <w:tcW w:w="1588" w:type="dxa"/>
+            <w:tcW w:w="1587" w:type="dxa"/>
             <w:tcBorders>
               <w:left w:val="single" w:sz="2" w:space="0" w:color="000000"/>
               <w:bottom w:val="single" w:sz="2" w:space="0" w:color="000000"/>
@@ -4936,7 +4936,7 @@
         </w:tc>
         <w:tc>
           <w:tcPr>
-            <w:tcW w:w="2733" w:type="dxa"/>
+            <w:tcW w:w="2734" w:type="dxa"/>
             <w:tcBorders>
               <w:left w:val="single" w:sz="2" w:space="0" w:color="000000"/>
               <w:bottom w:val="single" w:sz="2" w:space="0" w:color="000000"/>
@@ -4969,7 +4969,7 @@
         <w:trPr/>
         <w:tc>
           <w:tcPr>
-            <w:tcW w:w="1588" w:type="dxa"/>
+            <w:tcW w:w="1587" w:type="dxa"/>
             <w:tcBorders>
               <w:left w:val="single" w:sz="2" w:space="0" w:color="000000"/>
               <w:bottom w:val="single" w:sz="2" w:space="0" w:color="000000"/>
@@ -5033,7 +5033,7 @@
         </w:tc>
         <w:tc>
           <w:tcPr>
-            <w:tcW w:w="2733" w:type="dxa"/>
+            <w:tcW w:w="2734" w:type="dxa"/>
             <w:tcBorders>
               <w:left w:val="single" w:sz="2" w:space="0" w:color="000000"/>
               <w:bottom w:val="single" w:sz="2" w:space="0" w:color="000000"/>
@@ -5066,7 +5066,7 @@
         <w:trPr/>
         <w:tc>
           <w:tcPr>
-            <w:tcW w:w="1588" w:type="dxa"/>
+            <w:tcW w:w="1587" w:type="dxa"/>
             <w:tcBorders>
               <w:left w:val="single" w:sz="2" w:space="0" w:color="000000"/>
               <w:bottom w:val="single" w:sz="2" w:space="0" w:color="000000"/>
@@ -5135,7 +5135,7 @@
         </w:tc>
         <w:tc>
           <w:tcPr>
-            <w:tcW w:w="2733" w:type="dxa"/>
+            <w:tcW w:w="2734" w:type="dxa"/>
             <w:tcBorders>
               <w:left w:val="single" w:sz="2" w:space="0" w:color="000000"/>
               <w:bottom w:val="single" w:sz="2" w:space="0" w:color="000000"/>
@@ -5168,7 +5168,7 @@
         <w:trPr/>
         <w:tc>
           <w:tcPr>
-            <w:tcW w:w="1588" w:type="dxa"/>
+            <w:tcW w:w="1587" w:type="dxa"/>
             <w:tcBorders>
               <w:left w:val="single" w:sz="2" w:space="0" w:color="000000"/>
               <w:bottom w:val="single" w:sz="2" w:space="0" w:color="000000"/>
@@ -5237,7 +5237,7 @@
         </w:tc>
         <w:tc>
           <w:tcPr>
-            <w:tcW w:w="2733" w:type="dxa"/>
+            <w:tcW w:w="2734" w:type="dxa"/>
             <w:tcBorders>
               <w:left w:val="single" w:sz="2" w:space="0" w:color="000000"/>
               <w:bottom w:val="single" w:sz="2" w:space="0" w:color="000000"/>
@@ -5270,7 +5270,7 @@
         <w:trPr/>
         <w:tc>
           <w:tcPr>
-            <w:tcW w:w="1588" w:type="dxa"/>
+            <w:tcW w:w="1587" w:type="dxa"/>
             <w:tcBorders>
               <w:left w:val="single" w:sz="2" w:space="0" w:color="000000"/>
               <w:bottom w:val="single" w:sz="2" w:space="0" w:color="000000"/>
@@ -5322,7 +5322,7 @@
         </w:tc>
         <w:tc>
           <w:tcPr>
-            <w:tcW w:w="2733" w:type="dxa"/>
+            <w:tcW w:w="2734" w:type="dxa"/>
             <w:tcBorders>
               <w:left w:val="single" w:sz="2" w:space="0" w:color="000000"/>
               <w:bottom w:val="single" w:sz="2" w:space="0" w:color="000000"/>
@@ -5352,7 +5352,7 @@
         <w:trPr/>
         <w:tc>
           <w:tcPr>
-            <w:tcW w:w="1588" w:type="dxa"/>
+            <w:tcW w:w="1587" w:type="dxa"/>
             <w:tcBorders>
               <w:left w:val="single" w:sz="2" w:space="0" w:color="000000"/>
               <w:bottom w:val="single" w:sz="2" w:space="0" w:color="000000"/>
@@ -5404,7 +5404,7 @@
         </w:tc>
         <w:tc>
           <w:tcPr>
-            <w:tcW w:w="2733" w:type="dxa"/>
+            <w:tcW w:w="2734" w:type="dxa"/>
             <w:tcBorders>
               <w:left w:val="single" w:sz="2" w:space="0" w:color="000000"/>
               <w:bottom w:val="single" w:sz="2" w:space="0" w:color="000000"/>
@@ -5434,7 +5434,7 @@
         <w:trPr/>
         <w:tc>
           <w:tcPr>
-            <w:tcW w:w="1588" w:type="dxa"/>
+            <w:tcW w:w="1587" w:type="dxa"/>
             <w:tcBorders>
               <w:left w:val="single" w:sz="2" w:space="0" w:color="000000"/>
               <w:bottom w:val="single" w:sz="2" w:space="0" w:color="000000"/>
@@ -5498,7 +5498,7 @@
         </w:tc>
         <w:tc>
           <w:tcPr>
-            <w:tcW w:w="2733" w:type="dxa"/>
+            <w:tcW w:w="2734" w:type="dxa"/>
             <w:tcBorders>
               <w:left w:val="single" w:sz="2" w:space="0" w:color="000000"/>
               <w:bottom w:val="single" w:sz="2" w:space="0" w:color="000000"/>
@@ -5528,7 +5528,7 @@
         <w:trPr/>
         <w:tc>
           <w:tcPr>
-            <w:tcW w:w="1588" w:type="dxa"/>
+            <w:tcW w:w="1587" w:type="dxa"/>
             <w:tcBorders>
               <w:left w:val="single" w:sz="2" w:space="0" w:color="000000"/>
               <w:bottom w:val="single" w:sz="2" w:space="0" w:color="000000"/>
@@ -5607,7 +5607,7 @@
         </w:tc>
         <w:tc>
           <w:tcPr>
-            <w:tcW w:w="2733" w:type="dxa"/>
+            <w:tcW w:w="2734" w:type="dxa"/>
             <w:tcBorders>
               <w:left w:val="single" w:sz="2" w:space="0" w:color="000000"/>
               <w:bottom w:val="single" w:sz="2" w:space="0" w:color="000000"/>
@@ -5641,7 +5641,7 @@
         <w:trPr/>
         <w:tc>
           <w:tcPr>
-            <w:tcW w:w="1588" w:type="dxa"/>
+            <w:tcW w:w="1587" w:type="dxa"/>
             <w:tcBorders>
               <w:left w:val="single" w:sz="2" w:space="0" w:color="000000"/>
               <w:bottom w:val="single" w:sz="2" w:space="0" w:color="000000"/>
@@ -5690,7 +5690,7 @@
         </w:tc>
         <w:tc>
           <w:tcPr>
-            <w:tcW w:w="2733" w:type="dxa"/>
+            <w:tcW w:w="2734" w:type="dxa"/>
             <w:tcBorders>
               <w:left w:val="single" w:sz="2" w:space="0" w:color="000000"/>
               <w:bottom w:val="single" w:sz="2" w:space="0" w:color="000000"/>
@@ -5720,7 +5720,7 @@
         <w:trPr/>
         <w:tc>
           <w:tcPr>
-            <w:tcW w:w="1588" w:type="dxa"/>
+            <w:tcW w:w="1587" w:type="dxa"/>
             <w:tcBorders>
               <w:left w:val="single" w:sz="2" w:space="0" w:color="000000"/>
               <w:bottom w:val="single" w:sz="2" w:space="0" w:color="000000"/>
@@ -5772,7 +5772,7 @@
         </w:tc>
         <w:tc>
           <w:tcPr>
-            <w:tcW w:w="2733" w:type="dxa"/>
+            <w:tcW w:w="2734" w:type="dxa"/>
             <w:tcBorders>
               <w:left w:val="single" w:sz="2" w:space="0" w:color="000000"/>
               <w:bottom w:val="single" w:sz="2" w:space="0" w:color="000000"/>
@@ -5802,7 +5802,7 @@
         <w:trPr/>
         <w:tc>
           <w:tcPr>
-            <w:tcW w:w="1588" w:type="dxa"/>
+            <w:tcW w:w="1587" w:type="dxa"/>
             <w:tcBorders>
               <w:left w:val="single" w:sz="2" w:space="0" w:color="000000"/>
               <w:bottom w:val="single" w:sz="2" w:space="0" w:color="000000"/>
@@ -5906,7 +5906,7 @@
         </w:tc>
         <w:tc>
           <w:tcPr>
-            <w:tcW w:w="2733" w:type="dxa"/>
+            <w:tcW w:w="2734" w:type="dxa"/>
             <w:tcBorders>
               <w:left w:val="single" w:sz="2" w:space="0" w:color="000000"/>
               <w:bottom w:val="single" w:sz="2" w:space="0" w:color="000000"/>
@@ -5936,7 +5936,7 @@
         <w:trPr/>
         <w:tc>
           <w:tcPr>
-            <w:tcW w:w="1588" w:type="dxa"/>
+            <w:tcW w:w="1587" w:type="dxa"/>
             <w:tcBorders>
               <w:left w:val="single" w:sz="2" w:space="0" w:color="000000"/>
               <w:bottom w:val="single" w:sz="2" w:space="0" w:color="000000"/>
@@ -6037,7 +6037,7 @@
         </w:tc>
         <w:tc>
           <w:tcPr>
-            <w:tcW w:w="2733" w:type="dxa"/>
+            <w:tcW w:w="2734" w:type="dxa"/>
             <w:tcBorders>
               <w:left w:val="single" w:sz="2" w:space="0" w:color="000000"/>
               <w:bottom w:val="single" w:sz="2" w:space="0" w:color="000000"/>
@@ -6091,6 +6091,255 @@
           <w:rFonts w:cs="Verdana" w:ascii="Verdana" w:hAnsi="Verdana"/>
         </w:rPr>
         <w:t>Nogle af menuliniens funktioner er selvforklarende, andre behøver en kommentar:</w:t>
+      </w:r>
+    </w:p>
+    <w:p>
+      <w:pPr>
+        <w:pStyle w:val="Overskrift3"/>
+        <w:numPr>
+          <w:ilvl w:val="2"/>
+          <w:numId w:val="4"/>
+        </w:numPr>
+        <w:rPr>
+          <w:rFonts w:ascii="Verdana" w:hAnsi="Verdana" w:cs="Verdana"/>
+        </w:rPr>
+      </w:pPr>
+      <w:bookmarkStart w:id="3" w:name="__RefHeading___Toc531076548"/>
+      <w:bookmarkEnd w:id="3"/>
+      <w:r>
+        <w:rPr>
+          <w:rFonts w:cs="Verdana" w:ascii="Verdana" w:hAnsi="Verdana"/>
+        </w:rPr>
+        <w:t>Filer</w:t>
+      </w:r>
+    </w:p>
+    <w:p>
+      <w:pPr>
+        <w:pStyle w:val="Brdtekst"/>
+        <w:rPr/>
+      </w:pPr>
+      <w:r>
+        <w:rPr>
+          <w:rFonts w:cs="Verdana" w:ascii="Verdana" w:hAnsi="Verdana"/>
+          <w:lang w:val="da-DK"/>
+        </w:rPr>
+        <w:t>Herfra kan man udvælge og åbne dén MusicXml fil, som man ønsker at arbejde med.</w:t>
+      </w:r>
+    </w:p>
+    <w:p>
+      <w:pPr>
+        <w:pStyle w:val="Brdtekst"/>
+        <w:rPr>
+          <w:rFonts w:ascii="Verdana" w:hAnsi="Verdana" w:cs="Verdana"/>
+          <w:lang w:val="da-DK"/>
+        </w:rPr>
+      </w:pPr>
+      <w:r>
+        <w:rPr>
+          <w:rFonts w:cs="Verdana" w:ascii="Verdana" w:hAnsi="Verdana"/>
+          <w:lang w:val="da-DK"/>
+        </w:rPr>
+        <w:t>Desuden findes forskellige muligheder for at importere MusicXml filer hentet fra internettet til IBOS Nodelæser.</w:t>
+      </w:r>
+    </w:p>
+    <w:p>
+      <w:pPr>
+        <w:pStyle w:val="Brdtekst"/>
+        <w:rPr>
+          <w:rFonts w:ascii="Verdana" w:hAnsi="Verdana" w:cs="Verdana"/>
+          <w:lang w:val="da-DK"/>
+        </w:rPr>
+      </w:pPr>
+      <w:r>
+        <w:rPr>
+          <w:rFonts w:cs="Verdana" w:ascii="Verdana" w:hAnsi="Verdana"/>
+          <w:lang w:val="da-DK"/>
+        </w:rPr>
+      </w:r>
+    </w:p>
+    <w:p>
+      <w:pPr>
+        <w:pStyle w:val="Brdtekst"/>
+        <w:rPr/>
+      </w:pPr>
+      <w:r>
+        <w:rPr>
+          <w:rFonts w:cs="Verdana" w:ascii="Verdana" w:hAnsi="Verdana"/>
+          <w:lang w:val="da-DK"/>
+        </w:rPr>
+        <w:t>Endelig er der mulighed for at eksportere det aktuelle partitur til en punktnode fil, som senere kan overføres til et notatapparat eller udskrives på en punktprinter.</w:t>
+      </w:r>
+    </w:p>
+    <w:p>
+      <w:pPr>
+        <w:pStyle w:val="Brdtekst"/>
+        <w:rPr>
+          <w:rFonts w:ascii="Verdana" w:hAnsi="Verdana" w:cs="Verdana"/>
+          <w:lang w:val="da-DK"/>
+        </w:rPr>
+      </w:pPr>
+      <w:r>
+        <w:rPr>
+          <w:rFonts w:cs="Verdana" w:ascii="Verdana" w:hAnsi="Verdana"/>
+          <w:lang w:val="da-DK"/>
+        </w:rPr>
+        <w:t>Dette beskrives i detaljer i afsnittet "Export af punktnoder"</w:t>
+      </w:r>
+    </w:p>
+    <w:p>
+      <w:pPr>
+        <w:pStyle w:val="Brdtekst"/>
+        <w:rPr>
+          <w:rFonts w:ascii="Verdana" w:hAnsi="Verdana" w:cs="Verdana"/>
+          <w:lang w:val="da-DK"/>
+        </w:rPr>
+      </w:pPr>
+      <w:r>
+        <w:rPr>
+          <w:rFonts w:cs="Verdana" w:ascii="Verdana" w:hAnsi="Verdana"/>
+          <w:lang w:val="da-DK"/>
+        </w:rPr>
+      </w:r>
+    </w:p>
+    <w:p>
+      <w:pPr>
+        <w:pStyle w:val="Overskrift3"/>
+        <w:numPr>
+          <w:ilvl w:val="2"/>
+          <w:numId w:val="4"/>
+        </w:numPr>
+        <w:rPr>
+          <w:rFonts w:ascii="Verdana" w:hAnsi="Verdana" w:cs="Verdana"/>
+        </w:rPr>
+      </w:pPr>
+      <w:bookmarkStart w:id="4" w:name="__RefHeading___Toc531076549"/>
+      <w:bookmarkEnd w:id="4"/>
+      <w:r>
+        <w:rPr>
+          <w:rFonts w:cs="Verdana" w:ascii="Verdana" w:hAnsi="Verdana"/>
+        </w:rPr>
+        <w:t>Redigér</w:t>
+      </w:r>
+    </w:p>
+    <w:p>
+      <w:pPr>
+        <w:pStyle w:val="Brdtekst"/>
+        <w:rPr/>
+      </w:pPr>
+      <w:r>
+        <w:rPr>
+          <w:rFonts w:cs="Verdana" w:ascii="Verdana" w:hAnsi="Verdana"/>
+        </w:rPr>
+        <w:t xml:space="preserve">De fleste punkter under </w:t>
+      </w:r>
+      <w:r>
+        <w:rPr>
+          <w:rFonts w:cs="Verdana" w:ascii="Verdana" w:hAnsi="Verdana"/>
+          <w:b/>
+          <w:bCs/>
+        </w:rPr>
+        <w:t>"Redigér"</w:t>
+      </w:r>
+      <w:r>
+        <w:rPr>
+          <w:rFonts w:cs="Verdana" w:ascii="Verdana" w:hAnsi="Verdana"/>
+        </w:rPr>
+        <w:t xml:space="preserve"> starter en redigering af nodefilteret og dermed af</w:t>
+      </w:r>
+      <w:r>
+        <w:rPr>
+          <w:rFonts w:cs="Verdana" w:ascii="Verdana" w:hAnsi="Verdana"/>
+          <w:lang w:val="da-DK"/>
+        </w:rPr>
+        <w:t>,</w:t>
+      </w:r>
+      <w:r>
+        <w:rPr>
+          <w:rFonts w:cs="Verdana" w:ascii="Verdana" w:hAnsi="Verdana"/>
+        </w:rPr>
+        <w:t xml:space="preserve"> hvad der vises i Nodelisten. Men de forskellige underpunkter starter  redigeringen forskellige steder i nodefilteret. Se nærmere i afsnittet om Nodefilteret!</w:t>
+      </w:r>
+    </w:p>
+    <w:p>
+      <w:pPr>
+        <w:pStyle w:val="Brdtekst"/>
+        <w:rPr>
+          <w:rFonts w:ascii="Verdana" w:hAnsi="Verdana" w:cs="Verdana"/>
+        </w:rPr>
+      </w:pPr>
+      <w:r>
+        <w:rPr>
+          <w:rFonts w:cs="Verdana" w:ascii="Verdana" w:hAnsi="Verdana"/>
+        </w:rPr>
+        <w:t>Desuden findes der muligheder for at æntre afspilningstempo, repetere et interval af takter og vise en bestemt takt.</w:t>
+      </w:r>
+    </w:p>
+    <w:p>
+      <w:pPr>
+        <w:pStyle w:val="Overskrift3"/>
+        <w:numPr>
+          <w:ilvl w:val="2"/>
+          <w:numId w:val="4"/>
+        </w:numPr>
+        <w:rPr>
+          <w:rFonts w:ascii="Verdana" w:hAnsi="Verdana" w:cs="Verdana"/>
+        </w:rPr>
+      </w:pPr>
+      <w:bookmarkStart w:id="5" w:name="__RefHeading___Toc531076550"/>
+      <w:bookmarkEnd w:id="5"/>
+      <w:r>
+        <w:rPr>
+          <w:rFonts w:cs="Verdana" w:ascii="Verdana" w:hAnsi="Verdana"/>
+        </w:rPr>
+        <w:t>Vis</w:t>
+      </w:r>
+    </w:p>
+    <w:p>
+      <w:pPr>
+        <w:pStyle w:val="Brdtekst"/>
+        <w:rPr/>
+      </w:pPr>
+      <w:r>
+        <w:rPr>
+          <w:rFonts w:cs="Verdana" w:ascii="Verdana" w:hAnsi="Verdana"/>
+          <w:lang w:val="da-DK"/>
+        </w:rPr>
+        <w:t>Giver mulighed for at vise forskellige detaljer, som ikke er knyttet til et enkelt tidspunkt i musikken, for eksempel om de i partituret anvendte musik</w:t>
+        <w:softHyphen/>
+        <w:t>instrumenter.</w:t>
+      </w:r>
+    </w:p>
+    <w:p>
+      <w:pPr>
+        <w:pStyle w:val="Brdtekst"/>
+        <w:rPr>
+          <w:rFonts w:ascii="Verdana" w:hAnsi="Verdana" w:cs="Verdana"/>
+          <w:lang w:val="da-DK"/>
+        </w:rPr>
+      </w:pPr>
+      <w:r>
+        <w:rPr>
+          <w:rFonts w:cs="Verdana" w:ascii="Verdana" w:hAnsi="Verdana"/>
+          <w:lang w:val="da-DK"/>
+        </w:rPr>
+      </w:r>
+      <w:r>
+        <w:br w:type="page"/>
+      </w:r>
+    </w:p>
+    <w:p>
+      <w:pPr>
+        <w:pStyle w:val="Brdtekst"/>
+        <w:rPr>
+          <w:rFonts w:ascii="Verdana" w:hAnsi="Verdana" w:cs="Verdana"/>
+          <w:lang w:val="da-DK"/>
+        </w:rPr>
+      </w:pPr>
+      <w:r>
+        <w:rPr>
+          <w:rFonts w:cs="Verdana" w:ascii="Verdana" w:hAnsi="Verdana"/>
+          <w:lang w:val="da-DK"/>
+        </w:rPr>
       </w:r>
     </w:p>
     <w:p>
@@ -6099,255 +6348,6 @@
         <w:numPr>
           <w:ilvl w:val="2"/>
           <w:numId w:val="3"/>
-        </w:numPr>
-        <w:rPr>
-          <w:rFonts w:ascii="Verdana" w:hAnsi="Verdana" w:cs="Verdana"/>
-        </w:rPr>
-      </w:pPr>
-      <w:bookmarkStart w:id="3" w:name="__RefHeading___Toc531076548"/>
-      <w:bookmarkEnd w:id="3"/>
-      <w:r>
-        <w:rPr>
-          <w:rFonts w:cs="Verdana" w:ascii="Verdana" w:hAnsi="Verdana"/>
-        </w:rPr>
-        <w:t>Filer</w:t>
-      </w:r>
-    </w:p>
-    <w:p>
-      <w:pPr>
-        <w:pStyle w:val="Brdtekst"/>
-        <w:rPr/>
-      </w:pPr>
-      <w:r>
-        <w:rPr>
-          <w:rFonts w:cs="Verdana" w:ascii="Verdana" w:hAnsi="Verdana"/>
-          <w:lang w:val="da-DK"/>
-        </w:rPr>
-        <w:t>Herfra kan man udvælge og åbne dén MusicXml fil, som man ønsker at arbejde med.</w:t>
-      </w:r>
-    </w:p>
-    <w:p>
-      <w:pPr>
-        <w:pStyle w:val="Brdtekst"/>
-        <w:rPr>
-          <w:rFonts w:ascii="Verdana" w:hAnsi="Verdana" w:cs="Verdana"/>
-          <w:lang w:val="da-DK"/>
-        </w:rPr>
-      </w:pPr>
-      <w:r>
-        <w:rPr>
-          <w:rFonts w:cs="Verdana" w:ascii="Verdana" w:hAnsi="Verdana"/>
-          <w:lang w:val="da-DK"/>
-        </w:rPr>
-        <w:t>Desuden findes forskellige muligheder for at importere MusicXml filer hentet fra internettet til IBOS Nodelæser.</w:t>
-      </w:r>
-    </w:p>
-    <w:p>
-      <w:pPr>
-        <w:pStyle w:val="Brdtekst"/>
-        <w:rPr>
-          <w:rFonts w:ascii="Verdana" w:hAnsi="Verdana" w:cs="Verdana"/>
-          <w:lang w:val="da-DK"/>
-        </w:rPr>
-      </w:pPr>
-      <w:r>
-        <w:rPr>
-          <w:rFonts w:cs="Verdana" w:ascii="Verdana" w:hAnsi="Verdana"/>
-          <w:lang w:val="da-DK"/>
-        </w:rPr>
-      </w:r>
-    </w:p>
-    <w:p>
-      <w:pPr>
-        <w:pStyle w:val="Brdtekst"/>
-        <w:rPr/>
-      </w:pPr>
-      <w:r>
-        <w:rPr>
-          <w:rFonts w:cs="Verdana" w:ascii="Verdana" w:hAnsi="Verdana"/>
-          <w:lang w:val="da-DK"/>
-        </w:rPr>
-        <w:t>Endelig er der mulighed for at eksportere det aktuelle partitur til en punktnode fil, som senere kan overføres til et notatapparat eller udskrives på en punktprinter.</w:t>
-      </w:r>
-    </w:p>
-    <w:p>
-      <w:pPr>
-        <w:pStyle w:val="Brdtekst"/>
-        <w:rPr>
-          <w:rFonts w:ascii="Verdana" w:hAnsi="Verdana" w:cs="Verdana"/>
-          <w:lang w:val="da-DK"/>
-        </w:rPr>
-      </w:pPr>
-      <w:r>
-        <w:rPr>
-          <w:rFonts w:cs="Verdana" w:ascii="Verdana" w:hAnsi="Verdana"/>
-          <w:lang w:val="da-DK"/>
-        </w:rPr>
-        <w:t>Dette beskrives i detaljer i afsnittet "Export af punktnoder"</w:t>
-      </w:r>
-    </w:p>
-    <w:p>
-      <w:pPr>
-        <w:pStyle w:val="Brdtekst"/>
-        <w:rPr>
-          <w:rFonts w:ascii="Verdana" w:hAnsi="Verdana" w:cs="Verdana"/>
-          <w:lang w:val="da-DK"/>
-        </w:rPr>
-      </w:pPr>
-      <w:r>
-        <w:rPr>
-          <w:rFonts w:cs="Verdana" w:ascii="Verdana" w:hAnsi="Verdana"/>
-          <w:lang w:val="da-DK"/>
-        </w:rPr>
-      </w:r>
-    </w:p>
-    <w:p>
-      <w:pPr>
-        <w:pStyle w:val="Overskrift3"/>
-        <w:numPr>
-          <w:ilvl w:val="2"/>
-          <w:numId w:val="3"/>
-        </w:numPr>
-        <w:rPr>
-          <w:rFonts w:ascii="Verdana" w:hAnsi="Verdana" w:cs="Verdana"/>
-        </w:rPr>
-      </w:pPr>
-      <w:bookmarkStart w:id="4" w:name="__RefHeading___Toc531076549"/>
-      <w:bookmarkEnd w:id="4"/>
-      <w:r>
-        <w:rPr>
-          <w:rFonts w:cs="Verdana" w:ascii="Verdana" w:hAnsi="Verdana"/>
-        </w:rPr>
-        <w:t>Redigér</w:t>
-      </w:r>
-    </w:p>
-    <w:p>
-      <w:pPr>
-        <w:pStyle w:val="Brdtekst"/>
-        <w:rPr/>
-      </w:pPr>
-      <w:r>
-        <w:rPr>
-          <w:rFonts w:cs="Verdana" w:ascii="Verdana" w:hAnsi="Verdana"/>
-        </w:rPr>
-        <w:t xml:space="preserve">De fleste punkter under </w:t>
-      </w:r>
-      <w:r>
-        <w:rPr>
-          <w:rFonts w:cs="Verdana" w:ascii="Verdana" w:hAnsi="Verdana"/>
-          <w:b/>
-          <w:bCs/>
-        </w:rPr>
-        <w:t>"Redigér"</w:t>
-      </w:r>
-      <w:r>
-        <w:rPr>
-          <w:rFonts w:cs="Verdana" w:ascii="Verdana" w:hAnsi="Verdana"/>
-        </w:rPr>
-        <w:t xml:space="preserve"> starter en redigering af nodefilteret og dermed af</w:t>
-      </w:r>
-      <w:r>
-        <w:rPr>
-          <w:rFonts w:cs="Verdana" w:ascii="Verdana" w:hAnsi="Verdana"/>
-          <w:lang w:val="da-DK"/>
-        </w:rPr>
-        <w:t>,</w:t>
-      </w:r>
-      <w:r>
-        <w:rPr>
-          <w:rFonts w:cs="Verdana" w:ascii="Verdana" w:hAnsi="Verdana"/>
-        </w:rPr>
-        <w:t xml:space="preserve"> hvad der vises i Nodelisten. Men de forskellige underpunkter starter  redigeringen forskellige steder i nodefilteret. Se nærmere i afsnittet om Nodefilteret!</w:t>
-      </w:r>
-    </w:p>
-    <w:p>
-      <w:pPr>
-        <w:pStyle w:val="Brdtekst"/>
-        <w:rPr>
-          <w:rFonts w:ascii="Verdana" w:hAnsi="Verdana" w:cs="Verdana"/>
-        </w:rPr>
-      </w:pPr>
-      <w:r>
-        <w:rPr>
-          <w:rFonts w:cs="Verdana" w:ascii="Verdana" w:hAnsi="Verdana"/>
-        </w:rPr>
-        <w:t>Desuden findes der muligheder for at æntre afspilningstempo, repetere et interval af takter og vise en bestemt takt.</w:t>
-      </w:r>
-    </w:p>
-    <w:p>
-      <w:pPr>
-        <w:pStyle w:val="Overskrift3"/>
-        <w:numPr>
-          <w:ilvl w:val="2"/>
-          <w:numId w:val="3"/>
-        </w:numPr>
-        <w:rPr>
-          <w:rFonts w:ascii="Verdana" w:hAnsi="Verdana" w:cs="Verdana"/>
-        </w:rPr>
-      </w:pPr>
-      <w:bookmarkStart w:id="5" w:name="__RefHeading___Toc531076550"/>
-      <w:bookmarkEnd w:id="5"/>
-      <w:r>
-        <w:rPr>
-          <w:rFonts w:cs="Verdana" w:ascii="Verdana" w:hAnsi="Verdana"/>
-        </w:rPr>
-        <w:t>Vis</w:t>
-      </w:r>
-    </w:p>
-    <w:p>
-      <w:pPr>
-        <w:pStyle w:val="Brdtekst"/>
-        <w:rPr/>
-      </w:pPr>
-      <w:r>
-        <w:rPr>
-          <w:rFonts w:cs="Verdana" w:ascii="Verdana" w:hAnsi="Verdana"/>
-          <w:lang w:val="da-DK"/>
-        </w:rPr>
-        <w:t>Giver mulighed for at vise forskellige detaljer, som ikke er knyttet til et enkelt tidspunkt i musikken, for eksempel om de i partituret anvendte musik</w:t>
-        <w:softHyphen/>
-        <w:t>instrumenter.</w:t>
-      </w:r>
-    </w:p>
-    <w:p>
-      <w:pPr>
-        <w:pStyle w:val="Brdtekst"/>
-        <w:rPr>
-          <w:rFonts w:ascii="Verdana" w:hAnsi="Verdana" w:cs="Verdana"/>
-          <w:lang w:val="da-DK"/>
-        </w:rPr>
-      </w:pPr>
-      <w:r>
-        <w:rPr>
-          <w:rFonts w:cs="Verdana" w:ascii="Verdana" w:hAnsi="Verdana"/>
-          <w:lang w:val="da-DK"/>
-        </w:rPr>
-      </w:r>
-      <w:r>
-        <w:br w:type="page"/>
-      </w:r>
-    </w:p>
-    <w:p>
-      <w:pPr>
-        <w:pStyle w:val="Brdtekst"/>
-        <w:rPr>
-          <w:rFonts w:ascii="Verdana" w:hAnsi="Verdana" w:cs="Verdana"/>
-          <w:lang w:val="da-DK"/>
-        </w:rPr>
-      </w:pPr>
-      <w:r>
-        <w:rPr>
-          <w:rFonts w:cs="Verdana" w:ascii="Verdana" w:hAnsi="Verdana"/>
-          <w:lang w:val="da-DK"/>
-        </w:rPr>
-      </w:r>
-    </w:p>
-    <w:p>
-      <w:pPr>
-        <w:pStyle w:val="Overskrift3"/>
-        <w:numPr>
-          <w:ilvl w:val="2"/>
-          <w:numId w:val="2"/>
         </w:numPr>
         <w:rPr/>
       </w:pPr>
@@ -6463,14 +6463,14 @@
         </w:tblCellMar>
       </w:tblPr>
       <w:tblGrid>
-        <w:gridCol w:w="3060"/>
+        <w:gridCol w:w="3059"/>
         <w:gridCol w:w="6591"/>
       </w:tblGrid>
       <w:tr>
         <w:trPr/>
         <w:tc>
           <w:tcPr>
-            <w:tcW w:w="3060" w:type="dxa"/>
+            <w:tcW w:w="3059" w:type="dxa"/>
             <w:tcBorders>
               <w:top w:val="single" w:sz="2" w:space="0" w:color="000000"/>
               <w:left w:val="single" w:sz="2" w:space="0" w:color="000000"/>
@@ -6524,7 +6524,7 @@
         <w:trPr/>
         <w:tc>
           <w:tcPr>
-            <w:tcW w:w="3060" w:type="dxa"/>
+            <w:tcW w:w="3059" w:type="dxa"/>
             <w:tcBorders>
               <w:left w:val="single" w:sz="2" w:space="0" w:color="000000"/>
               <w:bottom w:val="single" w:sz="2" w:space="0" w:color="000000"/>
@@ -6576,7 +6576,7 @@
         <w:trPr/>
         <w:tc>
           <w:tcPr>
-            <w:tcW w:w="3060" w:type="dxa"/>
+            <w:tcW w:w="3059" w:type="dxa"/>
             <w:tcBorders>
               <w:left w:val="single" w:sz="2" w:space="0" w:color="000000"/>
               <w:bottom w:val="single" w:sz="2" w:space="0" w:color="000000"/>
@@ -6628,7 +6628,7 @@
         <w:trPr/>
         <w:tc>
           <w:tcPr>
-            <w:tcW w:w="3060" w:type="dxa"/>
+            <w:tcW w:w="3059" w:type="dxa"/>
             <w:tcBorders>
               <w:left w:val="single" w:sz="2" w:space="0" w:color="000000"/>
               <w:bottom w:val="single" w:sz="2" w:space="0" w:color="000000"/>
@@ -6680,7 +6680,7 @@
         <w:trPr/>
         <w:tc>
           <w:tcPr>
-            <w:tcW w:w="3060" w:type="dxa"/>
+            <w:tcW w:w="3059" w:type="dxa"/>
             <w:tcBorders>
               <w:left w:val="single" w:sz="2" w:space="0" w:color="000000"/>
               <w:bottom w:val="single" w:sz="2" w:space="0" w:color="000000"/>
@@ -6732,7 +6732,7 @@
         <w:trPr/>
         <w:tc>
           <w:tcPr>
-            <w:tcW w:w="3060" w:type="dxa"/>
+            <w:tcW w:w="3059" w:type="dxa"/>
             <w:tcBorders>
               <w:left w:val="single" w:sz="2" w:space="0" w:color="000000"/>
               <w:bottom w:val="single" w:sz="2" w:space="0" w:color="000000"/>
@@ -6784,7 +6784,7 @@
         <w:trPr/>
         <w:tc>
           <w:tcPr>
-            <w:tcW w:w="3060" w:type="dxa"/>
+            <w:tcW w:w="3059" w:type="dxa"/>
             <w:tcBorders>
               <w:left w:val="single" w:sz="2" w:space="0" w:color="000000"/>
               <w:bottom w:val="single" w:sz="2" w:space="0" w:color="000000"/>
@@ -6851,7 +6851,10 @@
         </w:rPr>
       </w:pPr>
       <w:r>
-        <w:rPr/>
+        <w:rPr>
+          <w:rFonts w:ascii="Verdana" w:hAnsi="Verdana"/>
+          <w:color w:val="C9211E"/>
+        </w:rPr>
       </w:r>
       <w:r>
         <w:br w:type="page"/>
@@ -6877,7 +6880,7 @@
         <w:pStyle w:val="Overskrift3"/>
         <w:numPr>
           <w:ilvl w:val="2"/>
-          <w:numId w:val="3"/>
+          <w:numId w:val="4"/>
         </w:numPr>
         <w:rPr/>
       </w:pPr>
@@ -7059,7 +7062,7 @@
         <w:pStyle w:val="Overskrift3"/>
         <w:numPr>
           <w:ilvl w:val="2"/>
-          <w:numId w:val="3"/>
+          <w:numId w:val="4"/>
         </w:numPr>
         <w:rPr>
           <w:rFonts w:ascii="Verdana" w:hAnsi="Verdana" w:cs="Verdana"/>
@@ -7295,7 +7298,7 @@
         <w:pStyle w:val="Overskrift3"/>
         <w:numPr>
           <w:ilvl w:val="2"/>
-          <w:numId w:val="3"/>
+          <w:numId w:val="4"/>
         </w:numPr>
         <w:rPr/>
       </w:pPr>
@@ -7506,15 +7509,15 @@
         </w:tblCellMar>
       </w:tblPr>
       <w:tblGrid>
-        <w:gridCol w:w="3238"/>
+        <w:gridCol w:w="3237"/>
         <w:gridCol w:w="2309"/>
-        <w:gridCol w:w="4100"/>
+        <w:gridCol w:w="4101"/>
       </w:tblGrid>
       <w:tr>
         <w:trPr/>
         <w:tc>
           <w:tcPr>
-            <w:tcW w:w="3238" w:type="dxa"/>
+            <w:tcW w:w="3237" w:type="dxa"/>
             <w:tcBorders>
               <w:top w:val="single" w:sz="2" w:space="0" w:color="000000"/>
               <w:left w:val="single" w:sz="2" w:space="0" w:color="000000"/>
@@ -7564,7 +7567,7 @@
         </w:tc>
         <w:tc>
           <w:tcPr>
-            <w:tcW w:w="4100" w:type="dxa"/>
+            <w:tcW w:w="4101" w:type="dxa"/>
             <w:tcBorders>
               <w:top w:val="single" w:sz="2" w:space="0" w:color="000000"/>
               <w:left w:val="single" w:sz="2" w:space="0" w:color="000000"/>
@@ -7593,7 +7596,7 @@
         <w:trPr/>
         <w:tc>
           <w:tcPr>
-            <w:tcW w:w="3238" w:type="dxa"/>
+            <w:tcW w:w="3237" w:type="dxa"/>
             <w:tcBorders>
               <w:left w:val="single" w:sz="2" w:space="0" w:color="000000"/>
               <w:bottom w:val="single" w:sz="2" w:space="0" w:color="000000"/>
@@ -7655,7 +7658,7 @@
         </w:tc>
         <w:tc>
           <w:tcPr>
-            <w:tcW w:w="4100" w:type="dxa"/>
+            <w:tcW w:w="4101" w:type="dxa"/>
             <w:tcBorders>
               <w:left w:val="single" w:sz="2" w:space="0" w:color="000000"/>
               <w:bottom w:val="single" w:sz="2" w:space="0" w:color="000000"/>
@@ -7703,7 +7706,7 @@
         <w:trPr/>
         <w:tc>
           <w:tcPr>
-            <w:tcW w:w="3238" w:type="dxa"/>
+            <w:tcW w:w="3237" w:type="dxa"/>
             <w:tcBorders>
               <w:left w:val="single" w:sz="2" w:space="0" w:color="000000"/>
               <w:bottom w:val="single" w:sz="2" w:space="0" w:color="000000"/>
@@ -7776,7 +7779,7 @@
         </w:tc>
         <w:tc>
           <w:tcPr>
-            <w:tcW w:w="4100" w:type="dxa"/>
+            <w:tcW w:w="4101" w:type="dxa"/>
             <w:tcBorders>
               <w:left w:val="single" w:sz="2" w:space="0" w:color="000000"/>
               <w:bottom w:val="single" w:sz="2" w:space="0" w:color="000000"/>
@@ -7815,7 +7818,7 @@
         <w:trPr/>
         <w:tc>
           <w:tcPr>
-            <w:tcW w:w="3238" w:type="dxa"/>
+            <w:tcW w:w="3237" w:type="dxa"/>
             <w:tcBorders>
               <w:left w:val="single" w:sz="2" w:space="0" w:color="000000"/>
               <w:bottom w:val="single" w:sz="2" w:space="0" w:color="000000"/>
@@ -7865,7 +7868,7 @@
         </w:tc>
         <w:tc>
           <w:tcPr>
-            <w:tcW w:w="4100" w:type="dxa"/>
+            <w:tcW w:w="4101" w:type="dxa"/>
             <w:tcBorders>
               <w:left w:val="single" w:sz="2" w:space="0" w:color="000000"/>
               <w:bottom w:val="single" w:sz="2" w:space="0" w:color="000000"/>
@@ -7893,7 +7896,7 @@
         <w:trPr/>
         <w:tc>
           <w:tcPr>
-            <w:tcW w:w="3238" w:type="dxa"/>
+            <w:tcW w:w="3237" w:type="dxa"/>
             <w:tcBorders>
               <w:left w:val="single" w:sz="2" w:space="0" w:color="000000"/>
               <w:bottom w:val="single" w:sz="2" w:space="0" w:color="000000"/>
@@ -7943,7 +7946,7 @@
         </w:tc>
         <w:tc>
           <w:tcPr>
-            <w:tcW w:w="4100" w:type="dxa"/>
+            <w:tcW w:w="4101" w:type="dxa"/>
             <w:tcBorders>
               <w:left w:val="single" w:sz="2" w:space="0" w:color="000000"/>
               <w:bottom w:val="single" w:sz="2" w:space="0" w:color="000000"/>
@@ -7971,7 +7974,7 @@
         <w:trPr/>
         <w:tc>
           <w:tcPr>
-            <w:tcW w:w="3238" w:type="dxa"/>
+            <w:tcW w:w="3237" w:type="dxa"/>
             <w:tcBorders>
               <w:left w:val="single" w:sz="2" w:space="0" w:color="000000"/>
               <w:bottom w:val="single" w:sz="2" w:space="0" w:color="000000"/>
@@ -8019,7 +8022,7 @@
         </w:tc>
         <w:tc>
           <w:tcPr>
-            <w:tcW w:w="4100" w:type="dxa"/>
+            <w:tcW w:w="4101" w:type="dxa"/>
             <w:tcBorders>
               <w:left w:val="single" w:sz="2" w:space="0" w:color="000000"/>
               <w:bottom w:val="single" w:sz="2" w:space="0" w:color="000000"/>
@@ -8080,15 +8083,15 @@
         </w:tblCellMar>
       </w:tblPr>
       <w:tblGrid>
-        <w:gridCol w:w="3238"/>
+        <w:gridCol w:w="3237"/>
         <w:gridCol w:w="2338"/>
-        <w:gridCol w:w="4071"/>
+        <w:gridCol w:w="4072"/>
       </w:tblGrid>
       <w:tr>
         <w:trPr/>
         <w:tc>
           <w:tcPr>
-            <w:tcW w:w="3238" w:type="dxa"/>
+            <w:tcW w:w="3237" w:type="dxa"/>
             <w:tcBorders>
               <w:top w:val="single" w:sz="2" w:space="0" w:color="000000"/>
               <w:left w:val="single" w:sz="2" w:space="0" w:color="000000"/>
@@ -8138,7 +8141,7 @@
         </w:tc>
         <w:tc>
           <w:tcPr>
-            <w:tcW w:w="4071" w:type="dxa"/>
+            <w:tcW w:w="4072" w:type="dxa"/>
             <w:tcBorders>
               <w:top w:val="single" w:sz="2" w:space="0" w:color="000000"/>
               <w:left w:val="single" w:sz="2" w:space="0" w:color="000000"/>
@@ -8167,7 +8170,7 @@
         <w:trPr/>
         <w:tc>
           <w:tcPr>
-            <w:tcW w:w="3238" w:type="dxa"/>
+            <w:tcW w:w="3237" w:type="dxa"/>
             <w:tcBorders>
               <w:left w:val="single" w:sz="2" w:space="0" w:color="000000"/>
               <w:bottom w:val="single" w:sz="2" w:space="0" w:color="000000"/>
@@ -8213,7 +8216,7 @@
         </w:tc>
         <w:tc>
           <w:tcPr>
-            <w:tcW w:w="4071" w:type="dxa"/>
+            <w:tcW w:w="4072" w:type="dxa"/>
             <w:tcBorders>
               <w:left w:val="single" w:sz="2" w:space="0" w:color="000000"/>
               <w:bottom w:val="single" w:sz="2" w:space="0" w:color="000000"/>
@@ -8489,7 +8492,7 @@
         <w:pStyle w:val="Brdtekst"/>
         <w:numPr>
           <w:ilvl w:val="0"/>
-          <w:numId w:val="8"/>
+          <w:numId w:val="9"/>
         </w:numPr>
         <w:rPr>
           <w:rFonts w:ascii="Verdana" w:hAnsi="Verdana" w:cs="Verdana"/>
@@ -8509,7 +8512,7 @@
         <w:pStyle w:val="Brdtekst"/>
         <w:numPr>
           <w:ilvl w:val="0"/>
-          <w:numId w:val="8"/>
+          <w:numId w:val="9"/>
         </w:numPr>
         <w:rPr/>
       </w:pPr>
@@ -8556,7 +8559,7 @@
         <w:pStyle w:val="Brdtekst"/>
         <w:numPr>
           <w:ilvl w:val="0"/>
-          <w:numId w:val="8"/>
+          <w:numId w:val="9"/>
         </w:numPr>
         <w:rPr>
           <w:rFonts w:ascii="Verdana" w:hAnsi="Verdana" w:cs="Verdana"/>
@@ -8599,7 +8602,7 @@
         <w:pStyle w:val="Brdtekst"/>
         <w:numPr>
           <w:ilvl w:val="0"/>
-          <w:numId w:val="8"/>
+          <w:numId w:val="9"/>
         </w:numPr>
         <w:rPr>
           <w:rFonts w:ascii="Verdana" w:hAnsi="Verdana" w:cs="Verdana"/>
@@ -8728,7 +8731,7 @@
         <w:pStyle w:val="Overskrift2"/>
         <w:numPr>
           <w:ilvl w:val="1"/>
-          <w:numId w:val="3"/>
+          <w:numId w:val="4"/>
         </w:numPr>
         <w:rPr/>
       </w:pPr>
@@ -8808,14 +8811,14 @@
         </w:tblCellMar>
       </w:tblPr>
       <w:tblGrid>
-        <w:gridCol w:w="1798"/>
-        <w:gridCol w:w="7848"/>
+        <w:gridCol w:w="1797"/>
+        <w:gridCol w:w="7849"/>
       </w:tblGrid>
       <w:tr>
         <w:trPr/>
         <w:tc>
           <w:tcPr>
-            <w:tcW w:w="1798" w:type="dxa"/>
+            <w:tcW w:w="1797" w:type="dxa"/>
             <w:tcBorders>
               <w:top w:val="single" w:sz="2" w:space="0" w:color="000000"/>
               <w:left w:val="single" w:sz="2" w:space="0" w:color="000000"/>
@@ -8842,7 +8845,7 @@
         </w:tc>
         <w:tc>
           <w:tcPr>
-            <w:tcW w:w="7848" w:type="dxa"/>
+            <w:tcW w:w="7849" w:type="dxa"/>
             <w:tcBorders>
               <w:top w:val="single" w:sz="2" w:space="0" w:color="000000"/>
               <w:left w:val="single" w:sz="2" w:space="0" w:color="000000"/>
@@ -8873,7 +8876,7 @@
         <w:trPr/>
         <w:tc>
           <w:tcPr>
-            <w:tcW w:w="1798" w:type="dxa"/>
+            <w:tcW w:w="1797" w:type="dxa"/>
             <w:tcBorders>
               <w:left w:val="single" w:sz="2" w:space="0" w:color="000000"/>
               <w:bottom w:val="single" w:sz="2" w:space="0" w:color="000000"/>
@@ -8897,7 +8900,7 @@
         </w:tc>
         <w:tc>
           <w:tcPr>
-            <w:tcW w:w="7848" w:type="dxa"/>
+            <w:tcW w:w="7849" w:type="dxa"/>
             <w:tcBorders>
               <w:left w:val="single" w:sz="2" w:space="0" w:color="000000"/>
               <w:bottom w:val="single" w:sz="2" w:space="0" w:color="000000"/>
@@ -8923,7 +8926,7 @@
         <w:trPr/>
         <w:tc>
           <w:tcPr>
-            <w:tcW w:w="1798" w:type="dxa"/>
+            <w:tcW w:w="1797" w:type="dxa"/>
             <w:tcBorders>
               <w:left w:val="single" w:sz="2" w:space="0" w:color="000000"/>
               <w:bottom w:val="single" w:sz="2" w:space="0" w:color="000000"/>
@@ -8947,7 +8950,7 @@
         </w:tc>
         <w:tc>
           <w:tcPr>
-            <w:tcW w:w="7848" w:type="dxa"/>
+            <w:tcW w:w="7849" w:type="dxa"/>
             <w:tcBorders>
               <w:left w:val="single" w:sz="2" w:space="0" w:color="000000"/>
               <w:bottom w:val="single" w:sz="2" w:space="0" w:color="000000"/>
@@ -8975,7 +8978,7 @@
         <w:trPr/>
         <w:tc>
           <w:tcPr>
-            <w:tcW w:w="1798" w:type="dxa"/>
+            <w:tcW w:w="1797" w:type="dxa"/>
             <w:tcBorders>
               <w:left w:val="single" w:sz="2" w:space="0" w:color="000000"/>
               <w:bottom w:val="single" w:sz="2" w:space="0" w:color="000000"/>
@@ -8999,7 +9002,7 @@
         </w:tc>
         <w:tc>
           <w:tcPr>
-            <w:tcW w:w="7848" w:type="dxa"/>
+            <w:tcW w:w="7849" w:type="dxa"/>
             <w:tcBorders>
               <w:left w:val="single" w:sz="2" w:space="0" w:color="000000"/>
               <w:bottom w:val="single" w:sz="2" w:space="0" w:color="000000"/>
@@ -9027,7 +9030,7 @@
         <w:trPr/>
         <w:tc>
           <w:tcPr>
-            <w:tcW w:w="1798" w:type="dxa"/>
+            <w:tcW w:w="1797" w:type="dxa"/>
             <w:tcBorders>
               <w:left w:val="single" w:sz="2" w:space="0" w:color="000000"/>
               <w:bottom w:val="single" w:sz="2" w:space="0" w:color="000000"/>
@@ -9051,7 +9054,7 @@
         </w:tc>
         <w:tc>
           <w:tcPr>
-            <w:tcW w:w="7848" w:type="dxa"/>
+            <w:tcW w:w="7849" w:type="dxa"/>
             <w:tcBorders>
               <w:left w:val="single" w:sz="2" w:space="0" w:color="000000"/>
               <w:bottom w:val="single" w:sz="2" w:space="0" w:color="000000"/>
@@ -9079,7 +9082,7 @@
         <w:trPr/>
         <w:tc>
           <w:tcPr>
-            <w:tcW w:w="1798" w:type="dxa"/>
+            <w:tcW w:w="1797" w:type="dxa"/>
             <w:tcBorders>
               <w:left w:val="single" w:sz="2" w:space="0" w:color="000000"/>
             </w:tcBorders>
@@ -9100,7 +9103,7 @@
         </w:tc>
         <w:tc>
           <w:tcPr>
-            <w:tcW w:w="7848" w:type="dxa"/>
+            <w:tcW w:w="7849" w:type="dxa"/>
             <w:tcBorders>
               <w:left w:val="single" w:sz="2" w:space="0" w:color="000000"/>
               <w:right w:val="single" w:sz="2" w:space="0" w:color="000000"/>
@@ -9127,7 +9130,7 @@
         <w:trPr/>
         <w:tc>
           <w:tcPr>
-            <w:tcW w:w="1798" w:type="dxa"/>
+            <w:tcW w:w="1797" w:type="dxa"/>
             <w:tcBorders>
               <w:left w:val="single" w:sz="2" w:space="0" w:color="000000"/>
             </w:tcBorders>
@@ -9150,7 +9153,7 @@
         </w:tc>
         <w:tc>
           <w:tcPr>
-            <w:tcW w:w="7848" w:type="dxa"/>
+            <w:tcW w:w="7849" w:type="dxa"/>
             <w:tcBorders>
               <w:left w:val="single" w:sz="2" w:space="0" w:color="000000"/>
               <w:right w:val="single" w:sz="2" w:space="0" w:color="000000"/>
@@ -9191,7 +9194,7 @@
         <w:trPr/>
         <w:tc>
           <w:tcPr>
-            <w:tcW w:w="1798" w:type="dxa"/>
+            <w:tcW w:w="1797" w:type="dxa"/>
             <w:tcBorders>
               <w:left w:val="single" w:sz="2" w:space="0" w:color="000000"/>
               <w:bottom w:val="single" w:sz="2" w:space="0" w:color="000000"/>
@@ -9213,7 +9216,7 @@
         </w:tc>
         <w:tc>
           <w:tcPr>
-            <w:tcW w:w="7848" w:type="dxa"/>
+            <w:tcW w:w="7849" w:type="dxa"/>
             <w:tcBorders>
               <w:left w:val="single" w:sz="2" w:space="0" w:color="000000"/>
               <w:bottom w:val="single" w:sz="2" w:space="0" w:color="000000"/>
@@ -9891,8 +9894,8 @@
         </w:tblCellMar>
       </w:tblPr>
       <w:tblGrid>
-        <w:gridCol w:w="1978"/>
-        <w:gridCol w:w="7668"/>
+        <w:gridCol w:w="1977"/>
+        <w:gridCol w:w="7669"/>
       </w:tblGrid>
       <w:tr>
         <w:trPr>
@@ -9900,7 +9903,7 @@
         </w:trPr>
         <w:tc>
           <w:tcPr>
-            <w:tcW w:w="1978" w:type="dxa"/>
+            <w:tcW w:w="1977" w:type="dxa"/>
             <w:tcBorders>
               <w:top w:val="single" w:sz="2" w:space="0" w:color="000000"/>
               <w:left w:val="single" w:sz="2" w:space="0" w:color="000000"/>
@@ -9927,7 +9930,7 @@
         </w:tc>
         <w:tc>
           <w:tcPr>
-            <w:tcW w:w="7668" w:type="dxa"/>
+            <w:tcW w:w="7669" w:type="dxa"/>
             <w:tcBorders>
               <w:top w:val="single" w:sz="2" w:space="0" w:color="000000"/>
               <w:left w:val="single" w:sz="2" w:space="0" w:color="000000"/>
@@ -9955,7 +9958,7 @@
         <w:trPr/>
         <w:tc>
           <w:tcPr>
-            <w:tcW w:w="1978" w:type="dxa"/>
+            <w:tcW w:w="1977" w:type="dxa"/>
             <w:tcBorders>
               <w:left w:val="single" w:sz="2" w:space="0" w:color="000000"/>
               <w:bottom w:val="single" w:sz="2" w:space="0" w:color="000000"/>
@@ -9980,7 +9983,7 @@
         </w:tc>
         <w:tc>
           <w:tcPr>
-            <w:tcW w:w="7668" w:type="dxa"/>
+            <w:tcW w:w="7669" w:type="dxa"/>
             <w:tcBorders>
               <w:left w:val="single" w:sz="2" w:space="0" w:color="000000"/>
               <w:bottom w:val="single" w:sz="2" w:space="0" w:color="000000"/>
@@ -10008,7 +10011,7 @@
         <w:trPr/>
         <w:tc>
           <w:tcPr>
-            <w:tcW w:w="1978" w:type="dxa"/>
+            <w:tcW w:w="1977" w:type="dxa"/>
             <w:tcBorders>
               <w:left w:val="single" w:sz="2" w:space="0" w:color="000000"/>
               <w:bottom w:val="single" w:sz="2" w:space="0" w:color="000000"/>
@@ -10033,7 +10036,7 @@
         </w:tc>
         <w:tc>
           <w:tcPr>
-            <w:tcW w:w="7668" w:type="dxa"/>
+            <w:tcW w:w="7669" w:type="dxa"/>
             <w:tcBorders>
               <w:left w:val="single" w:sz="2" w:space="0" w:color="000000"/>
               <w:bottom w:val="single" w:sz="2" w:space="0" w:color="000000"/>
@@ -10059,7 +10062,7 @@
         <w:trPr/>
         <w:tc>
           <w:tcPr>
-            <w:tcW w:w="1978" w:type="dxa"/>
+            <w:tcW w:w="1977" w:type="dxa"/>
             <w:tcBorders>
               <w:left w:val="single" w:sz="2" w:space="0" w:color="000000"/>
               <w:bottom w:val="single" w:sz="2" w:space="0" w:color="000000"/>
@@ -10084,7 +10087,7 @@
         </w:tc>
         <w:tc>
           <w:tcPr>
-            <w:tcW w:w="7668" w:type="dxa"/>
+            <w:tcW w:w="7669" w:type="dxa"/>
             <w:tcBorders>
               <w:left w:val="single" w:sz="2" w:space="0" w:color="000000"/>
               <w:bottom w:val="single" w:sz="2" w:space="0" w:color="000000"/>
@@ -10123,7 +10126,7 @@
         <w:trPr/>
         <w:tc>
           <w:tcPr>
-            <w:tcW w:w="1978" w:type="dxa"/>
+            <w:tcW w:w="1977" w:type="dxa"/>
             <w:tcBorders>
               <w:left w:val="single" w:sz="2" w:space="0" w:color="000000"/>
               <w:bottom w:val="single" w:sz="2" w:space="0" w:color="000000"/>
@@ -10148,7 +10151,7 @@
         </w:tc>
         <w:tc>
           <w:tcPr>
-            <w:tcW w:w="7668" w:type="dxa"/>
+            <w:tcW w:w="7669" w:type="dxa"/>
             <w:tcBorders>
               <w:left w:val="single" w:sz="2" w:space="0" w:color="000000"/>
               <w:bottom w:val="single" w:sz="2" w:space="0" w:color="000000"/>
@@ -10174,7 +10177,7 @@
         <w:trPr/>
         <w:tc>
           <w:tcPr>
-            <w:tcW w:w="1978" w:type="dxa"/>
+            <w:tcW w:w="1977" w:type="dxa"/>
             <w:tcBorders>
               <w:left w:val="single" w:sz="2" w:space="0" w:color="000000"/>
               <w:bottom w:val="single" w:sz="2" w:space="0" w:color="000000"/>
@@ -10199,7 +10202,7 @@
         </w:tc>
         <w:tc>
           <w:tcPr>
-            <w:tcW w:w="7668" w:type="dxa"/>
+            <w:tcW w:w="7669" w:type="dxa"/>
             <w:tcBorders>
               <w:left w:val="single" w:sz="2" w:space="0" w:color="000000"/>
               <w:bottom w:val="single" w:sz="2" w:space="0" w:color="000000"/>
@@ -10225,7 +10228,7 @@
         <w:trPr/>
         <w:tc>
           <w:tcPr>
-            <w:tcW w:w="1978" w:type="dxa"/>
+            <w:tcW w:w="1977" w:type="dxa"/>
             <w:tcBorders>
               <w:left w:val="single" w:sz="2" w:space="0" w:color="000000"/>
               <w:bottom w:val="single" w:sz="2" w:space="0" w:color="000000"/>
@@ -10250,7 +10253,7 @@
         </w:tc>
         <w:tc>
           <w:tcPr>
-            <w:tcW w:w="7668" w:type="dxa"/>
+            <w:tcW w:w="7669" w:type="dxa"/>
             <w:tcBorders>
               <w:left w:val="single" w:sz="2" w:space="0" w:color="000000"/>
               <w:bottom w:val="single" w:sz="2" w:space="0" w:color="000000"/>
@@ -10278,7 +10281,7 @@
         <w:trPr/>
         <w:tc>
           <w:tcPr>
-            <w:tcW w:w="1978" w:type="dxa"/>
+            <w:tcW w:w="1977" w:type="dxa"/>
             <w:tcBorders>
               <w:left w:val="single" w:sz="2" w:space="0" w:color="000000"/>
               <w:bottom w:val="single" w:sz="2" w:space="0" w:color="000000"/>
@@ -10303,7 +10306,7 @@
         </w:tc>
         <w:tc>
           <w:tcPr>
-            <w:tcW w:w="7668" w:type="dxa"/>
+            <w:tcW w:w="7669" w:type="dxa"/>
             <w:tcBorders>
               <w:left w:val="single" w:sz="2" w:space="0" w:color="000000"/>
               <w:bottom w:val="single" w:sz="2" w:space="0" w:color="000000"/>
@@ -10329,7 +10332,7 @@
         <w:trPr/>
         <w:tc>
           <w:tcPr>
-            <w:tcW w:w="1978" w:type="dxa"/>
+            <w:tcW w:w="1977" w:type="dxa"/>
             <w:tcBorders>
               <w:left w:val="single" w:sz="2" w:space="0" w:color="000000"/>
               <w:bottom w:val="single" w:sz="2" w:space="0" w:color="000000"/>
@@ -10353,7 +10356,7 @@
         </w:tc>
         <w:tc>
           <w:tcPr>
-            <w:tcW w:w="7668" w:type="dxa"/>
+            <w:tcW w:w="7669" w:type="dxa"/>
             <w:tcBorders>
               <w:left w:val="single" w:sz="2" w:space="0" w:color="000000"/>
               <w:bottom w:val="single" w:sz="2" w:space="0" w:color="000000"/>
@@ -10564,7 +10567,7 @@
         <w:pStyle w:val="Overskrift2"/>
         <w:numPr>
           <w:ilvl w:val="1"/>
-          <w:numId w:val="3"/>
+          <w:numId w:val="4"/>
         </w:numPr>
         <w:rPr>
           <w:rFonts w:ascii="Verdana" w:hAnsi="Verdana" w:cs="Verdana"/>
@@ -10674,7 +10677,7 @@
         <w:pStyle w:val="Overskrift2"/>
         <w:numPr>
           <w:ilvl w:val="1"/>
-          <w:numId w:val="3"/>
+          <w:numId w:val="4"/>
         </w:numPr>
         <w:rPr>
           <w:rFonts w:ascii="Verdana" w:hAnsi="Verdana" w:cs="Verdana"/>
@@ -10757,7 +10760,7 @@
         <w:pStyle w:val="Brdtekst"/>
         <w:numPr>
           <w:ilvl w:val="0"/>
-          <w:numId w:val="9"/>
+          <w:numId w:val="10"/>
         </w:numPr>
         <w:rPr/>
       </w:pPr>
@@ -10777,7 +10780,7 @@
         <w:pStyle w:val="Brdtekst"/>
         <w:numPr>
           <w:ilvl w:val="0"/>
-          <w:numId w:val="9"/>
+          <w:numId w:val="10"/>
         </w:numPr>
         <w:rPr/>
       </w:pPr>
@@ -10801,7 +10804,7 @@
         <w:pStyle w:val="Brdtekst"/>
         <w:numPr>
           <w:ilvl w:val="0"/>
-          <w:numId w:val="9"/>
+          <w:numId w:val="10"/>
         </w:numPr>
         <w:rPr/>
       </w:pPr>
@@ -10876,7 +10879,7 @@
         <w:pStyle w:val="Overskrift3"/>
         <w:numPr>
           <w:ilvl w:val="2"/>
-          <w:numId w:val="3"/>
+          <w:numId w:val="4"/>
         </w:numPr>
         <w:rPr/>
       </w:pPr>
@@ -10962,7 +10965,7 @@
         <w:pStyle w:val="Overskrift3"/>
         <w:numPr>
           <w:ilvl w:val="2"/>
-          <w:numId w:val="3"/>
+          <w:numId w:val="4"/>
         </w:numPr>
         <w:rPr/>
       </w:pPr>
@@ -11084,7 +11087,7 @@
         <w:pStyle w:val="Overskrift3"/>
         <w:numPr>
           <w:ilvl w:val="2"/>
-          <w:numId w:val="3"/>
+          <w:numId w:val="4"/>
         </w:numPr>
         <w:rPr/>
       </w:pPr>
@@ -11187,7 +11190,7 @@
         <w:pStyle w:val="Overskrift3"/>
         <w:numPr>
           <w:ilvl w:val="2"/>
-          <w:numId w:val="3"/>
+          <w:numId w:val="4"/>
         </w:numPr>
         <w:rPr/>
       </w:pPr>
@@ -11293,7 +11296,7 @@
         <w:pStyle w:val="Overskrift3"/>
         <w:numPr>
           <w:ilvl w:val="2"/>
-          <w:numId w:val="3"/>
+          <w:numId w:val="4"/>
         </w:numPr>
         <w:rPr/>
       </w:pPr>
@@ -11430,7 +11433,7 @@
         <w:pStyle w:val="Overskrift1"/>
         <w:numPr>
           <w:ilvl w:val="0"/>
-          <w:numId w:val="3"/>
+          <w:numId w:val="4"/>
         </w:numPr>
         <w:rPr>
           <w:rFonts w:ascii="Verdana" w:hAnsi="Verdana" w:cs="Verdana"/>
@@ -11588,7 +11591,7 @@
         <w:pStyle w:val="Brdtekst"/>
         <w:numPr>
           <w:ilvl w:val="0"/>
-          <w:numId w:val="6"/>
+          <w:numId w:val="7"/>
         </w:numPr>
         <w:rPr/>
       </w:pPr>
@@ -11605,7 +11608,7 @@
         <w:pStyle w:val="Brdtekst"/>
         <w:numPr>
           <w:ilvl w:val="0"/>
-          <w:numId w:val="6"/>
+          <w:numId w:val="7"/>
         </w:numPr>
         <w:rPr>
           <w:rFonts w:ascii="Verdana" w:hAnsi="Verdana" w:cs="Verdana"/>
@@ -11635,7 +11638,7 @@
         <w:pStyle w:val="Brdtekst"/>
         <w:numPr>
           <w:ilvl w:val="0"/>
-          <w:numId w:val="6"/>
+          <w:numId w:val="7"/>
         </w:numPr>
         <w:rPr/>
       </w:pPr>
@@ -11652,7 +11655,7 @@
         <w:pStyle w:val="Brdtekst"/>
         <w:numPr>
           <w:ilvl w:val="0"/>
-          <w:numId w:val="6"/>
+          <w:numId w:val="7"/>
         </w:numPr>
         <w:rPr>
           <w:rFonts w:ascii="Verdana" w:hAnsi="Verdana" w:cs="Verdana"/>
@@ -11672,7 +11675,7 @@
         <w:pStyle w:val="Brdtekst"/>
         <w:numPr>
           <w:ilvl w:val="0"/>
-          <w:numId w:val="6"/>
+          <w:numId w:val="7"/>
         </w:numPr>
         <w:rPr>
           <w:rFonts w:ascii="Verdana" w:hAnsi="Verdana" w:cs="Verdana"/>
@@ -11725,7 +11728,7 @@
         <w:pStyle w:val="Overskrift1"/>
         <w:numPr>
           <w:ilvl w:val="0"/>
-          <w:numId w:val="3"/>
+          <w:numId w:val="4"/>
         </w:numPr>
         <w:rPr>
           <w:rFonts w:ascii="Verdana" w:hAnsi="Verdana" w:cs="Verdana"/>
@@ -11777,17 +11780,31 @@
     <w:p>
       <w:pPr>
         <w:pStyle w:val="Brdtekst"/>
-        <w:rPr>
+        <w:rPr/>
+      </w:pPr>
+      <w:r>
+        <w:rPr>
+          <w:rFonts w:cs="Verdana" w:ascii="Verdana" w:hAnsi="Verdana"/>
           <w:color w:val="C9211E"/>
-        </w:rPr>
-      </w:pPr>
+          <w:lang w:val="da-DK"/>
+        </w:rPr>
+        <w:t xml:space="preserve">Fra og med version </w:t>
+      </w:r>
       <w:r>
         <w:rPr>
           <w:rFonts w:cs="Verdana" w:ascii="Verdana" w:hAnsi="Verdana"/>
           <w:color w:val="C9211E"/>
           <w:lang w:val="da-DK"/>
         </w:rPr>
-        <w:t xml:space="preserve">Fra og med version 3.3  kan man desuden eksportere den viste punktnode-repræsentation til en fil, som igen kan anvendes i et notatapparat eller en punktprinter. </w:t>
+        <w:t>4.0</w:t>
+      </w:r>
+      <w:r>
+        <w:rPr>
+          <w:rFonts w:cs="Verdana" w:ascii="Verdana" w:hAnsi="Verdana"/>
+          <w:color w:val="C9211E"/>
+          <w:lang w:val="da-DK"/>
+        </w:rPr>
+        <w:t xml:space="preserve">  kan man desuden eksportere den viste punktnode-repræsentation til en fil, som igen kan anvendes i et notatapparat eller en punktprinter. </w:t>
       </w:r>
     </w:p>
     <w:p>
@@ -11882,6 +11899,10 @@
     <w:p>
       <w:pPr>
         <w:pStyle w:val="Overskrift2"/>
+        <w:numPr>
+          <w:ilvl w:val="1"/>
+          <w:numId w:val="2"/>
+        </w:numPr>
         <w:rPr>
           <w:color w:val="C9211E"/>
         </w:rPr>
@@ -11903,12 +11924,18 @@
         </w:rPr>
       </w:pPr>
       <w:r>
-        <w:rPr/>
+        <w:rPr>
+          <w:color w:val="C9211E"/>
+        </w:rPr>
       </w:r>
     </w:p>
     <w:p>
       <w:pPr>
         <w:pStyle w:val="Overskrift3"/>
+        <w:numPr>
+          <w:ilvl w:val="2"/>
+          <w:numId w:val="2"/>
+        </w:numPr>
         <w:rPr/>
       </w:pPr>
       <w:bookmarkStart w:id="22" w:name="__RefHeading___Toc1944_1354692515"/>
@@ -11951,17 +11978,31 @@
     <w:p>
       <w:pPr>
         <w:pStyle w:val="Brdtekst"/>
-        <w:rPr>
+        <w:rPr/>
+      </w:pPr>
+      <w:r>
+        <w:rPr>
+          <w:rFonts w:cs="Verdana" w:ascii="Verdana" w:hAnsi="Verdana"/>
           <w:color w:val="C9211E"/>
-        </w:rPr>
-      </w:pPr>
+          <w:lang w:val="da-DK"/>
+        </w:rPr>
+        <w:t xml:space="preserve">Version </w:t>
+      </w:r>
       <w:r>
         <w:rPr>
           <w:rFonts w:cs="Verdana" w:ascii="Verdana" w:hAnsi="Verdana"/>
           <w:color w:val="C9211E"/>
           <w:lang w:val="da-DK"/>
         </w:rPr>
-        <w:t>Version 3.3  understøtter opstillingerne:</w:t>
+        <w:t>4.0</w:t>
+      </w:r>
+      <w:r>
+        <w:rPr>
+          <w:rFonts w:cs="Verdana" w:ascii="Verdana" w:hAnsi="Verdana"/>
+          <w:color w:val="C9211E"/>
+          <w:lang w:val="da-DK"/>
+        </w:rPr>
+        <w:t xml:space="preserve">  understøtter opstillingerne:</w:t>
       </w:r>
     </w:p>
     <w:tbl>
@@ -11977,14 +12018,14 @@
         </w:tblCellMar>
       </w:tblPr>
       <w:tblGrid>
-        <w:gridCol w:w="2384"/>
-        <w:gridCol w:w="7266"/>
+        <w:gridCol w:w="2383"/>
+        <w:gridCol w:w="7267"/>
       </w:tblGrid>
       <w:tr>
         <w:trPr/>
         <w:tc>
           <w:tcPr>
-            <w:tcW w:w="2384" w:type="dxa"/>
+            <w:tcW w:w="2383" w:type="dxa"/>
             <w:tcBorders>
               <w:top w:val="single" w:sz="2" w:space="0" w:color="000000"/>
               <w:left w:val="single" w:sz="2" w:space="0" w:color="000000"/>
@@ -12020,7 +12061,7 @@
         </w:tc>
         <w:tc>
           <w:tcPr>
-            <w:tcW w:w="7266" w:type="dxa"/>
+            <w:tcW w:w="7267" w:type="dxa"/>
             <w:tcBorders>
               <w:top w:val="single" w:sz="2" w:space="0" w:color="000000"/>
               <w:left w:val="single" w:sz="2" w:space="0" w:color="000000"/>
@@ -12033,9 +12074,7 @@
             <w:pPr>
               <w:pStyle w:val="Brdtekst"/>
               <w:spacing w:before="0" w:after="140"/>
-              <w:rPr>
-                <w:color w:val="C9211E"/>
-              </w:rPr>
+              <w:rPr/>
             </w:pPr>
             <w:r>
               <w:rPr>
@@ -12043,7 +12082,15 @@
                 <w:color w:val="C9211E"/>
                 <w:lang w:val="da-DK"/>
               </w:rPr>
-              <w:t>Svarer til visningen i IBOS Nodelæsers nodeliste.</w:t>
+              <w:t xml:space="preserve">Svarer til visningen i IBOS Nodelæsers nodeliste </w:t>
+            </w:r>
+            <w:r>
+              <w:rPr>
+                <w:rFonts w:cs="Verdana" w:ascii="Verdana" w:hAnsi="Verdana"/>
+                <w:color w:val="C9211E"/>
+                <w:lang w:val="da-DK"/>
+              </w:rPr>
+              <w:t>og viser lige som denne én linie punktnoder pr. slag i musikken.</w:t>
             </w:r>
           </w:p>
         </w:tc>
@@ -12052,7 +12099,7 @@
         <w:trPr/>
         <w:tc>
           <w:tcPr>
-            <w:tcW w:w="2384" w:type="dxa"/>
+            <w:tcW w:w="2383" w:type="dxa"/>
             <w:tcBorders>
               <w:left w:val="single" w:sz="2" w:space="0" w:color="000000"/>
               <w:bottom w:val="single" w:sz="2" w:space="0" w:color="000000"/>
@@ -12087,7 +12134,7 @@
         </w:tc>
         <w:tc>
           <w:tcPr>
-            <w:tcW w:w="7266" w:type="dxa"/>
+            <w:tcW w:w="7267" w:type="dxa"/>
             <w:tcBorders>
               <w:left w:val="single" w:sz="2" w:space="0" w:color="000000"/>
               <w:bottom w:val="single" w:sz="2" w:space="0" w:color="000000"/>
@@ -12143,6 +12190,7 @@
         <w:rPr>
           <w:rFonts w:cs="Verdana" w:ascii="Verdana" w:hAnsi="Verdana"/>
           <w:color w:val="C9211E"/>
+          <w:u w:val="single"/>
           <w:lang w:val="da-DK"/>
         </w:rPr>
         <w:t>Hvis behovet opstår kan IBOS Nodelæser relativt nemt udbygges til at implementere flere forskellige opstillinger, for eksempel blanding af noder og lyrik.</w:t>
@@ -12168,6 +12216,10 @@
     <w:p>
       <w:pPr>
         <w:pStyle w:val="Overskrift3"/>
+        <w:numPr>
+          <w:ilvl w:val="2"/>
+          <w:numId w:val="2"/>
+        </w:numPr>
         <w:rPr>
           <w:color w:val="C9211E"/>
         </w:rPr>
@@ -12233,6 +12285,10 @@
     <w:p>
       <w:pPr>
         <w:pStyle w:val="Overskrift3"/>
+        <w:numPr>
+          <w:ilvl w:val="2"/>
+          <w:numId w:val="2"/>
+        </w:numPr>
         <w:rPr>
           <w:color w:val="C9211E"/>
         </w:rPr>
@@ -12282,6 +12338,10 @@
     <w:p>
       <w:pPr>
         <w:pStyle w:val="Overskrift3"/>
+        <w:numPr>
+          <w:ilvl w:val="2"/>
+          <w:numId w:val="2"/>
+        </w:numPr>
         <w:rPr>
           <w:color w:val="C9211E"/>
         </w:rPr>
@@ -12321,7 +12381,8 @@
       </w:pPr>
       <w:r>
         <w:rPr>
-          <w:color w:val="C9211E"/>
+          <w:rFonts w:cs="Verdana" w:ascii="Verdana" w:hAnsi="Verdana"/>
+          <w:lang w:val="da-DK"/>
         </w:rPr>
       </w:r>
     </w:p>
@@ -12330,7 +12391,7 @@
         <w:pStyle w:val="Overskrift2"/>
         <w:numPr>
           <w:ilvl w:val="1"/>
-          <w:numId w:val="2"/>
+          <w:numId w:val="3"/>
         </w:numPr>
         <w:rPr>
           <w:color w:val="C9211E"/>
@@ -12643,7 +12704,7 @@
         <w:pStyle w:val="Overskrift2"/>
         <w:numPr>
           <w:ilvl w:val="1"/>
-          <w:numId w:val="2"/>
+          <w:numId w:val="3"/>
         </w:numPr>
         <w:rPr>
           <w:color w:val="C9211E"/>
@@ -12679,7 +12740,7 @@
         <w:pStyle w:val="Overskrift2"/>
         <w:numPr>
           <w:ilvl w:val="1"/>
-          <w:numId w:val="2"/>
+          <w:numId w:val="3"/>
         </w:numPr>
         <w:rPr>
           <w:color w:val="C9211E"/>
@@ -12713,17 +12774,47 @@
     <w:p>
       <w:pPr>
         <w:pStyle w:val="Brdtekst"/>
-        <w:rPr>
+        <w:rPr/>
+      </w:pPr>
+      <w:r>
+        <w:rPr>
+          <w:rFonts w:cs="Verdana" w:ascii="Verdana" w:hAnsi="Verdana"/>
           <w:color w:val="C9211E"/>
-        </w:rPr>
-      </w:pPr>
+          <w:lang w:val="da-DK"/>
+        </w:rPr>
+        <w:t xml:space="preserve">Som hovedregel genereres 1 </w:t>
+      </w:r>
       <w:r>
         <w:rPr>
           <w:rFonts w:cs="Verdana" w:ascii="Verdana" w:hAnsi="Verdana"/>
           <w:color w:val="C9211E"/>
           <w:lang w:val="da-DK"/>
         </w:rPr>
-        <w:t>Som hovedregel genereres 1 fil pr stemme i partituret samt en ”TUTTI” stemme, som indeholder en samlet repræsentation af alle stemmer.</w:t>
+        <w:t>punktnode</w:t>
+      </w:r>
+      <w:r>
+        <w:rPr>
+          <w:rFonts w:cs="Verdana" w:ascii="Verdana" w:hAnsi="Verdana"/>
+          <w:color w:val="C9211E"/>
+          <w:lang w:val="da-DK"/>
+        </w:rPr>
+        <w:t xml:space="preserve">fil pr stemme i partituret samt en ”TUTTI” </w:t>
+      </w:r>
+      <w:r>
+        <w:rPr>
+          <w:rFonts w:cs="Verdana" w:ascii="Verdana" w:hAnsi="Verdana"/>
+          <w:color w:val="C9211E"/>
+          <w:lang w:val="da-DK"/>
+        </w:rPr>
+        <w:t>punktnodefil</w:t>
+      </w:r>
+      <w:r>
+        <w:rPr>
+          <w:rFonts w:cs="Verdana" w:ascii="Verdana" w:hAnsi="Verdana"/>
+          <w:color w:val="C9211E"/>
+          <w:lang w:val="da-DK"/>
+        </w:rPr>
+        <w:t>, som indeholder en samlet repræsentation af alle stemmer.</w:t>
       </w:r>
     </w:p>
     <w:p>
@@ -12736,24 +12827,31 @@
       </w:pPr>
       <w:r>
         <w:rPr>
+          <w:rFonts w:cs="Verdana" w:ascii="Verdana" w:hAnsi="Verdana"/>
+          <w:lang w:val="da-DK"/>
+        </w:rPr>
+      </w:r>
+    </w:p>
+    <w:p>
+      <w:pPr>
+        <w:pStyle w:val="Brdtekst"/>
+        <w:rPr/>
+      </w:pPr>
+      <w:r>
+        <w:rPr>
+          <w:rFonts w:cs="Verdana" w:ascii="Verdana" w:hAnsi="Verdana"/>
           <w:color w:val="C9211E"/>
-        </w:rPr>
-      </w:r>
-    </w:p>
-    <w:p>
-      <w:pPr>
-        <w:pStyle w:val="Brdtekst"/>
-        <w:rPr>
+          <w:lang w:val="da-DK"/>
+        </w:rPr>
+        <w:t>For</w:t>
+      </w:r>
+      <w:r>
+        <w:rPr>
+          <w:rFonts w:cs="Verdana" w:ascii="Verdana" w:hAnsi="Verdana"/>
           <w:color w:val="C9211E"/>
-        </w:rPr>
-      </w:pPr>
-      <w:r>
-        <w:rPr>
-          <w:rFonts w:cs="Verdana" w:ascii="Verdana" w:hAnsi="Verdana"/>
-          <w:color w:val="C9211E"/>
-          <w:lang w:val="da-DK"/>
-        </w:rPr>
-        <w:t xml:space="preserve">I SATB (Sopran, Alt, Tenot, Bas) kor-partiturer genereres desuden: </w:t>
+          <w:lang w:val="da-DK"/>
+        </w:rPr>
+        <w:t xml:space="preserve"> SATB (Sopran, Alt, Tenot, Bas) kor-partiturer genereres desuden: </w:t>
       </w:r>
     </w:p>
     <w:p>
@@ -12761,7 +12859,7 @@
         <w:pStyle w:val="Brdtekst"/>
         <w:numPr>
           <w:ilvl w:val="0"/>
-          <w:numId w:val="10"/>
+          <w:numId w:val="11"/>
         </w:numPr>
         <w:rPr>
           <w:color w:val="C9211E"/>
@@ -12773,47 +12871,7 @@
           <w:color w:val="C9211E"/>
           <w:lang w:val="da-DK"/>
         </w:rPr>
-        <w:t>E</w:t>
-      </w:r>
-      <w:r>
-        <w:rPr>
-          <w:rFonts w:cs="Verdana" w:ascii="Verdana" w:hAnsi="Verdana"/>
-          <w:color w:val="C9211E"/>
-          <w:lang w:val="da-DK"/>
-        </w:rPr>
-        <w:t>n ”SA</w:t>
-      </w:r>
-      <w:r>
-        <w:rPr>
-          <w:rFonts w:cs="Verdana" w:ascii="Verdana" w:hAnsi="Verdana"/>
-          <w:color w:val="C9211E"/>
-          <w:lang w:val="da-DK"/>
-        </w:rPr>
-        <w:t xml:space="preserve">TB </w:t>
-      </w:r>
-      <w:r>
-        <w:rPr>
-          <w:rFonts w:cs="Verdana" w:ascii="Verdana" w:hAnsi="Verdana"/>
-          <w:color w:val="C9211E"/>
-          <w:lang w:val="da-DK"/>
-        </w:rPr>
-        <w:t xml:space="preserve">” fil indeholdende sopran, alt, </w:t>
-      </w:r>
-      <w:r>
-        <w:rPr>
-          <w:rFonts w:cs="Verdana" w:ascii="Verdana" w:hAnsi="Verdana"/>
-          <w:color w:val="C9211E"/>
-          <w:lang w:val="da-DK"/>
-        </w:rPr>
-        <w:t>tenor og bas</w:t>
-      </w:r>
-      <w:r>
-        <w:rPr>
-          <w:rFonts w:cs="Verdana" w:ascii="Verdana" w:hAnsi="Verdana"/>
-          <w:color w:val="C9211E"/>
-          <w:lang w:val="da-DK"/>
-        </w:rPr>
-        <w:t xml:space="preserve"> (noteret oppefra)</w:t>
+        <w:t>En ”SATB ” fil indeholdende sopran, alt, tenor og bas (noteret oppefra)</w:t>
       </w:r>
     </w:p>
     <w:p>
@@ -12821,7 +12879,7 @@
         <w:pStyle w:val="Brdtekst"/>
         <w:numPr>
           <w:ilvl w:val="0"/>
-          <w:numId w:val="10"/>
+          <w:numId w:val="11"/>
         </w:numPr>
         <w:rPr>
           <w:color w:val="C9211E"/>
@@ -12833,15 +12891,7 @@
           <w:color w:val="C9211E"/>
           <w:lang w:val="da-DK"/>
         </w:rPr>
-        <w:t>E</w:t>
-      </w:r>
-      <w:r>
-        <w:rPr>
-          <w:rFonts w:cs="Verdana" w:ascii="Verdana" w:hAnsi="Verdana"/>
-          <w:color w:val="C9211E"/>
-          <w:lang w:val="da-DK"/>
-        </w:rPr>
-        <w:t xml:space="preserve">n ”SA” fil indeholdende sopran og alt (noteret oppefra) </w:t>
+        <w:t xml:space="preserve">En ”SA” fil indeholdende sopran og alt (noteret oppefra) </w:t>
       </w:r>
     </w:p>
     <w:p>
@@ -12849,7 +12899,7 @@
         <w:pStyle w:val="Brdtekst"/>
         <w:numPr>
           <w:ilvl w:val="0"/>
-          <w:numId w:val="10"/>
+          <w:numId w:val="11"/>
         </w:numPr>
         <w:rPr>
           <w:color w:val="C9211E"/>
@@ -12861,15 +12911,7 @@
           <w:color w:val="C9211E"/>
           <w:lang w:val="da-DK"/>
         </w:rPr>
-        <w:t>E</w:t>
-      </w:r>
-      <w:r>
-        <w:rPr>
-          <w:rFonts w:cs="Verdana" w:ascii="Verdana" w:hAnsi="Verdana"/>
-          <w:color w:val="C9211E"/>
-          <w:lang w:val="da-DK"/>
-        </w:rPr>
-        <w:t>n ”BT” fil indeholdende bas og tenor (noteret nedefra.)</w:t>
+        <w:t>En ”BT” fil indeholdende bas og tenor (noteret nedefra.)</w:t>
       </w:r>
     </w:p>
     <w:p>
@@ -12887,24 +12929,33 @@
       </w:pPr>
       <w:r>
         <w:rPr>
+          <w:rFonts w:cs="Verdana" w:ascii="Verdana" w:hAnsi="Verdana"/>
+          <w:lang w:val="da-DK"/>
+        </w:rPr>
+      </w:r>
+    </w:p>
+    <w:p>
+      <w:pPr>
+        <w:pStyle w:val="Brdtekst"/>
+        <w:rPr>
           <w:color w:val="C9211E"/>
         </w:rPr>
-      </w:r>
-    </w:p>
-    <w:p>
-      <w:pPr>
-        <w:pStyle w:val="Brdtekst"/>
-        <w:rPr>
+      </w:pPr>
+      <w:r>
+        <w:rPr>
+          <w:rFonts w:cs="Verdana" w:ascii="Verdana" w:hAnsi="Verdana"/>
           <w:color w:val="C9211E"/>
-        </w:rPr>
-      </w:pPr>
+          <w:lang w:val="da-DK"/>
+        </w:rPr>
+        <w:t xml:space="preserve">For et typisk SATB partitur genereres således 8 </w:t>
+      </w:r>
       <w:r>
         <w:rPr>
           <w:rFonts w:cs="Verdana" w:ascii="Verdana" w:hAnsi="Verdana"/>
           <w:color w:val="C9211E"/>
           <w:lang w:val="da-DK"/>
         </w:rPr>
-        <w:t xml:space="preserve">For et typisk SATB partitur genereres således </w:t>
+        <w:t>punktnode</w:t>
       </w:r>
       <w:r>
         <w:rPr>
@@ -12912,77 +12963,54 @@
           <w:color w:val="C9211E"/>
           <w:lang w:val="da-DK"/>
         </w:rPr>
-        <w:t>8</w:t>
-      </w:r>
-      <w:r>
-        <w:rPr>
-          <w:rFonts w:cs="Verdana" w:ascii="Verdana" w:hAnsi="Verdana"/>
+        <w:t>filer:</w:t>
+      </w:r>
+    </w:p>
+    <w:p>
+      <w:pPr>
+        <w:pStyle w:val="Brdtekst"/>
+        <w:rPr>
           <w:color w:val="C9211E"/>
-          <w:lang w:val="da-DK"/>
-        </w:rPr>
-        <w:t xml:space="preserve"> filer:</w:t>
-      </w:r>
-    </w:p>
-    <w:p>
-      <w:pPr>
-        <w:pStyle w:val="Brdtekst"/>
-        <w:rPr>
+        </w:rPr>
+      </w:pPr>
+      <w:r>
+        <w:rPr>
+          <w:rFonts w:cs="Verdana" w:ascii="Verdana" w:hAnsi="Verdana"/>
           <w:color w:val="C9211E"/>
-        </w:rPr>
-      </w:pPr>
-      <w:r>
-        <w:rPr>
-          <w:rFonts w:cs="Verdana" w:ascii="Verdana" w:hAnsi="Verdana"/>
+          <w:lang w:val="da-DK"/>
+        </w:rPr>
+        <w:t>S, A, T, B, SATB, SA, BT og TUTTI.</w:t>
+      </w:r>
+    </w:p>
+    <w:p>
+      <w:pPr>
+        <w:pStyle w:val="Brdtekst"/>
+        <w:rPr>
+          <w:rFonts w:ascii="Verdana" w:hAnsi="Verdana" w:cs="Verdana"/>
+          <w:lang w:val="da-DK"/>
+        </w:rPr>
+      </w:pPr>
+      <w:r>
+        <w:rPr>
+          <w:rFonts w:cs="Verdana" w:ascii="Verdana" w:hAnsi="Verdana"/>
+          <w:lang w:val="da-DK"/>
+        </w:rPr>
+      </w:r>
+    </w:p>
+    <w:p>
+      <w:pPr>
+        <w:pStyle w:val="Brdtekst"/>
+        <w:rPr>
           <w:color w:val="C9211E"/>
-          <w:lang w:val="da-DK"/>
-        </w:rPr>
-        <w:t xml:space="preserve">S, A, T, B, </w:t>
-      </w:r>
+        </w:rPr>
+      </w:pPr>
       <w:r>
         <w:rPr>
           <w:rFonts w:cs="Verdana" w:ascii="Verdana" w:hAnsi="Verdana"/>
           <w:color w:val="C9211E"/>
           <w:lang w:val="da-DK"/>
         </w:rPr>
-        <w:t xml:space="preserve">SATB, </w:t>
-      </w:r>
-      <w:r>
-        <w:rPr>
-          <w:rFonts w:cs="Verdana" w:ascii="Verdana" w:hAnsi="Verdana"/>
-          <w:color w:val="C9211E"/>
-          <w:lang w:val="da-DK"/>
-        </w:rPr>
-        <w:t>SA, BT og TUTTI.</w:t>
-      </w:r>
-    </w:p>
-    <w:p>
-      <w:pPr>
-        <w:pStyle w:val="Brdtekst"/>
-        <w:rPr>
-          <w:rFonts w:ascii="Verdana" w:hAnsi="Verdana" w:cs="Verdana"/>
-          <w:lang w:val="da-DK"/>
-        </w:rPr>
-      </w:pPr>
-      <w:r>
-        <w:rPr>
-          <w:color w:val="C9211E"/>
-        </w:rPr>
-      </w:r>
-    </w:p>
-    <w:p>
-      <w:pPr>
-        <w:pStyle w:val="Brdtekst"/>
-        <w:rPr>
-          <w:color w:val="C9211E"/>
-        </w:rPr>
-      </w:pPr>
-      <w:r>
-        <w:rPr>
-          <w:rFonts w:cs="Verdana" w:ascii="Verdana" w:hAnsi="Verdana"/>
-          <w:color w:val="C9211E"/>
-          <w:lang w:val="da-DK"/>
-        </w:rPr>
-        <w:t>Alle filer generes (på få sekunder) i en mappestruktur ved siden af MusicXml filen.</w:t>
+        <w:t>Alle filer generes (på få sekunder) i en mappe ved siden af MusicXml filen.</w:t>
       </w:r>
     </w:p>
     <w:p>
@@ -13044,9 +13072,7 @@
     <w:p>
       <w:pPr>
         <w:pStyle w:val="Brdtekst"/>
-        <w:rPr>
-          <w:color w:val="C9211E"/>
-        </w:rPr>
+        <w:rPr/>
       </w:pPr>
       <w:r>
         <w:rPr>
@@ -13062,7 +13088,23 @@
           <w:color w:val="C9211E"/>
           <w:lang w:val="da-DK"/>
         </w:rPr>
-        <w:t>Filer” → ”Kopiér punktnode fil til Braille apparat ved hjælp af Stifinder”</w:t>
+        <w:t>Filer” → ”Kopiér punktnodefil til Braille apparat ved hjælp af</w:t>
+      </w:r>
+      <w:r>
+        <w:rPr>
+          <w:rFonts w:cs="Verdana" w:ascii="Verdana" w:hAnsi="Verdana"/>
+          <w:color w:val="C9211E"/>
+          <w:lang w:val="da-DK"/>
+        </w:rPr>
+        <w:t xml:space="preserve"> </w:t>
+      </w:r>
+      <w:r>
+        <w:rPr>
+          <w:rFonts w:cs="Verdana" w:ascii="Verdana" w:hAnsi="Verdana"/>
+          <w:color w:val="C9211E"/>
+          <w:lang w:val="da-DK"/>
+        </w:rPr>
+        <w:t>Stifinder”</w:t>
       </w:r>
     </w:p>
     <w:p>
@@ -13119,6 +13161,10 @@
     <w:p>
       <w:pPr>
         <w:pStyle w:val="Overskrift2"/>
+        <w:numPr>
+          <w:ilvl w:val="1"/>
+          <w:numId w:val="2"/>
+        </w:numPr>
         <w:rPr>
           <w:rFonts w:ascii="Verdana" w:hAnsi="Verdana"/>
           <w:color w:val="C9211E"/>
@@ -13149,7 +13195,9 @@
       </w:pPr>
       <w:r>
         <w:rPr>
-          <w:color w:val="C9211E"/>
+          <w:rFonts w:ascii="Verdana" w:hAnsi="Verdana"/>
+          <w:sz w:val="24"/>
+          <w:szCs w:val="24"/>
         </w:rPr>
       </w:r>
     </w:p>
@@ -13182,14 +13230,14 @@
         </w:tblCellMar>
       </w:tblPr>
       <w:tblGrid>
-        <w:gridCol w:w="1649"/>
-        <w:gridCol w:w="8001"/>
+        <w:gridCol w:w="1648"/>
+        <w:gridCol w:w="8002"/>
       </w:tblGrid>
       <w:tr>
         <w:trPr/>
         <w:tc>
           <w:tcPr>
-            <w:tcW w:w="1649" w:type="dxa"/>
+            <w:tcW w:w="1648" w:type="dxa"/>
             <w:tcBorders>
               <w:top w:val="single" w:sz="2" w:space="0" w:color="000000"/>
               <w:left w:val="single" w:sz="2" w:space="0" w:color="000000"/>
@@ -13237,7 +13285,7 @@
         </w:tc>
         <w:tc>
           <w:tcPr>
-            <w:tcW w:w="8001" w:type="dxa"/>
+            <w:tcW w:w="8002" w:type="dxa"/>
             <w:tcBorders>
               <w:top w:val="single" w:sz="2" w:space="0" w:color="000000"/>
               <w:left w:val="single" w:sz="2" w:space="0" w:color="000000"/>
@@ -13297,7 +13345,7 @@
         <w:trPr/>
         <w:tc>
           <w:tcPr>
-            <w:tcW w:w="1649" w:type="dxa"/>
+            <w:tcW w:w="1648" w:type="dxa"/>
             <w:tcBorders>
               <w:left w:val="single" w:sz="2" w:space="0" w:color="000000"/>
               <w:bottom w:val="single" w:sz="2" w:space="0" w:color="000000"/>
@@ -13337,7 +13385,7 @@
         </w:tc>
         <w:tc>
           <w:tcPr>
-            <w:tcW w:w="8001" w:type="dxa"/>
+            <w:tcW w:w="8002" w:type="dxa"/>
             <w:tcBorders>
               <w:left w:val="single" w:sz="2" w:space="0" w:color="000000"/>
               <w:bottom w:val="single" w:sz="2" w:space="0" w:color="000000"/>
@@ -13431,7 +13479,7 @@
         <w:pStyle w:val="Overskrift2"/>
         <w:numPr>
           <w:ilvl w:val="1"/>
-          <w:numId w:val="2"/>
+          <w:numId w:val="3"/>
         </w:numPr>
         <w:rPr>
           <w:color w:val="C9211E"/>
@@ -13565,7 +13613,7 @@
         <w:pStyle w:val="Overskrift1"/>
         <w:numPr>
           <w:ilvl w:val="0"/>
-          <w:numId w:val="3"/>
+          <w:numId w:val="4"/>
         </w:numPr>
         <w:rPr>
           <w:rFonts w:ascii="Verdana" w:hAnsi="Verdana" w:cs="Verdana"/>
@@ -13681,14 +13729,14 @@
         </w:tblCellMar>
       </w:tblPr>
       <w:tblGrid>
-        <w:gridCol w:w="3283"/>
-        <w:gridCol w:w="6363"/>
+        <w:gridCol w:w="3282"/>
+        <w:gridCol w:w="6364"/>
       </w:tblGrid>
       <w:tr>
         <w:trPr/>
         <w:tc>
           <w:tcPr>
-            <w:tcW w:w="3283" w:type="dxa"/>
+            <w:tcW w:w="3282" w:type="dxa"/>
             <w:tcBorders>
               <w:top w:val="single" w:sz="2" w:space="0" w:color="000000"/>
               <w:left w:val="single" w:sz="2" w:space="0" w:color="000000"/>
@@ -13715,7 +13763,7 @@
         </w:tc>
         <w:tc>
           <w:tcPr>
-            <w:tcW w:w="6363" w:type="dxa"/>
+            <w:tcW w:w="6364" w:type="dxa"/>
             <w:tcBorders>
               <w:top w:val="single" w:sz="2" w:space="0" w:color="000000"/>
               <w:left w:val="single" w:sz="2" w:space="0" w:color="000000"/>
@@ -13746,7 +13794,7 @@
         <w:trPr/>
         <w:tc>
           <w:tcPr>
-            <w:tcW w:w="3283" w:type="dxa"/>
+            <w:tcW w:w="3282" w:type="dxa"/>
             <w:tcBorders>
               <w:left w:val="single" w:sz="2" w:space="0" w:color="000000"/>
               <w:bottom w:val="single" w:sz="2" w:space="0" w:color="000000"/>
@@ -13781,7 +13829,7 @@
         </w:tc>
         <w:tc>
           <w:tcPr>
-            <w:tcW w:w="6363" w:type="dxa"/>
+            <w:tcW w:w="6364" w:type="dxa"/>
             <w:tcBorders>
               <w:left w:val="single" w:sz="2" w:space="0" w:color="000000"/>
               <w:bottom w:val="single" w:sz="2" w:space="0" w:color="000000"/>
@@ -13809,7 +13857,7 @@
         <w:trPr/>
         <w:tc>
           <w:tcPr>
-            <w:tcW w:w="3283" w:type="dxa"/>
+            <w:tcW w:w="3282" w:type="dxa"/>
             <w:tcBorders>
               <w:left w:val="single" w:sz="2" w:space="0" w:color="000000"/>
               <w:bottom w:val="single" w:sz="2" w:space="0" w:color="000000"/>
@@ -13833,7 +13881,7 @@
         </w:tc>
         <w:tc>
           <w:tcPr>
-            <w:tcW w:w="6363" w:type="dxa"/>
+            <w:tcW w:w="6364" w:type="dxa"/>
             <w:tcBorders>
               <w:left w:val="single" w:sz="2" w:space="0" w:color="000000"/>
               <w:bottom w:val="single" w:sz="2" w:space="0" w:color="000000"/>
@@ -13861,7 +13909,7 @@
         <w:trPr/>
         <w:tc>
           <w:tcPr>
-            <w:tcW w:w="3283" w:type="dxa"/>
+            <w:tcW w:w="3282" w:type="dxa"/>
             <w:tcBorders>
               <w:left w:val="single" w:sz="2" w:space="0" w:color="000000"/>
               <w:bottom w:val="single" w:sz="2" w:space="0" w:color="000000"/>
@@ -13885,7 +13933,7 @@
         </w:tc>
         <w:tc>
           <w:tcPr>
-            <w:tcW w:w="6363" w:type="dxa"/>
+            <w:tcW w:w="6364" w:type="dxa"/>
             <w:tcBorders>
               <w:left w:val="single" w:sz="2" w:space="0" w:color="000000"/>
               <w:bottom w:val="single" w:sz="2" w:space="0" w:color="000000"/>
@@ -13913,7 +13961,7 @@
         <w:trPr/>
         <w:tc>
           <w:tcPr>
-            <w:tcW w:w="3283" w:type="dxa"/>
+            <w:tcW w:w="3282" w:type="dxa"/>
             <w:tcBorders>
               <w:left w:val="single" w:sz="2" w:space="0" w:color="000000"/>
               <w:bottom w:val="single" w:sz="2" w:space="0" w:color="000000"/>
@@ -13937,7 +13985,7 @@
         </w:tc>
         <w:tc>
           <w:tcPr>
-            <w:tcW w:w="6363" w:type="dxa"/>
+            <w:tcW w:w="6364" w:type="dxa"/>
             <w:tcBorders>
               <w:left w:val="single" w:sz="2" w:space="0" w:color="000000"/>
               <w:bottom w:val="single" w:sz="2" w:space="0" w:color="000000"/>
@@ -13965,7 +14013,7 @@
         <w:trPr/>
         <w:tc>
           <w:tcPr>
-            <w:tcW w:w="3283" w:type="dxa"/>
+            <w:tcW w:w="3282" w:type="dxa"/>
             <w:tcBorders>
               <w:left w:val="single" w:sz="2" w:space="0" w:color="000000"/>
               <w:bottom w:val="single" w:sz="2" w:space="0" w:color="000000"/>
@@ -13990,7 +14038,7 @@
         </w:tc>
         <w:tc>
           <w:tcPr>
-            <w:tcW w:w="6363" w:type="dxa"/>
+            <w:tcW w:w="6364" w:type="dxa"/>
             <w:tcBorders>
               <w:left w:val="single" w:sz="2" w:space="0" w:color="000000"/>
               <w:bottom w:val="single" w:sz="2" w:space="0" w:color="000000"/>
@@ -14018,7 +14066,7 @@
         <w:trPr/>
         <w:tc>
           <w:tcPr>
-            <w:tcW w:w="3283" w:type="dxa"/>
+            <w:tcW w:w="3282" w:type="dxa"/>
             <w:tcBorders>
               <w:left w:val="single" w:sz="2" w:space="0" w:color="000000"/>
               <w:bottom w:val="single" w:sz="2" w:space="0" w:color="000000"/>
@@ -14047,7 +14095,7 @@
         </w:tc>
         <w:tc>
           <w:tcPr>
-            <w:tcW w:w="6363" w:type="dxa"/>
+            <w:tcW w:w="6364" w:type="dxa"/>
             <w:tcBorders>
               <w:left w:val="single" w:sz="2" w:space="0" w:color="000000"/>
               <w:bottom w:val="single" w:sz="2" w:space="0" w:color="000000"/>
@@ -14077,7 +14125,7 @@
         <w:trPr/>
         <w:tc>
           <w:tcPr>
-            <w:tcW w:w="3283" w:type="dxa"/>
+            <w:tcW w:w="3282" w:type="dxa"/>
             <w:tcBorders>
               <w:left w:val="single" w:sz="2" w:space="0" w:color="000000"/>
             </w:tcBorders>
@@ -14105,7 +14153,7 @@
         </w:tc>
         <w:tc>
           <w:tcPr>
-            <w:tcW w:w="6363" w:type="dxa"/>
+            <w:tcW w:w="6364" w:type="dxa"/>
             <w:tcBorders>
               <w:left w:val="single" w:sz="2" w:space="0" w:color="000000"/>
               <w:right w:val="single" w:sz="2" w:space="0" w:color="000000"/>
@@ -14134,7 +14182,7 @@
         <w:trPr/>
         <w:tc>
           <w:tcPr>
-            <w:tcW w:w="3283" w:type="dxa"/>
+            <w:tcW w:w="3282" w:type="dxa"/>
             <w:tcBorders>
               <w:left w:val="single" w:sz="2" w:space="0" w:color="000000"/>
             </w:tcBorders>
@@ -14160,7 +14208,7 @@
         </w:tc>
         <w:tc>
           <w:tcPr>
-            <w:tcW w:w="6363" w:type="dxa"/>
+            <w:tcW w:w="6364" w:type="dxa"/>
             <w:tcBorders>
               <w:left w:val="single" w:sz="2" w:space="0" w:color="000000"/>
               <w:right w:val="single" w:sz="2" w:space="0" w:color="000000"/>
@@ -14189,7 +14237,7 @@
         <w:trPr/>
         <w:tc>
           <w:tcPr>
-            <w:tcW w:w="3283" w:type="dxa"/>
+            <w:tcW w:w="3282" w:type="dxa"/>
             <w:tcBorders>
               <w:left w:val="single" w:sz="2" w:space="0" w:color="000000"/>
               <w:bottom w:val="single" w:sz="2" w:space="0" w:color="000000"/>
@@ -14215,7 +14263,7 @@
         </w:tc>
         <w:tc>
           <w:tcPr>
-            <w:tcW w:w="6363" w:type="dxa"/>
+            <w:tcW w:w="6364" w:type="dxa"/>
             <w:tcBorders>
               <w:left w:val="single" w:sz="2" w:space="0" w:color="000000"/>
               <w:bottom w:val="single" w:sz="2" w:space="0" w:color="000000"/>
@@ -14706,14 +14754,14 @@
         </w:tblCellMar>
       </w:tblPr>
       <w:tblGrid>
-        <w:gridCol w:w="3400"/>
-        <w:gridCol w:w="6246"/>
+        <w:gridCol w:w="3399"/>
+        <w:gridCol w:w="6247"/>
       </w:tblGrid>
       <w:tr>
         <w:trPr/>
         <w:tc>
           <w:tcPr>
-            <w:tcW w:w="3400" w:type="dxa"/>
+            <w:tcW w:w="3399" w:type="dxa"/>
             <w:tcBorders>
               <w:top w:val="single" w:sz="2" w:space="0" w:color="000000"/>
               <w:left w:val="single" w:sz="2" w:space="0" w:color="000000"/>
@@ -14740,7 +14788,7 @@
         </w:tc>
         <w:tc>
           <w:tcPr>
-            <w:tcW w:w="6246" w:type="dxa"/>
+            <w:tcW w:w="6247" w:type="dxa"/>
             <w:tcBorders>
               <w:top w:val="single" w:sz="2" w:space="0" w:color="000000"/>
               <w:left w:val="single" w:sz="2" w:space="0" w:color="000000"/>
@@ -14771,7 +14819,7 @@
         <w:trPr/>
         <w:tc>
           <w:tcPr>
-            <w:tcW w:w="3400" w:type="dxa"/>
+            <w:tcW w:w="3399" w:type="dxa"/>
             <w:tcBorders>
               <w:left w:val="single" w:sz="2" w:space="0" w:color="000000"/>
               <w:bottom w:val="single" w:sz="2" w:space="0" w:color="000000"/>
@@ -14795,7 +14843,7 @@
         </w:tc>
         <w:tc>
           <w:tcPr>
-            <w:tcW w:w="6246" w:type="dxa"/>
+            <w:tcW w:w="6247" w:type="dxa"/>
             <w:tcBorders>
               <w:left w:val="single" w:sz="2" w:space="0" w:color="000000"/>
               <w:bottom w:val="single" w:sz="2" w:space="0" w:color="000000"/>
@@ -14823,7 +14871,7 @@
         <w:trPr/>
         <w:tc>
           <w:tcPr>
-            <w:tcW w:w="3400" w:type="dxa"/>
+            <w:tcW w:w="3399" w:type="dxa"/>
             <w:tcBorders>
               <w:left w:val="single" w:sz="2" w:space="0" w:color="000000"/>
               <w:bottom w:val="single" w:sz="2" w:space="0" w:color="000000"/>
@@ -14847,7 +14895,7 @@
         </w:tc>
         <w:tc>
           <w:tcPr>
-            <w:tcW w:w="6246" w:type="dxa"/>
+            <w:tcW w:w="6247" w:type="dxa"/>
             <w:tcBorders>
               <w:left w:val="single" w:sz="2" w:space="0" w:color="000000"/>
               <w:bottom w:val="single" w:sz="2" w:space="0" w:color="000000"/>
@@ -14875,7 +14923,7 @@
         <w:trPr/>
         <w:tc>
           <w:tcPr>
-            <w:tcW w:w="3400" w:type="dxa"/>
+            <w:tcW w:w="3399" w:type="dxa"/>
             <w:tcBorders>
               <w:left w:val="single" w:sz="2" w:space="0" w:color="000000"/>
               <w:bottom w:val="single" w:sz="2" w:space="0" w:color="000000"/>
@@ -14900,7 +14948,7 @@
         </w:tc>
         <w:tc>
           <w:tcPr>
-            <w:tcW w:w="6246" w:type="dxa"/>
+            <w:tcW w:w="6247" w:type="dxa"/>
             <w:tcBorders>
               <w:left w:val="single" w:sz="2" w:space="0" w:color="000000"/>
               <w:bottom w:val="single" w:sz="2" w:space="0" w:color="000000"/>
@@ -14930,7 +14978,7 @@
         <w:trPr/>
         <w:tc>
           <w:tcPr>
-            <w:tcW w:w="3400" w:type="dxa"/>
+            <w:tcW w:w="3399" w:type="dxa"/>
             <w:tcBorders>
               <w:left w:val="single" w:sz="2" w:space="0" w:color="000000"/>
               <w:bottom w:val="single" w:sz="2" w:space="0" w:color="000000"/>
@@ -14956,7 +15004,7 @@
         </w:tc>
         <w:tc>
           <w:tcPr>
-            <w:tcW w:w="6246" w:type="dxa"/>
+            <w:tcW w:w="6247" w:type="dxa"/>
             <w:tcBorders>
               <w:left w:val="single" w:sz="2" w:space="0" w:color="000000"/>
               <w:bottom w:val="single" w:sz="2" w:space="0" w:color="000000"/>
@@ -14986,7 +15034,7 @@
         <w:trPr/>
         <w:tc>
           <w:tcPr>
-            <w:tcW w:w="3400" w:type="dxa"/>
+            <w:tcW w:w="3399" w:type="dxa"/>
             <w:tcBorders>
               <w:left w:val="single" w:sz="2" w:space="0" w:color="000000"/>
               <w:bottom w:val="single" w:sz="2" w:space="0" w:color="000000"/>
@@ -15010,7 +15058,7 @@
         </w:tc>
         <w:tc>
           <w:tcPr>
-            <w:tcW w:w="6246" w:type="dxa"/>
+            <w:tcW w:w="6247" w:type="dxa"/>
             <w:tcBorders>
               <w:left w:val="single" w:sz="2" w:space="0" w:color="000000"/>
               <w:bottom w:val="single" w:sz="2" w:space="0" w:color="000000"/>
@@ -15038,7 +15086,7 @@
         <w:trPr/>
         <w:tc>
           <w:tcPr>
-            <w:tcW w:w="3400" w:type="dxa"/>
+            <w:tcW w:w="3399" w:type="dxa"/>
             <w:tcBorders>
               <w:left w:val="single" w:sz="2" w:space="0" w:color="000000"/>
               <w:bottom w:val="single" w:sz="2" w:space="0" w:color="000000"/>
@@ -15062,7 +15110,7 @@
         </w:tc>
         <w:tc>
           <w:tcPr>
-            <w:tcW w:w="6246" w:type="dxa"/>
+            <w:tcW w:w="6247" w:type="dxa"/>
             <w:tcBorders>
               <w:left w:val="single" w:sz="2" w:space="0" w:color="000000"/>
               <w:bottom w:val="single" w:sz="2" w:space="0" w:color="000000"/>
@@ -15088,7 +15136,7 @@
         <w:trPr/>
         <w:tc>
           <w:tcPr>
-            <w:tcW w:w="3400" w:type="dxa"/>
+            <w:tcW w:w="3399" w:type="dxa"/>
             <w:tcBorders>
               <w:left w:val="single" w:sz="2" w:space="0" w:color="000000"/>
               <w:bottom w:val="single" w:sz="2" w:space="0" w:color="000000"/>
@@ -15112,7 +15160,7 @@
         </w:tc>
         <w:tc>
           <w:tcPr>
-            <w:tcW w:w="6246" w:type="dxa"/>
+            <w:tcW w:w="6247" w:type="dxa"/>
             <w:tcBorders>
               <w:left w:val="single" w:sz="2" w:space="0" w:color="000000"/>
               <w:bottom w:val="single" w:sz="2" w:space="0" w:color="000000"/>
@@ -15151,7 +15199,7 @@
         <w:trPr/>
         <w:tc>
           <w:tcPr>
-            <w:tcW w:w="3400" w:type="dxa"/>
+            <w:tcW w:w="3399" w:type="dxa"/>
             <w:tcBorders>
               <w:left w:val="single" w:sz="2" w:space="0" w:color="000000"/>
               <w:bottom w:val="single" w:sz="2" w:space="0" w:color="000000"/>
@@ -15175,7 +15223,7 @@
         </w:tc>
         <w:tc>
           <w:tcPr>
-            <w:tcW w:w="6246" w:type="dxa"/>
+            <w:tcW w:w="6247" w:type="dxa"/>
             <w:tcBorders>
               <w:left w:val="single" w:sz="2" w:space="0" w:color="000000"/>
               <w:bottom w:val="single" w:sz="2" w:space="0" w:color="000000"/>
@@ -15214,7 +15262,7 @@
         <w:trPr/>
         <w:tc>
           <w:tcPr>
-            <w:tcW w:w="3400" w:type="dxa"/>
+            <w:tcW w:w="3399" w:type="dxa"/>
             <w:tcBorders>
               <w:left w:val="single" w:sz="2" w:space="0" w:color="000000"/>
               <w:bottom w:val="single" w:sz="2" w:space="0" w:color="000000"/>
@@ -15240,7 +15288,7 @@
         </w:tc>
         <w:tc>
           <w:tcPr>
-            <w:tcW w:w="6246" w:type="dxa"/>
+            <w:tcW w:w="6247" w:type="dxa"/>
             <w:tcBorders>
               <w:left w:val="single" w:sz="2" w:space="0" w:color="000000"/>
               <w:bottom w:val="single" w:sz="2" w:space="0" w:color="000000"/>
@@ -15270,7 +15318,7 @@
         <w:trPr/>
         <w:tc>
           <w:tcPr>
-            <w:tcW w:w="3400" w:type="dxa"/>
+            <w:tcW w:w="3399" w:type="dxa"/>
             <w:tcBorders>
               <w:left w:val="single" w:sz="2" w:space="0" w:color="000000"/>
               <w:bottom w:val="single" w:sz="2" w:space="0" w:color="000000"/>
@@ -15296,7 +15344,7 @@
         </w:tc>
         <w:tc>
           <w:tcPr>
-            <w:tcW w:w="6246" w:type="dxa"/>
+            <w:tcW w:w="6247" w:type="dxa"/>
             <w:tcBorders>
               <w:left w:val="single" w:sz="2" w:space="0" w:color="000000"/>
               <w:bottom w:val="single" w:sz="2" w:space="0" w:color="000000"/>
@@ -15326,7 +15374,7 @@
         <w:trPr/>
         <w:tc>
           <w:tcPr>
-            <w:tcW w:w="3400" w:type="dxa"/>
+            <w:tcW w:w="3399" w:type="dxa"/>
             <w:tcBorders>
               <w:left w:val="single" w:sz="2" w:space="0" w:color="000000"/>
               <w:bottom w:val="single" w:sz="2" w:space="0" w:color="000000"/>
@@ -15352,7 +15400,7 @@
         </w:tc>
         <w:tc>
           <w:tcPr>
-            <w:tcW w:w="6246" w:type="dxa"/>
+            <w:tcW w:w="6247" w:type="dxa"/>
             <w:tcBorders>
               <w:left w:val="single" w:sz="2" w:space="0" w:color="000000"/>
               <w:bottom w:val="single" w:sz="2" w:space="0" w:color="000000"/>
@@ -15382,7 +15430,7 @@
         <w:trPr/>
         <w:tc>
           <w:tcPr>
-            <w:tcW w:w="3400" w:type="dxa"/>
+            <w:tcW w:w="3399" w:type="dxa"/>
             <w:tcBorders>
               <w:left w:val="single" w:sz="2" w:space="0" w:color="000000"/>
               <w:bottom w:val="single" w:sz="2" w:space="0" w:color="000000"/>
@@ -15408,7 +15456,7 @@
         </w:tc>
         <w:tc>
           <w:tcPr>
-            <w:tcW w:w="6246" w:type="dxa"/>
+            <w:tcW w:w="6247" w:type="dxa"/>
             <w:tcBorders>
               <w:left w:val="single" w:sz="2" w:space="0" w:color="000000"/>
               <w:bottom w:val="single" w:sz="2" w:space="0" w:color="000000"/>
@@ -15438,7 +15486,7 @@
         <w:trPr/>
         <w:tc>
           <w:tcPr>
-            <w:tcW w:w="3400" w:type="dxa"/>
+            <w:tcW w:w="3399" w:type="dxa"/>
             <w:tcBorders>
               <w:left w:val="single" w:sz="2" w:space="0" w:color="000000"/>
               <w:bottom w:val="single" w:sz="2" w:space="0" w:color="000000"/>
@@ -15462,7 +15510,7 @@
         </w:tc>
         <w:tc>
           <w:tcPr>
-            <w:tcW w:w="6246" w:type="dxa"/>
+            <w:tcW w:w="6247" w:type="dxa"/>
             <w:tcBorders>
               <w:left w:val="single" w:sz="2" w:space="0" w:color="000000"/>
               <w:bottom w:val="single" w:sz="2" w:space="0" w:color="000000"/>
@@ -15490,7 +15538,7 @@
         <w:trPr/>
         <w:tc>
           <w:tcPr>
-            <w:tcW w:w="3400" w:type="dxa"/>
+            <w:tcW w:w="3399" w:type="dxa"/>
             <w:tcBorders>
               <w:left w:val="single" w:sz="2" w:space="0" w:color="000000"/>
               <w:bottom w:val="single" w:sz="2" w:space="0" w:color="000000"/>
@@ -15525,7 +15573,7 @@
         </w:tc>
         <w:tc>
           <w:tcPr>
-            <w:tcW w:w="6246" w:type="dxa"/>
+            <w:tcW w:w="6247" w:type="dxa"/>
             <w:tcBorders>
               <w:left w:val="single" w:sz="2" w:space="0" w:color="000000"/>
               <w:bottom w:val="single" w:sz="2" w:space="0" w:color="000000"/>
@@ -15553,7 +15601,7 @@
         <w:trPr/>
         <w:tc>
           <w:tcPr>
-            <w:tcW w:w="3400" w:type="dxa"/>
+            <w:tcW w:w="3399" w:type="dxa"/>
             <w:tcBorders>
               <w:left w:val="single" w:sz="2" w:space="0" w:color="000000"/>
               <w:bottom w:val="single" w:sz="2" w:space="0" w:color="000000"/>
@@ -15588,7 +15636,7 @@
         </w:tc>
         <w:tc>
           <w:tcPr>
-            <w:tcW w:w="6246" w:type="dxa"/>
+            <w:tcW w:w="6247" w:type="dxa"/>
             <w:tcBorders>
               <w:left w:val="single" w:sz="2" w:space="0" w:color="000000"/>
               <w:bottom w:val="single" w:sz="2" w:space="0" w:color="000000"/>
@@ -15614,7 +15662,7 @@
         <w:trPr/>
         <w:tc>
           <w:tcPr>
-            <w:tcW w:w="3400" w:type="dxa"/>
+            <w:tcW w:w="3399" w:type="dxa"/>
             <w:tcBorders>
               <w:left w:val="single" w:sz="2" w:space="0" w:color="000000"/>
               <w:bottom w:val="single" w:sz="2" w:space="0" w:color="000000"/>
@@ -15638,7 +15686,7 @@
         </w:tc>
         <w:tc>
           <w:tcPr>
-            <w:tcW w:w="6246" w:type="dxa"/>
+            <w:tcW w:w="6247" w:type="dxa"/>
             <w:tcBorders>
               <w:left w:val="single" w:sz="2" w:space="0" w:color="000000"/>
               <w:bottom w:val="single" w:sz="2" w:space="0" w:color="000000"/>
@@ -15666,7 +15714,7 @@
         <w:trPr/>
         <w:tc>
           <w:tcPr>
-            <w:tcW w:w="3400" w:type="dxa"/>
+            <w:tcW w:w="3399" w:type="dxa"/>
             <w:tcBorders>
               <w:left w:val="single" w:sz="2" w:space="0" w:color="000000"/>
               <w:bottom w:val="single" w:sz="2" w:space="0" w:color="000000"/>
@@ -15690,7 +15738,7 @@
         </w:tc>
         <w:tc>
           <w:tcPr>
-            <w:tcW w:w="6246" w:type="dxa"/>
+            <w:tcW w:w="6247" w:type="dxa"/>
             <w:tcBorders>
               <w:left w:val="single" w:sz="2" w:space="0" w:color="000000"/>
               <w:bottom w:val="single" w:sz="2" w:space="0" w:color="000000"/>
@@ -15718,7 +15766,7 @@
         <w:trPr/>
         <w:tc>
           <w:tcPr>
-            <w:tcW w:w="3400" w:type="dxa"/>
+            <w:tcW w:w="3399" w:type="dxa"/>
             <w:tcBorders>
               <w:left w:val="single" w:sz="2" w:space="0" w:color="000000"/>
               <w:bottom w:val="single" w:sz="2" w:space="0" w:color="000000"/>
@@ -15742,7 +15790,7 @@
         </w:tc>
         <w:tc>
           <w:tcPr>
-            <w:tcW w:w="6246" w:type="dxa"/>
+            <w:tcW w:w="6247" w:type="dxa"/>
             <w:tcBorders>
               <w:left w:val="single" w:sz="2" w:space="0" w:color="000000"/>
               <w:bottom w:val="single" w:sz="2" w:space="0" w:color="000000"/>
@@ -15768,7 +15816,7 @@
         <w:trPr/>
         <w:tc>
           <w:tcPr>
-            <w:tcW w:w="3400" w:type="dxa"/>
+            <w:tcW w:w="3399" w:type="dxa"/>
             <w:tcBorders>
               <w:left w:val="single" w:sz="2" w:space="0" w:color="000000"/>
               <w:bottom w:val="single" w:sz="2" w:space="0" w:color="000000"/>
@@ -15792,7 +15840,7 @@
         </w:tc>
         <w:tc>
           <w:tcPr>
-            <w:tcW w:w="6246" w:type="dxa"/>
+            <w:tcW w:w="6247" w:type="dxa"/>
             <w:tcBorders>
               <w:left w:val="single" w:sz="2" w:space="0" w:color="000000"/>
               <w:bottom w:val="single" w:sz="2" w:space="0" w:color="000000"/>
@@ -15820,7 +15868,7 @@
         <w:trPr/>
         <w:tc>
           <w:tcPr>
-            <w:tcW w:w="3400" w:type="dxa"/>
+            <w:tcW w:w="3399" w:type="dxa"/>
             <w:tcBorders>
               <w:left w:val="single" w:sz="2" w:space="0" w:color="000000"/>
               <w:bottom w:val="single" w:sz="2" w:space="0" w:color="000000"/>
@@ -15844,7 +15892,7 @@
         </w:tc>
         <w:tc>
           <w:tcPr>
-            <w:tcW w:w="6246" w:type="dxa"/>
+            <w:tcW w:w="6247" w:type="dxa"/>
             <w:tcBorders>
               <w:left w:val="single" w:sz="2" w:space="0" w:color="000000"/>
               <w:bottom w:val="single" w:sz="2" w:space="0" w:color="000000"/>
@@ -15872,7 +15920,7 @@
         <w:trPr/>
         <w:tc>
           <w:tcPr>
-            <w:tcW w:w="3400" w:type="dxa"/>
+            <w:tcW w:w="3399" w:type="dxa"/>
             <w:tcBorders>
               <w:left w:val="single" w:sz="2" w:space="0" w:color="000000"/>
               <w:bottom w:val="single" w:sz="2" w:space="0" w:color="000000"/>
@@ -15895,7 +15943,7 @@
         </w:tc>
         <w:tc>
           <w:tcPr>
-            <w:tcW w:w="6246" w:type="dxa"/>
+            <w:tcW w:w="6247" w:type="dxa"/>
             <w:tcBorders>
               <w:left w:val="single" w:sz="2" w:space="0" w:color="000000"/>
               <w:bottom w:val="single" w:sz="2" w:space="0" w:color="000000"/>
@@ -15925,7 +15973,7 @@
         <w:trPr/>
         <w:tc>
           <w:tcPr>
-            <w:tcW w:w="3400" w:type="dxa"/>
+            <w:tcW w:w="3399" w:type="dxa"/>
             <w:tcBorders>
               <w:left w:val="single" w:sz="2" w:space="0" w:color="000000"/>
               <w:bottom w:val="single" w:sz="2" w:space="0" w:color="000000"/>
@@ -15951,7 +15999,7 @@
         </w:tc>
         <w:tc>
           <w:tcPr>
-            <w:tcW w:w="6246" w:type="dxa"/>
+            <w:tcW w:w="6247" w:type="dxa"/>
             <w:tcBorders>
               <w:left w:val="single" w:sz="2" w:space="0" w:color="000000"/>
               <w:bottom w:val="single" w:sz="2" w:space="0" w:color="000000"/>
@@ -16023,14 +16071,14 @@
         </w:tblCellMar>
       </w:tblPr>
       <w:tblGrid>
-        <w:gridCol w:w="2878"/>
-        <w:gridCol w:w="6768"/>
+        <w:gridCol w:w="2877"/>
+        <w:gridCol w:w="6769"/>
       </w:tblGrid>
       <w:tr>
         <w:trPr/>
         <w:tc>
           <w:tcPr>
-            <w:tcW w:w="2878" w:type="dxa"/>
+            <w:tcW w:w="2877" w:type="dxa"/>
             <w:tcBorders>
               <w:top w:val="single" w:sz="2" w:space="0" w:color="000000"/>
               <w:left w:val="single" w:sz="2" w:space="0" w:color="000000"/>
@@ -16057,7 +16105,7 @@
         </w:tc>
         <w:tc>
           <w:tcPr>
-            <w:tcW w:w="6768" w:type="dxa"/>
+            <w:tcW w:w="6769" w:type="dxa"/>
             <w:tcBorders>
               <w:top w:val="single" w:sz="2" w:space="0" w:color="000000"/>
               <w:left w:val="single" w:sz="2" w:space="0" w:color="000000"/>
@@ -16088,7 +16136,7 @@
         <w:trPr/>
         <w:tc>
           <w:tcPr>
-            <w:tcW w:w="2878" w:type="dxa"/>
+            <w:tcW w:w="2877" w:type="dxa"/>
             <w:tcBorders>
               <w:left w:val="single" w:sz="2" w:space="0" w:color="000000"/>
               <w:bottom w:val="single" w:sz="2" w:space="0" w:color="000000"/>
@@ -16114,7 +16162,7 @@
         </w:tc>
         <w:tc>
           <w:tcPr>
-            <w:tcW w:w="6768" w:type="dxa"/>
+            <w:tcW w:w="6769" w:type="dxa"/>
             <w:tcBorders>
               <w:left w:val="single" w:sz="2" w:space="0" w:color="000000"/>
               <w:bottom w:val="single" w:sz="2" w:space="0" w:color="000000"/>
@@ -16153,7 +16201,7 @@
         <w:trPr/>
         <w:tc>
           <w:tcPr>
-            <w:tcW w:w="2878" w:type="dxa"/>
+            <w:tcW w:w="2877" w:type="dxa"/>
             <w:tcBorders>
               <w:left w:val="single" w:sz="2" w:space="0" w:color="000000"/>
               <w:bottom w:val="single" w:sz="2" w:space="0" w:color="000000"/>
@@ -16179,7 +16227,7 @@
         </w:tc>
         <w:tc>
           <w:tcPr>
-            <w:tcW w:w="6768" w:type="dxa"/>
+            <w:tcW w:w="6769" w:type="dxa"/>
             <w:tcBorders>
               <w:left w:val="single" w:sz="2" w:space="0" w:color="000000"/>
               <w:bottom w:val="single" w:sz="2" w:space="0" w:color="000000"/>
@@ -16218,7 +16266,7 @@
         <w:trPr/>
         <w:tc>
           <w:tcPr>
-            <w:tcW w:w="2878" w:type="dxa"/>
+            <w:tcW w:w="2877" w:type="dxa"/>
             <w:tcBorders>
               <w:left w:val="single" w:sz="2" w:space="0" w:color="000000"/>
               <w:bottom w:val="single" w:sz="2" w:space="0" w:color="000000"/>
@@ -16244,7 +16292,7 @@
         </w:tc>
         <w:tc>
           <w:tcPr>
-            <w:tcW w:w="6768" w:type="dxa"/>
+            <w:tcW w:w="6769" w:type="dxa"/>
             <w:tcBorders>
               <w:left w:val="single" w:sz="2" w:space="0" w:color="000000"/>
               <w:bottom w:val="single" w:sz="2" w:space="0" w:color="000000"/>
@@ -16283,7 +16331,7 @@
         <w:trPr/>
         <w:tc>
           <w:tcPr>
-            <w:tcW w:w="2878" w:type="dxa"/>
+            <w:tcW w:w="2877" w:type="dxa"/>
             <w:tcBorders>
               <w:left w:val="single" w:sz="2" w:space="0" w:color="000000"/>
               <w:bottom w:val="single" w:sz="2" w:space="0" w:color="000000"/>
@@ -16306,7 +16354,7 @@
         </w:tc>
         <w:tc>
           <w:tcPr>
-            <w:tcW w:w="6768" w:type="dxa"/>
+            <w:tcW w:w="6769" w:type="dxa"/>
             <w:tcBorders>
               <w:left w:val="single" w:sz="2" w:space="0" w:color="000000"/>
               <w:bottom w:val="single" w:sz="2" w:space="0" w:color="000000"/>
@@ -16358,7 +16406,7 @@
         <w:trPr/>
         <w:tc>
           <w:tcPr>
-            <w:tcW w:w="2878" w:type="dxa"/>
+            <w:tcW w:w="2877" w:type="dxa"/>
             <w:tcBorders>
               <w:left w:val="single" w:sz="2" w:space="0" w:color="000000"/>
               <w:bottom w:val="single" w:sz="2" w:space="0" w:color="000000"/>
@@ -16384,7 +16432,7 @@
         </w:tc>
         <w:tc>
           <w:tcPr>
-            <w:tcW w:w="6768" w:type="dxa"/>
+            <w:tcW w:w="6769" w:type="dxa"/>
             <w:tcBorders>
               <w:left w:val="single" w:sz="2" w:space="0" w:color="000000"/>
               <w:bottom w:val="single" w:sz="2" w:space="0" w:color="000000"/>
@@ -16423,7 +16471,7 @@
         <w:trPr/>
         <w:tc>
           <w:tcPr>
-            <w:tcW w:w="2878" w:type="dxa"/>
+            <w:tcW w:w="2877" w:type="dxa"/>
             <w:tcBorders>
               <w:left w:val="single" w:sz="2" w:space="0" w:color="000000"/>
               <w:bottom w:val="single" w:sz="2" w:space="0" w:color="000000"/>
@@ -16460,7 +16508,7 @@
         </w:tc>
         <w:tc>
           <w:tcPr>
-            <w:tcW w:w="6768" w:type="dxa"/>
+            <w:tcW w:w="6769" w:type="dxa"/>
             <w:tcBorders>
               <w:left w:val="single" w:sz="2" w:space="0" w:color="000000"/>
               <w:bottom w:val="single" w:sz="2" w:space="0" w:color="000000"/>
@@ -16499,7 +16547,7 @@
         <w:trPr/>
         <w:tc>
           <w:tcPr>
-            <w:tcW w:w="2878" w:type="dxa"/>
+            <w:tcW w:w="2877" w:type="dxa"/>
             <w:tcBorders>
               <w:left w:val="single" w:sz="2" w:space="0" w:color="000000"/>
               <w:bottom w:val="single" w:sz="2" w:space="0" w:color="000000"/>
@@ -16536,7 +16584,7 @@
         </w:tc>
         <w:tc>
           <w:tcPr>
-            <w:tcW w:w="6768" w:type="dxa"/>
+            <w:tcW w:w="6769" w:type="dxa"/>
             <w:tcBorders>
               <w:left w:val="single" w:sz="2" w:space="0" w:color="000000"/>
               <w:bottom w:val="single" w:sz="2" w:space="0" w:color="000000"/>
@@ -16575,7 +16623,7 @@
         <w:trPr/>
         <w:tc>
           <w:tcPr>
-            <w:tcW w:w="2878" w:type="dxa"/>
+            <w:tcW w:w="2877" w:type="dxa"/>
             <w:tcBorders>
               <w:left w:val="single" w:sz="2" w:space="0" w:color="000000"/>
               <w:bottom w:val="single" w:sz="2" w:space="0" w:color="000000"/>
@@ -16599,7 +16647,7 @@
         </w:tc>
         <w:tc>
           <w:tcPr>
-            <w:tcW w:w="6768" w:type="dxa"/>
+            <w:tcW w:w="6769" w:type="dxa"/>
             <w:tcBorders>
               <w:left w:val="single" w:sz="2" w:space="0" w:color="000000"/>
               <w:bottom w:val="single" w:sz="2" w:space="0" w:color="000000"/>
@@ -16627,7 +16675,7 @@
         <w:trPr/>
         <w:tc>
           <w:tcPr>
-            <w:tcW w:w="2878" w:type="dxa"/>
+            <w:tcW w:w="2877" w:type="dxa"/>
             <w:tcBorders>
               <w:left w:val="single" w:sz="2" w:space="0" w:color="000000"/>
               <w:bottom w:val="single" w:sz="2" w:space="0" w:color="000000"/>
@@ -16650,7 +16698,7 @@
         </w:tc>
         <w:tc>
           <w:tcPr>
-            <w:tcW w:w="6768" w:type="dxa"/>
+            <w:tcW w:w="6769" w:type="dxa"/>
             <w:tcBorders>
               <w:left w:val="single" w:sz="2" w:space="0" w:color="000000"/>
               <w:bottom w:val="single" w:sz="2" w:space="0" w:color="000000"/>
@@ -16678,7 +16726,7 @@
         <w:trPr/>
         <w:tc>
           <w:tcPr>
-            <w:tcW w:w="2878" w:type="dxa"/>
+            <w:tcW w:w="2877" w:type="dxa"/>
             <w:tcBorders>
               <w:left w:val="single" w:sz="2" w:space="0" w:color="000000"/>
             </w:tcBorders>
@@ -16703,7 +16751,7 @@
         </w:tc>
         <w:tc>
           <w:tcPr>
-            <w:tcW w:w="6768" w:type="dxa"/>
+            <w:tcW w:w="6769" w:type="dxa"/>
             <w:tcBorders>
               <w:left w:val="single" w:sz="2" w:space="0" w:color="000000"/>
               <w:right w:val="single" w:sz="2" w:space="0" w:color="000000"/>
@@ -16730,7 +16778,7 @@
         <w:trPr/>
         <w:tc>
           <w:tcPr>
-            <w:tcW w:w="2878" w:type="dxa"/>
+            <w:tcW w:w="2877" w:type="dxa"/>
             <w:tcBorders>
               <w:left w:val="single" w:sz="2" w:space="0" w:color="000000"/>
             </w:tcBorders>
@@ -16755,7 +16803,7 @@
         </w:tc>
         <w:tc>
           <w:tcPr>
-            <w:tcW w:w="6768" w:type="dxa"/>
+            <w:tcW w:w="6769" w:type="dxa"/>
             <w:tcBorders>
               <w:left w:val="single" w:sz="2" w:space="0" w:color="000000"/>
               <w:right w:val="single" w:sz="2" w:space="0" w:color="000000"/>
@@ -16780,7 +16828,7 @@
         <w:trPr/>
         <w:tc>
           <w:tcPr>
-            <w:tcW w:w="2878" w:type="dxa"/>
+            <w:tcW w:w="2877" w:type="dxa"/>
             <w:tcBorders>
               <w:left w:val="single" w:sz="2" w:space="0" w:color="000000"/>
               <w:bottom w:val="single" w:sz="2" w:space="0" w:color="000000"/>
@@ -16806,7 +16854,7 @@
         </w:tc>
         <w:tc>
           <w:tcPr>
-            <w:tcW w:w="6768" w:type="dxa"/>
+            <w:tcW w:w="6769" w:type="dxa"/>
             <w:tcBorders>
               <w:left w:val="single" w:sz="2" w:space="0" w:color="000000"/>
               <w:bottom w:val="single" w:sz="2" w:space="0" w:color="000000"/>
@@ -16864,7 +16912,7 @@
         <w:pStyle w:val="Overskrift1"/>
         <w:numPr>
           <w:ilvl w:val="0"/>
-          <w:numId w:val="3"/>
+          <w:numId w:val="4"/>
         </w:numPr>
         <w:rPr>
           <w:rFonts w:ascii="Verdana" w:hAnsi="Verdana" w:cs="Verdana"/>
@@ -16921,197 +16969,148 @@
           <w:rFonts w:cs="Verdana" w:ascii="Verdana" w:hAnsi="Verdana"/>
           <w:color w:val="C9211E"/>
         </w:rPr>
-        <w:t>"</w:t>
+        <w:t>"Lokalisering" indebærer</w:t>
+      </w:r>
+      <w:r>
+        <w:rPr>
+          <w:rFonts w:cs="Verdana" w:ascii="Verdana" w:hAnsi="Verdana"/>
+        </w:rPr>
+        <w:t xml:space="preserve"> at programmets brugergrænseflade skifter sprog afhængigt </w:t>
+      </w:r>
+      <w:r>
+        <w:rPr>
+          <w:rFonts w:cs="Verdana" w:ascii="Verdana" w:hAnsi="Verdana"/>
+          <w:lang w:val="da-DK"/>
+        </w:rPr>
+        <w:t xml:space="preserve">af, </w:t>
+      </w:r>
+      <w:r>
+        <w:rPr>
+          <w:rFonts w:cs="Verdana" w:ascii="Verdana" w:hAnsi="Verdana"/>
+        </w:rPr>
+        <w:t>hvilket sprog den aktuelle WINDOWS-bruger benytter.</w:t>
+      </w:r>
+    </w:p>
+    <w:p>
+      <w:pPr>
+        <w:pStyle w:val="Brdtekst"/>
+        <w:rPr/>
+      </w:pPr>
+      <w:r>
+        <w:rPr>
+          <w:rFonts w:cs="Verdana" w:ascii="Verdana" w:hAnsi="Verdana"/>
+        </w:rPr>
+        <w:t>Dette er gjort i erkendelse af</w:t>
+      </w:r>
+      <w:r>
+        <w:rPr>
+          <w:rFonts w:cs="Verdana" w:ascii="Verdana" w:hAnsi="Verdana"/>
+          <w:lang w:val="da-DK"/>
+        </w:rPr>
+        <w:t>,</w:t>
+      </w:r>
+      <w:r>
+        <w:rPr>
+          <w:rFonts w:cs="Verdana" w:ascii="Verdana" w:hAnsi="Verdana"/>
+        </w:rPr>
+        <w:t xml:space="preserve"> at det dansksprogede publikum for visse dele af funktionaliteten, specielt punktnode-visningen</w:t>
+      </w:r>
+      <w:r>
+        <w:rPr>
+          <w:rFonts w:cs="Verdana" w:ascii="Verdana" w:hAnsi="Verdana"/>
+          <w:lang w:val="da-DK"/>
+        </w:rPr>
+        <w:t>,</w:t>
+      </w:r>
+      <w:r>
+        <w:rPr>
+          <w:rFonts w:cs="Verdana" w:ascii="Verdana" w:hAnsi="Verdana"/>
+        </w:rPr>
+        <w:t xml:space="preserve"> er meget begrænset.</w:t>
+      </w:r>
+      <w:r>
+        <w:rPr>
+          <w:rFonts w:cs="Verdana" w:ascii="Verdana" w:hAnsi="Verdana"/>
+          <w:lang w:val="da-DK"/>
+        </w:rPr>
+        <w:t xml:space="preserve"> D</w:t>
+      </w:r>
+      <w:r>
+        <w:rPr>
+          <w:rFonts w:cs="Verdana" w:ascii="Verdana" w:hAnsi="Verdana"/>
+        </w:rPr>
+        <w:t xml:space="preserve">en samme funktionalitet kan via lokalisering gøres tilgængeligt for et langt større engelsktalende publikum. </w:t>
+      </w:r>
+    </w:p>
+    <w:p>
+      <w:pPr>
+        <w:pStyle w:val="Brdtekst"/>
+        <w:rPr/>
+      </w:pPr>
+      <w:r>
+        <w:rPr>
+          <w:rFonts w:cs="Verdana" w:ascii="Verdana" w:hAnsi="Verdana"/>
+        </w:rPr>
+        <w:t>Selve programfilen distribueres og installeres altid under det engelske navn</w:t>
+      </w:r>
+      <w:r>
+        <w:rPr>
+          <w:rFonts w:cs="Verdana" w:ascii="Verdana" w:hAnsi="Verdana"/>
+          <w:lang w:val="da-DK"/>
+        </w:rPr>
+        <w:t>:</w:t>
+      </w:r>
+    </w:p>
+    <w:p>
+      <w:pPr>
+        <w:pStyle w:val="Brdtekst"/>
+        <w:rPr>
+          <w:rFonts w:ascii="Verdana" w:hAnsi="Verdana" w:cs="Verdana"/>
+        </w:rPr>
+      </w:pPr>
+      <w:r>
+        <w:rPr>
+          <w:rFonts w:eastAsia="Verdana" w:cs="Verdana" w:ascii="Verdana" w:hAnsi="Verdana"/>
+        </w:rPr>
+        <w:t xml:space="preserve"> </w:t>
+      </w:r>
+      <w:r>
+        <w:rPr>
+          <w:rFonts w:cs="Verdana" w:ascii="Verdana" w:hAnsi="Verdana"/>
+        </w:rPr>
+        <w:t>"IBOS MusicXmlReader.exe"</w:t>
+      </w:r>
+    </w:p>
+    <w:p>
+      <w:pPr>
+        <w:pStyle w:val="Brdtekst"/>
+        <w:rPr/>
+      </w:pPr>
+      <w:r>
+        <w:rPr>
+          <w:rFonts w:cs="Verdana" w:ascii="Verdana" w:hAnsi="Verdana"/>
+        </w:rPr>
+        <w:t>Men alle tekster, som vises i brugergrænsefladen, in</w:t>
+      </w:r>
+      <w:r>
+        <w:rPr>
+          <w:rFonts w:cs="Verdana" w:ascii="Verdana" w:hAnsi="Verdana"/>
+          <w:lang w:val="da-DK"/>
+        </w:rPr>
+        <w:t>k</w:t>
+      </w:r>
+      <w:r>
+        <w:rPr>
+          <w:rFonts w:cs="Verdana" w:ascii="Verdana" w:hAnsi="Verdana"/>
+        </w:rPr>
+        <w:t>lusive  programmets navn er lokaliseret, således at de vises</w:t>
       </w:r>
       <w:r>
         <w:rPr>
           <w:rFonts w:cs="Verdana" w:ascii="Verdana" w:hAnsi="Verdana"/>
           <w:color w:val="C9211E"/>
         </w:rPr>
-        <w:t>Lokalisering" indebærer</w:t>
-      </w:r>
-      <w:r>
-        <w:rPr>
-          <w:rFonts w:cs="Verdana" w:ascii="Verdana" w:hAnsi="Verdana"/>
-        </w:rPr>
-        <w:t xml:space="preserve"> at programmets brugergrænseflade skifter sprog afhængigt </w:t>
-      </w:r>
-      <w:r>
-        <w:rPr>
-          <w:rFonts w:cs="Verdana" w:ascii="Verdana" w:hAnsi="Verdana"/>
-          <w:lang w:val="da-DK"/>
-        </w:rPr>
-        <w:t xml:space="preserve">af, </w:t>
-      </w:r>
-      <w:r>
-        <w:rPr>
-          <w:rFonts w:cs="Verdana" w:ascii="Verdana" w:hAnsi="Verdana"/>
-        </w:rPr>
-        <w:t>hvilket sprog den aktuelle WINDOWS-bruger benytter.</w:t>
-      </w:r>
-    </w:p>
-    <w:p>
-      <w:pPr>
-        <w:pStyle w:val="Brdtekst"/>
-        <w:rPr/>
-      </w:pPr>
-      <w:r>
-        <w:rPr>
-          <w:rFonts w:cs="Verdana" w:ascii="Verdana" w:hAnsi="Verdana"/>
-        </w:rPr>
-        <w:t>Dette er gjort i erkendelse af</w:t>
-      </w:r>
-      <w:r>
-        <w:rPr>
-          <w:rFonts w:cs="Verdana" w:ascii="Verdana" w:hAnsi="Verdana"/>
-          <w:lang w:val="da-DK"/>
-        </w:rPr>
-        <w:t>,</w:t>
-      </w:r>
-      <w:r>
-        <w:rPr>
-          <w:rFonts w:cs="Verdana" w:ascii="Verdana" w:hAnsi="Verdana"/>
-        </w:rPr>
-        <w:t xml:space="preserve"> at det dansksprogede publikum for visse dele af funktionaliteten, specielt punktnode-visningen</w:t>
-      </w:r>
-      <w:r>
-        <w:rPr>
-          <w:rFonts w:cs="Verdana" w:ascii="Verdana" w:hAnsi="Verdana"/>
-          <w:lang w:val="da-DK"/>
-        </w:rPr>
-        <w:t>,</w:t>
-      </w:r>
-      <w:r>
-        <w:rPr>
-          <w:rFonts w:cs="Verdana" w:ascii="Verdana" w:hAnsi="Verdana"/>
-        </w:rPr>
-        <w:t xml:space="preserve"> er meget begrænset.</w:t>
-      </w:r>
-      <w:r>
-        <w:rPr>
-          <w:rFonts w:cs="Verdana" w:ascii="Verdana" w:hAnsi="Verdana"/>
-          <w:lang w:val="da-DK"/>
-        </w:rPr>
-        <w:t xml:space="preserve"> D</w:t>
-      </w:r>
-      <w:r>
-        <w:rPr>
-          <w:rFonts w:cs="Verdana" w:ascii="Verdana" w:hAnsi="Verdana"/>
-        </w:rPr>
-        <w:t xml:space="preserve">en samme funktionalitet kan via lokalisering gøres tilgængeligt for et langt større engelsktalende publikum. </w:t>
-      </w:r>
-    </w:p>
-    <w:p>
-      <w:pPr>
-        <w:pStyle w:val="Brdtekst"/>
-        <w:rPr/>
-      </w:pPr>
-      <w:r>
-        <w:rPr>
-          <w:rFonts w:cs="Verdana" w:ascii="Verdana" w:hAnsi="Verdana"/>
-        </w:rPr>
-        <w:t>Selve programfilen distribueres og installeres altid under det engelske navn</w:t>
-      </w:r>
-      <w:r>
-        <w:rPr>
-          <w:rFonts w:cs="Verdana" w:ascii="Verdana" w:hAnsi="Verdana"/>
-          <w:lang w:val="da-DK"/>
-        </w:rPr>
-        <w:t>:</w:t>
-      </w:r>
-    </w:p>
-    <w:p>
-      <w:pPr>
-        <w:pStyle w:val="Brdtekst"/>
-        <w:rPr>
-          <w:rFonts w:ascii="Verdana" w:hAnsi="Verdana" w:cs="Verdana"/>
-        </w:rPr>
-      </w:pPr>
-      <w:r>
-        <w:rPr>
-          <w:rFonts w:eastAsia="Verdana" w:cs="Verdana" w:ascii="Verdana" w:hAnsi="Verdana"/>
-        </w:rPr>
-        <w:t xml:space="preserve"> </w:t>
-      </w:r>
-      <w:r>
-        <w:rPr>
-          <w:rFonts w:cs="Verdana" w:ascii="Verdana" w:hAnsi="Verdana"/>
-        </w:rPr>
-        <w:t>"IBOS MusicXmlReader.exe"</w:t>
-      </w:r>
-    </w:p>
-    <w:p>
-      <w:pPr>
-        <w:pStyle w:val="Brdtekst"/>
-        <w:rPr/>
-      </w:pPr>
-      <w:r>
-        <w:rPr>
-          <w:rFonts w:cs="Verdana" w:ascii="Verdana" w:hAnsi="Verdana"/>
-        </w:rPr>
-        <w:t>Men alle tekster, som vises i brugergrænsefladen, in</w:t>
-      </w:r>
-      <w:r>
-        <w:rPr>
-          <w:rFonts w:cs="Verdana" w:ascii="Verdana" w:hAnsi="Verdana"/>
-          <w:lang w:val="da-DK"/>
-        </w:rPr>
-        <w:t>k</w:t>
-      </w:r>
-      <w:r>
-        <w:rPr>
-          <w:rFonts w:cs="Verdana" w:ascii="Verdana" w:hAnsi="Verdana"/>
-        </w:rPr>
-        <w:t>lusive  programmets navn er lokaliseret, således at de vises</w:t>
-      </w:r>
-      <w:r>
-        <w:rPr>
-          <w:rFonts w:cs="Verdana" w:ascii="Verdana" w:hAnsi="Verdana"/>
-          <w:color w:val="C9211E"/>
-        </w:rPr>
-        <w:t xml:space="preserve"> på dansk </w:t>
-      </w:r>
-      <w:r>
-        <w:rPr>
-          <w:rFonts w:cs="Verdana" w:ascii="Verdana" w:hAnsi="Verdana"/>
-          <w:color w:val="C9211E"/>
-        </w:rPr>
-        <w:t>hos</w:t>
-      </w:r>
-      <w:r>
-        <w:rPr>
-          <w:rFonts w:cs="Verdana" w:ascii="Verdana" w:hAnsi="Verdana"/>
-          <w:color w:val="C9211E"/>
-        </w:rPr>
-        <w:t xml:space="preserve"> en </w:t>
-      </w:r>
-      <w:r>
-        <w:rPr>
-          <w:rFonts w:cs="Verdana" w:ascii="Verdana" w:hAnsi="Verdana"/>
-          <w:color w:val="C9211E"/>
-        </w:rPr>
-        <w:t>dansksproget bruger</w:t>
-      </w:r>
-      <w:r>
-        <w:rPr>
-          <w:rFonts w:cs="Verdana" w:ascii="Verdana" w:hAnsi="Verdana"/>
-          <w:color w:val="C9211E"/>
-        </w:rPr>
-        <w:t xml:space="preserve"> og på engelsk </w:t>
-      </w:r>
-      <w:r>
-        <w:rPr>
-          <w:rFonts w:cs="Verdana" w:ascii="Verdana" w:hAnsi="Verdana"/>
-          <w:color w:val="C9211E"/>
-        </w:rPr>
-        <w:t>hos en engelsksproget bruger</w:t>
-      </w:r>
-      <w:r>
-        <w:rPr>
-          <w:rFonts w:cs="Verdana" w:ascii="Verdana" w:hAnsi="Verdana"/>
-          <w:color w:val="C9211E"/>
-        </w:rPr>
-        <w:t>.</w:t>
+        <w:t xml:space="preserve"> på dansk hos en dansksproget bruger og på engelsk hos en engelsksproget bruger.</w:t>
       </w:r>
     </w:p>
     <w:p>
@@ -17177,7 +17176,7 @@
         <w:pStyle w:val="Overskrift1"/>
         <w:numPr>
           <w:ilvl w:val="0"/>
-          <w:numId w:val="3"/>
+          <w:numId w:val="4"/>
         </w:numPr>
         <w:rPr/>
       </w:pPr>
@@ -17285,7 +17284,7 @@
         <w:pStyle w:val="Overskrift1"/>
         <w:numPr>
           <w:ilvl w:val="0"/>
-          <w:numId w:val="3"/>
+          <w:numId w:val="4"/>
         </w:numPr>
         <w:rPr/>
       </w:pPr>
@@ -17391,7 +17390,7 @@
         <w:pStyle w:val="Overskrift1"/>
         <w:numPr>
           <w:ilvl w:val="0"/>
-          <w:numId w:val="3"/>
+          <w:numId w:val="4"/>
         </w:numPr>
         <w:spacing w:before="240" w:after="120"/>
         <w:rPr/>
@@ -17746,6 +17745,98 @@
   <w:abstractNum w:abstractNumId="4">
     <w:lvl w:ilvl="0">
       <w:start w:val="1"/>
+      <w:numFmt w:val="none"/>
+      <w:suff w:val="nothing"/>
+      <w:lvlText w:val=""/>
+      <w:lvlJc w:val="left"/>
+      <w:pPr>
+        <w:ind w:left="432" w:hanging="432"/>
+      </w:pPr>
+    </w:lvl>
+    <w:lvl w:ilvl="1">
+      <w:start w:val="1"/>
+      <w:numFmt w:val="none"/>
+      <w:suff w:val="nothing"/>
+      <w:lvlText w:val=""/>
+      <w:lvlJc w:val="left"/>
+      <w:pPr>
+        <w:ind w:left="576" w:hanging="576"/>
+      </w:pPr>
+    </w:lvl>
+    <w:lvl w:ilvl="2">
+      <w:start w:val="1"/>
+      <w:numFmt w:val="none"/>
+      <w:suff w:val="nothing"/>
+      <w:lvlText w:val=""/>
+      <w:lvlJc w:val="left"/>
+      <w:pPr>
+        <w:ind w:left="720" w:hanging="720"/>
+      </w:pPr>
+    </w:lvl>
+    <w:lvl w:ilvl="3">
+      <w:start w:val="1"/>
+      <w:numFmt w:val="none"/>
+      <w:suff w:val="nothing"/>
+      <w:lvlText w:val=""/>
+      <w:lvlJc w:val="left"/>
+      <w:pPr>
+        <w:ind w:left="0" w:hanging="0"/>
+      </w:pPr>
+    </w:lvl>
+    <w:lvl w:ilvl="4">
+      <w:start w:val="1"/>
+      <w:numFmt w:val="none"/>
+      <w:suff w:val="nothing"/>
+      <w:lvlText w:val=""/>
+      <w:lvlJc w:val="left"/>
+      <w:pPr>
+        <w:ind w:left="0" w:hanging="0"/>
+      </w:pPr>
+    </w:lvl>
+    <w:lvl w:ilvl="5">
+      <w:start w:val="1"/>
+      <w:numFmt w:val="none"/>
+      <w:suff w:val="nothing"/>
+      <w:lvlText w:val=""/>
+      <w:lvlJc w:val="left"/>
+      <w:pPr>
+        <w:ind w:left="0" w:hanging="0"/>
+      </w:pPr>
+    </w:lvl>
+    <w:lvl w:ilvl="6">
+      <w:start w:val="1"/>
+      <w:numFmt w:val="none"/>
+      <w:suff w:val="nothing"/>
+      <w:lvlText w:val=""/>
+      <w:lvlJc w:val="left"/>
+      <w:pPr>
+        <w:ind w:left="0" w:hanging="0"/>
+      </w:pPr>
+    </w:lvl>
+    <w:lvl w:ilvl="7">
+      <w:start w:val="1"/>
+      <w:numFmt w:val="none"/>
+      <w:suff w:val="nothing"/>
+      <w:lvlText w:val=""/>
+      <w:lvlJc w:val="left"/>
+      <w:pPr>
+        <w:ind w:left="0" w:hanging="0"/>
+      </w:pPr>
+    </w:lvl>
+    <w:lvl w:ilvl="8">
+      <w:start w:val="1"/>
+      <w:numFmt w:val="none"/>
+      <w:suff w:val="nothing"/>
+      <w:lvlText w:val=""/>
+      <w:lvlJc w:val="left"/>
+      <w:pPr>
+        <w:ind w:left="0" w:hanging="0"/>
+      </w:pPr>
+    </w:lvl>
+  </w:abstractNum>
+  <w:abstractNum w:abstractNumId="5">
+    <w:lvl w:ilvl="0">
+      <w:start w:val="1"/>
       <w:numFmt w:val="bullet"/>
       <w:lvlText w:val=""/>
       <w:lvlJc w:val="left"/>
@@ -17889,7 +17980,7 @@
       </w:rPr>
     </w:lvl>
   </w:abstractNum>
-  <w:abstractNum w:abstractNumId="5">
+  <w:abstractNum w:abstractNumId="6">
     <w:lvl w:ilvl="0">
       <w:start w:val="1"/>
       <w:numFmt w:val="bullet"/>
@@ -18035,7 +18126,7 @@
       </w:rPr>
     </w:lvl>
   </w:abstractNum>
-  <w:abstractNum w:abstractNumId="6">
+  <w:abstractNum w:abstractNumId="7">
     <w:lvl w:ilvl="0">
       <w:start w:val="1"/>
       <w:numFmt w:val="decimal"/>
@@ -18146,7 +18237,7 @@
       </w:pPr>
     </w:lvl>
   </w:abstractNum>
-  <w:abstractNum w:abstractNumId="7">
+  <w:abstractNum w:abstractNumId="8">
     <w:lvl w:ilvl="0">
       <w:start w:val="1"/>
       <w:numFmt w:val="bullet"/>
@@ -18260,7 +18351,7 @@
       </w:pPr>
     </w:lvl>
   </w:abstractNum>
-  <w:abstractNum w:abstractNumId="8">
+  <w:abstractNum w:abstractNumId="9">
     <w:lvl w:ilvl="0">
       <w:start w:val="1"/>
       <w:numFmt w:val="bullet"/>
@@ -18376,7 +18467,7 @@
       </w:pPr>
     </w:lvl>
   </w:abstractNum>
-  <w:abstractNum w:abstractNumId="9">
+  <w:abstractNum w:abstractNumId="10">
     <w:lvl w:ilvl="0">
       <w:start w:val="1"/>
       <w:numFmt w:val="decimal"/>
@@ -18489,7 +18580,7 @@
       </w:pPr>
     </w:lvl>
   </w:abstractNum>
-  <w:abstractNum w:abstractNumId="10">
+  <w:abstractNum w:abstractNumId="11">
     <w:lvl w:ilvl="0">
       <w:start w:val="1"/>
       <w:numFmt w:val="decimal"/>
@@ -18501,7 +18592,6 @@
         </w:tabs>
         <w:ind w:left="754" w:hanging="397"/>
       </w:pPr>
-      <w:rPr/>
     </w:lvl>
     <w:lvl w:ilvl="1">
       <w:start w:val="1"/>
@@ -18514,7 +18604,6 @@
         </w:tabs>
         <w:ind w:left="1151" w:hanging="397"/>
       </w:pPr>
-      <w:rPr/>
     </w:lvl>
     <w:lvl w:ilvl="2">
       <w:start w:val="1"/>
@@ -18527,7 +18616,6 @@
         </w:tabs>
         <w:ind w:left="1548" w:hanging="397"/>
       </w:pPr>
-      <w:rPr/>
     </w:lvl>
     <w:lvl w:ilvl="3">
       <w:start w:val="1"/>
@@ -18540,7 +18628,6 @@
         </w:tabs>
         <w:ind w:left="1945" w:hanging="397"/>
       </w:pPr>
-      <w:rPr/>
     </w:lvl>
     <w:lvl w:ilvl="4">
       <w:start w:val="1"/>
@@ -18553,7 +18640,6 @@
         </w:tabs>
         <w:ind w:left="2342" w:hanging="397"/>
       </w:pPr>
-      <w:rPr/>
     </w:lvl>
     <w:lvl w:ilvl="5">
       <w:start w:val="1"/>
@@ -18566,7 +18652,6 @@
         </w:tabs>
         <w:ind w:left="2738" w:hanging="397"/>
       </w:pPr>
-      <w:rPr/>
     </w:lvl>
     <w:lvl w:ilvl="6">
       <w:start w:val="1"/>
@@ -18579,7 +18664,6 @@
         </w:tabs>
         <w:ind w:left="3135" w:hanging="397"/>
       </w:pPr>
-      <w:rPr/>
     </w:lvl>
     <w:lvl w:ilvl="7">
       <w:start w:val="1"/>
@@ -18592,7 +18676,6 @@
         </w:tabs>
         <w:ind w:left="3532" w:hanging="397"/>
       </w:pPr>
-      <w:rPr/>
     </w:lvl>
     <w:lvl w:ilvl="8">
       <w:start w:val="1"/>
@@ -18605,7 +18688,6 @@
         </w:tabs>
         <w:ind w:left="3929" w:hanging="397"/>
       </w:pPr>
-      <w:rPr/>
     </w:lvl>
   </w:abstractNum>
   <w:num w:numId="1">
@@ -18638,6 +18720,9 @@
   <w:num w:numId="10">
     <w:abstractNumId w:val="10"/>
   </w:num>
+  <w:num w:numId="11">
+    <w:abstractNumId w:val="11"/>
+  </w:num>
 </w:numbering>
 </file>
 
@@ -18648,14 +18733,13 @@
       <w:rPr>
         <w:rFonts w:ascii="Liberation Serif" w:hAnsi="Liberation Serif" w:eastAsia="NSimSun" w:cs="Lucida Sans"/>
         <w:kern w:val="2"/>
+        <w:sz w:val="20"/>
         <w:szCs w:val="24"/>
         <w:lang w:val="da-DK" w:eastAsia="zh-CN" w:bidi="hi-IN"/>
       </w:rPr>
     </w:rPrDefault>
     <w:pPrDefault>
-      <w:pPr>
-        <w:widowControl/>
-      </w:pPr>
+      <w:pPr/>
     </w:pPrDefault>
   </w:docDefaults>
   <w:style w:type="paragraph" w:styleId="Normal">
@@ -18663,9 +18747,7 @@
     <w:qFormat/>
     <w:pPr>
       <w:widowControl/>
-      <w:kinsoku w:val="true"/>
-      <w:overflowPunct w:val="true"/>
-      <w:autoSpaceDE w:val="true"/>
+      <w:overflowPunct w:val="false"/>
       <w:bidi w:val="0"/>
       <w:jc w:val="left"/>
     </w:pPr>
@@ -19274,20 +19356,6 @@
       <w:szCs w:val="32"/>
     </w:rPr>
   </w:style>
-  <w:style w:type="paragraph" w:styleId="Indholdsfortegnelseoverskrift">
-    <w:name w:val="TOA Heading"/>
-    <w:basedOn w:val="Overskrift"/>
-    <w:pPr>
-      <w:suppressLineNumbers/>
-      <w:ind w:left="0" w:hanging="0"/>
-    </w:pPr>
-    <w:rPr>
-      <w:b/>
-      <w:bCs/>
-      <w:sz w:val="32"/>
-      <w:szCs w:val="32"/>
-    </w:rPr>
-  </w:style>
   <w:style w:type="numbering" w:styleId="WW8Num1">
     <w:name w:val="WW8Num1"/>
     <w:qFormat/>

--- a/Documentation/Official Documentation/Brugervejledning for IBOS Nodelæser version 4.0.0.0.docx
+++ b/Documentation/Official Documentation/Brugervejledning for IBOS Nodelæser version 4.0.0.0.docx
@@ -56,63 +56,13 @@
     </w:p>
     <w:p>
       <w:pPr>
-        <w:pStyle w:val="Brdtekst"/>
+        <w:pStyle w:val="Citatoverskrift"/>
         <w:rPr>
           <w:rFonts w:ascii="Verdana" w:hAnsi="Verdana" w:cs="Verdana"/>
-          <w:sz w:val="48"/>
-        </w:rPr>
-      </w:pPr>
-      <w:r>
-        <w:rPr>
-          <w:rFonts w:cs="Verdana" w:ascii="Verdana" w:hAnsi="Verdana"/>
-          <w:sz w:val="48"/>
-        </w:rPr>
-      </w:r>
-    </w:p>
-    <w:p>
-      <w:pPr>
-        <w:pStyle w:val="Citatoverskrift"/>
-        <w:rPr/>
-      </w:pPr>
-      <w:r>
-        <w:rPr>
-          <w:rFonts w:eastAsia="Verdana" w:cs="Verdana" w:ascii="Verdana" w:hAnsi="Verdana"/>
-        </w:rPr>
-        <w:t xml:space="preserve"> </w:t>
-      </w:r>
-      <w:r>
-        <w:rPr>
-          <w:rFonts w:cs="Verdana" w:ascii="Verdana" w:hAnsi="Verdana"/>
-        </w:rPr>
-        <w:t>Indholdsfortegnelse</w:t>
-      </w:r>
-    </w:p>
-    <w:p>
-      <w:pPr>
-        <w:sectPr>
-          <w:headerReference w:type="default" r:id="rId2"/>
-          <w:footerReference w:type="default" r:id="rId3"/>
-          <w:type w:val="nextPage"/>
-          <w:pgSz w:w="11906" w:h="16838"/>
-          <w:pgMar w:left="1134" w:right="1134" w:header="708" w:top="1134" w:footer="1134" w:bottom="1618" w:gutter="0"/>
-          <w:pgNumType w:fmt="decimal"/>
-          <w:formProt w:val="false"/>
-          <w:textDirection w:val="lrTb"/>
-          <w:docGrid w:type="default" w:linePitch="360" w:charSpace="0"/>
-        </w:sectPr>
-      </w:pPr>
-    </w:p>
-    <w:p>
-      <w:pPr>
-        <w:pStyle w:val="Citatoverskrift"/>
-        <w:rPr>
-          <w:rFonts w:ascii="Verdana" w:hAnsi="Verdana" w:cs="Verdana"/>
-        </w:rPr>
-      </w:pPr>
-      <w:r>
-        <w:rPr>
-          <w:rFonts w:cs="Verdana" w:ascii="Verdana" w:hAnsi="Verdana"/>
-        </w:rPr>
+        </w:rPr>
+      </w:pPr>
+      <w:r>
+        <w:rPr/>
       </w:r>
     </w:p>
     <w:sdt>
@@ -125,7 +75,7 @@
       <w:sdtContent>
         <w:p>
           <w:pPr>
-            <w:pStyle w:val="TOAHeading"/>
+            <w:pStyle w:val="Indholdsfortegnelseoverskrift"/>
             <w:suppressLineNumbers/>
             <w:ind w:left="0" w:hanging="0"/>
             <w:rPr>
@@ -143,7 +93,7 @@
               <w:sz w:val="32"/>
               <w:szCs w:val="32"/>
             </w:rPr>
-            <w:br/>
+            <w:t>Indholdsfortegnelse</w:t>
           </w:r>
         </w:p>
         <w:p>
@@ -176,7 +126,7 @@
               </w:rPr>
               <w:t>Grundlæggende principper</w:t>
               <w:tab/>
-              <w:t>3</w:t>
+              <w:t>2</w:t>
             </w:r>
           </w:hyperlink>
         </w:p>
@@ -195,7 +145,7 @@
               </w:rPr>
               <w:t>IBOS Nodelæsers visnings-komponenter</w:t>
               <w:tab/>
-              <w:t>6</w:t>
+              <w:t>5</w:t>
             </w:r>
           </w:hyperlink>
         </w:p>
@@ -214,7 +164,7 @@
               </w:rPr>
               <w:t>Menulinien</w:t>
               <w:tab/>
-              <w:t>6</w:t>
+              <w:t>5</w:t>
             </w:r>
           </w:hyperlink>
         </w:p>
@@ -233,7 +183,7 @@
               </w:rPr>
               <w:t>Filer</w:t>
               <w:tab/>
-              <w:t>7</w:t>
+              <w:t>6</w:t>
             </w:r>
           </w:hyperlink>
         </w:p>
@@ -252,7 +202,7 @@
               </w:rPr>
               <w:t>Redigér</w:t>
               <w:tab/>
-              <w:t>8</w:t>
+              <w:t>7</w:t>
             </w:r>
           </w:hyperlink>
         </w:p>
@@ -271,7 +221,7 @@
               </w:rPr>
               <w:t>Vis</w:t>
               <w:tab/>
-              <w:t>8</w:t>
+              <w:t>7</w:t>
             </w:r>
           </w:hyperlink>
         </w:p>
@@ -290,7 +240,7 @@
               </w:rPr>
               <w:t>Indstillinger</w:t>
               <w:tab/>
-              <w:t>9</w:t>
+              <w:t>8</w:t>
             </w:r>
           </w:hyperlink>
         </w:p>
@@ -309,7 +259,7 @@
               </w:rPr>
               <w:t>Værktøjer</w:t>
               <w:tab/>
-              <w:t>10</w:t>
+              <w:t>9</w:t>
             </w:r>
           </w:hyperlink>
         </w:p>
@@ -328,7 +278,7 @@
               </w:rPr>
               <w:t>Nodearkiver</w:t>
               <w:tab/>
-              <w:t>10</w:t>
+              <w:t>9</w:t>
             </w:r>
           </w:hyperlink>
         </w:p>
@@ -347,7 +297,7 @@
               </w:rPr>
               <w:t>Hjælp</w:t>
               <w:tab/>
-              <w:t>10</w:t>
+              <w:t>9</w:t>
             </w:r>
           </w:hyperlink>
         </w:p>
@@ -366,7 +316,7 @@
               </w:rPr>
               <w:t>NodeListen</w:t>
               <w:tab/>
-              <w:t>11</w:t>
+              <w:t>10</w:t>
             </w:r>
           </w:hyperlink>
         </w:p>
@@ -385,7 +335,7 @@
               </w:rPr>
               <w:t>NodeFilteret</w:t>
               <w:tab/>
-              <w:t>13</w:t>
+              <w:t>12</w:t>
             </w:r>
           </w:hyperlink>
         </w:p>
@@ -404,7 +354,7 @@
               </w:rPr>
               <w:t>Statuslinien</w:t>
               <w:tab/>
-              <w:t>15</w:t>
+              <w:t>14</w:t>
             </w:r>
           </w:hyperlink>
         </w:p>
@@ -423,7 +373,7 @@
               </w:rPr>
               <w:t>Detaljelisten</w:t>
               <w:tab/>
-              <w:t>16</w:t>
+              <w:t>15</w:t>
             </w:r>
           </w:hyperlink>
         </w:p>
@@ -442,7 +392,7 @@
               </w:rPr>
               <w:t>Statusdetaljer</w:t>
               <w:tab/>
-              <w:t>16</w:t>
+              <w:t>15</w:t>
             </w:r>
           </w:hyperlink>
         </w:p>
@@ -461,7 +411,7 @@
               </w:rPr>
               <w:t>Becifringer</w:t>
               <w:tab/>
-              <w:t>16</w:t>
+              <w:t>15</w:t>
             </w:r>
           </w:hyperlink>
         </w:p>
@@ -480,7 +430,7 @@
               </w:rPr>
               <w:t>Enkelttoner for alle stemmer</w:t>
               <w:tab/>
-              <w:t>17</w:t>
+              <w:t>16</w:t>
             </w:r>
           </w:hyperlink>
         </w:p>
@@ -499,7 +449,7 @@
               </w:rPr>
               <w:t>Enkeltstemmer</w:t>
               <w:tab/>
-              <w:t>17</w:t>
+              <w:t>16</w:t>
             </w:r>
           </w:hyperlink>
         </w:p>
@@ -518,7 +468,7 @@
               </w:rPr>
               <w:t>Enkelttoner for valgt enkeltstemme</w:t>
               <w:tab/>
-              <w:t>17</w:t>
+              <w:t>16</w:t>
             </w:r>
           </w:hyperlink>
         </w:p>
@@ -537,7 +487,7 @@
               </w:rPr>
               <w:t>Import af noder fra Internettet</w:t>
               <w:tab/>
-              <w:t>18</w:t>
+              <w:t>17</w:t>
             </w:r>
           </w:hyperlink>
         </w:p>
@@ -556,7 +506,7 @@
               </w:rPr>
               <w:t>Export af punktnoder</w:t>
               <w:tab/>
-              <w:t>19</w:t>
+              <w:t>18</w:t>
             </w:r>
           </w:hyperlink>
         </w:p>
@@ -575,7 +525,7 @@
               </w:rPr>
               <w:t>Begreber</w:t>
               <w:tab/>
-              <w:t>19</w:t>
+              <w:t>18</w:t>
             </w:r>
           </w:hyperlink>
         </w:p>
@@ -594,7 +544,7 @@
               </w:rPr>
               <w:t>Opstilling</w:t>
               <w:tab/>
-              <w:t>19</w:t>
+              <w:t>18</w:t>
             </w:r>
           </w:hyperlink>
         </w:p>
@@ -613,7 +563,7 @@
               </w:rPr>
               <w:t>Filformat</w:t>
               <w:tab/>
-              <w:t>19</w:t>
+              <w:t>18</w:t>
             </w:r>
           </w:hyperlink>
         </w:p>
@@ -632,7 +582,7 @@
               </w:rPr>
               <w:t>Punktskrift-apparat-type</w:t>
               <w:tab/>
-              <w:t>20</w:t>
+              <w:t>19</w:t>
             </w:r>
           </w:hyperlink>
         </w:p>
@@ -651,7 +601,7 @@
               </w:rPr>
               <w:t>Fysiske dimensioner</w:t>
               <w:tab/>
-              <w:t>20</w:t>
+              <w:t>19</w:t>
             </w:r>
           </w:hyperlink>
         </w:p>
@@ -670,7 +620,7 @@
               </w:rPr>
               <w:t>Profiler</w:t>
               <w:tab/>
-              <w:t>20</w:t>
+              <w:t>19</w:t>
             </w:r>
           </w:hyperlink>
         </w:p>
@@ -689,7 +639,7 @@
               </w:rPr>
               <w:t>IBOS Nodelæser opstilling</w:t>
               <w:tab/>
-              <w:t>21</w:t>
+              <w:t>20</w:t>
             </w:r>
           </w:hyperlink>
         </w:p>
@@ -708,7 +658,7 @@
               </w:rPr>
               <w:t>BANA 2015 Opstilling</w:t>
               <w:tab/>
-              <w:t>21</w:t>
+              <w:t>20</w:t>
             </w:r>
           </w:hyperlink>
         </w:p>
@@ -727,7 +677,7 @@
               </w:rPr>
               <w:t>Udskrivning af punktnodefiler</w:t>
               <w:tab/>
-              <w:t>22</w:t>
+              <w:t>21</w:t>
             </w:r>
           </w:hyperlink>
         </w:p>
@@ -746,7 +696,7 @@
               </w:rPr>
               <w:t>Kopiering af punktnodefiler</w:t>
               <w:tab/>
-              <w:t>22</w:t>
+              <w:t>21</w:t>
             </w:r>
           </w:hyperlink>
         </w:p>
@@ -765,7 +715,7 @@
               </w:rPr>
               <w:t>Tastaturgenveje</w:t>
               <w:tab/>
-              <w:t>23</w:t>
+              <w:t>22</w:t>
             </w:r>
           </w:hyperlink>
         </w:p>
@@ -784,7 +734,7 @@
               </w:rPr>
               <w:t>Lokalisering</w:t>
               <w:tab/>
-              <w:t>25</w:t>
+              <w:t>24</w:t>
             </w:r>
           </w:hyperlink>
         </w:p>
@@ -803,7 +753,7 @@
               </w:rPr>
               <w:t>Brug af Perkins-tastatur</w:t>
               <w:tab/>
-              <w:t>26</w:t>
+              <w:t>25</w:t>
             </w:r>
           </w:hyperlink>
         </w:p>
@@ -822,7 +772,7 @@
               </w:rPr>
               <w:t>Optimering af samspillet med JAWS</w:t>
               <w:tab/>
-              <w:t>26</w:t>
+              <w:t>25</w:t>
             </w:r>
           </w:hyperlink>
         </w:p>
@@ -840,7 +790,7 @@
                 <w:rStyle w:val="Indeksspring"/>
               </w:rPr>
               <w:tab/>
-              <w:t>26</w:t>
+              <w:t>25</w:t>
             </w:r>
           </w:hyperlink>
           <w:r>
@@ -853,9 +803,12 @@
         <w:p>
           <w:pPr>
             <w:sectPr>
-              <w:type w:val="continuous"/>
+              <w:headerReference w:type="default" r:id="rId2"/>
+              <w:footerReference w:type="default" r:id="rId3"/>
+              <w:type w:val="nextPage"/>
               <w:pgSz w:w="11906" w:h="16838"/>
               <w:pgMar w:left="1134" w:right="1134" w:header="708" w:top="1134" w:footer="1134" w:bottom="1618" w:gutter="0"/>
+              <w:pgNumType w:fmt="decimal"/>
               <w:formProt w:val="false"/>
               <w:textDirection w:val="lrTb"/>
               <w:docGrid w:type="default" w:linePitch="360" w:charSpace="0"/>
@@ -1302,14 +1255,14 @@
         </w:tblCellMar>
       </w:tblPr>
       <w:tblGrid>
-        <w:gridCol w:w="2517"/>
-        <w:gridCol w:w="7129"/>
+        <w:gridCol w:w="2516"/>
+        <w:gridCol w:w="7130"/>
       </w:tblGrid>
       <w:tr>
         <w:trPr/>
         <w:tc>
           <w:tcPr>
-            <w:tcW w:w="2517" w:type="dxa"/>
+            <w:tcW w:w="2516" w:type="dxa"/>
             <w:tcBorders>
               <w:top w:val="single" w:sz="2" w:space="0" w:color="000000"/>
               <w:left w:val="single" w:sz="2" w:space="0" w:color="000000"/>
@@ -1337,7 +1290,7 @@
         </w:tc>
         <w:tc>
           <w:tcPr>
-            <w:tcW w:w="7129" w:type="dxa"/>
+            <w:tcW w:w="7130" w:type="dxa"/>
             <w:tcBorders>
               <w:top w:val="single" w:sz="2" w:space="0" w:color="000000"/>
               <w:left w:val="single" w:sz="2" w:space="0" w:color="000000"/>
@@ -1425,7 +1378,7 @@
         <w:trPr/>
         <w:tc>
           <w:tcPr>
-            <w:tcW w:w="2517" w:type="dxa"/>
+            <w:tcW w:w="2516" w:type="dxa"/>
             <w:tcBorders>
               <w:left w:val="single" w:sz="2" w:space="0" w:color="000000"/>
               <w:bottom w:val="single" w:sz="2" w:space="0" w:color="000000"/>
@@ -1452,7 +1405,7 @@
         </w:tc>
         <w:tc>
           <w:tcPr>
-            <w:tcW w:w="7129" w:type="dxa"/>
+            <w:tcW w:w="7130" w:type="dxa"/>
             <w:tcBorders>
               <w:left w:val="single" w:sz="2" w:space="0" w:color="000000"/>
               <w:bottom w:val="single" w:sz="2" w:space="0" w:color="000000"/>
@@ -1521,7 +1474,7 @@
         <w:trPr/>
         <w:tc>
           <w:tcPr>
-            <w:tcW w:w="2517" w:type="dxa"/>
+            <w:tcW w:w="2516" w:type="dxa"/>
             <w:tcBorders>
               <w:left w:val="single" w:sz="2" w:space="0" w:color="000000"/>
               <w:bottom w:val="single" w:sz="2" w:space="0" w:color="000000"/>
@@ -1548,7 +1501,7 @@
         </w:tc>
         <w:tc>
           <w:tcPr>
-            <w:tcW w:w="7129" w:type="dxa"/>
+            <w:tcW w:w="7130" w:type="dxa"/>
             <w:tcBorders>
               <w:left w:val="single" w:sz="2" w:space="0" w:color="000000"/>
               <w:bottom w:val="single" w:sz="2" w:space="0" w:color="000000"/>
@@ -1577,7 +1530,7 @@
         <w:trPr/>
         <w:tc>
           <w:tcPr>
-            <w:tcW w:w="2517" w:type="dxa"/>
+            <w:tcW w:w="2516" w:type="dxa"/>
             <w:tcBorders>
               <w:left w:val="single" w:sz="2" w:space="0" w:color="000000"/>
             </w:tcBorders>
@@ -1606,7 +1559,7 @@
         </w:tc>
         <w:tc>
           <w:tcPr>
-            <w:tcW w:w="7129" w:type="dxa"/>
+            <w:tcW w:w="7130" w:type="dxa"/>
             <w:tcBorders>
               <w:left w:val="single" w:sz="2" w:space="0" w:color="000000"/>
               <w:right w:val="single" w:sz="2" w:space="0" w:color="000000"/>
@@ -1665,7 +1618,7 @@
         <w:trPr/>
         <w:tc>
           <w:tcPr>
-            <w:tcW w:w="2517" w:type="dxa"/>
+            <w:tcW w:w="2516" w:type="dxa"/>
             <w:tcBorders>
               <w:left w:val="single" w:sz="2" w:space="0" w:color="000000"/>
               <w:bottom w:val="single" w:sz="2" w:space="0" w:color="000000"/>
@@ -1695,7 +1648,7 @@
         </w:tc>
         <w:tc>
           <w:tcPr>
-            <w:tcW w:w="7129" w:type="dxa"/>
+            <w:tcW w:w="7130" w:type="dxa"/>
             <w:tcBorders>
               <w:left w:val="single" w:sz="2" w:space="0" w:color="000000"/>
               <w:bottom w:val="single" w:sz="2" w:space="0" w:color="000000"/>
@@ -2107,15 +2060,15 @@
         </w:tblCellMar>
       </w:tblPr>
       <w:tblGrid>
-        <w:gridCol w:w="1587"/>
-        <w:gridCol w:w="5326"/>
+        <w:gridCol w:w="1586"/>
+        <w:gridCol w:w="5327"/>
         <w:gridCol w:w="2734"/>
       </w:tblGrid>
       <w:tr>
         <w:trPr/>
         <w:tc>
           <w:tcPr>
-            <w:tcW w:w="1587" w:type="dxa"/>
+            <w:tcW w:w="1586" w:type="dxa"/>
             <w:tcBorders>
               <w:top w:val="single" w:sz="2" w:space="0" w:color="000000"/>
               <w:left w:val="single" w:sz="2" w:space="0" w:color="000000"/>
@@ -2175,7 +2128,7 @@
         </w:tc>
         <w:tc>
           <w:tcPr>
-            <w:tcW w:w="5326" w:type="dxa"/>
+            <w:tcW w:w="5327" w:type="dxa"/>
             <w:tcBorders>
               <w:top w:val="single" w:sz="2" w:space="0" w:color="000000"/>
               <w:left w:val="single" w:sz="2" w:space="0" w:color="000000"/>
@@ -2233,7 +2186,7 @@
         <w:trPr/>
         <w:tc>
           <w:tcPr>
-            <w:tcW w:w="1587" w:type="dxa"/>
+            <w:tcW w:w="1586" w:type="dxa"/>
             <w:tcBorders>
               <w:left w:val="single" w:sz="2" w:space="0" w:color="000000"/>
               <w:bottom w:val="single" w:sz="2" w:space="0" w:color="000000"/>
@@ -2259,7 +2212,7 @@
         </w:tc>
         <w:tc>
           <w:tcPr>
-            <w:tcW w:w="5326" w:type="dxa"/>
+            <w:tcW w:w="5327" w:type="dxa"/>
             <w:tcBorders>
               <w:left w:val="single" w:sz="2" w:space="0" w:color="000000"/>
               <w:bottom w:val="single" w:sz="2" w:space="0" w:color="000000"/>
@@ -2327,7 +2280,7 @@
         <w:trPr/>
         <w:tc>
           <w:tcPr>
-            <w:tcW w:w="1587" w:type="dxa"/>
+            <w:tcW w:w="1586" w:type="dxa"/>
             <w:tcBorders>
               <w:left w:val="single" w:sz="2" w:space="0" w:color="000000"/>
               <w:bottom w:val="single" w:sz="2" w:space="0" w:color="000000"/>
@@ -2351,7 +2304,7 @@
         </w:tc>
         <w:tc>
           <w:tcPr>
-            <w:tcW w:w="5326" w:type="dxa"/>
+            <w:tcW w:w="5327" w:type="dxa"/>
             <w:tcBorders>
               <w:left w:val="single" w:sz="2" w:space="0" w:color="000000"/>
               <w:bottom w:val="single" w:sz="2" w:space="0" w:color="000000"/>
@@ -2422,7 +2375,7 @@
         <w:trPr/>
         <w:tc>
           <w:tcPr>
-            <w:tcW w:w="1587" w:type="dxa"/>
+            <w:tcW w:w="1586" w:type="dxa"/>
             <w:tcBorders>
               <w:left w:val="single" w:sz="2" w:space="0" w:color="000000"/>
               <w:bottom w:val="single" w:sz="2" w:space="0" w:color="000000"/>
@@ -2448,7 +2401,7 @@
         </w:tc>
         <w:tc>
           <w:tcPr>
-            <w:tcW w:w="5326" w:type="dxa"/>
+            <w:tcW w:w="5327" w:type="dxa"/>
             <w:tcBorders>
               <w:left w:val="single" w:sz="2" w:space="0" w:color="000000"/>
               <w:bottom w:val="single" w:sz="2" w:space="0" w:color="000000"/>
@@ -2534,7 +2487,7 @@
         <w:trPr/>
         <w:tc>
           <w:tcPr>
-            <w:tcW w:w="1587" w:type="dxa"/>
+            <w:tcW w:w="1586" w:type="dxa"/>
             <w:tcBorders>
               <w:left w:val="single" w:sz="2" w:space="0" w:color="000000"/>
               <w:bottom w:val="single" w:sz="2" w:space="0" w:color="000000"/>
@@ -2560,7 +2513,7 @@
         </w:tc>
         <w:tc>
           <w:tcPr>
-            <w:tcW w:w="5326" w:type="dxa"/>
+            <w:tcW w:w="5327" w:type="dxa"/>
             <w:tcBorders>
               <w:left w:val="single" w:sz="2" w:space="0" w:color="000000"/>
               <w:bottom w:val="single" w:sz="2" w:space="0" w:color="000000"/>
@@ -2616,7 +2569,7 @@
         <w:trPr/>
         <w:tc>
           <w:tcPr>
-            <w:tcW w:w="1587" w:type="dxa"/>
+            <w:tcW w:w="1586" w:type="dxa"/>
             <w:tcBorders>
               <w:left w:val="single" w:sz="2" w:space="0" w:color="000000"/>
               <w:bottom w:val="single" w:sz="2" w:space="0" w:color="000000"/>
@@ -2642,7 +2595,7 @@
         </w:tc>
         <w:tc>
           <w:tcPr>
-            <w:tcW w:w="5326" w:type="dxa"/>
+            <w:tcW w:w="5327" w:type="dxa"/>
             <w:tcBorders>
               <w:left w:val="single" w:sz="2" w:space="0" w:color="000000"/>
               <w:bottom w:val="single" w:sz="2" w:space="0" w:color="000000"/>
@@ -2698,7 +2651,7 @@
         <w:trPr/>
         <w:tc>
           <w:tcPr>
-            <w:tcW w:w="1587" w:type="dxa"/>
+            <w:tcW w:w="1586" w:type="dxa"/>
             <w:tcBorders>
               <w:left w:val="single" w:sz="2" w:space="0" w:color="000000"/>
               <w:bottom w:val="single" w:sz="2" w:space="0" w:color="000000"/>
@@ -2724,7 +2677,7 @@
         </w:tc>
         <w:tc>
           <w:tcPr>
-            <w:tcW w:w="5326" w:type="dxa"/>
+            <w:tcW w:w="5327" w:type="dxa"/>
             <w:tcBorders>
               <w:left w:val="single" w:sz="2" w:space="0" w:color="000000"/>
               <w:bottom w:val="single" w:sz="2" w:space="0" w:color="000000"/>
@@ -2780,7 +2733,7 @@
         <w:trPr/>
         <w:tc>
           <w:tcPr>
-            <w:tcW w:w="1587" w:type="dxa"/>
+            <w:tcW w:w="1586" w:type="dxa"/>
             <w:tcBorders>
               <w:left w:val="single" w:sz="2" w:space="0" w:color="000000"/>
               <w:bottom w:val="single" w:sz="2" w:space="0" w:color="000000"/>
@@ -2806,7 +2759,7 @@
         </w:tc>
         <w:tc>
           <w:tcPr>
-            <w:tcW w:w="5326" w:type="dxa"/>
+            <w:tcW w:w="5327" w:type="dxa"/>
             <w:tcBorders>
               <w:left w:val="single" w:sz="2" w:space="0" w:color="000000"/>
               <w:bottom w:val="single" w:sz="2" w:space="0" w:color="000000"/>
@@ -2867,7 +2820,7 @@
         <w:trPr/>
         <w:tc>
           <w:tcPr>
-            <w:tcW w:w="1587" w:type="dxa"/>
+            <w:tcW w:w="1586" w:type="dxa"/>
             <w:tcBorders>
               <w:left w:val="single" w:sz="2" w:space="0" w:color="000000"/>
               <w:bottom w:val="single" w:sz="2" w:space="0" w:color="000000"/>
@@ -2897,7 +2850,7 @@
         </w:tc>
         <w:tc>
           <w:tcPr>
-            <w:tcW w:w="5326" w:type="dxa"/>
+            <w:tcW w:w="5327" w:type="dxa"/>
             <w:tcBorders>
               <w:left w:val="single" w:sz="2" w:space="0" w:color="000000"/>
               <w:bottom w:val="single" w:sz="2" w:space="0" w:color="000000"/>
@@ -2961,7 +2914,7 @@
         <w:trPr/>
         <w:tc>
           <w:tcPr>
-            <w:tcW w:w="1587" w:type="dxa"/>
+            <w:tcW w:w="1586" w:type="dxa"/>
             <w:tcBorders>
               <w:left w:val="single" w:sz="2" w:space="0" w:color="000000"/>
               <w:bottom w:val="single" w:sz="2" w:space="0" w:color="000000"/>
@@ -2991,7 +2944,7 @@
         </w:tc>
         <w:tc>
           <w:tcPr>
-            <w:tcW w:w="5326" w:type="dxa"/>
+            <w:tcW w:w="5327" w:type="dxa"/>
             <w:tcBorders>
               <w:left w:val="single" w:sz="2" w:space="0" w:color="000000"/>
               <w:bottom w:val="single" w:sz="2" w:space="0" w:color="000000"/>
@@ -3055,7 +3008,7 @@
         <w:trPr/>
         <w:tc>
           <w:tcPr>
-            <w:tcW w:w="1587" w:type="dxa"/>
+            <w:tcW w:w="1586" w:type="dxa"/>
             <w:tcBorders>
               <w:left w:val="single" w:sz="2" w:space="0" w:color="000000"/>
               <w:bottom w:val="single" w:sz="2" w:space="0" w:color="000000"/>
@@ -3085,7 +3038,7 @@
         </w:tc>
         <w:tc>
           <w:tcPr>
-            <w:tcW w:w="5326" w:type="dxa"/>
+            <w:tcW w:w="5327" w:type="dxa"/>
             <w:tcBorders>
               <w:left w:val="single" w:sz="2" w:space="0" w:color="000000"/>
               <w:bottom w:val="single" w:sz="2" w:space="0" w:color="000000"/>
@@ -3148,7 +3101,7 @@
         <w:trPr/>
         <w:tc>
           <w:tcPr>
-            <w:tcW w:w="1587" w:type="dxa"/>
+            <w:tcW w:w="1586" w:type="dxa"/>
             <w:tcBorders>
               <w:left w:val="single" w:sz="2" w:space="0" w:color="000000"/>
               <w:bottom w:val="single" w:sz="2" w:space="0" w:color="000000"/>
@@ -3178,7 +3131,7 @@
         </w:tc>
         <w:tc>
           <w:tcPr>
-            <w:tcW w:w="5326" w:type="dxa"/>
+            <w:tcW w:w="5327" w:type="dxa"/>
             <w:tcBorders>
               <w:left w:val="single" w:sz="2" w:space="0" w:color="000000"/>
               <w:bottom w:val="single" w:sz="2" w:space="0" w:color="000000"/>
@@ -3238,7 +3191,7 @@
         <w:trPr/>
         <w:tc>
           <w:tcPr>
-            <w:tcW w:w="1587" w:type="dxa"/>
+            <w:tcW w:w="1586" w:type="dxa"/>
             <w:tcBorders>
               <w:left w:val="single" w:sz="2" w:space="0" w:color="000000"/>
               <w:bottom w:val="single" w:sz="2" w:space="0" w:color="000000"/>
@@ -3264,7 +3217,7 @@
         </w:tc>
         <w:tc>
           <w:tcPr>
-            <w:tcW w:w="5326" w:type="dxa"/>
+            <w:tcW w:w="5327" w:type="dxa"/>
             <w:tcBorders>
               <w:left w:val="single" w:sz="2" w:space="0" w:color="000000"/>
               <w:bottom w:val="single" w:sz="2" w:space="0" w:color="000000"/>
@@ -3320,7 +3273,7 @@
         <w:trPr/>
         <w:tc>
           <w:tcPr>
-            <w:tcW w:w="1587" w:type="dxa"/>
+            <w:tcW w:w="1586" w:type="dxa"/>
             <w:tcBorders>
               <w:left w:val="single" w:sz="2" w:space="0" w:color="000000"/>
               <w:bottom w:val="single" w:sz="2" w:space="0" w:color="000000"/>
@@ -3346,7 +3299,7 @@
         </w:tc>
         <w:tc>
           <w:tcPr>
-            <w:tcW w:w="5326" w:type="dxa"/>
+            <w:tcW w:w="5327" w:type="dxa"/>
             <w:tcBorders>
               <w:left w:val="single" w:sz="2" w:space="0" w:color="000000"/>
               <w:bottom w:val="single" w:sz="2" w:space="0" w:color="000000"/>
@@ -3402,7 +3355,7 @@
         <w:trPr/>
         <w:tc>
           <w:tcPr>
-            <w:tcW w:w="1587" w:type="dxa"/>
+            <w:tcW w:w="1586" w:type="dxa"/>
             <w:tcBorders>
               <w:left w:val="single" w:sz="2" w:space="0" w:color="000000"/>
               <w:bottom w:val="single" w:sz="2" w:space="0" w:color="000000"/>
@@ -3428,7 +3381,7 @@
         </w:tc>
         <w:tc>
           <w:tcPr>
-            <w:tcW w:w="5326" w:type="dxa"/>
+            <w:tcW w:w="5327" w:type="dxa"/>
             <w:tcBorders>
               <w:left w:val="single" w:sz="2" w:space="0" w:color="000000"/>
               <w:bottom w:val="single" w:sz="2" w:space="0" w:color="000000"/>
@@ -3484,7 +3437,7 @@
         <w:trPr/>
         <w:tc>
           <w:tcPr>
-            <w:tcW w:w="1587" w:type="dxa"/>
+            <w:tcW w:w="1586" w:type="dxa"/>
             <w:tcBorders>
               <w:left w:val="single" w:sz="2" w:space="0" w:color="000000"/>
               <w:bottom w:val="single" w:sz="2" w:space="0" w:color="000000"/>
@@ -3510,7 +3463,7 @@
         </w:tc>
         <w:tc>
           <w:tcPr>
-            <w:tcW w:w="5326" w:type="dxa"/>
+            <w:tcW w:w="5327" w:type="dxa"/>
             <w:tcBorders>
               <w:left w:val="single" w:sz="2" w:space="0" w:color="000000"/>
               <w:bottom w:val="single" w:sz="2" w:space="0" w:color="000000"/>
@@ -3566,7 +3519,7 @@
         <w:trPr/>
         <w:tc>
           <w:tcPr>
-            <w:tcW w:w="1587" w:type="dxa"/>
+            <w:tcW w:w="1586" w:type="dxa"/>
             <w:tcBorders>
               <w:left w:val="single" w:sz="2" w:space="0" w:color="000000"/>
               <w:bottom w:val="single" w:sz="2" w:space="0" w:color="000000"/>
@@ -3592,7 +3545,7 @@
         </w:tc>
         <w:tc>
           <w:tcPr>
-            <w:tcW w:w="5326" w:type="dxa"/>
+            <w:tcW w:w="5327" w:type="dxa"/>
             <w:tcBorders>
               <w:left w:val="single" w:sz="2" w:space="0" w:color="000000"/>
               <w:bottom w:val="single" w:sz="2" w:space="0" w:color="000000"/>
@@ -3645,7 +3598,7 @@
         <w:trPr/>
         <w:tc>
           <w:tcPr>
-            <w:tcW w:w="1587" w:type="dxa"/>
+            <w:tcW w:w="1586" w:type="dxa"/>
             <w:tcBorders>
               <w:left w:val="single" w:sz="2" w:space="0" w:color="000000"/>
               <w:bottom w:val="single" w:sz="2" w:space="0" w:color="000000"/>
@@ -3671,7 +3624,7 @@
         </w:tc>
         <w:tc>
           <w:tcPr>
-            <w:tcW w:w="5326" w:type="dxa"/>
+            <w:tcW w:w="5327" w:type="dxa"/>
             <w:tcBorders>
               <w:left w:val="single" w:sz="2" w:space="0" w:color="000000"/>
               <w:bottom w:val="single" w:sz="2" w:space="0" w:color="000000"/>
@@ -3727,7 +3680,7 @@
         <w:trPr/>
         <w:tc>
           <w:tcPr>
-            <w:tcW w:w="1587" w:type="dxa"/>
+            <w:tcW w:w="1586" w:type="dxa"/>
             <w:tcBorders>
               <w:left w:val="single" w:sz="2" w:space="0" w:color="000000"/>
               <w:bottom w:val="single" w:sz="2" w:space="0" w:color="000000"/>
@@ -3753,7 +3706,7 @@
         </w:tc>
         <w:tc>
           <w:tcPr>
-            <w:tcW w:w="5326" w:type="dxa"/>
+            <w:tcW w:w="5327" w:type="dxa"/>
             <w:tcBorders>
               <w:left w:val="single" w:sz="2" w:space="0" w:color="000000"/>
               <w:bottom w:val="single" w:sz="2" w:space="0" w:color="000000"/>
@@ -3809,7 +3762,7 @@
         <w:trPr/>
         <w:tc>
           <w:tcPr>
-            <w:tcW w:w="1587" w:type="dxa"/>
+            <w:tcW w:w="1586" w:type="dxa"/>
             <w:tcBorders>
               <w:left w:val="single" w:sz="2" w:space="0" w:color="000000"/>
               <w:bottom w:val="single" w:sz="2" w:space="0" w:color="000000"/>
@@ -3835,7 +3788,7 @@
         </w:tc>
         <w:tc>
           <w:tcPr>
-            <w:tcW w:w="5326" w:type="dxa"/>
+            <w:tcW w:w="5327" w:type="dxa"/>
             <w:tcBorders>
               <w:left w:val="single" w:sz="2" w:space="0" w:color="000000"/>
               <w:bottom w:val="single" w:sz="2" w:space="0" w:color="000000"/>
@@ -3893,7 +3846,7 @@
         <w:trPr/>
         <w:tc>
           <w:tcPr>
-            <w:tcW w:w="1587" w:type="dxa"/>
+            <w:tcW w:w="1586" w:type="dxa"/>
             <w:tcBorders>
               <w:left w:val="single" w:sz="2" w:space="0" w:color="000000"/>
               <w:bottom w:val="single" w:sz="2" w:space="0" w:color="000000"/>
@@ -3919,7 +3872,7 @@
         </w:tc>
         <w:tc>
           <w:tcPr>
-            <w:tcW w:w="5326" w:type="dxa"/>
+            <w:tcW w:w="5327" w:type="dxa"/>
             <w:tcBorders>
               <w:left w:val="single" w:sz="2" w:space="0" w:color="000000"/>
               <w:bottom w:val="single" w:sz="2" w:space="0" w:color="000000"/>
@@ -3977,7 +3930,7 @@
         <w:trPr/>
         <w:tc>
           <w:tcPr>
-            <w:tcW w:w="1587" w:type="dxa"/>
+            <w:tcW w:w="1586" w:type="dxa"/>
             <w:tcBorders>
               <w:left w:val="single" w:sz="2" w:space="0" w:color="000000"/>
               <w:bottom w:val="single" w:sz="2" w:space="0" w:color="000000"/>
@@ -4003,7 +3956,7 @@
         </w:tc>
         <w:tc>
           <w:tcPr>
-            <w:tcW w:w="5326" w:type="dxa"/>
+            <w:tcW w:w="5327" w:type="dxa"/>
             <w:tcBorders>
               <w:left w:val="single" w:sz="2" w:space="0" w:color="000000"/>
               <w:bottom w:val="single" w:sz="2" w:space="0" w:color="000000"/>
@@ -4061,7 +4014,7 @@
         <w:trPr/>
         <w:tc>
           <w:tcPr>
-            <w:tcW w:w="1587" w:type="dxa"/>
+            <w:tcW w:w="1586" w:type="dxa"/>
             <w:tcBorders>
               <w:left w:val="single" w:sz="2" w:space="0" w:color="000000"/>
               <w:bottom w:val="single" w:sz="2" w:space="0" w:color="000000"/>
@@ -4084,7 +4037,7 @@
         </w:tc>
         <w:tc>
           <w:tcPr>
-            <w:tcW w:w="5326" w:type="dxa"/>
+            <w:tcW w:w="5327" w:type="dxa"/>
             <w:tcBorders>
               <w:left w:val="single" w:sz="2" w:space="0" w:color="000000"/>
               <w:bottom w:val="single" w:sz="2" w:space="0" w:color="000000"/>
@@ -4142,7 +4095,7 @@
         <w:trPr/>
         <w:tc>
           <w:tcPr>
-            <w:tcW w:w="1587" w:type="dxa"/>
+            <w:tcW w:w="1586" w:type="dxa"/>
             <w:tcBorders>
               <w:left w:val="single" w:sz="2" w:space="0" w:color="000000"/>
               <w:bottom w:val="single" w:sz="2" w:space="0" w:color="000000"/>
@@ -4168,7 +4121,7 @@
         </w:tc>
         <w:tc>
           <w:tcPr>
-            <w:tcW w:w="5326" w:type="dxa"/>
+            <w:tcW w:w="5327" w:type="dxa"/>
             <w:tcBorders>
               <w:left w:val="single" w:sz="2" w:space="0" w:color="000000"/>
               <w:bottom w:val="single" w:sz="2" w:space="0" w:color="000000"/>
@@ -4223,7 +4176,7 @@
         <w:trPr/>
         <w:tc>
           <w:tcPr>
-            <w:tcW w:w="1587" w:type="dxa"/>
+            <w:tcW w:w="1586" w:type="dxa"/>
             <w:tcBorders>
               <w:left w:val="single" w:sz="2" w:space="0" w:color="000000"/>
               <w:bottom w:val="single" w:sz="2" w:space="0" w:color="000000"/>
@@ -4251,7 +4204,7 @@
         </w:tc>
         <w:tc>
           <w:tcPr>
-            <w:tcW w:w="5326" w:type="dxa"/>
+            <w:tcW w:w="5327" w:type="dxa"/>
             <w:tcBorders>
               <w:left w:val="single" w:sz="2" w:space="0" w:color="000000"/>
               <w:bottom w:val="single" w:sz="2" w:space="0" w:color="000000"/>
@@ -4309,7 +4262,7 @@
         <w:trPr/>
         <w:tc>
           <w:tcPr>
-            <w:tcW w:w="1587" w:type="dxa"/>
+            <w:tcW w:w="1586" w:type="dxa"/>
             <w:tcBorders>
               <w:left w:val="single" w:sz="2" w:space="0" w:color="000000"/>
               <w:bottom w:val="single" w:sz="2" w:space="0" w:color="000000"/>
@@ -4337,7 +4290,7 @@
         </w:tc>
         <w:tc>
           <w:tcPr>
-            <w:tcW w:w="5326" w:type="dxa"/>
+            <w:tcW w:w="5327" w:type="dxa"/>
             <w:tcBorders>
               <w:left w:val="single" w:sz="2" w:space="0" w:color="000000"/>
               <w:bottom w:val="single" w:sz="2" w:space="0" w:color="000000"/>
@@ -4397,7 +4350,7 @@
         <w:trPr/>
         <w:tc>
           <w:tcPr>
-            <w:tcW w:w="1587" w:type="dxa"/>
+            <w:tcW w:w="1586" w:type="dxa"/>
             <w:tcBorders>
               <w:left w:val="single" w:sz="2" w:space="0" w:color="000000"/>
               <w:bottom w:val="single" w:sz="2" w:space="0" w:color="000000"/>
@@ -4427,7 +4380,7 @@
         </w:tc>
         <w:tc>
           <w:tcPr>
-            <w:tcW w:w="5326" w:type="dxa"/>
+            <w:tcW w:w="5327" w:type="dxa"/>
             <w:tcBorders>
               <w:left w:val="single" w:sz="2" w:space="0" w:color="000000"/>
               <w:bottom w:val="single" w:sz="2" w:space="0" w:color="000000"/>
@@ -4492,7 +4445,7 @@
         <w:trPr/>
         <w:tc>
           <w:tcPr>
-            <w:tcW w:w="1587" w:type="dxa"/>
+            <w:tcW w:w="1586" w:type="dxa"/>
             <w:tcBorders>
               <w:left w:val="single" w:sz="2" w:space="0" w:color="000000"/>
               <w:bottom w:val="single" w:sz="2" w:space="0" w:color="000000"/>
@@ -4522,7 +4475,7 @@
         </w:tc>
         <w:tc>
           <w:tcPr>
-            <w:tcW w:w="5326" w:type="dxa"/>
+            <w:tcW w:w="5327" w:type="dxa"/>
             <w:tcBorders>
               <w:left w:val="single" w:sz="2" w:space="0" w:color="000000"/>
               <w:bottom w:val="single" w:sz="2" w:space="0" w:color="000000"/>
@@ -4587,7 +4540,7 @@
         <w:trPr/>
         <w:tc>
           <w:tcPr>
-            <w:tcW w:w="1587" w:type="dxa"/>
+            <w:tcW w:w="1586" w:type="dxa"/>
             <w:tcBorders>
               <w:left w:val="single" w:sz="2" w:space="0" w:color="000000"/>
               <w:bottom w:val="single" w:sz="2" w:space="0" w:color="000000"/>
@@ -4617,7 +4570,7 @@
         </w:tc>
         <w:tc>
           <w:tcPr>
-            <w:tcW w:w="5326" w:type="dxa"/>
+            <w:tcW w:w="5327" w:type="dxa"/>
             <w:tcBorders>
               <w:left w:val="single" w:sz="2" w:space="0" w:color="000000"/>
               <w:bottom w:val="single" w:sz="2" w:space="0" w:color="000000"/>
@@ -4682,7 +4635,7 @@
         <w:trPr/>
         <w:tc>
           <w:tcPr>
-            <w:tcW w:w="1587" w:type="dxa"/>
+            <w:tcW w:w="1586" w:type="dxa"/>
             <w:tcBorders>
               <w:left w:val="single" w:sz="2" w:space="0" w:color="000000"/>
               <w:bottom w:val="single" w:sz="2" w:space="0" w:color="000000"/>
@@ -4712,7 +4665,7 @@
         </w:tc>
         <w:tc>
           <w:tcPr>
-            <w:tcW w:w="5326" w:type="dxa"/>
+            <w:tcW w:w="5327" w:type="dxa"/>
             <w:tcBorders>
               <w:left w:val="single" w:sz="2" w:space="0" w:color="000000"/>
               <w:bottom w:val="single" w:sz="2" w:space="0" w:color="000000"/>
@@ -4777,7 +4730,7 @@
         <w:trPr/>
         <w:tc>
           <w:tcPr>
-            <w:tcW w:w="1587" w:type="dxa"/>
+            <w:tcW w:w="1586" w:type="dxa"/>
             <w:tcBorders>
               <w:left w:val="single" w:sz="2" w:space="0" w:color="000000"/>
               <w:bottom w:val="single" w:sz="2" w:space="0" w:color="000000"/>
@@ -4807,7 +4760,7 @@
         </w:tc>
         <w:tc>
           <w:tcPr>
-            <w:tcW w:w="5326" w:type="dxa"/>
+            <w:tcW w:w="5327" w:type="dxa"/>
             <w:tcBorders>
               <w:left w:val="single" w:sz="2" w:space="0" w:color="000000"/>
               <w:bottom w:val="single" w:sz="2" w:space="0" w:color="000000"/>
@@ -4872,7 +4825,7 @@
         <w:trPr/>
         <w:tc>
           <w:tcPr>
-            <w:tcW w:w="1587" w:type="dxa"/>
+            <w:tcW w:w="1586" w:type="dxa"/>
             <w:tcBorders>
               <w:left w:val="single" w:sz="2" w:space="0" w:color="000000"/>
               <w:bottom w:val="single" w:sz="2" w:space="0" w:color="000000"/>
@@ -4898,7 +4851,7 @@
         </w:tc>
         <w:tc>
           <w:tcPr>
-            <w:tcW w:w="5326" w:type="dxa"/>
+            <w:tcW w:w="5327" w:type="dxa"/>
             <w:tcBorders>
               <w:left w:val="single" w:sz="2" w:space="0" w:color="000000"/>
               <w:bottom w:val="single" w:sz="2" w:space="0" w:color="000000"/>
@@ -4969,7 +4922,7 @@
         <w:trPr/>
         <w:tc>
           <w:tcPr>
-            <w:tcW w:w="1587" w:type="dxa"/>
+            <w:tcW w:w="1586" w:type="dxa"/>
             <w:tcBorders>
               <w:left w:val="single" w:sz="2" w:space="0" w:color="000000"/>
               <w:bottom w:val="single" w:sz="2" w:space="0" w:color="000000"/>
@@ -4995,7 +4948,7 @@
         </w:tc>
         <w:tc>
           <w:tcPr>
-            <w:tcW w:w="5326" w:type="dxa"/>
+            <w:tcW w:w="5327" w:type="dxa"/>
             <w:tcBorders>
               <w:left w:val="single" w:sz="2" w:space="0" w:color="000000"/>
               <w:bottom w:val="single" w:sz="2" w:space="0" w:color="000000"/>
@@ -5066,7 +5019,7 @@
         <w:trPr/>
         <w:tc>
           <w:tcPr>
-            <w:tcW w:w="1587" w:type="dxa"/>
+            <w:tcW w:w="1586" w:type="dxa"/>
             <w:tcBorders>
               <w:left w:val="single" w:sz="2" w:space="0" w:color="000000"/>
               <w:bottom w:val="single" w:sz="2" w:space="0" w:color="000000"/>
@@ -5092,7 +5045,7 @@
         </w:tc>
         <w:tc>
           <w:tcPr>
-            <w:tcW w:w="5326" w:type="dxa"/>
+            <w:tcW w:w="5327" w:type="dxa"/>
             <w:tcBorders>
               <w:left w:val="single" w:sz="2" w:space="0" w:color="000000"/>
               <w:bottom w:val="single" w:sz="2" w:space="0" w:color="000000"/>
@@ -5168,7 +5121,7 @@
         <w:trPr/>
         <w:tc>
           <w:tcPr>
-            <w:tcW w:w="1587" w:type="dxa"/>
+            <w:tcW w:w="1586" w:type="dxa"/>
             <w:tcBorders>
               <w:left w:val="single" w:sz="2" w:space="0" w:color="000000"/>
               <w:bottom w:val="single" w:sz="2" w:space="0" w:color="000000"/>
@@ -5194,7 +5147,7 @@
         </w:tc>
         <w:tc>
           <w:tcPr>
-            <w:tcW w:w="5326" w:type="dxa"/>
+            <w:tcW w:w="5327" w:type="dxa"/>
             <w:tcBorders>
               <w:left w:val="single" w:sz="2" w:space="0" w:color="000000"/>
               <w:bottom w:val="single" w:sz="2" w:space="0" w:color="000000"/>
@@ -5270,7 +5223,7 @@
         <w:trPr/>
         <w:tc>
           <w:tcPr>
-            <w:tcW w:w="1587" w:type="dxa"/>
+            <w:tcW w:w="1586" w:type="dxa"/>
             <w:tcBorders>
               <w:left w:val="single" w:sz="2" w:space="0" w:color="000000"/>
               <w:bottom w:val="single" w:sz="2" w:space="0" w:color="000000"/>
@@ -5296,7 +5249,7 @@
         </w:tc>
         <w:tc>
           <w:tcPr>
-            <w:tcW w:w="5326" w:type="dxa"/>
+            <w:tcW w:w="5327" w:type="dxa"/>
             <w:tcBorders>
               <w:left w:val="single" w:sz="2" w:space="0" w:color="000000"/>
               <w:bottom w:val="single" w:sz="2" w:space="0" w:color="000000"/>
@@ -5352,7 +5305,7 @@
         <w:trPr/>
         <w:tc>
           <w:tcPr>
-            <w:tcW w:w="1587" w:type="dxa"/>
+            <w:tcW w:w="1586" w:type="dxa"/>
             <w:tcBorders>
               <w:left w:val="single" w:sz="2" w:space="0" w:color="000000"/>
               <w:bottom w:val="single" w:sz="2" w:space="0" w:color="000000"/>
@@ -5378,7 +5331,7 @@
         </w:tc>
         <w:tc>
           <w:tcPr>
-            <w:tcW w:w="5326" w:type="dxa"/>
+            <w:tcW w:w="5327" w:type="dxa"/>
             <w:tcBorders>
               <w:left w:val="single" w:sz="2" w:space="0" w:color="000000"/>
               <w:bottom w:val="single" w:sz="2" w:space="0" w:color="000000"/>
@@ -5434,7 +5387,7 @@
         <w:trPr/>
         <w:tc>
           <w:tcPr>
-            <w:tcW w:w="1587" w:type="dxa"/>
+            <w:tcW w:w="1586" w:type="dxa"/>
             <w:tcBorders>
               <w:left w:val="single" w:sz="2" w:space="0" w:color="000000"/>
               <w:bottom w:val="single" w:sz="2" w:space="0" w:color="000000"/>
@@ -5460,7 +5413,7 @@
         </w:tc>
         <w:tc>
           <w:tcPr>
-            <w:tcW w:w="5326" w:type="dxa"/>
+            <w:tcW w:w="5327" w:type="dxa"/>
             <w:tcBorders>
               <w:left w:val="single" w:sz="2" w:space="0" w:color="000000"/>
               <w:bottom w:val="single" w:sz="2" w:space="0" w:color="000000"/>
@@ -5528,7 +5481,7 @@
         <w:trPr/>
         <w:tc>
           <w:tcPr>
-            <w:tcW w:w="1587" w:type="dxa"/>
+            <w:tcW w:w="1586" w:type="dxa"/>
             <w:tcBorders>
               <w:left w:val="single" w:sz="2" w:space="0" w:color="000000"/>
               <w:bottom w:val="single" w:sz="2" w:space="0" w:color="000000"/>
@@ -5558,7 +5511,7 @@
         </w:tc>
         <w:tc>
           <w:tcPr>
-            <w:tcW w:w="5326" w:type="dxa"/>
+            <w:tcW w:w="5327" w:type="dxa"/>
             <w:tcBorders>
               <w:left w:val="single" w:sz="2" w:space="0" w:color="000000"/>
               <w:bottom w:val="single" w:sz="2" w:space="0" w:color="000000"/>
@@ -5641,7 +5594,7 @@
         <w:trPr/>
         <w:tc>
           <w:tcPr>
-            <w:tcW w:w="1587" w:type="dxa"/>
+            <w:tcW w:w="1586" w:type="dxa"/>
             <w:tcBorders>
               <w:left w:val="single" w:sz="2" w:space="0" w:color="000000"/>
               <w:bottom w:val="single" w:sz="2" w:space="0" w:color="000000"/>
@@ -5667,7 +5620,7 @@
         </w:tc>
         <w:tc>
           <w:tcPr>
-            <w:tcW w:w="5326" w:type="dxa"/>
+            <w:tcW w:w="5327" w:type="dxa"/>
             <w:tcBorders>
               <w:left w:val="single" w:sz="2" w:space="0" w:color="000000"/>
               <w:bottom w:val="single" w:sz="2" w:space="0" w:color="000000"/>
@@ -5720,7 +5673,7 @@
         <w:trPr/>
         <w:tc>
           <w:tcPr>
-            <w:tcW w:w="1587" w:type="dxa"/>
+            <w:tcW w:w="1586" w:type="dxa"/>
             <w:tcBorders>
               <w:left w:val="single" w:sz="2" w:space="0" w:color="000000"/>
               <w:bottom w:val="single" w:sz="2" w:space="0" w:color="000000"/>
@@ -5746,7 +5699,7 @@
         </w:tc>
         <w:tc>
           <w:tcPr>
-            <w:tcW w:w="5326" w:type="dxa"/>
+            <w:tcW w:w="5327" w:type="dxa"/>
             <w:tcBorders>
               <w:left w:val="single" w:sz="2" w:space="0" w:color="000000"/>
               <w:bottom w:val="single" w:sz="2" w:space="0" w:color="000000"/>
@@ -5802,7 +5755,7 @@
         <w:trPr/>
         <w:tc>
           <w:tcPr>
-            <w:tcW w:w="1587" w:type="dxa"/>
+            <w:tcW w:w="1586" w:type="dxa"/>
             <w:tcBorders>
               <w:left w:val="single" w:sz="2" w:space="0" w:color="000000"/>
               <w:bottom w:val="single" w:sz="2" w:space="0" w:color="000000"/>
@@ -5828,7 +5781,7 @@
         </w:tc>
         <w:tc>
           <w:tcPr>
-            <w:tcW w:w="5326" w:type="dxa"/>
+            <w:tcW w:w="5327" w:type="dxa"/>
             <w:tcBorders>
               <w:left w:val="single" w:sz="2" w:space="0" w:color="000000"/>
               <w:bottom w:val="single" w:sz="2" w:space="0" w:color="000000"/>
@@ -5936,7 +5889,7 @@
         <w:trPr/>
         <w:tc>
           <w:tcPr>
-            <w:tcW w:w="1587" w:type="dxa"/>
+            <w:tcW w:w="1586" w:type="dxa"/>
             <w:tcBorders>
               <w:left w:val="single" w:sz="2" w:space="0" w:color="000000"/>
               <w:bottom w:val="single" w:sz="2" w:space="0" w:color="000000"/>
@@ -5962,7 +5915,7 @@
         </w:tc>
         <w:tc>
           <w:tcPr>
-            <w:tcW w:w="5326" w:type="dxa"/>
+            <w:tcW w:w="5327" w:type="dxa"/>
             <w:tcBorders>
               <w:left w:val="single" w:sz="2" w:space="0" w:color="000000"/>
               <w:bottom w:val="single" w:sz="2" w:space="0" w:color="000000"/>
@@ -7509,15 +7462,15 @@
         </w:tblCellMar>
       </w:tblPr>
       <w:tblGrid>
-        <w:gridCol w:w="3237"/>
+        <w:gridCol w:w="3236"/>
         <w:gridCol w:w="2309"/>
-        <w:gridCol w:w="4101"/>
+        <w:gridCol w:w="4102"/>
       </w:tblGrid>
       <w:tr>
         <w:trPr/>
         <w:tc>
           <w:tcPr>
-            <w:tcW w:w="3237" w:type="dxa"/>
+            <w:tcW w:w="3236" w:type="dxa"/>
             <w:tcBorders>
               <w:top w:val="single" w:sz="2" w:space="0" w:color="000000"/>
               <w:left w:val="single" w:sz="2" w:space="0" w:color="000000"/>
@@ -7567,7 +7520,7 @@
         </w:tc>
         <w:tc>
           <w:tcPr>
-            <w:tcW w:w="4101" w:type="dxa"/>
+            <w:tcW w:w="4102" w:type="dxa"/>
             <w:tcBorders>
               <w:top w:val="single" w:sz="2" w:space="0" w:color="000000"/>
               <w:left w:val="single" w:sz="2" w:space="0" w:color="000000"/>
@@ -7596,7 +7549,7 @@
         <w:trPr/>
         <w:tc>
           <w:tcPr>
-            <w:tcW w:w="3237" w:type="dxa"/>
+            <w:tcW w:w="3236" w:type="dxa"/>
             <w:tcBorders>
               <w:left w:val="single" w:sz="2" w:space="0" w:color="000000"/>
               <w:bottom w:val="single" w:sz="2" w:space="0" w:color="000000"/>
@@ -7658,7 +7611,7 @@
         </w:tc>
         <w:tc>
           <w:tcPr>
-            <w:tcW w:w="4101" w:type="dxa"/>
+            <w:tcW w:w="4102" w:type="dxa"/>
             <w:tcBorders>
               <w:left w:val="single" w:sz="2" w:space="0" w:color="000000"/>
               <w:bottom w:val="single" w:sz="2" w:space="0" w:color="000000"/>
@@ -7706,7 +7659,7 @@
         <w:trPr/>
         <w:tc>
           <w:tcPr>
-            <w:tcW w:w="3237" w:type="dxa"/>
+            <w:tcW w:w="3236" w:type="dxa"/>
             <w:tcBorders>
               <w:left w:val="single" w:sz="2" w:space="0" w:color="000000"/>
               <w:bottom w:val="single" w:sz="2" w:space="0" w:color="000000"/>
@@ -7779,7 +7732,7 @@
         </w:tc>
         <w:tc>
           <w:tcPr>
-            <w:tcW w:w="4101" w:type="dxa"/>
+            <w:tcW w:w="4102" w:type="dxa"/>
             <w:tcBorders>
               <w:left w:val="single" w:sz="2" w:space="0" w:color="000000"/>
               <w:bottom w:val="single" w:sz="2" w:space="0" w:color="000000"/>
@@ -7818,7 +7771,7 @@
         <w:trPr/>
         <w:tc>
           <w:tcPr>
-            <w:tcW w:w="3237" w:type="dxa"/>
+            <w:tcW w:w="3236" w:type="dxa"/>
             <w:tcBorders>
               <w:left w:val="single" w:sz="2" w:space="0" w:color="000000"/>
               <w:bottom w:val="single" w:sz="2" w:space="0" w:color="000000"/>
@@ -7868,7 +7821,7 @@
         </w:tc>
         <w:tc>
           <w:tcPr>
-            <w:tcW w:w="4101" w:type="dxa"/>
+            <w:tcW w:w="4102" w:type="dxa"/>
             <w:tcBorders>
               <w:left w:val="single" w:sz="2" w:space="0" w:color="000000"/>
               <w:bottom w:val="single" w:sz="2" w:space="0" w:color="000000"/>
@@ -7896,7 +7849,7 @@
         <w:trPr/>
         <w:tc>
           <w:tcPr>
-            <w:tcW w:w="3237" w:type="dxa"/>
+            <w:tcW w:w="3236" w:type="dxa"/>
             <w:tcBorders>
               <w:left w:val="single" w:sz="2" w:space="0" w:color="000000"/>
               <w:bottom w:val="single" w:sz="2" w:space="0" w:color="000000"/>
@@ -7946,7 +7899,7 @@
         </w:tc>
         <w:tc>
           <w:tcPr>
-            <w:tcW w:w="4101" w:type="dxa"/>
+            <w:tcW w:w="4102" w:type="dxa"/>
             <w:tcBorders>
               <w:left w:val="single" w:sz="2" w:space="0" w:color="000000"/>
               <w:bottom w:val="single" w:sz="2" w:space="0" w:color="000000"/>
@@ -7974,7 +7927,7 @@
         <w:trPr/>
         <w:tc>
           <w:tcPr>
-            <w:tcW w:w="3237" w:type="dxa"/>
+            <w:tcW w:w="3236" w:type="dxa"/>
             <w:tcBorders>
               <w:left w:val="single" w:sz="2" w:space="0" w:color="000000"/>
               <w:bottom w:val="single" w:sz="2" w:space="0" w:color="000000"/>
@@ -8022,7 +7975,7 @@
         </w:tc>
         <w:tc>
           <w:tcPr>
-            <w:tcW w:w="4101" w:type="dxa"/>
+            <w:tcW w:w="4102" w:type="dxa"/>
             <w:tcBorders>
               <w:left w:val="single" w:sz="2" w:space="0" w:color="000000"/>
               <w:bottom w:val="single" w:sz="2" w:space="0" w:color="000000"/>
@@ -8083,15 +8036,15 @@
         </w:tblCellMar>
       </w:tblPr>
       <w:tblGrid>
-        <w:gridCol w:w="3237"/>
+        <w:gridCol w:w="3236"/>
         <w:gridCol w:w="2338"/>
-        <w:gridCol w:w="4072"/>
+        <w:gridCol w:w="4073"/>
       </w:tblGrid>
       <w:tr>
         <w:trPr/>
         <w:tc>
           <w:tcPr>
-            <w:tcW w:w="3237" w:type="dxa"/>
+            <w:tcW w:w="3236" w:type="dxa"/>
             <w:tcBorders>
               <w:top w:val="single" w:sz="2" w:space="0" w:color="000000"/>
               <w:left w:val="single" w:sz="2" w:space="0" w:color="000000"/>
@@ -8141,7 +8094,7 @@
         </w:tc>
         <w:tc>
           <w:tcPr>
-            <w:tcW w:w="4072" w:type="dxa"/>
+            <w:tcW w:w="4073" w:type="dxa"/>
             <w:tcBorders>
               <w:top w:val="single" w:sz="2" w:space="0" w:color="000000"/>
               <w:left w:val="single" w:sz="2" w:space="0" w:color="000000"/>
@@ -8170,7 +8123,7 @@
         <w:trPr/>
         <w:tc>
           <w:tcPr>
-            <w:tcW w:w="3237" w:type="dxa"/>
+            <w:tcW w:w="3236" w:type="dxa"/>
             <w:tcBorders>
               <w:left w:val="single" w:sz="2" w:space="0" w:color="000000"/>
               <w:bottom w:val="single" w:sz="2" w:space="0" w:color="000000"/>
@@ -8216,7 +8169,7 @@
         </w:tc>
         <w:tc>
           <w:tcPr>
-            <w:tcW w:w="4072" w:type="dxa"/>
+            <w:tcW w:w="4073" w:type="dxa"/>
             <w:tcBorders>
               <w:left w:val="single" w:sz="2" w:space="0" w:color="000000"/>
               <w:bottom w:val="single" w:sz="2" w:space="0" w:color="000000"/>
@@ -9894,8 +9847,8 @@
         </w:tblCellMar>
       </w:tblPr>
       <w:tblGrid>
-        <w:gridCol w:w="1977"/>
-        <w:gridCol w:w="7669"/>
+        <w:gridCol w:w="1976"/>
+        <w:gridCol w:w="7670"/>
       </w:tblGrid>
       <w:tr>
         <w:trPr>
@@ -9903,7 +9856,7 @@
         </w:trPr>
         <w:tc>
           <w:tcPr>
-            <w:tcW w:w="1977" w:type="dxa"/>
+            <w:tcW w:w="1976" w:type="dxa"/>
             <w:tcBorders>
               <w:top w:val="single" w:sz="2" w:space="0" w:color="000000"/>
               <w:left w:val="single" w:sz="2" w:space="0" w:color="000000"/>
@@ -9930,7 +9883,7 @@
         </w:tc>
         <w:tc>
           <w:tcPr>
-            <w:tcW w:w="7669" w:type="dxa"/>
+            <w:tcW w:w="7670" w:type="dxa"/>
             <w:tcBorders>
               <w:top w:val="single" w:sz="2" w:space="0" w:color="000000"/>
               <w:left w:val="single" w:sz="2" w:space="0" w:color="000000"/>
@@ -9958,7 +9911,7 @@
         <w:trPr/>
         <w:tc>
           <w:tcPr>
-            <w:tcW w:w="1977" w:type="dxa"/>
+            <w:tcW w:w="1976" w:type="dxa"/>
             <w:tcBorders>
               <w:left w:val="single" w:sz="2" w:space="0" w:color="000000"/>
               <w:bottom w:val="single" w:sz="2" w:space="0" w:color="000000"/>
@@ -9983,7 +9936,7 @@
         </w:tc>
         <w:tc>
           <w:tcPr>
-            <w:tcW w:w="7669" w:type="dxa"/>
+            <w:tcW w:w="7670" w:type="dxa"/>
             <w:tcBorders>
               <w:left w:val="single" w:sz="2" w:space="0" w:color="000000"/>
               <w:bottom w:val="single" w:sz="2" w:space="0" w:color="000000"/>
@@ -10011,7 +9964,7 @@
         <w:trPr/>
         <w:tc>
           <w:tcPr>
-            <w:tcW w:w="1977" w:type="dxa"/>
+            <w:tcW w:w="1976" w:type="dxa"/>
             <w:tcBorders>
               <w:left w:val="single" w:sz="2" w:space="0" w:color="000000"/>
               <w:bottom w:val="single" w:sz="2" w:space="0" w:color="000000"/>
@@ -10036,7 +9989,7 @@
         </w:tc>
         <w:tc>
           <w:tcPr>
-            <w:tcW w:w="7669" w:type="dxa"/>
+            <w:tcW w:w="7670" w:type="dxa"/>
             <w:tcBorders>
               <w:left w:val="single" w:sz="2" w:space="0" w:color="000000"/>
               <w:bottom w:val="single" w:sz="2" w:space="0" w:color="000000"/>
@@ -10062,7 +10015,7 @@
         <w:trPr/>
         <w:tc>
           <w:tcPr>
-            <w:tcW w:w="1977" w:type="dxa"/>
+            <w:tcW w:w="1976" w:type="dxa"/>
             <w:tcBorders>
               <w:left w:val="single" w:sz="2" w:space="0" w:color="000000"/>
               <w:bottom w:val="single" w:sz="2" w:space="0" w:color="000000"/>
@@ -10087,7 +10040,7 @@
         </w:tc>
         <w:tc>
           <w:tcPr>
-            <w:tcW w:w="7669" w:type="dxa"/>
+            <w:tcW w:w="7670" w:type="dxa"/>
             <w:tcBorders>
               <w:left w:val="single" w:sz="2" w:space="0" w:color="000000"/>
               <w:bottom w:val="single" w:sz="2" w:space="0" w:color="000000"/>
@@ -10126,7 +10079,7 @@
         <w:trPr/>
         <w:tc>
           <w:tcPr>
-            <w:tcW w:w="1977" w:type="dxa"/>
+            <w:tcW w:w="1976" w:type="dxa"/>
             <w:tcBorders>
               <w:left w:val="single" w:sz="2" w:space="0" w:color="000000"/>
               <w:bottom w:val="single" w:sz="2" w:space="0" w:color="000000"/>
@@ -10151,7 +10104,7 @@
         </w:tc>
         <w:tc>
           <w:tcPr>
-            <w:tcW w:w="7669" w:type="dxa"/>
+            <w:tcW w:w="7670" w:type="dxa"/>
             <w:tcBorders>
               <w:left w:val="single" w:sz="2" w:space="0" w:color="000000"/>
               <w:bottom w:val="single" w:sz="2" w:space="0" w:color="000000"/>
@@ -10177,7 +10130,7 @@
         <w:trPr/>
         <w:tc>
           <w:tcPr>
-            <w:tcW w:w="1977" w:type="dxa"/>
+            <w:tcW w:w="1976" w:type="dxa"/>
             <w:tcBorders>
               <w:left w:val="single" w:sz="2" w:space="0" w:color="000000"/>
               <w:bottom w:val="single" w:sz="2" w:space="0" w:color="000000"/>
@@ -10202,7 +10155,7 @@
         </w:tc>
         <w:tc>
           <w:tcPr>
-            <w:tcW w:w="7669" w:type="dxa"/>
+            <w:tcW w:w="7670" w:type="dxa"/>
             <w:tcBorders>
               <w:left w:val="single" w:sz="2" w:space="0" w:color="000000"/>
               <w:bottom w:val="single" w:sz="2" w:space="0" w:color="000000"/>
@@ -10228,7 +10181,7 @@
         <w:trPr/>
         <w:tc>
           <w:tcPr>
-            <w:tcW w:w="1977" w:type="dxa"/>
+            <w:tcW w:w="1976" w:type="dxa"/>
             <w:tcBorders>
               <w:left w:val="single" w:sz="2" w:space="0" w:color="000000"/>
               <w:bottom w:val="single" w:sz="2" w:space="0" w:color="000000"/>
@@ -10253,7 +10206,7 @@
         </w:tc>
         <w:tc>
           <w:tcPr>
-            <w:tcW w:w="7669" w:type="dxa"/>
+            <w:tcW w:w="7670" w:type="dxa"/>
             <w:tcBorders>
               <w:left w:val="single" w:sz="2" w:space="0" w:color="000000"/>
               <w:bottom w:val="single" w:sz="2" w:space="0" w:color="000000"/>
@@ -10281,7 +10234,7 @@
         <w:trPr/>
         <w:tc>
           <w:tcPr>
-            <w:tcW w:w="1977" w:type="dxa"/>
+            <w:tcW w:w="1976" w:type="dxa"/>
             <w:tcBorders>
               <w:left w:val="single" w:sz="2" w:space="0" w:color="000000"/>
               <w:bottom w:val="single" w:sz="2" w:space="0" w:color="000000"/>
@@ -10306,7 +10259,7 @@
         </w:tc>
         <w:tc>
           <w:tcPr>
-            <w:tcW w:w="7669" w:type="dxa"/>
+            <w:tcW w:w="7670" w:type="dxa"/>
             <w:tcBorders>
               <w:left w:val="single" w:sz="2" w:space="0" w:color="000000"/>
               <w:bottom w:val="single" w:sz="2" w:space="0" w:color="000000"/>
@@ -10332,7 +10285,7 @@
         <w:trPr/>
         <w:tc>
           <w:tcPr>
-            <w:tcW w:w="1977" w:type="dxa"/>
+            <w:tcW w:w="1976" w:type="dxa"/>
             <w:tcBorders>
               <w:left w:val="single" w:sz="2" w:space="0" w:color="000000"/>
               <w:bottom w:val="single" w:sz="2" w:space="0" w:color="000000"/>
@@ -10356,7 +10309,7 @@
         </w:tc>
         <w:tc>
           <w:tcPr>
-            <w:tcW w:w="7669" w:type="dxa"/>
+            <w:tcW w:w="7670" w:type="dxa"/>
             <w:tcBorders>
               <w:left w:val="single" w:sz="2" w:space="0" w:color="000000"/>
               <w:bottom w:val="single" w:sz="2" w:space="0" w:color="000000"/>
@@ -11788,23 +11741,7 @@
           <w:color w:val="C9211E"/>
           <w:lang w:val="da-DK"/>
         </w:rPr>
-        <w:t xml:space="preserve">Fra og med version </w:t>
-      </w:r>
-      <w:r>
-        <w:rPr>
-          <w:rFonts w:cs="Verdana" w:ascii="Verdana" w:hAnsi="Verdana"/>
-          <w:color w:val="C9211E"/>
-          <w:lang w:val="da-DK"/>
-        </w:rPr>
-        <w:t>4.0</w:t>
-      </w:r>
-      <w:r>
-        <w:rPr>
-          <w:rFonts w:cs="Verdana" w:ascii="Verdana" w:hAnsi="Verdana"/>
-          <w:color w:val="C9211E"/>
-          <w:lang w:val="da-DK"/>
-        </w:rPr>
-        <w:t xml:space="preserve">  kan man desuden eksportere den viste punktnode-repræsentation til en fil, som igen kan anvendes i et notatapparat eller en punktprinter. </w:t>
+        <w:t xml:space="preserve">Fra og med version 4.0  kan man desuden eksportere den viste punktnode-repræsentation til en fil, som igen kan anvendes i et notatapparat eller en punktprinter. </w:t>
       </w:r>
     </w:p>
     <w:p>
@@ -11986,23 +11923,7 @@
           <w:color w:val="C9211E"/>
           <w:lang w:val="da-DK"/>
         </w:rPr>
-        <w:t xml:space="preserve">Version </w:t>
-      </w:r>
-      <w:r>
-        <w:rPr>
-          <w:rFonts w:cs="Verdana" w:ascii="Verdana" w:hAnsi="Verdana"/>
-          <w:color w:val="C9211E"/>
-          <w:lang w:val="da-DK"/>
-        </w:rPr>
-        <w:t>4.0</w:t>
-      </w:r>
-      <w:r>
-        <w:rPr>
-          <w:rFonts w:cs="Verdana" w:ascii="Verdana" w:hAnsi="Verdana"/>
-          <w:color w:val="C9211E"/>
-          <w:lang w:val="da-DK"/>
-        </w:rPr>
-        <w:t xml:space="preserve">  understøtter opstillingerne:</w:t>
+        <w:t>Version 4.0  understøtter opstillingerne:</w:t>
       </w:r>
     </w:p>
     <w:tbl>
@@ -12018,14 +11939,14 @@
         </w:tblCellMar>
       </w:tblPr>
       <w:tblGrid>
-        <w:gridCol w:w="2383"/>
-        <w:gridCol w:w="7267"/>
+        <w:gridCol w:w="2382"/>
+        <w:gridCol w:w="7268"/>
       </w:tblGrid>
       <w:tr>
         <w:trPr/>
         <w:tc>
           <w:tcPr>
-            <w:tcW w:w="2383" w:type="dxa"/>
+            <w:tcW w:w="2382" w:type="dxa"/>
             <w:tcBorders>
               <w:top w:val="single" w:sz="2" w:space="0" w:color="000000"/>
               <w:left w:val="single" w:sz="2" w:space="0" w:color="000000"/>
@@ -12061,7 +11982,7 @@
         </w:tc>
         <w:tc>
           <w:tcPr>
-            <w:tcW w:w="7267" w:type="dxa"/>
+            <w:tcW w:w="7268" w:type="dxa"/>
             <w:tcBorders>
               <w:top w:val="single" w:sz="2" w:space="0" w:color="000000"/>
               <w:left w:val="single" w:sz="2" w:space="0" w:color="000000"/>
@@ -12082,15 +12003,7 @@
                 <w:color w:val="C9211E"/>
                 <w:lang w:val="da-DK"/>
               </w:rPr>
-              <w:t xml:space="preserve">Svarer til visningen i IBOS Nodelæsers nodeliste </w:t>
-            </w:r>
-            <w:r>
-              <w:rPr>
-                <w:rFonts w:cs="Verdana" w:ascii="Verdana" w:hAnsi="Verdana"/>
-                <w:color w:val="C9211E"/>
-                <w:lang w:val="da-DK"/>
-              </w:rPr>
-              <w:t>og viser lige som denne én linie punktnoder pr. slag i musikken.</w:t>
+              <w:t>Svarer til visningen i IBOS Nodelæsers nodeliste og viser lige som denne én linie punktnoder pr. slag i musikken.</w:t>
             </w:r>
           </w:p>
         </w:tc>
@@ -12099,7 +12012,7 @@
         <w:trPr/>
         <w:tc>
           <w:tcPr>
-            <w:tcW w:w="2383" w:type="dxa"/>
+            <w:tcW w:w="2382" w:type="dxa"/>
             <w:tcBorders>
               <w:left w:val="single" w:sz="2" w:space="0" w:color="000000"/>
               <w:bottom w:val="single" w:sz="2" w:space="0" w:color="000000"/>
@@ -12134,7 +12047,7 @@
         </w:tc>
         <w:tc>
           <w:tcPr>
-            <w:tcW w:w="7267" w:type="dxa"/>
+            <w:tcW w:w="7268" w:type="dxa"/>
             <w:tcBorders>
               <w:left w:val="single" w:sz="2" w:space="0" w:color="000000"/>
               <w:bottom w:val="single" w:sz="2" w:space="0" w:color="000000"/>
@@ -12782,76 +12695,36 @@
           <w:color w:val="C9211E"/>
           <w:lang w:val="da-DK"/>
         </w:rPr>
-        <w:t xml:space="preserve">Som hovedregel genereres 1 </w:t>
-      </w:r>
+        <w:t>Som hovedregel genereres 1 punktnodefil pr stemme i partituret samt en ”TUTTI” punktnodefil, som indeholder en samlet repræsentation af alle stemmer.</w:t>
+      </w:r>
+    </w:p>
+    <w:p>
+      <w:pPr>
+        <w:pStyle w:val="Brdtekst"/>
+        <w:rPr>
+          <w:rFonts w:ascii="Verdana" w:hAnsi="Verdana" w:cs="Verdana"/>
+          <w:lang w:val="da-DK"/>
+        </w:rPr>
+      </w:pPr>
+      <w:r>
+        <w:rPr>
+          <w:rFonts w:cs="Verdana" w:ascii="Verdana" w:hAnsi="Verdana"/>
+          <w:lang w:val="da-DK"/>
+        </w:rPr>
+      </w:r>
+    </w:p>
+    <w:p>
+      <w:pPr>
+        <w:pStyle w:val="Brdtekst"/>
+        <w:rPr/>
+      </w:pPr>
       <w:r>
         <w:rPr>
           <w:rFonts w:cs="Verdana" w:ascii="Verdana" w:hAnsi="Verdana"/>
           <w:color w:val="C9211E"/>
           <w:lang w:val="da-DK"/>
         </w:rPr>
-        <w:t>punktnode</w:t>
-      </w:r>
-      <w:r>
-        <w:rPr>
-          <w:rFonts w:cs="Verdana" w:ascii="Verdana" w:hAnsi="Verdana"/>
-          <w:color w:val="C9211E"/>
-          <w:lang w:val="da-DK"/>
-        </w:rPr>
-        <w:t xml:space="preserve">fil pr stemme i partituret samt en ”TUTTI” </w:t>
-      </w:r>
-      <w:r>
-        <w:rPr>
-          <w:rFonts w:cs="Verdana" w:ascii="Verdana" w:hAnsi="Verdana"/>
-          <w:color w:val="C9211E"/>
-          <w:lang w:val="da-DK"/>
-        </w:rPr>
-        <w:t>punktnodefil</w:t>
-      </w:r>
-      <w:r>
-        <w:rPr>
-          <w:rFonts w:cs="Verdana" w:ascii="Verdana" w:hAnsi="Verdana"/>
-          <w:color w:val="C9211E"/>
-          <w:lang w:val="da-DK"/>
-        </w:rPr>
-        <w:t>, som indeholder en samlet repræsentation af alle stemmer.</w:t>
-      </w:r>
-    </w:p>
-    <w:p>
-      <w:pPr>
-        <w:pStyle w:val="Brdtekst"/>
-        <w:rPr>
-          <w:rFonts w:ascii="Verdana" w:hAnsi="Verdana" w:cs="Verdana"/>
-          <w:lang w:val="da-DK"/>
-        </w:rPr>
-      </w:pPr>
-      <w:r>
-        <w:rPr>
-          <w:rFonts w:cs="Verdana" w:ascii="Verdana" w:hAnsi="Verdana"/>
-          <w:lang w:val="da-DK"/>
-        </w:rPr>
-      </w:r>
-    </w:p>
-    <w:p>
-      <w:pPr>
-        <w:pStyle w:val="Brdtekst"/>
-        <w:rPr/>
-      </w:pPr>
-      <w:r>
-        <w:rPr>
-          <w:rFonts w:cs="Verdana" w:ascii="Verdana" w:hAnsi="Verdana"/>
-          <w:color w:val="C9211E"/>
-          <w:lang w:val="da-DK"/>
-        </w:rPr>
-        <w:t>For</w:t>
-      </w:r>
-      <w:r>
-        <w:rPr>
-          <w:rFonts w:cs="Verdana" w:ascii="Verdana" w:hAnsi="Verdana"/>
-          <w:color w:val="C9211E"/>
-          <w:lang w:val="da-DK"/>
-        </w:rPr>
-        <w:t xml:space="preserve"> SATB (Sopran, Alt, Tenot, Bas) kor-partiturer genereres desuden: </w:t>
+        <w:t xml:space="preserve">For SATB (Sopran, Alt, Tenot, Bas) kor-partiturer genereres desuden: </w:t>
       </w:r>
     </w:p>
     <w:p>
@@ -12947,23 +12820,7 @@
           <w:color w:val="C9211E"/>
           <w:lang w:val="da-DK"/>
         </w:rPr>
-        <w:t xml:space="preserve">For et typisk SATB partitur genereres således 8 </w:t>
-      </w:r>
-      <w:r>
-        <w:rPr>
-          <w:rFonts w:cs="Verdana" w:ascii="Verdana" w:hAnsi="Verdana"/>
-          <w:color w:val="C9211E"/>
-          <w:lang w:val="da-DK"/>
-        </w:rPr>
-        <w:t>punktnode</w:t>
-      </w:r>
-      <w:r>
-        <w:rPr>
-          <w:rFonts w:cs="Verdana" w:ascii="Verdana" w:hAnsi="Verdana"/>
-          <w:color w:val="C9211E"/>
-          <w:lang w:val="da-DK"/>
-        </w:rPr>
-        <w:t>filer:</w:t>
+        <w:t>For et typisk SATB partitur genereres således 8 punktnodefiler:</w:t>
       </w:r>
     </w:p>
     <w:p>
@@ -13088,23 +12945,7 @@
           <w:color w:val="C9211E"/>
           <w:lang w:val="da-DK"/>
         </w:rPr>
-        <w:t>Filer” → ”Kopiér punktnodefil til Braille apparat ved hjælp af</w:t>
-      </w:r>
-      <w:r>
-        <w:rPr>
-          <w:rFonts w:cs="Verdana" w:ascii="Verdana" w:hAnsi="Verdana"/>
-          <w:color w:val="C9211E"/>
-          <w:lang w:val="da-DK"/>
-        </w:rPr>
-        <w:t xml:space="preserve"> </w:t>
-      </w:r>
-      <w:r>
-        <w:rPr>
-          <w:rFonts w:cs="Verdana" w:ascii="Verdana" w:hAnsi="Verdana"/>
-          <w:color w:val="C9211E"/>
-          <w:lang w:val="da-DK"/>
-        </w:rPr>
-        <w:t>Stifinder”</w:t>
+        <w:t>Filer” → ”Kopiér punktnodefil til Braille apparat ved hjælp af Stifinder”</w:t>
       </w:r>
     </w:p>
     <w:p>
@@ -13230,14 +13071,14 @@
         </w:tblCellMar>
       </w:tblPr>
       <w:tblGrid>
-        <w:gridCol w:w="1648"/>
-        <w:gridCol w:w="8002"/>
+        <w:gridCol w:w="1647"/>
+        <w:gridCol w:w="8003"/>
       </w:tblGrid>
       <w:tr>
         <w:trPr/>
         <w:tc>
           <w:tcPr>
-            <w:tcW w:w="1648" w:type="dxa"/>
+            <w:tcW w:w="1647" w:type="dxa"/>
             <w:tcBorders>
               <w:top w:val="single" w:sz="2" w:space="0" w:color="000000"/>
               <w:left w:val="single" w:sz="2" w:space="0" w:color="000000"/>
@@ -13285,7 +13126,7 @@
         </w:tc>
         <w:tc>
           <w:tcPr>
-            <w:tcW w:w="8002" w:type="dxa"/>
+            <w:tcW w:w="8003" w:type="dxa"/>
             <w:tcBorders>
               <w:top w:val="single" w:sz="2" w:space="0" w:color="000000"/>
               <w:left w:val="single" w:sz="2" w:space="0" w:color="000000"/>
@@ -13345,7 +13186,7 @@
         <w:trPr/>
         <w:tc>
           <w:tcPr>
-            <w:tcW w:w="1648" w:type="dxa"/>
+            <w:tcW w:w="1647" w:type="dxa"/>
             <w:tcBorders>
               <w:left w:val="single" w:sz="2" w:space="0" w:color="000000"/>
               <w:bottom w:val="single" w:sz="2" w:space="0" w:color="000000"/>
@@ -13385,7 +13226,7 @@
         </w:tc>
         <w:tc>
           <w:tcPr>
-            <w:tcW w:w="8002" w:type="dxa"/>
+            <w:tcW w:w="8003" w:type="dxa"/>
             <w:tcBorders>
               <w:left w:val="single" w:sz="2" w:space="0" w:color="000000"/>
               <w:bottom w:val="single" w:sz="2" w:space="0" w:color="000000"/>
@@ -13729,14 +13570,14 @@
         </w:tblCellMar>
       </w:tblPr>
       <w:tblGrid>
-        <w:gridCol w:w="3282"/>
-        <w:gridCol w:w="6364"/>
+        <w:gridCol w:w="3281"/>
+        <w:gridCol w:w="6365"/>
       </w:tblGrid>
       <w:tr>
         <w:trPr/>
         <w:tc>
           <w:tcPr>
-            <w:tcW w:w="3282" w:type="dxa"/>
+            <w:tcW w:w="3281" w:type="dxa"/>
             <w:tcBorders>
               <w:top w:val="single" w:sz="2" w:space="0" w:color="000000"/>
               <w:left w:val="single" w:sz="2" w:space="0" w:color="000000"/>
@@ -13763,7 +13604,7 @@
         </w:tc>
         <w:tc>
           <w:tcPr>
-            <w:tcW w:w="6364" w:type="dxa"/>
+            <w:tcW w:w="6365" w:type="dxa"/>
             <w:tcBorders>
               <w:top w:val="single" w:sz="2" w:space="0" w:color="000000"/>
               <w:left w:val="single" w:sz="2" w:space="0" w:color="000000"/>
@@ -13794,7 +13635,7 @@
         <w:trPr/>
         <w:tc>
           <w:tcPr>
-            <w:tcW w:w="3282" w:type="dxa"/>
+            <w:tcW w:w="3281" w:type="dxa"/>
             <w:tcBorders>
               <w:left w:val="single" w:sz="2" w:space="0" w:color="000000"/>
               <w:bottom w:val="single" w:sz="2" w:space="0" w:color="000000"/>
@@ -13829,7 +13670,7 @@
         </w:tc>
         <w:tc>
           <w:tcPr>
-            <w:tcW w:w="6364" w:type="dxa"/>
+            <w:tcW w:w="6365" w:type="dxa"/>
             <w:tcBorders>
               <w:left w:val="single" w:sz="2" w:space="0" w:color="000000"/>
               <w:bottom w:val="single" w:sz="2" w:space="0" w:color="000000"/>
@@ -13857,7 +13698,7 @@
         <w:trPr/>
         <w:tc>
           <w:tcPr>
-            <w:tcW w:w="3282" w:type="dxa"/>
+            <w:tcW w:w="3281" w:type="dxa"/>
             <w:tcBorders>
               <w:left w:val="single" w:sz="2" w:space="0" w:color="000000"/>
               <w:bottom w:val="single" w:sz="2" w:space="0" w:color="000000"/>
@@ -13881,7 +13722,7 @@
         </w:tc>
         <w:tc>
           <w:tcPr>
-            <w:tcW w:w="6364" w:type="dxa"/>
+            <w:tcW w:w="6365" w:type="dxa"/>
             <w:tcBorders>
               <w:left w:val="single" w:sz="2" w:space="0" w:color="000000"/>
               <w:bottom w:val="single" w:sz="2" w:space="0" w:color="000000"/>
@@ -13909,7 +13750,7 @@
         <w:trPr/>
         <w:tc>
           <w:tcPr>
-            <w:tcW w:w="3282" w:type="dxa"/>
+            <w:tcW w:w="3281" w:type="dxa"/>
             <w:tcBorders>
               <w:left w:val="single" w:sz="2" w:space="0" w:color="000000"/>
               <w:bottom w:val="single" w:sz="2" w:space="0" w:color="000000"/>
@@ -13933,7 +13774,7 @@
         </w:tc>
         <w:tc>
           <w:tcPr>
-            <w:tcW w:w="6364" w:type="dxa"/>
+            <w:tcW w:w="6365" w:type="dxa"/>
             <w:tcBorders>
               <w:left w:val="single" w:sz="2" w:space="0" w:color="000000"/>
               <w:bottom w:val="single" w:sz="2" w:space="0" w:color="000000"/>
@@ -13961,7 +13802,7 @@
         <w:trPr/>
         <w:tc>
           <w:tcPr>
-            <w:tcW w:w="3282" w:type="dxa"/>
+            <w:tcW w:w="3281" w:type="dxa"/>
             <w:tcBorders>
               <w:left w:val="single" w:sz="2" w:space="0" w:color="000000"/>
               <w:bottom w:val="single" w:sz="2" w:space="0" w:color="000000"/>
@@ -13985,7 +13826,7 @@
         </w:tc>
         <w:tc>
           <w:tcPr>
-            <w:tcW w:w="6364" w:type="dxa"/>
+            <w:tcW w:w="6365" w:type="dxa"/>
             <w:tcBorders>
               <w:left w:val="single" w:sz="2" w:space="0" w:color="000000"/>
               <w:bottom w:val="single" w:sz="2" w:space="0" w:color="000000"/>
@@ -14013,7 +13854,7 @@
         <w:trPr/>
         <w:tc>
           <w:tcPr>
-            <w:tcW w:w="3282" w:type="dxa"/>
+            <w:tcW w:w="3281" w:type="dxa"/>
             <w:tcBorders>
               <w:left w:val="single" w:sz="2" w:space="0" w:color="000000"/>
               <w:bottom w:val="single" w:sz="2" w:space="0" w:color="000000"/>
@@ -14038,7 +13879,7 @@
         </w:tc>
         <w:tc>
           <w:tcPr>
-            <w:tcW w:w="6364" w:type="dxa"/>
+            <w:tcW w:w="6365" w:type="dxa"/>
             <w:tcBorders>
               <w:left w:val="single" w:sz="2" w:space="0" w:color="000000"/>
               <w:bottom w:val="single" w:sz="2" w:space="0" w:color="000000"/>
@@ -14066,7 +13907,7 @@
         <w:trPr/>
         <w:tc>
           <w:tcPr>
-            <w:tcW w:w="3282" w:type="dxa"/>
+            <w:tcW w:w="3281" w:type="dxa"/>
             <w:tcBorders>
               <w:left w:val="single" w:sz="2" w:space="0" w:color="000000"/>
               <w:bottom w:val="single" w:sz="2" w:space="0" w:color="000000"/>
@@ -14095,7 +13936,7 @@
         </w:tc>
         <w:tc>
           <w:tcPr>
-            <w:tcW w:w="6364" w:type="dxa"/>
+            <w:tcW w:w="6365" w:type="dxa"/>
             <w:tcBorders>
               <w:left w:val="single" w:sz="2" w:space="0" w:color="000000"/>
               <w:bottom w:val="single" w:sz="2" w:space="0" w:color="000000"/>
@@ -14125,7 +13966,7 @@
         <w:trPr/>
         <w:tc>
           <w:tcPr>
-            <w:tcW w:w="3282" w:type="dxa"/>
+            <w:tcW w:w="3281" w:type="dxa"/>
             <w:tcBorders>
               <w:left w:val="single" w:sz="2" w:space="0" w:color="000000"/>
             </w:tcBorders>
@@ -14153,7 +13994,7 @@
         </w:tc>
         <w:tc>
           <w:tcPr>
-            <w:tcW w:w="6364" w:type="dxa"/>
+            <w:tcW w:w="6365" w:type="dxa"/>
             <w:tcBorders>
               <w:left w:val="single" w:sz="2" w:space="0" w:color="000000"/>
               <w:right w:val="single" w:sz="2" w:space="0" w:color="000000"/>
@@ -14182,7 +14023,7 @@
         <w:trPr/>
         <w:tc>
           <w:tcPr>
-            <w:tcW w:w="3282" w:type="dxa"/>
+            <w:tcW w:w="3281" w:type="dxa"/>
             <w:tcBorders>
               <w:left w:val="single" w:sz="2" w:space="0" w:color="000000"/>
             </w:tcBorders>
@@ -14208,7 +14049,7 @@
         </w:tc>
         <w:tc>
           <w:tcPr>
-            <w:tcW w:w="6364" w:type="dxa"/>
+            <w:tcW w:w="6365" w:type="dxa"/>
             <w:tcBorders>
               <w:left w:val="single" w:sz="2" w:space="0" w:color="000000"/>
               <w:right w:val="single" w:sz="2" w:space="0" w:color="000000"/>
@@ -14237,7 +14078,7 @@
         <w:trPr/>
         <w:tc>
           <w:tcPr>
-            <w:tcW w:w="3282" w:type="dxa"/>
+            <w:tcW w:w="3281" w:type="dxa"/>
             <w:tcBorders>
               <w:left w:val="single" w:sz="2" w:space="0" w:color="000000"/>
               <w:bottom w:val="single" w:sz="2" w:space="0" w:color="000000"/>
@@ -14263,7 +14104,7 @@
         </w:tc>
         <w:tc>
           <w:tcPr>
-            <w:tcW w:w="6364" w:type="dxa"/>
+            <w:tcW w:w="6365" w:type="dxa"/>
             <w:tcBorders>
               <w:left w:val="single" w:sz="2" w:space="0" w:color="000000"/>
               <w:bottom w:val="single" w:sz="2" w:space="0" w:color="000000"/>
@@ -14754,14 +14595,14 @@
         </w:tblCellMar>
       </w:tblPr>
       <w:tblGrid>
-        <w:gridCol w:w="3399"/>
-        <w:gridCol w:w="6247"/>
+        <w:gridCol w:w="3398"/>
+        <w:gridCol w:w="6248"/>
       </w:tblGrid>
       <w:tr>
         <w:trPr/>
         <w:tc>
           <w:tcPr>
-            <w:tcW w:w="3399" w:type="dxa"/>
+            <w:tcW w:w="3398" w:type="dxa"/>
             <w:tcBorders>
               <w:top w:val="single" w:sz="2" w:space="0" w:color="000000"/>
               <w:left w:val="single" w:sz="2" w:space="0" w:color="000000"/>
@@ -14788,7 +14629,7 @@
         </w:tc>
         <w:tc>
           <w:tcPr>
-            <w:tcW w:w="6247" w:type="dxa"/>
+            <w:tcW w:w="6248" w:type="dxa"/>
             <w:tcBorders>
               <w:top w:val="single" w:sz="2" w:space="0" w:color="000000"/>
               <w:left w:val="single" w:sz="2" w:space="0" w:color="000000"/>
@@ -14819,7 +14660,7 @@
         <w:trPr/>
         <w:tc>
           <w:tcPr>
-            <w:tcW w:w="3399" w:type="dxa"/>
+            <w:tcW w:w="3398" w:type="dxa"/>
             <w:tcBorders>
               <w:left w:val="single" w:sz="2" w:space="0" w:color="000000"/>
               <w:bottom w:val="single" w:sz="2" w:space="0" w:color="000000"/>
@@ -14843,7 +14684,7 @@
         </w:tc>
         <w:tc>
           <w:tcPr>
-            <w:tcW w:w="6247" w:type="dxa"/>
+            <w:tcW w:w="6248" w:type="dxa"/>
             <w:tcBorders>
               <w:left w:val="single" w:sz="2" w:space="0" w:color="000000"/>
               <w:bottom w:val="single" w:sz="2" w:space="0" w:color="000000"/>
@@ -14871,7 +14712,7 @@
         <w:trPr/>
         <w:tc>
           <w:tcPr>
-            <w:tcW w:w="3399" w:type="dxa"/>
+            <w:tcW w:w="3398" w:type="dxa"/>
             <w:tcBorders>
               <w:left w:val="single" w:sz="2" w:space="0" w:color="000000"/>
               <w:bottom w:val="single" w:sz="2" w:space="0" w:color="000000"/>
@@ -14895,7 +14736,7 @@
         </w:tc>
         <w:tc>
           <w:tcPr>
-            <w:tcW w:w="6247" w:type="dxa"/>
+            <w:tcW w:w="6248" w:type="dxa"/>
             <w:tcBorders>
               <w:left w:val="single" w:sz="2" w:space="0" w:color="000000"/>
               <w:bottom w:val="single" w:sz="2" w:space="0" w:color="000000"/>
@@ -14923,7 +14764,7 @@
         <w:trPr/>
         <w:tc>
           <w:tcPr>
-            <w:tcW w:w="3399" w:type="dxa"/>
+            <w:tcW w:w="3398" w:type="dxa"/>
             <w:tcBorders>
               <w:left w:val="single" w:sz="2" w:space="0" w:color="000000"/>
               <w:bottom w:val="single" w:sz="2" w:space="0" w:color="000000"/>
@@ -14948,7 +14789,7 @@
         </w:tc>
         <w:tc>
           <w:tcPr>
-            <w:tcW w:w="6247" w:type="dxa"/>
+            <w:tcW w:w="6248" w:type="dxa"/>
             <w:tcBorders>
               <w:left w:val="single" w:sz="2" w:space="0" w:color="000000"/>
               <w:bottom w:val="single" w:sz="2" w:space="0" w:color="000000"/>
@@ -14978,7 +14819,7 @@
         <w:trPr/>
         <w:tc>
           <w:tcPr>
-            <w:tcW w:w="3399" w:type="dxa"/>
+            <w:tcW w:w="3398" w:type="dxa"/>
             <w:tcBorders>
               <w:left w:val="single" w:sz="2" w:space="0" w:color="000000"/>
               <w:bottom w:val="single" w:sz="2" w:space="0" w:color="000000"/>
@@ -15004,7 +14845,7 @@
         </w:tc>
         <w:tc>
           <w:tcPr>
-            <w:tcW w:w="6247" w:type="dxa"/>
+            <w:tcW w:w="6248" w:type="dxa"/>
             <w:tcBorders>
               <w:left w:val="single" w:sz="2" w:space="0" w:color="000000"/>
               <w:bottom w:val="single" w:sz="2" w:space="0" w:color="000000"/>
@@ -15034,7 +14875,7 @@
         <w:trPr/>
         <w:tc>
           <w:tcPr>
-            <w:tcW w:w="3399" w:type="dxa"/>
+            <w:tcW w:w="3398" w:type="dxa"/>
             <w:tcBorders>
               <w:left w:val="single" w:sz="2" w:space="0" w:color="000000"/>
               <w:bottom w:val="single" w:sz="2" w:space="0" w:color="000000"/>
@@ -15058,7 +14899,7 @@
         </w:tc>
         <w:tc>
           <w:tcPr>
-            <w:tcW w:w="6247" w:type="dxa"/>
+            <w:tcW w:w="6248" w:type="dxa"/>
             <w:tcBorders>
               <w:left w:val="single" w:sz="2" w:space="0" w:color="000000"/>
               <w:bottom w:val="single" w:sz="2" w:space="0" w:color="000000"/>
@@ -15086,7 +14927,7 @@
         <w:trPr/>
         <w:tc>
           <w:tcPr>
-            <w:tcW w:w="3399" w:type="dxa"/>
+            <w:tcW w:w="3398" w:type="dxa"/>
             <w:tcBorders>
               <w:left w:val="single" w:sz="2" w:space="0" w:color="000000"/>
               <w:bottom w:val="single" w:sz="2" w:space="0" w:color="000000"/>
@@ -15110,7 +14951,7 @@
         </w:tc>
         <w:tc>
           <w:tcPr>
-            <w:tcW w:w="6247" w:type="dxa"/>
+            <w:tcW w:w="6248" w:type="dxa"/>
             <w:tcBorders>
               <w:left w:val="single" w:sz="2" w:space="0" w:color="000000"/>
               <w:bottom w:val="single" w:sz="2" w:space="0" w:color="000000"/>
@@ -15136,7 +14977,7 @@
         <w:trPr/>
         <w:tc>
           <w:tcPr>
-            <w:tcW w:w="3399" w:type="dxa"/>
+            <w:tcW w:w="3398" w:type="dxa"/>
             <w:tcBorders>
               <w:left w:val="single" w:sz="2" w:space="0" w:color="000000"/>
               <w:bottom w:val="single" w:sz="2" w:space="0" w:color="000000"/>
@@ -15160,7 +15001,7 @@
         </w:tc>
         <w:tc>
           <w:tcPr>
-            <w:tcW w:w="6247" w:type="dxa"/>
+            <w:tcW w:w="6248" w:type="dxa"/>
             <w:tcBorders>
               <w:left w:val="single" w:sz="2" w:space="0" w:color="000000"/>
               <w:bottom w:val="single" w:sz="2" w:space="0" w:color="000000"/>
@@ -15199,7 +15040,7 @@
         <w:trPr/>
         <w:tc>
           <w:tcPr>
-            <w:tcW w:w="3399" w:type="dxa"/>
+            <w:tcW w:w="3398" w:type="dxa"/>
             <w:tcBorders>
               <w:left w:val="single" w:sz="2" w:space="0" w:color="000000"/>
               <w:bottom w:val="single" w:sz="2" w:space="0" w:color="000000"/>
@@ -15223,7 +15064,7 @@
         </w:tc>
         <w:tc>
           <w:tcPr>
-            <w:tcW w:w="6247" w:type="dxa"/>
+            <w:tcW w:w="6248" w:type="dxa"/>
             <w:tcBorders>
               <w:left w:val="single" w:sz="2" w:space="0" w:color="000000"/>
               <w:bottom w:val="single" w:sz="2" w:space="0" w:color="000000"/>
@@ -15262,7 +15103,7 @@
         <w:trPr/>
         <w:tc>
           <w:tcPr>
-            <w:tcW w:w="3399" w:type="dxa"/>
+            <w:tcW w:w="3398" w:type="dxa"/>
             <w:tcBorders>
               <w:left w:val="single" w:sz="2" w:space="0" w:color="000000"/>
               <w:bottom w:val="single" w:sz="2" w:space="0" w:color="000000"/>
@@ -15288,7 +15129,7 @@
         </w:tc>
         <w:tc>
           <w:tcPr>
-            <w:tcW w:w="6247" w:type="dxa"/>
+            <w:tcW w:w="6248" w:type="dxa"/>
             <w:tcBorders>
               <w:left w:val="single" w:sz="2" w:space="0" w:color="000000"/>
               <w:bottom w:val="single" w:sz="2" w:space="0" w:color="000000"/>
@@ -15318,7 +15159,7 @@
         <w:trPr/>
         <w:tc>
           <w:tcPr>
-            <w:tcW w:w="3399" w:type="dxa"/>
+            <w:tcW w:w="3398" w:type="dxa"/>
             <w:tcBorders>
               <w:left w:val="single" w:sz="2" w:space="0" w:color="000000"/>
               <w:bottom w:val="single" w:sz="2" w:space="0" w:color="000000"/>
@@ -15344,7 +15185,7 @@
         </w:tc>
         <w:tc>
           <w:tcPr>
-            <w:tcW w:w="6247" w:type="dxa"/>
+            <w:tcW w:w="6248" w:type="dxa"/>
             <w:tcBorders>
               <w:left w:val="single" w:sz="2" w:space="0" w:color="000000"/>
               <w:bottom w:val="single" w:sz="2" w:space="0" w:color="000000"/>
@@ -15374,7 +15215,7 @@
         <w:trPr/>
         <w:tc>
           <w:tcPr>
-            <w:tcW w:w="3399" w:type="dxa"/>
+            <w:tcW w:w="3398" w:type="dxa"/>
             <w:tcBorders>
               <w:left w:val="single" w:sz="2" w:space="0" w:color="000000"/>
               <w:bottom w:val="single" w:sz="2" w:space="0" w:color="000000"/>
@@ -15400,7 +15241,7 @@
         </w:tc>
         <w:tc>
           <w:tcPr>
-            <w:tcW w:w="6247" w:type="dxa"/>
+            <w:tcW w:w="6248" w:type="dxa"/>
             <w:tcBorders>
               <w:left w:val="single" w:sz="2" w:space="0" w:color="000000"/>
               <w:bottom w:val="single" w:sz="2" w:space="0" w:color="000000"/>
@@ -15430,7 +15271,7 @@
         <w:trPr/>
         <w:tc>
           <w:tcPr>
-            <w:tcW w:w="3399" w:type="dxa"/>
+            <w:tcW w:w="3398" w:type="dxa"/>
             <w:tcBorders>
               <w:left w:val="single" w:sz="2" w:space="0" w:color="000000"/>
               <w:bottom w:val="single" w:sz="2" w:space="0" w:color="000000"/>
@@ -15456,7 +15297,7 @@
         </w:tc>
         <w:tc>
           <w:tcPr>
-            <w:tcW w:w="6247" w:type="dxa"/>
+            <w:tcW w:w="6248" w:type="dxa"/>
             <w:tcBorders>
               <w:left w:val="single" w:sz="2" w:space="0" w:color="000000"/>
               <w:bottom w:val="single" w:sz="2" w:space="0" w:color="000000"/>
@@ -15486,7 +15327,7 @@
         <w:trPr/>
         <w:tc>
           <w:tcPr>
-            <w:tcW w:w="3399" w:type="dxa"/>
+            <w:tcW w:w="3398" w:type="dxa"/>
             <w:tcBorders>
               <w:left w:val="single" w:sz="2" w:space="0" w:color="000000"/>
               <w:bottom w:val="single" w:sz="2" w:space="0" w:color="000000"/>
@@ -15510,7 +15351,7 @@
         </w:tc>
         <w:tc>
           <w:tcPr>
-            <w:tcW w:w="6247" w:type="dxa"/>
+            <w:tcW w:w="6248" w:type="dxa"/>
             <w:tcBorders>
               <w:left w:val="single" w:sz="2" w:space="0" w:color="000000"/>
               <w:bottom w:val="single" w:sz="2" w:space="0" w:color="000000"/>
@@ -15538,7 +15379,7 @@
         <w:trPr/>
         <w:tc>
           <w:tcPr>
-            <w:tcW w:w="3399" w:type="dxa"/>
+            <w:tcW w:w="3398" w:type="dxa"/>
             <w:tcBorders>
               <w:left w:val="single" w:sz="2" w:space="0" w:color="000000"/>
               <w:bottom w:val="single" w:sz="2" w:space="0" w:color="000000"/>
@@ -15573,7 +15414,7 @@
         </w:tc>
         <w:tc>
           <w:tcPr>
-            <w:tcW w:w="6247" w:type="dxa"/>
+            <w:tcW w:w="6248" w:type="dxa"/>
             <w:tcBorders>
               <w:left w:val="single" w:sz="2" w:space="0" w:color="000000"/>
               <w:bottom w:val="single" w:sz="2" w:space="0" w:color="000000"/>
@@ -15601,7 +15442,7 @@
         <w:trPr/>
         <w:tc>
           <w:tcPr>
-            <w:tcW w:w="3399" w:type="dxa"/>
+            <w:tcW w:w="3398" w:type="dxa"/>
             <w:tcBorders>
               <w:left w:val="single" w:sz="2" w:space="0" w:color="000000"/>
               <w:bottom w:val="single" w:sz="2" w:space="0" w:color="000000"/>
@@ -15636,7 +15477,7 @@
         </w:tc>
         <w:tc>
           <w:tcPr>
-            <w:tcW w:w="6247" w:type="dxa"/>
+            <w:tcW w:w="6248" w:type="dxa"/>
             <w:tcBorders>
               <w:left w:val="single" w:sz="2" w:space="0" w:color="000000"/>
               <w:bottom w:val="single" w:sz="2" w:space="0" w:color="000000"/>
@@ -15662,7 +15503,7 @@
         <w:trPr/>
         <w:tc>
           <w:tcPr>
-            <w:tcW w:w="3399" w:type="dxa"/>
+            <w:tcW w:w="3398" w:type="dxa"/>
             <w:tcBorders>
               <w:left w:val="single" w:sz="2" w:space="0" w:color="000000"/>
               <w:bottom w:val="single" w:sz="2" w:space="0" w:color="000000"/>
@@ -15686,7 +15527,7 @@
         </w:tc>
         <w:tc>
           <w:tcPr>
-            <w:tcW w:w="6247" w:type="dxa"/>
+            <w:tcW w:w="6248" w:type="dxa"/>
             <w:tcBorders>
               <w:left w:val="single" w:sz="2" w:space="0" w:color="000000"/>
               <w:bottom w:val="single" w:sz="2" w:space="0" w:color="000000"/>
@@ -15714,7 +15555,7 @@
         <w:trPr/>
         <w:tc>
           <w:tcPr>
-            <w:tcW w:w="3399" w:type="dxa"/>
+            <w:tcW w:w="3398" w:type="dxa"/>
             <w:tcBorders>
               <w:left w:val="single" w:sz="2" w:space="0" w:color="000000"/>
               <w:bottom w:val="single" w:sz="2" w:space="0" w:color="000000"/>
@@ -15738,7 +15579,7 @@
         </w:tc>
         <w:tc>
           <w:tcPr>
-            <w:tcW w:w="6247" w:type="dxa"/>
+            <w:tcW w:w="6248" w:type="dxa"/>
             <w:tcBorders>
               <w:left w:val="single" w:sz="2" w:space="0" w:color="000000"/>
               <w:bottom w:val="single" w:sz="2" w:space="0" w:color="000000"/>
@@ -15766,7 +15607,7 @@
         <w:trPr/>
         <w:tc>
           <w:tcPr>
-            <w:tcW w:w="3399" w:type="dxa"/>
+            <w:tcW w:w="3398" w:type="dxa"/>
             <w:tcBorders>
               <w:left w:val="single" w:sz="2" w:space="0" w:color="000000"/>
               <w:bottom w:val="single" w:sz="2" w:space="0" w:color="000000"/>
@@ -15790,7 +15631,7 @@
         </w:tc>
         <w:tc>
           <w:tcPr>
-            <w:tcW w:w="6247" w:type="dxa"/>
+            <w:tcW w:w="6248" w:type="dxa"/>
             <w:tcBorders>
               <w:left w:val="single" w:sz="2" w:space="0" w:color="000000"/>
               <w:bottom w:val="single" w:sz="2" w:space="0" w:color="000000"/>
@@ -15816,7 +15657,7 @@
         <w:trPr/>
         <w:tc>
           <w:tcPr>
-            <w:tcW w:w="3399" w:type="dxa"/>
+            <w:tcW w:w="3398" w:type="dxa"/>
             <w:tcBorders>
               <w:left w:val="single" w:sz="2" w:space="0" w:color="000000"/>
               <w:bottom w:val="single" w:sz="2" w:space="0" w:color="000000"/>
@@ -15840,7 +15681,7 @@
         </w:tc>
         <w:tc>
           <w:tcPr>
-            <w:tcW w:w="6247" w:type="dxa"/>
+            <w:tcW w:w="6248" w:type="dxa"/>
             <w:tcBorders>
               <w:left w:val="single" w:sz="2" w:space="0" w:color="000000"/>
               <w:bottom w:val="single" w:sz="2" w:space="0" w:color="000000"/>
@@ -15868,7 +15709,7 @@
         <w:trPr/>
         <w:tc>
           <w:tcPr>
-            <w:tcW w:w="3399" w:type="dxa"/>
+            <w:tcW w:w="3398" w:type="dxa"/>
             <w:tcBorders>
               <w:left w:val="single" w:sz="2" w:space="0" w:color="000000"/>
               <w:bottom w:val="single" w:sz="2" w:space="0" w:color="000000"/>
@@ -15892,7 +15733,7 @@
         </w:tc>
         <w:tc>
           <w:tcPr>
-            <w:tcW w:w="6247" w:type="dxa"/>
+            <w:tcW w:w="6248" w:type="dxa"/>
             <w:tcBorders>
               <w:left w:val="single" w:sz="2" w:space="0" w:color="000000"/>
               <w:bottom w:val="single" w:sz="2" w:space="0" w:color="000000"/>
@@ -15920,7 +15761,7 @@
         <w:trPr/>
         <w:tc>
           <w:tcPr>
-            <w:tcW w:w="3399" w:type="dxa"/>
+            <w:tcW w:w="3398" w:type="dxa"/>
             <w:tcBorders>
               <w:left w:val="single" w:sz="2" w:space="0" w:color="000000"/>
               <w:bottom w:val="single" w:sz="2" w:space="0" w:color="000000"/>
@@ -15943,7 +15784,7 @@
         </w:tc>
         <w:tc>
           <w:tcPr>
-            <w:tcW w:w="6247" w:type="dxa"/>
+            <w:tcW w:w="6248" w:type="dxa"/>
             <w:tcBorders>
               <w:left w:val="single" w:sz="2" w:space="0" w:color="000000"/>
               <w:bottom w:val="single" w:sz="2" w:space="0" w:color="000000"/>
@@ -15973,7 +15814,7 @@
         <w:trPr/>
         <w:tc>
           <w:tcPr>
-            <w:tcW w:w="3399" w:type="dxa"/>
+            <w:tcW w:w="3398" w:type="dxa"/>
             <w:tcBorders>
               <w:left w:val="single" w:sz="2" w:space="0" w:color="000000"/>
               <w:bottom w:val="single" w:sz="2" w:space="0" w:color="000000"/>
@@ -15999,7 +15840,7 @@
         </w:tc>
         <w:tc>
           <w:tcPr>
-            <w:tcW w:w="6247" w:type="dxa"/>
+            <w:tcW w:w="6248" w:type="dxa"/>
             <w:tcBorders>
               <w:left w:val="single" w:sz="2" w:space="0" w:color="000000"/>
               <w:bottom w:val="single" w:sz="2" w:space="0" w:color="000000"/>
@@ -16071,14 +15912,14 @@
         </w:tblCellMar>
       </w:tblPr>
       <w:tblGrid>
-        <w:gridCol w:w="2877"/>
-        <w:gridCol w:w="6769"/>
+        <w:gridCol w:w="2876"/>
+        <w:gridCol w:w="6770"/>
       </w:tblGrid>
       <w:tr>
         <w:trPr/>
         <w:tc>
           <w:tcPr>
-            <w:tcW w:w="2877" w:type="dxa"/>
+            <w:tcW w:w="2876" w:type="dxa"/>
             <w:tcBorders>
               <w:top w:val="single" w:sz="2" w:space="0" w:color="000000"/>
               <w:left w:val="single" w:sz="2" w:space="0" w:color="000000"/>
@@ -16105,7 +15946,7 @@
         </w:tc>
         <w:tc>
           <w:tcPr>
-            <w:tcW w:w="6769" w:type="dxa"/>
+            <w:tcW w:w="6770" w:type="dxa"/>
             <w:tcBorders>
               <w:top w:val="single" w:sz="2" w:space="0" w:color="000000"/>
               <w:left w:val="single" w:sz="2" w:space="0" w:color="000000"/>
@@ -16136,7 +15977,7 @@
         <w:trPr/>
         <w:tc>
           <w:tcPr>
-            <w:tcW w:w="2877" w:type="dxa"/>
+            <w:tcW w:w="2876" w:type="dxa"/>
             <w:tcBorders>
               <w:left w:val="single" w:sz="2" w:space="0" w:color="000000"/>
               <w:bottom w:val="single" w:sz="2" w:space="0" w:color="000000"/>
@@ -16162,7 +16003,7 @@
         </w:tc>
         <w:tc>
           <w:tcPr>
-            <w:tcW w:w="6769" w:type="dxa"/>
+            <w:tcW w:w="6770" w:type="dxa"/>
             <w:tcBorders>
               <w:left w:val="single" w:sz="2" w:space="0" w:color="000000"/>
               <w:bottom w:val="single" w:sz="2" w:space="0" w:color="000000"/>
@@ -16201,7 +16042,7 @@
         <w:trPr/>
         <w:tc>
           <w:tcPr>
-            <w:tcW w:w="2877" w:type="dxa"/>
+            <w:tcW w:w="2876" w:type="dxa"/>
             <w:tcBorders>
               <w:left w:val="single" w:sz="2" w:space="0" w:color="000000"/>
               <w:bottom w:val="single" w:sz="2" w:space="0" w:color="000000"/>
@@ -16227,7 +16068,7 @@
         </w:tc>
         <w:tc>
           <w:tcPr>
-            <w:tcW w:w="6769" w:type="dxa"/>
+            <w:tcW w:w="6770" w:type="dxa"/>
             <w:tcBorders>
               <w:left w:val="single" w:sz="2" w:space="0" w:color="000000"/>
               <w:bottom w:val="single" w:sz="2" w:space="0" w:color="000000"/>
@@ -16266,7 +16107,7 @@
         <w:trPr/>
         <w:tc>
           <w:tcPr>
-            <w:tcW w:w="2877" w:type="dxa"/>
+            <w:tcW w:w="2876" w:type="dxa"/>
             <w:tcBorders>
               <w:left w:val="single" w:sz="2" w:space="0" w:color="000000"/>
               <w:bottom w:val="single" w:sz="2" w:space="0" w:color="000000"/>
@@ -16292,7 +16133,7 @@
         </w:tc>
         <w:tc>
           <w:tcPr>
-            <w:tcW w:w="6769" w:type="dxa"/>
+            <w:tcW w:w="6770" w:type="dxa"/>
             <w:tcBorders>
               <w:left w:val="single" w:sz="2" w:space="0" w:color="000000"/>
               <w:bottom w:val="single" w:sz="2" w:space="0" w:color="000000"/>
@@ -16331,7 +16172,7 @@
         <w:trPr/>
         <w:tc>
           <w:tcPr>
-            <w:tcW w:w="2877" w:type="dxa"/>
+            <w:tcW w:w="2876" w:type="dxa"/>
             <w:tcBorders>
               <w:left w:val="single" w:sz="2" w:space="0" w:color="000000"/>
               <w:bottom w:val="single" w:sz="2" w:space="0" w:color="000000"/>
@@ -16354,7 +16195,7 @@
         </w:tc>
         <w:tc>
           <w:tcPr>
-            <w:tcW w:w="6769" w:type="dxa"/>
+            <w:tcW w:w="6770" w:type="dxa"/>
             <w:tcBorders>
               <w:left w:val="single" w:sz="2" w:space="0" w:color="000000"/>
               <w:bottom w:val="single" w:sz="2" w:space="0" w:color="000000"/>
@@ -16406,7 +16247,7 @@
         <w:trPr/>
         <w:tc>
           <w:tcPr>
-            <w:tcW w:w="2877" w:type="dxa"/>
+            <w:tcW w:w="2876" w:type="dxa"/>
             <w:tcBorders>
               <w:left w:val="single" w:sz="2" w:space="0" w:color="000000"/>
               <w:bottom w:val="single" w:sz="2" w:space="0" w:color="000000"/>
@@ -16432,7 +16273,7 @@
         </w:tc>
         <w:tc>
           <w:tcPr>
-            <w:tcW w:w="6769" w:type="dxa"/>
+            <w:tcW w:w="6770" w:type="dxa"/>
             <w:tcBorders>
               <w:left w:val="single" w:sz="2" w:space="0" w:color="000000"/>
               <w:bottom w:val="single" w:sz="2" w:space="0" w:color="000000"/>
@@ -16471,7 +16312,7 @@
         <w:trPr/>
         <w:tc>
           <w:tcPr>
-            <w:tcW w:w="2877" w:type="dxa"/>
+            <w:tcW w:w="2876" w:type="dxa"/>
             <w:tcBorders>
               <w:left w:val="single" w:sz="2" w:space="0" w:color="000000"/>
               <w:bottom w:val="single" w:sz="2" w:space="0" w:color="000000"/>
@@ -16508,7 +16349,7 @@
         </w:tc>
         <w:tc>
           <w:tcPr>
-            <w:tcW w:w="6769" w:type="dxa"/>
+            <w:tcW w:w="6770" w:type="dxa"/>
             <w:tcBorders>
               <w:left w:val="single" w:sz="2" w:space="0" w:color="000000"/>
               <w:bottom w:val="single" w:sz="2" w:space="0" w:color="000000"/>
@@ -16547,7 +16388,7 @@
         <w:trPr/>
         <w:tc>
           <w:tcPr>
-            <w:tcW w:w="2877" w:type="dxa"/>
+            <w:tcW w:w="2876" w:type="dxa"/>
             <w:tcBorders>
               <w:left w:val="single" w:sz="2" w:space="0" w:color="000000"/>
               <w:bottom w:val="single" w:sz="2" w:space="0" w:color="000000"/>
@@ -16584,7 +16425,7 @@
         </w:tc>
         <w:tc>
           <w:tcPr>
-            <w:tcW w:w="6769" w:type="dxa"/>
+            <w:tcW w:w="6770" w:type="dxa"/>
             <w:tcBorders>
               <w:left w:val="single" w:sz="2" w:space="0" w:color="000000"/>
               <w:bottom w:val="single" w:sz="2" w:space="0" w:color="000000"/>
@@ -16623,7 +16464,7 @@
         <w:trPr/>
         <w:tc>
           <w:tcPr>
-            <w:tcW w:w="2877" w:type="dxa"/>
+            <w:tcW w:w="2876" w:type="dxa"/>
             <w:tcBorders>
               <w:left w:val="single" w:sz="2" w:space="0" w:color="000000"/>
               <w:bottom w:val="single" w:sz="2" w:space="0" w:color="000000"/>
@@ -16647,7 +16488,7 @@
         </w:tc>
         <w:tc>
           <w:tcPr>
-            <w:tcW w:w="6769" w:type="dxa"/>
+            <w:tcW w:w="6770" w:type="dxa"/>
             <w:tcBorders>
               <w:left w:val="single" w:sz="2" w:space="0" w:color="000000"/>
               <w:bottom w:val="single" w:sz="2" w:space="0" w:color="000000"/>
@@ -16675,7 +16516,7 @@
         <w:trPr/>
         <w:tc>
           <w:tcPr>
-            <w:tcW w:w="2877" w:type="dxa"/>
+            <w:tcW w:w="2876" w:type="dxa"/>
             <w:tcBorders>
               <w:left w:val="single" w:sz="2" w:space="0" w:color="000000"/>
               <w:bottom w:val="single" w:sz="2" w:space="0" w:color="000000"/>
@@ -16698,7 +16539,7 @@
         </w:tc>
         <w:tc>
           <w:tcPr>
-            <w:tcW w:w="6769" w:type="dxa"/>
+            <w:tcW w:w="6770" w:type="dxa"/>
             <w:tcBorders>
               <w:left w:val="single" w:sz="2" w:space="0" w:color="000000"/>
               <w:bottom w:val="single" w:sz="2" w:space="0" w:color="000000"/>
@@ -16726,7 +16567,7 @@
         <w:trPr/>
         <w:tc>
           <w:tcPr>
-            <w:tcW w:w="2877" w:type="dxa"/>
+            <w:tcW w:w="2876" w:type="dxa"/>
             <w:tcBorders>
               <w:left w:val="single" w:sz="2" w:space="0" w:color="000000"/>
             </w:tcBorders>
@@ -16751,7 +16592,7 @@
         </w:tc>
         <w:tc>
           <w:tcPr>
-            <w:tcW w:w="6769" w:type="dxa"/>
+            <w:tcW w:w="6770" w:type="dxa"/>
             <w:tcBorders>
               <w:left w:val="single" w:sz="2" w:space="0" w:color="000000"/>
               <w:right w:val="single" w:sz="2" w:space="0" w:color="000000"/>
@@ -16778,7 +16619,7 @@
         <w:trPr/>
         <w:tc>
           <w:tcPr>
-            <w:tcW w:w="2877" w:type="dxa"/>
+            <w:tcW w:w="2876" w:type="dxa"/>
             <w:tcBorders>
               <w:left w:val="single" w:sz="2" w:space="0" w:color="000000"/>
             </w:tcBorders>
@@ -16803,7 +16644,7 @@
         </w:tc>
         <w:tc>
           <w:tcPr>
-            <w:tcW w:w="6769" w:type="dxa"/>
+            <w:tcW w:w="6770" w:type="dxa"/>
             <w:tcBorders>
               <w:left w:val="single" w:sz="2" w:space="0" w:color="000000"/>
               <w:right w:val="single" w:sz="2" w:space="0" w:color="000000"/>
@@ -16828,7 +16669,7 @@
         <w:trPr/>
         <w:tc>
           <w:tcPr>
-            <w:tcW w:w="2877" w:type="dxa"/>
+            <w:tcW w:w="2876" w:type="dxa"/>
             <w:tcBorders>
               <w:left w:val="single" w:sz="2" w:space="0" w:color="000000"/>
               <w:bottom w:val="single" w:sz="2" w:space="0" w:color="000000"/>
@@ -16854,7 +16695,7 @@
         </w:tc>
         <w:tc>
           <w:tcPr>
-            <w:tcW w:w="6769" w:type="dxa"/>
+            <w:tcW w:w="6770" w:type="dxa"/>
             <w:tcBorders>
               <w:left w:val="single" w:sz="2" w:space="0" w:color="000000"/>
               <w:bottom w:val="single" w:sz="2" w:space="0" w:color="000000"/>
@@ -18747,7 +18588,7 @@
     <w:qFormat/>
     <w:pPr>
       <w:widowControl/>
-      <w:overflowPunct w:val="false"/>
+      <w:overflowPunct w:val="true"/>
       <w:bidi w:val="0"/>
       <w:jc w:val="left"/>
     </w:pPr>
@@ -19356,6 +19197,20 @@
       <w:szCs w:val="32"/>
     </w:rPr>
   </w:style>
+  <w:style w:type="paragraph" w:styleId="Indholdsfortegnelseoverskrift">
+    <w:name w:val="TOA Heading"/>
+    <w:basedOn w:val="Overskrift"/>
+    <w:pPr>
+      <w:suppressLineNumbers/>
+      <w:ind w:left="0" w:hanging="0"/>
+    </w:pPr>
+    <w:rPr>
+      <w:b/>
+      <w:bCs/>
+      <w:sz w:val="32"/>
+      <w:szCs w:val="32"/>
+    </w:rPr>
+  </w:style>
   <w:style w:type="numbering" w:styleId="WW8Num1">
     <w:name w:val="WW8Num1"/>
     <w:qFormat/>

--- a/Documentation/Official Documentation/Brugervejledning for IBOS Nodelæser version 4.0.0.0.docx
+++ b/Documentation/Official Documentation/Brugervejledning for IBOS Nodelæser version 4.0.0.0.docx
@@ -62,7 +62,9 @@
         </w:rPr>
       </w:pPr>
       <w:r>
-        <w:rPr/>
+        <w:rPr>
+          <w:rFonts w:cs="Verdana" w:ascii="Verdana" w:hAnsi="Verdana"/>
+        </w:rPr>
       </w:r>
     </w:p>
     <w:sdt>
@@ -75,7 +77,7 @@
       <w:sdtContent>
         <w:p>
           <w:pPr>
-            <w:pStyle w:val="Indholdsfortegnelseoverskrift"/>
+            <w:pStyle w:val="TOAHeading"/>
             <w:suppressLineNumbers/>
             <w:ind w:left="0" w:hanging="0"/>
             <w:rPr>
@@ -1255,14 +1257,14 @@
         </w:tblCellMar>
       </w:tblPr>
       <w:tblGrid>
-        <w:gridCol w:w="2516"/>
-        <w:gridCol w:w="7130"/>
+        <w:gridCol w:w="2515"/>
+        <w:gridCol w:w="7131"/>
       </w:tblGrid>
       <w:tr>
         <w:trPr/>
         <w:tc>
           <w:tcPr>
-            <w:tcW w:w="2516" w:type="dxa"/>
+            <w:tcW w:w="2515" w:type="dxa"/>
             <w:tcBorders>
               <w:top w:val="single" w:sz="2" w:space="0" w:color="000000"/>
               <w:left w:val="single" w:sz="2" w:space="0" w:color="000000"/>
@@ -1290,7 +1292,7 @@
         </w:tc>
         <w:tc>
           <w:tcPr>
-            <w:tcW w:w="7130" w:type="dxa"/>
+            <w:tcW w:w="7131" w:type="dxa"/>
             <w:tcBorders>
               <w:top w:val="single" w:sz="2" w:space="0" w:color="000000"/>
               <w:left w:val="single" w:sz="2" w:space="0" w:color="000000"/>
@@ -1378,7 +1380,7 @@
         <w:trPr/>
         <w:tc>
           <w:tcPr>
-            <w:tcW w:w="2516" w:type="dxa"/>
+            <w:tcW w:w="2515" w:type="dxa"/>
             <w:tcBorders>
               <w:left w:val="single" w:sz="2" w:space="0" w:color="000000"/>
               <w:bottom w:val="single" w:sz="2" w:space="0" w:color="000000"/>
@@ -1405,7 +1407,7 @@
         </w:tc>
         <w:tc>
           <w:tcPr>
-            <w:tcW w:w="7130" w:type="dxa"/>
+            <w:tcW w:w="7131" w:type="dxa"/>
             <w:tcBorders>
               <w:left w:val="single" w:sz="2" w:space="0" w:color="000000"/>
               <w:bottom w:val="single" w:sz="2" w:space="0" w:color="000000"/>
@@ -1474,7 +1476,7 @@
         <w:trPr/>
         <w:tc>
           <w:tcPr>
-            <w:tcW w:w="2516" w:type="dxa"/>
+            <w:tcW w:w="2515" w:type="dxa"/>
             <w:tcBorders>
               <w:left w:val="single" w:sz="2" w:space="0" w:color="000000"/>
               <w:bottom w:val="single" w:sz="2" w:space="0" w:color="000000"/>
@@ -1501,7 +1503,7 @@
         </w:tc>
         <w:tc>
           <w:tcPr>
-            <w:tcW w:w="7130" w:type="dxa"/>
+            <w:tcW w:w="7131" w:type="dxa"/>
             <w:tcBorders>
               <w:left w:val="single" w:sz="2" w:space="0" w:color="000000"/>
               <w:bottom w:val="single" w:sz="2" w:space="0" w:color="000000"/>
@@ -1530,7 +1532,7 @@
         <w:trPr/>
         <w:tc>
           <w:tcPr>
-            <w:tcW w:w="2516" w:type="dxa"/>
+            <w:tcW w:w="2515" w:type="dxa"/>
             <w:tcBorders>
               <w:left w:val="single" w:sz="2" w:space="0" w:color="000000"/>
             </w:tcBorders>
@@ -1559,7 +1561,7 @@
         </w:tc>
         <w:tc>
           <w:tcPr>
-            <w:tcW w:w="7130" w:type="dxa"/>
+            <w:tcW w:w="7131" w:type="dxa"/>
             <w:tcBorders>
               <w:left w:val="single" w:sz="2" w:space="0" w:color="000000"/>
               <w:right w:val="single" w:sz="2" w:space="0" w:color="000000"/>
@@ -1618,7 +1620,7 @@
         <w:trPr/>
         <w:tc>
           <w:tcPr>
-            <w:tcW w:w="2516" w:type="dxa"/>
+            <w:tcW w:w="2515" w:type="dxa"/>
             <w:tcBorders>
               <w:left w:val="single" w:sz="2" w:space="0" w:color="000000"/>
               <w:bottom w:val="single" w:sz="2" w:space="0" w:color="000000"/>
@@ -1648,7 +1650,7 @@
         </w:tc>
         <w:tc>
           <w:tcPr>
-            <w:tcW w:w="7130" w:type="dxa"/>
+            <w:tcW w:w="7131" w:type="dxa"/>
             <w:tcBorders>
               <w:left w:val="single" w:sz="2" w:space="0" w:color="000000"/>
               <w:bottom w:val="single" w:sz="2" w:space="0" w:color="000000"/>
@@ -2060,15 +2062,15 @@
         </w:tblCellMar>
       </w:tblPr>
       <w:tblGrid>
-        <w:gridCol w:w="1586"/>
+        <w:gridCol w:w="1585"/>
         <w:gridCol w:w="5327"/>
-        <w:gridCol w:w="2734"/>
+        <w:gridCol w:w="2735"/>
       </w:tblGrid>
       <w:tr>
         <w:trPr/>
         <w:tc>
           <w:tcPr>
-            <w:tcW w:w="1586" w:type="dxa"/>
+            <w:tcW w:w="1585" w:type="dxa"/>
             <w:tcBorders>
               <w:top w:val="single" w:sz="2" w:space="0" w:color="000000"/>
               <w:left w:val="single" w:sz="2" w:space="0" w:color="000000"/>
@@ -2155,7 +2157,7 @@
         </w:tc>
         <w:tc>
           <w:tcPr>
-            <w:tcW w:w="2734" w:type="dxa"/>
+            <w:tcW w:w="2735" w:type="dxa"/>
             <w:tcBorders>
               <w:top w:val="single" w:sz="2" w:space="0" w:color="000000"/>
               <w:left w:val="single" w:sz="2" w:space="0" w:color="000000"/>
@@ -2186,7 +2188,7 @@
         <w:trPr/>
         <w:tc>
           <w:tcPr>
-            <w:tcW w:w="1586" w:type="dxa"/>
+            <w:tcW w:w="1585" w:type="dxa"/>
             <w:tcBorders>
               <w:left w:val="single" w:sz="2" w:space="0" w:color="000000"/>
               <w:bottom w:val="single" w:sz="2" w:space="0" w:color="000000"/>
@@ -2250,7 +2252,7 @@
         </w:tc>
         <w:tc>
           <w:tcPr>
-            <w:tcW w:w="2734" w:type="dxa"/>
+            <w:tcW w:w="2735" w:type="dxa"/>
             <w:tcBorders>
               <w:left w:val="single" w:sz="2" w:space="0" w:color="000000"/>
               <w:bottom w:val="single" w:sz="2" w:space="0" w:color="000000"/>
@@ -2280,7 +2282,7 @@
         <w:trPr/>
         <w:tc>
           <w:tcPr>
-            <w:tcW w:w="1586" w:type="dxa"/>
+            <w:tcW w:w="1585" w:type="dxa"/>
             <w:tcBorders>
               <w:left w:val="single" w:sz="2" w:space="0" w:color="000000"/>
               <w:bottom w:val="single" w:sz="2" w:space="0" w:color="000000"/>
@@ -2347,7 +2349,7 @@
         </w:tc>
         <w:tc>
           <w:tcPr>
-            <w:tcW w:w="2734" w:type="dxa"/>
+            <w:tcW w:w="2735" w:type="dxa"/>
             <w:tcBorders>
               <w:left w:val="single" w:sz="2" w:space="0" w:color="000000"/>
               <w:bottom w:val="single" w:sz="2" w:space="0" w:color="000000"/>
@@ -2375,7 +2377,7 @@
         <w:trPr/>
         <w:tc>
           <w:tcPr>
-            <w:tcW w:w="1586" w:type="dxa"/>
+            <w:tcW w:w="1585" w:type="dxa"/>
             <w:tcBorders>
               <w:left w:val="single" w:sz="2" w:space="0" w:color="000000"/>
               <w:bottom w:val="single" w:sz="2" w:space="0" w:color="000000"/>
@@ -2442,7 +2444,7 @@
         </w:tc>
         <w:tc>
           <w:tcPr>
-            <w:tcW w:w="2734" w:type="dxa"/>
+            <w:tcW w:w="2735" w:type="dxa"/>
             <w:tcBorders>
               <w:left w:val="single" w:sz="2" w:space="0" w:color="000000"/>
               <w:bottom w:val="single" w:sz="2" w:space="0" w:color="000000"/>
@@ -2487,7 +2489,7 @@
         <w:trPr/>
         <w:tc>
           <w:tcPr>
-            <w:tcW w:w="1586" w:type="dxa"/>
+            <w:tcW w:w="1585" w:type="dxa"/>
             <w:tcBorders>
               <w:left w:val="single" w:sz="2" w:space="0" w:color="000000"/>
               <w:bottom w:val="single" w:sz="2" w:space="0" w:color="000000"/>
@@ -2539,7 +2541,7 @@
         </w:tc>
         <w:tc>
           <w:tcPr>
-            <w:tcW w:w="2734" w:type="dxa"/>
+            <w:tcW w:w="2735" w:type="dxa"/>
             <w:tcBorders>
               <w:left w:val="single" w:sz="2" w:space="0" w:color="000000"/>
               <w:bottom w:val="single" w:sz="2" w:space="0" w:color="000000"/>
@@ -2569,7 +2571,7 @@
         <w:trPr/>
         <w:tc>
           <w:tcPr>
-            <w:tcW w:w="1586" w:type="dxa"/>
+            <w:tcW w:w="1585" w:type="dxa"/>
             <w:tcBorders>
               <w:left w:val="single" w:sz="2" w:space="0" w:color="000000"/>
               <w:bottom w:val="single" w:sz="2" w:space="0" w:color="000000"/>
@@ -2621,7 +2623,7 @@
         </w:tc>
         <w:tc>
           <w:tcPr>
-            <w:tcW w:w="2734" w:type="dxa"/>
+            <w:tcW w:w="2735" w:type="dxa"/>
             <w:tcBorders>
               <w:left w:val="single" w:sz="2" w:space="0" w:color="000000"/>
               <w:bottom w:val="single" w:sz="2" w:space="0" w:color="000000"/>
@@ -2651,7 +2653,7 @@
         <w:trPr/>
         <w:tc>
           <w:tcPr>
-            <w:tcW w:w="1586" w:type="dxa"/>
+            <w:tcW w:w="1585" w:type="dxa"/>
             <w:tcBorders>
               <w:left w:val="single" w:sz="2" w:space="0" w:color="000000"/>
               <w:bottom w:val="single" w:sz="2" w:space="0" w:color="000000"/>
@@ -2703,7 +2705,7 @@
         </w:tc>
         <w:tc>
           <w:tcPr>
-            <w:tcW w:w="2734" w:type="dxa"/>
+            <w:tcW w:w="2735" w:type="dxa"/>
             <w:tcBorders>
               <w:left w:val="single" w:sz="2" w:space="0" w:color="000000"/>
               <w:bottom w:val="single" w:sz="2" w:space="0" w:color="000000"/>
@@ -2733,7 +2735,7 @@
         <w:trPr/>
         <w:tc>
           <w:tcPr>
-            <w:tcW w:w="1586" w:type="dxa"/>
+            <w:tcW w:w="1585" w:type="dxa"/>
             <w:tcBorders>
               <w:left w:val="single" w:sz="2" w:space="0" w:color="000000"/>
               <w:bottom w:val="single" w:sz="2" w:space="0" w:color="000000"/>
@@ -2790,7 +2792,7 @@
         </w:tc>
         <w:tc>
           <w:tcPr>
-            <w:tcW w:w="2734" w:type="dxa"/>
+            <w:tcW w:w="2735" w:type="dxa"/>
             <w:tcBorders>
               <w:left w:val="single" w:sz="2" w:space="0" w:color="000000"/>
               <w:bottom w:val="single" w:sz="2" w:space="0" w:color="000000"/>
@@ -2820,7 +2822,7 @@
         <w:trPr/>
         <w:tc>
           <w:tcPr>
-            <w:tcW w:w="1586" w:type="dxa"/>
+            <w:tcW w:w="1585" w:type="dxa"/>
             <w:tcBorders>
               <w:left w:val="single" w:sz="2" w:space="0" w:color="000000"/>
               <w:bottom w:val="single" w:sz="2" w:space="0" w:color="000000"/>
@@ -2880,7 +2882,7 @@
         </w:tc>
         <w:tc>
           <w:tcPr>
-            <w:tcW w:w="2734" w:type="dxa"/>
+            <w:tcW w:w="2735" w:type="dxa"/>
             <w:tcBorders>
               <w:left w:val="single" w:sz="2" w:space="0" w:color="000000"/>
               <w:bottom w:val="single" w:sz="2" w:space="0" w:color="000000"/>
@@ -2914,7 +2916,7 @@
         <w:trPr/>
         <w:tc>
           <w:tcPr>
-            <w:tcW w:w="1586" w:type="dxa"/>
+            <w:tcW w:w="1585" w:type="dxa"/>
             <w:tcBorders>
               <w:left w:val="single" w:sz="2" w:space="0" w:color="000000"/>
               <w:bottom w:val="single" w:sz="2" w:space="0" w:color="000000"/>
@@ -2974,7 +2976,7 @@
         </w:tc>
         <w:tc>
           <w:tcPr>
-            <w:tcW w:w="2734" w:type="dxa"/>
+            <w:tcW w:w="2735" w:type="dxa"/>
             <w:tcBorders>
               <w:left w:val="single" w:sz="2" w:space="0" w:color="000000"/>
               <w:bottom w:val="single" w:sz="2" w:space="0" w:color="000000"/>
@@ -3008,7 +3010,7 @@
         <w:trPr/>
         <w:tc>
           <w:tcPr>
-            <w:tcW w:w="1586" w:type="dxa"/>
+            <w:tcW w:w="1585" w:type="dxa"/>
             <w:tcBorders>
               <w:left w:val="single" w:sz="2" w:space="0" w:color="000000"/>
               <w:bottom w:val="single" w:sz="2" w:space="0" w:color="000000"/>
@@ -3068,7 +3070,7 @@
         </w:tc>
         <w:tc>
           <w:tcPr>
-            <w:tcW w:w="2734" w:type="dxa"/>
+            <w:tcW w:w="2735" w:type="dxa"/>
             <w:tcBorders>
               <w:left w:val="single" w:sz="2" w:space="0" w:color="000000"/>
               <w:bottom w:val="single" w:sz="2" w:space="0" w:color="000000"/>
@@ -3101,7 +3103,7 @@
         <w:trPr/>
         <w:tc>
           <w:tcPr>
-            <w:tcW w:w="1586" w:type="dxa"/>
+            <w:tcW w:w="1585" w:type="dxa"/>
             <w:tcBorders>
               <w:left w:val="single" w:sz="2" w:space="0" w:color="000000"/>
               <w:bottom w:val="single" w:sz="2" w:space="0" w:color="000000"/>
@@ -3159,7 +3161,7 @@
         </w:tc>
         <w:tc>
           <w:tcPr>
-            <w:tcW w:w="2734" w:type="dxa"/>
+            <w:tcW w:w="2735" w:type="dxa"/>
             <w:tcBorders>
               <w:left w:val="single" w:sz="2" w:space="0" w:color="000000"/>
               <w:bottom w:val="single" w:sz="2" w:space="0" w:color="000000"/>
@@ -3191,7 +3193,7 @@
         <w:trPr/>
         <w:tc>
           <w:tcPr>
-            <w:tcW w:w="1586" w:type="dxa"/>
+            <w:tcW w:w="1585" w:type="dxa"/>
             <w:tcBorders>
               <w:left w:val="single" w:sz="2" w:space="0" w:color="000000"/>
               <w:bottom w:val="single" w:sz="2" w:space="0" w:color="000000"/>
@@ -3243,7 +3245,7 @@
         </w:tc>
         <w:tc>
           <w:tcPr>
-            <w:tcW w:w="2734" w:type="dxa"/>
+            <w:tcW w:w="2735" w:type="dxa"/>
             <w:tcBorders>
               <w:left w:val="single" w:sz="2" w:space="0" w:color="000000"/>
               <w:bottom w:val="single" w:sz="2" w:space="0" w:color="000000"/>
@@ -3273,7 +3275,7 @@
         <w:trPr/>
         <w:tc>
           <w:tcPr>
-            <w:tcW w:w="1586" w:type="dxa"/>
+            <w:tcW w:w="1585" w:type="dxa"/>
             <w:tcBorders>
               <w:left w:val="single" w:sz="2" w:space="0" w:color="000000"/>
               <w:bottom w:val="single" w:sz="2" w:space="0" w:color="000000"/>
@@ -3325,7 +3327,7 @@
         </w:tc>
         <w:tc>
           <w:tcPr>
-            <w:tcW w:w="2734" w:type="dxa"/>
+            <w:tcW w:w="2735" w:type="dxa"/>
             <w:tcBorders>
               <w:left w:val="single" w:sz="2" w:space="0" w:color="000000"/>
               <w:bottom w:val="single" w:sz="2" w:space="0" w:color="000000"/>
@@ -3355,7 +3357,7 @@
         <w:trPr/>
         <w:tc>
           <w:tcPr>
-            <w:tcW w:w="1586" w:type="dxa"/>
+            <w:tcW w:w="1585" w:type="dxa"/>
             <w:tcBorders>
               <w:left w:val="single" w:sz="2" w:space="0" w:color="000000"/>
               <w:bottom w:val="single" w:sz="2" w:space="0" w:color="000000"/>
@@ -3407,7 +3409,7 @@
         </w:tc>
         <w:tc>
           <w:tcPr>
-            <w:tcW w:w="2734" w:type="dxa"/>
+            <w:tcW w:w="2735" w:type="dxa"/>
             <w:tcBorders>
               <w:left w:val="single" w:sz="2" w:space="0" w:color="000000"/>
               <w:bottom w:val="single" w:sz="2" w:space="0" w:color="000000"/>
@@ -3437,7 +3439,7 @@
         <w:trPr/>
         <w:tc>
           <w:tcPr>
-            <w:tcW w:w="1586" w:type="dxa"/>
+            <w:tcW w:w="1585" w:type="dxa"/>
             <w:tcBorders>
               <w:left w:val="single" w:sz="2" w:space="0" w:color="000000"/>
               <w:bottom w:val="single" w:sz="2" w:space="0" w:color="000000"/>
@@ -3489,7 +3491,7 @@
         </w:tc>
         <w:tc>
           <w:tcPr>
-            <w:tcW w:w="2734" w:type="dxa"/>
+            <w:tcW w:w="2735" w:type="dxa"/>
             <w:tcBorders>
               <w:left w:val="single" w:sz="2" w:space="0" w:color="000000"/>
               <w:bottom w:val="single" w:sz="2" w:space="0" w:color="000000"/>
@@ -3519,7 +3521,7 @@
         <w:trPr/>
         <w:tc>
           <w:tcPr>
-            <w:tcW w:w="1586" w:type="dxa"/>
+            <w:tcW w:w="1585" w:type="dxa"/>
             <w:tcBorders>
               <w:left w:val="single" w:sz="2" w:space="0" w:color="000000"/>
               <w:bottom w:val="single" w:sz="2" w:space="0" w:color="000000"/>
@@ -3568,7 +3570,7 @@
         </w:tc>
         <w:tc>
           <w:tcPr>
-            <w:tcW w:w="2734" w:type="dxa"/>
+            <w:tcW w:w="2735" w:type="dxa"/>
             <w:tcBorders>
               <w:left w:val="single" w:sz="2" w:space="0" w:color="000000"/>
               <w:bottom w:val="single" w:sz="2" w:space="0" w:color="000000"/>
@@ -3598,7 +3600,7 @@
         <w:trPr/>
         <w:tc>
           <w:tcPr>
-            <w:tcW w:w="1586" w:type="dxa"/>
+            <w:tcW w:w="1585" w:type="dxa"/>
             <w:tcBorders>
               <w:left w:val="single" w:sz="2" w:space="0" w:color="000000"/>
               <w:bottom w:val="single" w:sz="2" w:space="0" w:color="000000"/>
@@ -3650,7 +3652,7 @@
         </w:tc>
         <w:tc>
           <w:tcPr>
-            <w:tcW w:w="2734" w:type="dxa"/>
+            <w:tcW w:w="2735" w:type="dxa"/>
             <w:tcBorders>
               <w:left w:val="single" w:sz="2" w:space="0" w:color="000000"/>
               <w:bottom w:val="single" w:sz="2" w:space="0" w:color="000000"/>
@@ -3680,7 +3682,7 @@
         <w:trPr/>
         <w:tc>
           <w:tcPr>
-            <w:tcW w:w="1586" w:type="dxa"/>
+            <w:tcW w:w="1585" w:type="dxa"/>
             <w:tcBorders>
               <w:left w:val="single" w:sz="2" w:space="0" w:color="000000"/>
               <w:bottom w:val="single" w:sz="2" w:space="0" w:color="000000"/>
@@ -3732,7 +3734,7 @@
         </w:tc>
         <w:tc>
           <w:tcPr>
-            <w:tcW w:w="2734" w:type="dxa"/>
+            <w:tcW w:w="2735" w:type="dxa"/>
             <w:tcBorders>
               <w:left w:val="single" w:sz="2" w:space="0" w:color="000000"/>
               <w:bottom w:val="single" w:sz="2" w:space="0" w:color="000000"/>
@@ -3762,7 +3764,7 @@
         <w:trPr/>
         <w:tc>
           <w:tcPr>
-            <w:tcW w:w="1586" w:type="dxa"/>
+            <w:tcW w:w="1585" w:type="dxa"/>
             <w:tcBorders>
               <w:left w:val="single" w:sz="2" w:space="0" w:color="000000"/>
               <w:bottom w:val="single" w:sz="2" w:space="0" w:color="000000"/>
@@ -3815,7 +3817,7 @@
         </w:tc>
         <w:tc>
           <w:tcPr>
-            <w:tcW w:w="2734" w:type="dxa"/>
+            <w:tcW w:w="2735" w:type="dxa"/>
             <w:tcBorders>
               <w:left w:val="single" w:sz="2" w:space="0" w:color="000000"/>
               <w:bottom w:val="single" w:sz="2" w:space="0" w:color="000000"/>
@@ -3846,7 +3848,7 @@
         <w:trPr/>
         <w:tc>
           <w:tcPr>
-            <w:tcW w:w="1586" w:type="dxa"/>
+            <w:tcW w:w="1585" w:type="dxa"/>
             <w:tcBorders>
               <w:left w:val="single" w:sz="2" w:space="0" w:color="000000"/>
               <w:bottom w:val="single" w:sz="2" w:space="0" w:color="000000"/>
@@ -3899,7 +3901,7 @@
         </w:tc>
         <w:tc>
           <w:tcPr>
-            <w:tcW w:w="2734" w:type="dxa"/>
+            <w:tcW w:w="2735" w:type="dxa"/>
             <w:tcBorders>
               <w:left w:val="single" w:sz="2" w:space="0" w:color="000000"/>
               <w:bottom w:val="single" w:sz="2" w:space="0" w:color="000000"/>
@@ -3930,7 +3932,7 @@
         <w:trPr/>
         <w:tc>
           <w:tcPr>
-            <w:tcW w:w="1586" w:type="dxa"/>
+            <w:tcW w:w="1585" w:type="dxa"/>
             <w:tcBorders>
               <w:left w:val="single" w:sz="2" w:space="0" w:color="000000"/>
               <w:bottom w:val="single" w:sz="2" w:space="0" w:color="000000"/>
@@ -3983,7 +3985,7 @@
         </w:tc>
         <w:tc>
           <w:tcPr>
-            <w:tcW w:w="2734" w:type="dxa"/>
+            <w:tcW w:w="2735" w:type="dxa"/>
             <w:tcBorders>
               <w:left w:val="single" w:sz="2" w:space="0" w:color="000000"/>
               <w:bottom w:val="single" w:sz="2" w:space="0" w:color="000000"/>
@@ -4014,7 +4016,7 @@
         <w:trPr/>
         <w:tc>
           <w:tcPr>
-            <w:tcW w:w="1586" w:type="dxa"/>
+            <w:tcW w:w="1585" w:type="dxa"/>
             <w:tcBorders>
               <w:left w:val="single" w:sz="2" w:space="0" w:color="000000"/>
               <w:bottom w:val="single" w:sz="2" w:space="0" w:color="000000"/>
@@ -4064,7 +4066,7 @@
         </w:tc>
         <w:tc>
           <w:tcPr>
-            <w:tcW w:w="2734" w:type="dxa"/>
+            <w:tcW w:w="2735" w:type="dxa"/>
             <w:tcBorders>
               <w:left w:val="single" w:sz="2" w:space="0" w:color="000000"/>
               <w:bottom w:val="single" w:sz="2" w:space="0" w:color="000000"/>
@@ -4095,7 +4097,7 @@
         <w:trPr/>
         <w:tc>
           <w:tcPr>
-            <w:tcW w:w="1586" w:type="dxa"/>
+            <w:tcW w:w="1585" w:type="dxa"/>
             <w:tcBorders>
               <w:left w:val="single" w:sz="2" w:space="0" w:color="000000"/>
               <w:bottom w:val="single" w:sz="2" w:space="0" w:color="000000"/>
@@ -4145,7 +4147,7 @@
         </w:tc>
         <w:tc>
           <w:tcPr>
-            <w:tcW w:w="2734" w:type="dxa"/>
+            <w:tcW w:w="2735" w:type="dxa"/>
             <w:tcBorders>
               <w:left w:val="single" w:sz="2" w:space="0" w:color="000000"/>
               <w:bottom w:val="single" w:sz="2" w:space="0" w:color="000000"/>
@@ -4176,7 +4178,7 @@
         <w:trPr/>
         <w:tc>
           <w:tcPr>
-            <w:tcW w:w="1586" w:type="dxa"/>
+            <w:tcW w:w="1585" w:type="dxa"/>
             <w:tcBorders>
               <w:left w:val="single" w:sz="2" w:space="0" w:color="000000"/>
               <w:bottom w:val="single" w:sz="2" w:space="0" w:color="000000"/>
@@ -4232,7 +4234,7 @@
         </w:tc>
         <w:tc>
           <w:tcPr>
-            <w:tcW w:w="2734" w:type="dxa"/>
+            <w:tcW w:w="2735" w:type="dxa"/>
             <w:tcBorders>
               <w:left w:val="single" w:sz="2" w:space="0" w:color="000000"/>
               <w:bottom w:val="single" w:sz="2" w:space="0" w:color="000000"/>
@@ -4262,7 +4264,7 @@
         <w:trPr/>
         <w:tc>
           <w:tcPr>
-            <w:tcW w:w="1586" w:type="dxa"/>
+            <w:tcW w:w="1585" w:type="dxa"/>
             <w:tcBorders>
               <w:left w:val="single" w:sz="2" w:space="0" w:color="000000"/>
               <w:bottom w:val="single" w:sz="2" w:space="0" w:color="000000"/>
@@ -4318,7 +4320,7 @@
         </w:tc>
         <w:tc>
           <w:tcPr>
-            <w:tcW w:w="2734" w:type="dxa"/>
+            <w:tcW w:w="2735" w:type="dxa"/>
             <w:tcBorders>
               <w:left w:val="single" w:sz="2" w:space="0" w:color="000000"/>
               <w:bottom w:val="single" w:sz="2" w:space="0" w:color="000000"/>
@@ -4350,7 +4352,7 @@
         <w:trPr/>
         <w:tc>
           <w:tcPr>
-            <w:tcW w:w="1586" w:type="dxa"/>
+            <w:tcW w:w="1585" w:type="dxa"/>
             <w:tcBorders>
               <w:left w:val="single" w:sz="2" w:space="0" w:color="000000"/>
               <w:bottom w:val="single" w:sz="2" w:space="0" w:color="000000"/>
@@ -4410,7 +4412,7 @@
         </w:tc>
         <w:tc>
           <w:tcPr>
-            <w:tcW w:w="2734" w:type="dxa"/>
+            <w:tcW w:w="2735" w:type="dxa"/>
             <w:tcBorders>
               <w:left w:val="single" w:sz="2" w:space="0" w:color="000000"/>
               <w:bottom w:val="single" w:sz="2" w:space="0" w:color="000000"/>
@@ -4445,7 +4447,7 @@
         <w:trPr/>
         <w:tc>
           <w:tcPr>
-            <w:tcW w:w="1586" w:type="dxa"/>
+            <w:tcW w:w="1585" w:type="dxa"/>
             <w:tcBorders>
               <w:left w:val="single" w:sz="2" w:space="0" w:color="000000"/>
               <w:bottom w:val="single" w:sz="2" w:space="0" w:color="000000"/>
@@ -4505,7 +4507,7 @@
         </w:tc>
         <w:tc>
           <w:tcPr>
-            <w:tcW w:w="2734" w:type="dxa"/>
+            <w:tcW w:w="2735" w:type="dxa"/>
             <w:tcBorders>
               <w:left w:val="single" w:sz="2" w:space="0" w:color="000000"/>
               <w:bottom w:val="single" w:sz="2" w:space="0" w:color="000000"/>
@@ -4540,7 +4542,7 @@
         <w:trPr/>
         <w:tc>
           <w:tcPr>
-            <w:tcW w:w="1586" w:type="dxa"/>
+            <w:tcW w:w="1585" w:type="dxa"/>
             <w:tcBorders>
               <w:left w:val="single" w:sz="2" w:space="0" w:color="000000"/>
               <w:bottom w:val="single" w:sz="2" w:space="0" w:color="000000"/>
@@ -4600,7 +4602,7 @@
         </w:tc>
         <w:tc>
           <w:tcPr>
-            <w:tcW w:w="2734" w:type="dxa"/>
+            <w:tcW w:w="2735" w:type="dxa"/>
             <w:tcBorders>
               <w:left w:val="single" w:sz="2" w:space="0" w:color="000000"/>
               <w:bottom w:val="single" w:sz="2" w:space="0" w:color="000000"/>
@@ -4635,7 +4637,7 @@
         <w:trPr/>
         <w:tc>
           <w:tcPr>
-            <w:tcW w:w="1586" w:type="dxa"/>
+            <w:tcW w:w="1585" w:type="dxa"/>
             <w:tcBorders>
               <w:left w:val="single" w:sz="2" w:space="0" w:color="000000"/>
               <w:bottom w:val="single" w:sz="2" w:space="0" w:color="000000"/>
@@ -4695,7 +4697,7 @@
         </w:tc>
         <w:tc>
           <w:tcPr>
-            <w:tcW w:w="2734" w:type="dxa"/>
+            <w:tcW w:w="2735" w:type="dxa"/>
             <w:tcBorders>
               <w:left w:val="single" w:sz="2" w:space="0" w:color="000000"/>
               <w:bottom w:val="single" w:sz="2" w:space="0" w:color="000000"/>
@@ -4730,7 +4732,7 @@
         <w:trPr/>
         <w:tc>
           <w:tcPr>
-            <w:tcW w:w="1586" w:type="dxa"/>
+            <w:tcW w:w="1585" w:type="dxa"/>
             <w:tcBorders>
               <w:left w:val="single" w:sz="2" w:space="0" w:color="000000"/>
               <w:bottom w:val="single" w:sz="2" w:space="0" w:color="000000"/>
@@ -4790,7 +4792,7 @@
         </w:tc>
         <w:tc>
           <w:tcPr>
-            <w:tcW w:w="2734" w:type="dxa"/>
+            <w:tcW w:w="2735" w:type="dxa"/>
             <w:tcBorders>
               <w:left w:val="single" w:sz="2" w:space="0" w:color="000000"/>
               <w:bottom w:val="single" w:sz="2" w:space="0" w:color="000000"/>
@@ -4825,7 +4827,7 @@
         <w:trPr/>
         <w:tc>
           <w:tcPr>
-            <w:tcW w:w="1586" w:type="dxa"/>
+            <w:tcW w:w="1585" w:type="dxa"/>
             <w:tcBorders>
               <w:left w:val="single" w:sz="2" w:space="0" w:color="000000"/>
               <w:bottom w:val="single" w:sz="2" w:space="0" w:color="000000"/>
@@ -4889,7 +4891,7 @@
         </w:tc>
         <w:tc>
           <w:tcPr>
-            <w:tcW w:w="2734" w:type="dxa"/>
+            <w:tcW w:w="2735" w:type="dxa"/>
             <w:tcBorders>
               <w:left w:val="single" w:sz="2" w:space="0" w:color="000000"/>
               <w:bottom w:val="single" w:sz="2" w:space="0" w:color="000000"/>
@@ -4922,7 +4924,7 @@
         <w:trPr/>
         <w:tc>
           <w:tcPr>
-            <w:tcW w:w="1586" w:type="dxa"/>
+            <w:tcW w:w="1585" w:type="dxa"/>
             <w:tcBorders>
               <w:left w:val="single" w:sz="2" w:space="0" w:color="000000"/>
               <w:bottom w:val="single" w:sz="2" w:space="0" w:color="000000"/>
@@ -4986,7 +4988,7 @@
         </w:tc>
         <w:tc>
           <w:tcPr>
-            <w:tcW w:w="2734" w:type="dxa"/>
+            <w:tcW w:w="2735" w:type="dxa"/>
             <w:tcBorders>
               <w:left w:val="single" w:sz="2" w:space="0" w:color="000000"/>
               <w:bottom w:val="single" w:sz="2" w:space="0" w:color="000000"/>
@@ -5019,7 +5021,7 @@
         <w:trPr/>
         <w:tc>
           <w:tcPr>
-            <w:tcW w:w="1586" w:type="dxa"/>
+            <w:tcW w:w="1585" w:type="dxa"/>
             <w:tcBorders>
               <w:left w:val="single" w:sz="2" w:space="0" w:color="000000"/>
               <w:bottom w:val="single" w:sz="2" w:space="0" w:color="000000"/>
@@ -5088,7 +5090,7 @@
         </w:tc>
         <w:tc>
           <w:tcPr>
-            <w:tcW w:w="2734" w:type="dxa"/>
+            <w:tcW w:w="2735" w:type="dxa"/>
             <w:tcBorders>
               <w:left w:val="single" w:sz="2" w:space="0" w:color="000000"/>
               <w:bottom w:val="single" w:sz="2" w:space="0" w:color="000000"/>
@@ -5121,7 +5123,7 @@
         <w:trPr/>
         <w:tc>
           <w:tcPr>
-            <w:tcW w:w="1586" w:type="dxa"/>
+            <w:tcW w:w="1585" w:type="dxa"/>
             <w:tcBorders>
               <w:left w:val="single" w:sz="2" w:space="0" w:color="000000"/>
               <w:bottom w:val="single" w:sz="2" w:space="0" w:color="000000"/>
@@ -5190,7 +5192,7 @@
         </w:tc>
         <w:tc>
           <w:tcPr>
-            <w:tcW w:w="2734" w:type="dxa"/>
+            <w:tcW w:w="2735" w:type="dxa"/>
             <w:tcBorders>
               <w:left w:val="single" w:sz="2" w:space="0" w:color="000000"/>
               <w:bottom w:val="single" w:sz="2" w:space="0" w:color="000000"/>
@@ -5223,7 +5225,7 @@
         <w:trPr/>
         <w:tc>
           <w:tcPr>
-            <w:tcW w:w="1586" w:type="dxa"/>
+            <w:tcW w:w="1585" w:type="dxa"/>
             <w:tcBorders>
               <w:left w:val="single" w:sz="2" w:space="0" w:color="000000"/>
               <w:bottom w:val="single" w:sz="2" w:space="0" w:color="000000"/>
@@ -5275,7 +5277,7 @@
         </w:tc>
         <w:tc>
           <w:tcPr>
-            <w:tcW w:w="2734" w:type="dxa"/>
+            <w:tcW w:w="2735" w:type="dxa"/>
             <w:tcBorders>
               <w:left w:val="single" w:sz="2" w:space="0" w:color="000000"/>
               <w:bottom w:val="single" w:sz="2" w:space="0" w:color="000000"/>
@@ -5305,7 +5307,7 @@
         <w:trPr/>
         <w:tc>
           <w:tcPr>
-            <w:tcW w:w="1586" w:type="dxa"/>
+            <w:tcW w:w="1585" w:type="dxa"/>
             <w:tcBorders>
               <w:left w:val="single" w:sz="2" w:space="0" w:color="000000"/>
               <w:bottom w:val="single" w:sz="2" w:space="0" w:color="000000"/>
@@ -5357,7 +5359,7 @@
         </w:tc>
         <w:tc>
           <w:tcPr>
-            <w:tcW w:w="2734" w:type="dxa"/>
+            <w:tcW w:w="2735" w:type="dxa"/>
             <w:tcBorders>
               <w:left w:val="single" w:sz="2" w:space="0" w:color="000000"/>
               <w:bottom w:val="single" w:sz="2" w:space="0" w:color="000000"/>
@@ -5387,7 +5389,7 @@
         <w:trPr/>
         <w:tc>
           <w:tcPr>
-            <w:tcW w:w="1586" w:type="dxa"/>
+            <w:tcW w:w="1585" w:type="dxa"/>
             <w:tcBorders>
               <w:left w:val="single" w:sz="2" w:space="0" w:color="000000"/>
               <w:bottom w:val="single" w:sz="2" w:space="0" w:color="000000"/>
@@ -5451,7 +5453,7 @@
         </w:tc>
         <w:tc>
           <w:tcPr>
-            <w:tcW w:w="2734" w:type="dxa"/>
+            <w:tcW w:w="2735" w:type="dxa"/>
             <w:tcBorders>
               <w:left w:val="single" w:sz="2" w:space="0" w:color="000000"/>
               <w:bottom w:val="single" w:sz="2" w:space="0" w:color="000000"/>
@@ -5481,7 +5483,7 @@
         <w:trPr/>
         <w:tc>
           <w:tcPr>
-            <w:tcW w:w="1586" w:type="dxa"/>
+            <w:tcW w:w="1585" w:type="dxa"/>
             <w:tcBorders>
               <w:left w:val="single" w:sz="2" w:space="0" w:color="000000"/>
               <w:bottom w:val="single" w:sz="2" w:space="0" w:color="000000"/>
@@ -5560,7 +5562,7 @@
         </w:tc>
         <w:tc>
           <w:tcPr>
-            <w:tcW w:w="2734" w:type="dxa"/>
+            <w:tcW w:w="2735" w:type="dxa"/>
             <w:tcBorders>
               <w:left w:val="single" w:sz="2" w:space="0" w:color="000000"/>
               <w:bottom w:val="single" w:sz="2" w:space="0" w:color="000000"/>
@@ -5594,7 +5596,7 @@
         <w:trPr/>
         <w:tc>
           <w:tcPr>
-            <w:tcW w:w="1586" w:type="dxa"/>
+            <w:tcW w:w="1585" w:type="dxa"/>
             <w:tcBorders>
               <w:left w:val="single" w:sz="2" w:space="0" w:color="000000"/>
               <w:bottom w:val="single" w:sz="2" w:space="0" w:color="000000"/>
@@ -5643,7 +5645,7 @@
         </w:tc>
         <w:tc>
           <w:tcPr>
-            <w:tcW w:w="2734" w:type="dxa"/>
+            <w:tcW w:w="2735" w:type="dxa"/>
             <w:tcBorders>
               <w:left w:val="single" w:sz="2" w:space="0" w:color="000000"/>
               <w:bottom w:val="single" w:sz="2" w:space="0" w:color="000000"/>
@@ -5673,7 +5675,7 @@
         <w:trPr/>
         <w:tc>
           <w:tcPr>
-            <w:tcW w:w="1586" w:type="dxa"/>
+            <w:tcW w:w="1585" w:type="dxa"/>
             <w:tcBorders>
               <w:left w:val="single" w:sz="2" w:space="0" w:color="000000"/>
               <w:bottom w:val="single" w:sz="2" w:space="0" w:color="000000"/>
@@ -5725,7 +5727,7 @@
         </w:tc>
         <w:tc>
           <w:tcPr>
-            <w:tcW w:w="2734" w:type="dxa"/>
+            <w:tcW w:w="2735" w:type="dxa"/>
             <w:tcBorders>
               <w:left w:val="single" w:sz="2" w:space="0" w:color="000000"/>
               <w:bottom w:val="single" w:sz="2" w:space="0" w:color="000000"/>
@@ -5755,7 +5757,7 @@
         <w:trPr/>
         <w:tc>
           <w:tcPr>
-            <w:tcW w:w="1586" w:type="dxa"/>
+            <w:tcW w:w="1585" w:type="dxa"/>
             <w:tcBorders>
               <w:left w:val="single" w:sz="2" w:space="0" w:color="000000"/>
               <w:bottom w:val="single" w:sz="2" w:space="0" w:color="000000"/>
@@ -5859,7 +5861,7 @@
         </w:tc>
         <w:tc>
           <w:tcPr>
-            <w:tcW w:w="2734" w:type="dxa"/>
+            <w:tcW w:w="2735" w:type="dxa"/>
             <w:tcBorders>
               <w:left w:val="single" w:sz="2" w:space="0" w:color="000000"/>
               <w:bottom w:val="single" w:sz="2" w:space="0" w:color="000000"/>
@@ -5889,7 +5891,7 @@
         <w:trPr/>
         <w:tc>
           <w:tcPr>
-            <w:tcW w:w="1586" w:type="dxa"/>
+            <w:tcW w:w="1585" w:type="dxa"/>
             <w:tcBorders>
               <w:left w:val="single" w:sz="2" w:space="0" w:color="000000"/>
               <w:bottom w:val="single" w:sz="2" w:space="0" w:color="000000"/>
@@ -5990,7 +5992,7 @@
         </w:tc>
         <w:tc>
           <w:tcPr>
-            <w:tcW w:w="2734" w:type="dxa"/>
+            <w:tcW w:w="2735" w:type="dxa"/>
             <w:tcBorders>
               <w:left w:val="single" w:sz="2" w:space="0" w:color="000000"/>
               <w:bottom w:val="single" w:sz="2" w:space="0" w:color="000000"/>
@@ -7462,15 +7464,15 @@
         </w:tblCellMar>
       </w:tblPr>
       <w:tblGrid>
-        <w:gridCol w:w="3236"/>
+        <w:gridCol w:w="3235"/>
         <w:gridCol w:w="2309"/>
-        <w:gridCol w:w="4102"/>
+        <w:gridCol w:w="4103"/>
       </w:tblGrid>
       <w:tr>
         <w:trPr/>
         <w:tc>
           <w:tcPr>
-            <w:tcW w:w="3236" w:type="dxa"/>
+            <w:tcW w:w="3235" w:type="dxa"/>
             <w:tcBorders>
               <w:top w:val="single" w:sz="2" w:space="0" w:color="000000"/>
               <w:left w:val="single" w:sz="2" w:space="0" w:color="000000"/>
@@ -7520,7 +7522,7 @@
         </w:tc>
         <w:tc>
           <w:tcPr>
-            <w:tcW w:w="4102" w:type="dxa"/>
+            <w:tcW w:w="4103" w:type="dxa"/>
             <w:tcBorders>
               <w:top w:val="single" w:sz="2" w:space="0" w:color="000000"/>
               <w:left w:val="single" w:sz="2" w:space="0" w:color="000000"/>
@@ -7549,7 +7551,7 @@
         <w:trPr/>
         <w:tc>
           <w:tcPr>
-            <w:tcW w:w="3236" w:type="dxa"/>
+            <w:tcW w:w="3235" w:type="dxa"/>
             <w:tcBorders>
               <w:left w:val="single" w:sz="2" w:space="0" w:color="000000"/>
               <w:bottom w:val="single" w:sz="2" w:space="0" w:color="000000"/>
@@ -7611,7 +7613,7 @@
         </w:tc>
         <w:tc>
           <w:tcPr>
-            <w:tcW w:w="4102" w:type="dxa"/>
+            <w:tcW w:w="4103" w:type="dxa"/>
             <w:tcBorders>
               <w:left w:val="single" w:sz="2" w:space="0" w:color="000000"/>
               <w:bottom w:val="single" w:sz="2" w:space="0" w:color="000000"/>
@@ -7659,7 +7661,7 @@
         <w:trPr/>
         <w:tc>
           <w:tcPr>
-            <w:tcW w:w="3236" w:type="dxa"/>
+            <w:tcW w:w="3235" w:type="dxa"/>
             <w:tcBorders>
               <w:left w:val="single" w:sz="2" w:space="0" w:color="000000"/>
               <w:bottom w:val="single" w:sz="2" w:space="0" w:color="000000"/>
@@ -7732,7 +7734,7 @@
         </w:tc>
         <w:tc>
           <w:tcPr>
-            <w:tcW w:w="4102" w:type="dxa"/>
+            <w:tcW w:w="4103" w:type="dxa"/>
             <w:tcBorders>
               <w:left w:val="single" w:sz="2" w:space="0" w:color="000000"/>
               <w:bottom w:val="single" w:sz="2" w:space="0" w:color="000000"/>
@@ -7771,7 +7773,7 @@
         <w:trPr/>
         <w:tc>
           <w:tcPr>
-            <w:tcW w:w="3236" w:type="dxa"/>
+            <w:tcW w:w="3235" w:type="dxa"/>
             <w:tcBorders>
               <w:left w:val="single" w:sz="2" w:space="0" w:color="000000"/>
               <w:bottom w:val="single" w:sz="2" w:space="0" w:color="000000"/>
@@ -7821,7 +7823,7 @@
         </w:tc>
         <w:tc>
           <w:tcPr>
-            <w:tcW w:w="4102" w:type="dxa"/>
+            <w:tcW w:w="4103" w:type="dxa"/>
             <w:tcBorders>
               <w:left w:val="single" w:sz="2" w:space="0" w:color="000000"/>
               <w:bottom w:val="single" w:sz="2" w:space="0" w:color="000000"/>
@@ -7849,7 +7851,7 @@
         <w:trPr/>
         <w:tc>
           <w:tcPr>
-            <w:tcW w:w="3236" w:type="dxa"/>
+            <w:tcW w:w="3235" w:type="dxa"/>
             <w:tcBorders>
               <w:left w:val="single" w:sz="2" w:space="0" w:color="000000"/>
               <w:bottom w:val="single" w:sz="2" w:space="0" w:color="000000"/>
@@ -7899,7 +7901,7 @@
         </w:tc>
         <w:tc>
           <w:tcPr>
-            <w:tcW w:w="4102" w:type="dxa"/>
+            <w:tcW w:w="4103" w:type="dxa"/>
             <w:tcBorders>
               <w:left w:val="single" w:sz="2" w:space="0" w:color="000000"/>
               <w:bottom w:val="single" w:sz="2" w:space="0" w:color="000000"/>
@@ -7927,7 +7929,7 @@
         <w:trPr/>
         <w:tc>
           <w:tcPr>
-            <w:tcW w:w="3236" w:type="dxa"/>
+            <w:tcW w:w="3235" w:type="dxa"/>
             <w:tcBorders>
               <w:left w:val="single" w:sz="2" w:space="0" w:color="000000"/>
               <w:bottom w:val="single" w:sz="2" w:space="0" w:color="000000"/>
@@ -7975,7 +7977,7 @@
         </w:tc>
         <w:tc>
           <w:tcPr>
-            <w:tcW w:w="4102" w:type="dxa"/>
+            <w:tcW w:w="4103" w:type="dxa"/>
             <w:tcBorders>
               <w:left w:val="single" w:sz="2" w:space="0" w:color="000000"/>
               <w:bottom w:val="single" w:sz="2" w:space="0" w:color="000000"/>
@@ -8036,15 +8038,15 @@
         </w:tblCellMar>
       </w:tblPr>
       <w:tblGrid>
-        <w:gridCol w:w="3236"/>
+        <w:gridCol w:w="3235"/>
         <w:gridCol w:w="2338"/>
-        <w:gridCol w:w="4073"/>
+        <w:gridCol w:w="4074"/>
       </w:tblGrid>
       <w:tr>
         <w:trPr/>
         <w:tc>
           <w:tcPr>
-            <w:tcW w:w="3236" w:type="dxa"/>
+            <w:tcW w:w="3235" w:type="dxa"/>
             <w:tcBorders>
               <w:top w:val="single" w:sz="2" w:space="0" w:color="000000"/>
               <w:left w:val="single" w:sz="2" w:space="0" w:color="000000"/>
@@ -8094,7 +8096,7 @@
         </w:tc>
         <w:tc>
           <w:tcPr>
-            <w:tcW w:w="4073" w:type="dxa"/>
+            <w:tcW w:w="4074" w:type="dxa"/>
             <w:tcBorders>
               <w:top w:val="single" w:sz="2" w:space="0" w:color="000000"/>
               <w:left w:val="single" w:sz="2" w:space="0" w:color="000000"/>
@@ -8123,7 +8125,7 @@
         <w:trPr/>
         <w:tc>
           <w:tcPr>
-            <w:tcW w:w="3236" w:type="dxa"/>
+            <w:tcW w:w="3235" w:type="dxa"/>
             <w:tcBorders>
               <w:left w:val="single" w:sz="2" w:space="0" w:color="000000"/>
               <w:bottom w:val="single" w:sz="2" w:space="0" w:color="000000"/>
@@ -8169,7 +8171,7 @@
         </w:tc>
         <w:tc>
           <w:tcPr>
-            <w:tcW w:w="4073" w:type="dxa"/>
+            <w:tcW w:w="4074" w:type="dxa"/>
             <w:tcBorders>
               <w:left w:val="single" w:sz="2" w:space="0" w:color="000000"/>
               <w:bottom w:val="single" w:sz="2" w:space="0" w:color="000000"/>
@@ -9847,8 +9849,8 @@
         </w:tblCellMar>
       </w:tblPr>
       <w:tblGrid>
-        <w:gridCol w:w="1976"/>
-        <w:gridCol w:w="7670"/>
+        <w:gridCol w:w="1975"/>
+        <w:gridCol w:w="7671"/>
       </w:tblGrid>
       <w:tr>
         <w:trPr>
@@ -9856,7 +9858,7 @@
         </w:trPr>
         <w:tc>
           <w:tcPr>
-            <w:tcW w:w="1976" w:type="dxa"/>
+            <w:tcW w:w="1975" w:type="dxa"/>
             <w:tcBorders>
               <w:top w:val="single" w:sz="2" w:space="0" w:color="000000"/>
               <w:left w:val="single" w:sz="2" w:space="0" w:color="000000"/>
@@ -9883,7 +9885,7 @@
         </w:tc>
         <w:tc>
           <w:tcPr>
-            <w:tcW w:w="7670" w:type="dxa"/>
+            <w:tcW w:w="7671" w:type="dxa"/>
             <w:tcBorders>
               <w:top w:val="single" w:sz="2" w:space="0" w:color="000000"/>
               <w:left w:val="single" w:sz="2" w:space="0" w:color="000000"/>
@@ -9911,7 +9913,7 @@
         <w:trPr/>
         <w:tc>
           <w:tcPr>
-            <w:tcW w:w="1976" w:type="dxa"/>
+            <w:tcW w:w="1975" w:type="dxa"/>
             <w:tcBorders>
               <w:left w:val="single" w:sz="2" w:space="0" w:color="000000"/>
               <w:bottom w:val="single" w:sz="2" w:space="0" w:color="000000"/>
@@ -9936,7 +9938,7 @@
         </w:tc>
         <w:tc>
           <w:tcPr>
-            <w:tcW w:w="7670" w:type="dxa"/>
+            <w:tcW w:w="7671" w:type="dxa"/>
             <w:tcBorders>
               <w:left w:val="single" w:sz="2" w:space="0" w:color="000000"/>
               <w:bottom w:val="single" w:sz="2" w:space="0" w:color="000000"/>
@@ -9964,7 +9966,7 @@
         <w:trPr/>
         <w:tc>
           <w:tcPr>
-            <w:tcW w:w="1976" w:type="dxa"/>
+            <w:tcW w:w="1975" w:type="dxa"/>
             <w:tcBorders>
               <w:left w:val="single" w:sz="2" w:space="0" w:color="000000"/>
               <w:bottom w:val="single" w:sz="2" w:space="0" w:color="000000"/>
@@ -9989,7 +9991,7 @@
         </w:tc>
         <w:tc>
           <w:tcPr>
-            <w:tcW w:w="7670" w:type="dxa"/>
+            <w:tcW w:w="7671" w:type="dxa"/>
             <w:tcBorders>
               <w:left w:val="single" w:sz="2" w:space="0" w:color="000000"/>
               <w:bottom w:val="single" w:sz="2" w:space="0" w:color="000000"/>
@@ -10015,7 +10017,7 @@
         <w:trPr/>
         <w:tc>
           <w:tcPr>
-            <w:tcW w:w="1976" w:type="dxa"/>
+            <w:tcW w:w="1975" w:type="dxa"/>
             <w:tcBorders>
               <w:left w:val="single" w:sz="2" w:space="0" w:color="000000"/>
               <w:bottom w:val="single" w:sz="2" w:space="0" w:color="000000"/>
@@ -10040,7 +10042,7 @@
         </w:tc>
         <w:tc>
           <w:tcPr>
-            <w:tcW w:w="7670" w:type="dxa"/>
+            <w:tcW w:w="7671" w:type="dxa"/>
             <w:tcBorders>
               <w:left w:val="single" w:sz="2" w:space="0" w:color="000000"/>
               <w:bottom w:val="single" w:sz="2" w:space="0" w:color="000000"/>
@@ -10079,7 +10081,7 @@
         <w:trPr/>
         <w:tc>
           <w:tcPr>
-            <w:tcW w:w="1976" w:type="dxa"/>
+            <w:tcW w:w="1975" w:type="dxa"/>
             <w:tcBorders>
               <w:left w:val="single" w:sz="2" w:space="0" w:color="000000"/>
               <w:bottom w:val="single" w:sz="2" w:space="0" w:color="000000"/>
@@ -10104,7 +10106,7 @@
         </w:tc>
         <w:tc>
           <w:tcPr>
-            <w:tcW w:w="7670" w:type="dxa"/>
+            <w:tcW w:w="7671" w:type="dxa"/>
             <w:tcBorders>
               <w:left w:val="single" w:sz="2" w:space="0" w:color="000000"/>
               <w:bottom w:val="single" w:sz="2" w:space="0" w:color="000000"/>
@@ -10130,7 +10132,7 @@
         <w:trPr/>
         <w:tc>
           <w:tcPr>
-            <w:tcW w:w="1976" w:type="dxa"/>
+            <w:tcW w:w="1975" w:type="dxa"/>
             <w:tcBorders>
               <w:left w:val="single" w:sz="2" w:space="0" w:color="000000"/>
               <w:bottom w:val="single" w:sz="2" w:space="0" w:color="000000"/>
@@ -10155,7 +10157,7 @@
         </w:tc>
         <w:tc>
           <w:tcPr>
-            <w:tcW w:w="7670" w:type="dxa"/>
+            <w:tcW w:w="7671" w:type="dxa"/>
             <w:tcBorders>
               <w:left w:val="single" w:sz="2" w:space="0" w:color="000000"/>
               <w:bottom w:val="single" w:sz="2" w:space="0" w:color="000000"/>
@@ -10181,7 +10183,7 @@
         <w:trPr/>
         <w:tc>
           <w:tcPr>
-            <w:tcW w:w="1976" w:type="dxa"/>
+            <w:tcW w:w="1975" w:type="dxa"/>
             <w:tcBorders>
               <w:left w:val="single" w:sz="2" w:space="0" w:color="000000"/>
               <w:bottom w:val="single" w:sz="2" w:space="0" w:color="000000"/>
@@ -10206,7 +10208,7 @@
         </w:tc>
         <w:tc>
           <w:tcPr>
-            <w:tcW w:w="7670" w:type="dxa"/>
+            <w:tcW w:w="7671" w:type="dxa"/>
             <w:tcBorders>
               <w:left w:val="single" w:sz="2" w:space="0" w:color="000000"/>
               <w:bottom w:val="single" w:sz="2" w:space="0" w:color="000000"/>
@@ -10234,7 +10236,7 @@
         <w:trPr/>
         <w:tc>
           <w:tcPr>
-            <w:tcW w:w="1976" w:type="dxa"/>
+            <w:tcW w:w="1975" w:type="dxa"/>
             <w:tcBorders>
               <w:left w:val="single" w:sz="2" w:space="0" w:color="000000"/>
               <w:bottom w:val="single" w:sz="2" w:space="0" w:color="000000"/>
@@ -10259,7 +10261,7 @@
         </w:tc>
         <w:tc>
           <w:tcPr>
-            <w:tcW w:w="7670" w:type="dxa"/>
+            <w:tcW w:w="7671" w:type="dxa"/>
             <w:tcBorders>
               <w:left w:val="single" w:sz="2" w:space="0" w:color="000000"/>
               <w:bottom w:val="single" w:sz="2" w:space="0" w:color="000000"/>
@@ -10285,7 +10287,7 @@
         <w:trPr/>
         <w:tc>
           <w:tcPr>
-            <w:tcW w:w="1976" w:type="dxa"/>
+            <w:tcW w:w="1975" w:type="dxa"/>
             <w:tcBorders>
               <w:left w:val="single" w:sz="2" w:space="0" w:color="000000"/>
               <w:bottom w:val="single" w:sz="2" w:space="0" w:color="000000"/>
@@ -10309,7 +10311,7 @@
         </w:tc>
         <w:tc>
           <w:tcPr>
-            <w:tcW w:w="7670" w:type="dxa"/>
+            <w:tcW w:w="7671" w:type="dxa"/>
             <w:tcBorders>
               <w:left w:val="single" w:sz="2" w:space="0" w:color="000000"/>
               <w:bottom w:val="single" w:sz="2" w:space="0" w:color="000000"/>
@@ -11939,14 +11941,14 @@
         </w:tblCellMar>
       </w:tblPr>
       <w:tblGrid>
-        <w:gridCol w:w="2382"/>
-        <w:gridCol w:w="7268"/>
+        <w:gridCol w:w="2381"/>
+        <w:gridCol w:w="7269"/>
       </w:tblGrid>
       <w:tr>
         <w:trPr/>
         <w:tc>
           <w:tcPr>
-            <w:tcW w:w="2382" w:type="dxa"/>
+            <w:tcW w:w="2381" w:type="dxa"/>
             <w:tcBorders>
               <w:top w:val="single" w:sz="2" w:space="0" w:color="000000"/>
               <w:left w:val="single" w:sz="2" w:space="0" w:color="000000"/>
@@ -11982,7 +11984,7 @@
         </w:tc>
         <w:tc>
           <w:tcPr>
-            <w:tcW w:w="7268" w:type="dxa"/>
+            <w:tcW w:w="7269" w:type="dxa"/>
             <w:tcBorders>
               <w:top w:val="single" w:sz="2" w:space="0" w:color="000000"/>
               <w:left w:val="single" w:sz="2" w:space="0" w:color="000000"/>
@@ -12012,7 +12014,7 @@
         <w:trPr/>
         <w:tc>
           <w:tcPr>
-            <w:tcW w:w="2382" w:type="dxa"/>
+            <w:tcW w:w="2381" w:type="dxa"/>
             <w:tcBorders>
               <w:left w:val="single" w:sz="2" w:space="0" w:color="000000"/>
               <w:bottom w:val="single" w:sz="2" w:space="0" w:color="000000"/>
@@ -12047,7 +12049,7 @@
         </w:tc>
         <w:tc>
           <w:tcPr>
-            <w:tcW w:w="7268" w:type="dxa"/>
+            <w:tcW w:w="7269" w:type="dxa"/>
             <w:tcBorders>
               <w:left w:val="single" w:sz="2" w:space="0" w:color="000000"/>
               <w:bottom w:val="single" w:sz="2" w:space="0" w:color="000000"/>
@@ -13071,14 +13073,14 @@
         </w:tblCellMar>
       </w:tblPr>
       <w:tblGrid>
-        <w:gridCol w:w="1647"/>
-        <w:gridCol w:w="8003"/>
+        <w:gridCol w:w="1646"/>
+        <w:gridCol w:w="8004"/>
       </w:tblGrid>
       <w:tr>
         <w:trPr/>
         <w:tc>
           <w:tcPr>
-            <w:tcW w:w="1647" w:type="dxa"/>
+            <w:tcW w:w="1646" w:type="dxa"/>
             <w:tcBorders>
               <w:top w:val="single" w:sz="2" w:space="0" w:color="000000"/>
               <w:left w:val="single" w:sz="2" w:space="0" w:color="000000"/>
@@ -13126,7 +13128,7 @@
         </w:tc>
         <w:tc>
           <w:tcPr>
-            <w:tcW w:w="8003" w:type="dxa"/>
+            <w:tcW w:w="8004" w:type="dxa"/>
             <w:tcBorders>
               <w:top w:val="single" w:sz="2" w:space="0" w:color="000000"/>
               <w:left w:val="single" w:sz="2" w:space="0" w:color="000000"/>
@@ -13186,7 +13188,7 @@
         <w:trPr/>
         <w:tc>
           <w:tcPr>
-            <w:tcW w:w="1647" w:type="dxa"/>
+            <w:tcW w:w="1646" w:type="dxa"/>
             <w:tcBorders>
               <w:left w:val="single" w:sz="2" w:space="0" w:color="000000"/>
               <w:bottom w:val="single" w:sz="2" w:space="0" w:color="000000"/>
@@ -13226,7 +13228,7 @@
         </w:tc>
         <w:tc>
           <w:tcPr>
-            <w:tcW w:w="8003" w:type="dxa"/>
+            <w:tcW w:w="8004" w:type="dxa"/>
             <w:tcBorders>
               <w:left w:val="single" w:sz="2" w:space="0" w:color="000000"/>
               <w:bottom w:val="single" w:sz="2" w:space="0" w:color="000000"/>
@@ -13356,9 +13358,7 @@
     <w:p>
       <w:pPr>
         <w:pStyle w:val="Brdtekst"/>
-        <w:rPr>
-          <w:color w:val="C9211E"/>
-        </w:rPr>
+        <w:rPr/>
       </w:pPr>
       <w:r>
         <w:rPr>
@@ -13374,25 +13374,53 @@
           <w:color w:val="C9211E"/>
           <w:lang w:val="da-DK"/>
         </w:rPr>
-        <w:t>Filer” → ”Kopier punktnodefil til Braille apparat ved hjælp af Stifinder”</w:t>
-      </w:r>
-    </w:p>
-    <w:p>
-      <w:pPr>
-        <w:pStyle w:val="Brdtekst"/>
-        <w:rPr>
-          <w:rFonts w:ascii="Verdana" w:hAnsi="Verdana" w:cs="Verdana"/>
+        <w:t>Filer” → ”Kopi</w:t>
+      </w:r>
+      <w:r>
+        <w:rPr>
+          <w:rFonts w:cs="Verdana" w:ascii="Verdana" w:hAnsi="Verdana"/>
           <w:color w:val="C9211E"/>
           <w:lang w:val="da-DK"/>
         </w:rPr>
-      </w:pPr>
+        <w:t>é</w:t>
+      </w:r>
       <w:r>
         <w:rPr>
           <w:rFonts w:cs="Verdana" w:ascii="Verdana" w:hAnsi="Verdana"/>
           <w:color w:val="C9211E"/>
           <w:lang w:val="da-DK"/>
         </w:rPr>
-        <w:t>Her åbnes Windows Stifinder i dén mappe, hvor de senest genererede punktnodefiler ligger, og brugeren kan derefter selv foretage den videre behandling.</w:t>
+        <w:t xml:space="preserve"> punktnodefil til Braille apparat ved hjælp af Stifinder”</w:t>
+      </w:r>
+    </w:p>
+    <w:p>
+      <w:pPr>
+        <w:pStyle w:val="Brdtekst"/>
+        <w:rPr/>
+      </w:pPr>
+      <w:r>
+        <w:rPr>
+          <w:rFonts w:cs="Verdana" w:ascii="Verdana" w:hAnsi="Verdana"/>
+          <w:color w:val="C9211E"/>
+          <w:lang w:val="da-DK"/>
+        </w:rPr>
+        <w:t xml:space="preserve">Her åbnes Windows Stifinder i dén mappe, hvor de senest genererede punktnodefiler ligger. </w:t>
+      </w:r>
+      <w:r>
+        <w:rPr>
+          <w:rFonts w:cs="Verdana" w:ascii="Verdana" w:hAnsi="Verdana"/>
+          <w:color w:val="C9211E"/>
+          <w:lang w:val="da-DK"/>
+        </w:rPr>
+        <w:t>B</w:t>
+      </w:r>
+      <w:r>
+        <w:rPr>
+          <w:rFonts w:cs="Verdana" w:ascii="Verdana" w:hAnsi="Verdana"/>
+          <w:color w:val="C9211E"/>
+          <w:lang w:val="da-DK"/>
+        </w:rPr>
+        <w:t>rugeren kan derefter selv foretage den videre behandling.</w:t>
       </w:r>
     </w:p>
     <w:p>
@@ -13509,13 +13537,15 @@
       <w:r>
         <w:rPr>
           <w:rFonts w:cs="Verdana" w:ascii="Verdana" w:hAnsi="Verdana"/>
-          <w:lang w:val="da-DK"/>
-        </w:rPr>
-        <w:t>3</w:t>
-      </w:r>
-      <w:r>
-        <w:rPr>
-          <w:rFonts w:cs="Verdana" w:ascii="Verdana" w:hAnsi="Verdana"/>
+          <w:color w:val="C9211E"/>
+          <w:lang w:val="da-DK"/>
+        </w:rPr>
+        <w:t>4</w:t>
+      </w:r>
+      <w:r>
+        <w:rPr>
+          <w:rFonts w:cs="Verdana" w:ascii="Verdana" w:hAnsi="Verdana"/>
+          <w:color w:val="C9211E"/>
         </w:rPr>
         <w:t>.</w:t>
       </w:r>
@@ -13570,14 +13600,14 @@
         </w:tblCellMar>
       </w:tblPr>
       <w:tblGrid>
-        <w:gridCol w:w="3281"/>
-        <w:gridCol w:w="6365"/>
+        <w:gridCol w:w="3280"/>
+        <w:gridCol w:w="6366"/>
       </w:tblGrid>
       <w:tr>
         <w:trPr/>
         <w:tc>
           <w:tcPr>
-            <w:tcW w:w="3281" w:type="dxa"/>
+            <w:tcW w:w="3280" w:type="dxa"/>
             <w:tcBorders>
               <w:top w:val="single" w:sz="2" w:space="0" w:color="000000"/>
               <w:left w:val="single" w:sz="2" w:space="0" w:color="000000"/>
@@ -13604,7 +13634,7 @@
         </w:tc>
         <w:tc>
           <w:tcPr>
-            <w:tcW w:w="6365" w:type="dxa"/>
+            <w:tcW w:w="6366" w:type="dxa"/>
             <w:tcBorders>
               <w:top w:val="single" w:sz="2" w:space="0" w:color="000000"/>
               <w:left w:val="single" w:sz="2" w:space="0" w:color="000000"/>
@@ -13635,7 +13665,7 @@
         <w:trPr/>
         <w:tc>
           <w:tcPr>
-            <w:tcW w:w="3281" w:type="dxa"/>
+            <w:tcW w:w="3280" w:type="dxa"/>
             <w:tcBorders>
               <w:left w:val="single" w:sz="2" w:space="0" w:color="000000"/>
               <w:bottom w:val="single" w:sz="2" w:space="0" w:color="000000"/>
@@ -13670,7 +13700,7 @@
         </w:tc>
         <w:tc>
           <w:tcPr>
-            <w:tcW w:w="6365" w:type="dxa"/>
+            <w:tcW w:w="6366" w:type="dxa"/>
             <w:tcBorders>
               <w:left w:val="single" w:sz="2" w:space="0" w:color="000000"/>
               <w:bottom w:val="single" w:sz="2" w:space="0" w:color="000000"/>
@@ -13698,31 +13728,37 @@
         <w:trPr/>
         <w:tc>
           <w:tcPr>
-            <w:tcW w:w="3281" w:type="dxa"/>
-            <w:tcBorders>
-              <w:left w:val="single" w:sz="2" w:space="0" w:color="000000"/>
-              <w:bottom w:val="single" w:sz="2" w:space="0" w:color="000000"/>
-            </w:tcBorders>
-            <w:shd w:fill="auto" w:val="clear"/>
-          </w:tcPr>
-          <w:p>
-            <w:pPr>
-              <w:pStyle w:val="Tabelindhold"/>
-              <w:rPr>
-                <w:rFonts w:ascii="Verdana" w:hAnsi="Verdana" w:cs="Verdana"/>
-              </w:rPr>
-            </w:pPr>
-            <w:r>
-              <w:rPr>
-                <w:rFonts w:cs="Verdana" w:ascii="Verdana" w:hAnsi="Verdana"/>
-              </w:rPr>
-              <w:t>ALT + F4</w:t>
-            </w:r>
-          </w:p>
-        </w:tc>
-        <w:tc>
-          <w:tcPr>
-            <w:tcW w:w="6365" w:type="dxa"/>
+            <w:tcW w:w="3280" w:type="dxa"/>
+            <w:tcBorders>
+              <w:left w:val="single" w:sz="2" w:space="0" w:color="000000"/>
+              <w:bottom w:val="single" w:sz="2" w:space="0" w:color="000000"/>
+            </w:tcBorders>
+            <w:shd w:fill="auto" w:val="clear"/>
+          </w:tcPr>
+          <w:p>
+            <w:pPr>
+              <w:pStyle w:val="Tabelindhold"/>
+              <w:rPr>
+                <w:rFonts w:ascii="Verdana" w:hAnsi="Verdana"/>
+                <w:color w:val="C9211E"/>
+                <w:sz w:val="22"/>
+                <w:szCs w:val="22"/>
+              </w:rPr>
+            </w:pPr>
+            <w:r>
+              <w:rPr>
+                <w:rFonts w:ascii="Verdana" w:hAnsi="Verdana"/>
+                <w:color w:val="C9211E"/>
+                <w:sz w:val="22"/>
+                <w:szCs w:val="22"/>
+              </w:rPr>
+              <w:t>CONTROL + P</w:t>
+            </w:r>
+          </w:p>
+        </w:tc>
+        <w:tc>
+          <w:tcPr>
+            <w:tcW w:w="6366" w:type="dxa"/>
             <w:tcBorders>
               <w:left w:val="single" w:sz="2" w:space="0" w:color="000000"/>
               <w:bottom w:val="single" w:sz="2" w:space="0" w:color="000000"/>
@@ -13734,14 +13770,20 @@
             <w:pPr>
               <w:pStyle w:val="Tabelindhold"/>
               <w:rPr>
-                <w:rFonts w:ascii="Verdana" w:hAnsi="Verdana" w:cs="Verdana"/>
-              </w:rPr>
-            </w:pPr>
-            <w:r>
-              <w:rPr>
-                <w:rFonts w:cs="Verdana" w:ascii="Verdana" w:hAnsi="Verdana"/>
-              </w:rPr>
-              <w:t>Luk programmet</w:t>
+                <w:rFonts w:ascii="Verdana" w:hAnsi="Verdana"/>
+                <w:color w:val="C9211E"/>
+                <w:sz w:val="22"/>
+                <w:szCs w:val="22"/>
+              </w:rPr>
+            </w:pPr>
+            <w:r>
+              <w:rPr>
+                <w:rFonts w:ascii="Verdana" w:hAnsi="Verdana"/>
+                <w:color w:val="C9211E"/>
+                <w:sz w:val="22"/>
+                <w:szCs w:val="22"/>
+              </w:rPr>
+              <w:t>Udskriv punktnodefil på punktprinter ved hjælp af Windows Printdialog</w:t>
             </w:r>
           </w:p>
         </w:tc>
@@ -13750,31 +13792,31 @@
         <w:trPr/>
         <w:tc>
           <w:tcPr>
-            <w:tcW w:w="3281" w:type="dxa"/>
-            <w:tcBorders>
-              <w:left w:val="single" w:sz="2" w:space="0" w:color="000000"/>
-              <w:bottom w:val="single" w:sz="2" w:space="0" w:color="000000"/>
-            </w:tcBorders>
-            <w:shd w:fill="auto" w:val="clear"/>
-          </w:tcPr>
-          <w:p>
-            <w:pPr>
-              <w:pStyle w:val="Tabelindhold"/>
-              <w:rPr>
-                <w:rFonts w:ascii="Verdana" w:hAnsi="Verdana" w:cs="Verdana"/>
-              </w:rPr>
-            </w:pPr>
-            <w:r>
-              <w:rPr>
-                <w:rFonts w:cs="Verdana" w:ascii="Verdana" w:hAnsi="Verdana"/>
-              </w:rPr>
-              <w:t>ALT</w:t>
-            </w:r>
-          </w:p>
-        </w:tc>
-        <w:tc>
-          <w:tcPr>
-            <w:tcW w:w="6365" w:type="dxa"/>
+            <w:tcW w:w="3280" w:type="dxa"/>
+            <w:tcBorders>
+              <w:left w:val="single" w:sz="2" w:space="0" w:color="000000"/>
+              <w:bottom w:val="single" w:sz="2" w:space="0" w:color="000000"/>
+            </w:tcBorders>
+            <w:shd w:fill="auto" w:val="clear"/>
+          </w:tcPr>
+          <w:p>
+            <w:pPr>
+              <w:pStyle w:val="Tabelindhold"/>
+              <w:rPr>
+                <w:rFonts w:ascii="Verdana" w:hAnsi="Verdana" w:cs="Verdana"/>
+              </w:rPr>
+            </w:pPr>
+            <w:r>
+              <w:rPr>
+                <w:rFonts w:cs="Verdana" w:ascii="Verdana" w:hAnsi="Verdana"/>
+              </w:rPr>
+              <w:t>ALT + F4</w:t>
+            </w:r>
+          </w:p>
+        </w:tc>
+        <w:tc>
+          <w:tcPr>
+            <w:tcW w:w="6366" w:type="dxa"/>
             <w:tcBorders>
               <w:left w:val="single" w:sz="2" w:space="0" w:color="000000"/>
               <w:bottom w:val="single" w:sz="2" w:space="0" w:color="000000"/>
@@ -13793,7 +13835,7 @@
               <w:rPr>
                 <w:rFonts w:cs="Verdana" w:ascii="Verdana" w:hAnsi="Verdana"/>
               </w:rPr>
-              <w:t>Vælg Menulinien</w:t>
+              <w:t>Luk programmet</w:t>
             </w:r>
           </w:p>
         </w:tc>
@@ -13802,31 +13844,31 @@
         <w:trPr/>
         <w:tc>
           <w:tcPr>
-            <w:tcW w:w="3281" w:type="dxa"/>
-            <w:tcBorders>
-              <w:left w:val="single" w:sz="2" w:space="0" w:color="000000"/>
-              <w:bottom w:val="single" w:sz="2" w:space="0" w:color="000000"/>
-            </w:tcBorders>
-            <w:shd w:fill="auto" w:val="clear"/>
-          </w:tcPr>
-          <w:p>
-            <w:pPr>
-              <w:pStyle w:val="Tabelindhold"/>
-              <w:rPr>
-                <w:rFonts w:ascii="Verdana" w:hAnsi="Verdana" w:cs="Verdana"/>
-              </w:rPr>
-            </w:pPr>
-            <w:r>
-              <w:rPr>
-                <w:rFonts w:cs="Verdana" w:ascii="Verdana" w:hAnsi="Verdana"/>
-              </w:rPr>
-              <w:t>TAB</w:t>
-            </w:r>
-          </w:p>
-        </w:tc>
-        <w:tc>
-          <w:tcPr>
-            <w:tcW w:w="6365" w:type="dxa"/>
+            <w:tcW w:w="3280" w:type="dxa"/>
+            <w:tcBorders>
+              <w:left w:val="single" w:sz="2" w:space="0" w:color="000000"/>
+              <w:bottom w:val="single" w:sz="2" w:space="0" w:color="000000"/>
+            </w:tcBorders>
+            <w:shd w:fill="auto" w:val="clear"/>
+          </w:tcPr>
+          <w:p>
+            <w:pPr>
+              <w:pStyle w:val="Tabelindhold"/>
+              <w:rPr>
+                <w:rFonts w:ascii="Verdana" w:hAnsi="Verdana" w:cs="Verdana"/>
+              </w:rPr>
+            </w:pPr>
+            <w:r>
+              <w:rPr>
+                <w:rFonts w:cs="Verdana" w:ascii="Verdana" w:hAnsi="Verdana"/>
+              </w:rPr>
+              <w:t>ALT</w:t>
+            </w:r>
+          </w:p>
+        </w:tc>
+        <w:tc>
+          <w:tcPr>
+            <w:tcW w:w="6366" w:type="dxa"/>
             <w:tcBorders>
               <w:left w:val="single" w:sz="2" w:space="0" w:color="000000"/>
               <w:bottom w:val="single" w:sz="2" w:space="0" w:color="000000"/>
@@ -13845,7 +13887,7 @@
               <w:rPr>
                 <w:rFonts w:cs="Verdana" w:ascii="Verdana" w:hAnsi="Verdana"/>
               </w:rPr>
-              <w:t>Skift mellem Nodelisten og Nodefilteret</w:t>
+              <w:t>Vælg Menulinien</w:t>
             </w:r>
           </w:p>
         </w:tc>
@@ -13854,32 +13896,31 @@
         <w:trPr/>
         <w:tc>
           <w:tcPr>
-            <w:tcW w:w="3281" w:type="dxa"/>
-            <w:tcBorders>
-              <w:left w:val="single" w:sz="2" w:space="0" w:color="000000"/>
-              <w:bottom w:val="single" w:sz="2" w:space="0" w:color="000000"/>
-            </w:tcBorders>
-            <w:shd w:fill="auto" w:val="clear"/>
-          </w:tcPr>
-          <w:p>
-            <w:pPr>
-              <w:pStyle w:val="Brdtekst"/>
-              <w:spacing w:before="0" w:after="120"/>
-              <w:rPr>
-                <w:rFonts w:ascii="Verdana" w:hAnsi="Verdana" w:cs="Verdana"/>
-              </w:rPr>
-            </w:pPr>
-            <w:r>
-              <w:rPr>
-                <w:rFonts w:cs="Verdana" w:ascii="Verdana" w:hAnsi="Verdana"/>
-              </w:rPr>
-              <w:t>ESC</w:t>
-            </w:r>
-          </w:p>
-        </w:tc>
-        <w:tc>
-          <w:tcPr>
-            <w:tcW w:w="6365" w:type="dxa"/>
+            <w:tcW w:w="3280" w:type="dxa"/>
+            <w:tcBorders>
+              <w:left w:val="single" w:sz="2" w:space="0" w:color="000000"/>
+              <w:bottom w:val="single" w:sz="2" w:space="0" w:color="000000"/>
+            </w:tcBorders>
+            <w:shd w:fill="auto" w:val="clear"/>
+          </w:tcPr>
+          <w:p>
+            <w:pPr>
+              <w:pStyle w:val="Tabelindhold"/>
+              <w:rPr>
+                <w:rFonts w:ascii="Verdana" w:hAnsi="Verdana" w:cs="Verdana"/>
+              </w:rPr>
+            </w:pPr>
+            <w:r>
+              <w:rPr>
+                <w:rFonts w:cs="Verdana" w:ascii="Verdana" w:hAnsi="Verdana"/>
+              </w:rPr>
+              <w:t>TAB</w:t>
+            </w:r>
+          </w:p>
+        </w:tc>
+        <w:tc>
+          <w:tcPr>
+            <w:tcW w:w="6366" w:type="dxa"/>
             <w:tcBorders>
               <w:left w:val="single" w:sz="2" w:space="0" w:color="000000"/>
               <w:bottom w:val="single" w:sz="2" w:space="0" w:color="000000"/>
@@ -13898,7 +13939,7 @@
               <w:rPr>
                 <w:rFonts w:cs="Verdana" w:ascii="Verdana" w:hAnsi="Verdana"/>
               </w:rPr>
-              <w:t>Afbryd igangværende handling</w:t>
+              <w:t>Skift mellem Nodelisten og Nodefilteret</w:t>
             </w:r>
           </w:p>
         </w:tc>
@@ -13907,7 +13948,60 @@
         <w:trPr/>
         <w:tc>
           <w:tcPr>
-            <w:tcW w:w="3281" w:type="dxa"/>
+            <w:tcW w:w="3280" w:type="dxa"/>
+            <w:tcBorders>
+              <w:left w:val="single" w:sz="2" w:space="0" w:color="000000"/>
+              <w:bottom w:val="single" w:sz="2" w:space="0" w:color="000000"/>
+            </w:tcBorders>
+            <w:shd w:fill="auto" w:val="clear"/>
+          </w:tcPr>
+          <w:p>
+            <w:pPr>
+              <w:pStyle w:val="Brdtekst"/>
+              <w:spacing w:before="0" w:after="120"/>
+              <w:rPr>
+                <w:rFonts w:ascii="Verdana" w:hAnsi="Verdana" w:cs="Verdana"/>
+              </w:rPr>
+            </w:pPr>
+            <w:r>
+              <w:rPr>
+                <w:rFonts w:cs="Verdana" w:ascii="Verdana" w:hAnsi="Verdana"/>
+              </w:rPr>
+              <w:t>ESC</w:t>
+            </w:r>
+          </w:p>
+        </w:tc>
+        <w:tc>
+          <w:tcPr>
+            <w:tcW w:w="6366" w:type="dxa"/>
+            <w:tcBorders>
+              <w:left w:val="single" w:sz="2" w:space="0" w:color="000000"/>
+              <w:bottom w:val="single" w:sz="2" w:space="0" w:color="000000"/>
+              <w:right w:val="single" w:sz="2" w:space="0" w:color="000000"/>
+            </w:tcBorders>
+            <w:shd w:fill="auto" w:val="clear"/>
+          </w:tcPr>
+          <w:p>
+            <w:pPr>
+              <w:pStyle w:val="Tabelindhold"/>
+              <w:rPr>
+                <w:rFonts w:ascii="Verdana" w:hAnsi="Verdana" w:cs="Verdana"/>
+              </w:rPr>
+            </w:pPr>
+            <w:r>
+              <w:rPr>
+                <w:rFonts w:cs="Verdana" w:ascii="Verdana" w:hAnsi="Verdana"/>
+              </w:rPr>
+              <w:t>Afbryd igangværende handling</w:t>
+            </w:r>
+          </w:p>
+        </w:tc>
+      </w:tr>
+      <w:tr>
+        <w:trPr/>
+        <w:tc>
+          <w:tcPr>
+            <w:tcW w:w="3280" w:type="dxa"/>
             <w:tcBorders>
               <w:left w:val="single" w:sz="2" w:space="0" w:color="000000"/>
               <w:bottom w:val="single" w:sz="2" w:space="0" w:color="000000"/>
@@ -13936,7 +14030,7 @@
         </w:tc>
         <w:tc>
           <w:tcPr>
-            <w:tcW w:w="6365" w:type="dxa"/>
+            <w:tcW w:w="6366" w:type="dxa"/>
             <w:tcBorders>
               <w:left w:val="single" w:sz="2" w:space="0" w:color="000000"/>
               <w:bottom w:val="single" w:sz="2" w:space="0" w:color="000000"/>
@@ -13966,7 +14060,7 @@
         <w:trPr/>
         <w:tc>
           <w:tcPr>
-            <w:tcW w:w="3281" w:type="dxa"/>
+            <w:tcW w:w="3280" w:type="dxa"/>
             <w:tcBorders>
               <w:left w:val="single" w:sz="2" w:space="0" w:color="000000"/>
             </w:tcBorders>
@@ -13994,7 +14088,7 @@
         </w:tc>
         <w:tc>
           <w:tcPr>
-            <w:tcW w:w="6365" w:type="dxa"/>
+            <w:tcW w:w="6366" w:type="dxa"/>
             <w:tcBorders>
               <w:left w:val="single" w:sz="2" w:space="0" w:color="000000"/>
               <w:right w:val="single" w:sz="2" w:space="0" w:color="000000"/>
@@ -14023,7 +14117,7 @@
         <w:trPr/>
         <w:tc>
           <w:tcPr>
-            <w:tcW w:w="3281" w:type="dxa"/>
+            <w:tcW w:w="3280" w:type="dxa"/>
             <w:tcBorders>
               <w:left w:val="single" w:sz="2" w:space="0" w:color="000000"/>
             </w:tcBorders>
@@ -14049,7 +14143,7 @@
         </w:tc>
         <w:tc>
           <w:tcPr>
-            <w:tcW w:w="6365" w:type="dxa"/>
+            <w:tcW w:w="6366" w:type="dxa"/>
             <w:tcBorders>
               <w:left w:val="single" w:sz="2" w:space="0" w:color="000000"/>
               <w:right w:val="single" w:sz="2" w:space="0" w:color="000000"/>
@@ -14059,17 +14153,28 @@
           <w:p>
             <w:pPr>
               <w:pStyle w:val="Tabelindhold"/>
-              <w:rPr>
-                <w:rFonts w:ascii="Verdana" w:hAnsi="Verdana" w:cs="Verdana"/>
+              <w:rPr/>
+            </w:pPr>
+            <w:r>
+              <w:rPr>
+                <w:rFonts w:cs="Verdana" w:ascii="Verdana" w:hAnsi="Verdana"/>
                 <w:lang w:val="da-DK"/>
               </w:rPr>
-            </w:pPr>
+              <w:t xml:space="preserve">Vis programmet i </w:t>
+            </w:r>
             <w:r>
               <w:rPr>
                 <w:rFonts w:cs="Verdana" w:ascii="Verdana" w:hAnsi="Verdana"/>
                 <w:lang w:val="da-DK"/>
               </w:rPr>
-              <w:t>Vis programmet i maximeret tilstand</w:t>
+              <w:t>maksimeret</w:t>
+            </w:r>
+            <w:r>
+              <w:rPr>
+                <w:rFonts w:cs="Verdana" w:ascii="Verdana" w:hAnsi="Verdana"/>
+                <w:lang w:val="da-DK"/>
+              </w:rPr>
+              <w:t xml:space="preserve"> tilstand</w:t>
             </w:r>
           </w:p>
         </w:tc>
@@ -14078,7 +14183,7 @@
         <w:trPr/>
         <w:tc>
           <w:tcPr>
-            <w:tcW w:w="3281" w:type="dxa"/>
+            <w:tcW w:w="3280" w:type="dxa"/>
             <w:tcBorders>
               <w:left w:val="single" w:sz="2" w:space="0" w:color="000000"/>
               <w:bottom w:val="single" w:sz="2" w:space="0" w:color="000000"/>
@@ -14104,7 +14209,7 @@
         </w:tc>
         <w:tc>
           <w:tcPr>
-            <w:tcW w:w="6365" w:type="dxa"/>
+            <w:tcW w:w="6366" w:type="dxa"/>
             <w:tcBorders>
               <w:left w:val="single" w:sz="2" w:space="0" w:color="000000"/>
               <w:bottom w:val="single" w:sz="2" w:space="0" w:color="000000"/>
@@ -14595,14 +14700,14 @@
         </w:tblCellMar>
       </w:tblPr>
       <w:tblGrid>
-        <w:gridCol w:w="3398"/>
-        <w:gridCol w:w="6248"/>
+        <w:gridCol w:w="3397"/>
+        <w:gridCol w:w="6249"/>
       </w:tblGrid>
       <w:tr>
         <w:trPr/>
         <w:tc>
           <w:tcPr>
-            <w:tcW w:w="3398" w:type="dxa"/>
+            <w:tcW w:w="3397" w:type="dxa"/>
             <w:tcBorders>
               <w:top w:val="single" w:sz="2" w:space="0" w:color="000000"/>
               <w:left w:val="single" w:sz="2" w:space="0" w:color="000000"/>
@@ -14629,7 +14734,7 @@
         </w:tc>
         <w:tc>
           <w:tcPr>
-            <w:tcW w:w="6248" w:type="dxa"/>
+            <w:tcW w:w="6249" w:type="dxa"/>
             <w:tcBorders>
               <w:top w:val="single" w:sz="2" w:space="0" w:color="000000"/>
               <w:left w:val="single" w:sz="2" w:space="0" w:color="000000"/>
@@ -14660,7 +14765,7 @@
         <w:trPr/>
         <w:tc>
           <w:tcPr>
-            <w:tcW w:w="3398" w:type="dxa"/>
+            <w:tcW w:w="3397" w:type="dxa"/>
             <w:tcBorders>
               <w:left w:val="single" w:sz="2" w:space="0" w:color="000000"/>
               <w:bottom w:val="single" w:sz="2" w:space="0" w:color="000000"/>
@@ -14684,7 +14789,7 @@
         </w:tc>
         <w:tc>
           <w:tcPr>
-            <w:tcW w:w="6248" w:type="dxa"/>
+            <w:tcW w:w="6249" w:type="dxa"/>
             <w:tcBorders>
               <w:left w:val="single" w:sz="2" w:space="0" w:color="000000"/>
               <w:bottom w:val="single" w:sz="2" w:space="0" w:color="000000"/>
@@ -14712,7 +14817,7 @@
         <w:trPr/>
         <w:tc>
           <w:tcPr>
-            <w:tcW w:w="3398" w:type="dxa"/>
+            <w:tcW w:w="3397" w:type="dxa"/>
             <w:tcBorders>
               <w:left w:val="single" w:sz="2" w:space="0" w:color="000000"/>
               <w:bottom w:val="single" w:sz="2" w:space="0" w:color="000000"/>
@@ -14736,7 +14841,7 @@
         </w:tc>
         <w:tc>
           <w:tcPr>
-            <w:tcW w:w="6248" w:type="dxa"/>
+            <w:tcW w:w="6249" w:type="dxa"/>
             <w:tcBorders>
               <w:left w:val="single" w:sz="2" w:space="0" w:color="000000"/>
               <w:bottom w:val="single" w:sz="2" w:space="0" w:color="000000"/>
@@ -14764,7 +14869,7 @@
         <w:trPr/>
         <w:tc>
           <w:tcPr>
-            <w:tcW w:w="3398" w:type="dxa"/>
+            <w:tcW w:w="3397" w:type="dxa"/>
             <w:tcBorders>
               <w:left w:val="single" w:sz="2" w:space="0" w:color="000000"/>
               <w:bottom w:val="single" w:sz="2" w:space="0" w:color="000000"/>
@@ -14789,7 +14894,7 @@
         </w:tc>
         <w:tc>
           <w:tcPr>
-            <w:tcW w:w="6248" w:type="dxa"/>
+            <w:tcW w:w="6249" w:type="dxa"/>
             <w:tcBorders>
               <w:left w:val="single" w:sz="2" w:space="0" w:color="000000"/>
               <w:bottom w:val="single" w:sz="2" w:space="0" w:color="000000"/>
@@ -14819,7 +14924,7 @@
         <w:trPr/>
         <w:tc>
           <w:tcPr>
-            <w:tcW w:w="3398" w:type="dxa"/>
+            <w:tcW w:w="3397" w:type="dxa"/>
             <w:tcBorders>
               <w:left w:val="single" w:sz="2" w:space="0" w:color="000000"/>
               <w:bottom w:val="single" w:sz="2" w:space="0" w:color="000000"/>
@@ -14845,7 +14950,7 @@
         </w:tc>
         <w:tc>
           <w:tcPr>
-            <w:tcW w:w="6248" w:type="dxa"/>
+            <w:tcW w:w="6249" w:type="dxa"/>
             <w:tcBorders>
               <w:left w:val="single" w:sz="2" w:space="0" w:color="000000"/>
               <w:bottom w:val="single" w:sz="2" w:space="0" w:color="000000"/>
@@ -14875,7 +14980,7 @@
         <w:trPr/>
         <w:tc>
           <w:tcPr>
-            <w:tcW w:w="3398" w:type="dxa"/>
+            <w:tcW w:w="3397" w:type="dxa"/>
             <w:tcBorders>
               <w:left w:val="single" w:sz="2" w:space="0" w:color="000000"/>
               <w:bottom w:val="single" w:sz="2" w:space="0" w:color="000000"/>
@@ -14899,7 +15004,7 @@
         </w:tc>
         <w:tc>
           <w:tcPr>
-            <w:tcW w:w="6248" w:type="dxa"/>
+            <w:tcW w:w="6249" w:type="dxa"/>
             <w:tcBorders>
               <w:left w:val="single" w:sz="2" w:space="0" w:color="000000"/>
               <w:bottom w:val="single" w:sz="2" w:space="0" w:color="000000"/>
@@ -14927,7 +15032,7 @@
         <w:trPr/>
         <w:tc>
           <w:tcPr>
-            <w:tcW w:w="3398" w:type="dxa"/>
+            <w:tcW w:w="3397" w:type="dxa"/>
             <w:tcBorders>
               <w:left w:val="single" w:sz="2" w:space="0" w:color="000000"/>
               <w:bottom w:val="single" w:sz="2" w:space="0" w:color="000000"/>
@@ -14951,7 +15056,7 @@
         </w:tc>
         <w:tc>
           <w:tcPr>
-            <w:tcW w:w="6248" w:type="dxa"/>
+            <w:tcW w:w="6249" w:type="dxa"/>
             <w:tcBorders>
               <w:left w:val="single" w:sz="2" w:space="0" w:color="000000"/>
               <w:bottom w:val="single" w:sz="2" w:space="0" w:color="000000"/>
@@ -14977,7 +15082,7 @@
         <w:trPr/>
         <w:tc>
           <w:tcPr>
-            <w:tcW w:w="3398" w:type="dxa"/>
+            <w:tcW w:w="3397" w:type="dxa"/>
             <w:tcBorders>
               <w:left w:val="single" w:sz="2" w:space="0" w:color="000000"/>
               <w:bottom w:val="single" w:sz="2" w:space="0" w:color="000000"/>
@@ -15001,7 +15106,7 @@
         </w:tc>
         <w:tc>
           <w:tcPr>
-            <w:tcW w:w="6248" w:type="dxa"/>
+            <w:tcW w:w="6249" w:type="dxa"/>
             <w:tcBorders>
               <w:left w:val="single" w:sz="2" w:space="0" w:color="000000"/>
               <w:bottom w:val="single" w:sz="2" w:space="0" w:color="000000"/>
@@ -15040,7 +15145,7 @@
         <w:trPr/>
         <w:tc>
           <w:tcPr>
-            <w:tcW w:w="3398" w:type="dxa"/>
+            <w:tcW w:w="3397" w:type="dxa"/>
             <w:tcBorders>
               <w:left w:val="single" w:sz="2" w:space="0" w:color="000000"/>
               <w:bottom w:val="single" w:sz="2" w:space="0" w:color="000000"/>
@@ -15064,7 +15169,7 @@
         </w:tc>
         <w:tc>
           <w:tcPr>
-            <w:tcW w:w="6248" w:type="dxa"/>
+            <w:tcW w:w="6249" w:type="dxa"/>
             <w:tcBorders>
               <w:left w:val="single" w:sz="2" w:space="0" w:color="000000"/>
               <w:bottom w:val="single" w:sz="2" w:space="0" w:color="000000"/>
@@ -15103,7 +15208,7 @@
         <w:trPr/>
         <w:tc>
           <w:tcPr>
-            <w:tcW w:w="3398" w:type="dxa"/>
+            <w:tcW w:w="3397" w:type="dxa"/>
             <w:tcBorders>
               <w:left w:val="single" w:sz="2" w:space="0" w:color="000000"/>
               <w:bottom w:val="single" w:sz="2" w:space="0" w:color="000000"/>
@@ -15129,7 +15234,7 @@
         </w:tc>
         <w:tc>
           <w:tcPr>
-            <w:tcW w:w="6248" w:type="dxa"/>
+            <w:tcW w:w="6249" w:type="dxa"/>
             <w:tcBorders>
               <w:left w:val="single" w:sz="2" w:space="0" w:color="000000"/>
               <w:bottom w:val="single" w:sz="2" w:space="0" w:color="000000"/>
@@ -15159,7 +15264,7 @@
         <w:trPr/>
         <w:tc>
           <w:tcPr>
-            <w:tcW w:w="3398" w:type="dxa"/>
+            <w:tcW w:w="3397" w:type="dxa"/>
             <w:tcBorders>
               <w:left w:val="single" w:sz="2" w:space="0" w:color="000000"/>
               <w:bottom w:val="single" w:sz="2" w:space="0" w:color="000000"/>
@@ -15185,7 +15290,7 @@
         </w:tc>
         <w:tc>
           <w:tcPr>
-            <w:tcW w:w="6248" w:type="dxa"/>
+            <w:tcW w:w="6249" w:type="dxa"/>
             <w:tcBorders>
               <w:left w:val="single" w:sz="2" w:space="0" w:color="000000"/>
               <w:bottom w:val="single" w:sz="2" w:space="0" w:color="000000"/>
@@ -15215,7 +15320,7 @@
         <w:trPr/>
         <w:tc>
           <w:tcPr>
-            <w:tcW w:w="3398" w:type="dxa"/>
+            <w:tcW w:w="3397" w:type="dxa"/>
             <w:tcBorders>
               <w:left w:val="single" w:sz="2" w:space="0" w:color="000000"/>
               <w:bottom w:val="single" w:sz="2" w:space="0" w:color="000000"/>
@@ -15241,7 +15346,7 @@
         </w:tc>
         <w:tc>
           <w:tcPr>
-            <w:tcW w:w="6248" w:type="dxa"/>
+            <w:tcW w:w="6249" w:type="dxa"/>
             <w:tcBorders>
               <w:left w:val="single" w:sz="2" w:space="0" w:color="000000"/>
               <w:bottom w:val="single" w:sz="2" w:space="0" w:color="000000"/>
@@ -15271,7 +15376,7 @@
         <w:trPr/>
         <w:tc>
           <w:tcPr>
-            <w:tcW w:w="3398" w:type="dxa"/>
+            <w:tcW w:w="3397" w:type="dxa"/>
             <w:tcBorders>
               <w:left w:val="single" w:sz="2" w:space="0" w:color="000000"/>
               <w:bottom w:val="single" w:sz="2" w:space="0" w:color="000000"/>
@@ -15297,7 +15402,7 @@
         </w:tc>
         <w:tc>
           <w:tcPr>
-            <w:tcW w:w="6248" w:type="dxa"/>
+            <w:tcW w:w="6249" w:type="dxa"/>
             <w:tcBorders>
               <w:left w:val="single" w:sz="2" w:space="0" w:color="000000"/>
               <w:bottom w:val="single" w:sz="2" w:space="0" w:color="000000"/>
@@ -15327,7 +15432,7 @@
         <w:trPr/>
         <w:tc>
           <w:tcPr>
-            <w:tcW w:w="3398" w:type="dxa"/>
+            <w:tcW w:w="3397" w:type="dxa"/>
             <w:tcBorders>
               <w:left w:val="single" w:sz="2" w:space="0" w:color="000000"/>
               <w:bottom w:val="single" w:sz="2" w:space="0" w:color="000000"/>
@@ -15351,7 +15456,7 @@
         </w:tc>
         <w:tc>
           <w:tcPr>
-            <w:tcW w:w="6248" w:type="dxa"/>
+            <w:tcW w:w="6249" w:type="dxa"/>
             <w:tcBorders>
               <w:left w:val="single" w:sz="2" w:space="0" w:color="000000"/>
               <w:bottom w:val="single" w:sz="2" w:space="0" w:color="000000"/>
@@ -15379,7 +15484,7 @@
         <w:trPr/>
         <w:tc>
           <w:tcPr>
-            <w:tcW w:w="3398" w:type="dxa"/>
+            <w:tcW w:w="3397" w:type="dxa"/>
             <w:tcBorders>
               <w:left w:val="single" w:sz="2" w:space="0" w:color="000000"/>
               <w:bottom w:val="single" w:sz="2" w:space="0" w:color="000000"/>
@@ -15414,7 +15519,7 @@
         </w:tc>
         <w:tc>
           <w:tcPr>
-            <w:tcW w:w="6248" w:type="dxa"/>
+            <w:tcW w:w="6249" w:type="dxa"/>
             <w:tcBorders>
               <w:left w:val="single" w:sz="2" w:space="0" w:color="000000"/>
               <w:bottom w:val="single" w:sz="2" w:space="0" w:color="000000"/>
@@ -15442,7 +15547,7 @@
         <w:trPr/>
         <w:tc>
           <w:tcPr>
-            <w:tcW w:w="3398" w:type="dxa"/>
+            <w:tcW w:w="3397" w:type="dxa"/>
             <w:tcBorders>
               <w:left w:val="single" w:sz="2" w:space="0" w:color="000000"/>
               <w:bottom w:val="single" w:sz="2" w:space="0" w:color="000000"/>
@@ -15477,7 +15582,7 @@
         </w:tc>
         <w:tc>
           <w:tcPr>
-            <w:tcW w:w="6248" w:type="dxa"/>
+            <w:tcW w:w="6249" w:type="dxa"/>
             <w:tcBorders>
               <w:left w:val="single" w:sz="2" w:space="0" w:color="000000"/>
               <w:bottom w:val="single" w:sz="2" w:space="0" w:color="000000"/>
@@ -15503,7 +15608,7 @@
         <w:trPr/>
         <w:tc>
           <w:tcPr>
-            <w:tcW w:w="3398" w:type="dxa"/>
+            <w:tcW w:w="3397" w:type="dxa"/>
             <w:tcBorders>
               <w:left w:val="single" w:sz="2" w:space="0" w:color="000000"/>
               <w:bottom w:val="single" w:sz="2" w:space="0" w:color="000000"/>
@@ -15527,7 +15632,7 @@
         </w:tc>
         <w:tc>
           <w:tcPr>
-            <w:tcW w:w="6248" w:type="dxa"/>
+            <w:tcW w:w="6249" w:type="dxa"/>
             <w:tcBorders>
               <w:left w:val="single" w:sz="2" w:space="0" w:color="000000"/>
               <w:bottom w:val="single" w:sz="2" w:space="0" w:color="000000"/>
@@ -15555,7 +15660,7 @@
         <w:trPr/>
         <w:tc>
           <w:tcPr>
-            <w:tcW w:w="3398" w:type="dxa"/>
+            <w:tcW w:w="3397" w:type="dxa"/>
             <w:tcBorders>
               <w:left w:val="single" w:sz="2" w:space="0" w:color="000000"/>
               <w:bottom w:val="single" w:sz="2" w:space="0" w:color="000000"/>
@@ -15579,7 +15684,7 @@
         </w:tc>
         <w:tc>
           <w:tcPr>
-            <w:tcW w:w="6248" w:type="dxa"/>
+            <w:tcW w:w="6249" w:type="dxa"/>
             <w:tcBorders>
               <w:left w:val="single" w:sz="2" w:space="0" w:color="000000"/>
               <w:bottom w:val="single" w:sz="2" w:space="0" w:color="000000"/>
@@ -15607,7 +15712,7 @@
         <w:trPr/>
         <w:tc>
           <w:tcPr>
-            <w:tcW w:w="3398" w:type="dxa"/>
+            <w:tcW w:w="3397" w:type="dxa"/>
             <w:tcBorders>
               <w:left w:val="single" w:sz="2" w:space="0" w:color="000000"/>
               <w:bottom w:val="single" w:sz="2" w:space="0" w:color="000000"/>
@@ -15631,7 +15736,7 @@
         </w:tc>
         <w:tc>
           <w:tcPr>
-            <w:tcW w:w="6248" w:type="dxa"/>
+            <w:tcW w:w="6249" w:type="dxa"/>
             <w:tcBorders>
               <w:left w:val="single" w:sz="2" w:space="0" w:color="000000"/>
               <w:bottom w:val="single" w:sz="2" w:space="0" w:color="000000"/>
@@ -15657,7 +15762,7 @@
         <w:trPr/>
         <w:tc>
           <w:tcPr>
-            <w:tcW w:w="3398" w:type="dxa"/>
+            <w:tcW w:w="3397" w:type="dxa"/>
             <w:tcBorders>
               <w:left w:val="single" w:sz="2" w:space="0" w:color="000000"/>
               <w:bottom w:val="single" w:sz="2" w:space="0" w:color="000000"/>
@@ -15681,7 +15786,7 @@
         </w:tc>
         <w:tc>
           <w:tcPr>
-            <w:tcW w:w="6248" w:type="dxa"/>
+            <w:tcW w:w="6249" w:type="dxa"/>
             <w:tcBorders>
               <w:left w:val="single" w:sz="2" w:space="0" w:color="000000"/>
               <w:bottom w:val="single" w:sz="2" w:space="0" w:color="000000"/>
@@ -15709,7 +15814,7 @@
         <w:trPr/>
         <w:tc>
           <w:tcPr>
-            <w:tcW w:w="3398" w:type="dxa"/>
+            <w:tcW w:w="3397" w:type="dxa"/>
             <w:tcBorders>
               <w:left w:val="single" w:sz="2" w:space="0" w:color="000000"/>
               <w:bottom w:val="single" w:sz="2" w:space="0" w:color="000000"/>
@@ -15733,7 +15838,7 @@
         </w:tc>
         <w:tc>
           <w:tcPr>
-            <w:tcW w:w="6248" w:type="dxa"/>
+            <w:tcW w:w="6249" w:type="dxa"/>
             <w:tcBorders>
               <w:left w:val="single" w:sz="2" w:space="0" w:color="000000"/>
               <w:bottom w:val="single" w:sz="2" w:space="0" w:color="000000"/>
@@ -15761,7 +15866,7 @@
         <w:trPr/>
         <w:tc>
           <w:tcPr>
-            <w:tcW w:w="3398" w:type="dxa"/>
+            <w:tcW w:w="3397" w:type="dxa"/>
             <w:tcBorders>
               <w:left w:val="single" w:sz="2" w:space="0" w:color="000000"/>
               <w:bottom w:val="single" w:sz="2" w:space="0" w:color="000000"/>
@@ -15784,7 +15889,7 @@
         </w:tc>
         <w:tc>
           <w:tcPr>
-            <w:tcW w:w="6248" w:type="dxa"/>
+            <w:tcW w:w="6249" w:type="dxa"/>
             <w:tcBorders>
               <w:left w:val="single" w:sz="2" w:space="0" w:color="000000"/>
               <w:bottom w:val="single" w:sz="2" w:space="0" w:color="000000"/>
@@ -15814,7 +15919,7 @@
         <w:trPr/>
         <w:tc>
           <w:tcPr>
-            <w:tcW w:w="3398" w:type="dxa"/>
+            <w:tcW w:w="3397" w:type="dxa"/>
             <w:tcBorders>
               <w:left w:val="single" w:sz="2" w:space="0" w:color="000000"/>
               <w:bottom w:val="single" w:sz="2" w:space="0" w:color="000000"/>
@@ -15840,7 +15945,7 @@
         </w:tc>
         <w:tc>
           <w:tcPr>
-            <w:tcW w:w="6248" w:type="dxa"/>
+            <w:tcW w:w="6249" w:type="dxa"/>
             <w:tcBorders>
               <w:left w:val="single" w:sz="2" w:space="0" w:color="000000"/>
               <w:bottom w:val="single" w:sz="2" w:space="0" w:color="000000"/>
@@ -15912,14 +16017,14 @@
         </w:tblCellMar>
       </w:tblPr>
       <w:tblGrid>
-        <w:gridCol w:w="2876"/>
-        <w:gridCol w:w="6770"/>
+        <w:gridCol w:w="2875"/>
+        <w:gridCol w:w="6771"/>
       </w:tblGrid>
       <w:tr>
         <w:trPr/>
         <w:tc>
           <w:tcPr>
-            <w:tcW w:w="2876" w:type="dxa"/>
+            <w:tcW w:w="2875" w:type="dxa"/>
             <w:tcBorders>
               <w:top w:val="single" w:sz="2" w:space="0" w:color="000000"/>
               <w:left w:val="single" w:sz="2" w:space="0" w:color="000000"/>
@@ -15946,7 +16051,7 @@
         </w:tc>
         <w:tc>
           <w:tcPr>
-            <w:tcW w:w="6770" w:type="dxa"/>
+            <w:tcW w:w="6771" w:type="dxa"/>
             <w:tcBorders>
               <w:top w:val="single" w:sz="2" w:space="0" w:color="000000"/>
               <w:left w:val="single" w:sz="2" w:space="0" w:color="000000"/>
@@ -15977,7 +16082,7 @@
         <w:trPr/>
         <w:tc>
           <w:tcPr>
-            <w:tcW w:w="2876" w:type="dxa"/>
+            <w:tcW w:w="2875" w:type="dxa"/>
             <w:tcBorders>
               <w:left w:val="single" w:sz="2" w:space="0" w:color="000000"/>
               <w:bottom w:val="single" w:sz="2" w:space="0" w:color="000000"/>
@@ -16003,7 +16108,7 @@
         </w:tc>
         <w:tc>
           <w:tcPr>
-            <w:tcW w:w="6770" w:type="dxa"/>
+            <w:tcW w:w="6771" w:type="dxa"/>
             <w:tcBorders>
               <w:left w:val="single" w:sz="2" w:space="0" w:color="000000"/>
               <w:bottom w:val="single" w:sz="2" w:space="0" w:color="000000"/>
@@ -16042,7 +16147,7 @@
         <w:trPr/>
         <w:tc>
           <w:tcPr>
-            <w:tcW w:w="2876" w:type="dxa"/>
+            <w:tcW w:w="2875" w:type="dxa"/>
             <w:tcBorders>
               <w:left w:val="single" w:sz="2" w:space="0" w:color="000000"/>
               <w:bottom w:val="single" w:sz="2" w:space="0" w:color="000000"/>
@@ -16068,7 +16173,7 @@
         </w:tc>
         <w:tc>
           <w:tcPr>
-            <w:tcW w:w="6770" w:type="dxa"/>
+            <w:tcW w:w="6771" w:type="dxa"/>
             <w:tcBorders>
               <w:left w:val="single" w:sz="2" w:space="0" w:color="000000"/>
               <w:bottom w:val="single" w:sz="2" w:space="0" w:color="000000"/>
@@ -16107,7 +16212,7 @@
         <w:trPr/>
         <w:tc>
           <w:tcPr>
-            <w:tcW w:w="2876" w:type="dxa"/>
+            <w:tcW w:w="2875" w:type="dxa"/>
             <w:tcBorders>
               <w:left w:val="single" w:sz="2" w:space="0" w:color="000000"/>
               <w:bottom w:val="single" w:sz="2" w:space="0" w:color="000000"/>
@@ -16133,7 +16238,7 @@
         </w:tc>
         <w:tc>
           <w:tcPr>
-            <w:tcW w:w="6770" w:type="dxa"/>
+            <w:tcW w:w="6771" w:type="dxa"/>
             <w:tcBorders>
               <w:left w:val="single" w:sz="2" w:space="0" w:color="000000"/>
               <w:bottom w:val="single" w:sz="2" w:space="0" w:color="000000"/>
@@ -16172,7 +16277,7 @@
         <w:trPr/>
         <w:tc>
           <w:tcPr>
-            <w:tcW w:w="2876" w:type="dxa"/>
+            <w:tcW w:w="2875" w:type="dxa"/>
             <w:tcBorders>
               <w:left w:val="single" w:sz="2" w:space="0" w:color="000000"/>
               <w:bottom w:val="single" w:sz="2" w:space="0" w:color="000000"/>
@@ -16195,7 +16300,7 @@
         </w:tc>
         <w:tc>
           <w:tcPr>
-            <w:tcW w:w="6770" w:type="dxa"/>
+            <w:tcW w:w="6771" w:type="dxa"/>
             <w:tcBorders>
               <w:left w:val="single" w:sz="2" w:space="0" w:color="000000"/>
               <w:bottom w:val="single" w:sz="2" w:space="0" w:color="000000"/>
@@ -16247,7 +16352,7 @@
         <w:trPr/>
         <w:tc>
           <w:tcPr>
-            <w:tcW w:w="2876" w:type="dxa"/>
+            <w:tcW w:w="2875" w:type="dxa"/>
             <w:tcBorders>
               <w:left w:val="single" w:sz="2" w:space="0" w:color="000000"/>
               <w:bottom w:val="single" w:sz="2" w:space="0" w:color="000000"/>
@@ -16273,7 +16378,7 @@
         </w:tc>
         <w:tc>
           <w:tcPr>
-            <w:tcW w:w="6770" w:type="dxa"/>
+            <w:tcW w:w="6771" w:type="dxa"/>
             <w:tcBorders>
               <w:left w:val="single" w:sz="2" w:space="0" w:color="000000"/>
               <w:bottom w:val="single" w:sz="2" w:space="0" w:color="000000"/>
@@ -16312,7 +16417,7 @@
         <w:trPr/>
         <w:tc>
           <w:tcPr>
-            <w:tcW w:w="2876" w:type="dxa"/>
+            <w:tcW w:w="2875" w:type="dxa"/>
             <w:tcBorders>
               <w:left w:val="single" w:sz="2" w:space="0" w:color="000000"/>
               <w:bottom w:val="single" w:sz="2" w:space="0" w:color="000000"/>
@@ -16349,7 +16454,7 @@
         </w:tc>
         <w:tc>
           <w:tcPr>
-            <w:tcW w:w="6770" w:type="dxa"/>
+            <w:tcW w:w="6771" w:type="dxa"/>
             <w:tcBorders>
               <w:left w:val="single" w:sz="2" w:space="0" w:color="000000"/>
               <w:bottom w:val="single" w:sz="2" w:space="0" w:color="000000"/>
@@ -16388,7 +16493,7 @@
         <w:trPr/>
         <w:tc>
           <w:tcPr>
-            <w:tcW w:w="2876" w:type="dxa"/>
+            <w:tcW w:w="2875" w:type="dxa"/>
             <w:tcBorders>
               <w:left w:val="single" w:sz="2" w:space="0" w:color="000000"/>
               <w:bottom w:val="single" w:sz="2" w:space="0" w:color="000000"/>
@@ -16425,7 +16530,7 @@
         </w:tc>
         <w:tc>
           <w:tcPr>
-            <w:tcW w:w="6770" w:type="dxa"/>
+            <w:tcW w:w="6771" w:type="dxa"/>
             <w:tcBorders>
               <w:left w:val="single" w:sz="2" w:space="0" w:color="000000"/>
               <w:bottom w:val="single" w:sz="2" w:space="0" w:color="000000"/>
@@ -16464,7 +16569,7 @@
         <w:trPr/>
         <w:tc>
           <w:tcPr>
-            <w:tcW w:w="2876" w:type="dxa"/>
+            <w:tcW w:w="2875" w:type="dxa"/>
             <w:tcBorders>
               <w:left w:val="single" w:sz="2" w:space="0" w:color="000000"/>
               <w:bottom w:val="single" w:sz="2" w:space="0" w:color="000000"/>
@@ -16488,7 +16593,7 @@
         </w:tc>
         <w:tc>
           <w:tcPr>
-            <w:tcW w:w="6770" w:type="dxa"/>
+            <w:tcW w:w="6771" w:type="dxa"/>
             <w:tcBorders>
               <w:left w:val="single" w:sz="2" w:space="0" w:color="000000"/>
               <w:bottom w:val="single" w:sz="2" w:space="0" w:color="000000"/>
@@ -16516,7 +16621,7 @@
         <w:trPr/>
         <w:tc>
           <w:tcPr>
-            <w:tcW w:w="2876" w:type="dxa"/>
+            <w:tcW w:w="2875" w:type="dxa"/>
             <w:tcBorders>
               <w:left w:val="single" w:sz="2" w:space="0" w:color="000000"/>
               <w:bottom w:val="single" w:sz="2" w:space="0" w:color="000000"/>
@@ -16539,7 +16644,7 @@
         </w:tc>
         <w:tc>
           <w:tcPr>
-            <w:tcW w:w="6770" w:type="dxa"/>
+            <w:tcW w:w="6771" w:type="dxa"/>
             <w:tcBorders>
               <w:left w:val="single" w:sz="2" w:space="0" w:color="000000"/>
               <w:bottom w:val="single" w:sz="2" w:space="0" w:color="000000"/>
@@ -16567,7 +16672,7 @@
         <w:trPr/>
         <w:tc>
           <w:tcPr>
-            <w:tcW w:w="2876" w:type="dxa"/>
+            <w:tcW w:w="2875" w:type="dxa"/>
             <w:tcBorders>
               <w:left w:val="single" w:sz="2" w:space="0" w:color="000000"/>
             </w:tcBorders>
@@ -16592,7 +16697,7 @@
         </w:tc>
         <w:tc>
           <w:tcPr>
-            <w:tcW w:w="6770" w:type="dxa"/>
+            <w:tcW w:w="6771" w:type="dxa"/>
             <w:tcBorders>
               <w:left w:val="single" w:sz="2" w:space="0" w:color="000000"/>
               <w:right w:val="single" w:sz="2" w:space="0" w:color="000000"/>
@@ -16619,7 +16724,7 @@
         <w:trPr/>
         <w:tc>
           <w:tcPr>
-            <w:tcW w:w="2876" w:type="dxa"/>
+            <w:tcW w:w="2875" w:type="dxa"/>
             <w:tcBorders>
               <w:left w:val="single" w:sz="2" w:space="0" w:color="000000"/>
             </w:tcBorders>
@@ -16644,7 +16749,7 @@
         </w:tc>
         <w:tc>
           <w:tcPr>
-            <w:tcW w:w="6770" w:type="dxa"/>
+            <w:tcW w:w="6771" w:type="dxa"/>
             <w:tcBorders>
               <w:left w:val="single" w:sz="2" w:space="0" w:color="000000"/>
               <w:right w:val="single" w:sz="2" w:space="0" w:color="000000"/>
@@ -16669,7 +16774,7 @@
         <w:trPr/>
         <w:tc>
           <w:tcPr>
-            <w:tcW w:w="2876" w:type="dxa"/>
+            <w:tcW w:w="2875" w:type="dxa"/>
             <w:tcBorders>
               <w:left w:val="single" w:sz="2" w:space="0" w:color="000000"/>
               <w:bottom w:val="single" w:sz="2" w:space="0" w:color="000000"/>
@@ -16695,7 +16800,7 @@
         </w:tc>
         <w:tc>
           <w:tcPr>
-            <w:tcW w:w="6770" w:type="dxa"/>
+            <w:tcW w:w="6771" w:type="dxa"/>
             <w:tcBorders>
               <w:left w:val="single" w:sz="2" w:space="0" w:color="000000"/>
               <w:bottom w:val="single" w:sz="2" w:space="0" w:color="000000"/>
@@ -16810,7 +16915,7 @@
           <w:rFonts w:cs="Verdana" w:ascii="Verdana" w:hAnsi="Verdana"/>
           <w:color w:val="C9211E"/>
         </w:rPr>
-        <w:t>"Lokalisering" indebærer</w:t>
+        <w:t>Lokalisering indebærer</w:t>
       </w:r>
       <w:r>
         <w:rPr>
@@ -17103,6 +17208,7 @@
       <w:r>
         <w:rPr>
           <w:rFonts w:cs="Verdana" w:ascii="Verdana" w:hAnsi="Verdana"/>
+          <w:u w:val="single"/>
         </w:rPr>
         <w:t>På længere sigt vil denne nye facilitet give mulighed for at afvikle IBOS Nodelæser helt uden brug af en egentlig PC, for eksempel på ElBraille 14, Braillenote Touch og lignende apparater.</w:t>
       </w:r>
@@ -18588,7 +18694,7 @@
     <w:qFormat/>
     <w:pPr>
       <w:widowControl/>
-      <w:overflowPunct w:val="true"/>
+      <w:overflowPunct w:val="false"/>
       <w:bidi w:val="0"/>
       <w:jc w:val="left"/>
     </w:pPr>
@@ -19197,20 +19303,6 @@
       <w:szCs w:val="32"/>
     </w:rPr>
   </w:style>
-  <w:style w:type="paragraph" w:styleId="Indholdsfortegnelseoverskrift">
-    <w:name w:val="TOA Heading"/>
-    <w:basedOn w:val="Overskrift"/>
-    <w:pPr>
-      <w:suppressLineNumbers/>
-      <w:ind w:left="0" w:hanging="0"/>
-    </w:pPr>
-    <w:rPr>
-      <w:b/>
-      <w:bCs/>
-      <w:sz w:val="32"/>
-      <w:szCs w:val="32"/>
-    </w:rPr>
-  </w:style>
   <w:style w:type="numbering" w:styleId="WW8Num1">
     <w:name w:val="WW8Num1"/>
     <w:qFormat/>

--- a/Documentation/Official Documentation/Brugervejledning for IBOS Nodelæser version 4.0.0.0.docx
+++ b/Documentation/Official Documentation/Brugervejledning for IBOS Nodelæser version 4.0.0.0.docx
@@ -1257,14 +1257,14 @@
         </w:tblCellMar>
       </w:tblPr>
       <w:tblGrid>
-        <w:gridCol w:w="2515"/>
-        <w:gridCol w:w="7131"/>
+        <w:gridCol w:w="2514"/>
+        <w:gridCol w:w="7132"/>
       </w:tblGrid>
       <w:tr>
         <w:trPr/>
         <w:tc>
           <w:tcPr>
-            <w:tcW w:w="2515" w:type="dxa"/>
+            <w:tcW w:w="2514" w:type="dxa"/>
             <w:tcBorders>
               <w:top w:val="single" w:sz="2" w:space="0" w:color="000000"/>
               <w:left w:val="single" w:sz="2" w:space="0" w:color="000000"/>
@@ -1292,7 +1292,7 @@
         </w:tc>
         <w:tc>
           <w:tcPr>
-            <w:tcW w:w="7131" w:type="dxa"/>
+            <w:tcW w:w="7132" w:type="dxa"/>
             <w:tcBorders>
               <w:top w:val="single" w:sz="2" w:space="0" w:color="000000"/>
               <w:left w:val="single" w:sz="2" w:space="0" w:color="000000"/>
@@ -1380,7 +1380,7 @@
         <w:trPr/>
         <w:tc>
           <w:tcPr>
-            <w:tcW w:w="2515" w:type="dxa"/>
+            <w:tcW w:w="2514" w:type="dxa"/>
             <w:tcBorders>
               <w:left w:val="single" w:sz="2" w:space="0" w:color="000000"/>
               <w:bottom w:val="single" w:sz="2" w:space="0" w:color="000000"/>
@@ -1407,7 +1407,7 @@
         </w:tc>
         <w:tc>
           <w:tcPr>
-            <w:tcW w:w="7131" w:type="dxa"/>
+            <w:tcW w:w="7132" w:type="dxa"/>
             <w:tcBorders>
               <w:left w:val="single" w:sz="2" w:space="0" w:color="000000"/>
               <w:bottom w:val="single" w:sz="2" w:space="0" w:color="000000"/>
@@ -1476,7 +1476,7 @@
         <w:trPr/>
         <w:tc>
           <w:tcPr>
-            <w:tcW w:w="2515" w:type="dxa"/>
+            <w:tcW w:w="2514" w:type="dxa"/>
             <w:tcBorders>
               <w:left w:val="single" w:sz="2" w:space="0" w:color="000000"/>
               <w:bottom w:val="single" w:sz="2" w:space="0" w:color="000000"/>
@@ -1503,7 +1503,7 @@
         </w:tc>
         <w:tc>
           <w:tcPr>
-            <w:tcW w:w="7131" w:type="dxa"/>
+            <w:tcW w:w="7132" w:type="dxa"/>
             <w:tcBorders>
               <w:left w:val="single" w:sz="2" w:space="0" w:color="000000"/>
               <w:bottom w:val="single" w:sz="2" w:space="0" w:color="000000"/>
@@ -1532,7 +1532,7 @@
         <w:trPr/>
         <w:tc>
           <w:tcPr>
-            <w:tcW w:w="2515" w:type="dxa"/>
+            <w:tcW w:w="2514" w:type="dxa"/>
             <w:tcBorders>
               <w:left w:val="single" w:sz="2" w:space="0" w:color="000000"/>
             </w:tcBorders>
@@ -1561,7 +1561,7 @@
         </w:tc>
         <w:tc>
           <w:tcPr>
-            <w:tcW w:w="7131" w:type="dxa"/>
+            <w:tcW w:w="7132" w:type="dxa"/>
             <w:tcBorders>
               <w:left w:val="single" w:sz="2" w:space="0" w:color="000000"/>
               <w:right w:val="single" w:sz="2" w:space="0" w:color="000000"/>
@@ -1620,7 +1620,7 @@
         <w:trPr/>
         <w:tc>
           <w:tcPr>
-            <w:tcW w:w="2515" w:type="dxa"/>
+            <w:tcW w:w="2514" w:type="dxa"/>
             <w:tcBorders>
               <w:left w:val="single" w:sz="2" w:space="0" w:color="000000"/>
               <w:bottom w:val="single" w:sz="2" w:space="0" w:color="000000"/>
@@ -1650,7 +1650,7 @@
         </w:tc>
         <w:tc>
           <w:tcPr>
-            <w:tcW w:w="7131" w:type="dxa"/>
+            <w:tcW w:w="7132" w:type="dxa"/>
             <w:tcBorders>
               <w:left w:val="single" w:sz="2" w:space="0" w:color="000000"/>
               <w:bottom w:val="single" w:sz="2" w:space="0" w:color="000000"/>
@@ -2063,8 +2063,8 @@
       </w:tblPr>
       <w:tblGrid>
         <w:gridCol w:w="1585"/>
-        <w:gridCol w:w="5327"/>
-        <w:gridCol w:w="2735"/>
+        <w:gridCol w:w="5326"/>
+        <w:gridCol w:w="2736"/>
       </w:tblGrid>
       <w:tr>
         <w:trPr/>
@@ -2130,7 +2130,7 @@
         </w:tc>
         <w:tc>
           <w:tcPr>
-            <w:tcW w:w="5327" w:type="dxa"/>
+            <w:tcW w:w="5326" w:type="dxa"/>
             <w:tcBorders>
               <w:top w:val="single" w:sz="2" w:space="0" w:color="000000"/>
               <w:left w:val="single" w:sz="2" w:space="0" w:color="000000"/>
@@ -2157,7 +2157,7 @@
         </w:tc>
         <w:tc>
           <w:tcPr>
-            <w:tcW w:w="2735" w:type="dxa"/>
+            <w:tcW w:w="2736" w:type="dxa"/>
             <w:tcBorders>
               <w:top w:val="single" w:sz="2" w:space="0" w:color="000000"/>
               <w:left w:val="single" w:sz="2" w:space="0" w:color="000000"/>
@@ -2214,7 +2214,7 @@
         </w:tc>
         <w:tc>
           <w:tcPr>
-            <w:tcW w:w="5327" w:type="dxa"/>
+            <w:tcW w:w="5326" w:type="dxa"/>
             <w:tcBorders>
               <w:left w:val="single" w:sz="2" w:space="0" w:color="000000"/>
               <w:bottom w:val="single" w:sz="2" w:space="0" w:color="000000"/>
@@ -2252,7 +2252,7 @@
         </w:tc>
         <w:tc>
           <w:tcPr>
-            <w:tcW w:w="2735" w:type="dxa"/>
+            <w:tcW w:w="2736" w:type="dxa"/>
             <w:tcBorders>
               <w:left w:val="single" w:sz="2" w:space="0" w:color="000000"/>
               <w:bottom w:val="single" w:sz="2" w:space="0" w:color="000000"/>
@@ -2306,7 +2306,7 @@
         </w:tc>
         <w:tc>
           <w:tcPr>
-            <w:tcW w:w="5327" w:type="dxa"/>
+            <w:tcW w:w="5326" w:type="dxa"/>
             <w:tcBorders>
               <w:left w:val="single" w:sz="2" w:space="0" w:color="000000"/>
               <w:bottom w:val="single" w:sz="2" w:space="0" w:color="000000"/>
@@ -2349,7 +2349,7 @@
         </w:tc>
         <w:tc>
           <w:tcPr>
-            <w:tcW w:w="2735" w:type="dxa"/>
+            <w:tcW w:w="2736" w:type="dxa"/>
             <w:tcBorders>
               <w:left w:val="single" w:sz="2" w:space="0" w:color="000000"/>
               <w:bottom w:val="single" w:sz="2" w:space="0" w:color="000000"/>
@@ -2403,7 +2403,7 @@
         </w:tc>
         <w:tc>
           <w:tcPr>
-            <w:tcW w:w="5327" w:type="dxa"/>
+            <w:tcW w:w="5326" w:type="dxa"/>
             <w:tcBorders>
               <w:left w:val="single" w:sz="2" w:space="0" w:color="000000"/>
               <w:bottom w:val="single" w:sz="2" w:space="0" w:color="000000"/>
@@ -2444,7 +2444,7 @@
         </w:tc>
         <w:tc>
           <w:tcPr>
-            <w:tcW w:w="2735" w:type="dxa"/>
+            <w:tcW w:w="2736" w:type="dxa"/>
             <w:tcBorders>
               <w:left w:val="single" w:sz="2" w:space="0" w:color="000000"/>
               <w:bottom w:val="single" w:sz="2" w:space="0" w:color="000000"/>
@@ -2515,7 +2515,7 @@
         </w:tc>
         <w:tc>
           <w:tcPr>
-            <w:tcW w:w="5327" w:type="dxa"/>
+            <w:tcW w:w="5326" w:type="dxa"/>
             <w:tcBorders>
               <w:left w:val="single" w:sz="2" w:space="0" w:color="000000"/>
               <w:bottom w:val="single" w:sz="2" w:space="0" w:color="000000"/>
@@ -2541,7 +2541,7 @@
         </w:tc>
         <w:tc>
           <w:tcPr>
-            <w:tcW w:w="2735" w:type="dxa"/>
+            <w:tcW w:w="2736" w:type="dxa"/>
             <w:tcBorders>
               <w:left w:val="single" w:sz="2" w:space="0" w:color="000000"/>
               <w:bottom w:val="single" w:sz="2" w:space="0" w:color="000000"/>
@@ -2597,7 +2597,7 @@
         </w:tc>
         <w:tc>
           <w:tcPr>
-            <w:tcW w:w="5327" w:type="dxa"/>
+            <w:tcW w:w="5326" w:type="dxa"/>
             <w:tcBorders>
               <w:left w:val="single" w:sz="2" w:space="0" w:color="000000"/>
               <w:bottom w:val="single" w:sz="2" w:space="0" w:color="000000"/>
@@ -2623,7 +2623,7 @@
         </w:tc>
         <w:tc>
           <w:tcPr>
-            <w:tcW w:w="2735" w:type="dxa"/>
+            <w:tcW w:w="2736" w:type="dxa"/>
             <w:tcBorders>
               <w:left w:val="single" w:sz="2" w:space="0" w:color="000000"/>
               <w:bottom w:val="single" w:sz="2" w:space="0" w:color="000000"/>
@@ -2679,7 +2679,7 @@
         </w:tc>
         <w:tc>
           <w:tcPr>
-            <w:tcW w:w="5327" w:type="dxa"/>
+            <w:tcW w:w="5326" w:type="dxa"/>
             <w:tcBorders>
               <w:left w:val="single" w:sz="2" w:space="0" w:color="000000"/>
               <w:bottom w:val="single" w:sz="2" w:space="0" w:color="000000"/>
@@ -2705,7 +2705,7 @@
         </w:tc>
         <w:tc>
           <w:tcPr>
-            <w:tcW w:w="2735" w:type="dxa"/>
+            <w:tcW w:w="2736" w:type="dxa"/>
             <w:tcBorders>
               <w:left w:val="single" w:sz="2" w:space="0" w:color="000000"/>
               <w:bottom w:val="single" w:sz="2" w:space="0" w:color="000000"/>
@@ -2761,7 +2761,7 @@
         </w:tc>
         <w:tc>
           <w:tcPr>
-            <w:tcW w:w="5327" w:type="dxa"/>
+            <w:tcW w:w="5326" w:type="dxa"/>
             <w:tcBorders>
               <w:left w:val="single" w:sz="2" w:space="0" w:color="000000"/>
               <w:bottom w:val="single" w:sz="2" w:space="0" w:color="000000"/>
@@ -2792,7 +2792,7 @@
         </w:tc>
         <w:tc>
           <w:tcPr>
-            <w:tcW w:w="2735" w:type="dxa"/>
+            <w:tcW w:w="2736" w:type="dxa"/>
             <w:tcBorders>
               <w:left w:val="single" w:sz="2" w:space="0" w:color="000000"/>
               <w:bottom w:val="single" w:sz="2" w:space="0" w:color="000000"/>
@@ -2852,7 +2852,7 @@
         </w:tc>
         <w:tc>
           <w:tcPr>
-            <w:tcW w:w="5327" w:type="dxa"/>
+            <w:tcW w:w="5326" w:type="dxa"/>
             <w:tcBorders>
               <w:left w:val="single" w:sz="2" w:space="0" w:color="000000"/>
               <w:bottom w:val="single" w:sz="2" w:space="0" w:color="000000"/>
@@ -2882,7 +2882,7 @@
         </w:tc>
         <w:tc>
           <w:tcPr>
-            <w:tcW w:w="2735" w:type="dxa"/>
+            <w:tcW w:w="2736" w:type="dxa"/>
             <w:tcBorders>
               <w:left w:val="single" w:sz="2" w:space="0" w:color="000000"/>
               <w:bottom w:val="single" w:sz="2" w:space="0" w:color="000000"/>
@@ -2946,7 +2946,7 @@
         </w:tc>
         <w:tc>
           <w:tcPr>
-            <w:tcW w:w="5327" w:type="dxa"/>
+            <w:tcW w:w="5326" w:type="dxa"/>
             <w:tcBorders>
               <w:left w:val="single" w:sz="2" w:space="0" w:color="000000"/>
               <w:bottom w:val="single" w:sz="2" w:space="0" w:color="000000"/>
@@ -2976,7 +2976,7 @@
         </w:tc>
         <w:tc>
           <w:tcPr>
-            <w:tcW w:w="2735" w:type="dxa"/>
+            <w:tcW w:w="2736" w:type="dxa"/>
             <w:tcBorders>
               <w:left w:val="single" w:sz="2" w:space="0" w:color="000000"/>
               <w:bottom w:val="single" w:sz="2" w:space="0" w:color="000000"/>
@@ -3040,7 +3040,7 @@
         </w:tc>
         <w:tc>
           <w:tcPr>
-            <w:tcW w:w="5327" w:type="dxa"/>
+            <w:tcW w:w="5326" w:type="dxa"/>
             <w:tcBorders>
               <w:left w:val="single" w:sz="2" w:space="0" w:color="000000"/>
               <w:bottom w:val="single" w:sz="2" w:space="0" w:color="000000"/>
@@ -3070,7 +3070,7 @@
         </w:tc>
         <w:tc>
           <w:tcPr>
-            <w:tcW w:w="2735" w:type="dxa"/>
+            <w:tcW w:w="2736" w:type="dxa"/>
             <w:tcBorders>
               <w:left w:val="single" w:sz="2" w:space="0" w:color="000000"/>
               <w:bottom w:val="single" w:sz="2" w:space="0" w:color="000000"/>
@@ -3133,7 +3133,7 @@
         </w:tc>
         <w:tc>
           <w:tcPr>
-            <w:tcW w:w="5327" w:type="dxa"/>
+            <w:tcW w:w="5326" w:type="dxa"/>
             <w:tcBorders>
               <w:left w:val="single" w:sz="2" w:space="0" w:color="000000"/>
               <w:bottom w:val="single" w:sz="2" w:space="0" w:color="000000"/>
@@ -3161,7 +3161,7 @@
         </w:tc>
         <w:tc>
           <w:tcPr>
-            <w:tcW w:w="2735" w:type="dxa"/>
+            <w:tcW w:w="2736" w:type="dxa"/>
             <w:tcBorders>
               <w:left w:val="single" w:sz="2" w:space="0" w:color="000000"/>
               <w:bottom w:val="single" w:sz="2" w:space="0" w:color="000000"/>
@@ -3219,7 +3219,7 @@
         </w:tc>
         <w:tc>
           <w:tcPr>
-            <w:tcW w:w="5327" w:type="dxa"/>
+            <w:tcW w:w="5326" w:type="dxa"/>
             <w:tcBorders>
               <w:left w:val="single" w:sz="2" w:space="0" w:color="000000"/>
               <w:bottom w:val="single" w:sz="2" w:space="0" w:color="000000"/>
@@ -3245,7 +3245,7 @@
         </w:tc>
         <w:tc>
           <w:tcPr>
-            <w:tcW w:w="2735" w:type="dxa"/>
+            <w:tcW w:w="2736" w:type="dxa"/>
             <w:tcBorders>
               <w:left w:val="single" w:sz="2" w:space="0" w:color="000000"/>
               <w:bottom w:val="single" w:sz="2" w:space="0" w:color="000000"/>
@@ -3301,7 +3301,7 @@
         </w:tc>
         <w:tc>
           <w:tcPr>
-            <w:tcW w:w="5327" w:type="dxa"/>
+            <w:tcW w:w="5326" w:type="dxa"/>
             <w:tcBorders>
               <w:left w:val="single" w:sz="2" w:space="0" w:color="000000"/>
               <w:bottom w:val="single" w:sz="2" w:space="0" w:color="000000"/>
@@ -3327,7 +3327,7 @@
         </w:tc>
         <w:tc>
           <w:tcPr>
-            <w:tcW w:w="2735" w:type="dxa"/>
+            <w:tcW w:w="2736" w:type="dxa"/>
             <w:tcBorders>
               <w:left w:val="single" w:sz="2" w:space="0" w:color="000000"/>
               <w:bottom w:val="single" w:sz="2" w:space="0" w:color="000000"/>
@@ -3383,7 +3383,7 @@
         </w:tc>
         <w:tc>
           <w:tcPr>
-            <w:tcW w:w="5327" w:type="dxa"/>
+            <w:tcW w:w="5326" w:type="dxa"/>
             <w:tcBorders>
               <w:left w:val="single" w:sz="2" w:space="0" w:color="000000"/>
               <w:bottom w:val="single" w:sz="2" w:space="0" w:color="000000"/>
@@ -3409,7 +3409,7 @@
         </w:tc>
         <w:tc>
           <w:tcPr>
-            <w:tcW w:w="2735" w:type="dxa"/>
+            <w:tcW w:w="2736" w:type="dxa"/>
             <w:tcBorders>
               <w:left w:val="single" w:sz="2" w:space="0" w:color="000000"/>
               <w:bottom w:val="single" w:sz="2" w:space="0" w:color="000000"/>
@@ -3465,7 +3465,7 @@
         </w:tc>
         <w:tc>
           <w:tcPr>
-            <w:tcW w:w="5327" w:type="dxa"/>
+            <w:tcW w:w="5326" w:type="dxa"/>
             <w:tcBorders>
               <w:left w:val="single" w:sz="2" w:space="0" w:color="000000"/>
               <w:bottom w:val="single" w:sz="2" w:space="0" w:color="000000"/>
@@ -3491,7 +3491,7 @@
         </w:tc>
         <w:tc>
           <w:tcPr>
-            <w:tcW w:w="2735" w:type="dxa"/>
+            <w:tcW w:w="2736" w:type="dxa"/>
             <w:tcBorders>
               <w:left w:val="single" w:sz="2" w:space="0" w:color="000000"/>
               <w:bottom w:val="single" w:sz="2" w:space="0" w:color="000000"/>
@@ -3547,7 +3547,7 @@
         </w:tc>
         <w:tc>
           <w:tcPr>
-            <w:tcW w:w="5327" w:type="dxa"/>
+            <w:tcW w:w="5326" w:type="dxa"/>
             <w:tcBorders>
               <w:left w:val="single" w:sz="2" w:space="0" w:color="000000"/>
               <w:bottom w:val="single" w:sz="2" w:space="0" w:color="000000"/>
@@ -3570,7 +3570,7 @@
         </w:tc>
         <w:tc>
           <w:tcPr>
-            <w:tcW w:w="2735" w:type="dxa"/>
+            <w:tcW w:w="2736" w:type="dxa"/>
             <w:tcBorders>
               <w:left w:val="single" w:sz="2" w:space="0" w:color="000000"/>
               <w:bottom w:val="single" w:sz="2" w:space="0" w:color="000000"/>
@@ -3626,7 +3626,7 @@
         </w:tc>
         <w:tc>
           <w:tcPr>
-            <w:tcW w:w="5327" w:type="dxa"/>
+            <w:tcW w:w="5326" w:type="dxa"/>
             <w:tcBorders>
               <w:left w:val="single" w:sz="2" w:space="0" w:color="000000"/>
               <w:bottom w:val="single" w:sz="2" w:space="0" w:color="000000"/>
@@ -3652,7 +3652,7 @@
         </w:tc>
         <w:tc>
           <w:tcPr>
-            <w:tcW w:w="2735" w:type="dxa"/>
+            <w:tcW w:w="2736" w:type="dxa"/>
             <w:tcBorders>
               <w:left w:val="single" w:sz="2" w:space="0" w:color="000000"/>
               <w:bottom w:val="single" w:sz="2" w:space="0" w:color="000000"/>
@@ -3708,7 +3708,7 @@
         </w:tc>
         <w:tc>
           <w:tcPr>
-            <w:tcW w:w="5327" w:type="dxa"/>
+            <w:tcW w:w="5326" w:type="dxa"/>
             <w:tcBorders>
               <w:left w:val="single" w:sz="2" w:space="0" w:color="000000"/>
               <w:bottom w:val="single" w:sz="2" w:space="0" w:color="000000"/>
@@ -3734,7 +3734,7 @@
         </w:tc>
         <w:tc>
           <w:tcPr>
-            <w:tcW w:w="2735" w:type="dxa"/>
+            <w:tcW w:w="2736" w:type="dxa"/>
             <w:tcBorders>
               <w:left w:val="single" w:sz="2" w:space="0" w:color="000000"/>
               <w:bottom w:val="single" w:sz="2" w:space="0" w:color="000000"/>
@@ -3790,7 +3790,7 @@
         </w:tc>
         <w:tc>
           <w:tcPr>
-            <w:tcW w:w="5327" w:type="dxa"/>
+            <w:tcW w:w="5326" w:type="dxa"/>
             <w:tcBorders>
               <w:left w:val="single" w:sz="2" w:space="0" w:color="000000"/>
               <w:bottom w:val="single" w:sz="2" w:space="0" w:color="000000"/>
@@ -3817,7 +3817,7 @@
         </w:tc>
         <w:tc>
           <w:tcPr>
-            <w:tcW w:w="2735" w:type="dxa"/>
+            <w:tcW w:w="2736" w:type="dxa"/>
             <w:tcBorders>
               <w:left w:val="single" w:sz="2" w:space="0" w:color="000000"/>
               <w:bottom w:val="single" w:sz="2" w:space="0" w:color="000000"/>
@@ -3874,7 +3874,7 @@
         </w:tc>
         <w:tc>
           <w:tcPr>
-            <w:tcW w:w="5327" w:type="dxa"/>
+            <w:tcW w:w="5326" w:type="dxa"/>
             <w:tcBorders>
               <w:left w:val="single" w:sz="2" w:space="0" w:color="000000"/>
               <w:bottom w:val="single" w:sz="2" w:space="0" w:color="000000"/>
@@ -3901,7 +3901,7 @@
         </w:tc>
         <w:tc>
           <w:tcPr>
-            <w:tcW w:w="2735" w:type="dxa"/>
+            <w:tcW w:w="2736" w:type="dxa"/>
             <w:tcBorders>
               <w:left w:val="single" w:sz="2" w:space="0" w:color="000000"/>
               <w:bottom w:val="single" w:sz="2" w:space="0" w:color="000000"/>
@@ -3958,7 +3958,7 @@
         </w:tc>
         <w:tc>
           <w:tcPr>
-            <w:tcW w:w="5327" w:type="dxa"/>
+            <w:tcW w:w="5326" w:type="dxa"/>
             <w:tcBorders>
               <w:left w:val="single" w:sz="2" w:space="0" w:color="000000"/>
               <w:bottom w:val="single" w:sz="2" w:space="0" w:color="000000"/>
@@ -3985,7 +3985,7 @@
         </w:tc>
         <w:tc>
           <w:tcPr>
-            <w:tcW w:w="2735" w:type="dxa"/>
+            <w:tcW w:w="2736" w:type="dxa"/>
             <w:tcBorders>
               <w:left w:val="single" w:sz="2" w:space="0" w:color="000000"/>
               <w:bottom w:val="single" w:sz="2" w:space="0" w:color="000000"/>
@@ -4039,7 +4039,7 @@
         </w:tc>
         <w:tc>
           <w:tcPr>
-            <w:tcW w:w="5327" w:type="dxa"/>
+            <w:tcW w:w="5326" w:type="dxa"/>
             <w:tcBorders>
               <w:left w:val="single" w:sz="2" w:space="0" w:color="000000"/>
               <w:bottom w:val="single" w:sz="2" w:space="0" w:color="000000"/>
@@ -4066,7 +4066,7 @@
         </w:tc>
         <w:tc>
           <w:tcPr>
-            <w:tcW w:w="2735" w:type="dxa"/>
+            <w:tcW w:w="2736" w:type="dxa"/>
             <w:tcBorders>
               <w:left w:val="single" w:sz="2" w:space="0" w:color="000000"/>
               <w:bottom w:val="single" w:sz="2" w:space="0" w:color="000000"/>
@@ -4123,7 +4123,7 @@
         </w:tc>
         <w:tc>
           <w:tcPr>
-            <w:tcW w:w="5327" w:type="dxa"/>
+            <w:tcW w:w="5326" w:type="dxa"/>
             <w:tcBorders>
               <w:left w:val="single" w:sz="2" w:space="0" w:color="000000"/>
               <w:bottom w:val="single" w:sz="2" w:space="0" w:color="000000"/>
@@ -4147,7 +4147,7 @@
         </w:tc>
         <w:tc>
           <w:tcPr>
-            <w:tcW w:w="2735" w:type="dxa"/>
+            <w:tcW w:w="2736" w:type="dxa"/>
             <w:tcBorders>
               <w:left w:val="single" w:sz="2" w:space="0" w:color="000000"/>
               <w:bottom w:val="single" w:sz="2" w:space="0" w:color="000000"/>
@@ -4206,7 +4206,7 @@
         </w:tc>
         <w:tc>
           <w:tcPr>
-            <w:tcW w:w="5327" w:type="dxa"/>
+            <w:tcW w:w="5326" w:type="dxa"/>
             <w:tcBorders>
               <w:left w:val="single" w:sz="2" w:space="0" w:color="000000"/>
               <w:bottom w:val="single" w:sz="2" w:space="0" w:color="000000"/>
@@ -4234,7 +4234,7 @@
         </w:tc>
         <w:tc>
           <w:tcPr>
-            <w:tcW w:w="2735" w:type="dxa"/>
+            <w:tcW w:w="2736" w:type="dxa"/>
             <w:tcBorders>
               <w:left w:val="single" w:sz="2" w:space="0" w:color="000000"/>
               <w:bottom w:val="single" w:sz="2" w:space="0" w:color="000000"/>
@@ -4292,7 +4292,7 @@
         </w:tc>
         <w:tc>
           <w:tcPr>
-            <w:tcW w:w="5327" w:type="dxa"/>
+            <w:tcW w:w="5326" w:type="dxa"/>
             <w:tcBorders>
               <w:left w:val="single" w:sz="2" w:space="0" w:color="000000"/>
               <w:bottom w:val="single" w:sz="2" w:space="0" w:color="000000"/>
@@ -4320,7 +4320,7 @@
         </w:tc>
         <w:tc>
           <w:tcPr>
-            <w:tcW w:w="2735" w:type="dxa"/>
+            <w:tcW w:w="2736" w:type="dxa"/>
             <w:tcBorders>
               <w:left w:val="single" w:sz="2" w:space="0" w:color="000000"/>
               <w:bottom w:val="single" w:sz="2" w:space="0" w:color="000000"/>
@@ -4382,7 +4382,7 @@
         </w:tc>
         <w:tc>
           <w:tcPr>
-            <w:tcW w:w="5327" w:type="dxa"/>
+            <w:tcW w:w="5326" w:type="dxa"/>
             <w:tcBorders>
               <w:left w:val="single" w:sz="2" w:space="0" w:color="000000"/>
               <w:bottom w:val="single" w:sz="2" w:space="0" w:color="000000"/>
@@ -4412,7 +4412,7 @@
         </w:tc>
         <w:tc>
           <w:tcPr>
-            <w:tcW w:w="2735" w:type="dxa"/>
+            <w:tcW w:w="2736" w:type="dxa"/>
             <w:tcBorders>
               <w:left w:val="single" w:sz="2" w:space="0" w:color="000000"/>
               <w:bottom w:val="single" w:sz="2" w:space="0" w:color="000000"/>
@@ -4477,7 +4477,7 @@
         </w:tc>
         <w:tc>
           <w:tcPr>
-            <w:tcW w:w="5327" w:type="dxa"/>
+            <w:tcW w:w="5326" w:type="dxa"/>
             <w:tcBorders>
               <w:left w:val="single" w:sz="2" w:space="0" w:color="000000"/>
               <w:bottom w:val="single" w:sz="2" w:space="0" w:color="000000"/>
@@ -4507,7 +4507,7 @@
         </w:tc>
         <w:tc>
           <w:tcPr>
-            <w:tcW w:w="2735" w:type="dxa"/>
+            <w:tcW w:w="2736" w:type="dxa"/>
             <w:tcBorders>
               <w:left w:val="single" w:sz="2" w:space="0" w:color="000000"/>
               <w:bottom w:val="single" w:sz="2" w:space="0" w:color="000000"/>
@@ -4572,7 +4572,7 @@
         </w:tc>
         <w:tc>
           <w:tcPr>
-            <w:tcW w:w="5327" w:type="dxa"/>
+            <w:tcW w:w="5326" w:type="dxa"/>
             <w:tcBorders>
               <w:left w:val="single" w:sz="2" w:space="0" w:color="000000"/>
               <w:bottom w:val="single" w:sz="2" w:space="0" w:color="000000"/>
@@ -4602,7 +4602,7 @@
         </w:tc>
         <w:tc>
           <w:tcPr>
-            <w:tcW w:w="2735" w:type="dxa"/>
+            <w:tcW w:w="2736" w:type="dxa"/>
             <w:tcBorders>
               <w:left w:val="single" w:sz="2" w:space="0" w:color="000000"/>
               <w:bottom w:val="single" w:sz="2" w:space="0" w:color="000000"/>
@@ -4667,7 +4667,7 @@
         </w:tc>
         <w:tc>
           <w:tcPr>
-            <w:tcW w:w="5327" w:type="dxa"/>
+            <w:tcW w:w="5326" w:type="dxa"/>
             <w:tcBorders>
               <w:left w:val="single" w:sz="2" w:space="0" w:color="000000"/>
               <w:bottom w:val="single" w:sz="2" w:space="0" w:color="000000"/>
@@ -4697,7 +4697,7 @@
         </w:tc>
         <w:tc>
           <w:tcPr>
-            <w:tcW w:w="2735" w:type="dxa"/>
+            <w:tcW w:w="2736" w:type="dxa"/>
             <w:tcBorders>
               <w:left w:val="single" w:sz="2" w:space="0" w:color="000000"/>
               <w:bottom w:val="single" w:sz="2" w:space="0" w:color="000000"/>
@@ -4762,7 +4762,7 @@
         </w:tc>
         <w:tc>
           <w:tcPr>
-            <w:tcW w:w="5327" w:type="dxa"/>
+            <w:tcW w:w="5326" w:type="dxa"/>
             <w:tcBorders>
               <w:left w:val="single" w:sz="2" w:space="0" w:color="000000"/>
               <w:bottom w:val="single" w:sz="2" w:space="0" w:color="000000"/>
@@ -4792,7 +4792,7 @@
         </w:tc>
         <w:tc>
           <w:tcPr>
-            <w:tcW w:w="2735" w:type="dxa"/>
+            <w:tcW w:w="2736" w:type="dxa"/>
             <w:tcBorders>
               <w:left w:val="single" w:sz="2" w:space="0" w:color="000000"/>
               <w:bottom w:val="single" w:sz="2" w:space="0" w:color="000000"/>
@@ -4853,7 +4853,7 @@
         </w:tc>
         <w:tc>
           <w:tcPr>
-            <w:tcW w:w="5327" w:type="dxa"/>
+            <w:tcW w:w="5326" w:type="dxa"/>
             <w:tcBorders>
               <w:left w:val="single" w:sz="2" w:space="0" w:color="000000"/>
               <w:bottom w:val="single" w:sz="2" w:space="0" w:color="000000"/>
@@ -4891,7 +4891,7 @@
         </w:tc>
         <w:tc>
           <w:tcPr>
-            <w:tcW w:w="2735" w:type="dxa"/>
+            <w:tcW w:w="2736" w:type="dxa"/>
             <w:tcBorders>
               <w:left w:val="single" w:sz="2" w:space="0" w:color="000000"/>
               <w:bottom w:val="single" w:sz="2" w:space="0" w:color="000000"/>
@@ -4950,7 +4950,7 @@
         </w:tc>
         <w:tc>
           <w:tcPr>
-            <w:tcW w:w="5327" w:type="dxa"/>
+            <w:tcW w:w="5326" w:type="dxa"/>
             <w:tcBorders>
               <w:left w:val="single" w:sz="2" w:space="0" w:color="000000"/>
               <w:bottom w:val="single" w:sz="2" w:space="0" w:color="000000"/>
@@ -4988,7 +4988,7 @@
         </w:tc>
         <w:tc>
           <w:tcPr>
-            <w:tcW w:w="2735" w:type="dxa"/>
+            <w:tcW w:w="2736" w:type="dxa"/>
             <w:tcBorders>
               <w:left w:val="single" w:sz="2" w:space="0" w:color="000000"/>
               <w:bottom w:val="single" w:sz="2" w:space="0" w:color="000000"/>
@@ -5047,7 +5047,7 @@
         </w:tc>
         <w:tc>
           <w:tcPr>
-            <w:tcW w:w="5327" w:type="dxa"/>
+            <w:tcW w:w="5326" w:type="dxa"/>
             <w:tcBorders>
               <w:left w:val="single" w:sz="2" w:space="0" w:color="000000"/>
               <w:bottom w:val="single" w:sz="2" w:space="0" w:color="000000"/>
@@ -5090,7 +5090,7 @@
         </w:tc>
         <w:tc>
           <w:tcPr>
-            <w:tcW w:w="2735" w:type="dxa"/>
+            <w:tcW w:w="2736" w:type="dxa"/>
             <w:tcBorders>
               <w:left w:val="single" w:sz="2" w:space="0" w:color="000000"/>
               <w:bottom w:val="single" w:sz="2" w:space="0" w:color="000000"/>
@@ -5149,7 +5149,7 @@
         </w:tc>
         <w:tc>
           <w:tcPr>
-            <w:tcW w:w="5327" w:type="dxa"/>
+            <w:tcW w:w="5326" w:type="dxa"/>
             <w:tcBorders>
               <w:left w:val="single" w:sz="2" w:space="0" w:color="000000"/>
               <w:bottom w:val="single" w:sz="2" w:space="0" w:color="000000"/>
@@ -5192,7 +5192,7 @@
         </w:tc>
         <w:tc>
           <w:tcPr>
-            <w:tcW w:w="2735" w:type="dxa"/>
+            <w:tcW w:w="2736" w:type="dxa"/>
             <w:tcBorders>
               <w:left w:val="single" w:sz="2" w:space="0" w:color="000000"/>
               <w:bottom w:val="single" w:sz="2" w:space="0" w:color="000000"/>
@@ -5251,7 +5251,7 @@
         </w:tc>
         <w:tc>
           <w:tcPr>
-            <w:tcW w:w="5327" w:type="dxa"/>
+            <w:tcW w:w="5326" w:type="dxa"/>
             <w:tcBorders>
               <w:left w:val="single" w:sz="2" w:space="0" w:color="000000"/>
               <w:bottom w:val="single" w:sz="2" w:space="0" w:color="000000"/>
@@ -5277,7 +5277,7 @@
         </w:tc>
         <w:tc>
           <w:tcPr>
-            <w:tcW w:w="2735" w:type="dxa"/>
+            <w:tcW w:w="2736" w:type="dxa"/>
             <w:tcBorders>
               <w:left w:val="single" w:sz="2" w:space="0" w:color="000000"/>
               <w:bottom w:val="single" w:sz="2" w:space="0" w:color="000000"/>
@@ -5333,7 +5333,7 @@
         </w:tc>
         <w:tc>
           <w:tcPr>
-            <w:tcW w:w="5327" w:type="dxa"/>
+            <w:tcW w:w="5326" w:type="dxa"/>
             <w:tcBorders>
               <w:left w:val="single" w:sz="2" w:space="0" w:color="000000"/>
               <w:bottom w:val="single" w:sz="2" w:space="0" w:color="000000"/>
@@ -5359,7 +5359,7 @@
         </w:tc>
         <w:tc>
           <w:tcPr>
-            <w:tcW w:w="2735" w:type="dxa"/>
+            <w:tcW w:w="2736" w:type="dxa"/>
             <w:tcBorders>
               <w:left w:val="single" w:sz="2" w:space="0" w:color="000000"/>
               <w:bottom w:val="single" w:sz="2" w:space="0" w:color="000000"/>
@@ -5415,7 +5415,7 @@
         </w:tc>
         <w:tc>
           <w:tcPr>
-            <w:tcW w:w="5327" w:type="dxa"/>
+            <w:tcW w:w="5326" w:type="dxa"/>
             <w:tcBorders>
               <w:left w:val="single" w:sz="2" w:space="0" w:color="000000"/>
               <w:bottom w:val="single" w:sz="2" w:space="0" w:color="000000"/>
@@ -5453,7 +5453,7 @@
         </w:tc>
         <w:tc>
           <w:tcPr>
-            <w:tcW w:w="2735" w:type="dxa"/>
+            <w:tcW w:w="2736" w:type="dxa"/>
             <w:tcBorders>
               <w:left w:val="single" w:sz="2" w:space="0" w:color="000000"/>
               <w:bottom w:val="single" w:sz="2" w:space="0" w:color="000000"/>
@@ -5513,7 +5513,7 @@
         </w:tc>
         <w:tc>
           <w:tcPr>
-            <w:tcW w:w="5327" w:type="dxa"/>
+            <w:tcW w:w="5326" w:type="dxa"/>
             <w:tcBorders>
               <w:left w:val="single" w:sz="2" w:space="0" w:color="000000"/>
               <w:bottom w:val="single" w:sz="2" w:space="0" w:color="000000"/>
@@ -5562,7 +5562,7 @@
         </w:tc>
         <w:tc>
           <w:tcPr>
-            <w:tcW w:w="2735" w:type="dxa"/>
+            <w:tcW w:w="2736" w:type="dxa"/>
             <w:tcBorders>
               <w:left w:val="single" w:sz="2" w:space="0" w:color="000000"/>
               <w:bottom w:val="single" w:sz="2" w:space="0" w:color="000000"/>
@@ -5622,7 +5622,7 @@
         </w:tc>
         <w:tc>
           <w:tcPr>
-            <w:tcW w:w="5327" w:type="dxa"/>
+            <w:tcW w:w="5326" w:type="dxa"/>
             <w:tcBorders>
               <w:left w:val="single" w:sz="2" w:space="0" w:color="000000"/>
               <w:bottom w:val="single" w:sz="2" w:space="0" w:color="000000"/>
@@ -5645,7 +5645,7 @@
         </w:tc>
         <w:tc>
           <w:tcPr>
-            <w:tcW w:w="2735" w:type="dxa"/>
+            <w:tcW w:w="2736" w:type="dxa"/>
             <w:tcBorders>
               <w:left w:val="single" w:sz="2" w:space="0" w:color="000000"/>
               <w:bottom w:val="single" w:sz="2" w:space="0" w:color="000000"/>
@@ -5701,7 +5701,7 @@
         </w:tc>
         <w:tc>
           <w:tcPr>
-            <w:tcW w:w="5327" w:type="dxa"/>
+            <w:tcW w:w="5326" w:type="dxa"/>
             <w:tcBorders>
               <w:left w:val="single" w:sz="2" w:space="0" w:color="000000"/>
               <w:bottom w:val="single" w:sz="2" w:space="0" w:color="000000"/>
@@ -5727,7 +5727,7 @@
         </w:tc>
         <w:tc>
           <w:tcPr>
-            <w:tcW w:w="2735" w:type="dxa"/>
+            <w:tcW w:w="2736" w:type="dxa"/>
             <w:tcBorders>
               <w:left w:val="single" w:sz="2" w:space="0" w:color="000000"/>
               <w:bottom w:val="single" w:sz="2" w:space="0" w:color="000000"/>
@@ -5783,7 +5783,7 @@
         </w:tc>
         <w:tc>
           <w:tcPr>
-            <w:tcW w:w="5327" w:type="dxa"/>
+            <w:tcW w:w="5326" w:type="dxa"/>
             <w:tcBorders>
               <w:left w:val="single" w:sz="2" w:space="0" w:color="000000"/>
               <w:bottom w:val="single" w:sz="2" w:space="0" w:color="000000"/>
@@ -5861,7 +5861,7 @@
         </w:tc>
         <w:tc>
           <w:tcPr>
-            <w:tcW w:w="2735" w:type="dxa"/>
+            <w:tcW w:w="2736" w:type="dxa"/>
             <w:tcBorders>
               <w:left w:val="single" w:sz="2" w:space="0" w:color="000000"/>
               <w:bottom w:val="single" w:sz="2" w:space="0" w:color="000000"/>
@@ -5917,7 +5917,7 @@
         </w:tc>
         <w:tc>
           <w:tcPr>
-            <w:tcW w:w="5327" w:type="dxa"/>
+            <w:tcW w:w="5326" w:type="dxa"/>
             <w:tcBorders>
               <w:left w:val="single" w:sz="2" w:space="0" w:color="000000"/>
               <w:bottom w:val="single" w:sz="2" w:space="0" w:color="000000"/>
@@ -5992,7 +5992,7 @@
         </w:tc>
         <w:tc>
           <w:tcPr>
-            <w:tcW w:w="2735" w:type="dxa"/>
+            <w:tcW w:w="2736" w:type="dxa"/>
             <w:tcBorders>
               <w:left w:val="single" w:sz="2" w:space="0" w:color="000000"/>
               <w:bottom w:val="single" w:sz="2" w:space="0" w:color="000000"/>
@@ -7464,15 +7464,15 @@
         </w:tblCellMar>
       </w:tblPr>
       <w:tblGrid>
-        <w:gridCol w:w="3235"/>
+        <w:gridCol w:w="3234"/>
         <w:gridCol w:w="2309"/>
-        <w:gridCol w:w="4103"/>
+        <w:gridCol w:w="4104"/>
       </w:tblGrid>
       <w:tr>
         <w:trPr/>
         <w:tc>
           <w:tcPr>
-            <w:tcW w:w="3235" w:type="dxa"/>
+            <w:tcW w:w="3234" w:type="dxa"/>
             <w:tcBorders>
               <w:top w:val="single" w:sz="2" w:space="0" w:color="000000"/>
               <w:left w:val="single" w:sz="2" w:space="0" w:color="000000"/>
@@ -7522,7 +7522,7 @@
         </w:tc>
         <w:tc>
           <w:tcPr>
-            <w:tcW w:w="4103" w:type="dxa"/>
+            <w:tcW w:w="4104" w:type="dxa"/>
             <w:tcBorders>
               <w:top w:val="single" w:sz="2" w:space="0" w:color="000000"/>
               <w:left w:val="single" w:sz="2" w:space="0" w:color="000000"/>
@@ -7551,7 +7551,7 @@
         <w:trPr/>
         <w:tc>
           <w:tcPr>
-            <w:tcW w:w="3235" w:type="dxa"/>
+            <w:tcW w:w="3234" w:type="dxa"/>
             <w:tcBorders>
               <w:left w:val="single" w:sz="2" w:space="0" w:color="000000"/>
               <w:bottom w:val="single" w:sz="2" w:space="0" w:color="000000"/>
@@ -7613,7 +7613,7 @@
         </w:tc>
         <w:tc>
           <w:tcPr>
-            <w:tcW w:w="4103" w:type="dxa"/>
+            <w:tcW w:w="4104" w:type="dxa"/>
             <w:tcBorders>
               <w:left w:val="single" w:sz="2" w:space="0" w:color="000000"/>
               <w:bottom w:val="single" w:sz="2" w:space="0" w:color="000000"/>
@@ -7661,7 +7661,7 @@
         <w:trPr/>
         <w:tc>
           <w:tcPr>
-            <w:tcW w:w="3235" w:type="dxa"/>
+            <w:tcW w:w="3234" w:type="dxa"/>
             <w:tcBorders>
               <w:left w:val="single" w:sz="2" w:space="0" w:color="000000"/>
               <w:bottom w:val="single" w:sz="2" w:space="0" w:color="000000"/>
@@ -7734,7 +7734,7 @@
         </w:tc>
         <w:tc>
           <w:tcPr>
-            <w:tcW w:w="4103" w:type="dxa"/>
+            <w:tcW w:w="4104" w:type="dxa"/>
             <w:tcBorders>
               <w:left w:val="single" w:sz="2" w:space="0" w:color="000000"/>
               <w:bottom w:val="single" w:sz="2" w:space="0" w:color="000000"/>
@@ -7773,7 +7773,7 @@
         <w:trPr/>
         <w:tc>
           <w:tcPr>
-            <w:tcW w:w="3235" w:type="dxa"/>
+            <w:tcW w:w="3234" w:type="dxa"/>
             <w:tcBorders>
               <w:left w:val="single" w:sz="2" w:space="0" w:color="000000"/>
               <w:bottom w:val="single" w:sz="2" w:space="0" w:color="000000"/>
@@ -7823,7 +7823,7 @@
         </w:tc>
         <w:tc>
           <w:tcPr>
-            <w:tcW w:w="4103" w:type="dxa"/>
+            <w:tcW w:w="4104" w:type="dxa"/>
             <w:tcBorders>
               <w:left w:val="single" w:sz="2" w:space="0" w:color="000000"/>
               <w:bottom w:val="single" w:sz="2" w:space="0" w:color="000000"/>
@@ -7851,7 +7851,7 @@
         <w:trPr/>
         <w:tc>
           <w:tcPr>
-            <w:tcW w:w="3235" w:type="dxa"/>
+            <w:tcW w:w="3234" w:type="dxa"/>
             <w:tcBorders>
               <w:left w:val="single" w:sz="2" w:space="0" w:color="000000"/>
               <w:bottom w:val="single" w:sz="2" w:space="0" w:color="000000"/>
@@ -7901,7 +7901,7 @@
         </w:tc>
         <w:tc>
           <w:tcPr>
-            <w:tcW w:w="4103" w:type="dxa"/>
+            <w:tcW w:w="4104" w:type="dxa"/>
             <w:tcBorders>
               <w:left w:val="single" w:sz="2" w:space="0" w:color="000000"/>
               <w:bottom w:val="single" w:sz="2" w:space="0" w:color="000000"/>
@@ -7929,7 +7929,7 @@
         <w:trPr/>
         <w:tc>
           <w:tcPr>
-            <w:tcW w:w="3235" w:type="dxa"/>
+            <w:tcW w:w="3234" w:type="dxa"/>
             <w:tcBorders>
               <w:left w:val="single" w:sz="2" w:space="0" w:color="000000"/>
               <w:bottom w:val="single" w:sz="2" w:space="0" w:color="000000"/>
@@ -7977,7 +7977,7 @@
         </w:tc>
         <w:tc>
           <w:tcPr>
-            <w:tcW w:w="4103" w:type="dxa"/>
+            <w:tcW w:w="4104" w:type="dxa"/>
             <w:tcBorders>
               <w:left w:val="single" w:sz="2" w:space="0" w:color="000000"/>
               <w:bottom w:val="single" w:sz="2" w:space="0" w:color="000000"/>
@@ -8038,15 +8038,15 @@
         </w:tblCellMar>
       </w:tblPr>
       <w:tblGrid>
-        <w:gridCol w:w="3235"/>
+        <w:gridCol w:w="3234"/>
         <w:gridCol w:w="2338"/>
-        <w:gridCol w:w="4074"/>
+        <w:gridCol w:w="4075"/>
       </w:tblGrid>
       <w:tr>
         <w:trPr/>
         <w:tc>
           <w:tcPr>
-            <w:tcW w:w="3235" w:type="dxa"/>
+            <w:tcW w:w="3234" w:type="dxa"/>
             <w:tcBorders>
               <w:top w:val="single" w:sz="2" w:space="0" w:color="000000"/>
               <w:left w:val="single" w:sz="2" w:space="0" w:color="000000"/>
@@ -8096,7 +8096,7 @@
         </w:tc>
         <w:tc>
           <w:tcPr>
-            <w:tcW w:w="4074" w:type="dxa"/>
+            <w:tcW w:w="4075" w:type="dxa"/>
             <w:tcBorders>
               <w:top w:val="single" w:sz="2" w:space="0" w:color="000000"/>
               <w:left w:val="single" w:sz="2" w:space="0" w:color="000000"/>
@@ -8125,7 +8125,7 @@
         <w:trPr/>
         <w:tc>
           <w:tcPr>
-            <w:tcW w:w="3235" w:type="dxa"/>
+            <w:tcW w:w="3234" w:type="dxa"/>
             <w:tcBorders>
               <w:left w:val="single" w:sz="2" w:space="0" w:color="000000"/>
               <w:bottom w:val="single" w:sz="2" w:space="0" w:color="000000"/>
@@ -8171,7 +8171,7 @@
         </w:tc>
         <w:tc>
           <w:tcPr>
-            <w:tcW w:w="4074" w:type="dxa"/>
+            <w:tcW w:w="4075" w:type="dxa"/>
             <w:tcBorders>
               <w:left w:val="single" w:sz="2" w:space="0" w:color="000000"/>
               <w:bottom w:val="single" w:sz="2" w:space="0" w:color="000000"/>
@@ -9849,8 +9849,8 @@
         </w:tblCellMar>
       </w:tblPr>
       <w:tblGrid>
-        <w:gridCol w:w="1975"/>
-        <w:gridCol w:w="7671"/>
+        <w:gridCol w:w="1974"/>
+        <w:gridCol w:w="7672"/>
       </w:tblGrid>
       <w:tr>
         <w:trPr>
@@ -9858,7 +9858,7 @@
         </w:trPr>
         <w:tc>
           <w:tcPr>
-            <w:tcW w:w="1975" w:type="dxa"/>
+            <w:tcW w:w="1974" w:type="dxa"/>
             <w:tcBorders>
               <w:top w:val="single" w:sz="2" w:space="0" w:color="000000"/>
               <w:left w:val="single" w:sz="2" w:space="0" w:color="000000"/>
@@ -9885,7 +9885,7 @@
         </w:tc>
         <w:tc>
           <w:tcPr>
-            <w:tcW w:w="7671" w:type="dxa"/>
+            <w:tcW w:w="7672" w:type="dxa"/>
             <w:tcBorders>
               <w:top w:val="single" w:sz="2" w:space="0" w:color="000000"/>
               <w:left w:val="single" w:sz="2" w:space="0" w:color="000000"/>
@@ -9913,7 +9913,7 @@
         <w:trPr/>
         <w:tc>
           <w:tcPr>
-            <w:tcW w:w="1975" w:type="dxa"/>
+            <w:tcW w:w="1974" w:type="dxa"/>
             <w:tcBorders>
               <w:left w:val="single" w:sz="2" w:space="0" w:color="000000"/>
               <w:bottom w:val="single" w:sz="2" w:space="0" w:color="000000"/>
@@ -9938,7 +9938,7 @@
         </w:tc>
         <w:tc>
           <w:tcPr>
-            <w:tcW w:w="7671" w:type="dxa"/>
+            <w:tcW w:w="7672" w:type="dxa"/>
             <w:tcBorders>
               <w:left w:val="single" w:sz="2" w:space="0" w:color="000000"/>
               <w:bottom w:val="single" w:sz="2" w:space="0" w:color="000000"/>
@@ -9966,7 +9966,7 @@
         <w:trPr/>
         <w:tc>
           <w:tcPr>
-            <w:tcW w:w="1975" w:type="dxa"/>
+            <w:tcW w:w="1974" w:type="dxa"/>
             <w:tcBorders>
               <w:left w:val="single" w:sz="2" w:space="0" w:color="000000"/>
               <w:bottom w:val="single" w:sz="2" w:space="0" w:color="000000"/>
@@ -9991,7 +9991,7 @@
         </w:tc>
         <w:tc>
           <w:tcPr>
-            <w:tcW w:w="7671" w:type="dxa"/>
+            <w:tcW w:w="7672" w:type="dxa"/>
             <w:tcBorders>
               <w:left w:val="single" w:sz="2" w:space="0" w:color="000000"/>
               <w:bottom w:val="single" w:sz="2" w:space="0" w:color="000000"/>
@@ -10017,7 +10017,7 @@
         <w:trPr/>
         <w:tc>
           <w:tcPr>
-            <w:tcW w:w="1975" w:type="dxa"/>
+            <w:tcW w:w="1974" w:type="dxa"/>
             <w:tcBorders>
               <w:left w:val="single" w:sz="2" w:space="0" w:color="000000"/>
               <w:bottom w:val="single" w:sz="2" w:space="0" w:color="000000"/>
@@ -10042,7 +10042,7 @@
         </w:tc>
         <w:tc>
           <w:tcPr>
-            <w:tcW w:w="7671" w:type="dxa"/>
+            <w:tcW w:w="7672" w:type="dxa"/>
             <w:tcBorders>
               <w:left w:val="single" w:sz="2" w:space="0" w:color="000000"/>
               <w:bottom w:val="single" w:sz="2" w:space="0" w:color="000000"/>
@@ -10081,7 +10081,7 @@
         <w:trPr/>
         <w:tc>
           <w:tcPr>
-            <w:tcW w:w="1975" w:type="dxa"/>
+            <w:tcW w:w="1974" w:type="dxa"/>
             <w:tcBorders>
               <w:left w:val="single" w:sz="2" w:space="0" w:color="000000"/>
               <w:bottom w:val="single" w:sz="2" w:space="0" w:color="000000"/>
@@ -10106,7 +10106,7 @@
         </w:tc>
         <w:tc>
           <w:tcPr>
-            <w:tcW w:w="7671" w:type="dxa"/>
+            <w:tcW w:w="7672" w:type="dxa"/>
             <w:tcBorders>
               <w:left w:val="single" w:sz="2" w:space="0" w:color="000000"/>
               <w:bottom w:val="single" w:sz="2" w:space="0" w:color="000000"/>
@@ -10132,7 +10132,7 @@
         <w:trPr/>
         <w:tc>
           <w:tcPr>
-            <w:tcW w:w="1975" w:type="dxa"/>
+            <w:tcW w:w="1974" w:type="dxa"/>
             <w:tcBorders>
               <w:left w:val="single" w:sz="2" w:space="0" w:color="000000"/>
               <w:bottom w:val="single" w:sz="2" w:space="0" w:color="000000"/>
@@ -10157,7 +10157,7 @@
         </w:tc>
         <w:tc>
           <w:tcPr>
-            <w:tcW w:w="7671" w:type="dxa"/>
+            <w:tcW w:w="7672" w:type="dxa"/>
             <w:tcBorders>
               <w:left w:val="single" w:sz="2" w:space="0" w:color="000000"/>
               <w:bottom w:val="single" w:sz="2" w:space="0" w:color="000000"/>
@@ -10183,7 +10183,7 @@
         <w:trPr/>
         <w:tc>
           <w:tcPr>
-            <w:tcW w:w="1975" w:type="dxa"/>
+            <w:tcW w:w="1974" w:type="dxa"/>
             <w:tcBorders>
               <w:left w:val="single" w:sz="2" w:space="0" w:color="000000"/>
               <w:bottom w:val="single" w:sz="2" w:space="0" w:color="000000"/>
@@ -10208,7 +10208,7 @@
         </w:tc>
         <w:tc>
           <w:tcPr>
-            <w:tcW w:w="7671" w:type="dxa"/>
+            <w:tcW w:w="7672" w:type="dxa"/>
             <w:tcBorders>
               <w:left w:val="single" w:sz="2" w:space="0" w:color="000000"/>
               <w:bottom w:val="single" w:sz="2" w:space="0" w:color="000000"/>
@@ -10236,7 +10236,7 @@
         <w:trPr/>
         <w:tc>
           <w:tcPr>
-            <w:tcW w:w="1975" w:type="dxa"/>
+            <w:tcW w:w="1974" w:type="dxa"/>
             <w:tcBorders>
               <w:left w:val="single" w:sz="2" w:space="0" w:color="000000"/>
               <w:bottom w:val="single" w:sz="2" w:space="0" w:color="000000"/>
@@ -10261,7 +10261,7 @@
         </w:tc>
         <w:tc>
           <w:tcPr>
-            <w:tcW w:w="7671" w:type="dxa"/>
+            <w:tcW w:w="7672" w:type="dxa"/>
             <w:tcBorders>
               <w:left w:val="single" w:sz="2" w:space="0" w:color="000000"/>
               <w:bottom w:val="single" w:sz="2" w:space="0" w:color="000000"/>
@@ -10287,7 +10287,7 @@
         <w:trPr/>
         <w:tc>
           <w:tcPr>
-            <w:tcW w:w="1975" w:type="dxa"/>
+            <w:tcW w:w="1974" w:type="dxa"/>
             <w:tcBorders>
               <w:left w:val="single" w:sz="2" w:space="0" w:color="000000"/>
               <w:bottom w:val="single" w:sz="2" w:space="0" w:color="000000"/>
@@ -10311,7 +10311,7 @@
         </w:tc>
         <w:tc>
           <w:tcPr>
-            <w:tcW w:w="7671" w:type="dxa"/>
+            <w:tcW w:w="7672" w:type="dxa"/>
             <w:tcBorders>
               <w:left w:val="single" w:sz="2" w:space="0" w:color="000000"/>
               <w:bottom w:val="single" w:sz="2" w:space="0" w:color="000000"/>
@@ -11941,14 +11941,14 @@
         </w:tblCellMar>
       </w:tblPr>
       <w:tblGrid>
-        <w:gridCol w:w="2381"/>
-        <w:gridCol w:w="7269"/>
+        <w:gridCol w:w="2380"/>
+        <w:gridCol w:w="7270"/>
       </w:tblGrid>
       <w:tr>
         <w:trPr/>
         <w:tc>
           <w:tcPr>
-            <w:tcW w:w="2381" w:type="dxa"/>
+            <w:tcW w:w="2380" w:type="dxa"/>
             <w:tcBorders>
               <w:top w:val="single" w:sz="2" w:space="0" w:color="000000"/>
               <w:left w:val="single" w:sz="2" w:space="0" w:color="000000"/>
@@ -11984,7 +11984,7 @@
         </w:tc>
         <w:tc>
           <w:tcPr>
-            <w:tcW w:w="7269" w:type="dxa"/>
+            <w:tcW w:w="7270" w:type="dxa"/>
             <w:tcBorders>
               <w:top w:val="single" w:sz="2" w:space="0" w:color="000000"/>
               <w:left w:val="single" w:sz="2" w:space="0" w:color="000000"/>
@@ -12014,7 +12014,7 @@
         <w:trPr/>
         <w:tc>
           <w:tcPr>
-            <w:tcW w:w="2381" w:type="dxa"/>
+            <w:tcW w:w="2380" w:type="dxa"/>
             <w:tcBorders>
               <w:left w:val="single" w:sz="2" w:space="0" w:color="000000"/>
               <w:bottom w:val="single" w:sz="2" w:space="0" w:color="000000"/>
@@ -12049,7 +12049,7 @@
         </w:tc>
         <w:tc>
           <w:tcPr>
-            <w:tcW w:w="7269" w:type="dxa"/>
+            <w:tcW w:w="7270" w:type="dxa"/>
             <w:tcBorders>
               <w:left w:val="single" w:sz="2" w:space="0" w:color="000000"/>
               <w:bottom w:val="single" w:sz="2" w:space="0" w:color="000000"/>
@@ -13073,14 +13073,14 @@
         </w:tblCellMar>
       </w:tblPr>
       <w:tblGrid>
-        <w:gridCol w:w="1646"/>
-        <w:gridCol w:w="8004"/>
+        <w:gridCol w:w="1645"/>
+        <w:gridCol w:w="8005"/>
       </w:tblGrid>
       <w:tr>
         <w:trPr/>
         <w:tc>
           <w:tcPr>
-            <w:tcW w:w="1646" w:type="dxa"/>
+            <w:tcW w:w="1645" w:type="dxa"/>
             <w:tcBorders>
               <w:top w:val="single" w:sz="2" w:space="0" w:color="000000"/>
               <w:left w:val="single" w:sz="2" w:space="0" w:color="000000"/>
@@ -13128,7 +13128,7 @@
         </w:tc>
         <w:tc>
           <w:tcPr>
-            <w:tcW w:w="8004" w:type="dxa"/>
+            <w:tcW w:w="8005" w:type="dxa"/>
             <w:tcBorders>
               <w:top w:val="single" w:sz="2" w:space="0" w:color="000000"/>
               <w:left w:val="single" w:sz="2" w:space="0" w:color="000000"/>
@@ -13188,7 +13188,7 @@
         <w:trPr/>
         <w:tc>
           <w:tcPr>
-            <w:tcW w:w="1646" w:type="dxa"/>
+            <w:tcW w:w="1645" w:type="dxa"/>
             <w:tcBorders>
               <w:left w:val="single" w:sz="2" w:space="0" w:color="000000"/>
               <w:bottom w:val="single" w:sz="2" w:space="0" w:color="000000"/>
@@ -13228,7 +13228,7 @@
         </w:tc>
         <w:tc>
           <w:tcPr>
-            <w:tcW w:w="8004" w:type="dxa"/>
+            <w:tcW w:w="8005" w:type="dxa"/>
             <w:tcBorders>
               <w:left w:val="single" w:sz="2" w:space="0" w:color="000000"/>
               <w:bottom w:val="single" w:sz="2" w:space="0" w:color="000000"/>
@@ -13374,53 +13374,21 @@
           <w:color w:val="C9211E"/>
           <w:lang w:val="da-DK"/>
         </w:rPr>
-        <w:t>Filer” → ”Kopi</w:t>
-      </w:r>
+        <w:t>Filer” → ”Kopié punktnodefil til Braille apparat ved hjælp af Stifinder”</w:t>
+      </w:r>
+    </w:p>
+    <w:p>
+      <w:pPr>
+        <w:pStyle w:val="Brdtekst"/>
+        <w:rPr/>
+      </w:pPr>
       <w:r>
         <w:rPr>
           <w:rFonts w:cs="Verdana" w:ascii="Verdana" w:hAnsi="Verdana"/>
           <w:color w:val="C9211E"/>
           <w:lang w:val="da-DK"/>
         </w:rPr>
-        <w:t>é</w:t>
-      </w:r>
-      <w:r>
-        <w:rPr>
-          <w:rFonts w:cs="Verdana" w:ascii="Verdana" w:hAnsi="Verdana"/>
-          <w:color w:val="C9211E"/>
-          <w:lang w:val="da-DK"/>
-        </w:rPr>
-        <w:t xml:space="preserve"> punktnodefil til Braille apparat ved hjælp af Stifinder”</w:t>
-      </w:r>
-    </w:p>
-    <w:p>
-      <w:pPr>
-        <w:pStyle w:val="Brdtekst"/>
-        <w:rPr/>
-      </w:pPr>
-      <w:r>
-        <w:rPr>
-          <w:rFonts w:cs="Verdana" w:ascii="Verdana" w:hAnsi="Verdana"/>
-          <w:color w:val="C9211E"/>
-          <w:lang w:val="da-DK"/>
-        </w:rPr>
-        <w:t xml:space="preserve">Her åbnes Windows Stifinder i dén mappe, hvor de senest genererede punktnodefiler ligger. </w:t>
-      </w:r>
-      <w:r>
-        <w:rPr>
-          <w:rFonts w:cs="Verdana" w:ascii="Verdana" w:hAnsi="Verdana"/>
-          <w:color w:val="C9211E"/>
-          <w:lang w:val="da-DK"/>
-        </w:rPr>
-        <w:t>B</w:t>
-      </w:r>
-      <w:r>
-        <w:rPr>
-          <w:rFonts w:cs="Verdana" w:ascii="Verdana" w:hAnsi="Verdana"/>
-          <w:color w:val="C9211E"/>
-          <w:lang w:val="da-DK"/>
-        </w:rPr>
-        <w:t>rugeren kan derefter selv foretage den videre behandling.</w:t>
+        <w:t>Her åbnes Windows Stifinder i dén mappe, hvor de senest genererede punktnodefiler ligger. Brugeren kan derefter selv foretage den videre behandling.</w:t>
       </w:r>
     </w:p>
     <w:p>
@@ -13600,14 +13568,14 @@
         </w:tblCellMar>
       </w:tblPr>
       <w:tblGrid>
-        <w:gridCol w:w="3280"/>
-        <w:gridCol w:w="6366"/>
+        <w:gridCol w:w="3279"/>
+        <w:gridCol w:w="6367"/>
       </w:tblGrid>
       <w:tr>
         <w:trPr/>
         <w:tc>
           <w:tcPr>
-            <w:tcW w:w="3280" w:type="dxa"/>
+            <w:tcW w:w="3279" w:type="dxa"/>
             <w:tcBorders>
               <w:top w:val="single" w:sz="2" w:space="0" w:color="000000"/>
               <w:left w:val="single" w:sz="2" w:space="0" w:color="000000"/>
@@ -13634,7 +13602,7 @@
         </w:tc>
         <w:tc>
           <w:tcPr>
-            <w:tcW w:w="6366" w:type="dxa"/>
+            <w:tcW w:w="6367" w:type="dxa"/>
             <w:tcBorders>
               <w:top w:val="single" w:sz="2" w:space="0" w:color="000000"/>
               <w:left w:val="single" w:sz="2" w:space="0" w:color="000000"/>
@@ -13665,7 +13633,7 @@
         <w:trPr/>
         <w:tc>
           <w:tcPr>
-            <w:tcW w:w="3280" w:type="dxa"/>
+            <w:tcW w:w="3279" w:type="dxa"/>
             <w:tcBorders>
               <w:left w:val="single" w:sz="2" w:space="0" w:color="000000"/>
               <w:bottom w:val="single" w:sz="2" w:space="0" w:color="000000"/>
@@ -13700,7 +13668,7 @@
         </w:tc>
         <w:tc>
           <w:tcPr>
-            <w:tcW w:w="6366" w:type="dxa"/>
+            <w:tcW w:w="6367" w:type="dxa"/>
             <w:tcBorders>
               <w:left w:val="single" w:sz="2" w:space="0" w:color="000000"/>
               <w:bottom w:val="single" w:sz="2" w:space="0" w:color="000000"/>
@@ -13728,7 +13696,7 @@
         <w:trPr/>
         <w:tc>
           <w:tcPr>
-            <w:tcW w:w="3280" w:type="dxa"/>
+            <w:tcW w:w="3279" w:type="dxa"/>
             <w:tcBorders>
               <w:left w:val="single" w:sz="2" w:space="0" w:color="000000"/>
               <w:bottom w:val="single" w:sz="2" w:space="0" w:color="000000"/>
@@ -13758,7 +13726,7 @@
         </w:tc>
         <w:tc>
           <w:tcPr>
-            <w:tcW w:w="6366" w:type="dxa"/>
+            <w:tcW w:w="6367" w:type="dxa"/>
             <w:tcBorders>
               <w:left w:val="single" w:sz="2" w:space="0" w:color="000000"/>
               <w:bottom w:val="single" w:sz="2" w:space="0" w:color="000000"/>
@@ -13792,7 +13760,7 @@
         <w:trPr/>
         <w:tc>
           <w:tcPr>
-            <w:tcW w:w="3280" w:type="dxa"/>
+            <w:tcW w:w="3279" w:type="dxa"/>
             <w:tcBorders>
               <w:left w:val="single" w:sz="2" w:space="0" w:color="000000"/>
               <w:bottom w:val="single" w:sz="2" w:space="0" w:color="000000"/>
@@ -13816,7 +13784,7 @@
         </w:tc>
         <w:tc>
           <w:tcPr>
-            <w:tcW w:w="6366" w:type="dxa"/>
+            <w:tcW w:w="6367" w:type="dxa"/>
             <w:tcBorders>
               <w:left w:val="single" w:sz="2" w:space="0" w:color="000000"/>
               <w:bottom w:val="single" w:sz="2" w:space="0" w:color="000000"/>
@@ -13844,7 +13812,7 @@
         <w:trPr/>
         <w:tc>
           <w:tcPr>
-            <w:tcW w:w="3280" w:type="dxa"/>
+            <w:tcW w:w="3279" w:type="dxa"/>
             <w:tcBorders>
               <w:left w:val="single" w:sz="2" w:space="0" w:color="000000"/>
               <w:bottom w:val="single" w:sz="2" w:space="0" w:color="000000"/>
@@ -13868,7 +13836,7 @@
         </w:tc>
         <w:tc>
           <w:tcPr>
-            <w:tcW w:w="6366" w:type="dxa"/>
+            <w:tcW w:w="6367" w:type="dxa"/>
             <w:tcBorders>
               <w:left w:val="single" w:sz="2" w:space="0" w:color="000000"/>
               <w:bottom w:val="single" w:sz="2" w:space="0" w:color="000000"/>
@@ -13896,7 +13864,7 @@
         <w:trPr/>
         <w:tc>
           <w:tcPr>
-            <w:tcW w:w="3280" w:type="dxa"/>
+            <w:tcW w:w="3279" w:type="dxa"/>
             <w:tcBorders>
               <w:left w:val="single" w:sz="2" w:space="0" w:color="000000"/>
               <w:bottom w:val="single" w:sz="2" w:space="0" w:color="000000"/>
@@ -13920,7 +13888,7 @@
         </w:tc>
         <w:tc>
           <w:tcPr>
-            <w:tcW w:w="6366" w:type="dxa"/>
+            <w:tcW w:w="6367" w:type="dxa"/>
             <w:tcBorders>
               <w:left w:val="single" w:sz="2" w:space="0" w:color="000000"/>
               <w:bottom w:val="single" w:sz="2" w:space="0" w:color="000000"/>
@@ -13948,7 +13916,7 @@
         <w:trPr/>
         <w:tc>
           <w:tcPr>
-            <w:tcW w:w="3280" w:type="dxa"/>
+            <w:tcW w:w="3279" w:type="dxa"/>
             <w:tcBorders>
               <w:left w:val="single" w:sz="2" w:space="0" w:color="000000"/>
               <w:bottom w:val="single" w:sz="2" w:space="0" w:color="000000"/>
@@ -13973,7 +13941,7 @@
         </w:tc>
         <w:tc>
           <w:tcPr>
-            <w:tcW w:w="6366" w:type="dxa"/>
+            <w:tcW w:w="6367" w:type="dxa"/>
             <w:tcBorders>
               <w:left w:val="single" w:sz="2" w:space="0" w:color="000000"/>
               <w:bottom w:val="single" w:sz="2" w:space="0" w:color="000000"/>
@@ -14001,7 +13969,7 @@
         <w:trPr/>
         <w:tc>
           <w:tcPr>
-            <w:tcW w:w="3280" w:type="dxa"/>
+            <w:tcW w:w="3279" w:type="dxa"/>
             <w:tcBorders>
               <w:left w:val="single" w:sz="2" w:space="0" w:color="000000"/>
               <w:bottom w:val="single" w:sz="2" w:space="0" w:color="000000"/>
@@ -14030,7 +13998,7 @@
         </w:tc>
         <w:tc>
           <w:tcPr>
-            <w:tcW w:w="6366" w:type="dxa"/>
+            <w:tcW w:w="6367" w:type="dxa"/>
             <w:tcBorders>
               <w:left w:val="single" w:sz="2" w:space="0" w:color="000000"/>
               <w:bottom w:val="single" w:sz="2" w:space="0" w:color="000000"/>
@@ -14060,7 +14028,7 @@
         <w:trPr/>
         <w:tc>
           <w:tcPr>
-            <w:tcW w:w="3280" w:type="dxa"/>
+            <w:tcW w:w="3279" w:type="dxa"/>
             <w:tcBorders>
               <w:left w:val="single" w:sz="2" w:space="0" w:color="000000"/>
             </w:tcBorders>
@@ -14088,7 +14056,7 @@
         </w:tc>
         <w:tc>
           <w:tcPr>
-            <w:tcW w:w="6366" w:type="dxa"/>
+            <w:tcW w:w="6367" w:type="dxa"/>
             <w:tcBorders>
               <w:left w:val="single" w:sz="2" w:space="0" w:color="000000"/>
               <w:right w:val="single" w:sz="2" w:space="0" w:color="000000"/>
@@ -14117,7 +14085,7 @@
         <w:trPr/>
         <w:tc>
           <w:tcPr>
-            <w:tcW w:w="3280" w:type="dxa"/>
+            <w:tcW w:w="3279" w:type="dxa"/>
             <w:tcBorders>
               <w:left w:val="single" w:sz="2" w:space="0" w:color="000000"/>
             </w:tcBorders>
@@ -14143,7 +14111,7 @@
         </w:tc>
         <w:tc>
           <w:tcPr>
-            <w:tcW w:w="6366" w:type="dxa"/>
+            <w:tcW w:w="6367" w:type="dxa"/>
             <w:tcBorders>
               <w:left w:val="single" w:sz="2" w:space="0" w:color="000000"/>
               <w:right w:val="single" w:sz="2" w:space="0" w:color="000000"/>
@@ -14160,21 +14128,7 @@
                 <w:rFonts w:cs="Verdana" w:ascii="Verdana" w:hAnsi="Verdana"/>
                 <w:lang w:val="da-DK"/>
               </w:rPr>
-              <w:t xml:space="preserve">Vis programmet i </w:t>
-            </w:r>
-            <w:r>
-              <w:rPr>
-                <w:rFonts w:cs="Verdana" w:ascii="Verdana" w:hAnsi="Verdana"/>
-                <w:lang w:val="da-DK"/>
-              </w:rPr>
-              <w:t>maksimeret</w:t>
-            </w:r>
-            <w:r>
-              <w:rPr>
-                <w:rFonts w:cs="Verdana" w:ascii="Verdana" w:hAnsi="Verdana"/>
-                <w:lang w:val="da-DK"/>
-              </w:rPr>
-              <w:t xml:space="preserve"> tilstand</w:t>
+              <w:t>Vis programmet i maksimeret tilstand</w:t>
             </w:r>
           </w:p>
         </w:tc>
@@ -14183,7 +14137,7 @@
         <w:trPr/>
         <w:tc>
           <w:tcPr>
-            <w:tcW w:w="3280" w:type="dxa"/>
+            <w:tcW w:w="3279" w:type="dxa"/>
             <w:tcBorders>
               <w:left w:val="single" w:sz="2" w:space="0" w:color="000000"/>
               <w:bottom w:val="single" w:sz="2" w:space="0" w:color="000000"/>
@@ -14209,7 +14163,7 @@
         </w:tc>
         <w:tc>
           <w:tcPr>
-            <w:tcW w:w="6366" w:type="dxa"/>
+            <w:tcW w:w="6367" w:type="dxa"/>
             <w:tcBorders>
               <w:left w:val="single" w:sz="2" w:space="0" w:color="000000"/>
               <w:bottom w:val="single" w:sz="2" w:space="0" w:color="000000"/>
@@ -14700,14 +14654,14 @@
         </w:tblCellMar>
       </w:tblPr>
       <w:tblGrid>
-        <w:gridCol w:w="3397"/>
-        <w:gridCol w:w="6249"/>
+        <w:gridCol w:w="3396"/>
+        <w:gridCol w:w="6250"/>
       </w:tblGrid>
       <w:tr>
         <w:trPr/>
         <w:tc>
           <w:tcPr>
-            <w:tcW w:w="3397" w:type="dxa"/>
+            <w:tcW w:w="3396" w:type="dxa"/>
             <w:tcBorders>
               <w:top w:val="single" w:sz="2" w:space="0" w:color="000000"/>
               <w:left w:val="single" w:sz="2" w:space="0" w:color="000000"/>
@@ -14734,7 +14688,7 @@
         </w:tc>
         <w:tc>
           <w:tcPr>
-            <w:tcW w:w="6249" w:type="dxa"/>
+            <w:tcW w:w="6250" w:type="dxa"/>
             <w:tcBorders>
               <w:top w:val="single" w:sz="2" w:space="0" w:color="000000"/>
               <w:left w:val="single" w:sz="2" w:space="0" w:color="000000"/>
@@ -14765,7 +14719,7 @@
         <w:trPr/>
         <w:tc>
           <w:tcPr>
-            <w:tcW w:w="3397" w:type="dxa"/>
+            <w:tcW w:w="3396" w:type="dxa"/>
             <w:tcBorders>
               <w:left w:val="single" w:sz="2" w:space="0" w:color="000000"/>
               <w:bottom w:val="single" w:sz="2" w:space="0" w:color="000000"/>
@@ -14789,7 +14743,7 @@
         </w:tc>
         <w:tc>
           <w:tcPr>
-            <w:tcW w:w="6249" w:type="dxa"/>
+            <w:tcW w:w="6250" w:type="dxa"/>
             <w:tcBorders>
               <w:left w:val="single" w:sz="2" w:space="0" w:color="000000"/>
               <w:bottom w:val="single" w:sz="2" w:space="0" w:color="000000"/>
@@ -14817,7 +14771,7 @@
         <w:trPr/>
         <w:tc>
           <w:tcPr>
-            <w:tcW w:w="3397" w:type="dxa"/>
+            <w:tcW w:w="3396" w:type="dxa"/>
             <w:tcBorders>
               <w:left w:val="single" w:sz="2" w:space="0" w:color="000000"/>
               <w:bottom w:val="single" w:sz="2" w:space="0" w:color="000000"/>
@@ -14841,7 +14795,7 @@
         </w:tc>
         <w:tc>
           <w:tcPr>
-            <w:tcW w:w="6249" w:type="dxa"/>
+            <w:tcW w:w="6250" w:type="dxa"/>
             <w:tcBorders>
               <w:left w:val="single" w:sz="2" w:space="0" w:color="000000"/>
               <w:bottom w:val="single" w:sz="2" w:space="0" w:color="000000"/>
@@ -14869,7 +14823,7 @@
         <w:trPr/>
         <w:tc>
           <w:tcPr>
-            <w:tcW w:w="3397" w:type="dxa"/>
+            <w:tcW w:w="3396" w:type="dxa"/>
             <w:tcBorders>
               <w:left w:val="single" w:sz="2" w:space="0" w:color="000000"/>
               <w:bottom w:val="single" w:sz="2" w:space="0" w:color="000000"/>
@@ -14894,7 +14848,7 @@
         </w:tc>
         <w:tc>
           <w:tcPr>
-            <w:tcW w:w="6249" w:type="dxa"/>
+            <w:tcW w:w="6250" w:type="dxa"/>
             <w:tcBorders>
               <w:left w:val="single" w:sz="2" w:space="0" w:color="000000"/>
               <w:bottom w:val="single" w:sz="2" w:space="0" w:color="000000"/>
@@ -14924,7 +14878,7 @@
         <w:trPr/>
         <w:tc>
           <w:tcPr>
-            <w:tcW w:w="3397" w:type="dxa"/>
+            <w:tcW w:w="3396" w:type="dxa"/>
             <w:tcBorders>
               <w:left w:val="single" w:sz="2" w:space="0" w:color="000000"/>
               <w:bottom w:val="single" w:sz="2" w:space="0" w:color="000000"/>
@@ -14950,7 +14904,7 @@
         </w:tc>
         <w:tc>
           <w:tcPr>
-            <w:tcW w:w="6249" w:type="dxa"/>
+            <w:tcW w:w="6250" w:type="dxa"/>
             <w:tcBorders>
               <w:left w:val="single" w:sz="2" w:space="0" w:color="000000"/>
               <w:bottom w:val="single" w:sz="2" w:space="0" w:color="000000"/>
@@ -14980,7 +14934,7 @@
         <w:trPr/>
         <w:tc>
           <w:tcPr>
-            <w:tcW w:w="3397" w:type="dxa"/>
+            <w:tcW w:w="3396" w:type="dxa"/>
             <w:tcBorders>
               <w:left w:val="single" w:sz="2" w:space="0" w:color="000000"/>
               <w:bottom w:val="single" w:sz="2" w:space="0" w:color="000000"/>
@@ -15004,7 +14958,7 @@
         </w:tc>
         <w:tc>
           <w:tcPr>
-            <w:tcW w:w="6249" w:type="dxa"/>
+            <w:tcW w:w="6250" w:type="dxa"/>
             <w:tcBorders>
               <w:left w:val="single" w:sz="2" w:space="0" w:color="000000"/>
               <w:bottom w:val="single" w:sz="2" w:space="0" w:color="000000"/>
@@ -15032,7 +14986,7 @@
         <w:trPr/>
         <w:tc>
           <w:tcPr>
-            <w:tcW w:w="3397" w:type="dxa"/>
+            <w:tcW w:w="3396" w:type="dxa"/>
             <w:tcBorders>
               <w:left w:val="single" w:sz="2" w:space="0" w:color="000000"/>
               <w:bottom w:val="single" w:sz="2" w:space="0" w:color="000000"/>
@@ -15056,7 +15010,7 @@
         </w:tc>
         <w:tc>
           <w:tcPr>
-            <w:tcW w:w="6249" w:type="dxa"/>
+            <w:tcW w:w="6250" w:type="dxa"/>
             <w:tcBorders>
               <w:left w:val="single" w:sz="2" w:space="0" w:color="000000"/>
               <w:bottom w:val="single" w:sz="2" w:space="0" w:color="000000"/>
@@ -15082,7 +15036,7 @@
         <w:trPr/>
         <w:tc>
           <w:tcPr>
-            <w:tcW w:w="3397" w:type="dxa"/>
+            <w:tcW w:w="3396" w:type="dxa"/>
             <w:tcBorders>
               <w:left w:val="single" w:sz="2" w:space="0" w:color="000000"/>
               <w:bottom w:val="single" w:sz="2" w:space="0" w:color="000000"/>
@@ -15106,7 +15060,7 @@
         </w:tc>
         <w:tc>
           <w:tcPr>
-            <w:tcW w:w="6249" w:type="dxa"/>
+            <w:tcW w:w="6250" w:type="dxa"/>
             <w:tcBorders>
               <w:left w:val="single" w:sz="2" w:space="0" w:color="000000"/>
               <w:bottom w:val="single" w:sz="2" w:space="0" w:color="000000"/>
@@ -15145,7 +15099,7 @@
         <w:trPr/>
         <w:tc>
           <w:tcPr>
-            <w:tcW w:w="3397" w:type="dxa"/>
+            <w:tcW w:w="3396" w:type="dxa"/>
             <w:tcBorders>
               <w:left w:val="single" w:sz="2" w:space="0" w:color="000000"/>
               <w:bottom w:val="single" w:sz="2" w:space="0" w:color="000000"/>
@@ -15169,7 +15123,7 @@
         </w:tc>
         <w:tc>
           <w:tcPr>
-            <w:tcW w:w="6249" w:type="dxa"/>
+            <w:tcW w:w="6250" w:type="dxa"/>
             <w:tcBorders>
               <w:left w:val="single" w:sz="2" w:space="0" w:color="000000"/>
               <w:bottom w:val="single" w:sz="2" w:space="0" w:color="000000"/>
@@ -15208,7 +15162,7 @@
         <w:trPr/>
         <w:tc>
           <w:tcPr>
-            <w:tcW w:w="3397" w:type="dxa"/>
+            <w:tcW w:w="3396" w:type="dxa"/>
             <w:tcBorders>
               <w:left w:val="single" w:sz="2" w:space="0" w:color="000000"/>
               <w:bottom w:val="single" w:sz="2" w:space="0" w:color="000000"/>
@@ -15234,7 +15188,7 @@
         </w:tc>
         <w:tc>
           <w:tcPr>
-            <w:tcW w:w="6249" w:type="dxa"/>
+            <w:tcW w:w="6250" w:type="dxa"/>
             <w:tcBorders>
               <w:left w:val="single" w:sz="2" w:space="0" w:color="000000"/>
               <w:bottom w:val="single" w:sz="2" w:space="0" w:color="000000"/>
@@ -15264,7 +15218,7 @@
         <w:trPr/>
         <w:tc>
           <w:tcPr>
-            <w:tcW w:w="3397" w:type="dxa"/>
+            <w:tcW w:w="3396" w:type="dxa"/>
             <w:tcBorders>
               <w:left w:val="single" w:sz="2" w:space="0" w:color="000000"/>
               <w:bottom w:val="single" w:sz="2" w:space="0" w:color="000000"/>
@@ -15290,7 +15244,7 @@
         </w:tc>
         <w:tc>
           <w:tcPr>
-            <w:tcW w:w="6249" w:type="dxa"/>
+            <w:tcW w:w="6250" w:type="dxa"/>
             <w:tcBorders>
               <w:left w:val="single" w:sz="2" w:space="0" w:color="000000"/>
               <w:bottom w:val="single" w:sz="2" w:space="0" w:color="000000"/>
@@ -15320,7 +15274,7 @@
         <w:trPr/>
         <w:tc>
           <w:tcPr>
-            <w:tcW w:w="3397" w:type="dxa"/>
+            <w:tcW w:w="3396" w:type="dxa"/>
             <w:tcBorders>
               <w:left w:val="single" w:sz="2" w:space="0" w:color="000000"/>
               <w:bottom w:val="single" w:sz="2" w:space="0" w:color="000000"/>
@@ -15346,7 +15300,7 @@
         </w:tc>
         <w:tc>
           <w:tcPr>
-            <w:tcW w:w="6249" w:type="dxa"/>
+            <w:tcW w:w="6250" w:type="dxa"/>
             <w:tcBorders>
               <w:left w:val="single" w:sz="2" w:space="0" w:color="000000"/>
               <w:bottom w:val="single" w:sz="2" w:space="0" w:color="000000"/>
@@ -15376,7 +15330,7 @@
         <w:trPr/>
         <w:tc>
           <w:tcPr>
-            <w:tcW w:w="3397" w:type="dxa"/>
+            <w:tcW w:w="3396" w:type="dxa"/>
             <w:tcBorders>
               <w:left w:val="single" w:sz="2" w:space="0" w:color="000000"/>
               <w:bottom w:val="single" w:sz="2" w:space="0" w:color="000000"/>
@@ -15402,7 +15356,7 @@
         </w:tc>
         <w:tc>
           <w:tcPr>
-            <w:tcW w:w="6249" w:type="dxa"/>
+            <w:tcW w:w="6250" w:type="dxa"/>
             <w:tcBorders>
               <w:left w:val="single" w:sz="2" w:space="0" w:color="000000"/>
               <w:bottom w:val="single" w:sz="2" w:space="0" w:color="000000"/>
@@ -15432,7 +15386,7 @@
         <w:trPr/>
         <w:tc>
           <w:tcPr>
-            <w:tcW w:w="3397" w:type="dxa"/>
+            <w:tcW w:w="3396" w:type="dxa"/>
             <w:tcBorders>
               <w:left w:val="single" w:sz="2" w:space="0" w:color="000000"/>
               <w:bottom w:val="single" w:sz="2" w:space="0" w:color="000000"/>
@@ -15456,7 +15410,7 @@
         </w:tc>
         <w:tc>
           <w:tcPr>
-            <w:tcW w:w="6249" w:type="dxa"/>
+            <w:tcW w:w="6250" w:type="dxa"/>
             <w:tcBorders>
               <w:left w:val="single" w:sz="2" w:space="0" w:color="000000"/>
               <w:bottom w:val="single" w:sz="2" w:space="0" w:color="000000"/>
@@ -15484,7 +15438,7 @@
         <w:trPr/>
         <w:tc>
           <w:tcPr>
-            <w:tcW w:w="3397" w:type="dxa"/>
+            <w:tcW w:w="3396" w:type="dxa"/>
             <w:tcBorders>
               <w:left w:val="single" w:sz="2" w:space="0" w:color="000000"/>
               <w:bottom w:val="single" w:sz="2" w:space="0" w:color="000000"/>
@@ -15519,7 +15473,7 @@
         </w:tc>
         <w:tc>
           <w:tcPr>
-            <w:tcW w:w="6249" w:type="dxa"/>
+            <w:tcW w:w="6250" w:type="dxa"/>
             <w:tcBorders>
               <w:left w:val="single" w:sz="2" w:space="0" w:color="000000"/>
               <w:bottom w:val="single" w:sz="2" w:space="0" w:color="000000"/>
@@ -15547,7 +15501,7 @@
         <w:trPr/>
         <w:tc>
           <w:tcPr>
-            <w:tcW w:w="3397" w:type="dxa"/>
+            <w:tcW w:w="3396" w:type="dxa"/>
             <w:tcBorders>
               <w:left w:val="single" w:sz="2" w:space="0" w:color="000000"/>
               <w:bottom w:val="single" w:sz="2" w:space="0" w:color="000000"/>
@@ -15582,7 +15536,7 @@
         </w:tc>
         <w:tc>
           <w:tcPr>
-            <w:tcW w:w="6249" w:type="dxa"/>
+            <w:tcW w:w="6250" w:type="dxa"/>
             <w:tcBorders>
               <w:left w:val="single" w:sz="2" w:space="0" w:color="000000"/>
               <w:bottom w:val="single" w:sz="2" w:space="0" w:color="000000"/>
@@ -15608,7 +15562,7 @@
         <w:trPr/>
         <w:tc>
           <w:tcPr>
-            <w:tcW w:w="3397" w:type="dxa"/>
+            <w:tcW w:w="3396" w:type="dxa"/>
             <w:tcBorders>
               <w:left w:val="single" w:sz="2" w:space="0" w:color="000000"/>
               <w:bottom w:val="single" w:sz="2" w:space="0" w:color="000000"/>
@@ -15632,7 +15586,7 @@
         </w:tc>
         <w:tc>
           <w:tcPr>
-            <w:tcW w:w="6249" w:type="dxa"/>
+            <w:tcW w:w="6250" w:type="dxa"/>
             <w:tcBorders>
               <w:left w:val="single" w:sz="2" w:space="0" w:color="000000"/>
               <w:bottom w:val="single" w:sz="2" w:space="0" w:color="000000"/>
@@ -15660,7 +15614,7 @@
         <w:trPr/>
         <w:tc>
           <w:tcPr>
-            <w:tcW w:w="3397" w:type="dxa"/>
+            <w:tcW w:w="3396" w:type="dxa"/>
             <w:tcBorders>
               <w:left w:val="single" w:sz="2" w:space="0" w:color="000000"/>
               <w:bottom w:val="single" w:sz="2" w:space="0" w:color="000000"/>
@@ -15684,7 +15638,7 @@
         </w:tc>
         <w:tc>
           <w:tcPr>
-            <w:tcW w:w="6249" w:type="dxa"/>
+            <w:tcW w:w="6250" w:type="dxa"/>
             <w:tcBorders>
               <w:left w:val="single" w:sz="2" w:space="0" w:color="000000"/>
               <w:bottom w:val="single" w:sz="2" w:space="0" w:color="000000"/>
@@ -15712,7 +15666,7 @@
         <w:trPr/>
         <w:tc>
           <w:tcPr>
-            <w:tcW w:w="3397" w:type="dxa"/>
+            <w:tcW w:w="3396" w:type="dxa"/>
             <w:tcBorders>
               <w:left w:val="single" w:sz="2" w:space="0" w:color="000000"/>
               <w:bottom w:val="single" w:sz="2" w:space="0" w:color="000000"/>
@@ -15736,7 +15690,7 @@
         </w:tc>
         <w:tc>
           <w:tcPr>
-            <w:tcW w:w="6249" w:type="dxa"/>
+            <w:tcW w:w="6250" w:type="dxa"/>
             <w:tcBorders>
               <w:left w:val="single" w:sz="2" w:space="0" w:color="000000"/>
               <w:bottom w:val="single" w:sz="2" w:space="0" w:color="000000"/>
@@ -15762,7 +15716,7 @@
         <w:trPr/>
         <w:tc>
           <w:tcPr>
-            <w:tcW w:w="3397" w:type="dxa"/>
+            <w:tcW w:w="3396" w:type="dxa"/>
             <w:tcBorders>
               <w:left w:val="single" w:sz="2" w:space="0" w:color="000000"/>
               <w:bottom w:val="single" w:sz="2" w:space="0" w:color="000000"/>
@@ -15786,7 +15740,7 @@
         </w:tc>
         <w:tc>
           <w:tcPr>
-            <w:tcW w:w="6249" w:type="dxa"/>
+            <w:tcW w:w="6250" w:type="dxa"/>
             <w:tcBorders>
               <w:left w:val="single" w:sz="2" w:space="0" w:color="000000"/>
               <w:bottom w:val="single" w:sz="2" w:space="0" w:color="000000"/>
@@ -15814,7 +15768,7 @@
         <w:trPr/>
         <w:tc>
           <w:tcPr>
-            <w:tcW w:w="3397" w:type="dxa"/>
+            <w:tcW w:w="3396" w:type="dxa"/>
             <w:tcBorders>
               <w:left w:val="single" w:sz="2" w:space="0" w:color="000000"/>
               <w:bottom w:val="single" w:sz="2" w:space="0" w:color="000000"/>
@@ -15838,7 +15792,7 @@
         </w:tc>
         <w:tc>
           <w:tcPr>
-            <w:tcW w:w="6249" w:type="dxa"/>
+            <w:tcW w:w="6250" w:type="dxa"/>
             <w:tcBorders>
               <w:left w:val="single" w:sz="2" w:space="0" w:color="000000"/>
               <w:bottom w:val="single" w:sz="2" w:space="0" w:color="000000"/>
@@ -15866,7 +15820,7 @@
         <w:trPr/>
         <w:tc>
           <w:tcPr>
-            <w:tcW w:w="3397" w:type="dxa"/>
+            <w:tcW w:w="3396" w:type="dxa"/>
             <w:tcBorders>
               <w:left w:val="single" w:sz="2" w:space="0" w:color="000000"/>
               <w:bottom w:val="single" w:sz="2" w:space="0" w:color="000000"/>
@@ -15889,7 +15843,7 @@
         </w:tc>
         <w:tc>
           <w:tcPr>
-            <w:tcW w:w="6249" w:type="dxa"/>
+            <w:tcW w:w="6250" w:type="dxa"/>
             <w:tcBorders>
               <w:left w:val="single" w:sz="2" w:space="0" w:color="000000"/>
               <w:bottom w:val="single" w:sz="2" w:space="0" w:color="000000"/>
@@ -15919,7 +15873,7 @@
         <w:trPr/>
         <w:tc>
           <w:tcPr>
-            <w:tcW w:w="3397" w:type="dxa"/>
+            <w:tcW w:w="3396" w:type="dxa"/>
             <w:tcBorders>
               <w:left w:val="single" w:sz="2" w:space="0" w:color="000000"/>
               <w:bottom w:val="single" w:sz="2" w:space="0" w:color="000000"/>
@@ -15945,7 +15899,7 @@
         </w:tc>
         <w:tc>
           <w:tcPr>
-            <w:tcW w:w="6249" w:type="dxa"/>
+            <w:tcW w:w="6250" w:type="dxa"/>
             <w:tcBorders>
               <w:left w:val="single" w:sz="2" w:space="0" w:color="000000"/>
               <w:bottom w:val="single" w:sz="2" w:space="0" w:color="000000"/>
@@ -16017,14 +15971,14 @@
         </w:tblCellMar>
       </w:tblPr>
       <w:tblGrid>
-        <w:gridCol w:w="2875"/>
-        <w:gridCol w:w="6771"/>
+        <w:gridCol w:w="2874"/>
+        <w:gridCol w:w="6772"/>
       </w:tblGrid>
       <w:tr>
         <w:trPr/>
         <w:tc>
           <w:tcPr>
-            <w:tcW w:w="2875" w:type="dxa"/>
+            <w:tcW w:w="2874" w:type="dxa"/>
             <w:tcBorders>
               <w:top w:val="single" w:sz="2" w:space="0" w:color="000000"/>
               <w:left w:val="single" w:sz="2" w:space="0" w:color="000000"/>
@@ -16051,7 +16005,7 @@
         </w:tc>
         <w:tc>
           <w:tcPr>
-            <w:tcW w:w="6771" w:type="dxa"/>
+            <w:tcW w:w="6772" w:type="dxa"/>
             <w:tcBorders>
               <w:top w:val="single" w:sz="2" w:space="0" w:color="000000"/>
               <w:left w:val="single" w:sz="2" w:space="0" w:color="000000"/>
@@ -16082,7 +16036,7 @@
         <w:trPr/>
         <w:tc>
           <w:tcPr>
-            <w:tcW w:w="2875" w:type="dxa"/>
+            <w:tcW w:w="2874" w:type="dxa"/>
             <w:tcBorders>
               <w:left w:val="single" w:sz="2" w:space="0" w:color="000000"/>
               <w:bottom w:val="single" w:sz="2" w:space="0" w:color="000000"/>
@@ -16108,7 +16062,7 @@
         </w:tc>
         <w:tc>
           <w:tcPr>
-            <w:tcW w:w="6771" w:type="dxa"/>
+            <w:tcW w:w="6772" w:type="dxa"/>
             <w:tcBorders>
               <w:left w:val="single" w:sz="2" w:space="0" w:color="000000"/>
               <w:bottom w:val="single" w:sz="2" w:space="0" w:color="000000"/>
@@ -16147,7 +16101,7 @@
         <w:trPr/>
         <w:tc>
           <w:tcPr>
-            <w:tcW w:w="2875" w:type="dxa"/>
+            <w:tcW w:w="2874" w:type="dxa"/>
             <w:tcBorders>
               <w:left w:val="single" w:sz="2" w:space="0" w:color="000000"/>
               <w:bottom w:val="single" w:sz="2" w:space="0" w:color="000000"/>
@@ -16173,7 +16127,7 @@
         </w:tc>
         <w:tc>
           <w:tcPr>
-            <w:tcW w:w="6771" w:type="dxa"/>
+            <w:tcW w:w="6772" w:type="dxa"/>
             <w:tcBorders>
               <w:left w:val="single" w:sz="2" w:space="0" w:color="000000"/>
               <w:bottom w:val="single" w:sz="2" w:space="0" w:color="000000"/>
@@ -16212,7 +16166,7 @@
         <w:trPr/>
         <w:tc>
           <w:tcPr>
-            <w:tcW w:w="2875" w:type="dxa"/>
+            <w:tcW w:w="2874" w:type="dxa"/>
             <w:tcBorders>
               <w:left w:val="single" w:sz="2" w:space="0" w:color="000000"/>
               <w:bottom w:val="single" w:sz="2" w:space="0" w:color="000000"/>
@@ -16238,7 +16192,7 @@
         </w:tc>
         <w:tc>
           <w:tcPr>
-            <w:tcW w:w="6771" w:type="dxa"/>
+            <w:tcW w:w="6772" w:type="dxa"/>
             <w:tcBorders>
               <w:left w:val="single" w:sz="2" w:space="0" w:color="000000"/>
               <w:bottom w:val="single" w:sz="2" w:space="0" w:color="000000"/>
@@ -16277,7 +16231,7 @@
         <w:trPr/>
         <w:tc>
           <w:tcPr>
-            <w:tcW w:w="2875" w:type="dxa"/>
+            <w:tcW w:w="2874" w:type="dxa"/>
             <w:tcBorders>
               <w:left w:val="single" w:sz="2" w:space="0" w:color="000000"/>
               <w:bottom w:val="single" w:sz="2" w:space="0" w:color="000000"/>
@@ -16300,7 +16254,7 @@
         </w:tc>
         <w:tc>
           <w:tcPr>
-            <w:tcW w:w="6771" w:type="dxa"/>
+            <w:tcW w:w="6772" w:type="dxa"/>
             <w:tcBorders>
               <w:left w:val="single" w:sz="2" w:space="0" w:color="000000"/>
               <w:bottom w:val="single" w:sz="2" w:space="0" w:color="000000"/>
@@ -16352,7 +16306,7 @@
         <w:trPr/>
         <w:tc>
           <w:tcPr>
-            <w:tcW w:w="2875" w:type="dxa"/>
+            <w:tcW w:w="2874" w:type="dxa"/>
             <w:tcBorders>
               <w:left w:val="single" w:sz="2" w:space="0" w:color="000000"/>
               <w:bottom w:val="single" w:sz="2" w:space="0" w:color="000000"/>
@@ -16378,7 +16332,7 @@
         </w:tc>
         <w:tc>
           <w:tcPr>
-            <w:tcW w:w="6771" w:type="dxa"/>
+            <w:tcW w:w="6772" w:type="dxa"/>
             <w:tcBorders>
               <w:left w:val="single" w:sz="2" w:space="0" w:color="000000"/>
               <w:bottom w:val="single" w:sz="2" w:space="0" w:color="000000"/>
@@ -16417,7 +16371,7 @@
         <w:trPr/>
         <w:tc>
           <w:tcPr>
-            <w:tcW w:w="2875" w:type="dxa"/>
+            <w:tcW w:w="2874" w:type="dxa"/>
             <w:tcBorders>
               <w:left w:val="single" w:sz="2" w:space="0" w:color="000000"/>
               <w:bottom w:val="single" w:sz="2" w:space="0" w:color="000000"/>
@@ -16454,7 +16408,7 @@
         </w:tc>
         <w:tc>
           <w:tcPr>
-            <w:tcW w:w="6771" w:type="dxa"/>
+            <w:tcW w:w="6772" w:type="dxa"/>
             <w:tcBorders>
               <w:left w:val="single" w:sz="2" w:space="0" w:color="000000"/>
               <w:bottom w:val="single" w:sz="2" w:space="0" w:color="000000"/>
@@ -16493,7 +16447,7 @@
         <w:trPr/>
         <w:tc>
           <w:tcPr>
-            <w:tcW w:w="2875" w:type="dxa"/>
+            <w:tcW w:w="2874" w:type="dxa"/>
             <w:tcBorders>
               <w:left w:val="single" w:sz="2" w:space="0" w:color="000000"/>
               <w:bottom w:val="single" w:sz="2" w:space="0" w:color="000000"/>
@@ -16530,7 +16484,7 @@
         </w:tc>
         <w:tc>
           <w:tcPr>
-            <w:tcW w:w="6771" w:type="dxa"/>
+            <w:tcW w:w="6772" w:type="dxa"/>
             <w:tcBorders>
               <w:left w:val="single" w:sz="2" w:space="0" w:color="000000"/>
               <w:bottom w:val="single" w:sz="2" w:space="0" w:color="000000"/>
@@ -16569,7 +16523,7 @@
         <w:trPr/>
         <w:tc>
           <w:tcPr>
-            <w:tcW w:w="2875" w:type="dxa"/>
+            <w:tcW w:w="2874" w:type="dxa"/>
             <w:tcBorders>
               <w:left w:val="single" w:sz="2" w:space="0" w:color="000000"/>
               <w:bottom w:val="single" w:sz="2" w:space="0" w:color="000000"/>
@@ -16593,7 +16547,7 @@
         </w:tc>
         <w:tc>
           <w:tcPr>
-            <w:tcW w:w="6771" w:type="dxa"/>
+            <w:tcW w:w="6772" w:type="dxa"/>
             <w:tcBorders>
               <w:left w:val="single" w:sz="2" w:space="0" w:color="000000"/>
               <w:bottom w:val="single" w:sz="2" w:space="0" w:color="000000"/>
@@ -16621,7 +16575,7 @@
         <w:trPr/>
         <w:tc>
           <w:tcPr>
-            <w:tcW w:w="2875" w:type="dxa"/>
+            <w:tcW w:w="2874" w:type="dxa"/>
             <w:tcBorders>
               <w:left w:val="single" w:sz="2" w:space="0" w:color="000000"/>
               <w:bottom w:val="single" w:sz="2" w:space="0" w:color="000000"/>
@@ -16644,7 +16598,7 @@
         </w:tc>
         <w:tc>
           <w:tcPr>
-            <w:tcW w:w="6771" w:type="dxa"/>
+            <w:tcW w:w="6772" w:type="dxa"/>
             <w:tcBorders>
               <w:left w:val="single" w:sz="2" w:space="0" w:color="000000"/>
               <w:bottom w:val="single" w:sz="2" w:space="0" w:color="000000"/>
@@ -16672,7 +16626,7 @@
         <w:trPr/>
         <w:tc>
           <w:tcPr>
-            <w:tcW w:w="2875" w:type="dxa"/>
+            <w:tcW w:w="2874" w:type="dxa"/>
             <w:tcBorders>
               <w:left w:val="single" w:sz="2" w:space="0" w:color="000000"/>
             </w:tcBorders>
@@ -16697,7 +16651,7 @@
         </w:tc>
         <w:tc>
           <w:tcPr>
-            <w:tcW w:w="6771" w:type="dxa"/>
+            <w:tcW w:w="6772" w:type="dxa"/>
             <w:tcBorders>
               <w:left w:val="single" w:sz="2" w:space="0" w:color="000000"/>
               <w:right w:val="single" w:sz="2" w:space="0" w:color="000000"/>
@@ -16724,7 +16678,7 @@
         <w:trPr/>
         <w:tc>
           <w:tcPr>
-            <w:tcW w:w="2875" w:type="dxa"/>
+            <w:tcW w:w="2874" w:type="dxa"/>
             <w:tcBorders>
               <w:left w:val="single" w:sz="2" w:space="0" w:color="000000"/>
             </w:tcBorders>
@@ -16749,7 +16703,7 @@
         </w:tc>
         <w:tc>
           <w:tcPr>
-            <w:tcW w:w="6771" w:type="dxa"/>
+            <w:tcW w:w="6772" w:type="dxa"/>
             <w:tcBorders>
               <w:left w:val="single" w:sz="2" w:space="0" w:color="000000"/>
               <w:right w:val="single" w:sz="2" w:space="0" w:color="000000"/>
@@ -16774,7 +16728,7 @@
         <w:trPr/>
         <w:tc>
           <w:tcPr>
-            <w:tcW w:w="2875" w:type="dxa"/>
+            <w:tcW w:w="2874" w:type="dxa"/>
             <w:tcBorders>
               <w:left w:val="single" w:sz="2" w:space="0" w:color="000000"/>
               <w:bottom w:val="single" w:sz="2" w:space="0" w:color="000000"/>
@@ -16800,7 +16754,7 @@
         </w:tc>
         <w:tc>
           <w:tcPr>
-            <w:tcW w:w="6771" w:type="dxa"/>
+            <w:tcW w:w="6772" w:type="dxa"/>
             <w:tcBorders>
               <w:left w:val="single" w:sz="2" w:space="0" w:color="000000"/>
               <w:bottom w:val="single" w:sz="2" w:space="0" w:color="000000"/>
@@ -17368,6 +17322,34 @@
   <w:p>
     <w:pPr>
       <w:pStyle w:val="Sidefod"/>
+      <w:jc w:val="right"/>
+      <w:rPr/>
+    </w:pPr>
+    <w:r>
+      <w:rPr/>
+      <w:fldChar w:fldCharType="begin"/>
+    </w:r>
+    <w:r>
+      <w:rPr/>
+      <w:instrText> PAGE </w:instrText>
+    </w:r>
+    <w:r>
+      <w:rPr/>
+      <w:fldChar w:fldCharType="separate"/>
+    </w:r>
+    <w:r>
+      <w:rPr/>
+      <w:t>25</w:t>
+    </w:r>
+    <w:r>
+      <w:rPr/>
+      <w:fldChar w:fldCharType="end"/>
+    </w:r>
+  </w:p>
+  <w:p>
+    <w:pPr>
+      <w:pStyle w:val="Sidefod"/>
+      <w:jc w:val="center"/>
       <w:rPr/>
     </w:pPr>
     <w:r>
@@ -18694,7 +18676,7 @@
     <w:qFormat/>
     <w:pPr>
       <w:widowControl/>
-      <w:overflowPunct w:val="false"/>
+      <w:overflowPunct w:val="true"/>
       <w:bidi w:val="0"/>
       <w:jc w:val="left"/>
     </w:pPr>

--- a/Documentation/Official Documentation/Brugervejledning for IBOS Nodelæser version 4.0.0.0.docx
+++ b/Documentation/Official Documentation/Brugervejledning for IBOS Nodelæser version 4.0.0.0.docx
@@ -77,7 +77,7 @@
       <w:sdtContent>
         <w:p>
           <w:pPr>
-            <w:pStyle w:val="TOAHeading"/>
+            <w:pStyle w:val="Indholdsfortegnelseoverskrift"/>
             <w:suppressLineNumbers/>
             <w:ind w:left="0" w:hanging="0"/>
             <w:rPr>
@@ -185,7 +185,7 @@
               </w:rPr>
               <w:t>Filer</w:t>
               <w:tab/>
-              <w:t>6</w:t>
+              <w:t>7</w:t>
             </w:r>
           </w:hyperlink>
         </w:p>
@@ -337,7 +337,7 @@
               </w:rPr>
               <w:t>NodeFilteret</w:t>
               <w:tab/>
-              <w:t>12</w:t>
+              <w:t>13</w:t>
             </w:r>
           </w:hyperlink>
         </w:p>
@@ -356,7 +356,7 @@
               </w:rPr>
               <w:t>Statuslinien</w:t>
               <w:tab/>
-              <w:t>14</w:t>
+              <w:t>15</w:t>
             </w:r>
           </w:hyperlink>
         </w:p>
@@ -394,7 +394,7 @@
               </w:rPr>
               <w:t>Statusdetaljer</w:t>
               <w:tab/>
-              <w:t>15</w:t>
+              <w:t>16</w:t>
             </w:r>
           </w:hyperlink>
         </w:p>
@@ -413,7 +413,7 @@
               </w:rPr>
               <w:t>Becifringer</w:t>
               <w:tab/>
-              <w:t>15</w:t>
+              <w:t>16</w:t>
             </w:r>
           </w:hyperlink>
         </w:p>
@@ -470,7 +470,7 @@
               </w:rPr>
               <w:t>Enkelttoner for valgt enkeltstemme</w:t>
               <w:tab/>
-              <w:t>16</w:t>
+              <w:t>17</w:t>
             </w:r>
           </w:hyperlink>
         </w:p>
@@ -489,7 +489,7 @@
               </w:rPr>
               <w:t>Import af noder fra Internettet</w:t>
               <w:tab/>
-              <w:t>17</w:t>
+              <w:t>18</w:t>
             </w:r>
           </w:hyperlink>
         </w:p>
@@ -508,7 +508,7 @@
               </w:rPr>
               <w:t>Export af punktnoder</w:t>
               <w:tab/>
-              <w:t>18</w:t>
+              <w:t>19</w:t>
             </w:r>
           </w:hyperlink>
         </w:p>
@@ -527,7 +527,7 @@
               </w:rPr>
               <w:t>Begreber</w:t>
               <w:tab/>
-              <w:t>18</w:t>
+              <w:t>19</w:t>
             </w:r>
           </w:hyperlink>
         </w:p>
@@ -546,7 +546,7 @@
               </w:rPr>
               <w:t>Opstilling</w:t>
               <w:tab/>
-              <w:t>18</w:t>
+              <w:t>19</w:t>
             </w:r>
           </w:hyperlink>
         </w:p>
@@ -565,7 +565,7 @@
               </w:rPr>
               <w:t>Filformat</w:t>
               <w:tab/>
-              <w:t>18</w:t>
+              <w:t>19</w:t>
             </w:r>
           </w:hyperlink>
         </w:p>
@@ -584,7 +584,7 @@
               </w:rPr>
               <w:t>Punktskrift-apparat-type</w:t>
               <w:tab/>
-              <w:t>19</w:t>
+              <w:t>20</w:t>
             </w:r>
           </w:hyperlink>
         </w:p>
@@ -603,7 +603,7 @@
               </w:rPr>
               <w:t>Fysiske dimensioner</w:t>
               <w:tab/>
-              <w:t>19</w:t>
+              <w:t>20</w:t>
             </w:r>
           </w:hyperlink>
         </w:p>
@@ -622,7 +622,7 @@
               </w:rPr>
               <w:t>Profiler</w:t>
               <w:tab/>
-              <w:t>19</w:t>
+              <w:t>20</w:t>
             </w:r>
           </w:hyperlink>
         </w:p>
@@ -641,7 +641,7 @@
               </w:rPr>
               <w:t>IBOS Nodelæser opstilling</w:t>
               <w:tab/>
-              <w:t>20</w:t>
+              <w:t>21</w:t>
             </w:r>
           </w:hyperlink>
         </w:p>
@@ -660,7 +660,7 @@
               </w:rPr>
               <w:t>BANA 2015 Opstilling</w:t>
               <w:tab/>
-              <w:t>20</w:t>
+              <w:t>21</w:t>
             </w:r>
           </w:hyperlink>
         </w:p>
@@ -679,7 +679,7 @@
               </w:rPr>
               <w:t>Udskrivning af punktnodefiler</w:t>
               <w:tab/>
-              <w:t>21</w:t>
+              <w:t>22</w:t>
             </w:r>
           </w:hyperlink>
         </w:p>
@@ -698,7 +698,7 @@
               </w:rPr>
               <w:t>Kopiering af punktnodefiler</w:t>
               <w:tab/>
-              <w:t>21</w:t>
+              <w:t>22</w:t>
             </w:r>
           </w:hyperlink>
         </w:p>
@@ -717,7 +717,7 @@
               </w:rPr>
               <w:t>Tastaturgenveje</w:t>
               <w:tab/>
-              <w:t>22</w:t>
+              <w:t>23</w:t>
             </w:r>
           </w:hyperlink>
         </w:p>
@@ -736,7 +736,7 @@
               </w:rPr>
               <w:t>Lokalisering</w:t>
               <w:tab/>
-              <w:t>24</w:t>
+              <w:t>25</w:t>
             </w:r>
           </w:hyperlink>
         </w:p>
@@ -755,7 +755,7 @@
               </w:rPr>
               <w:t>Brug af Perkins-tastatur</w:t>
               <w:tab/>
-              <w:t>25</w:t>
+              <w:t>26</w:t>
             </w:r>
           </w:hyperlink>
         </w:p>
@@ -774,7 +774,7 @@
               </w:rPr>
               <w:t>Optimering af samspillet med JAWS</w:t>
               <w:tab/>
-              <w:t>25</w:t>
+              <w:t>26</w:t>
             </w:r>
           </w:hyperlink>
         </w:p>
@@ -792,7 +792,7 @@
                 <w:rStyle w:val="Indeksspring"/>
               </w:rPr>
               <w:tab/>
-              <w:t>25</w:t>
+              <w:t>26</w:t>
             </w:r>
           </w:hyperlink>
           <w:r>
@@ -2063,11 +2063,13 @@
       </w:tblPr>
       <w:tblGrid>
         <w:gridCol w:w="1585"/>
-        <w:gridCol w:w="5326"/>
-        <w:gridCol w:w="2736"/>
+        <w:gridCol w:w="5325"/>
+        <w:gridCol w:w="2737"/>
       </w:tblGrid>
       <w:tr>
-        <w:trPr/>
+        <w:trPr>
+          <w:tblHeader w:val="true"/>
+        </w:trPr>
         <w:tc>
           <w:tcPr>
             <w:tcW w:w="1585" w:type="dxa"/>
@@ -2130,7 +2132,7 @@
         </w:tc>
         <w:tc>
           <w:tcPr>
-            <w:tcW w:w="5326" w:type="dxa"/>
+            <w:tcW w:w="5325" w:type="dxa"/>
             <w:tcBorders>
               <w:top w:val="single" w:sz="2" w:space="0" w:color="000000"/>
               <w:left w:val="single" w:sz="2" w:space="0" w:color="000000"/>
@@ -2157,7 +2159,7 @@
         </w:tc>
         <w:tc>
           <w:tcPr>
-            <w:tcW w:w="2736" w:type="dxa"/>
+            <w:tcW w:w="2737" w:type="dxa"/>
             <w:tcBorders>
               <w:top w:val="single" w:sz="2" w:space="0" w:color="000000"/>
               <w:left w:val="single" w:sz="2" w:space="0" w:color="000000"/>
@@ -2214,7 +2216,7 @@
         </w:tc>
         <w:tc>
           <w:tcPr>
-            <w:tcW w:w="5326" w:type="dxa"/>
+            <w:tcW w:w="5325" w:type="dxa"/>
             <w:tcBorders>
               <w:left w:val="single" w:sz="2" w:space="0" w:color="000000"/>
               <w:bottom w:val="single" w:sz="2" w:space="0" w:color="000000"/>
@@ -2252,7 +2254,7 @@
         </w:tc>
         <w:tc>
           <w:tcPr>
-            <w:tcW w:w="2736" w:type="dxa"/>
+            <w:tcW w:w="2737" w:type="dxa"/>
             <w:tcBorders>
               <w:left w:val="single" w:sz="2" w:space="0" w:color="000000"/>
               <w:bottom w:val="single" w:sz="2" w:space="0" w:color="000000"/>
@@ -2306,7 +2308,7 @@
         </w:tc>
         <w:tc>
           <w:tcPr>
-            <w:tcW w:w="5326" w:type="dxa"/>
+            <w:tcW w:w="5325" w:type="dxa"/>
             <w:tcBorders>
               <w:left w:val="single" w:sz="2" w:space="0" w:color="000000"/>
               <w:bottom w:val="single" w:sz="2" w:space="0" w:color="000000"/>
@@ -2349,7 +2351,7 @@
         </w:tc>
         <w:tc>
           <w:tcPr>
-            <w:tcW w:w="2736" w:type="dxa"/>
+            <w:tcW w:w="2737" w:type="dxa"/>
             <w:tcBorders>
               <w:left w:val="single" w:sz="2" w:space="0" w:color="000000"/>
               <w:bottom w:val="single" w:sz="2" w:space="0" w:color="000000"/>
@@ -2403,7 +2405,7 @@
         </w:tc>
         <w:tc>
           <w:tcPr>
-            <w:tcW w:w="5326" w:type="dxa"/>
+            <w:tcW w:w="5325" w:type="dxa"/>
             <w:tcBorders>
               <w:left w:val="single" w:sz="2" w:space="0" w:color="000000"/>
               <w:bottom w:val="single" w:sz="2" w:space="0" w:color="000000"/>
@@ -2444,7 +2446,7 @@
         </w:tc>
         <w:tc>
           <w:tcPr>
-            <w:tcW w:w="2736" w:type="dxa"/>
+            <w:tcW w:w="2737" w:type="dxa"/>
             <w:tcBorders>
               <w:left w:val="single" w:sz="2" w:space="0" w:color="000000"/>
               <w:bottom w:val="single" w:sz="2" w:space="0" w:color="000000"/>
@@ -2515,7 +2517,7 @@
         </w:tc>
         <w:tc>
           <w:tcPr>
-            <w:tcW w:w="5326" w:type="dxa"/>
+            <w:tcW w:w="5325" w:type="dxa"/>
             <w:tcBorders>
               <w:left w:val="single" w:sz="2" w:space="0" w:color="000000"/>
               <w:bottom w:val="single" w:sz="2" w:space="0" w:color="000000"/>
@@ -2541,7 +2543,7 @@
         </w:tc>
         <w:tc>
           <w:tcPr>
-            <w:tcW w:w="2736" w:type="dxa"/>
+            <w:tcW w:w="2737" w:type="dxa"/>
             <w:tcBorders>
               <w:left w:val="single" w:sz="2" w:space="0" w:color="000000"/>
               <w:bottom w:val="single" w:sz="2" w:space="0" w:color="000000"/>
@@ -2597,7 +2599,7 @@
         </w:tc>
         <w:tc>
           <w:tcPr>
-            <w:tcW w:w="5326" w:type="dxa"/>
+            <w:tcW w:w="5325" w:type="dxa"/>
             <w:tcBorders>
               <w:left w:val="single" w:sz="2" w:space="0" w:color="000000"/>
               <w:bottom w:val="single" w:sz="2" w:space="0" w:color="000000"/>
@@ -2623,7 +2625,7 @@
         </w:tc>
         <w:tc>
           <w:tcPr>
-            <w:tcW w:w="2736" w:type="dxa"/>
+            <w:tcW w:w="2737" w:type="dxa"/>
             <w:tcBorders>
               <w:left w:val="single" w:sz="2" w:space="0" w:color="000000"/>
               <w:bottom w:val="single" w:sz="2" w:space="0" w:color="000000"/>
@@ -2679,7 +2681,7 @@
         </w:tc>
         <w:tc>
           <w:tcPr>
-            <w:tcW w:w="5326" w:type="dxa"/>
+            <w:tcW w:w="5325" w:type="dxa"/>
             <w:tcBorders>
               <w:left w:val="single" w:sz="2" w:space="0" w:color="000000"/>
               <w:bottom w:val="single" w:sz="2" w:space="0" w:color="000000"/>
@@ -2705,7 +2707,7 @@
         </w:tc>
         <w:tc>
           <w:tcPr>
-            <w:tcW w:w="2736" w:type="dxa"/>
+            <w:tcW w:w="2737" w:type="dxa"/>
             <w:tcBorders>
               <w:left w:val="single" w:sz="2" w:space="0" w:color="000000"/>
               <w:bottom w:val="single" w:sz="2" w:space="0" w:color="000000"/>
@@ -2761,7 +2763,7 @@
         </w:tc>
         <w:tc>
           <w:tcPr>
-            <w:tcW w:w="5326" w:type="dxa"/>
+            <w:tcW w:w="5325" w:type="dxa"/>
             <w:tcBorders>
               <w:left w:val="single" w:sz="2" w:space="0" w:color="000000"/>
               <w:bottom w:val="single" w:sz="2" w:space="0" w:color="000000"/>
@@ -2792,7 +2794,7 @@
         </w:tc>
         <w:tc>
           <w:tcPr>
-            <w:tcW w:w="2736" w:type="dxa"/>
+            <w:tcW w:w="2737" w:type="dxa"/>
             <w:tcBorders>
               <w:left w:val="single" w:sz="2" w:space="0" w:color="000000"/>
               <w:bottom w:val="single" w:sz="2" w:space="0" w:color="000000"/>
@@ -2852,7 +2854,7 @@
         </w:tc>
         <w:tc>
           <w:tcPr>
-            <w:tcW w:w="5326" w:type="dxa"/>
+            <w:tcW w:w="5325" w:type="dxa"/>
             <w:tcBorders>
               <w:left w:val="single" w:sz="2" w:space="0" w:color="000000"/>
               <w:bottom w:val="single" w:sz="2" w:space="0" w:color="000000"/>
@@ -2882,7 +2884,7 @@
         </w:tc>
         <w:tc>
           <w:tcPr>
-            <w:tcW w:w="2736" w:type="dxa"/>
+            <w:tcW w:w="2737" w:type="dxa"/>
             <w:tcBorders>
               <w:left w:val="single" w:sz="2" w:space="0" w:color="000000"/>
               <w:bottom w:val="single" w:sz="2" w:space="0" w:color="000000"/>
@@ -2946,7 +2948,7 @@
         </w:tc>
         <w:tc>
           <w:tcPr>
-            <w:tcW w:w="5326" w:type="dxa"/>
+            <w:tcW w:w="5325" w:type="dxa"/>
             <w:tcBorders>
               <w:left w:val="single" w:sz="2" w:space="0" w:color="000000"/>
               <w:bottom w:val="single" w:sz="2" w:space="0" w:color="000000"/>
@@ -2976,7 +2978,7 @@
         </w:tc>
         <w:tc>
           <w:tcPr>
-            <w:tcW w:w="2736" w:type="dxa"/>
+            <w:tcW w:w="2737" w:type="dxa"/>
             <w:tcBorders>
               <w:left w:val="single" w:sz="2" w:space="0" w:color="000000"/>
               <w:bottom w:val="single" w:sz="2" w:space="0" w:color="000000"/>
@@ -3040,7 +3042,7 @@
         </w:tc>
         <w:tc>
           <w:tcPr>
-            <w:tcW w:w="5326" w:type="dxa"/>
+            <w:tcW w:w="5325" w:type="dxa"/>
             <w:tcBorders>
               <w:left w:val="single" w:sz="2" w:space="0" w:color="000000"/>
               <w:bottom w:val="single" w:sz="2" w:space="0" w:color="000000"/>
@@ -3070,7 +3072,7 @@
         </w:tc>
         <w:tc>
           <w:tcPr>
-            <w:tcW w:w="2736" w:type="dxa"/>
+            <w:tcW w:w="2737" w:type="dxa"/>
             <w:tcBorders>
               <w:left w:val="single" w:sz="2" w:space="0" w:color="000000"/>
               <w:bottom w:val="single" w:sz="2" w:space="0" w:color="000000"/>
@@ -3133,7 +3135,7 @@
         </w:tc>
         <w:tc>
           <w:tcPr>
-            <w:tcW w:w="5326" w:type="dxa"/>
+            <w:tcW w:w="5325" w:type="dxa"/>
             <w:tcBorders>
               <w:left w:val="single" w:sz="2" w:space="0" w:color="000000"/>
               <w:bottom w:val="single" w:sz="2" w:space="0" w:color="000000"/>
@@ -3161,7 +3163,7 @@
         </w:tc>
         <w:tc>
           <w:tcPr>
-            <w:tcW w:w="2736" w:type="dxa"/>
+            <w:tcW w:w="2737" w:type="dxa"/>
             <w:tcBorders>
               <w:left w:val="single" w:sz="2" w:space="0" w:color="000000"/>
               <w:bottom w:val="single" w:sz="2" w:space="0" w:color="000000"/>
@@ -3219,7 +3221,7 @@
         </w:tc>
         <w:tc>
           <w:tcPr>
-            <w:tcW w:w="5326" w:type="dxa"/>
+            <w:tcW w:w="5325" w:type="dxa"/>
             <w:tcBorders>
               <w:left w:val="single" w:sz="2" w:space="0" w:color="000000"/>
               <w:bottom w:val="single" w:sz="2" w:space="0" w:color="000000"/>
@@ -3245,7 +3247,7 @@
         </w:tc>
         <w:tc>
           <w:tcPr>
-            <w:tcW w:w="2736" w:type="dxa"/>
+            <w:tcW w:w="2737" w:type="dxa"/>
             <w:tcBorders>
               <w:left w:val="single" w:sz="2" w:space="0" w:color="000000"/>
               <w:bottom w:val="single" w:sz="2" w:space="0" w:color="000000"/>
@@ -3301,7 +3303,7 @@
         </w:tc>
         <w:tc>
           <w:tcPr>
-            <w:tcW w:w="5326" w:type="dxa"/>
+            <w:tcW w:w="5325" w:type="dxa"/>
             <w:tcBorders>
               <w:left w:val="single" w:sz="2" w:space="0" w:color="000000"/>
               <w:bottom w:val="single" w:sz="2" w:space="0" w:color="000000"/>
@@ -3327,7 +3329,7 @@
         </w:tc>
         <w:tc>
           <w:tcPr>
-            <w:tcW w:w="2736" w:type="dxa"/>
+            <w:tcW w:w="2737" w:type="dxa"/>
             <w:tcBorders>
               <w:left w:val="single" w:sz="2" w:space="0" w:color="000000"/>
               <w:bottom w:val="single" w:sz="2" w:space="0" w:color="000000"/>
@@ -3383,7 +3385,7 @@
         </w:tc>
         <w:tc>
           <w:tcPr>
-            <w:tcW w:w="5326" w:type="dxa"/>
+            <w:tcW w:w="5325" w:type="dxa"/>
             <w:tcBorders>
               <w:left w:val="single" w:sz="2" w:space="0" w:color="000000"/>
               <w:bottom w:val="single" w:sz="2" w:space="0" w:color="000000"/>
@@ -3409,7 +3411,7 @@
         </w:tc>
         <w:tc>
           <w:tcPr>
-            <w:tcW w:w="2736" w:type="dxa"/>
+            <w:tcW w:w="2737" w:type="dxa"/>
             <w:tcBorders>
               <w:left w:val="single" w:sz="2" w:space="0" w:color="000000"/>
               <w:bottom w:val="single" w:sz="2" w:space="0" w:color="000000"/>
@@ -3465,7 +3467,7 @@
         </w:tc>
         <w:tc>
           <w:tcPr>
-            <w:tcW w:w="5326" w:type="dxa"/>
+            <w:tcW w:w="5325" w:type="dxa"/>
             <w:tcBorders>
               <w:left w:val="single" w:sz="2" w:space="0" w:color="000000"/>
               <w:bottom w:val="single" w:sz="2" w:space="0" w:color="000000"/>
@@ -3491,7 +3493,7 @@
         </w:tc>
         <w:tc>
           <w:tcPr>
-            <w:tcW w:w="2736" w:type="dxa"/>
+            <w:tcW w:w="2737" w:type="dxa"/>
             <w:tcBorders>
               <w:left w:val="single" w:sz="2" w:space="0" w:color="000000"/>
               <w:bottom w:val="single" w:sz="2" w:space="0" w:color="000000"/>
@@ -3547,7 +3549,7 @@
         </w:tc>
         <w:tc>
           <w:tcPr>
-            <w:tcW w:w="5326" w:type="dxa"/>
+            <w:tcW w:w="5325" w:type="dxa"/>
             <w:tcBorders>
               <w:left w:val="single" w:sz="2" w:space="0" w:color="000000"/>
               <w:bottom w:val="single" w:sz="2" w:space="0" w:color="000000"/>
@@ -3570,7 +3572,7 @@
         </w:tc>
         <w:tc>
           <w:tcPr>
-            <w:tcW w:w="2736" w:type="dxa"/>
+            <w:tcW w:w="2737" w:type="dxa"/>
             <w:tcBorders>
               <w:left w:val="single" w:sz="2" w:space="0" w:color="000000"/>
               <w:bottom w:val="single" w:sz="2" w:space="0" w:color="000000"/>
@@ -3626,7 +3628,7 @@
         </w:tc>
         <w:tc>
           <w:tcPr>
-            <w:tcW w:w="5326" w:type="dxa"/>
+            <w:tcW w:w="5325" w:type="dxa"/>
             <w:tcBorders>
               <w:left w:val="single" w:sz="2" w:space="0" w:color="000000"/>
               <w:bottom w:val="single" w:sz="2" w:space="0" w:color="000000"/>
@@ -3652,7 +3654,7 @@
         </w:tc>
         <w:tc>
           <w:tcPr>
-            <w:tcW w:w="2736" w:type="dxa"/>
+            <w:tcW w:w="2737" w:type="dxa"/>
             <w:tcBorders>
               <w:left w:val="single" w:sz="2" w:space="0" w:color="000000"/>
               <w:bottom w:val="single" w:sz="2" w:space="0" w:color="000000"/>
@@ -3708,7 +3710,7 @@
         </w:tc>
         <w:tc>
           <w:tcPr>
-            <w:tcW w:w="5326" w:type="dxa"/>
+            <w:tcW w:w="5325" w:type="dxa"/>
             <w:tcBorders>
               <w:left w:val="single" w:sz="2" w:space="0" w:color="000000"/>
               <w:bottom w:val="single" w:sz="2" w:space="0" w:color="000000"/>
@@ -3734,7 +3736,7 @@
         </w:tc>
         <w:tc>
           <w:tcPr>
-            <w:tcW w:w="2736" w:type="dxa"/>
+            <w:tcW w:w="2737" w:type="dxa"/>
             <w:tcBorders>
               <w:left w:val="single" w:sz="2" w:space="0" w:color="000000"/>
               <w:bottom w:val="single" w:sz="2" w:space="0" w:color="000000"/>
@@ -3790,7 +3792,7 @@
         </w:tc>
         <w:tc>
           <w:tcPr>
-            <w:tcW w:w="5326" w:type="dxa"/>
+            <w:tcW w:w="5325" w:type="dxa"/>
             <w:tcBorders>
               <w:left w:val="single" w:sz="2" w:space="0" w:color="000000"/>
               <w:bottom w:val="single" w:sz="2" w:space="0" w:color="000000"/>
@@ -3817,7 +3819,7 @@
         </w:tc>
         <w:tc>
           <w:tcPr>
-            <w:tcW w:w="2736" w:type="dxa"/>
+            <w:tcW w:w="2737" w:type="dxa"/>
             <w:tcBorders>
               <w:left w:val="single" w:sz="2" w:space="0" w:color="000000"/>
               <w:bottom w:val="single" w:sz="2" w:space="0" w:color="000000"/>
@@ -3874,7 +3876,7 @@
         </w:tc>
         <w:tc>
           <w:tcPr>
-            <w:tcW w:w="5326" w:type="dxa"/>
+            <w:tcW w:w="5325" w:type="dxa"/>
             <w:tcBorders>
               <w:left w:val="single" w:sz="2" w:space="0" w:color="000000"/>
               <w:bottom w:val="single" w:sz="2" w:space="0" w:color="000000"/>
@@ -3901,7 +3903,7 @@
         </w:tc>
         <w:tc>
           <w:tcPr>
-            <w:tcW w:w="2736" w:type="dxa"/>
+            <w:tcW w:w="2737" w:type="dxa"/>
             <w:tcBorders>
               <w:left w:val="single" w:sz="2" w:space="0" w:color="000000"/>
               <w:bottom w:val="single" w:sz="2" w:space="0" w:color="000000"/>
@@ -3958,7 +3960,7 @@
         </w:tc>
         <w:tc>
           <w:tcPr>
-            <w:tcW w:w="5326" w:type="dxa"/>
+            <w:tcW w:w="5325" w:type="dxa"/>
             <w:tcBorders>
               <w:left w:val="single" w:sz="2" w:space="0" w:color="000000"/>
               <w:bottom w:val="single" w:sz="2" w:space="0" w:color="000000"/>
@@ -3985,7 +3987,7 @@
         </w:tc>
         <w:tc>
           <w:tcPr>
-            <w:tcW w:w="2736" w:type="dxa"/>
+            <w:tcW w:w="2737" w:type="dxa"/>
             <w:tcBorders>
               <w:left w:val="single" w:sz="2" w:space="0" w:color="000000"/>
               <w:bottom w:val="single" w:sz="2" w:space="0" w:color="000000"/>
@@ -4039,7 +4041,7 @@
         </w:tc>
         <w:tc>
           <w:tcPr>
-            <w:tcW w:w="5326" w:type="dxa"/>
+            <w:tcW w:w="5325" w:type="dxa"/>
             <w:tcBorders>
               <w:left w:val="single" w:sz="2" w:space="0" w:color="000000"/>
               <w:bottom w:val="single" w:sz="2" w:space="0" w:color="000000"/>
@@ -4066,7 +4068,7 @@
         </w:tc>
         <w:tc>
           <w:tcPr>
-            <w:tcW w:w="2736" w:type="dxa"/>
+            <w:tcW w:w="2737" w:type="dxa"/>
             <w:tcBorders>
               <w:left w:val="single" w:sz="2" w:space="0" w:color="000000"/>
               <w:bottom w:val="single" w:sz="2" w:space="0" w:color="000000"/>
@@ -4123,7 +4125,7 @@
         </w:tc>
         <w:tc>
           <w:tcPr>
-            <w:tcW w:w="5326" w:type="dxa"/>
+            <w:tcW w:w="5325" w:type="dxa"/>
             <w:tcBorders>
               <w:left w:val="single" w:sz="2" w:space="0" w:color="000000"/>
               <w:bottom w:val="single" w:sz="2" w:space="0" w:color="000000"/>
@@ -4147,7 +4149,7 @@
         </w:tc>
         <w:tc>
           <w:tcPr>
-            <w:tcW w:w="2736" w:type="dxa"/>
+            <w:tcW w:w="2737" w:type="dxa"/>
             <w:tcBorders>
               <w:left w:val="single" w:sz="2" w:space="0" w:color="000000"/>
               <w:bottom w:val="single" w:sz="2" w:space="0" w:color="000000"/>
@@ -4206,7 +4208,7 @@
         </w:tc>
         <w:tc>
           <w:tcPr>
-            <w:tcW w:w="5326" w:type="dxa"/>
+            <w:tcW w:w="5325" w:type="dxa"/>
             <w:tcBorders>
               <w:left w:val="single" w:sz="2" w:space="0" w:color="000000"/>
               <w:bottom w:val="single" w:sz="2" w:space="0" w:color="000000"/>
@@ -4234,7 +4236,7 @@
         </w:tc>
         <w:tc>
           <w:tcPr>
-            <w:tcW w:w="2736" w:type="dxa"/>
+            <w:tcW w:w="2737" w:type="dxa"/>
             <w:tcBorders>
               <w:left w:val="single" w:sz="2" w:space="0" w:color="000000"/>
               <w:bottom w:val="single" w:sz="2" w:space="0" w:color="000000"/>
@@ -4292,7 +4294,7 @@
         </w:tc>
         <w:tc>
           <w:tcPr>
-            <w:tcW w:w="5326" w:type="dxa"/>
+            <w:tcW w:w="5325" w:type="dxa"/>
             <w:tcBorders>
               <w:left w:val="single" w:sz="2" w:space="0" w:color="000000"/>
               <w:bottom w:val="single" w:sz="2" w:space="0" w:color="000000"/>
@@ -4320,7 +4322,7 @@
         </w:tc>
         <w:tc>
           <w:tcPr>
-            <w:tcW w:w="2736" w:type="dxa"/>
+            <w:tcW w:w="2737" w:type="dxa"/>
             <w:tcBorders>
               <w:left w:val="single" w:sz="2" w:space="0" w:color="000000"/>
               <w:bottom w:val="single" w:sz="2" w:space="0" w:color="000000"/>
@@ -4382,7 +4384,7 @@
         </w:tc>
         <w:tc>
           <w:tcPr>
-            <w:tcW w:w="5326" w:type="dxa"/>
+            <w:tcW w:w="5325" w:type="dxa"/>
             <w:tcBorders>
               <w:left w:val="single" w:sz="2" w:space="0" w:color="000000"/>
               <w:bottom w:val="single" w:sz="2" w:space="0" w:color="000000"/>
@@ -4412,7 +4414,7 @@
         </w:tc>
         <w:tc>
           <w:tcPr>
-            <w:tcW w:w="2736" w:type="dxa"/>
+            <w:tcW w:w="2737" w:type="dxa"/>
             <w:tcBorders>
               <w:left w:val="single" w:sz="2" w:space="0" w:color="000000"/>
               <w:bottom w:val="single" w:sz="2" w:space="0" w:color="000000"/>
@@ -4477,7 +4479,7 @@
         </w:tc>
         <w:tc>
           <w:tcPr>
-            <w:tcW w:w="5326" w:type="dxa"/>
+            <w:tcW w:w="5325" w:type="dxa"/>
             <w:tcBorders>
               <w:left w:val="single" w:sz="2" w:space="0" w:color="000000"/>
               <w:bottom w:val="single" w:sz="2" w:space="0" w:color="000000"/>
@@ -4507,7 +4509,7 @@
         </w:tc>
         <w:tc>
           <w:tcPr>
-            <w:tcW w:w="2736" w:type="dxa"/>
+            <w:tcW w:w="2737" w:type="dxa"/>
             <w:tcBorders>
               <w:left w:val="single" w:sz="2" w:space="0" w:color="000000"/>
               <w:bottom w:val="single" w:sz="2" w:space="0" w:color="000000"/>
@@ -4572,7 +4574,7 @@
         </w:tc>
         <w:tc>
           <w:tcPr>
-            <w:tcW w:w="5326" w:type="dxa"/>
+            <w:tcW w:w="5325" w:type="dxa"/>
             <w:tcBorders>
               <w:left w:val="single" w:sz="2" w:space="0" w:color="000000"/>
               <w:bottom w:val="single" w:sz="2" w:space="0" w:color="000000"/>
@@ -4602,7 +4604,7 @@
         </w:tc>
         <w:tc>
           <w:tcPr>
-            <w:tcW w:w="2736" w:type="dxa"/>
+            <w:tcW w:w="2737" w:type="dxa"/>
             <w:tcBorders>
               <w:left w:val="single" w:sz="2" w:space="0" w:color="000000"/>
               <w:bottom w:val="single" w:sz="2" w:space="0" w:color="000000"/>
@@ -4667,7 +4669,7 @@
         </w:tc>
         <w:tc>
           <w:tcPr>
-            <w:tcW w:w="5326" w:type="dxa"/>
+            <w:tcW w:w="5325" w:type="dxa"/>
             <w:tcBorders>
               <w:left w:val="single" w:sz="2" w:space="0" w:color="000000"/>
               <w:bottom w:val="single" w:sz="2" w:space="0" w:color="000000"/>
@@ -4697,7 +4699,7 @@
         </w:tc>
         <w:tc>
           <w:tcPr>
-            <w:tcW w:w="2736" w:type="dxa"/>
+            <w:tcW w:w="2737" w:type="dxa"/>
             <w:tcBorders>
               <w:left w:val="single" w:sz="2" w:space="0" w:color="000000"/>
               <w:bottom w:val="single" w:sz="2" w:space="0" w:color="000000"/>
@@ -4762,7 +4764,7 @@
         </w:tc>
         <w:tc>
           <w:tcPr>
-            <w:tcW w:w="5326" w:type="dxa"/>
+            <w:tcW w:w="5325" w:type="dxa"/>
             <w:tcBorders>
               <w:left w:val="single" w:sz="2" w:space="0" w:color="000000"/>
               <w:bottom w:val="single" w:sz="2" w:space="0" w:color="000000"/>
@@ -4792,7 +4794,7 @@
         </w:tc>
         <w:tc>
           <w:tcPr>
-            <w:tcW w:w="2736" w:type="dxa"/>
+            <w:tcW w:w="2737" w:type="dxa"/>
             <w:tcBorders>
               <w:left w:val="single" w:sz="2" w:space="0" w:color="000000"/>
               <w:bottom w:val="single" w:sz="2" w:space="0" w:color="000000"/>
@@ -4853,7 +4855,7 @@
         </w:tc>
         <w:tc>
           <w:tcPr>
-            <w:tcW w:w="5326" w:type="dxa"/>
+            <w:tcW w:w="5325" w:type="dxa"/>
             <w:tcBorders>
               <w:left w:val="single" w:sz="2" w:space="0" w:color="000000"/>
               <w:bottom w:val="single" w:sz="2" w:space="0" w:color="000000"/>
@@ -4891,7 +4893,7 @@
         </w:tc>
         <w:tc>
           <w:tcPr>
-            <w:tcW w:w="2736" w:type="dxa"/>
+            <w:tcW w:w="2737" w:type="dxa"/>
             <w:tcBorders>
               <w:left w:val="single" w:sz="2" w:space="0" w:color="000000"/>
               <w:bottom w:val="single" w:sz="2" w:space="0" w:color="000000"/>
@@ -4950,7 +4952,7 @@
         </w:tc>
         <w:tc>
           <w:tcPr>
-            <w:tcW w:w="5326" w:type="dxa"/>
+            <w:tcW w:w="5325" w:type="dxa"/>
             <w:tcBorders>
               <w:left w:val="single" w:sz="2" w:space="0" w:color="000000"/>
               <w:bottom w:val="single" w:sz="2" w:space="0" w:color="000000"/>
@@ -4988,7 +4990,7 @@
         </w:tc>
         <w:tc>
           <w:tcPr>
-            <w:tcW w:w="2736" w:type="dxa"/>
+            <w:tcW w:w="2737" w:type="dxa"/>
             <w:tcBorders>
               <w:left w:val="single" w:sz="2" w:space="0" w:color="000000"/>
               <w:bottom w:val="single" w:sz="2" w:space="0" w:color="000000"/>
@@ -5047,7 +5049,7 @@
         </w:tc>
         <w:tc>
           <w:tcPr>
-            <w:tcW w:w="5326" w:type="dxa"/>
+            <w:tcW w:w="5325" w:type="dxa"/>
             <w:tcBorders>
               <w:left w:val="single" w:sz="2" w:space="0" w:color="000000"/>
               <w:bottom w:val="single" w:sz="2" w:space="0" w:color="000000"/>
@@ -5090,7 +5092,7 @@
         </w:tc>
         <w:tc>
           <w:tcPr>
-            <w:tcW w:w="2736" w:type="dxa"/>
+            <w:tcW w:w="2737" w:type="dxa"/>
             <w:tcBorders>
               <w:left w:val="single" w:sz="2" w:space="0" w:color="000000"/>
               <w:bottom w:val="single" w:sz="2" w:space="0" w:color="000000"/>
@@ -5149,7 +5151,7 @@
         </w:tc>
         <w:tc>
           <w:tcPr>
-            <w:tcW w:w="5326" w:type="dxa"/>
+            <w:tcW w:w="5325" w:type="dxa"/>
             <w:tcBorders>
               <w:left w:val="single" w:sz="2" w:space="0" w:color="000000"/>
               <w:bottom w:val="single" w:sz="2" w:space="0" w:color="000000"/>
@@ -5192,7 +5194,7 @@
         </w:tc>
         <w:tc>
           <w:tcPr>
-            <w:tcW w:w="2736" w:type="dxa"/>
+            <w:tcW w:w="2737" w:type="dxa"/>
             <w:tcBorders>
               <w:left w:val="single" w:sz="2" w:space="0" w:color="000000"/>
               <w:bottom w:val="single" w:sz="2" w:space="0" w:color="000000"/>
@@ -5251,7 +5253,7 @@
         </w:tc>
         <w:tc>
           <w:tcPr>
-            <w:tcW w:w="5326" w:type="dxa"/>
+            <w:tcW w:w="5325" w:type="dxa"/>
             <w:tcBorders>
               <w:left w:val="single" w:sz="2" w:space="0" w:color="000000"/>
               <w:bottom w:val="single" w:sz="2" w:space="0" w:color="000000"/>
@@ -5277,7 +5279,7 @@
         </w:tc>
         <w:tc>
           <w:tcPr>
-            <w:tcW w:w="2736" w:type="dxa"/>
+            <w:tcW w:w="2737" w:type="dxa"/>
             <w:tcBorders>
               <w:left w:val="single" w:sz="2" w:space="0" w:color="000000"/>
               <w:bottom w:val="single" w:sz="2" w:space="0" w:color="000000"/>
@@ -5333,7 +5335,7 @@
         </w:tc>
         <w:tc>
           <w:tcPr>
-            <w:tcW w:w="5326" w:type="dxa"/>
+            <w:tcW w:w="5325" w:type="dxa"/>
             <w:tcBorders>
               <w:left w:val="single" w:sz="2" w:space="0" w:color="000000"/>
               <w:bottom w:val="single" w:sz="2" w:space="0" w:color="000000"/>
@@ -5359,7 +5361,7 @@
         </w:tc>
         <w:tc>
           <w:tcPr>
-            <w:tcW w:w="2736" w:type="dxa"/>
+            <w:tcW w:w="2737" w:type="dxa"/>
             <w:tcBorders>
               <w:left w:val="single" w:sz="2" w:space="0" w:color="000000"/>
               <w:bottom w:val="single" w:sz="2" w:space="0" w:color="000000"/>
@@ -5415,7 +5417,7 @@
         </w:tc>
         <w:tc>
           <w:tcPr>
-            <w:tcW w:w="5326" w:type="dxa"/>
+            <w:tcW w:w="5325" w:type="dxa"/>
             <w:tcBorders>
               <w:left w:val="single" w:sz="2" w:space="0" w:color="000000"/>
               <w:bottom w:val="single" w:sz="2" w:space="0" w:color="000000"/>
@@ -5453,7 +5455,7 @@
         </w:tc>
         <w:tc>
           <w:tcPr>
-            <w:tcW w:w="2736" w:type="dxa"/>
+            <w:tcW w:w="2737" w:type="dxa"/>
             <w:tcBorders>
               <w:left w:val="single" w:sz="2" w:space="0" w:color="000000"/>
               <w:bottom w:val="single" w:sz="2" w:space="0" w:color="000000"/>
@@ -5513,7 +5515,7 @@
         </w:tc>
         <w:tc>
           <w:tcPr>
-            <w:tcW w:w="5326" w:type="dxa"/>
+            <w:tcW w:w="5325" w:type="dxa"/>
             <w:tcBorders>
               <w:left w:val="single" w:sz="2" w:space="0" w:color="000000"/>
               <w:bottom w:val="single" w:sz="2" w:space="0" w:color="000000"/>
@@ -5562,7 +5564,7 @@
         </w:tc>
         <w:tc>
           <w:tcPr>
-            <w:tcW w:w="2736" w:type="dxa"/>
+            <w:tcW w:w="2737" w:type="dxa"/>
             <w:tcBorders>
               <w:left w:val="single" w:sz="2" w:space="0" w:color="000000"/>
               <w:bottom w:val="single" w:sz="2" w:space="0" w:color="000000"/>
@@ -5622,7 +5624,7 @@
         </w:tc>
         <w:tc>
           <w:tcPr>
-            <w:tcW w:w="5326" w:type="dxa"/>
+            <w:tcW w:w="5325" w:type="dxa"/>
             <w:tcBorders>
               <w:left w:val="single" w:sz="2" w:space="0" w:color="000000"/>
               <w:bottom w:val="single" w:sz="2" w:space="0" w:color="000000"/>
@@ -5645,7 +5647,7 @@
         </w:tc>
         <w:tc>
           <w:tcPr>
-            <w:tcW w:w="2736" w:type="dxa"/>
+            <w:tcW w:w="2737" w:type="dxa"/>
             <w:tcBorders>
               <w:left w:val="single" w:sz="2" w:space="0" w:color="000000"/>
               <w:bottom w:val="single" w:sz="2" w:space="0" w:color="000000"/>
@@ -5701,7 +5703,7 @@
         </w:tc>
         <w:tc>
           <w:tcPr>
-            <w:tcW w:w="5326" w:type="dxa"/>
+            <w:tcW w:w="5325" w:type="dxa"/>
             <w:tcBorders>
               <w:left w:val="single" w:sz="2" w:space="0" w:color="000000"/>
               <w:bottom w:val="single" w:sz="2" w:space="0" w:color="000000"/>
@@ -5727,7 +5729,7 @@
         </w:tc>
         <w:tc>
           <w:tcPr>
-            <w:tcW w:w="2736" w:type="dxa"/>
+            <w:tcW w:w="2737" w:type="dxa"/>
             <w:tcBorders>
               <w:left w:val="single" w:sz="2" w:space="0" w:color="000000"/>
               <w:bottom w:val="single" w:sz="2" w:space="0" w:color="000000"/>
@@ -5783,7 +5785,7 @@
         </w:tc>
         <w:tc>
           <w:tcPr>
-            <w:tcW w:w="5326" w:type="dxa"/>
+            <w:tcW w:w="5325" w:type="dxa"/>
             <w:tcBorders>
               <w:left w:val="single" w:sz="2" w:space="0" w:color="000000"/>
               <w:bottom w:val="single" w:sz="2" w:space="0" w:color="000000"/>
@@ -5861,7 +5863,7 @@
         </w:tc>
         <w:tc>
           <w:tcPr>
-            <w:tcW w:w="2736" w:type="dxa"/>
+            <w:tcW w:w="2737" w:type="dxa"/>
             <w:tcBorders>
               <w:left w:val="single" w:sz="2" w:space="0" w:color="000000"/>
               <w:bottom w:val="single" w:sz="2" w:space="0" w:color="000000"/>
@@ -5917,7 +5919,7 @@
         </w:tc>
         <w:tc>
           <w:tcPr>
-            <w:tcW w:w="5326" w:type="dxa"/>
+            <w:tcW w:w="5325" w:type="dxa"/>
             <w:tcBorders>
               <w:left w:val="single" w:sz="2" w:space="0" w:color="000000"/>
               <w:bottom w:val="single" w:sz="2" w:space="0" w:color="000000"/>
@@ -5992,7 +5994,7 @@
         </w:tc>
         <w:tc>
           <w:tcPr>
-            <w:tcW w:w="2736" w:type="dxa"/>
+            <w:tcW w:w="2737" w:type="dxa"/>
             <w:tcBorders>
               <w:left w:val="single" w:sz="2" w:space="0" w:color="000000"/>
               <w:bottom w:val="single" w:sz="2" w:space="0" w:color="000000"/>
@@ -6033,6 +6035,9 @@
           <w:rFonts w:cs="Verdana" w:ascii="Verdana" w:hAnsi="Verdana"/>
         </w:rPr>
       </w:r>
+      <w:r>
+        <w:br w:type="page"/>
+      </w:r>
     </w:p>
     <w:p>
       <w:pPr>
@@ -6044,6 +6049,21 @@
       <w:r>
         <w:rPr>
           <w:rFonts w:cs="Verdana" w:ascii="Verdana" w:hAnsi="Verdana"/>
+        </w:rPr>
+      </w:r>
+    </w:p>
+    <w:p>
+      <w:pPr>
+        <w:pStyle w:val="Brdtekst"/>
+        <w:rPr>
+          <w:rFonts w:ascii="Verdana" w:hAnsi="Verdana" w:cs="Verdana"/>
+        </w:rPr>
+      </w:pPr>
+      <w:r>
+        <w:rPr>
+          <w:rFonts w:cs="Verdana" w:ascii="Verdana" w:hAnsi="Verdana"/>
+          <w:b/>
+          <w:bCs/>
         </w:rPr>
         <w:t>Nogle af menuliniens funktioner er selvforklarende, andre behøver en kommentar:</w:t>
       </w:r>
@@ -6273,10 +6293,7 @@
         </w:rPr>
       </w:pPr>
       <w:r>
-        <w:rPr>
-          <w:rFonts w:cs="Verdana" w:ascii="Verdana" w:hAnsi="Verdana"/>
-          <w:lang w:val="da-DK"/>
-        </w:rPr>
+        <w:rPr/>
       </w:r>
       <w:r>
         <w:br w:type="page"/>
@@ -6291,10 +6308,7 @@
         </w:rPr>
       </w:pPr>
       <w:r>
-        <w:rPr>
-          <w:rFonts w:cs="Verdana" w:ascii="Verdana" w:hAnsi="Verdana"/>
-          <w:lang w:val="da-DK"/>
-        </w:rPr>
+        <w:rPr/>
       </w:r>
     </w:p>
     <w:p>
@@ -7464,15 +7478,15 @@
         </w:tblCellMar>
       </w:tblPr>
       <w:tblGrid>
-        <w:gridCol w:w="3234"/>
+        <w:gridCol w:w="3233"/>
         <w:gridCol w:w="2309"/>
-        <w:gridCol w:w="4104"/>
+        <w:gridCol w:w="4105"/>
       </w:tblGrid>
       <w:tr>
         <w:trPr/>
         <w:tc>
           <w:tcPr>
-            <w:tcW w:w="3234" w:type="dxa"/>
+            <w:tcW w:w="3233" w:type="dxa"/>
             <w:tcBorders>
               <w:top w:val="single" w:sz="2" w:space="0" w:color="000000"/>
               <w:left w:val="single" w:sz="2" w:space="0" w:color="000000"/>
@@ -7522,7 +7536,7 @@
         </w:tc>
         <w:tc>
           <w:tcPr>
-            <w:tcW w:w="4104" w:type="dxa"/>
+            <w:tcW w:w="4105" w:type="dxa"/>
             <w:tcBorders>
               <w:top w:val="single" w:sz="2" w:space="0" w:color="000000"/>
               <w:left w:val="single" w:sz="2" w:space="0" w:color="000000"/>
@@ -7551,7 +7565,7 @@
         <w:trPr/>
         <w:tc>
           <w:tcPr>
-            <w:tcW w:w="3234" w:type="dxa"/>
+            <w:tcW w:w="3233" w:type="dxa"/>
             <w:tcBorders>
               <w:left w:val="single" w:sz="2" w:space="0" w:color="000000"/>
               <w:bottom w:val="single" w:sz="2" w:space="0" w:color="000000"/>
@@ -7613,7 +7627,7 @@
         </w:tc>
         <w:tc>
           <w:tcPr>
-            <w:tcW w:w="4104" w:type="dxa"/>
+            <w:tcW w:w="4105" w:type="dxa"/>
             <w:tcBorders>
               <w:left w:val="single" w:sz="2" w:space="0" w:color="000000"/>
               <w:bottom w:val="single" w:sz="2" w:space="0" w:color="000000"/>
@@ -7661,7 +7675,7 @@
         <w:trPr/>
         <w:tc>
           <w:tcPr>
-            <w:tcW w:w="3234" w:type="dxa"/>
+            <w:tcW w:w="3233" w:type="dxa"/>
             <w:tcBorders>
               <w:left w:val="single" w:sz="2" w:space="0" w:color="000000"/>
               <w:bottom w:val="single" w:sz="2" w:space="0" w:color="000000"/>
@@ -7734,7 +7748,7 @@
         </w:tc>
         <w:tc>
           <w:tcPr>
-            <w:tcW w:w="4104" w:type="dxa"/>
+            <w:tcW w:w="4105" w:type="dxa"/>
             <w:tcBorders>
               <w:left w:val="single" w:sz="2" w:space="0" w:color="000000"/>
               <w:bottom w:val="single" w:sz="2" w:space="0" w:color="000000"/>
@@ -7773,7 +7787,7 @@
         <w:trPr/>
         <w:tc>
           <w:tcPr>
-            <w:tcW w:w="3234" w:type="dxa"/>
+            <w:tcW w:w="3233" w:type="dxa"/>
             <w:tcBorders>
               <w:left w:val="single" w:sz="2" w:space="0" w:color="000000"/>
               <w:bottom w:val="single" w:sz="2" w:space="0" w:color="000000"/>
@@ -7823,7 +7837,7 @@
         </w:tc>
         <w:tc>
           <w:tcPr>
-            <w:tcW w:w="4104" w:type="dxa"/>
+            <w:tcW w:w="4105" w:type="dxa"/>
             <w:tcBorders>
               <w:left w:val="single" w:sz="2" w:space="0" w:color="000000"/>
               <w:bottom w:val="single" w:sz="2" w:space="0" w:color="000000"/>
@@ -7851,7 +7865,7 @@
         <w:trPr/>
         <w:tc>
           <w:tcPr>
-            <w:tcW w:w="3234" w:type="dxa"/>
+            <w:tcW w:w="3233" w:type="dxa"/>
             <w:tcBorders>
               <w:left w:val="single" w:sz="2" w:space="0" w:color="000000"/>
               <w:bottom w:val="single" w:sz="2" w:space="0" w:color="000000"/>
@@ -7901,7 +7915,7 @@
         </w:tc>
         <w:tc>
           <w:tcPr>
-            <w:tcW w:w="4104" w:type="dxa"/>
+            <w:tcW w:w="4105" w:type="dxa"/>
             <w:tcBorders>
               <w:left w:val="single" w:sz="2" w:space="0" w:color="000000"/>
               <w:bottom w:val="single" w:sz="2" w:space="0" w:color="000000"/>
@@ -7929,7 +7943,7 @@
         <w:trPr/>
         <w:tc>
           <w:tcPr>
-            <w:tcW w:w="3234" w:type="dxa"/>
+            <w:tcW w:w="3233" w:type="dxa"/>
             <w:tcBorders>
               <w:left w:val="single" w:sz="2" w:space="0" w:color="000000"/>
               <w:bottom w:val="single" w:sz="2" w:space="0" w:color="000000"/>
@@ -7977,7 +7991,7 @@
         </w:tc>
         <w:tc>
           <w:tcPr>
-            <w:tcW w:w="4104" w:type="dxa"/>
+            <w:tcW w:w="4105" w:type="dxa"/>
             <w:tcBorders>
               <w:left w:val="single" w:sz="2" w:space="0" w:color="000000"/>
               <w:bottom w:val="single" w:sz="2" w:space="0" w:color="000000"/>
@@ -8022,7 +8036,55 @@
       </w:pPr>
       <w:r>
         <w:rPr/>
+      </w:r>
+      <w:r>
+        <w:br w:type="page"/>
+      </w:r>
+    </w:p>
+    <w:p>
+      <w:pPr>
+        <w:pStyle w:val="Brdtekst"/>
+        <w:rPr/>
+      </w:pPr>
+      <w:r>
+        <w:rPr/>
+      </w:r>
+    </w:p>
+    <w:p>
+      <w:pPr>
+        <w:pStyle w:val="Brdtekst"/>
+        <w:rPr>
+          <w:rFonts w:ascii="Verdana" w:hAnsi="Verdana"/>
+          <w:b/>
+          <w:b/>
+          <w:bCs/>
+        </w:rPr>
+      </w:pPr>
+      <w:r>
+        <w:rPr>
+          <w:rFonts w:ascii="Verdana" w:hAnsi="Verdana"/>
+          <w:b/>
+          <w:bCs/>
+        </w:rPr>
         <w:t>Manuel navigation og musikafspilning kan desuden kontrolleres med følgende taste-kommandoer:</w:t>
+      </w:r>
+    </w:p>
+    <w:p>
+      <w:pPr>
+        <w:pStyle w:val="Brdtekst"/>
+        <w:rPr>
+          <w:rFonts w:ascii="Verdana" w:hAnsi="Verdana"/>
+          <w:b/>
+          <w:b/>
+          <w:bCs/>
+        </w:rPr>
+      </w:pPr>
+      <w:r>
+        <w:rPr>
+          <w:rFonts w:ascii="Verdana" w:hAnsi="Verdana"/>
+          <w:b/>
+          <w:bCs/>
+        </w:rPr>
       </w:r>
     </w:p>
     <w:tbl>
@@ -8038,15 +8100,15 @@
         </w:tblCellMar>
       </w:tblPr>
       <w:tblGrid>
-        <w:gridCol w:w="3234"/>
+        <w:gridCol w:w="3233"/>
         <w:gridCol w:w="2338"/>
-        <w:gridCol w:w="4075"/>
+        <w:gridCol w:w="4076"/>
       </w:tblGrid>
       <w:tr>
         <w:trPr/>
         <w:tc>
           <w:tcPr>
-            <w:tcW w:w="3234" w:type="dxa"/>
+            <w:tcW w:w="3233" w:type="dxa"/>
             <w:tcBorders>
               <w:top w:val="single" w:sz="2" w:space="0" w:color="000000"/>
               <w:left w:val="single" w:sz="2" w:space="0" w:color="000000"/>
@@ -8096,7 +8158,7 @@
         </w:tc>
         <w:tc>
           <w:tcPr>
-            <w:tcW w:w="4075" w:type="dxa"/>
+            <w:tcW w:w="4076" w:type="dxa"/>
             <w:tcBorders>
               <w:top w:val="single" w:sz="2" w:space="0" w:color="000000"/>
               <w:left w:val="single" w:sz="2" w:space="0" w:color="000000"/>
@@ -8125,7 +8187,7 @@
         <w:trPr/>
         <w:tc>
           <w:tcPr>
-            <w:tcW w:w="3234" w:type="dxa"/>
+            <w:tcW w:w="3233" w:type="dxa"/>
             <w:tcBorders>
               <w:left w:val="single" w:sz="2" w:space="0" w:color="000000"/>
               <w:bottom w:val="single" w:sz="2" w:space="0" w:color="000000"/>
@@ -8171,7 +8233,7 @@
         </w:tc>
         <w:tc>
           <w:tcPr>
-            <w:tcW w:w="4075" w:type="dxa"/>
+            <w:tcW w:w="4076" w:type="dxa"/>
             <w:tcBorders>
               <w:left w:val="single" w:sz="2" w:space="0" w:color="000000"/>
               <w:bottom w:val="single" w:sz="2" w:space="0" w:color="000000"/>
@@ -8213,11 +8275,15 @@
         <w:pStyle w:val="Brdtekst"/>
         <w:rPr>
           <w:rFonts w:ascii="Verdana" w:hAnsi="Verdana" w:cs="Verdana"/>
-        </w:rPr>
-      </w:pPr>
-      <w:r>
-        <w:rPr>
-          <w:rFonts w:cs="Verdana" w:ascii="Verdana" w:hAnsi="Verdana"/>
+          <w:sz w:val="24"/>
+          <w:szCs w:val="24"/>
+        </w:rPr>
+      </w:pPr>
+      <w:r>
+        <w:rPr>
+          <w:rFonts w:cs="Verdana" w:ascii="Verdana" w:hAnsi="Verdana"/>
+          <w:sz w:val="24"/>
+          <w:szCs w:val="24"/>
         </w:rPr>
       </w:r>
     </w:p>
@@ -8231,6 +8297,8 @@
       <w:r>
         <w:rPr>
           <w:rFonts w:cs="Verdana" w:ascii="Verdana" w:hAnsi="Verdana"/>
+          <w:sz w:val="24"/>
+          <w:szCs w:val="24"/>
         </w:rPr>
         <w:t>Hver linie i nodelisten repræsenterer alt, hvad der sker i musikken på et bestemt tidspunkt - og kan altså sagtens indeholde mere end en enkelt node.</w:t>
       </w:r>
@@ -8238,17 +8306,24 @@
     <w:p>
       <w:pPr>
         <w:pStyle w:val="Brdtekst"/>
-        <w:rPr/>
-      </w:pPr>
-      <w:r>
-        <w:rPr>
-          <w:rFonts w:cs="Verdana" w:ascii="Verdana" w:hAnsi="Verdana"/>
+        <w:rPr>
+          <w:sz w:val="24"/>
+          <w:szCs w:val="24"/>
+        </w:rPr>
+      </w:pPr>
+      <w:r>
+        <w:rPr>
+          <w:rFonts w:cs="Verdana" w:ascii="Verdana" w:hAnsi="Verdana"/>
+          <w:sz w:val="24"/>
+          <w:szCs w:val="24"/>
         </w:rPr>
         <w:t>Hvis den valgte MusicXml</w:t>
       </w:r>
       <w:r>
         <w:rPr>
           <w:rFonts w:cs="Verdana" w:ascii="Verdana" w:hAnsi="Verdana"/>
+          <w:sz w:val="24"/>
+          <w:szCs w:val="24"/>
           <w:lang w:val="da-DK"/>
         </w:rPr>
         <w:t>-</w:t>
@@ -8256,12 +8331,16 @@
       <w:r>
         <w:rPr>
           <w:rFonts w:cs="Verdana" w:ascii="Verdana" w:hAnsi="Verdana"/>
+          <w:sz w:val="24"/>
+          <w:szCs w:val="24"/>
         </w:rPr>
         <w:t xml:space="preserve">fil indeholder mange stemmer, som for eksempel en </w:t>
       </w:r>
       <w:r>
         <w:rPr>
           <w:rFonts w:cs="Verdana" w:ascii="Verdana" w:hAnsi="Verdana"/>
+          <w:sz w:val="24"/>
+          <w:szCs w:val="24"/>
           <w:lang w:val="da-DK"/>
         </w:rPr>
         <w:t>fire</w:t>
@@ -8269,12 +8348,16 @@
       <w:r>
         <w:rPr>
           <w:rFonts w:cs="Verdana" w:ascii="Verdana" w:hAnsi="Verdana"/>
+          <w:sz w:val="24"/>
+          <w:szCs w:val="24"/>
         </w:rPr>
         <w:t>stemmig SATB korsats eller et større orkesterværk, vises alt, hvad der sker samtidig i alle stemmer</w:t>
       </w:r>
       <w:r>
         <w:rPr>
           <w:rFonts w:cs="Verdana" w:ascii="Verdana" w:hAnsi="Verdana"/>
+          <w:sz w:val="24"/>
+          <w:szCs w:val="24"/>
           <w:lang w:val="da-DK"/>
         </w:rPr>
         <w:t>, således</w:t>
@@ -8282,6 +8365,8 @@
       <w:r>
         <w:rPr>
           <w:rFonts w:cs="Verdana" w:ascii="Verdana" w:hAnsi="Verdana"/>
+          <w:sz w:val="24"/>
+          <w:szCs w:val="24"/>
         </w:rPr>
         <w:t xml:space="preserve"> på samme linie i nodelisten!</w:t>
       </w:r>
@@ -8289,17 +8374,24 @@
     <w:p>
       <w:pPr>
         <w:pStyle w:val="Brdtekst"/>
-        <w:rPr/>
-      </w:pPr>
-      <w:r>
-        <w:rPr>
-          <w:rFonts w:cs="Verdana" w:ascii="Verdana" w:hAnsi="Verdana"/>
+        <w:rPr>
+          <w:sz w:val="24"/>
+          <w:szCs w:val="24"/>
+        </w:rPr>
+      </w:pPr>
+      <w:r>
+        <w:rPr>
+          <w:rFonts w:cs="Verdana" w:ascii="Verdana" w:hAnsi="Verdana"/>
+          <w:sz w:val="24"/>
+          <w:szCs w:val="24"/>
         </w:rPr>
         <w:t>Når en linie er vist i nodelisten</w:t>
       </w:r>
       <w:r>
         <w:rPr>
           <w:rFonts w:cs="Verdana" w:ascii="Verdana" w:hAnsi="Verdana"/>
+          <w:sz w:val="24"/>
+          <w:szCs w:val="24"/>
           <w:lang w:val="da-DK"/>
         </w:rPr>
         <w:t>,</w:t>
@@ -8307,6 +8399,8 @@
       <w:r>
         <w:rPr>
           <w:rFonts w:cs="Verdana" w:ascii="Verdana" w:hAnsi="Verdana"/>
+          <w:sz w:val="24"/>
+          <w:szCs w:val="24"/>
         </w:rPr>
         <w:t xml:space="preserve"> kan man navigere rundt mellem de forskellige enkelt-stemmer ved hjælp af CONTROL + PIL-OP henholdsvis  CONTROL + PIL-NED.</w:t>
       </w:r>
@@ -8321,12 +8415,16 @@
       <w:r>
         <w:rPr>
           <w:rFonts w:cs="Verdana" w:ascii="Verdana" w:hAnsi="Verdana"/>
+          <w:sz w:val="24"/>
+          <w:szCs w:val="24"/>
         </w:rPr>
         <w:t xml:space="preserve">Og når en enkelt stemme er vist kan man tilmed navigere rundt mellem de enkelte noder inden for den pågældende stemme </w:t>
       </w:r>
       <w:r>
         <w:rPr>
           <w:rFonts w:cs="Verdana" w:ascii="Verdana" w:hAnsi="Verdana"/>
+          <w:sz w:val="24"/>
+          <w:szCs w:val="24"/>
           <w:lang w:val="da-DK"/>
         </w:rPr>
         <w:t>endnu engang</w:t>
@@ -8334,12 +8432,16 @@
       <w:r>
         <w:rPr>
           <w:rFonts w:cs="Verdana" w:ascii="Verdana" w:hAnsi="Verdana"/>
+          <w:sz w:val="24"/>
+          <w:szCs w:val="24"/>
         </w:rPr>
         <w:t xml:space="preserve"> </w:t>
       </w:r>
       <w:r>
         <w:rPr>
           <w:rFonts w:cs="Verdana" w:ascii="Verdana" w:hAnsi="Verdana"/>
+          <w:sz w:val="24"/>
+          <w:szCs w:val="24"/>
           <w:lang w:val="da-DK"/>
         </w:rPr>
         <w:t xml:space="preserve">at taste CONTROL + </w:t>
@@ -8347,12 +8449,16 @@
       <w:r>
         <w:rPr>
           <w:rFonts w:cs="Verdana" w:ascii="Verdana" w:hAnsi="Verdana"/>
+          <w:sz w:val="24"/>
+          <w:szCs w:val="24"/>
         </w:rPr>
         <w:t xml:space="preserve">PIL-OP </w:t>
       </w:r>
       <w:r>
         <w:rPr>
           <w:rFonts w:cs="Verdana" w:ascii="Verdana" w:hAnsi="Verdana"/>
+          <w:sz w:val="24"/>
+          <w:szCs w:val="24"/>
           <w:lang w:val="da-DK"/>
         </w:rPr>
         <w:t>eller CONTROL +</w:t>
@@ -8360,6 +8466,8 @@
       <w:r>
         <w:rPr>
           <w:rFonts w:cs="Verdana" w:ascii="Verdana" w:hAnsi="Verdana"/>
+          <w:sz w:val="24"/>
+          <w:szCs w:val="24"/>
         </w:rPr>
         <w:t xml:space="preserve"> PIL-NED. Dette er specielt nyttigt, hvis hver stemme indeholder mange samtidige enkeltnoder, som det typisk er tilfældet med stemmer for piano, guitar og harmonika.</w:t>
       </w:r>
@@ -8369,28 +8477,39 @@
         <w:pStyle w:val="Brdtekst"/>
         <w:rPr>
           <w:rFonts w:ascii="Verdana" w:hAnsi="Verdana" w:cs="Verdana"/>
-        </w:rPr>
-      </w:pPr>
-      <w:r>
-        <w:rPr>
-          <w:rFonts w:cs="Verdana" w:ascii="Verdana" w:hAnsi="Verdana"/>
-        </w:rPr>
-      </w:r>
-    </w:p>
-    <w:p>
-      <w:pPr>
-        <w:pStyle w:val="Brdtekst"/>
-        <w:rPr/>
-      </w:pPr>
-      <w:r>
-        <w:rPr>
-          <w:rFonts w:cs="Verdana" w:ascii="Verdana" w:hAnsi="Verdana"/>
+          <w:sz w:val="24"/>
+          <w:szCs w:val="24"/>
+        </w:rPr>
+      </w:pPr>
+      <w:r>
+        <w:rPr>
+          <w:rFonts w:cs="Verdana" w:ascii="Verdana" w:hAnsi="Verdana"/>
+          <w:sz w:val="24"/>
+          <w:szCs w:val="24"/>
+        </w:rPr>
+      </w:r>
+    </w:p>
+    <w:p>
+      <w:pPr>
+        <w:pStyle w:val="Brdtekst"/>
+        <w:rPr>
+          <w:sz w:val="24"/>
+          <w:szCs w:val="24"/>
+        </w:rPr>
+      </w:pPr>
+      <w:r>
+        <w:rPr>
+          <w:rFonts w:cs="Verdana" w:ascii="Verdana" w:hAnsi="Verdana"/>
+          <w:sz w:val="24"/>
+          <w:szCs w:val="24"/>
         </w:rPr>
         <w:t xml:space="preserve">Desuden kan man, hvis den pågældende linie indeholder en becifring, få oplæst becifringens navn og dens indgående toner ved hjælp af </w:t>
       </w:r>
       <w:r>
         <w:rPr>
           <w:rFonts w:cs="Verdana" w:ascii="Verdana" w:hAnsi="Verdana"/>
+          <w:sz w:val="24"/>
+          <w:szCs w:val="24"/>
           <w:lang w:val="da-DK"/>
         </w:rPr>
         <w:t>CONTROL + SHIFT+</w:t>
@@ -8398,12 +8517,16 @@
       <w:r>
         <w:rPr>
           <w:rFonts w:cs="Verdana" w:ascii="Verdana" w:hAnsi="Verdana"/>
+          <w:sz w:val="24"/>
+          <w:szCs w:val="24"/>
         </w:rPr>
         <w:t xml:space="preserve">PIL-OP og </w:t>
       </w:r>
       <w:r>
         <w:rPr>
           <w:rFonts w:cs="Verdana" w:ascii="Verdana" w:hAnsi="Verdana"/>
+          <w:sz w:val="24"/>
+          <w:szCs w:val="24"/>
           <w:lang w:val="da-DK"/>
         </w:rPr>
         <w:t>CONTROL + SHIFT +</w:t>
@@ -8411,6 +8534,8 @@
       <w:r>
         <w:rPr>
           <w:rFonts w:cs="Verdana" w:ascii="Verdana" w:hAnsi="Verdana"/>
+          <w:sz w:val="24"/>
+          <w:szCs w:val="24"/>
         </w:rPr>
         <w:t>PIL-NED. For hver tone oplæses både tonens funktion i becifringen og tonens navn.</w:t>
       </w:r>
@@ -8420,11 +8545,15 @@
         <w:pStyle w:val="Brdtekst"/>
         <w:rPr>
           <w:rFonts w:ascii="Verdana" w:hAnsi="Verdana" w:cs="Verdana"/>
-        </w:rPr>
-      </w:pPr>
-      <w:r>
-        <w:rPr>
-          <w:rFonts w:cs="Verdana" w:ascii="Verdana" w:hAnsi="Verdana"/>
+          <w:sz w:val="24"/>
+          <w:szCs w:val="24"/>
+        </w:rPr>
+      </w:pPr>
+      <w:r>
+        <w:rPr>
+          <w:rFonts w:cs="Verdana" w:ascii="Verdana" w:hAnsi="Verdana"/>
+          <w:sz w:val="24"/>
+          <w:szCs w:val="24"/>
         </w:rPr>
       </w:r>
     </w:p>
@@ -8438,6 +8567,8 @@
       <w:r>
         <w:rPr>
           <w:rFonts w:cs="Verdana" w:ascii="Verdana" w:hAnsi="Verdana"/>
+          <w:sz w:val="24"/>
+          <w:szCs w:val="24"/>
         </w:rPr>
         <w:t>På oversigtsform gælder således om brug af piletasterne i nodelisten:</w:t>
       </w:r>
@@ -8457,7 +8588,8 @@
       <w:r>
         <w:rPr>
           <w:rFonts w:cs="Verdana" w:ascii="Verdana" w:hAnsi="Verdana"/>
-          <w:sz w:val="20"/>
+          <w:sz w:val="24"/>
+          <w:szCs w:val="24"/>
         </w:rPr>
         <w:t>HØJRE og VENSTRE navigerer i tid.</w:t>
       </w:r>
@@ -8469,19 +8601,24 @@
           <w:ilvl w:val="0"/>
           <w:numId w:val="9"/>
         </w:numPr>
-        <w:rPr/>
-      </w:pPr>
-      <w:r>
-        <w:rPr>
-          <w:rFonts w:cs="Verdana" w:ascii="Verdana" w:hAnsi="Verdana"/>
-          <w:sz w:val="20"/>
+        <w:rPr>
+          <w:sz w:val="24"/>
+          <w:szCs w:val="24"/>
+        </w:rPr>
+      </w:pPr>
+      <w:r>
+        <w:rPr>
+          <w:rFonts w:cs="Verdana" w:ascii="Verdana" w:hAnsi="Verdana"/>
+          <w:sz w:val="24"/>
+          <w:szCs w:val="24"/>
         </w:rPr>
         <w:t>CONTROL+</w:t>
       </w:r>
       <w:r>
         <w:rPr>
           <w:rFonts w:cs="Verdana" w:ascii="Verdana" w:hAnsi="Verdana"/>
-          <w:sz w:val="20"/>
+          <w:sz w:val="24"/>
+          <w:szCs w:val="24"/>
           <w:lang w:val="da-DK"/>
         </w:rPr>
         <w:t>PIL-OP</w:t>
@@ -8489,14 +8626,16 @@
       <w:r>
         <w:rPr>
           <w:rFonts w:cs="Verdana" w:ascii="Verdana" w:hAnsi="Verdana"/>
-          <w:sz w:val="20"/>
+          <w:sz w:val="24"/>
+          <w:szCs w:val="24"/>
         </w:rPr>
         <w:t xml:space="preserve"> og CONTROL+</w:t>
       </w:r>
       <w:r>
         <w:rPr>
           <w:rFonts w:cs="Verdana" w:ascii="Verdana" w:hAnsi="Verdana"/>
-          <w:sz w:val="20"/>
+          <w:sz w:val="24"/>
+          <w:szCs w:val="24"/>
           <w:lang w:val="da-DK"/>
         </w:rPr>
         <w:t>PIL-NED</w:t>
@@ -8504,7 +8643,8 @@
       <w:r>
         <w:rPr>
           <w:rFonts w:cs="Verdana" w:ascii="Verdana" w:hAnsi="Verdana"/>
-          <w:sz w:val="20"/>
+          <w:sz w:val="24"/>
+          <w:szCs w:val="24"/>
         </w:rPr>
         <w:t xml:space="preserve"> navigerer i enkelt-stemmer til samme tid.</w:t>
       </w:r>
@@ -8524,7 +8664,8 @@
       <w:r>
         <w:rPr>
           <w:rFonts w:cs="Verdana" w:ascii="Verdana" w:hAnsi="Verdana"/>
-          <w:sz w:val="20"/>
+          <w:sz w:val="24"/>
+          <w:szCs w:val="24"/>
           <w:lang w:val="da-DK"/>
         </w:rPr>
         <w:t>PIL-OP</w:t>
@@ -8532,14 +8673,16 @@
       <w:r>
         <w:rPr>
           <w:rFonts w:cs="Verdana" w:ascii="Verdana" w:hAnsi="Verdana"/>
-          <w:sz w:val="20"/>
+          <w:sz w:val="24"/>
+          <w:szCs w:val="24"/>
         </w:rPr>
         <w:t xml:space="preserve"> og </w:t>
       </w:r>
       <w:r>
         <w:rPr>
           <w:rFonts w:cs="Verdana" w:ascii="Verdana" w:hAnsi="Verdana"/>
-          <w:sz w:val="20"/>
+          <w:sz w:val="24"/>
+          <w:szCs w:val="24"/>
           <w:lang w:val="da-DK"/>
         </w:rPr>
         <w:t>PIL-NED</w:t>
@@ -8547,7 +8690,8 @@
       <w:r>
         <w:rPr>
           <w:rFonts w:cs="Verdana" w:ascii="Verdana" w:hAnsi="Verdana"/>
-          <w:sz w:val="20"/>
+          <w:sz w:val="24"/>
+          <w:szCs w:val="24"/>
         </w:rPr>
         <w:t xml:space="preserve"> navigerer i enkelt-noder i samme stemme til samme tid.</w:t>
       </w:r>
@@ -8567,7 +8711,8 @@
       <w:r>
         <w:rPr>
           <w:rFonts w:cs="Verdana" w:ascii="Verdana" w:hAnsi="Verdana"/>
-          <w:sz w:val="22"/>
+          <w:sz w:val="24"/>
+          <w:szCs w:val="24"/>
           <w:lang w:val="da-DK"/>
         </w:rPr>
         <w:t xml:space="preserve">CONTROL+SHIFT+PIL-OP og CONTROL+SHIFT+PIL-NED navigerer i becifringer. </w:t>
@@ -8578,14 +8723,101 @@
         <w:pStyle w:val="Brdtekst"/>
         <w:rPr>
           <w:rFonts w:ascii="Verdana" w:hAnsi="Verdana" w:cs="Verdana"/>
-          <w:sz w:val="22"/>
-        </w:rPr>
-      </w:pPr>
-      <w:r>
-        <w:rPr>
-          <w:rFonts w:cs="Verdana" w:ascii="Verdana" w:hAnsi="Verdana"/>
-          <w:sz w:val="22"/>
-        </w:rPr>
+          <w:sz w:val="24"/>
+          <w:szCs w:val="24"/>
+        </w:rPr>
+      </w:pPr>
+      <w:r>
+        <w:rPr>
+          <w:rFonts w:cs="Verdana" w:ascii="Verdana" w:hAnsi="Verdana"/>
+          <w:sz w:val="24"/>
+          <w:szCs w:val="24"/>
+        </w:rPr>
+      </w:r>
+    </w:p>
+    <w:p>
+      <w:pPr>
+        <w:pStyle w:val="Brdtekst"/>
+        <w:rPr>
+          <w:sz w:val="24"/>
+          <w:szCs w:val="24"/>
+        </w:rPr>
+      </w:pPr>
+      <w:r>
+        <w:rPr>
+          <w:rFonts w:cs="Verdana" w:ascii="Verdana" w:hAnsi="Verdana"/>
+          <w:sz w:val="24"/>
+          <w:szCs w:val="24"/>
+        </w:rPr>
+        <w:t>Men selv med denne mulighed for at manøvrere i tid, enkelt-stemmer og enkelt-noder kan det hurtigt blive ganske kompliceret at finde rundt i et stort partitur - ligesom et stort orkesterpartitur meget hurtigt bliver ganske uoverskueligt for en seende musiker!</w:t>
+      </w:r>
+    </w:p>
+    <w:p>
+      <w:pPr>
+        <w:pStyle w:val="Brdtekst"/>
+        <w:rPr>
+          <w:sz w:val="24"/>
+          <w:szCs w:val="24"/>
+        </w:rPr>
+      </w:pPr>
+      <w:r>
+        <w:rPr>
+          <w:rFonts w:cs="Verdana" w:ascii="Verdana" w:hAnsi="Verdana"/>
+          <w:sz w:val="24"/>
+          <w:szCs w:val="24"/>
+        </w:rPr>
+        <w:t>Heldigvis indeholder IBOS Nodelæser en mulighed for på detaljeret vis at vælge præcis</w:t>
+      </w:r>
+      <w:r>
+        <w:rPr>
+          <w:rFonts w:cs="Verdana" w:ascii="Verdana" w:hAnsi="Verdana"/>
+          <w:sz w:val="24"/>
+          <w:szCs w:val="24"/>
+          <w:lang w:val="da-DK"/>
+        </w:rPr>
+        <w:t>,</w:t>
+      </w:r>
+      <w:r>
+        <w:rPr>
+          <w:rFonts w:cs="Verdana" w:ascii="Verdana" w:hAnsi="Verdana"/>
+          <w:sz w:val="24"/>
+          <w:szCs w:val="24"/>
+        </w:rPr>
+        <w:t xml:space="preserve"> hvilke stemmer der skal vise</w:t>
+      </w:r>
+      <w:r>
+        <w:rPr>
+          <w:rFonts w:cs="Verdana" w:ascii="Verdana" w:hAnsi="Verdana"/>
+          <w:sz w:val="24"/>
+          <w:szCs w:val="24"/>
+          <w:lang w:val="da-DK"/>
+        </w:rPr>
+        <w:t>s</w:t>
+      </w:r>
+      <w:r>
+        <w:rPr>
+          <w:rFonts w:cs="Verdana" w:ascii="Verdana" w:hAnsi="Verdana"/>
+          <w:sz w:val="24"/>
+          <w:szCs w:val="24"/>
+        </w:rPr>
+        <w:t xml:space="preserve"> i nodelisten</w:t>
+      </w:r>
+      <w:r>
+        <w:rPr>
+          <w:rFonts w:cs="Verdana" w:ascii="Verdana" w:hAnsi="Verdana"/>
+          <w:sz w:val="24"/>
+          <w:szCs w:val="24"/>
+          <w:lang w:val="da-DK"/>
+        </w:rPr>
+        <w:t xml:space="preserve"> samt</w:t>
+      </w:r>
+      <w:r>
+        <w:rPr>
+          <w:rFonts w:cs="Verdana" w:ascii="Verdana" w:hAnsi="Verdana"/>
+          <w:sz w:val="24"/>
+          <w:szCs w:val="24"/>
+        </w:rPr>
+        <w:t xml:space="preserve"> grad af detaljering.</w:t>
       </w:r>
     </w:p>
     <w:p>
@@ -8597,88 +8829,41 @@
         <w:rPr>
           <w:rFonts w:cs="Verdana" w:ascii="Verdana" w:hAnsi="Verdana"/>
         </w:rPr>
-        <w:t>Men selv med denne mulighed for at manøvrere i tid, enkelt-stemmer og enkelt-noder kan det hurtigt blive ganske kompliceret at finde rundt i et stort partitur - ligesom et stort orkesterpartitur meget hurtigt bliver ganske uoverskueligt for en seende musiker!</w:t>
-      </w:r>
-    </w:p>
-    <w:p>
-      <w:pPr>
-        <w:pStyle w:val="Brdtekst"/>
+        <w:t>Dette er formålet med den tredje hoved-komponent: Nodefilteret.</w:t>
+      </w:r>
+    </w:p>
+    <w:p>
+      <w:pPr>
+        <w:pStyle w:val="Brdtekst"/>
+        <w:rPr>
+          <w:rFonts w:ascii="Verdana" w:hAnsi="Verdana" w:cs="Verdana"/>
+        </w:rPr>
+      </w:pPr>
+      <w:r>
         <w:rPr/>
-      </w:pPr>
-      <w:r>
-        <w:rPr>
-          <w:rFonts w:cs="Verdana" w:ascii="Verdana" w:hAnsi="Verdana"/>
-        </w:rPr>
-        <w:t>Heldigvis indeholder IBOS Nodelæser en mulighed for på detaljeret vis at vælge præcis</w:t>
-      </w:r>
-      <w:r>
-        <w:rPr>
-          <w:rFonts w:cs="Verdana" w:ascii="Verdana" w:hAnsi="Verdana"/>
-          <w:lang w:val="da-DK"/>
-        </w:rPr>
-        <w:t>,</w:t>
-      </w:r>
-      <w:r>
-        <w:rPr>
-          <w:rFonts w:cs="Verdana" w:ascii="Verdana" w:hAnsi="Verdana"/>
-        </w:rPr>
-        <w:t xml:space="preserve"> hvilke stemmer der skal vise</w:t>
-      </w:r>
-      <w:r>
-        <w:rPr>
-          <w:rFonts w:cs="Verdana" w:ascii="Verdana" w:hAnsi="Verdana"/>
-          <w:lang w:val="da-DK"/>
-        </w:rPr>
-        <w:t>s</w:t>
-      </w:r>
-      <w:r>
-        <w:rPr>
-          <w:rFonts w:cs="Verdana" w:ascii="Verdana" w:hAnsi="Verdana"/>
-        </w:rPr>
-        <w:t xml:space="preserve"> i nodelisten</w:t>
-      </w:r>
-      <w:r>
-        <w:rPr>
-          <w:rFonts w:cs="Verdana" w:ascii="Verdana" w:hAnsi="Verdana"/>
-          <w:lang w:val="da-DK"/>
-        </w:rPr>
-        <w:t xml:space="preserve"> samt</w:t>
-      </w:r>
-      <w:r>
-        <w:rPr>
-          <w:rFonts w:cs="Verdana" w:ascii="Verdana" w:hAnsi="Verdana"/>
-        </w:rPr>
-        <w:t xml:space="preserve"> grad af detaljering.</w:t>
-      </w:r>
-    </w:p>
-    <w:p>
-      <w:pPr>
-        <w:pStyle w:val="Brdtekst"/>
+      </w:r>
+    </w:p>
+    <w:p>
+      <w:pPr>
+        <w:pStyle w:val="Overskrift2"/>
+        <w:widowControl w:val="false"/>
+        <w:numPr>
+          <w:ilvl w:val="0"/>
+          <w:numId w:val="0"/>
+        </w:numPr>
+        <w:suppressAutoHyphens w:val="true"/>
+        <w:overflowPunct w:val="false"/>
+        <w:jc w:val="left"/>
+        <w:outlineLvl w:val="1"/>
         <w:rPr>
           <w:rFonts w:ascii="Verdana" w:hAnsi="Verdana" w:cs="Verdana"/>
         </w:rPr>
       </w:pPr>
       <w:r>
-        <w:rPr>
-          <w:rFonts w:cs="Verdana" w:ascii="Verdana" w:hAnsi="Verdana"/>
-        </w:rPr>
-        <w:t>Dette er formålet med den tredje hoved-komponent: Nodefilteret.</w:t>
+        <w:rPr/>
       </w:r>
       <w:r>
         <w:br w:type="page"/>
-      </w:r>
-    </w:p>
-    <w:p>
-      <w:pPr>
-        <w:pStyle w:val="Brdtekst"/>
-        <w:rPr>
-          <w:rFonts w:ascii="Verdana" w:hAnsi="Verdana" w:cs="Verdana"/>
-        </w:rPr>
-      </w:pPr>
-      <w:r>
-        <w:rPr>
-          <w:rFonts w:cs="Verdana" w:ascii="Verdana" w:hAnsi="Verdana"/>
-        </w:rPr>
       </w:r>
     </w:p>
     <w:p>
@@ -9646,6 +9831,9 @@
           <w:rFonts w:cs="Verdana" w:ascii="Verdana" w:hAnsi="Verdana"/>
         </w:rPr>
       </w:r>
+      <w:r>
+        <w:br w:type="page"/>
+      </w:r>
     </w:p>
     <w:p>
       <w:pPr>
@@ -9849,8 +10037,8 @@
         </w:tblCellMar>
       </w:tblPr>
       <w:tblGrid>
-        <w:gridCol w:w="1974"/>
-        <w:gridCol w:w="7672"/>
+        <w:gridCol w:w="2385"/>
+        <w:gridCol w:w="7261"/>
       </w:tblGrid>
       <w:tr>
         <w:trPr>
@@ -9858,7 +10046,7 @@
         </w:trPr>
         <w:tc>
           <w:tcPr>
-            <w:tcW w:w="1974" w:type="dxa"/>
+            <w:tcW w:w="2385" w:type="dxa"/>
             <w:tcBorders>
               <w:top w:val="single" w:sz="2" w:space="0" w:color="000000"/>
               <w:left w:val="single" w:sz="2" w:space="0" w:color="000000"/>
@@ -9885,7 +10073,7 @@
         </w:tc>
         <w:tc>
           <w:tcPr>
-            <w:tcW w:w="7672" w:type="dxa"/>
+            <w:tcW w:w="7261" w:type="dxa"/>
             <w:tcBorders>
               <w:top w:val="single" w:sz="2" w:space="0" w:color="000000"/>
               <w:left w:val="single" w:sz="2" w:space="0" w:color="000000"/>
@@ -9913,7 +10101,7 @@
         <w:trPr/>
         <w:tc>
           <w:tcPr>
-            <w:tcW w:w="1974" w:type="dxa"/>
+            <w:tcW w:w="2385" w:type="dxa"/>
             <w:tcBorders>
               <w:left w:val="single" w:sz="2" w:space="0" w:color="000000"/>
               <w:bottom w:val="single" w:sz="2" w:space="0" w:color="000000"/>
@@ -9938,7 +10126,7 @@
         </w:tc>
         <w:tc>
           <w:tcPr>
-            <w:tcW w:w="7672" w:type="dxa"/>
+            <w:tcW w:w="7261" w:type="dxa"/>
             <w:tcBorders>
               <w:left w:val="single" w:sz="2" w:space="0" w:color="000000"/>
               <w:bottom w:val="single" w:sz="2" w:space="0" w:color="000000"/>
@@ -9966,7 +10154,7 @@
         <w:trPr/>
         <w:tc>
           <w:tcPr>
-            <w:tcW w:w="1974" w:type="dxa"/>
+            <w:tcW w:w="2385" w:type="dxa"/>
             <w:tcBorders>
               <w:left w:val="single" w:sz="2" w:space="0" w:color="000000"/>
               <w:bottom w:val="single" w:sz="2" w:space="0" w:color="000000"/>
@@ -9991,7 +10179,7 @@
         </w:tc>
         <w:tc>
           <w:tcPr>
-            <w:tcW w:w="7672" w:type="dxa"/>
+            <w:tcW w:w="7261" w:type="dxa"/>
             <w:tcBorders>
               <w:left w:val="single" w:sz="2" w:space="0" w:color="000000"/>
               <w:bottom w:val="single" w:sz="2" w:space="0" w:color="000000"/>
@@ -10017,7 +10205,7 @@
         <w:trPr/>
         <w:tc>
           <w:tcPr>
-            <w:tcW w:w="1974" w:type="dxa"/>
+            <w:tcW w:w="2385" w:type="dxa"/>
             <w:tcBorders>
               <w:left w:val="single" w:sz="2" w:space="0" w:color="000000"/>
               <w:bottom w:val="single" w:sz="2" w:space="0" w:color="000000"/>
@@ -10042,7 +10230,7 @@
         </w:tc>
         <w:tc>
           <w:tcPr>
-            <w:tcW w:w="7672" w:type="dxa"/>
+            <w:tcW w:w="7261" w:type="dxa"/>
             <w:tcBorders>
               <w:left w:val="single" w:sz="2" w:space="0" w:color="000000"/>
               <w:bottom w:val="single" w:sz="2" w:space="0" w:color="000000"/>
@@ -10081,7 +10269,7 @@
         <w:trPr/>
         <w:tc>
           <w:tcPr>
-            <w:tcW w:w="1974" w:type="dxa"/>
+            <w:tcW w:w="2385" w:type="dxa"/>
             <w:tcBorders>
               <w:left w:val="single" w:sz="2" w:space="0" w:color="000000"/>
               <w:bottom w:val="single" w:sz="2" w:space="0" w:color="000000"/>
@@ -10106,7 +10294,7 @@
         </w:tc>
         <w:tc>
           <w:tcPr>
-            <w:tcW w:w="7672" w:type="dxa"/>
+            <w:tcW w:w="7261" w:type="dxa"/>
             <w:tcBorders>
               <w:left w:val="single" w:sz="2" w:space="0" w:color="000000"/>
               <w:bottom w:val="single" w:sz="2" w:space="0" w:color="000000"/>
@@ -10132,7 +10320,7 @@
         <w:trPr/>
         <w:tc>
           <w:tcPr>
-            <w:tcW w:w="1974" w:type="dxa"/>
+            <w:tcW w:w="2385" w:type="dxa"/>
             <w:tcBorders>
               <w:left w:val="single" w:sz="2" w:space="0" w:color="000000"/>
               <w:bottom w:val="single" w:sz="2" w:space="0" w:color="000000"/>
@@ -10157,7 +10345,7 @@
         </w:tc>
         <w:tc>
           <w:tcPr>
-            <w:tcW w:w="7672" w:type="dxa"/>
+            <w:tcW w:w="7261" w:type="dxa"/>
             <w:tcBorders>
               <w:left w:val="single" w:sz="2" w:space="0" w:color="000000"/>
               <w:bottom w:val="single" w:sz="2" w:space="0" w:color="000000"/>
@@ -10183,7 +10371,7 @@
         <w:trPr/>
         <w:tc>
           <w:tcPr>
-            <w:tcW w:w="1974" w:type="dxa"/>
+            <w:tcW w:w="2385" w:type="dxa"/>
             <w:tcBorders>
               <w:left w:val="single" w:sz="2" w:space="0" w:color="000000"/>
               <w:bottom w:val="single" w:sz="2" w:space="0" w:color="000000"/>
@@ -10208,7 +10396,7 @@
         </w:tc>
         <w:tc>
           <w:tcPr>
-            <w:tcW w:w="7672" w:type="dxa"/>
+            <w:tcW w:w="7261" w:type="dxa"/>
             <w:tcBorders>
               <w:left w:val="single" w:sz="2" w:space="0" w:color="000000"/>
               <w:bottom w:val="single" w:sz="2" w:space="0" w:color="000000"/>
@@ -10236,7 +10424,7 @@
         <w:trPr/>
         <w:tc>
           <w:tcPr>
-            <w:tcW w:w="1974" w:type="dxa"/>
+            <w:tcW w:w="2385" w:type="dxa"/>
             <w:tcBorders>
               <w:left w:val="single" w:sz="2" w:space="0" w:color="000000"/>
               <w:bottom w:val="single" w:sz="2" w:space="0" w:color="000000"/>
@@ -10261,7 +10449,7 @@
         </w:tc>
         <w:tc>
           <w:tcPr>
-            <w:tcW w:w="7672" w:type="dxa"/>
+            <w:tcW w:w="7261" w:type="dxa"/>
             <w:tcBorders>
               <w:left w:val="single" w:sz="2" w:space="0" w:color="000000"/>
               <w:bottom w:val="single" w:sz="2" w:space="0" w:color="000000"/>
@@ -10287,31 +10475,42 @@
         <w:trPr/>
         <w:tc>
           <w:tcPr>
-            <w:tcW w:w="1974" w:type="dxa"/>
-            <w:tcBorders>
-              <w:left w:val="single" w:sz="2" w:space="0" w:color="000000"/>
-              <w:bottom w:val="single" w:sz="2" w:space="0" w:color="000000"/>
-            </w:tcBorders>
-            <w:shd w:fill="auto" w:val="clear"/>
-          </w:tcPr>
-          <w:p>
-            <w:pPr>
-              <w:pStyle w:val="Tabelindhold"/>
-              <w:rPr>
-                <w:rFonts w:ascii="Verdana" w:hAnsi="Verdana" w:cs="Verdana"/>
-              </w:rPr>
-            </w:pPr>
-            <w:r>
-              <w:rPr>
-                <w:rFonts w:cs="Verdana" w:ascii="Verdana" w:hAnsi="Verdana"/>
-              </w:rPr>
-              <w:t>Meta information</w:t>
-            </w:r>
-          </w:p>
-        </w:tc>
-        <w:tc>
-          <w:tcPr>
-            <w:tcW w:w="7672" w:type="dxa"/>
+            <w:tcW w:w="2385" w:type="dxa"/>
+            <w:tcBorders>
+              <w:left w:val="single" w:sz="2" w:space="0" w:color="000000"/>
+              <w:bottom w:val="single" w:sz="2" w:space="0" w:color="000000"/>
+            </w:tcBorders>
+            <w:shd w:fill="auto" w:val="clear"/>
+          </w:tcPr>
+          <w:p>
+            <w:pPr>
+              <w:pStyle w:val="Tabelindhold"/>
+              <w:rPr>
+                <w:sz w:val="24"/>
+                <w:szCs w:val="24"/>
+              </w:rPr>
+            </w:pPr>
+            <w:r>
+              <w:rPr>
+                <w:rFonts w:cs="Verdana" w:ascii="Verdana" w:hAnsi="Verdana"/>
+                <w:sz w:val="24"/>
+                <w:szCs w:val="24"/>
+              </w:rPr>
+              <w:t>Meta informat</w:t>
+            </w:r>
+            <w:r>
+              <w:rPr>
+                <w:rFonts w:cs="Verdana" w:ascii="Verdana" w:hAnsi="Verdana"/>
+                <w:sz w:val="24"/>
+                <w:szCs w:val="24"/>
+              </w:rPr>
+              <w:t>in</w:t>
+            </w:r>
+          </w:p>
+        </w:tc>
+        <w:tc>
+          <w:tcPr>
+            <w:tcW w:w="7261" w:type="dxa"/>
             <w:tcBorders>
               <w:left w:val="single" w:sz="2" w:space="0" w:color="000000"/>
               <w:bottom w:val="single" w:sz="2" w:space="0" w:color="000000"/>
@@ -10587,9 +10786,7 @@
     <w:p>
       <w:pPr>
         <w:pStyle w:val="Brdtekst"/>
-        <w:rPr>
-          <w:rFonts w:ascii="Verdana" w:hAnsi="Verdana" w:cs="Verdana"/>
-        </w:rPr>
+        <w:rPr/>
       </w:pPr>
       <w:r>
         <w:rPr>
@@ -10609,22 +10806,6 @@
           <w:rFonts w:cs="Verdana" w:ascii="Verdana" w:hAnsi="Verdana"/>
         </w:rPr>
         <w:t xml:space="preserve"> at denne kommando efterlader fokus uændret.</w:t>
-      </w:r>
-      <w:r>
-        <w:br w:type="page"/>
-      </w:r>
-    </w:p>
-    <w:p>
-      <w:pPr>
-        <w:pStyle w:val="Brdtekst"/>
-        <w:rPr>
-          <w:rFonts w:ascii="Verdana" w:hAnsi="Verdana" w:cs="Verdana"/>
-        </w:rPr>
-      </w:pPr>
-      <w:r>
-        <w:rPr>
-          <w:rFonts w:cs="Verdana" w:ascii="Verdana" w:hAnsi="Verdana"/>
-        </w:rPr>
       </w:r>
     </w:p>
     <w:p>
@@ -10663,50 +10844,89 @@
     <w:p>
       <w:pPr>
         <w:pStyle w:val="Brdtekst"/>
-        <w:rPr/>
-      </w:pPr>
-      <w:r>
-        <w:rPr/>
+        <w:rPr>
+          <w:rFonts w:ascii="Verdana" w:hAnsi="Verdana"/>
+          <w:sz w:val="24"/>
+          <w:szCs w:val="24"/>
+        </w:rPr>
+      </w:pPr>
+      <w:r>
+        <w:rPr>
+          <w:rFonts w:ascii="Verdana" w:hAnsi="Verdana"/>
+          <w:sz w:val="24"/>
+          <w:szCs w:val="24"/>
+        </w:rPr>
         <w:t>Hver linie i nodelisten indeholder  information om alt, som sker i partituret til et bestemt tidspunkt.</w:t>
       </w:r>
     </w:p>
     <w:p>
       <w:pPr>
         <w:pStyle w:val="Brdtekst"/>
-        <w:rPr/>
-      </w:pPr>
-      <w:r>
-        <w:rPr/>
+        <w:rPr>
+          <w:rFonts w:ascii="Verdana" w:hAnsi="Verdana"/>
+          <w:sz w:val="24"/>
+          <w:szCs w:val="24"/>
+        </w:rPr>
+      </w:pPr>
+      <w:r>
+        <w:rPr>
+          <w:rFonts w:ascii="Verdana" w:hAnsi="Verdana"/>
+          <w:sz w:val="24"/>
+          <w:szCs w:val="24"/>
+        </w:rPr>
         <w:t>For flerstemmige partiturer, for eksempel for firestemmigt kor eller et orkester kan en enkelt linie i nodelisten således nemt blive ganske uoverskuelig.</w:t>
       </w:r>
     </w:p>
     <w:p>
       <w:pPr>
         <w:pStyle w:val="Brdtekst"/>
-        <w:rPr/>
-      </w:pPr>
-      <w:r>
-        <w:rPr/>
+        <w:rPr>
+          <w:rFonts w:ascii="Verdana" w:hAnsi="Verdana"/>
+          <w:sz w:val="24"/>
+          <w:szCs w:val="24"/>
+        </w:rPr>
+      </w:pPr>
+      <w:r>
+        <w:rPr>
+          <w:rFonts w:ascii="Verdana" w:hAnsi="Verdana"/>
+          <w:sz w:val="24"/>
+          <w:szCs w:val="24"/>
+        </w:rPr>
         <w:t>Det er de</w:t>
       </w:r>
       <w:r>
         <w:rPr>
+          <w:rFonts w:ascii="Verdana" w:hAnsi="Verdana"/>
+          <w:sz w:val="24"/>
+          <w:szCs w:val="24"/>
           <w:lang w:val="da-DK"/>
         </w:rPr>
         <w:t>r</w:t>
       </w:r>
       <w:r>
-        <w:rPr/>
+        <w:rPr>
+          <w:rFonts w:ascii="Verdana" w:hAnsi="Verdana"/>
+          <w:sz w:val="24"/>
+          <w:szCs w:val="24"/>
+        </w:rPr>
         <w:t>for muligt at opløse en linie i nodelisten i detaljer, så man for eksempel kan analysere de enkelte stemmer og becifringer én ad gangen. Desuden kan man opløse en enkelt stemme i enkeltnoder.</w:t>
       </w:r>
     </w:p>
     <w:p>
       <w:pPr>
         <w:pStyle w:val="Brdtekst"/>
-        <w:rPr/>
-      </w:pPr>
-      <w:r>
-        <w:rPr/>
+        <w:rPr>
+          <w:rFonts w:ascii="Verdana" w:hAnsi="Verdana"/>
+          <w:sz w:val="24"/>
+          <w:szCs w:val="24"/>
+        </w:rPr>
+      </w:pPr>
+      <w:r>
+        <w:rPr>
+          <w:rFonts w:ascii="Verdana" w:hAnsi="Verdana"/>
+          <w:sz w:val="24"/>
+          <w:szCs w:val="24"/>
+        </w:rPr>
         <w:t>Helt generelt bruges i detaljelisten:</w:t>
       </w:r>
     </w:p>
@@ -10717,14 +10937,25 @@
           <w:ilvl w:val="0"/>
           <w:numId w:val="10"/>
         </w:numPr>
-        <w:rPr/>
-      </w:pPr>
-      <w:r>
-        <w:rPr/>
+        <w:rPr>
+          <w:rFonts w:ascii="Verdana" w:hAnsi="Verdana"/>
+          <w:sz w:val="24"/>
+          <w:szCs w:val="24"/>
+        </w:rPr>
+      </w:pPr>
+      <w:r>
+        <w:rPr>
+          <w:rFonts w:ascii="Verdana" w:hAnsi="Verdana"/>
+          <w:sz w:val="24"/>
+          <w:szCs w:val="24"/>
+        </w:rPr>
         <w:t>PIL-OP og PIL-NED (alene) til at bladre op og ned</w:t>
       </w:r>
       <w:r>
         <w:rPr>
+          <w:rFonts w:ascii="Verdana" w:hAnsi="Verdana"/>
+          <w:sz w:val="24"/>
+          <w:szCs w:val="24"/>
           <w:lang w:val="da-DK"/>
         </w:rPr>
         <w:t xml:space="preserve"> inden for den samme visning.</w:t>
@@ -10737,20 +10968,35 @@
           <w:ilvl w:val="0"/>
           <w:numId w:val="10"/>
         </w:numPr>
-        <w:rPr/>
-      </w:pPr>
-      <w:r>
-        <w:rPr/>
+        <w:rPr>
+          <w:rFonts w:ascii="Verdana" w:hAnsi="Verdana"/>
+          <w:sz w:val="24"/>
+          <w:szCs w:val="24"/>
+        </w:rPr>
+      </w:pPr>
+      <w:r>
+        <w:rPr>
+          <w:rFonts w:ascii="Verdana" w:hAnsi="Verdana"/>
+          <w:sz w:val="24"/>
+          <w:szCs w:val="24"/>
+        </w:rPr>
         <w:t>PIL-OP og PIL-NED kombineret med  C</w:t>
       </w:r>
       <w:r>
         <w:rPr>
+          <w:rFonts w:ascii="Verdana" w:hAnsi="Verdana"/>
+          <w:sz w:val="24"/>
+          <w:szCs w:val="24"/>
           <w:lang w:val="da-DK"/>
         </w:rPr>
         <w:t>ONTROL bruges</w:t>
       </w:r>
       <w:r>
-        <w:rPr/>
+        <w:rPr>
+          <w:rFonts w:ascii="Verdana" w:hAnsi="Verdana"/>
+          <w:sz w:val="24"/>
+          <w:szCs w:val="24"/>
+        </w:rPr>
         <w:t xml:space="preserve"> til at opløse i detaljer.</w:t>
       </w:r>
     </w:p>
@@ -10761,30 +11007,54 @@
           <w:ilvl w:val="0"/>
           <w:numId w:val="10"/>
         </w:numPr>
-        <w:rPr/>
-      </w:pPr>
-      <w:r>
-        <w:rPr/>
+        <w:rPr>
+          <w:rFonts w:ascii="Verdana" w:hAnsi="Verdana"/>
+          <w:sz w:val="24"/>
+          <w:szCs w:val="24"/>
+        </w:rPr>
+      </w:pPr>
+      <w:r>
+        <w:rPr>
+          <w:rFonts w:ascii="Verdana" w:hAnsi="Verdana"/>
+          <w:sz w:val="24"/>
+          <w:szCs w:val="24"/>
+        </w:rPr>
         <w:t>ESC  til at vende tilbage til den seneste visning.</w:t>
       </w:r>
     </w:p>
     <w:p>
       <w:pPr>
         <w:pStyle w:val="Brdtekst"/>
-        <w:rPr/>
-      </w:pPr>
-      <w:r>
-        <w:rPr/>
+        <w:rPr>
+          <w:rFonts w:ascii="Verdana" w:hAnsi="Verdana"/>
+          <w:sz w:val="24"/>
+          <w:szCs w:val="24"/>
+        </w:rPr>
+      </w:pPr>
+      <w:r>
+        <w:rPr>
+          <w:rFonts w:ascii="Verdana" w:hAnsi="Verdana"/>
+          <w:sz w:val="24"/>
+          <w:szCs w:val="24"/>
+        </w:rPr>
         <w:t>Hver gang en detalje vælges vil den både blive annonceret som tekst og afspillet som lyd.</w:t>
       </w:r>
     </w:p>
     <w:p>
       <w:pPr>
         <w:pStyle w:val="Brdtekst"/>
-        <w:rPr/>
-      </w:pPr>
-      <w:r>
-        <w:rPr/>
+        <w:rPr>
+          <w:rFonts w:ascii="Verdana" w:hAnsi="Verdana"/>
+          <w:sz w:val="24"/>
+          <w:szCs w:val="24"/>
+        </w:rPr>
+      </w:pPr>
+      <w:r>
+        <w:rPr>
+          <w:rFonts w:ascii="Verdana" w:hAnsi="Verdana"/>
+          <w:sz w:val="24"/>
+          <w:szCs w:val="24"/>
+        </w:rPr>
         <w:t>Dette giver rige muligheder for eksempel i forbindelse med indstudering af becifringer.</w:t>
       </w:r>
     </w:p>
@@ -10797,6 +11067,9 @@
       </w:pPr>
       <w:r>
         <w:rPr>
+          <w:rFonts w:ascii="Verdana" w:hAnsi="Verdana"/>
+          <w:sz w:val="24"/>
+          <w:szCs w:val="24"/>
           <w:lang w:val="da-DK"/>
         </w:rPr>
         <w:t>Når visning af en detalje kan startes med både PIL-OP og PIL-NED (eventuelt kombineret med én eller flere kontrol-taster) er det altid præcis de samme detaljer, der vises, uanset om man vælger PIL-NED eller PIL-OP: Efter PIL-NED vises først den øverste detalje, efter PIL-OP den nederste.</w:t>
@@ -10811,9 +11084,28 @@
       </w:pPr>
       <w:r>
         <w:rPr>
+          <w:rFonts w:ascii="Verdana" w:hAnsi="Verdana"/>
+          <w:sz w:val="24"/>
+          <w:szCs w:val="24"/>
           <w:lang w:val="da-DK"/>
         </w:rPr>
         <w:t>Man kan derefter på helt almindelig vis bladre i detaljerne med PIL-OP eller PIL-Ned alene.</w:t>
+      </w:r>
+    </w:p>
+    <w:p>
+      <w:pPr>
+        <w:pStyle w:val="Brdtekst"/>
+        <w:rPr>
+          <w:lang w:val="da-DK"/>
+        </w:rPr>
+      </w:pPr>
+      <w:r>
+        <w:rPr>
+          <w:lang w:val="da-DK"/>
+        </w:rPr>
+      </w:r>
+      <w:r>
+        <w:br w:type="page"/>
       </w:r>
     </w:p>
     <w:p>
@@ -10857,17 +11149,100 @@
     <w:p>
       <w:pPr>
         <w:pStyle w:val="Brdtekst"/>
+        <w:rPr>
+          <w:rFonts w:ascii="Verdana" w:hAnsi="Verdana"/>
+        </w:rPr>
+      </w:pPr>
+      <w:r>
+        <w:rPr>
+          <w:rFonts w:ascii="Verdana" w:hAnsi="Verdana"/>
+          <w:lang w:val="da-DK"/>
+        </w:rPr>
+        <w:t xml:space="preserve">ALT + </w:t>
+      </w:r>
+      <w:r>
+        <w:rPr>
+          <w:rFonts w:ascii="Verdana" w:hAnsi="Verdana"/>
+        </w:rPr>
+        <w:t>PIL-NED viser statusdetaljer, startende med taktnummer</w:t>
+      </w:r>
+    </w:p>
+    <w:p>
+      <w:pPr>
+        <w:pStyle w:val="Brdtekst"/>
+        <w:rPr>
+          <w:rFonts w:ascii="Verdana" w:hAnsi="Verdana"/>
+        </w:rPr>
+      </w:pPr>
+      <w:r>
+        <w:rPr>
+          <w:rFonts w:ascii="Verdana" w:hAnsi="Verdana"/>
+          <w:lang w:val="da-DK"/>
+        </w:rPr>
+        <w:t xml:space="preserve">ALT + </w:t>
+      </w:r>
+      <w:r>
+        <w:rPr>
+          <w:rFonts w:ascii="Verdana" w:hAnsi="Verdana"/>
+        </w:rPr>
+        <w:t>PIL-OP viser statusdetaljer, startende med taktart</w:t>
+      </w:r>
+    </w:p>
+    <w:p>
+      <w:pPr>
+        <w:pStyle w:val="Brdtekst"/>
+        <w:rPr>
+          <w:rFonts w:ascii="Verdana" w:hAnsi="Verdana"/>
+        </w:rPr>
+      </w:pPr>
+      <w:r>
+        <w:rPr>
+          <w:rFonts w:ascii="Verdana" w:hAnsi="Verdana"/>
+        </w:rPr>
+        <w:t>Man kan derefter bladre i statusdetaljerne med PIL-OP og PIL-NED eller returnere med ESC.</w:t>
+      </w:r>
+    </w:p>
+    <w:p>
+      <w:pPr>
+        <w:pStyle w:val="Brdtekst"/>
+        <w:rPr>
+          <w:rFonts w:ascii="Verdana" w:hAnsi="Verdana"/>
+        </w:rPr>
+      </w:pPr>
+      <w:r>
+        <w:rPr>
+          <w:rFonts w:ascii="Verdana" w:hAnsi="Verdana"/>
+        </w:rPr>
+        <w:t>Statusdetaljerne er: taktnummer, toneart,tempo, becifring og taktart.</w:t>
+      </w:r>
+    </w:p>
+    <w:p>
+      <w:pPr>
+        <w:pStyle w:val="Brdtekst"/>
         <w:rPr/>
       </w:pPr>
       <w:r>
-        <w:rPr>
-          <w:lang w:val="da-DK"/>
-        </w:rPr>
-        <w:t xml:space="preserve">ALT + </w:t>
-      </w:r>
-      <w:r>
         <w:rPr/>
-        <w:t>PIL-NED viser statusdetaljer, startende med taktnummer</w:t>
+      </w:r>
+    </w:p>
+    <w:p>
+      <w:pPr>
+        <w:pStyle w:val="Overskrift3"/>
+        <w:numPr>
+          <w:ilvl w:val="2"/>
+          <w:numId w:val="4"/>
+        </w:numPr>
+        <w:rPr>
+          <w:rFonts w:ascii="Verdana" w:hAnsi="Verdana"/>
+        </w:rPr>
+      </w:pPr>
+      <w:bookmarkStart w:id="15" w:name="__RefHeading___Toc531076559"/>
+      <w:bookmarkEnd w:id="15"/>
+      <w:r>
+        <w:rPr>
+          <w:rFonts w:ascii="Verdana" w:hAnsi="Verdana"/>
+        </w:rPr>
+        <w:t>Becifringer</w:t>
       </w:r>
     </w:p>
     <w:p>
@@ -10876,14 +11251,7 @@
         <w:rPr/>
       </w:pPr>
       <w:r>
-        <w:rPr>
-          <w:lang w:val="da-DK"/>
-        </w:rPr>
-        <w:t xml:space="preserve">ALT + </w:t>
-      </w:r>
-      <w:r>
         <w:rPr/>
-        <w:t>PIL-OP viser statusdetaljer, startende med taktart</w:t>
       </w:r>
     </w:p>
     <w:p>
@@ -10892,18 +11260,74 @@
         <w:rPr/>
       </w:pPr>
       <w:r>
+        <w:rPr>
+          <w:lang w:val="da-DK"/>
+        </w:rPr>
+        <w:t>CONTROL</w:t>
+      </w:r>
+      <w:r>
         <w:rPr/>
-        <w:t>Man kan derefter bladre i statusdetaljerne med PIL-OP og PIL-NED eller returnere med ESC.</w:t>
-      </w:r>
-    </w:p>
-    <w:p>
-      <w:pPr>
-        <w:pStyle w:val="Brdtekst"/>
+        <w:t xml:space="preserve"> + SHIFT </w:t>
+      </w:r>
+      <w:r>
+        <w:rPr>
+          <w:lang w:val="da-DK"/>
+        </w:rPr>
+        <w:t xml:space="preserve">+ </w:t>
+      </w:r>
+      <w:r>
         <w:rPr/>
-      </w:pPr>
-      <w:r>
+        <w:t>PIL-NED opløser en becifring i enkelttoner, startende med  øverste tone.</w:t>
+      </w:r>
+    </w:p>
+    <w:p>
+      <w:pPr>
+        <w:pStyle w:val="Brdtekst"/>
         <w:rPr/>
-        <w:t>Statusdetaljerne er: taktnummer, toneart,tempo, becifring og taktart.</w:t>
+      </w:pPr>
+      <w:r>
+        <w:rPr/>
+        <w:t>C</w:t>
+      </w:r>
+      <w:r>
+        <w:rPr>
+          <w:lang w:val="da-DK"/>
+        </w:rPr>
+        <w:t>ONTROL</w:t>
+      </w:r>
+      <w:r>
+        <w:rPr/>
+        <w:t xml:space="preserve"> + SHIFT </w:t>
+      </w:r>
+      <w:r>
+        <w:rPr>
+          <w:lang w:val="da-DK"/>
+        </w:rPr>
+        <w:t xml:space="preserve">+ </w:t>
+      </w:r>
+      <w:r>
+        <w:rPr/>
+        <w:t>PIL-OP opløser en becifring i enkelttoner, starter med at vise hele becifringen.</w:t>
+      </w:r>
+    </w:p>
+    <w:p>
+      <w:pPr>
+        <w:pStyle w:val="Brdtekst"/>
+        <w:rPr/>
+      </w:pPr>
+      <w:r>
+        <w:rPr/>
+        <w:t>Man kan derefter bladre i enkelttoner med PIL-OP og PIL-NED eller returnere med ESC.</w:t>
+      </w:r>
+    </w:p>
+    <w:p>
+      <w:pPr>
+        <w:pStyle w:val="Brdtekst"/>
+        <w:rPr/>
+      </w:pPr>
+      <w:r>
+        <w:rPr/>
+        <w:t>For hver af becifringens toner vises funktion og tonenavn, for eksempel "Kvint C"</w:t>
       </w:r>
     </w:p>
     <w:p>
@@ -10924,11 +11348,11 @@
         </w:numPr>
         <w:rPr/>
       </w:pPr>
-      <w:bookmarkStart w:id="15" w:name="__RefHeading___Toc531076559"/>
-      <w:bookmarkEnd w:id="15"/>
+      <w:bookmarkStart w:id="16" w:name="__RefHeading___Toc531076560"/>
+      <w:bookmarkEnd w:id="16"/>
       <w:r>
         <w:rPr/>
-        <w:t>Becifringer</w:t>
+        <w:t>Enkelttoner for alle stemmer</w:t>
       </w:r>
     </w:p>
     <w:p>
@@ -10946,54 +11370,37 @@
         <w:rPr/>
       </w:pPr>
       <w:r>
-        <w:rPr>
-          <w:lang w:val="da-DK"/>
-        </w:rPr>
-        <w:t>CONTROL</w:t>
-      </w:r>
-      <w:r>
         <w:rPr/>
-        <w:t xml:space="preserve"> + SHIFT </w:t>
-      </w:r>
-      <w:r>
-        <w:rPr>
-          <w:lang w:val="da-DK"/>
-        </w:rPr>
-        <w:t xml:space="preserve">+ </w:t>
-      </w:r>
-      <w:r>
+        <w:t>PIL-NED opløser linien i nodelisten i enkelttoner, startende med enkelttonerne i den første stemme</w:t>
+      </w:r>
+    </w:p>
+    <w:p>
+      <w:pPr>
+        <w:pStyle w:val="Brdtekst"/>
         <w:rPr/>
-        <w:t>PIL-NED opløser en becifring i enkelttoner, startende med  øverste tone.</w:t>
-      </w:r>
-    </w:p>
-    <w:p>
-      <w:pPr>
-        <w:pStyle w:val="Brdtekst"/>
+      </w:pPr>
+      <w:r>
         <w:rPr/>
-      </w:pPr>
+        <w:t>PIL-</w:t>
+      </w:r>
+      <w:r>
+        <w:rPr>
+          <w:lang w:val="da-DK"/>
+        </w:rPr>
+        <w:t>OP</w:t>
+      </w:r>
       <w:r>
         <w:rPr/>
-        <w:t>C</w:t>
-      </w:r>
-      <w:r>
-        <w:rPr>
-          <w:lang w:val="da-DK"/>
-        </w:rPr>
-        <w:t>ONTROL</w:t>
-      </w:r>
-      <w:r>
+        <w:t xml:space="preserve">  opløser linien i nodelisten i enkelttoner, startende med enkelttonerne i den sidste stemme</w:t>
+      </w:r>
+    </w:p>
+    <w:p>
+      <w:pPr>
+        <w:pStyle w:val="Brdtekst"/>
         <w:rPr/>
-        <w:t xml:space="preserve"> + SHIFT </w:t>
-      </w:r>
-      <w:r>
-        <w:rPr>
-          <w:lang w:val="da-DK"/>
-        </w:rPr>
-        <w:t xml:space="preserve">+ </w:t>
-      </w:r>
+      </w:pPr>
       <w:r>
         <w:rPr/>
-        <w:t>PIL-OP opløser en becifring i enkelttoner, starter med at vise hele becifringen.</w:t>
       </w:r>
     </w:p>
     <w:p>
@@ -11003,29 +11410,27 @@
       </w:pPr>
       <w:r>
         <w:rPr/>
-        <w:t>Man kan derefter bladre i enkelttoner med PIL-OP og PIL-NED eller returnere med ESC.</w:t>
-      </w:r>
-    </w:p>
-    <w:p>
-      <w:pPr>
-        <w:pStyle w:val="Brdtekst"/>
+        <w:t xml:space="preserve">Man kan herefter </w:t>
+      </w:r>
+      <w:r>
+        <w:rPr>
+          <w:lang w:val="da-DK"/>
+        </w:rPr>
+        <w:t xml:space="preserve">fortsætte med at </w:t>
+      </w:r>
+      <w:r>
         <w:rPr/>
-      </w:pPr>
-      <w:r>
+        <w:t>bladre i enkelttonerne med PIL-OP og PIL-NED eller returnere med ESC.</w:t>
+      </w:r>
+    </w:p>
+    <w:p>
+      <w:pPr>
+        <w:pStyle w:val="Brdtekst"/>
         <w:rPr/>
-        <w:t>For hver af becifringens toner vises funktion og tonenavn, for eksempel "Kvint C"</w:t>
-      </w:r>
-    </w:p>
-    <w:p>
-      <w:pPr>
-        <w:pStyle w:val="Brdtekst"/>
+      </w:pPr>
+      <w:r>
         <w:rPr/>
-      </w:pPr>
-      <w:r>
-        <w:rPr/>
-      </w:r>
-      <w:r>
-        <w:br w:type="page"/>
+        <w:t>For hver enkelttone vises først den tilhørende stemme, både som stemmenummer og stemmenavn.</w:t>
       </w:r>
     </w:p>
     <w:p>
@@ -11046,11 +11451,11 @@
         </w:numPr>
         <w:rPr/>
       </w:pPr>
-      <w:bookmarkStart w:id="16" w:name="__RefHeading___Toc531076560"/>
-      <w:bookmarkEnd w:id="16"/>
+      <w:bookmarkStart w:id="17" w:name="__RefHeading___Toc531076561"/>
+      <w:bookmarkEnd w:id="17"/>
       <w:r>
         <w:rPr/>
-        <w:t>Enkelttoner for alle stemmer</w:t>
+        <w:t>Enkeltstemmer</w:t>
       </w:r>
     </w:p>
     <w:p>
@@ -11067,9 +11472,16 @@
         <w:pStyle w:val="Brdtekst"/>
         <w:rPr/>
       </w:pPr>
+      <w:bookmarkStart w:id="18" w:name="__DdeLink__3652_2495907598"/>
+      <w:r>
+        <w:rPr>
+          <w:lang w:val="da-DK"/>
+        </w:rPr>
+        <w:t xml:space="preserve">CONTROL + </w:t>
+      </w:r>
       <w:r>
         <w:rPr/>
-        <w:t>PIL-NED opløser linien i nodelisten i enkelttoner, startende med enkelttonerne i den første stemme</w:t>
+        <w:t>PIL-NED opløser linien i nodelisten i enkeltstemmer, startende med første stemme.</w:t>
       </w:r>
     </w:p>
     <w:p>
@@ -11078,57 +11490,67 @@
         <w:rPr/>
       </w:pPr>
       <w:r>
+        <w:rPr>
+          <w:lang w:val="da-DK"/>
+        </w:rPr>
+        <w:t xml:space="preserve">CONTROL + </w:t>
+      </w:r>
+      <w:r>
         <w:rPr/>
-        <w:t>PIL-</w:t>
-      </w:r>
-      <w:r>
-        <w:rPr>
-          <w:lang w:val="da-DK"/>
-        </w:rPr>
-        <w:t>OP</w:t>
-      </w:r>
-      <w:r>
+        <w:t>PIL-OPopløser linien i nodelisten i enkeltstemmer, startende med sidste stemme.</w:t>
+      </w:r>
+    </w:p>
+    <w:p>
+      <w:pPr>
+        <w:pStyle w:val="Brdtekst"/>
         <w:rPr/>
-        <w:t xml:space="preserve">  opløser linien i nodelisten i enkelttoner, startende med enkelttonerne i den sidste stemme</w:t>
-      </w:r>
-    </w:p>
-    <w:p>
-      <w:pPr>
-        <w:pStyle w:val="Brdtekst"/>
+      </w:pPr>
+      <w:r>
         <w:rPr/>
-      </w:pPr>
+        <w:t xml:space="preserve">Men kan derefter </w:t>
+      </w:r>
+      <w:r>
+        <w:rPr>
+          <w:lang w:val="da-DK"/>
+        </w:rPr>
+        <w:t xml:space="preserve">fortsætte med at </w:t>
+      </w:r>
       <w:r>
         <w:rPr/>
-      </w:r>
-    </w:p>
-    <w:p>
-      <w:pPr>
-        <w:pStyle w:val="Brdtekst"/>
+        <w:t>bladre i becifringens toner med</w:t>
+      </w:r>
+      <w:r>
+        <w:rPr>
+          <w:lang w:val="da-DK"/>
+        </w:rPr>
+        <w:t xml:space="preserve"> </w:t>
+      </w:r>
+      <w:r>
         <w:rPr/>
-      </w:pPr>
+        <w:t>PIL-OP og PIL-NED</w:t>
+      </w:r>
+      <w:r>
+        <w:rPr>
+          <w:lang w:val="da-DK"/>
+        </w:rPr>
+        <w:t xml:space="preserve"> </w:t>
+      </w:r>
       <w:r>
         <w:rPr/>
-        <w:t xml:space="preserve">Man kan herefter </w:t>
-      </w:r>
-      <w:r>
-        <w:rPr>
-          <w:lang w:val="da-DK"/>
-        </w:rPr>
-        <w:t xml:space="preserve">fortsætte med at </w:t>
-      </w:r>
-      <w:r>
+        <w:t>eller returnere med ESC.</w:t>
+      </w:r>
+      <w:bookmarkEnd w:id="18"/>
+    </w:p>
+    <w:p>
+      <w:pPr>
+        <w:pStyle w:val="Brdtekst"/>
         <w:rPr/>
-        <w:t>bladre i enkelttonerne med PIL-OP og PIL-NED eller returnere med ESC.</w:t>
-      </w:r>
-    </w:p>
-    <w:p>
-      <w:pPr>
-        <w:pStyle w:val="Brdtekst"/>
+      </w:pPr>
+      <w:r>
         <w:rPr/>
-      </w:pPr>
-      <w:r>
-        <w:rPr/>
-        <w:t>For hver enkelttone vises først den tilhørende stemme, både som stemmenummer og stemmenavn.</w:t>
+      </w:r>
+      <w:r>
+        <w:br w:type="page"/>
       </w:r>
     </w:p>
     <w:p>
@@ -11149,114 +11571,8 @@
         </w:numPr>
         <w:rPr/>
       </w:pPr>
-      <w:bookmarkStart w:id="17" w:name="__RefHeading___Toc531076561"/>
-      <w:bookmarkEnd w:id="17"/>
-      <w:r>
-        <w:rPr/>
-        <w:t>Enkeltstemmer</w:t>
-      </w:r>
-    </w:p>
-    <w:p>
-      <w:pPr>
-        <w:pStyle w:val="Brdtekst"/>
-        <w:rPr/>
-      </w:pPr>
-      <w:r>
-        <w:rPr/>
-      </w:r>
-    </w:p>
-    <w:p>
-      <w:pPr>
-        <w:pStyle w:val="Brdtekst"/>
-        <w:rPr/>
-      </w:pPr>
-      <w:r>
-        <w:rPr>
-          <w:lang w:val="da-DK"/>
-        </w:rPr>
-        <w:t xml:space="preserve">CONTROL + </w:t>
-      </w:r>
-      <w:r>
-        <w:rPr/>
-        <w:t>PIL-NED opløser linien i nodelisten i enkeltstemmer, startende med første stemme.</w:t>
-      </w:r>
-    </w:p>
-    <w:p>
-      <w:pPr>
-        <w:pStyle w:val="Brdtekst"/>
-        <w:rPr/>
-      </w:pPr>
-      <w:r>
-        <w:rPr>
-          <w:lang w:val="da-DK"/>
-        </w:rPr>
-        <w:t xml:space="preserve">CONTROL + </w:t>
-      </w:r>
-      <w:r>
-        <w:rPr/>
-        <w:t>PIL-OPopløser linien i nodelisten i enkeltstemmer, startende med sidste stemme.</w:t>
-      </w:r>
-    </w:p>
-    <w:p>
-      <w:pPr>
-        <w:pStyle w:val="Brdtekst"/>
-        <w:rPr/>
-      </w:pPr>
-      <w:r>
-        <w:rPr/>
-        <w:t xml:space="preserve">Men kan derefter </w:t>
-      </w:r>
-      <w:r>
-        <w:rPr>
-          <w:lang w:val="da-DK"/>
-        </w:rPr>
-        <w:t xml:space="preserve">fortsætte med at </w:t>
-      </w:r>
-      <w:r>
-        <w:rPr/>
-        <w:t>bladre i becifringens toner med</w:t>
-      </w:r>
-      <w:r>
-        <w:rPr>
-          <w:lang w:val="da-DK"/>
-        </w:rPr>
-        <w:t xml:space="preserve"> </w:t>
-      </w:r>
-      <w:r>
-        <w:rPr/>
-        <w:t>PIL-OP og PIL-NED</w:t>
-      </w:r>
-      <w:r>
-        <w:rPr>
-          <w:lang w:val="da-DK"/>
-        </w:rPr>
-        <w:t xml:space="preserve"> </w:t>
-      </w:r>
-      <w:r>
-        <w:rPr/>
-        <w:t>eller returnere med ESC.</w:t>
-      </w:r>
-    </w:p>
-    <w:p>
-      <w:pPr>
-        <w:pStyle w:val="Brdtekst"/>
-        <w:rPr/>
-      </w:pPr>
-      <w:r>
-        <w:rPr/>
-      </w:r>
-    </w:p>
-    <w:p>
-      <w:pPr>
-        <w:pStyle w:val="Overskrift3"/>
-        <w:numPr>
-          <w:ilvl w:val="2"/>
-          <w:numId w:val="4"/>
-        </w:numPr>
-        <w:rPr/>
-      </w:pPr>
-      <w:bookmarkStart w:id="18" w:name="__RefHeading___Toc531076562"/>
-      <w:bookmarkEnd w:id="18"/>
+      <w:bookmarkStart w:id="19" w:name="__RefHeading___Toc531076562"/>
+      <w:bookmarkEnd w:id="19"/>
       <w:r>
         <w:rPr/>
         <w:t>Enkelttoner for valgt enkeltstemme</w:t>
@@ -11395,8 +11711,8 @@
           <w:lang w:val="da-DK"/>
         </w:rPr>
       </w:pPr>
-      <w:bookmarkStart w:id="19" w:name="__RefHeading___Toc531076563"/>
-      <w:bookmarkEnd w:id="19"/>
+      <w:bookmarkStart w:id="20" w:name="__RefHeading___Toc531076563"/>
+      <w:bookmarkEnd w:id="20"/>
       <w:r>
         <w:rPr>
           <w:rFonts w:cs="Verdana" w:ascii="Verdana" w:hAnsi="Verdana"/>
@@ -11689,8 +12005,8 @@
           <w:rFonts w:ascii="Verdana" w:hAnsi="Verdana" w:cs="Verdana"/>
         </w:rPr>
       </w:pPr>
-      <w:bookmarkStart w:id="20" w:name="__RefHeading___Toc531076564"/>
-      <w:bookmarkEnd w:id="20"/>
+      <w:bookmarkStart w:id="21" w:name="__RefHeading___Toc531076564"/>
+      <w:bookmarkEnd w:id="21"/>
       <w:r>
         <w:rPr>
           <w:rFonts w:cs="Verdana" w:ascii="Verdana" w:hAnsi="Verdana"/>
@@ -11846,10 +12162,11 @@
           <w:color w:val="C9211E"/>
         </w:rPr>
       </w:pPr>
-      <w:bookmarkStart w:id="21" w:name="__RefHeading___Toc1942_1354692515"/>
-      <w:bookmarkEnd w:id="21"/>
-      <w:r>
-        <w:rPr>
+      <w:bookmarkStart w:id="22" w:name="__RefHeading___Toc1942_1354692515"/>
+      <w:bookmarkEnd w:id="22"/>
+      <w:r>
+        <w:rPr>
+          <w:rFonts w:ascii="Verdana" w:hAnsi="Verdana"/>
           <w:color w:val="C9211E"/>
         </w:rPr>
         <w:t>Begreber</w:t>
@@ -11859,11 +12176,13 @@
       <w:pPr>
         <w:pStyle w:val="Brdtekst"/>
         <w:rPr>
+          <w:rFonts w:ascii="Verdana" w:hAnsi="Verdana"/>
           <w:color w:val="C9211E"/>
         </w:rPr>
       </w:pPr>
       <w:r>
         <w:rPr>
+          <w:rFonts w:ascii="Verdana" w:hAnsi="Verdana"/>
           <w:color w:val="C9211E"/>
         </w:rPr>
       </w:r>
@@ -11875,18 +12194,23 @@
           <w:ilvl w:val="2"/>
           <w:numId w:val="2"/>
         </w:numPr>
-        <w:rPr/>
-      </w:pPr>
-      <w:bookmarkStart w:id="22" w:name="__RefHeading___Toc1944_1354692515"/>
-      <w:bookmarkEnd w:id="22"/>
-      <w:r>
-        <w:rPr>
+        <w:rPr>
+          <w:rFonts w:ascii="Verdana" w:hAnsi="Verdana"/>
+        </w:rPr>
+      </w:pPr>
+      <w:bookmarkStart w:id="23" w:name="__RefHeading___Toc1944_1354692515"/>
+      <w:bookmarkEnd w:id="23"/>
+      <w:r>
+        <w:rPr>
+          <w:rFonts w:ascii="Verdana" w:hAnsi="Verdana"/>
           <w:color w:val="C9211E"/>
         </w:rPr>
         <w:t>Opstilling</w:t>
       </w:r>
       <w:r>
-        <w:rPr/>
+        <w:rPr>
+          <w:rFonts w:ascii="Verdana" w:hAnsi="Verdana"/>
+        </w:rPr>
         <w:t xml:space="preserve"> </w:t>
       </w:r>
     </w:p>
@@ -11941,14 +12265,14 @@
         </w:tblCellMar>
       </w:tblPr>
       <w:tblGrid>
-        <w:gridCol w:w="2380"/>
-        <w:gridCol w:w="7270"/>
+        <w:gridCol w:w="2379"/>
+        <w:gridCol w:w="7271"/>
       </w:tblGrid>
       <w:tr>
         <w:trPr/>
         <w:tc>
           <w:tcPr>
-            <w:tcW w:w="2380" w:type="dxa"/>
+            <w:tcW w:w="2379" w:type="dxa"/>
             <w:tcBorders>
               <w:top w:val="single" w:sz="2" w:space="0" w:color="000000"/>
               <w:left w:val="single" w:sz="2" w:space="0" w:color="000000"/>
@@ -11984,7 +12308,7 @@
         </w:tc>
         <w:tc>
           <w:tcPr>
-            <w:tcW w:w="7270" w:type="dxa"/>
+            <w:tcW w:w="7271" w:type="dxa"/>
             <w:tcBorders>
               <w:top w:val="single" w:sz="2" w:space="0" w:color="000000"/>
               <w:left w:val="single" w:sz="2" w:space="0" w:color="000000"/>
@@ -12014,7 +12338,7 @@
         <w:trPr/>
         <w:tc>
           <w:tcPr>
-            <w:tcW w:w="2380" w:type="dxa"/>
+            <w:tcW w:w="2379" w:type="dxa"/>
             <w:tcBorders>
               <w:left w:val="single" w:sz="2" w:space="0" w:color="000000"/>
               <w:bottom w:val="single" w:sz="2" w:space="0" w:color="000000"/>
@@ -12049,7 +12373,7 @@
         </w:tc>
         <w:tc>
           <w:tcPr>
-            <w:tcW w:w="7270" w:type="dxa"/>
+            <w:tcW w:w="7271" w:type="dxa"/>
             <w:tcBorders>
               <w:left w:val="single" w:sz="2" w:space="0" w:color="000000"/>
               <w:bottom w:val="single" w:sz="2" w:space="0" w:color="000000"/>
@@ -12139,8 +12463,8 @@
           <w:color w:val="C9211E"/>
         </w:rPr>
       </w:pPr>
-      <w:bookmarkStart w:id="23" w:name="__RefHeading___Toc1946_1354692515"/>
-      <w:bookmarkEnd w:id="23"/>
+      <w:bookmarkStart w:id="24" w:name="__RefHeading___Toc1946_1354692515"/>
+      <w:bookmarkEnd w:id="24"/>
       <w:r>
         <w:rPr>
           <w:color w:val="C9211E"/>
@@ -12208,8 +12532,8 @@
           <w:color w:val="C9211E"/>
         </w:rPr>
       </w:pPr>
-      <w:bookmarkStart w:id="24" w:name="__RefHeading___Toc1948_1354692515"/>
-      <w:bookmarkEnd w:id="24"/>
+      <w:bookmarkStart w:id="25" w:name="__RefHeading___Toc1948_1354692515"/>
+      <w:bookmarkEnd w:id="25"/>
       <w:r>
         <w:rPr>
           <w:color w:val="C9211E"/>
@@ -12261,8 +12585,8 @@
           <w:color w:val="C9211E"/>
         </w:rPr>
       </w:pPr>
-      <w:bookmarkStart w:id="25" w:name="__RefHeading___Toc1950_1354692515"/>
-      <w:bookmarkEnd w:id="25"/>
+      <w:bookmarkStart w:id="26" w:name="__RefHeading___Toc1950_1354692515"/>
+      <w:bookmarkEnd w:id="26"/>
       <w:r>
         <w:rPr>
           <w:color w:val="C9211E"/>
@@ -12312,8 +12636,8 @@
           <w:color w:val="C9211E"/>
         </w:rPr>
       </w:pPr>
-      <w:bookmarkStart w:id="26" w:name="__RefHeading___Toc1952_1354692515"/>
-      <w:bookmarkEnd w:id="26"/>
+      <w:bookmarkStart w:id="27" w:name="__RefHeading___Toc1952_1354692515"/>
+      <w:bookmarkEnd w:id="27"/>
       <w:r>
         <w:rPr>
           <w:color w:val="C9211E"/>
@@ -12625,10 +12949,11 @@
           <w:color w:val="C9211E"/>
         </w:rPr>
       </w:pPr>
-      <w:bookmarkStart w:id="27" w:name="__RefHeading___Toc1954_1354692515"/>
-      <w:bookmarkEnd w:id="27"/>
-      <w:r>
-        <w:rPr>
+      <w:bookmarkStart w:id="28" w:name="__RefHeading___Toc1954_1354692515"/>
+      <w:bookmarkEnd w:id="28"/>
+      <w:r>
+        <w:rPr>
+          <w:rFonts w:ascii="Verdana" w:hAnsi="Verdana"/>
           <w:color w:val="C9211E"/>
         </w:rPr>
         <w:t>IBOS Nodelæser opstilling</w:t>
@@ -12661,10 +12986,11 @@
           <w:color w:val="C9211E"/>
         </w:rPr>
       </w:pPr>
-      <w:bookmarkStart w:id="28" w:name="__RefHeading___Toc1956_1354692515"/>
-      <w:bookmarkEnd w:id="28"/>
-      <w:r>
-        <w:rPr>
+      <w:bookmarkStart w:id="29" w:name="__RefHeading___Toc1956_1354692515"/>
+      <w:bookmarkEnd w:id="29"/>
+      <w:r>
+        <w:rPr>
+          <w:rFonts w:ascii="Verdana" w:hAnsi="Verdana"/>
           <w:color w:val="C9211E"/>
         </w:rPr>
         <w:t>BANA 2015 Opstilling</w:t>
@@ -13015,8 +13341,8 @@
           <w:szCs w:val="32"/>
         </w:rPr>
       </w:pPr>
-      <w:bookmarkStart w:id="29" w:name="__RefHeading___Toc1958_1354692515"/>
-      <w:bookmarkEnd w:id="29"/>
+      <w:bookmarkStart w:id="30" w:name="__RefHeading___Toc1958_1354692515"/>
+      <w:bookmarkEnd w:id="30"/>
       <w:r>
         <w:rPr>
           <w:rFonts w:ascii="Verdana" w:hAnsi="Verdana"/>
@@ -13073,14 +13399,14 @@
         </w:tblCellMar>
       </w:tblPr>
       <w:tblGrid>
-        <w:gridCol w:w="1645"/>
-        <w:gridCol w:w="8005"/>
+        <w:gridCol w:w="1644"/>
+        <w:gridCol w:w="8006"/>
       </w:tblGrid>
       <w:tr>
         <w:trPr/>
         <w:tc>
           <w:tcPr>
-            <w:tcW w:w="1645" w:type="dxa"/>
+            <w:tcW w:w="1644" w:type="dxa"/>
             <w:tcBorders>
               <w:top w:val="single" w:sz="2" w:space="0" w:color="000000"/>
               <w:left w:val="single" w:sz="2" w:space="0" w:color="000000"/>
@@ -13128,7 +13454,7 @@
         </w:tc>
         <w:tc>
           <w:tcPr>
-            <w:tcW w:w="8005" w:type="dxa"/>
+            <w:tcW w:w="8006" w:type="dxa"/>
             <w:tcBorders>
               <w:top w:val="single" w:sz="2" w:space="0" w:color="000000"/>
               <w:left w:val="single" w:sz="2" w:space="0" w:color="000000"/>
@@ -13188,7 +13514,7 @@
         <w:trPr/>
         <w:tc>
           <w:tcPr>
-            <w:tcW w:w="1645" w:type="dxa"/>
+            <w:tcW w:w="1644" w:type="dxa"/>
             <w:tcBorders>
               <w:left w:val="single" w:sz="2" w:space="0" w:color="000000"/>
               <w:bottom w:val="single" w:sz="2" w:space="0" w:color="000000"/>
@@ -13228,7 +13554,7 @@
         </w:tc>
         <w:tc>
           <w:tcPr>
-            <w:tcW w:w="8005" w:type="dxa"/>
+            <w:tcW w:w="8006" w:type="dxa"/>
             <w:tcBorders>
               <w:left w:val="single" w:sz="2" w:space="0" w:color="000000"/>
               <w:bottom w:val="single" w:sz="2" w:space="0" w:color="000000"/>
@@ -13320,16 +13646,23 @@
     <w:p>
       <w:pPr>
         <w:pStyle w:val="Overskrift2"/>
+        <w:keepNext w:val="true"/>
+        <w:widowControl w:val="false"/>
         <w:numPr>
           <w:ilvl w:val="1"/>
           <w:numId w:val="3"/>
         </w:numPr>
-        <w:rPr>
-          <w:color w:val="C9211E"/>
-        </w:rPr>
-      </w:pPr>
-      <w:bookmarkStart w:id="30" w:name="__RefHeading___Toc1960_1354692515"/>
-      <w:bookmarkEnd w:id="30"/>
+        <w:suppressAutoHyphens w:val="true"/>
+        <w:overflowPunct w:val="false"/>
+        <w:bidi w:val="0"/>
+        <w:spacing w:before="200" w:after="120"/>
+        <w:ind w:left="510" w:right="0" w:hanging="578"/>
+        <w:jc w:val="left"/>
+        <w:outlineLvl w:val="1"/>
+        <w:rPr/>
+      </w:pPr>
+      <w:bookmarkStart w:id="31" w:name="__RefHeading___Toc1960_1354692515"/>
+      <w:bookmarkEnd w:id="31"/>
       <w:r>
         <w:rPr>
           <w:rFonts w:cs="Verdana" w:ascii="Verdana" w:hAnsi="Verdana"/>
@@ -13456,8 +13789,8 @@
           <w:rFonts w:ascii="Verdana" w:hAnsi="Verdana" w:cs="Verdana"/>
         </w:rPr>
       </w:pPr>
-      <w:bookmarkStart w:id="31" w:name="__RefHeading___Toc531076565"/>
-      <w:bookmarkEnd w:id="31"/>
+      <w:bookmarkStart w:id="32" w:name="__RefHeading___Toc531076565"/>
+      <w:bookmarkEnd w:id="32"/>
       <w:r>
         <w:rPr>
           <w:rFonts w:cs="Verdana" w:ascii="Verdana" w:hAnsi="Verdana"/>
@@ -14654,14 +14987,14 @@
         </w:tblCellMar>
       </w:tblPr>
       <w:tblGrid>
-        <w:gridCol w:w="3396"/>
-        <w:gridCol w:w="6250"/>
+        <w:gridCol w:w="3395"/>
+        <w:gridCol w:w="6251"/>
       </w:tblGrid>
       <w:tr>
         <w:trPr/>
         <w:tc>
           <w:tcPr>
-            <w:tcW w:w="3396" w:type="dxa"/>
+            <w:tcW w:w="3395" w:type="dxa"/>
             <w:tcBorders>
               <w:top w:val="single" w:sz="2" w:space="0" w:color="000000"/>
               <w:left w:val="single" w:sz="2" w:space="0" w:color="000000"/>
@@ -14688,7 +15021,7 @@
         </w:tc>
         <w:tc>
           <w:tcPr>
-            <w:tcW w:w="6250" w:type="dxa"/>
+            <w:tcW w:w="6251" w:type="dxa"/>
             <w:tcBorders>
               <w:top w:val="single" w:sz="2" w:space="0" w:color="000000"/>
               <w:left w:val="single" w:sz="2" w:space="0" w:color="000000"/>
@@ -14719,7 +15052,7 @@
         <w:trPr/>
         <w:tc>
           <w:tcPr>
-            <w:tcW w:w="3396" w:type="dxa"/>
+            <w:tcW w:w="3395" w:type="dxa"/>
             <w:tcBorders>
               <w:left w:val="single" w:sz="2" w:space="0" w:color="000000"/>
               <w:bottom w:val="single" w:sz="2" w:space="0" w:color="000000"/>
@@ -14743,7 +15076,7 @@
         </w:tc>
         <w:tc>
           <w:tcPr>
-            <w:tcW w:w="6250" w:type="dxa"/>
+            <w:tcW w:w="6251" w:type="dxa"/>
             <w:tcBorders>
               <w:left w:val="single" w:sz="2" w:space="0" w:color="000000"/>
               <w:bottom w:val="single" w:sz="2" w:space="0" w:color="000000"/>
@@ -14771,7 +15104,7 @@
         <w:trPr/>
         <w:tc>
           <w:tcPr>
-            <w:tcW w:w="3396" w:type="dxa"/>
+            <w:tcW w:w="3395" w:type="dxa"/>
             <w:tcBorders>
               <w:left w:val="single" w:sz="2" w:space="0" w:color="000000"/>
               <w:bottom w:val="single" w:sz="2" w:space="0" w:color="000000"/>
@@ -14795,7 +15128,7 @@
         </w:tc>
         <w:tc>
           <w:tcPr>
-            <w:tcW w:w="6250" w:type="dxa"/>
+            <w:tcW w:w="6251" w:type="dxa"/>
             <w:tcBorders>
               <w:left w:val="single" w:sz="2" w:space="0" w:color="000000"/>
               <w:bottom w:val="single" w:sz="2" w:space="0" w:color="000000"/>
@@ -14823,7 +15156,7 @@
         <w:trPr/>
         <w:tc>
           <w:tcPr>
-            <w:tcW w:w="3396" w:type="dxa"/>
+            <w:tcW w:w="3395" w:type="dxa"/>
             <w:tcBorders>
               <w:left w:val="single" w:sz="2" w:space="0" w:color="000000"/>
               <w:bottom w:val="single" w:sz="2" w:space="0" w:color="000000"/>
@@ -14848,7 +15181,7 @@
         </w:tc>
         <w:tc>
           <w:tcPr>
-            <w:tcW w:w="6250" w:type="dxa"/>
+            <w:tcW w:w="6251" w:type="dxa"/>
             <w:tcBorders>
               <w:left w:val="single" w:sz="2" w:space="0" w:color="000000"/>
               <w:bottom w:val="single" w:sz="2" w:space="0" w:color="000000"/>
@@ -14878,7 +15211,7 @@
         <w:trPr/>
         <w:tc>
           <w:tcPr>
-            <w:tcW w:w="3396" w:type="dxa"/>
+            <w:tcW w:w="3395" w:type="dxa"/>
             <w:tcBorders>
               <w:left w:val="single" w:sz="2" w:space="0" w:color="000000"/>
               <w:bottom w:val="single" w:sz="2" w:space="0" w:color="000000"/>
@@ -14904,7 +15237,7 @@
         </w:tc>
         <w:tc>
           <w:tcPr>
-            <w:tcW w:w="6250" w:type="dxa"/>
+            <w:tcW w:w="6251" w:type="dxa"/>
             <w:tcBorders>
               <w:left w:val="single" w:sz="2" w:space="0" w:color="000000"/>
               <w:bottom w:val="single" w:sz="2" w:space="0" w:color="000000"/>
@@ -14934,7 +15267,7 @@
         <w:trPr/>
         <w:tc>
           <w:tcPr>
-            <w:tcW w:w="3396" w:type="dxa"/>
+            <w:tcW w:w="3395" w:type="dxa"/>
             <w:tcBorders>
               <w:left w:val="single" w:sz="2" w:space="0" w:color="000000"/>
               <w:bottom w:val="single" w:sz="2" w:space="0" w:color="000000"/>
@@ -14958,7 +15291,7 @@
         </w:tc>
         <w:tc>
           <w:tcPr>
-            <w:tcW w:w="6250" w:type="dxa"/>
+            <w:tcW w:w="6251" w:type="dxa"/>
             <w:tcBorders>
               <w:left w:val="single" w:sz="2" w:space="0" w:color="000000"/>
               <w:bottom w:val="single" w:sz="2" w:space="0" w:color="000000"/>
@@ -14986,7 +15319,7 @@
         <w:trPr/>
         <w:tc>
           <w:tcPr>
-            <w:tcW w:w="3396" w:type="dxa"/>
+            <w:tcW w:w="3395" w:type="dxa"/>
             <w:tcBorders>
               <w:left w:val="single" w:sz="2" w:space="0" w:color="000000"/>
               <w:bottom w:val="single" w:sz="2" w:space="0" w:color="000000"/>
@@ -15010,7 +15343,7 @@
         </w:tc>
         <w:tc>
           <w:tcPr>
-            <w:tcW w:w="6250" w:type="dxa"/>
+            <w:tcW w:w="6251" w:type="dxa"/>
             <w:tcBorders>
               <w:left w:val="single" w:sz="2" w:space="0" w:color="000000"/>
               <w:bottom w:val="single" w:sz="2" w:space="0" w:color="000000"/>
@@ -15036,7 +15369,7 @@
         <w:trPr/>
         <w:tc>
           <w:tcPr>
-            <w:tcW w:w="3396" w:type="dxa"/>
+            <w:tcW w:w="3395" w:type="dxa"/>
             <w:tcBorders>
               <w:left w:val="single" w:sz="2" w:space="0" w:color="000000"/>
               <w:bottom w:val="single" w:sz="2" w:space="0" w:color="000000"/>
@@ -15060,7 +15393,7 @@
         </w:tc>
         <w:tc>
           <w:tcPr>
-            <w:tcW w:w="6250" w:type="dxa"/>
+            <w:tcW w:w="6251" w:type="dxa"/>
             <w:tcBorders>
               <w:left w:val="single" w:sz="2" w:space="0" w:color="000000"/>
               <w:bottom w:val="single" w:sz="2" w:space="0" w:color="000000"/>
@@ -15099,7 +15432,7 @@
         <w:trPr/>
         <w:tc>
           <w:tcPr>
-            <w:tcW w:w="3396" w:type="dxa"/>
+            <w:tcW w:w="3395" w:type="dxa"/>
             <w:tcBorders>
               <w:left w:val="single" w:sz="2" w:space="0" w:color="000000"/>
               <w:bottom w:val="single" w:sz="2" w:space="0" w:color="000000"/>
@@ -15123,7 +15456,7 @@
         </w:tc>
         <w:tc>
           <w:tcPr>
-            <w:tcW w:w="6250" w:type="dxa"/>
+            <w:tcW w:w="6251" w:type="dxa"/>
             <w:tcBorders>
               <w:left w:val="single" w:sz="2" w:space="0" w:color="000000"/>
               <w:bottom w:val="single" w:sz="2" w:space="0" w:color="000000"/>
@@ -15162,7 +15495,7 @@
         <w:trPr/>
         <w:tc>
           <w:tcPr>
-            <w:tcW w:w="3396" w:type="dxa"/>
+            <w:tcW w:w="3395" w:type="dxa"/>
             <w:tcBorders>
               <w:left w:val="single" w:sz="2" w:space="0" w:color="000000"/>
               <w:bottom w:val="single" w:sz="2" w:space="0" w:color="000000"/>
@@ -15188,7 +15521,7 @@
         </w:tc>
         <w:tc>
           <w:tcPr>
-            <w:tcW w:w="6250" w:type="dxa"/>
+            <w:tcW w:w="6251" w:type="dxa"/>
             <w:tcBorders>
               <w:left w:val="single" w:sz="2" w:space="0" w:color="000000"/>
               <w:bottom w:val="single" w:sz="2" w:space="0" w:color="000000"/>
@@ -15218,7 +15551,7 @@
         <w:trPr/>
         <w:tc>
           <w:tcPr>
-            <w:tcW w:w="3396" w:type="dxa"/>
+            <w:tcW w:w="3395" w:type="dxa"/>
             <w:tcBorders>
               <w:left w:val="single" w:sz="2" w:space="0" w:color="000000"/>
               <w:bottom w:val="single" w:sz="2" w:space="0" w:color="000000"/>
@@ -15244,7 +15577,7 @@
         </w:tc>
         <w:tc>
           <w:tcPr>
-            <w:tcW w:w="6250" w:type="dxa"/>
+            <w:tcW w:w="6251" w:type="dxa"/>
             <w:tcBorders>
               <w:left w:val="single" w:sz="2" w:space="0" w:color="000000"/>
               <w:bottom w:val="single" w:sz="2" w:space="0" w:color="000000"/>
@@ -15274,7 +15607,7 @@
         <w:trPr/>
         <w:tc>
           <w:tcPr>
-            <w:tcW w:w="3396" w:type="dxa"/>
+            <w:tcW w:w="3395" w:type="dxa"/>
             <w:tcBorders>
               <w:left w:val="single" w:sz="2" w:space="0" w:color="000000"/>
               <w:bottom w:val="single" w:sz="2" w:space="0" w:color="000000"/>
@@ -15300,7 +15633,7 @@
         </w:tc>
         <w:tc>
           <w:tcPr>
-            <w:tcW w:w="6250" w:type="dxa"/>
+            <w:tcW w:w="6251" w:type="dxa"/>
             <w:tcBorders>
               <w:left w:val="single" w:sz="2" w:space="0" w:color="000000"/>
               <w:bottom w:val="single" w:sz="2" w:space="0" w:color="000000"/>
@@ -15330,7 +15663,7 @@
         <w:trPr/>
         <w:tc>
           <w:tcPr>
-            <w:tcW w:w="3396" w:type="dxa"/>
+            <w:tcW w:w="3395" w:type="dxa"/>
             <w:tcBorders>
               <w:left w:val="single" w:sz="2" w:space="0" w:color="000000"/>
               <w:bottom w:val="single" w:sz="2" w:space="0" w:color="000000"/>
@@ -15356,7 +15689,7 @@
         </w:tc>
         <w:tc>
           <w:tcPr>
-            <w:tcW w:w="6250" w:type="dxa"/>
+            <w:tcW w:w="6251" w:type="dxa"/>
             <w:tcBorders>
               <w:left w:val="single" w:sz="2" w:space="0" w:color="000000"/>
               <w:bottom w:val="single" w:sz="2" w:space="0" w:color="000000"/>
@@ -15386,7 +15719,7 @@
         <w:trPr/>
         <w:tc>
           <w:tcPr>
-            <w:tcW w:w="3396" w:type="dxa"/>
+            <w:tcW w:w="3395" w:type="dxa"/>
             <w:tcBorders>
               <w:left w:val="single" w:sz="2" w:space="0" w:color="000000"/>
               <w:bottom w:val="single" w:sz="2" w:space="0" w:color="000000"/>
@@ -15410,7 +15743,7 @@
         </w:tc>
         <w:tc>
           <w:tcPr>
-            <w:tcW w:w="6250" w:type="dxa"/>
+            <w:tcW w:w="6251" w:type="dxa"/>
             <w:tcBorders>
               <w:left w:val="single" w:sz="2" w:space="0" w:color="000000"/>
               <w:bottom w:val="single" w:sz="2" w:space="0" w:color="000000"/>
@@ -15438,7 +15771,7 @@
         <w:trPr/>
         <w:tc>
           <w:tcPr>
-            <w:tcW w:w="3396" w:type="dxa"/>
+            <w:tcW w:w="3395" w:type="dxa"/>
             <w:tcBorders>
               <w:left w:val="single" w:sz="2" w:space="0" w:color="000000"/>
               <w:bottom w:val="single" w:sz="2" w:space="0" w:color="000000"/>
@@ -15473,7 +15806,7 @@
         </w:tc>
         <w:tc>
           <w:tcPr>
-            <w:tcW w:w="6250" w:type="dxa"/>
+            <w:tcW w:w="6251" w:type="dxa"/>
             <w:tcBorders>
               <w:left w:val="single" w:sz="2" w:space="0" w:color="000000"/>
               <w:bottom w:val="single" w:sz="2" w:space="0" w:color="000000"/>
@@ -15501,7 +15834,7 @@
         <w:trPr/>
         <w:tc>
           <w:tcPr>
-            <w:tcW w:w="3396" w:type="dxa"/>
+            <w:tcW w:w="3395" w:type="dxa"/>
             <w:tcBorders>
               <w:left w:val="single" w:sz="2" w:space="0" w:color="000000"/>
               <w:bottom w:val="single" w:sz="2" w:space="0" w:color="000000"/>
@@ -15536,7 +15869,7 @@
         </w:tc>
         <w:tc>
           <w:tcPr>
-            <w:tcW w:w="6250" w:type="dxa"/>
+            <w:tcW w:w="6251" w:type="dxa"/>
             <w:tcBorders>
               <w:left w:val="single" w:sz="2" w:space="0" w:color="000000"/>
               <w:bottom w:val="single" w:sz="2" w:space="0" w:color="000000"/>
@@ -15562,7 +15895,7 @@
         <w:trPr/>
         <w:tc>
           <w:tcPr>
-            <w:tcW w:w="3396" w:type="dxa"/>
+            <w:tcW w:w="3395" w:type="dxa"/>
             <w:tcBorders>
               <w:left w:val="single" w:sz="2" w:space="0" w:color="000000"/>
               <w:bottom w:val="single" w:sz="2" w:space="0" w:color="000000"/>
@@ -15586,7 +15919,7 @@
         </w:tc>
         <w:tc>
           <w:tcPr>
-            <w:tcW w:w="6250" w:type="dxa"/>
+            <w:tcW w:w="6251" w:type="dxa"/>
             <w:tcBorders>
               <w:left w:val="single" w:sz="2" w:space="0" w:color="000000"/>
               <w:bottom w:val="single" w:sz="2" w:space="0" w:color="000000"/>
@@ -15614,7 +15947,7 @@
         <w:trPr/>
         <w:tc>
           <w:tcPr>
-            <w:tcW w:w="3396" w:type="dxa"/>
+            <w:tcW w:w="3395" w:type="dxa"/>
             <w:tcBorders>
               <w:left w:val="single" w:sz="2" w:space="0" w:color="000000"/>
               <w:bottom w:val="single" w:sz="2" w:space="0" w:color="000000"/>
@@ -15638,7 +15971,7 @@
         </w:tc>
         <w:tc>
           <w:tcPr>
-            <w:tcW w:w="6250" w:type="dxa"/>
+            <w:tcW w:w="6251" w:type="dxa"/>
             <w:tcBorders>
               <w:left w:val="single" w:sz="2" w:space="0" w:color="000000"/>
               <w:bottom w:val="single" w:sz="2" w:space="0" w:color="000000"/>
@@ -15666,7 +15999,7 @@
         <w:trPr/>
         <w:tc>
           <w:tcPr>
-            <w:tcW w:w="3396" w:type="dxa"/>
+            <w:tcW w:w="3395" w:type="dxa"/>
             <w:tcBorders>
               <w:left w:val="single" w:sz="2" w:space="0" w:color="000000"/>
               <w:bottom w:val="single" w:sz="2" w:space="0" w:color="000000"/>
@@ -15690,7 +16023,7 @@
         </w:tc>
         <w:tc>
           <w:tcPr>
-            <w:tcW w:w="6250" w:type="dxa"/>
+            <w:tcW w:w="6251" w:type="dxa"/>
             <w:tcBorders>
               <w:left w:val="single" w:sz="2" w:space="0" w:color="000000"/>
               <w:bottom w:val="single" w:sz="2" w:space="0" w:color="000000"/>
@@ -15716,7 +16049,7 @@
         <w:trPr/>
         <w:tc>
           <w:tcPr>
-            <w:tcW w:w="3396" w:type="dxa"/>
+            <w:tcW w:w="3395" w:type="dxa"/>
             <w:tcBorders>
               <w:left w:val="single" w:sz="2" w:space="0" w:color="000000"/>
               <w:bottom w:val="single" w:sz="2" w:space="0" w:color="000000"/>
@@ -15740,7 +16073,7 @@
         </w:tc>
         <w:tc>
           <w:tcPr>
-            <w:tcW w:w="6250" w:type="dxa"/>
+            <w:tcW w:w="6251" w:type="dxa"/>
             <w:tcBorders>
               <w:left w:val="single" w:sz="2" w:space="0" w:color="000000"/>
               <w:bottom w:val="single" w:sz="2" w:space="0" w:color="000000"/>
@@ -15768,7 +16101,7 @@
         <w:trPr/>
         <w:tc>
           <w:tcPr>
-            <w:tcW w:w="3396" w:type="dxa"/>
+            <w:tcW w:w="3395" w:type="dxa"/>
             <w:tcBorders>
               <w:left w:val="single" w:sz="2" w:space="0" w:color="000000"/>
               <w:bottom w:val="single" w:sz="2" w:space="0" w:color="000000"/>
@@ -15792,7 +16125,7 @@
         </w:tc>
         <w:tc>
           <w:tcPr>
-            <w:tcW w:w="6250" w:type="dxa"/>
+            <w:tcW w:w="6251" w:type="dxa"/>
             <w:tcBorders>
               <w:left w:val="single" w:sz="2" w:space="0" w:color="000000"/>
               <w:bottom w:val="single" w:sz="2" w:space="0" w:color="000000"/>
@@ -15820,7 +16153,7 @@
         <w:trPr/>
         <w:tc>
           <w:tcPr>
-            <w:tcW w:w="3396" w:type="dxa"/>
+            <w:tcW w:w="3395" w:type="dxa"/>
             <w:tcBorders>
               <w:left w:val="single" w:sz="2" w:space="0" w:color="000000"/>
               <w:bottom w:val="single" w:sz="2" w:space="0" w:color="000000"/>
@@ -15843,7 +16176,7 @@
         </w:tc>
         <w:tc>
           <w:tcPr>
-            <w:tcW w:w="6250" w:type="dxa"/>
+            <w:tcW w:w="6251" w:type="dxa"/>
             <w:tcBorders>
               <w:left w:val="single" w:sz="2" w:space="0" w:color="000000"/>
               <w:bottom w:val="single" w:sz="2" w:space="0" w:color="000000"/>
@@ -15873,7 +16206,7 @@
         <w:trPr/>
         <w:tc>
           <w:tcPr>
-            <w:tcW w:w="3396" w:type="dxa"/>
+            <w:tcW w:w="3395" w:type="dxa"/>
             <w:tcBorders>
               <w:left w:val="single" w:sz="2" w:space="0" w:color="000000"/>
               <w:bottom w:val="single" w:sz="2" w:space="0" w:color="000000"/>
@@ -15899,7 +16232,7 @@
         </w:tc>
         <w:tc>
           <w:tcPr>
-            <w:tcW w:w="6250" w:type="dxa"/>
+            <w:tcW w:w="6251" w:type="dxa"/>
             <w:tcBorders>
               <w:left w:val="single" w:sz="2" w:space="0" w:color="000000"/>
               <w:bottom w:val="single" w:sz="2" w:space="0" w:color="000000"/>
@@ -15971,14 +16304,14 @@
         </w:tblCellMar>
       </w:tblPr>
       <w:tblGrid>
-        <w:gridCol w:w="2874"/>
-        <w:gridCol w:w="6772"/>
+        <w:gridCol w:w="2873"/>
+        <w:gridCol w:w="6773"/>
       </w:tblGrid>
       <w:tr>
         <w:trPr/>
         <w:tc>
           <w:tcPr>
-            <w:tcW w:w="2874" w:type="dxa"/>
+            <w:tcW w:w="2873" w:type="dxa"/>
             <w:tcBorders>
               <w:top w:val="single" w:sz="2" w:space="0" w:color="000000"/>
               <w:left w:val="single" w:sz="2" w:space="0" w:color="000000"/>
@@ -16005,7 +16338,7 @@
         </w:tc>
         <w:tc>
           <w:tcPr>
-            <w:tcW w:w="6772" w:type="dxa"/>
+            <w:tcW w:w="6773" w:type="dxa"/>
             <w:tcBorders>
               <w:top w:val="single" w:sz="2" w:space="0" w:color="000000"/>
               <w:left w:val="single" w:sz="2" w:space="0" w:color="000000"/>
@@ -16036,7 +16369,7 @@
         <w:trPr/>
         <w:tc>
           <w:tcPr>
-            <w:tcW w:w="2874" w:type="dxa"/>
+            <w:tcW w:w="2873" w:type="dxa"/>
             <w:tcBorders>
               <w:left w:val="single" w:sz="2" w:space="0" w:color="000000"/>
               <w:bottom w:val="single" w:sz="2" w:space="0" w:color="000000"/>
@@ -16062,7 +16395,7 @@
         </w:tc>
         <w:tc>
           <w:tcPr>
-            <w:tcW w:w="6772" w:type="dxa"/>
+            <w:tcW w:w="6773" w:type="dxa"/>
             <w:tcBorders>
               <w:left w:val="single" w:sz="2" w:space="0" w:color="000000"/>
               <w:bottom w:val="single" w:sz="2" w:space="0" w:color="000000"/>
@@ -16101,7 +16434,7 @@
         <w:trPr/>
         <w:tc>
           <w:tcPr>
-            <w:tcW w:w="2874" w:type="dxa"/>
+            <w:tcW w:w="2873" w:type="dxa"/>
             <w:tcBorders>
               <w:left w:val="single" w:sz="2" w:space="0" w:color="000000"/>
               <w:bottom w:val="single" w:sz="2" w:space="0" w:color="000000"/>
@@ -16127,7 +16460,7 @@
         </w:tc>
         <w:tc>
           <w:tcPr>
-            <w:tcW w:w="6772" w:type="dxa"/>
+            <w:tcW w:w="6773" w:type="dxa"/>
             <w:tcBorders>
               <w:left w:val="single" w:sz="2" w:space="0" w:color="000000"/>
               <w:bottom w:val="single" w:sz="2" w:space="0" w:color="000000"/>
@@ -16166,7 +16499,7 @@
         <w:trPr/>
         <w:tc>
           <w:tcPr>
-            <w:tcW w:w="2874" w:type="dxa"/>
+            <w:tcW w:w="2873" w:type="dxa"/>
             <w:tcBorders>
               <w:left w:val="single" w:sz="2" w:space="0" w:color="000000"/>
               <w:bottom w:val="single" w:sz="2" w:space="0" w:color="000000"/>
@@ -16192,7 +16525,7 @@
         </w:tc>
         <w:tc>
           <w:tcPr>
-            <w:tcW w:w="6772" w:type="dxa"/>
+            <w:tcW w:w="6773" w:type="dxa"/>
             <w:tcBorders>
               <w:left w:val="single" w:sz="2" w:space="0" w:color="000000"/>
               <w:bottom w:val="single" w:sz="2" w:space="0" w:color="000000"/>
@@ -16231,7 +16564,7 @@
         <w:trPr/>
         <w:tc>
           <w:tcPr>
-            <w:tcW w:w="2874" w:type="dxa"/>
+            <w:tcW w:w="2873" w:type="dxa"/>
             <w:tcBorders>
               <w:left w:val="single" w:sz="2" w:space="0" w:color="000000"/>
               <w:bottom w:val="single" w:sz="2" w:space="0" w:color="000000"/>
@@ -16254,7 +16587,7 @@
         </w:tc>
         <w:tc>
           <w:tcPr>
-            <w:tcW w:w="6772" w:type="dxa"/>
+            <w:tcW w:w="6773" w:type="dxa"/>
             <w:tcBorders>
               <w:left w:val="single" w:sz="2" w:space="0" w:color="000000"/>
               <w:bottom w:val="single" w:sz="2" w:space="0" w:color="000000"/>
@@ -16306,7 +16639,7 @@
         <w:trPr/>
         <w:tc>
           <w:tcPr>
-            <w:tcW w:w="2874" w:type="dxa"/>
+            <w:tcW w:w="2873" w:type="dxa"/>
             <w:tcBorders>
               <w:left w:val="single" w:sz="2" w:space="0" w:color="000000"/>
               <w:bottom w:val="single" w:sz="2" w:space="0" w:color="000000"/>
@@ -16332,7 +16665,7 @@
         </w:tc>
         <w:tc>
           <w:tcPr>
-            <w:tcW w:w="6772" w:type="dxa"/>
+            <w:tcW w:w="6773" w:type="dxa"/>
             <w:tcBorders>
               <w:left w:val="single" w:sz="2" w:space="0" w:color="000000"/>
               <w:bottom w:val="single" w:sz="2" w:space="0" w:color="000000"/>
@@ -16371,7 +16704,7 @@
         <w:trPr/>
         <w:tc>
           <w:tcPr>
-            <w:tcW w:w="2874" w:type="dxa"/>
+            <w:tcW w:w="2873" w:type="dxa"/>
             <w:tcBorders>
               <w:left w:val="single" w:sz="2" w:space="0" w:color="000000"/>
               <w:bottom w:val="single" w:sz="2" w:space="0" w:color="000000"/>
@@ -16408,7 +16741,7 @@
         </w:tc>
         <w:tc>
           <w:tcPr>
-            <w:tcW w:w="6772" w:type="dxa"/>
+            <w:tcW w:w="6773" w:type="dxa"/>
             <w:tcBorders>
               <w:left w:val="single" w:sz="2" w:space="0" w:color="000000"/>
               <w:bottom w:val="single" w:sz="2" w:space="0" w:color="000000"/>
@@ -16447,7 +16780,7 @@
         <w:trPr/>
         <w:tc>
           <w:tcPr>
-            <w:tcW w:w="2874" w:type="dxa"/>
+            <w:tcW w:w="2873" w:type="dxa"/>
             <w:tcBorders>
               <w:left w:val="single" w:sz="2" w:space="0" w:color="000000"/>
               <w:bottom w:val="single" w:sz="2" w:space="0" w:color="000000"/>
@@ -16484,7 +16817,7 @@
         </w:tc>
         <w:tc>
           <w:tcPr>
-            <w:tcW w:w="6772" w:type="dxa"/>
+            <w:tcW w:w="6773" w:type="dxa"/>
             <w:tcBorders>
               <w:left w:val="single" w:sz="2" w:space="0" w:color="000000"/>
               <w:bottom w:val="single" w:sz="2" w:space="0" w:color="000000"/>
@@ -16523,7 +16856,7 @@
         <w:trPr/>
         <w:tc>
           <w:tcPr>
-            <w:tcW w:w="2874" w:type="dxa"/>
+            <w:tcW w:w="2873" w:type="dxa"/>
             <w:tcBorders>
               <w:left w:val="single" w:sz="2" w:space="0" w:color="000000"/>
               <w:bottom w:val="single" w:sz="2" w:space="0" w:color="000000"/>
@@ -16547,7 +16880,7 @@
         </w:tc>
         <w:tc>
           <w:tcPr>
-            <w:tcW w:w="6772" w:type="dxa"/>
+            <w:tcW w:w="6773" w:type="dxa"/>
             <w:tcBorders>
               <w:left w:val="single" w:sz="2" w:space="0" w:color="000000"/>
               <w:bottom w:val="single" w:sz="2" w:space="0" w:color="000000"/>
@@ -16575,7 +16908,7 @@
         <w:trPr/>
         <w:tc>
           <w:tcPr>
-            <w:tcW w:w="2874" w:type="dxa"/>
+            <w:tcW w:w="2873" w:type="dxa"/>
             <w:tcBorders>
               <w:left w:val="single" w:sz="2" w:space="0" w:color="000000"/>
               <w:bottom w:val="single" w:sz="2" w:space="0" w:color="000000"/>
@@ -16598,7 +16931,7 @@
         </w:tc>
         <w:tc>
           <w:tcPr>
-            <w:tcW w:w="6772" w:type="dxa"/>
+            <w:tcW w:w="6773" w:type="dxa"/>
             <w:tcBorders>
               <w:left w:val="single" w:sz="2" w:space="0" w:color="000000"/>
               <w:bottom w:val="single" w:sz="2" w:space="0" w:color="000000"/>
@@ -16626,7 +16959,7 @@
         <w:trPr/>
         <w:tc>
           <w:tcPr>
-            <w:tcW w:w="2874" w:type="dxa"/>
+            <w:tcW w:w="2873" w:type="dxa"/>
             <w:tcBorders>
               <w:left w:val="single" w:sz="2" w:space="0" w:color="000000"/>
             </w:tcBorders>
@@ -16651,7 +16984,7 @@
         </w:tc>
         <w:tc>
           <w:tcPr>
-            <w:tcW w:w="6772" w:type="dxa"/>
+            <w:tcW w:w="6773" w:type="dxa"/>
             <w:tcBorders>
               <w:left w:val="single" w:sz="2" w:space="0" w:color="000000"/>
               <w:right w:val="single" w:sz="2" w:space="0" w:color="000000"/>
@@ -16678,7 +17011,7 @@
         <w:trPr/>
         <w:tc>
           <w:tcPr>
-            <w:tcW w:w="2874" w:type="dxa"/>
+            <w:tcW w:w="2873" w:type="dxa"/>
             <w:tcBorders>
               <w:left w:val="single" w:sz="2" w:space="0" w:color="000000"/>
             </w:tcBorders>
@@ -16703,7 +17036,7 @@
         </w:tc>
         <w:tc>
           <w:tcPr>
-            <w:tcW w:w="6772" w:type="dxa"/>
+            <w:tcW w:w="6773" w:type="dxa"/>
             <w:tcBorders>
               <w:left w:val="single" w:sz="2" w:space="0" w:color="000000"/>
               <w:right w:val="single" w:sz="2" w:space="0" w:color="000000"/>
@@ -16728,7 +17061,7 @@
         <w:trPr/>
         <w:tc>
           <w:tcPr>
-            <w:tcW w:w="2874" w:type="dxa"/>
+            <w:tcW w:w="2873" w:type="dxa"/>
             <w:tcBorders>
               <w:left w:val="single" w:sz="2" w:space="0" w:color="000000"/>
               <w:bottom w:val="single" w:sz="2" w:space="0" w:color="000000"/>
@@ -16754,7 +17087,7 @@
         </w:tc>
         <w:tc>
           <w:tcPr>
-            <w:tcW w:w="6772" w:type="dxa"/>
+            <w:tcW w:w="6773" w:type="dxa"/>
             <w:tcBorders>
               <w:left w:val="single" w:sz="2" w:space="0" w:color="000000"/>
               <w:bottom w:val="single" w:sz="2" w:space="0" w:color="000000"/>
@@ -16818,8 +17151,8 @@
           <w:rFonts w:ascii="Verdana" w:hAnsi="Verdana" w:cs="Verdana"/>
         </w:rPr>
       </w:pPr>
-      <w:bookmarkStart w:id="32" w:name="__RefHeading___Toc531076566"/>
-      <w:bookmarkEnd w:id="32"/>
+      <w:bookmarkStart w:id="33" w:name="__RefHeading___Toc531076566"/>
+      <w:bookmarkEnd w:id="33"/>
       <w:r>
         <w:rPr>
           <w:rFonts w:cs="Verdana" w:ascii="Verdana" w:hAnsi="Verdana"/>
@@ -17080,8 +17413,8 @@
         </w:numPr>
         <w:rPr/>
       </w:pPr>
-      <w:bookmarkStart w:id="33" w:name="__RefHeading___Toc531076567"/>
-      <w:bookmarkEnd w:id="33"/>
+      <w:bookmarkStart w:id="34" w:name="__RefHeading___Toc531076567"/>
+      <w:bookmarkEnd w:id="34"/>
       <w:r>
         <w:rPr>
           <w:rFonts w:cs="Verdana" w:ascii="Verdana" w:hAnsi="Verdana"/>
@@ -17189,8 +17522,8 @@
         </w:numPr>
         <w:rPr/>
       </w:pPr>
-      <w:bookmarkStart w:id="34" w:name="__RefHeading___Toc531076568"/>
-      <w:bookmarkEnd w:id="34"/>
+      <w:bookmarkStart w:id="35" w:name="__RefHeading___Toc531076568"/>
+      <w:bookmarkEnd w:id="35"/>
       <w:r>
         <w:rPr/>
         <w:t>Optimering af samspillet med JAWS</w:t>
@@ -17296,8 +17629,8 @@
         <w:spacing w:before="240" w:after="120"/>
         <w:rPr/>
       </w:pPr>
-      <w:bookmarkStart w:id="35" w:name="__RefHeading___Toc1588_1651833955"/>
-      <w:bookmarkEnd w:id="35"/>
+      <w:bookmarkStart w:id="36" w:name="__RefHeading___Toc1588_1651833955"/>
+      <w:bookmarkEnd w:id="36"/>
       <w:r>
         <w:rPr>
           <w:rFonts w:eastAsia="Arial" w:cs="Arial"/>
@@ -17339,7 +17672,7 @@
     </w:r>
     <w:r>
       <w:rPr/>
-      <w:t>25</w:t>
+      <w:t>26</w:t>
     </w:r>
     <w:r>
       <w:rPr/>
@@ -18676,7 +19009,7 @@
     <w:qFormat/>
     <w:pPr>
       <w:widowControl/>
-      <w:overflowPunct w:val="true"/>
+      <w:overflowPunct w:val="false"/>
       <w:bidi w:val="0"/>
       <w:jc w:val="left"/>
     </w:pPr>
@@ -19285,6 +19618,20 @@
       <w:szCs w:val="32"/>
     </w:rPr>
   </w:style>
+  <w:style w:type="paragraph" w:styleId="Indholdsfortegnelseoverskrift">
+    <w:name w:val="TOA Heading"/>
+    <w:basedOn w:val="Overskrift"/>
+    <w:pPr>
+      <w:suppressLineNumbers/>
+      <w:ind w:left="0" w:hanging="0"/>
+    </w:pPr>
+    <w:rPr>
+      <w:b/>
+      <w:bCs/>
+      <w:sz w:val="32"/>
+      <w:szCs w:val="32"/>
+    </w:rPr>
+  </w:style>
   <w:style w:type="numbering" w:styleId="WW8Num1">
     <w:name w:val="WW8Num1"/>
     <w:qFormat/>

--- a/Documentation/Official Documentation/Brugervejledning for IBOS Nodelæser version 4.0.0.0.docx
+++ b/Documentation/Official Documentation/Brugervejledning for IBOS Nodelæser version 4.0.0.0.docx
@@ -77,7 +77,7 @@
       <w:sdtContent>
         <w:p>
           <w:pPr>
-            <w:pStyle w:val="Indholdsfortegnelseoverskrift"/>
+            <w:pStyle w:val="TOAHeading"/>
             <w:suppressLineNumbers/>
             <w:ind w:left="0" w:hanging="0"/>
             <w:rPr>
@@ -2063,8 +2063,8 @@
       </w:tblPr>
       <w:tblGrid>
         <w:gridCol w:w="1585"/>
-        <w:gridCol w:w="5325"/>
-        <w:gridCol w:w="2737"/>
+        <w:gridCol w:w="5324"/>
+        <w:gridCol w:w="2738"/>
       </w:tblGrid>
       <w:tr>
         <w:trPr>
@@ -2132,7 +2132,7 @@
         </w:tc>
         <w:tc>
           <w:tcPr>
-            <w:tcW w:w="5325" w:type="dxa"/>
+            <w:tcW w:w="5324" w:type="dxa"/>
             <w:tcBorders>
               <w:top w:val="single" w:sz="2" w:space="0" w:color="000000"/>
               <w:left w:val="single" w:sz="2" w:space="0" w:color="000000"/>
@@ -2159,7 +2159,7 @@
         </w:tc>
         <w:tc>
           <w:tcPr>
-            <w:tcW w:w="2737" w:type="dxa"/>
+            <w:tcW w:w="2738" w:type="dxa"/>
             <w:tcBorders>
               <w:top w:val="single" w:sz="2" w:space="0" w:color="000000"/>
               <w:left w:val="single" w:sz="2" w:space="0" w:color="000000"/>
@@ -2216,7 +2216,7 @@
         </w:tc>
         <w:tc>
           <w:tcPr>
-            <w:tcW w:w="5325" w:type="dxa"/>
+            <w:tcW w:w="5324" w:type="dxa"/>
             <w:tcBorders>
               <w:left w:val="single" w:sz="2" w:space="0" w:color="000000"/>
               <w:bottom w:val="single" w:sz="2" w:space="0" w:color="000000"/>
@@ -2254,7 +2254,7 @@
         </w:tc>
         <w:tc>
           <w:tcPr>
-            <w:tcW w:w="2737" w:type="dxa"/>
+            <w:tcW w:w="2738" w:type="dxa"/>
             <w:tcBorders>
               <w:left w:val="single" w:sz="2" w:space="0" w:color="000000"/>
               <w:bottom w:val="single" w:sz="2" w:space="0" w:color="000000"/>
@@ -2308,7 +2308,7 @@
         </w:tc>
         <w:tc>
           <w:tcPr>
-            <w:tcW w:w="5325" w:type="dxa"/>
+            <w:tcW w:w="5324" w:type="dxa"/>
             <w:tcBorders>
               <w:left w:val="single" w:sz="2" w:space="0" w:color="000000"/>
               <w:bottom w:val="single" w:sz="2" w:space="0" w:color="000000"/>
@@ -2351,7 +2351,7 @@
         </w:tc>
         <w:tc>
           <w:tcPr>
-            <w:tcW w:w="2737" w:type="dxa"/>
+            <w:tcW w:w="2738" w:type="dxa"/>
             <w:tcBorders>
               <w:left w:val="single" w:sz="2" w:space="0" w:color="000000"/>
               <w:bottom w:val="single" w:sz="2" w:space="0" w:color="000000"/>
@@ -2405,7 +2405,7 @@
         </w:tc>
         <w:tc>
           <w:tcPr>
-            <w:tcW w:w="5325" w:type="dxa"/>
+            <w:tcW w:w="5324" w:type="dxa"/>
             <w:tcBorders>
               <w:left w:val="single" w:sz="2" w:space="0" w:color="000000"/>
               <w:bottom w:val="single" w:sz="2" w:space="0" w:color="000000"/>
@@ -2446,7 +2446,7 @@
         </w:tc>
         <w:tc>
           <w:tcPr>
-            <w:tcW w:w="2737" w:type="dxa"/>
+            <w:tcW w:w="2738" w:type="dxa"/>
             <w:tcBorders>
               <w:left w:val="single" w:sz="2" w:space="0" w:color="000000"/>
               <w:bottom w:val="single" w:sz="2" w:space="0" w:color="000000"/>
@@ -2517,7 +2517,7 @@
         </w:tc>
         <w:tc>
           <w:tcPr>
-            <w:tcW w:w="5325" w:type="dxa"/>
+            <w:tcW w:w="5324" w:type="dxa"/>
             <w:tcBorders>
               <w:left w:val="single" w:sz="2" w:space="0" w:color="000000"/>
               <w:bottom w:val="single" w:sz="2" w:space="0" w:color="000000"/>
@@ -2543,7 +2543,7 @@
         </w:tc>
         <w:tc>
           <w:tcPr>
-            <w:tcW w:w="2737" w:type="dxa"/>
+            <w:tcW w:w="2738" w:type="dxa"/>
             <w:tcBorders>
               <w:left w:val="single" w:sz="2" w:space="0" w:color="000000"/>
               <w:bottom w:val="single" w:sz="2" w:space="0" w:color="000000"/>
@@ -2599,7 +2599,7 @@
         </w:tc>
         <w:tc>
           <w:tcPr>
-            <w:tcW w:w="5325" w:type="dxa"/>
+            <w:tcW w:w="5324" w:type="dxa"/>
             <w:tcBorders>
               <w:left w:val="single" w:sz="2" w:space="0" w:color="000000"/>
               <w:bottom w:val="single" w:sz="2" w:space="0" w:color="000000"/>
@@ -2625,7 +2625,7 @@
         </w:tc>
         <w:tc>
           <w:tcPr>
-            <w:tcW w:w="2737" w:type="dxa"/>
+            <w:tcW w:w="2738" w:type="dxa"/>
             <w:tcBorders>
               <w:left w:val="single" w:sz="2" w:space="0" w:color="000000"/>
               <w:bottom w:val="single" w:sz="2" w:space="0" w:color="000000"/>
@@ -2681,7 +2681,7 @@
         </w:tc>
         <w:tc>
           <w:tcPr>
-            <w:tcW w:w="5325" w:type="dxa"/>
+            <w:tcW w:w="5324" w:type="dxa"/>
             <w:tcBorders>
               <w:left w:val="single" w:sz="2" w:space="0" w:color="000000"/>
               <w:bottom w:val="single" w:sz="2" w:space="0" w:color="000000"/>
@@ -2707,7 +2707,7 @@
         </w:tc>
         <w:tc>
           <w:tcPr>
-            <w:tcW w:w="2737" w:type="dxa"/>
+            <w:tcW w:w="2738" w:type="dxa"/>
             <w:tcBorders>
               <w:left w:val="single" w:sz="2" w:space="0" w:color="000000"/>
               <w:bottom w:val="single" w:sz="2" w:space="0" w:color="000000"/>
@@ -2763,7 +2763,7 @@
         </w:tc>
         <w:tc>
           <w:tcPr>
-            <w:tcW w:w="5325" w:type="dxa"/>
+            <w:tcW w:w="5324" w:type="dxa"/>
             <w:tcBorders>
               <w:left w:val="single" w:sz="2" w:space="0" w:color="000000"/>
               <w:bottom w:val="single" w:sz="2" w:space="0" w:color="000000"/>
@@ -2794,7 +2794,7 @@
         </w:tc>
         <w:tc>
           <w:tcPr>
-            <w:tcW w:w="2737" w:type="dxa"/>
+            <w:tcW w:w="2738" w:type="dxa"/>
             <w:tcBorders>
               <w:left w:val="single" w:sz="2" w:space="0" w:color="000000"/>
               <w:bottom w:val="single" w:sz="2" w:space="0" w:color="000000"/>
@@ -2854,7 +2854,7 @@
         </w:tc>
         <w:tc>
           <w:tcPr>
-            <w:tcW w:w="5325" w:type="dxa"/>
+            <w:tcW w:w="5324" w:type="dxa"/>
             <w:tcBorders>
               <w:left w:val="single" w:sz="2" w:space="0" w:color="000000"/>
               <w:bottom w:val="single" w:sz="2" w:space="0" w:color="000000"/>
@@ -2884,7 +2884,7 @@
         </w:tc>
         <w:tc>
           <w:tcPr>
-            <w:tcW w:w="2737" w:type="dxa"/>
+            <w:tcW w:w="2738" w:type="dxa"/>
             <w:tcBorders>
               <w:left w:val="single" w:sz="2" w:space="0" w:color="000000"/>
               <w:bottom w:val="single" w:sz="2" w:space="0" w:color="000000"/>
@@ -2948,7 +2948,7 @@
         </w:tc>
         <w:tc>
           <w:tcPr>
-            <w:tcW w:w="5325" w:type="dxa"/>
+            <w:tcW w:w="5324" w:type="dxa"/>
             <w:tcBorders>
               <w:left w:val="single" w:sz="2" w:space="0" w:color="000000"/>
               <w:bottom w:val="single" w:sz="2" w:space="0" w:color="000000"/>
@@ -2978,7 +2978,7 @@
         </w:tc>
         <w:tc>
           <w:tcPr>
-            <w:tcW w:w="2737" w:type="dxa"/>
+            <w:tcW w:w="2738" w:type="dxa"/>
             <w:tcBorders>
               <w:left w:val="single" w:sz="2" w:space="0" w:color="000000"/>
               <w:bottom w:val="single" w:sz="2" w:space="0" w:color="000000"/>
@@ -3042,7 +3042,7 @@
         </w:tc>
         <w:tc>
           <w:tcPr>
-            <w:tcW w:w="5325" w:type="dxa"/>
+            <w:tcW w:w="5324" w:type="dxa"/>
             <w:tcBorders>
               <w:left w:val="single" w:sz="2" w:space="0" w:color="000000"/>
               <w:bottom w:val="single" w:sz="2" w:space="0" w:color="000000"/>
@@ -3072,7 +3072,7 @@
         </w:tc>
         <w:tc>
           <w:tcPr>
-            <w:tcW w:w="2737" w:type="dxa"/>
+            <w:tcW w:w="2738" w:type="dxa"/>
             <w:tcBorders>
               <w:left w:val="single" w:sz="2" w:space="0" w:color="000000"/>
               <w:bottom w:val="single" w:sz="2" w:space="0" w:color="000000"/>
@@ -3135,7 +3135,7 @@
         </w:tc>
         <w:tc>
           <w:tcPr>
-            <w:tcW w:w="5325" w:type="dxa"/>
+            <w:tcW w:w="5324" w:type="dxa"/>
             <w:tcBorders>
               <w:left w:val="single" w:sz="2" w:space="0" w:color="000000"/>
               <w:bottom w:val="single" w:sz="2" w:space="0" w:color="000000"/>
@@ -3163,7 +3163,7 @@
         </w:tc>
         <w:tc>
           <w:tcPr>
-            <w:tcW w:w="2737" w:type="dxa"/>
+            <w:tcW w:w="2738" w:type="dxa"/>
             <w:tcBorders>
               <w:left w:val="single" w:sz="2" w:space="0" w:color="000000"/>
               <w:bottom w:val="single" w:sz="2" w:space="0" w:color="000000"/>
@@ -3221,7 +3221,7 @@
         </w:tc>
         <w:tc>
           <w:tcPr>
-            <w:tcW w:w="5325" w:type="dxa"/>
+            <w:tcW w:w="5324" w:type="dxa"/>
             <w:tcBorders>
               <w:left w:val="single" w:sz="2" w:space="0" w:color="000000"/>
               <w:bottom w:val="single" w:sz="2" w:space="0" w:color="000000"/>
@@ -3247,7 +3247,7 @@
         </w:tc>
         <w:tc>
           <w:tcPr>
-            <w:tcW w:w="2737" w:type="dxa"/>
+            <w:tcW w:w="2738" w:type="dxa"/>
             <w:tcBorders>
               <w:left w:val="single" w:sz="2" w:space="0" w:color="000000"/>
               <w:bottom w:val="single" w:sz="2" w:space="0" w:color="000000"/>
@@ -3303,7 +3303,7 @@
         </w:tc>
         <w:tc>
           <w:tcPr>
-            <w:tcW w:w="5325" w:type="dxa"/>
+            <w:tcW w:w="5324" w:type="dxa"/>
             <w:tcBorders>
               <w:left w:val="single" w:sz="2" w:space="0" w:color="000000"/>
               <w:bottom w:val="single" w:sz="2" w:space="0" w:color="000000"/>
@@ -3329,7 +3329,7 @@
         </w:tc>
         <w:tc>
           <w:tcPr>
-            <w:tcW w:w="2737" w:type="dxa"/>
+            <w:tcW w:w="2738" w:type="dxa"/>
             <w:tcBorders>
               <w:left w:val="single" w:sz="2" w:space="0" w:color="000000"/>
               <w:bottom w:val="single" w:sz="2" w:space="0" w:color="000000"/>
@@ -3385,7 +3385,7 @@
         </w:tc>
         <w:tc>
           <w:tcPr>
-            <w:tcW w:w="5325" w:type="dxa"/>
+            <w:tcW w:w="5324" w:type="dxa"/>
             <w:tcBorders>
               <w:left w:val="single" w:sz="2" w:space="0" w:color="000000"/>
               <w:bottom w:val="single" w:sz="2" w:space="0" w:color="000000"/>
@@ -3411,7 +3411,7 @@
         </w:tc>
         <w:tc>
           <w:tcPr>
-            <w:tcW w:w="2737" w:type="dxa"/>
+            <w:tcW w:w="2738" w:type="dxa"/>
             <w:tcBorders>
               <w:left w:val="single" w:sz="2" w:space="0" w:color="000000"/>
               <w:bottom w:val="single" w:sz="2" w:space="0" w:color="000000"/>
@@ -3467,7 +3467,7 @@
         </w:tc>
         <w:tc>
           <w:tcPr>
-            <w:tcW w:w="5325" w:type="dxa"/>
+            <w:tcW w:w="5324" w:type="dxa"/>
             <w:tcBorders>
               <w:left w:val="single" w:sz="2" w:space="0" w:color="000000"/>
               <w:bottom w:val="single" w:sz="2" w:space="0" w:color="000000"/>
@@ -3493,7 +3493,7 @@
         </w:tc>
         <w:tc>
           <w:tcPr>
-            <w:tcW w:w="2737" w:type="dxa"/>
+            <w:tcW w:w="2738" w:type="dxa"/>
             <w:tcBorders>
               <w:left w:val="single" w:sz="2" w:space="0" w:color="000000"/>
               <w:bottom w:val="single" w:sz="2" w:space="0" w:color="000000"/>
@@ -3549,7 +3549,7 @@
         </w:tc>
         <w:tc>
           <w:tcPr>
-            <w:tcW w:w="5325" w:type="dxa"/>
+            <w:tcW w:w="5324" w:type="dxa"/>
             <w:tcBorders>
               <w:left w:val="single" w:sz="2" w:space="0" w:color="000000"/>
               <w:bottom w:val="single" w:sz="2" w:space="0" w:color="000000"/>
@@ -3572,7 +3572,7 @@
         </w:tc>
         <w:tc>
           <w:tcPr>
-            <w:tcW w:w="2737" w:type="dxa"/>
+            <w:tcW w:w="2738" w:type="dxa"/>
             <w:tcBorders>
               <w:left w:val="single" w:sz="2" w:space="0" w:color="000000"/>
               <w:bottom w:val="single" w:sz="2" w:space="0" w:color="000000"/>
@@ -3628,7 +3628,7 @@
         </w:tc>
         <w:tc>
           <w:tcPr>
-            <w:tcW w:w="5325" w:type="dxa"/>
+            <w:tcW w:w="5324" w:type="dxa"/>
             <w:tcBorders>
               <w:left w:val="single" w:sz="2" w:space="0" w:color="000000"/>
               <w:bottom w:val="single" w:sz="2" w:space="0" w:color="000000"/>
@@ -3654,7 +3654,7 @@
         </w:tc>
         <w:tc>
           <w:tcPr>
-            <w:tcW w:w="2737" w:type="dxa"/>
+            <w:tcW w:w="2738" w:type="dxa"/>
             <w:tcBorders>
               <w:left w:val="single" w:sz="2" w:space="0" w:color="000000"/>
               <w:bottom w:val="single" w:sz="2" w:space="0" w:color="000000"/>
@@ -3710,7 +3710,7 @@
         </w:tc>
         <w:tc>
           <w:tcPr>
-            <w:tcW w:w="5325" w:type="dxa"/>
+            <w:tcW w:w="5324" w:type="dxa"/>
             <w:tcBorders>
               <w:left w:val="single" w:sz="2" w:space="0" w:color="000000"/>
               <w:bottom w:val="single" w:sz="2" w:space="0" w:color="000000"/>
@@ -3736,7 +3736,7 @@
         </w:tc>
         <w:tc>
           <w:tcPr>
-            <w:tcW w:w="2737" w:type="dxa"/>
+            <w:tcW w:w="2738" w:type="dxa"/>
             <w:tcBorders>
               <w:left w:val="single" w:sz="2" w:space="0" w:color="000000"/>
               <w:bottom w:val="single" w:sz="2" w:space="0" w:color="000000"/>
@@ -3792,7 +3792,7 @@
         </w:tc>
         <w:tc>
           <w:tcPr>
-            <w:tcW w:w="5325" w:type="dxa"/>
+            <w:tcW w:w="5324" w:type="dxa"/>
             <w:tcBorders>
               <w:left w:val="single" w:sz="2" w:space="0" w:color="000000"/>
               <w:bottom w:val="single" w:sz="2" w:space="0" w:color="000000"/>
@@ -3819,7 +3819,7 @@
         </w:tc>
         <w:tc>
           <w:tcPr>
-            <w:tcW w:w="2737" w:type="dxa"/>
+            <w:tcW w:w="2738" w:type="dxa"/>
             <w:tcBorders>
               <w:left w:val="single" w:sz="2" w:space="0" w:color="000000"/>
               <w:bottom w:val="single" w:sz="2" w:space="0" w:color="000000"/>
@@ -3876,7 +3876,7 @@
         </w:tc>
         <w:tc>
           <w:tcPr>
-            <w:tcW w:w="5325" w:type="dxa"/>
+            <w:tcW w:w="5324" w:type="dxa"/>
             <w:tcBorders>
               <w:left w:val="single" w:sz="2" w:space="0" w:color="000000"/>
               <w:bottom w:val="single" w:sz="2" w:space="0" w:color="000000"/>
@@ -3903,7 +3903,7 @@
         </w:tc>
         <w:tc>
           <w:tcPr>
-            <w:tcW w:w="2737" w:type="dxa"/>
+            <w:tcW w:w="2738" w:type="dxa"/>
             <w:tcBorders>
               <w:left w:val="single" w:sz="2" w:space="0" w:color="000000"/>
               <w:bottom w:val="single" w:sz="2" w:space="0" w:color="000000"/>
@@ -3960,7 +3960,7 @@
         </w:tc>
         <w:tc>
           <w:tcPr>
-            <w:tcW w:w="5325" w:type="dxa"/>
+            <w:tcW w:w="5324" w:type="dxa"/>
             <w:tcBorders>
               <w:left w:val="single" w:sz="2" w:space="0" w:color="000000"/>
               <w:bottom w:val="single" w:sz="2" w:space="0" w:color="000000"/>
@@ -3987,7 +3987,7 @@
         </w:tc>
         <w:tc>
           <w:tcPr>
-            <w:tcW w:w="2737" w:type="dxa"/>
+            <w:tcW w:w="2738" w:type="dxa"/>
             <w:tcBorders>
               <w:left w:val="single" w:sz="2" w:space="0" w:color="000000"/>
               <w:bottom w:val="single" w:sz="2" w:space="0" w:color="000000"/>
@@ -4041,7 +4041,7 @@
         </w:tc>
         <w:tc>
           <w:tcPr>
-            <w:tcW w:w="5325" w:type="dxa"/>
+            <w:tcW w:w="5324" w:type="dxa"/>
             <w:tcBorders>
               <w:left w:val="single" w:sz="2" w:space="0" w:color="000000"/>
               <w:bottom w:val="single" w:sz="2" w:space="0" w:color="000000"/>
@@ -4068,7 +4068,7 @@
         </w:tc>
         <w:tc>
           <w:tcPr>
-            <w:tcW w:w="2737" w:type="dxa"/>
+            <w:tcW w:w="2738" w:type="dxa"/>
             <w:tcBorders>
               <w:left w:val="single" w:sz="2" w:space="0" w:color="000000"/>
               <w:bottom w:val="single" w:sz="2" w:space="0" w:color="000000"/>
@@ -4125,7 +4125,7 @@
         </w:tc>
         <w:tc>
           <w:tcPr>
-            <w:tcW w:w="5325" w:type="dxa"/>
+            <w:tcW w:w="5324" w:type="dxa"/>
             <w:tcBorders>
               <w:left w:val="single" w:sz="2" w:space="0" w:color="000000"/>
               <w:bottom w:val="single" w:sz="2" w:space="0" w:color="000000"/>
@@ -4149,7 +4149,7 @@
         </w:tc>
         <w:tc>
           <w:tcPr>
-            <w:tcW w:w="2737" w:type="dxa"/>
+            <w:tcW w:w="2738" w:type="dxa"/>
             <w:tcBorders>
               <w:left w:val="single" w:sz="2" w:space="0" w:color="000000"/>
               <w:bottom w:val="single" w:sz="2" w:space="0" w:color="000000"/>
@@ -4208,7 +4208,7 @@
         </w:tc>
         <w:tc>
           <w:tcPr>
-            <w:tcW w:w="5325" w:type="dxa"/>
+            <w:tcW w:w="5324" w:type="dxa"/>
             <w:tcBorders>
               <w:left w:val="single" w:sz="2" w:space="0" w:color="000000"/>
               <w:bottom w:val="single" w:sz="2" w:space="0" w:color="000000"/>
@@ -4236,7 +4236,7 @@
         </w:tc>
         <w:tc>
           <w:tcPr>
-            <w:tcW w:w="2737" w:type="dxa"/>
+            <w:tcW w:w="2738" w:type="dxa"/>
             <w:tcBorders>
               <w:left w:val="single" w:sz="2" w:space="0" w:color="000000"/>
               <w:bottom w:val="single" w:sz="2" w:space="0" w:color="000000"/>
@@ -4294,7 +4294,7 @@
         </w:tc>
         <w:tc>
           <w:tcPr>
-            <w:tcW w:w="5325" w:type="dxa"/>
+            <w:tcW w:w="5324" w:type="dxa"/>
             <w:tcBorders>
               <w:left w:val="single" w:sz="2" w:space="0" w:color="000000"/>
               <w:bottom w:val="single" w:sz="2" w:space="0" w:color="000000"/>
@@ -4322,7 +4322,7 @@
         </w:tc>
         <w:tc>
           <w:tcPr>
-            <w:tcW w:w="2737" w:type="dxa"/>
+            <w:tcW w:w="2738" w:type="dxa"/>
             <w:tcBorders>
               <w:left w:val="single" w:sz="2" w:space="0" w:color="000000"/>
               <w:bottom w:val="single" w:sz="2" w:space="0" w:color="000000"/>
@@ -4384,7 +4384,7 @@
         </w:tc>
         <w:tc>
           <w:tcPr>
-            <w:tcW w:w="5325" w:type="dxa"/>
+            <w:tcW w:w="5324" w:type="dxa"/>
             <w:tcBorders>
               <w:left w:val="single" w:sz="2" w:space="0" w:color="000000"/>
               <w:bottom w:val="single" w:sz="2" w:space="0" w:color="000000"/>
@@ -4414,7 +4414,7 @@
         </w:tc>
         <w:tc>
           <w:tcPr>
-            <w:tcW w:w="2737" w:type="dxa"/>
+            <w:tcW w:w="2738" w:type="dxa"/>
             <w:tcBorders>
               <w:left w:val="single" w:sz="2" w:space="0" w:color="000000"/>
               <w:bottom w:val="single" w:sz="2" w:space="0" w:color="000000"/>
@@ -4479,7 +4479,7 @@
         </w:tc>
         <w:tc>
           <w:tcPr>
-            <w:tcW w:w="5325" w:type="dxa"/>
+            <w:tcW w:w="5324" w:type="dxa"/>
             <w:tcBorders>
               <w:left w:val="single" w:sz="2" w:space="0" w:color="000000"/>
               <w:bottom w:val="single" w:sz="2" w:space="0" w:color="000000"/>
@@ -4509,7 +4509,7 @@
         </w:tc>
         <w:tc>
           <w:tcPr>
-            <w:tcW w:w="2737" w:type="dxa"/>
+            <w:tcW w:w="2738" w:type="dxa"/>
             <w:tcBorders>
               <w:left w:val="single" w:sz="2" w:space="0" w:color="000000"/>
               <w:bottom w:val="single" w:sz="2" w:space="0" w:color="000000"/>
@@ -4574,7 +4574,7 @@
         </w:tc>
         <w:tc>
           <w:tcPr>
-            <w:tcW w:w="5325" w:type="dxa"/>
+            <w:tcW w:w="5324" w:type="dxa"/>
             <w:tcBorders>
               <w:left w:val="single" w:sz="2" w:space="0" w:color="000000"/>
               <w:bottom w:val="single" w:sz="2" w:space="0" w:color="000000"/>
@@ -4604,7 +4604,7 @@
         </w:tc>
         <w:tc>
           <w:tcPr>
-            <w:tcW w:w="2737" w:type="dxa"/>
+            <w:tcW w:w="2738" w:type="dxa"/>
             <w:tcBorders>
               <w:left w:val="single" w:sz="2" w:space="0" w:color="000000"/>
               <w:bottom w:val="single" w:sz="2" w:space="0" w:color="000000"/>
@@ -4669,7 +4669,7 @@
         </w:tc>
         <w:tc>
           <w:tcPr>
-            <w:tcW w:w="5325" w:type="dxa"/>
+            <w:tcW w:w="5324" w:type="dxa"/>
             <w:tcBorders>
               <w:left w:val="single" w:sz="2" w:space="0" w:color="000000"/>
               <w:bottom w:val="single" w:sz="2" w:space="0" w:color="000000"/>
@@ -4699,7 +4699,7 @@
         </w:tc>
         <w:tc>
           <w:tcPr>
-            <w:tcW w:w="2737" w:type="dxa"/>
+            <w:tcW w:w="2738" w:type="dxa"/>
             <w:tcBorders>
               <w:left w:val="single" w:sz="2" w:space="0" w:color="000000"/>
               <w:bottom w:val="single" w:sz="2" w:space="0" w:color="000000"/>
@@ -4764,7 +4764,7 @@
         </w:tc>
         <w:tc>
           <w:tcPr>
-            <w:tcW w:w="5325" w:type="dxa"/>
+            <w:tcW w:w="5324" w:type="dxa"/>
             <w:tcBorders>
               <w:left w:val="single" w:sz="2" w:space="0" w:color="000000"/>
               <w:bottom w:val="single" w:sz="2" w:space="0" w:color="000000"/>
@@ -4794,7 +4794,7 @@
         </w:tc>
         <w:tc>
           <w:tcPr>
-            <w:tcW w:w="2737" w:type="dxa"/>
+            <w:tcW w:w="2738" w:type="dxa"/>
             <w:tcBorders>
               <w:left w:val="single" w:sz="2" w:space="0" w:color="000000"/>
               <w:bottom w:val="single" w:sz="2" w:space="0" w:color="000000"/>
@@ -4855,7 +4855,7 @@
         </w:tc>
         <w:tc>
           <w:tcPr>
-            <w:tcW w:w="5325" w:type="dxa"/>
+            <w:tcW w:w="5324" w:type="dxa"/>
             <w:tcBorders>
               <w:left w:val="single" w:sz="2" w:space="0" w:color="000000"/>
               <w:bottom w:val="single" w:sz="2" w:space="0" w:color="000000"/>
@@ -4893,7 +4893,7 @@
         </w:tc>
         <w:tc>
           <w:tcPr>
-            <w:tcW w:w="2737" w:type="dxa"/>
+            <w:tcW w:w="2738" w:type="dxa"/>
             <w:tcBorders>
               <w:left w:val="single" w:sz="2" w:space="0" w:color="000000"/>
               <w:bottom w:val="single" w:sz="2" w:space="0" w:color="000000"/>
@@ -4952,7 +4952,7 @@
         </w:tc>
         <w:tc>
           <w:tcPr>
-            <w:tcW w:w="5325" w:type="dxa"/>
+            <w:tcW w:w="5324" w:type="dxa"/>
             <w:tcBorders>
               <w:left w:val="single" w:sz="2" w:space="0" w:color="000000"/>
               <w:bottom w:val="single" w:sz="2" w:space="0" w:color="000000"/>
@@ -4990,7 +4990,7 @@
         </w:tc>
         <w:tc>
           <w:tcPr>
-            <w:tcW w:w="2737" w:type="dxa"/>
+            <w:tcW w:w="2738" w:type="dxa"/>
             <w:tcBorders>
               <w:left w:val="single" w:sz="2" w:space="0" w:color="000000"/>
               <w:bottom w:val="single" w:sz="2" w:space="0" w:color="000000"/>
@@ -5049,7 +5049,7 @@
         </w:tc>
         <w:tc>
           <w:tcPr>
-            <w:tcW w:w="5325" w:type="dxa"/>
+            <w:tcW w:w="5324" w:type="dxa"/>
             <w:tcBorders>
               <w:left w:val="single" w:sz="2" w:space="0" w:color="000000"/>
               <w:bottom w:val="single" w:sz="2" w:space="0" w:color="000000"/>
@@ -5092,7 +5092,7 @@
         </w:tc>
         <w:tc>
           <w:tcPr>
-            <w:tcW w:w="2737" w:type="dxa"/>
+            <w:tcW w:w="2738" w:type="dxa"/>
             <w:tcBorders>
               <w:left w:val="single" w:sz="2" w:space="0" w:color="000000"/>
               <w:bottom w:val="single" w:sz="2" w:space="0" w:color="000000"/>
@@ -5151,7 +5151,7 @@
         </w:tc>
         <w:tc>
           <w:tcPr>
-            <w:tcW w:w="5325" w:type="dxa"/>
+            <w:tcW w:w="5324" w:type="dxa"/>
             <w:tcBorders>
               <w:left w:val="single" w:sz="2" w:space="0" w:color="000000"/>
               <w:bottom w:val="single" w:sz="2" w:space="0" w:color="000000"/>
@@ -5194,7 +5194,7 @@
         </w:tc>
         <w:tc>
           <w:tcPr>
-            <w:tcW w:w="2737" w:type="dxa"/>
+            <w:tcW w:w="2738" w:type="dxa"/>
             <w:tcBorders>
               <w:left w:val="single" w:sz="2" w:space="0" w:color="000000"/>
               <w:bottom w:val="single" w:sz="2" w:space="0" w:color="000000"/>
@@ -5253,7 +5253,7 @@
         </w:tc>
         <w:tc>
           <w:tcPr>
-            <w:tcW w:w="5325" w:type="dxa"/>
+            <w:tcW w:w="5324" w:type="dxa"/>
             <w:tcBorders>
               <w:left w:val="single" w:sz="2" w:space="0" w:color="000000"/>
               <w:bottom w:val="single" w:sz="2" w:space="0" w:color="000000"/>
@@ -5279,7 +5279,7 @@
         </w:tc>
         <w:tc>
           <w:tcPr>
-            <w:tcW w:w="2737" w:type="dxa"/>
+            <w:tcW w:w="2738" w:type="dxa"/>
             <w:tcBorders>
               <w:left w:val="single" w:sz="2" w:space="0" w:color="000000"/>
               <w:bottom w:val="single" w:sz="2" w:space="0" w:color="000000"/>
@@ -5335,7 +5335,7 @@
         </w:tc>
         <w:tc>
           <w:tcPr>
-            <w:tcW w:w="5325" w:type="dxa"/>
+            <w:tcW w:w="5324" w:type="dxa"/>
             <w:tcBorders>
               <w:left w:val="single" w:sz="2" w:space="0" w:color="000000"/>
               <w:bottom w:val="single" w:sz="2" w:space="0" w:color="000000"/>
@@ -5361,7 +5361,7 @@
         </w:tc>
         <w:tc>
           <w:tcPr>
-            <w:tcW w:w="2737" w:type="dxa"/>
+            <w:tcW w:w="2738" w:type="dxa"/>
             <w:tcBorders>
               <w:left w:val="single" w:sz="2" w:space="0" w:color="000000"/>
               <w:bottom w:val="single" w:sz="2" w:space="0" w:color="000000"/>
@@ -5417,7 +5417,7 @@
         </w:tc>
         <w:tc>
           <w:tcPr>
-            <w:tcW w:w="5325" w:type="dxa"/>
+            <w:tcW w:w="5324" w:type="dxa"/>
             <w:tcBorders>
               <w:left w:val="single" w:sz="2" w:space="0" w:color="000000"/>
               <w:bottom w:val="single" w:sz="2" w:space="0" w:color="000000"/>
@@ -5455,7 +5455,7 @@
         </w:tc>
         <w:tc>
           <w:tcPr>
-            <w:tcW w:w="2737" w:type="dxa"/>
+            <w:tcW w:w="2738" w:type="dxa"/>
             <w:tcBorders>
               <w:left w:val="single" w:sz="2" w:space="0" w:color="000000"/>
               <w:bottom w:val="single" w:sz="2" w:space="0" w:color="000000"/>
@@ -5515,7 +5515,7 @@
         </w:tc>
         <w:tc>
           <w:tcPr>
-            <w:tcW w:w="5325" w:type="dxa"/>
+            <w:tcW w:w="5324" w:type="dxa"/>
             <w:tcBorders>
               <w:left w:val="single" w:sz="2" w:space="0" w:color="000000"/>
               <w:bottom w:val="single" w:sz="2" w:space="0" w:color="000000"/>
@@ -5564,7 +5564,7 @@
         </w:tc>
         <w:tc>
           <w:tcPr>
-            <w:tcW w:w="2737" w:type="dxa"/>
+            <w:tcW w:w="2738" w:type="dxa"/>
             <w:tcBorders>
               <w:left w:val="single" w:sz="2" w:space="0" w:color="000000"/>
               <w:bottom w:val="single" w:sz="2" w:space="0" w:color="000000"/>
@@ -5624,7 +5624,7 @@
         </w:tc>
         <w:tc>
           <w:tcPr>
-            <w:tcW w:w="5325" w:type="dxa"/>
+            <w:tcW w:w="5324" w:type="dxa"/>
             <w:tcBorders>
               <w:left w:val="single" w:sz="2" w:space="0" w:color="000000"/>
               <w:bottom w:val="single" w:sz="2" w:space="0" w:color="000000"/>
@@ -5647,7 +5647,7 @@
         </w:tc>
         <w:tc>
           <w:tcPr>
-            <w:tcW w:w="2737" w:type="dxa"/>
+            <w:tcW w:w="2738" w:type="dxa"/>
             <w:tcBorders>
               <w:left w:val="single" w:sz="2" w:space="0" w:color="000000"/>
               <w:bottom w:val="single" w:sz="2" w:space="0" w:color="000000"/>
@@ -5703,7 +5703,7 @@
         </w:tc>
         <w:tc>
           <w:tcPr>
-            <w:tcW w:w="5325" w:type="dxa"/>
+            <w:tcW w:w="5324" w:type="dxa"/>
             <w:tcBorders>
               <w:left w:val="single" w:sz="2" w:space="0" w:color="000000"/>
               <w:bottom w:val="single" w:sz="2" w:space="0" w:color="000000"/>
@@ -5729,7 +5729,7 @@
         </w:tc>
         <w:tc>
           <w:tcPr>
-            <w:tcW w:w="2737" w:type="dxa"/>
+            <w:tcW w:w="2738" w:type="dxa"/>
             <w:tcBorders>
               <w:left w:val="single" w:sz="2" w:space="0" w:color="000000"/>
               <w:bottom w:val="single" w:sz="2" w:space="0" w:color="000000"/>
@@ -5785,7 +5785,7 @@
         </w:tc>
         <w:tc>
           <w:tcPr>
-            <w:tcW w:w="5325" w:type="dxa"/>
+            <w:tcW w:w="5324" w:type="dxa"/>
             <w:tcBorders>
               <w:left w:val="single" w:sz="2" w:space="0" w:color="000000"/>
               <w:bottom w:val="single" w:sz="2" w:space="0" w:color="000000"/>
@@ -5863,7 +5863,7 @@
         </w:tc>
         <w:tc>
           <w:tcPr>
-            <w:tcW w:w="2737" w:type="dxa"/>
+            <w:tcW w:w="2738" w:type="dxa"/>
             <w:tcBorders>
               <w:left w:val="single" w:sz="2" w:space="0" w:color="000000"/>
               <w:bottom w:val="single" w:sz="2" w:space="0" w:color="000000"/>
@@ -5919,7 +5919,7 @@
         </w:tc>
         <w:tc>
           <w:tcPr>
-            <w:tcW w:w="5325" w:type="dxa"/>
+            <w:tcW w:w="5324" w:type="dxa"/>
             <w:tcBorders>
               <w:left w:val="single" w:sz="2" w:space="0" w:color="000000"/>
               <w:bottom w:val="single" w:sz="2" w:space="0" w:color="000000"/>
@@ -5994,7 +5994,7 @@
         </w:tc>
         <w:tc>
           <w:tcPr>
-            <w:tcW w:w="2737" w:type="dxa"/>
+            <w:tcW w:w="2738" w:type="dxa"/>
             <w:tcBorders>
               <w:left w:val="single" w:sz="2" w:space="0" w:color="000000"/>
               <w:bottom w:val="single" w:sz="2" w:space="0" w:color="000000"/>
@@ -6293,7 +6293,10 @@
         </w:rPr>
       </w:pPr>
       <w:r>
-        <w:rPr/>
+        <w:rPr>
+          <w:rFonts w:cs="Verdana" w:ascii="Verdana" w:hAnsi="Verdana"/>
+          <w:lang w:val="da-DK"/>
+        </w:rPr>
       </w:r>
       <w:r>
         <w:br w:type="page"/>
@@ -6308,7 +6311,10 @@
         </w:rPr>
       </w:pPr>
       <w:r>
-        <w:rPr/>
+        <w:rPr>
+          <w:rFonts w:cs="Verdana" w:ascii="Verdana" w:hAnsi="Verdana"/>
+          <w:lang w:val="da-DK"/>
+        </w:rPr>
       </w:r>
     </w:p>
     <w:p>
@@ -7478,15 +7484,15 @@
         </w:tblCellMar>
       </w:tblPr>
       <w:tblGrid>
-        <w:gridCol w:w="3233"/>
+        <w:gridCol w:w="3232"/>
         <w:gridCol w:w="2309"/>
-        <w:gridCol w:w="4105"/>
+        <w:gridCol w:w="4106"/>
       </w:tblGrid>
       <w:tr>
         <w:trPr/>
         <w:tc>
           <w:tcPr>
-            <w:tcW w:w="3233" w:type="dxa"/>
+            <w:tcW w:w="3232" w:type="dxa"/>
             <w:tcBorders>
               <w:top w:val="single" w:sz="2" w:space="0" w:color="000000"/>
               <w:left w:val="single" w:sz="2" w:space="0" w:color="000000"/>
@@ -7536,7 +7542,7 @@
         </w:tc>
         <w:tc>
           <w:tcPr>
-            <w:tcW w:w="4105" w:type="dxa"/>
+            <w:tcW w:w="4106" w:type="dxa"/>
             <w:tcBorders>
               <w:top w:val="single" w:sz="2" w:space="0" w:color="000000"/>
               <w:left w:val="single" w:sz="2" w:space="0" w:color="000000"/>
@@ -7565,7 +7571,7 @@
         <w:trPr/>
         <w:tc>
           <w:tcPr>
-            <w:tcW w:w="3233" w:type="dxa"/>
+            <w:tcW w:w="3232" w:type="dxa"/>
             <w:tcBorders>
               <w:left w:val="single" w:sz="2" w:space="0" w:color="000000"/>
               <w:bottom w:val="single" w:sz="2" w:space="0" w:color="000000"/>
@@ -7627,7 +7633,7 @@
         </w:tc>
         <w:tc>
           <w:tcPr>
-            <w:tcW w:w="4105" w:type="dxa"/>
+            <w:tcW w:w="4106" w:type="dxa"/>
             <w:tcBorders>
               <w:left w:val="single" w:sz="2" w:space="0" w:color="000000"/>
               <w:bottom w:val="single" w:sz="2" w:space="0" w:color="000000"/>
@@ -7675,7 +7681,7 @@
         <w:trPr/>
         <w:tc>
           <w:tcPr>
-            <w:tcW w:w="3233" w:type="dxa"/>
+            <w:tcW w:w="3232" w:type="dxa"/>
             <w:tcBorders>
               <w:left w:val="single" w:sz="2" w:space="0" w:color="000000"/>
               <w:bottom w:val="single" w:sz="2" w:space="0" w:color="000000"/>
@@ -7748,7 +7754,7 @@
         </w:tc>
         <w:tc>
           <w:tcPr>
-            <w:tcW w:w="4105" w:type="dxa"/>
+            <w:tcW w:w="4106" w:type="dxa"/>
             <w:tcBorders>
               <w:left w:val="single" w:sz="2" w:space="0" w:color="000000"/>
               <w:bottom w:val="single" w:sz="2" w:space="0" w:color="000000"/>
@@ -7787,7 +7793,7 @@
         <w:trPr/>
         <w:tc>
           <w:tcPr>
-            <w:tcW w:w="3233" w:type="dxa"/>
+            <w:tcW w:w="3232" w:type="dxa"/>
             <w:tcBorders>
               <w:left w:val="single" w:sz="2" w:space="0" w:color="000000"/>
               <w:bottom w:val="single" w:sz="2" w:space="0" w:color="000000"/>
@@ -7837,7 +7843,7 @@
         </w:tc>
         <w:tc>
           <w:tcPr>
-            <w:tcW w:w="4105" w:type="dxa"/>
+            <w:tcW w:w="4106" w:type="dxa"/>
             <w:tcBorders>
               <w:left w:val="single" w:sz="2" w:space="0" w:color="000000"/>
               <w:bottom w:val="single" w:sz="2" w:space="0" w:color="000000"/>
@@ -7865,7 +7871,7 @@
         <w:trPr/>
         <w:tc>
           <w:tcPr>
-            <w:tcW w:w="3233" w:type="dxa"/>
+            <w:tcW w:w="3232" w:type="dxa"/>
             <w:tcBorders>
               <w:left w:val="single" w:sz="2" w:space="0" w:color="000000"/>
               <w:bottom w:val="single" w:sz="2" w:space="0" w:color="000000"/>
@@ -7915,7 +7921,7 @@
         </w:tc>
         <w:tc>
           <w:tcPr>
-            <w:tcW w:w="4105" w:type="dxa"/>
+            <w:tcW w:w="4106" w:type="dxa"/>
             <w:tcBorders>
               <w:left w:val="single" w:sz="2" w:space="0" w:color="000000"/>
               <w:bottom w:val="single" w:sz="2" w:space="0" w:color="000000"/>
@@ -7943,7 +7949,7 @@
         <w:trPr/>
         <w:tc>
           <w:tcPr>
-            <w:tcW w:w="3233" w:type="dxa"/>
+            <w:tcW w:w="3232" w:type="dxa"/>
             <w:tcBorders>
               <w:left w:val="single" w:sz="2" w:space="0" w:color="000000"/>
               <w:bottom w:val="single" w:sz="2" w:space="0" w:color="000000"/>
@@ -7991,7 +7997,7 @@
         </w:tc>
         <w:tc>
           <w:tcPr>
-            <w:tcW w:w="4105" w:type="dxa"/>
+            <w:tcW w:w="4106" w:type="dxa"/>
             <w:tcBorders>
               <w:left w:val="single" w:sz="2" w:space="0" w:color="000000"/>
               <w:bottom w:val="single" w:sz="2" w:space="0" w:color="000000"/>
@@ -8100,15 +8106,15 @@
         </w:tblCellMar>
       </w:tblPr>
       <w:tblGrid>
-        <w:gridCol w:w="3233"/>
+        <w:gridCol w:w="3232"/>
         <w:gridCol w:w="2338"/>
-        <w:gridCol w:w="4076"/>
+        <w:gridCol w:w="4077"/>
       </w:tblGrid>
       <w:tr>
         <w:trPr/>
         <w:tc>
           <w:tcPr>
-            <w:tcW w:w="3233" w:type="dxa"/>
+            <w:tcW w:w="3232" w:type="dxa"/>
             <w:tcBorders>
               <w:top w:val="single" w:sz="2" w:space="0" w:color="000000"/>
               <w:left w:val="single" w:sz="2" w:space="0" w:color="000000"/>
@@ -8158,7 +8164,7 @@
         </w:tc>
         <w:tc>
           <w:tcPr>
-            <w:tcW w:w="4076" w:type="dxa"/>
+            <w:tcW w:w="4077" w:type="dxa"/>
             <w:tcBorders>
               <w:top w:val="single" w:sz="2" w:space="0" w:color="000000"/>
               <w:left w:val="single" w:sz="2" w:space="0" w:color="000000"/>
@@ -8187,7 +8193,7 @@
         <w:trPr/>
         <w:tc>
           <w:tcPr>
-            <w:tcW w:w="3233" w:type="dxa"/>
+            <w:tcW w:w="3232" w:type="dxa"/>
             <w:tcBorders>
               <w:left w:val="single" w:sz="2" w:space="0" w:color="000000"/>
               <w:bottom w:val="single" w:sz="2" w:space="0" w:color="000000"/>
@@ -8233,7 +8239,7 @@
         </w:tc>
         <w:tc>
           <w:tcPr>
-            <w:tcW w:w="4076" w:type="dxa"/>
+            <w:tcW w:w="4077" w:type="dxa"/>
             <w:tcBorders>
               <w:left w:val="single" w:sz="2" w:space="0" w:color="000000"/>
               <w:bottom w:val="single" w:sz="2" w:space="0" w:color="000000"/>
@@ -8738,84 +8744,81 @@
     <w:p>
       <w:pPr>
         <w:pStyle w:val="Brdtekst"/>
-        <w:rPr>
+        <w:rPr/>
+      </w:pPr>
+      <w:r>
+        <w:rPr>
+          <w:rFonts w:cs="Verdana" w:ascii="Verdana" w:hAnsi="Verdana"/>
           <w:sz w:val="24"/>
           <w:szCs w:val="24"/>
         </w:rPr>
-      </w:pPr>
-      <w:r>
-        <w:rPr>
-          <w:rFonts w:cs="Verdana" w:ascii="Verdana" w:hAnsi="Verdana"/>
+        <w:t xml:space="preserve">Men selv med denne mulighed for at manøvrere i tid, enkelt-stemmer og enkelt-noder kan det hurtigt blive ganske kompliceret at finde rundt i et stort partitur - ligesom et stort orkesterpartitur meget hurtigt bliver ganske uoverskueligt. </w:t>
+      </w:r>
+    </w:p>
+    <w:p>
+      <w:pPr>
+        <w:pStyle w:val="Brdtekst"/>
+        <w:rPr>
           <w:sz w:val="24"/>
           <w:szCs w:val="24"/>
         </w:rPr>
-        <w:t>Men selv med denne mulighed for at manøvrere i tid, enkelt-stemmer og enkelt-noder kan det hurtigt blive ganske kompliceret at finde rundt i et stort partitur - ligesom et stort orkesterpartitur meget hurtigt bliver ganske uoverskueligt for en seende musiker!</w:t>
-      </w:r>
-    </w:p>
-    <w:p>
-      <w:pPr>
-        <w:pStyle w:val="Brdtekst"/>
-        <w:rPr>
+      </w:pPr>
+      <w:r>
+        <w:rPr>
+          <w:rFonts w:cs="Verdana" w:ascii="Verdana" w:hAnsi="Verdana"/>
           <w:sz w:val="24"/>
           <w:szCs w:val="24"/>
         </w:rPr>
-      </w:pPr>
+        <w:t>Heldigvis indeholder IBOS Nodelæser en mulighed for på detaljeret vis at vælge præcis</w:t>
+      </w:r>
       <w:r>
         <w:rPr>
           <w:rFonts w:cs="Verdana" w:ascii="Verdana" w:hAnsi="Verdana"/>
           <w:sz w:val="24"/>
           <w:szCs w:val="24"/>
-        </w:rPr>
-        <w:t>Heldigvis indeholder IBOS Nodelæser en mulighed for på detaljeret vis at vælge præcis</w:t>
+          <w:lang w:val="da-DK"/>
+        </w:rPr>
+        <w:t>,</w:t>
       </w:r>
       <w:r>
         <w:rPr>
           <w:rFonts w:cs="Verdana" w:ascii="Verdana" w:hAnsi="Verdana"/>
           <w:sz w:val="24"/>
           <w:szCs w:val="24"/>
-          <w:lang w:val="da-DK"/>
-        </w:rPr>
-        <w:t>,</w:t>
+        </w:rPr>
+        <w:t xml:space="preserve"> hvilke stemmer der skal vise</w:t>
       </w:r>
       <w:r>
         <w:rPr>
           <w:rFonts w:cs="Verdana" w:ascii="Verdana" w:hAnsi="Verdana"/>
           <w:sz w:val="24"/>
           <w:szCs w:val="24"/>
-        </w:rPr>
-        <w:t xml:space="preserve"> hvilke stemmer der skal vise</w:t>
+          <w:lang w:val="da-DK"/>
+        </w:rPr>
+        <w:t>s</w:t>
       </w:r>
       <w:r>
         <w:rPr>
           <w:rFonts w:cs="Verdana" w:ascii="Verdana" w:hAnsi="Verdana"/>
           <w:sz w:val="24"/>
           <w:szCs w:val="24"/>
-          <w:lang w:val="da-DK"/>
-        </w:rPr>
-        <w:t>s</w:t>
+        </w:rPr>
+        <w:t xml:space="preserve"> i nodelisten</w:t>
       </w:r>
       <w:r>
         <w:rPr>
           <w:rFonts w:cs="Verdana" w:ascii="Verdana" w:hAnsi="Verdana"/>
           <w:sz w:val="24"/>
           <w:szCs w:val="24"/>
-        </w:rPr>
-        <w:t xml:space="preserve"> i nodelisten</w:t>
+          <w:lang w:val="da-DK"/>
+        </w:rPr>
+        <w:t xml:space="preserve"> samt</w:t>
       </w:r>
       <w:r>
         <w:rPr>
           <w:rFonts w:cs="Verdana" w:ascii="Verdana" w:hAnsi="Verdana"/>
           <w:sz w:val="24"/>
           <w:szCs w:val="24"/>
-          <w:lang w:val="da-DK"/>
-        </w:rPr>
-        <w:t xml:space="preserve"> samt</w:t>
-      </w:r>
-      <w:r>
-        <w:rPr>
-          <w:rFonts w:cs="Verdana" w:ascii="Verdana" w:hAnsi="Verdana"/>
-          <w:sz w:val="24"/>
-          <w:szCs w:val="24"/>
         </w:rPr>
         <w:t xml:space="preserve"> grad af detaljering.</w:t>
       </w:r>
@@ -8840,7 +8843,9 @@
         </w:rPr>
       </w:pPr>
       <w:r>
-        <w:rPr/>
+        <w:rPr>
+          <w:rFonts w:cs="Verdana" w:ascii="Verdana" w:hAnsi="Verdana"/>
+        </w:rPr>
       </w:r>
     </w:p>
     <w:p>
@@ -8852,7 +8857,7 @@
           <w:numId w:val="0"/>
         </w:numPr>
         <w:suppressAutoHyphens w:val="true"/>
-        <w:overflowPunct w:val="false"/>
+        <w:overflowPunct w:val="true"/>
         <w:jc w:val="left"/>
         <w:outlineLvl w:val="1"/>
         <w:rPr>
@@ -8860,7 +8865,9 @@
         </w:rPr>
       </w:pPr>
       <w:r>
-        <w:rPr/>
+        <w:rPr>
+          <w:rFonts w:cs="Verdana" w:ascii="Verdana" w:hAnsi="Verdana"/>
+        </w:rPr>
       </w:r>
       <w:r>
         <w:br w:type="page"/>
@@ -10037,8 +10044,8 @@
         </w:tblCellMar>
       </w:tblPr>
       <w:tblGrid>
-        <w:gridCol w:w="2385"/>
-        <w:gridCol w:w="7261"/>
+        <w:gridCol w:w="2384"/>
+        <w:gridCol w:w="7262"/>
       </w:tblGrid>
       <w:tr>
         <w:trPr>
@@ -10046,7 +10053,7 @@
         </w:trPr>
         <w:tc>
           <w:tcPr>
-            <w:tcW w:w="2385" w:type="dxa"/>
+            <w:tcW w:w="2384" w:type="dxa"/>
             <w:tcBorders>
               <w:top w:val="single" w:sz="2" w:space="0" w:color="000000"/>
               <w:left w:val="single" w:sz="2" w:space="0" w:color="000000"/>
@@ -10073,7 +10080,7 @@
         </w:tc>
         <w:tc>
           <w:tcPr>
-            <w:tcW w:w="7261" w:type="dxa"/>
+            <w:tcW w:w="7262" w:type="dxa"/>
             <w:tcBorders>
               <w:top w:val="single" w:sz="2" w:space="0" w:color="000000"/>
               <w:left w:val="single" w:sz="2" w:space="0" w:color="000000"/>
@@ -10101,7 +10108,7 @@
         <w:trPr/>
         <w:tc>
           <w:tcPr>
-            <w:tcW w:w="2385" w:type="dxa"/>
+            <w:tcW w:w="2384" w:type="dxa"/>
             <w:tcBorders>
               <w:left w:val="single" w:sz="2" w:space="0" w:color="000000"/>
               <w:bottom w:val="single" w:sz="2" w:space="0" w:color="000000"/>
@@ -10126,7 +10133,7 @@
         </w:tc>
         <w:tc>
           <w:tcPr>
-            <w:tcW w:w="7261" w:type="dxa"/>
+            <w:tcW w:w="7262" w:type="dxa"/>
             <w:tcBorders>
               <w:left w:val="single" w:sz="2" w:space="0" w:color="000000"/>
               <w:bottom w:val="single" w:sz="2" w:space="0" w:color="000000"/>
@@ -10154,7 +10161,7 @@
         <w:trPr/>
         <w:tc>
           <w:tcPr>
-            <w:tcW w:w="2385" w:type="dxa"/>
+            <w:tcW w:w="2384" w:type="dxa"/>
             <w:tcBorders>
               <w:left w:val="single" w:sz="2" w:space="0" w:color="000000"/>
               <w:bottom w:val="single" w:sz="2" w:space="0" w:color="000000"/>
@@ -10179,7 +10186,7 @@
         </w:tc>
         <w:tc>
           <w:tcPr>
-            <w:tcW w:w="7261" w:type="dxa"/>
+            <w:tcW w:w="7262" w:type="dxa"/>
             <w:tcBorders>
               <w:left w:val="single" w:sz="2" w:space="0" w:color="000000"/>
               <w:bottom w:val="single" w:sz="2" w:space="0" w:color="000000"/>
@@ -10205,7 +10212,7 @@
         <w:trPr/>
         <w:tc>
           <w:tcPr>
-            <w:tcW w:w="2385" w:type="dxa"/>
+            <w:tcW w:w="2384" w:type="dxa"/>
             <w:tcBorders>
               <w:left w:val="single" w:sz="2" w:space="0" w:color="000000"/>
               <w:bottom w:val="single" w:sz="2" w:space="0" w:color="000000"/>
@@ -10230,7 +10237,7 @@
         </w:tc>
         <w:tc>
           <w:tcPr>
-            <w:tcW w:w="7261" w:type="dxa"/>
+            <w:tcW w:w="7262" w:type="dxa"/>
             <w:tcBorders>
               <w:left w:val="single" w:sz="2" w:space="0" w:color="000000"/>
               <w:bottom w:val="single" w:sz="2" w:space="0" w:color="000000"/>
@@ -10269,7 +10276,7 @@
         <w:trPr/>
         <w:tc>
           <w:tcPr>
-            <w:tcW w:w="2385" w:type="dxa"/>
+            <w:tcW w:w="2384" w:type="dxa"/>
             <w:tcBorders>
               <w:left w:val="single" w:sz="2" w:space="0" w:color="000000"/>
               <w:bottom w:val="single" w:sz="2" w:space="0" w:color="000000"/>
@@ -10294,7 +10301,7 @@
         </w:tc>
         <w:tc>
           <w:tcPr>
-            <w:tcW w:w="7261" w:type="dxa"/>
+            <w:tcW w:w="7262" w:type="dxa"/>
             <w:tcBorders>
               <w:left w:val="single" w:sz="2" w:space="0" w:color="000000"/>
               <w:bottom w:val="single" w:sz="2" w:space="0" w:color="000000"/>
@@ -10320,7 +10327,7 @@
         <w:trPr/>
         <w:tc>
           <w:tcPr>
-            <w:tcW w:w="2385" w:type="dxa"/>
+            <w:tcW w:w="2384" w:type="dxa"/>
             <w:tcBorders>
               <w:left w:val="single" w:sz="2" w:space="0" w:color="000000"/>
               <w:bottom w:val="single" w:sz="2" w:space="0" w:color="000000"/>
@@ -10345,7 +10352,7 @@
         </w:tc>
         <w:tc>
           <w:tcPr>
-            <w:tcW w:w="7261" w:type="dxa"/>
+            <w:tcW w:w="7262" w:type="dxa"/>
             <w:tcBorders>
               <w:left w:val="single" w:sz="2" w:space="0" w:color="000000"/>
               <w:bottom w:val="single" w:sz="2" w:space="0" w:color="000000"/>
@@ -10371,7 +10378,7 @@
         <w:trPr/>
         <w:tc>
           <w:tcPr>
-            <w:tcW w:w="2385" w:type="dxa"/>
+            <w:tcW w:w="2384" w:type="dxa"/>
             <w:tcBorders>
               <w:left w:val="single" w:sz="2" w:space="0" w:color="000000"/>
               <w:bottom w:val="single" w:sz="2" w:space="0" w:color="000000"/>
@@ -10396,7 +10403,7 @@
         </w:tc>
         <w:tc>
           <w:tcPr>
-            <w:tcW w:w="7261" w:type="dxa"/>
+            <w:tcW w:w="7262" w:type="dxa"/>
             <w:tcBorders>
               <w:left w:val="single" w:sz="2" w:space="0" w:color="000000"/>
               <w:bottom w:val="single" w:sz="2" w:space="0" w:color="000000"/>
@@ -10424,7 +10431,7 @@
         <w:trPr/>
         <w:tc>
           <w:tcPr>
-            <w:tcW w:w="2385" w:type="dxa"/>
+            <w:tcW w:w="2384" w:type="dxa"/>
             <w:tcBorders>
               <w:left w:val="single" w:sz="2" w:space="0" w:color="000000"/>
               <w:bottom w:val="single" w:sz="2" w:space="0" w:color="000000"/>
@@ -10449,7 +10456,7 @@
         </w:tc>
         <w:tc>
           <w:tcPr>
-            <w:tcW w:w="7261" w:type="dxa"/>
+            <w:tcW w:w="7262" w:type="dxa"/>
             <w:tcBorders>
               <w:left w:val="single" w:sz="2" w:space="0" w:color="000000"/>
               <w:bottom w:val="single" w:sz="2" w:space="0" w:color="000000"/>
@@ -10475,7 +10482,7 @@
         <w:trPr/>
         <w:tc>
           <w:tcPr>
-            <w:tcW w:w="2385" w:type="dxa"/>
+            <w:tcW w:w="2384" w:type="dxa"/>
             <w:tcBorders>
               <w:left w:val="single" w:sz="2" w:space="0" w:color="000000"/>
               <w:bottom w:val="single" w:sz="2" w:space="0" w:color="000000"/>
@@ -10496,21 +10503,13 @@
                 <w:sz w:val="24"/>
                 <w:szCs w:val="24"/>
               </w:rPr>
-              <w:t>Meta informat</w:t>
-            </w:r>
-            <w:r>
-              <w:rPr>
-                <w:rFonts w:cs="Verdana" w:ascii="Verdana" w:hAnsi="Verdana"/>
-                <w:sz w:val="24"/>
-                <w:szCs w:val="24"/>
-              </w:rPr>
-              <w:t>in</w:t>
-            </w:r>
-          </w:p>
-        </w:tc>
-        <w:tc>
-          <w:tcPr>
-            <w:tcW w:w="7261" w:type="dxa"/>
+              <w:t>Meta informatin</w:t>
+            </w:r>
+          </w:p>
+        </w:tc>
+        <w:tc>
+          <w:tcPr>
+            <w:tcW w:w="7262" w:type="dxa"/>
             <w:tcBorders>
               <w:left w:val="single" w:sz="2" w:space="0" w:color="000000"/>
               <w:bottom w:val="single" w:sz="2" w:space="0" w:color="000000"/>
@@ -12265,14 +12264,14 @@
         </w:tblCellMar>
       </w:tblPr>
       <w:tblGrid>
-        <w:gridCol w:w="2379"/>
-        <w:gridCol w:w="7271"/>
+        <w:gridCol w:w="2378"/>
+        <w:gridCol w:w="7272"/>
       </w:tblGrid>
       <w:tr>
         <w:trPr/>
         <w:tc>
           <w:tcPr>
-            <w:tcW w:w="2379" w:type="dxa"/>
+            <w:tcW w:w="2378" w:type="dxa"/>
             <w:tcBorders>
               <w:top w:val="single" w:sz="2" w:space="0" w:color="000000"/>
               <w:left w:val="single" w:sz="2" w:space="0" w:color="000000"/>
@@ -12308,7 +12307,7 @@
         </w:tc>
         <w:tc>
           <w:tcPr>
-            <w:tcW w:w="7271" w:type="dxa"/>
+            <w:tcW w:w="7272" w:type="dxa"/>
             <w:tcBorders>
               <w:top w:val="single" w:sz="2" w:space="0" w:color="000000"/>
               <w:left w:val="single" w:sz="2" w:space="0" w:color="000000"/>
@@ -12338,7 +12337,7 @@
         <w:trPr/>
         <w:tc>
           <w:tcPr>
-            <w:tcW w:w="2379" w:type="dxa"/>
+            <w:tcW w:w="2378" w:type="dxa"/>
             <w:tcBorders>
               <w:left w:val="single" w:sz="2" w:space="0" w:color="000000"/>
               <w:bottom w:val="single" w:sz="2" w:space="0" w:color="000000"/>
@@ -12373,7 +12372,7 @@
         </w:tc>
         <w:tc>
           <w:tcPr>
-            <w:tcW w:w="7271" w:type="dxa"/>
+            <w:tcW w:w="7272" w:type="dxa"/>
             <w:tcBorders>
               <w:left w:val="single" w:sz="2" w:space="0" w:color="000000"/>
               <w:bottom w:val="single" w:sz="2" w:space="0" w:color="000000"/>
@@ -13399,14 +13398,14 @@
         </w:tblCellMar>
       </w:tblPr>
       <w:tblGrid>
-        <w:gridCol w:w="1644"/>
-        <w:gridCol w:w="8006"/>
+        <w:gridCol w:w="1643"/>
+        <w:gridCol w:w="8007"/>
       </w:tblGrid>
       <w:tr>
         <w:trPr/>
         <w:tc>
           <w:tcPr>
-            <w:tcW w:w="1644" w:type="dxa"/>
+            <w:tcW w:w="1643" w:type="dxa"/>
             <w:tcBorders>
               <w:top w:val="single" w:sz="2" w:space="0" w:color="000000"/>
               <w:left w:val="single" w:sz="2" w:space="0" w:color="000000"/>
@@ -13454,7 +13453,7 @@
         </w:tc>
         <w:tc>
           <w:tcPr>
-            <w:tcW w:w="8006" w:type="dxa"/>
+            <w:tcW w:w="8007" w:type="dxa"/>
             <w:tcBorders>
               <w:top w:val="single" w:sz="2" w:space="0" w:color="000000"/>
               <w:left w:val="single" w:sz="2" w:space="0" w:color="000000"/>
@@ -13514,7 +13513,7 @@
         <w:trPr/>
         <w:tc>
           <w:tcPr>
-            <w:tcW w:w="1644" w:type="dxa"/>
+            <w:tcW w:w="1643" w:type="dxa"/>
             <w:tcBorders>
               <w:left w:val="single" w:sz="2" w:space="0" w:color="000000"/>
               <w:bottom w:val="single" w:sz="2" w:space="0" w:color="000000"/>
@@ -13554,7 +13553,7 @@
         </w:tc>
         <w:tc>
           <w:tcPr>
-            <w:tcW w:w="8006" w:type="dxa"/>
+            <w:tcW w:w="8007" w:type="dxa"/>
             <w:tcBorders>
               <w:left w:val="single" w:sz="2" w:space="0" w:color="000000"/>
               <w:bottom w:val="single" w:sz="2" w:space="0" w:color="000000"/>
@@ -13653,7 +13652,7 @@
           <w:numId w:val="3"/>
         </w:numPr>
         <w:suppressAutoHyphens w:val="true"/>
-        <w:overflowPunct w:val="false"/>
+        <w:overflowPunct w:val="true"/>
         <w:bidi w:val="0"/>
         <w:spacing w:before="200" w:after="120"/>
         <w:ind w:left="510" w:right="0" w:hanging="578"/>
@@ -14987,14 +14986,14 @@
         </w:tblCellMar>
       </w:tblPr>
       <w:tblGrid>
-        <w:gridCol w:w="3395"/>
-        <w:gridCol w:w="6251"/>
+        <w:gridCol w:w="3394"/>
+        <w:gridCol w:w="6252"/>
       </w:tblGrid>
       <w:tr>
         <w:trPr/>
         <w:tc>
           <w:tcPr>
-            <w:tcW w:w="3395" w:type="dxa"/>
+            <w:tcW w:w="3394" w:type="dxa"/>
             <w:tcBorders>
               <w:top w:val="single" w:sz="2" w:space="0" w:color="000000"/>
               <w:left w:val="single" w:sz="2" w:space="0" w:color="000000"/>
@@ -15021,7 +15020,7 @@
         </w:tc>
         <w:tc>
           <w:tcPr>
-            <w:tcW w:w="6251" w:type="dxa"/>
+            <w:tcW w:w="6252" w:type="dxa"/>
             <w:tcBorders>
               <w:top w:val="single" w:sz="2" w:space="0" w:color="000000"/>
               <w:left w:val="single" w:sz="2" w:space="0" w:color="000000"/>
@@ -15052,7 +15051,7 @@
         <w:trPr/>
         <w:tc>
           <w:tcPr>
-            <w:tcW w:w="3395" w:type="dxa"/>
+            <w:tcW w:w="3394" w:type="dxa"/>
             <w:tcBorders>
               <w:left w:val="single" w:sz="2" w:space="0" w:color="000000"/>
               <w:bottom w:val="single" w:sz="2" w:space="0" w:color="000000"/>
@@ -15076,7 +15075,7 @@
         </w:tc>
         <w:tc>
           <w:tcPr>
-            <w:tcW w:w="6251" w:type="dxa"/>
+            <w:tcW w:w="6252" w:type="dxa"/>
             <w:tcBorders>
               <w:left w:val="single" w:sz="2" w:space="0" w:color="000000"/>
               <w:bottom w:val="single" w:sz="2" w:space="0" w:color="000000"/>
@@ -15104,7 +15103,7 @@
         <w:trPr/>
         <w:tc>
           <w:tcPr>
-            <w:tcW w:w="3395" w:type="dxa"/>
+            <w:tcW w:w="3394" w:type="dxa"/>
             <w:tcBorders>
               <w:left w:val="single" w:sz="2" w:space="0" w:color="000000"/>
               <w:bottom w:val="single" w:sz="2" w:space="0" w:color="000000"/>
@@ -15128,7 +15127,7 @@
         </w:tc>
         <w:tc>
           <w:tcPr>
-            <w:tcW w:w="6251" w:type="dxa"/>
+            <w:tcW w:w="6252" w:type="dxa"/>
             <w:tcBorders>
               <w:left w:val="single" w:sz="2" w:space="0" w:color="000000"/>
               <w:bottom w:val="single" w:sz="2" w:space="0" w:color="000000"/>
@@ -15156,7 +15155,7 @@
         <w:trPr/>
         <w:tc>
           <w:tcPr>
-            <w:tcW w:w="3395" w:type="dxa"/>
+            <w:tcW w:w="3394" w:type="dxa"/>
             <w:tcBorders>
               <w:left w:val="single" w:sz="2" w:space="0" w:color="000000"/>
               <w:bottom w:val="single" w:sz="2" w:space="0" w:color="000000"/>
@@ -15181,7 +15180,7 @@
         </w:tc>
         <w:tc>
           <w:tcPr>
-            <w:tcW w:w="6251" w:type="dxa"/>
+            <w:tcW w:w="6252" w:type="dxa"/>
             <w:tcBorders>
               <w:left w:val="single" w:sz="2" w:space="0" w:color="000000"/>
               <w:bottom w:val="single" w:sz="2" w:space="0" w:color="000000"/>
@@ -15211,7 +15210,7 @@
         <w:trPr/>
         <w:tc>
           <w:tcPr>
-            <w:tcW w:w="3395" w:type="dxa"/>
+            <w:tcW w:w="3394" w:type="dxa"/>
             <w:tcBorders>
               <w:left w:val="single" w:sz="2" w:space="0" w:color="000000"/>
               <w:bottom w:val="single" w:sz="2" w:space="0" w:color="000000"/>
@@ -15237,7 +15236,7 @@
         </w:tc>
         <w:tc>
           <w:tcPr>
-            <w:tcW w:w="6251" w:type="dxa"/>
+            <w:tcW w:w="6252" w:type="dxa"/>
             <w:tcBorders>
               <w:left w:val="single" w:sz="2" w:space="0" w:color="000000"/>
               <w:bottom w:val="single" w:sz="2" w:space="0" w:color="000000"/>
@@ -15267,7 +15266,7 @@
         <w:trPr/>
         <w:tc>
           <w:tcPr>
-            <w:tcW w:w="3395" w:type="dxa"/>
+            <w:tcW w:w="3394" w:type="dxa"/>
             <w:tcBorders>
               <w:left w:val="single" w:sz="2" w:space="0" w:color="000000"/>
               <w:bottom w:val="single" w:sz="2" w:space="0" w:color="000000"/>
@@ -15291,7 +15290,7 @@
         </w:tc>
         <w:tc>
           <w:tcPr>
-            <w:tcW w:w="6251" w:type="dxa"/>
+            <w:tcW w:w="6252" w:type="dxa"/>
             <w:tcBorders>
               <w:left w:val="single" w:sz="2" w:space="0" w:color="000000"/>
               <w:bottom w:val="single" w:sz="2" w:space="0" w:color="000000"/>
@@ -15319,7 +15318,7 @@
         <w:trPr/>
         <w:tc>
           <w:tcPr>
-            <w:tcW w:w="3395" w:type="dxa"/>
+            <w:tcW w:w="3394" w:type="dxa"/>
             <w:tcBorders>
               <w:left w:val="single" w:sz="2" w:space="0" w:color="000000"/>
               <w:bottom w:val="single" w:sz="2" w:space="0" w:color="000000"/>
@@ -15343,7 +15342,7 @@
         </w:tc>
         <w:tc>
           <w:tcPr>
-            <w:tcW w:w="6251" w:type="dxa"/>
+            <w:tcW w:w="6252" w:type="dxa"/>
             <w:tcBorders>
               <w:left w:val="single" w:sz="2" w:space="0" w:color="000000"/>
               <w:bottom w:val="single" w:sz="2" w:space="0" w:color="000000"/>
@@ -15369,7 +15368,7 @@
         <w:trPr/>
         <w:tc>
           <w:tcPr>
-            <w:tcW w:w="3395" w:type="dxa"/>
+            <w:tcW w:w="3394" w:type="dxa"/>
             <w:tcBorders>
               <w:left w:val="single" w:sz="2" w:space="0" w:color="000000"/>
               <w:bottom w:val="single" w:sz="2" w:space="0" w:color="000000"/>
@@ -15393,7 +15392,7 @@
         </w:tc>
         <w:tc>
           <w:tcPr>
-            <w:tcW w:w="6251" w:type="dxa"/>
+            <w:tcW w:w="6252" w:type="dxa"/>
             <w:tcBorders>
               <w:left w:val="single" w:sz="2" w:space="0" w:color="000000"/>
               <w:bottom w:val="single" w:sz="2" w:space="0" w:color="000000"/>
@@ -15432,7 +15431,7 @@
         <w:trPr/>
         <w:tc>
           <w:tcPr>
-            <w:tcW w:w="3395" w:type="dxa"/>
+            <w:tcW w:w="3394" w:type="dxa"/>
             <w:tcBorders>
               <w:left w:val="single" w:sz="2" w:space="0" w:color="000000"/>
               <w:bottom w:val="single" w:sz="2" w:space="0" w:color="000000"/>
@@ -15456,7 +15455,7 @@
         </w:tc>
         <w:tc>
           <w:tcPr>
-            <w:tcW w:w="6251" w:type="dxa"/>
+            <w:tcW w:w="6252" w:type="dxa"/>
             <w:tcBorders>
               <w:left w:val="single" w:sz="2" w:space="0" w:color="000000"/>
               <w:bottom w:val="single" w:sz="2" w:space="0" w:color="000000"/>
@@ -15495,7 +15494,7 @@
         <w:trPr/>
         <w:tc>
           <w:tcPr>
-            <w:tcW w:w="3395" w:type="dxa"/>
+            <w:tcW w:w="3394" w:type="dxa"/>
             <w:tcBorders>
               <w:left w:val="single" w:sz="2" w:space="0" w:color="000000"/>
               <w:bottom w:val="single" w:sz="2" w:space="0" w:color="000000"/>
@@ -15521,7 +15520,7 @@
         </w:tc>
         <w:tc>
           <w:tcPr>
-            <w:tcW w:w="6251" w:type="dxa"/>
+            <w:tcW w:w="6252" w:type="dxa"/>
             <w:tcBorders>
               <w:left w:val="single" w:sz="2" w:space="0" w:color="000000"/>
               <w:bottom w:val="single" w:sz="2" w:space="0" w:color="000000"/>
@@ -15551,7 +15550,7 @@
         <w:trPr/>
         <w:tc>
           <w:tcPr>
-            <w:tcW w:w="3395" w:type="dxa"/>
+            <w:tcW w:w="3394" w:type="dxa"/>
             <w:tcBorders>
               <w:left w:val="single" w:sz="2" w:space="0" w:color="000000"/>
               <w:bottom w:val="single" w:sz="2" w:space="0" w:color="000000"/>
@@ -15577,7 +15576,7 @@
         </w:tc>
         <w:tc>
           <w:tcPr>
-            <w:tcW w:w="6251" w:type="dxa"/>
+            <w:tcW w:w="6252" w:type="dxa"/>
             <w:tcBorders>
               <w:left w:val="single" w:sz="2" w:space="0" w:color="000000"/>
               <w:bottom w:val="single" w:sz="2" w:space="0" w:color="000000"/>
@@ -15607,7 +15606,7 @@
         <w:trPr/>
         <w:tc>
           <w:tcPr>
-            <w:tcW w:w="3395" w:type="dxa"/>
+            <w:tcW w:w="3394" w:type="dxa"/>
             <w:tcBorders>
               <w:left w:val="single" w:sz="2" w:space="0" w:color="000000"/>
               <w:bottom w:val="single" w:sz="2" w:space="0" w:color="000000"/>
@@ -15633,7 +15632,7 @@
         </w:tc>
         <w:tc>
           <w:tcPr>
-            <w:tcW w:w="6251" w:type="dxa"/>
+            <w:tcW w:w="6252" w:type="dxa"/>
             <w:tcBorders>
               <w:left w:val="single" w:sz="2" w:space="0" w:color="000000"/>
               <w:bottom w:val="single" w:sz="2" w:space="0" w:color="000000"/>
@@ -15663,7 +15662,7 @@
         <w:trPr/>
         <w:tc>
           <w:tcPr>
-            <w:tcW w:w="3395" w:type="dxa"/>
+            <w:tcW w:w="3394" w:type="dxa"/>
             <w:tcBorders>
               <w:left w:val="single" w:sz="2" w:space="0" w:color="000000"/>
               <w:bottom w:val="single" w:sz="2" w:space="0" w:color="000000"/>
@@ -15689,7 +15688,7 @@
         </w:tc>
         <w:tc>
           <w:tcPr>
-            <w:tcW w:w="6251" w:type="dxa"/>
+            <w:tcW w:w="6252" w:type="dxa"/>
             <w:tcBorders>
               <w:left w:val="single" w:sz="2" w:space="0" w:color="000000"/>
               <w:bottom w:val="single" w:sz="2" w:space="0" w:color="000000"/>
@@ -15719,7 +15718,7 @@
         <w:trPr/>
         <w:tc>
           <w:tcPr>
-            <w:tcW w:w="3395" w:type="dxa"/>
+            <w:tcW w:w="3394" w:type="dxa"/>
             <w:tcBorders>
               <w:left w:val="single" w:sz="2" w:space="0" w:color="000000"/>
               <w:bottom w:val="single" w:sz="2" w:space="0" w:color="000000"/>
@@ -15743,7 +15742,7 @@
         </w:tc>
         <w:tc>
           <w:tcPr>
-            <w:tcW w:w="6251" w:type="dxa"/>
+            <w:tcW w:w="6252" w:type="dxa"/>
             <w:tcBorders>
               <w:left w:val="single" w:sz="2" w:space="0" w:color="000000"/>
               <w:bottom w:val="single" w:sz="2" w:space="0" w:color="000000"/>
@@ -15771,7 +15770,7 @@
         <w:trPr/>
         <w:tc>
           <w:tcPr>
-            <w:tcW w:w="3395" w:type="dxa"/>
+            <w:tcW w:w="3394" w:type="dxa"/>
             <w:tcBorders>
               <w:left w:val="single" w:sz="2" w:space="0" w:color="000000"/>
               <w:bottom w:val="single" w:sz="2" w:space="0" w:color="000000"/>
@@ -15806,7 +15805,7 @@
         </w:tc>
         <w:tc>
           <w:tcPr>
-            <w:tcW w:w="6251" w:type="dxa"/>
+            <w:tcW w:w="6252" w:type="dxa"/>
             <w:tcBorders>
               <w:left w:val="single" w:sz="2" w:space="0" w:color="000000"/>
               <w:bottom w:val="single" w:sz="2" w:space="0" w:color="000000"/>
@@ -15834,7 +15833,7 @@
         <w:trPr/>
         <w:tc>
           <w:tcPr>
-            <w:tcW w:w="3395" w:type="dxa"/>
+            <w:tcW w:w="3394" w:type="dxa"/>
             <w:tcBorders>
               <w:left w:val="single" w:sz="2" w:space="0" w:color="000000"/>
               <w:bottom w:val="single" w:sz="2" w:space="0" w:color="000000"/>
@@ -15869,7 +15868,7 @@
         </w:tc>
         <w:tc>
           <w:tcPr>
-            <w:tcW w:w="6251" w:type="dxa"/>
+            <w:tcW w:w="6252" w:type="dxa"/>
             <w:tcBorders>
               <w:left w:val="single" w:sz="2" w:space="0" w:color="000000"/>
               <w:bottom w:val="single" w:sz="2" w:space="0" w:color="000000"/>
@@ -15895,7 +15894,7 @@
         <w:trPr/>
         <w:tc>
           <w:tcPr>
-            <w:tcW w:w="3395" w:type="dxa"/>
+            <w:tcW w:w="3394" w:type="dxa"/>
             <w:tcBorders>
               <w:left w:val="single" w:sz="2" w:space="0" w:color="000000"/>
               <w:bottom w:val="single" w:sz="2" w:space="0" w:color="000000"/>
@@ -15919,7 +15918,7 @@
         </w:tc>
         <w:tc>
           <w:tcPr>
-            <w:tcW w:w="6251" w:type="dxa"/>
+            <w:tcW w:w="6252" w:type="dxa"/>
             <w:tcBorders>
               <w:left w:val="single" w:sz="2" w:space="0" w:color="000000"/>
               <w:bottom w:val="single" w:sz="2" w:space="0" w:color="000000"/>
@@ -15947,7 +15946,7 @@
         <w:trPr/>
         <w:tc>
           <w:tcPr>
-            <w:tcW w:w="3395" w:type="dxa"/>
+            <w:tcW w:w="3394" w:type="dxa"/>
             <w:tcBorders>
               <w:left w:val="single" w:sz="2" w:space="0" w:color="000000"/>
               <w:bottom w:val="single" w:sz="2" w:space="0" w:color="000000"/>
@@ -15971,7 +15970,7 @@
         </w:tc>
         <w:tc>
           <w:tcPr>
-            <w:tcW w:w="6251" w:type="dxa"/>
+            <w:tcW w:w="6252" w:type="dxa"/>
             <w:tcBorders>
               <w:left w:val="single" w:sz="2" w:space="0" w:color="000000"/>
               <w:bottom w:val="single" w:sz="2" w:space="0" w:color="000000"/>
@@ -15999,7 +15998,7 @@
         <w:trPr/>
         <w:tc>
           <w:tcPr>
-            <w:tcW w:w="3395" w:type="dxa"/>
+            <w:tcW w:w="3394" w:type="dxa"/>
             <w:tcBorders>
               <w:left w:val="single" w:sz="2" w:space="0" w:color="000000"/>
               <w:bottom w:val="single" w:sz="2" w:space="0" w:color="000000"/>
@@ -16023,7 +16022,7 @@
         </w:tc>
         <w:tc>
           <w:tcPr>
-            <w:tcW w:w="6251" w:type="dxa"/>
+            <w:tcW w:w="6252" w:type="dxa"/>
             <w:tcBorders>
               <w:left w:val="single" w:sz="2" w:space="0" w:color="000000"/>
               <w:bottom w:val="single" w:sz="2" w:space="0" w:color="000000"/>
@@ -16049,7 +16048,7 @@
         <w:trPr/>
         <w:tc>
           <w:tcPr>
-            <w:tcW w:w="3395" w:type="dxa"/>
+            <w:tcW w:w="3394" w:type="dxa"/>
             <w:tcBorders>
               <w:left w:val="single" w:sz="2" w:space="0" w:color="000000"/>
               <w:bottom w:val="single" w:sz="2" w:space="0" w:color="000000"/>
@@ -16073,7 +16072,7 @@
         </w:tc>
         <w:tc>
           <w:tcPr>
-            <w:tcW w:w="6251" w:type="dxa"/>
+            <w:tcW w:w="6252" w:type="dxa"/>
             <w:tcBorders>
               <w:left w:val="single" w:sz="2" w:space="0" w:color="000000"/>
               <w:bottom w:val="single" w:sz="2" w:space="0" w:color="000000"/>
@@ -16101,7 +16100,7 @@
         <w:trPr/>
         <w:tc>
           <w:tcPr>
-            <w:tcW w:w="3395" w:type="dxa"/>
+            <w:tcW w:w="3394" w:type="dxa"/>
             <w:tcBorders>
               <w:left w:val="single" w:sz="2" w:space="0" w:color="000000"/>
               <w:bottom w:val="single" w:sz="2" w:space="0" w:color="000000"/>
@@ -16125,7 +16124,7 @@
         </w:tc>
         <w:tc>
           <w:tcPr>
-            <w:tcW w:w="6251" w:type="dxa"/>
+            <w:tcW w:w="6252" w:type="dxa"/>
             <w:tcBorders>
               <w:left w:val="single" w:sz="2" w:space="0" w:color="000000"/>
               <w:bottom w:val="single" w:sz="2" w:space="0" w:color="000000"/>
@@ -16153,7 +16152,7 @@
         <w:trPr/>
         <w:tc>
           <w:tcPr>
-            <w:tcW w:w="3395" w:type="dxa"/>
+            <w:tcW w:w="3394" w:type="dxa"/>
             <w:tcBorders>
               <w:left w:val="single" w:sz="2" w:space="0" w:color="000000"/>
               <w:bottom w:val="single" w:sz="2" w:space="0" w:color="000000"/>
@@ -16176,7 +16175,7 @@
         </w:tc>
         <w:tc>
           <w:tcPr>
-            <w:tcW w:w="6251" w:type="dxa"/>
+            <w:tcW w:w="6252" w:type="dxa"/>
             <w:tcBorders>
               <w:left w:val="single" w:sz="2" w:space="0" w:color="000000"/>
               <w:bottom w:val="single" w:sz="2" w:space="0" w:color="000000"/>
@@ -16206,7 +16205,7 @@
         <w:trPr/>
         <w:tc>
           <w:tcPr>
-            <w:tcW w:w="3395" w:type="dxa"/>
+            <w:tcW w:w="3394" w:type="dxa"/>
             <w:tcBorders>
               <w:left w:val="single" w:sz="2" w:space="0" w:color="000000"/>
               <w:bottom w:val="single" w:sz="2" w:space="0" w:color="000000"/>
@@ -16232,7 +16231,7 @@
         </w:tc>
         <w:tc>
           <w:tcPr>
-            <w:tcW w:w="6251" w:type="dxa"/>
+            <w:tcW w:w="6252" w:type="dxa"/>
             <w:tcBorders>
               <w:left w:val="single" w:sz="2" w:space="0" w:color="000000"/>
               <w:bottom w:val="single" w:sz="2" w:space="0" w:color="000000"/>
@@ -16304,14 +16303,14 @@
         </w:tblCellMar>
       </w:tblPr>
       <w:tblGrid>
-        <w:gridCol w:w="2873"/>
-        <w:gridCol w:w="6773"/>
+        <w:gridCol w:w="2872"/>
+        <w:gridCol w:w="6774"/>
       </w:tblGrid>
       <w:tr>
         <w:trPr/>
         <w:tc>
           <w:tcPr>
-            <w:tcW w:w="2873" w:type="dxa"/>
+            <w:tcW w:w="2872" w:type="dxa"/>
             <w:tcBorders>
               <w:top w:val="single" w:sz="2" w:space="0" w:color="000000"/>
               <w:left w:val="single" w:sz="2" w:space="0" w:color="000000"/>
@@ -16338,7 +16337,7 @@
         </w:tc>
         <w:tc>
           <w:tcPr>
-            <w:tcW w:w="6773" w:type="dxa"/>
+            <w:tcW w:w="6774" w:type="dxa"/>
             <w:tcBorders>
               <w:top w:val="single" w:sz="2" w:space="0" w:color="000000"/>
               <w:left w:val="single" w:sz="2" w:space="0" w:color="000000"/>
@@ -16369,7 +16368,7 @@
         <w:trPr/>
         <w:tc>
           <w:tcPr>
-            <w:tcW w:w="2873" w:type="dxa"/>
+            <w:tcW w:w="2872" w:type="dxa"/>
             <w:tcBorders>
               <w:left w:val="single" w:sz="2" w:space="0" w:color="000000"/>
               <w:bottom w:val="single" w:sz="2" w:space="0" w:color="000000"/>
@@ -16395,7 +16394,7 @@
         </w:tc>
         <w:tc>
           <w:tcPr>
-            <w:tcW w:w="6773" w:type="dxa"/>
+            <w:tcW w:w="6774" w:type="dxa"/>
             <w:tcBorders>
               <w:left w:val="single" w:sz="2" w:space="0" w:color="000000"/>
               <w:bottom w:val="single" w:sz="2" w:space="0" w:color="000000"/>
@@ -16434,7 +16433,7 @@
         <w:trPr/>
         <w:tc>
           <w:tcPr>
-            <w:tcW w:w="2873" w:type="dxa"/>
+            <w:tcW w:w="2872" w:type="dxa"/>
             <w:tcBorders>
               <w:left w:val="single" w:sz="2" w:space="0" w:color="000000"/>
               <w:bottom w:val="single" w:sz="2" w:space="0" w:color="000000"/>
@@ -16460,7 +16459,7 @@
         </w:tc>
         <w:tc>
           <w:tcPr>
-            <w:tcW w:w="6773" w:type="dxa"/>
+            <w:tcW w:w="6774" w:type="dxa"/>
             <w:tcBorders>
               <w:left w:val="single" w:sz="2" w:space="0" w:color="000000"/>
               <w:bottom w:val="single" w:sz="2" w:space="0" w:color="000000"/>
@@ -16499,7 +16498,7 @@
         <w:trPr/>
         <w:tc>
           <w:tcPr>
-            <w:tcW w:w="2873" w:type="dxa"/>
+            <w:tcW w:w="2872" w:type="dxa"/>
             <w:tcBorders>
               <w:left w:val="single" w:sz="2" w:space="0" w:color="000000"/>
               <w:bottom w:val="single" w:sz="2" w:space="0" w:color="000000"/>
@@ -16525,7 +16524,7 @@
         </w:tc>
         <w:tc>
           <w:tcPr>
-            <w:tcW w:w="6773" w:type="dxa"/>
+            <w:tcW w:w="6774" w:type="dxa"/>
             <w:tcBorders>
               <w:left w:val="single" w:sz="2" w:space="0" w:color="000000"/>
               <w:bottom w:val="single" w:sz="2" w:space="0" w:color="000000"/>
@@ -16564,7 +16563,7 @@
         <w:trPr/>
         <w:tc>
           <w:tcPr>
-            <w:tcW w:w="2873" w:type="dxa"/>
+            <w:tcW w:w="2872" w:type="dxa"/>
             <w:tcBorders>
               <w:left w:val="single" w:sz="2" w:space="0" w:color="000000"/>
               <w:bottom w:val="single" w:sz="2" w:space="0" w:color="000000"/>
@@ -16587,7 +16586,7 @@
         </w:tc>
         <w:tc>
           <w:tcPr>
-            <w:tcW w:w="6773" w:type="dxa"/>
+            <w:tcW w:w="6774" w:type="dxa"/>
             <w:tcBorders>
               <w:left w:val="single" w:sz="2" w:space="0" w:color="000000"/>
               <w:bottom w:val="single" w:sz="2" w:space="0" w:color="000000"/>
@@ -16639,7 +16638,7 @@
         <w:trPr/>
         <w:tc>
           <w:tcPr>
-            <w:tcW w:w="2873" w:type="dxa"/>
+            <w:tcW w:w="2872" w:type="dxa"/>
             <w:tcBorders>
               <w:left w:val="single" w:sz="2" w:space="0" w:color="000000"/>
               <w:bottom w:val="single" w:sz="2" w:space="0" w:color="000000"/>
@@ -16665,7 +16664,7 @@
         </w:tc>
         <w:tc>
           <w:tcPr>
-            <w:tcW w:w="6773" w:type="dxa"/>
+            <w:tcW w:w="6774" w:type="dxa"/>
             <w:tcBorders>
               <w:left w:val="single" w:sz="2" w:space="0" w:color="000000"/>
               <w:bottom w:val="single" w:sz="2" w:space="0" w:color="000000"/>
@@ -16704,7 +16703,7 @@
         <w:trPr/>
         <w:tc>
           <w:tcPr>
-            <w:tcW w:w="2873" w:type="dxa"/>
+            <w:tcW w:w="2872" w:type="dxa"/>
             <w:tcBorders>
               <w:left w:val="single" w:sz="2" w:space="0" w:color="000000"/>
               <w:bottom w:val="single" w:sz="2" w:space="0" w:color="000000"/>
@@ -16741,7 +16740,7 @@
         </w:tc>
         <w:tc>
           <w:tcPr>
-            <w:tcW w:w="6773" w:type="dxa"/>
+            <w:tcW w:w="6774" w:type="dxa"/>
             <w:tcBorders>
               <w:left w:val="single" w:sz="2" w:space="0" w:color="000000"/>
               <w:bottom w:val="single" w:sz="2" w:space="0" w:color="000000"/>
@@ -16780,7 +16779,7 @@
         <w:trPr/>
         <w:tc>
           <w:tcPr>
-            <w:tcW w:w="2873" w:type="dxa"/>
+            <w:tcW w:w="2872" w:type="dxa"/>
             <w:tcBorders>
               <w:left w:val="single" w:sz="2" w:space="0" w:color="000000"/>
               <w:bottom w:val="single" w:sz="2" w:space="0" w:color="000000"/>
@@ -16817,7 +16816,7 @@
         </w:tc>
         <w:tc>
           <w:tcPr>
-            <w:tcW w:w="6773" w:type="dxa"/>
+            <w:tcW w:w="6774" w:type="dxa"/>
             <w:tcBorders>
               <w:left w:val="single" w:sz="2" w:space="0" w:color="000000"/>
               <w:bottom w:val="single" w:sz="2" w:space="0" w:color="000000"/>
@@ -16856,7 +16855,7 @@
         <w:trPr/>
         <w:tc>
           <w:tcPr>
-            <w:tcW w:w="2873" w:type="dxa"/>
+            <w:tcW w:w="2872" w:type="dxa"/>
             <w:tcBorders>
               <w:left w:val="single" w:sz="2" w:space="0" w:color="000000"/>
               <w:bottom w:val="single" w:sz="2" w:space="0" w:color="000000"/>
@@ -16880,7 +16879,7 @@
         </w:tc>
         <w:tc>
           <w:tcPr>
-            <w:tcW w:w="6773" w:type="dxa"/>
+            <w:tcW w:w="6774" w:type="dxa"/>
             <w:tcBorders>
               <w:left w:val="single" w:sz="2" w:space="0" w:color="000000"/>
               <w:bottom w:val="single" w:sz="2" w:space="0" w:color="000000"/>
@@ -16908,7 +16907,7 @@
         <w:trPr/>
         <w:tc>
           <w:tcPr>
-            <w:tcW w:w="2873" w:type="dxa"/>
+            <w:tcW w:w="2872" w:type="dxa"/>
             <w:tcBorders>
               <w:left w:val="single" w:sz="2" w:space="0" w:color="000000"/>
               <w:bottom w:val="single" w:sz="2" w:space="0" w:color="000000"/>
@@ -16931,7 +16930,7 @@
         </w:tc>
         <w:tc>
           <w:tcPr>
-            <w:tcW w:w="6773" w:type="dxa"/>
+            <w:tcW w:w="6774" w:type="dxa"/>
             <w:tcBorders>
               <w:left w:val="single" w:sz="2" w:space="0" w:color="000000"/>
               <w:bottom w:val="single" w:sz="2" w:space="0" w:color="000000"/>
@@ -16959,7 +16958,7 @@
         <w:trPr/>
         <w:tc>
           <w:tcPr>
-            <w:tcW w:w="2873" w:type="dxa"/>
+            <w:tcW w:w="2872" w:type="dxa"/>
             <w:tcBorders>
               <w:left w:val="single" w:sz="2" w:space="0" w:color="000000"/>
             </w:tcBorders>
@@ -16984,7 +16983,7 @@
         </w:tc>
         <w:tc>
           <w:tcPr>
-            <w:tcW w:w="6773" w:type="dxa"/>
+            <w:tcW w:w="6774" w:type="dxa"/>
             <w:tcBorders>
               <w:left w:val="single" w:sz="2" w:space="0" w:color="000000"/>
               <w:right w:val="single" w:sz="2" w:space="0" w:color="000000"/>
@@ -17011,7 +17010,7 @@
         <w:trPr/>
         <w:tc>
           <w:tcPr>
-            <w:tcW w:w="2873" w:type="dxa"/>
+            <w:tcW w:w="2872" w:type="dxa"/>
             <w:tcBorders>
               <w:left w:val="single" w:sz="2" w:space="0" w:color="000000"/>
             </w:tcBorders>
@@ -17036,7 +17035,7 @@
         </w:tc>
         <w:tc>
           <w:tcPr>
-            <w:tcW w:w="6773" w:type="dxa"/>
+            <w:tcW w:w="6774" w:type="dxa"/>
             <w:tcBorders>
               <w:left w:val="single" w:sz="2" w:space="0" w:color="000000"/>
               <w:right w:val="single" w:sz="2" w:space="0" w:color="000000"/>
@@ -17061,7 +17060,7 @@
         <w:trPr/>
         <w:tc>
           <w:tcPr>
-            <w:tcW w:w="2873" w:type="dxa"/>
+            <w:tcW w:w="2872" w:type="dxa"/>
             <w:tcBorders>
               <w:left w:val="single" w:sz="2" w:space="0" w:color="000000"/>
               <w:bottom w:val="single" w:sz="2" w:space="0" w:color="000000"/>
@@ -17087,7 +17086,7 @@
         </w:tc>
         <w:tc>
           <w:tcPr>
-            <w:tcW w:w="6773" w:type="dxa"/>
+            <w:tcW w:w="6774" w:type="dxa"/>
             <w:tcBorders>
               <w:left w:val="single" w:sz="2" w:space="0" w:color="000000"/>
               <w:bottom w:val="single" w:sz="2" w:space="0" w:color="000000"/>
@@ -17672,7 +17671,7 @@
     </w:r>
     <w:r>
       <w:rPr/>
-      <w:t>26</w:t>
+      <w:t>11</w:t>
     </w:r>
     <w:r>
       <w:rPr/>
@@ -18742,6 +18741,8 @@
         <w:ind w:left="720" w:hanging="360"/>
       </w:pPr>
       <w:rPr>
+        <w:sz w:val="24"/>
+        <w:rFonts w:ascii="Verdana" w:hAnsi="Verdana"/>
         <w:lang w:val="da-DK"/>
       </w:rPr>
     </w:lvl>
@@ -19009,7 +19010,7 @@
     <w:qFormat/>
     <w:pPr>
       <w:widowControl/>
-      <w:overflowPunct w:val="false"/>
+      <w:overflowPunct w:val="true"/>
       <w:bidi w:val="0"/>
       <w:jc w:val="left"/>
     </w:pPr>
@@ -19618,20 +19619,6 @@
       <w:szCs w:val="32"/>
     </w:rPr>
   </w:style>
-  <w:style w:type="paragraph" w:styleId="Indholdsfortegnelseoverskrift">
-    <w:name w:val="TOA Heading"/>
-    <w:basedOn w:val="Overskrift"/>
-    <w:pPr>
-      <w:suppressLineNumbers/>
-      <w:ind w:left="0" w:hanging="0"/>
-    </w:pPr>
-    <w:rPr>
-      <w:b/>
-      <w:bCs/>
-      <w:sz w:val="32"/>
-      <w:szCs w:val="32"/>
-    </w:rPr>
-  </w:style>
   <w:style w:type="numbering" w:styleId="WW8Num1">
     <w:name w:val="WW8Num1"/>
     <w:qFormat/>

--- a/Documentation/Official Documentation/Brugervejledning for IBOS Nodelæser version 4.0.0.0.docx
+++ b/Documentation/Official Documentation/Brugervejledning for IBOS Nodelæser version 4.0.0.0.docx
@@ -2063,8 +2063,8 @@
       </w:tblPr>
       <w:tblGrid>
         <w:gridCol w:w="1585"/>
-        <w:gridCol w:w="5324"/>
-        <w:gridCol w:w="2738"/>
+        <w:gridCol w:w="5323"/>
+        <w:gridCol w:w="2739"/>
       </w:tblGrid>
       <w:tr>
         <w:trPr>
@@ -2132,7 +2132,7 @@
         </w:tc>
         <w:tc>
           <w:tcPr>
-            <w:tcW w:w="5324" w:type="dxa"/>
+            <w:tcW w:w="5323" w:type="dxa"/>
             <w:tcBorders>
               <w:top w:val="single" w:sz="2" w:space="0" w:color="000000"/>
               <w:left w:val="single" w:sz="2" w:space="0" w:color="000000"/>
@@ -2159,7 +2159,7 @@
         </w:tc>
         <w:tc>
           <w:tcPr>
-            <w:tcW w:w="2738" w:type="dxa"/>
+            <w:tcW w:w="2739" w:type="dxa"/>
             <w:tcBorders>
               <w:top w:val="single" w:sz="2" w:space="0" w:color="000000"/>
               <w:left w:val="single" w:sz="2" w:space="0" w:color="000000"/>
@@ -2216,7 +2216,7 @@
         </w:tc>
         <w:tc>
           <w:tcPr>
-            <w:tcW w:w="5324" w:type="dxa"/>
+            <w:tcW w:w="5323" w:type="dxa"/>
             <w:tcBorders>
               <w:left w:val="single" w:sz="2" w:space="0" w:color="000000"/>
               <w:bottom w:val="single" w:sz="2" w:space="0" w:color="000000"/>
@@ -2254,7 +2254,7 @@
         </w:tc>
         <w:tc>
           <w:tcPr>
-            <w:tcW w:w="2738" w:type="dxa"/>
+            <w:tcW w:w="2739" w:type="dxa"/>
             <w:tcBorders>
               <w:left w:val="single" w:sz="2" w:space="0" w:color="000000"/>
               <w:bottom w:val="single" w:sz="2" w:space="0" w:color="000000"/>
@@ -2308,7 +2308,7 @@
         </w:tc>
         <w:tc>
           <w:tcPr>
-            <w:tcW w:w="5324" w:type="dxa"/>
+            <w:tcW w:w="5323" w:type="dxa"/>
             <w:tcBorders>
               <w:left w:val="single" w:sz="2" w:space="0" w:color="000000"/>
               <w:bottom w:val="single" w:sz="2" w:space="0" w:color="000000"/>
@@ -2351,7 +2351,7 @@
         </w:tc>
         <w:tc>
           <w:tcPr>
-            <w:tcW w:w="2738" w:type="dxa"/>
+            <w:tcW w:w="2739" w:type="dxa"/>
             <w:tcBorders>
               <w:left w:val="single" w:sz="2" w:space="0" w:color="000000"/>
               <w:bottom w:val="single" w:sz="2" w:space="0" w:color="000000"/>
@@ -2405,7 +2405,7 @@
         </w:tc>
         <w:tc>
           <w:tcPr>
-            <w:tcW w:w="5324" w:type="dxa"/>
+            <w:tcW w:w="5323" w:type="dxa"/>
             <w:tcBorders>
               <w:left w:val="single" w:sz="2" w:space="0" w:color="000000"/>
               <w:bottom w:val="single" w:sz="2" w:space="0" w:color="000000"/>
@@ -2446,7 +2446,7 @@
         </w:tc>
         <w:tc>
           <w:tcPr>
-            <w:tcW w:w="2738" w:type="dxa"/>
+            <w:tcW w:w="2739" w:type="dxa"/>
             <w:tcBorders>
               <w:left w:val="single" w:sz="2" w:space="0" w:color="000000"/>
               <w:bottom w:val="single" w:sz="2" w:space="0" w:color="000000"/>
@@ -2517,7 +2517,7 @@
         </w:tc>
         <w:tc>
           <w:tcPr>
-            <w:tcW w:w="5324" w:type="dxa"/>
+            <w:tcW w:w="5323" w:type="dxa"/>
             <w:tcBorders>
               <w:left w:val="single" w:sz="2" w:space="0" w:color="000000"/>
               <w:bottom w:val="single" w:sz="2" w:space="0" w:color="000000"/>
@@ -2543,7 +2543,7 @@
         </w:tc>
         <w:tc>
           <w:tcPr>
-            <w:tcW w:w="2738" w:type="dxa"/>
+            <w:tcW w:w="2739" w:type="dxa"/>
             <w:tcBorders>
               <w:left w:val="single" w:sz="2" w:space="0" w:color="000000"/>
               <w:bottom w:val="single" w:sz="2" w:space="0" w:color="000000"/>
@@ -2599,7 +2599,7 @@
         </w:tc>
         <w:tc>
           <w:tcPr>
-            <w:tcW w:w="5324" w:type="dxa"/>
+            <w:tcW w:w="5323" w:type="dxa"/>
             <w:tcBorders>
               <w:left w:val="single" w:sz="2" w:space="0" w:color="000000"/>
               <w:bottom w:val="single" w:sz="2" w:space="0" w:color="000000"/>
@@ -2625,7 +2625,7 @@
         </w:tc>
         <w:tc>
           <w:tcPr>
-            <w:tcW w:w="2738" w:type="dxa"/>
+            <w:tcW w:w="2739" w:type="dxa"/>
             <w:tcBorders>
               <w:left w:val="single" w:sz="2" w:space="0" w:color="000000"/>
               <w:bottom w:val="single" w:sz="2" w:space="0" w:color="000000"/>
@@ -2681,7 +2681,7 @@
         </w:tc>
         <w:tc>
           <w:tcPr>
-            <w:tcW w:w="5324" w:type="dxa"/>
+            <w:tcW w:w="5323" w:type="dxa"/>
             <w:tcBorders>
               <w:left w:val="single" w:sz="2" w:space="0" w:color="000000"/>
               <w:bottom w:val="single" w:sz="2" w:space="0" w:color="000000"/>
@@ -2707,7 +2707,7 @@
         </w:tc>
         <w:tc>
           <w:tcPr>
-            <w:tcW w:w="2738" w:type="dxa"/>
+            <w:tcW w:w="2739" w:type="dxa"/>
             <w:tcBorders>
               <w:left w:val="single" w:sz="2" w:space="0" w:color="000000"/>
               <w:bottom w:val="single" w:sz="2" w:space="0" w:color="000000"/>
@@ -2763,7 +2763,7 @@
         </w:tc>
         <w:tc>
           <w:tcPr>
-            <w:tcW w:w="5324" w:type="dxa"/>
+            <w:tcW w:w="5323" w:type="dxa"/>
             <w:tcBorders>
               <w:left w:val="single" w:sz="2" w:space="0" w:color="000000"/>
               <w:bottom w:val="single" w:sz="2" w:space="0" w:color="000000"/>
@@ -2794,7 +2794,7 @@
         </w:tc>
         <w:tc>
           <w:tcPr>
-            <w:tcW w:w="2738" w:type="dxa"/>
+            <w:tcW w:w="2739" w:type="dxa"/>
             <w:tcBorders>
               <w:left w:val="single" w:sz="2" w:space="0" w:color="000000"/>
               <w:bottom w:val="single" w:sz="2" w:space="0" w:color="000000"/>
@@ -2854,7 +2854,7 @@
         </w:tc>
         <w:tc>
           <w:tcPr>
-            <w:tcW w:w="5324" w:type="dxa"/>
+            <w:tcW w:w="5323" w:type="dxa"/>
             <w:tcBorders>
               <w:left w:val="single" w:sz="2" w:space="0" w:color="000000"/>
               <w:bottom w:val="single" w:sz="2" w:space="0" w:color="000000"/>
@@ -2884,7 +2884,7 @@
         </w:tc>
         <w:tc>
           <w:tcPr>
-            <w:tcW w:w="2738" w:type="dxa"/>
+            <w:tcW w:w="2739" w:type="dxa"/>
             <w:tcBorders>
               <w:left w:val="single" w:sz="2" w:space="0" w:color="000000"/>
               <w:bottom w:val="single" w:sz="2" w:space="0" w:color="000000"/>
@@ -2948,7 +2948,7 @@
         </w:tc>
         <w:tc>
           <w:tcPr>
-            <w:tcW w:w="5324" w:type="dxa"/>
+            <w:tcW w:w="5323" w:type="dxa"/>
             <w:tcBorders>
               <w:left w:val="single" w:sz="2" w:space="0" w:color="000000"/>
               <w:bottom w:val="single" w:sz="2" w:space="0" w:color="000000"/>
@@ -2978,7 +2978,7 @@
         </w:tc>
         <w:tc>
           <w:tcPr>
-            <w:tcW w:w="2738" w:type="dxa"/>
+            <w:tcW w:w="2739" w:type="dxa"/>
             <w:tcBorders>
               <w:left w:val="single" w:sz="2" w:space="0" w:color="000000"/>
               <w:bottom w:val="single" w:sz="2" w:space="0" w:color="000000"/>
@@ -3042,7 +3042,7 @@
         </w:tc>
         <w:tc>
           <w:tcPr>
-            <w:tcW w:w="5324" w:type="dxa"/>
+            <w:tcW w:w="5323" w:type="dxa"/>
             <w:tcBorders>
               <w:left w:val="single" w:sz="2" w:space="0" w:color="000000"/>
               <w:bottom w:val="single" w:sz="2" w:space="0" w:color="000000"/>
@@ -3072,7 +3072,7 @@
         </w:tc>
         <w:tc>
           <w:tcPr>
-            <w:tcW w:w="2738" w:type="dxa"/>
+            <w:tcW w:w="2739" w:type="dxa"/>
             <w:tcBorders>
               <w:left w:val="single" w:sz="2" w:space="0" w:color="000000"/>
               <w:bottom w:val="single" w:sz="2" w:space="0" w:color="000000"/>
@@ -3135,7 +3135,7 @@
         </w:tc>
         <w:tc>
           <w:tcPr>
-            <w:tcW w:w="5324" w:type="dxa"/>
+            <w:tcW w:w="5323" w:type="dxa"/>
             <w:tcBorders>
               <w:left w:val="single" w:sz="2" w:space="0" w:color="000000"/>
               <w:bottom w:val="single" w:sz="2" w:space="0" w:color="000000"/>
@@ -3163,7 +3163,7 @@
         </w:tc>
         <w:tc>
           <w:tcPr>
-            <w:tcW w:w="2738" w:type="dxa"/>
+            <w:tcW w:w="2739" w:type="dxa"/>
             <w:tcBorders>
               <w:left w:val="single" w:sz="2" w:space="0" w:color="000000"/>
               <w:bottom w:val="single" w:sz="2" w:space="0" w:color="000000"/>
@@ -3221,7 +3221,7 @@
         </w:tc>
         <w:tc>
           <w:tcPr>
-            <w:tcW w:w="5324" w:type="dxa"/>
+            <w:tcW w:w="5323" w:type="dxa"/>
             <w:tcBorders>
               <w:left w:val="single" w:sz="2" w:space="0" w:color="000000"/>
               <w:bottom w:val="single" w:sz="2" w:space="0" w:color="000000"/>
@@ -3247,7 +3247,7 @@
         </w:tc>
         <w:tc>
           <w:tcPr>
-            <w:tcW w:w="2738" w:type="dxa"/>
+            <w:tcW w:w="2739" w:type="dxa"/>
             <w:tcBorders>
               <w:left w:val="single" w:sz="2" w:space="0" w:color="000000"/>
               <w:bottom w:val="single" w:sz="2" w:space="0" w:color="000000"/>
@@ -3303,7 +3303,7 @@
         </w:tc>
         <w:tc>
           <w:tcPr>
-            <w:tcW w:w="5324" w:type="dxa"/>
+            <w:tcW w:w="5323" w:type="dxa"/>
             <w:tcBorders>
               <w:left w:val="single" w:sz="2" w:space="0" w:color="000000"/>
               <w:bottom w:val="single" w:sz="2" w:space="0" w:color="000000"/>
@@ -3329,7 +3329,7 @@
         </w:tc>
         <w:tc>
           <w:tcPr>
-            <w:tcW w:w="2738" w:type="dxa"/>
+            <w:tcW w:w="2739" w:type="dxa"/>
             <w:tcBorders>
               <w:left w:val="single" w:sz="2" w:space="0" w:color="000000"/>
               <w:bottom w:val="single" w:sz="2" w:space="0" w:color="000000"/>
@@ -3385,7 +3385,7 @@
         </w:tc>
         <w:tc>
           <w:tcPr>
-            <w:tcW w:w="5324" w:type="dxa"/>
+            <w:tcW w:w="5323" w:type="dxa"/>
             <w:tcBorders>
               <w:left w:val="single" w:sz="2" w:space="0" w:color="000000"/>
               <w:bottom w:val="single" w:sz="2" w:space="0" w:color="000000"/>
@@ -3411,7 +3411,7 @@
         </w:tc>
         <w:tc>
           <w:tcPr>
-            <w:tcW w:w="2738" w:type="dxa"/>
+            <w:tcW w:w="2739" w:type="dxa"/>
             <w:tcBorders>
               <w:left w:val="single" w:sz="2" w:space="0" w:color="000000"/>
               <w:bottom w:val="single" w:sz="2" w:space="0" w:color="000000"/>
@@ -3467,7 +3467,7 @@
         </w:tc>
         <w:tc>
           <w:tcPr>
-            <w:tcW w:w="5324" w:type="dxa"/>
+            <w:tcW w:w="5323" w:type="dxa"/>
             <w:tcBorders>
               <w:left w:val="single" w:sz="2" w:space="0" w:color="000000"/>
               <w:bottom w:val="single" w:sz="2" w:space="0" w:color="000000"/>
@@ -3493,7 +3493,7 @@
         </w:tc>
         <w:tc>
           <w:tcPr>
-            <w:tcW w:w="2738" w:type="dxa"/>
+            <w:tcW w:w="2739" w:type="dxa"/>
             <w:tcBorders>
               <w:left w:val="single" w:sz="2" w:space="0" w:color="000000"/>
               <w:bottom w:val="single" w:sz="2" w:space="0" w:color="000000"/>
@@ -3549,7 +3549,7 @@
         </w:tc>
         <w:tc>
           <w:tcPr>
-            <w:tcW w:w="5324" w:type="dxa"/>
+            <w:tcW w:w="5323" w:type="dxa"/>
             <w:tcBorders>
               <w:left w:val="single" w:sz="2" w:space="0" w:color="000000"/>
               <w:bottom w:val="single" w:sz="2" w:space="0" w:color="000000"/>
@@ -3572,7 +3572,7 @@
         </w:tc>
         <w:tc>
           <w:tcPr>
-            <w:tcW w:w="2738" w:type="dxa"/>
+            <w:tcW w:w="2739" w:type="dxa"/>
             <w:tcBorders>
               <w:left w:val="single" w:sz="2" w:space="0" w:color="000000"/>
               <w:bottom w:val="single" w:sz="2" w:space="0" w:color="000000"/>
@@ -3628,7 +3628,7 @@
         </w:tc>
         <w:tc>
           <w:tcPr>
-            <w:tcW w:w="5324" w:type="dxa"/>
+            <w:tcW w:w="5323" w:type="dxa"/>
             <w:tcBorders>
               <w:left w:val="single" w:sz="2" w:space="0" w:color="000000"/>
               <w:bottom w:val="single" w:sz="2" w:space="0" w:color="000000"/>
@@ -3654,7 +3654,7 @@
         </w:tc>
         <w:tc>
           <w:tcPr>
-            <w:tcW w:w="2738" w:type="dxa"/>
+            <w:tcW w:w="2739" w:type="dxa"/>
             <w:tcBorders>
               <w:left w:val="single" w:sz="2" w:space="0" w:color="000000"/>
               <w:bottom w:val="single" w:sz="2" w:space="0" w:color="000000"/>
@@ -3710,7 +3710,7 @@
         </w:tc>
         <w:tc>
           <w:tcPr>
-            <w:tcW w:w="5324" w:type="dxa"/>
+            <w:tcW w:w="5323" w:type="dxa"/>
             <w:tcBorders>
               <w:left w:val="single" w:sz="2" w:space="0" w:color="000000"/>
               <w:bottom w:val="single" w:sz="2" w:space="0" w:color="000000"/>
@@ -3736,7 +3736,7 @@
         </w:tc>
         <w:tc>
           <w:tcPr>
-            <w:tcW w:w="2738" w:type="dxa"/>
+            <w:tcW w:w="2739" w:type="dxa"/>
             <w:tcBorders>
               <w:left w:val="single" w:sz="2" w:space="0" w:color="000000"/>
               <w:bottom w:val="single" w:sz="2" w:space="0" w:color="000000"/>
@@ -3792,7 +3792,7 @@
         </w:tc>
         <w:tc>
           <w:tcPr>
-            <w:tcW w:w="5324" w:type="dxa"/>
+            <w:tcW w:w="5323" w:type="dxa"/>
             <w:tcBorders>
               <w:left w:val="single" w:sz="2" w:space="0" w:color="000000"/>
               <w:bottom w:val="single" w:sz="2" w:space="0" w:color="000000"/>
@@ -3819,7 +3819,7 @@
         </w:tc>
         <w:tc>
           <w:tcPr>
-            <w:tcW w:w="2738" w:type="dxa"/>
+            <w:tcW w:w="2739" w:type="dxa"/>
             <w:tcBorders>
               <w:left w:val="single" w:sz="2" w:space="0" w:color="000000"/>
               <w:bottom w:val="single" w:sz="2" w:space="0" w:color="000000"/>
@@ -3876,7 +3876,7 @@
         </w:tc>
         <w:tc>
           <w:tcPr>
-            <w:tcW w:w="5324" w:type="dxa"/>
+            <w:tcW w:w="5323" w:type="dxa"/>
             <w:tcBorders>
               <w:left w:val="single" w:sz="2" w:space="0" w:color="000000"/>
               <w:bottom w:val="single" w:sz="2" w:space="0" w:color="000000"/>
@@ -3903,7 +3903,7 @@
         </w:tc>
         <w:tc>
           <w:tcPr>
-            <w:tcW w:w="2738" w:type="dxa"/>
+            <w:tcW w:w="2739" w:type="dxa"/>
             <w:tcBorders>
               <w:left w:val="single" w:sz="2" w:space="0" w:color="000000"/>
               <w:bottom w:val="single" w:sz="2" w:space="0" w:color="000000"/>
@@ -3960,7 +3960,7 @@
         </w:tc>
         <w:tc>
           <w:tcPr>
-            <w:tcW w:w="5324" w:type="dxa"/>
+            <w:tcW w:w="5323" w:type="dxa"/>
             <w:tcBorders>
               <w:left w:val="single" w:sz="2" w:space="0" w:color="000000"/>
               <w:bottom w:val="single" w:sz="2" w:space="0" w:color="000000"/>
@@ -3987,7 +3987,7 @@
         </w:tc>
         <w:tc>
           <w:tcPr>
-            <w:tcW w:w="2738" w:type="dxa"/>
+            <w:tcW w:w="2739" w:type="dxa"/>
             <w:tcBorders>
               <w:left w:val="single" w:sz="2" w:space="0" w:color="000000"/>
               <w:bottom w:val="single" w:sz="2" w:space="0" w:color="000000"/>
@@ -4041,7 +4041,7 @@
         </w:tc>
         <w:tc>
           <w:tcPr>
-            <w:tcW w:w="5324" w:type="dxa"/>
+            <w:tcW w:w="5323" w:type="dxa"/>
             <w:tcBorders>
               <w:left w:val="single" w:sz="2" w:space="0" w:color="000000"/>
               <w:bottom w:val="single" w:sz="2" w:space="0" w:color="000000"/>
@@ -4068,7 +4068,7 @@
         </w:tc>
         <w:tc>
           <w:tcPr>
-            <w:tcW w:w="2738" w:type="dxa"/>
+            <w:tcW w:w="2739" w:type="dxa"/>
             <w:tcBorders>
               <w:left w:val="single" w:sz="2" w:space="0" w:color="000000"/>
               <w:bottom w:val="single" w:sz="2" w:space="0" w:color="000000"/>
@@ -4125,7 +4125,7 @@
         </w:tc>
         <w:tc>
           <w:tcPr>
-            <w:tcW w:w="5324" w:type="dxa"/>
+            <w:tcW w:w="5323" w:type="dxa"/>
             <w:tcBorders>
               <w:left w:val="single" w:sz="2" w:space="0" w:color="000000"/>
               <w:bottom w:val="single" w:sz="2" w:space="0" w:color="000000"/>
@@ -4149,7 +4149,7 @@
         </w:tc>
         <w:tc>
           <w:tcPr>
-            <w:tcW w:w="2738" w:type="dxa"/>
+            <w:tcW w:w="2739" w:type="dxa"/>
             <w:tcBorders>
               <w:left w:val="single" w:sz="2" w:space="0" w:color="000000"/>
               <w:bottom w:val="single" w:sz="2" w:space="0" w:color="000000"/>
@@ -4208,7 +4208,7 @@
         </w:tc>
         <w:tc>
           <w:tcPr>
-            <w:tcW w:w="5324" w:type="dxa"/>
+            <w:tcW w:w="5323" w:type="dxa"/>
             <w:tcBorders>
               <w:left w:val="single" w:sz="2" w:space="0" w:color="000000"/>
               <w:bottom w:val="single" w:sz="2" w:space="0" w:color="000000"/>
@@ -4236,7 +4236,7 @@
         </w:tc>
         <w:tc>
           <w:tcPr>
-            <w:tcW w:w="2738" w:type="dxa"/>
+            <w:tcW w:w="2739" w:type="dxa"/>
             <w:tcBorders>
               <w:left w:val="single" w:sz="2" w:space="0" w:color="000000"/>
               <w:bottom w:val="single" w:sz="2" w:space="0" w:color="000000"/>
@@ -4294,7 +4294,7 @@
         </w:tc>
         <w:tc>
           <w:tcPr>
-            <w:tcW w:w="5324" w:type="dxa"/>
+            <w:tcW w:w="5323" w:type="dxa"/>
             <w:tcBorders>
               <w:left w:val="single" w:sz="2" w:space="0" w:color="000000"/>
               <w:bottom w:val="single" w:sz="2" w:space="0" w:color="000000"/>
@@ -4322,7 +4322,7 @@
         </w:tc>
         <w:tc>
           <w:tcPr>
-            <w:tcW w:w="2738" w:type="dxa"/>
+            <w:tcW w:w="2739" w:type="dxa"/>
             <w:tcBorders>
               <w:left w:val="single" w:sz="2" w:space="0" w:color="000000"/>
               <w:bottom w:val="single" w:sz="2" w:space="0" w:color="000000"/>
@@ -4384,7 +4384,7 @@
         </w:tc>
         <w:tc>
           <w:tcPr>
-            <w:tcW w:w="5324" w:type="dxa"/>
+            <w:tcW w:w="5323" w:type="dxa"/>
             <w:tcBorders>
               <w:left w:val="single" w:sz="2" w:space="0" w:color="000000"/>
               <w:bottom w:val="single" w:sz="2" w:space="0" w:color="000000"/>
@@ -4414,7 +4414,7 @@
         </w:tc>
         <w:tc>
           <w:tcPr>
-            <w:tcW w:w="2738" w:type="dxa"/>
+            <w:tcW w:w="2739" w:type="dxa"/>
             <w:tcBorders>
               <w:left w:val="single" w:sz="2" w:space="0" w:color="000000"/>
               <w:bottom w:val="single" w:sz="2" w:space="0" w:color="000000"/>
@@ -4479,7 +4479,7 @@
         </w:tc>
         <w:tc>
           <w:tcPr>
-            <w:tcW w:w="5324" w:type="dxa"/>
+            <w:tcW w:w="5323" w:type="dxa"/>
             <w:tcBorders>
               <w:left w:val="single" w:sz="2" w:space="0" w:color="000000"/>
               <w:bottom w:val="single" w:sz="2" w:space="0" w:color="000000"/>
@@ -4509,7 +4509,7 @@
         </w:tc>
         <w:tc>
           <w:tcPr>
-            <w:tcW w:w="2738" w:type="dxa"/>
+            <w:tcW w:w="2739" w:type="dxa"/>
             <w:tcBorders>
               <w:left w:val="single" w:sz="2" w:space="0" w:color="000000"/>
               <w:bottom w:val="single" w:sz="2" w:space="0" w:color="000000"/>
@@ -4574,7 +4574,7 @@
         </w:tc>
         <w:tc>
           <w:tcPr>
-            <w:tcW w:w="5324" w:type="dxa"/>
+            <w:tcW w:w="5323" w:type="dxa"/>
             <w:tcBorders>
               <w:left w:val="single" w:sz="2" w:space="0" w:color="000000"/>
               <w:bottom w:val="single" w:sz="2" w:space="0" w:color="000000"/>
@@ -4604,7 +4604,7 @@
         </w:tc>
         <w:tc>
           <w:tcPr>
-            <w:tcW w:w="2738" w:type="dxa"/>
+            <w:tcW w:w="2739" w:type="dxa"/>
             <w:tcBorders>
               <w:left w:val="single" w:sz="2" w:space="0" w:color="000000"/>
               <w:bottom w:val="single" w:sz="2" w:space="0" w:color="000000"/>
@@ -4669,7 +4669,7 @@
         </w:tc>
         <w:tc>
           <w:tcPr>
-            <w:tcW w:w="5324" w:type="dxa"/>
+            <w:tcW w:w="5323" w:type="dxa"/>
             <w:tcBorders>
               <w:left w:val="single" w:sz="2" w:space="0" w:color="000000"/>
               <w:bottom w:val="single" w:sz="2" w:space="0" w:color="000000"/>
@@ -4699,7 +4699,7 @@
         </w:tc>
         <w:tc>
           <w:tcPr>
-            <w:tcW w:w="2738" w:type="dxa"/>
+            <w:tcW w:w="2739" w:type="dxa"/>
             <w:tcBorders>
               <w:left w:val="single" w:sz="2" w:space="0" w:color="000000"/>
               <w:bottom w:val="single" w:sz="2" w:space="0" w:color="000000"/>
@@ -4764,7 +4764,7 @@
         </w:tc>
         <w:tc>
           <w:tcPr>
-            <w:tcW w:w="5324" w:type="dxa"/>
+            <w:tcW w:w="5323" w:type="dxa"/>
             <w:tcBorders>
               <w:left w:val="single" w:sz="2" w:space="0" w:color="000000"/>
               <w:bottom w:val="single" w:sz="2" w:space="0" w:color="000000"/>
@@ -4794,7 +4794,7 @@
         </w:tc>
         <w:tc>
           <w:tcPr>
-            <w:tcW w:w="2738" w:type="dxa"/>
+            <w:tcW w:w="2739" w:type="dxa"/>
             <w:tcBorders>
               <w:left w:val="single" w:sz="2" w:space="0" w:color="000000"/>
               <w:bottom w:val="single" w:sz="2" w:space="0" w:color="000000"/>
@@ -4855,7 +4855,7 @@
         </w:tc>
         <w:tc>
           <w:tcPr>
-            <w:tcW w:w="5324" w:type="dxa"/>
+            <w:tcW w:w="5323" w:type="dxa"/>
             <w:tcBorders>
               <w:left w:val="single" w:sz="2" w:space="0" w:color="000000"/>
               <w:bottom w:val="single" w:sz="2" w:space="0" w:color="000000"/>
@@ -4893,7 +4893,7 @@
         </w:tc>
         <w:tc>
           <w:tcPr>
-            <w:tcW w:w="2738" w:type="dxa"/>
+            <w:tcW w:w="2739" w:type="dxa"/>
             <w:tcBorders>
               <w:left w:val="single" w:sz="2" w:space="0" w:color="000000"/>
               <w:bottom w:val="single" w:sz="2" w:space="0" w:color="000000"/>
@@ -4952,7 +4952,7 @@
         </w:tc>
         <w:tc>
           <w:tcPr>
-            <w:tcW w:w="5324" w:type="dxa"/>
+            <w:tcW w:w="5323" w:type="dxa"/>
             <w:tcBorders>
               <w:left w:val="single" w:sz="2" w:space="0" w:color="000000"/>
               <w:bottom w:val="single" w:sz="2" w:space="0" w:color="000000"/>
@@ -4990,7 +4990,7 @@
         </w:tc>
         <w:tc>
           <w:tcPr>
-            <w:tcW w:w="2738" w:type="dxa"/>
+            <w:tcW w:w="2739" w:type="dxa"/>
             <w:tcBorders>
               <w:left w:val="single" w:sz="2" w:space="0" w:color="000000"/>
               <w:bottom w:val="single" w:sz="2" w:space="0" w:color="000000"/>
@@ -5049,7 +5049,7 @@
         </w:tc>
         <w:tc>
           <w:tcPr>
-            <w:tcW w:w="5324" w:type="dxa"/>
+            <w:tcW w:w="5323" w:type="dxa"/>
             <w:tcBorders>
               <w:left w:val="single" w:sz="2" w:space="0" w:color="000000"/>
               <w:bottom w:val="single" w:sz="2" w:space="0" w:color="000000"/>
@@ -5092,7 +5092,7 @@
         </w:tc>
         <w:tc>
           <w:tcPr>
-            <w:tcW w:w="2738" w:type="dxa"/>
+            <w:tcW w:w="2739" w:type="dxa"/>
             <w:tcBorders>
               <w:left w:val="single" w:sz="2" w:space="0" w:color="000000"/>
               <w:bottom w:val="single" w:sz="2" w:space="0" w:color="000000"/>
@@ -5151,7 +5151,7 @@
         </w:tc>
         <w:tc>
           <w:tcPr>
-            <w:tcW w:w="5324" w:type="dxa"/>
+            <w:tcW w:w="5323" w:type="dxa"/>
             <w:tcBorders>
               <w:left w:val="single" w:sz="2" w:space="0" w:color="000000"/>
               <w:bottom w:val="single" w:sz="2" w:space="0" w:color="000000"/>
@@ -5194,7 +5194,7 @@
         </w:tc>
         <w:tc>
           <w:tcPr>
-            <w:tcW w:w="2738" w:type="dxa"/>
+            <w:tcW w:w="2739" w:type="dxa"/>
             <w:tcBorders>
               <w:left w:val="single" w:sz="2" w:space="0" w:color="000000"/>
               <w:bottom w:val="single" w:sz="2" w:space="0" w:color="000000"/>
@@ -5253,7 +5253,7 @@
         </w:tc>
         <w:tc>
           <w:tcPr>
-            <w:tcW w:w="5324" w:type="dxa"/>
+            <w:tcW w:w="5323" w:type="dxa"/>
             <w:tcBorders>
               <w:left w:val="single" w:sz="2" w:space="0" w:color="000000"/>
               <w:bottom w:val="single" w:sz="2" w:space="0" w:color="000000"/>
@@ -5279,7 +5279,7 @@
         </w:tc>
         <w:tc>
           <w:tcPr>
-            <w:tcW w:w="2738" w:type="dxa"/>
+            <w:tcW w:w="2739" w:type="dxa"/>
             <w:tcBorders>
               <w:left w:val="single" w:sz="2" w:space="0" w:color="000000"/>
               <w:bottom w:val="single" w:sz="2" w:space="0" w:color="000000"/>
@@ -5335,7 +5335,7 @@
         </w:tc>
         <w:tc>
           <w:tcPr>
-            <w:tcW w:w="5324" w:type="dxa"/>
+            <w:tcW w:w="5323" w:type="dxa"/>
             <w:tcBorders>
               <w:left w:val="single" w:sz="2" w:space="0" w:color="000000"/>
               <w:bottom w:val="single" w:sz="2" w:space="0" w:color="000000"/>
@@ -5361,7 +5361,7 @@
         </w:tc>
         <w:tc>
           <w:tcPr>
-            <w:tcW w:w="2738" w:type="dxa"/>
+            <w:tcW w:w="2739" w:type="dxa"/>
             <w:tcBorders>
               <w:left w:val="single" w:sz="2" w:space="0" w:color="000000"/>
               <w:bottom w:val="single" w:sz="2" w:space="0" w:color="000000"/>
@@ -5417,7 +5417,7 @@
         </w:tc>
         <w:tc>
           <w:tcPr>
-            <w:tcW w:w="5324" w:type="dxa"/>
+            <w:tcW w:w="5323" w:type="dxa"/>
             <w:tcBorders>
               <w:left w:val="single" w:sz="2" w:space="0" w:color="000000"/>
               <w:bottom w:val="single" w:sz="2" w:space="0" w:color="000000"/>
@@ -5455,7 +5455,7 @@
         </w:tc>
         <w:tc>
           <w:tcPr>
-            <w:tcW w:w="2738" w:type="dxa"/>
+            <w:tcW w:w="2739" w:type="dxa"/>
             <w:tcBorders>
               <w:left w:val="single" w:sz="2" w:space="0" w:color="000000"/>
               <w:bottom w:val="single" w:sz="2" w:space="0" w:color="000000"/>
@@ -5515,7 +5515,7 @@
         </w:tc>
         <w:tc>
           <w:tcPr>
-            <w:tcW w:w="5324" w:type="dxa"/>
+            <w:tcW w:w="5323" w:type="dxa"/>
             <w:tcBorders>
               <w:left w:val="single" w:sz="2" w:space="0" w:color="000000"/>
               <w:bottom w:val="single" w:sz="2" w:space="0" w:color="000000"/>
@@ -5564,7 +5564,7 @@
         </w:tc>
         <w:tc>
           <w:tcPr>
-            <w:tcW w:w="2738" w:type="dxa"/>
+            <w:tcW w:w="2739" w:type="dxa"/>
             <w:tcBorders>
               <w:left w:val="single" w:sz="2" w:space="0" w:color="000000"/>
               <w:bottom w:val="single" w:sz="2" w:space="0" w:color="000000"/>
@@ -5624,7 +5624,7 @@
         </w:tc>
         <w:tc>
           <w:tcPr>
-            <w:tcW w:w="5324" w:type="dxa"/>
+            <w:tcW w:w="5323" w:type="dxa"/>
             <w:tcBorders>
               <w:left w:val="single" w:sz="2" w:space="0" w:color="000000"/>
               <w:bottom w:val="single" w:sz="2" w:space="0" w:color="000000"/>
@@ -5647,7 +5647,7 @@
         </w:tc>
         <w:tc>
           <w:tcPr>
-            <w:tcW w:w="2738" w:type="dxa"/>
+            <w:tcW w:w="2739" w:type="dxa"/>
             <w:tcBorders>
               <w:left w:val="single" w:sz="2" w:space="0" w:color="000000"/>
               <w:bottom w:val="single" w:sz="2" w:space="0" w:color="000000"/>
@@ -5703,7 +5703,7 @@
         </w:tc>
         <w:tc>
           <w:tcPr>
-            <w:tcW w:w="5324" w:type="dxa"/>
+            <w:tcW w:w="5323" w:type="dxa"/>
             <w:tcBorders>
               <w:left w:val="single" w:sz="2" w:space="0" w:color="000000"/>
               <w:bottom w:val="single" w:sz="2" w:space="0" w:color="000000"/>
@@ -5729,7 +5729,7 @@
         </w:tc>
         <w:tc>
           <w:tcPr>
-            <w:tcW w:w="2738" w:type="dxa"/>
+            <w:tcW w:w="2739" w:type="dxa"/>
             <w:tcBorders>
               <w:left w:val="single" w:sz="2" w:space="0" w:color="000000"/>
               <w:bottom w:val="single" w:sz="2" w:space="0" w:color="000000"/>
@@ -5785,7 +5785,7 @@
         </w:tc>
         <w:tc>
           <w:tcPr>
-            <w:tcW w:w="5324" w:type="dxa"/>
+            <w:tcW w:w="5323" w:type="dxa"/>
             <w:tcBorders>
               <w:left w:val="single" w:sz="2" w:space="0" w:color="000000"/>
               <w:bottom w:val="single" w:sz="2" w:space="0" w:color="000000"/>
@@ -5863,7 +5863,7 @@
         </w:tc>
         <w:tc>
           <w:tcPr>
-            <w:tcW w:w="2738" w:type="dxa"/>
+            <w:tcW w:w="2739" w:type="dxa"/>
             <w:tcBorders>
               <w:left w:val="single" w:sz="2" w:space="0" w:color="000000"/>
               <w:bottom w:val="single" w:sz="2" w:space="0" w:color="000000"/>
@@ -5919,7 +5919,7 @@
         </w:tc>
         <w:tc>
           <w:tcPr>
-            <w:tcW w:w="5324" w:type="dxa"/>
+            <w:tcW w:w="5323" w:type="dxa"/>
             <w:tcBorders>
               <w:left w:val="single" w:sz="2" w:space="0" w:color="000000"/>
               <w:bottom w:val="single" w:sz="2" w:space="0" w:color="000000"/>
@@ -5994,7 +5994,7 @@
         </w:tc>
         <w:tc>
           <w:tcPr>
-            <w:tcW w:w="2738" w:type="dxa"/>
+            <w:tcW w:w="2739" w:type="dxa"/>
             <w:tcBorders>
               <w:left w:val="single" w:sz="2" w:space="0" w:color="000000"/>
               <w:bottom w:val="single" w:sz="2" w:space="0" w:color="000000"/>
@@ -7484,15 +7484,15 @@
         </w:tblCellMar>
       </w:tblPr>
       <w:tblGrid>
-        <w:gridCol w:w="3232"/>
+        <w:gridCol w:w="3231"/>
         <w:gridCol w:w="2309"/>
-        <w:gridCol w:w="4106"/>
+        <w:gridCol w:w="4107"/>
       </w:tblGrid>
       <w:tr>
         <w:trPr/>
         <w:tc>
           <w:tcPr>
-            <w:tcW w:w="3232" w:type="dxa"/>
+            <w:tcW w:w="3231" w:type="dxa"/>
             <w:tcBorders>
               <w:top w:val="single" w:sz="2" w:space="0" w:color="000000"/>
               <w:left w:val="single" w:sz="2" w:space="0" w:color="000000"/>
@@ -7542,7 +7542,7 @@
         </w:tc>
         <w:tc>
           <w:tcPr>
-            <w:tcW w:w="4106" w:type="dxa"/>
+            <w:tcW w:w="4107" w:type="dxa"/>
             <w:tcBorders>
               <w:top w:val="single" w:sz="2" w:space="0" w:color="000000"/>
               <w:left w:val="single" w:sz="2" w:space="0" w:color="000000"/>
@@ -7571,7 +7571,7 @@
         <w:trPr/>
         <w:tc>
           <w:tcPr>
-            <w:tcW w:w="3232" w:type="dxa"/>
+            <w:tcW w:w="3231" w:type="dxa"/>
             <w:tcBorders>
               <w:left w:val="single" w:sz="2" w:space="0" w:color="000000"/>
               <w:bottom w:val="single" w:sz="2" w:space="0" w:color="000000"/>
@@ -7633,7 +7633,7 @@
         </w:tc>
         <w:tc>
           <w:tcPr>
-            <w:tcW w:w="4106" w:type="dxa"/>
+            <w:tcW w:w="4107" w:type="dxa"/>
             <w:tcBorders>
               <w:left w:val="single" w:sz="2" w:space="0" w:color="000000"/>
               <w:bottom w:val="single" w:sz="2" w:space="0" w:color="000000"/>
@@ -7681,7 +7681,7 @@
         <w:trPr/>
         <w:tc>
           <w:tcPr>
-            <w:tcW w:w="3232" w:type="dxa"/>
+            <w:tcW w:w="3231" w:type="dxa"/>
             <w:tcBorders>
               <w:left w:val="single" w:sz="2" w:space="0" w:color="000000"/>
               <w:bottom w:val="single" w:sz="2" w:space="0" w:color="000000"/>
@@ -7754,7 +7754,7 @@
         </w:tc>
         <w:tc>
           <w:tcPr>
-            <w:tcW w:w="4106" w:type="dxa"/>
+            <w:tcW w:w="4107" w:type="dxa"/>
             <w:tcBorders>
               <w:left w:val="single" w:sz="2" w:space="0" w:color="000000"/>
               <w:bottom w:val="single" w:sz="2" w:space="0" w:color="000000"/>
@@ -7793,7 +7793,7 @@
         <w:trPr/>
         <w:tc>
           <w:tcPr>
-            <w:tcW w:w="3232" w:type="dxa"/>
+            <w:tcW w:w="3231" w:type="dxa"/>
             <w:tcBorders>
               <w:left w:val="single" w:sz="2" w:space="0" w:color="000000"/>
               <w:bottom w:val="single" w:sz="2" w:space="0" w:color="000000"/>
@@ -7843,7 +7843,7 @@
         </w:tc>
         <w:tc>
           <w:tcPr>
-            <w:tcW w:w="4106" w:type="dxa"/>
+            <w:tcW w:w="4107" w:type="dxa"/>
             <w:tcBorders>
               <w:left w:val="single" w:sz="2" w:space="0" w:color="000000"/>
               <w:bottom w:val="single" w:sz="2" w:space="0" w:color="000000"/>
@@ -7871,7 +7871,7 @@
         <w:trPr/>
         <w:tc>
           <w:tcPr>
-            <w:tcW w:w="3232" w:type="dxa"/>
+            <w:tcW w:w="3231" w:type="dxa"/>
             <w:tcBorders>
               <w:left w:val="single" w:sz="2" w:space="0" w:color="000000"/>
               <w:bottom w:val="single" w:sz="2" w:space="0" w:color="000000"/>
@@ -7921,7 +7921,7 @@
         </w:tc>
         <w:tc>
           <w:tcPr>
-            <w:tcW w:w="4106" w:type="dxa"/>
+            <w:tcW w:w="4107" w:type="dxa"/>
             <w:tcBorders>
               <w:left w:val="single" w:sz="2" w:space="0" w:color="000000"/>
               <w:bottom w:val="single" w:sz="2" w:space="0" w:color="000000"/>
@@ -7949,7 +7949,7 @@
         <w:trPr/>
         <w:tc>
           <w:tcPr>
-            <w:tcW w:w="3232" w:type="dxa"/>
+            <w:tcW w:w="3231" w:type="dxa"/>
             <w:tcBorders>
               <w:left w:val="single" w:sz="2" w:space="0" w:color="000000"/>
               <w:bottom w:val="single" w:sz="2" w:space="0" w:color="000000"/>
@@ -7997,7 +7997,7 @@
         </w:tc>
         <w:tc>
           <w:tcPr>
-            <w:tcW w:w="4106" w:type="dxa"/>
+            <w:tcW w:w="4107" w:type="dxa"/>
             <w:tcBorders>
               <w:left w:val="single" w:sz="2" w:space="0" w:color="000000"/>
               <w:bottom w:val="single" w:sz="2" w:space="0" w:color="000000"/>
@@ -8106,15 +8106,15 @@
         </w:tblCellMar>
       </w:tblPr>
       <w:tblGrid>
-        <w:gridCol w:w="3232"/>
+        <w:gridCol w:w="3231"/>
         <w:gridCol w:w="2338"/>
-        <w:gridCol w:w="4077"/>
+        <w:gridCol w:w="4078"/>
       </w:tblGrid>
       <w:tr>
         <w:trPr/>
         <w:tc>
           <w:tcPr>
-            <w:tcW w:w="3232" w:type="dxa"/>
+            <w:tcW w:w="3231" w:type="dxa"/>
             <w:tcBorders>
               <w:top w:val="single" w:sz="2" w:space="0" w:color="000000"/>
               <w:left w:val="single" w:sz="2" w:space="0" w:color="000000"/>
@@ -8164,7 +8164,7 @@
         </w:tc>
         <w:tc>
           <w:tcPr>
-            <w:tcW w:w="4077" w:type="dxa"/>
+            <w:tcW w:w="4078" w:type="dxa"/>
             <w:tcBorders>
               <w:top w:val="single" w:sz="2" w:space="0" w:color="000000"/>
               <w:left w:val="single" w:sz="2" w:space="0" w:color="000000"/>
@@ -8193,7 +8193,7 @@
         <w:trPr/>
         <w:tc>
           <w:tcPr>
-            <w:tcW w:w="3232" w:type="dxa"/>
+            <w:tcW w:w="3231" w:type="dxa"/>
             <w:tcBorders>
               <w:left w:val="single" w:sz="2" w:space="0" w:color="000000"/>
               <w:bottom w:val="single" w:sz="2" w:space="0" w:color="000000"/>
@@ -8239,7 +8239,7 @@
         </w:tc>
         <w:tc>
           <w:tcPr>
-            <w:tcW w:w="4077" w:type="dxa"/>
+            <w:tcW w:w="4078" w:type="dxa"/>
             <w:tcBorders>
               <w:left w:val="single" w:sz="2" w:space="0" w:color="000000"/>
               <w:bottom w:val="single" w:sz="2" w:space="0" w:color="000000"/>
@@ -8857,7 +8857,7 @@
           <w:numId w:val="0"/>
         </w:numPr>
         <w:suppressAutoHyphens w:val="true"/>
-        <w:overflowPunct w:val="true"/>
+        <w:overflowPunct w:val="false"/>
         <w:jc w:val="left"/>
         <w:outlineLvl w:val="1"/>
         <w:rPr>
@@ -10044,8 +10044,8 @@
         </w:tblCellMar>
       </w:tblPr>
       <w:tblGrid>
-        <w:gridCol w:w="2384"/>
-        <w:gridCol w:w="7262"/>
+        <w:gridCol w:w="2383"/>
+        <w:gridCol w:w="7263"/>
       </w:tblGrid>
       <w:tr>
         <w:trPr>
@@ -10053,7 +10053,7 @@
         </w:trPr>
         <w:tc>
           <w:tcPr>
-            <w:tcW w:w="2384" w:type="dxa"/>
+            <w:tcW w:w="2383" w:type="dxa"/>
             <w:tcBorders>
               <w:top w:val="single" w:sz="2" w:space="0" w:color="000000"/>
               <w:left w:val="single" w:sz="2" w:space="0" w:color="000000"/>
@@ -10080,7 +10080,7 @@
         </w:tc>
         <w:tc>
           <w:tcPr>
-            <w:tcW w:w="7262" w:type="dxa"/>
+            <w:tcW w:w="7263" w:type="dxa"/>
             <w:tcBorders>
               <w:top w:val="single" w:sz="2" w:space="0" w:color="000000"/>
               <w:left w:val="single" w:sz="2" w:space="0" w:color="000000"/>
@@ -10108,7 +10108,7 @@
         <w:trPr/>
         <w:tc>
           <w:tcPr>
-            <w:tcW w:w="2384" w:type="dxa"/>
+            <w:tcW w:w="2383" w:type="dxa"/>
             <w:tcBorders>
               <w:left w:val="single" w:sz="2" w:space="0" w:color="000000"/>
               <w:bottom w:val="single" w:sz="2" w:space="0" w:color="000000"/>
@@ -10133,7 +10133,7 @@
         </w:tc>
         <w:tc>
           <w:tcPr>
-            <w:tcW w:w="7262" w:type="dxa"/>
+            <w:tcW w:w="7263" w:type="dxa"/>
             <w:tcBorders>
               <w:left w:val="single" w:sz="2" w:space="0" w:color="000000"/>
               <w:bottom w:val="single" w:sz="2" w:space="0" w:color="000000"/>
@@ -10161,7 +10161,7 @@
         <w:trPr/>
         <w:tc>
           <w:tcPr>
-            <w:tcW w:w="2384" w:type="dxa"/>
+            <w:tcW w:w="2383" w:type="dxa"/>
             <w:tcBorders>
               <w:left w:val="single" w:sz="2" w:space="0" w:color="000000"/>
               <w:bottom w:val="single" w:sz="2" w:space="0" w:color="000000"/>
@@ -10186,7 +10186,7 @@
         </w:tc>
         <w:tc>
           <w:tcPr>
-            <w:tcW w:w="7262" w:type="dxa"/>
+            <w:tcW w:w="7263" w:type="dxa"/>
             <w:tcBorders>
               <w:left w:val="single" w:sz="2" w:space="0" w:color="000000"/>
               <w:bottom w:val="single" w:sz="2" w:space="0" w:color="000000"/>
@@ -10212,7 +10212,7 @@
         <w:trPr/>
         <w:tc>
           <w:tcPr>
-            <w:tcW w:w="2384" w:type="dxa"/>
+            <w:tcW w:w="2383" w:type="dxa"/>
             <w:tcBorders>
               <w:left w:val="single" w:sz="2" w:space="0" w:color="000000"/>
               <w:bottom w:val="single" w:sz="2" w:space="0" w:color="000000"/>
@@ -10237,7 +10237,7 @@
         </w:tc>
         <w:tc>
           <w:tcPr>
-            <w:tcW w:w="7262" w:type="dxa"/>
+            <w:tcW w:w="7263" w:type="dxa"/>
             <w:tcBorders>
               <w:left w:val="single" w:sz="2" w:space="0" w:color="000000"/>
               <w:bottom w:val="single" w:sz="2" w:space="0" w:color="000000"/>
@@ -10276,7 +10276,7 @@
         <w:trPr/>
         <w:tc>
           <w:tcPr>
-            <w:tcW w:w="2384" w:type="dxa"/>
+            <w:tcW w:w="2383" w:type="dxa"/>
             <w:tcBorders>
               <w:left w:val="single" w:sz="2" w:space="0" w:color="000000"/>
               <w:bottom w:val="single" w:sz="2" w:space="0" w:color="000000"/>
@@ -10301,7 +10301,7 @@
         </w:tc>
         <w:tc>
           <w:tcPr>
-            <w:tcW w:w="7262" w:type="dxa"/>
+            <w:tcW w:w="7263" w:type="dxa"/>
             <w:tcBorders>
               <w:left w:val="single" w:sz="2" w:space="0" w:color="000000"/>
               <w:bottom w:val="single" w:sz="2" w:space="0" w:color="000000"/>
@@ -10327,7 +10327,7 @@
         <w:trPr/>
         <w:tc>
           <w:tcPr>
-            <w:tcW w:w="2384" w:type="dxa"/>
+            <w:tcW w:w="2383" w:type="dxa"/>
             <w:tcBorders>
               <w:left w:val="single" w:sz="2" w:space="0" w:color="000000"/>
               <w:bottom w:val="single" w:sz="2" w:space="0" w:color="000000"/>
@@ -10352,7 +10352,7 @@
         </w:tc>
         <w:tc>
           <w:tcPr>
-            <w:tcW w:w="7262" w:type="dxa"/>
+            <w:tcW w:w="7263" w:type="dxa"/>
             <w:tcBorders>
               <w:left w:val="single" w:sz="2" w:space="0" w:color="000000"/>
               <w:bottom w:val="single" w:sz="2" w:space="0" w:color="000000"/>
@@ -10378,7 +10378,7 @@
         <w:trPr/>
         <w:tc>
           <w:tcPr>
-            <w:tcW w:w="2384" w:type="dxa"/>
+            <w:tcW w:w="2383" w:type="dxa"/>
             <w:tcBorders>
               <w:left w:val="single" w:sz="2" w:space="0" w:color="000000"/>
               <w:bottom w:val="single" w:sz="2" w:space="0" w:color="000000"/>
@@ -10403,7 +10403,7 @@
         </w:tc>
         <w:tc>
           <w:tcPr>
-            <w:tcW w:w="7262" w:type="dxa"/>
+            <w:tcW w:w="7263" w:type="dxa"/>
             <w:tcBorders>
               <w:left w:val="single" w:sz="2" w:space="0" w:color="000000"/>
               <w:bottom w:val="single" w:sz="2" w:space="0" w:color="000000"/>
@@ -10431,7 +10431,7 @@
         <w:trPr/>
         <w:tc>
           <w:tcPr>
-            <w:tcW w:w="2384" w:type="dxa"/>
+            <w:tcW w:w="2383" w:type="dxa"/>
             <w:tcBorders>
               <w:left w:val="single" w:sz="2" w:space="0" w:color="000000"/>
               <w:bottom w:val="single" w:sz="2" w:space="0" w:color="000000"/>
@@ -10456,7 +10456,7 @@
         </w:tc>
         <w:tc>
           <w:tcPr>
-            <w:tcW w:w="7262" w:type="dxa"/>
+            <w:tcW w:w="7263" w:type="dxa"/>
             <w:tcBorders>
               <w:left w:val="single" w:sz="2" w:space="0" w:color="000000"/>
               <w:bottom w:val="single" w:sz="2" w:space="0" w:color="000000"/>
@@ -10482,7 +10482,7 @@
         <w:trPr/>
         <w:tc>
           <w:tcPr>
-            <w:tcW w:w="2384" w:type="dxa"/>
+            <w:tcW w:w="2383" w:type="dxa"/>
             <w:tcBorders>
               <w:left w:val="single" w:sz="2" w:space="0" w:color="000000"/>
               <w:bottom w:val="single" w:sz="2" w:space="0" w:color="000000"/>
@@ -10509,7 +10509,7 @@
         </w:tc>
         <w:tc>
           <w:tcPr>
-            <w:tcW w:w="7262" w:type="dxa"/>
+            <w:tcW w:w="7263" w:type="dxa"/>
             <w:tcBorders>
               <w:left w:val="single" w:sz="2" w:space="0" w:color="000000"/>
               <w:bottom w:val="single" w:sz="2" w:space="0" w:color="000000"/>
@@ -12500,7 +12500,23 @@
           <w:color w:val="C9211E"/>
           <w:lang w:val="da-DK"/>
         </w:rPr>
-        <w:t>Version 3.2 understøtter ”ASCII”, ”OctoBraille 1252” og ”Unicode”.</w:t>
+        <w:t xml:space="preserve">Version </w:t>
+      </w:r>
+      <w:r>
+        <w:rPr>
+          <w:rFonts w:cs="Verdana" w:ascii="Verdana" w:hAnsi="Verdana"/>
+          <w:color w:val="C9211E"/>
+          <w:lang w:val="da-DK"/>
+        </w:rPr>
+        <w:t>4.0</w:t>
+      </w:r>
+      <w:r>
+        <w:rPr>
+          <w:rFonts w:cs="Verdana" w:ascii="Verdana" w:hAnsi="Verdana"/>
+          <w:color w:val="C9211E"/>
+          <w:lang w:val="da-DK"/>
+        </w:rPr>
+        <w:t xml:space="preserve"> understøtter ”ASCII”, ”OctoBraille 1252” og ”Unicode”.</w:t>
       </w:r>
     </w:p>
     <w:p>
@@ -13398,14 +13414,14 @@
         </w:tblCellMar>
       </w:tblPr>
       <w:tblGrid>
-        <w:gridCol w:w="1643"/>
-        <w:gridCol w:w="8007"/>
+        <w:gridCol w:w="1642"/>
+        <w:gridCol w:w="8008"/>
       </w:tblGrid>
       <w:tr>
         <w:trPr/>
         <w:tc>
           <w:tcPr>
-            <w:tcW w:w="1643" w:type="dxa"/>
+            <w:tcW w:w="1642" w:type="dxa"/>
             <w:tcBorders>
               <w:top w:val="single" w:sz="2" w:space="0" w:color="000000"/>
               <w:left w:val="single" w:sz="2" w:space="0" w:color="000000"/>
@@ -13453,7 +13469,7 @@
         </w:tc>
         <w:tc>
           <w:tcPr>
-            <w:tcW w:w="8007" w:type="dxa"/>
+            <w:tcW w:w="8008" w:type="dxa"/>
             <w:tcBorders>
               <w:top w:val="single" w:sz="2" w:space="0" w:color="000000"/>
               <w:left w:val="single" w:sz="2" w:space="0" w:color="000000"/>
@@ -13513,7 +13529,7 @@
         <w:trPr/>
         <w:tc>
           <w:tcPr>
-            <w:tcW w:w="1643" w:type="dxa"/>
+            <w:tcW w:w="1642" w:type="dxa"/>
             <w:tcBorders>
               <w:left w:val="single" w:sz="2" w:space="0" w:color="000000"/>
               <w:bottom w:val="single" w:sz="2" w:space="0" w:color="000000"/>
@@ -13553,7 +13569,7 @@
         </w:tc>
         <w:tc>
           <w:tcPr>
-            <w:tcW w:w="8007" w:type="dxa"/>
+            <w:tcW w:w="8008" w:type="dxa"/>
             <w:tcBorders>
               <w:left w:val="single" w:sz="2" w:space="0" w:color="000000"/>
               <w:bottom w:val="single" w:sz="2" w:space="0" w:color="000000"/>
@@ -13652,7 +13668,7 @@
           <w:numId w:val="3"/>
         </w:numPr>
         <w:suppressAutoHyphens w:val="true"/>
-        <w:overflowPunct w:val="true"/>
+        <w:overflowPunct w:val="false"/>
         <w:bidi w:val="0"/>
         <w:spacing w:before="200" w:after="120"/>
         <w:ind w:left="510" w:right="0" w:hanging="578"/>
@@ -14986,14 +15002,14 @@
         </w:tblCellMar>
       </w:tblPr>
       <w:tblGrid>
-        <w:gridCol w:w="3394"/>
-        <w:gridCol w:w="6252"/>
+        <w:gridCol w:w="3393"/>
+        <w:gridCol w:w="6253"/>
       </w:tblGrid>
       <w:tr>
         <w:trPr/>
         <w:tc>
           <w:tcPr>
-            <w:tcW w:w="3394" w:type="dxa"/>
+            <w:tcW w:w="3393" w:type="dxa"/>
             <w:tcBorders>
               <w:top w:val="single" w:sz="2" w:space="0" w:color="000000"/>
               <w:left w:val="single" w:sz="2" w:space="0" w:color="000000"/>
@@ -15020,7 +15036,7 @@
         </w:tc>
         <w:tc>
           <w:tcPr>
-            <w:tcW w:w="6252" w:type="dxa"/>
+            <w:tcW w:w="6253" w:type="dxa"/>
             <w:tcBorders>
               <w:top w:val="single" w:sz="2" w:space="0" w:color="000000"/>
               <w:left w:val="single" w:sz="2" w:space="0" w:color="000000"/>
@@ -15051,7 +15067,7 @@
         <w:trPr/>
         <w:tc>
           <w:tcPr>
-            <w:tcW w:w="3394" w:type="dxa"/>
+            <w:tcW w:w="3393" w:type="dxa"/>
             <w:tcBorders>
               <w:left w:val="single" w:sz="2" w:space="0" w:color="000000"/>
               <w:bottom w:val="single" w:sz="2" w:space="0" w:color="000000"/>
@@ -15075,7 +15091,7 @@
         </w:tc>
         <w:tc>
           <w:tcPr>
-            <w:tcW w:w="6252" w:type="dxa"/>
+            <w:tcW w:w="6253" w:type="dxa"/>
             <w:tcBorders>
               <w:left w:val="single" w:sz="2" w:space="0" w:color="000000"/>
               <w:bottom w:val="single" w:sz="2" w:space="0" w:color="000000"/>
@@ -15103,7 +15119,7 @@
         <w:trPr/>
         <w:tc>
           <w:tcPr>
-            <w:tcW w:w="3394" w:type="dxa"/>
+            <w:tcW w:w="3393" w:type="dxa"/>
             <w:tcBorders>
               <w:left w:val="single" w:sz="2" w:space="0" w:color="000000"/>
               <w:bottom w:val="single" w:sz="2" w:space="0" w:color="000000"/>
@@ -15127,7 +15143,7 @@
         </w:tc>
         <w:tc>
           <w:tcPr>
-            <w:tcW w:w="6252" w:type="dxa"/>
+            <w:tcW w:w="6253" w:type="dxa"/>
             <w:tcBorders>
               <w:left w:val="single" w:sz="2" w:space="0" w:color="000000"/>
               <w:bottom w:val="single" w:sz="2" w:space="0" w:color="000000"/>
@@ -15155,7 +15171,7 @@
         <w:trPr/>
         <w:tc>
           <w:tcPr>
-            <w:tcW w:w="3394" w:type="dxa"/>
+            <w:tcW w:w="3393" w:type="dxa"/>
             <w:tcBorders>
               <w:left w:val="single" w:sz="2" w:space="0" w:color="000000"/>
               <w:bottom w:val="single" w:sz="2" w:space="0" w:color="000000"/>
@@ -15180,7 +15196,7 @@
         </w:tc>
         <w:tc>
           <w:tcPr>
-            <w:tcW w:w="6252" w:type="dxa"/>
+            <w:tcW w:w="6253" w:type="dxa"/>
             <w:tcBorders>
               <w:left w:val="single" w:sz="2" w:space="0" w:color="000000"/>
               <w:bottom w:val="single" w:sz="2" w:space="0" w:color="000000"/>
@@ -15210,7 +15226,7 @@
         <w:trPr/>
         <w:tc>
           <w:tcPr>
-            <w:tcW w:w="3394" w:type="dxa"/>
+            <w:tcW w:w="3393" w:type="dxa"/>
             <w:tcBorders>
               <w:left w:val="single" w:sz="2" w:space="0" w:color="000000"/>
               <w:bottom w:val="single" w:sz="2" w:space="0" w:color="000000"/>
@@ -15236,7 +15252,7 @@
         </w:tc>
         <w:tc>
           <w:tcPr>
-            <w:tcW w:w="6252" w:type="dxa"/>
+            <w:tcW w:w="6253" w:type="dxa"/>
             <w:tcBorders>
               <w:left w:val="single" w:sz="2" w:space="0" w:color="000000"/>
               <w:bottom w:val="single" w:sz="2" w:space="0" w:color="000000"/>
@@ -15266,7 +15282,7 @@
         <w:trPr/>
         <w:tc>
           <w:tcPr>
-            <w:tcW w:w="3394" w:type="dxa"/>
+            <w:tcW w:w="3393" w:type="dxa"/>
             <w:tcBorders>
               <w:left w:val="single" w:sz="2" w:space="0" w:color="000000"/>
               <w:bottom w:val="single" w:sz="2" w:space="0" w:color="000000"/>
@@ -15290,7 +15306,7 @@
         </w:tc>
         <w:tc>
           <w:tcPr>
-            <w:tcW w:w="6252" w:type="dxa"/>
+            <w:tcW w:w="6253" w:type="dxa"/>
             <w:tcBorders>
               <w:left w:val="single" w:sz="2" w:space="0" w:color="000000"/>
               <w:bottom w:val="single" w:sz="2" w:space="0" w:color="000000"/>
@@ -15318,7 +15334,7 @@
         <w:trPr/>
         <w:tc>
           <w:tcPr>
-            <w:tcW w:w="3394" w:type="dxa"/>
+            <w:tcW w:w="3393" w:type="dxa"/>
             <w:tcBorders>
               <w:left w:val="single" w:sz="2" w:space="0" w:color="000000"/>
               <w:bottom w:val="single" w:sz="2" w:space="0" w:color="000000"/>
@@ -15342,7 +15358,7 @@
         </w:tc>
         <w:tc>
           <w:tcPr>
-            <w:tcW w:w="6252" w:type="dxa"/>
+            <w:tcW w:w="6253" w:type="dxa"/>
             <w:tcBorders>
               <w:left w:val="single" w:sz="2" w:space="0" w:color="000000"/>
               <w:bottom w:val="single" w:sz="2" w:space="0" w:color="000000"/>
@@ -15368,7 +15384,7 @@
         <w:trPr/>
         <w:tc>
           <w:tcPr>
-            <w:tcW w:w="3394" w:type="dxa"/>
+            <w:tcW w:w="3393" w:type="dxa"/>
             <w:tcBorders>
               <w:left w:val="single" w:sz="2" w:space="0" w:color="000000"/>
               <w:bottom w:val="single" w:sz="2" w:space="0" w:color="000000"/>
@@ -15392,7 +15408,7 @@
         </w:tc>
         <w:tc>
           <w:tcPr>
-            <w:tcW w:w="6252" w:type="dxa"/>
+            <w:tcW w:w="6253" w:type="dxa"/>
             <w:tcBorders>
               <w:left w:val="single" w:sz="2" w:space="0" w:color="000000"/>
               <w:bottom w:val="single" w:sz="2" w:space="0" w:color="000000"/>
@@ -15431,7 +15447,7 @@
         <w:trPr/>
         <w:tc>
           <w:tcPr>
-            <w:tcW w:w="3394" w:type="dxa"/>
+            <w:tcW w:w="3393" w:type="dxa"/>
             <w:tcBorders>
               <w:left w:val="single" w:sz="2" w:space="0" w:color="000000"/>
               <w:bottom w:val="single" w:sz="2" w:space="0" w:color="000000"/>
@@ -15455,7 +15471,7 @@
         </w:tc>
         <w:tc>
           <w:tcPr>
-            <w:tcW w:w="6252" w:type="dxa"/>
+            <w:tcW w:w="6253" w:type="dxa"/>
             <w:tcBorders>
               <w:left w:val="single" w:sz="2" w:space="0" w:color="000000"/>
               <w:bottom w:val="single" w:sz="2" w:space="0" w:color="000000"/>
@@ -15494,7 +15510,7 @@
         <w:trPr/>
         <w:tc>
           <w:tcPr>
-            <w:tcW w:w="3394" w:type="dxa"/>
+            <w:tcW w:w="3393" w:type="dxa"/>
             <w:tcBorders>
               <w:left w:val="single" w:sz="2" w:space="0" w:color="000000"/>
               <w:bottom w:val="single" w:sz="2" w:space="0" w:color="000000"/>
@@ -15520,7 +15536,7 @@
         </w:tc>
         <w:tc>
           <w:tcPr>
-            <w:tcW w:w="6252" w:type="dxa"/>
+            <w:tcW w:w="6253" w:type="dxa"/>
             <w:tcBorders>
               <w:left w:val="single" w:sz="2" w:space="0" w:color="000000"/>
               <w:bottom w:val="single" w:sz="2" w:space="0" w:color="000000"/>
@@ -15550,7 +15566,7 @@
         <w:trPr/>
         <w:tc>
           <w:tcPr>
-            <w:tcW w:w="3394" w:type="dxa"/>
+            <w:tcW w:w="3393" w:type="dxa"/>
             <w:tcBorders>
               <w:left w:val="single" w:sz="2" w:space="0" w:color="000000"/>
               <w:bottom w:val="single" w:sz="2" w:space="0" w:color="000000"/>
@@ -15576,7 +15592,7 @@
         </w:tc>
         <w:tc>
           <w:tcPr>
-            <w:tcW w:w="6252" w:type="dxa"/>
+            <w:tcW w:w="6253" w:type="dxa"/>
             <w:tcBorders>
               <w:left w:val="single" w:sz="2" w:space="0" w:color="000000"/>
               <w:bottom w:val="single" w:sz="2" w:space="0" w:color="000000"/>
@@ -15606,7 +15622,7 @@
         <w:trPr/>
         <w:tc>
           <w:tcPr>
-            <w:tcW w:w="3394" w:type="dxa"/>
+            <w:tcW w:w="3393" w:type="dxa"/>
             <w:tcBorders>
               <w:left w:val="single" w:sz="2" w:space="0" w:color="000000"/>
               <w:bottom w:val="single" w:sz="2" w:space="0" w:color="000000"/>
@@ -15632,7 +15648,7 @@
         </w:tc>
         <w:tc>
           <w:tcPr>
-            <w:tcW w:w="6252" w:type="dxa"/>
+            <w:tcW w:w="6253" w:type="dxa"/>
             <w:tcBorders>
               <w:left w:val="single" w:sz="2" w:space="0" w:color="000000"/>
               <w:bottom w:val="single" w:sz="2" w:space="0" w:color="000000"/>
@@ -15662,7 +15678,7 @@
         <w:trPr/>
         <w:tc>
           <w:tcPr>
-            <w:tcW w:w="3394" w:type="dxa"/>
+            <w:tcW w:w="3393" w:type="dxa"/>
             <w:tcBorders>
               <w:left w:val="single" w:sz="2" w:space="0" w:color="000000"/>
               <w:bottom w:val="single" w:sz="2" w:space="0" w:color="000000"/>
@@ -15688,7 +15704,7 @@
         </w:tc>
         <w:tc>
           <w:tcPr>
-            <w:tcW w:w="6252" w:type="dxa"/>
+            <w:tcW w:w="6253" w:type="dxa"/>
             <w:tcBorders>
               <w:left w:val="single" w:sz="2" w:space="0" w:color="000000"/>
               <w:bottom w:val="single" w:sz="2" w:space="0" w:color="000000"/>
@@ -15718,7 +15734,7 @@
         <w:trPr/>
         <w:tc>
           <w:tcPr>
-            <w:tcW w:w="3394" w:type="dxa"/>
+            <w:tcW w:w="3393" w:type="dxa"/>
             <w:tcBorders>
               <w:left w:val="single" w:sz="2" w:space="0" w:color="000000"/>
               <w:bottom w:val="single" w:sz="2" w:space="0" w:color="000000"/>
@@ -15742,7 +15758,7 @@
         </w:tc>
         <w:tc>
           <w:tcPr>
-            <w:tcW w:w="6252" w:type="dxa"/>
+            <w:tcW w:w="6253" w:type="dxa"/>
             <w:tcBorders>
               <w:left w:val="single" w:sz="2" w:space="0" w:color="000000"/>
               <w:bottom w:val="single" w:sz="2" w:space="0" w:color="000000"/>
@@ -15770,7 +15786,7 @@
         <w:trPr/>
         <w:tc>
           <w:tcPr>
-            <w:tcW w:w="3394" w:type="dxa"/>
+            <w:tcW w:w="3393" w:type="dxa"/>
             <w:tcBorders>
               <w:left w:val="single" w:sz="2" w:space="0" w:color="000000"/>
               <w:bottom w:val="single" w:sz="2" w:space="0" w:color="000000"/>
@@ -15805,7 +15821,7 @@
         </w:tc>
         <w:tc>
           <w:tcPr>
-            <w:tcW w:w="6252" w:type="dxa"/>
+            <w:tcW w:w="6253" w:type="dxa"/>
             <w:tcBorders>
               <w:left w:val="single" w:sz="2" w:space="0" w:color="000000"/>
               <w:bottom w:val="single" w:sz="2" w:space="0" w:color="000000"/>
@@ -15833,7 +15849,7 @@
         <w:trPr/>
         <w:tc>
           <w:tcPr>
-            <w:tcW w:w="3394" w:type="dxa"/>
+            <w:tcW w:w="3393" w:type="dxa"/>
             <w:tcBorders>
               <w:left w:val="single" w:sz="2" w:space="0" w:color="000000"/>
               <w:bottom w:val="single" w:sz="2" w:space="0" w:color="000000"/>
@@ -15868,7 +15884,7 @@
         </w:tc>
         <w:tc>
           <w:tcPr>
-            <w:tcW w:w="6252" w:type="dxa"/>
+            <w:tcW w:w="6253" w:type="dxa"/>
             <w:tcBorders>
               <w:left w:val="single" w:sz="2" w:space="0" w:color="000000"/>
               <w:bottom w:val="single" w:sz="2" w:space="0" w:color="000000"/>
@@ -15894,7 +15910,7 @@
         <w:trPr/>
         <w:tc>
           <w:tcPr>
-            <w:tcW w:w="3394" w:type="dxa"/>
+            <w:tcW w:w="3393" w:type="dxa"/>
             <w:tcBorders>
               <w:left w:val="single" w:sz="2" w:space="0" w:color="000000"/>
               <w:bottom w:val="single" w:sz="2" w:space="0" w:color="000000"/>
@@ -15918,7 +15934,7 @@
         </w:tc>
         <w:tc>
           <w:tcPr>
-            <w:tcW w:w="6252" w:type="dxa"/>
+            <w:tcW w:w="6253" w:type="dxa"/>
             <w:tcBorders>
               <w:left w:val="single" w:sz="2" w:space="0" w:color="000000"/>
               <w:bottom w:val="single" w:sz="2" w:space="0" w:color="000000"/>
@@ -15946,7 +15962,7 @@
         <w:trPr/>
         <w:tc>
           <w:tcPr>
-            <w:tcW w:w="3394" w:type="dxa"/>
+            <w:tcW w:w="3393" w:type="dxa"/>
             <w:tcBorders>
               <w:left w:val="single" w:sz="2" w:space="0" w:color="000000"/>
               <w:bottom w:val="single" w:sz="2" w:space="0" w:color="000000"/>
@@ -15970,7 +15986,7 @@
         </w:tc>
         <w:tc>
           <w:tcPr>
-            <w:tcW w:w="6252" w:type="dxa"/>
+            <w:tcW w:w="6253" w:type="dxa"/>
             <w:tcBorders>
               <w:left w:val="single" w:sz="2" w:space="0" w:color="000000"/>
               <w:bottom w:val="single" w:sz="2" w:space="0" w:color="000000"/>
@@ -15998,7 +16014,7 @@
         <w:trPr/>
         <w:tc>
           <w:tcPr>
-            <w:tcW w:w="3394" w:type="dxa"/>
+            <w:tcW w:w="3393" w:type="dxa"/>
             <w:tcBorders>
               <w:left w:val="single" w:sz="2" w:space="0" w:color="000000"/>
               <w:bottom w:val="single" w:sz="2" w:space="0" w:color="000000"/>
@@ -16022,7 +16038,7 @@
         </w:tc>
         <w:tc>
           <w:tcPr>
-            <w:tcW w:w="6252" w:type="dxa"/>
+            <w:tcW w:w="6253" w:type="dxa"/>
             <w:tcBorders>
               <w:left w:val="single" w:sz="2" w:space="0" w:color="000000"/>
               <w:bottom w:val="single" w:sz="2" w:space="0" w:color="000000"/>
@@ -16048,7 +16064,7 @@
         <w:trPr/>
         <w:tc>
           <w:tcPr>
-            <w:tcW w:w="3394" w:type="dxa"/>
+            <w:tcW w:w="3393" w:type="dxa"/>
             <w:tcBorders>
               <w:left w:val="single" w:sz="2" w:space="0" w:color="000000"/>
               <w:bottom w:val="single" w:sz="2" w:space="0" w:color="000000"/>
@@ -16072,7 +16088,7 @@
         </w:tc>
         <w:tc>
           <w:tcPr>
-            <w:tcW w:w="6252" w:type="dxa"/>
+            <w:tcW w:w="6253" w:type="dxa"/>
             <w:tcBorders>
               <w:left w:val="single" w:sz="2" w:space="0" w:color="000000"/>
               <w:bottom w:val="single" w:sz="2" w:space="0" w:color="000000"/>
@@ -16100,7 +16116,7 @@
         <w:trPr/>
         <w:tc>
           <w:tcPr>
-            <w:tcW w:w="3394" w:type="dxa"/>
+            <w:tcW w:w="3393" w:type="dxa"/>
             <w:tcBorders>
               <w:left w:val="single" w:sz="2" w:space="0" w:color="000000"/>
               <w:bottom w:val="single" w:sz="2" w:space="0" w:color="000000"/>
@@ -16124,7 +16140,7 @@
         </w:tc>
         <w:tc>
           <w:tcPr>
-            <w:tcW w:w="6252" w:type="dxa"/>
+            <w:tcW w:w="6253" w:type="dxa"/>
             <w:tcBorders>
               <w:left w:val="single" w:sz="2" w:space="0" w:color="000000"/>
               <w:bottom w:val="single" w:sz="2" w:space="0" w:color="000000"/>
@@ -16152,7 +16168,7 @@
         <w:trPr/>
         <w:tc>
           <w:tcPr>
-            <w:tcW w:w="3394" w:type="dxa"/>
+            <w:tcW w:w="3393" w:type="dxa"/>
             <w:tcBorders>
               <w:left w:val="single" w:sz="2" w:space="0" w:color="000000"/>
               <w:bottom w:val="single" w:sz="2" w:space="0" w:color="000000"/>
@@ -16175,7 +16191,7 @@
         </w:tc>
         <w:tc>
           <w:tcPr>
-            <w:tcW w:w="6252" w:type="dxa"/>
+            <w:tcW w:w="6253" w:type="dxa"/>
             <w:tcBorders>
               <w:left w:val="single" w:sz="2" w:space="0" w:color="000000"/>
               <w:bottom w:val="single" w:sz="2" w:space="0" w:color="000000"/>
@@ -16205,7 +16221,7 @@
         <w:trPr/>
         <w:tc>
           <w:tcPr>
-            <w:tcW w:w="3394" w:type="dxa"/>
+            <w:tcW w:w="3393" w:type="dxa"/>
             <w:tcBorders>
               <w:left w:val="single" w:sz="2" w:space="0" w:color="000000"/>
               <w:bottom w:val="single" w:sz="2" w:space="0" w:color="000000"/>
@@ -16231,7 +16247,7 @@
         </w:tc>
         <w:tc>
           <w:tcPr>
-            <w:tcW w:w="6252" w:type="dxa"/>
+            <w:tcW w:w="6253" w:type="dxa"/>
             <w:tcBorders>
               <w:left w:val="single" w:sz="2" w:space="0" w:color="000000"/>
               <w:bottom w:val="single" w:sz="2" w:space="0" w:color="000000"/>
@@ -16303,14 +16319,14 @@
         </w:tblCellMar>
       </w:tblPr>
       <w:tblGrid>
-        <w:gridCol w:w="2872"/>
-        <w:gridCol w:w="6774"/>
+        <w:gridCol w:w="2871"/>
+        <w:gridCol w:w="6775"/>
       </w:tblGrid>
       <w:tr>
         <w:trPr/>
         <w:tc>
           <w:tcPr>
-            <w:tcW w:w="2872" w:type="dxa"/>
+            <w:tcW w:w="2871" w:type="dxa"/>
             <w:tcBorders>
               <w:top w:val="single" w:sz="2" w:space="0" w:color="000000"/>
               <w:left w:val="single" w:sz="2" w:space="0" w:color="000000"/>
@@ -16337,7 +16353,7 @@
         </w:tc>
         <w:tc>
           <w:tcPr>
-            <w:tcW w:w="6774" w:type="dxa"/>
+            <w:tcW w:w="6775" w:type="dxa"/>
             <w:tcBorders>
               <w:top w:val="single" w:sz="2" w:space="0" w:color="000000"/>
               <w:left w:val="single" w:sz="2" w:space="0" w:color="000000"/>
@@ -16368,7 +16384,7 @@
         <w:trPr/>
         <w:tc>
           <w:tcPr>
-            <w:tcW w:w="2872" w:type="dxa"/>
+            <w:tcW w:w="2871" w:type="dxa"/>
             <w:tcBorders>
               <w:left w:val="single" w:sz="2" w:space="0" w:color="000000"/>
               <w:bottom w:val="single" w:sz="2" w:space="0" w:color="000000"/>
@@ -16394,7 +16410,7 @@
         </w:tc>
         <w:tc>
           <w:tcPr>
-            <w:tcW w:w="6774" w:type="dxa"/>
+            <w:tcW w:w="6775" w:type="dxa"/>
             <w:tcBorders>
               <w:left w:val="single" w:sz="2" w:space="0" w:color="000000"/>
               <w:bottom w:val="single" w:sz="2" w:space="0" w:color="000000"/>
@@ -16433,7 +16449,7 @@
         <w:trPr/>
         <w:tc>
           <w:tcPr>
-            <w:tcW w:w="2872" w:type="dxa"/>
+            <w:tcW w:w="2871" w:type="dxa"/>
             <w:tcBorders>
               <w:left w:val="single" w:sz="2" w:space="0" w:color="000000"/>
               <w:bottom w:val="single" w:sz="2" w:space="0" w:color="000000"/>
@@ -16459,7 +16475,7 @@
         </w:tc>
         <w:tc>
           <w:tcPr>
-            <w:tcW w:w="6774" w:type="dxa"/>
+            <w:tcW w:w="6775" w:type="dxa"/>
             <w:tcBorders>
               <w:left w:val="single" w:sz="2" w:space="0" w:color="000000"/>
               <w:bottom w:val="single" w:sz="2" w:space="0" w:color="000000"/>
@@ -16498,7 +16514,7 @@
         <w:trPr/>
         <w:tc>
           <w:tcPr>
-            <w:tcW w:w="2872" w:type="dxa"/>
+            <w:tcW w:w="2871" w:type="dxa"/>
             <w:tcBorders>
               <w:left w:val="single" w:sz="2" w:space="0" w:color="000000"/>
               <w:bottom w:val="single" w:sz="2" w:space="0" w:color="000000"/>
@@ -16524,7 +16540,7 @@
         </w:tc>
         <w:tc>
           <w:tcPr>
-            <w:tcW w:w="6774" w:type="dxa"/>
+            <w:tcW w:w="6775" w:type="dxa"/>
             <w:tcBorders>
               <w:left w:val="single" w:sz="2" w:space="0" w:color="000000"/>
               <w:bottom w:val="single" w:sz="2" w:space="0" w:color="000000"/>
@@ -16563,7 +16579,7 @@
         <w:trPr/>
         <w:tc>
           <w:tcPr>
-            <w:tcW w:w="2872" w:type="dxa"/>
+            <w:tcW w:w="2871" w:type="dxa"/>
             <w:tcBorders>
               <w:left w:val="single" w:sz="2" w:space="0" w:color="000000"/>
               <w:bottom w:val="single" w:sz="2" w:space="0" w:color="000000"/>
@@ -16586,7 +16602,7 @@
         </w:tc>
         <w:tc>
           <w:tcPr>
-            <w:tcW w:w="6774" w:type="dxa"/>
+            <w:tcW w:w="6775" w:type="dxa"/>
             <w:tcBorders>
               <w:left w:val="single" w:sz="2" w:space="0" w:color="000000"/>
               <w:bottom w:val="single" w:sz="2" w:space="0" w:color="000000"/>
@@ -16638,7 +16654,7 @@
         <w:trPr/>
         <w:tc>
           <w:tcPr>
-            <w:tcW w:w="2872" w:type="dxa"/>
+            <w:tcW w:w="2871" w:type="dxa"/>
             <w:tcBorders>
               <w:left w:val="single" w:sz="2" w:space="0" w:color="000000"/>
               <w:bottom w:val="single" w:sz="2" w:space="0" w:color="000000"/>
@@ -16664,7 +16680,7 @@
         </w:tc>
         <w:tc>
           <w:tcPr>
-            <w:tcW w:w="6774" w:type="dxa"/>
+            <w:tcW w:w="6775" w:type="dxa"/>
             <w:tcBorders>
               <w:left w:val="single" w:sz="2" w:space="0" w:color="000000"/>
               <w:bottom w:val="single" w:sz="2" w:space="0" w:color="000000"/>
@@ -16703,7 +16719,7 @@
         <w:trPr/>
         <w:tc>
           <w:tcPr>
-            <w:tcW w:w="2872" w:type="dxa"/>
+            <w:tcW w:w="2871" w:type="dxa"/>
             <w:tcBorders>
               <w:left w:val="single" w:sz="2" w:space="0" w:color="000000"/>
               <w:bottom w:val="single" w:sz="2" w:space="0" w:color="000000"/>
@@ -16740,7 +16756,7 @@
         </w:tc>
         <w:tc>
           <w:tcPr>
-            <w:tcW w:w="6774" w:type="dxa"/>
+            <w:tcW w:w="6775" w:type="dxa"/>
             <w:tcBorders>
               <w:left w:val="single" w:sz="2" w:space="0" w:color="000000"/>
               <w:bottom w:val="single" w:sz="2" w:space="0" w:color="000000"/>
@@ -16779,7 +16795,7 @@
         <w:trPr/>
         <w:tc>
           <w:tcPr>
-            <w:tcW w:w="2872" w:type="dxa"/>
+            <w:tcW w:w="2871" w:type="dxa"/>
             <w:tcBorders>
               <w:left w:val="single" w:sz="2" w:space="0" w:color="000000"/>
               <w:bottom w:val="single" w:sz="2" w:space="0" w:color="000000"/>
@@ -16816,7 +16832,7 @@
         </w:tc>
         <w:tc>
           <w:tcPr>
-            <w:tcW w:w="6774" w:type="dxa"/>
+            <w:tcW w:w="6775" w:type="dxa"/>
             <w:tcBorders>
               <w:left w:val="single" w:sz="2" w:space="0" w:color="000000"/>
               <w:bottom w:val="single" w:sz="2" w:space="0" w:color="000000"/>
@@ -16855,7 +16871,7 @@
         <w:trPr/>
         <w:tc>
           <w:tcPr>
-            <w:tcW w:w="2872" w:type="dxa"/>
+            <w:tcW w:w="2871" w:type="dxa"/>
             <w:tcBorders>
               <w:left w:val="single" w:sz="2" w:space="0" w:color="000000"/>
               <w:bottom w:val="single" w:sz="2" w:space="0" w:color="000000"/>
@@ -16879,7 +16895,7 @@
         </w:tc>
         <w:tc>
           <w:tcPr>
-            <w:tcW w:w="6774" w:type="dxa"/>
+            <w:tcW w:w="6775" w:type="dxa"/>
             <w:tcBorders>
               <w:left w:val="single" w:sz="2" w:space="0" w:color="000000"/>
               <w:bottom w:val="single" w:sz="2" w:space="0" w:color="000000"/>
@@ -16907,7 +16923,7 @@
         <w:trPr/>
         <w:tc>
           <w:tcPr>
-            <w:tcW w:w="2872" w:type="dxa"/>
+            <w:tcW w:w="2871" w:type="dxa"/>
             <w:tcBorders>
               <w:left w:val="single" w:sz="2" w:space="0" w:color="000000"/>
               <w:bottom w:val="single" w:sz="2" w:space="0" w:color="000000"/>
@@ -16930,7 +16946,7 @@
         </w:tc>
         <w:tc>
           <w:tcPr>
-            <w:tcW w:w="6774" w:type="dxa"/>
+            <w:tcW w:w="6775" w:type="dxa"/>
             <w:tcBorders>
               <w:left w:val="single" w:sz="2" w:space="0" w:color="000000"/>
               <w:bottom w:val="single" w:sz="2" w:space="0" w:color="000000"/>
@@ -16958,7 +16974,7 @@
         <w:trPr/>
         <w:tc>
           <w:tcPr>
-            <w:tcW w:w="2872" w:type="dxa"/>
+            <w:tcW w:w="2871" w:type="dxa"/>
             <w:tcBorders>
               <w:left w:val="single" w:sz="2" w:space="0" w:color="000000"/>
             </w:tcBorders>
@@ -16983,7 +16999,7 @@
         </w:tc>
         <w:tc>
           <w:tcPr>
-            <w:tcW w:w="6774" w:type="dxa"/>
+            <w:tcW w:w="6775" w:type="dxa"/>
             <w:tcBorders>
               <w:left w:val="single" w:sz="2" w:space="0" w:color="000000"/>
               <w:right w:val="single" w:sz="2" w:space="0" w:color="000000"/>
@@ -17010,7 +17026,7 @@
         <w:trPr/>
         <w:tc>
           <w:tcPr>
-            <w:tcW w:w="2872" w:type="dxa"/>
+            <w:tcW w:w="2871" w:type="dxa"/>
             <w:tcBorders>
               <w:left w:val="single" w:sz="2" w:space="0" w:color="000000"/>
             </w:tcBorders>
@@ -17035,7 +17051,7 @@
         </w:tc>
         <w:tc>
           <w:tcPr>
-            <w:tcW w:w="6774" w:type="dxa"/>
+            <w:tcW w:w="6775" w:type="dxa"/>
             <w:tcBorders>
               <w:left w:val="single" w:sz="2" w:space="0" w:color="000000"/>
               <w:right w:val="single" w:sz="2" w:space="0" w:color="000000"/>
@@ -17060,7 +17076,7 @@
         <w:trPr/>
         <w:tc>
           <w:tcPr>
-            <w:tcW w:w="2872" w:type="dxa"/>
+            <w:tcW w:w="2871" w:type="dxa"/>
             <w:tcBorders>
               <w:left w:val="single" w:sz="2" w:space="0" w:color="000000"/>
               <w:bottom w:val="single" w:sz="2" w:space="0" w:color="000000"/>
@@ -17086,7 +17102,7 @@
         </w:tc>
         <w:tc>
           <w:tcPr>
-            <w:tcW w:w="6774" w:type="dxa"/>
+            <w:tcW w:w="6775" w:type="dxa"/>
             <w:tcBorders>
               <w:left w:val="single" w:sz="2" w:space="0" w:color="000000"/>
               <w:bottom w:val="single" w:sz="2" w:space="0" w:color="000000"/>
@@ -17671,7 +17687,7 @@
     </w:r>
     <w:r>
       <w:rPr/>
-      <w:t>11</w:t>
+      <w:t>26</w:t>
     </w:r>
     <w:r>
       <w:rPr/>
@@ -19010,7 +19026,7 @@
     <w:qFormat/>
     <w:pPr>
       <w:widowControl/>
-      <w:overflowPunct w:val="true"/>
+      <w:overflowPunct w:val="false"/>
       <w:bidi w:val="0"/>
       <w:jc w:val="left"/>
     </w:pPr>
